--- a/analysis/deliverables/KOSI_이슈n포커스_원고_지원사업유형분석.docx
+++ b/analysis/deliverables/KOSI_이슈n포커스_원고_지원사업유형분석.docx
@@ -270,7 +270,7 @@
           <w:sz w:val="26"/>
           <w:szCs w:val="26"/>
         </w:rPr>
-        <w:t xml:space="preserve">2. 지원목적 유형 체계</w:t>
+        <w:t xml:space="preserve">2. 중소기업 지원사업 정보 DB 구축</w:t>
       </w:r>
     </w:p>
     <w:p>
@@ -285,7 +285,7 @@
           <w:sz w:val="26"/>
           <w:szCs w:val="26"/>
         </w:rPr>
-        <w:t xml:space="preserve">3. 유형별 지원 규모와 추이</w:t>
+        <w:t xml:space="preserve">3. 지원목적 유형 체계</w:t>
       </w:r>
     </w:p>
     <w:p>
@@ -300,7 +300,7 @@
           <w:sz w:val="26"/>
           <w:szCs w:val="26"/>
         </w:rPr>
-        <w:t xml:space="preserve">4. 지원대상·지원수단·지원내용 유형</w:t>
+        <w:t xml:space="preserve">4. 유형별 지원 규모와 추이</w:t>
       </w:r>
     </w:p>
     <w:p>
@@ -315,7 +315,7 @@
           <w:sz w:val="26"/>
           <w:szCs w:val="26"/>
         </w:rPr>
-        <w:t xml:space="preserve">5. 소관별 구조와 기존 분류체계 비교</w:t>
+        <w:t xml:space="preserve">5. 지원대상·지원수단·지원내용 유형</w:t>
       </w:r>
     </w:p>
     <w:p>
@@ -330,7 +330,22 @@
           <w:sz w:val="26"/>
           <w:szCs w:val="26"/>
         </w:rPr>
-        <w:t xml:space="preserve">6. 시사점 및 정책과제</w:t>
+        <w:t xml:space="preserve">6. 소관별 구조와 기존 분류체계 비교</w:t>
+      </w:r>
+    </w:p>
+    <w:p>
+      <w:pPr>
+        <w:spacing w:after="120" w:before="0" w:line="384"/>
+      </w:pPr>
+      <w:r>
+        <w:rPr>
+          <w:rFonts w:ascii="KoPub돋움체" w:cs="KoPub돋움체" w:eastAsia="KoPub돋움체" w:hAnsi="KoPub돋움체"/>
+          <w:b/>
+          <w:bCs/>
+          <w:sz w:val="26"/>
+          <w:szCs w:val="26"/>
+        </w:rPr>
+        <w:t xml:space="preserve">7. 시사점 및 정책과제</w:t>
       </w:r>
     </w:p>
     <w:p>
@@ -402,7 +417,7 @@
           <w:sz w:val="23"/>
           <w:szCs w:val="23"/>
         </w:rPr>
-        <w:t xml:space="preserve">정책디렉토리의 지원분야 분류는 내역사업의 36%(787건)가 결측이고 '혼합(단독+공동)' 등 포괄 항목이 331건에 달해 목적별 포트폴리오 분석에 한계</w:t>
+        <w:t xml:space="preserve">정책디렉토리의 지원분야 분류는 2025년 이후에만 연계되어 내역사업의 36%(787건)가 결측이고 '혼합(단독+공동)' 등 포괄 항목이 331건에 달해 목적별 포트폴리오 분석에 한계</w:t>
       </w:r>
     </w:p>
     <w:p>
@@ -437,7 +452,7 @@
           <w:sz w:val="26"/>
           <w:szCs w:val="26"/>
         </w:rPr>
-        <w:t xml:space="preserve">&lt; 지원목적 유형 체계 &gt;</w:t>
+        <w:t xml:space="preserve">&lt; 사업정보 DB 구축(선행 작업) &gt;</w:t>
       </w:r>
     </w:p>
     <w:p>
@@ -457,7 +472,7 @@
           <w:sz w:val="23"/>
           <w:szCs w:val="23"/>
         </w:rPr>
-        <w:t xml:space="preserve">지원목적은 8개 대분류·22개 중분류로 구조화되며, 명칭은 '목적 서술어 + (수단)' 형식으로 통일</w:t>
+        <w:t xml:space="preserve">열린재정의 세부사업별 사업설명자료(연 7,400~8,100개)를 전수 수집하여 중소기업 지원사업 세부사업 400~470개를 선별하고, 서술 항목과 내역 구조를 파싱하여 내역사업 796건('24)·722건('25)·671건('26)의 사업정보 DB를 구축</w:t>
       </w:r>
     </w:p>
     <w:p>
@@ -477,7 +492,7 @@
           <w:sz w:val="23"/>
           <w:szCs w:val="23"/>
         </w:rPr>
-        <w:t xml:space="preserve">혁신 단계형: A 기술혁신 촉진(개발·실증·사업화), B 창업·벤처 육성, C 수출·해외진출 촉진</w:t>
+        <w:t xml:space="preserve">세부사업 단위(사업목적·지원형태·수혜대상·근거법령·추진기관 등)와 내역사업 단위(내역예산·내역목적·산출근거)의 2계층 구조, 2026년 핵심 항목 보유율 90% 이상</w:t>
       </w:r>
     </w:p>
     <w:p>
@@ -497,7 +512,42 @@
           <w:sz w:val="23"/>
           <w:szCs w:val="23"/>
         </w:rPr>
-        <w:t xml:space="preserve">투입요소형: D 자금조달 지원(융자·보증·투자), E 생산기반 현대화·친환경 전환(시설·설비), F 전문인력 양성·채용 지원, G 고용 창출·유지 및 노동환경 개선</w:t>
+        <w:t xml:space="preserve">기업마당 공고를 내역사업에 매핑하여 공고 지원내용을 연결(보유 비중 30.0% → 42.5%)하고, 연도 간 일몰·이관 사업을 추적</w:t>
+      </w:r>
+    </w:p>
+    <w:p>
+      <w:pPr>
+        <w:spacing w:after="120" w:before="240" w:line="384"/>
+      </w:pPr>
+      <w:r>
+        <w:rPr>
+          <w:rFonts w:ascii="KoPub돋움체" w:cs="KoPub돋움체" w:eastAsia="KoPub돋움체" w:hAnsi="KoPub돋움체"/>
+          <w:b/>
+          <w:bCs/>
+          <w:sz w:val="26"/>
+          <w:szCs w:val="26"/>
+        </w:rPr>
+        <w:t xml:space="preserve">&lt; 지원목적 유형 체계 &gt;</w:t>
+      </w:r>
+    </w:p>
+    <w:p>
+      <w:pPr>
+        <w:pStyle w:val="ListParagraph"/>
+        <w:numPr>
+          <w:ilvl w:val="1"/>
+          <w:numId w:val="2"/>
+        </w:numPr>
+        <w:spacing w:after="40" w:before="0" w:line="384"/>
+      </w:pPr>
+      <w:r>
+        <w:rPr>
+          <w:rFonts w:ascii="KoPub바탕체" w:cs="KoPub바탕체" w:eastAsia="KoPub바탕체" w:hAnsi="KoPub바탕체"/>
+          <w:b w:val="false"/>
+          <w:bCs w:val="false"/>
+          <w:sz w:val="23"/>
+          <w:szCs w:val="23"/>
+        </w:rPr>
+        <w:t xml:space="preserve">지원목적은 8개 대분류·22개 중분류로 구조화되며, 명칭은 '목적 서술어 + (수단)' 형식으로 통일</w:t>
       </w:r>
     </w:p>
     <w:p>
@@ -517,6 +567,46 @@
           <w:sz w:val="23"/>
           <w:szCs w:val="23"/>
         </w:rPr>
+        <w:t xml:space="preserve">혁신 단계형: A 기술혁신 촉진(개발·실증·사업화), B 창업·벤처 육성, C 수출·해외진출 촉진</w:t>
+      </w:r>
+    </w:p>
+    <w:p>
+      <w:pPr>
+        <w:pStyle w:val="ListParagraph"/>
+        <w:numPr>
+          <w:ilvl w:val="2"/>
+          <w:numId w:val="2"/>
+        </w:numPr>
+        <w:spacing w:after="40" w:before="0" w:line="384"/>
+      </w:pPr>
+      <w:r>
+        <w:rPr>
+          <w:rFonts w:ascii="KoPub바탕체" w:cs="KoPub바탕체" w:eastAsia="KoPub바탕체" w:hAnsi="KoPub바탕체"/>
+          <w:b w:val="false"/>
+          <w:bCs w:val="false"/>
+          <w:sz w:val="23"/>
+          <w:szCs w:val="23"/>
+        </w:rPr>
+        <w:t xml:space="preserve">투입요소형: D 자금조달 지원(융자·보증·투자), E 생산기반 현대화·친환경 전환(시설·설비), F 전문인력 양성·채용 지원, G 고용 창출·유지 및 노동환경 개선</w:t>
+      </w:r>
+    </w:p>
+    <w:p>
+      <w:pPr>
+        <w:pStyle w:val="ListParagraph"/>
+        <w:numPr>
+          <w:ilvl w:val="2"/>
+          <w:numId w:val="2"/>
+        </w:numPr>
+        <w:spacing w:after="40" w:before="0" w:line="384"/>
+      </w:pPr>
+      <w:r>
+        <w:rPr>
+          <w:rFonts w:ascii="KoPub바탕체" w:cs="KoPub바탕체" w:eastAsia="KoPub바탕체" w:hAnsi="KoPub바탕체"/>
+          <w:b w:val="false"/>
+          <w:bCs w:val="false"/>
+          <w:sz w:val="23"/>
+          <w:szCs w:val="23"/>
+        </w:rPr>
         <w:t xml:space="preserve">경영서비스형: H 경영역량 강화·사업화 지원(컨설팅·마케팅·디자인)</w:t>
       </w:r>
     </w:p>
@@ -1226,7 +1316,7 @@
           <w:sz w:val="23"/>
           <w:szCs w:val="23"/>
         </w:rPr>
-        <w:t xml:space="preserve">2024~2026년 중앙부처 내역사업 2,189건 중 지원분야 중분류 결측 787건(36.0%)</w:t>
+        <w:t xml:space="preserve">2024~2026년 중앙부처 내역사업 2,189건 중 지원분야 중분류 결측 787건(36.0%). 2024년분 778건은 정책디렉토리 미연계</w:t>
       </w:r>
     </w:p>
     <w:p>
@@ -1400,7 +1490,7 @@
           <w:sz w:val="23"/>
           <w:szCs w:val="23"/>
         </w:rPr>
-        <w:t xml:space="preserve">중소벤처기업연구원 정책평가팀 중소기업 지원사업 DB(중앙부처 세부사업·내역사업, 기업마당 공고 연계)</w:t>
+        <w:t xml:space="preserve">정책평가팀이 열린재정의 세부사업별 사업설명자료를 전수 수집·파싱하여 구축한 중소기업 지원사업 정보 DB(2장 참조)</w:t>
       </w:r>
     </w:p>
     <w:p>
@@ -1497,7 +1587,7 @@
           <w:sz w:val="23"/>
           <w:szCs w:val="23"/>
         </w:rPr>
-        <w:t xml:space="preserve">(내용) 지원목적 유형 체계, 유형별 건수·예산·추이, 소관별 구조, 기존 분류체계와의 비교, 어휘 임베딩 단독 결과와의 교차 검증</w:t>
+        <w:t xml:space="preserve">(내용) 사업정보 DB 구축 과정, 지원목적 유형 체계, 유형별 건수·예산·추이, 소관별 구조, 기존 분류체계와의 비교, 어휘 임베딩 단독 결과와의 교차 검증</w:t>
       </w:r>
     </w:p>
     <w:p>
@@ -1677,6 +1767,2391 @@
           <w:szCs w:val="40"/>
         </w:rPr>
         <w:t xml:space="preserve">02  </w:t>
+      </w:r>
+      <w:r>
+        <w:rPr>
+          <w:rFonts w:ascii="KoPub돋움체" w:cs="KoPub돋움체" w:eastAsia="KoPub돋움체" w:hAnsi="KoPub돋움체"/>
+          <w:b/>
+          <w:bCs/>
+          <w:sz w:val="40"/>
+          <w:szCs w:val="40"/>
+        </w:rPr>
+        <w:t xml:space="preserve">중소기업 지원사업 정보 DB 구축</w:t>
+      </w:r>
+    </w:p>
+    <w:p>
+      <w:pPr>
+        <w:pStyle w:val="Heading2"/>
+        <w:spacing w:after="160" w:before="280" w:line="384"/>
+      </w:pPr>
+      <w:r>
+        <w:rPr>
+          <w:rFonts w:ascii="KoPub바탕체" w:cs="KoPub바탕체" w:eastAsia="KoPub바탕체" w:hAnsi="KoPub바탕체"/>
+          <w:b/>
+          <w:bCs/>
+          <w:color w:val="2F6F7E"/>
+          <w:sz w:val="30"/>
+          <w:szCs w:val="30"/>
+        </w:rPr>
+        <w:t xml:space="preserve">가. 구축 배경과 절차</w:t>
+      </w:r>
+    </w:p>
+    <w:p>
+      <w:pPr>
+        <w:pStyle w:val="ListParagraph"/>
+        <w:numPr>
+          <w:ilvl w:val="0"/>
+          <w:numId w:val="2"/>
+        </w:numPr>
+        <w:spacing w:after="40" w:before="0" w:line="384"/>
+      </w:pPr>
+      <w:r>
+        <w:rPr>
+          <w:rFonts w:ascii="KoPub바탕체" w:cs="KoPub바탕체" w:eastAsia="KoPub바탕체" w:hAnsi="KoPub바탕체"/>
+          <w:b/>
+          <w:bCs/>
+          <w:sz w:val="24"/>
+          <w:szCs w:val="24"/>
+        </w:rPr>
+        <w:t xml:space="preserve">중소기업 지원사업 현황조사를 위해 열린재정(재정정보공개시스템)의 세부사업별 「예산 및 기금운용계획 사업설명자료」를 전수 수집·파싱하여 내역사업 단위 사업정보 DB를 구축하였으며, 본 분석은 이 DB를 분석자료로 함</w:t>
+      </w:r>
+    </w:p>
+    <w:p>
+      <w:pPr>
+        <w:pStyle w:val="ListParagraph"/>
+        <w:numPr>
+          <w:ilvl w:val="1"/>
+          <w:numId w:val="2"/>
+        </w:numPr>
+        <w:spacing w:after="40" w:before="0" w:line="384"/>
+      </w:pPr>
+      <w:r>
+        <w:rPr>
+          <w:rFonts w:ascii="KoPub바탕체" w:cs="KoPub바탕체" w:eastAsia="KoPub바탕체" w:hAnsi="KoPub바탕체"/>
+          <w:b w:val="false"/>
+          <w:bCs w:val="false"/>
+          <w:sz w:val="23"/>
+          <w:szCs w:val="23"/>
+        </w:rPr>
+        <w:t xml:space="preserve">사업설명자료는 세부사업마다 사업목적, 지원형태, 수혜대상, 근거법령과 내역사업별 예산·산출근거를 수록한 유일한 공식 문서이나, 한글 문서(hwpx)로 제공되어 사업 간 비교·집계에 바로 활용하기 어려움</w:t>
+      </w:r>
+    </w:p>
+    <w:p>
+      <w:pPr>
+        <w:pStyle w:val="ListParagraph"/>
+        <w:numPr>
+          <w:ilvl w:val="1"/>
+          <w:numId w:val="2"/>
+        </w:numPr>
+        <w:spacing w:after="40" w:before="0" w:line="384"/>
+      </w:pPr>
+      <w:r>
+        <w:rPr>
+          <w:rFonts w:ascii="KoPub바탕체" w:cs="KoPub바탕체" w:eastAsia="KoPub바탕체" w:hAnsi="KoPub바탕체"/>
+          <w:b w:val="false"/>
+          <w:bCs w:val="false"/>
+          <w:sz w:val="23"/>
+          <w:szCs w:val="23"/>
+        </w:rPr>
+        <w:t xml:space="preserve">구축 절차: ① 열린재정 사업설명자료 전수 수집 → ② 중소기업 지원사업 선별 → ③ 서술 항목·내역 구조 파싱 → ④ 기업마당 공고·정책디렉토리 연계 → ⑤ 연도 간 연속성 관리 → ⑥ 검색시스템 제공</w:t>
+      </w:r>
+    </w:p>
+    <w:p>
+      <w:pPr>
+        <w:pStyle w:val="ListParagraph"/>
+        <w:numPr>
+          <w:ilvl w:val="0"/>
+          <w:numId w:val="2"/>
+        </w:numPr>
+        <w:spacing w:after="40" w:before="0" w:line="384"/>
+      </w:pPr>
+      <w:r>
+        <w:rPr>
+          <w:rFonts w:ascii="KoPub바탕체" w:cs="KoPub바탕체" w:eastAsia="KoPub바탕체" w:hAnsi="KoPub바탕체"/>
+          <w:b/>
+          <w:bCs/>
+          <w:sz w:val="24"/>
+          <w:szCs w:val="24"/>
+        </w:rPr>
+        <w:t xml:space="preserve">(수집·선별) 연 7,400~8,100개 세부사업의 사업설명자료 중 중소기업·소상공인·창업벤처기업을 직접 또는 지원기관을 통해 지원하는 세부사업 400~470개를 선별</w:t>
+      </w:r>
+    </w:p>
+    <w:p>
+      <w:pPr>
+        <w:pStyle w:val="ListParagraph"/>
+        <w:numPr>
+          <w:ilvl w:val="1"/>
+          <w:numId w:val="2"/>
+        </w:numPr>
+        <w:spacing w:after="40" w:before="0" w:line="384"/>
+      </w:pPr>
+      <w:r>
+        <w:rPr>
+          <w:rFonts w:ascii="KoPub바탕체" w:cs="KoPub바탕체" w:eastAsia="KoPub바탕체" w:hAnsi="KoPub바탕체"/>
+          <w:b w:val="false"/>
+          <w:bCs w:val="false"/>
+          <w:sz w:val="23"/>
+          <w:szCs w:val="23"/>
+        </w:rPr>
+        <w:t xml:space="preserve">수집 세부사업 7,609개(2024, 59개 소관) → 7,391개(2025, 57개) → 8,051개(2026, 62개); 선별 세부사업 470개(세부사업 예산 31.93조원) → 434개(33.02조원) → 397개(36.01조원)로 수집분의 4.9~6.2%</w:t>
+      </w:r>
+    </w:p>
+    <w:p>
+      <w:pPr>
+        <w:pStyle w:val="ListParagraph"/>
+        <w:numPr>
+          <w:ilvl w:val="1"/>
+          <w:numId w:val="2"/>
+        </w:numPr>
+        <w:spacing w:after="40" w:before="0" w:line="384"/>
+      </w:pPr>
+      <w:r>
+        <w:rPr>
+          <w:rFonts w:ascii="KoPub바탕체" w:cs="KoPub바탕체" w:eastAsia="KoPub바탕체" w:hAnsi="KoPub바탕체"/>
+          <w:b w:val="false"/>
+          <w:bCs w:val="false"/>
+          <w:sz w:val="23"/>
+          <w:szCs w:val="23"/>
+        </w:rPr>
+        <w:t xml:space="preserve">선별 내역사업의 원문 파일은 hwpx 98.7%, hwp 0.5%, 미연결 0.8%(18건)</w:t>
+      </w:r>
+    </w:p>
+    <w:p>
+      <w:pPr>
+        <w:pStyle w:val="ListParagraph"/>
+        <w:numPr>
+          <w:ilvl w:val="0"/>
+          <w:numId w:val="2"/>
+        </w:numPr>
+        <w:spacing w:after="40" w:before="0" w:line="384"/>
+      </w:pPr>
+      <w:r>
+        <w:rPr>
+          <w:rFonts w:ascii="KoPub바탕체" w:cs="KoPub바탕체" w:eastAsia="KoPub바탕체" w:hAnsi="KoPub바탕체"/>
+          <w:b/>
+          <w:bCs/>
+          <w:sz w:val="24"/>
+          <w:szCs w:val="24"/>
+        </w:rPr>
+        <w:t xml:space="preserve">(파싱) 사업설명자료의 서술 항목은 세부사업 단위로, 예산 내역 구조는 내역사업 단위로 파싱하여 2개 계층으로 구조화</w:t>
+      </w:r>
+    </w:p>
+    <w:p>
+      <w:pPr>
+        <w:pStyle w:val="ListParagraph"/>
+        <w:numPr>
+          <w:ilvl w:val="1"/>
+          <w:numId w:val="2"/>
+        </w:numPr>
+        <w:spacing w:after="40" w:before="0" w:line="384"/>
+      </w:pPr>
+      <w:r>
+        <w:rPr>
+          <w:rFonts w:ascii="KoPub바탕체" w:cs="KoPub바탕체" w:eastAsia="KoPub바탕체" w:hAnsi="KoPub바탕체"/>
+          <w:b w:val="false"/>
+          <w:bCs w:val="false"/>
+          <w:sz w:val="23"/>
+          <w:szCs w:val="23"/>
+        </w:rPr>
+        <w:t xml:space="preserve">세부사업 단위: 소관·회계·프로그램·단위사업, 사업목적, 지원형태(출연·보조·융자 등), 수혜대상, 사업기간, 근거법령, 추진기관, 지원규모, 전전년 결산·전년 본예산·추경·증감액</w:t>
+      </w:r>
+    </w:p>
+    <w:p>
+      <w:pPr>
+        <w:pStyle w:val="ListParagraph"/>
+        <w:numPr>
+          <w:ilvl w:val="1"/>
+          <w:numId w:val="2"/>
+        </w:numPr>
+        <w:spacing w:after="40" w:before="0" w:line="384"/>
+      </w:pPr>
+      <w:r>
+        <w:rPr>
+          <w:rFonts w:ascii="KoPub바탕체" w:cs="KoPub바탕체" w:eastAsia="KoPub바탕체" w:hAnsi="KoPub바탕체"/>
+          <w:b w:val="false"/>
+          <w:bCs w:val="false"/>
+          <w:sz w:val="23"/>
+          <w:szCs w:val="23"/>
+        </w:rPr>
+        <w:t xml:space="preserve">내역사업 단위: 내역사업명, 내역예산(국비·지방비), 내역목적, 산출근거. 예산 구조는 최대 4단계 트리(연 1,479~2,003행)로 별도 저장하여 내역사업의 통합·분리 추적에 활용</w:t>
+      </w:r>
+    </w:p>
+    <w:p>
+      <w:pPr>
+        <w:pStyle w:val="ListParagraph"/>
+        <w:numPr>
+          <w:ilvl w:val="1"/>
+          <w:numId w:val="2"/>
+        </w:numPr>
+        <w:spacing w:after="40" w:before="0" w:line="384"/>
+      </w:pPr>
+      <w:r>
+        <w:rPr>
+          <w:rFonts w:ascii="KoPub바탕체" w:cs="KoPub바탕체" w:eastAsia="KoPub바탕체" w:hAnsi="KoPub바탕체"/>
+          <w:b w:val="false"/>
+          <w:bCs w:val="false"/>
+          <w:sz w:val="23"/>
+          <w:szCs w:val="23"/>
+        </w:rPr>
+        <w:t xml:space="preserve">파싱 결과 중앙부처 내역사업 796건(2024) → 722건(2025) → 671건(2026), 합계 2,189건(고유 내역사업 1,391개)</w:t>
+      </w:r>
+    </w:p>
+    <w:p>
+      <w:pPr>
+        <w:spacing w:after="80" w:before="200" w:line="384"/>
+        <w:jc w:val="center"/>
+      </w:pPr>
+      <w:r>
+        <w:rPr>
+          <w:rFonts w:ascii="KoPub돋움체" w:cs="KoPub돋움체" w:eastAsia="KoPub돋움체" w:hAnsi="KoPub돋움체"/>
+          <w:b/>
+          <w:bCs/>
+          <w:sz w:val="22"/>
+          <w:szCs w:val="22"/>
+        </w:rPr>
+        <w:t xml:space="preserve">&lt;표 1&gt; 사업정보 DB 구축 현황(중앙부처)</w:t>
+      </w:r>
+    </w:p>
+    <w:p>
+      <w:pPr>
+        <w:spacing w:after="20" w:before="0" w:line="240"/>
+        <w:jc w:val="right"/>
+      </w:pPr>
+      <w:r>
+        <w:rPr>
+          <w:rFonts w:ascii="KoPub돋움체" w:cs="KoPub돋움체" w:eastAsia="KoPub돋움체" w:hAnsi="KoPub돋움체"/>
+          <w:b w:val="false"/>
+          <w:bCs w:val="false"/>
+          <w:color w:val="444444"/>
+          <w:sz w:val="16"/>
+          <w:szCs w:val="16"/>
+        </w:rPr>
+        <w:t xml:space="preserve">(단위: 개, 건, 조원)</w:t>
+      </w:r>
+    </w:p>
+    <w:tbl>
+      <w:tblPr>
+        <w:tblW w:type="dxa" w:w="9300"/>
+        <w:jc w:val="center"/>
+        <w:tblBorders>
+          <w:top w:val="single" w:color="auto" w:sz="4"/>
+          <w:left w:val="single" w:color="auto" w:sz="4"/>
+          <w:bottom w:val="single" w:color="auto" w:sz="4"/>
+          <w:right w:val="single" w:color="auto" w:sz="4"/>
+          <w:insideH w:val="single" w:color="auto" w:sz="4"/>
+          <w:insideV w:val="single" w:color="auto" w:sz="4"/>
+        </w:tblBorders>
+      </w:tblPr>
+      <w:tblGrid>
+        <w:gridCol w:w="4200"/>
+        <w:gridCol w:w="1700"/>
+        <w:gridCol w:w="1700"/>
+        <w:gridCol w:w="1700"/>
+      </w:tblGrid>
+      <w:tr>
+        <w:trPr>
+          <w:tblHeader/>
+        </w:trPr>
+        <w:tc>
+          <w:tcPr>
+            <w:tcW w:type="dxa" w:w="4200"/>
+            <w:tcBorders>
+              <w:top w:val="single" w:color="9AA8A6" w:sz="4"/>
+              <w:left w:val="single" w:color="9AA8A6" w:sz="4"/>
+              <w:bottom w:val="single" w:color="9AA8A6" w:sz="4"/>
+              <w:right w:val="single" w:color="9AA8A6" w:sz="4"/>
+            </w:tcBorders>
+            <w:shd w:fill="2F6F7E" w:color="auto" w:val="clear"/>
+            <w:tcMar>
+              <w:top w:type="dxa" w:w="40"/>
+              <w:left w:type="dxa" w:w="80"/>
+              <w:bottom w:type="dxa" w:w="40"/>
+              <w:right w:type="dxa" w:w="80"/>
+            </w:tcMar>
+            <w:vAlign w:val="center"/>
+          </w:tcPr>
+          <w:p>
+            <w:pPr>
+              <w:spacing w:after="0" w:before="0" w:line="240"/>
+              <w:jc w:val="center"/>
+            </w:pPr>
+            <w:r>
+              <w:rPr>
+                <w:rFonts w:ascii="KoPub돋움체" w:cs="KoPub돋움체" w:eastAsia="KoPub돋움체" w:hAnsi="KoPub돋움체"/>
+                <w:b/>
+                <w:bCs/>
+                <w:color w:val="FFFFFF"/>
+                <w:sz w:val="19"/>
+                <w:szCs w:val="19"/>
+              </w:rPr>
+              <w:t xml:space="preserve">구  분</w:t>
+            </w:r>
+          </w:p>
+        </w:tc>
+        <w:tc>
+          <w:tcPr>
+            <w:tcW w:type="dxa" w:w="1700"/>
+            <w:tcBorders>
+              <w:top w:val="single" w:color="9AA8A6" w:sz="4"/>
+              <w:left w:val="single" w:color="9AA8A6" w:sz="4"/>
+              <w:bottom w:val="single" w:color="9AA8A6" w:sz="4"/>
+              <w:right w:val="single" w:color="9AA8A6" w:sz="4"/>
+            </w:tcBorders>
+            <w:shd w:fill="2F6F7E" w:color="auto" w:val="clear"/>
+            <w:tcMar>
+              <w:top w:type="dxa" w:w="40"/>
+              <w:left w:type="dxa" w:w="80"/>
+              <w:bottom w:type="dxa" w:w="40"/>
+              <w:right w:type="dxa" w:w="80"/>
+            </w:tcMar>
+            <w:vAlign w:val="center"/>
+          </w:tcPr>
+          <w:p>
+            <w:pPr>
+              <w:spacing w:after="0" w:before="0" w:line="240"/>
+              <w:jc w:val="center"/>
+            </w:pPr>
+            <w:r>
+              <w:rPr>
+                <w:rFonts w:ascii="KoPub돋움체" w:cs="KoPub돋움체" w:eastAsia="KoPub돋움체" w:hAnsi="KoPub돋움체"/>
+                <w:b/>
+                <w:bCs/>
+                <w:color w:val="FFFFFF"/>
+                <w:sz w:val="19"/>
+                <w:szCs w:val="19"/>
+              </w:rPr>
+              <w:t xml:space="preserve">2024</w:t>
+            </w:r>
+          </w:p>
+        </w:tc>
+        <w:tc>
+          <w:tcPr>
+            <w:tcW w:type="dxa" w:w="1700"/>
+            <w:tcBorders>
+              <w:top w:val="single" w:color="9AA8A6" w:sz="4"/>
+              <w:left w:val="single" w:color="9AA8A6" w:sz="4"/>
+              <w:bottom w:val="single" w:color="9AA8A6" w:sz="4"/>
+              <w:right w:val="single" w:color="9AA8A6" w:sz="4"/>
+            </w:tcBorders>
+            <w:shd w:fill="2F6F7E" w:color="auto" w:val="clear"/>
+            <w:tcMar>
+              <w:top w:type="dxa" w:w="40"/>
+              <w:left w:type="dxa" w:w="80"/>
+              <w:bottom w:type="dxa" w:w="40"/>
+              <w:right w:type="dxa" w:w="80"/>
+            </w:tcMar>
+            <w:vAlign w:val="center"/>
+          </w:tcPr>
+          <w:p>
+            <w:pPr>
+              <w:spacing w:after="0" w:before="0" w:line="240"/>
+              <w:jc w:val="center"/>
+            </w:pPr>
+            <w:r>
+              <w:rPr>
+                <w:rFonts w:ascii="KoPub돋움체" w:cs="KoPub돋움체" w:eastAsia="KoPub돋움체" w:hAnsi="KoPub돋움체"/>
+                <w:b/>
+                <w:bCs/>
+                <w:color w:val="FFFFFF"/>
+                <w:sz w:val="19"/>
+                <w:szCs w:val="19"/>
+              </w:rPr>
+              <w:t xml:space="preserve">2025</w:t>
+            </w:r>
+          </w:p>
+        </w:tc>
+        <w:tc>
+          <w:tcPr>
+            <w:tcW w:type="dxa" w:w="1700"/>
+            <w:tcBorders>
+              <w:top w:val="single" w:color="9AA8A6" w:sz="4"/>
+              <w:left w:val="single" w:color="9AA8A6" w:sz="4"/>
+              <w:bottom w:val="single" w:color="9AA8A6" w:sz="4"/>
+              <w:right w:val="single" w:color="9AA8A6" w:sz="4"/>
+            </w:tcBorders>
+            <w:shd w:fill="2F6F7E" w:color="auto" w:val="clear"/>
+            <w:tcMar>
+              <w:top w:type="dxa" w:w="40"/>
+              <w:left w:type="dxa" w:w="80"/>
+              <w:bottom w:type="dxa" w:w="40"/>
+              <w:right w:type="dxa" w:w="80"/>
+            </w:tcMar>
+            <w:vAlign w:val="center"/>
+          </w:tcPr>
+          <w:p>
+            <w:pPr>
+              <w:spacing w:after="0" w:before="0" w:line="240"/>
+              <w:jc w:val="center"/>
+            </w:pPr>
+            <w:r>
+              <w:rPr>
+                <w:rFonts w:ascii="KoPub돋움체" w:cs="KoPub돋움체" w:eastAsia="KoPub돋움체" w:hAnsi="KoPub돋움체"/>
+                <w:b/>
+                <w:bCs/>
+                <w:color w:val="FFFFFF"/>
+                <w:sz w:val="19"/>
+                <w:szCs w:val="19"/>
+              </w:rPr>
+              <w:t xml:space="preserve">2026</w:t>
+            </w:r>
+          </w:p>
+        </w:tc>
+      </w:tr>
+      <w:tr>
+        <w:tc>
+          <w:tcPr>
+            <w:tcW w:type="dxa" w:w="4200"/>
+            <w:tcBorders>
+              <w:top w:val="single" w:color="9AA8A6" w:sz="4"/>
+              <w:left w:val="single" w:color="9AA8A6" w:sz="4"/>
+              <w:bottom w:val="single" w:color="9AA8A6" w:sz="4"/>
+              <w:right w:val="single" w:color="9AA8A6" w:sz="4"/>
+            </w:tcBorders>
+            <w:shd w:fill="E8F3F1" w:color="auto" w:val="clear"/>
+            <w:tcMar>
+              <w:top w:type="dxa" w:w="40"/>
+              <w:left w:type="dxa" w:w="80"/>
+              <w:bottom w:type="dxa" w:w="40"/>
+              <w:right w:type="dxa" w:w="80"/>
+            </w:tcMar>
+            <w:vAlign w:val="center"/>
+          </w:tcPr>
+          <w:p>
+            <w:pPr>
+              <w:spacing w:after="0" w:before="0" w:line="240"/>
+              <w:jc w:val="center"/>
+            </w:pPr>
+            <w:r>
+              <w:rPr>
+                <w:rFonts w:ascii="KoPub돋움체" w:cs="KoPub돋움체" w:eastAsia="KoPub돋움체" w:hAnsi="KoPub돋움체"/>
+                <w:b w:val="false"/>
+                <w:bCs w:val="false"/>
+                <w:sz w:val="19"/>
+                <w:szCs w:val="19"/>
+              </w:rPr>
+              <w:t xml:space="preserve">열린재정 사업설명자료 수집 세부사업(소관 수)</w:t>
+            </w:r>
+          </w:p>
+        </w:tc>
+        <w:tc>
+          <w:tcPr>
+            <w:tcW w:type="dxa" w:w="1700"/>
+            <w:tcBorders>
+              <w:top w:val="single" w:color="9AA8A6" w:sz="4"/>
+              <w:left w:val="single" w:color="9AA8A6" w:sz="4"/>
+              <w:bottom w:val="single" w:color="9AA8A6" w:sz="4"/>
+              <w:right w:val="single" w:color="9AA8A6" w:sz="4"/>
+            </w:tcBorders>
+            <w:tcMar>
+              <w:top w:type="dxa" w:w="40"/>
+              <w:left w:type="dxa" w:w="80"/>
+              <w:bottom w:type="dxa" w:w="40"/>
+              <w:right w:type="dxa" w:w="80"/>
+            </w:tcMar>
+            <w:vAlign w:val="center"/>
+          </w:tcPr>
+          <w:p>
+            <w:pPr>
+              <w:spacing w:after="0" w:before="0" w:line="240"/>
+              <w:jc w:val="right"/>
+            </w:pPr>
+            <w:r>
+              <w:rPr>
+                <w:rFonts w:ascii="KoPub돋움체" w:cs="KoPub돋움체" w:eastAsia="KoPub돋움체" w:hAnsi="KoPub돋움체"/>
+                <w:b w:val="false"/>
+                <w:bCs w:val="false"/>
+                <w:sz w:val="19"/>
+                <w:szCs w:val="19"/>
+              </w:rPr>
+              <w:t xml:space="preserve">7,609 (59)</w:t>
+            </w:r>
+          </w:p>
+        </w:tc>
+        <w:tc>
+          <w:tcPr>
+            <w:tcW w:type="dxa" w:w="1700"/>
+            <w:tcBorders>
+              <w:top w:val="single" w:color="9AA8A6" w:sz="4"/>
+              <w:left w:val="single" w:color="9AA8A6" w:sz="4"/>
+              <w:bottom w:val="single" w:color="9AA8A6" w:sz="4"/>
+              <w:right w:val="single" w:color="9AA8A6" w:sz="4"/>
+            </w:tcBorders>
+            <w:tcMar>
+              <w:top w:type="dxa" w:w="40"/>
+              <w:left w:type="dxa" w:w="80"/>
+              <w:bottom w:type="dxa" w:w="40"/>
+              <w:right w:type="dxa" w:w="80"/>
+            </w:tcMar>
+            <w:vAlign w:val="center"/>
+          </w:tcPr>
+          <w:p>
+            <w:pPr>
+              <w:spacing w:after="0" w:before="0" w:line="240"/>
+              <w:jc w:val="right"/>
+            </w:pPr>
+            <w:r>
+              <w:rPr>
+                <w:rFonts w:ascii="KoPub돋움체" w:cs="KoPub돋움체" w:eastAsia="KoPub돋움체" w:hAnsi="KoPub돋움체"/>
+                <w:b w:val="false"/>
+                <w:bCs w:val="false"/>
+                <w:sz w:val="19"/>
+                <w:szCs w:val="19"/>
+              </w:rPr>
+              <w:t xml:space="preserve">7,391 (57)</w:t>
+            </w:r>
+          </w:p>
+        </w:tc>
+        <w:tc>
+          <w:tcPr>
+            <w:tcW w:type="dxa" w:w="1700"/>
+            <w:tcBorders>
+              <w:top w:val="single" w:color="9AA8A6" w:sz="4"/>
+              <w:left w:val="single" w:color="9AA8A6" w:sz="4"/>
+              <w:bottom w:val="single" w:color="9AA8A6" w:sz="4"/>
+              <w:right w:val="single" w:color="9AA8A6" w:sz="4"/>
+            </w:tcBorders>
+            <w:tcMar>
+              <w:top w:type="dxa" w:w="40"/>
+              <w:left w:type="dxa" w:w="80"/>
+              <w:bottom w:type="dxa" w:w="40"/>
+              <w:right w:type="dxa" w:w="80"/>
+            </w:tcMar>
+            <w:vAlign w:val="center"/>
+          </w:tcPr>
+          <w:p>
+            <w:pPr>
+              <w:spacing w:after="0" w:before="0" w:line="240"/>
+              <w:jc w:val="right"/>
+            </w:pPr>
+            <w:r>
+              <w:rPr>
+                <w:rFonts w:ascii="KoPub돋움체" w:cs="KoPub돋움체" w:eastAsia="KoPub돋움체" w:hAnsi="KoPub돋움체"/>
+                <w:b w:val="false"/>
+                <w:bCs w:val="false"/>
+                <w:sz w:val="19"/>
+                <w:szCs w:val="19"/>
+              </w:rPr>
+              <w:t xml:space="preserve">8,051 (62)</w:t>
+            </w:r>
+          </w:p>
+        </w:tc>
+      </w:tr>
+      <w:tr>
+        <w:tc>
+          <w:tcPr>
+            <w:tcW w:type="dxa" w:w="4200"/>
+            <w:tcBorders>
+              <w:top w:val="single" w:color="9AA8A6" w:sz="4"/>
+              <w:left w:val="single" w:color="9AA8A6" w:sz="4"/>
+              <w:bottom w:val="single" w:color="9AA8A6" w:sz="4"/>
+              <w:right w:val="single" w:color="9AA8A6" w:sz="4"/>
+            </w:tcBorders>
+            <w:shd w:fill="E8F3F1" w:color="auto" w:val="clear"/>
+            <w:tcMar>
+              <w:top w:type="dxa" w:w="40"/>
+              <w:left w:type="dxa" w:w="80"/>
+              <w:bottom w:type="dxa" w:w="40"/>
+              <w:right w:type="dxa" w:w="80"/>
+            </w:tcMar>
+            <w:vAlign w:val="center"/>
+          </w:tcPr>
+          <w:p>
+            <w:pPr>
+              <w:spacing w:after="0" w:before="0" w:line="240"/>
+              <w:jc w:val="center"/>
+            </w:pPr>
+            <w:r>
+              <w:rPr>
+                <w:rFonts w:ascii="KoPub돋움체" w:cs="KoPub돋움체" w:eastAsia="KoPub돋움체" w:hAnsi="KoPub돋움체"/>
+                <w:b w:val="false"/>
+                <w:bCs w:val="false"/>
+                <w:sz w:val="19"/>
+                <w:szCs w:val="19"/>
+              </w:rPr>
+              <w:t xml:space="preserve">중소기업 지원사업 선별 세부사업</w:t>
+            </w:r>
+          </w:p>
+        </w:tc>
+        <w:tc>
+          <w:tcPr>
+            <w:tcW w:type="dxa" w:w="1700"/>
+            <w:tcBorders>
+              <w:top w:val="single" w:color="9AA8A6" w:sz="4"/>
+              <w:left w:val="single" w:color="9AA8A6" w:sz="4"/>
+              <w:bottom w:val="single" w:color="9AA8A6" w:sz="4"/>
+              <w:right w:val="single" w:color="9AA8A6" w:sz="4"/>
+            </w:tcBorders>
+            <w:tcMar>
+              <w:top w:type="dxa" w:w="40"/>
+              <w:left w:type="dxa" w:w="80"/>
+              <w:bottom w:type="dxa" w:w="40"/>
+              <w:right w:type="dxa" w:w="80"/>
+            </w:tcMar>
+            <w:vAlign w:val="center"/>
+          </w:tcPr>
+          <w:p>
+            <w:pPr>
+              <w:spacing w:after="0" w:before="0" w:line="240"/>
+              <w:jc w:val="right"/>
+            </w:pPr>
+            <w:r>
+              <w:rPr>
+                <w:rFonts w:ascii="KoPub돋움체" w:cs="KoPub돋움체" w:eastAsia="KoPub돋움체" w:hAnsi="KoPub돋움체"/>
+                <w:b w:val="false"/>
+                <w:bCs w:val="false"/>
+                <w:sz w:val="19"/>
+                <w:szCs w:val="19"/>
+              </w:rPr>
+              <w:t xml:space="preserve">470</w:t>
+            </w:r>
+          </w:p>
+        </w:tc>
+        <w:tc>
+          <w:tcPr>
+            <w:tcW w:type="dxa" w:w="1700"/>
+            <w:tcBorders>
+              <w:top w:val="single" w:color="9AA8A6" w:sz="4"/>
+              <w:left w:val="single" w:color="9AA8A6" w:sz="4"/>
+              <w:bottom w:val="single" w:color="9AA8A6" w:sz="4"/>
+              <w:right w:val="single" w:color="9AA8A6" w:sz="4"/>
+            </w:tcBorders>
+            <w:tcMar>
+              <w:top w:type="dxa" w:w="40"/>
+              <w:left w:type="dxa" w:w="80"/>
+              <w:bottom w:type="dxa" w:w="40"/>
+              <w:right w:type="dxa" w:w="80"/>
+            </w:tcMar>
+            <w:vAlign w:val="center"/>
+          </w:tcPr>
+          <w:p>
+            <w:pPr>
+              <w:spacing w:after="0" w:before="0" w:line="240"/>
+              <w:jc w:val="right"/>
+            </w:pPr>
+            <w:r>
+              <w:rPr>
+                <w:rFonts w:ascii="KoPub돋움체" w:cs="KoPub돋움체" w:eastAsia="KoPub돋움체" w:hAnsi="KoPub돋움체"/>
+                <w:b w:val="false"/>
+                <w:bCs w:val="false"/>
+                <w:sz w:val="19"/>
+                <w:szCs w:val="19"/>
+              </w:rPr>
+              <w:t xml:space="preserve">434</w:t>
+            </w:r>
+          </w:p>
+        </w:tc>
+        <w:tc>
+          <w:tcPr>
+            <w:tcW w:type="dxa" w:w="1700"/>
+            <w:tcBorders>
+              <w:top w:val="single" w:color="9AA8A6" w:sz="4"/>
+              <w:left w:val="single" w:color="9AA8A6" w:sz="4"/>
+              <w:bottom w:val="single" w:color="9AA8A6" w:sz="4"/>
+              <w:right w:val="single" w:color="9AA8A6" w:sz="4"/>
+            </w:tcBorders>
+            <w:tcMar>
+              <w:top w:type="dxa" w:w="40"/>
+              <w:left w:type="dxa" w:w="80"/>
+              <w:bottom w:type="dxa" w:w="40"/>
+              <w:right w:type="dxa" w:w="80"/>
+            </w:tcMar>
+            <w:vAlign w:val="center"/>
+          </w:tcPr>
+          <w:p>
+            <w:pPr>
+              <w:spacing w:after="0" w:before="0" w:line="240"/>
+              <w:jc w:val="right"/>
+            </w:pPr>
+            <w:r>
+              <w:rPr>
+                <w:rFonts w:ascii="KoPub돋움체" w:cs="KoPub돋움체" w:eastAsia="KoPub돋움체" w:hAnsi="KoPub돋움체"/>
+                <w:b w:val="false"/>
+                <w:bCs w:val="false"/>
+                <w:sz w:val="19"/>
+                <w:szCs w:val="19"/>
+              </w:rPr>
+              <w:t xml:space="preserve">397</w:t>
+            </w:r>
+          </w:p>
+        </w:tc>
+      </w:tr>
+      <w:tr>
+        <w:tc>
+          <w:tcPr>
+            <w:tcW w:type="dxa" w:w="4200"/>
+            <w:tcBorders>
+              <w:top w:val="single" w:color="9AA8A6" w:sz="4"/>
+              <w:left w:val="single" w:color="9AA8A6" w:sz="4"/>
+              <w:bottom w:val="single" w:color="9AA8A6" w:sz="4"/>
+              <w:right w:val="single" w:color="9AA8A6" w:sz="4"/>
+            </w:tcBorders>
+            <w:shd w:fill="E8F3F1" w:color="auto" w:val="clear"/>
+            <w:tcMar>
+              <w:top w:type="dxa" w:w="40"/>
+              <w:left w:type="dxa" w:w="80"/>
+              <w:bottom w:type="dxa" w:w="40"/>
+              <w:right w:type="dxa" w:w="80"/>
+            </w:tcMar>
+            <w:vAlign w:val="center"/>
+          </w:tcPr>
+          <w:p>
+            <w:pPr>
+              <w:spacing w:after="0" w:before="0" w:line="240"/>
+              <w:jc w:val="center"/>
+            </w:pPr>
+            <w:r>
+              <w:rPr>
+                <w:rFonts w:ascii="KoPub돋움체" w:cs="KoPub돋움체" w:eastAsia="KoPub돋움체" w:hAnsi="KoPub돋움체"/>
+                <w:b w:val="false"/>
+                <w:bCs w:val="false"/>
+                <w:sz w:val="19"/>
+                <w:szCs w:val="19"/>
+              </w:rPr>
+              <w:t xml:space="preserve">  선별 세부사업 예산</w:t>
+            </w:r>
+          </w:p>
+        </w:tc>
+        <w:tc>
+          <w:tcPr>
+            <w:tcW w:type="dxa" w:w="1700"/>
+            <w:tcBorders>
+              <w:top w:val="single" w:color="9AA8A6" w:sz="4"/>
+              <w:left w:val="single" w:color="9AA8A6" w:sz="4"/>
+              <w:bottom w:val="single" w:color="9AA8A6" w:sz="4"/>
+              <w:right w:val="single" w:color="9AA8A6" w:sz="4"/>
+            </w:tcBorders>
+            <w:tcMar>
+              <w:top w:type="dxa" w:w="40"/>
+              <w:left w:type="dxa" w:w="80"/>
+              <w:bottom w:type="dxa" w:w="40"/>
+              <w:right w:type="dxa" w:w="80"/>
+            </w:tcMar>
+            <w:vAlign w:val="center"/>
+          </w:tcPr>
+          <w:p>
+            <w:pPr>
+              <w:spacing w:after="0" w:before="0" w:line="240"/>
+              <w:jc w:val="right"/>
+            </w:pPr>
+            <w:r>
+              <w:rPr>
+                <w:rFonts w:ascii="KoPub돋움체" w:cs="KoPub돋움체" w:eastAsia="KoPub돋움체" w:hAnsi="KoPub돋움체"/>
+                <w:b w:val="false"/>
+                <w:bCs w:val="false"/>
+                <w:sz w:val="19"/>
+                <w:szCs w:val="19"/>
+              </w:rPr>
+              <w:t xml:space="preserve">31.93</w:t>
+            </w:r>
+          </w:p>
+        </w:tc>
+        <w:tc>
+          <w:tcPr>
+            <w:tcW w:type="dxa" w:w="1700"/>
+            <w:tcBorders>
+              <w:top w:val="single" w:color="9AA8A6" w:sz="4"/>
+              <w:left w:val="single" w:color="9AA8A6" w:sz="4"/>
+              <w:bottom w:val="single" w:color="9AA8A6" w:sz="4"/>
+              <w:right w:val="single" w:color="9AA8A6" w:sz="4"/>
+            </w:tcBorders>
+            <w:tcMar>
+              <w:top w:type="dxa" w:w="40"/>
+              <w:left w:type="dxa" w:w="80"/>
+              <w:bottom w:type="dxa" w:w="40"/>
+              <w:right w:type="dxa" w:w="80"/>
+            </w:tcMar>
+            <w:vAlign w:val="center"/>
+          </w:tcPr>
+          <w:p>
+            <w:pPr>
+              <w:spacing w:after="0" w:before="0" w:line="240"/>
+              <w:jc w:val="right"/>
+            </w:pPr>
+            <w:r>
+              <w:rPr>
+                <w:rFonts w:ascii="KoPub돋움체" w:cs="KoPub돋움체" w:eastAsia="KoPub돋움체" w:hAnsi="KoPub돋움체"/>
+                <w:b w:val="false"/>
+                <w:bCs w:val="false"/>
+                <w:sz w:val="19"/>
+                <w:szCs w:val="19"/>
+              </w:rPr>
+              <w:t xml:space="preserve">33.02</w:t>
+            </w:r>
+          </w:p>
+        </w:tc>
+        <w:tc>
+          <w:tcPr>
+            <w:tcW w:type="dxa" w:w="1700"/>
+            <w:tcBorders>
+              <w:top w:val="single" w:color="9AA8A6" w:sz="4"/>
+              <w:left w:val="single" w:color="9AA8A6" w:sz="4"/>
+              <w:bottom w:val="single" w:color="9AA8A6" w:sz="4"/>
+              <w:right w:val="single" w:color="9AA8A6" w:sz="4"/>
+            </w:tcBorders>
+            <w:tcMar>
+              <w:top w:type="dxa" w:w="40"/>
+              <w:left w:type="dxa" w:w="80"/>
+              <w:bottom w:type="dxa" w:w="40"/>
+              <w:right w:type="dxa" w:w="80"/>
+            </w:tcMar>
+            <w:vAlign w:val="center"/>
+          </w:tcPr>
+          <w:p>
+            <w:pPr>
+              <w:spacing w:after="0" w:before="0" w:line="240"/>
+              <w:jc w:val="right"/>
+            </w:pPr>
+            <w:r>
+              <w:rPr>
+                <w:rFonts w:ascii="KoPub돋움체" w:cs="KoPub돋움체" w:eastAsia="KoPub돋움체" w:hAnsi="KoPub돋움체"/>
+                <w:b w:val="false"/>
+                <w:bCs w:val="false"/>
+                <w:sz w:val="19"/>
+                <w:szCs w:val="19"/>
+              </w:rPr>
+              <w:t xml:space="preserve">36.01</w:t>
+            </w:r>
+          </w:p>
+        </w:tc>
+      </w:tr>
+      <w:tr>
+        <w:tc>
+          <w:tcPr>
+            <w:tcW w:type="dxa" w:w="4200"/>
+            <w:tcBorders>
+              <w:top w:val="single" w:color="9AA8A6" w:sz="4"/>
+              <w:left w:val="single" w:color="9AA8A6" w:sz="4"/>
+              <w:bottom w:val="single" w:color="9AA8A6" w:sz="4"/>
+              <w:right w:val="single" w:color="9AA8A6" w:sz="4"/>
+            </w:tcBorders>
+            <w:shd w:fill="E8F3F1" w:color="auto" w:val="clear"/>
+            <w:tcMar>
+              <w:top w:type="dxa" w:w="40"/>
+              <w:left w:type="dxa" w:w="80"/>
+              <w:bottom w:type="dxa" w:w="40"/>
+              <w:right w:type="dxa" w:w="80"/>
+            </w:tcMar>
+            <w:vAlign w:val="center"/>
+          </w:tcPr>
+          <w:p>
+            <w:pPr>
+              <w:spacing w:after="0" w:before="0" w:line="240"/>
+              <w:jc w:val="center"/>
+            </w:pPr>
+            <w:r>
+              <w:rPr>
+                <w:rFonts w:ascii="KoPub돋움체" w:cs="KoPub돋움체" w:eastAsia="KoPub돋움체" w:hAnsi="KoPub돋움체"/>
+                <w:b w:val="false"/>
+                <w:bCs w:val="false"/>
+                <w:sz w:val="19"/>
+                <w:szCs w:val="19"/>
+              </w:rPr>
+              <w:t xml:space="preserve">파싱 내역사업</w:t>
+            </w:r>
+          </w:p>
+        </w:tc>
+        <w:tc>
+          <w:tcPr>
+            <w:tcW w:type="dxa" w:w="1700"/>
+            <w:tcBorders>
+              <w:top w:val="single" w:color="9AA8A6" w:sz="4"/>
+              <w:left w:val="single" w:color="9AA8A6" w:sz="4"/>
+              <w:bottom w:val="single" w:color="9AA8A6" w:sz="4"/>
+              <w:right w:val="single" w:color="9AA8A6" w:sz="4"/>
+            </w:tcBorders>
+            <w:tcMar>
+              <w:top w:type="dxa" w:w="40"/>
+              <w:left w:type="dxa" w:w="80"/>
+              <w:bottom w:type="dxa" w:w="40"/>
+              <w:right w:type="dxa" w:w="80"/>
+            </w:tcMar>
+            <w:vAlign w:val="center"/>
+          </w:tcPr>
+          <w:p>
+            <w:pPr>
+              <w:spacing w:after="0" w:before="0" w:line="240"/>
+              <w:jc w:val="right"/>
+            </w:pPr>
+            <w:r>
+              <w:rPr>
+                <w:rFonts w:ascii="KoPub돋움체" w:cs="KoPub돋움체" w:eastAsia="KoPub돋움체" w:hAnsi="KoPub돋움체"/>
+                <w:b w:val="false"/>
+                <w:bCs w:val="false"/>
+                <w:sz w:val="19"/>
+                <w:szCs w:val="19"/>
+              </w:rPr>
+              <w:t xml:space="preserve">796</w:t>
+            </w:r>
+          </w:p>
+        </w:tc>
+        <w:tc>
+          <w:tcPr>
+            <w:tcW w:type="dxa" w:w="1700"/>
+            <w:tcBorders>
+              <w:top w:val="single" w:color="9AA8A6" w:sz="4"/>
+              <w:left w:val="single" w:color="9AA8A6" w:sz="4"/>
+              <w:bottom w:val="single" w:color="9AA8A6" w:sz="4"/>
+              <w:right w:val="single" w:color="9AA8A6" w:sz="4"/>
+            </w:tcBorders>
+            <w:tcMar>
+              <w:top w:type="dxa" w:w="40"/>
+              <w:left w:type="dxa" w:w="80"/>
+              <w:bottom w:type="dxa" w:w="40"/>
+              <w:right w:type="dxa" w:w="80"/>
+            </w:tcMar>
+            <w:vAlign w:val="center"/>
+          </w:tcPr>
+          <w:p>
+            <w:pPr>
+              <w:spacing w:after="0" w:before="0" w:line="240"/>
+              <w:jc w:val="right"/>
+            </w:pPr>
+            <w:r>
+              <w:rPr>
+                <w:rFonts w:ascii="KoPub돋움체" w:cs="KoPub돋움체" w:eastAsia="KoPub돋움체" w:hAnsi="KoPub돋움체"/>
+                <w:b w:val="false"/>
+                <w:bCs w:val="false"/>
+                <w:sz w:val="19"/>
+                <w:szCs w:val="19"/>
+              </w:rPr>
+              <w:t xml:space="preserve">722</w:t>
+            </w:r>
+          </w:p>
+        </w:tc>
+        <w:tc>
+          <w:tcPr>
+            <w:tcW w:type="dxa" w:w="1700"/>
+            <w:tcBorders>
+              <w:top w:val="single" w:color="9AA8A6" w:sz="4"/>
+              <w:left w:val="single" w:color="9AA8A6" w:sz="4"/>
+              <w:bottom w:val="single" w:color="9AA8A6" w:sz="4"/>
+              <w:right w:val="single" w:color="9AA8A6" w:sz="4"/>
+            </w:tcBorders>
+            <w:tcMar>
+              <w:top w:type="dxa" w:w="40"/>
+              <w:left w:type="dxa" w:w="80"/>
+              <w:bottom w:type="dxa" w:w="40"/>
+              <w:right w:type="dxa" w:w="80"/>
+            </w:tcMar>
+            <w:vAlign w:val="center"/>
+          </w:tcPr>
+          <w:p>
+            <w:pPr>
+              <w:spacing w:after="0" w:before="0" w:line="240"/>
+              <w:jc w:val="right"/>
+            </w:pPr>
+            <w:r>
+              <w:rPr>
+                <w:rFonts w:ascii="KoPub돋움체" w:cs="KoPub돋움체" w:eastAsia="KoPub돋움체" w:hAnsi="KoPub돋움체"/>
+                <w:b w:val="false"/>
+                <w:bCs w:val="false"/>
+                <w:sz w:val="19"/>
+                <w:szCs w:val="19"/>
+              </w:rPr>
+              <w:t xml:space="preserve">671</w:t>
+            </w:r>
+          </w:p>
+        </w:tc>
+      </w:tr>
+      <w:tr>
+        <w:tc>
+          <w:tcPr>
+            <w:tcW w:type="dxa" w:w="4200"/>
+            <w:tcBorders>
+              <w:top w:val="single" w:color="9AA8A6" w:sz="4"/>
+              <w:left w:val="single" w:color="9AA8A6" w:sz="4"/>
+              <w:bottom w:val="single" w:color="9AA8A6" w:sz="4"/>
+              <w:right w:val="single" w:color="9AA8A6" w:sz="4"/>
+            </w:tcBorders>
+            <w:shd w:fill="E8F3F1" w:color="auto" w:val="clear"/>
+            <w:tcMar>
+              <w:top w:type="dxa" w:w="40"/>
+              <w:left w:type="dxa" w:w="80"/>
+              <w:bottom w:type="dxa" w:w="40"/>
+              <w:right w:type="dxa" w:w="80"/>
+            </w:tcMar>
+            <w:vAlign w:val="center"/>
+          </w:tcPr>
+          <w:p>
+            <w:pPr>
+              <w:spacing w:after="0" w:before="0" w:line="240"/>
+              <w:jc w:val="center"/>
+            </w:pPr>
+            <w:r>
+              <w:rPr>
+                <w:rFonts w:ascii="KoPub돋움체" w:cs="KoPub돋움체" w:eastAsia="KoPub돋움체" w:hAnsi="KoPub돋움체"/>
+                <w:b w:val="false"/>
+                <w:bCs w:val="false"/>
+                <w:sz w:val="19"/>
+                <w:szCs w:val="19"/>
+              </w:rPr>
+              <w:t xml:space="preserve">  내역사업 예산</w:t>
+            </w:r>
+          </w:p>
+        </w:tc>
+        <w:tc>
+          <w:tcPr>
+            <w:tcW w:type="dxa" w:w="1700"/>
+            <w:tcBorders>
+              <w:top w:val="single" w:color="9AA8A6" w:sz="4"/>
+              <w:left w:val="single" w:color="9AA8A6" w:sz="4"/>
+              <w:bottom w:val="single" w:color="9AA8A6" w:sz="4"/>
+              <w:right w:val="single" w:color="9AA8A6" w:sz="4"/>
+            </w:tcBorders>
+            <w:tcMar>
+              <w:top w:type="dxa" w:w="40"/>
+              <w:left w:type="dxa" w:w="80"/>
+              <w:bottom w:type="dxa" w:w="40"/>
+              <w:right w:type="dxa" w:w="80"/>
+            </w:tcMar>
+            <w:vAlign w:val="center"/>
+          </w:tcPr>
+          <w:p>
+            <w:pPr>
+              <w:spacing w:after="0" w:before="0" w:line="240"/>
+              <w:jc w:val="right"/>
+            </w:pPr>
+            <w:r>
+              <w:rPr>
+                <w:rFonts w:ascii="KoPub돋움체" w:cs="KoPub돋움체" w:eastAsia="KoPub돋움체" w:hAnsi="KoPub돋움체"/>
+                <w:b w:val="false"/>
+                <w:bCs w:val="false"/>
+                <w:sz w:val="19"/>
+                <w:szCs w:val="19"/>
+              </w:rPr>
+              <w:t xml:space="preserve">28.71</w:t>
+            </w:r>
+          </w:p>
+        </w:tc>
+        <w:tc>
+          <w:tcPr>
+            <w:tcW w:type="dxa" w:w="1700"/>
+            <w:tcBorders>
+              <w:top w:val="single" w:color="9AA8A6" w:sz="4"/>
+              <w:left w:val="single" w:color="9AA8A6" w:sz="4"/>
+              <w:bottom w:val="single" w:color="9AA8A6" w:sz="4"/>
+              <w:right w:val="single" w:color="9AA8A6" w:sz="4"/>
+            </w:tcBorders>
+            <w:tcMar>
+              <w:top w:type="dxa" w:w="40"/>
+              <w:left w:type="dxa" w:w="80"/>
+              <w:bottom w:type="dxa" w:w="40"/>
+              <w:right w:type="dxa" w:w="80"/>
+            </w:tcMar>
+            <w:vAlign w:val="center"/>
+          </w:tcPr>
+          <w:p>
+            <w:pPr>
+              <w:spacing w:after="0" w:before="0" w:line="240"/>
+              <w:jc w:val="right"/>
+            </w:pPr>
+            <w:r>
+              <w:rPr>
+                <w:rFonts w:ascii="KoPub돋움체" w:cs="KoPub돋움체" w:eastAsia="KoPub돋움체" w:hAnsi="KoPub돋움체"/>
+                <w:b w:val="false"/>
+                <w:bCs w:val="false"/>
+                <w:sz w:val="19"/>
+                <w:szCs w:val="19"/>
+              </w:rPr>
+              <w:t xml:space="preserve">29.32</w:t>
+            </w:r>
+          </w:p>
+        </w:tc>
+        <w:tc>
+          <w:tcPr>
+            <w:tcW w:type="dxa" w:w="1700"/>
+            <w:tcBorders>
+              <w:top w:val="single" w:color="9AA8A6" w:sz="4"/>
+              <w:left w:val="single" w:color="9AA8A6" w:sz="4"/>
+              <w:bottom w:val="single" w:color="9AA8A6" w:sz="4"/>
+              <w:right w:val="single" w:color="9AA8A6" w:sz="4"/>
+            </w:tcBorders>
+            <w:tcMar>
+              <w:top w:type="dxa" w:w="40"/>
+              <w:left w:type="dxa" w:w="80"/>
+              <w:bottom w:type="dxa" w:w="40"/>
+              <w:right w:type="dxa" w:w="80"/>
+            </w:tcMar>
+            <w:vAlign w:val="center"/>
+          </w:tcPr>
+          <w:p>
+            <w:pPr>
+              <w:spacing w:after="0" w:before="0" w:line="240"/>
+              <w:jc w:val="right"/>
+            </w:pPr>
+            <w:r>
+              <w:rPr>
+                <w:rFonts w:ascii="KoPub돋움체" w:cs="KoPub돋움체" w:eastAsia="KoPub돋움체" w:hAnsi="KoPub돋움체"/>
+                <w:b w:val="false"/>
+                <w:bCs w:val="false"/>
+                <w:sz w:val="19"/>
+                <w:szCs w:val="19"/>
+              </w:rPr>
+              <w:t xml:space="preserve">30.95</w:t>
+            </w:r>
+          </w:p>
+        </w:tc>
+      </w:tr>
+      <w:tr>
+        <w:tc>
+          <w:tcPr>
+            <w:tcW w:type="dxa" w:w="4200"/>
+            <w:tcBorders>
+              <w:top w:val="single" w:color="9AA8A6" w:sz="4"/>
+              <w:left w:val="single" w:color="9AA8A6" w:sz="4"/>
+              <w:bottom w:val="single" w:color="9AA8A6" w:sz="4"/>
+              <w:right w:val="single" w:color="9AA8A6" w:sz="4"/>
+            </w:tcBorders>
+            <w:shd w:fill="E8F3F1" w:color="auto" w:val="clear"/>
+            <w:tcMar>
+              <w:top w:type="dxa" w:w="40"/>
+              <w:left w:type="dxa" w:w="80"/>
+              <w:bottom w:type="dxa" w:w="40"/>
+              <w:right w:type="dxa" w:w="80"/>
+            </w:tcMar>
+            <w:vAlign w:val="center"/>
+          </w:tcPr>
+          <w:p>
+            <w:pPr>
+              <w:spacing w:after="0" w:before="0" w:line="240"/>
+              <w:jc w:val="center"/>
+            </w:pPr>
+            <w:r>
+              <w:rPr>
+                <w:rFonts w:ascii="KoPub돋움체" w:cs="KoPub돋움체" w:eastAsia="KoPub돋움체" w:hAnsi="KoPub돋움체"/>
+                <w:b w:val="false"/>
+                <w:bCs w:val="false"/>
+                <w:sz w:val="19"/>
+                <w:szCs w:val="19"/>
+              </w:rPr>
+              <w:t xml:space="preserve">연결 기업마당 공고</w:t>
+            </w:r>
+          </w:p>
+        </w:tc>
+        <w:tc>
+          <w:tcPr>
+            <w:tcW w:type="dxa" w:w="1700"/>
+            <w:tcBorders>
+              <w:top w:val="single" w:color="9AA8A6" w:sz="4"/>
+              <w:left w:val="single" w:color="9AA8A6" w:sz="4"/>
+              <w:bottom w:val="single" w:color="9AA8A6" w:sz="4"/>
+              <w:right w:val="single" w:color="9AA8A6" w:sz="4"/>
+            </w:tcBorders>
+            <w:tcMar>
+              <w:top w:type="dxa" w:w="40"/>
+              <w:left w:type="dxa" w:w="80"/>
+              <w:bottom w:type="dxa" w:w="40"/>
+              <w:right w:type="dxa" w:w="80"/>
+            </w:tcMar>
+            <w:vAlign w:val="center"/>
+          </w:tcPr>
+          <w:p>
+            <w:pPr>
+              <w:spacing w:after="0" w:before="0" w:line="240"/>
+              <w:jc w:val="right"/>
+            </w:pPr>
+            <w:r>
+              <w:rPr>
+                <w:rFonts w:ascii="KoPub돋움체" w:cs="KoPub돋움체" w:eastAsia="KoPub돋움체" w:hAnsi="KoPub돋움체"/>
+                <w:b w:val="false"/>
+                <w:bCs w:val="false"/>
+                <w:sz w:val="19"/>
+                <w:szCs w:val="19"/>
+              </w:rPr>
+              <w:t xml:space="preserve">723</w:t>
+            </w:r>
+          </w:p>
+        </w:tc>
+        <w:tc>
+          <w:tcPr>
+            <w:tcW w:type="dxa" w:w="1700"/>
+            <w:tcBorders>
+              <w:top w:val="single" w:color="9AA8A6" w:sz="4"/>
+              <w:left w:val="single" w:color="9AA8A6" w:sz="4"/>
+              <w:bottom w:val="single" w:color="9AA8A6" w:sz="4"/>
+              <w:right w:val="single" w:color="9AA8A6" w:sz="4"/>
+            </w:tcBorders>
+            <w:tcMar>
+              <w:top w:type="dxa" w:w="40"/>
+              <w:left w:type="dxa" w:w="80"/>
+              <w:bottom w:type="dxa" w:w="40"/>
+              <w:right w:type="dxa" w:w="80"/>
+            </w:tcMar>
+            <w:vAlign w:val="center"/>
+          </w:tcPr>
+          <w:p>
+            <w:pPr>
+              <w:spacing w:after="0" w:before="0" w:line="240"/>
+              <w:jc w:val="right"/>
+            </w:pPr>
+            <w:r>
+              <w:rPr>
+                <w:rFonts w:ascii="KoPub돋움체" w:cs="KoPub돋움체" w:eastAsia="KoPub돋움체" w:hAnsi="KoPub돋움체"/>
+                <w:b w:val="false"/>
+                <w:bCs w:val="false"/>
+                <w:sz w:val="19"/>
+                <w:szCs w:val="19"/>
+              </w:rPr>
+              <w:t xml:space="preserve">881</w:t>
+            </w:r>
+          </w:p>
+        </w:tc>
+        <w:tc>
+          <w:tcPr>
+            <w:tcW w:type="dxa" w:w="1700"/>
+            <w:tcBorders>
+              <w:top w:val="single" w:color="9AA8A6" w:sz="4"/>
+              <w:left w:val="single" w:color="9AA8A6" w:sz="4"/>
+              <w:bottom w:val="single" w:color="9AA8A6" w:sz="4"/>
+              <w:right w:val="single" w:color="9AA8A6" w:sz="4"/>
+            </w:tcBorders>
+            <w:tcMar>
+              <w:top w:type="dxa" w:w="40"/>
+              <w:left w:type="dxa" w:w="80"/>
+              <w:bottom w:type="dxa" w:w="40"/>
+              <w:right w:type="dxa" w:w="80"/>
+            </w:tcMar>
+            <w:vAlign w:val="center"/>
+          </w:tcPr>
+          <w:p>
+            <w:pPr>
+              <w:spacing w:after="0" w:before="0" w:line="240"/>
+              <w:jc w:val="right"/>
+            </w:pPr>
+            <w:r>
+              <w:rPr>
+                <w:rFonts w:ascii="KoPub돋움체" w:cs="KoPub돋움체" w:eastAsia="KoPub돋움체" w:hAnsi="KoPub돋움체"/>
+                <w:b w:val="false"/>
+                <w:bCs w:val="false"/>
+                <w:sz w:val="19"/>
+                <w:szCs w:val="19"/>
+              </w:rPr>
+              <w:t xml:space="preserve">1,086</w:t>
+            </w:r>
+          </w:p>
+        </w:tc>
+      </w:tr>
+      <w:tr>
+        <w:tc>
+          <w:tcPr>
+            <w:tcW w:type="dxa" w:w="4200"/>
+            <w:tcBorders>
+              <w:top w:val="single" w:color="9AA8A6" w:sz="4"/>
+              <w:left w:val="single" w:color="9AA8A6" w:sz="4"/>
+              <w:bottom w:val="single" w:color="9AA8A6" w:sz="4"/>
+              <w:right w:val="single" w:color="9AA8A6" w:sz="4"/>
+            </w:tcBorders>
+            <w:shd w:fill="E8F3F1" w:color="auto" w:val="clear"/>
+            <w:tcMar>
+              <w:top w:type="dxa" w:w="40"/>
+              <w:left w:type="dxa" w:w="80"/>
+              <w:bottom w:type="dxa" w:w="40"/>
+              <w:right w:type="dxa" w:w="80"/>
+            </w:tcMar>
+            <w:vAlign w:val="center"/>
+          </w:tcPr>
+          <w:p>
+            <w:pPr>
+              <w:spacing w:after="0" w:before="0" w:line="240"/>
+              <w:jc w:val="center"/>
+            </w:pPr>
+            <w:r>
+              <w:rPr>
+                <w:rFonts w:ascii="KoPub돋움체" w:cs="KoPub돋움체" w:eastAsia="KoPub돋움체" w:hAnsi="KoPub돋움체"/>
+                <w:b w:val="false"/>
+                <w:bCs w:val="false"/>
+                <w:sz w:val="19"/>
+                <w:szCs w:val="19"/>
+              </w:rPr>
+              <w:t xml:space="preserve">  공고 지원내용 보유 내역사업(비중, %)</w:t>
+            </w:r>
+          </w:p>
+        </w:tc>
+        <w:tc>
+          <w:tcPr>
+            <w:tcW w:type="dxa" w:w="1700"/>
+            <w:tcBorders>
+              <w:top w:val="single" w:color="9AA8A6" w:sz="4"/>
+              <w:left w:val="single" w:color="9AA8A6" w:sz="4"/>
+              <w:bottom w:val="single" w:color="9AA8A6" w:sz="4"/>
+              <w:right w:val="single" w:color="9AA8A6" w:sz="4"/>
+            </w:tcBorders>
+            <w:tcMar>
+              <w:top w:type="dxa" w:w="40"/>
+              <w:left w:type="dxa" w:w="80"/>
+              <w:bottom w:type="dxa" w:w="40"/>
+              <w:right w:type="dxa" w:w="80"/>
+            </w:tcMar>
+            <w:vAlign w:val="center"/>
+          </w:tcPr>
+          <w:p>
+            <w:pPr>
+              <w:spacing w:after="0" w:before="0" w:line="240"/>
+              <w:jc w:val="right"/>
+            </w:pPr>
+            <w:r>
+              <w:rPr>
+                <w:rFonts w:ascii="KoPub돋움체" w:cs="KoPub돋움체" w:eastAsia="KoPub돋움체" w:hAnsi="KoPub돋움체"/>
+                <w:b w:val="false"/>
+                <w:bCs w:val="false"/>
+                <w:sz w:val="19"/>
+                <w:szCs w:val="19"/>
+              </w:rPr>
+              <w:t xml:space="preserve">239 (30.0)</w:t>
+            </w:r>
+          </w:p>
+        </w:tc>
+        <w:tc>
+          <w:tcPr>
+            <w:tcW w:type="dxa" w:w="1700"/>
+            <w:tcBorders>
+              <w:top w:val="single" w:color="9AA8A6" w:sz="4"/>
+              <w:left w:val="single" w:color="9AA8A6" w:sz="4"/>
+              <w:bottom w:val="single" w:color="9AA8A6" w:sz="4"/>
+              <w:right w:val="single" w:color="9AA8A6" w:sz="4"/>
+            </w:tcBorders>
+            <w:tcMar>
+              <w:top w:type="dxa" w:w="40"/>
+              <w:left w:type="dxa" w:w="80"/>
+              <w:bottom w:type="dxa" w:w="40"/>
+              <w:right w:type="dxa" w:w="80"/>
+            </w:tcMar>
+            <w:vAlign w:val="center"/>
+          </w:tcPr>
+          <w:p>
+            <w:pPr>
+              <w:spacing w:after="0" w:before="0" w:line="240"/>
+              <w:jc w:val="right"/>
+            </w:pPr>
+            <w:r>
+              <w:rPr>
+                <w:rFonts w:ascii="KoPub돋움체" w:cs="KoPub돋움체" w:eastAsia="KoPub돋움체" w:hAnsi="KoPub돋움체"/>
+                <w:b w:val="false"/>
+                <w:bCs w:val="false"/>
+                <w:sz w:val="19"/>
+                <w:szCs w:val="19"/>
+              </w:rPr>
+              <w:t xml:space="preserve">257 (35.6)</w:t>
+            </w:r>
+          </w:p>
+        </w:tc>
+        <w:tc>
+          <w:tcPr>
+            <w:tcW w:type="dxa" w:w="1700"/>
+            <w:tcBorders>
+              <w:top w:val="single" w:color="9AA8A6" w:sz="4"/>
+              <w:left w:val="single" w:color="9AA8A6" w:sz="4"/>
+              <w:bottom w:val="single" w:color="9AA8A6" w:sz="4"/>
+              <w:right w:val="single" w:color="9AA8A6" w:sz="4"/>
+            </w:tcBorders>
+            <w:tcMar>
+              <w:top w:type="dxa" w:w="40"/>
+              <w:left w:type="dxa" w:w="80"/>
+              <w:bottom w:type="dxa" w:w="40"/>
+              <w:right w:type="dxa" w:w="80"/>
+            </w:tcMar>
+            <w:vAlign w:val="center"/>
+          </w:tcPr>
+          <w:p>
+            <w:pPr>
+              <w:spacing w:after="0" w:before="0" w:line="240"/>
+              <w:jc w:val="right"/>
+            </w:pPr>
+            <w:r>
+              <w:rPr>
+                <w:rFonts w:ascii="KoPub돋움체" w:cs="KoPub돋움체" w:eastAsia="KoPub돋움체" w:hAnsi="KoPub돋움체"/>
+                <w:b w:val="false"/>
+                <w:bCs w:val="false"/>
+                <w:sz w:val="19"/>
+                <w:szCs w:val="19"/>
+              </w:rPr>
+              <w:t xml:space="preserve">285 (42.5)</w:t>
+            </w:r>
+          </w:p>
+        </w:tc>
+      </w:tr>
+    </w:tbl>
+    <w:p>
+      <w:pPr>
+        <w:spacing w:after="0" w:before="0" w:line="260"/>
+        <w:ind w:left="200"/>
+      </w:pPr>
+      <w:r>
+        <w:rPr>
+          <w:rFonts w:ascii="KoPub돋움체" w:cs="KoPub돋움체" w:eastAsia="KoPub돋움체" w:hAnsi="KoPub돋움체"/>
+          <w:b w:val="false"/>
+          <w:bCs w:val="false"/>
+          <w:color w:val="444444"/>
+          <w:sz w:val="17"/>
+          <w:szCs w:val="17"/>
+        </w:rPr>
+        <w:t xml:space="preserve">* 주: 1) 세부사업 예산은 선별 세부사업의 총액, 내역사업 예산은 중소기업 지원에 해당하는 내역사업의 합계</w:t>
+      </w:r>
+    </w:p>
+    <w:p>
+      <w:pPr>
+        <w:spacing w:after="160" w:before="0" w:line="260"/>
+        <w:ind w:left="200"/>
+      </w:pPr>
+      <w:r>
+        <w:rPr>
+          <w:rFonts w:ascii="KoPub돋움체" w:cs="KoPub돋움체" w:eastAsia="KoPub돋움체" w:hAnsi="KoPub돋움체"/>
+          <w:b w:val="false"/>
+          <w:bCs w:val="false"/>
+          <w:color w:val="444444"/>
+          <w:sz w:val="17"/>
+          <w:szCs w:val="17"/>
+        </w:rPr>
+        <w:t xml:space="preserve">     2) 공고는 중앙부처 소관 내역사업에 매핑된 기업마당 공고 건수</w:t>
+      </w:r>
+    </w:p>
+    <w:p>
+      <w:pPr>
+        <w:pStyle w:val="Heading2"/>
+        <w:spacing w:after="160" w:before="280" w:line="384"/>
+      </w:pPr>
+      <w:r>
+        <w:rPr>
+          <w:rFonts w:ascii="KoPub바탕체" w:cs="KoPub바탕체" w:eastAsia="KoPub바탕체" w:hAnsi="KoPub바탕체"/>
+          <w:b/>
+          <w:bCs/>
+          <w:color w:val="2F6F7E"/>
+          <w:sz w:val="30"/>
+          <w:szCs w:val="30"/>
+        </w:rPr>
+        <w:t xml:space="preserve">나. 보유 항목과 연계 정보</w:t>
+      </w:r>
+    </w:p>
+    <w:p>
+      <w:pPr>
+        <w:pStyle w:val="ListParagraph"/>
+        <w:numPr>
+          <w:ilvl w:val="0"/>
+          <w:numId w:val="2"/>
+        </w:numPr>
+        <w:spacing w:after="40" w:before="0" w:line="384"/>
+      </w:pPr>
+      <w:r>
+        <w:rPr>
+          <w:rFonts w:ascii="KoPub바탕체" w:cs="KoPub바탕체" w:eastAsia="KoPub바탕체" w:hAnsi="KoPub바탕체"/>
+          <w:b/>
+          <w:bCs/>
+          <w:sz w:val="24"/>
+          <w:szCs w:val="24"/>
+        </w:rPr>
+        <w:t xml:space="preserve">DB는 사업설명자료의 핵심 항목을 내역사업 단위에서 대부분 보유하며, 사업설명자료에 없는 지원내용·지원분야는 기업마당 공고와 정책디렉토리 연계로 보완</w:t>
+      </w:r>
+    </w:p>
+    <w:p>
+      <w:pPr>
+        <w:pStyle w:val="ListParagraph"/>
+        <w:numPr>
+          <w:ilvl w:val="1"/>
+          <w:numId w:val="2"/>
+        </w:numPr>
+        <w:spacing w:after="40" w:before="0" w:line="384"/>
+      </w:pPr>
+      <w:r>
+        <w:rPr>
+          <w:rFonts w:ascii="KoPub바탕체" w:cs="KoPub바탕체" w:eastAsia="KoPub바탕체" w:hAnsi="KoPub바탕체"/>
+          <w:b w:val="false"/>
+          <w:bCs w:val="false"/>
+          <w:sz w:val="23"/>
+          <w:szCs w:val="23"/>
+        </w:rPr>
+        <w:t xml:space="preserve">항목 보유율(2026년): 수혜대상·지원형태·추진기관 100%, 사업기간 99.3%, 근거법령 95.5%, 산출근거 92.8%, 내역목적 90.6%</w:t>
+      </w:r>
+    </w:p>
+    <w:p>
+      <w:pPr>
+        <w:pStyle w:val="ListParagraph"/>
+        <w:numPr>
+          <w:ilvl w:val="2"/>
+          <w:numId w:val="2"/>
+        </w:numPr>
+        <w:spacing w:after="40" w:before="0" w:line="384"/>
+      </w:pPr>
+      <w:r>
+        <w:rPr>
+          <w:rFonts w:ascii="KoPub바탕체" w:cs="KoPub바탕체" w:eastAsia="KoPub바탕체" w:hAnsi="KoPub바탕체"/>
+          <w:b w:val="false"/>
+          <w:bCs w:val="false"/>
+          <w:sz w:val="23"/>
+          <w:szCs w:val="23"/>
+        </w:rPr>
+        <w:t xml:space="preserve">2024~2025년 내역목적 보유율은 78.9%·71.6%로 낮아, 유형화 문서 구성 시 세부목적의 해당 내역 구간으로 대체</w:t>
+      </w:r>
+    </w:p>
+    <w:p>
+      <w:pPr>
+        <w:pStyle w:val="ListParagraph"/>
+        <w:numPr>
+          <w:ilvl w:val="1"/>
+          <w:numId w:val="2"/>
+        </w:numPr>
+        <w:spacing w:after="40" w:before="0" w:line="384"/>
+      </w:pPr>
+      <w:r>
+        <w:rPr>
+          <w:rFonts w:ascii="KoPub바탕체" w:cs="KoPub바탕체" w:eastAsia="KoPub바탕체" w:hAnsi="KoPub바탕체"/>
+          <w:b w:val="false"/>
+          <w:bCs w:val="false"/>
+          <w:sz w:val="23"/>
+          <w:szCs w:val="23"/>
+        </w:rPr>
+        <w:t xml:space="preserve">기업마당 공고(연 3,409~13,168건)를 사업명 기준으로 자동 매핑(신뢰도 높음·보통·낮음)하고 2026년분은 매핑목록으로 확정하여, 공고의 지원내용 텍스트를 내역사업에 연결</w:t>
+      </w:r>
+    </w:p>
+    <w:p>
+      <w:pPr>
+        <w:pStyle w:val="ListParagraph"/>
+        <w:numPr>
+          <w:ilvl w:val="2"/>
+          <w:numId w:val="2"/>
+        </w:numPr>
+        <w:spacing w:after="40" w:before="0" w:line="384"/>
+      </w:pPr>
+      <w:r>
+        <w:rPr>
+          <w:rFonts w:ascii="KoPub바탕체" w:cs="KoPub바탕체" w:eastAsia="KoPub바탕체" w:hAnsi="KoPub바탕체"/>
+          <w:b w:val="false"/>
+          <w:bCs w:val="false"/>
+          <w:sz w:val="23"/>
+          <w:szCs w:val="23"/>
+        </w:rPr>
+        <w:t xml:space="preserve">공고 지원내용 보유 내역사업 비중 30.0%(2024) → 42.5%(2026); 기업 직접지원형 사업에서 보유율이 높음</w:t>
+      </w:r>
+    </w:p>
+    <w:p>
+      <w:pPr>
+        <w:pStyle w:val="ListParagraph"/>
+        <w:numPr>
+          <w:ilvl w:val="1"/>
+          <w:numId w:val="2"/>
+        </w:numPr>
+        <w:spacing w:after="40" w:before="0" w:line="384"/>
+      </w:pPr>
+      <w:r>
+        <w:rPr>
+          <w:rFonts w:ascii="KoPub바탕체" w:cs="KoPub바탕체" w:eastAsia="KoPub바탕체" w:hAnsi="KoPub바탕체"/>
+          <w:b w:val="false"/>
+          <w:bCs w:val="false"/>
+          <w:sz w:val="23"/>
+          <w:szCs w:val="23"/>
+        </w:rPr>
+        <w:t xml:space="preserve">정책디렉토리의 지원분야(대·중·소분류)·지원산업은 2025년 이후 연계되어 2024년분 778건을 포함한 787건(36.0%)이 미연계</w:t>
+      </w:r>
+    </w:p>
+    <w:p>
+      <w:pPr>
+        <w:spacing w:after="80" w:before="200" w:line="384"/>
+        <w:jc w:val="center"/>
+      </w:pPr>
+      <w:r>
+        <w:rPr>
+          <w:rFonts w:ascii="KoPub돋움체" w:cs="KoPub돋움체" w:eastAsia="KoPub돋움체" w:hAnsi="KoPub돋움체"/>
+          <w:b/>
+          <w:bCs/>
+          <w:sz w:val="22"/>
+          <w:szCs w:val="22"/>
+        </w:rPr>
+        <w:t xml:space="preserve">&lt;표 2&gt; 사업정보 DB의 주요 항목과 출처</w:t>
+      </w:r>
+    </w:p>
+    <w:tbl>
+      <w:tblPr>
+        <w:tblW w:type="dxa" w:w="9300"/>
+        <w:jc w:val="center"/>
+        <w:tblBorders>
+          <w:top w:val="single" w:color="auto" w:sz="4"/>
+          <w:left w:val="single" w:color="auto" w:sz="4"/>
+          <w:bottom w:val="single" w:color="auto" w:sz="4"/>
+          <w:right w:val="single" w:color="auto" w:sz="4"/>
+          <w:insideH w:val="single" w:color="auto" w:sz="4"/>
+          <w:insideV w:val="single" w:color="auto" w:sz="4"/>
+        </w:tblBorders>
+      </w:tblPr>
+      <w:tblGrid>
+        <w:gridCol w:w="1500"/>
+        <w:gridCol w:w="5300"/>
+        <w:gridCol w:w="2500"/>
+      </w:tblGrid>
+      <w:tr>
+        <w:trPr>
+          <w:tblHeader/>
+        </w:trPr>
+        <w:tc>
+          <w:tcPr>
+            <w:tcW w:type="dxa" w:w="1500"/>
+            <w:tcBorders>
+              <w:top w:val="single" w:color="9AA8A6" w:sz="4"/>
+              <w:left w:val="single" w:color="9AA8A6" w:sz="4"/>
+              <w:bottom w:val="single" w:color="9AA8A6" w:sz="4"/>
+              <w:right w:val="single" w:color="9AA8A6" w:sz="4"/>
+            </w:tcBorders>
+            <w:shd w:fill="2F6F7E" w:color="auto" w:val="clear"/>
+            <w:tcMar>
+              <w:top w:type="dxa" w:w="40"/>
+              <w:left w:type="dxa" w:w="80"/>
+              <w:bottom w:type="dxa" w:w="40"/>
+              <w:right w:type="dxa" w:w="80"/>
+            </w:tcMar>
+            <w:vAlign w:val="center"/>
+          </w:tcPr>
+          <w:p>
+            <w:pPr>
+              <w:spacing w:after="0" w:before="0" w:line="240"/>
+              <w:jc w:val="center"/>
+            </w:pPr>
+            <w:r>
+              <w:rPr>
+                <w:rFonts w:ascii="KoPub돋움체" w:cs="KoPub돋움체" w:eastAsia="KoPub돋움체" w:hAnsi="KoPub돋움체"/>
+                <w:b/>
+                <w:bCs/>
+                <w:color w:val="FFFFFF"/>
+                <w:sz w:val="17"/>
+                <w:szCs w:val="17"/>
+              </w:rPr>
+              <w:t xml:space="preserve">계층</w:t>
+            </w:r>
+          </w:p>
+        </w:tc>
+        <w:tc>
+          <w:tcPr>
+            <w:tcW w:type="dxa" w:w="5300"/>
+            <w:tcBorders>
+              <w:top w:val="single" w:color="9AA8A6" w:sz="4"/>
+              <w:left w:val="single" w:color="9AA8A6" w:sz="4"/>
+              <w:bottom w:val="single" w:color="9AA8A6" w:sz="4"/>
+              <w:right w:val="single" w:color="9AA8A6" w:sz="4"/>
+            </w:tcBorders>
+            <w:shd w:fill="2F6F7E" w:color="auto" w:val="clear"/>
+            <w:tcMar>
+              <w:top w:type="dxa" w:w="40"/>
+              <w:left w:type="dxa" w:w="80"/>
+              <w:bottom w:type="dxa" w:w="40"/>
+              <w:right w:type="dxa" w:w="80"/>
+            </w:tcMar>
+            <w:vAlign w:val="center"/>
+          </w:tcPr>
+          <w:p>
+            <w:pPr>
+              <w:spacing w:after="0" w:before="0" w:line="240"/>
+              <w:jc w:val="center"/>
+            </w:pPr>
+            <w:r>
+              <w:rPr>
+                <w:rFonts w:ascii="KoPub돋움체" w:cs="KoPub돋움체" w:eastAsia="KoPub돋움체" w:hAnsi="KoPub돋움체"/>
+                <w:b/>
+                <w:bCs/>
+                <w:color w:val="FFFFFF"/>
+                <w:sz w:val="17"/>
+                <w:szCs w:val="17"/>
+              </w:rPr>
+              <w:t xml:space="preserve">항목</w:t>
+            </w:r>
+          </w:p>
+        </w:tc>
+        <w:tc>
+          <w:tcPr>
+            <w:tcW w:type="dxa" w:w="2500"/>
+            <w:tcBorders>
+              <w:top w:val="single" w:color="9AA8A6" w:sz="4"/>
+              <w:left w:val="single" w:color="9AA8A6" w:sz="4"/>
+              <w:bottom w:val="single" w:color="9AA8A6" w:sz="4"/>
+              <w:right w:val="single" w:color="9AA8A6" w:sz="4"/>
+            </w:tcBorders>
+            <w:shd w:fill="2F6F7E" w:color="auto" w:val="clear"/>
+            <w:tcMar>
+              <w:top w:type="dxa" w:w="40"/>
+              <w:left w:type="dxa" w:w="80"/>
+              <w:bottom w:type="dxa" w:w="40"/>
+              <w:right w:type="dxa" w:w="80"/>
+            </w:tcMar>
+            <w:vAlign w:val="center"/>
+          </w:tcPr>
+          <w:p>
+            <w:pPr>
+              <w:spacing w:after="0" w:before="0" w:line="240"/>
+              <w:jc w:val="center"/>
+            </w:pPr>
+            <w:r>
+              <w:rPr>
+                <w:rFonts w:ascii="KoPub돋움체" w:cs="KoPub돋움체" w:eastAsia="KoPub돋움체" w:hAnsi="KoPub돋움체"/>
+                <w:b/>
+                <w:bCs/>
+                <w:color w:val="FFFFFF"/>
+                <w:sz w:val="17"/>
+                <w:szCs w:val="17"/>
+              </w:rPr>
+              <w:t xml:space="preserve">출처</w:t>
+            </w:r>
+          </w:p>
+        </w:tc>
+      </w:tr>
+      <w:tr>
+        <w:tc>
+          <w:tcPr>
+            <w:tcW w:type="dxa" w:w="1500"/>
+            <w:tcBorders>
+              <w:top w:val="single" w:color="9AA8A6" w:sz="4"/>
+              <w:left w:val="single" w:color="9AA8A6" w:sz="4"/>
+              <w:bottom w:val="single" w:color="9AA8A6" w:sz="4"/>
+              <w:right w:val="single" w:color="9AA8A6" w:sz="4"/>
+            </w:tcBorders>
+            <w:shd w:fill="E8F3F1" w:color="auto" w:val="clear"/>
+            <w:tcMar>
+              <w:top w:type="dxa" w:w="40"/>
+              <w:left w:type="dxa" w:w="80"/>
+              <w:bottom w:type="dxa" w:w="40"/>
+              <w:right w:type="dxa" w:w="80"/>
+            </w:tcMar>
+            <w:vAlign w:val="center"/>
+          </w:tcPr>
+          <w:p>
+            <w:pPr>
+              <w:spacing w:after="0" w:before="0" w:line="240"/>
+              <w:jc w:val="center"/>
+            </w:pPr>
+            <w:r>
+              <w:rPr>
+                <w:rFonts w:ascii="KoPub돋움체" w:cs="KoPub돋움체" w:eastAsia="KoPub돋움체" w:hAnsi="KoPub돋움체"/>
+                <w:b w:val="false"/>
+                <w:bCs w:val="false"/>
+                <w:sz w:val="17"/>
+                <w:szCs w:val="17"/>
+              </w:rPr>
+              <w:t xml:space="preserve">세부사업</w:t>
+            </w:r>
+          </w:p>
+        </w:tc>
+        <w:tc>
+          <w:tcPr>
+            <w:tcW w:type="dxa" w:w="5300"/>
+            <w:tcBorders>
+              <w:top w:val="single" w:color="9AA8A6" w:sz="4"/>
+              <w:left w:val="single" w:color="9AA8A6" w:sz="4"/>
+              <w:bottom w:val="single" w:color="9AA8A6" w:sz="4"/>
+              <w:right w:val="single" w:color="9AA8A6" w:sz="4"/>
+            </w:tcBorders>
+            <w:tcMar>
+              <w:top w:type="dxa" w:w="40"/>
+              <w:left w:type="dxa" w:w="80"/>
+              <w:bottom w:type="dxa" w:w="40"/>
+              <w:right w:type="dxa" w:w="80"/>
+            </w:tcMar>
+            <w:vAlign w:val="center"/>
+          </w:tcPr>
+          <w:p>
+            <w:pPr>
+              <w:spacing w:after="0" w:before="0" w:line="240"/>
+              <w:jc w:val="left"/>
+            </w:pPr>
+            <w:r>
+              <w:rPr>
+                <w:rFonts w:ascii="KoPub돋움체" w:cs="KoPub돋움체" w:eastAsia="KoPub돋움체" w:hAnsi="KoPub돋움체"/>
+                <w:b w:val="false"/>
+                <w:bCs w:val="false"/>
+                <w:sz w:val="17"/>
+                <w:szCs w:val="17"/>
+              </w:rPr>
+              <w:t xml:space="preserve">소관·회계·프로그램·단위사업, 사업목적, 지원형태, 수혜대상, 사업기간, 근거법령, 추진기관, 지원규모, 결산·본예산·추경·증감액</w:t>
+            </w:r>
+          </w:p>
+        </w:tc>
+        <w:tc>
+          <w:tcPr>
+            <w:tcW w:type="dxa" w:w="2500"/>
+            <w:tcBorders>
+              <w:top w:val="single" w:color="9AA8A6" w:sz="4"/>
+              <w:left w:val="single" w:color="9AA8A6" w:sz="4"/>
+              <w:bottom w:val="single" w:color="9AA8A6" w:sz="4"/>
+              <w:right w:val="single" w:color="9AA8A6" w:sz="4"/>
+            </w:tcBorders>
+            <w:tcMar>
+              <w:top w:type="dxa" w:w="40"/>
+              <w:left w:type="dxa" w:w="80"/>
+              <w:bottom w:type="dxa" w:w="40"/>
+              <w:right w:type="dxa" w:w="80"/>
+            </w:tcMar>
+            <w:vAlign w:val="center"/>
+          </w:tcPr>
+          <w:p>
+            <w:pPr>
+              <w:spacing w:after="0" w:before="0" w:line="240"/>
+              <w:jc w:val="left"/>
+            </w:pPr>
+            <w:r>
+              <w:rPr>
+                <w:rFonts w:ascii="KoPub돋움체" w:cs="KoPub돋움체" w:eastAsia="KoPub돋움체" w:hAnsi="KoPub돋움체"/>
+                <w:b w:val="false"/>
+                <w:bCs w:val="false"/>
+                <w:sz w:val="17"/>
+                <w:szCs w:val="17"/>
+              </w:rPr>
+              <w:t xml:space="preserve">열린재정 사업설명자료</w:t>
+            </w:r>
+          </w:p>
+        </w:tc>
+      </w:tr>
+      <w:tr>
+        <w:tc>
+          <w:tcPr>
+            <w:tcW w:type="dxa" w:w="1500"/>
+            <w:tcBorders>
+              <w:top w:val="single" w:color="9AA8A6" w:sz="4"/>
+              <w:left w:val="single" w:color="9AA8A6" w:sz="4"/>
+              <w:bottom w:val="single" w:color="9AA8A6" w:sz="4"/>
+              <w:right w:val="single" w:color="9AA8A6" w:sz="4"/>
+            </w:tcBorders>
+            <w:shd w:fill="E8F3F1" w:color="auto" w:val="clear"/>
+            <w:tcMar>
+              <w:top w:type="dxa" w:w="40"/>
+              <w:left w:type="dxa" w:w="80"/>
+              <w:bottom w:type="dxa" w:w="40"/>
+              <w:right w:type="dxa" w:w="80"/>
+            </w:tcMar>
+            <w:vAlign w:val="center"/>
+          </w:tcPr>
+          <w:p>
+            <w:pPr>
+              <w:spacing w:after="0" w:before="0" w:line="240"/>
+              <w:jc w:val="center"/>
+            </w:pPr>
+            <w:r>
+              <w:rPr>
+                <w:rFonts w:ascii="KoPub돋움체" w:cs="KoPub돋움체" w:eastAsia="KoPub돋움체" w:hAnsi="KoPub돋움체"/>
+                <w:b w:val="false"/>
+                <w:bCs w:val="false"/>
+                <w:sz w:val="17"/>
+                <w:szCs w:val="17"/>
+              </w:rPr>
+              <w:t xml:space="preserve">내역사업</w:t>
+            </w:r>
+          </w:p>
+        </w:tc>
+        <w:tc>
+          <w:tcPr>
+            <w:tcW w:type="dxa" w:w="5300"/>
+            <w:tcBorders>
+              <w:top w:val="single" w:color="9AA8A6" w:sz="4"/>
+              <w:left w:val="single" w:color="9AA8A6" w:sz="4"/>
+              <w:bottom w:val="single" w:color="9AA8A6" w:sz="4"/>
+              <w:right w:val="single" w:color="9AA8A6" w:sz="4"/>
+            </w:tcBorders>
+            <w:tcMar>
+              <w:top w:type="dxa" w:w="40"/>
+              <w:left w:type="dxa" w:w="80"/>
+              <w:bottom w:type="dxa" w:w="40"/>
+              <w:right w:type="dxa" w:w="80"/>
+            </w:tcMar>
+            <w:vAlign w:val="center"/>
+          </w:tcPr>
+          <w:p>
+            <w:pPr>
+              <w:spacing w:after="0" w:before="0" w:line="240"/>
+              <w:jc w:val="left"/>
+            </w:pPr>
+            <w:r>
+              <w:rPr>
+                <w:rFonts w:ascii="KoPub돋움체" w:cs="KoPub돋움체" w:eastAsia="KoPub돋움체" w:hAnsi="KoPub돋움체"/>
+                <w:b w:val="false"/>
+                <w:bCs w:val="false"/>
+                <w:sz w:val="17"/>
+                <w:szCs w:val="17"/>
+              </w:rPr>
+              <w:t xml:space="preserve">내역사업명, 내역예산(국비·지방비), 내역목적, 산출근거, 예산 구조 트리</w:t>
+            </w:r>
+          </w:p>
+        </w:tc>
+        <w:tc>
+          <w:tcPr>
+            <w:tcW w:type="dxa" w:w="2500"/>
+            <w:tcBorders>
+              <w:top w:val="single" w:color="9AA8A6" w:sz="4"/>
+              <w:left w:val="single" w:color="9AA8A6" w:sz="4"/>
+              <w:bottom w:val="single" w:color="9AA8A6" w:sz="4"/>
+              <w:right w:val="single" w:color="9AA8A6" w:sz="4"/>
+            </w:tcBorders>
+            <w:tcMar>
+              <w:top w:type="dxa" w:w="40"/>
+              <w:left w:type="dxa" w:w="80"/>
+              <w:bottom w:type="dxa" w:w="40"/>
+              <w:right w:type="dxa" w:w="80"/>
+            </w:tcMar>
+            <w:vAlign w:val="center"/>
+          </w:tcPr>
+          <w:p>
+            <w:pPr>
+              <w:spacing w:after="0" w:before="0" w:line="240"/>
+              <w:jc w:val="left"/>
+            </w:pPr>
+            <w:r>
+              <w:rPr>
+                <w:rFonts w:ascii="KoPub돋움체" w:cs="KoPub돋움체" w:eastAsia="KoPub돋움체" w:hAnsi="KoPub돋움체"/>
+                <w:b w:val="false"/>
+                <w:bCs w:val="false"/>
+                <w:sz w:val="17"/>
+                <w:szCs w:val="17"/>
+              </w:rPr>
+              <w:t xml:space="preserve">열린재정 사업설명자료</w:t>
+            </w:r>
+          </w:p>
+        </w:tc>
+      </w:tr>
+      <w:tr>
+        <w:tc>
+          <w:tcPr>
+            <w:tcW w:type="dxa" w:w="1500"/>
+            <w:tcBorders>
+              <w:top w:val="single" w:color="9AA8A6" w:sz="4"/>
+              <w:left w:val="single" w:color="9AA8A6" w:sz="4"/>
+              <w:bottom w:val="single" w:color="9AA8A6" w:sz="4"/>
+              <w:right w:val="single" w:color="9AA8A6" w:sz="4"/>
+            </w:tcBorders>
+            <w:shd w:fill="E8F3F1" w:color="auto" w:val="clear"/>
+            <w:tcMar>
+              <w:top w:type="dxa" w:w="40"/>
+              <w:left w:type="dxa" w:w="80"/>
+              <w:bottom w:type="dxa" w:w="40"/>
+              <w:right w:type="dxa" w:w="80"/>
+            </w:tcMar>
+            <w:vAlign w:val="center"/>
+          </w:tcPr>
+          <w:p>
+            <w:pPr>
+              <w:spacing w:after="0" w:before="0" w:line="240"/>
+              <w:jc w:val="center"/>
+            </w:pPr>
+            <w:r>
+              <w:rPr>
+                <w:rFonts w:ascii="KoPub돋움체" w:cs="KoPub돋움체" w:eastAsia="KoPub돋움체" w:hAnsi="KoPub돋움체"/>
+                <w:b w:val="false"/>
+                <w:bCs w:val="false"/>
+                <w:sz w:val="17"/>
+                <w:szCs w:val="17"/>
+              </w:rPr>
+              <w:t xml:space="preserve">연계(공고)</w:t>
+            </w:r>
+          </w:p>
+        </w:tc>
+        <w:tc>
+          <w:tcPr>
+            <w:tcW w:type="dxa" w:w="5300"/>
+            <w:tcBorders>
+              <w:top w:val="single" w:color="9AA8A6" w:sz="4"/>
+              <w:left w:val="single" w:color="9AA8A6" w:sz="4"/>
+              <w:bottom w:val="single" w:color="9AA8A6" w:sz="4"/>
+              <w:right w:val="single" w:color="9AA8A6" w:sz="4"/>
+            </w:tcBorders>
+            <w:tcMar>
+              <w:top w:type="dxa" w:w="40"/>
+              <w:left w:type="dxa" w:w="80"/>
+              <w:bottom w:type="dxa" w:w="40"/>
+              <w:right w:type="dxa" w:w="80"/>
+            </w:tcMar>
+            <w:vAlign w:val="center"/>
+          </w:tcPr>
+          <w:p>
+            <w:pPr>
+              <w:spacing w:after="0" w:before="0" w:line="240"/>
+              <w:jc w:val="left"/>
+            </w:pPr>
+            <w:r>
+              <w:rPr>
+                <w:rFonts w:ascii="KoPub돋움체" w:cs="KoPub돋움체" w:eastAsia="KoPub돋움체" w:hAnsi="KoPub돋움체"/>
+                <w:b w:val="false"/>
+                <w:bCs w:val="false"/>
+                <w:sz w:val="17"/>
+                <w:szCs w:val="17"/>
+              </w:rPr>
+              <w:t xml:space="preserve">공고명, 수행기관, 신청기간, 공고일, 지원내용, 매핑 신뢰도</w:t>
+            </w:r>
+          </w:p>
+        </w:tc>
+        <w:tc>
+          <w:tcPr>
+            <w:tcW w:type="dxa" w:w="2500"/>
+            <w:tcBorders>
+              <w:top w:val="single" w:color="9AA8A6" w:sz="4"/>
+              <w:left w:val="single" w:color="9AA8A6" w:sz="4"/>
+              <w:bottom w:val="single" w:color="9AA8A6" w:sz="4"/>
+              <w:right w:val="single" w:color="9AA8A6" w:sz="4"/>
+            </w:tcBorders>
+            <w:tcMar>
+              <w:top w:type="dxa" w:w="40"/>
+              <w:left w:type="dxa" w:w="80"/>
+              <w:bottom w:type="dxa" w:w="40"/>
+              <w:right w:type="dxa" w:w="80"/>
+            </w:tcMar>
+            <w:vAlign w:val="center"/>
+          </w:tcPr>
+          <w:p>
+            <w:pPr>
+              <w:spacing w:after="0" w:before="0" w:line="240"/>
+              <w:jc w:val="left"/>
+            </w:pPr>
+            <w:r>
+              <w:rPr>
+                <w:rFonts w:ascii="KoPub돋움체" w:cs="KoPub돋움체" w:eastAsia="KoPub돋움체" w:hAnsi="KoPub돋움체"/>
+                <w:b w:val="false"/>
+                <w:bCs w:val="false"/>
+                <w:sz w:val="17"/>
+                <w:szCs w:val="17"/>
+              </w:rPr>
+              <w:t xml:space="preserve">기업마당 공고</w:t>
+            </w:r>
+          </w:p>
+        </w:tc>
+      </w:tr>
+      <w:tr>
+        <w:tc>
+          <w:tcPr>
+            <w:tcW w:type="dxa" w:w="1500"/>
+            <w:tcBorders>
+              <w:top w:val="single" w:color="9AA8A6" w:sz="4"/>
+              <w:left w:val="single" w:color="9AA8A6" w:sz="4"/>
+              <w:bottom w:val="single" w:color="9AA8A6" w:sz="4"/>
+              <w:right w:val="single" w:color="9AA8A6" w:sz="4"/>
+            </w:tcBorders>
+            <w:shd w:fill="E8F3F1" w:color="auto" w:val="clear"/>
+            <w:tcMar>
+              <w:top w:type="dxa" w:w="40"/>
+              <w:left w:type="dxa" w:w="80"/>
+              <w:bottom w:type="dxa" w:w="40"/>
+              <w:right w:type="dxa" w:w="80"/>
+            </w:tcMar>
+            <w:vAlign w:val="center"/>
+          </w:tcPr>
+          <w:p>
+            <w:pPr>
+              <w:spacing w:after="0" w:before="0" w:line="240"/>
+              <w:jc w:val="center"/>
+            </w:pPr>
+            <w:r>
+              <w:rPr>
+                <w:rFonts w:ascii="KoPub돋움체" w:cs="KoPub돋움체" w:eastAsia="KoPub돋움체" w:hAnsi="KoPub돋움체"/>
+                <w:b w:val="false"/>
+                <w:bCs w:val="false"/>
+                <w:sz w:val="17"/>
+                <w:szCs w:val="17"/>
+              </w:rPr>
+              <w:t xml:space="preserve">연계(분류)</w:t>
+            </w:r>
+          </w:p>
+        </w:tc>
+        <w:tc>
+          <w:tcPr>
+            <w:tcW w:type="dxa" w:w="5300"/>
+            <w:tcBorders>
+              <w:top w:val="single" w:color="9AA8A6" w:sz="4"/>
+              <w:left w:val="single" w:color="9AA8A6" w:sz="4"/>
+              <w:bottom w:val="single" w:color="9AA8A6" w:sz="4"/>
+              <w:right w:val="single" w:color="9AA8A6" w:sz="4"/>
+            </w:tcBorders>
+            <w:tcMar>
+              <w:top w:type="dxa" w:w="40"/>
+              <w:left w:type="dxa" w:w="80"/>
+              <w:bottom w:type="dxa" w:w="40"/>
+              <w:right w:type="dxa" w:w="80"/>
+            </w:tcMar>
+            <w:vAlign w:val="center"/>
+          </w:tcPr>
+          <w:p>
+            <w:pPr>
+              <w:spacing w:after="0" w:before="0" w:line="240"/>
+              <w:jc w:val="left"/>
+            </w:pPr>
+            <w:r>
+              <w:rPr>
+                <w:rFonts w:ascii="KoPub돋움체" w:cs="KoPub돋움체" w:eastAsia="KoPub돋움체" w:hAnsi="KoPub돋움체"/>
+                <w:b w:val="false"/>
+                <w:bCs w:val="false"/>
+                <w:sz w:val="17"/>
+                <w:szCs w:val="17"/>
+              </w:rPr>
+              <w:t xml:space="preserve">지원분야 대·중·소분류, 지원산업</w:t>
+            </w:r>
+          </w:p>
+        </w:tc>
+        <w:tc>
+          <w:tcPr>
+            <w:tcW w:type="dxa" w:w="2500"/>
+            <w:tcBorders>
+              <w:top w:val="single" w:color="9AA8A6" w:sz="4"/>
+              <w:left w:val="single" w:color="9AA8A6" w:sz="4"/>
+              <w:bottom w:val="single" w:color="9AA8A6" w:sz="4"/>
+              <w:right w:val="single" w:color="9AA8A6" w:sz="4"/>
+            </w:tcBorders>
+            <w:tcMar>
+              <w:top w:type="dxa" w:w="40"/>
+              <w:left w:type="dxa" w:w="80"/>
+              <w:bottom w:type="dxa" w:w="40"/>
+              <w:right w:type="dxa" w:w="80"/>
+            </w:tcMar>
+            <w:vAlign w:val="center"/>
+          </w:tcPr>
+          <w:p>
+            <w:pPr>
+              <w:spacing w:after="0" w:before="0" w:line="240"/>
+              <w:jc w:val="left"/>
+            </w:pPr>
+            <w:r>
+              <w:rPr>
+                <w:rFonts w:ascii="KoPub돋움체" w:cs="KoPub돋움체" w:eastAsia="KoPub돋움체" w:hAnsi="KoPub돋움체"/>
+                <w:b w:val="false"/>
+                <w:bCs w:val="false"/>
+                <w:sz w:val="17"/>
+                <w:szCs w:val="17"/>
+              </w:rPr>
+              <w:t xml:space="preserve">중소기업 지원사업 정책디렉토리</w:t>
+            </w:r>
+          </w:p>
+        </w:tc>
+      </w:tr>
+      <w:tr>
+        <w:tc>
+          <w:tcPr>
+            <w:tcW w:type="dxa" w:w="1500"/>
+            <w:tcBorders>
+              <w:top w:val="single" w:color="9AA8A6" w:sz="4"/>
+              <w:left w:val="single" w:color="9AA8A6" w:sz="4"/>
+              <w:bottom w:val="single" w:color="9AA8A6" w:sz="4"/>
+              <w:right w:val="single" w:color="9AA8A6" w:sz="4"/>
+            </w:tcBorders>
+            <w:shd w:fill="E8F3F1" w:color="auto" w:val="clear"/>
+            <w:tcMar>
+              <w:top w:type="dxa" w:w="40"/>
+              <w:left w:type="dxa" w:w="80"/>
+              <w:bottom w:type="dxa" w:w="40"/>
+              <w:right w:type="dxa" w:w="80"/>
+            </w:tcMar>
+            <w:vAlign w:val="center"/>
+          </w:tcPr>
+          <w:p>
+            <w:pPr>
+              <w:spacing w:after="0" w:before="0" w:line="240"/>
+              <w:jc w:val="center"/>
+            </w:pPr>
+            <w:r>
+              <w:rPr>
+                <w:rFonts w:ascii="KoPub돋움체" w:cs="KoPub돋움체" w:eastAsia="KoPub돋움체" w:hAnsi="KoPub돋움체"/>
+                <w:b w:val="false"/>
+                <w:bCs w:val="false"/>
+                <w:sz w:val="17"/>
+                <w:szCs w:val="17"/>
+              </w:rPr>
+              <w:t xml:space="preserve">연속성</w:t>
+            </w:r>
+          </w:p>
+        </w:tc>
+        <w:tc>
+          <w:tcPr>
+            <w:tcW w:type="dxa" w:w="5300"/>
+            <w:tcBorders>
+              <w:top w:val="single" w:color="9AA8A6" w:sz="4"/>
+              <w:left w:val="single" w:color="9AA8A6" w:sz="4"/>
+              <w:bottom w:val="single" w:color="9AA8A6" w:sz="4"/>
+              <w:right w:val="single" w:color="9AA8A6" w:sz="4"/>
+            </w:tcBorders>
+            <w:tcMar>
+              <w:top w:type="dxa" w:w="40"/>
+              <w:left w:type="dxa" w:w="80"/>
+              <w:bottom w:type="dxa" w:w="40"/>
+              <w:right w:type="dxa" w:w="80"/>
+            </w:tcMar>
+            <w:vAlign w:val="center"/>
+          </w:tcPr>
+          <w:p>
+            <w:pPr>
+              <w:spacing w:after="0" w:before="0" w:line="240"/>
+              <w:jc w:val="left"/>
+            </w:pPr>
+            <w:r>
+              <w:rPr>
+                <w:rFonts w:ascii="KoPub돋움체" w:cs="KoPub돋움체" w:eastAsia="KoPub돋움체" w:hAnsi="KoPub돋움체"/>
+                <w:b w:val="false"/>
+                <w:bCs w:val="false"/>
+                <w:sz w:val="17"/>
+                <w:szCs w:val="17"/>
+              </w:rPr>
+              <w:t xml:space="preserve">일몰·지원사업 제외·재등장·내역 전환, 세부사업 이관(원·신 세부사업)</w:t>
+            </w:r>
+          </w:p>
+        </w:tc>
+        <w:tc>
+          <w:tcPr>
+            <w:tcW w:type="dxa" w:w="2500"/>
+            <w:tcBorders>
+              <w:top w:val="single" w:color="9AA8A6" w:sz="4"/>
+              <w:left w:val="single" w:color="9AA8A6" w:sz="4"/>
+              <w:bottom w:val="single" w:color="9AA8A6" w:sz="4"/>
+              <w:right w:val="single" w:color="9AA8A6" w:sz="4"/>
+            </w:tcBorders>
+            <w:tcMar>
+              <w:top w:type="dxa" w:w="40"/>
+              <w:left w:type="dxa" w:w="80"/>
+              <w:bottom w:type="dxa" w:w="40"/>
+              <w:right w:type="dxa" w:w="80"/>
+            </w:tcMar>
+            <w:vAlign w:val="center"/>
+          </w:tcPr>
+          <w:p>
+            <w:pPr>
+              <w:spacing w:after="0" w:before="0" w:line="240"/>
+              <w:jc w:val="left"/>
+            </w:pPr>
+            <w:r>
+              <w:rPr>
+                <w:rFonts w:ascii="KoPub돋움체" w:cs="KoPub돋움체" w:eastAsia="KoPub돋움체" w:hAnsi="KoPub돋움체"/>
+                <w:b w:val="false"/>
+                <w:bCs w:val="false"/>
+                <w:sz w:val="17"/>
+                <w:szCs w:val="17"/>
+              </w:rPr>
+              <w:t xml:space="preserve">연도 간 대조</w:t>
+            </w:r>
+          </w:p>
+        </w:tc>
+      </w:tr>
+    </w:tbl>
+    <w:p>
+      <w:pPr>
+        <w:pStyle w:val="Heading2"/>
+        <w:spacing w:after="160" w:before="280" w:line="384"/>
+      </w:pPr>
+      <w:r>
+        <w:rPr>
+          <w:rFonts w:ascii="KoPub바탕체" w:cs="KoPub바탕체" w:eastAsia="KoPub바탕체" w:hAnsi="KoPub바탕체"/>
+          <w:b/>
+          <w:bCs/>
+          <w:color w:val="2F6F7E"/>
+          <w:sz w:val="30"/>
+          <w:szCs w:val="30"/>
+        </w:rPr>
+        <w:t xml:space="preserve">다. 연속성 관리와 제공</w:t>
+      </w:r>
+    </w:p>
+    <w:p>
+      <w:pPr>
+        <w:pStyle w:val="ListParagraph"/>
+        <w:numPr>
+          <w:ilvl w:val="0"/>
+          <w:numId w:val="2"/>
+        </w:numPr>
+        <w:spacing w:after="40" w:before="0" w:line="384"/>
+      </w:pPr>
+      <w:r>
+        <w:rPr>
+          <w:rFonts w:ascii="KoPub바탕체" w:cs="KoPub바탕체" w:eastAsia="KoPub바탕체" w:hAnsi="KoPub바탕체"/>
+          <w:b/>
+          <w:bCs/>
+          <w:sz w:val="24"/>
+          <w:szCs w:val="24"/>
+        </w:rPr>
+        <w:t xml:space="preserve">연도 간 세부사업의 일몰·신설·이관을 식별하여 동일 사업의 시계열 비교 기반을 마련하고, 검색시스템으로 조회·내려받기를 제공</w:t>
+      </w:r>
+    </w:p>
+    <w:p>
+      <w:pPr>
+        <w:pStyle w:val="ListParagraph"/>
+        <w:numPr>
+          <w:ilvl w:val="1"/>
+          <w:numId w:val="2"/>
+        </w:numPr>
+        <w:spacing w:after="40" w:before="0" w:line="384"/>
+      </w:pPr>
+      <w:r>
+        <w:rPr>
+          <w:rFonts w:ascii="KoPub바탕체" w:cs="KoPub바탕체" w:eastAsia="KoPub바탕체" w:hAnsi="KoPub바탕체"/>
+          <w:b w:val="false"/>
+          <w:bCs w:val="false"/>
+          <w:sz w:val="23"/>
+          <w:szCs w:val="23"/>
+        </w:rPr>
+        <w:t xml:space="preserve">2023~2026년 대조로 일몰 196건, 지원사업 제외 73건, 재등장 10건, 내역사업 전환 9건을 식별하고, 세부사업 이관 33건은 원 세부사업과 신 세부사업을 연결</w:t>
+      </w:r>
+    </w:p>
+    <w:p>
+      <w:pPr>
+        <w:pStyle w:val="ListParagraph"/>
+        <w:numPr>
+          <w:ilvl w:val="1"/>
+          <w:numId w:val="2"/>
+        </w:numPr>
+        <w:spacing w:after="40" w:before="0" w:line="384"/>
+      </w:pPr>
+      <w:r>
+        <w:rPr>
+          <w:rFonts w:ascii="KoPub바탕체" w:cs="KoPub바탕체" w:eastAsia="KoPub바탕체" w:hAnsi="KoPub바탕체"/>
+          <w:b w:val="false"/>
+          <w:bCs w:val="false"/>
+          <w:sz w:val="23"/>
+          <w:szCs w:val="23"/>
+        </w:rPr>
+        <w:t xml:space="preserve">구축한 DB는 정책평가팀 중소기업지원사업 검색시스템(비공개 웹)에서 연도·소관·사업명으로 조회하고 자료를 내려받을 수 있음</w:t>
+      </w:r>
+    </w:p>
+    <w:p>
+      <w:pPr>
+        <w:pStyle w:val="ListParagraph"/>
+        <w:numPr>
+          <w:ilvl w:val="2"/>
+          <w:numId w:val="2"/>
+        </w:numPr>
+        <w:spacing w:after="40" w:before="0" w:line="384"/>
+      </w:pPr>
+      <w:r>
+        <w:rPr>
+          <w:rFonts w:ascii="KoPub바탕체" w:cs="KoPub바탕체" w:eastAsia="KoPub바탕체" w:hAnsi="KoPub바탕체"/>
+          <w:b w:val="false"/>
+          <w:bCs w:val="false"/>
+          <w:sz w:val="23"/>
+          <w:szCs w:val="23"/>
+        </w:rPr>
+        <w:t xml:space="preserve">지자체 지원사업(연 2,005~2,069건)도 같은 구조로 수록되어 있으나 본 분석은 중앙부처분에 한정</w:t>
+      </w:r>
+    </w:p>
+    <w:p>
+      <w:pPr>
+        <w:pStyle w:val="ListParagraph"/>
+        <w:numPr>
+          <w:ilvl w:val="5"/>
+          <w:numId w:val="2"/>
+        </w:numPr>
+        <w:spacing w:after="40" w:before="0" w:line="384"/>
+      </w:pPr>
+      <w:r>
+        <w:rPr>
+          <w:rFonts w:ascii="KoPub바탕체" w:cs="KoPub바탕체" w:eastAsia="KoPub바탕체" w:hAnsi="KoPub바탕체"/>
+          <w:b w:val="false"/>
+          <w:bCs w:val="false"/>
+          <w:sz w:val="23"/>
+          <w:szCs w:val="23"/>
+        </w:rPr>
+        <w:t xml:space="preserve">사업설명자료 기반 DB는 전 부처 지원사업을 동일 항목으로 비교할 수 있는 기반이나, 사업목적 서술은 부처별 형식이 달라 공통 기준의 유형화가 필요 → 3장 이하에서 임베딩·군집분석으로 유형 도출</w:t>
+      </w:r>
+    </w:p>
+    <w:p>
+      <w:r>
+        <w:br w:type="page"/>
+      </w:r>
+    </w:p>
+    <w:p>
+      <w:pPr>
+        <w:pStyle w:val="Heading1"/>
+        <w:spacing w:after="240" w:before="360" w:line="384"/>
+      </w:pPr>
+      <w:r>
+        <w:rPr>
+          <w:rFonts w:ascii="KoPub돋움체" w:cs="KoPub돋움체" w:eastAsia="KoPub돋움체" w:hAnsi="KoPub돋움체"/>
+          <w:b/>
+          <w:bCs/>
+          <w:color w:val="1D6B6B"/>
+          <w:sz w:val="40"/>
+          <w:szCs w:val="40"/>
+        </w:rPr>
+        <w:t xml:space="preserve">03  </w:t>
       </w:r>
       <w:r>
         <w:rPr>
@@ -2112,7 +4587,7 @@
           <w:sz w:val="22"/>
           <w:szCs w:val="22"/>
         </w:rPr>
-        <w:t xml:space="preserve">&lt;표 1&gt; 지원목적 유형 체계와 대표 사업(2026년 예산 기준)</w:t>
+        <w:t xml:space="preserve">&lt;표 3&gt; 지원목적 유형 체계와 대표 사업(2026년 예산 기준)</w:t>
       </w:r>
     </w:p>
     <w:tbl>
@@ -3251,7 +5726,7 @@
           <w:sz w:val="22"/>
           <w:szCs w:val="22"/>
         </w:rPr>
-        <w:t xml:space="preserve">&lt;표 2&gt; 유형화 제외 사업 현황</w:t>
+        <w:t xml:space="preserve">&lt;표 4&gt; 유형화 제외 사업 현황</w:t>
       </w:r>
     </w:p>
     <w:p>
@@ -4032,7 +6507,7 @@
           <w:sz w:val="40"/>
           <w:szCs w:val="40"/>
         </w:rPr>
-        <w:t xml:space="preserve">03  </w:t>
+        <w:t xml:space="preserve">04  </w:t>
       </w:r>
       <w:r>
         <w:rPr>
@@ -4175,7 +6650,7 @@
           <w:sz w:val="22"/>
           <w:szCs w:val="22"/>
         </w:rPr>
-        <w:t xml:space="preserve">&lt;표 3&gt; 지원목적 유형별 내역사업 건수·예산</w:t>
+        <w:t xml:space="preserve">&lt;표 5&gt; 지원목적 유형별 내역사업 건수·예산</w:t>
       </w:r>
     </w:p>
     <w:p>
@@ -7815,7 +10290,7 @@
           <w:sz w:val="40"/>
           <w:szCs w:val="40"/>
         </w:rPr>
-        <w:t xml:space="preserve">04  </w:t>
+        <w:t xml:space="preserve">05  </w:t>
       </w:r>
       <w:r>
         <w:rPr>
@@ -8249,7 +10724,7 @@
           <w:sz w:val="22"/>
           <w:szCs w:val="22"/>
         </w:rPr>
-        <w:t xml:space="preserve">&lt;표 7&gt; 지원대상·지원수단·지원내용 유형별 2026년 내역사업 건수·예산</w:t>
+        <w:t xml:space="preserve">&lt;표 9&gt; 지원대상·지원수단·지원내용 유형별 2026년 내역사업 건수·예산</w:t>
       </w:r>
     </w:p>
     <w:p>
@@ -13654,7 +16129,7 @@
           <w:sz w:val="40"/>
           <w:szCs w:val="40"/>
         </w:rPr>
-        <w:t xml:space="preserve">05  </w:t>
+        <w:t xml:space="preserve">06  </w:t>
       </w:r>
       <w:r>
         <w:rPr>
@@ -13777,7 +16252,7 @@
           <w:sz w:val="22"/>
           <w:szCs w:val="22"/>
         </w:rPr>
-        <w:t xml:space="preserve">&lt;표 4&gt; 소관별 지원목적 유형 구성(2026년, 상위 8개 소관)</w:t>
+        <w:t xml:space="preserve">&lt;표 6&gt; 소관별 지원목적 유형 구성(2026년, 상위 8개 소관)</w:t>
       </w:r>
     </w:p>
     <w:p>
@@ -17218,7 +19693,7 @@
           <w:sz w:val="22"/>
           <w:szCs w:val="22"/>
         </w:rPr>
-        <w:t xml:space="preserve">&lt;표 5&gt; 기존 지원분야 중분류와 지원목적 유형의 교차</w:t>
+        <w:t xml:space="preserve">&lt;표 7&gt; 기존 지원분야 중분류와 지원목적 유형의 교차</w:t>
       </w:r>
     </w:p>
     <w:p>
@@ -20809,7 +23284,7 @@
           <w:sz w:val="22"/>
           <w:szCs w:val="22"/>
         </w:rPr>
-        <w:t xml:space="preserve">&lt;표 6&gt; 임베딩 방식별 유형화 품질 지표</w:t>
+        <w:t xml:space="preserve">&lt;표 8&gt; 임베딩 방식별 유형화 품질 지표</w:t>
       </w:r>
     </w:p>
     <w:tbl>
@@ -21715,7 +24190,7 @@
           <w:sz w:val="40"/>
           <w:szCs w:val="40"/>
         </w:rPr>
-        <w:t xml:space="preserve">06  </w:t>
+        <w:t xml:space="preserve">07  </w:t>
       </w:r>
       <w:r>
         <w:rPr>
@@ -22010,7 +24485,7 @@
           <w:sz w:val="23"/>
           <w:szCs w:val="23"/>
         </w:rPr>
-        <w:t xml:space="preserve">기존 지원분야 분류는 결측 36%와 포괄 항목으로 목적별 비교가 어렵고, 수단 항목(융자)과 목적 항목(시장개척)이 한 축에 혼재(p.11, 14)</w:t>
+        <w:t xml:space="preserve">기존 지원분야 분류는 결측 36%(2024년분 미연계)와 포괄 항목으로 목적별 비교가 어렵고, 수단 항목(융자)과 목적 항목(시장개척)이 한 축에 혼재(p.11, 14)</w:t>
       </w:r>
     </w:p>
     <w:p>
@@ -22523,6 +24998,22 @@
           <w:szCs w:val="22"/>
         </w:rPr>
         <w:t xml:space="preserve">관계부처(각연도), 「예산 및 기금운용계획 사업설명자료」.</w:t>
+      </w:r>
+    </w:p>
+    <w:p>
+      <w:pPr>
+        <w:spacing w:after="120" w:before="0" w:line="384"/>
+        <w:ind w:left="400" w:hanging="400"/>
+      </w:pPr>
+      <w:r>
+        <w:rPr>
+          <w:rFonts w:ascii="KoPub바탕체" w:cs="KoPub바탕체" w:eastAsia="KoPub바탕체" w:hAnsi="KoPub바탕체"/>
+          <w:b w:val="false"/>
+          <w:bCs w:val="false"/>
+          <w:sz w:val="22"/>
+          <w:szCs w:val="22"/>
+        </w:rPr>
+        <w:t xml:space="preserve">기획재정부, 열린재정(재정정보공개시스템), https://www.openfiscaldata.go.kr(검색일: 2026. 10. 5).</w:t>
       </w:r>
     </w:p>
     <w:p>

--- a/analysis/deliverables/KOSI_이슈n포커스_원고_지원사업유형분석.docx
+++ b/analysis/deliverables/KOSI_이슈n포커스_원고_지원사업유형분석.docx
@@ -897,7 +897,7 @@
           <w:sz w:val="23"/>
           <w:szCs w:val="23"/>
         </w:rPr>
-        <w:t xml:space="preserve">지원수단: 융자 39.6% &gt; R&amp;D 과제 출연 18.6% &gt; 보증·보험 16.1% &gt; 보조금 8.0%; 금융성 수단(융자+보증) 55.7%</w:t>
+        <w:t xml:space="preserve">지원수단: 융자 39.6% &gt; R&amp;D 과제 출연 18.6% &gt; 보증·보험 16.1% &gt; 보조금 8.0%; 금융성 수단(융자+보증) 55.7%로 지원목적 축의 자금조달(48.0%)보다 커 수출·생산기반·고용 목적에서도 융자가 주요 수단</w:t>
       </w:r>
     </w:p>
     <w:p>
@@ -917,7 +917,27 @@
           <w:sz w:val="23"/>
           <w:szCs w:val="23"/>
         </w:rPr>
-        <w:t xml:space="preserve">지원내용: 자금 융자·보증 제공 49.3% &gt; 기술개발 과제 12.7% &gt; 창업 사업화자금·투자연계 8.7% &gt; 환경·안전 설비 6.1%</w:t>
+        <w:t xml:space="preserve">지원내용: 자금 융자·보증 제공 49.3% &gt; 기술개발 과제 12.7% &gt; 창업 사업화자금·투자연계 8.7% &gt; 환경·안전 설비 6.1%; '24~'26 창업 사업화자금 +69.3%·컨설팅 서비스 +142.8%·해외진출 지원 +119.0%, 융자·보증 △8.1%로 내용이 자금 전달에서 단계별 사업화·서비스 지원으로 이동</w:t>
+      </w:r>
+    </w:p>
+    <w:p>
+      <w:pPr>
+        <w:pStyle w:val="ListParagraph"/>
+        <w:numPr>
+          <w:ilvl w:val="2"/>
+          <w:numId w:val="2"/>
+        </w:numPr>
+        <w:spacing w:after="40" w:before="0" w:line="384"/>
+      </w:pPr>
+      <w:r>
+        <w:rPr>
+          <w:rFonts w:ascii="KoPub바탕체" w:cs="KoPub바탕체" w:eastAsia="KoPub바탕체" w:hAnsi="KoPub바탕체"/>
+          <w:b w:val="false"/>
+          <w:bCs w:val="false"/>
+          <w:sz w:val="23"/>
+          <w:szCs w:val="23"/>
+        </w:rPr>
+        <w:t xml:space="preserve">타당성: 연도 간 유형 일치율 대상 83.5%·수단 78.6%·내용 61.8%, 재군집 ARI 대상 0.62·내용 0.49. 대상 축은 예산서 수혜대상 기재를 따르므로 창업 전담 부처의 사업도 '중소기업'으로 포괄 기재되면 중소기업 일반 유형에 배정</w:t>
       </w:r>
     </w:p>
     <w:p>
@@ -957,7 +977,7 @@
           <w:sz w:val="23"/>
           <w:szCs w:val="23"/>
         </w:rPr>
-        <w:t xml:space="preserve">2026년 586건은 268개 4축 조합으로 나뉘며 상위 10개 조합이 예산의 62.1%, 176개 조합은 단일 사업</w:t>
+        <w:t xml:space="preserve">2026년 586건은 270개 4축 조합으로 나뉘며 상위 10개 조합이 예산의 61.9%, 179개 조합은 단일 사업. 4축이 모두 같은 복수 사업 조합 91개(407건)가 1차 유사중복 검토 모집단</w:t>
       </w:r>
     </w:p>
     <w:p>
@@ -10317,7 +10337,7 @@
           <w:sz w:val="30"/>
           <w:szCs w:val="30"/>
         </w:rPr>
-        <w:t xml:space="preserve">가. 유형화 방법</w:t>
+        <w:t xml:space="preserve">가. 유형화 방법과 타당성</w:t>
       </w:r>
     </w:p>
     <w:p>
@@ -10357,7 +10377,27 @@
           <w:sz w:val="23"/>
           <w:szCs w:val="23"/>
         </w:rPr>
-        <w:t xml:space="preserve">(지원대상) 예산서 '수혜대상' 필드를 bge-m3로 임베딩하고 K-평균(k=16) 군집을 해석적으로 병합하여 9개 유형 도출. 수혜대상 미기재 48건은 별도</w:t>
+        <w:t xml:space="preserve">(지원대상) 예산서 '수혜대상' 필드(평균 20자의 명사구)를 bge-m3로 임베딩 → K-평균(k=16) → 해석적 병합으로 9개 유형 + 미기재(T0). '기업·대학·연구소 등' 계열 4개 군집을 산학연 연구수행기관으로, '중소기업' 계열 2개를 중소·중견기업 일반으로 병합</w:t>
+      </w:r>
+    </w:p>
+    <w:p>
+      <w:pPr>
+        <w:pStyle w:val="ListParagraph"/>
+        <w:numPr>
+          <w:ilvl w:val="2"/>
+          <w:numId w:val="2"/>
+        </w:numPr>
+        <w:spacing w:after="40" w:before="0" w:line="384"/>
+      </w:pPr>
+      <w:r>
+        <w:rPr>
+          <w:rFonts w:ascii="KoPub바탕체" w:cs="KoPub바탕체" w:eastAsia="KoPub바탕체" w:hAnsi="KoPub바탕체"/>
+          <w:b w:val="false"/>
+          <w:bCs w:val="false"/>
+          <w:sz w:val="23"/>
+          <w:szCs w:val="23"/>
+        </w:rPr>
+        <w:t xml:space="preserve">수혜대상은 짧고 정형적이어서 군집 품질이 가장 높음: 실루엣 0.204, 시드 10회 재군집과의 ARI 0.616(지원목적 0.40). 병합 군집 쌍의 중심거리(0.584)가 비병합 쌍(0.702)보다 짧아 병합이 거리 구조와 부합</w:t>
       </w:r>
     </w:p>
     <w:p>
@@ -10377,7 +10417,27 @@
           <w:sz w:val="23"/>
           <w:szCs w:val="23"/>
         </w:rPr>
-        <w:t xml:space="preserve">(지원내용) 기업마당 공고 지원내용(보유 35.7%), 없으면 내역목적을 임베딩하고 산업영역 방향을 제거한 뒤 K-평균(k=16) 군집을 11개 유형으로 병합</w:t>
+        <w:t xml:space="preserve">(지원내용) 기업마당 공고 지원내용(보유 35.7%), 없으면 내역목적·세부목적을 임베딩하고 산업영역 방향을 제거 → K-평균(k=16) → 11개 유형 + 미기재(K0). 기술개발 계열 4개, 융자·보증 계열 2개 군집을 각각 병합</w:t>
+      </w:r>
+    </w:p>
+    <w:p>
+      <w:pPr>
+        <w:pStyle w:val="ListParagraph"/>
+        <w:numPr>
+          <w:ilvl w:val="2"/>
+          <w:numId w:val="2"/>
+        </w:numPr>
+        <w:spacing w:after="40" w:before="0" w:line="384"/>
+      </w:pPr>
+      <w:r>
+        <w:rPr>
+          <w:rFonts w:ascii="KoPub바탕체" w:cs="KoPub바탕체" w:eastAsia="KoPub바탕체" w:hAnsi="KoPub바탕체"/>
+          <w:b w:val="false"/>
+          <w:bCs w:val="false"/>
+          <w:sz w:val="23"/>
+          <w:szCs w:val="23"/>
+        </w:rPr>
+        <w:t xml:space="preserve">군집 품질은 가장 낮음: 실루엣 0.059, ARI 0.488, 연도 간 유형 일치율 61.8%. 공고 기반 문서는 사업화자금·비용보조·서비스처럼 '지원 항목' 수준, 예산서 기반 문서는 기술개발·생태계·해외진출처럼 '사업 영역' 수준으로 서술되어 유형이 출처에 따라 갈림</w:t>
       </w:r>
     </w:p>
     <w:p>
@@ -10397,7 +10457,27 @@
           <w:sz w:val="23"/>
           <w:szCs w:val="23"/>
         </w:rPr>
-        <w:t xml:space="preserve">(지원수단) 지원형태(출연·보조·직접·융자·출자)는 범주형 속성이므로 군집 대신 메타데이터와 어휘 신호(바우처·보증·장려금·R&amp;D 과제)의 우선순위 규칙으로 9개 유형 구성</w:t>
+        <w:t xml:space="preserve">(지원수단) 지원형태 메타데이터(출연·보조·직접·융자·출자)는 범주형이므로 군집 대신 메타데이터를 1차 기준, 어휘 신호(보증·팩토링, 바우처, 장려금·인건비, 기술개발)를 2차 기준으로 하는 우선순위 규칙으로 9개 유형 구성. 어휘 신호로 세분된 사업은 6.2%</w:t>
+      </w:r>
+    </w:p>
+    <w:p>
+      <w:pPr>
+        <w:pStyle w:val="ListParagraph"/>
+        <w:numPr>
+          <w:ilvl w:val="2"/>
+          <w:numId w:val="2"/>
+        </w:numPr>
+        <w:spacing w:after="40" w:before="0" w:line="384"/>
+      </w:pPr>
+      <w:r>
+        <w:rPr>
+          <w:rFonts w:ascii="KoPub바탕체" w:cs="KoPub바탕체" w:eastAsia="KoPub바탕체" w:hAnsi="KoPub바탕체"/>
+          <w:b w:val="false"/>
+          <w:bCs w:val="false"/>
+          <w:sz w:val="23"/>
+          <w:szCs w:val="23"/>
+        </w:rPr>
+        <w:t xml:space="preserve">메타 '출연' 1,034건을 R&amp;D 과제 출연(605건)과 기관 운영·인프라 출연(398건)으로, '직접' 127건을 직접 수행(60건)·장려금 직접지급(32건)·보증·보험(31건)으로 세분. 메타 '융자' 사업의 94.8%가 융자 유형</w:t>
       </w:r>
     </w:p>
     <w:p>
@@ -10417,7 +10497,7 @@
           <w:sz w:val="23"/>
           <w:szCs w:val="23"/>
         </w:rPr>
-        <w:t xml:space="preserve">동일 내역사업은 연도 간 단일 유형으로 배정. 연도 간 일치율은 대상 82.5%, 수단 78.6%, 내용 57.7%(공고문의 연도별 변동이 큼)</w:t>
+        <w:t xml:space="preserve">동일 내역사업은 연도 간 단일 유형으로 배정. 연도별 텍스트만으로의 유형 일치율은 대상 83.5%, 수단 78.6%, 내용 61.8%</w:t>
       </w:r>
     </w:p>
     <w:p>
@@ -10437,7 +10517,1457 @@
           <w:sz w:val="22"/>
           <w:szCs w:val="22"/>
         </w:rPr>
-        <w:t xml:space="preserve">지원형태 '융자' 사업의 94.8%가 융자 유형, 지원분야 소분류 '소상공인' 사업의 69.6%가 소상공인 유형에 배정. 소분류 '창업벤처' 사업은 수혜대상이 '중소기업' 등으로 포괄 기재되어 29.3%만 예비창업자·창업기업 유형</w:t>
+        <w:t xml:space="preserve">소관과의 정보량(NMI)은 대상 0.370, 내용 0.210, 수단 0.185로 대상 축만 소관과 관련이 크며(고용부=사업주·근로자, 금융위=보증 이용기업), 지원목적 대분류와의 NMI는 내용 0.353 &gt; 수단 0.292 &gt; 대상 0.219로 대상 축이 목적과 가장 독립적</w:t>
+      </w:r>
+    </w:p>
+    <w:p>
+      <w:pPr>
+        <w:spacing w:after="80" w:before="200" w:line="384"/>
+        <w:jc w:val="center"/>
+      </w:pPr>
+      <w:r>
+        <w:rPr>
+          <w:rFonts w:ascii="KoPub돋움체" w:cs="KoPub돋움체" w:eastAsia="KoPub돋움체" w:hAnsi="KoPub돋움체"/>
+          <w:b/>
+          <w:bCs/>
+          <w:sz w:val="22"/>
+          <w:szCs w:val="22"/>
+        </w:rPr>
+        <w:t xml:space="preserve">&lt;표 9&gt; 축별 유형화 방법과 타당성 지표</w:t>
+      </w:r>
+    </w:p>
+    <w:tbl>
+      <w:tblPr>
+        <w:tblW w:type="dxa" w:w="9300"/>
+        <w:jc w:val="center"/>
+        <w:tblBorders>
+          <w:top w:val="single" w:color="auto" w:sz="4"/>
+          <w:left w:val="single" w:color="auto" w:sz="4"/>
+          <w:bottom w:val="single" w:color="auto" w:sz="4"/>
+          <w:right w:val="single" w:color="auto" w:sz="4"/>
+          <w:insideH w:val="single" w:color="auto" w:sz="4"/>
+          <w:insideV w:val="single" w:color="auto" w:sz="4"/>
+        </w:tblBorders>
+      </w:tblPr>
+      <w:tblGrid>
+        <w:gridCol w:w="2000"/>
+        <w:gridCol w:w="2000"/>
+        <w:gridCol w:w="1800"/>
+        <w:gridCol w:w="2000"/>
+        <w:gridCol w:w="1500"/>
+      </w:tblGrid>
+      <w:tr>
+        <w:trPr>
+          <w:tblHeader/>
+        </w:trPr>
+        <w:tc>
+          <w:tcPr>
+            <w:tcW w:type="dxa" w:w="2000"/>
+            <w:tcBorders>
+              <w:top w:val="single" w:color="9AA8A6" w:sz="4"/>
+              <w:left w:val="single" w:color="9AA8A6" w:sz="4"/>
+              <w:bottom w:val="single" w:color="9AA8A6" w:sz="4"/>
+              <w:right w:val="single" w:color="9AA8A6" w:sz="4"/>
+            </w:tcBorders>
+            <w:shd w:fill="2F6F7E" w:color="auto" w:val="clear"/>
+            <w:tcMar>
+              <w:top w:type="dxa" w:w="40"/>
+              <w:left w:type="dxa" w:w="80"/>
+              <w:bottom w:type="dxa" w:w="40"/>
+              <w:right w:type="dxa" w:w="80"/>
+            </w:tcMar>
+            <w:vAlign w:val="center"/>
+          </w:tcPr>
+          <w:p>
+            <w:pPr>
+              <w:spacing w:after="0" w:before="0" w:line="240"/>
+              <w:jc w:val="center"/>
+            </w:pPr>
+            <w:r>
+              <w:rPr>
+                <w:rFonts w:ascii="KoPub돋움체" w:cs="KoPub돋움체" w:eastAsia="KoPub돋움체" w:hAnsi="KoPub돋움체"/>
+                <w:b/>
+                <w:bCs/>
+                <w:color w:val="FFFFFF"/>
+                <w:sz w:val="16"/>
+                <w:szCs w:val="16"/>
+              </w:rPr>
+              <w:t xml:space="preserve">구  분</w:t>
+            </w:r>
+          </w:p>
+        </w:tc>
+        <w:tc>
+          <w:tcPr>
+            <w:tcW w:type="dxa" w:w="2000"/>
+            <w:tcBorders>
+              <w:top w:val="single" w:color="9AA8A6" w:sz="4"/>
+              <w:left w:val="single" w:color="9AA8A6" w:sz="4"/>
+              <w:bottom w:val="single" w:color="9AA8A6" w:sz="4"/>
+              <w:right w:val="single" w:color="9AA8A6" w:sz="4"/>
+            </w:tcBorders>
+            <w:shd w:fill="2F6F7E" w:color="auto" w:val="clear"/>
+            <w:tcMar>
+              <w:top w:type="dxa" w:w="40"/>
+              <w:left w:type="dxa" w:w="80"/>
+              <w:bottom w:type="dxa" w:w="40"/>
+              <w:right w:type="dxa" w:w="80"/>
+            </w:tcMar>
+            <w:vAlign w:val="center"/>
+          </w:tcPr>
+          <w:p>
+            <w:pPr>
+              <w:spacing w:after="0" w:before="0" w:line="240"/>
+              <w:jc w:val="center"/>
+            </w:pPr>
+            <w:r>
+              <w:rPr>
+                <w:rFonts w:ascii="KoPub돋움체" w:cs="KoPub돋움체" w:eastAsia="KoPub돋움체" w:hAnsi="KoPub돋움체"/>
+                <w:b/>
+                <w:bCs/>
+                <w:color w:val="FFFFFF"/>
+                <w:sz w:val="16"/>
+                <w:szCs w:val="16"/>
+              </w:rPr>
+              <w:t xml:space="preserve">지원목적</w:t>
+            </w:r>
+          </w:p>
+        </w:tc>
+        <w:tc>
+          <w:tcPr>
+            <w:tcW w:type="dxa" w:w="1800"/>
+            <w:tcBorders>
+              <w:top w:val="single" w:color="9AA8A6" w:sz="4"/>
+              <w:left w:val="single" w:color="9AA8A6" w:sz="4"/>
+              <w:bottom w:val="single" w:color="9AA8A6" w:sz="4"/>
+              <w:right w:val="single" w:color="9AA8A6" w:sz="4"/>
+            </w:tcBorders>
+            <w:shd w:fill="2F6F7E" w:color="auto" w:val="clear"/>
+            <w:tcMar>
+              <w:top w:type="dxa" w:w="40"/>
+              <w:left w:type="dxa" w:w="80"/>
+              <w:bottom w:type="dxa" w:w="40"/>
+              <w:right w:type="dxa" w:w="80"/>
+            </w:tcMar>
+            <w:vAlign w:val="center"/>
+          </w:tcPr>
+          <w:p>
+            <w:pPr>
+              <w:spacing w:after="0" w:before="0" w:line="240"/>
+              <w:jc w:val="center"/>
+            </w:pPr>
+            <w:r>
+              <w:rPr>
+                <w:rFonts w:ascii="KoPub돋움체" w:cs="KoPub돋움체" w:eastAsia="KoPub돋움체" w:hAnsi="KoPub돋움체"/>
+                <w:b/>
+                <w:bCs/>
+                <w:color w:val="FFFFFF"/>
+                <w:sz w:val="16"/>
+                <w:szCs w:val="16"/>
+              </w:rPr>
+              <w:t xml:space="preserve">지원대상</w:t>
+            </w:r>
+          </w:p>
+        </w:tc>
+        <w:tc>
+          <w:tcPr>
+            <w:tcW w:type="dxa" w:w="2000"/>
+            <w:tcBorders>
+              <w:top w:val="single" w:color="9AA8A6" w:sz="4"/>
+              <w:left w:val="single" w:color="9AA8A6" w:sz="4"/>
+              <w:bottom w:val="single" w:color="9AA8A6" w:sz="4"/>
+              <w:right w:val="single" w:color="9AA8A6" w:sz="4"/>
+            </w:tcBorders>
+            <w:shd w:fill="2F6F7E" w:color="auto" w:val="clear"/>
+            <w:tcMar>
+              <w:top w:type="dxa" w:w="40"/>
+              <w:left w:type="dxa" w:w="80"/>
+              <w:bottom w:type="dxa" w:w="40"/>
+              <w:right w:type="dxa" w:w="80"/>
+            </w:tcMar>
+            <w:vAlign w:val="center"/>
+          </w:tcPr>
+          <w:p>
+            <w:pPr>
+              <w:spacing w:after="0" w:before="0" w:line="240"/>
+              <w:jc w:val="center"/>
+            </w:pPr>
+            <w:r>
+              <w:rPr>
+                <w:rFonts w:ascii="KoPub돋움체" w:cs="KoPub돋움체" w:eastAsia="KoPub돋움체" w:hAnsi="KoPub돋움체"/>
+                <w:b/>
+                <w:bCs/>
+                <w:color w:val="FFFFFF"/>
+                <w:sz w:val="16"/>
+                <w:szCs w:val="16"/>
+              </w:rPr>
+              <w:t xml:space="preserve">지원내용</w:t>
+            </w:r>
+          </w:p>
+        </w:tc>
+        <w:tc>
+          <w:tcPr>
+            <w:tcW w:type="dxa" w:w="1500"/>
+            <w:tcBorders>
+              <w:top w:val="single" w:color="9AA8A6" w:sz="4"/>
+              <w:left w:val="single" w:color="9AA8A6" w:sz="4"/>
+              <w:bottom w:val="single" w:color="9AA8A6" w:sz="4"/>
+              <w:right w:val="single" w:color="9AA8A6" w:sz="4"/>
+            </w:tcBorders>
+            <w:shd w:fill="2F6F7E" w:color="auto" w:val="clear"/>
+            <w:tcMar>
+              <w:top w:type="dxa" w:w="40"/>
+              <w:left w:type="dxa" w:w="80"/>
+              <w:bottom w:type="dxa" w:w="40"/>
+              <w:right w:type="dxa" w:w="80"/>
+            </w:tcMar>
+            <w:vAlign w:val="center"/>
+          </w:tcPr>
+          <w:p>
+            <w:pPr>
+              <w:spacing w:after="0" w:before="0" w:line="240"/>
+              <w:jc w:val="center"/>
+            </w:pPr>
+            <w:r>
+              <w:rPr>
+                <w:rFonts w:ascii="KoPub돋움체" w:cs="KoPub돋움체" w:eastAsia="KoPub돋움체" w:hAnsi="KoPub돋움체"/>
+                <w:b/>
+                <w:bCs/>
+                <w:color w:val="FFFFFF"/>
+                <w:sz w:val="16"/>
+                <w:szCs w:val="16"/>
+              </w:rPr>
+              <w:t xml:space="preserve">지원수단</w:t>
+            </w:r>
+          </w:p>
+        </w:tc>
+      </w:tr>
+      <w:tr>
+        <w:tc>
+          <w:tcPr>
+            <w:tcW w:type="dxa" w:w="2000"/>
+            <w:tcBorders>
+              <w:top w:val="single" w:color="9AA8A6" w:sz="4"/>
+              <w:left w:val="single" w:color="9AA8A6" w:sz="4"/>
+              <w:bottom w:val="single" w:color="9AA8A6" w:sz="4"/>
+              <w:right w:val="single" w:color="9AA8A6" w:sz="4"/>
+            </w:tcBorders>
+            <w:shd w:fill="E8F3F1" w:color="auto" w:val="clear"/>
+            <w:tcMar>
+              <w:top w:type="dxa" w:w="40"/>
+              <w:left w:type="dxa" w:w="80"/>
+              <w:bottom w:type="dxa" w:w="40"/>
+              <w:right w:type="dxa" w:w="80"/>
+            </w:tcMar>
+            <w:vAlign w:val="center"/>
+          </w:tcPr>
+          <w:p>
+            <w:pPr>
+              <w:spacing w:after="0" w:before="0" w:line="240"/>
+              <w:jc w:val="center"/>
+            </w:pPr>
+            <w:r>
+              <w:rPr>
+                <w:rFonts w:ascii="KoPub돋움체" w:cs="KoPub돋움체" w:eastAsia="KoPub돋움체" w:hAnsi="KoPub돋움체"/>
+                <w:b w:val="false"/>
+                <w:bCs w:val="false"/>
+                <w:sz w:val="16"/>
+                <w:szCs w:val="16"/>
+              </w:rPr>
+              <w:t xml:space="preserve">원천 정보</w:t>
+            </w:r>
+          </w:p>
+        </w:tc>
+        <w:tc>
+          <w:tcPr>
+            <w:tcW w:type="dxa" w:w="2000"/>
+            <w:tcBorders>
+              <w:top w:val="single" w:color="9AA8A6" w:sz="4"/>
+              <w:left w:val="single" w:color="9AA8A6" w:sz="4"/>
+              <w:bottom w:val="single" w:color="9AA8A6" w:sz="4"/>
+              <w:right w:val="single" w:color="9AA8A6" w:sz="4"/>
+            </w:tcBorders>
+            <w:tcMar>
+              <w:top w:type="dxa" w:w="40"/>
+              <w:left w:type="dxa" w:w="80"/>
+              <w:bottom w:type="dxa" w:w="40"/>
+              <w:right w:type="dxa" w:w="80"/>
+            </w:tcMar>
+            <w:vAlign w:val="center"/>
+          </w:tcPr>
+          <w:p>
+            <w:pPr>
+              <w:spacing w:after="0" w:before="0" w:line="240"/>
+              <w:jc w:val="left"/>
+            </w:pPr>
+            <w:r>
+              <w:rPr>
+                <w:rFonts w:ascii="KoPub돋움체" w:cs="KoPub돋움체" w:eastAsia="KoPub돋움체" w:hAnsi="KoPub돋움체"/>
+                <w:b w:val="false"/>
+                <w:bCs w:val="false"/>
+                <w:sz w:val="16"/>
+                <w:szCs w:val="16"/>
+              </w:rPr>
+              <w:t xml:space="preserve">사업명+목적+수혜대상+공고</w:t>
+            </w:r>
+          </w:p>
+        </w:tc>
+        <w:tc>
+          <w:tcPr>
+            <w:tcW w:type="dxa" w:w="1800"/>
+            <w:tcBorders>
+              <w:top w:val="single" w:color="9AA8A6" w:sz="4"/>
+              <w:left w:val="single" w:color="9AA8A6" w:sz="4"/>
+              <w:bottom w:val="single" w:color="9AA8A6" w:sz="4"/>
+              <w:right w:val="single" w:color="9AA8A6" w:sz="4"/>
+            </w:tcBorders>
+            <w:tcMar>
+              <w:top w:type="dxa" w:w="40"/>
+              <w:left w:type="dxa" w:w="80"/>
+              <w:bottom w:type="dxa" w:w="40"/>
+              <w:right w:type="dxa" w:w="80"/>
+            </w:tcMar>
+            <w:vAlign w:val="center"/>
+          </w:tcPr>
+          <w:p>
+            <w:pPr>
+              <w:spacing w:after="0" w:before="0" w:line="240"/>
+              <w:jc w:val="left"/>
+            </w:pPr>
+            <w:r>
+              <w:rPr>
+                <w:rFonts w:ascii="KoPub돋움체" w:cs="KoPub돋움체" w:eastAsia="KoPub돋움체" w:hAnsi="KoPub돋움체"/>
+                <w:b w:val="false"/>
+                <w:bCs w:val="false"/>
+                <w:sz w:val="16"/>
+                <w:szCs w:val="16"/>
+              </w:rPr>
+              <w:t xml:space="preserve">수혜대상</w:t>
+            </w:r>
+          </w:p>
+        </w:tc>
+        <w:tc>
+          <w:tcPr>
+            <w:tcW w:type="dxa" w:w="2000"/>
+            <w:tcBorders>
+              <w:top w:val="single" w:color="9AA8A6" w:sz="4"/>
+              <w:left w:val="single" w:color="9AA8A6" w:sz="4"/>
+              <w:bottom w:val="single" w:color="9AA8A6" w:sz="4"/>
+              <w:right w:val="single" w:color="9AA8A6" w:sz="4"/>
+            </w:tcBorders>
+            <w:tcMar>
+              <w:top w:type="dxa" w:w="40"/>
+              <w:left w:type="dxa" w:w="80"/>
+              <w:bottom w:type="dxa" w:w="40"/>
+              <w:right w:type="dxa" w:w="80"/>
+            </w:tcMar>
+            <w:vAlign w:val="center"/>
+          </w:tcPr>
+          <w:p>
+            <w:pPr>
+              <w:spacing w:after="0" w:before="0" w:line="240"/>
+              <w:jc w:val="left"/>
+            </w:pPr>
+            <w:r>
+              <w:rPr>
+                <w:rFonts w:ascii="KoPub돋움체" w:cs="KoPub돋움체" w:eastAsia="KoPub돋움체" w:hAnsi="KoPub돋움체"/>
+                <w:b w:val="false"/>
+                <w:bCs w:val="false"/>
+                <w:sz w:val="16"/>
+                <w:szCs w:val="16"/>
+              </w:rPr>
+              <w:t xml:space="preserve">공고 지원내용(없으면 내역목적)</w:t>
+            </w:r>
+          </w:p>
+        </w:tc>
+        <w:tc>
+          <w:tcPr>
+            <w:tcW w:type="dxa" w:w="1500"/>
+            <w:tcBorders>
+              <w:top w:val="single" w:color="9AA8A6" w:sz="4"/>
+              <w:left w:val="single" w:color="9AA8A6" w:sz="4"/>
+              <w:bottom w:val="single" w:color="9AA8A6" w:sz="4"/>
+              <w:right w:val="single" w:color="9AA8A6" w:sz="4"/>
+            </w:tcBorders>
+            <w:tcMar>
+              <w:top w:type="dxa" w:w="40"/>
+              <w:left w:type="dxa" w:w="80"/>
+              <w:bottom w:type="dxa" w:w="40"/>
+              <w:right w:type="dxa" w:w="80"/>
+            </w:tcMar>
+            <w:vAlign w:val="center"/>
+          </w:tcPr>
+          <w:p>
+            <w:pPr>
+              <w:spacing w:after="0" w:before="0" w:line="240"/>
+              <w:jc w:val="left"/>
+            </w:pPr>
+            <w:r>
+              <w:rPr>
+                <w:rFonts w:ascii="KoPub돋움체" w:cs="KoPub돋움체" w:eastAsia="KoPub돋움체" w:hAnsi="KoPub돋움체"/>
+                <w:b w:val="false"/>
+                <w:bCs w:val="false"/>
+                <w:sz w:val="16"/>
+                <w:szCs w:val="16"/>
+              </w:rPr>
+              <w:t xml:space="preserve">지원형태 메타+어휘 신호</w:t>
+            </w:r>
+          </w:p>
+        </w:tc>
+      </w:tr>
+      <w:tr>
+        <w:tc>
+          <w:tcPr>
+            <w:tcW w:type="dxa" w:w="2000"/>
+            <w:tcBorders>
+              <w:top w:val="single" w:color="9AA8A6" w:sz="4"/>
+              <w:left w:val="single" w:color="9AA8A6" w:sz="4"/>
+              <w:bottom w:val="single" w:color="9AA8A6" w:sz="4"/>
+              <w:right w:val="single" w:color="9AA8A6" w:sz="4"/>
+            </w:tcBorders>
+            <w:shd w:fill="E8F3F1" w:color="auto" w:val="clear"/>
+            <w:tcMar>
+              <w:top w:type="dxa" w:w="40"/>
+              <w:left w:type="dxa" w:w="80"/>
+              <w:bottom w:type="dxa" w:w="40"/>
+              <w:right w:type="dxa" w:w="80"/>
+            </w:tcMar>
+            <w:vAlign w:val="center"/>
+          </w:tcPr>
+          <w:p>
+            <w:pPr>
+              <w:spacing w:after="0" w:before="0" w:line="240"/>
+              <w:jc w:val="center"/>
+            </w:pPr>
+            <w:r>
+              <w:rPr>
+                <w:rFonts w:ascii="KoPub돋움체" w:cs="KoPub돋움체" w:eastAsia="KoPub돋움체" w:hAnsi="KoPub돋움체"/>
+                <w:b w:val="false"/>
+                <w:bCs w:val="false"/>
+                <w:sz w:val="16"/>
+                <w:szCs w:val="16"/>
+              </w:rPr>
+              <w:t xml:space="preserve">방법 / 유형 수</w:t>
+            </w:r>
+          </w:p>
+        </w:tc>
+        <w:tc>
+          <w:tcPr>
+            <w:tcW w:type="dxa" w:w="2000"/>
+            <w:tcBorders>
+              <w:top w:val="single" w:color="9AA8A6" w:sz="4"/>
+              <w:left w:val="single" w:color="9AA8A6" w:sz="4"/>
+              <w:bottom w:val="single" w:color="9AA8A6" w:sz="4"/>
+              <w:right w:val="single" w:color="9AA8A6" w:sz="4"/>
+            </w:tcBorders>
+            <w:tcMar>
+              <w:top w:type="dxa" w:w="40"/>
+              <w:left w:type="dxa" w:w="80"/>
+              <w:bottom w:type="dxa" w:w="40"/>
+              <w:right w:type="dxa" w:w="80"/>
+            </w:tcMar>
+            <w:vAlign w:val="center"/>
+          </w:tcPr>
+          <w:p>
+            <w:pPr>
+              <w:spacing w:after="0" w:before="0" w:line="240"/>
+              <w:jc w:val="left"/>
+            </w:pPr>
+            <w:r>
+              <w:rPr>
+                <w:rFonts w:ascii="KoPub돋움체" w:cs="KoPub돋움체" w:eastAsia="KoPub돋움체" w:hAnsi="KoPub돋움체"/>
+                <w:b w:val="false"/>
+                <w:bCs w:val="false"/>
+                <w:sz w:val="16"/>
+                <w:szCs w:val="16"/>
+              </w:rPr>
+              <w:t xml:space="preserve">임베딩 군집 k=24 → 8·22</w:t>
+            </w:r>
+          </w:p>
+        </w:tc>
+        <w:tc>
+          <w:tcPr>
+            <w:tcW w:type="dxa" w:w="1800"/>
+            <w:tcBorders>
+              <w:top w:val="single" w:color="9AA8A6" w:sz="4"/>
+              <w:left w:val="single" w:color="9AA8A6" w:sz="4"/>
+              <w:bottom w:val="single" w:color="9AA8A6" w:sz="4"/>
+              <w:right w:val="single" w:color="9AA8A6" w:sz="4"/>
+            </w:tcBorders>
+            <w:tcMar>
+              <w:top w:type="dxa" w:w="40"/>
+              <w:left w:type="dxa" w:w="80"/>
+              <w:bottom w:type="dxa" w:w="40"/>
+              <w:right w:type="dxa" w:w="80"/>
+            </w:tcMar>
+            <w:vAlign w:val="center"/>
+          </w:tcPr>
+          <w:p>
+            <w:pPr>
+              <w:spacing w:after="0" w:before="0" w:line="240"/>
+              <w:jc w:val="left"/>
+            </w:pPr>
+            <w:r>
+              <w:rPr>
+                <w:rFonts w:ascii="KoPub돋움체" w:cs="KoPub돋움체" w:eastAsia="KoPub돋움체" w:hAnsi="KoPub돋움체"/>
+                <w:b w:val="false"/>
+                <w:bCs w:val="false"/>
+                <w:sz w:val="16"/>
+                <w:szCs w:val="16"/>
+              </w:rPr>
+              <w:t xml:space="preserve">임베딩 군집 k=16 → 9</w:t>
+            </w:r>
+          </w:p>
+        </w:tc>
+        <w:tc>
+          <w:tcPr>
+            <w:tcW w:type="dxa" w:w="2000"/>
+            <w:tcBorders>
+              <w:top w:val="single" w:color="9AA8A6" w:sz="4"/>
+              <w:left w:val="single" w:color="9AA8A6" w:sz="4"/>
+              <w:bottom w:val="single" w:color="9AA8A6" w:sz="4"/>
+              <w:right w:val="single" w:color="9AA8A6" w:sz="4"/>
+            </w:tcBorders>
+            <w:tcMar>
+              <w:top w:type="dxa" w:w="40"/>
+              <w:left w:type="dxa" w:w="80"/>
+              <w:bottom w:type="dxa" w:w="40"/>
+              <w:right w:type="dxa" w:w="80"/>
+            </w:tcMar>
+            <w:vAlign w:val="center"/>
+          </w:tcPr>
+          <w:p>
+            <w:pPr>
+              <w:spacing w:after="0" w:before="0" w:line="240"/>
+              <w:jc w:val="left"/>
+            </w:pPr>
+            <w:r>
+              <w:rPr>
+                <w:rFonts w:ascii="KoPub돋움체" w:cs="KoPub돋움체" w:eastAsia="KoPub돋움체" w:hAnsi="KoPub돋움체"/>
+                <w:b w:val="false"/>
+                <w:bCs w:val="false"/>
+                <w:sz w:val="16"/>
+                <w:szCs w:val="16"/>
+              </w:rPr>
+              <w:t xml:space="preserve">임베딩 군집 k=16 → 11</w:t>
+            </w:r>
+          </w:p>
+        </w:tc>
+        <w:tc>
+          <w:tcPr>
+            <w:tcW w:type="dxa" w:w="1500"/>
+            <w:tcBorders>
+              <w:top w:val="single" w:color="9AA8A6" w:sz="4"/>
+              <w:left w:val="single" w:color="9AA8A6" w:sz="4"/>
+              <w:bottom w:val="single" w:color="9AA8A6" w:sz="4"/>
+              <w:right w:val="single" w:color="9AA8A6" w:sz="4"/>
+            </w:tcBorders>
+            <w:tcMar>
+              <w:top w:type="dxa" w:w="40"/>
+              <w:left w:type="dxa" w:w="80"/>
+              <w:bottom w:type="dxa" w:w="40"/>
+              <w:right w:type="dxa" w:w="80"/>
+            </w:tcMar>
+            <w:vAlign w:val="center"/>
+          </w:tcPr>
+          <w:p>
+            <w:pPr>
+              <w:spacing w:after="0" w:before="0" w:line="240"/>
+              <w:jc w:val="left"/>
+            </w:pPr>
+            <w:r>
+              <w:rPr>
+                <w:rFonts w:ascii="KoPub돋움체" w:cs="KoPub돋움체" w:eastAsia="KoPub돋움체" w:hAnsi="KoPub돋움체"/>
+                <w:b w:val="false"/>
+                <w:bCs w:val="false"/>
+                <w:sz w:val="16"/>
+                <w:szCs w:val="16"/>
+              </w:rPr>
+              <w:t xml:space="preserve">우선순위 규칙 → 9</w:t>
+            </w:r>
+          </w:p>
+        </w:tc>
+      </w:tr>
+      <w:tr>
+        <w:tc>
+          <w:tcPr>
+            <w:tcW w:type="dxa" w:w="2000"/>
+            <w:tcBorders>
+              <w:top w:val="single" w:color="9AA8A6" w:sz="4"/>
+              <w:left w:val="single" w:color="9AA8A6" w:sz="4"/>
+              <w:bottom w:val="single" w:color="9AA8A6" w:sz="4"/>
+              <w:right w:val="single" w:color="9AA8A6" w:sz="4"/>
+            </w:tcBorders>
+            <w:shd w:fill="E8F3F1" w:color="auto" w:val="clear"/>
+            <w:tcMar>
+              <w:top w:type="dxa" w:w="40"/>
+              <w:left w:type="dxa" w:w="80"/>
+              <w:bottom w:type="dxa" w:w="40"/>
+              <w:right w:type="dxa" w:w="80"/>
+            </w:tcMar>
+            <w:vAlign w:val="center"/>
+          </w:tcPr>
+          <w:p>
+            <w:pPr>
+              <w:spacing w:after="0" w:before="0" w:line="240"/>
+              <w:jc w:val="center"/>
+            </w:pPr>
+            <w:r>
+              <w:rPr>
+                <w:rFonts w:ascii="KoPub돋움체" w:cs="KoPub돋움체" w:eastAsia="KoPub돋움체" w:hAnsi="KoPub돋움체"/>
+                <w:b w:val="false"/>
+                <w:bCs w:val="false"/>
+                <w:sz w:val="16"/>
+                <w:szCs w:val="16"/>
+              </w:rPr>
+              <w:t xml:space="preserve">실루엣(군집)</w:t>
+            </w:r>
+          </w:p>
+        </w:tc>
+        <w:tc>
+          <w:tcPr>
+            <w:tcW w:type="dxa" w:w="2000"/>
+            <w:tcBorders>
+              <w:top w:val="single" w:color="9AA8A6" w:sz="4"/>
+              <w:left w:val="single" w:color="9AA8A6" w:sz="4"/>
+              <w:bottom w:val="single" w:color="9AA8A6" w:sz="4"/>
+              <w:right w:val="single" w:color="9AA8A6" w:sz="4"/>
+            </w:tcBorders>
+            <w:tcMar>
+              <w:top w:type="dxa" w:w="40"/>
+              <w:left w:type="dxa" w:w="80"/>
+              <w:bottom w:type="dxa" w:w="40"/>
+              <w:right w:type="dxa" w:w="80"/>
+            </w:tcMar>
+            <w:vAlign w:val="center"/>
+          </w:tcPr>
+          <w:p>
+            <w:pPr>
+              <w:spacing w:after="0" w:before="0" w:line="240"/>
+              <w:jc w:val="left"/>
+            </w:pPr>
+            <w:r>
+              <w:rPr>
+                <w:rFonts w:ascii="KoPub돋움체" w:cs="KoPub돋움체" w:eastAsia="KoPub돋움체" w:hAnsi="KoPub돋움체"/>
+                <w:b w:val="false"/>
+                <w:bCs w:val="false"/>
+                <w:sz w:val="16"/>
+                <w:szCs w:val="16"/>
+              </w:rPr>
+              <w:t xml:space="preserve">0.058</w:t>
+            </w:r>
+          </w:p>
+        </w:tc>
+        <w:tc>
+          <w:tcPr>
+            <w:tcW w:type="dxa" w:w="1800"/>
+            <w:tcBorders>
+              <w:top w:val="single" w:color="9AA8A6" w:sz="4"/>
+              <w:left w:val="single" w:color="9AA8A6" w:sz="4"/>
+              <w:bottom w:val="single" w:color="9AA8A6" w:sz="4"/>
+              <w:right w:val="single" w:color="9AA8A6" w:sz="4"/>
+            </w:tcBorders>
+            <w:tcMar>
+              <w:top w:type="dxa" w:w="40"/>
+              <w:left w:type="dxa" w:w="80"/>
+              <w:bottom w:type="dxa" w:w="40"/>
+              <w:right w:type="dxa" w:w="80"/>
+            </w:tcMar>
+            <w:vAlign w:val="center"/>
+          </w:tcPr>
+          <w:p>
+            <w:pPr>
+              <w:spacing w:after="0" w:before="0" w:line="240"/>
+              <w:jc w:val="left"/>
+            </w:pPr>
+            <w:r>
+              <w:rPr>
+                <w:rFonts w:ascii="KoPub돋움체" w:cs="KoPub돋움체" w:eastAsia="KoPub돋움체" w:hAnsi="KoPub돋움체"/>
+                <w:b w:val="false"/>
+                <w:bCs w:val="false"/>
+                <w:sz w:val="16"/>
+                <w:szCs w:val="16"/>
+              </w:rPr>
+              <w:t xml:space="preserve">0.204</w:t>
+            </w:r>
+          </w:p>
+        </w:tc>
+        <w:tc>
+          <w:tcPr>
+            <w:tcW w:type="dxa" w:w="2000"/>
+            <w:tcBorders>
+              <w:top w:val="single" w:color="9AA8A6" w:sz="4"/>
+              <w:left w:val="single" w:color="9AA8A6" w:sz="4"/>
+              <w:bottom w:val="single" w:color="9AA8A6" w:sz="4"/>
+              <w:right w:val="single" w:color="9AA8A6" w:sz="4"/>
+            </w:tcBorders>
+            <w:tcMar>
+              <w:top w:type="dxa" w:w="40"/>
+              <w:left w:type="dxa" w:w="80"/>
+              <w:bottom w:type="dxa" w:w="40"/>
+              <w:right w:type="dxa" w:w="80"/>
+            </w:tcMar>
+            <w:vAlign w:val="center"/>
+          </w:tcPr>
+          <w:p>
+            <w:pPr>
+              <w:spacing w:after="0" w:before="0" w:line="240"/>
+              <w:jc w:val="left"/>
+            </w:pPr>
+            <w:r>
+              <w:rPr>
+                <w:rFonts w:ascii="KoPub돋움체" w:cs="KoPub돋움체" w:eastAsia="KoPub돋움체" w:hAnsi="KoPub돋움체"/>
+                <w:b w:val="false"/>
+                <w:bCs w:val="false"/>
+                <w:sz w:val="16"/>
+                <w:szCs w:val="16"/>
+              </w:rPr>
+              <w:t xml:space="preserve">0.059</w:t>
+            </w:r>
+          </w:p>
+        </w:tc>
+        <w:tc>
+          <w:tcPr>
+            <w:tcW w:type="dxa" w:w="1500"/>
+            <w:tcBorders>
+              <w:top w:val="single" w:color="9AA8A6" w:sz="4"/>
+              <w:left w:val="single" w:color="9AA8A6" w:sz="4"/>
+              <w:bottom w:val="single" w:color="9AA8A6" w:sz="4"/>
+              <w:right w:val="single" w:color="9AA8A6" w:sz="4"/>
+            </w:tcBorders>
+            <w:tcMar>
+              <w:top w:type="dxa" w:w="40"/>
+              <w:left w:type="dxa" w:w="80"/>
+              <w:bottom w:type="dxa" w:w="40"/>
+              <w:right w:type="dxa" w:w="80"/>
+            </w:tcMar>
+            <w:vAlign w:val="center"/>
+          </w:tcPr>
+          <w:p>
+            <w:pPr>
+              <w:spacing w:after="0" w:before="0" w:line="240"/>
+              <w:jc w:val="left"/>
+            </w:pPr>
+            <w:r>
+              <w:rPr>
+                <w:rFonts w:ascii="KoPub돋움체" w:cs="KoPub돋움체" w:eastAsia="KoPub돋움체" w:hAnsi="KoPub돋움체"/>
+                <w:b w:val="false"/>
+                <w:bCs w:val="false"/>
+                <w:sz w:val="16"/>
+                <w:szCs w:val="16"/>
+              </w:rPr>
+              <w:t xml:space="preserve">-</w:t>
+            </w:r>
+          </w:p>
+        </w:tc>
+      </w:tr>
+      <w:tr>
+        <w:tc>
+          <w:tcPr>
+            <w:tcW w:type="dxa" w:w="2000"/>
+            <w:tcBorders>
+              <w:top w:val="single" w:color="9AA8A6" w:sz="4"/>
+              <w:left w:val="single" w:color="9AA8A6" w:sz="4"/>
+              <w:bottom w:val="single" w:color="9AA8A6" w:sz="4"/>
+              <w:right w:val="single" w:color="9AA8A6" w:sz="4"/>
+            </w:tcBorders>
+            <w:shd w:fill="E8F3F1" w:color="auto" w:val="clear"/>
+            <w:tcMar>
+              <w:top w:type="dxa" w:w="40"/>
+              <w:left w:type="dxa" w:w="80"/>
+              <w:bottom w:type="dxa" w:w="40"/>
+              <w:right w:type="dxa" w:w="80"/>
+            </w:tcMar>
+            <w:vAlign w:val="center"/>
+          </w:tcPr>
+          <w:p>
+            <w:pPr>
+              <w:spacing w:after="0" w:before="0" w:line="240"/>
+              <w:jc w:val="center"/>
+            </w:pPr>
+            <w:r>
+              <w:rPr>
+                <w:rFonts w:ascii="KoPub돋움체" w:cs="KoPub돋움체" w:eastAsia="KoPub돋움체" w:hAnsi="KoPub돋움체"/>
+                <w:b w:val="false"/>
+                <w:bCs w:val="false"/>
+                <w:sz w:val="16"/>
+                <w:szCs w:val="16"/>
+              </w:rPr>
+              <w:t xml:space="preserve">ARI(시드 10회)</w:t>
+            </w:r>
+          </w:p>
+        </w:tc>
+        <w:tc>
+          <w:tcPr>
+            <w:tcW w:type="dxa" w:w="2000"/>
+            <w:tcBorders>
+              <w:top w:val="single" w:color="9AA8A6" w:sz="4"/>
+              <w:left w:val="single" w:color="9AA8A6" w:sz="4"/>
+              <w:bottom w:val="single" w:color="9AA8A6" w:sz="4"/>
+              <w:right w:val="single" w:color="9AA8A6" w:sz="4"/>
+            </w:tcBorders>
+            <w:tcMar>
+              <w:top w:type="dxa" w:w="40"/>
+              <w:left w:type="dxa" w:w="80"/>
+              <w:bottom w:type="dxa" w:w="40"/>
+              <w:right w:type="dxa" w:w="80"/>
+            </w:tcMar>
+            <w:vAlign w:val="center"/>
+          </w:tcPr>
+          <w:p>
+            <w:pPr>
+              <w:spacing w:after="0" w:before="0" w:line="240"/>
+              <w:jc w:val="left"/>
+            </w:pPr>
+            <w:r>
+              <w:rPr>
+                <w:rFonts w:ascii="KoPub돋움체" w:cs="KoPub돋움체" w:eastAsia="KoPub돋움체" w:hAnsi="KoPub돋움체"/>
+                <w:b w:val="false"/>
+                <w:bCs w:val="false"/>
+                <w:sz w:val="16"/>
+                <w:szCs w:val="16"/>
+              </w:rPr>
+              <w:t xml:space="preserve">0.40</w:t>
+            </w:r>
+          </w:p>
+        </w:tc>
+        <w:tc>
+          <w:tcPr>
+            <w:tcW w:type="dxa" w:w="1800"/>
+            <w:tcBorders>
+              <w:top w:val="single" w:color="9AA8A6" w:sz="4"/>
+              <w:left w:val="single" w:color="9AA8A6" w:sz="4"/>
+              <w:bottom w:val="single" w:color="9AA8A6" w:sz="4"/>
+              <w:right w:val="single" w:color="9AA8A6" w:sz="4"/>
+            </w:tcBorders>
+            <w:tcMar>
+              <w:top w:type="dxa" w:w="40"/>
+              <w:left w:type="dxa" w:w="80"/>
+              <w:bottom w:type="dxa" w:w="40"/>
+              <w:right w:type="dxa" w:w="80"/>
+            </w:tcMar>
+            <w:vAlign w:val="center"/>
+          </w:tcPr>
+          <w:p>
+            <w:pPr>
+              <w:spacing w:after="0" w:before="0" w:line="240"/>
+              <w:jc w:val="left"/>
+            </w:pPr>
+            <w:r>
+              <w:rPr>
+                <w:rFonts w:ascii="KoPub돋움체" w:cs="KoPub돋움체" w:eastAsia="KoPub돋움체" w:hAnsi="KoPub돋움체"/>
+                <w:b w:val="false"/>
+                <w:bCs w:val="false"/>
+                <w:sz w:val="16"/>
+                <w:szCs w:val="16"/>
+              </w:rPr>
+              <w:t xml:space="preserve">0.616</w:t>
+            </w:r>
+          </w:p>
+        </w:tc>
+        <w:tc>
+          <w:tcPr>
+            <w:tcW w:type="dxa" w:w="2000"/>
+            <w:tcBorders>
+              <w:top w:val="single" w:color="9AA8A6" w:sz="4"/>
+              <w:left w:val="single" w:color="9AA8A6" w:sz="4"/>
+              <w:bottom w:val="single" w:color="9AA8A6" w:sz="4"/>
+              <w:right w:val="single" w:color="9AA8A6" w:sz="4"/>
+            </w:tcBorders>
+            <w:tcMar>
+              <w:top w:type="dxa" w:w="40"/>
+              <w:left w:type="dxa" w:w="80"/>
+              <w:bottom w:type="dxa" w:w="40"/>
+              <w:right w:type="dxa" w:w="80"/>
+            </w:tcMar>
+            <w:vAlign w:val="center"/>
+          </w:tcPr>
+          <w:p>
+            <w:pPr>
+              <w:spacing w:after="0" w:before="0" w:line="240"/>
+              <w:jc w:val="left"/>
+            </w:pPr>
+            <w:r>
+              <w:rPr>
+                <w:rFonts w:ascii="KoPub돋움체" w:cs="KoPub돋움체" w:eastAsia="KoPub돋움체" w:hAnsi="KoPub돋움체"/>
+                <w:b w:val="false"/>
+                <w:bCs w:val="false"/>
+                <w:sz w:val="16"/>
+                <w:szCs w:val="16"/>
+              </w:rPr>
+              <w:t xml:space="preserve">0.488</w:t>
+            </w:r>
+          </w:p>
+        </w:tc>
+        <w:tc>
+          <w:tcPr>
+            <w:tcW w:type="dxa" w:w="1500"/>
+            <w:tcBorders>
+              <w:top w:val="single" w:color="9AA8A6" w:sz="4"/>
+              <w:left w:val="single" w:color="9AA8A6" w:sz="4"/>
+              <w:bottom w:val="single" w:color="9AA8A6" w:sz="4"/>
+              <w:right w:val="single" w:color="9AA8A6" w:sz="4"/>
+            </w:tcBorders>
+            <w:tcMar>
+              <w:top w:type="dxa" w:w="40"/>
+              <w:left w:type="dxa" w:w="80"/>
+              <w:bottom w:type="dxa" w:w="40"/>
+              <w:right w:type="dxa" w:w="80"/>
+            </w:tcMar>
+            <w:vAlign w:val="center"/>
+          </w:tcPr>
+          <w:p>
+            <w:pPr>
+              <w:spacing w:after="0" w:before="0" w:line="240"/>
+              <w:jc w:val="left"/>
+            </w:pPr>
+            <w:r>
+              <w:rPr>
+                <w:rFonts w:ascii="KoPub돋움체" w:cs="KoPub돋움체" w:eastAsia="KoPub돋움체" w:hAnsi="KoPub돋움체"/>
+                <w:b w:val="false"/>
+                <w:bCs w:val="false"/>
+                <w:sz w:val="16"/>
+                <w:szCs w:val="16"/>
+              </w:rPr>
+              <w:t xml:space="preserve">-</w:t>
+            </w:r>
+          </w:p>
+        </w:tc>
+      </w:tr>
+      <w:tr>
+        <w:tc>
+          <w:tcPr>
+            <w:tcW w:type="dxa" w:w="2000"/>
+            <w:tcBorders>
+              <w:top w:val="single" w:color="9AA8A6" w:sz="4"/>
+              <w:left w:val="single" w:color="9AA8A6" w:sz="4"/>
+              <w:bottom w:val="single" w:color="9AA8A6" w:sz="4"/>
+              <w:right w:val="single" w:color="9AA8A6" w:sz="4"/>
+            </w:tcBorders>
+            <w:shd w:fill="E8F3F1" w:color="auto" w:val="clear"/>
+            <w:tcMar>
+              <w:top w:type="dxa" w:w="40"/>
+              <w:left w:type="dxa" w:w="80"/>
+              <w:bottom w:type="dxa" w:w="40"/>
+              <w:right w:type="dxa" w:w="80"/>
+            </w:tcMar>
+            <w:vAlign w:val="center"/>
+          </w:tcPr>
+          <w:p>
+            <w:pPr>
+              <w:spacing w:after="0" w:before="0" w:line="240"/>
+              <w:jc w:val="center"/>
+            </w:pPr>
+            <w:r>
+              <w:rPr>
+                <w:rFonts w:ascii="KoPub돋움체" w:cs="KoPub돋움체" w:eastAsia="KoPub돋움체" w:hAnsi="KoPub돋움체"/>
+                <w:b w:val="false"/>
+                <w:bCs w:val="false"/>
+                <w:sz w:val="16"/>
+                <w:szCs w:val="16"/>
+              </w:rPr>
+              <w:t xml:space="preserve">연도 간 유형 일치율</w:t>
+            </w:r>
+          </w:p>
+        </w:tc>
+        <w:tc>
+          <w:tcPr>
+            <w:tcW w:type="dxa" w:w="2000"/>
+            <w:tcBorders>
+              <w:top w:val="single" w:color="9AA8A6" w:sz="4"/>
+              <w:left w:val="single" w:color="9AA8A6" w:sz="4"/>
+              <w:bottom w:val="single" w:color="9AA8A6" w:sz="4"/>
+              <w:right w:val="single" w:color="9AA8A6" w:sz="4"/>
+            </w:tcBorders>
+            <w:tcMar>
+              <w:top w:type="dxa" w:w="40"/>
+              <w:left w:type="dxa" w:w="80"/>
+              <w:bottom w:type="dxa" w:w="40"/>
+              <w:right w:type="dxa" w:w="80"/>
+            </w:tcMar>
+            <w:vAlign w:val="center"/>
+          </w:tcPr>
+          <w:p>
+            <w:pPr>
+              <w:spacing w:after="0" w:before="0" w:line="240"/>
+              <w:jc w:val="left"/>
+            </w:pPr>
+            <w:r>
+              <w:rPr>
+                <w:rFonts w:ascii="KoPub돋움체" w:cs="KoPub돋움체" w:eastAsia="KoPub돋움체" w:hAnsi="KoPub돋움체"/>
+                <w:b w:val="false"/>
+                <w:bCs w:val="false"/>
+                <w:sz w:val="16"/>
+                <w:szCs w:val="16"/>
+              </w:rPr>
+              <w:t xml:space="preserve">85.1%</w:t>
+            </w:r>
+          </w:p>
+        </w:tc>
+        <w:tc>
+          <w:tcPr>
+            <w:tcW w:type="dxa" w:w="1800"/>
+            <w:tcBorders>
+              <w:top w:val="single" w:color="9AA8A6" w:sz="4"/>
+              <w:left w:val="single" w:color="9AA8A6" w:sz="4"/>
+              <w:bottom w:val="single" w:color="9AA8A6" w:sz="4"/>
+              <w:right w:val="single" w:color="9AA8A6" w:sz="4"/>
+            </w:tcBorders>
+            <w:tcMar>
+              <w:top w:type="dxa" w:w="40"/>
+              <w:left w:type="dxa" w:w="80"/>
+              <w:bottom w:type="dxa" w:w="40"/>
+              <w:right w:type="dxa" w:w="80"/>
+            </w:tcMar>
+            <w:vAlign w:val="center"/>
+          </w:tcPr>
+          <w:p>
+            <w:pPr>
+              <w:spacing w:after="0" w:before="0" w:line="240"/>
+              <w:jc w:val="left"/>
+            </w:pPr>
+            <w:r>
+              <w:rPr>
+                <w:rFonts w:ascii="KoPub돋움체" w:cs="KoPub돋움체" w:eastAsia="KoPub돋움체" w:hAnsi="KoPub돋움체"/>
+                <w:b w:val="false"/>
+                <w:bCs w:val="false"/>
+                <w:sz w:val="16"/>
+                <w:szCs w:val="16"/>
+              </w:rPr>
+              <w:t xml:space="preserve">83.5%</w:t>
+            </w:r>
+          </w:p>
+        </w:tc>
+        <w:tc>
+          <w:tcPr>
+            <w:tcW w:type="dxa" w:w="2000"/>
+            <w:tcBorders>
+              <w:top w:val="single" w:color="9AA8A6" w:sz="4"/>
+              <w:left w:val="single" w:color="9AA8A6" w:sz="4"/>
+              <w:bottom w:val="single" w:color="9AA8A6" w:sz="4"/>
+              <w:right w:val="single" w:color="9AA8A6" w:sz="4"/>
+            </w:tcBorders>
+            <w:tcMar>
+              <w:top w:type="dxa" w:w="40"/>
+              <w:left w:type="dxa" w:w="80"/>
+              <w:bottom w:type="dxa" w:w="40"/>
+              <w:right w:type="dxa" w:w="80"/>
+            </w:tcMar>
+            <w:vAlign w:val="center"/>
+          </w:tcPr>
+          <w:p>
+            <w:pPr>
+              <w:spacing w:after="0" w:before="0" w:line="240"/>
+              <w:jc w:val="left"/>
+            </w:pPr>
+            <w:r>
+              <w:rPr>
+                <w:rFonts w:ascii="KoPub돋움체" w:cs="KoPub돋움체" w:eastAsia="KoPub돋움체" w:hAnsi="KoPub돋움체"/>
+                <w:b w:val="false"/>
+                <w:bCs w:val="false"/>
+                <w:sz w:val="16"/>
+                <w:szCs w:val="16"/>
+              </w:rPr>
+              <w:t xml:space="preserve">61.8%</w:t>
+            </w:r>
+          </w:p>
+        </w:tc>
+        <w:tc>
+          <w:tcPr>
+            <w:tcW w:type="dxa" w:w="1500"/>
+            <w:tcBorders>
+              <w:top w:val="single" w:color="9AA8A6" w:sz="4"/>
+              <w:left w:val="single" w:color="9AA8A6" w:sz="4"/>
+              <w:bottom w:val="single" w:color="9AA8A6" w:sz="4"/>
+              <w:right w:val="single" w:color="9AA8A6" w:sz="4"/>
+            </w:tcBorders>
+            <w:tcMar>
+              <w:top w:type="dxa" w:w="40"/>
+              <w:left w:type="dxa" w:w="80"/>
+              <w:bottom w:type="dxa" w:w="40"/>
+              <w:right w:type="dxa" w:w="80"/>
+            </w:tcMar>
+            <w:vAlign w:val="center"/>
+          </w:tcPr>
+          <w:p>
+            <w:pPr>
+              <w:spacing w:after="0" w:before="0" w:line="240"/>
+              <w:jc w:val="left"/>
+            </w:pPr>
+            <w:r>
+              <w:rPr>
+                <w:rFonts w:ascii="KoPub돋움체" w:cs="KoPub돋움체" w:eastAsia="KoPub돋움체" w:hAnsi="KoPub돋움체"/>
+                <w:b w:val="false"/>
+                <w:bCs w:val="false"/>
+                <w:sz w:val="16"/>
+                <w:szCs w:val="16"/>
+              </w:rPr>
+              <w:t xml:space="preserve">78.6%</w:t>
+            </w:r>
+          </w:p>
+        </w:tc>
+      </w:tr>
+      <w:tr>
+        <w:tc>
+          <w:tcPr>
+            <w:tcW w:type="dxa" w:w="2000"/>
+            <w:tcBorders>
+              <w:top w:val="single" w:color="9AA8A6" w:sz="4"/>
+              <w:left w:val="single" w:color="9AA8A6" w:sz="4"/>
+              <w:bottom w:val="single" w:color="9AA8A6" w:sz="4"/>
+              <w:right w:val="single" w:color="9AA8A6" w:sz="4"/>
+            </w:tcBorders>
+            <w:shd w:fill="E8F3F1" w:color="auto" w:val="clear"/>
+            <w:tcMar>
+              <w:top w:type="dxa" w:w="40"/>
+              <w:left w:type="dxa" w:w="80"/>
+              <w:bottom w:type="dxa" w:w="40"/>
+              <w:right w:type="dxa" w:w="80"/>
+            </w:tcMar>
+            <w:vAlign w:val="center"/>
+          </w:tcPr>
+          <w:p>
+            <w:pPr>
+              <w:spacing w:after="0" w:before="0" w:line="240"/>
+              <w:jc w:val="center"/>
+            </w:pPr>
+            <w:r>
+              <w:rPr>
+                <w:rFonts w:ascii="KoPub돋움체" w:cs="KoPub돋움체" w:eastAsia="KoPub돋움체" w:hAnsi="KoPub돋움체"/>
+                <w:b w:val="false"/>
+                <w:bCs w:val="false"/>
+                <w:sz w:val="16"/>
+                <w:szCs w:val="16"/>
+              </w:rPr>
+              <w:t xml:space="preserve">NMI(소관)</w:t>
+            </w:r>
+          </w:p>
+        </w:tc>
+        <w:tc>
+          <w:tcPr>
+            <w:tcW w:type="dxa" w:w="2000"/>
+            <w:tcBorders>
+              <w:top w:val="single" w:color="9AA8A6" w:sz="4"/>
+              <w:left w:val="single" w:color="9AA8A6" w:sz="4"/>
+              <w:bottom w:val="single" w:color="9AA8A6" w:sz="4"/>
+              <w:right w:val="single" w:color="9AA8A6" w:sz="4"/>
+            </w:tcBorders>
+            <w:tcMar>
+              <w:top w:type="dxa" w:w="40"/>
+              <w:left w:type="dxa" w:w="80"/>
+              <w:bottom w:type="dxa" w:w="40"/>
+              <w:right w:type="dxa" w:w="80"/>
+            </w:tcMar>
+            <w:vAlign w:val="center"/>
+          </w:tcPr>
+          <w:p>
+            <w:pPr>
+              <w:spacing w:after="0" w:before="0" w:line="240"/>
+              <w:jc w:val="left"/>
+            </w:pPr>
+            <w:r>
+              <w:rPr>
+                <w:rFonts w:ascii="KoPub돋움체" w:cs="KoPub돋움체" w:eastAsia="KoPub돋움체" w:hAnsi="KoPub돋움체"/>
+                <w:b w:val="false"/>
+                <w:bCs w:val="false"/>
+                <w:sz w:val="16"/>
+                <w:szCs w:val="16"/>
+              </w:rPr>
+              <w:t xml:space="preserve">0.225</w:t>
+            </w:r>
+          </w:p>
+        </w:tc>
+        <w:tc>
+          <w:tcPr>
+            <w:tcW w:type="dxa" w:w="1800"/>
+            <w:tcBorders>
+              <w:top w:val="single" w:color="9AA8A6" w:sz="4"/>
+              <w:left w:val="single" w:color="9AA8A6" w:sz="4"/>
+              <w:bottom w:val="single" w:color="9AA8A6" w:sz="4"/>
+              <w:right w:val="single" w:color="9AA8A6" w:sz="4"/>
+            </w:tcBorders>
+            <w:tcMar>
+              <w:top w:type="dxa" w:w="40"/>
+              <w:left w:type="dxa" w:w="80"/>
+              <w:bottom w:type="dxa" w:w="40"/>
+              <w:right w:type="dxa" w:w="80"/>
+            </w:tcMar>
+            <w:vAlign w:val="center"/>
+          </w:tcPr>
+          <w:p>
+            <w:pPr>
+              <w:spacing w:after="0" w:before="0" w:line="240"/>
+              <w:jc w:val="left"/>
+            </w:pPr>
+            <w:r>
+              <w:rPr>
+                <w:rFonts w:ascii="KoPub돋움체" w:cs="KoPub돋움체" w:eastAsia="KoPub돋움체" w:hAnsi="KoPub돋움체"/>
+                <w:b w:val="false"/>
+                <w:bCs w:val="false"/>
+                <w:sz w:val="16"/>
+                <w:szCs w:val="16"/>
+              </w:rPr>
+              <w:t xml:space="preserve">0.370</w:t>
+            </w:r>
+          </w:p>
+        </w:tc>
+        <w:tc>
+          <w:tcPr>
+            <w:tcW w:type="dxa" w:w="2000"/>
+            <w:tcBorders>
+              <w:top w:val="single" w:color="9AA8A6" w:sz="4"/>
+              <w:left w:val="single" w:color="9AA8A6" w:sz="4"/>
+              <w:bottom w:val="single" w:color="9AA8A6" w:sz="4"/>
+              <w:right w:val="single" w:color="9AA8A6" w:sz="4"/>
+            </w:tcBorders>
+            <w:tcMar>
+              <w:top w:type="dxa" w:w="40"/>
+              <w:left w:type="dxa" w:w="80"/>
+              <w:bottom w:type="dxa" w:w="40"/>
+              <w:right w:type="dxa" w:w="80"/>
+            </w:tcMar>
+            <w:vAlign w:val="center"/>
+          </w:tcPr>
+          <w:p>
+            <w:pPr>
+              <w:spacing w:after="0" w:before="0" w:line="240"/>
+              <w:jc w:val="left"/>
+            </w:pPr>
+            <w:r>
+              <w:rPr>
+                <w:rFonts w:ascii="KoPub돋움체" w:cs="KoPub돋움체" w:eastAsia="KoPub돋움체" w:hAnsi="KoPub돋움체"/>
+                <w:b w:val="false"/>
+                <w:bCs w:val="false"/>
+                <w:sz w:val="16"/>
+                <w:szCs w:val="16"/>
+              </w:rPr>
+              <w:t xml:space="preserve">0.210</w:t>
+            </w:r>
+          </w:p>
+        </w:tc>
+        <w:tc>
+          <w:tcPr>
+            <w:tcW w:type="dxa" w:w="1500"/>
+            <w:tcBorders>
+              <w:top w:val="single" w:color="9AA8A6" w:sz="4"/>
+              <w:left w:val="single" w:color="9AA8A6" w:sz="4"/>
+              <w:bottom w:val="single" w:color="9AA8A6" w:sz="4"/>
+              <w:right w:val="single" w:color="9AA8A6" w:sz="4"/>
+            </w:tcBorders>
+            <w:tcMar>
+              <w:top w:type="dxa" w:w="40"/>
+              <w:left w:type="dxa" w:w="80"/>
+              <w:bottom w:type="dxa" w:w="40"/>
+              <w:right w:type="dxa" w:w="80"/>
+            </w:tcMar>
+            <w:vAlign w:val="center"/>
+          </w:tcPr>
+          <w:p>
+            <w:pPr>
+              <w:spacing w:after="0" w:before="0" w:line="240"/>
+              <w:jc w:val="left"/>
+            </w:pPr>
+            <w:r>
+              <w:rPr>
+                <w:rFonts w:ascii="KoPub돋움체" w:cs="KoPub돋움체" w:eastAsia="KoPub돋움체" w:hAnsi="KoPub돋움체"/>
+                <w:b w:val="false"/>
+                <w:bCs w:val="false"/>
+                <w:sz w:val="16"/>
+                <w:szCs w:val="16"/>
+              </w:rPr>
+              <w:t xml:space="preserve">0.185</w:t>
+            </w:r>
+          </w:p>
+        </w:tc>
+      </w:tr>
+      <w:tr>
+        <w:tc>
+          <w:tcPr>
+            <w:tcW w:type="dxa" w:w="2000"/>
+            <w:tcBorders>
+              <w:top w:val="single" w:color="9AA8A6" w:sz="4"/>
+              <w:left w:val="single" w:color="9AA8A6" w:sz="4"/>
+              <w:bottom w:val="single" w:color="9AA8A6" w:sz="4"/>
+              <w:right w:val="single" w:color="9AA8A6" w:sz="4"/>
+            </w:tcBorders>
+            <w:shd w:fill="E8F3F1" w:color="auto" w:val="clear"/>
+            <w:tcMar>
+              <w:top w:type="dxa" w:w="40"/>
+              <w:left w:type="dxa" w:w="80"/>
+              <w:bottom w:type="dxa" w:w="40"/>
+              <w:right w:type="dxa" w:w="80"/>
+            </w:tcMar>
+            <w:vAlign w:val="center"/>
+          </w:tcPr>
+          <w:p>
+            <w:pPr>
+              <w:spacing w:after="0" w:before="0" w:line="240"/>
+              <w:jc w:val="center"/>
+            </w:pPr>
+            <w:r>
+              <w:rPr>
+                <w:rFonts w:ascii="KoPub돋움체" w:cs="KoPub돋움체" w:eastAsia="KoPub돋움체" w:hAnsi="KoPub돋움체"/>
+                <w:b w:val="false"/>
+                <w:bCs w:val="false"/>
+                <w:sz w:val="16"/>
+                <w:szCs w:val="16"/>
+              </w:rPr>
+              <w:t xml:space="preserve">NMI(지원목적 대분류)</w:t>
+            </w:r>
+          </w:p>
+        </w:tc>
+        <w:tc>
+          <w:tcPr>
+            <w:tcW w:type="dxa" w:w="2000"/>
+            <w:tcBorders>
+              <w:top w:val="single" w:color="9AA8A6" w:sz="4"/>
+              <w:left w:val="single" w:color="9AA8A6" w:sz="4"/>
+              <w:bottom w:val="single" w:color="9AA8A6" w:sz="4"/>
+              <w:right w:val="single" w:color="9AA8A6" w:sz="4"/>
+            </w:tcBorders>
+            <w:tcMar>
+              <w:top w:type="dxa" w:w="40"/>
+              <w:left w:type="dxa" w:w="80"/>
+              <w:bottom w:type="dxa" w:w="40"/>
+              <w:right w:type="dxa" w:w="80"/>
+            </w:tcMar>
+            <w:vAlign w:val="center"/>
+          </w:tcPr>
+          <w:p>
+            <w:pPr>
+              <w:spacing w:after="0" w:before="0" w:line="240"/>
+              <w:jc w:val="left"/>
+            </w:pPr>
+            <w:r>
+              <w:rPr>
+                <w:rFonts w:ascii="KoPub돋움체" w:cs="KoPub돋움체" w:eastAsia="KoPub돋움체" w:hAnsi="KoPub돋움체"/>
+                <w:b w:val="false"/>
+                <w:bCs w:val="false"/>
+                <w:sz w:val="16"/>
+                <w:szCs w:val="16"/>
+              </w:rPr>
+              <w:t xml:space="preserve">-</w:t>
+            </w:r>
+          </w:p>
+        </w:tc>
+        <w:tc>
+          <w:tcPr>
+            <w:tcW w:type="dxa" w:w="1800"/>
+            <w:tcBorders>
+              <w:top w:val="single" w:color="9AA8A6" w:sz="4"/>
+              <w:left w:val="single" w:color="9AA8A6" w:sz="4"/>
+              <w:bottom w:val="single" w:color="9AA8A6" w:sz="4"/>
+              <w:right w:val="single" w:color="9AA8A6" w:sz="4"/>
+            </w:tcBorders>
+            <w:tcMar>
+              <w:top w:type="dxa" w:w="40"/>
+              <w:left w:type="dxa" w:w="80"/>
+              <w:bottom w:type="dxa" w:w="40"/>
+              <w:right w:type="dxa" w:w="80"/>
+            </w:tcMar>
+            <w:vAlign w:val="center"/>
+          </w:tcPr>
+          <w:p>
+            <w:pPr>
+              <w:spacing w:after="0" w:before="0" w:line="240"/>
+              <w:jc w:val="left"/>
+            </w:pPr>
+            <w:r>
+              <w:rPr>
+                <w:rFonts w:ascii="KoPub돋움체" w:cs="KoPub돋움체" w:eastAsia="KoPub돋움체" w:hAnsi="KoPub돋움체"/>
+                <w:b w:val="false"/>
+                <w:bCs w:val="false"/>
+                <w:sz w:val="16"/>
+                <w:szCs w:val="16"/>
+              </w:rPr>
+              <w:t xml:space="preserve">0.219</w:t>
+            </w:r>
+          </w:p>
+        </w:tc>
+        <w:tc>
+          <w:tcPr>
+            <w:tcW w:type="dxa" w:w="2000"/>
+            <w:tcBorders>
+              <w:top w:val="single" w:color="9AA8A6" w:sz="4"/>
+              <w:left w:val="single" w:color="9AA8A6" w:sz="4"/>
+              <w:bottom w:val="single" w:color="9AA8A6" w:sz="4"/>
+              <w:right w:val="single" w:color="9AA8A6" w:sz="4"/>
+            </w:tcBorders>
+            <w:tcMar>
+              <w:top w:type="dxa" w:w="40"/>
+              <w:left w:type="dxa" w:w="80"/>
+              <w:bottom w:type="dxa" w:w="40"/>
+              <w:right w:type="dxa" w:w="80"/>
+            </w:tcMar>
+            <w:vAlign w:val="center"/>
+          </w:tcPr>
+          <w:p>
+            <w:pPr>
+              <w:spacing w:after="0" w:before="0" w:line="240"/>
+              <w:jc w:val="left"/>
+            </w:pPr>
+            <w:r>
+              <w:rPr>
+                <w:rFonts w:ascii="KoPub돋움체" w:cs="KoPub돋움체" w:eastAsia="KoPub돋움체" w:hAnsi="KoPub돋움체"/>
+                <w:b w:val="false"/>
+                <w:bCs w:val="false"/>
+                <w:sz w:val="16"/>
+                <w:szCs w:val="16"/>
+              </w:rPr>
+              <w:t xml:space="preserve">0.353</w:t>
+            </w:r>
+          </w:p>
+        </w:tc>
+        <w:tc>
+          <w:tcPr>
+            <w:tcW w:type="dxa" w:w="1500"/>
+            <w:tcBorders>
+              <w:top w:val="single" w:color="9AA8A6" w:sz="4"/>
+              <w:left w:val="single" w:color="9AA8A6" w:sz="4"/>
+              <w:bottom w:val="single" w:color="9AA8A6" w:sz="4"/>
+              <w:right w:val="single" w:color="9AA8A6" w:sz="4"/>
+            </w:tcBorders>
+            <w:tcMar>
+              <w:top w:type="dxa" w:w="40"/>
+              <w:left w:type="dxa" w:w="80"/>
+              <w:bottom w:type="dxa" w:w="40"/>
+              <w:right w:type="dxa" w:w="80"/>
+            </w:tcMar>
+            <w:vAlign w:val="center"/>
+          </w:tcPr>
+          <w:p>
+            <w:pPr>
+              <w:spacing w:after="0" w:before="0" w:line="240"/>
+              <w:jc w:val="left"/>
+            </w:pPr>
+            <w:r>
+              <w:rPr>
+                <w:rFonts w:ascii="KoPub돋움체" w:cs="KoPub돋움체" w:eastAsia="KoPub돋움체" w:hAnsi="KoPub돋움체"/>
+                <w:b w:val="false"/>
+                <w:bCs w:val="false"/>
+                <w:sz w:val="16"/>
+                <w:szCs w:val="16"/>
+              </w:rPr>
+              <w:t xml:space="preserve">0.292</w:t>
+            </w:r>
+          </w:p>
+        </w:tc>
+      </w:tr>
+    </w:tbl>
+    <w:p>
+      <w:pPr>
+        <w:spacing w:after="160" w:before="0" w:line="260"/>
+        <w:ind w:left="200"/>
+      </w:pPr>
+      <w:r>
+        <w:rPr>
+          <w:rFonts w:ascii="KoPub돋움체" w:cs="KoPub돋움체" w:eastAsia="KoPub돋움체" w:hAnsi="KoPub돋움체"/>
+          <w:b w:val="false"/>
+          <w:bCs w:val="false"/>
+          <w:color w:val="444444"/>
+          <w:sz w:val="17"/>
+          <w:szCs w:val="17"/>
+        </w:rPr>
+        <w:t xml:space="preserve">* 주: 연도 간 유형 일치율은 2개 연도 이상 존재하는 565개 내역사업 중 연도별 텍스트만으로 같은 유형에 배정된 비율</w:t>
       </w:r>
     </w:p>
     <w:p>
@@ -10474,7 +12004,7 @@
           <w:sz w:val="24"/>
           <w:szCs w:val="24"/>
         </w:rPr>
-        <w:t xml:space="preserve">2026년 예산 기준 중소·중견기업 일반 24.8%, 제도·수요 연계 사업체 및 공공기관 20.2%, 산학연 연구수행기관 15.8%, 소상공인·소공인 14.1% 순이며, 예비창업자·창업기업은 2.4%에 불과</w:t>
+        <w:t xml:space="preserve">지원대상은 기업 계층형 4개(중소·중견기업 일반 → 요건·단계 특정 기업 → 예비창업자·창업기업, 소상공인), 비기업 주체형 4개(산학연 연구수행기관, 사업주·근로자, 농어업인·농식품, 일반 국민·종사자), 제도·수요 연계 사업체 1개로 구조화</w:t>
       </w:r>
     </w:p>
     <w:p>
@@ -10494,7 +12024,47 @@
           <w:sz w:val="23"/>
           <w:szCs w:val="23"/>
         </w:rPr>
-        <w:t xml:space="preserve">산학연 연구수행기관 대상 사업은 150건으로 건수가 가장 많고(건당 313억원), 소상공인 대상 사업은 21건에 4.18조원(건당 1,990억원)으로 소수 대형 자금사업에 집중</w:t>
+        <w:t xml:space="preserve">2026년 예산 기준 중소·중견기업 일반(T1) 24.8%(7.37조원, 101건), 제도·수요 연계 사업체(T8) 20.2%(6.02조원), 산학연 연구수행기관(T5) 15.8%(4.69조원, 150건으로 건수 최다), 소상공인(T4) 14.0%(4.18조원, 21건), 요건·단계 특정 기업(T2) 8.4%, 사업주·근로자(T6) 7.4%, 농어업인·농식품(T9) 2.6%, 예비창업자·창업기업(T3) 2.3%, 일반 국민·종사자(T7) 2.0%</w:t>
+      </w:r>
+    </w:p>
+    <w:p>
+      <w:pPr>
+        <w:pStyle w:val="ListParagraph"/>
+        <w:numPr>
+          <w:ilvl w:val="2"/>
+          <w:numId w:val="2"/>
+        </w:numPr>
+        <w:spacing w:after="40" w:before="0" w:line="384"/>
+      </w:pPr>
+      <w:r>
+        <w:rPr>
+          <w:rFonts w:ascii="KoPub바탕체" w:cs="KoPub바탕체" w:eastAsia="KoPub바탕체" w:hAnsi="KoPub바탕체"/>
+          <w:b w:val="false"/>
+          <w:bCs w:val="false"/>
+          <w:sz w:val="23"/>
+          <w:szCs w:val="23"/>
+        </w:rPr>
+        <w:t xml:space="preserve">대표 사업: T1 창업기반지원(융자, 1조 3,058억원)·TIPS(6,684억원), T8 일반보증 대위변제(2조 6,939억원)·신재생에너지 생산및시설자금(6,480억원), T5 소재부품패키지형(9,282억원)·스케일업팁스(2,924억원), T4 특별경영안정자금(1조 3,500억원)·일반경영안정자금(1조 2,200억원), T6 산재예방시설융자(5,388억원), T3 창업패키지(1,952억원)·초격차스타트업프로젝트(1,456억원)</w:t>
+      </w:r>
+    </w:p>
+    <w:p>
+      <w:pPr>
+        <w:pStyle w:val="ListParagraph"/>
+        <w:numPr>
+          <w:ilvl w:val="2"/>
+          <w:numId w:val="2"/>
+        </w:numPr>
+        <w:spacing w:after="40" w:before="0" w:line="384"/>
+      </w:pPr>
+      <w:r>
+        <w:rPr>
+          <w:rFonts w:ascii="KoPub바탕체" w:cs="KoPub바탕체" w:eastAsia="KoPub바탕체" w:hAnsi="KoPub바탕체"/>
+          <w:b w:val="false"/>
+          <w:bCs w:val="false"/>
+          <w:sz w:val="23"/>
+          <w:szCs w:val="23"/>
+        </w:rPr>
+        <w:t xml:space="preserve">건당 예산은 T4 1,988억원 &gt; T6 956억원 &gt; T8 872억원 &gt; T1 729억원 &gt; T5 313억원 &gt; T3 267억원 &gt; T7 135억원으로, 자금·보증·장려금 대상은 소수 대형, 연구기관·창업자·종사자 대상은 다수 소형 사업</w:t>
       </w:r>
     </w:p>
     <w:p>
@@ -10514,7 +12084,27 @@
           <w:sz w:val="23"/>
           <w:szCs w:val="23"/>
         </w:rPr>
-        <w:t xml:space="preserve">제도·수요 연계 사업체(보증 이용기업·수요기업·지자체 등)의 비중이 큰 것은 보증 대위변제·무역보험 등 간접 지원의 수혜대상 서술 방식에 기인</w:t>
+        <w:t xml:space="preserve">T8은 수요처·제도를 매개로 대상이 정의되어 보증 이용기업(금융위)·무역보험(산업부)·설비 설치자(기후부)처럼 성격이 다른 사업이 함께 묶이며(응집도 0.628), T2는 단계·인증·제도 가입 조건이 붙은 서술로 경계가 가장 흐림(응집도 0.65)</w:t>
+      </w:r>
+    </w:p>
+    <w:p>
+      <w:pPr>
+        <w:pStyle w:val="ListParagraph"/>
+        <w:numPr>
+          <w:ilvl w:val="4"/>
+          <w:numId w:val="2"/>
+        </w:numPr>
+        <w:spacing w:after="40" w:before="0" w:line="384"/>
+      </w:pPr>
+      <w:r>
+        <w:rPr>
+          <w:rFonts w:ascii="KoPub바탕체" w:cs="KoPub바탕체" w:eastAsia="KoPub바탕체" w:hAnsi="KoPub바탕체"/>
+          <w:b w:val="false"/>
+          <w:bCs w:val="false"/>
+          <w:sz w:val="22"/>
+          <w:szCs w:val="22"/>
+        </w:rPr>
+        <w:t xml:space="preserve">청년일자리도약장려금(9,080억원)은 수혜대상이 '우선지원대상기업·취업애로청년'으로 기재되어 사업주·근로자(T6)가 아닌 T2에 배정. 2026년 농식품부 융자 8건(0.71조원)은 예산서에 수혜대상이 누락되어 T0</w:t>
       </w:r>
     </w:p>
     <w:p>
@@ -10534,7 +12124,67 @@
           <w:sz w:val="23"/>
           <w:szCs w:val="23"/>
         </w:rPr>
-        <w:t xml:space="preserve">'24~'26 비중 변화: 예비창업자·창업기업 0.9% → 2.3%, 산학연 14.1% → 15.8% 상승; 소상공인 16.3% → 14.1%, 농어업인·농식품 5.1% → 2.6% 하락</w:t>
+        <w:t xml:space="preserve">'24→'26 추이: 예비창업자·창업기업 0.24조원 → 0.70조원(+184.6%), 산학연 3.97조원 → 4.69조원(+18.2%, 건수 251 → 150), 요건·단계 특정 기업 +18.1%, 사업주·근로자 +14.4% 증가; 소상공인 4.60조원 → 4.18조원(△9.3%, 소상공인경영안정바우처 5,790억원의 유형화 제외 영향), 농어업인·농식품 △46.0%(수혜대상 누락분 포함 시 △16.8%)</w:t>
+      </w:r>
+    </w:p>
+    <w:p>
+      <w:pPr>
+        <w:pStyle w:val="ListParagraph"/>
+        <w:numPr>
+          <w:ilvl w:val="1"/>
+          <w:numId w:val="2"/>
+        </w:numPr>
+        <w:spacing w:after="40" w:before="0" w:line="384"/>
+      </w:pPr>
+      <w:r>
+        <w:rPr>
+          <w:rFonts w:ascii="KoPub바탕체" w:cs="KoPub바탕체" w:eastAsia="KoPub바탕체" w:hAnsi="KoPub바탕체"/>
+          <w:b w:val="false"/>
+          <w:bCs w:val="false"/>
+          <w:sz w:val="23"/>
+          <w:szCs w:val="23"/>
+        </w:rPr>
+        <w:t xml:space="preserve">소관별: 중기부는 중소기업 일반 50.8%·소상공인 33.1%·창업기업 4.9%로 창업 전담 부처임에도 수혜대상이 '중소기업'으로 포괄 기재되고, 금융위는 보증 이용기업 99.7%, 산업부는 산학연 68.3%, 고용부는 사업주·근로자 64.2%, 기후부는 설비 설치자 39.5%, 문체부는 관광사업자 50.2%</w:t>
+      </w:r>
+    </w:p>
+    <w:p>
+      <w:pPr>
+        <w:pStyle w:val="ListParagraph"/>
+        <w:numPr>
+          <w:ilvl w:val="2"/>
+          <w:numId w:val="2"/>
+        </w:numPr>
+        <w:spacing w:after="40" w:before="0" w:line="384"/>
+      </w:pPr>
+      <w:r>
+        <w:rPr>
+          <w:rFonts w:ascii="KoPub바탕체" w:cs="KoPub바탕체" w:eastAsia="KoPub바탕체" w:hAnsi="KoPub바탕체"/>
+          <w:b w:val="false"/>
+          <w:bCs w:val="false"/>
+          <w:sz w:val="23"/>
+          <w:szCs w:val="23"/>
+        </w:rPr>
+        <w:t xml:space="preserve">유형별 운영 소관 수는 T8·T2 각 13개, T7 12개, T5 8개, T3 6개. 창업기업은 중기부 외 고용부·문체부·국토부·지식재산처·농식품부가 운영하여 대상 중복 검토 수요가 큼</w:t>
+      </w:r>
+    </w:p>
+    <w:p>
+      <w:pPr>
+        <w:pStyle w:val="ListParagraph"/>
+        <w:numPr>
+          <w:ilvl w:val="1"/>
+          <w:numId w:val="2"/>
+        </w:numPr>
+        <w:spacing w:after="40" w:before="0" w:line="384"/>
+      </w:pPr>
+      <w:r>
+        <w:rPr>
+          <w:rFonts w:ascii="KoPub바탕체" w:cs="KoPub바탕체" w:eastAsia="KoPub바탕체" w:hAnsi="KoPub바탕체"/>
+          <w:b w:val="false"/>
+          <w:bCs w:val="false"/>
+          <w:sz w:val="23"/>
+          <w:szCs w:val="23"/>
+        </w:rPr>
+        <w:t xml:space="preserve">기존 지원분야 소분류는 '중소기업[일반]'이 연계분의 87.6%여서 대상을 구분하지 못하나, 대상 축은 같은 '중소기업[일반]' 사업을 T5 344건·T1 168건·T2 144건·T8 133건 등으로 세분. 소분류 '소상공인' 43건 중 33건(76.7%)이 T4로 정합하고, '창업벤처' 95건은 T3 28건·T1 29건·T7 16건으로 분산</w:t>
       </w:r>
     </w:p>
     <w:p>
@@ -10571,7 +12221,7 @@
           <w:sz w:val="24"/>
           <w:szCs w:val="24"/>
         </w:rPr>
-        <w:t xml:space="preserve">융자 39.6%(11.76조원, 51건), R&amp;D 과제 출연 18.6%(5.54조원, 165건), 보증·보험 16.1%(4.79조원, 20건), 보조금 8.0%(2.38조원, 141건) 순이며, 금융성 수단(융자+보증·보험)이 55.7%</w:t>
+        <w:t xml:space="preserve">지원수단은 금융형(융자 → 보증·보험), 재정지원형(R&amp;D 과제 출연 → 기관 운영·인프라 출연 → 보조금 → 바우처), 직접형(장려금 직접지급 → 직접 수행), 혼합형으로 구조화되며, 금융형이 55.7%</w:t>
       </w:r>
     </w:p>
     <w:p>
@@ -10591,7 +12241,47 @@
           <w:sz w:val="23"/>
           <w:szCs w:val="23"/>
         </w:rPr>
-        <w:t xml:space="preserve">기관 운영·인프라 출연 5.1%(113건), 장려금·수당 직접지급 4.8%, 혼합(출연+보조+직접) 4.6%, 바우처 1.9%(16건), 직접 수행 0.9%</w:t>
+        <w:t xml:space="preserve">2026년 예산 기준 융자(I4) 39.6%(11.76조원, 51건, 건당 2,306억원), R&amp;D 과제 출연(I1) 18.6%(5.54조원, 165건), 보증·보험(I8) 16.1%(4.79조원, 20건, 건당 2,395억원), 보조금(I3) 8.0%(2.38조원, 141건, 16개 소관), 기관 운영·인프라 출연(I2) 5.1%, 장려금 직접지급(I5) 4.8%(고용부 단독), 혼합(I6) 4.6%, 바우처(I9) 1.9%, 직접 수행(I10) 1.0%</w:t>
+      </w:r>
+    </w:p>
+    <w:p>
+      <w:pPr>
+        <w:pStyle w:val="ListParagraph"/>
+        <w:numPr>
+          <w:ilvl w:val="2"/>
+          <w:numId w:val="2"/>
+        </w:numPr>
+        <w:spacing w:after="40" w:before="0" w:line="384"/>
+      </w:pPr>
+      <w:r>
+        <w:rPr>
+          <w:rFonts w:ascii="KoPub바탕체" w:cs="KoPub바탕체" w:eastAsia="KoPub바탕체" w:hAnsi="KoPub바탕체"/>
+          <w:b w:val="false"/>
+          <w:bCs w:val="false"/>
+          <w:sz w:val="23"/>
+          <w:szCs w:val="23"/>
+        </w:rPr>
+        <w:t xml:space="preserve">대표 사업: I4 특별경영안정자금·창업기반지원·관광사업체 융자지원(6,375억원), I1 소재부품패키지형·TIPS, I8 일반보증 대위변제·무역보험금지급(4,000억원)·팩토링금융(2,502억원), I3 희망리턴패키지(3,056억원)·산업맞춤형(1,548억원), I5 청년일자리도약장려금·출산육아기 고용안정장려금(3,595억원), I9 통합지원사업(1,543억원)·수출바우처(1,502억원)</w:t>
+      </w:r>
+    </w:p>
+    <w:p>
+      <w:pPr>
+        <w:pStyle w:val="ListParagraph"/>
+        <w:numPr>
+          <w:ilvl w:val="2"/>
+          <w:numId w:val="2"/>
+        </w:numPr>
+        <w:spacing w:after="40" w:before="0" w:line="384"/>
+      </w:pPr>
+      <w:r>
+        <w:rPr>
+          <w:rFonts w:ascii="KoPub바탕체" w:cs="KoPub바탕체" w:eastAsia="KoPub바탕체" w:hAnsi="KoPub바탕체"/>
+          <w:b w:val="false"/>
+          <w:bCs w:val="false"/>
+          <w:sz w:val="23"/>
+          <w:szCs w:val="23"/>
+        </w:rPr>
+        <w:t xml:space="preserve">금융형 55.7%는 지원목적 축의 자금조달 지원(48.0%)보다 7.7%p 크며, 차이는 수출(농식품글로벌육성지원자금)·생산기반(신재생에너지 생산및시설자금)·고용(산재예방시설융자) 목적의 융자</w:t>
       </w:r>
     </w:p>
     <w:p>
@@ -10611,7 +12301,7 @@
           <w:sz w:val="23"/>
           <w:szCs w:val="23"/>
         </w:rPr>
-        <w:t xml:space="preserve">융자와 보증은 건당 2,300억원 안팎으로 거액 소수, R&amp;D 출연과 보조금은 건당 170~340억원으로 소액 다수</w:t>
+        <w:t xml:space="preserve">투자·출자형은 메타 '출자'가 단독 1건, 결합 27건에 그쳐 독립 유형으로 성립하지 않고 융자·보조금 유형에 흡수되어, 예산서 지원형태만으로는 투자형 수단을 식별하기 어려움</w:t>
       </w:r>
     </w:p>
     <w:p>
@@ -10631,7 +12321,27 @@
           <w:sz w:val="23"/>
           <w:szCs w:val="23"/>
         </w:rPr>
-        <w:t xml:space="preserve">'24~'26 비중 변화: R&amp;D 과제 출연 13.7% → 18.6% 상승, 보조금 10.2% → 8.0% 하락, 융자는 40%대 정체</w:t>
+        <w:t xml:space="preserve">'24→'26 추이: R&amp;D 과제 출연 3.87조원 → 5.54조원(+43.3%, 비중 13.7% → 18.6%, 건수 249 → 165), 바우처 +37.4%, 장려금 직접지급 +17.7% 증가; 보조금 2.89조원 → 2.38조원(△17.5%, 비중 10.2% → 8.0%) 감소; 융자 +2.2%·보증 △0.6%로 금융형 비중은 57.9% → 55.7%</w:t>
+      </w:r>
+    </w:p>
+    <w:p>
+      <w:pPr>
+        <w:pStyle w:val="ListParagraph"/>
+        <w:numPr>
+          <w:ilvl w:val="1"/>
+          <w:numId w:val="2"/>
+        </w:numPr>
+        <w:spacing w:after="40" w:before="0" w:line="384"/>
+      </w:pPr>
+      <w:r>
+        <w:rPr>
+          <w:rFonts w:ascii="KoPub바탕체" w:cs="KoPub바탕체" w:eastAsia="KoPub바탕체" w:hAnsi="KoPub바탕체"/>
+          <w:b w:val="false"/>
+          <w:bCs w:val="false"/>
+          <w:sz w:val="23"/>
+          <w:szCs w:val="23"/>
+        </w:rPr>
+        <w:t xml:space="preserve">소관별: 수단 축은 소관과의 정보량이 가장 작아 부처마다 복수 수단을 병용. 중기부는 융자 61.5%·R&amp;D 출연 16.0%·보조금·혼합·보증·바우처(건수로는 보조금 32건·R&amp;D 출연 24건·융자 18건), 산업부는 R&amp;D 출연 69.1%·무역보험, 고용부는 장려금 42.5%·공단 위탁 출연·융자·혼합, 기후부 융자 53.2%, 문체부 융자 70.9%, 농식품부 융자 64.0%</w:t>
       </w:r>
     </w:p>
     <w:p>
@@ -10668,7 +12378,7 @@
           <w:sz w:val="24"/>
           <w:szCs w:val="24"/>
         </w:rPr>
-        <w:t xml:space="preserve">자금 융자·보증 제공 49.3%(14.65조원, 55건), 기술개발 과제 수행 12.7%(3.78조원, 179건), 창업 사업화자금·투자연계·보육 8.7%(2.58조원), 환경·안전 설비 구축 6.1%, 고용장려금·인건비 지급 5.9% 순</w:t>
+        <w:t xml:space="preserve">지원내용은 자금 전달형 4개(융자·보증, 창업 사업화자금·투자연계, 사업비용 보조, 고용장려금), 과제·기반형 3개(기술개발 과제, 생태계·협력 기반, 환경·안전 설비), 서비스형 4개(컨설팅·인증 서비스, 교육·훈련, 해외진출 지원, 지역·사회적경제 프로그램)로 구조화</w:t>
       </w:r>
     </w:p>
     <w:p>
@@ -10688,7 +12398,27 @@
           <w:sz w:val="23"/>
           <w:szCs w:val="23"/>
         </w:rPr>
-        <w:t xml:space="preserve">산업 생태계·협력 기반 조성 3.9%, 사업비용 보조(전시·인증·컨설팅 비용) 3.7%, 컨설팅·인증·시험 서비스 2.6%, 지역·사회적경제·창업 활성화 프로그램 1.7%, 해외진출·수출 지원 1.5%(40건, 건당 115억원), 교육·훈련 과정 운영 1.5%</w:t>
+        <w:t xml:space="preserve">2026년 예산 기준 자금 융자·보증 제공(K4) 49.3%(14.65조원, 55건, 건당 2,664억원), 기술개발 과제 수행(K1) 12.7%(3.78조원, 179건, 15개 소관), 창업 사업화자금·투자연계·보육(K5) 8.7%(2.58조원: TIPS·희망리턴패키지·스케일업팁스·창업패키지), 환경·안전 설비 구축(K11) 6.1%(안전동행지원사업 3,320억원·에너지절약시설설치 2,715억원), 고용장려금·인건비(K10) 5.9%</w:t>
+      </w:r>
+    </w:p>
+    <w:p>
+      <w:pPr>
+        <w:pStyle w:val="ListParagraph"/>
+        <w:numPr>
+          <w:ilvl w:val="2"/>
+          <w:numId w:val="2"/>
+        </w:numPr>
+        <w:spacing w:after="40" w:before="0" w:line="384"/>
+      </w:pPr>
+      <w:r>
+        <w:rPr>
+          <w:rFonts w:ascii="KoPub바탕체" w:cs="KoPub바탕체" w:eastAsia="KoPub바탕체" w:hAnsi="KoPub바탕체"/>
+          <w:b w:val="false"/>
+          <w:bCs w:val="false"/>
+          <w:sz w:val="23"/>
+          <w:szCs w:val="23"/>
+        </w:rPr>
+        <w:t xml:space="preserve">생태계·협력 기반(K2) 3.9%, 사업비용 보조(K7) 3.7%(통합지원사업·수출바우처), 컨설팅·인증 서비스(K8) 2.6%(제조혁신구축지원 3,173억원), 지역·사회적경제·창업 프로그램(K3) 1.7%, 해외진출·수출 지원(K6) 1.5%(40건, 12개 소관, 건당 115억원), 교육·훈련(K9) 1.5%</w:t>
       </w:r>
     </w:p>
     <w:p>
@@ -10708,7 +12438,107 @@
           <w:sz w:val="23"/>
           <w:szCs w:val="23"/>
         </w:rPr>
-        <w:t xml:space="preserve">'24~'26 비중 변화: 자금 융자·보증 56.5% → 49.3% 하락, 창업 사업화자금·투자연계 5.4% → 8.7%, 생태계·협력 기반 1.8% → 3.9%, 컨설팅·인증 서비스 1.1% → 2.6% 상승</w:t>
+        <w:t xml:space="preserve">응집도는 고용장려금 0.707, 융자·보증 0.661, 설비 0.600처럼 수혜자가 받는 것이 구체적인 유형일수록 높고, 기술개발 0.428·생태계 0.466처럼 포괄적 유형일수록 낮음. K2의 84%가 기술혁신 목적 사업으로 K1과의 경계가 흐림</w:t>
+      </w:r>
+    </w:p>
+    <w:p>
+      <w:pPr>
+        <w:pStyle w:val="ListParagraph"/>
+        <w:numPr>
+          <w:ilvl w:val="4"/>
+          <w:numId w:val="2"/>
+        </w:numPr>
+        <w:spacing w:after="40" w:before="0" w:line="384"/>
+      </w:pPr>
+      <w:r>
+        <w:rPr>
+          <w:rFonts w:ascii="KoPub바탕체" w:cs="KoPub바탕체" w:eastAsia="KoPub바탕체" w:hAnsi="KoPub바탕체"/>
+          <w:b w:val="false"/>
+          <w:bCs w:val="false"/>
+          <w:sz w:val="22"/>
+          <w:szCs w:val="22"/>
+        </w:rPr>
+        <w:t xml:space="preserve">소재부품투자연계(3,441억원)·중소기업유망기술개발(2,202억원)은 내역목적이 생태계·투자연계 중심으로 서술되어 K1이 아닌 K2에, 제조혁신구축지원은 공고의 컨설팅·공급기업 연계 서술로 K8에 배정</w:t>
+      </w:r>
+    </w:p>
+    <w:p>
+      <w:pPr>
+        <w:pStyle w:val="ListParagraph"/>
+        <w:numPr>
+          <w:ilvl w:val="1"/>
+          <w:numId w:val="2"/>
+        </w:numPr>
+        <w:spacing w:after="40" w:before="0" w:line="384"/>
+      </w:pPr>
+      <w:r>
+        <w:rPr>
+          <w:rFonts w:ascii="KoPub바탕체" w:cs="KoPub바탕체" w:eastAsia="KoPub바탕체" w:hAnsi="KoPub바탕체"/>
+          <w:b w:val="false"/>
+          <w:bCs w:val="false"/>
+          <w:sz w:val="23"/>
+          <w:szCs w:val="23"/>
+        </w:rPr>
+        <w:t xml:space="preserve">'24→'26 추이: 창업 사업화자금·투자연계 1.52조원 → 2.58조원(+69.3%, 비중 5.4% → 8.7%), 컨설팅·인증 서비스 +142.8%, 해외진출·수출 지원 +119.0%(건수 27 → 40), 교육·훈련 +68.9%, 환경·안전 설비 +44.3% 증가; 융자·보증 15.95조원 → 14.65조원(△8.1%, 비중 56.5% → 49.3%), 고용장려금 △17.0%, 기술개발 과제 △8.4%(건수 260 → 179) 감소</w:t>
+      </w:r>
+    </w:p>
+    <w:p>
+      <w:pPr>
+        <w:pStyle w:val="ListParagraph"/>
+        <w:numPr>
+          <w:ilvl w:val="5"/>
+          <w:numId w:val="2"/>
+        </w:numPr>
+        <w:spacing w:after="40" w:before="0" w:line="384"/>
+      </w:pPr>
+      <w:r>
+        <w:rPr>
+          <w:rFonts w:ascii="KoPub바탕체" w:cs="KoPub바탕체" w:eastAsia="KoPub바탕체" w:hAnsi="KoPub바탕체"/>
+          <w:b w:val="false"/>
+          <w:bCs w:val="false"/>
+          <w:sz w:val="23"/>
+          <w:szCs w:val="23"/>
+        </w:rPr>
+        <w:t xml:space="preserve">지원내용이 '자금 전달'에서 '단계별 사업화·서비스 지원'으로 이동</w:t>
+      </w:r>
+    </w:p>
+    <w:p>
+      <w:pPr>
+        <w:pStyle w:val="ListParagraph"/>
+        <w:numPr>
+          <w:ilvl w:val="1"/>
+          <w:numId w:val="2"/>
+        </w:numPr>
+        <w:spacing w:after="40" w:before="0" w:line="384"/>
+      </w:pPr>
+      <w:r>
+        <w:rPr>
+          <w:rFonts w:ascii="KoPub바탕체" w:cs="KoPub바탕체" w:eastAsia="KoPub바탕체" w:hAnsi="KoPub바탕체"/>
+          <w:b w:val="false"/>
+          <w:bCs w:val="false"/>
+          <w:sz w:val="23"/>
+          <w:szCs w:val="23"/>
+        </w:rPr>
+        <w:t xml:space="preserve">지원목적과의 관계: 자금조달의 76.5%가 K4, 기술혁신의 66.9%가 K1·15.1%가 K2, 수출의 39.4%가 K6·27.3%가 K7로 대응하나, 창업·벤처는 K5 36.3%·K3 25.5%·K8 21.7%, 경영역량 강화는 K8 24.5%·K7 24.5%·K5 14.8%·K3 13.5%로 분산되어 같은 목적이 복수 내용으로 전달</w:t>
+      </w:r>
+    </w:p>
+    <w:p>
+      <w:pPr>
+        <w:pStyle w:val="ListParagraph"/>
+        <w:numPr>
+          <w:ilvl w:val="2"/>
+          <w:numId w:val="2"/>
+        </w:numPr>
+        <w:spacing w:after="40" w:before="0" w:line="384"/>
+      </w:pPr>
+      <w:r>
+        <w:rPr>
+          <w:rFonts w:ascii="KoPub바탕체" w:cs="KoPub바탕체" w:eastAsia="KoPub바탕체" w:hAnsi="KoPub바탕체"/>
+          <w:b w:val="false"/>
+          <w:bCs w:val="false"/>
+          <w:sz w:val="23"/>
+          <w:szCs w:val="23"/>
+        </w:rPr>
+        <w:t xml:space="preserve">환경·안전 설비(K11)는 생산기반·친환경 43건 외에 고용·노동환경 22건(안전 설비)·기술혁신 21건(실증 설비)에 걸쳐 복수 목적의 공통 내용</w:t>
       </w:r>
     </w:p>
     <w:p>
@@ -10724,7 +12554,7 @@
           <w:sz w:val="22"/>
           <w:szCs w:val="22"/>
         </w:rPr>
-        <w:t xml:space="preserve">&lt;표 9&gt; 지원대상·지원수단·지원내용 유형별 2026년 내역사업 건수·예산</w:t>
+        <w:t xml:space="preserve">&lt;표 10&gt; 지원대상·지원수단·지원내용 유형별 2026년 내역사업 건수·예산</w:t>
       </w:r>
     </w:p>
     <w:p>
@@ -12019,7 +13849,7 @@
                 <w:sz w:val="16"/>
                 <w:szCs w:val="16"/>
               </w:rPr>
-              <w:t xml:space="preserve">14.1</w:t>
+              <w:t xml:space="preserve">14.0</w:t>
             </w:r>
           </w:p>
         </w:tc>
@@ -13119,7 +14949,7 @@
                 <w:sz w:val="16"/>
                 <w:szCs w:val="16"/>
               </w:rPr>
-              <w:t xml:space="preserve">2.4</w:t>
+              <w:t xml:space="preserve">2.3</w:t>
             </w:r>
           </w:p>
         </w:tc>
@@ -13394,7 +15224,7 @@
                 <w:sz w:val="16"/>
                 <w:szCs w:val="16"/>
               </w:rPr>
-              <w:t xml:space="preserve">2.1</w:t>
+              <w:t xml:space="preserve">2.0</w:t>
             </w:r>
           </w:p>
         </w:tc>
@@ -13530,7 +15360,7 @@
                 <w:sz w:val="16"/>
                 <w:szCs w:val="16"/>
               </w:rPr>
-              <w:t xml:space="preserve">0.9</w:t>
+              <w:t xml:space="preserve">1.0</w:t>
             </w:r>
           </w:p>
         </w:tc>
@@ -15809,7 +17639,7 @@
           <w:sz w:val="17"/>
           <w:szCs w:val="17"/>
         </w:rPr>
-        <w:t xml:space="preserve">     2) 지원대상은 예산서 수혜대상 기재 기준이며, 보증·보험 등 간접 지원은 제도 이용 사업체로 기재됨</w:t>
+        <w:t xml:space="preserve">     2) 지원대상은 예산서 수혜대상 기재 기준이며, 보증·보험 등 간접 지원은 제도 이용 사업체로 기재됨. 2026년 미기재는 농식품부 융자 사업의 수혜대상·내용 누락분</w:t>
       </w:r>
     </w:p>
     <w:p>
@@ -15866,7 +17696,7 @@
           <w:sz w:val="23"/>
           <w:szCs w:val="23"/>
         </w:rPr>
-        <w:t xml:space="preserve">(목적×수단) 기술혁신은 R&amp;D 과제 출연 75.9%로 단일 수단에 집중, 창업·벤처는 R&amp;D 출연 40.1%·혼합 33.7%·보조금 12.6%, 수출·해외진출은 융자 30.0%·보조금 19.4%·R&amp;D 출연 17.9%·바우처 16.0%로 가장 분산</w:t>
+        <w:t xml:space="preserve">(목적×수단) 기술혁신은 R&amp;D 과제 출연 75.9%로 단일 수단에 집중, 창업·벤처는 R&amp;D 출연 40.1%·혼합 33.7%·보조금 12.6%, 수출·해외진출은 융자 30.0%·보조금 19.4%·R&amp;D 출연 17.9%·바우처 16.0%로 가장 분산. 자금조달은 융자 66.8%·보증 32.2%, 고용·노동환경은 장려금 51.0%·출연 22.1%, 생산기반·친환경은 융자 74.9%·보조금 23.5%</w:t>
       </w:r>
     </w:p>
     <w:p>
@@ -15907,6 +17737,26 @@
           <w:szCs w:val="23"/>
         </w:rPr>
         <w:t xml:space="preserve">(목적×내용) 자금조달의 95.2%가 융자·보증 제공, 창업·벤처의 78.2%가 사업화자금·투자연계·보육, 생산기반·친환경 전환은 설비 구축 47.9%와 융자 제공 47.4%로 양분</w:t>
+      </w:r>
+    </w:p>
+    <w:p>
+      <w:pPr>
+        <w:pStyle w:val="ListParagraph"/>
+        <w:numPr>
+          <w:ilvl w:val="1"/>
+          <w:numId w:val="2"/>
+        </w:numPr>
+        <w:spacing w:after="40" w:before="0" w:line="384"/>
+      </w:pPr>
+      <w:r>
+        <w:rPr>
+          <w:rFonts w:ascii="KoPub바탕체" w:cs="KoPub바탕체" w:eastAsia="KoPub바탕체" w:hAnsi="KoPub바탕체"/>
+          <w:b w:val="false"/>
+          <w:bCs w:val="false"/>
+          <w:sz w:val="23"/>
+          <w:szCs w:val="23"/>
+        </w:rPr>
+        <w:t xml:space="preserve">(대상×수단) 산학연 연구수행기관의 74.5%가 R&amp;D 과제 출연, 예비창업자·창업기업의 73.8%가 보조금, 소상공인은 건수로 보조금 66.7%이나 예산은 융자에 집중, 사업주·근로자는 출연·장려금·융자·혼합으로 분산</w:t>
       </w:r>
     </w:p>
     <w:p>
@@ -16005,7 +17855,7 @@
           <w:sz w:val="24"/>
           <w:szCs w:val="24"/>
         </w:rPr>
-        <w:t xml:space="preserve">2026년 유형화 대상 586건은 268개 4축 조합으로 나뉘며, 상위 10개 조합이 예산의 62.1%를 차지하고 176개 조합은 단일 사업으로 구성</w:t>
+        <w:t xml:space="preserve">2026년 유형화 대상 586건은 270개 4축 조합으로 나뉘며, 상위 10개 조합이 예산의 61.9%를 차지하고 179개 조합은 단일 사업으로 구성</w:t>
       </w:r>
     </w:p>
     <w:p>
@@ -16025,7 +17875,7 @@
           <w:sz w:val="23"/>
           <w:szCs w:val="23"/>
         </w:rPr>
-        <w:t xml:space="preserve">상위 조합: 자금조달/제도 연계 사업체/보증·보험/융자·보증 제공(보증 대위변제, 4.18조원), 자금조달/중소기업 일반/융자/융자 제공(4.08조원, 15건), 자금조달/소상공인/융자/융자 제공(3.36조원, 3건), 기술혁신/산학연/R&amp;D 출연/기술개발 과제(2.51조원, 81건)</w:t>
+        <w:t xml:space="preserve">상위 조합: 자금조달/제도 연계 사업체/보증·보험/융자·보증 제공(보증 대위변제, 4.18조원, 9건), 자금조달/중소기업 일반/융자/융자 제공(4.08조원, 15건), 자금조달/소상공인/융자/융자 제공(3.36조원, 3건), 기술혁신/산학연/R&amp;D 출연/기술개발 과제(2.51조원, 81건)</w:t>
       </w:r>
     </w:p>
     <w:p>
@@ -16045,7 +17895,7 @@
           <w:sz w:val="23"/>
           <w:szCs w:val="23"/>
         </w:rPr>
-        <w:t xml:space="preserve">동일 목적 안에서 대상·수단·내용이 다양하게 설계되어 있어, 4축 조합이 같은 사업군을 우선 유사중복 검토 대상으로 식별 가능</w:t>
+        <w:t xml:space="preserve">4축이 모두 같은 복수 사업 조합 91개(407건)가 사전협의·성과평가의 1차 유사중복 검토 모집단이며, 동일 목적 안에서 대상·수단·내용이 다양하게 설계된 사업은 역할 분담으로 구분</w:t>
       </w:r>
     </w:p>
     <w:p>
@@ -24582,7 +26432,7 @@
           <w:sz w:val="23"/>
           <w:szCs w:val="23"/>
         </w:rPr>
-        <w:t xml:space="preserve">2026년 586건이 268개 4축 조합으로 나뉘어 동일 목적 안에서도 사업 설계가 다양(p.16)</w:t>
+        <w:t xml:space="preserve">2026년 586건이 270개 4축 조합으로 나뉘어 동일 목적 안에서도 사업 설계가 다양(p.16)</w:t>
       </w:r>
     </w:p>
     <w:p>

--- a/analysis/deliverables/KOSI_이슈n포커스_원고_지원사업유형분석.docx
+++ b/analysis/deliverables/KOSI_이슈n포커스_원고_지원사업유형분석.docx
@@ -742,7 +742,7 @@
           <w:sz w:val="23"/>
           <w:szCs w:val="23"/>
         </w:rPr>
-        <w:t xml:space="preserve">전문인력 양성·채용(1.1%)과 경영역량 강화(3.5%) 등 역량형 지원은 4.6%에 불과</w:t>
+        <w:t xml:space="preserve">전문인력 양성·채용(1.1%)과 경영역량 강화(3.5%) 등 역량형 지원은 4.6%에 불과. 회수되는 융자 재원과 보증 대위변제를 제외한 순지원 13.18조원 기준으로는 기술혁신 39.9%·고용 21.3%·창업 12.7%·수출 11.6%·역량형 10.3%</w:t>
       </w:r>
     </w:p>
     <w:p>
@@ -857,7 +857,7 @@
           <w:sz w:val="23"/>
           <w:szCs w:val="23"/>
         </w:rPr>
-        <w:t xml:space="preserve">지원목적에 더해 지원대상(9개)·지원수단(9개)·지원내용(11개) 유형을 각각 독립 도출하여 4축 분류체계를 구성</w:t>
+        <w:t xml:space="preserve">지원목적에 더해 지원대상(10개)·지원수단(9개)·지원내용(11개) 유형을 각각 독립 도출하여 4축 분류체계를 구성</w:t>
       </w:r>
     </w:p>
     <w:p>
@@ -877,7 +877,7 @@
           <w:sz w:val="23"/>
           <w:szCs w:val="23"/>
         </w:rPr>
-        <w:t xml:space="preserve">지원대상('26 예산): 중소·중견기업 일반 24.8% &gt; 제도 연계 사업체·공공기관 20.2% &gt; 산학연 연구수행기관 15.8%(건수 최다 150건) &gt; 소상공인 14.1%; 예비창업자·창업기업은 2.4%</w:t>
+        <w:t xml:space="preserve">지원대상('26 예산): 중소·중견기업 일반 24.8% &gt; 산학연 연구수행기관 15.8%(건수 최다 150건) &gt; 소상공인 14.0% &gt; 보증·보험 이용기업 13.9%; 예비창업자·창업기업은 2.3%</w:t>
       </w:r>
     </w:p>
     <w:p>
@@ -977,7 +977,7 @@
           <w:sz w:val="23"/>
           <w:szCs w:val="23"/>
         </w:rPr>
-        <w:t xml:space="preserve">2026년 586건은 270개 4축 조합으로 나뉘며 상위 10개 조합이 예산의 61.9%, 179개 조합은 단일 사업. 4축이 모두 같은 복수 사업 조합 91개(407건)가 1차 유사중복 검토 모집단</w:t>
+        <w:t xml:space="preserve">2026년 586건은 271개 4축 조합으로 나뉘며 상위 10개 조합이 예산의 61.4%, 179개 조합은 단일 사업. 4축이 모두 같은 복수 사업 조합 92개(407건)가 1차 유사중복 검토 모집단</w:t>
       </w:r>
     </w:p>
     <w:p>
@@ -1052,7 +1052,7 @@
           <w:sz w:val="23"/>
           <w:szCs w:val="23"/>
         </w:rPr>
-        <w:t xml:space="preserve">AI 응용제품 신속 상용화 지원사업은 중기부·과기부·농식품부·기후부·해수부·식약처·복지부 7개 부처가 동일 구조로 병렬 운영</w:t>
+        <w:t xml:space="preserve">AI 응용제품 신속 상용화 지원사업은 6개 부처가 분야별로 운영하는 범부처 협업형 사례로, 4축이 같은 사업군에서 '중복'과 '분담된 협업'을 구분하는 절차 필요</w:t>
       </w:r>
     </w:p>
     <w:p>
@@ -1167,7 +1167,7 @@
           <w:sz w:val="23"/>
           <w:szCs w:val="23"/>
         </w:rPr>
-        <w:t xml:space="preserve">유형별 예산 포트폴리오를 연 1회 공표하고, 자금조달 편중과 역량형 지원 과소를 중소기업 지원 기본계획의 점검 지표로 반영</w:t>
+        <w:t xml:space="preserve">유형별 예산 포트폴리오를 연 1회 공표하고, 자금조달 편중과 역량형 지원 과소를 중소기업 지원 기본계획의 점검 지표로 반영. 융자·보증 재원을 제외한 순지원 기준(기술혁신 39.9%·고용 21.3%·역량형 10.3%)을 병행 산출</w:t>
       </w:r>
     </w:p>
     <w:p>
@@ -1550,7 +1550,7 @@
           <w:sz w:val="23"/>
           <w:szCs w:val="23"/>
         </w:rPr>
-        <w:t xml:space="preserve">2024~2026년 중앙부처 내역사업 2,189건(고유 내역사업 1,391개), 23개 소관</w:t>
+        <w:t xml:space="preserve">2024~2026년 중앙부처 내역사업 2,189건(고유 내역사업 1,391개), 23개 소관. 소관 명칭은 2026년 정부조직 기준으로 통일하고, 예산은 예산서상 내역사업 예산(융자는 대출 재원, 보증은 대위변제 지출)</w:t>
       </w:r>
     </w:p>
     <w:p>
@@ -4318,7 +4318,7 @@
           <w:sz w:val="24"/>
           <w:szCs w:val="24"/>
         </w:rPr>
-        <w:t xml:space="preserve">K-평균(k=24) 군집을 핵심어·대표사업·예산 상위 사업으로 해석하여 중분류 22개로 명명하고 대분류 8개로 병합</w:t>
+        <w:t xml:space="preserve">군집 수 k는 6~36 범위에서 연도 간 일치율·실루엣·기존 분류와의 정보량·최소 군집 크기를 비교하여 24로 선정(k=15 이상 구간에서 연도 간 일치율 최고 0.825, 최소 군집 24건). K-평균(k=24) 군집을 핵심어·대표사업·예산 상위 사업으로 해석하여 중분류 22개로 명명하고 대분류 8개로 병합</w:t>
       </w:r>
     </w:p>
     <w:p>
@@ -10275,6 +10275,66 @@
       <w:pPr>
         <w:pStyle w:val="ListParagraph"/>
         <w:numPr>
+          <w:ilvl w:val="0"/>
+          <w:numId w:val="2"/>
+        </w:numPr>
+        <w:spacing w:after="40" w:before="0" w:line="384"/>
+      </w:pPr>
+      <w:r>
+        <w:rPr>
+          <w:rFonts w:ascii="KoPub바탕체" w:cs="KoPub바탕체" w:eastAsia="KoPub바탕체" w:hAnsi="KoPub바탕체"/>
+          <w:b/>
+          <w:bCs/>
+          <w:sz w:val="24"/>
+          <w:szCs w:val="24"/>
+        </w:rPr>
+        <w:t xml:space="preserve">융자 예산은 회수되는 대출 재원, 보증 예산은 대위변제 지출이므로 출연·보조와 같은 선상에서 비교하면 자금조달 비중이 과대평가됨. 융자·보증 수단 사업을 제외한 13.18조원 기준 포트폴리오를 병행 제시</w:t>
+      </w:r>
+    </w:p>
+    <w:p>
+      <w:pPr>
+        <w:pStyle w:val="ListParagraph"/>
+        <w:numPr>
+          <w:ilvl w:val="1"/>
+          <w:numId w:val="2"/>
+        </w:numPr>
+        <w:spacing w:after="40" w:before="0" w:line="384"/>
+      </w:pPr>
+      <w:r>
+        <w:rPr>
+          <w:rFonts w:ascii="KoPub바탕체" w:cs="KoPub바탕체" w:eastAsia="KoPub바탕체" w:hAnsi="KoPub바탕체"/>
+          <w:b w:val="false"/>
+          <w:bCs w:val="false"/>
+          <w:sz w:val="23"/>
+          <w:szCs w:val="23"/>
+        </w:rPr>
+        <w:t xml:space="preserve">융자·보증 제외 시 2026년 비중: 기술혁신 39.9%, 고용·노동환경 21.3%, 창업·벤처 12.7%, 수출·해외진출 11.6%, 경영역량 강화 7.8%, 생산기반·친환경 3.2%, 전문인력 2.5%, 자금조달 1.1%(이차보전 등). 역량형(F+H)은 전체 기준 4.6%, 순지원 기준 10.3%</w:t>
+      </w:r>
+    </w:p>
+    <w:p>
+      <w:pPr>
+        <w:pStyle w:val="ListParagraph"/>
+        <w:numPr>
+          <w:ilvl w:val="1"/>
+          <w:numId w:val="2"/>
+        </w:numPr>
+        <w:spacing w:after="40" w:before="0" w:line="384"/>
+      </w:pPr>
+      <w:r>
+        <w:rPr>
+          <w:rFonts w:ascii="KoPub바탕체" w:cs="KoPub바탕체" w:eastAsia="KoPub바탕체" w:hAnsi="KoPub바탕체"/>
+          <w:b w:val="false"/>
+          <w:bCs w:val="false"/>
+          <w:sz w:val="23"/>
+          <w:szCs w:val="23"/>
+        </w:rPr>
+        <w:t xml:space="preserve">2024년 대비 변화는 두 기준에서 같은 방향: 순지원 기준으로도 창업·벤처 10.3% → 12.7%, 수출·해외진출 7.0% → 11.6% 상승, 기술혁신 42.8% → 39.9%, 고용·노동환경 23.5% → 21.3% 하락</w:t>
+      </w:r>
+    </w:p>
+    <w:p>
+      <w:pPr>
+        <w:pStyle w:val="ListParagraph"/>
+        <w:numPr>
           <w:ilvl w:val="1"/>
           <w:numId w:val="2"/>
         </w:numPr>
@@ -10377,7 +10437,7 @@
           <w:sz w:val="23"/>
           <w:szCs w:val="23"/>
         </w:rPr>
-        <w:t xml:space="preserve">(지원대상) 예산서 '수혜대상' 필드(평균 20자의 명사구)를 bge-m3로 임베딩 → K-평균(k=16) → 해석적 병합으로 9개 유형 + 미기재(T0). '기업·대학·연구소 등' 계열 4개 군집을 산학연 연구수행기관으로, '중소기업' 계열 2개를 중소·중견기업 일반으로 병합</w:t>
+        <w:t xml:space="preserve">(지원대상) 예산서 '수혜대상' 필드(평균 20자의 명사구)를 bge-m3로 임베딩 → K-평균(k=16) → 해석적 병합 → 보정규칙으로 10개 유형 + 미기재(T0). '기업·대학·연구소 등' 계열 4개 군집을 산학연 연구수행기관으로, '중소기업' 계열 2개를 중소·중견기업 일반으로 병합하고, 수혜대상에 '보증·채권기관·금융기관'이 명시된 21건은 보증·보험 이용기업(T10)으로 분리(응집도 1.353)</w:t>
       </w:r>
     </w:p>
     <w:p>
@@ -10517,7 +10577,7 @@
           <w:sz w:val="22"/>
           <w:szCs w:val="22"/>
         </w:rPr>
-        <w:t xml:space="preserve">소관과의 정보량(NMI)은 대상 0.370, 내용 0.210, 수단 0.185로 대상 축만 소관과 관련이 크며(고용부=사업주·근로자, 금융위=보증 이용기업), 지원목적 대분류와의 NMI는 내용 0.353 &gt; 수단 0.292 &gt; 대상 0.219로 대상 축이 목적과 가장 독립적</w:t>
+        <w:t xml:space="preserve">소관과의 정보량(NMI)은 대상 0.378, 내용 0.210, 수단 0.185로 대상 축만 소관과 관련이 크며(고용부=사업주·근로자, 금융위=보증 이용기업), 지원목적 대분류와의 NMI는 내용 0.353 &gt; 수단 0.292 &gt; 대상 0.226으로 대상 축이 목적과 가장 독립적</w:t>
       </w:r>
     </w:p>
     <w:p>
@@ -11014,7 +11074,7 @@
                 <w:sz w:val="16"/>
                 <w:szCs w:val="16"/>
               </w:rPr>
-              <w:t xml:space="preserve">임베딩 군집 k=16 → 9</w:t>
+              <w:t xml:space="preserve">임베딩 군집 k=16 → 10</w:t>
             </w:r>
           </w:p>
         </w:tc>
@@ -11672,7 +11732,7 @@
                 <w:sz w:val="16"/>
                 <w:szCs w:val="16"/>
               </w:rPr>
-              <w:t xml:space="preserve">0.225</w:t>
+              <w:t xml:space="preserve">0.232</w:t>
             </w:r>
           </w:p>
         </w:tc>
@@ -11706,7 +11766,7 @@
                 <w:sz w:val="16"/>
                 <w:szCs w:val="16"/>
               </w:rPr>
-              <w:t xml:space="preserve">0.370</w:t>
+              <w:t xml:space="preserve">0.378</w:t>
             </w:r>
           </w:p>
         </w:tc>
@@ -11879,7 +11939,7 @@
                 <w:sz w:val="16"/>
                 <w:szCs w:val="16"/>
               </w:rPr>
-              <w:t xml:space="preserve">0.219</w:t>
+              <w:t xml:space="preserve">0.226</w:t>
             </w:r>
           </w:p>
         </w:tc>
@@ -12004,7 +12064,7 @@
           <w:sz w:val="24"/>
           <w:szCs w:val="24"/>
         </w:rPr>
-        <w:t xml:space="preserve">지원대상은 기업 계층형 4개(중소·중견기업 일반 → 요건·단계 특정 기업 → 예비창업자·창업기업, 소상공인), 비기업 주체형 4개(산학연 연구수행기관, 사업주·근로자, 농어업인·농식품, 일반 국민·종사자), 제도·수요 연계 사업체 1개로 구조화</w:t>
+        <w:t xml:space="preserve">지원대상은 기업 계층형 4개(중소·중견기업 일반 → 요건·단계 특정 기업 → 예비창업자·창업기업, 소상공인), 비기업 주체형 4개(산학연 연구수행기관, 사업주·근로자, 농어업인·농식품, 일반 국민·종사자), 매개형 2개(수요·제도 연계 사업체, 보증·보험 이용기업)로 구조화</w:t>
       </w:r>
     </w:p>
     <w:p>
@@ -12024,7 +12084,7 @@
           <w:sz w:val="23"/>
           <w:szCs w:val="23"/>
         </w:rPr>
-        <w:t xml:space="preserve">2026년 예산 기준 중소·중견기업 일반(T1) 24.8%(7.37조원, 101건), 제도·수요 연계 사업체(T8) 20.2%(6.02조원), 산학연 연구수행기관(T5) 15.8%(4.69조원, 150건으로 건수 최다), 소상공인(T4) 14.0%(4.18조원, 21건), 요건·단계 특정 기업(T2) 8.4%, 사업주·근로자(T6) 7.4%, 농어업인·농식품(T9) 2.6%, 예비창업자·창업기업(T3) 2.3%, 일반 국민·종사자(T7) 2.0%</w:t>
+        <w:t xml:space="preserve">2026년 예산 기준 중소·중견기업 일반(T1) 24.8%(7.37조원, 101건), 산학연 연구수행기관(T5) 15.8%(4.69조원, 150건으로 건수 최다), 소상공인(T4) 14.0%(4.18조원, 21건), 보증·보험 이용기업(T10) 13.9%(4.12조원, 7건), 요건·단계 특정 기업(T2) 8.4%, 사업주·근로자(T6) 7.4%, 수요·제도 연계 사업체(T8) 6.4%(1.90조원, 62건), 농어업인·농식품(T9) 2.6%, 예비창업자·창업기업(T3) 2.3%, 일반 국민·종사자(T7) 2.0%</w:t>
       </w:r>
     </w:p>
     <w:p>
@@ -12044,7 +12104,7 @@
           <w:sz w:val="23"/>
           <w:szCs w:val="23"/>
         </w:rPr>
-        <w:t xml:space="preserve">대표 사업: T1 창업기반지원(융자, 1조 3,058억원)·TIPS(6,684억원), T8 일반보증 대위변제(2조 6,939억원)·신재생에너지 생산및시설자금(6,480억원), T5 소재부품패키지형(9,282억원)·스케일업팁스(2,924억원), T4 특별경영안정자금(1조 3,500억원)·일반경영안정자금(1조 2,200억원), T6 산재예방시설융자(5,388억원), T3 창업패키지(1,952억원)·초격차스타트업프로젝트(1,456억원)</w:t>
+        <w:t xml:space="preserve">대표 사업: T1 창업기반지원(융자, 1조 3,058억원)·TIPS(6,684억원), T10 일반보증 대위변제(2조 6,939억원)·무역보험금지급(4,000억원), T8 신재생에너지 생산및시설자금(6,480억원)·에너지절약시설설치(2,715억원), T5 소재부품패키지형(9,282억원)·스케일업팁스(2,924억원), T4 특별경영안정자금(1조 3,500억원)·일반경영안정자금(1조 2,200억원), T6 산재예방시설융자(5,388억원), T3 창업패키지(1,952억원)·초격차스타트업프로젝트(1,456억원)</w:t>
       </w:r>
     </w:p>
     <w:p>
@@ -12064,7 +12124,7 @@
           <w:sz w:val="23"/>
           <w:szCs w:val="23"/>
         </w:rPr>
-        <w:t xml:space="preserve">건당 예산은 T4 1,988억원 &gt; T6 956억원 &gt; T8 872억원 &gt; T1 729억원 &gt; T5 313억원 &gt; T3 267억원 &gt; T7 135억원으로, 자금·보증·장려금 대상은 소수 대형, 연구기관·창업자·종사자 대상은 다수 소형 사업</w:t>
+        <w:t xml:space="preserve">건당 예산은 T10 5,887억원 &gt; T4 1,988억원 &gt; T6 956억원 &gt; T1 729억원 &gt; T5 313억원 &gt; T8 306억원 &gt; T3 267억원 &gt; T7 135억원으로, 보증·자금·장려금 대상은 소수 대형, 연구기관·창업자·종사자 대상은 다수 소형 사업</w:t>
       </w:r>
     </w:p>
     <w:p>
@@ -12084,7 +12144,7 @@
           <w:sz w:val="23"/>
           <w:szCs w:val="23"/>
         </w:rPr>
-        <w:t xml:space="preserve">T8은 수요처·제도를 매개로 대상이 정의되어 보증 이용기업(금융위)·무역보험(산업부)·설비 설치자(기후부)처럼 성격이 다른 사업이 함께 묶이며(응집도 0.628), T2는 단계·인증·제도 가입 조건이 붙은 서술로 경계가 가장 흐림(응집도 0.65)</w:t>
+        <w:t xml:space="preserve">T8은 수요처·제도를 매개로 대상이 정의되어 설비 설치자(기후부)·수요기업(산업부)·지자체처럼 성격이 다른 대상이 함께 묶이며 보증 이용기업을 분리한 뒤에도 응집도가 0.627로 가장 낮고, T2는 단계·인증·제도 가입 조건이 붙은 서술로 경계가 가장 흐림(응집도 0.65)</w:t>
       </w:r>
     </w:p>
     <w:p>
@@ -12124,7 +12184,7 @@
           <w:sz w:val="23"/>
           <w:szCs w:val="23"/>
         </w:rPr>
-        <w:t xml:space="preserve">'24→'26 추이: 예비창업자·창업기업 0.24조원 → 0.70조원(+184.6%), 산학연 3.97조원 → 4.69조원(+18.2%, 건수 251 → 150), 요건·단계 특정 기업 +18.1%, 사업주·근로자 +14.4% 증가; 소상공인 4.60조원 → 4.18조원(△9.3%, 소상공인경영안정바우처 5,790억원의 유형화 제외 영향), 농어업인·농식품 △46.0%(수혜대상 누락분 포함 시 △16.8%)</w:t>
+        <w:t xml:space="preserve">'24→'26 추이: 예비창업자·창업기업 0.24조원 → 0.70조원(+184.6%), 산학연 3.97조원 → 4.69조원(+18.2%, 건수 251 → 150), 수요·제도 연계 사업체 +18.8%, 요건·단계 특정 기업 +18.1%, 사업주·근로자 +14.4% 증가; 보증·보험 이용기업 △4.5%, 소상공인 4.60조원 → 4.18조원(△9.3%, 소상공인경영안정바우처 5,790억원의 유형화 제외 영향), 농어업인·농식품 △46.0%(수혜대상 누락분 포함 시 △16.8%)</w:t>
       </w:r>
     </w:p>
     <w:p>
@@ -12144,7 +12204,7 @@
           <w:sz w:val="23"/>
           <w:szCs w:val="23"/>
         </w:rPr>
-        <w:t xml:space="preserve">소관별: 중기부는 중소기업 일반 50.8%·소상공인 33.1%·창업기업 4.9%로 창업 전담 부처임에도 수혜대상이 '중소기업'으로 포괄 기재되고, 금융위는 보증 이용기업 99.7%, 산업부는 산학연 68.3%, 고용부는 사업주·근로자 64.2%, 기후부는 설비 설치자 39.5%, 문체부는 관광사업자 50.2%</w:t>
+        <w:t xml:space="preserve">소관별: 중기부는 중소기업 일반 50.8%·소상공인 33.1%·창업기업 4.9%로 창업 전담 부처임에도 수혜대상이 '중소기업'으로 포괄 기재되고, 금융위는 보증·보험 이용기업 99.7%, 산업부는 산학연 68.3%·무역보험 13.6%, 고용부는 사업주·근로자 64.2%, 기후부는 설비 설치자 39.5%, 문체부는 관광사업자 50.2%</w:t>
       </w:r>
     </w:p>
     <w:p>
@@ -12164,7 +12224,7 @@
           <w:sz w:val="23"/>
           <w:szCs w:val="23"/>
         </w:rPr>
-        <w:t xml:space="preserve">유형별 운영 소관 수는 T8·T2 각 13개, T7 12개, T5 8개, T3 6개. 창업기업은 중기부 외 고용부·문체부·국토부·지식재산처·농식품부가 운영하여 대상 중복 검토 수요가 큼</w:t>
+        <w:t xml:space="preserve">유형별 운영 소관 수는 T2 13개, T8·T7 각 12개, T5 8개, T3 6개, T10 2개. 창업기업은 중기부 외 고용부·문체부·국토부·지식재산처·농식품부가 운영하여 대상 중복 검토 수요가 큼</w:t>
       </w:r>
     </w:p>
     <w:p>
@@ -12184,7 +12244,7 @@
           <w:sz w:val="23"/>
           <w:szCs w:val="23"/>
         </w:rPr>
-        <w:t xml:space="preserve">기존 지원분야 소분류는 '중소기업[일반]'이 연계분의 87.6%여서 대상을 구분하지 못하나, 대상 축은 같은 '중소기업[일반]' 사업을 T5 344건·T1 168건·T2 144건·T8 133건 등으로 세분. 소분류 '소상공인' 43건 중 33건(76.7%)이 T4로 정합하고, '창업벤처' 95건은 T3 28건·T1 29건·T7 16건으로 분산</w:t>
+        <w:t xml:space="preserve">기존 지원분야 소분류는 '중소기업[일반]'이 연계분의 87.6%여서 대상을 구분하지 못하나, 대상 축은 같은 '중소기업[일반]' 사업을 T5 344건·T1 168건·T2 144건·T8 119건 등으로 세분. 소분류 '소상공인' 43건 중 33건(76.7%)이 T4로 정합하고, '창업벤처' 95건은 T3 28건·T1 29건·T7 16건으로 분산</w:t>
       </w:r>
     </w:p>
     <w:p>
@@ -13197,7 +13257,7 @@
                 <w:sz w:val="16"/>
                 <w:szCs w:val="16"/>
               </w:rPr>
-              <w:t xml:space="preserve">제도·수요 연계 사업체·공공기관</w:t>
+              <w:t xml:space="preserve">보증·보험 이용기업·금융기관</w:t>
             </w:r>
           </w:p>
         </w:tc>
@@ -13231,7 +13291,7 @@
                 <w:sz w:val="16"/>
                 <w:szCs w:val="16"/>
               </w:rPr>
-              <w:t xml:space="preserve">69</w:t>
+              <w:t xml:space="preserve">7</w:t>
             </w:r>
           </w:p>
         </w:tc>
@@ -13265,7 +13325,7 @@
                 <w:sz w:val="16"/>
                 <w:szCs w:val="16"/>
               </w:rPr>
-              <w:t xml:space="preserve">6.02</w:t>
+              <w:t xml:space="preserve">4.12</w:t>
             </w:r>
           </w:p>
         </w:tc>
@@ -13299,7 +13359,7 @@
                 <w:sz w:val="16"/>
                 <w:szCs w:val="16"/>
               </w:rPr>
-              <w:t xml:space="preserve">20.2</w:t>
+              <w:t xml:space="preserve">13.9</w:t>
             </w:r>
           </w:p>
         </w:tc>
@@ -14572,7 +14632,7 @@
                 <w:sz w:val="16"/>
                 <w:szCs w:val="16"/>
               </w:rPr>
-              <w:t xml:space="preserve">농어업인·농식품·수산업체</w:t>
+              <w:t xml:space="preserve">수요·제도 연계 사업체·공공기관</w:t>
             </w:r>
           </w:p>
         </w:tc>
@@ -14606,7 +14666,7 @@
                 <w:sz w:val="16"/>
                 <w:szCs w:val="16"/>
               </w:rPr>
-              <w:t xml:space="preserve">57</w:t>
+              <w:t xml:space="preserve">62</w:t>
             </w:r>
           </w:p>
         </w:tc>
@@ -14640,7 +14700,7 @@
                 <w:sz w:val="16"/>
                 <w:szCs w:val="16"/>
               </w:rPr>
-              <w:t xml:space="preserve">0.78</w:t>
+              <w:t xml:space="preserve">1.90</w:t>
             </w:r>
           </w:p>
         </w:tc>
@@ -14674,7 +14734,7 @@
                 <w:sz w:val="16"/>
                 <w:szCs w:val="16"/>
               </w:rPr>
-              <w:t xml:space="preserve">2.6</w:t>
+              <w:t xml:space="preserve">6.4</w:t>
             </w:r>
           </w:p>
         </w:tc>
@@ -14811,6 +14871,281 @@
                 <w:szCs w:val="16"/>
               </w:rPr>
               <w:t xml:space="preserve">4.6</w:t>
+            </w:r>
+          </w:p>
+        </w:tc>
+      </w:tr>
+      <w:tr>
+        <w:tc>
+          <w:tcPr>
+            <w:tcW w:type="dxa" w:w="2400"/>
+            <w:tcBorders>
+              <w:top w:val="single" w:color="9AA8A6" w:sz="4"/>
+              <w:left w:val="single" w:color="9AA8A6" w:sz="4"/>
+              <w:bottom w:val="single" w:color="9AA8A6" w:sz="4"/>
+              <w:right w:val="single" w:color="9AA8A6" w:sz="4"/>
+            </w:tcBorders>
+            <w:shd w:fill="E8F3F1" w:color="auto" w:val="clear"/>
+            <w:tcMar>
+              <w:top w:type="dxa" w:w="40"/>
+              <w:left w:type="dxa" w:w="80"/>
+              <w:bottom w:type="dxa" w:w="40"/>
+              <w:right w:type="dxa" w:w="80"/>
+            </w:tcMar>
+            <w:vAlign w:val="center"/>
+          </w:tcPr>
+          <w:p>
+            <w:pPr>
+              <w:spacing w:after="0" w:before="0" w:line="240"/>
+              <w:jc w:val="center"/>
+            </w:pPr>
+            <w:r>
+              <w:rPr>
+                <w:rFonts w:ascii="KoPub돋움체" w:cs="KoPub돋움체" w:eastAsia="KoPub돋움체" w:hAnsi="KoPub돋움체"/>
+                <w:b w:val="false"/>
+                <w:bCs w:val="false"/>
+                <w:sz w:val="16"/>
+                <w:szCs w:val="16"/>
+              </w:rPr>
+              <w:t xml:space="preserve">농어업인·농식품·수산업체</w:t>
+            </w:r>
+          </w:p>
+        </w:tc>
+        <w:tc>
+          <w:tcPr>
+            <w:tcW w:type="dxa" w:w="600"/>
+            <w:tcBorders>
+              <w:top w:val="single" w:color="9AA8A6" w:sz="4"/>
+              <w:left w:val="single" w:color="9AA8A6" w:sz="4"/>
+              <w:bottom w:val="single" w:color="9AA8A6" w:sz="4"/>
+              <w:right w:val="single" w:color="9AA8A6" w:sz="4"/>
+            </w:tcBorders>
+            <w:tcMar>
+              <w:top w:type="dxa" w:w="40"/>
+              <w:left w:type="dxa" w:w="80"/>
+              <w:bottom w:type="dxa" w:w="40"/>
+              <w:right w:type="dxa" w:w="80"/>
+            </w:tcMar>
+            <w:vAlign w:val="center"/>
+          </w:tcPr>
+          <w:p>
+            <w:pPr>
+              <w:spacing w:after="0" w:before="0" w:line="240"/>
+              <w:jc w:val="right"/>
+            </w:pPr>
+            <w:r>
+              <w:rPr>
+                <w:rFonts w:ascii="KoPub돋움체" w:cs="KoPub돋움체" w:eastAsia="KoPub돋움체" w:hAnsi="KoPub돋움체"/>
+                <w:b w:val="false"/>
+                <w:bCs w:val="false"/>
+                <w:sz w:val="16"/>
+                <w:szCs w:val="16"/>
+              </w:rPr>
+              <w:t xml:space="preserve">57</w:t>
+            </w:r>
+          </w:p>
+        </w:tc>
+        <w:tc>
+          <w:tcPr>
+            <w:tcW w:type="dxa" w:w="700"/>
+            <w:tcBorders>
+              <w:top w:val="single" w:color="9AA8A6" w:sz="4"/>
+              <w:left w:val="single" w:color="9AA8A6" w:sz="4"/>
+              <w:bottom w:val="single" w:color="9AA8A6" w:sz="4"/>
+              <w:right w:val="single" w:color="9AA8A6" w:sz="4"/>
+            </w:tcBorders>
+            <w:tcMar>
+              <w:top w:type="dxa" w:w="40"/>
+              <w:left w:type="dxa" w:w="80"/>
+              <w:bottom w:type="dxa" w:w="40"/>
+              <w:right w:type="dxa" w:w="80"/>
+            </w:tcMar>
+            <w:vAlign w:val="center"/>
+          </w:tcPr>
+          <w:p>
+            <w:pPr>
+              <w:spacing w:after="0" w:before="0" w:line="240"/>
+              <w:jc w:val="right"/>
+            </w:pPr>
+            <w:r>
+              <w:rPr>
+                <w:rFonts w:ascii="KoPub돋움체" w:cs="KoPub돋움체" w:eastAsia="KoPub돋움체" w:hAnsi="KoPub돋움체"/>
+                <w:b w:val="false"/>
+                <w:bCs w:val="false"/>
+                <w:sz w:val="16"/>
+                <w:szCs w:val="16"/>
+              </w:rPr>
+              <w:t xml:space="preserve">0.78</w:t>
+            </w:r>
+          </w:p>
+        </w:tc>
+        <w:tc>
+          <w:tcPr>
+            <w:tcW w:type="dxa" w:w="650"/>
+            <w:tcBorders>
+              <w:top w:val="single" w:color="9AA8A6" w:sz="4"/>
+              <w:left w:val="single" w:color="9AA8A6" w:sz="4"/>
+              <w:bottom w:val="single" w:color="9AA8A6" w:sz="4"/>
+              <w:right w:val="single" w:color="9AA8A6" w:sz="4"/>
+            </w:tcBorders>
+            <w:tcMar>
+              <w:top w:type="dxa" w:w="40"/>
+              <w:left w:type="dxa" w:w="80"/>
+              <w:bottom w:type="dxa" w:w="40"/>
+              <w:right w:type="dxa" w:w="80"/>
+            </w:tcMar>
+            <w:vAlign w:val="center"/>
+          </w:tcPr>
+          <w:p>
+            <w:pPr>
+              <w:spacing w:after="0" w:before="0" w:line="240"/>
+              <w:jc w:val="right"/>
+            </w:pPr>
+            <w:r>
+              <w:rPr>
+                <w:rFonts w:ascii="KoPub돋움체" w:cs="KoPub돋움체" w:eastAsia="KoPub돋움체" w:hAnsi="KoPub돋움체"/>
+                <w:b w:val="false"/>
+                <w:bCs w:val="false"/>
+                <w:sz w:val="16"/>
+                <w:szCs w:val="16"/>
+              </w:rPr>
+              <w:t xml:space="preserve">2.6</w:t>
+            </w:r>
+          </w:p>
+        </w:tc>
+        <w:tc>
+          <w:tcPr>
+            <w:tcW w:type="dxa" w:w="2500"/>
+            <w:tcBorders>
+              <w:top w:val="single" w:color="9AA8A6" w:sz="4"/>
+              <w:left w:val="single" w:color="9AA8A6" w:sz="4"/>
+              <w:bottom w:val="single" w:color="9AA8A6" w:sz="4"/>
+              <w:right w:val="single" w:color="9AA8A6" w:sz="4"/>
+            </w:tcBorders>
+            <w:tcMar>
+              <w:top w:type="dxa" w:w="40"/>
+              <w:left w:type="dxa" w:w="80"/>
+              <w:bottom w:type="dxa" w:w="40"/>
+              <w:right w:type="dxa" w:w="80"/>
+            </w:tcMar>
+            <w:vAlign w:val="center"/>
+          </w:tcPr>
+          <w:p>
+            <w:pPr>
+              <w:spacing w:after="0" w:before="0" w:line="240"/>
+              <w:jc w:val="right"/>
+            </w:pPr>
+            <w:r>
+              <w:rPr>
+                <w:rFonts w:ascii="KoPub돋움체" w:cs="KoPub돋움체" w:eastAsia="KoPub돋움체" w:hAnsi="KoPub돋움체"/>
+                <w:b w:val="false"/>
+                <w:bCs w:val="false"/>
+                <w:sz w:val="16"/>
+                <w:szCs w:val="16"/>
+              </w:rPr>
+              <w:t xml:space="preserve"/>
+            </w:r>
+          </w:p>
+        </w:tc>
+        <w:tc>
+          <w:tcPr>
+            <w:tcW w:type="dxa" w:w="600"/>
+            <w:tcBorders>
+              <w:top w:val="single" w:color="9AA8A6" w:sz="4"/>
+              <w:left w:val="single" w:color="9AA8A6" w:sz="4"/>
+              <w:bottom w:val="single" w:color="9AA8A6" w:sz="4"/>
+              <w:right w:val="single" w:color="9AA8A6" w:sz="4"/>
+            </w:tcBorders>
+            <w:tcMar>
+              <w:top w:type="dxa" w:w="40"/>
+              <w:left w:type="dxa" w:w="80"/>
+              <w:bottom w:type="dxa" w:w="40"/>
+              <w:right w:type="dxa" w:w="80"/>
+            </w:tcMar>
+            <w:vAlign w:val="center"/>
+          </w:tcPr>
+          <w:p>
+            <w:pPr>
+              <w:spacing w:after="0" w:before="0" w:line="240"/>
+              <w:jc w:val="right"/>
+            </w:pPr>
+            <w:r>
+              <w:rPr>
+                <w:rFonts w:ascii="KoPub돋움체" w:cs="KoPub돋움체" w:eastAsia="KoPub돋움체" w:hAnsi="KoPub돋움체"/>
+                <w:b w:val="false"/>
+                <w:bCs w:val="false"/>
+                <w:sz w:val="16"/>
+                <w:szCs w:val="16"/>
+              </w:rPr>
+              <w:t xml:space="preserve"/>
+            </w:r>
+          </w:p>
+        </w:tc>
+        <w:tc>
+          <w:tcPr>
+            <w:tcW w:type="dxa" w:w="700"/>
+            <w:tcBorders>
+              <w:top w:val="single" w:color="9AA8A6" w:sz="4"/>
+              <w:left w:val="single" w:color="9AA8A6" w:sz="4"/>
+              <w:bottom w:val="single" w:color="9AA8A6" w:sz="4"/>
+              <w:right w:val="single" w:color="9AA8A6" w:sz="4"/>
+            </w:tcBorders>
+            <w:tcMar>
+              <w:top w:type="dxa" w:w="40"/>
+              <w:left w:type="dxa" w:w="80"/>
+              <w:bottom w:type="dxa" w:w="40"/>
+              <w:right w:type="dxa" w:w="80"/>
+            </w:tcMar>
+            <w:vAlign w:val="center"/>
+          </w:tcPr>
+          <w:p>
+            <w:pPr>
+              <w:spacing w:after="0" w:before="0" w:line="240"/>
+              <w:jc w:val="right"/>
+            </w:pPr>
+            <w:r>
+              <w:rPr>
+                <w:rFonts w:ascii="KoPub돋움체" w:cs="KoPub돋움체" w:eastAsia="KoPub돋움체" w:hAnsi="KoPub돋움체"/>
+                <w:b w:val="false"/>
+                <w:bCs w:val="false"/>
+                <w:sz w:val="16"/>
+                <w:szCs w:val="16"/>
+              </w:rPr>
+              <w:t xml:space="preserve"/>
+            </w:r>
+          </w:p>
+        </w:tc>
+        <w:tc>
+          <w:tcPr>
+            <w:tcW w:type="dxa" w:w="650"/>
+            <w:tcBorders>
+              <w:top w:val="single" w:color="9AA8A6" w:sz="4"/>
+              <w:left w:val="single" w:color="9AA8A6" w:sz="4"/>
+              <w:bottom w:val="single" w:color="9AA8A6" w:sz="4"/>
+              <w:right w:val="single" w:color="9AA8A6" w:sz="4"/>
+            </w:tcBorders>
+            <w:tcMar>
+              <w:top w:type="dxa" w:w="40"/>
+              <w:left w:type="dxa" w:w="80"/>
+              <w:bottom w:type="dxa" w:w="40"/>
+              <w:right w:type="dxa" w:w="80"/>
+            </w:tcMar>
+            <w:vAlign w:val="center"/>
+          </w:tcPr>
+          <w:p>
+            <w:pPr>
+              <w:spacing w:after="0" w:before="0" w:line="240"/>
+              <w:jc w:val="right"/>
+            </w:pPr>
+            <w:r>
+              <w:rPr>
+                <w:rFonts w:ascii="KoPub돋움체" w:cs="KoPub돋움체" w:eastAsia="KoPub돋움체" w:hAnsi="KoPub돋움체"/>
+                <w:b w:val="false"/>
+                <w:bCs w:val="false"/>
+                <w:sz w:val="16"/>
+                <w:szCs w:val="16"/>
+              </w:rPr>
+              <w:t xml:space="preserve"/>
             </w:r>
           </w:p>
         </w:tc>
@@ -17716,7 +18051,7 @@
           <w:sz w:val="23"/>
           <w:szCs w:val="23"/>
         </w:rPr>
-        <w:t xml:space="preserve">(목적×대상) 기술혁신은 산학연 연구수행기관 71.8%, 창업·벤처는 중소기업 일반 63.2%·예비창업자 25.4%, 자금조달은 중소기업 32.4%·제도 연계 사업체 31.2%·소상공인 24.9%, 고용·노동환경은 사업주·근로자 56.4%, 경영역량 강화는 소상공인 52.1%</w:t>
+        <w:t xml:space="preserve">(목적×대상) 기술혁신은 산학연 연구수행기관 71.8%, 창업·벤처는 중소기업 일반 63.2%·예비창업자 25.4%, 자금조달은 중소기업 32.4%·보증·보험 이용기업 28.4%·소상공인 24.9%, 생산기반·친환경은 수요·제도 연계 사업체 54.8%, 고용·노동환경은 사업주·근로자 56.4%, 경영역량 강화는 소상공인 52.1%</w:t>
       </w:r>
     </w:p>
     <w:p>
@@ -17855,7 +18190,7 @@
           <w:sz w:val="24"/>
           <w:szCs w:val="24"/>
         </w:rPr>
-        <w:t xml:space="preserve">2026년 유형화 대상 586건은 270개 4축 조합으로 나뉘며, 상위 10개 조합이 예산의 61.9%를 차지하고 179개 조합은 단일 사업으로 구성</w:t>
+        <w:t xml:space="preserve">2026년 유형화 대상 586건은 271개 4축 조합으로 나뉘며, 상위 10개 조합이 예산의 61.4%를 차지하고 179개 조합은 단일 사업으로 구성</w:t>
       </w:r>
     </w:p>
     <w:p>
@@ -17875,7 +18210,7 @@
           <w:sz w:val="23"/>
           <w:szCs w:val="23"/>
         </w:rPr>
-        <w:t xml:space="preserve">상위 조합: 자금조달/제도 연계 사업체/보증·보험/융자·보증 제공(보증 대위변제, 4.18조원, 9건), 자금조달/중소기업 일반/융자/융자 제공(4.08조원, 15건), 자금조달/소상공인/융자/융자 제공(3.36조원, 3건), 기술혁신/산학연/R&amp;D 출연/기술개발 과제(2.51조원, 81건)</w:t>
+        <w:t xml:space="preserve">상위 조합: 자금조달/중소기업 일반/융자/융자 제공(4.08조원, 15건), 자금조달/보증·보험 이용기업/보증·보험/융자·보증 제공(보증 대위변제, 4.05조원, 6건), 자금조달/소상공인/융자/융자 제공(3.36조원, 3건), 기술혁신/산학연/R&amp;D 출연/기술개발 과제(2.51조원, 81건)</w:t>
       </w:r>
     </w:p>
     <w:p>
@@ -17895,7 +18230,7 @@
           <w:sz w:val="23"/>
           <w:szCs w:val="23"/>
         </w:rPr>
-        <w:t xml:space="preserve">4축이 모두 같은 복수 사업 조합 91개(407건)가 사전협의·성과평가의 1차 유사중복 검토 모집단이며, 동일 목적 안에서 대상·수단·내용이 다양하게 설계된 사업은 역할 분담으로 구분</w:t>
+        <w:t xml:space="preserve">4축이 모두 같은 복수 사업 조합 92개(407건)가 사전협의·성과평가의 1차 유사중복 검토 모집단이며, 동일 목적 안에서 대상·수단·내용이 다양하게 설계된 사업은 역할 분담으로 구분</w:t>
       </w:r>
     </w:p>
     <w:p>
@@ -26412,7 +26747,7 @@
           <w:sz w:val="23"/>
           <w:szCs w:val="23"/>
         </w:rPr>
-        <w:t xml:space="preserve">수출·해외진출 목적은 융자 30.0%·보조금 19.4%·R&amp;D 출연 17.9%·바우처 16.0%로 수단이 분산되고, 자금조달 목적은 중소기업·제도 연계 사업체·소상공인으로 대상이 나뉨(p.15)</w:t>
+        <w:t xml:space="preserve">수출·해외진출 목적은 융자 30.0%·보조금 19.4%·R&amp;D 출연 17.9%·바우처 16.0%로 수단이 분산되고, 자금조달 목적은 중소기업·보증 이용기업·소상공인으로 대상이 나뉨(p.15)</w:t>
       </w:r>
     </w:p>
     <w:p>
@@ -26432,7 +26767,7 @@
           <w:sz w:val="23"/>
           <w:szCs w:val="23"/>
         </w:rPr>
-        <w:t xml:space="preserve">2026년 586건이 270개 4축 조합으로 나뉘어 동일 목적 안에서도 사업 설계가 다양(p.16)</w:t>
+        <w:t xml:space="preserve">2026년 586건이 271개 4축 조합으로 나뉘어 동일 목적 안에서도 사업 설계가 다양(p.16)</w:t>
       </w:r>
     </w:p>
     <w:p>
@@ -26509,7 +26844,7 @@
           <w:sz w:val="23"/>
           <w:szCs w:val="23"/>
         </w:rPr>
-        <w:t xml:space="preserve">중소기업 지원사업 통합관리시스템의 지원분야 분류를 '지원목적(8개 대분류·22개 중분류)·지원대상(9개)·지원수단(9개)·지원내용(11개)'의 4축으로 재편</w:t>
+        <w:t xml:space="preserve">중소기업 지원사업 통합관리시스템의 지원분야 분류를 '지원목적(8개 대분류·22개 중분류)·지원대상(10개)·지원수단(9개)·지원내용(11개)'의 4축으로 재편</w:t>
       </w:r>
     </w:p>
     <w:p>
@@ -26669,7 +27004,7 @@
           <w:sz w:val="23"/>
           <w:szCs w:val="23"/>
         </w:rPr>
-        <w:t xml:space="preserve">우선 검토 영역: AI 응용제품 신속 상용화(7개 부처), 수출 마케팅(중기부·산업부·농식품부·문체부), 창업·벤처 육성(12개 소관)</w:t>
+        <w:t xml:space="preserve">우선 검토 영역: 수출 마케팅(중기부·산업부·농식품부·문체부), 창업·벤처 육성(12개 소관), AI 응용제품 신속 상용화(6개 부처). 다만 AI 응용제품 사업군처럼 범부처 협업으로 설계된 경우는 공동 기획 여부를 확인하여 분담 사례로 분리</w:t>
       </w:r>
     </w:p>
     <w:p>
@@ -26749,7 +27084,7 @@
           <w:sz w:val="23"/>
           <w:szCs w:val="23"/>
         </w:rPr>
-        <w:t xml:space="preserve">자금조달 편중(48.0%)과 역량형 지원 과소(4.6%)를 점검 항목으로 설정하고, 성장단계 전환 지원과의 균형 목표를 제시</w:t>
+        <w:t xml:space="preserve">자금조달 편중(48.0%)과 역량형 지원 과소(4.6%, 순지원 기준 10.3%)를 점검 항목으로 설정하되, 융자·보증 재원을 제외한 순지원 기준을 병행 산출하여 재원 성격의 차이를 구분</w:t>
       </w:r>
     </w:p>
     <w:p>
@@ -26810,6 +27145,123 @@
           <w:szCs w:val="23"/>
         </w:rPr>
         <w:t xml:space="preserve">신설·확대 사업의 성과평가 시 동일 유형 사업 간 비교가 가능하도록 지표 정의와 산출 방식을 통일</w:t>
+      </w:r>
+    </w:p>
+    <w:p>
+      <w:pPr>
+        <w:pStyle w:val="Heading2"/>
+        <w:spacing w:after="160" w:before="280" w:line="384"/>
+      </w:pPr>
+      <w:r>
+        <w:rPr>
+          <w:rFonts w:ascii="KoPub바탕체" w:cs="KoPub바탕체" w:eastAsia="KoPub바탕체" w:hAnsi="KoPub바탕체"/>
+          <w:b/>
+          <w:bCs/>
+          <w:color w:val="2F6F7E"/>
+          <w:sz w:val="30"/>
+          <w:szCs w:val="30"/>
+        </w:rPr>
+        <w:t xml:space="preserve">다. 분석의 한계와 향후 과제</w:t>
+      </w:r>
+    </w:p>
+    <w:p>
+      <w:pPr>
+        <w:pStyle w:val="ListParagraph"/>
+        <w:numPr>
+          <w:ilvl w:val="0"/>
+          <w:numId w:val="2"/>
+        </w:numPr>
+        <w:spacing w:after="40" w:before="0" w:line="384"/>
+      </w:pPr>
+      <w:r>
+        <w:rPr>
+          <w:rFonts w:ascii="KoPub바탕체" w:cs="KoPub바탕체" w:eastAsia="KoPub바탕체" w:hAnsi="KoPub바탕체"/>
+          <w:b/>
+          <w:bCs/>
+          <w:sz w:val="24"/>
+          <w:szCs w:val="24"/>
+        </w:rPr>
+        <w:t xml:space="preserve">비지도 군집에 기반한 유형 명칭과 경계는 연구진의 해석적 판단을 포함하며, 전문가 검토나 수작업 라벨과의 일치율 검증을 거치지 않았음</w:t>
+      </w:r>
+    </w:p>
+    <w:p>
+      <w:pPr>
+        <w:pStyle w:val="ListParagraph"/>
+        <w:numPr>
+          <w:ilvl w:val="1"/>
+          <w:numId w:val="2"/>
+        </w:numPr>
+        <w:spacing w:after="40" w:before="0" w:line="384"/>
+      </w:pPr>
+      <w:r>
+        <w:rPr>
+          <w:rFonts w:ascii="KoPub바탕체" w:cs="KoPub바탕체" w:eastAsia="KoPub바탕체" w:hAnsi="KoPub바탕체"/>
+          <w:b w:val="false"/>
+          <w:bCs w:val="false"/>
+          <w:sz w:val="23"/>
+          <w:szCs w:val="23"/>
+        </w:rPr>
+        <w:t xml:space="preserve">2026년 사업 가운데 층화 표본 100건 내외를 담당자·전문가가 4축으로 라벨링하여 일치율을 측정하는 절차를 후속 과제로 수행할 필요</w:t>
+      </w:r>
+    </w:p>
+    <w:p>
+      <w:pPr>
+        <w:pStyle w:val="ListParagraph"/>
+        <w:numPr>
+          <w:ilvl w:val="0"/>
+          <w:numId w:val="2"/>
+        </w:numPr>
+        <w:spacing w:after="40" w:before="0" w:line="384"/>
+      </w:pPr>
+      <w:r>
+        <w:rPr>
+          <w:rFonts w:ascii="KoPub바탕체" w:cs="KoPub바탕체" w:eastAsia="KoPub바탕체" w:hAnsi="KoPub바탕체"/>
+          <w:b/>
+          <w:bCs/>
+          <w:sz w:val="24"/>
+          <w:szCs w:val="24"/>
+        </w:rPr>
+        <w:t xml:space="preserve">지원목적의 자금조달(D)은 융자·보증이라는 수단으로 식별되는 유형이어서 지원수단·지원내용 축과 거의 일치(자금조달의 95.2%가 융자·보증 제공). 자금 용도(운전·시설·창업·수출·설비)로 목적을 세분하는 후속 작업이 필요</w:t>
+      </w:r>
+    </w:p>
+    <w:p>
+      <w:pPr>
+        <w:pStyle w:val="ListParagraph"/>
+        <w:numPr>
+          <w:ilvl w:val="0"/>
+          <w:numId w:val="2"/>
+        </w:numPr>
+        <w:spacing w:after="40" w:before="0" w:line="384"/>
+      </w:pPr>
+      <w:r>
+        <w:rPr>
+          <w:rFonts w:ascii="KoPub바탕체" w:cs="KoPub바탕체" w:eastAsia="KoPub바탕체" w:hAnsi="KoPub바탕체"/>
+          <w:b/>
+          <w:bCs/>
+          <w:sz w:val="24"/>
+          <w:szCs w:val="24"/>
+        </w:rPr>
+        <w:t xml:space="preserve">지원내용 축은 공고 지원내용 보유 여부(35.7%)에 따라 서술 수준이 달라 같은 성격의 사업이 다른 유형에 놓일 수 있고, 지원대상 축은 예산서 기재 수혜대상을 따르므로 간접 지원 사업의 직접 수혜 기업을 식별하지 못함</w:t>
+      </w:r>
+    </w:p>
+    <w:p>
+      <w:pPr>
+        <w:pStyle w:val="ListParagraph"/>
+        <w:numPr>
+          <w:ilvl w:val="0"/>
+          <w:numId w:val="2"/>
+        </w:numPr>
+        <w:spacing w:after="40" w:before="0" w:line="384"/>
+      </w:pPr>
+      <w:r>
+        <w:rPr>
+          <w:rFonts w:ascii="KoPub바탕체" w:cs="KoPub바탕체" w:eastAsia="KoPub바탕체" w:hAnsi="KoPub바탕체"/>
+          <w:b/>
+          <w:bCs/>
+          <w:sz w:val="24"/>
+          <w:szCs w:val="24"/>
+        </w:rPr>
+        <w:t xml:space="preserve">2026년 농식품부 융자 8건(0.71조원)은 예산서에 수혜대상·내용이 누락되어 미기재로 집계되었고, 지자체 지원사업(연 2,000건 내외)은 분석에서 제외</w:t>
       </w:r>
     </w:p>
     <w:p>

--- a/analysis/deliverables/KOSI_이슈n포커스_원고_지원사업유형분석.docx
+++ b/analysis/deliverables/KOSI_이슈n포커스_원고_지원사업유형분석.docx
@@ -437,7 +437,7 @@
           <w:sz w:val="23"/>
           <w:szCs w:val="23"/>
         </w:rPr>
-        <w:t xml:space="preserve">본 보고서는 2024~2026년 중앙부처 내역사업 2,189건의 사업목적·내용과 기업마당 공고 지원내용을 사전학습 문장 임베딩(bge-m3)으로 수치화하고 군집분석으로 지원목적 유형을 도출하여, 유형별 예산 구조와 추이, 정책과제를 제시</w:t>
+        <w:t xml:space="preserve">본 보고서는 2024~2026년 중앙부처 내역사업 2,189건 전체를 사전학습 문장 임베딩(bge-m3)과 군집분석으로 지원목적 유형에 배정하고, 목적 서술이 포괄적인 사업은 지원내용으로 유형화하여 유형별 예산 구조와 추이, 정책과제를 제시</w:t>
       </w:r>
     </w:p>
     <w:p>
@@ -547,7 +547,7 @@
           <w:sz w:val="23"/>
           <w:szCs w:val="23"/>
         </w:rPr>
-        <w:t xml:space="preserve">지원목적은 8개 대분류·22개 중분류로 구조화되며, 명칭은 '목적 서술어 + (수단)' 형식으로 통일</w:t>
+        <w:t xml:space="preserve">지원목적은 8개 대분류·23개 중분류로 구조화되며, 명칭은 '목적 서술어 + (수단)' 형식으로 통일</w:t>
       </w:r>
     </w:p>
     <w:p>
@@ -587,7 +587,7 @@
           <w:sz w:val="23"/>
           <w:szCs w:val="23"/>
         </w:rPr>
-        <w:t xml:space="preserve">투입요소형: D 자금조달 지원(융자·보증·투자), E 생산기반 현대화·친환경 전환(시설·설비), F 전문인력 양성·채용 지원, G 고용 창출·유지 및 노동환경 개선</w:t>
+        <w:t xml:space="preserve">투입요소형: D 자금조달·경영안정 지원(융자·보증·비용보전), E 생산기반 현대화·친환경 전환(시설·설비), F 전문인력 양성·채용 지원, G 고용 창출·유지 및 노동환경 개선</w:t>
       </w:r>
     </w:p>
     <w:p>
@@ -647,7 +647,7 @@
           <w:sz w:val="23"/>
           <w:szCs w:val="23"/>
         </w:rPr>
-        <w:t xml:space="preserve">목적 서술이 일반 어휘에 그쳐 유형을 특정할 수 없는 사업 265건(12.1%, 2026년 예산 1.22조원)은 유형화 대상에서 제외하고 별도 보고</w:t>
+        <w:t xml:space="preserve">목적 서술이 일반 어휘에 그친 265건(12.1%, 2026년 예산 1.22조원)은 공고 지원내용·예산 산출근거로 분류하여 전수 유형화(교차검증 대분류 정확도 93.0%). 다만 82.6%는 확률 0.5 미만의 저신뢰 배정</w:t>
       </w:r>
     </w:p>
     <w:p>
@@ -702,7 +702,7 @@
           <w:sz w:val="23"/>
           <w:szCs w:val="23"/>
         </w:rPr>
-        <w:t xml:space="preserve">2026년 유형화 대상 예산 29.73조원 중 자금조달 지원이 48.0%(14.26조원)로 절반에 근접</w:t>
+        <w:t xml:space="preserve">2026년 내역사업 예산 30.95조원 중 자금조달·경영안정 지원이 48.0%(14.86조원)로 절반에 근접</w:t>
       </w:r>
     </w:p>
     <w:p>
@@ -722,7 +722,7 @@
           <w:sz w:val="23"/>
           <w:szCs w:val="23"/>
         </w:rPr>
-        <w:t xml:space="preserve">기술혁신 촉진 19.2%(5.72조원) &gt; 고용·노동환경 9.4%(2.81조원) &gt; 수출·해외진출 7.4%(2.19조원) &gt; 창업·벤처 5.8%(1.72조원) &gt; 생산기반·친환경 5.7%(1.68조원)</w:t>
+        <w:t xml:space="preserve">기술혁신 촉진 19.2%(5.94조원) &gt; 고용·노동환경 9.1%(2.83조원) &gt; 수출·해외진출 7.5%(2.33조원) &gt; 창업·벤처 5.7%(1.75조원) &gt; 생산기반·친환경 5.5%(1.70조원)</w:t>
       </w:r>
     </w:p>
     <w:p>
@@ -742,7 +742,7 @@
           <w:sz w:val="23"/>
           <w:szCs w:val="23"/>
         </w:rPr>
-        <w:t xml:space="preserve">전문인력 양성·채용(1.1%)과 경영역량 강화(3.5%) 등 역량형 지원은 4.6%에 불과. 회수되는 융자 재원과 보증 대위변제를 제외한 순지원 13.18조원 기준으로는 기술혁신 39.9%·고용 21.3%·창업 12.7%·수출 11.6%·역량형 10.3%</w:t>
+        <w:t xml:space="preserve">전문인력 양성·채용(1.2%)과 경영역량 강화(3.8%) 등 역량형 지원은 5.0%에 불과. 회수되는 융자 재원과 보증 대위변제를 제외한 순지원 14.40조원 기준으로는 기술혁신 38.0%·고용 19.6%·창업 11.8%·수출 11.6%·역량형 10.7%</w:t>
       </w:r>
     </w:p>
     <w:p>
@@ -762,7 +762,7 @@
           <w:sz w:val="23"/>
           <w:szCs w:val="23"/>
         </w:rPr>
-        <w:t xml:space="preserve">시장진출·실증·사업화·설비 전환 지원이 빠르게 확대되고, 원천기술·인력양성 지원은 축소</w:t>
+        <w:t xml:space="preserve">시장진출·실증·사업화·설비 전환 지원이 빠르게 확대되고, 원천기술·융자 지원은 축소</w:t>
       </w:r>
     </w:p>
     <w:p>
@@ -782,7 +782,7 @@
           <w:sz w:val="23"/>
           <w:szCs w:val="23"/>
         </w:rPr>
-        <w:t xml:space="preserve">해외시장 진출 +404.1%(0.10→0.52조원), 기술사업화·기술이전 +163.2%(0.11→0.30조원), 환경·에너지 설비 설치 +73.4%(0.75→1.29조원)</w:t>
+        <w:t xml:space="preserve">해외시장 진출 +390.4%(0.11→0.53조원), 기술사업화·기술이전 +78.8%(0.19→0.33조원), 환경·에너지 설비 설치 +76.0%(0.75→1.31조원)</w:t>
       </w:r>
     </w:p>
     <w:p>
@@ -802,7 +802,7 @@
           <w:sz w:val="23"/>
           <w:szCs w:val="23"/>
         </w:rPr>
-        <w:t xml:space="preserve">원천·핵심기술 개발 △29.9%(0.41→0.28조원), 전문인력 양성·채용 △11.4%(0.37→0.32조원)</w:t>
+        <w:t xml:space="preserve">원천·핵심기술 개발 △29.9%(0.41→0.28조원), 정책자금 융자 △9.7%(10.35→9.35조원). 2026년 소상공인경영안정바우처(5,790억원) 신설로 경영비용 보전형 지원이 새로 등장</w:t>
       </w:r>
     </w:p>
     <w:p>
@@ -822,7 +822,7 @@
           <w:sz w:val="23"/>
           <w:szCs w:val="23"/>
         </w:rPr>
-        <w:t xml:space="preserve">기술혁신 예산 중 실증·상용화·사업화 단계 비중: 17.7%('24) → 24.3%('26) [6.6%p↑]</w:t>
+        <w:t xml:space="preserve">기술혁신 예산 중 실증·상용화·사업화 단계 비중: 21.5%('24) → 26.7%('26) [5.2%p↑]</w:t>
       </w:r>
     </w:p>
     <w:p>
@@ -877,7 +877,7 @@
           <w:sz w:val="23"/>
           <w:szCs w:val="23"/>
         </w:rPr>
-        <w:t xml:space="preserve">지원대상('26 예산): 중소·중견기업 일반 24.8% &gt; 산학연 연구수행기관 15.8%(건수 최다 150건) &gt; 소상공인 14.0% &gt; 보증·보험 이용기업 13.9%; 예비창업자·창업기업은 2.3%</w:t>
+        <w:t xml:space="preserve">지원대상('26 예산): 중소·중견기업 일반 24.0% &gt; 소상공인 15.4% &gt; 산학연 연구수행기관 15.3%(건수 최다 158건) &gt; 보증·보험 이용기업 13.3%; 예비창업자·창업기업은 2.3%</w:t>
       </w:r>
     </w:p>
     <w:p>
@@ -897,7 +897,7 @@
           <w:sz w:val="23"/>
           <w:szCs w:val="23"/>
         </w:rPr>
-        <w:t xml:space="preserve">지원수단: 융자 39.6% &gt; R&amp;D 과제 출연 18.6% &gt; 보증·보험 16.1% &gt; 보조금 8.0%; 금융성 수단(융자+보증) 55.7%로 지원목적 축의 자금조달(48.0%)보다 커 수출·생산기반·고용 목적에서도 융자가 주요 수단</w:t>
+        <w:t xml:space="preserve">지원수단: 융자 38.0% &gt; R&amp;D 과제 출연 18.1% &gt; 보증·보험 15.5% &gt; 보조금 8.7%; 금융성 수단(융자+보증) 53.5%로 지원목적 축의 자금조달·경영안정(48.0%)보다 커 수출·생산기반·고용 목적에서도 융자가 주요 수단</w:t>
       </w:r>
     </w:p>
     <w:p>
@@ -917,7 +917,7 @@
           <w:sz w:val="23"/>
           <w:szCs w:val="23"/>
         </w:rPr>
-        <w:t xml:space="preserve">지원내용: 자금 융자·보증 제공 49.3% &gt; 기술개발 과제 12.7% &gt; 창업 사업화자금·투자연계 8.7% &gt; 환경·안전 설비 6.1%; '24~'26 창업 사업화자금 +69.3%·컨설팅 서비스 +142.8%·해외진출 지원 +119.0%, 융자·보증 △8.1%로 내용이 자금 전달에서 단계별 사업화·서비스 지원으로 이동</w:t>
+        <w:t xml:space="preserve">지원내용: 자금 융자·보증 제공 47.5% &gt; 기술개발 과제 12.3% &gt; 창업 사업화자금·투자연계 8.5% &gt; 환경·안전 설비 5.9%; '24~'26 창업 사업화자금 +67.7%·컨설팅 서비스 +139.2%·해외진출 지원 +86.6%, 융자·보증 △7.7%로 내용이 자금 전달에서 단계별 사업화·서비스 지원으로 이동</w:t>
       </w:r>
     </w:p>
     <w:p>
@@ -957,7 +957,7 @@
           <w:sz w:val="23"/>
           <w:szCs w:val="23"/>
         </w:rPr>
-        <w:t xml:space="preserve">같은 목적 안에서도 수단·대상 구성이 달라 유사·중복 검토는 4축 동시 비교가 필요: 기술혁신은 R&amp;D 출연 75.9%로 단일 수단인 반면, 수출·해외진출은 융자 30.0%·보조금 19.4%·R&amp;D 출연 17.9%·바우처 16.0%로 분산</w:t>
+        <w:t xml:space="preserve">같은 목적 안에서도 수단·대상 구성이 달라 유사·중복 검토는 4축 동시 비교가 필요: 기술혁신은 R&amp;D 출연 73.8%로 단일 수단인 반면, 수출·해외진출은 융자 28.1%·보조금 22.7%·R&amp;D 출연 17.1%·바우처 15.0%로 분산</w:t>
       </w:r>
     </w:p>
     <w:p>
@@ -977,7 +977,7 @@
           <w:sz w:val="23"/>
           <w:szCs w:val="23"/>
         </w:rPr>
-        <w:t xml:space="preserve">2026년 586건은 271개 4축 조합으로 나뉘며 상위 10개 조합이 예산의 61.4%, 179개 조합은 단일 사업. 4축이 모두 같은 복수 사업 조합 92개(407건)가 1차 유사중복 검토 모집단</w:t>
+        <w:t xml:space="preserve">2026년 671건은 313개 4축 조합으로 나뉘며 상위 10개 조합이 예산의 59.1%, 203개 조합은 단일 사업. 4축이 모두 같은 복수 사업 조합 110개(468건)가 1차 유사중복 검토 모집단</w:t>
       </w:r>
     </w:p>
     <w:p>
@@ -1012,7 +1012,7 @@
           <w:sz w:val="23"/>
           <w:szCs w:val="23"/>
         </w:rPr>
-        <w:t xml:space="preserve">소관별 지원목적은 뚜렷이 특화: 중기부는 자금조달 지원 59.3%, 산업부는 기술혁신 69.1%, 고용부는 고용·노동환경 80.9%, 기후부는 생산기반·친환경 전환 55.4%</w:t>
+        <w:t xml:space="preserve">소관별 지원목적은 뚜렷이 특화: 중기부는 자금조달·경영안정 63.8%, 산업부는 기술혁신 70.0%, 고용부는 고용·노동환경 81.4%, 기후부는 생산기반·친환경 전환 56.2%</w:t>
       </w:r>
     </w:p>
     <w:p>
@@ -1032,7 +1032,7 @@
           <w:sz w:val="23"/>
           <w:szCs w:val="23"/>
         </w:rPr>
-        <w:t xml:space="preserve">기술혁신 촉진은 15개 소관, 창업·벤처 육성과 수출·해외진출 촉진은 각 12개 소관이 운영하여 부처 간 유사·중복 검토 수요가 큼</w:t>
+        <w:t xml:space="preserve">기술혁신 촉진은 16개 소관, 창업·벤처 육성과 수출·해외진출 촉진은 각 13개 소관이 운영하여 부처 간 유사·중복 검토 수요가 큼</w:t>
       </w:r>
     </w:p>
     <w:p>
@@ -1072,7 +1072,7 @@
           <w:sz w:val="23"/>
           <w:szCs w:val="23"/>
         </w:rPr>
-        <w:t xml:space="preserve">기존 분류의 '기술사업화/이전/지도' 210건은 기술혁신 154건·수출 15건·유형화 제외 20건으로, '디자인/상품화/사업화' 147건은 경영역량 47건·수출 16건·기술혁신 15건으로 재구분</w:t>
+        <w:t xml:space="preserve">기존 분류의 '기술사업화/이전/지도' 210건은 기술혁신 165건(실증·사업화 99건)·수출 16건·경영역량 13건으로, '디자인/상품화/사업화' 147건은 경영역량 52건·기술혁신 23건·수출 22건으로 재구분</w:t>
       </w:r>
     </w:p>
     <w:p>
@@ -1127,7 +1127,7 @@
           <w:sz w:val="23"/>
           <w:szCs w:val="23"/>
         </w:rPr>
-        <w:t xml:space="preserve">예산서 사업설명자료의 사업목적 서술 기준(지원 대상·수단·기대효과 명시)을 마련하여 목적 서술 불충분 사업(12.1%)을 축소</w:t>
+        <w:t xml:space="preserve">예산서 사업설명자료의 사업목적 서술 기준(지원 대상·수단·기대효과 명시)을 마련하여 목적 서술 불충분 사업(12.1%)과 저신뢰 배정을 축소</w:t>
       </w:r>
     </w:p>
     <w:p>
@@ -1167,7 +1167,7 @@
           <w:sz w:val="23"/>
           <w:szCs w:val="23"/>
         </w:rPr>
-        <w:t xml:space="preserve">유형별 예산 포트폴리오를 연 1회 공표하고, 자금조달 편중과 역량형 지원 과소를 중소기업 지원 기본계획의 점검 지표로 반영. 융자·보증 재원을 제외한 순지원 기준(기술혁신 39.9%·고용 21.3%·역량형 10.3%)을 병행 산출</w:t>
+        <w:t xml:space="preserve">유형별 예산 포트폴리오를 연 1회 공표하고, 자금조달 편중과 역량형 지원 과소를 중소기업 지원 기본계획의 점검 지표로 반영. 융자·보증 재원을 제외한 순지원 기준(기술혁신 38.0%·고용 19.6%·역량형 10.7%)을 병행 산출</w:t>
       </w:r>
     </w:p>
     <w:p>
@@ -1187,7 +1187,7 @@
           <w:sz w:val="23"/>
           <w:szCs w:val="23"/>
         </w:rPr>
-        <w:t xml:space="preserve">급증 유형(실증·사업화, 해외시장 진출)에 대해 유형 공통 성과지표를 설계하여 신설·확대 사업의 성과관리 일관성 확보</w:t>
+        <w:t xml:space="preserve">급증 유형(실증·사업화, 해외시장 진출)과 신설 현금성 지원(경영비용 보전)에 대해 유형 공통 성과지표를 설계하여 신설·확대 사업의 성과관리 일관성 확보</w:t>
       </w:r>
     </w:p>
     <w:p>
@@ -1436,7 +1436,7 @@
           <w:sz w:val="24"/>
           <w:szCs w:val="24"/>
         </w:rPr>
-        <w:t xml:space="preserve">본 보고서는 중앙부처 내역사업의 사업목적·내용과 공고 지원내용을 임베딩·군집분석하여 지원목적 유형을 도출하고, 유형별 예산 구조와 추이, 소관별 특성을 분석하여 정책과제를 제시하고자 함</w:t>
+        <w:t xml:space="preserve">본 보고서는 중앙부처 내역사업의 사업목적·내용과 공고 지원내용을 임베딩·군집분석하여 지원목적 유형을 도출하고 전 사업을 유형화하며, 유형별 예산 구조와 추이, 소관별 특성을 분석하여 정책과제를 제시하고자 함</w:t>
       </w:r>
     </w:p>
     <w:p>
@@ -1587,7 +1587,7 @@
           <w:sz w:val="23"/>
           <w:szCs w:val="23"/>
         </w:rPr>
-        <w:t xml:space="preserve">(방법) 문장 임베딩 → 산업영역 방향 제거 → 기능어휘 임베딩 결합 → K-평균 군집 → 해석적 병합 → 유형화 제외 판정</w:t>
+        <w:t xml:space="preserve">(방법) 문장 임베딩 → 산업영역 방향 제거 → 기능어휘 임베딩 결합 → K-평균 군집 → 해석적 병합 → 잔여 사업의 지원내용 기반 배정</w:t>
       </w:r>
     </w:p>
     <w:p>
@@ -1704,7 +1704,7 @@
           <w:sz w:val="23"/>
           <w:szCs w:val="23"/>
         </w:rPr>
-        <w:t xml:space="preserve">내역목적 보유 1,753건(80.1%), 세부목적 대체 349건(15.9%), 목적 서술 부재 87건(4.0%), 공고 지원내용 보유 781건(35.7%)</w:t>
+        <w:t xml:space="preserve">내역목적 보유 1,753건(80.1%), 세부목적 대체 349건(15.9%), 목적 서술 부재 87건(4.0%), 공고 지원내용 보유 781건(35.7%), 예산 산출근거 보유 1,269건(58.0%)</w:t>
       </w:r>
     </w:p>
     <w:p>
@@ -1764,7 +1764,7 @@
           <w:sz w:val="23"/>
           <w:szCs w:val="23"/>
         </w:rPr>
-        <w:t xml:space="preserve">(유형화 제외) 사업목적이 '산업 육성·생태계 조성·활성화' 등 일반 어휘로만 서술되어 유형을 특정할 수 없는 사업</w:t>
+        <w:t xml:space="preserve">(지원내용 기반 배정) 사업목적이 '산업 육성·생태계 조성·활성화' 등 일반 어휘로만 서술되어 목적 문서로 유형을 특정할 수 없는 사업을 공고 지원내용·예산 산출근거로 분류하여 유형을 부여하는 절차</w:t>
       </w:r>
     </w:p>
     <w:p>
@@ -4298,7 +4298,7 @@
           <w:sz w:val="23"/>
           <w:szCs w:val="23"/>
         </w:rPr>
-        <w:t xml:space="preserve">결합 임베딩의 연도 간 동일 사업 군집 일치율은 0.825로 문장 임베딩 단독(0.712)·어휘 임베딩 단독(0.782)보다 높고, 소관과의 정보량(NMI)은 0.225로 문장 임베딩 단독(0.353)의 2/3 수준</w:t>
+        <w:t xml:space="preserve">결합 임베딩의 연도 간 동일 사업 군집 일치율은 0.825로 문장 임베딩 단독(0.712)·어휘 임베딩 단독(0.782)보다 높고, 소관과의 정보량(NMI)은 0.232로 문장 임베딩 단독(0.353)의 2/3 수준</w:t>
       </w:r>
     </w:p>
     <w:p>
@@ -4358,7 +4358,7 @@
           <w:sz w:val="23"/>
           <w:szCs w:val="23"/>
         </w:rPr>
-        <w:t xml:space="preserve">일반 어휘만으로 서술된 군집 2개(271건)는 유형화 대상에서 제외. 차순위 유형 군집 중심까지의 거리가 그 군집의 평균 반경 이내인 6건만 저신뢰 배정</w:t>
+        <w:t xml:space="preserve">일반 어휘만으로 서술된 군집 2개(271건)는 목적 유형이 아니므로, 차순위 군집 평균 반경 이내 6건을 거리 기준으로 배정한 뒤 나머지 265건은 지원내용 기반 분류로 배정(다.절)</w:t>
       </w:r>
     </w:p>
     <w:p>
@@ -4514,7 +4514,7 @@
           <w:sz w:val="17"/>
           <w:szCs w:val="17"/>
         </w:rPr>
-        <w:t xml:space="preserve">     2) 유형화 제외 사업(265건)은 어느 패널에도 강조되지 않음</w:t>
+        <w:t xml:space="preserve">     2) 지원내용 기반 배정 사업(265건)은 배정 유형의 패널에 포함되나, 목적 임베딩상으로는 여러 유형 사이에 분산</w:t>
       </w:r>
     </w:p>
     <w:p>
@@ -4551,7 +4551,7 @@
           <w:sz w:val="24"/>
           <w:szCs w:val="24"/>
         </w:rPr>
-        <w:t xml:space="preserve">지원목적은 혁신 단계형 3개, 투입요소형 4개, 경영서비스형 1개 등 8개 대분류·22개 중분류로 구조화됨</w:t>
+        <w:t xml:space="preserve">지원목적은 혁신 단계형 3개, 투입요소형 4개, 경영서비스형 1개 등 8개 대분류·23개 중분류로 구조화됨</w:t>
       </w:r>
     </w:p>
     <w:p>
@@ -4591,7 +4591,27 @@
           <w:sz w:val="23"/>
           <w:szCs w:val="23"/>
         </w:rPr>
-        <w:t xml:space="preserve">시설·설비 투자, 융자·보증은 수단이므로 그 목적인 '생산기반 현대화·친환경 전환', '자금조달 지원'으로 명명하고 수단을 괄호에 병기</w:t>
+        <w:t xml:space="preserve">시설·설비 투자, 융자·보증·비용보전은 수단이므로 그 목적인 '생산기반 현대화·친환경 전환', '자금조달·경영안정 지원'으로 명명하고 수단을 괄호에 병기</w:t>
+      </w:r>
+    </w:p>
+    <w:p>
+      <w:pPr>
+        <w:pStyle w:val="ListParagraph"/>
+        <w:numPr>
+          <w:ilvl w:val="2"/>
+          <w:numId w:val="2"/>
+        </w:numPr>
+        <w:spacing w:after="40" w:before="0" w:line="384"/>
+      </w:pPr>
+      <w:r>
+        <w:rPr>
+          <w:rFonts w:ascii="KoPub바탕체" w:cs="KoPub바탕체" w:eastAsia="KoPub바탕체" w:hAnsi="KoPub바탕체"/>
+          <w:b w:val="false"/>
+          <w:bCs w:val="false"/>
+          <w:sz w:val="23"/>
+          <w:szCs w:val="23"/>
+        </w:rPr>
+        <w:t xml:space="preserve">D3 경영비용 경감·손실 보전(바우처·보상금)은 지원내용 기반 배정 단계에서 신설한 중분류로, 기존 군집에 대응 유형이 없던 소상공인경영안정바우처(5,790억원)·손실보상 한시지원(88억원)을 포함</w:t>
       </w:r>
     </w:p>
     <w:p>
@@ -4841,7 +4861,7 @@
                 <w:sz w:val="17"/>
                 <w:szCs w:val="17"/>
               </w:rPr>
-              <w:t xml:space="preserve">소재부품패키지형(산업부, 9,282억원), 스케일업팁스(중기부, 2,924억원), 제조혁신구축지원(중기부, 3,173억원), 구매연계·상생협력(중기부, 912억원)</w:t>
+              <w:t xml:space="preserve">소재부품패키지형(산업부, 9,282억원), 제조혁신구축지원(중기부, 3,173억원), 스케일업팁스(2,924억원)</w:t>
             </w:r>
           </w:p>
         </w:tc>
@@ -5088,7 +5108,7 @@
                 <w:sz w:val="17"/>
                 <w:szCs w:val="17"/>
               </w:rPr>
-              <w:t xml:space="preserve">D. 자금조달 지원 (융자·보증·투자)</w:t>
+              <w:t xml:space="preserve">D. 자금조달·경영안정 지원 (융자·보증·비용보전)</w:t>
             </w:r>
           </w:p>
         </w:tc>
@@ -5122,7 +5142,7 @@
                 <w:sz w:val="17"/>
                 <w:szCs w:val="17"/>
               </w:rPr>
-              <w:t xml:space="preserve">D1 정책자금 융자(운전·시설자금) / D2 보증·팩토링 등 신용보강</w:t>
+              <w:t xml:space="preserve">D1 정책자금 융자(운전·시설자금) / D2 보증·팩토링 등 신용보강 / D3 경영비용 경감·손실 보전(바우처·보상금)</w:t>
             </w:r>
           </w:p>
         </w:tc>
@@ -5156,7 +5176,7 @@
                 <w:sz w:val="17"/>
                 <w:szCs w:val="17"/>
               </w:rPr>
-              <w:t xml:space="preserve">일반보증 대위변제(금융위, 2조 6,939억원), 특별경영안정자금(중기부, 1조 3,500억원)</w:t>
+              <w:t xml:space="preserve">일반보증 대위변제(금융위, 2조 6,939억원), 특별경영안정자금(중기부, 1조 3,500억원), 소상공인경영안정바우처(5,790억원)</w:t>
             </w:r>
           </w:p>
         </w:tc>
@@ -5366,7 +5386,7 @@
                 <w:sz w:val="17"/>
                 <w:szCs w:val="17"/>
               </w:rPr>
-              <w:t xml:space="preserve">제약산업 경쟁력 강화(복지부, 1,194억원)</w:t>
+              <w:t xml:space="preserve">제약산업 경쟁력 강화(복지부, 1,194억원), 화장품산업 경쟁력 강화(441억원)</w:t>
             </w:r>
           </w:p>
         </w:tc>
@@ -5576,7 +5596,7 @@
                 <w:sz w:val="17"/>
                 <w:szCs w:val="17"/>
               </w:rPr>
-              <w:t xml:space="preserve">희망리턴패키지(중기부, 3,056억원), 스마트제조지원(980억원)</w:t>
+              <w:t xml:space="preserve">희망리턴패키지(중기부, 3,056억원), 스마트제조지원(980억원), 사업전환촉진(668억원)</w:t>
             </w:r>
           </w:p>
         </w:tc>
@@ -5633,7 +5653,7 @@
           <w:sz w:val="24"/>
           <w:szCs w:val="24"/>
         </w:rPr>
-        <w:t xml:space="preserve">기존 분류 '기술사업화/이전/지도' 210건 중 90건이 실증·사업화 단계(A8~A9)로 배정되어, 어휘 기반 유형화에서 분리되지 않던 기술사업화·보증·직업훈련·산업안전이 독립 군집으로 식별됨</w:t>
+        <w:t xml:space="preserve">기존 분류 '기술사업화/이전/지도' 210건 중 99건이 실증·사업화 단계(A8~A9)로 배정되어, 어휘 기반 유형화에서 분리되지 않던 기술사업화·보증·직업훈련·산업안전이 독립 군집으로 식별됨</w:t>
       </w:r>
     </w:p>
     <w:p>
@@ -5650,7 +5670,7 @@
           <w:sz w:val="30"/>
           <w:szCs w:val="30"/>
         </w:rPr>
-        <w:t xml:space="preserve">다. 유형화 제외 사업</w:t>
+        <w:t xml:space="preserve">다. 지원내용 기반 배정 사업</w:t>
       </w:r>
     </w:p>
     <w:p>
@@ -5670,7 +5690,7 @@
           <w:sz w:val="24"/>
           <w:szCs w:val="24"/>
         </w:rPr>
-        <w:t xml:space="preserve">목적 서술이 일반 어휘에 그쳐 유형을 특정할 수 없는 사업은 265건(12.1%)이며, 2026년 예산 1.22조원(전체의 4.0%)으로 유형 집계에서 제외</w:t>
+        <w:t xml:space="preserve">목적 서술이 '산업 육성·생태계 조성·활성화' 등 일반 어휘에 그친 265건(12.1%, 2026년 예산 1.22조원)은 공고 지원내용과 예산 산출근거로 구성한 지원내용 문서를 분류하여 모두 유형화</w:t>
       </w:r>
     </w:p>
     <w:p>
@@ -5690,7 +5710,7 @@
           <w:sz w:val="23"/>
           <w:szCs w:val="23"/>
         </w:rPr>
-        <w:t xml:space="preserve">해당 군집은 응집도(자기 중심 거리 대비 타 중심 최소거리)가 0.957로 가장 낮고, 문서의 차순위 유형이 기술혁신·경영역량·수출·생산기반으로 분산되어 의미 군집으로 보기 어려움</w:t>
+        <w:t xml:space="preserve">해당 군집은 응집도(자기 중심 거리 대비 타 중심 최소거리)가 0.957로 가장 낮고, 문서의 차순위 유형이 기술혁신·경영역량·수출·생산기반으로 분산되어 목적 문서만으로는 유형을 특정할 수 없음</w:t>
       </w:r>
     </w:p>
     <w:p>
@@ -5710,7 +5730,107 @@
           <w:sz w:val="23"/>
           <w:szCs w:val="23"/>
         </w:rPr>
-        <w:t xml:space="preserve">2026년 급증은 소상공인경영안정바우처(5,790억원) 신설에 기인하며, 대형 신규 사업의 목적 서술이 포괄적임을 시사</w:t>
+        <w:t xml:space="preserve">(지원내용 문서) 내역사업명 + 공고 지원내용 + 예산 산출근거(금액·연도 표기 제거) + 수혜대상 + 지원형태. 대상의 67.2%(178건)가 공고 또는 산출근거를 보유하고, 나머지 87건은 목적 서술로 대체</w:t>
+      </w:r>
+    </w:p>
+    <w:p>
+      <w:pPr>
+        <w:pStyle w:val="ListParagraph"/>
+        <w:numPr>
+          <w:ilvl w:val="2"/>
+          <w:numId w:val="2"/>
+        </w:numPr>
+        <w:spacing w:after="40" w:before="0" w:line="384"/>
+      </w:pPr>
+      <w:r>
+        <w:rPr>
+          <w:rFonts w:ascii="KoPub바탕체" w:cs="KoPub바탕체" w:eastAsia="KoPub바탕체" w:hAnsi="KoPub바탕체"/>
+          <w:b w:val="false"/>
+          <w:bCs w:val="false"/>
+          <w:sz w:val="23"/>
+          <w:szCs w:val="23"/>
+        </w:rPr>
+        <w:t xml:space="preserve">예: 소상공인경영안정바우처는 목적이 '비용부담 경감'으로 포괄적이나 공고의 '1개사당 25만원 한도, 공과금·4대보험료·차량연료비 사용'으로 지원내용이 특정됨</w:t>
+      </w:r>
+    </w:p>
+    <w:p>
+      <w:pPr>
+        <w:pStyle w:val="ListParagraph"/>
+        <w:numPr>
+          <w:ilvl w:val="1"/>
+          <w:numId w:val="2"/>
+        </w:numPr>
+        <w:spacing w:after="40" w:before="0" w:line="384"/>
+      </w:pPr>
+      <w:r>
+        <w:rPr>
+          <w:rFonts w:ascii="KoPub바탕체" w:cs="KoPub바탕체" w:eastAsia="KoPub바탕체" w:hAnsi="KoPub바탕체"/>
+          <w:b w:val="false"/>
+          <w:bCs w:val="false"/>
+          <w:sz w:val="23"/>
+          <w:szCs w:val="23"/>
+        </w:rPr>
+        <w:t xml:space="preserve">(분류 방법) 군집 단계에서 유형이 정해진 1,924건으로 학습한 로지스틱 회귀 분류기에 지원내용 문서·지원내용 축·목적 결합 임베딩을 함께 투입하고, 내역사업 단위 평균 확률로 배정</w:t>
+      </w:r>
+    </w:p>
+    <w:p>
+      <w:pPr>
+        <w:pStyle w:val="ListParagraph"/>
+        <w:numPr>
+          <w:ilvl w:val="2"/>
+          <w:numId w:val="2"/>
+        </w:numPr>
+        <w:spacing w:after="40" w:before="0" w:line="384"/>
+      </w:pPr>
+      <w:r>
+        <w:rPr>
+          <w:rFonts w:ascii="KoPub바탕체" w:cs="KoPub바탕체" w:eastAsia="KoPub바탕체" w:hAnsi="KoPub바탕체"/>
+          <w:b w:val="false"/>
+          <w:bCs w:val="false"/>
+          <w:sz w:val="23"/>
+          <w:szCs w:val="23"/>
+        </w:rPr>
+        <w:t xml:space="preserve">내역사업 단위 5겹 교차검증 대분류 정확도: 지원내용 문서 83.0%, 지원내용 문서+지원내용 축 84.7%, 목적 결합 임베딩 94.0%, 세 가지 결합 93.0%(채택). 확률 0.5 이상인 경우 정확도 96.6%</w:t>
+      </w:r>
+    </w:p>
+    <w:p>
+      <w:pPr>
+        <w:pStyle w:val="ListParagraph"/>
+        <w:numPr>
+          <w:ilvl w:val="2"/>
+          <w:numId w:val="2"/>
+        </w:numPr>
+        <w:spacing w:after="40" w:before="0" w:line="384"/>
+      </w:pPr>
+      <w:r>
+        <w:rPr>
+          <w:rFonts w:ascii="KoPub바탕체" w:cs="KoPub바탕체" w:eastAsia="KoPub바탕체" w:hAnsi="KoPub바탕체"/>
+          <w:b w:val="false"/>
+          <w:bCs w:val="false"/>
+          <w:sz w:val="23"/>
+          <w:szCs w:val="23"/>
+        </w:rPr>
+        <w:t xml:space="preserve">소상공인 대상이면서 '비용부담 경감·손실보상'이 명시된 2개 사업(3건)은 기존 중분류에 대응 유형이 없어 D3로 배정(내용 명시 규칙)</w:t>
+      </w:r>
+    </w:p>
+    <w:p>
+      <w:pPr>
+        <w:pStyle w:val="ListParagraph"/>
+        <w:numPr>
+          <w:ilvl w:val="1"/>
+          <w:numId w:val="2"/>
+        </w:numPr>
+        <w:spacing w:after="40" w:before="0" w:line="384"/>
+      </w:pPr>
+      <w:r>
+        <w:rPr>
+          <w:rFonts w:ascii="KoPub바탕체" w:cs="KoPub바탕체" w:eastAsia="KoPub바탕체" w:hAnsi="KoPub바탕체"/>
+          <w:b w:val="false"/>
+          <w:bCs w:val="false"/>
+          <w:sz w:val="23"/>
+          <w:szCs w:val="23"/>
+        </w:rPr>
+        <w:t xml:space="preserve">(배정 결과) 기술혁신 96건, 수출·해외진출 67건, 경영역량 강화 46건, 창업·벤처 21건, 자금조달·경영안정 16건, 생산기반 9건, 전문인력·고용 각 5건. 2026년 예산은 경영안정바우처가 포함된 D가 0.60조원으로 가장 큼</w:t>
       </w:r>
     </w:p>
     <w:p>
@@ -5730,7 +5850,47 @@
           <w:sz w:val="22"/>
           <w:szCs w:val="22"/>
         </w:rPr>
-        <w:t xml:space="preserve">2026년 상위 사업: 소상공인경영안정바우처(5,790억원), 사업전환촉진(668억원), 공공혁신조달사업 국내실증(624억원), 음악산업 육성(549억원)</w:t>
+        <w:t xml:space="preserve">대표 배정: 공공혁신조달사업 국내·해외실증(조달청, 824억원) → 실증·상용화(A8), 사업전환촉진(668억원) → 컨설팅(H1), 글로벌비즈니스센터(177억원) → 수출 마케팅(C1), 탄소중립 설비투자지원(191억원) → 환경 설비(E2)</w:t>
+      </w:r>
+    </w:p>
+    <w:p>
+      <w:pPr>
+        <w:pStyle w:val="ListParagraph"/>
+        <w:numPr>
+          <w:ilvl w:val="1"/>
+          <w:numId w:val="2"/>
+        </w:numPr>
+        <w:spacing w:after="40" w:before="0" w:line="384"/>
+      </w:pPr>
+      <w:r>
+        <w:rPr>
+          <w:rFonts w:ascii="KoPub바탕체" w:cs="KoPub바탕체" w:eastAsia="KoPub바탕체" w:hAnsi="KoPub바탕체"/>
+          <w:b w:val="false"/>
+          <w:bCs w:val="false"/>
+          <w:sz w:val="23"/>
+          <w:szCs w:val="23"/>
+        </w:rPr>
+        <w:t xml:space="preserve">(신뢰도) 확률 0.5 이상 43건(16.2%), 저신뢰 219건(82.6%), 내용 명시 규칙 3건. 어휘 임베딩(LSA) 결과와의 대분류 일치율은 61.7%로 군집 단계 배정(86.4%)보다 낮음</w:t>
+      </w:r>
+    </w:p>
+    <w:p>
+      <w:pPr>
+        <w:pStyle w:val="ListParagraph"/>
+        <w:numPr>
+          <w:ilvl w:val="2"/>
+          <w:numId w:val="2"/>
+        </w:numPr>
+        <w:spacing w:after="40" w:before="0" w:line="384"/>
+      </w:pPr>
+      <w:r>
+        <w:rPr>
+          <w:rFonts w:ascii="KoPub바탕체" w:cs="KoPub바탕체" w:eastAsia="KoPub바탕체" w:hAnsi="KoPub바탕체"/>
+          <w:b w:val="false"/>
+          <w:bCs w:val="false"/>
+          <w:sz w:val="23"/>
+          <w:szCs w:val="23"/>
+        </w:rPr>
+        <w:t xml:space="preserve">음악산업 육성(549억원) → 수출 마케팅(확률 0.19), 영화제작지원(329억원) → 컨설팅(0.13)처럼 문화콘텐츠 제작 지원은 대응 유형이 없어 가장 가까운 유형에 배정됨</w:t>
       </w:r>
     </w:p>
     <w:p>
@@ -5746,7 +5906,7 @@
           <w:sz w:val="22"/>
           <w:szCs w:val="22"/>
         </w:rPr>
-        <w:t xml:space="preserve">&lt;표 4&gt; 유형화 제외 사업 현황</w:t>
+        <w:t xml:space="preserve">&lt;표 4&gt; 지원내용 기반 배정 사업 현황</w:t>
       </w:r>
     </w:p>
     <w:p>
@@ -5966,7 +6126,7 @@
                 <w:sz w:val="19"/>
                 <w:szCs w:val="19"/>
               </w:rPr>
-              <w:t xml:space="preserve">제외 건수(건수 비중)</w:t>
+              <w:t xml:space="preserve">배정 건수(건수 비중)</w:t>
             </w:r>
           </w:p>
         </w:tc>
@@ -6105,7 +6265,7 @@
                 <w:sz w:val="19"/>
                 <w:szCs w:val="19"/>
               </w:rPr>
-              <w:t xml:space="preserve">제외 예산(예산 비중)</w:t>
+              <w:t xml:space="preserve">배정 예산(예산 비중)</w:t>
             </w:r>
           </w:p>
         </w:tc>
@@ -6574,7 +6734,7 @@
           <w:sz w:val="24"/>
           <w:szCs w:val="24"/>
         </w:rPr>
-        <w:t xml:space="preserve">2026년 유형화 대상 예산 29.73조원 중 자금조달 지원(D)이 48.0%(14.26조원)로 절반에 근접하고, 기술혁신 촉진(A) 19.2%, 고용·노동환경(G) 9.4%, 수출·해외진출(C) 7.4% 순</w:t>
+        <w:t xml:space="preserve">2026년 내역사업 예산 30.95조원 중 자금조달·경영안정 지원(D)이 48.0%(14.86조원)로 절반에 근접하고, 기술혁신 촉진(A) 19.2%, 고용·노동환경(G) 9.1%, 수출·해외진출(C) 7.5% 순</w:t>
       </w:r>
     </w:p>
     <w:p>
@@ -6594,7 +6754,7 @@
           <w:sz w:val="23"/>
           <w:szCs w:val="23"/>
         </w:rPr>
-        <w:t xml:space="preserve">창업·벤처 육성 5.8%(1.72조원), 생산기반·친환경 전환 5.7%(1.68조원), 경영역량 강화 3.5%(1.03조원), 전문인력 양성·채용 1.1%(0.32조원)</w:t>
+        <w:t xml:space="preserve">창업·벤처 육성 5.7%(1.75조원), 생산기반·친환경 전환 5.5%(1.70조원), 경영역량 강화 3.8%(1.17조원), 전문인력 양성·채용 1.2%(0.37조원)</w:t>
       </w:r>
     </w:p>
     <w:p>
@@ -6614,7 +6774,7 @@
           <w:sz w:val="23"/>
           <w:szCs w:val="23"/>
         </w:rPr>
-        <w:t xml:space="preserve">역량형 지원(F+H)은 4.6%에 불과하여 자금 공급 중심의 포트폴리오 구조</w:t>
+        <w:t xml:space="preserve">역량형 지원(F+H)은 5.0%에 불과하여 자금 공급 중심의 포트폴리오 구조</w:t>
       </w:r>
     </w:p>
     <w:p>
@@ -6634,7 +6794,7 @@
           <w:sz w:val="24"/>
           <w:szCs w:val="24"/>
         </w:rPr>
-        <w:t xml:space="preserve">건수 기준으로는 기술혁신 촉진이 239건(40.8%)으로 가장 많아, 소액 다수의 R&amp;D 내역사업과 거액 소수의 자금조달 사업이 대비됨</w:t>
+        <w:t xml:space="preserve">건수 기준으로는 기술혁신 촉진이 267건(39.8%)으로 가장 많아, 소액 다수의 R&amp;D 내역사업과 거액 소수의 자금조달 사업이 대비됨</w:t>
       </w:r>
     </w:p>
     <w:p>
@@ -6654,7 +6814,7 @@
           <w:sz w:val="23"/>
           <w:szCs w:val="23"/>
         </w:rPr>
-        <w:t xml:space="preserve">2026년 유형별 건당 평균 예산(억원): 자금조달 2,377 &gt; 고용·노동환경 638 &gt; 생산기반·친환경 443 &gt; 창업·벤처 325 &gt; 수출·해외진출 264 &gt; 기술혁신 239 &gt; 경영역량 202 &gt; 전문인력 180</w:t>
+        <w:t xml:space="preserve">2026년 유형별 건당 평균 예산(억원): 자금조달·경영안정 2,218 &gt; 고용·노동환경 614 &gt; 생산기반·친환경 425 &gt; 창업·벤처 302 &gt; 기술혁신 222 &gt; 수출·해외진출 216 &gt; 전문인력 194 &gt; 경영역량 178</w:t>
       </w:r>
     </w:p>
     <w:p>
@@ -7109,7 +7269,7 @@
                 <w:sz w:val="17"/>
                 <w:szCs w:val="17"/>
               </w:rPr>
-              <w:t xml:space="preserve">373</w:t>
+              <w:t xml:space="preserve">407</w:t>
             </w:r>
           </w:p>
         </w:tc>
@@ -7143,7 +7303,7 @@
                 <w:sz w:val="17"/>
                 <w:szCs w:val="17"/>
               </w:rPr>
-              <w:t xml:space="preserve">300</w:t>
+              <w:t xml:space="preserve">334</w:t>
             </w:r>
           </w:p>
         </w:tc>
@@ -7177,7 +7337,7 @@
                 <w:sz w:val="17"/>
                 <w:szCs w:val="17"/>
               </w:rPr>
-              <w:t xml:space="preserve">239</w:t>
+              <w:t xml:space="preserve">267</w:t>
             </w:r>
           </w:p>
         </w:tc>
@@ -7211,7 +7371,7 @@
                 <w:sz w:val="17"/>
                 <w:szCs w:val="17"/>
               </w:rPr>
-              <w:t xml:space="preserve">5.10</w:t>
+              <w:t xml:space="preserve">5.35</w:t>
             </w:r>
           </w:p>
         </w:tc>
@@ -7245,7 +7405,7 @@
                 <w:sz w:val="17"/>
                 <w:szCs w:val="17"/>
               </w:rPr>
-              <w:t xml:space="preserve">5.01</w:t>
+              <w:t xml:space="preserve">5.18</w:t>
             </w:r>
           </w:p>
         </w:tc>
@@ -7279,7 +7439,7 @@
                 <w:sz w:val="17"/>
                 <w:szCs w:val="17"/>
               </w:rPr>
-              <w:t xml:space="preserve">5.72</w:t>
+              <w:t xml:space="preserve">5.94</w:t>
             </w:r>
           </w:p>
         </w:tc>
@@ -7313,7 +7473,7 @@
                 <w:sz w:val="17"/>
                 <w:szCs w:val="17"/>
               </w:rPr>
-              <w:t xml:space="preserve">12.2</w:t>
+              <w:t xml:space="preserve">10.8</w:t>
             </w:r>
           </w:p>
         </w:tc>
@@ -7418,7 +7578,7 @@
                 <w:sz w:val="17"/>
                 <w:szCs w:val="17"/>
               </w:rPr>
-              <w:t xml:space="preserve">57</w:t>
+              <w:t xml:space="preserve">64</w:t>
             </w:r>
           </w:p>
         </w:tc>
@@ -7452,7 +7612,7 @@
                 <w:sz w:val="17"/>
                 <w:szCs w:val="17"/>
               </w:rPr>
-              <w:t xml:space="preserve">47</w:t>
+              <w:t xml:space="preserve">56</w:t>
             </w:r>
           </w:p>
         </w:tc>
@@ -7486,7 +7646,7 @@
                 <w:sz w:val="17"/>
                 <w:szCs w:val="17"/>
               </w:rPr>
-              <w:t xml:space="preserve">53</w:t>
+              <w:t xml:space="preserve">58</w:t>
             </w:r>
           </w:p>
         </w:tc>
@@ -7520,7 +7680,7 @@
                 <w:sz w:val="17"/>
                 <w:szCs w:val="17"/>
               </w:rPr>
-              <w:t xml:space="preserve">1.40</w:t>
+              <w:t xml:space="preserve">1.47</w:t>
             </w:r>
           </w:p>
         </w:tc>
@@ -7554,7 +7714,7 @@
                 <w:sz w:val="17"/>
                 <w:szCs w:val="17"/>
               </w:rPr>
-              <w:t xml:space="preserve">1.54</w:t>
+              <w:t xml:space="preserve">1.61</w:t>
             </w:r>
           </w:p>
         </w:tc>
@@ -7588,7 +7748,7 @@
                 <w:sz w:val="17"/>
                 <w:szCs w:val="17"/>
               </w:rPr>
-              <w:t xml:space="preserve">1.72</w:t>
+              <w:t xml:space="preserve">1.75</w:t>
             </w:r>
           </w:p>
         </w:tc>
@@ -7622,7 +7782,7 @@
                 <w:sz w:val="17"/>
                 <w:szCs w:val="17"/>
               </w:rPr>
-              <w:t xml:space="preserve">22.9</w:t>
+              <w:t xml:space="preserve">19.0</w:t>
             </w:r>
           </w:p>
         </w:tc>
@@ -7656,7 +7816,7 @@
                 <w:sz w:val="17"/>
                 <w:szCs w:val="17"/>
               </w:rPr>
-              <w:t xml:space="preserve">5.8</w:t>
+              <w:t xml:space="preserve">5.7</w:t>
             </w:r>
           </w:p>
         </w:tc>
@@ -7727,7 +7887,7 @@
                 <w:sz w:val="17"/>
                 <w:szCs w:val="17"/>
               </w:rPr>
-              <w:t xml:space="preserve">70</w:t>
+              <w:t xml:space="preserve">90</w:t>
             </w:r>
           </w:p>
         </w:tc>
@@ -7761,7 +7921,7 @@
                 <w:sz w:val="17"/>
                 <w:szCs w:val="17"/>
               </w:rPr>
-              <w:t xml:space="preserve">63</w:t>
+              <w:t xml:space="preserve">85</w:t>
             </w:r>
           </w:p>
         </w:tc>
@@ -7795,7 +7955,7 @@
                 <w:sz w:val="17"/>
                 <w:szCs w:val="17"/>
               </w:rPr>
-              <w:t xml:space="preserve">83</w:t>
+              <w:t xml:space="preserve">108</w:t>
             </w:r>
           </w:p>
         </w:tc>
@@ -7829,7 +7989,7 @@
                 <w:sz w:val="17"/>
                 <w:szCs w:val="17"/>
               </w:rPr>
-              <w:t xml:space="preserve">1.44</w:t>
+              <w:t xml:space="preserve">1.50</w:t>
             </w:r>
           </w:p>
         </w:tc>
@@ -7863,7 +8023,7 @@
                 <w:sz w:val="17"/>
                 <w:szCs w:val="17"/>
               </w:rPr>
-              <w:t xml:space="preserve">1.36</w:t>
+              <w:t xml:space="preserve">1.43</w:t>
             </w:r>
           </w:p>
         </w:tc>
@@ -7897,7 +8057,7 @@
                 <w:sz w:val="17"/>
                 <w:szCs w:val="17"/>
               </w:rPr>
-              <w:t xml:space="preserve">2.19</w:t>
+              <w:t xml:space="preserve">2.33</w:t>
             </w:r>
           </w:p>
         </w:tc>
@@ -7931,7 +8091,7 @@
                 <w:sz w:val="17"/>
                 <w:szCs w:val="17"/>
               </w:rPr>
-              <w:t xml:space="preserve">52.1</w:t>
+              <w:t xml:space="preserve">55.2</w:t>
             </w:r>
           </w:p>
         </w:tc>
@@ -7965,7 +8125,7 @@
                 <w:sz w:val="17"/>
                 <w:szCs w:val="17"/>
               </w:rPr>
-              <w:t xml:space="preserve">7.4</w:t>
+              <w:t xml:space="preserve">7.5</w:t>
             </w:r>
           </w:p>
         </w:tc>
@@ -8002,7 +8162,7 @@
                 <w:sz w:val="17"/>
                 <w:szCs w:val="17"/>
               </w:rPr>
-              <w:t xml:space="preserve">D. 자금조달 지원</w:t>
+              <w:t xml:space="preserve">D. 자금조달·경영안정 지원</w:t>
             </w:r>
           </w:p>
         </w:tc>
@@ -8036,7 +8196,7 @@
                 <w:sz w:val="17"/>
                 <w:szCs w:val="17"/>
               </w:rPr>
-              <w:t xml:space="preserve">59</w:t>
+              <w:t xml:space="preserve">62</w:t>
             </w:r>
           </w:p>
         </w:tc>
@@ -8070,7 +8230,7 @@
                 <w:sz w:val="17"/>
                 <w:szCs w:val="17"/>
               </w:rPr>
-              <w:t xml:space="preserve">60</w:t>
+              <w:t xml:space="preserve">66</w:t>
             </w:r>
           </w:p>
         </w:tc>
@@ -8104,7 +8264,7 @@
                 <w:sz w:val="17"/>
                 <w:szCs w:val="17"/>
               </w:rPr>
-              <w:t xml:space="preserve">60</w:t>
+              <w:t xml:space="preserve">67</w:t>
             </w:r>
           </w:p>
         </w:tc>
@@ -8172,7 +8332,7 @@
                 <w:sz w:val="17"/>
                 <w:szCs w:val="17"/>
               </w:rPr>
-              <w:t xml:space="preserve">15.90</w:t>
+              <w:t xml:space="preserve">15.93</w:t>
             </w:r>
           </w:p>
         </w:tc>
@@ -8206,7 +8366,7 @@
                 <w:sz w:val="17"/>
                 <w:szCs w:val="17"/>
               </w:rPr>
-              <w:t xml:space="preserve">14.26</w:t>
+              <w:t xml:space="preserve">14.86</w:t>
             </w:r>
           </w:p>
         </w:tc>
@@ -8240,7 +8400,7 @@
                 <w:sz w:val="17"/>
                 <w:szCs w:val="17"/>
               </w:rPr>
-              <w:t xml:space="preserve">△5.4</w:t>
+              <w:t xml:space="preserve">△1.4</w:t>
             </w:r>
           </w:p>
         </w:tc>
@@ -8345,7 +8505,7 @@
                 <w:sz w:val="17"/>
                 <w:szCs w:val="17"/>
               </w:rPr>
-              <w:t xml:space="preserve">36</w:t>
+              <w:t xml:space="preserve">40</w:t>
             </w:r>
           </w:p>
         </w:tc>
@@ -8379,7 +8539,7 @@
                 <w:sz w:val="17"/>
                 <w:szCs w:val="17"/>
               </w:rPr>
-              <w:t xml:space="preserve">37</w:t>
+              <w:t xml:space="preserve">40</w:t>
             </w:r>
           </w:p>
         </w:tc>
@@ -8413,7 +8573,7 @@
                 <w:sz w:val="17"/>
                 <w:szCs w:val="17"/>
               </w:rPr>
-              <w:t xml:space="preserve">38</w:t>
+              <w:t xml:space="preserve">40</w:t>
             </w:r>
           </w:p>
         </w:tc>
@@ -8447,7 +8607,7 @@
                 <w:sz w:val="17"/>
                 <w:szCs w:val="17"/>
               </w:rPr>
-              <w:t xml:space="preserve">1.12</w:t>
+              <w:t xml:space="preserve">1.13</w:t>
             </w:r>
           </w:p>
         </w:tc>
@@ -8481,7 +8641,7 @@
                 <w:sz w:val="17"/>
                 <w:szCs w:val="17"/>
               </w:rPr>
-              <w:t xml:space="preserve">1.15</w:t>
+              <w:t xml:space="preserve">1.17</w:t>
             </w:r>
           </w:p>
         </w:tc>
@@ -8515,7 +8675,7 @@
                 <w:sz w:val="17"/>
                 <w:szCs w:val="17"/>
               </w:rPr>
-              <w:t xml:space="preserve">1.68</w:t>
+              <w:t xml:space="preserve">1.70</w:t>
             </w:r>
           </w:p>
         </w:tc>
@@ -8549,7 +8709,7 @@
                 <w:sz w:val="17"/>
                 <w:szCs w:val="17"/>
               </w:rPr>
-              <w:t xml:space="preserve">50.6</w:t>
+              <w:t xml:space="preserve">50.9</w:t>
             </w:r>
           </w:p>
         </w:tc>
@@ -8583,7 +8743,7 @@
                 <w:sz w:val="17"/>
                 <w:szCs w:val="17"/>
               </w:rPr>
-              <w:t xml:space="preserve">5.7</w:t>
+              <w:t xml:space="preserve">5.5</w:t>
             </w:r>
           </w:p>
         </w:tc>
@@ -8654,7 +8814,7 @@
                 <w:sz w:val="17"/>
                 <w:szCs w:val="17"/>
               </w:rPr>
-              <w:t xml:space="preserve">16</w:t>
+              <w:t xml:space="preserve">18</w:t>
             </w:r>
           </w:p>
         </w:tc>
@@ -8688,7 +8848,7 @@
                 <w:sz w:val="17"/>
                 <w:szCs w:val="17"/>
               </w:rPr>
-              <w:t xml:space="preserve">21</w:t>
+              <w:t xml:space="preserve">23</w:t>
             </w:r>
           </w:p>
         </w:tc>
@@ -8722,7 +8882,7 @@
                 <w:sz w:val="17"/>
                 <w:szCs w:val="17"/>
               </w:rPr>
-              <w:t xml:space="preserve">18</w:t>
+              <w:t xml:space="preserve">19</w:t>
             </w:r>
           </w:p>
         </w:tc>
@@ -8790,7 +8950,7 @@
                 <w:sz w:val="17"/>
                 <w:szCs w:val="17"/>
               </w:rPr>
-              <w:t xml:space="preserve">0.28</w:t>
+              <w:t xml:space="preserve">0.30</w:t>
             </w:r>
           </w:p>
         </w:tc>
@@ -8824,7 +8984,7 @@
                 <w:sz w:val="17"/>
                 <w:szCs w:val="17"/>
               </w:rPr>
-              <w:t xml:space="preserve">0.32</w:t>
+              <w:t xml:space="preserve">0.37</w:t>
             </w:r>
           </w:p>
         </w:tc>
@@ -8858,7 +9018,7 @@
                 <w:sz w:val="17"/>
                 <w:szCs w:val="17"/>
               </w:rPr>
-              <w:t xml:space="preserve">△11.4</w:t>
+              <w:t xml:space="preserve">△1.3</w:t>
             </w:r>
           </w:p>
         </w:tc>
@@ -8892,7 +9052,7 @@
                 <w:sz w:val="17"/>
                 <w:szCs w:val="17"/>
               </w:rPr>
-              <w:t xml:space="preserve">1.1</w:t>
+              <w:t xml:space="preserve">1.2</w:t>
             </w:r>
           </w:p>
         </w:tc>
@@ -8963,7 +9123,7 @@
                 <w:sz w:val="17"/>
                 <w:szCs w:val="17"/>
               </w:rPr>
-              <w:t xml:space="preserve">45</w:t>
+              <w:t xml:space="preserve">46</w:t>
             </w:r>
           </w:p>
         </w:tc>
@@ -8997,7 +9157,7 @@
                 <w:sz w:val="17"/>
                 <w:szCs w:val="17"/>
               </w:rPr>
-              <w:t xml:space="preserve">50</w:t>
+              <w:t xml:space="preserve">52</w:t>
             </w:r>
           </w:p>
         </w:tc>
@@ -9031,7 +9191,7 @@
                 <w:sz w:val="17"/>
                 <w:szCs w:val="17"/>
               </w:rPr>
-              <w:t xml:space="preserve">44</w:t>
+              <w:t xml:space="preserve">46</w:t>
             </w:r>
           </w:p>
         </w:tc>
@@ -9099,7 +9259,7 @@
                 <w:sz w:val="17"/>
                 <w:szCs w:val="17"/>
               </w:rPr>
-              <w:t xml:space="preserve">2.56</w:t>
+              <w:t xml:space="preserve">2.57</w:t>
             </w:r>
           </w:p>
         </w:tc>
@@ -9133,7 +9293,7 @@
                 <w:sz w:val="17"/>
                 <w:szCs w:val="17"/>
               </w:rPr>
-              <w:t xml:space="preserve">2.81</w:t>
+              <w:t xml:space="preserve">2.83</w:t>
             </w:r>
           </w:p>
         </w:tc>
@@ -9167,7 +9327,7 @@
                 <w:sz w:val="17"/>
                 <w:szCs w:val="17"/>
               </w:rPr>
-              <w:t xml:space="preserve">0.3</w:t>
+              <w:t xml:space="preserve">1.0</w:t>
             </w:r>
           </w:p>
         </w:tc>
@@ -9201,7 +9361,7 @@
                 <w:sz w:val="17"/>
                 <w:szCs w:val="17"/>
               </w:rPr>
-              <w:t xml:space="preserve">9.4</w:t>
+              <w:t xml:space="preserve">9.1</w:t>
             </w:r>
           </w:p>
         </w:tc>
@@ -9272,7 +9432,7 @@
                 <w:sz w:val="17"/>
                 <w:szCs w:val="17"/>
               </w:rPr>
-              <w:t xml:space="preserve">54</w:t>
+              <w:t xml:space="preserve">69</w:t>
             </w:r>
           </w:p>
         </w:tc>
@@ -9306,7 +9466,7 @@
                 <w:sz w:val="17"/>
                 <w:szCs w:val="17"/>
               </w:rPr>
-              <w:t xml:space="preserve">50</w:t>
+              <w:t xml:space="preserve">66</w:t>
             </w:r>
           </w:p>
         </w:tc>
@@ -9340,7 +9500,7 @@
                 <w:sz w:val="17"/>
                 <w:szCs w:val="17"/>
               </w:rPr>
-              <w:t xml:space="preserve">51</w:t>
+              <w:t xml:space="preserve">66</w:t>
             </w:r>
           </w:p>
         </w:tc>
@@ -9374,7 +9534,7 @@
                 <w:sz w:val="17"/>
                 <w:szCs w:val="17"/>
               </w:rPr>
-              <w:t xml:space="preserve">0.94</w:t>
+              <w:t xml:space="preserve">1.01</w:t>
             </w:r>
           </w:p>
         </w:tc>
@@ -9408,7 +9568,7 @@
                 <w:sz w:val="17"/>
                 <w:szCs w:val="17"/>
               </w:rPr>
-              <w:t xml:space="preserve">1.02</w:t>
+              <w:t xml:space="preserve">1.13</w:t>
             </w:r>
           </w:p>
         </w:tc>
@@ -9442,7 +9602,7 @@
                 <w:sz w:val="17"/>
                 <w:szCs w:val="17"/>
               </w:rPr>
-              <w:t xml:space="preserve">1.03</w:t>
+              <w:t xml:space="preserve">1.17</w:t>
             </w:r>
           </w:p>
         </w:tc>
@@ -9476,7 +9636,7 @@
                 <w:sz w:val="17"/>
                 <w:szCs w:val="17"/>
               </w:rPr>
-              <w:t xml:space="preserve">9.4</w:t>
+              <w:t xml:space="preserve">16.2</w:t>
             </w:r>
           </w:p>
         </w:tc>
@@ -9510,7 +9670,7 @@
                 <w:sz w:val="17"/>
                 <w:szCs w:val="17"/>
               </w:rPr>
-              <w:t xml:space="preserve">3.5</w:t>
+              <w:t xml:space="preserve">3.8</w:t>
             </w:r>
           </w:p>
         </w:tc>
@@ -9547,7 +9707,7 @@
                 <w:sz w:val="17"/>
                 <w:szCs w:val="17"/>
               </w:rPr>
-              <w:t xml:space="preserve">유형화 대상 합계</w:t>
+              <w:t xml:space="preserve">합계</w:t>
             </w:r>
           </w:p>
         </w:tc>
@@ -9581,7 +9741,7 @@
                 <w:sz w:val="17"/>
                 <w:szCs w:val="17"/>
               </w:rPr>
-              <w:t xml:space="preserve">710</w:t>
+              <w:t xml:space="preserve">796</w:t>
             </w:r>
           </w:p>
         </w:tc>
@@ -9615,7 +9775,7 @@
                 <w:sz w:val="17"/>
                 <w:szCs w:val="17"/>
               </w:rPr>
-              <w:t xml:space="preserve">628</w:t>
+              <w:t xml:space="preserve">722</w:t>
             </w:r>
           </w:p>
         </w:tc>
@@ -9649,7 +9809,7 @@
                 <w:sz w:val="17"/>
                 <w:szCs w:val="17"/>
               </w:rPr>
-              <w:t xml:space="preserve">586</w:t>
+              <w:t xml:space="preserve">671</w:t>
             </w:r>
           </w:p>
         </w:tc>
@@ -9683,7 +9843,7 @@
                 <w:sz w:val="17"/>
                 <w:szCs w:val="17"/>
               </w:rPr>
-              <w:t xml:space="preserve">28.22</w:t>
+              <w:t xml:space="preserve">28.71</w:t>
             </w:r>
           </w:p>
         </w:tc>
@@ -9717,7 +9877,7 @@
                 <w:sz w:val="17"/>
                 <w:szCs w:val="17"/>
               </w:rPr>
-              <w:t xml:space="preserve">28.83</w:t>
+              <w:t xml:space="preserve">29.32</w:t>
             </w:r>
           </w:p>
         </w:tc>
@@ -9751,7 +9911,7 @@
                 <w:sz w:val="17"/>
                 <w:szCs w:val="17"/>
               </w:rPr>
-              <w:t xml:space="preserve">29.73</w:t>
+              <w:t xml:space="preserve">30.95</w:t>
             </w:r>
           </w:p>
         </w:tc>
@@ -9785,7 +9945,7 @@
                 <w:sz w:val="17"/>
                 <w:szCs w:val="17"/>
               </w:rPr>
-              <w:t xml:space="preserve">5.4</w:t>
+              <w:t xml:space="preserve">7.8</w:t>
             </w:r>
           </w:p>
         </w:tc>
@@ -9839,7 +9999,7 @@
           <w:sz w:val="17"/>
           <w:szCs w:val="17"/>
         </w:rPr>
-        <w:t xml:space="preserve">* 주: 1) 내역예산 합계이며 유형화 제외 사업(목적 서술 불충분)은 제외</w:t>
+        <w:t xml:space="preserve">* 주: 1) 내역예산 합계. 목적 서술 불충분 사업(연 85~94건)은 지원내용 기반으로 배정하여 포함</w:t>
       </w:r>
     </w:p>
     <w:p>
@@ -9856,7 +10016,7 @@
           <w:sz w:val="17"/>
           <w:szCs w:val="17"/>
         </w:rPr>
-        <w:t xml:space="preserve">     2) 비중은 유형화 대상 예산 대비, 증감률은 2024년 대비 2026년</w:t>
+        <w:t xml:space="preserve">     2) 비중은 전체 내역예산 대비, 증감률은 2024년 대비 2026년</w:t>
       </w:r>
     </w:p>
     <w:p>
@@ -9935,7 +10095,7 @@
           <w:sz w:val="17"/>
           <w:szCs w:val="17"/>
         </w:rPr>
-        <w:t xml:space="preserve">* 주: 값 표시는 2026년, 유형화 제외 사업 265건은 제외</w:t>
+        <w:t xml:space="preserve">* 주: 값 표시는 2026년, 내역사업 2,189건 전수 기준</w:t>
       </w:r>
     </w:p>
     <w:p>
@@ -9972,7 +10132,7 @@
           <w:sz w:val="24"/>
           <w:szCs w:val="24"/>
         </w:rPr>
-        <w:t xml:space="preserve">시장진출·실증·사업화·설비 전환 지원이 빠르게 확대되고, 원천기술·인력양성 지원은 축소</w:t>
+        <w:t xml:space="preserve">시장진출·실증·사업화·설비 전환 지원이 빠르게 확대되고, 원천기술·융자 지원은 축소</w:t>
       </w:r>
     </w:p>
     <w:p>
@@ -9992,7 +10152,7 @@
           <w:sz w:val="23"/>
           <w:szCs w:val="23"/>
         </w:rPr>
-        <w:t xml:space="preserve">해외시장 진출(C2) 0.10조원 → 0.52조원(+404.1%): 글로벌선도기술개발(2,740억원)·글로벌팁스 등 R&amp;D 사업의 글로벌 지향 재편 포함</w:t>
+        <w:t xml:space="preserve">해외시장 진출(C2) 0.11조원 → 0.53조원(+390.4%): 글로벌선도기술개발(2,740억원)·글로벌팁스 등 R&amp;D 사업의 글로벌 지향 재편 포함</w:t>
       </w:r>
     </w:p>
     <w:p>
@@ -10012,7 +10172,7 @@
           <w:sz w:val="23"/>
           <w:szCs w:val="23"/>
         </w:rPr>
-        <w:t xml:space="preserve">기술사업화·기술이전 촉진(A9) 0.11조원 → 0.30조원(+163.2%), 실증·상용화·확산(A8) 0.79조원 → 1.09조원(+38.7%): 제조혁신구축지원·AI 응용제품 상용화 확대</w:t>
+        <w:t xml:space="preserve">기술사업화·기술이전 촉진(A9) 0.19조원 → 0.33조원(+78.8%), 실증·상용화·확산(A8) 0.96조원 → 1.25조원(+29.9%): 제조혁신구축지원·AI 응용제품 상용화·공공혁신조달 실증 확대</w:t>
       </w:r>
     </w:p>
     <w:p>
@@ -10032,7 +10192,7 @@
           <w:sz w:val="23"/>
           <w:szCs w:val="23"/>
         </w:rPr>
-        <w:t xml:space="preserve">환경·에너지 설비 설치(E2) 0.75조원 → 1.29조원(+73.4%): 신재생에너지 생산·시설자금(6,480억원) 확대</w:t>
+        <w:t xml:space="preserve">환경·에너지 설비 설치(E2) 0.75조원 → 1.31조원(+76.0%): 신재생에너지 생산·시설자금(6,480억원) 확대</w:t>
       </w:r>
     </w:p>
     <w:p>
@@ -10052,7 +10212,27 @@
           <w:sz w:val="23"/>
           <w:szCs w:val="23"/>
         </w:rPr>
-        <w:t xml:space="preserve">원천·핵심기술 개발(A2) 0.41조원 → 0.28조원(△29.9%), 건수 76건 → 25건; 전문인력 양성·채용(F1) 0.37조원 → 0.32조원(△11.4%); 고용 창출·유지(G1) 1.69조원 → 1.53조원(△9.6%)</w:t>
+        <w:t xml:space="preserve">정책자금 융자(D1) 10.35조원 → 9.35조원(△9.7%)이나 경영비용 경감(D3, 0.59조원) 신설로 자금조달·경영안정 전체는 △1.4%</w:t>
+      </w:r>
+    </w:p>
+    <w:p>
+      <w:pPr>
+        <w:pStyle w:val="ListParagraph"/>
+        <w:numPr>
+          <w:ilvl w:val="1"/>
+          <w:numId w:val="2"/>
+        </w:numPr>
+        <w:spacing w:after="40" w:before="0" w:line="384"/>
+      </w:pPr>
+      <w:r>
+        <w:rPr>
+          <w:rFonts w:ascii="KoPub바탕체" w:cs="KoPub바탕체" w:eastAsia="KoPub바탕체" w:hAnsi="KoPub바탕체"/>
+          <w:b w:val="false"/>
+          <w:bCs w:val="false"/>
+          <w:sz w:val="23"/>
+          <w:szCs w:val="23"/>
+        </w:rPr>
+        <w:t xml:space="preserve">원천·핵심기술 개발(A2) 0.41조원 → 0.28조원(△29.9%), 건수 77건 → 26건; 고용 창출·유지(G1) 1.69조원 → 1.55조원(△8.5%)</w:t>
       </w:r>
     </w:p>
     <w:p>
@@ -10072,7 +10252,7 @@
           <w:sz w:val="22"/>
           <w:szCs w:val="22"/>
         </w:rPr>
-        <w:t xml:space="preserve">내역사업 건수는 796건('24) → 671건('26)으로 감소했으며, 특히 기술혁신 촉진이 373건 → 239건으로 줄어 예산서상 내역 통합의 영향이 큼. 건수 추이는 예산 추이와 분리하여 해석할 필요</w:t>
+        <w:t xml:space="preserve">내역사업 건수는 796건('24) → 671건('26)으로 감소했으며, 특히 기술혁신 촉진이 407건 → 267건으로 줄어 예산서상 내역 통합의 영향이 큼. 건수 추이는 예산 추이와 분리하여 해석할 필요</w:t>
       </w:r>
     </w:p>
     <w:p>
@@ -10092,7 +10272,7 @@
           <w:sz w:val="24"/>
           <w:szCs w:val="24"/>
         </w:rPr>
-        <w:t xml:space="preserve">기술혁신 촉진 예산 내 실증·상용화·사업화 단계(A8~A9)의 비중은 17.7%('24)에서 24.3%('26)로 6.6%p 상승</w:t>
+        <w:t xml:space="preserve">기술혁신 촉진 예산 내 실증·상용화·사업화 단계(A8~A9)의 비중은 21.5%('24)에서 26.7%('26)로 5.2%p 상승</w:t>
       </w:r>
     </w:p>
     <w:p>
@@ -10112,7 +10292,7 @@
           <w:sz w:val="23"/>
           <w:szCs w:val="23"/>
         </w:rPr>
-        <w:t xml:space="preserve">기술개발 단계(A1~A7) 예산은 4.20조원 → 4.33조원으로 정체된 반면, 실증·사업화 단계는 0.90조원 → 1.39조원으로 54.7% 증가</w:t>
+        <w:t xml:space="preserve">기술개발 단계(A1~A7) 예산은 4.21조원 → 4.35조원으로 정체된 반면, 실증·사업화 단계는 1.15조원 → 1.58조원으로 37.8% 증가</w:t>
       </w:r>
     </w:p>
     <w:p>
@@ -10248,7 +10428,7 @@
           <w:sz w:val="23"/>
           <w:szCs w:val="23"/>
         </w:rPr>
-        <w:t xml:space="preserve">출연 방식 사업의 대다수가 기술혁신 촉진이고, 융자 방식은 대부분 자금조달 지원이나 수출·생산기반·창업 목적 융자도 존재</w:t>
+        <w:t xml:space="preserve">출연 방식 사업의 대다수가 기술혁신 촉진이고, 융자 방식은 대부분 자금조달·경영안정 지원이나 수출·생산기반·창업 목적 융자도 존재</w:t>
       </w:r>
     </w:p>
     <w:p>
@@ -10288,7 +10468,7 @@
           <w:sz w:val="24"/>
           <w:szCs w:val="24"/>
         </w:rPr>
-        <w:t xml:space="preserve">융자 예산은 회수되는 대출 재원, 보증 예산은 대위변제 지출이므로 출연·보조와 같은 선상에서 비교하면 자금조달 비중이 과대평가됨. 융자·보증 수단 사업을 제외한 13.18조원 기준 포트폴리오를 병행 제시</w:t>
+        <w:t xml:space="preserve">융자 예산은 회수되는 대출 재원, 보증 예산은 대위변제 지출이므로 출연·보조와 같은 선상에서 비교하면 자금조달 비중이 과대평가됨. 융자·보증 수단 사업을 제외한 14.40조원 기준 포트폴리오를 병행 제시</w:t>
       </w:r>
     </w:p>
     <w:p>
@@ -10308,7 +10488,7 @@
           <w:sz w:val="23"/>
           <w:szCs w:val="23"/>
         </w:rPr>
-        <w:t xml:space="preserve">융자·보증 제외 시 2026년 비중: 기술혁신 39.9%, 고용·노동환경 21.3%, 창업·벤처 12.7%, 수출·해외진출 11.6%, 경영역량 강화 7.8%, 생산기반·친환경 3.2%, 전문인력 2.5%, 자금조달 1.1%(이차보전 등). 역량형(F+H)은 전체 기준 4.6%, 순지원 기준 10.3%</w:t>
+        <w:t xml:space="preserve">융자·보증 제외 시 2026년 비중: 기술혁신 38.0%, 고용·노동환경 19.6%, 창업·벤처 11.8%, 수출·해외진출 11.6%, 경영역량 강화 8.1%, 자금조달·경영안정 5.1%(경영안정바우처·이차보전 등), 생산기반·친환경 3.1%, 전문인력 2.6%. 역량형(F+H)은 전체 기준 5.0%, 순지원 기준 10.7%</w:t>
       </w:r>
     </w:p>
     <w:p>
@@ -10328,7 +10508,7 @@
           <w:sz w:val="23"/>
           <w:szCs w:val="23"/>
         </w:rPr>
-        <w:t xml:space="preserve">2024년 대비 변화는 두 기준에서 같은 방향: 순지원 기준으로도 창업·벤처 10.3% → 12.7%, 수출·해외진출 7.0% → 11.6% 상승, 기술혁신 42.8% → 39.9%, 고용·노동환경 23.5% → 21.3% 하락</w:t>
+        <w:t xml:space="preserve">2024년 대비 변화는 두 기준에서 같은 방향: 순지원 기준으로도 창업·벤처 10.5% → 11.8%, 수출·해외진출 7.3% → 11.6% 상승, 기술혁신 43.2% → 38.0%, 고용·노동환경 22.6% → 19.6% 하락</w:t>
       </w:r>
     </w:p>
     <w:p>
@@ -10537,7 +10717,7 @@
           <w:sz w:val="23"/>
           <w:szCs w:val="23"/>
         </w:rPr>
-        <w:t xml:space="preserve">메타 '출연' 1,034건을 R&amp;D 과제 출연(605건)과 기관 운영·인프라 출연(398건)으로, '직접' 127건을 직접 수행(60건)·장려금 직접지급(32건)·보증·보험(31건)으로 세분. 메타 '융자' 사업의 94.8%가 융자 유형</w:t>
+        <w:t xml:space="preserve">메타 '출연' 1,100건을 R&amp;D 과제 출연(634건)과 기관 운영·인프라 출연(433건)으로, '직접' 155건을 직접 수행(85건)·보증·보험(34건)·장려금 직접지급(32건)으로 세분. 메타 '융자' 사업의 94.8%가 융자 유형</w:t>
       </w:r>
     </w:p>
     <w:p>
@@ -10557,7 +10737,7 @@
           <w:sz w:val="23"/>
           <w:szCs w:val="23"/>
         </w:rPr>
-        <w:t xml:space="preserve">동일 내역사업은 연도 간 단일 유형으로 배정. 연도별 텍스트만으로의 유형 일치율은 대상 83.5%, 수단 78.6%, 내용 61.8%</w:t>
+        <w:t xml:space="preserve">동일 내역사업은 연도 간 단일 유형으로 배정하고 2,189건 전체를 유형화. 연도별 텍스트만으로의 유형 일치율은 대상 83.5%, 수단 78.6%, 내용 61.8%</w:t>
       </w:r>
     </w:p>
     <w:p>
@@ -10577,7 +10757,7 @@
           <w:sz w:val="22"/>
           <w:szCs w:val="22"/>
         </w:rPr>
-        <w:t xml:space="preserve">소관과의 정보량(NMI)은 대상 0.378, 내용 0.210, 수단 0.185로 대상 축만 소관과 관련이 크며(고용부=사업주·근로자, 금융위=보증 이용기업), 지원목적 대분류와의 NMI는 내용 0.353 &gt; 수단 0.292 &gt; 대상 0.226으로 대상 축이 목적과 가장 독립적</w:t>
+        <w:t xml:space="preserve">소관과의 정보량(NMI)은 대상 0.378, 내용 0.210, 수단 0.185로 대상 축만 소관과 관련이 크며(고용부=사업주·근로자, 금융위=보증 이용기업), 지원목적 대분류와의 NMI는 내용 0.359 &gt; 수단 0.277 &gt; 대상 0.227로 대상 축이 목적과 가장 독립적</w:t>
       </w:r>
     </w:p>
     <w:p>
@@ -10867,7 +11047,7 @@
                 <w:sz w:val="16"/>
                 <w:szCs w:val="16"/>
               </w:rPr>
-              <w:t xml:space="preserve">사업명+목적+수혜대상+공고</w:t>
+              <w:t xml:space="preserve">사업명+목적+수혜대상+공고(잔여는 지원내용 문서)</w:t>
             </w:r>
           </w:p>
         </w:tc>
@@ -11040,7 +11220,7 @@
                 <w:sz w:val="16"/>
                 <w:szCs w:val="16"/>
               </w:rPr>
-              <w:t xml:space="preserve">임베딩 군집 k=24 → 8·22</w:t>
+              <w:t xml:space="preserve">임베딩 군집 k=24 → 8·23 + 지원내용 분류</w:t>
             </w:r>
           </w:p>
         </w:tc>
@@ -11939,7 +12119,7 @@
                 <w:sz w:val="16"/>
                 <w:szCs w:val="16"/>
               </w:rPr>
-              <w:t xml:space="preserve">0.226</w:t>
+              <w:t xml:space="preserve">0.227</w:t>
             </w:r>
           </w:p>
         </w:tc>
@@ -11973,7 +12153,7 @@
                 <w:sz w:val="16"/>
                 <w:szCs w:val="16"/>
               </w:rPr>
-              <w:t xml:space="preserve">0.353</w:t>
+              <w:t xml:space="preserve">0.359</w:t>
             </w:r>
           </w:p>
         </w:tc>
@@ -12007,7 +12187,7 @@
                 <w:sz w:val="16"/>
                 <w:szCs w:val="16"/>
               </w:rPr>
-              <w:t xml:space="preserve">0.292</w:t>
+              <w:t xml:space="preserve">0.277</w:t>
             </w:r>
           </w:p>
         </w:tc>
@@ -12084,7 +12264,7 @@
           <w:sz w:val="23"/>
           <w:szCs w:val="23"/>
         </w:rPr>
-        <w:t xml:space="preserve">2026년 예산 기준 중소·중견기업 일반(T1) 24.8%(7.37조원, 101건), 산학연 연구수행기관(T5) 15.8%(4.69조원, 150건으로 건수 최다), 소상공인(T4) 14.0%(4.18조원, 21건), 보증·보험 이용기업(T10) 13.9%(4.12조원, 7건), 요건·단계 특정 기업(T2) 8.4%, 사업주·근로자(T6) 7.4%, 수요·제도 연계 사업체(T8) 6.4%(1.90조원, 62건), 농어업인·농식품(T9) 2.6%, 예비창업자·창업기업(T3) 2.3%, 일반 국민·종사자(T7) 2.0%</w:t>
+        <w:t xml:space="preserve">2026년 예산 기준 중소·중견기업 일반(T1) 24.0%(7.44조원, 119건), 소상공인(T4) 15.4%(4.78조원, 26건), 산학연 연구수행기관(T5) 15.3%(4.75조원, 158건으로 건수 최다), 보증·보험 이용기업(T10) 13.3%(4.12조원, 7건), 요건·단계 특정 기업(T2) 8.8%, 사업주·근로자(T6) 7.1%, 수요·제도 연계 사업체(T8) 6.5%, 농어업인·농식품(T9) 2.6%, 일반 국민·종사자(T7) 2.4%, 예비창업자·창업기업(T3) 2.3%</w:t>
       </w:r>
     </w:p>
     <w:p>
@@ -12104,7 +12284,7 @@
           <w:sz w:val="23"/>
           <w:szCs w:val="23"/>
         </w:rPr>
-        <w:t xml:space="preserve">대표 사업: T1 창업기반지원(융자, 1조 3,058억원)·TIPS(6,684억원), T10 일반보증 대위변제(2조 6,939억원)·무역보험금지급(4,000억원), T8 신재생에너지 생산및시설자금(6,480억원)·에너지절약시설설치(2,715억원), T5 소재부품패키지형(9,282억원)·스케일업팁스(2,924억원), T4 특별경영안정자금(1조 3,500억원)·일반경영안정자금(1조 2,200억원), T6 산재예방시설융자(5,388억원), T3 창업패키지(1,952억원)·초격차스타트업프로젝트(1,456억원)</w:t>
+        <w:t xml:space="preserve">대표 사업: T1 창업기반지원(융자, 1조 3,058억원)·TIPS(6,684억원), T4 특별경영안정자금(1조 3,500억원)·소상공인경영안정바우처(5,790억원), T10 일반보증 대위변제(2조 6,939억원)·무역보험금지급(4,000억원), T8 신재생에너지 생산및시설자금(6,480억원), T5 소재부품패키지형(9,282억원)·스케일업팁스(2,924억원), T3 창업패키지(1,952억원)·초격차스타트업프로젝트(1,456억원)</w:t>
       </w:r>
     </w:p>
     <w:p>
@@ -12124,7 +12304,7 @@
           <w:sz w:val="23"/>
           <w:szCs w:val="23"/>
         </w:rPr>
-        <w:t xml:space="preserve">건당 예산은 T10 5,887억원 &gt; T4 1,988억원 &gt; T6 956억원 &gt; T1 729억원 &gt; T5 313억원 &gt; T8 306억원 &gt; T3 267억원 &gt; T7 135억원으로, 보증·자금·장려금 대상은 소수 대형, 연구기관·창업자·종사자 대상은 다수 소형 사업</w:t>
+        <w:t xml:space="preserve">건당 예산은 T10 5,887억원 &gt; T4 1,839억원 &gt; T6 956억원 &gt; T1 625억원 &gt; T5 301억원 &gt; T8 274억원 &gt; T2·T3 251억원 &gt; T7 129억원으로, 보증·자금·장려금 대상은 소수 대형, 연구기관·창업자·종사자 대상은 다수 소형 사업</w:t>
       </w:r>
     </w:p>
     <w:p>
@@ -12144,7 +12324,7 @@
           <w:sz w:val="23"/>
           <w:szCs w:val="23"/>
         </w:rPr>
-        <w:t xml:space="preserve">T8은 수요처·제도를 매개로 대상이 정의되어 설비 설치자(기후부)·수요기업(산업부)·지자체처럼 성격이 다른 대상이 함께 묶이며 보증 이용기업을 분리한 뒤에도 응집도가 0.627로 가장 낮고, T2는 단계·인증·제도 가입 조건이 붙은 서술로 경계가 가장 흐림(응집도 0.65)</w:t>
+        <w:t xml:space="preserve">T8은 수요처·제도를 매개로 대상이 정의되어 설비 설치자(기후부)·수요기업(산업부)·지자체처럼 성격이 다른 대상이 함께 묶이며 보증 이용기업을 분리한 뒤에도 응집도가 0.627로 가장 낮고, T2는 단계·인증·제도 가입 조건이 붙은 서술로 경계가 흐림(응집도 0.649)</w:t>
       </w:r>
     </w:p>
     <w:p>
@@ -12184,7 +12364,7 @@
           <w:sz w:val="23"/>
           <w:szCs w:val="23"/>
         </w:rPr>
-        <w:t xml:space="preserve">'24→'26 추이: 예비창업자·창업기업 0.24조원 → 0.70조원(+184.6%), 산학연 3.97조원 → 4.69조원(+18.2%, 건수 251 → 150), 수요·제도 연계 사업체 +18.8%, 요건·단계 특정 기업 +18.1%, 사업주·근로자 +14.4% 증가; 보증·보험 이용기업 △4.5%, 소상공인 4.60조원 → 4.18조원(△9.3%, 소상공인경영안정바우처 5,790억원의 유형화 제외 영향), 농어업인·농식품 △46.0%(수혜대상 누락분 포함 시 △16.8%)</w:t>
+        <w:t xml:space="preserve">'24→'26 추이: 예비창업자·창업기업 0.25조원 → 0.70조원(+184.3%), 산학연 4.00조원 → 4.75조원(+18.7%, 건수 260 → 158), 일반 국민·종사자 +25.5%, 요건·단계 특정 기업 +24.8%, 수요·제도 연계 사업체 +19.3%, 사업주·근로자 +14.4% 증가; 소상공인 +3.2%(융자 축소를 경영안정바우처 신설이 상쇄), 보증·보험 이용기업 △4.5%, 농어업인·농식품 △45.7%(수혜대상 누락분 포함 시 △17.6%)</w:t>
       </w:r>
     </w:p>
     <w:p>
@@ -12204,7 +12384,7 @@
           <w:sz w:val="23"/>
           <w:szCs w:val="23"/>
         </w:rPr>
-        <w:t xml:space="preserve">소관별: 중기부는 중소기업 일반 50.8%·소상공인 33.1%·창업기업 4.9%로 창업 전담 부처임에도 수혜대상이 '중소기업'으로 포괄 기재되고, 금융위는 보증·보험 이용기업 99.7%, 산업부는 산학연 68.3%·무역보험 13.6%, 고용부는 사업주·근로자 64.2%, 기후부는 설비 설치자 39.5%, 문체부는 관광사업자 50.2%</w:t>
+        <w:t xml:space="preserve">소관별: 중기부는 중소기업 일반 48.0%·소상공인 35.7%·산학연 8.4%·창업기업 4.7%로 창업 전담 부처임에도 수혜대상이 '중소기업'으로 포괄 기재되고, 금융위는 보증·보험 이용기업 99.7%, 산업부는 산학연 68.0%·무역보험 13.5%, 고용부는 사업주·근로자 63.7%, 기후부는 설비 설치자 39.0%, 문체부는 관광사업자 45.6%·창작자 27.2%</w:t>
       </w:r>
     </w:p>
     <w:p>
@@ -12224,7 +12404,7 @@
           <w:sz w:val="23"/>
           <w:szCs w:val="23"/>
         </w:rPr>
-        <w:t xml:space="preserve">유형별 운영 소관 수는 T2 13개, T8·T7 각 12개, T5 8개, T3 6개, T10 2개. 창업기업은 중기부 외 고용부·문체부·국토부·지식재산처·농식품부가 운영하여 대상 중복 검토 수요가 큼</w:t>
+        <w:t xml:space="preserve">유형별 운영 소관 수는 T2 14개, T8 13개, T7 12개, T5 9개, T3·T9 각 6개, T10 2개. 창업기업은 중기부 외 고용부·문체부·국토부·지식재산처·농식품부가 운영하여 대상 중복 검토 수요가 큼</w:t>
       </w:r>
     </w:p>
     <w:p>
@@ -12244,7 +12424,7 @@
           <w:sz w:val="23"/>
           <w:szCs w:val="23"/>
         </w:rPr>
-        <w:t xml:space="preserve">기존 지원분야 소분류는 '중소기업[일반]'이 연계분의 87.6%여서 대상을 구분하지 못하나, 대상 축은 같은 '중소기업[일반]' 사업을 T5 344건·T1 168건·T2 144건·T8 119건 등으로 세분. 소분류 '소상공인' 43건 중 33건(76.7%)이 T4로 정합하고, '창업벤처' 95건은 T3 28건·T1 29건·T7 16건으로 분산</w:t>
+        <w:t xml:space="preserve">기존 지원분야 소분류는 '중소기업[일반]'이 연계분의 87.6%여서 대상을 구분하지 못하나, 대상 축은 같은 '중소기업[일반]' 사업을 T5 358건·T1 211건·T2 180건·T8 138건 등으로 세분. 소분류 '소상공인' 56건 중 39건(69.6%)이 T4로 정합하고, '창업벤처' 99건은 T3 29건·T1 29건·T7 16건으로 분산</w:t>
       </w:r>
     </w:p>
     <w:p>
@@ -12281,7 +12461,7 @@
           <w:sz w:val="24"/>
           <w:szCs w:val="24"/>
         </w:rPr>
-        <w:t xml:space="preserve">지원수단은 금융형(융자 → 보증·보험), 재정지원형(R&amp;D 과제 출연 → 기관 운영·인프라 출연 → 보조금 → 바우처), 직접형(장려금 직접지급 → 직접 수행), 혼합형으로 구조화되며, 금융형이 55.7%</w:t>
+        <w:t xml:space="preserve">지원수단은 금융형(융자 → 보증·보험), 재정지원형(R&amp;D 과제 출연 → 기관 운영·인프라 출연 → 보조금 → 바우처), 직접형(장려금 직접지급 → 직접 수행), 혼합형으로 구조화되며, 금융형이 53.5%</w:t>
       </w:r>
     </w:p>
     <w:p>
@@ -12301,7 +12481,7 @@
           <w:sz w:val="23"/>
           <w:szCs w:val="23"/>
         </w:rPr>
-        <w:t xml:space="preserve">2026년 예산 기준 융자(I4) 39.6%(11.76조원, 51건, 건당 2,306억원), R&amp;D 과제 출연(I1) 18.6%(5.54조원, 165건), 보증·보험(I8) 16.1%(4.79조원, 20건, 건당 2,395억원), 보조금(I3) 8.0%(2.38조원, 141건, 16개 소관), 기관 운영·인프라 출연(I2) 5.1%, 장려금 직접지급(I5) 4.8%(고용부 단독), 혼합(I6) 4.6%, 바우처(I9) 1.9%, 직접 수행(I10) 1.0%</w:t>
+        <w:t xml:space="preserve">2026년 예산 기준 융자(I4) 38.0%(11.76조원, 51건, 건당 2,306억원), R&amp;D 과제 출연(I1) 18.1%(5.60조원, 171건), 보증·보험(I8) 15.5%(4.79조원, 21건, 건당 2,281억원), 보조금(I3) 8.7%(2.69조원, 185건, 17개 소관), 기관 운영·인프라 출연(I2) 5.0%, 장려금 직접지급(I5) 4.6%(고용부 단독), 혼합(I6) 4.6%, 바우처(I9) 3.7%, 직접 수행(I10) 1.6%</w:t>
       </w:r>
     </w:p>
     <w:p>
@@ -12321,7 +12501,7 @@
           <w:sz w:val="23"/>
           <w:szCs w:val="23"/>
         </w:rPr>
-        <w:t xml:space="preserve">대표 사업: I4 특별경영안정자금·창업기반지원·관광사업체 융자지원(6,375억원), I1 소재부품패키지형·TIPS, I8 일반보증 대위변제·무역보험금지급(4,000억원)·팩토링금융(2,502억원), I3 희망리턴패키지(3,056억원)·산업맞춤형(1,548억원), I5 청년일자리도약장려금·출산육아기 고용안정장려금(3,595억원), I9 통합지원사업(1,543억원)·수출바우처(1,502억원)</w:t>
+        <w:t xml:space="preserve">대표 사업: I4 특별경영안정자금·창업기반지원·관광사업체 융자지원(6,375억원), I1 소재부품패키지형·TIPS, I8 일반보증 대위변제·무역보험금지급(4,000억원)·팩토링금융(2,502억원), I3 희망리턴패키지(3,056억원)·산업맞춤형(1,548억원), I5 청년일자리도약장려금·출산육아기 고용안정장려금(3,595억원), I9 소상공인경영안정바우처(5,790억원)·통합지원사업(1,543억원)·수출바우처(1,502억원)</w:t>
       </w:r>
     </w:p>
     <w:p>
@@ -12341,7 +12521,7 @@
           <w:sz w:val="23"/>
           <w:szCs w:val="23"/>
         </w:rPr>
-        <w:t xml:space="preserve">금융형 55.7%는 지원목적 축의 자금조달 지원(48.0%)보다 7.7%p 크며, 차이는 수출(농식품글로벌육성지원자금)·생산기반(신재생에너지 생산및시설자금)·고용(산재예방시설융자) 목적의 융자</w:t>
+        <w:t xml:space="preserve">금융형 53.5%는 지원목적 축의 자금조달·경영안정(48.0%)보다 5.5%p 크며, 차이는 수출(농식품글로벌육성지원자금)·생산기반(신재생에너지 생산및시설자금)·고용(산재예방시설융자) 목적의 융자. 반대로 D의 경영안정바우처는 금융형이 아닌 바우처</w:t>
       </w:r>
     </w:p>
     <w:p>
@@ -12381,7 +12561,7 @@
           <w:sz w:val="23"/>
           <w:szCs w:val="23"/>
         </w:rPr>
-        <w:t xml:space="preserve">'24→'26 추이: R&amp;D 과제 출연 3.87조원 → 5.54조원(+43.3%, 비중 13.7% → 18.6%, 건수 249 → 165), 바우처 +37.4%, 장려금 직접지급 +17.7% 증가; 보조금 2.89조원 → 2.38조원(△17.5%, 비중 10.2% → 8.0%) 감소; 융자 +2.2%·보증 △0.6%로 금융형 비중은 57.9% → 55.7%</w:t>
+        <w:t xml:space="preserve">'24→'26 추이: R&amp;D 과제 출연 4.04조원 → 5.60조원(+38.5%, 비중 14.1% → 18.1%, 건수 259 → 171), 바우처 +181.0%(경영안정바우처 신설), 직접 수행 +72.1%, 장려금 직접지급 +17.7% 증가; 보조금 3.04조원 → 2.69조원(△11.6%, 비중 10.6% → 8.7%) 감소; 융자 +2.2%·보증 △0.6%로 금융형 비중은 56.9% → 53.5%</w:t>
       </w:r>
     </w:p>
     <w:p>
@@ -12401,7 +12581,7 @@
           <w:sz w:val="23"/>
           <w:szCs w:val="23"/>
         </w:rPr>
-        <w:t xml:space="preserve">소관별: 수단 축은 소관과의 정보량이 가장 작아 부처마다 복수 수단을 병용. 중기부는 융자 61.5%·R&amp;D 출연 16.0%·보조금·혼합·보증·바우처(건수로는 보조금 32건·R&amp;D 출연 24건·융자 18건), 산업부는 R&amp;D 출연 69.1%·무역보험, 고용부는 장려금 42.5%·공단 위탁 출연·융자·혼합, 기후부 융자 53.2%, 문체부 융자 70.9%, 농식품부 융자 64.0%</w:t>
+        <w:t xml:space="preserve">소관별: 수단 축은 소관과의 정보량이 가장 작아 부처마다 복수 수단을 병용. 중기부는 융자 58.0%·R&amp;D 출연 15.2%·보조금·바우처(6.3%)·혼합·보증, 산업부는 R&amp;D 출연 68.9%·무역보험 11.4%, 고용부는 장려금 42.2%·공단 위탁 출연·융자·혼합, 기후부 융자 52.5%, 문체부 융자 64.4%, 농식품부 융자 63.4%</w:t>
       </w:r>
     </w:p>
     <w:p>
@@ -12458,7 +12638,7 @@
           <w:sz w:val="23"/>
           <w:szCs w:val="23"/>
         </w:rPr>
-        <w:t xml:space="preserve">2026년 예산 기준 자금 융자·보증 제공(K4) 49.3%(14.65조원, 55건, 건당 2,664억원), 기술개발 과제 수행(K1) 12.7%(3.78조원, 179건, 15개 소관), 창업 사업화자금·투자연계·보육(K5) 8.7%(2.58조원: TIPS·희망리턴패키지·스케일업팁스·창업패키지), 환경·안전 설비 구축(K11) 6.1%(안전동행지원사업 3,320억원·에너지절약시설설치 2,715억원), 고용장려금·인건비(K10) 5.9%</w:t>
+        <w:t xml:space="preserve">2026년 예산 기준 자금 융자·보증 제공(K4) 47.5%(14.71조원, 59건, 건당 2,494억원), 기술개발 과제 수행(K1) 12.3%(3.81조원, 184건, 16개 소관), 창업 사업화자금·투자연계·보육(K5) 8.5%(2.64조원: TIPS·희망리턴패키지·스케일업팁스·창업패키지), 환경·안전 설비 구축(K11) 5.9%, 고용장려금·인건비(K10) 5.7%, 사업비용 보조(K7) 5.5%(경영안정바우처·통합지원사업·수출바우처)</w:t>
       </w:r>
     </w:p>
     <w:p>
@@ -12478,7 +12658,7 @@
           <w:sz w:val="23"/>
           <w:szCs w:val="23"/>
         </w:rPr>
-        <w:t xml:space="preserve">생태계·협력 기반(K2) 3.9%, 사업비용 보조(K7) 3.7%(통합지원사업·수출바우처), 컨설팅·인증 서비스(K8) 2.6%(제조혁신구축지원 3,173억원), 지역·사회적경제·창업 프로그램(K3) 1.7%, 해외진출·수출 지원(K6) 1.5%(40건, 12개 소관, 건당 115억원), 교육·훈련(K9) 1.5%</w:t>
+        <w:t xml:space="preserve">생태계·협력 기반(K2) 3.9%, 컨설팅·인증 서비스(K8) 3.1%(제조혁신구축지원 3,173억원), 지역·사회적경제·창업 프로그램(K3) 2.2%, 해외진출·수출 지원(K6) 1.7%(55건, 12개 소관, 건당 95억원), 교육·훈련(K9) 1.4%</w:t>
       </w:r>
     </w:p>
     <w:p>
@@ -12498,7 +12678,7 @@
           <w:sz w:val="23"/>
           <w:szCs w:val="23"/>
         </w:rPr>
-        <w:t xml:space="preserve">응집도는 고용장려금 0.707, 융자·보증 0.661, 설비 0.600처럼 수혜자가 받는 것이 구체적인 유형일수록 높고, 기술개발 0.428·생태계 0.466처럼 포괄적 유형일수록 낮음. K2의 84%가 기술혁신 목적 사업으로 K1과의 경계가 흐림</w:t>
+        <w:t xml:space="preserve">응집도는 고용장려금 0.707, 융자·보증 0.661, 설비 0.600처럼 수혜자가 받는 것이 구체적인 유형일수록 높고, 기술개발 0.428·생태계 0.466처럼 포괄적 유형일수록 낮음. K2의 82%가 기술혁신 목적 사업으로 K1과의 경계가 흐림</w:t>
       </w:r>
     </w:p>
     <w:p>
@@ -12538,7 +12718,7 @@
           <w:sz w:val="23"/>
           <w:szCs w:val="23"/>
         </w:rPr>
-        <w:t xml:space="preserve">'24→'26 추이: 창업 사업화자금·투자연계 1.52조원 → 2.58조원(+69.3%, 비중 5.4% → 8.7%), 컨설팅·인증 서비스 +142.8%, 해외진출·수출 지원 +119.0%(건수 27 → 40), 교육·훈련 +68.9%, 환경·안전 설비 +44.3% 증가; 융자·보증 15.95조원 → 14.65조원(△8.1%, 비중 56.5% → 49.3%), 고용장려금 △17.0%, 기술개발 과제 △8.4%(건수 260 → 179) 감소</w:t>
+        <w:t xml:space="preserve">'24→'26 추이: 창업 사업화자금·투자연계 1.57조원 → 2.64조원(+67.7%, 비중 5.5% → 8.5%), 컨설팅·인증 서비스 +139.2%, 해외진출·수출 지원 +86.6%(건수 45 → 55), 교육·훈련 +68.9%, 사업비용 보조 +57.1%, 환경·안전 설비 +46.0% 증가; 융자·보증 15.95조원 → 14.71조원(△7.7%, 비중 55.5% → 47.5%), 고용장려금 △16.6%, 기술개발 과제 △8.2%(건수 265 → 184) 감소</w:t>
       </w:r>
     </w:p>
     <w:p>
@@ -12578,7 +12758,7 @@
           <w:sz w:val="23"/>
           <w:szCs w:val="23"/>
         </w:rPr>
-        <w:t xml:space="preserve">지원목적과의 관계: 자금조달의 76.5%가 K4, 기술혁신의 66.9%가 K1·15.1%가 K2, 수출의 39.4%가 K6·27.3%가 K7로 대응하나, 창업·벤처는 K5 36.3%·K3 25.5%·K8 21.7%, 경영역량 강화는 K8 24.5%·K7 24.5%·K5 14.8%·K3 13.5%로 분산되어 같은 목적이 복수 내용으로 전달</w:t>
+        <w:t xml:space="preserve">지원목적과의 관계: 자금조달·경영안정의 71.8%가 K4, 기술혁신의 61.4%가 K1·16.8%가 K2, 수출의 44.9%가 K6·21.9%가 K7로 대응하나, 창업·벤처는 K5 36.5%·K3 24.2%·K8 20.2%, 경영역량 강화는 K8 28.9%·K3 19.9%·K7 18.9%·K5 11.9%로 분산(건수 기준)</w:t>
       </w:r>
     </w:p>
     <w:p>
@@ -12598,7 +12778,7 @@
           <w:sz w:val="23"/>
           <w:szCs w:val="23"/>
         </w:rPr>
-        <w:t xml:space="preserve">환경·안전 설비(K11)는 생산기반·친환경 43건 외에 고용·노동환경 22건(안전 설비)·기술혁신 21건(실증 설비)에 걸쳐 복수 목적의 공통 내용</w:t>
+        <w:t xml:space="preserve">환경·안전 설비(K11)는 생산기반·친환경 49건 외에 기술혁신 31건(실증 설비)·고용·노동환경 22건(안전 설비)에 걸쳐 복수 목적의 공통 내용</w:t>
       </w:r>
     </w:p>
     <w:p>
@@ -13016,7 +13196,7 @@
                 <w:sz w:val="16"/>
                 <w:szCs w:val="16"/>
               </w:rPr>
-              <w:t xml:space="preserve">101</w:t>
+              <w:t xml:space="preserve">119</w:t>
             </w:r>
           </w:p>
         </w:tc>
@@ -13050,7 +13230,7 @@
                 <w:sz w:val="16"/>
                 <w:szCs w:val="16"/>
               </w:rPr>
-              <w:t xml:space="preserve">7.37</w:t>
+              <w:t xml:space="preserve">7.44</w:t>
             </w:r>
           </w:p>
         </w:tc>
@@ -13084,7 +13264,7 @@
                 <w:sz w:val="16"/>
                 <w:szCs w:val="16"/>
               </w:rPr>
-              <w:t xml:space="preserve">24.8</w:t>
+              <w:t xml:space="preserve">24.0</w:t>
             </w:r>
           </w:p>
         </w:tc>
@@ -13220,7 +13400,7 @@
                 <w:sz w:val="16"/>
                 <w:szCs w:val="16"/>
               </w:rPr>
-              <w:t xml:space="preserve">39.6</w:t>
+              <w:t xml:space="preserve">38.0</w:t>
             </w:r>
           </w:p>
         </w:tc>
@@ -13257,7 +13437,7 @@
                 <w:sz w:val="16"/>
                 <w:szCs w:val="16"/>
               </w:rPr>
-              <w:t xml:space="preserve">보증·보험 이용기업·금융기관</w:t>
+              <w:t xml:space="preserve">소상공인·소공인</w:t>
             </w:r>
           </w:p>
         </w:tc>
@@ -13291,7 +13471,7 @@
                 <w:sz w:val="16"/>
                 <w:szCs w:val="16"/>
               </w:rPr>
-              <w:t xml:space="preserve">7</w:t>
+              <w:t xml:space="preserve">26</w:t>
             </w:r>
           </w:p>
         </w:tc>
@@ -13325,7 +13505,7 @@
                 <w:sz w:val="16"/>
                 <w:szCs w:val="16"/>
               </w:rPr>
-              <w:t xml:space="preserve">4.12</w:t>
+              <w:t xml:space="preserve">4.78</w:t>
             </w:r>
           </w:p>
         </w:tc>
@@ -13359,7 +13539,7 @@
                 <w:sz w:val="16"/>
                 <w:szCs w:val="16"/>
               </w:rPr>
-              <w:t xml:space="preserve">13.9</w:t>
+              <w:t xml:space="preserve">15.4</w:t>
             </w:r>
           </w:p>
         </w:tc>
@@ -13427,7 +13607,7 @@
                 <w:sz w:val="16"/>
                 <w:szCs w:val="16"/>
               </w:rPr>
-              <w:t xml:space="preserve">165</w:t>
+              <w:t xml:space="preserve">171</w:t>
             </w:r>
           </w:p>
         </w:tc>
@@ -13461,7 +13641,7 @@
                 <w:sz w:val="16"/>
                 <w:szCs w:val="16"/>
               </w:rPr>
-              <w:t xml:space="preserve">5.54</w:t>
+              <w:t xml:space="preserve">5.60</w:t>
             </w:r>
           </w:p>
         </w:tc>
@@ -13495,7 +13675,7 @@
                 <w:sz w:val="16"/>
                 <w:szCs w:val="16"/>
               </w:rPr>
-              <w:t xml:space="preserve">18.6</w:t>
+              <w:t xml:space="preserve">18.1</w:t>
             </w:r>
           </w:p>
         </w:tc>
@@ -13566,7 +13746,7 @@
                 <w:sz w:val="16"/>
                 <w:szCs w:val="16"/>
               </w:rPr>
-              <w:t xml:space="preserve">150</w:t>
+              <w:t xml:space="preserve">158</w:t>
             </w:r>
           </w:p>
         </w:tc>
@@ -13600,7 +13780,7 @@
                 <w:sz w:val="16"/>
                 <w:szCs w:val="16"/>
               </w:rPr>
-              <w:t xml:space="preserve">4.69</w:t>
+              <w:t xml:space="preserve">4.75</w:t>
             </w:r>
           </w:p>
         </w:tc>
@@ -13634,7 +13814,7 @@
                 <w:sz w:val="16"/>
                 <w:szCs w:val="16"/>
               </w:rPr>
-              <w:t xml:space="preserve">15.8</w:t>
+              <w:t xml:space="preserve">15.3</w:t>
             </w:r>
           </w:p>
         </w:tc>
@@ -13702,7 +13882,7 @@
                 <w:sz w:val="16"/>
                 <w:szCs w:val="16"/>
               </w:rPr>
-              <w:t xml:space="preserve">20</w:t>
+              <w:t xml:space="preserve">21</w:t>
             </w:r>
           </w:p>
         </w:tc>
@@ -13770,7 +13950,7 @@
                 <w:sz w:val="16"/>
                 <w:szCs w:val="16"/>
               </w:rPr>
-              <w:t xml:space="preserve">16.1</w:t>
+              <w:t xml:space="preserve">15.5</w:t>
             </w:r>
           </w:p>
         </w:tc>
@@ -13807,7 +13987,7 @@
                 <w:sz w:val="16"/>
                 <w:szCs w:val="16"/>
               </w:rPr>
-              <w:t xml:space="preserve">소상공인·소공인</w:t>
+              <w:t xml:space="preserve">보증·보험 이용기업·금융기관</w:t>
             </w:r>
           </w:p>
         </w:tc>
@@ -13841,7 +14021,7 @@
                 <w:sz w:val="16"/>
                 <w:szCs w:val="16"/>
               </w:rPr>
-              <w:t xml:space="preserve">21</w:t>
+              <w:t xml:space="preserve">7</w:t>
             </w:r>
           </w:p>
         </w:tc>
@@ -13875,7 +14055,7 @@
                 <w:sz w:val="16"/>
                 <w:szCs w:val="16"/>
               </w:rPr>
-              <w:t xml:space="preserve">4.18</w:t>
+              <w:t xml:space="preserve">4.12</w:t>
             </w:r>
           </w:p>
         </w:tc>
@@ -13909,7 +14089,7 @@
                 <w:sz w:val="16"/>
                 <w:szCs w:val="16"/>
               </w:rPr>
-              <w:t xml:space="preserve">14.0</w:t>
+              <w:t xml:space="preserve">13.3</w:t>
             </w:r>
           </w:p>
         </w:tc>
@@ -13977,7 +14157,7 @@
                 <w:sz w:val="16"/>
                 <w:szCs w:val="16"/>
               </w:rPr>
-              <w:t xml:space="preserve">141</w:t>
+              <w:t xml:space="preserve">185</w:t>
             </w:r>
           </w:p>
         </w:tc>
@@ -14011,7 +14191,7 @@
                 <w:sz w:val="16"/>
                 <w:szCs w:val="16"/>
               </w:rPr>
-              <w:t xml:space="preserve">2.38</w:t>
+              <w:t xml:space="preserve">2.69</w:t>
             </w:r>
           </w:p>
         </w:tc>
@@ -14045,7 +14225,7 @@
                 <w:sz w:val="16"/>
                 <w:szCs w:val="16"/>
               </w:rPr>
-              <w:t xml:space="preserve">8.0</w:t>
+              <w:t xml:space="preserve">8.7</w:t>
             </w:r>
           </w:p>
         </w:tc>
@@ -14116,7 +14296,7 @@
                 <w:sz w:val="16"/>
                 <w:szCs w:val="16"/>
               </w:rPr>
-              <w:t xml:space="preserve">86</w:t>
+              <w:t xml:space="preserve">108</w:t>
             </w:r>
           </w:p>
         </w:tc>
@@ -14150,7 +14330,7 @@
                 <w:sz w:val="16"/>
                 <w:szCs w:val="16"/>
               </w:rPr>
-              <w:t xml:space="preserve">2.49</w:t>
+              <w:t xml:space="preserve">2.71</w:t>
             </w:r>
           </w:p>
         </w:tc>
@@ -14184,7 +14364,7 @@
                 <w:sz w:val="16"/>
                 <w:szCs w:val="16"/>
               </w:rPr>
-              <w:t xml:space="preserve">8.4</w:t>
+              <w:t xml:space="preserve">8.8</w:t>
             </w:r>
           </w:p>
         </w:tc>
@@ -14252,7 +14432,7 @@
                 <w:sz w:val="16"/>
                 <w:szCs w:val="16"/>
               </w:rPr>
-              <w:t xml:space="preserve">113</w:t>
+              <w:t xml:space="preserve">123</w:t>
             </w:r>
           </w:p>
         </w:tc>
@@ -14286,7 +14466,7 @@
                 <w:sz w:val="16"/>
                 <w:szCs w:val="16"/>
               </w:rPr>
-              <w:t xml:space="preserve">1.51</w:t>
+              <w:t xml:space="preserve">1.53</w:t>
             </w:r>
           </w:p>
         </w:tc>
@@ -14320,7 +14500,7 @@
                 <w:sz w:val="16"/>
                 <w:szCs w:val="16"/>
               </w:rPr>
-              <w:t xml:space="preserve">5.1</w:t>
+              <w:t xml:space="preserve">5.0</w:t>
             </w:r>
           </w:p>
         </w:tc>
@@ -14459,7 +14639,7 @@
                 <w:sz w:val="16"/>
                 <w:szCs w:val="16"/>
               </w:rPr>
-              <w:t xml:space="preserve">7.4</w:t>
+              <w:t xml:space="preserve">7.1</w:t>
             </w:r>
           </w:p>
         </w:tc>
@@ -14595,7 +14775,7 @@
                 <w:sz w:val="16"/>
                 <w:szCs w:val="16"/>
               </w:rPr>
-              <w:t xml:space="preserve">4.8</w:t>
+              <w:t xml:space="preserve">4.6</w:t>
             </w:r>
           </w:p>
         </w:tc>
@@ -14666,7 +14846,7 @@
                 <w:sz w:val="16"/>
                 <w:szCs w:val="16"/>
               </w:rPr>
-              <w:t xml:space="preserve">62</w:t>
+              <w:t xml:space="preserve">73</w:t>
             </w:r>
           </w:p>
         </w:tc>
@@ -14700,7 +14880,7 @@
                 <w:sz w:val="16"/>
                 <w:szCs w:val="16"/>
               </w:rPr>
-              <w:t xml:space="preserve">1.90</w:t>
+              <w:t xml:space="preserve">2.00</w:t>
             </w:r>
           </w:p>
         </w:tc>
@@ -14734,7 +14914,7 @@
                 <w:sz w:val="16"/>
                 <w:szCs w:val="16"/>
               </w:rPr>
-              <w:t xml:space="preserve">6.4</w:t>
+              <w:t xml:space="preserve">6.5</w:t>
             </w:r>
           </w:p>
         </w:tc>
@@ -14802,7 +14982,7 @@
                 <w:sz w:val="16"/>
                 <w:szCs w:val="16"/>
               </w:rPr>
-              <w:t xml:space="preserve">41</w:t>
+              <w:t xml:space="preserve">53</w:t>
             </w:r>
           </w:p>
         </w:tc>
@@ -14836,7 +15016,7 @@
                 <w:sz w:val="16"/>
                 <w:szCs w:val="16"/>
               </w:rPr>
-              <w:t xml:space="preserve">1.37</w:t>
+              <w:t xml:space="preserve">1.42</w:t>
             </w:r>
           </w:p>
         </w:tc>
@@ -14941,7 +15121,7 @@
                 <w:sz w:val="16"/>
                 <w:szCs w:val="16"/>
               </w:rPr>
-              <w:t xml:space="preserve">57</w:t>
+              <w:t xml:space="preserve">63</w:t>
             </w:r>
           </w:p>
         </w:tc>
@@ -14975,7 +15155,7 @@
                 <w:sz w:val="16"/>
                 <w:szCs w:val="16"/>
               </w:rPr>
-              <w:t xml:space="preserve">0.78</w:t>
+              <w:t xml:space="preserve">0.79</w:t>
             </w:r>
           </w:p>
         </w:tc>
@@ -15043,7 +15223,7 @@
                 <w:sz w:val="16"/>
                 <w:szCs w:val="16"/>
               </w:rPr>
-              <w:t xml:space="preserve"/>
+              <w:t xml:space="preserve">바우처</w:t>
             </w:r>
           </w:p>
         </w:tc>
@@ -15077,7 +15257,7 @@
                 <w:sz w:val="16"/>
                 <w:szCs w:val="16"/>
               </w:rPr>
-              <w:t xml:space="preserve"/>
+              <w:t xml:space="preserve">18</w:t>
             </w:r>
           </w:p>
         </w:tc>
@@ -15111,7 +15291,7 @@
                 <w:sz w:val="16"/>
                 <w:szCs w:val="16"/>
               </w:rPr>
-              <w:t xml:space="preserve"/>
+              <w:t xml:space="preserve">1.14</w:t>
             </w:r>
           </w:p>
         </w:tc>
@@ -15145,7 +15325,7 @@
                 <w:sz w:val="16"/>
                 <w:szCs w:val="16"/>
               </w:rPr>
-              <w:t xml:space="preserve"/>
+              <w:t xml:space="preserve">3.7</w:t>
             </w:r>
           </w:p>
         </w:tc>
@@ -15182,7 +15362,7 @@
                 <w:sz w:val="16"/>
                 <w:szCs w:val="16"/>
               </w:rPr>
-              <w:t xml:space="preserve">예비창업자·창업기업</w:t>
+              <w:t xml:space="preserve">일반 국민·종사자·창작자</w:t>
             </w:r>
           </w:p>
         </w:tc>
@@ -15216,7 +15396,7 @@
                 <w:sz w:val="16"/>
                 <w:szCs w:val="16"/>
               </w:rPr>
-              <w:t xml:space="preserve">26</w:t>
+              <w:t xml:space="preserve">58</w:t>
             </w:r>
           </w:p>
         </w:tc>
@@ -15250,7 +15430,7 @@
                 <w:sz w:val="16"/>
                 <w:szCs w:val="16"/>
               </w:rPr>
-              <w:t xml:space="preserve">0.70</w:t>
+              <w:t xml:space="preserve">0.75</w:t>
             </w:r>
           </w:p>
         </w:tc>
@@ -15284,7 +15464,7 @@
                 <w:sz w:val="16"/>
                 <w:szCs w:val="16"/>
               </w:rPr>
-              <w:t xml:space="preserve">2.3</w:t>
+              <w:t xml:space="preserve">2.4</w:t>
             </w:r>
           </w:p>
         </w:tc>
@@ -15318,7 +15498,7 @@
                 <w:sz w:val="16"/>
                 <w:szCs w:val="16"/>
               </w:rPr>
-              <w:t xml:space="preserve">바우처</w:t>
+              <w:t xml:space="preserve">직접 수행(직접사업)</w:t>
             </w:r>
           </w:p>
         </w:tc>
@@ -15352,7 +15532,7 @@
                 <w:sz w:val="16"/>
                 <w:szCs w:val="16"/>
               </w:rPr>
-              <w:t xml:space="preserve">16</w:t>
+              <w:t xml:space="preserve">34</w:t>
             </w:r>
           </w:p>
         </w:tc>
@@ -15386,7 +15566,7 @@
                 <w:sz w:val="16"/>
                 <w:szCs w:val="16"/>
               </w:rPr>
-              <w:t xml:space="preserve">0.55</w:t>
+              <w:t xml:space="preserve">0.49</w:t>
             </w:r>
           </w:p>
         </w:tc>
@@ -15420,7 +15600,7 @@
                 <w:sz w:val="16"/>
                 <w:szCs w:val="16"/>
               </w:rPr>
-              <w:t xml:space="preserve">1.9</w:t>
+              <w:t xml:space="preserve">1.6</w:t>
             </w:r>
           </w:p>
         </w:tc>
@@ -15457,7 +15637,7 @@
                 <w:sz w:val="16"/>
                 <w:szCs w:val="16"/>
               </w:rPr>
-              <w:t xml:space="preserve">일반 국민·종사자·창작자</w:t>
+              <w:t xml:space="preserve">예비창업자·창업기업</w:t>
             </w:r>
           </w:p>
         </w:tc>
@@ -15491,7 +15671,7 @@
                 <w:sz w:val="16"/>
                 <w:szCs w:val="16"/>
               </w:rPr>
-              <w:t xml:space="preserve">45</w:t>
+              <w:t xml:space="preserve">28</w:t>
             </w:r>
           </w:p>
         </w:tc>
@@ -15525,7 +15705,7 @@
                 <w:sz w:val="16"/>
                 <w:szCs w:val="16"/>
               </w:rPr>
-              <w:t xml:space="preserve">0.61</w:t>
+              <w:t xml:space="preserve">0.70</w:t>
             </w:r>
           </w:p>
         </w:tc>
@@ -15559,7 +15739,7 @@
                 <w:sz w:val="16"/>
                 <w:szCs w:val="16"/>
               </w:rPr>
-              <w:t xml:space="preserve">2.0</w:t>
+              <w:t xml:space="preserve">2.3</w:t>
             </w:r>
           </w:p>
         </w:tc>
@@ -15593,7 +15773,7 @@
                 <w:sz w:val="16"/>
                 <w:szCs w:val="16"/>
               </w:rPr>
-              <w:t xml:space="preserve">직접 수행(직접사업)</w:t>
+              <w:t xml:space="preserve">지원형태 미기재</w:t>
             </w:r>
           </w:p>
         </w:tc>
@@ -15627,7 +15807,7 @@
                 <w:sz w:val="16"/>
                 <w:szCs w:val="16"/>
               </w:rPr>
-              <w:t xml:space="preserve">24</w:t>
+              <w:t xml:space="preserve">3</w:t>
             </w:r>
           </w:p>
         </w:tc>
@@ -15661,7 +15841,7 @@
                 <w:sz w:val="16"/>
                 <w:szCs w:val="16"/>
               </w:rPr>
-              <w:t xml:space="preserve">0.28</w:t>
+              <w:t xml:space="preserve">0.11</w:t>
             </w:r>
           </w:p>
         </w:tc>
@@ -15695,7 +15875,7 @@
                 <w:sz w:val="16"/>
                 <w:szCs w:val="16"/>
               </w:rPr>
-              <w:t xml:space="preserve">1.0</w:t>
+              <w:t xml:space="preserve">0.3</w:t>
             </w:r>
           </w:p>
         </w:tc>
@@ -15834,7 +16014,7 @@
                 <w:sz w:val="16"/>
                 <w:szCs w:val="16"/>
               </w:rPr>
-              <w:t xml:space="preserve">2.4</w:t>
+              <w:t xml:space="preserve">2.3</w:t>
             </w:r>
           </w:p>
         </w:tc>
@@ -15868,7 +16048,7 @@
                 <w:sz w:val="16"/>
                 <w:szCs w:val="16"/>
               </w:rPr>
-              <w:t xml:space="preserve">지원형태 미기재</w:t>
+              <w:t xml:space="preserve"/>
             </w:r>
           </w:p>
         </w:tc>
@@ -15902,7 +16082,7 @@
                 <w:sz w:val="16"/>
                 <w:szCs w:val="16"/>
               </w:rPr>
-              <w:t xml:space="preserve">3</w:t>
+              <w:t xml:space="preserve"/>
             </w:r>
           </w:p>
         </w:tc>
@@ -15936,7 +16116,7 @@
                 <w:sz w:val="16"/>
                 <w:szCs w:val="16"/>
               </w:rPr>
-              <w:t xml:space="preserve">0.11</w:t>
+              <w:t xml:space="preserve"/>
             </w:r>
           </w:p>
         </w:tc>
@@ -15970,7 +16150,7 @@
                 <w:sz w:val="16"/>
                 <w:szCs w:val="16"/>
               </w:rPr>
-              <w:t xml:space="preserve">0.4</w:t>
+              <w:t xml:space="preserve"/>
             </w:r>
           </w:p>
         </w:tc>
@@ -16358,7 +16538,7 @@
                 <w:sz w:val="16"/>
                 <w:szCs w:val="16"/>
               </w:rPr>
-              <w:t xml:space="preserve">55</w:t>
+              <w:t xml:space="preserve">59</w:t>
             </w:r>
           </w:p>
         </w:tc>
@@ -16392,7 +16572,7 @@
                 <w:sz w:val="16"/>
                 <w:szCs w:val="16"/>
               </w:rPr>
-              <w:t xml:space="preserve">14.65</w:t>
+              <w:t xml:space="preserve">14.71</w:t>
             </w:r>
           </w:p>
         </w:tc>
@@ -16426,7 +16606,7 @@
                 <w:sz w:val="16"/>
                 <w:szCs w:val="16"/>
               </w:rPr>
-              <w:t xml:space="preserve">49.3</w:t>
+              <w:t xml:space="preserve">47.5</w:t>
             </w:r>
           </w:p>
         </w:tc>
@@ -16460,7 +16640,7 @@
                 <w:sz w:val="16"/>
                 <w:szCs w:val="16"/>
               </w:rPr>
-              <w:t xml:space="preserve">사업비용 보조(전시·인증·컨설팅 비용)</w:t>
+              <w:t xml:space="preserve">산업 생태계·협력 기반 조성</w:t>
             </w:r>
           </w:p>
         </w:tc>
@@ -16494,7 +16674,7 @@
                 <w:sz w:val="16"/>
                 <w:szCs w:val="16"/>
               </w:rPr>
-              <w:t xml:space="preserve">57</w:t>
+              <w:t xml:space="preserve">54</w:t>
             </w:r>
           </w:p>
         </w:tc>
@@ -16528,7 +16708,7 @@
                 <w:sz w:val="16"/>
                 <w:szCs w:val="16"/>
               </w:rPr>
-              <w:t xml:space="preserve">1.10</w:t>
+              <w:t xml:space="preserve">1.19</w:t>
             </w:r>
           </w:p>
         </w:tc>
@@ -16562,7 +16742,7 @@
                 <w:sz w:val="16"/>
                 <w:szCs w:val="16"/>
               </w:rPr>
-              <w:t xml:space="preserve">3.7</w:t>
+              <w:t xml:space="preserve">3.9</w:t>
             </w:r>
           </w:p>
         </w:tc>
@@ -16633,7 +16813,7 @@
                 <w:sz w:val="16"/>
                 <w:szCs w:val="16"/>
               </w:rPr>
-              <w:t xml:space="preserve">179</w:t>
+              <w:t xml:space="preserve">184</w:t>
             </w:r>
           </w:p>
         </w:tc>
@@ -16667,7 +16847,7 @@
                 <w:sz w:val="16"/>
                 <w:szCs w:val="16"/>
               </w:rPr>
-              <w:t xml:space="preserve">3.78</w:t>
+              <w:t xml:space="preserve">3.81</w:t>
             </w:r>
           </w:p>
         </w:tc>
@@ -16701,7 +16881,7 @@
                 <w:sz w:val="16"/>
                 <w:szCs w:val="16"/>
               </w:rPr>
-              <w:t xml:space="preserve">12.7</w:t>
+              <w:t xml:space="preserve">12.3</w:t>
             </w:r>
           </w:p>
         </w:tc>
@@ -16769,7 +16949,7 @@
                 <w:sz w:val="16"/>
                 <w:szCs w:val="16"/>
               </w:rPr>
-              <w:t xml:space="preserve">47</w:t>
+              <w:t xml:space="preserve">65</w:t>
             </w:r>
           </w:p>
         </w:tc>
@@ -16803,7 +16983,7 @@
                 <w:sz w:val="16"/>
                 <w:szCs w:val="16"/>
               </w:rPr>
-              <w:t xml:space="preserve">0.78</w:t>
+              <w:t xml:space="preserve">0.96</w:t>
             </w:r>
           </w:p>
         </w:tc>
@@ -16837,7 +17017,7 @@
                 <w:sz w:val="16"/>
                 <w:szCs w:val="16"/>
               </w:rPr>
-              <w:t xml:space="preserve">2.6</w:t>
+              <w:t xml:space="preserve">3.1</w:t>
             </w:r>
           </w:p>
         </w:tc>
@@ -16908,7 +17088,7 @@
                 <w:sz w:val="16"/>
                 <w:szCs w:val="16"/>
               </w:rPr>
-              <w:t xml:space="preserve">41</w:t>
+              <w:t xml:space="preserve">45</w:t>
             </w:r>
           </w:p>
         </w:tc>
@@ -16942,7 +17122,7 @@
                 <w:sz w:val="16"/>
                 <w:szCs w:val="16"/>
               </w:rPr>
-              <w:t xml:space="preserve">2.58</w:t>
+              <w:t xml:space="preserve">2.64</w:t>
             </w:r>
           </w:p>
         </w:tc>
@@ -16976,7 +17156,7 @@
                 <w:sz w:val="16"/>
                 <w:szCs w:val="16"/>
               </w:rPr>
-              <w:t xml:space="preserve">8.7</w:t>
+              <w:t xml:space="preserve">8.5</w:t>
             </w:r>
           </w:p>
         </w:tc>
@@ -17044,7 +17224,7 @@
                 <w:sz w:val="16"/>
                 <w:szCs w:val="16"/>
               </w:rPr>
-              <w:t xml:space="preserve">33</w:t>
+              <w:t xml:space="preserve">50</w:t>
             </w:r>
           </w:p>
         </w:tc>
@@ -17078,7 +17258,7 @@
                 <w:sz w:val="16"/>
                 <w:szCs w:val="16"/>
               </w:rPr>
-              <w:t xml:space="preserve">0.51</w:t>
+              <w:t xml:space="preserve">0.67</w:t>
             </w:r>
           </w:p>
         </w:tc>
@@ -17112,7 +17292,7 @@
                 <w:sz w:val="16"/>
                 <w:szCs w:val="16"/>
               </w:rPr>
-              <w:t xml:space="preserve">1.7</w:t>
+              <w:t xml:space="preserve">2.2</w:t>
             </w:r>
           </w:p>
         </w:tc>
@@ -17183,7 +17363,7 @@
                 <w:sz w:val="16"/>
                 <w:szCs w:val="16"/>
               </w:rPr>
-              <w:t xml:space="preserve">34</w:t>
+              <w:t xml:space="preserve">40</w:t>
             </w:r>
           </w:p>
         </w:tc>
@@ -17217,7 +17397,7 @@
                 <w:sz w:val="16"/>
                 <w:szCs w:val="16"/>
               </w:rPr>
-              <w:t xml:space="preserve">1.80</w:t>
+              <w:t xml:space="preserve">1.83</w:t>
             </w:r>
           </w:p>
         </w:tc>
@@ -17251,7 +17431,7 @@
                 <w:sz w:val="16"/>
                 <w:szCs w:val="16"/>
               </w:rPr>
-              <w:t xml:space="preserve">6.1</w:t>
+              <w:t xml:space="preserve">5.9</w:t>
             </w:r>
           </w:p>
         </w:tc>
@@ -17319,7 +17499,7 @@
                 <w:sz w:val="16"/>
                 <w:szCs w:val="16"/>
               </w:rPr>
-              <w:t xml:space="preserve">40</w:t>
+              <w:t xml:space="preserve">55</w:t>
             </w:r>
           </w:p>
         </w:tc>
@@ -17353,7 +17533,7 @@
                 <w:sz w:val="16"/>
                 <w:szCs w:val="16"/>
               </w:rPr>
-              <w:t xml:space="preserve">0.46</w:t>
+              <w:t xml:space="preserve">0.52</w:t>
             </w:r>
           </w:p>
         </w:tc>
@@ -17387,7 +17567,7 @@
                 <w:sz w:val="16"/>
                 <w:szCs w:val="16"/>
               </w:rPr>
-              <w:t xml:space="preserve">1.5</w:t>
+              <w:t xml:space="preserve">1.7</w:t>
             </w:r>
           </w:p>
         </w:tc>
@@ -17458,7 +17638,7 @@
                 <w:sz w:val="16"/>
                 <w:szCs w:val="16"/>
               </w:rPr>
-              <w:t xml:space="preserve">28</w:t>
+              <w:t xml:space="preserve">29</w:t>
             </w:r>
           </w:p>
         </w:tc>
@@ -17492,7 +17672,7 @@
                 <w:sz w:val="16"/>
                 <w:szCs w:val="16"/>
               </w:rPr>
-              <w:t xml:space="preserve">1.76</w:t>
+              <w:t xml:space="preserve">1.77</w:t>
             </w:r>
           </w:p>
         </w:tc>
@@ -17526,7 +17706,7 @@
                 <w:sz w:val="16"/>
                 <w:szCs w:val="16"/>
               </w:rPr>
-              <w:t xml:space="preserve">5.9</w:t>
+              <w:t xml:space="preserve">5.7</w:t>
             </w:r>
           </w:p>
         </w:tc>
@@ -17662,7 +17842,7 @@
                 <w:sz w:val="16"/>
                 <w:szCs w:val="16"/>
               </w:rPr>
-              <w:t xml:space="preserve">1.5</w:t>
+              <w:t xml:space="preserve">1.4</w:t>
             </w:r>
           </w:p>
         </w:tc>
@@ -17699,7 +17879,7 @@
                 <w:sz w:val="16"/>
                 <w:szCs w:val="16"/>
               </w:rPr>
-              <w:t xml:space="preserve">산업 생태계·협력 기반 조성</w:t>
+              <w:t xml:space="preserve">사업비용 보조(전시·인증·컨설팅·기술도입 비용)</w:t>
             </w:r>
           </w:p>
         </w:tc>
@@ -17733,7 +17913,7 @@
                 <w:sz w:val="16"/>
                 <w:szCs w:val="16"/>
               </w:rPr>
-              <w:t xml:space="preserve">46</w:t>
+              <w:t xml:space="preserve">63</w:t>
             </w:r>
           </w:p>
         </w:tc>
@@ -17767,7 +17947,7 @@
                 <w:sz w:val="16"/>
                 <w:szCs w:val="16"/>
               </w:rPr>
-              <w:t xml:space="preserve">1.15</w:t>
+              <w:t xml:space="preserve">1.70</w:t>
             </w:r>
           </w:p>
         </w:tc>
@@ -17801,7 +17981,7 @@
                 <w:sz w:val="16"/>
                 <w:szCs w:val="16"/>
               </w:rPr>
-              <w:t xml:space="preserve">3.9</w:t>
+              <w:t xml:space="preserve">5.5</w:t>
             </w:r>
           </w:p>
         </w:tc>
@@ -17869,7 +18049,7 @@
                 <w:sz w:val="16"/>
                 <w:szCs w:val="16"/>
               </w:rPr>
-              <w:t xml:space="preserve">9</w:t>
+              <w:t xml:space="preserve">10</w:t>
             </w:r>
           </w:p>
         </w:tc>
@@ -17903,7 +18083,7 @@
                 <w:sz w:val="16"/>
                 <w:szCs w:val="16"/>
               </w:rPr>
-              <w:t xml:space="preserve">0.71</w:t>
+              <w:t xml:space="preserve">0.72</w:t>
             </w:r>
           </w:p>
         </w:tc>
@@ -17937,7 +18117,7 @@
                 <w:sz w:val="16"/>
                 <w:szCs w:val="16"/>
               </w:rPr>
-              <w:t xml:space="preserve">2.4</w:t>
+              <w:t xml:space="preserve">2.3</w:t>
             </w:r>
           </w:p>
         </w:tc>
@@ -17957,7 +18137,7 @@
           <w:sz w:val="17"/>
           <w:szCs w:val="17"/>
         </w:rPr>
-        <w:t xml:space="preserve">* 주: 1) 유형화 대상 586건(목적 서술 불충분 85건 제외), 비중은 유형화 대상 예산(29.73조원) 대비</w:t>
+        <w:t xml:space="preserve">* 주: 1) 2026년 내역사업 671건 전수, 비중은 전체 내역예산(30.95조원) 대비</w:t>
       </w:r>
     </w:p>
     <w:p>
@@ -18031,7 +18211,7 @@
           <w:sz w:val="23"/>
           <w:szCs w:val="23"/>
         </w:rPr>
-        <w:t xml:space="preserve">(목적×수단) 기술혁신은 R&amp;D 과제 출연 75.9%로 단일 수단에 집중, 창업·벤처는 R&amp;D 출연 40.1%·혼합 33.7%·보조금 12.6%, 수출·해외진출은 융자 30.0%·보조금 19.4%·R&amp;D 출연 17.9%·바우처 16.0%로 가장 분산. 자금조달은 융자 66.8%·보증 32.2%, 고용·노동환경은 장려금 51.0%·출연 22.1%, 생산기반·친환경은 융자 74.9%·보조금 23.5%</w:t>
+        <w:t xml:space="preserve">(목적×수단) 기술혁신은 R&amp;D 과제 출연 73.8%로 단일 수단에 집중, 창업·벤처는 R&amp;D 출연 40.0%·혼합 33.1%·보조금 12.8%, 수출·해외진출은 융자 28.1%·보조금 22.7%·R&amp;D 출연 17.1%·바우처 15.0%로 가장 분산. 자금조달·경영안정은 융자 64.1%·보증 30.9%·바우처 3.9%, 고용·노동환경은 장려금 50.7%·출연 21.9%, 생산기반·친환경은 융자 74.0%·보조금 23.2%</w:t>
       </w:r>
     </w:p>
     <w:p>
@@ -18051,7 +18231,7 @@
           <w:sz w:val="23"/>
           <w:szCs w:val="23"/>
         </w:rPr>
-        <w:t xml:space="preserve">(목적×대상) 기술혁신은 산학연 연구수행기관 71.8%, 창업·벤처는 중소기업 일반 63.2%·예비창업자 25.4%, 자금조달은 중소기업 32.4%·보증·보험 이용기업 28.4%·소상공인 24.9%, 생산기반·친환경은 수요·제도 연계 사업체 54.8%, 고용·노동환경은 사업주·근로자 56.4%, 경영역량 강화는 소상공인 52.1%</w:t>
+        <w:t xml:space="preserve">(목적×대상) 기술혁신은 산학연 연구수행기관 69.9%, 창업·벤처는 중소기업 일반 62.0%·예비창업자 25.4%, 자금조달·경영안정은 중소기업 31.1%·소상공인 27.8%·보증·보험 이용기업 27.3%, 생산기반·친환경은 수요·제도 연계 사업체 54.2%, 고용·노동환경은 사업주·근로자 56.0%, 경영역량 강화는 소상공인 46.2%</w:t>
       </w:r>
     </w:p>
     <w:p>
@@ -18071,7 +18251,7 @@
           <w:sz w:val="23"/>
           <w:szCs w:val="23"/>
         </w:rPr>
-        <w:t xml:space="preserve">(목적×내용) 자금조달의 95.2%가 융자·보증 제공, 창업·벤처의 78.2%가 사업화자금·투자연계·보육, 생산기반·친환경 전환은 설비 구축 47.9%와 융자 제공 47.4%로 양분</w:t>
+        <w:t xml:space="preserve">(목적×내용) 자금조달·경영안정의 91.4%가 융자·보증 제공, 창업·벤처의 77.7%가 사업화자금·투자연계·보육, 생산기반·친환경 전환은 설비 구축 48.5%와 융자 제공 46.8%로 양분</w:t>
       </w:r>
     </w:p>
     <w:p>
@@ -18091,7 +18271,7 @@
           <w:sz w:val="23"/>
           <w:szCs w:val="23"/>
         </w:rPr>
-        <w:t xml:space="preserve">(대상×수단) 산학연 연구수행기관의 74.5%가 R&amp;D 과제 출연, 예비창업자·창업기업의 73.8%가 보조금, 소상공인은 건수로 보조금 66.7%이나 예산은 융자에 집중, 사업주·근로자는 출연·장려금·융자·혼합으로 분산</w:t>
+        <w:t xml:space="preserve">(대상×수단) 산학연 연구수행기관의 73.4%가 R&amp;D 과제 출연, 예비창업자·창업기업의 75.4%와 소상공인의 72.0%가 보조금(건수 기준)이나 소상공인 예산은 융자에 집중, 사업주·근로자는 출연·장려금·융자·혼합으로 분산</w:t>
       </w:r>
     </w:p>
     <w:p>
@@ -18170,7 +18350,7 @@
           <w:sz w:val="17"/>
           <w:szCs w:val="17"/>
         </w:rPr>
-        <w:t xml:space="preserve">* 주: 유형화 대상 586건, 상위 7개 수단 외는 기타</w:t>
+        <w:t xml:space="preserve">* 주: 2026년 내역사업 671건, 상위 7개 수단 외는 기타</w:t>
       </w:r>
     </w:p>
     <w:p>
@@ -18190,7 +18370,7 @@
           <w:sz w:val="24"/>
           <w:szCs w:val="24"/>
         </w:rPr>
-        <w:t xml:space="preserve">2026년 유형화 대상 586건은 271개 4축 조합으로 나뉘며, 상위 10개 조합이 예산의 61.4%를 차지하고 179개 조합은 단일 사업으로 구성</w:t>
+        <w:t xml:space="preserve">2026년 671건은 313개 4축 조합으로 나뉘며, 상위 10개 조합이 예산의 59.1%를 차지하고 203개 조합은 단일 사업으로 구성</w:t>
       </w:r>
     </w:p>
     <w:p>
@@ -18210,7 +18390,7 @@
           <w:sz w:val="23"/>
           <w:szCs w:val="23"/>
         </w:rPr>
-        <w:t xml:space="preserve">상위 조합: 자금조달/중소기업 일반/융자/융자 제공(4.08조원, 15건), 자금조달/보증·보험 이용기업/보증·보험/융자·보증 제공(보증 대위변제, 4.05조원, 6건), 자금조달/소상공인/융자/융자 제공(3.36조원, 3건), 기술혁신/산학연/R&amp;D 출연/기술개발 과제(2.51조원, 81건)</w:t>
+        <w:t xml:space="preserve">상위 조합: 자금조달·경영안정/중소기업 일반/융자/융자 제공(4.08조원, 15건), 자금조달·경영안정/보증·보험 이용기업/보증·보험/융자·보증 제공(보증 대위변제, 4.05조원, 6건), 자금조달·경영안정/소상공인/융자/융자 제공(3.36조원, 3건), 기술혁신/산학연/R&amp;D 출연/기술개발 과제(2.52조원, 82건)</w:t>
       </w:r>
     </w:p>
     <w:p>
@@ -18230,7 +18410,7 @@
           <w:sz w:val="23"/>
           <w:szCs w:val="23"/>
         </w:rPr>
-        <w:t xml:space="preserve">4축이 모두 같은 복수 사업 조합 92개(407건)가 사전협의·성과평가의 1차 유사중복 검토 모집단이며, 동일 목적 안에서 대상·수단·내용이 다양하게 설계된 사업은 역할 분담으로 구분</w:t>
+        <w:t xml:space="preserve">4축이 모두 같은 복수 사업 조합 110개(468건)가 사전협의·성과평가의 1차 유사중복 검토 모집단이며, 동일 목적 안에서 대상·수단·내용이 다양하게 설계된 사업은 역할 분담으로 구분</w:t>
       </w:r>
     </w:p>
     <w:p>
@@ -18361,7 +18541,7 @@
           <w:sz w:val="24"/>
           <w:szCs w:val="24"/>
         </w:rPr>
-        <w:t xml:space="preserve">소관별 지원목적 구성은 뚜렷이 특화되어 있으며, 기술혁신 촉진은 15개, 창업·벤처 육성과 수출·해외진출 촉진은 각 12개 소관이 운영</w:t>
+        <w:t xml:space="preserve">소관별 지원목적 구성은 뚜렷이 특화되어 있으며, 기술혁신 촉진은 16개, 창업·벤처 육성과 수출·해외진출 촉진은 각 13개 소관이 운영</w:t>
       </w:r>
     </w:p>
     <w:p>
@@ -18381,7 +18561,7 @@
           <w:sz w:val="23"/>
           <w:szCs w:val="23"/>
         </w:rPr>
-        <w:t xml:space="preserve">중소벤처기업부(13.36조원): 자금조달 지원 7.93조원(59.3%) &gt; 기술혁신 1.59조원 &gt; 창업·벤처 1.49조원 &gt; 경영역량 0.85조원 &gt; 수출 0.60조원</w:t>
+        <w:t xml:space="preserve">중소벤처기업부(13.36조원): 자금조달·경영안정 8.52조원(63.8%) &gt; 기술혁신 1.63조원 &gt; 창업·벤처 1.51조원 &gt; 경영역량 0.93조원 &gt; 수출 0.63조원</w:t>
       </w:r>
     </w:p>
     <w:p>
@@ -18401,7 +18581,7 @@
           <w:sz w:val="23"/>
           <w:szCs w:val="23"/>
         </w:rPr>
-        <w:t xml:space="preserve">산업통상부(3.50조원): 기술혁신 2.41조원(69.1%); 고용노동부(3.39조원): 고용·노동환경 2.75조원(80.9%); 기후에너지환경부(2.60조원): 생산기반·친환경 전환 1.44조원(55.4%)</w:t>
+        <w:t xml:space="preserve">산업통상부(3.50조원): 기술혁신 2.45조원(70.0%); 고용노동부(3.39조원): 고용·노동환경 2.76조원(81.4%); 기후에너지환경부(2.60조원): 생산기반·친환경 전환 1.46조원(56.2%)</w:t>
       </w:r>
     </w:p>
     <w:p>
@@ -18421,7 +18601,7 @@
           <w:sz w:val="23"/>
           <w:szCs w:val="23"/>
         </w:rPr>
-        <w:t xml:space="preserve">금융위원회(3.66조원)는 전액 자금조달 지원(보증 대위변제·팩토링), 과학기술정보통신부(0.85조원)는 기술혁신 0.69조원(81.6%)</w:t>
+        <w:t xml:space="preserve">금융위원회(3.66조원)는 사실상 전액 자금조달·경영안정(보증 대위변제·팩토링), 과학기술정보통신부(0.85조원)는 기술혁신 0.70조원(82.4%)</w:t>
       </w:r>
     </w:p>
     <w:p>
@@ -18913,7 +19093,7 @@
                 <w:sz w:val="17"/>
                 <w:szCs w:val="17"/>
               </w:rPr>
-              <w:t xml:space="preserve">1.59</w:t>
+              <w:t xml:space="preserve">1.63</w:t>
             </w:r>
           </w:p>
         </w:tc>
@@ -18947,7 +19127,7 @@
                 <w:sz w:val="17"/>
                 <w:szCs w:val="17"/>
               </w:rPr>
-              <w:t xml:space="preserve">1.49</w:t>
+              <w:t xml:space="preserve">1.51</w:t>
             </w:r>
           </w:p>
         </w:tc>
@@ -18981,7 +19161,7 @@
                 <w:sz w:val="17"/>
                 <w:szCs w:val="17"/>
               </w:rPr>
-              <w:t xml:space="preserve">0.60</w:t>
+              <w:t xml:space="preserve">0.63</w:t>
             </w:r>
           </w:p>
         </w:tc>
@@ -19015,7 +19195,7 @@
                 <w:sz w:val="17"/>
                 <w:szCs w:val="17"/>
               </w:rPr>
-              <w:t xml:space="preserve">7.93</w:t>
+              <w:t xml:space="preserve">8.52</w:t>
             </w:r>
           </w:p>
         </w:tc>
@@ -19049,7 +19229,7 @@
                 <w:sz w:val="17"/>
                 <w:szCs w:val="17"/>
               </w:rPr>
-              <w:t xml:space="preserve">0.00</w:t>
+              <w:t xml:space="preserve">–</w:t>
             </w:r>
           </w:p>
         </w:tc>
@@ -19151,7 +19331,7 @@
                 <w:sz w:val="17"/>
                 <w:szCs w:val="17"/>
               </w:rPr>
-              <w:t xml:space="preserve">0.85</w:t>
+              <w:t xml:space="preserve">0.93</w:t>
             </w:r>
           </w:p>
         </w:tc>
@@ -19599,7 +19779,7 @@
                 <w:sz w:val="17"/>
                 <w:szCs w:val="17"/>
               </w:rPr>
-              <w:t xml:space="preserve">2.41</w:t>
+              <w:t xml:space="preserve">2.45</w:t>
             </w:r>
           </w:p>
         </w:tc>
@@ -19667,7 +19847,7 @@
                 <w:sz w:val="17"/>
                 <w:szCs w:val="17"/>
               </w:rPr>
-              <w:t xml:space="preserve">0.42</w:t>
+              <w:t xml:space="preserve">0.43</w:t>
             </w:r>
           </w:p>
         </w:tc>
@@ -19769,7 +19949,7 @@
                 <w:sz w:val="17"/>
                 <w:szCs w:val="17"/>
               </w:rPr>
-              <w:t xml:space="preserve">0.00</w:t>
+              <w:t xml:space="preserve">–</w:t>
             </w:r>
           </w:p>
         </w:tc>
@@ -19803,7 +19983,7 @@
                 <w:sz w:val="17"/>
                 <w:szCs w:val="17"/>
               </w:rPr>
-              <w:t xml:space="preserve">0.00</w:t>
+              <w:t xml:space="preserve">–</w:t>
             </w:r>
           </w:p>
         </w:tc>
@@ -19837,7 +20017,7 @@
                 <w:sz w:val="17"/>
                 <w:szCs w:val="17"/>
               </w:rPr>
-              <w:t xml:space="preserve">0.08</w:t>
+              <w:t xml:space="preserve">0.09</w:t>
             </w:r>
           </w:p>
         </w:tc>
@@ -20044,7 +20224,7 @@
                 <w:sz w:val="17"/>
                 <w:szCs w:val="17"/>
               </w:rPr>
-              <w:t xml:space="preserve">0.55</w:t>
+              <w:t xml:space="preserve">0.56</w:t>
             </w:r>
           </w:p>
         </w:tc>
@@ -20146,7 +20326,7 @@
                 <w:sz w:val="17"/>
                 <w:szCs w:val="17"/>
               </w:rPr>
-              <w:t xml:space="preserve">2.75</w:t>
+              <w:t xml:space="preserve">2.76</w:t>
             </w:r>
           </w:p>
         </w:tc>
@@ -20421,7 +20601,7 @@
                 <w:sz w:val="17"/>
                 <w:szCs w:val="17"/>
               </w:rPr>
-              <w:t xml:space="preserve">1.44</w:t>
+              <w:t xml:space="preserve">1.46</w:t>
             </w:r>
           </w:p>
         </w:tc>
@@ -20489,7 +20669,7 @@
                 <w:sz w:val="17"/>
                 <w:szCs w:val="17"/>
               </w:rPr>
-              <w:t xml:space="preserve">0.00</w:t>
+              <w:t xml:space="preserve">–</w:t>
             </w:r>
           </w:p>
         </w:tc>
@@ -20523,7 +20703,7 @@
                 <w:sz w:val="17"/>
                 <w:szCs w:val="17"/>
               </w:rPr>
-              <w:t xml:space="preserve">0.04</w:t>
+              <w:t xml:space="preserve">0.05</w:t>
             </w:r>
           </w:p>
         </w:tc>
@@ -20628,7 +20808,7 @@
                 <w:sz w:val="17"/>
                 <w:szCs w:val="17"/>
               </w:rPr>
-              <w:t xml:space="preserve">0.06</w:t>
+              <w:t xml:space="preserve">0.08</w:t>
             </w:r>
           </w:p>
         </w:tc>
@@ -20696,7 +20876,7 @@
                 <w:sz w:val="17"/>
                 <w:szCs w:val="17"/>
               </w:rPr>
-              <w:t xml:space="preserve">0.18</w:t>
+              <w:t xml:space="preserve">0.26</w:t>
             </w:r>
           </w:p>
         </w:tc>
@@ -20866,7 +21046,7 @@
                 <w:sz w:val="17"/>
                 <w:szCs w:val="17"/>
               </w:rPr>
-              <w:t xml:space="preserve">0.00</w:t>
+              <w:t xml:space="preserve">0.04</w:t>
             </w:r>
           </w:p>
         </w:tc>
@@ -21039,7 +21219,7 @@
                 <w:sz w:val="17"/>
                 <w:szCs w:val="17"/>
               </w:rPr>
-              <w:t xml:space="preserve">0.65</w:t>
+              <w:t xml:space="preserve">0.66</w:t>
             </w:r>
           </w:p>
         </w:tc>
@@ -21175,7 +21355,7 @@
                 <w:sz w:val="17"/>
                 <w:szCs w:val="17"/>
               </w:rPr>
-              <w:t xml:space="preserve">0.00</w:t>
+              <w:t xml:space="preserve">–</w:t>
             </w:r>
           </w:p>
         </w:tc>
@@ -21209,7 +21389,7 @@
                 <w:sz w:val="17"/>
                 <w:szCs w:val="17"/>
               </w:rPr>
-              <w:t xml:space="preserve">0.00</w:t>
+              <w:t xml:space="preserve">0.01</w:t>
             </w:r>
           </w:p>
         </w:tc>
@@ -21314,7 +21494,7 @@
                 <w:sz w:val="17"/>
                 <w:szCs w:val="17"/>
               </w:rPr>
-              <w:t xml:space="preserve">0.69</w:t>
+              <w:t xml:space="preserve">0.70</w:t>
             </w:r>
           </w:p>
         </w:tc>
@@ -21348,7 +21528,7 @@
                 <w:sz w:val="17"/>
                 <w:szCs w:val="17"/>
               </w:rPr>
-              <w:t xml:space="preserve">0.03</w:t>
+              <w:t xml:space="preserve">0.04</w:t>
             </w:r>
           </w:p>
         </w:tc>
@@ -21450,7 +21630,7 @@
                 <w:sz w:val="17"/>
                 <w:szCs w:val="17"/>
               </w:rPr>
-              <w:t xml:space="preserve">0.00</w:t>
+              <w:t xml:space="preserve">–</w:t>
             </w:r>
           </w:p>
         </w:tc>
@@ -21606,7 +21786,7 @@
           <w:sz w:val="17"/>
           <w:szCs w:val="17"/>
         </w:rPr>
-        <w:t xml:space="preserve">* 주: 1) A 기술혁신 촉진, B 창업·벤처 육성, C 수출·해외진출 촉진, D 자금조달 지원, E 생산기반 현대화·친환경 전환, F 전문인력 양성·채용 지원, G 고용 창출·유지 및 노동환경 개선, H 경영역량 강화·사업화 지원</w:t>
+        <w:t xml:space="preserve">* 주: 1) A 기술혁신 촉진, B 창업·벤처 육성, C 수출·해외진출 촉진, D 자금조달·경영안정 지원, E 생산기반 현대화·친환경 전환, F 전문인력 양성·채용 지원, G 고용 창출·유지 및 노동환경 개선, H 경영역량 강화·사업화 지원</w:t>
       </w:r>
     </w:p>
     <w:p>
@@ -21623,7 +21803,7 @@
           <w:sz w:val="17"/>
           <w:szCs w:val="17"/>
         </w:rPr>
-        <w:t xml:space="preserve">     2) 합계는 유형화 제외 사업을 포함한 소관 내역예산 합계이며, 유형 합과 차이는 유형화 제외분</w:t>
+        <w:t xml:space="preserve">     2) 지원내용 기반 배정 사업 포함 전수 기준, '–'는 0.005조원 미만</w:t>
       </w:r>
     </w:p>
     <w:p>
@@ -21705,7 +21885,7 @@
           <w:sz w:val="24"/>
           <w:szCs w:val="24"/>
         </w:rPr>
-        <w:t xml:space="preserve">동일 목적 유형 안에서 여러 부처가 유사한 구조의 사업을 병렬 운영하는 영역이 확인되어, 유형 기반 유사·중복 검토의 실익이 큼</w:t>
+        <w:t xml:space="preserve">동일 목적 유형 안에서 여러 부처가 유사한 구조의 사업을 운영하는 영역이 확인되어, 유형 기반 유사·중복 검토의 실익이 큼</w:t>
       </w:r>
     </w:p>
     <w:p>
@@ -21725,7 +21905,7 @@
           <w:sz w:val="23"/>
           <w:szCs w:val="23"/>
         </w:rPr>
-        <w:t xml:space="preserve">실증·상용화·확산(A8): 중기부 AI 응용제품 신속 상용화, 과기부 AI반도체 실증지원, 농식품부·기후부·해수부·식약처·복지부의 AI 응용제품 신속 상용화 지원사업이 동일 구조로 운영</w:t>
+        <w:t xml:space="preserve">실증·상용화·확산(A8): AI 응용제품 신속 상용화 지원사업을 중기부·농식품부·기후부·해수부·식약처·복지부 6개 부처가 분야별로 운영(2026년 1,880억원)하며, 과기부 AI반도체 실증과 영역이 인접. 범부처 협업으로 설계된 사업군이므로 공동 기획 여부를 확인하여 '중복'과 '분담된 협업'을 구분할 필요</w:t>
       </w:r>
     </w:p>
     <w:p>
@@ -21782,7 +21962,7 @@
           <w:sz w:val="24"/>
           <w:szCs w:val="24"/>
         </w:rPr>
-        <w:t xml:space="preserve">기존 지원분야 중분류의 포괄 항목이 지원목적 기준으로 세분되었고, 결측 787건 중 699건이 유형에 배정됨</w:t>
+        <w:t xml:space="preserve">기존 지원분야 중분류의 포괄 항목이 지원목적 기준으로 세분되었고, 결측 787건은 모두 유형에 배정됨</w:t>
       </w:r>
     </w:p>
     <w:p>
@@ -21802,7 +21982,7 @@
           <w:sz w:val="23"/>
           <w:szCs w:val="23"/>
         </w:rPr>
-        <w:t xml:space="preserve">'혼합(단독+공동)' 331건 중 293건(88.5%)은 기술혁신 촉진으로 일관</w:t>
+        <w:t xml:space="preserve">'혼합(단독+공동)' 331건 중 306건(92.4%)은 기술혁신 촉진으로 일관</w:t>
       </w:r>
     </w:p>
     <w:p>
@@ -21822,7 +22002,7 @@
           <w:sz w:val="23"/>
           <w:szCs w:val="23"/>
         </w:rPr>
-        <w:t xml:space="preserve">'기술사업화/이전/지도' 210건은 기술혁신 154건(기술개발 64건, 실증·사업화 90건), 유형화 제외 20건, 수출 15건으로 나뉘어 단일 목적 범주로 보기 어려움</w:t>
+        <w:t xml:space="preserve">'기술사업화/이전/지도' 210건은 기술혁신 165건(기술개발 66건, 실증·사업화 99건), 수출 16건, 경영역량 13건으로 나뉘어 단일 목적 범주로 보기 어려움</w:t>
       </w:r>
     </w:p>
     <w:p>
@@ -21842,7 +22022,7 @@
           <w:sz w:val="23"/>
           <w:szCs w:val="23"/>
         </w:rPr>
-        <w:t xml:space="preserve">'디자인/상품화/사업화' 147건은 경영역량 강화 47건, 유형화 제외 31건, 수출 16건, 기술혁신 15건 등으로 분산</w:t>
+        <w:t xml:space="preserve">'디자인/상품화/사업화' 147건은 경영역량 강화 52건, 기술혁신 23건, 수출 22건, 창업 15건, 생산기반 12건 등으로 분산</w:t>
       </w:r>
     </w:p>
     <w:p>
@@ -21862,7 +22042,7 @@
           <w:sz w:val="23"/>
           <w:szCs w:val="23"/>
         </w:rPr>
-        <w:t xml:space="preserve">목적이 명확한 항목은 높은 일치: 사업화지원 55건 중 42건이 창업·벤처, 융자(운전) 39건 중 35건이 자금조달, 시장개척 45건 중 33건이 수출·해외진출로 배정</w:t>
+        <w:t xml:space="preserve">목적이 명확한 항목은 높은 일치: 사업화지원 55건 중 46건이 창업·벤처, 융자(운전) 39건 중 35건이 자금조달·경영안정, 시장개척 45건 중 43건이 수출·해외진출로 배정</w:t>
       </w:r>
     </w:p>
     <w:p>
@@ -21900,7 +22080,7 @@
     </w:p>
     <w:tbl>
       <w:tblPr>
-        <w:tblW w:type="dxa" w:w="8600"/>
+        <w:tblW w:type="dxa" w:w="8550"/>
         <w:jc w:val="center"/>
         <w:tblBorders>
           <w:top w:val="single" w:color="auto" w:sz="4"/>
@@ -21912,17 +22092,16 @@
         </w:tblBorders>
       </w:tblPr>
       <w:tblGrid>
-        <w:gridCol w:w="2300"/>
-        <w:gridCol w:w="600"/>
-        <w:gridCol w:w="600"/>
-        <w:gridCol w:w="600"/>
-        <w:gridCol w:w="600"/>
-        <w:gridCol w:w="600"/>
-        <w:gridCol w:w="600"/>
-        <w:gridCol w:w="600"/>
-        <w:gridCol w:w="600"/>
-        <w:gridCol w:w="700"/>
-        <w:gridCol w:w="800"/>
+        <w:gridCol w:w="2500"/>
+        <w:gridCol w:w="650"/>
+        <w:gridCol w:w="650"/>
+        <w:gridCol w:w="650"/>
+        <w:gridCol w:w="650"/>
+        <w:gridCol w:w="650"/>
+        <w:gridCol w:w="650"/>
+        <w:gridCol w:w="650"/>
+        <w:gridCol w:w="650"/>
+        <w:gridCol w:w="850"/>
       </w:tblGrid>
       <w:tr>
         <w:trPr>
@@ -21930,7 +22109,7 @@
         </w:trPr>
         <w:tc>
           <w:tcPr>
-            <w:tcW w:type="dxa" w:w="2300"/>
+            <w:tcW w:type="dxa" w:w="2500"/>
             <w:tcBorders>
               <w:top w:val="single" w:color="9AA8A6" w:sz="4"/>
               <w:left w:val="single" w:color="9AA8A6" w:sz="4"/>
@@ -21966,7 +22145,7 @@
         </w:tc>
         <w:tc>
           <w:tcPr>
-            <w:tcW w:type="dxa" w:w="600"/>
+            <w:tcW w:type="dxa" w:w="650"/>
             <w:tcBorders>
               <w:top w:val="single" w:color="9AA8A6" w:sz="4"/>
               <w:left w:val="single" w:color="9AA8A6" w:sz="4"/>
@@ -22002,7 +22181,7 @@
         </w:tc>
         <w:tc>
           <w:tcPr>
-            <w:tcW w:type="dxa" w:w="600"/>
+            <w:tcW w:type="dxa" w:w="650"/>
             <w:tcBorders>
               <w:top w:val="single" w:color="9AA8A6" w:sz="4"/>
               <w:left w:val="single" w:color="9AA8A6" w:sz="4"/>
@@ -22038,7 +22217,7 @@
         </w:tc>
         <w:tc>
           <w:tcPr>
-            <w:tcW w:type="dxa" w:w="600"/>
+            <w:tcW w:type="dxa" w:w="650"/>
             <w:tcBorders>
               <w:top w:val="single" w:color="9AA8A6" w:sz="4"/>
               <w:left w:val="single" w:color="9AA8A6" w:sz="4"/>
@@ -22074,7 +22253,7 @@
         </w:tc>
         <w:tc>
           <w:tcPr>
-            <w:tcW w:type="dxa" w:w="600"/>
+            <w:tcW w:type="dxa" w:w="650"/>
             <w:tcBorders>
               <w:top w:val="single" w:color="9AA8A6" w:sz="4"/>
               <w:left w:val="single" w:color="9AA8A6" w:sz="4"/>
@@ -22110,7 +22289,7 @@
         </w:tc>
         <w:tc>
           <w:tcPr>
-            <w:tcW w:type="dxa" w:w="600"/>
+            <w:tcW w:type="dxa" w:w="650"/>
             <w:tcBorders>
               <w:top w:val="single" w:color="9AA8A6" w:sz="4"/>
               <w:left w:val="single" w:color="9AA8A6" w:sz="4"/>
@@ -22146,7 +22325,7 @@
         </w:tc>
         <w:tc>
           <w:tcPr>
-            <w:tcW w:type="dxa" w:w="600"/>
+            <w:tcW w:type="dxa" w:w="650"/>
             <w:tcBorders>
               <w:top w:val="single" w:color="9AA8A6" w:sz="4"/>
               <w:left w:val="single" w:color="9AA8A6" w:sz="4"/>
@@ -22182,7 +22361,7 @@
         </w:tc>
         <w:tc>
           <w:tcPr>
-            <w:tcW w:type="dxa" w:w="600"/>
+            <w:tcW w:type="dxa" w:w="650"/>
             <w:tcBorders>
               <w:top w:val="single" w:color="9AA8A6" w:sz="4"/>
               <w:left w:val="single" w:color="9AA8A6" w:sz="4"/>
@@ -22218,7 +22397,7 @@
         </w:tc>
         <w:tc>
           <w:tcPr>
-            <w:tcW w:type="dxa" w:w="600"/>
+            <w:tcW w:type="dxa" w:w="650"/>
             <w:tcBorders>
               <w:top w:val="single" w:color="9AA8A6" w:sz="4"/>
               <w:left w:val="single" w:color="9AA8A6" w:sz="4"/>
@@ -22254,7 +22433,7 @@
         </w:tc>
         <w:tc>
           <w:tcPr>
-            <w:tcW w:type="dxa" w:w="700"/>
+            <w:tcW w:type="dxa" w:w="850"/>
             <w:tcBorders>
               <w:top w:val="single" w:color="9AA8A6" w:sz="4"/>
               <w:left w:val="single" w:color="9AA8A6" w:sz="4"/>
@@ -22284,42 +22463,6 @@
                 <w:sz w:val="17"/>
                 <w:szCs w:val="17"/>
               </w:rPr>
-              <w:t xml:space="preserve">제외</w:t>
-            </w:r>
-          </w:p>
-        </w:tc>
-        <w:tc>
-          <w:tcPr>
-            <w:tcW w:type="dxa" w:w="800"/>
-            <w:tcBorders>
-              <w:top w:val="single" w:color="9AA8A6" w:sz="4"/>
-              <w:left w:val="single" w:color="9AA8A6" w:sz="4"/>
-              <w:bottom w:val="single" w:color="9AA8A6" w:sz="4"/>
-              <w:right w:val="single" w:color="9AA8A6" w:sz="4"/>
-            </w:tcBorders>
-            <w:shd w:fill="2F6F7E" w:color="auto" w:val="clear"/>
-            <w:tcMar>
-              <w:top w:type="dxa" w:w="40"/>
-              <w:left w:type="dxa" w:w="80"/>
-              <w:bottom w:type="dxa" w:w="40"/>
-              <w:right w:type="dxa" w:w="80"/>
-            </w:tcMar>
-            <w:vAlign w:val="center"/>
-          </w:tcPr>
-          <w:p>
-            <w:pPr>
-              <w:spacing w:after="0" w:before="0" w:line="240"/>
-              <w:jc w:val="center"/>
-            </w:pPr>
-            <w:r>
-              <w:rPr>
-                <w:rFonts w:ascii="KoPub돋움체" w:cs="KoPub돋움체" w:eastAsia="KoPub돋움체" w:hAnsi="KoPub돋움체"/>
-                <w:b/>
-                <w:bCs/>
-                <w:color w:val="FFFFFF"/>
-                <w:sz w:val="17"/>
-                <w:szCs w:val="17"/>
-              </w:rPr>
               <w:t xml:space="preserve">합계</w:t>
             </w:r>
           </w:p>
@@ -22328,7 +22471,7 @@
       <w:tr>
         <w:tc>
           <w:tcPr>
-            <w:tcW w:type="dxa" w:w="2300"/>
+            <w:tcW w:type="dxa" w:w="2500"/>
             <w:tcBorders>
               <w:top w:val="single" w:color="9AA8A6" w:sz="4"/>
               <w:left w:val="single" w:color="9AA8A6" w:sz="4"/>
@@ -22363,313 +22506,279 @@
         </w:tc>
         <w:tc>
           <w:tcPr>
-            <w:tcW w:type="dxa" w:w="600"/>
-            <w:tcBorders>
-              <w:top w:val="single" w:color="9AA8A6" w:sz="4"/>
-              <w:left w:val="single" w:color="9AA8A6" w:sz="4"/>
-              <w:bottom w:val="single" w:color="9AA8A6" w:sz="4"/>
-              <w:right w:val="single" w:color="9AA8A6" w:sz="4"/>
-            </w:tcBorders>
-            <w:tcMar>
-              <w:top w:type="dxa" w:w="40"/>
-              <w:left w:type="dxa" w:w="80"/>
-              <w:bottom w:type="dxa" w:w="40"/>
-              <w:right w:type="dxa" w:w="80"/>
-            </w:tcMar>
-            <w:vAlign w:val="center"/>
-          </w:tcPr>
-          <w:p>
-            <w:pPr>
-              <w:spacing w:after="0" w:before="0" w:line="240"/>
-              <w:jc w:val="right"/>
-            </w:pPr>
-            <w:r>
-              <w:rPr>
-                <w:rFonts w:ascii="KoPub돋움체" w:cs="KoPub돋움체" w:eastAsia="KoPub돋움체" w:hAnsi="KoPub돋움체"/>
-                <w:b w:val="false"/>
-                <w:bCs w:val="false"/>
-                <w:sz w:val="17"/>
-                <w:szCs w:val="17"/>
-              </w:rPr>
-              <w:t xml:space="preserve">362</w:t>
-            </w:r>
-          </w:p>
-        </w:tc>
-        <w:tc>
-          <w:tcPr>
-            <w:tcW w:type="dxa" w:w="600"/>
-            <w:tcBorders>
-              <w:top w:val="single" w:color="9AA8A6" w:sz="4"/>
-              <w:left w:val="single" w:color="9AA8A6" w:sz="4"/>
-              <w:bottom w:val="single" w:color="9AA8A6" w:sz="4"/>
-              <w:right w:val="single" w:color="9AA8A6" w:sz="4"/>
-            </w:tcBorders>
-            <w:tcMar>
-              <w:top w:type="dxa" w:w="40"/>
-              <w:left w:type="dxa" w:w="80"/>
-              <w:bottom w:type="dxa" w:w="40"/>
-              <w:right w:type="dxa" w:w="80"/>
-            </w:tcMar>
-            <w:vAlign w:val="center"/>
-          </w:tcPr>
-          <w:p>
-            <w:pPr>
-              <w:spacing w:after="0" w:before="0" w:line="240"/>
-              <w:jc w:val="right"/>
-            </w:pPr>
-            <w:r>
-              <w:rPr>
-                <w:rFonts w:ascii="KoPub돋움체" w:cs="KoPub돋움체" w:eastAsia="KoPub돋움체" w:hAnsi="KoPub돋움체"/>
-                <w:b w:val="false"/>
-                <w:bCs w:val="false"/>
-                <w:sz w:val="17"/>
-                <w:szCs w:val="17"/>
-              </w:rPr>
-              <w:t xml:space="preserve">56</w:t>
-            </w:r>
-          </w:p>
-        </w:tc>
-        <w:tc>
-          <w:tcPr>
-            <w:tcW w:type="dxa" w:w="600"/>
-            <w:tcBorders>
-              <w:top w:val="single" w:color="9AA8A6" w:sz="4"/>
-              <w:left w:val="single" w:color="9AA8A6" w:sz="4"/>
-              <w:bottom w:val="single" w:color="9AA8A6" w:sz="4"/>
-              <w:right w:val="single" w:color="9AA8A6" w:sz="4"/>
-            </w:tcBorders>
-            <w:tcMar>
-              <w:top w:type="dxa" w:w="40"/>
-              <w:left w:type="dxa" w:w="80"/>
-              <w:bottom w:type="dxa" w:w="40"/>
-              <w:right w:type="dxa" w:w="80"/>
-            </w:tcMar>
-            <w:vAlign w:val="center"/>
-          </w:tcPr>
-          <w:p>
-            <w:pPr>
-              <w:spacing w:after="0" w:before="0" w:line="240"/>
-              <w:jc w:val="right"/>
-            </w:pPr>
-            <w:r>
-              <w:rPr>
-                <w:rFonts w:ascii="KoPub돋움체" w:cs="KoPub돋움체" w:eastAsia="KoPub돋움체" w:hAnsi="KoPub돋움체"/>
-                <w:b w:val="false"/>
-                <w:bCs w:val="false"/>
-                <w:sz w:val="17"/>
-                <w:szCs w:val="17"/>
-              </w:rPr>
-              <w:t xml:space="preserve">68</w:t>
-            </w:r>
-          </w:p>
-        </w:tc>
-        <w:tc>
-          <w:tcPr>
-            <w:tcW w:type="dxa" w:w="600"/>
-            <w:tcBorders>
-              <w:top w:val="single" w:color="9AA8A6" w:sz="4"/>
-              <w:left w:val="single" w:color="9AA8A6" w:sz="4"/>
-              <w:bottom w:val="single" w:color="9AA8A6" w:sz="4"/>
-              <w:right w:val="single" w:color="9AA8A6" w:sz="4"/>
-            </w:tcBorders>
-            <w:tcMar>
-              <w:top w:type="dxa" w:w="40"/>
-              <w:left w:type="dxa" w:w="80"/>
-              <w:bottom w:type="dxa" w:w="40"/>
-              <w:right w:type="dxa" w:w="80"/>
-            </w:tcMar>
-            <w:vAlign w:val="center"/>
-          </w:tcPr>
-          <w:p>
-            <w:pPr>
-              <w:spacing w:after="0" w:before="0" w:line="240"/>
-              <w:jc w:val="right"/>
-            </w:pPr>
-            <w:r>
-              <w:rPr>
-                <w:rFonts w:ascii="KoPub돋움체" w:cs="KoPub돋움체" w:eastAsia="KoPub돋움체" w:hAnsi="KoPub돋움체"/>
-                <w:b w:val="false"/>
-                <w:bCs w:val="false"/>
-                <w:sz w:val="17"/>
-                <w:szCs w:val="17"/>
-              </w:rPr>
-              <w:t xml:space="preserve">59</w:t>
-            </w:r>
-          </w:p>
-        </w:tc>
-        <w:tc>
-          <w:tcPr>
-            <w:tcW w:type="dxa" w:w="600"/>
-            <w:tcBorders>
-              <w:top w:val="single" w:color="9AA8A6" w:sz="4"/>
-              <w:left w:val="single" w:color="9AA8A6" w:sz="4"/>
-              <w:bottom w:val="single" w:color="9AA8A6" w:sz="4"/>
-              <w:right w:val="single" w:color="9AA8A6" w:sz="4"/>
-            </w:tcBorders>
-            <w:tcMar>
-              <w:top w:type="dxa" w:w="40"/>
-              <w:left w:type="dxa" w:w="80"/>
-              <w:bottom w:type="dxa" w:w="40"/>
-              <w:right w:type="dxa" w:w="80"/>
-            </w:tcMar>
-            <w:vAlign w:val="center"/>
-          </w:tcPr>
-          <w:p>
-            <w:pPr>
-              <w:spacing w:after="0" w:before="0" w:line="240"/>
-              <w:jc w:val="right"/>
-            </w:pPr>
-            <w:r>
-              <w:rPr>
-                <w:rFonts w:ascii="KoPub돋움체" w:cs="KoPub돋움체" w:eastAsia="KoPub돋움체" w:hAnsi="KoPub돋움체"/>
-                <w:b w:val="false"/>
-                <w:bCs w:val="false"/>
-                <w:sz w:val="17"/>
-                <w:szCs w:val="17"/>
-              </w:rPr>
-              <w:t xml:space="preserve">38</w:t>
-            </w:r>
-          </w:p>
-        </w:tc>
-        <w:tc>
-          <w:tcPr>
-            <w:tcW w:type="dxa" w:w="600"/>
-            <w:tcBorders>
-              <w:top w:val="single" w:color="9AA8A6" w:sz="4"/>
-              <w:left w:val="single" w:color="9AA8A6" w:sz="4"/>
-              <w:bottom w:val="single" w:color="9AA8A6" w:sz="4"/>
-              <w:right w:val="single" w:color="9AA8A6" w:sz="4"/>
-            </w:tcBorders>
-            <w:tcMar>
-              <w:top w:type="dxa" w:w="40"/>
-              <w:left w:type="dxa" w:w="80"/>
-              <w:bottom w:type="dxa" w:w="40"/>
-              <w:right w:type="dxa" w:w="80"/>
-            </w:tcMar>
-            <w:vAlign w:val="center"/>
-          </w:tcPr>
-          <w:p>
-            <w:pPr>
-              <w:spacing w:after="0" w:before="0" w:line="240"/>
-              <w:jc w:val="right"/>
-            </w:pPr>
-            <w:r>
-              <w:rPr>
-                <w:rFonts w:ascii="KoPub돋움체" w:cs="KoPub돋움체" w:eastAsia="KoPub돋움체" w:hAnsi="KoPub돋움체"/>
-                <w:b w:val="false"/>
-                <w:bCs w:val="false"/>
-                <w:sz w:val="17"/>
-                <w:szCs w:val="17"/>
-              </w:rPr>
-              <w:t xml:space="preserve">16</w:t>
-            </w:r>
-          </w:p>
-        </w:tc>
-        <w:tc>
-          <w:tcPr>
-            <w:tcW w:type="dxa" w:w="600"/>
-            <w:tcBorders>
-              <w:top w:val="single" w:color="9AA8A6" w:sz="4"/>
-              <w:left w:val="single" w:color="9AA8A6" w:sz="4"/>
-              <w:bottom w:val="single" w:color="9AA8A6" w:sz="4"/>
-              <w:right w:val="single" w:color="9AA8A6" w:sz="4"/>
-            </w:tcBorders>
-            <w:tcMar>
-              <w:top w:type="dxa" w:w="40"/>
-              <w:left w:type="dxa" w:w="80"/>
-              <w:bottom w:type="dxa" w:w="40"/>
-              <w:right w:type="dxa" w:w="80"/>
-            </w:tcMar>
-            <w:vAlign w:val="center"/>
-          </w:tcPr>
-          <w:p>
-            <w:pPr>
-              <w:spacing w:after="0" w:before="0" w:line="240"/>
-              <w:jc w:val="right"/>
-            </w:pPr>
-            <w:r>
-              <w:rPr>
-                <w:rFonts w:ascii="KoPub돋움체" w:cs="KoPub돋움체" w:eastAsia="KoPub돋움체" w:hAnsi="KoPub돋움체"/>
-                <w:b w:val="false"/>
-                <w:bCs w:val="false"/>
-                <w:sz w:val="17"/>
-                <w:szCs w:val="17"/>
-              </w:rPr>
-              <w:t xml:space="preserve">46</w:t>
-            </w:r>
-          </w:p>
-        </w:tc>
-        <w:tc>
-          <w:tcPr>
-            <w:tcW w:type="dxa" w:w="600"/>
-            <w:tcBorders>
-              <w:top w:val="single" w:color="9AA8A6" w:sz="4"/>
-              <w:left w:val="single" w:color="9AA8A6" w:sz="4"/>
-              <w:bottom w:val="single" w:color="9AA8A6" w:sz="4"/>
-              <w:right w:val="single" w:color="9AA8A6" w:sz="4"/>
-            </w:tcBorders>
-            <w:tcMar>
-              <w:top w:type="dxa" w:w="40"/>
-              <w:left w:type="dxa" w:w="80"/>
-              <w:bottom w:type="dxa" w:w="40"/>
-              <w:right w:type="dxa" w:w="80"/>
-            </w:tcMar>
-            <w:vAlign w:val="center"/>
-          </w:tcPr>
-          <w:p>
-            <w:pPr>
-              <w:spacing w:after="0" w:before="0" w:line="240"/>
-              <w:jc w:val="right"/>
-            </w:pPr>
-            <w:r>
-              <w:rPr>
-                <w:rFonts w:ascii="KoPub돋움체" w:cs="KoPub돋움체" w:eastAsia="KoPub돋움체" w:hAnsi="KoPub돋움체"/>
-                <w:b w:val="false"/>
-                <w:bCs w:val="false"/>
-                <w:sz w:val="17"/>
-                <w:szCs w:val="17"/>
-              </w:rPr>
-              <w:t xml:space="preserve">54</w:t>
-            </w:r>
-          </w:p>
-        </w:tc>
-        <w:tc>
-          <w:tcPr>
-            <w:tcW w:type="dxa" w:w="700"/>
-            <w:tcBorders>
-              <w:top w:val="single" w:color="9AA8A6" w:sz="4"/>
-              <w:left w:val="single" w:color="9AA8A6" w:sz="4"/>
-              <w:bottom w:val="single" w:color="9AA8A6" w:sz="4"/>
-              <w:right w:val="single" w:color="9AA8A6" w:sz="4"/>
-            </w:tcBorders>
-            <w:tcMar>
-              <w:top w:type="dxa" w:w="40"/>
-              <w:left w:type="dxa" w:w="80"/>
-              <w:bottom w:type="dxa" w:w="40"/>
-              <w:right w:type="dxa" w:w="80"/>
-            </w:tcMar>
-            <w:vAlign w:val="center"/>
-          </w:tcPr>
-          <w:p>
-            <w:pPr>
-              <w:spacing w:after="0" w:before="0" w:line="240"/>
-              <w:jc w:val="right"/>
-            </w:pPr>
-            <w:r>
-              <w:rPr>
-                <w:rFonts w:ascii="KoPub돋움체" w:cs="KoPub돋움체" w:eastAsia="KoPub돋움체" w:hAnsi="KoPub돋움체"/>
-                <w:b w:val="false"/>
-                <w:bCs w:val="false"/>
-                <w:sz w:val="17"/>
-                <w:szCs w:val="17"/>
-              </w:rPr>
-              <w:t xml:space="preserve">88</w:t>
-            </w:r>
-          </w:p>
-        </w:tc>
-        <w:tc>
-          <w:tcPr>
-            <w:tcW w:type="dxa" w:w="800"/>
+            <w:tcW w:type="dxa" w:w="650"/>
+            <w:tcBorders>
+              <w:top w:val="single" w:color="9AA8A6" w:sz="4"/>
+              <w:left w:val="single" w:color="9AA8A6" w:sz="4"/>
+              <w:bottom w:val="single" w:color="9AA8A6" w:sz="4"/>
+              <w:right w:val="single" w:color="9AA8A6" w:sz="4"/>
+            </w:tcBorders>
+            <w:tcMar>
+              <w:top w:type="dxa" w:w="40"/>
+              <w:left w:type="dxa" w:w="80"/>
+              <w:bottom w:type="dxa" w:w="40"/>
+              <w:right w:type="dxa" w:w="80"/>
+            </w:tcMar>
+            <w:vAlign w:val="center"/>
+          </w:tcPr>
+          <w:p>
+            <w:pPr>
+              <w:spacing w:after="0" w:before="0" w:line="240"/>
+              <w:jc w:val="right"/>
+            </w:pPr>
+            <w:r>
+              <w:rPr>
+                <w:rFonts w:ascii="KoPub돋움체" w:cs="KoPub돋움체" w:eastAsia="KoPub돋움체" w:hAnsi="KoPub돋움체"/>
+                <w:b w:val="false"/>
+                <w:bCs w:val="false"/>
+                <w:sz w:val="17"/>
+                <w:szCs w:val="17"/>
+              </w:rPr>
+              <w:t xml:space="preserve">397</w:t>
+            </w:r>
+          </w:p>
+        </w:tc>
+        <w:tc>
+          <w:tcPr>
+            <w:tcW w:type="dxa" w:w="650"/>
+            <w:tcBorders>
+              <w:top w:val="single" w:color="9AA8A6" w:sz="4"/>
+              <w:left w:val="single" w:color="9AA8A6" w:sz="4"/>
+              <w:bottom w:val="single" w:color="9AA8A6" w:sz="4"/>
+              <w:right w:val="single" w:color="9AA8A6" w:sz="4"/>
+            </w:tcBorders>
+            <w:tcMar>
+              <w:top w:type="dxa" w:w="40"/>
+              <w:left w:type="dxa" w:w="80"/>
+              <w:bottom w:type="dxa" w:w="40"/>
+              <w:right w:type="dxa" w:w="80"/>
+            </w:tcMar>
+            <w:vAlign w:val="center"/>
+          </w:tcPr>
+          <w:p>
+            <w:pPr>
+              <w:spacing w:after="0" w:before="0" w:line="240"/>
+              <w:jc w:val="right"/>
+            </w:pPr>
+            <w:r>
+              <w:rPr>
+                <w:rFonts w:ascii="KoPub돋움체" w:cs="KoPub돋움체" w:eastAsia="KoPub돋움체" w:hAnsi="KoPub돋움체"/>
+                <w:b w:val="false"/>
+                <w:bCs w:val="false"/>
+                <w:sz w:val="17"/>
+                <w:szCs w:val="17"/>
+              </w:rPr>
+              <w:t xml:space="preserve">62</w:t>
+            </w:r>
+          </w:p>
+        </w:tc>
+        <w:tc>
+          <w:tcPr>
+            <w:tcW w:type="dxa" w:w="650"/>
+            <w:tcBorders>
+              <w:top w:val="single" w:color="9AA8A6" w:sz="4"/>
+              <w:left w:val="single" w:color="9AA8A6" w:sz="4"/>
+              <w:bottom w:val="single" w:color="9AA8A6" w:sz="4"/>
+              <w:right w:val="single" w:color="9AA8A6" w:sz="4"/>
+            </w:tcBorders>
+            <w:tcMar>
+              <w:top w:type="dxa" w:w="40"/>
+              <w:left w:type="dxa" w:w="80"/>
+              <w:bottom w:type="dxa" w:w="40"/>
+              <w:right w:type="dxa" w:w="80"/>
+            </w:tcMar>
+            <w:vAlign w:val="center"/>
+          </w:tcPr>
+          <w:p>
+            <w:pPr>
+              <w:spacing w:after="0" w:before="0" w:line="240"/>
+              <w:jc w:val="right"/>
+            </w:pPr>
+            <w:r>
+              <w:rPr>
+                <w:rFonts w:ascii="KoPub돋움체" w:cs="KoPub돋움체" w:eastAsia="KoPub돋움체" w:hAnsi="KoPub돋움체"/>
+                <w:b w:val="false"/>
+                <w:bCs w:val="false"/>
+                <w:sz w:val="17"/>
+                <w:szCs w:val="17"/>
+              </w:rPr>
+              <w:t xml:space="preserve">90</w:t>
+            </w:r>
+          </w:p>
+        </w:tc>
+        <w:tc>
+          <w:tcPr>
+            <w:tcW w:type="dxa" w:w="650"/>
+            <w:tcBorders>
+              <w:top w:val="single" w:color="9AA8A6" w:sz="4"/>
+              <w:left w:val="single" w:color="9AA8A6" w:sz="4"/>
+              <w:bottom w:val="single" w:color="9AA8A6" w:sz="4"/>
+              <w:right w:val="single" w:color="9AA8A6" w:sz="4"/>
+            </w:tcBorders>
+            <w:tcMar>
+              <w:top w:type="dxa" w:w="40"/>
+              <w:left w:type="dxa" w:w="80"/>
+              <w:bottom w:type="dxa" w:w="40"/>
+              <w:right w:type="dxa" w:w="80"/>
+            </w:tcMar>
+            <w:vAlign w:val="center"/>
+          </w:tcPr>
+          <w:p>
+            <w:pPr>
+              <w:spacing w:after="0" w:before="0" w:line="240"/>
+              <w:jc w:val="right"/>
+            </w:pPr>
+            <w:r>
+              <w:rPr>
+                <w:rFonts w:ascii="KoPub돋움체" w:cs="KoPub돋움체" w:eastAsia="KoPub돋움체" w:hAnsi="KoPub돋움체"/>
+                <w:b w:val="false"/>
+                <w:bCs w:val="false"/>
+                <w:sz w:val="17"/>
+                <w:szCs w:val="17"/>
+              </w:rPr>
+              <w:t xml:space="preserve">62</w:t>
+            </w:r>
+          </w:p>
+        </w:tc>
+        <w:tc>
+          <w:tcPr>
+            <w:tcW w:type="dxa" w:w="650"/>
+            <w:tcBorders>
+              <w:top w:val="single" w:color="9AA8A6" w:sz="4"/>
+              <w:left w:val="single" w:color="9AA8A6" w:sz="4"/>
+              <w:bottom w:val="single" w:color="9AA8A6" w:sz="4"/>
+              <w:right w:val="single" w:color="9AA8A6" w:sz="4"/>
+            </w:tcBorders>
+            <w:tcMar>
+              <w:top w:type="dxa" w:w="40"/>
+              <w:left w:type="dxa" w:w="80"/>
+              <w:bottom w:type="dxa" w:w="40"/>
+              <w:right w:type="dxa" w:w="80"/>
+            </w:tcMar>
+            <w:vAlign w:val="center"/>
+          </w:tcPr>
+          <w:p>
+            <w:pPr>
+              <w:spacing w:after="0" w:before="0" w:line="240"/>
+              <w:jc w:val="right"/>
+            </w:pPr>
+            <w:r>
+              <w:rPr>
+                <w:rFonts w:ascii="KoPub돋움체" w:cs="KoPub돋움체" w:eastAsia="KoPub돋움체" w:hAnsi="KoPub돋움체"/>
+                <w:b w:val="false"/>
+                <w:bCs w:val="false"/>
+                <w:sz w:val="17"/>
+                <w:szCs w:val="17"/>
+              </w:rPr>
+              <w:t xml:space="preserve">42</w:t>
+            </w:r>
+          </w:p>
+        </w:tc>
+        <w:tc>
+          <w:tcPr>
+            <w:tcW w:type="dxa" w:w="650"/>
+            <w:tcBorders>
+              <w:top w:val="single" w:color="9AA8A6" w:sz="4"/>
+              <w:left w:val="single" w:color="9AA8A6" w:sz="4"/>
+              <w:bottom w:val="single" w:color="9AA8A6" w:sz="4"/>
+              <w:right w:val="single" w:color="9AA8A6" w:sz="4"/>
+            </w:tcBorders>
+            <w:tcMar>
+              <w:top w:type="dxa" w:w="40"/>
+              <w:left w:type="dxa" w:w="80"/>
+              <w:bottom w:type="dxa" w:w="40"/>
+              <w:right w:type="dxa" w:w="80"/>
+            </w:tcMar>
+            <w:vAlign w:val="center"/>
+          </w:tcPr>
+          <w:p>
+            <w:pPr>
+              <w:spacing w:after="0" w:before="0" w:line="240"/>
+              <w:jc w:val="right"/>
+            </w:pPr>
+            <w:r>
+              <w:rPr>
+                <w:rFonts w:ascii="KoPub돋움체" w:cs="KoPub돋움체" w:eastAsia="KoPub돋움체" w:hAnsi="KoPub돋움체"/>
+                <w:b w:val="false"/>
+                <w:bCs w:val="false"/>
+                <w:sz w:val="17"/>
+                <w:szCs w:val="17"/>
+              </w:rPr>
+              <w:t xml:space="preserve">18</w:t>
+            </w:r>
+          </w:p>
+        </w:tc>
+        <w:tc>
+          <w:tcPr>
+            <w:tcW w:type="dxa" w:w="650"/>
+            <w:tcBorders>
+              <w:top w:val="single" w:color="9AA8A6" w:sz="4"/>
+              <w:left w:val="single" w:color="9AA8A6" w:sz="4"/>
+              <w:bottom w:val="single" w:color="9AA8A6" w:sz="4"/>
+              <w:right w:val="single" w:color="9AA8A6" w:sz="4"/>
+            </w:tcBorders>
+            <w:tcMar>
+              <w:top w:type="dxa" w:w="40"/>
+              <w:left w:type="dxa" w:w="80"/>
+              <w:bottom w:type="dxa" w:w="40"/>
+              <w:right w:type="dxa" w:w="80"/>
+            </w:tcMar>
+            <w:vAlign w:val="center"/>
+          </w:tcPr>
+          <w:p>
+            <w:pPr>
+              <w:spacing w:after="0" w:before="0" w:line="240"/>
+              <w:jc w:val="right"/>
+            </w:pPr>
+            <w:r>
+              <w:rPr>
+                <w:rFonts w:ascii="KoPub돋움체" w:cs="KoPub돋움체" w:eastAsia="KoPub돋움체" w:hAnsi="KoPub돋움체"/>
+                <w:b w:val="false"/>
+                <w:bCs w:val="false"/>
+                <w:sz w:val="17"/>
+                <w:szCs w:val="17"/>
+              </w:rPr>
+              <w:t xml:space="preserve">47</w:t>
+            </w:r>
+          </w:p>
+        </w:tc>
+        <w:tc>
+          <w:tcPr>
+            <w:tcW w:type="dxa" w:w="650"/>
+            <w:tcBorders>
+              <w:top w:val="single" w:color="9AA8A6" w:sz="4"/>
+              <w:left w:val="single" w:color="9AA8A6" w:sz="4"/>
+              <w:bottom w:val="single" w:color="9AA8A6" w:sz="4"/>
+              <w:right w:val="single" w:color="9AA8A6" w:sz="4"/>
+            </w:tcBorders>
+            <w:tcMar>
+              <w:top w:type="dxa" w:w="40"/>
+              <w:left w:type="dxa" w:w="80"/>
+              <w:bottom w:type="dxa" w:w="40"/>
+              <w:right w:type="dxa" w:w="80"/>
+            </w:tcMar>
+            <w:vAlign w:val="center"/>
+          </w:tcPr>
+          <w:p>
+            <w:pPr>
+              <w:spacing w:after="0" w:before="0" w:line="240"/>
+              <w:jc w:val="right"/>
+            </w:pPr>
+            <w:r>
+              <w:rPr>
+                <w:rFonts w:ascii="KoPub돋움체" w:cs="KoPub돋움체" w:eastAsia="KoPub돋움체" w:hAnsi="KoPub돋움체"/>
+                <w:b w:val="false"/>
+                <w:bCs w:val="false"/>
+                <w:sz w:val="17"/>
+                <w:szCs w:val="17"/>
+              </w:rPr>
+              <w:t xml:space="preserve">69</w:t>
+            </w:r>
+          </w:p>
+        </w:tc>
+        <w:tc>
+          <w:tcPr>
+            <w:tcW w:type="dxa" w:w="850"/>
             <w:tcBorders>
               <w:top w:val="single" w:color="9AA8A6" w:sz="4"/>
               <w:left w:val="single" w:color="9AA8A6" w:sz="4"/>
@@ -22705,7 +22814,7 @@
       <w:tr>
         <w:tc>
           <w:tcPr>
-            <w:tcW w:type="dxa" w:w="2300"/>
+            <w:tcW w:type="dxa" w:w="2500"/>
             <w:tcBorders>
               <w:top w:val="single" w:color="9AA8A6" w:sz="4"/>
               <w:left w:val="single" w:color="9AA8A6" w:sz="4"/>
@@ -22740,41 +22849,41 @@
         </w:tc>
         <w:tc>
           <w:tcPr>
-            <w:tcW w:type="dxa" w:w="600"/>
-            <w:tcBorders>
-              <w:top w:val="single" w:color="9AA8A6" w:sz="4"/>
-              <w:left w:val="single" w:color="9AA8A6" w:sz="4"/>
-              <w:bottom w:val="single" w:color="9AA8A6" w:sz="4"/>
-              <w:right w:val="single" w:color="9AA8A6" w:sz="4"/>
-            </w:tcBorders>
-            <w:tcMar>
-              <w:top w:type="dxa" w:w="40"/>
-              <w:left w:type="dxa" w:w="80"/>
-              <w:bottom w:type="dxa" w:w="40"/>
-              <w:right w:type="dxa" w:w="80"/>
-            </w:tcMar>
-            <w:vAlign w:val="center"/>
-          </w:tcPr>
-          <w:p>
-            <w:pPr>
-              <w:spacing w:after="0" w:before="0" w:line="240"/>
-              <w:jc w:val="right"/>
-            </w:pPr>
-            <w:r>
-              <w:rPr>
-                <w:rFonts w:ascii="KoPub돋움체" w:cs="KoPub돋움체" w:eastAsia="KoPub돋움체" w:hAnsi="KoPub돋움체"/>
-                <w:b w:val="false"/>
-                <w:bCs w:val="false"/>
-                <w:sz w:val="17"/>
-                <w:szCs w:val="17"/>
-              </w:rPr>
-              <w:t xml:space="preserve">293</w:t>
-            </w:r>
-          </w:p>
-        </w:tc>
-        <w:tc>
-          <w:tcPr>
-            <w:tcW w:type="dxa" w:w="600"/>
+            <w:tcW w:type="dxa" w:w="650"/>
+            <w:tcBorders>
+              <w:top w:val="single" w:color="9AA8A6" w:sz="4"/>
+              <w:left w:val="single" w:color="9AA8A6" w:sz="4"/>
+              <w:bottom w:val="single" w:color="9AA8A6" w:sz="4"/>
+              <w:right w:val="single" w:color="9AA8A6" w:sz="4"/>
+            </w:tcBorders>
+            <w:tcMar>
+              <w:top w:type="dxa" w:w="40"/>
+              <w:left w:type="dxa" w:w="80"/>
+              <w:bottom w:type="dxa" w:w="40"/>
+              <w:right w:type="dxa" w:w="80"/>
+            </w:tcMar>
+            <w:vAlign w:val="center"/>
+          </w:tcPr>
+          <w:p>
+            <w:pPr>
+              <w:spacing w:after="0" w:before="0" w:line="240"/>
+              <w:jc w:val="right"/>
+            </w:pPr>
+            <w:r>
+              <w:rPr>
+                <w:rFonts w:ascii="KoPub돋움체" w:cs="KoPub돋움체" w:eastAsia="KoPub돋움체" w:hAnsi="KoPub돋움체"/>
+                <w:b w:val="false"/>
+                <w:bCs w:val="false"/>
+                <w:sz w:val="17"/>
+                <w:szCs w:val="17"/>
+              </w:rPr>
+              <w:t xml:space="preserve">306</w:t>
+            </w:r>
+          </w:p>
+        </w:tc>
+        <w:tc>
+          <w:tcPr>
+            <w:tcW w:type="dxa" w:w="650"/>
             <w:tcBorders>
               <w:top w:val="single" w:color="9AA8A6" w:sz="4"/>
               <w:left w:val="single" w:color="9AA8A6" w:sz="4"/>
@@ -22808,41 +22917,41 @@
         </w:tc>
         <w:tc>
           <w:tcPr>
-            <w:tcW w:type="dxa" w:w="600"/>
-            <w:tcBorders>
-              <w:top w:val="single" w:color="9AA8A6" w:sz="4"/>
-              <w:left w:val="single" w:color="9AA8A6" w:sz="4"/>
-              <w:bottom w:val="single" w:color="9AA8A6" w:sz="4"/>
-              <w:right w:val="single" w:color="9AA8A6" w:sz="4"/>
-            </w:tcBorders>
-            <w:tcMar>
-              <w:top w:type="dxa" w:w="40"/>
-              <w:left w:type="dxa" w:w="80"/>
-              <w:bottom w:type="dxa" w:w="40"/>
-              <w:right w:type="dxa" w:w="80"/>
-            </w:tcMar>
-            <w:vAlign w:val="center"/>
-          </w:tcPr>
-          <w:p>
-            <w:pPr>
-              <w:spacing w:after="0" w:before="0" w:line="240"/>
-              <w:jc w:val="right"/>
-            </w:pPr>
-            <w:r>
-              <w:rPr>
-                <w:rFonts w:ascii="KoPub돋움체" w:cs="KoPub돋움체" w:eastAsia="KoPub돋움체" w:hAnsi="KoPub돋움체"/>
-                <w:b w:val="false"/>
-                <w:bCs w:val="false"/>
-                <w:sz w:val="17"/>
-                <w:szCs w:val="17"/>
-              </w:rPr>
-              <w:t xml:space="preserve">14</w:t>
-            </w:r>
-          </w:p>
-        </w:tc>
-        <w:tc>
-          <w:tcPr>
-            <w:tcW w:type="dxa" w:w="600"/>
+            <w:tcW w:type="dxa" w:w="650"/>
+            <w:tcBorders>
+              <w:top w:val="single" w:color="9AA8A6" w:sz="4"/>
+              <w:left w:val="single" w:color="9AA8A6" w:sz="4"/>
+              <w:bottom w:val="single" w:color="9AA8A6" w:sz="4"/>
+              <w:right w:val="single" w:color="9AA8A6" w:sz="4"/>
+            </w:tcBorders>
+            <w:tcMar>
+              <w:top w:type="dxa" w:w="40"/>
+              <w:left w:type="dxa" w:w="80"/>
+              <w:bottom w:type="dxa" w:w="40"/>
+              <w:right w:type="dxa" w:w="80"/>
+            </w:tcMar>
+            <w:vAlign w:val="center"/>
+          </w:tcPr>
+          <w:p>
+            <w:pPr>
+              <w:spacing w:after="0" w:before="0" w:line="240"/>
+              <w:jc w:val="right"/>
+            </w:pPr>
+            <w:r>
+              <w:rPr>
+                <w:rFonts w:ascii="KoPub돋움체" w:cs="KoPub돋움체" w:eastAsia="KoPub돋움체" w:hAnsi="KoPub돋움체"/>
+                <w:b w:val="false"/>
+                <w:bCs w:val="false"/>
+                <w:sz w:val="17"/>
+                <w:szCs w:val="17"/>
+              </w:rPr>
+              <w:t xml:space="preserve">17</w:t>
+            </w:r>
+          </w:p>
+        </w:tc>
+        <w:tc>
+          <w:tcPr>
+            <w:tcW w:type="dxa" w:w="650"/>
             <w:tcBorders>
               <w:top w:val="single" w:color="9AA8A6" w:sz="4"/>
               <w:left w:val="single" w:color="9AA8A6" w:sz="4"/>
@@ -22876,7 +22985,7 @@
         </w:tc>
         <w:tc>
           <w:tcPr>
-            <w:tcW w:type="dxa" w:w="600"/>
+            <w:tcW w:type="dxa" w:w="650"/>
             <w:tcBorders>
               <w:top w:val="single" w:color="9AA8A6" w:sz="4"/>
               <w:left w:val="single" w:color="9AA8A6" w:sz="4"/>
@@ -22910,7 +23019,7 @@
         </w:tc>
         <w:tc>
           <w:tcPr>
-            <w:tcW w:type="dxa" w:w="600"/>
+            <w:tcW w:type="dxa" w:w="650"/>
             <w:tcBorders>
               <w:top w:val="single" w:color="9AA8A6" w:sz="4"/>
               <w:left w:val="single" w:color="9AA8A6" w:sz="4"/>
@@ -22944,7 +23053,7 @@
         </w:tc>
         <w:tc>
           <w:tcPr>
-            <w:tcW w:type="dxa" w:w="600"/>
+            <w:tcW w:type="dxa" w:w="650"/>
             <w:tcBorders>
               <w:top w:val="single" w:color="9AA8A6" w:sz="4"/>
               <w:left w:val="single" w:color="9AA8A6" w:sz="4"/>
@@ -22978,7 +23087,7 @@
         </w:tc>
         <w:tc>
           <w:tcPr>
-            <w:tcW w:type="dxa" w:w="600"/>
+            <w:tcW w:type="dxa" w:w="650"/>
             <w:tcBorders>
               <w:top w:val="single" w:color="9AA8A6" w:sz="4"/>
               <w:left w:val="single" w:color="9AA8A6" w:sz="4"/>
@@ -23012,41 +23121,7 @@
         </w:tc>
         <w:tc>
           <w:tcPr>
-            <w:tcW w:type="dxa" w:w="700"/>
-            <w:tcBorders>
-              <w:top w:val="single" w:color="9AA8A6" w:sz="4"/>
-              <w:left w:val="single" w:color="9AA8A6" w:sz="4"/>
-              <w:bottom w:val="single" w:color="9AA8A6" w:sz="4"/>
-              <w:right w:val="single" w:color="9AA8A6" w:sz="4"/>
-            </w:tcBorders>
-            <w:tcMar>
-              <w:top w:type="dxa" w:w="40"/>
-              <w:left w:type="dxa" w:w="80"/>
-              <w:bottom w:type="dxa" w:w="40"/>
-              <w:right w:type="dxa" w:w="80"/>
-            </w:tcMar>
-            <w:vAlign w:val="center"/>
-          </w:tcPr>
-          <w:p>
-            <w:pPr>
-              <w:spacing w:after="0" w:before="0" w:line="240"/>
-              <w:jc w:val="right"/>
-            </w:pPr>
-            <w:r>
-              <w:rPr>
-                <w:rFonts w:ascii="KoPub돋움체" w:cs="KoPub돋움체" w:eastAsia="KoPub돋움체" w:hAnsi="KoPub돋움체"/>
-                <w:b w:val="false"/>
-                <w:bCs w:val="false"/>
-                <w:sz w:val="17"/>
-                <w:szCs w:val="17"/>
-              </w:rPr>
-              <w:t xml:space="preserve">16</w:t>
-            </w:r>
-          </w:p>
-        </w:tc>
-        <w:tc>
-          <w:tcPr>
-            <w:tcW w:type="dxa" w:w="800"/>
+            <w:tcW w:type="dxa" w:w="850"/>
             <w:tcBorders>
               <w:top w:val="single" w:color="9AA8A6" w:sz="4"/>
               <w:left w:val="single" w:color="9AA8A6" w:sz="4"/>
@@ -23082,7 +23157,7 @@
       <w:tr>
         <w:tc>
           <w:tcPr>
-            <w:tcW w:type="dxa" w:w="2300"/>
+            <w:tcW w:type="dxa" w:w="2500"/>
             <w:tcBorders>
               <w:top w:val="single" w:color="9AA8A6" w:sz="4"/>
               <w:left w:val="single" w:color="9AA8A6" w:sz="4"/>
@@ -23117,109 +23192,109 @@
         </w:tc>
         <w:tc>
           <w:tcPr>
-            <w:tcW w:type="dxa" w:w="600"/>
-            <w:tcBorders>
-              <w:top w:val="single" w:color="9AA8A6" w:sz="4"/>
-              <w:left w:val="single" w:color="9AA8A6" w:sz="4"/>
-              <w:bottom w:val="single" w:color="9AA8A6" w:sz="4"/>
-              <w:right w:val="single" w:color="9AA8A6" w:sz="4"/>
-            </w:tcBorders>
-            <w:tcMar>
-              <w:top w:type="dxa" w:w="40"/>
-              <w:left w:type="dxa" w:w="80"/>
-              <w:bottom w:type="dxa" w:w="40"/>
-              <w:right w:type="dxa" w:w="80"/>
-            </w:tcMar>
-            <w:vAlign w:val="center"/>
-          </w:tcPr>
-          <w:p>
-            <w:pPr>
-              <w:spacing w:after="0" w:before="0" w:line="240"/>
-              <w:jc w:val="right"/>
-            </w:pPr>
-            <w:r>
-              <w:rPr>
-                <w:rFonts w:ascii="KoPub돋움체" w:cs="KoPub돋움체" w:eastAsia="KoPub돋움체" w:hAnsi="KoPub돋움체"/>
-                <w:b w:val="false"/>
-                <w:bCs w:val="false"/>
-                <w:sz w:val="17"/>
-                <w:szCs w:val="17"/>
-              </w:rPr>
-              <w:t xml:space="preserve">154</w:t>
-            </w:r>
-          </w:p>
-        </w:tc>
-        <w:tc>
-          <w:tcPr>
-            <w:tcW w:type="dxa" w:w="600"/>
-            <w:tcBorders>
-              <w:top w:val="single" w:color="9AA8A6" w:sz="4"/>
-              <w:left w:val="single" w:color="9AA8A6" w:sz="4"/>
-              <w:bottom w:val="single" w:color="9AA8A6" w:sz="4"/>
-              <w:right w:val="single" w:color="9AA8A6" w:sz="4"/>
-            </w:tcBorders>
-            <w:tcMar>
-              <w:top w:type="dxa" w:w="40"/>
-              <w:left w:type="dxa" w:w="80"/>
-              <w:bottom w:type="dxa" w:w="40"/>
-              <w:right w:type="dxa" w:w="80"/>
-            </w:tcMar>
-            <w:vAlign w:val="center"/>
-          </w:tcPr>
-          <w:p>
-            <w:pPr>
-              <w:spacing w:after="0" w:before="0" w:line="240"/>
-              <w:jc w:val="right"/>
-            </w:pPr>
-            <w:r>
-              <w:rPr>
-                <w:rFonts w:ascii="KoPub돋움체" w:cs="KoPub돋움체" w:eastAsia="KoPub돋움체" w:hAnsi="KoPub돋움체"/>
-                <w:b w:val="false"/>
-                <w:bCs w:val="false"/>
-                <w:sz w:val="17"/>
-                <w:szCs w:val="17"/>
-              </w:rPr>
-              <w:t xml:space="preserve">4</w:t>
-            </w:r>
-          </w:p>
-        </w:tc>
-        <w:tc>
-          <w:tcPr>
-            <w:tcW w:type="dxa" w:w="600"/>
-            <w:tcBorders>
-              <w:top w:val="single" w:color="9AA8A6" w:sz="4"/>
-              <w:left w:val="single" w:color="9AA8A6" w:sz="4"/>
-              <w:bottom w:val="single" w:color="9AA8A6" w:sz="4"/>
-              <w:right w:val="single" w:color="9AA8A6" w:sz="4"/>
-            </w:tcBorders>
-            <w:tcMar>
-              <w:top w:type="dxa" w:w="40"/>
-              <w:left w:type="dxa" w:w="80"/>
-              <w:bottom w:type="dxa" w:w="40"/>
-              <w:right w:type="dxa" w:w="80"/>
-            </w:tcMar>
-            <w:vAlign w:val="center"/>
-          </w:tcPr>
-          <w:p>
-            <w:pPr>
-              <w:spacing w:after="0" w:before="0" w:line="240"/>
-              <w:jc w:val="right"/>
-            </w:pPr>
-            <w:r>
-              <w:rPr>
-                <w:rFonts w:ascii="KoPub돋움체" w:cs="KoPub돋움체" w:eastAsia="KoPub돋움체" w:hAnsi="KoPub돋움체"/>
-                <w:b w:val="false"/>
-                <w:bCs w:val="false"/>
-                <w:sz w:val="17"/>
-                <w:szCs w:val="17"/>
-              </w:rPr>
-              <w:t xml:space="preserve">15</w:t>
-            </w:r>
-          </w:p>
-        </w:tc>
-        <w:tc>
-          <w:tcPr>
-            <w:tcW w:type="dxa" w:w="600"/>
+            <w:tcW w:type="dxa" w:w="650"/>
+            <w:tcBorders>
+              <w:top w:val="single" w:color="9AA8A6" w:sz="4"/>
+              <w:left w:val="single" w:color="9AA8A6" w:sz="4"/>
+              <w:bottom w:val="single" w:color="9AA8A6" w:sz="4"/>
+              <w:right w:val="single" w:color="9AA8A6" w:sz="4"/>
+            </w:tcBorders>
+            <w:tcMar>
+              <w:top w:type="dxa" w:w="40"/>
+              <w:left w:type="dxa" w:w="80"/>
+              <w:bottom w:type="dxa" w:w="40"/>
+              <w:right w:type="dxa" w:w="80"/>
+            </w:tcMar>
+            <w:vAlign w:val="center"/>
+          </w:tcPr>
+          <w:p>
+            <w:pPr>
+              <w:spacing w:after="0" w:before="0" w:line="240"/>
+              <w:jc w:val="right"/>
+            </w:pPr>
+            <w:r>
+              <w:rPr>
+                <w:rFonts w:ascii="KoPub돋움체" w:cs="KoPub돋움체" w:eastAsia="KoPub돋움체" w:hAnsi="KoPub돋움체"/>
+                <w:b w:val="false"/>
+                <w:bCs w:val="false"/>
+                <w:sz w:val="17"/>
+                <w:szCs w:val="17"/>
+              </w:rPr>
+              <w:t xml:space="preserve">165</w:t>
+            </w:r>
+          </w:p>
+        </w:tc>
+        <w:tc>
+          <w:tcPr>
+            <w:tcW w:type="dxa" w:w="650"/>
+            <w:tcBorders>
+              <w:top w:val="single" w:color="9AA8A6" w:sz="4"/>
+              <w:left w:val="single" w:color="9AA8A6" w:sz="4"/>
+              <w:bottom w:val="single" w:color="9AA8A6" w:sz="4"/>
+              <w:right w:val="single" w:color="9AA8A6" w:sz="4"/>
+            </w:tcBorders>
+            <w:tcMar>
+              <w:top w:type="dxa" w:w="40"/>
+              <w:left w:type="dxa" w:w="80"/>
+              <w:bottom w:type="dxa" w:w="40"/>
+              <w:right w:type="dxa" w:w="80"/>
+            </w:tcMar>
+            <w:vAlign w:val="center"/>
+          </w:tcPr>
+          <w:p>
+            <w:pPr>
+              <w:spacing w:after="0" w:before="0" w:line="240"/>
+              <w:jc w:val="right"/>
+            </w:pPr>
+            <w:r>
+              <w:rPr>
+                <w:rFonts w:ascii="KoPub돋움체" w:cs="KoPub돋움체" w:eastAsia="KoPub돋움체" w:hAnsi="KoPub돋움체"/>
+                <w:b w:val="false"/>
+                <w:bCs w:val="false"/>
+                <w:sz w:val="17"/>
+                <w:szCs w:val="17"/>
+              </w:rPr>
+              <w:t xml:space="preserve">5</w:t>
+            </w:r>
+          </w:p>
+        </w:tc>
+        <w:tc>
+          <w:tcPr>
+            <w:tcW w:type="dxa" w:w="650"/>
+            <w:tcBorders>
+              <w:top w:val="single" w:color="9AA8A6" w:sz="4"/>
+              <w:left w:val="single" w:color="9AA8A6" w:sz="4"/>
+              <w:bottom w:val="single" w:color="9AA8A6" w:sz="4"/>
+              <w:right w:val="single" w:color="9AA8A6" w:sz="4"/>
+            </w:tcBorders>
+            <w:tcMar>
+              <w:top w:type="dxa" w:w="40"/>
+              <w:left w:type="dxa" w:w="80"/>
+              <w:bottom w:type="dxa" w:w="40"/>
+              <w:right w:type="dxa" w:w="80"/>
+            </w:tcMar>
+            <w:vAlign w:val="center"/>
+          </w:tcPr>
+          <w:p>
+            <w:pPr>
+              <w:spacing w:after="0" w:before="0" w:line="240"/>
+              <w:jc w:val="right"/>
+            </w:pPr>
+            <w:r>
+              <w:rPr>
+                <w:rFonts w:ascii="KoPub돋움체" w:cs="KoPub돋움체" w:eastAsia="KoPub돋움체" w:hAnsi="KoPub돋움체"/>
+                <w:b w:val="false"/>
+                <w:bCs w:val="false"/>
+                <w:sz w:val="17"/>
+                <w:szCs w:val="17"/>
+              </w:rPr>
+              <w:t xml:space="preserve">16</w:t>
+            </w:r>
+          </w:p>
+        </w:tc>
+        <w:tc>
+          <w:tcPr>
+            <w:tcW w:type="dxa" w:w="650"/>
             <w:tcBorders>
               <w:top w:val="single" w:color="9AA8A6" w:sz="4"/>
               <w:left w:val="single" w:color="9AA8A6" w:sz="4"/>
@@ -23253,41 +23328,41 @@
         </w:tc>
         <w:tc>
           <w:tcPr>
-            <w:tcW w:type="dxa" w:w="600"/>
-            <w:tcBorders>
-              <w:top w:val="single" w:color="9AA8A6" w:sz="4"/>
-              <w:left w:val="single" w:color="9AA8A6" w:sz="4"/>
-              <w:bottom w:val="single" w:color="9AA8A6" w:sz="4"/>
-              <w:right w:val="single" w:color="9AA8A6" w:sz="4"/>
-            </w:tcBorders>
-            <w:tcMar>
-              <w:top w:type="dxa" w:w="40"/>
-              <w:left w:type="dxa" w:w="80"/>
-              <w:bottom w:type="dxa" w:w="40"/>
-              <w:right w:type="dxa" w:w="80"/>
-            </w:tcMar>
-            <w:vAlign w:val="center"/>
-          </w:tcPr>
-          <w:p>
-            <w:pPr>
-              <w:spacing w:after="0" w:before="0" w:line="240"/>
-              <w:jc w:val="right"/>
-            </w:pPr>
-            <w:r>
-              <w:rPr>
-                <w:rFonts w:ascii="KoPub돋움체" w:cs="KoPub돋움체" w:eastAsia="KoPub돋움체" w:hAnsi="KoPub돋움체"/>
-                <w:b w:val="false"/>
-                <w:bCs w:val="false"/>
-                <w:sz w:val="17"/>
-                <w:szCs w:val="17"/>
-              </w:rPr>
-              <w:t xml:space="preserve">5</w:t>
-            </w:r>
-          </w:p>
-        </w:tc>
-        <w:tc>
-          <w:tcPr>
-            <w:tcW w:type="dxa" w:w="600"/>
+            <w:tcW w:type="dxa" w:w="650"/>
+            <w:tcBorders>
+              <w:top w:val="single" w:color="9AA8A6" w:sz="4"/>
+              <w:left w:val="single" w:color="9AA8A6" w:sz="4"/>
+              <w:bottom w:val="single" w:color="9AA8A6" w:sz="4"/>
+              <w:right w:val="single" w:color="9AA8A6" w:sz="4"/>
+            </w:tcBorders>
+            <w:tcMar>
+              <w:top w:type="dxa" w:w="40"/>
+              <w:left w:type="dxa" w:w="80"/>
+              <w:bottom w:type="dxa" w:w="40"/>
+              <w:right w:type="dxa" w:w="80"/>
+            </w:tcMar>
+            <w:vAlign w:val="center"/>
+          </w:tcPr>
+          <w:p>
+            <w:pPr>
+              <w:spacing w:after="0" w:before="0" w:line="240"/>
+              <w:jc w:val="right"/>
+            </w:pPr>
+            <w:r>
+              <w:rPr>
+                <w:rFonts w:ascii="KoPub돋움체" w:cs="KoPub돋움체" w:eastAsia="KoPub돋움체" w:hAnsi="KoPub돋움체"/>
+                <w:b w:val="false"/>
+                <w:bCs w:val="false"/>
+                <w:sz w:val="17"/>
+                <w:szCs w:val="17"/>
+              </w:rPr>
+              <w:t xml:space="preserve">7</w:t>
+            </w:r>
+          </w:p>
+        </w:tc>
+        <w:tc>
+          <w:tcPr>
+            <w:tcW w:type="dxa" w:w="650"/>
             <w:tcBorders>
               <w:top w:val="single" w:color="9AA8A6" w:sz="4"/>
               <w:left w:val="single" w:color="9AA8A6" w:sz="4"/>
@@ -23321,7 +23396,7 @@
         </w:tc>
         <w:tc>
           <w:tcPr>
-            <w:tcW w:type="dxa" w:w="600"/>
+            <w:tcW w:type="dxa" w:w="650"/>
             <w:tcBorders>
               <w:top w:val="single" w:color="9AA8A6" w:sz="4"/>
               <w:left w:val="single" w:color="9AA8A6" w:sz="4"/>
@@ -23355,75 +23430,41 @@
         </w:tc>
         <w:tc>
           <w:tcPr>
-            <w:tcW w:type="dxa" w:w="600"/>
-            <w:tcBorders>
-              <w:top w:val="single" w:color="9AA8A6" w:sz="4"/>
-              <w:left w:val="single" w:color="9AA8A6" w:sz="4"/>
-              <w:bottom w:val="single" w:color="9AA8A6" w:sz="4"/>
-              <w:right w:val="single" w:color="9AA8A6" w:sz="4"/>
-            </w:tcBorders>
-            <w:tcMar>
-              <w:top w:type="dxa" w:w="40"/>
-              <w:left w:type="dxa" w:w="80"/>
-              <w:bottom w:type="dxa" w:w="40"/>
-              <w:right w:type="dxa" w:w="80"/>
-            </w:tcMar>
-            <w:vAlign w:val="center"/>
-          </w:tcPr>
-          <w:p>
-            <w:pPr>
-              <w:spacing w:after="0" w:before="0" w:line="240"/>
-              <w:jc w:val="right"/>
-            </w:pPr>
-            <w:r>
-              <w:rPr>
-                <w:rFonts w:ascii="KoPub돋움체" w:cs="KoPub돋움체" w:eastAsia="KoPub돋움체" w:hAnsi="KoPub돋움체"/>
-                <w:b w:val="false"/>
-                <w:bCs w:val="false"/>
-                <w:sz w:val="17"/>
-                <w:szCs w:val="17"/>
-              </w:rPr>
-              <w:t xml:space="preserve">8</w:t>
-            </w:r>
-          </w:p>
-        </w:tc>
-        <w:tc>
-          <w:tcPr>
-            <w:tcW w:type="dxa" w:w="700"/>
-            <w:tcBorders>
-              <w:top w:val="single" w:color="9AA8A6" w:sz="4"/>
-              <w:left w:val="single" w:color="9AA8A6" w:sz="4"/>
-              <w:bottom w:val="single" w:color="9AA8A6" w:sz="4"/>
-              <w:right w:val="single" w:color="9AA8A6" w:sz="4"/>
-            </w:tcBorders>
-            <w:tcMar>
-              <w:top w:type="dxa" w:w="40"/>
-              <w:left w:type="dxa" w:w="80"/>
-              <w:bottom w:type="dxa" w:w="40"/>
-              <w:right w:type="dxa" w:w="80"/>
-            </w:tcMar>
-            <w:vAlign w:val="center"/>
-          </w:tcPr>
-          <w:p>
-            <w:pPr>
-              <w:spacing w:after="0" w:before="0" w:line="240"/>
-              <w:jc w:val="right"/>
-            </w:pPr>
-            <w:r>
-              <w:rPr>
-                <w:rFonts w:ascii="KoPub돋움체" w:cs="KoPub돋움체" w:eastAsia="KoPub돋움체" w:hAnsi="KoPub돋움체"/>
-                <w:b w:val="false"/>
-                <w:bCs w:val="false"/>
-                <w:sz w:val="17"/>
-                <w:szCs w:val="17"/>
-              </w:rPr>
-              <w:t xml:space="preserve">20</w:t>
-            </w:r>
-          </w:p>
-        </w:tc>
-        <w:tc>
-          <w:tcPr>
-            <w:tcW w:type="dxa" w:w="800"/>
+            <w:tcW w:type="dxa" w:w="650"/>
+            <w:tcBorders>
+              <w:top w:val="single" w:color="9AA8A6" w:sz="4"/>
+              <w:left w:val="single" w:color="9AA8A6" w:sz="4"/>
+              <w:bottom w:val="single" w:color="9AA8A6" w:sz="4"/>
+              <w:right w:val="single" w:color="9AA8A6" w:sz="4"/>
+            </w:tcBorders>
+            <w:tcMar>
+              <w:top w:type="dxa" w:w="40"/>
+              <w:left w:type="dxa" w:w="80"/>
+              <w:bottom w:type="dxa" w:w="40"/>
+              <w:right w:type="dxa" w:w="80"/>
+            </w:tcMar>
+            <w:vAlign w:val="center"/>
+          </w:tcPr>
+          <w:p>
+            <w:pPr>
+              <w:spacing w:after="0" w:before="0" w:line="240"/>
+              <w:jc w:val="right"/>
+            </w:pPr>
+            <w:r>
+              <w:rPr>
+                <w:rFonts w:ascii="KoPub돋움체" w:cs="KoPub돋움체" w:eastAsia="KoPub돋움체" w:hAnsi="KoPub돋움체"/>
+                <w:b w:val="false"/>
+                <w:bCs w:val="false"/>
+                <w:sz w:val="17"/>
+                <w:szCs w:val="17"/>
+              </w:rPr>
+              <w:t xml:space="preserve">13</w:t>
+            </w:r>
+          </w:p>
+        </w:tc>
+        <w:tc>
+          <w:tcPr>
+            <w:tcW w:type="dxa" w:w="850"/>
             <w:tcBorders>
               <w:top w:val="single" w:color="9AA8A6" w:sz="4"/>
               <w:left w:val="single" w:color="9AA8A6" w:sz="4"/>
@@ -23459,7 +23500,7 @@
       <w:tr>
         <w:tc>
           <w:tcPr>
-            <w:tcW w:type="dxa" w:w="2300"/>
+            <w:tcW w:type="dxa" w:w="2500"/>
             <w:tcBorders>
               <w:top w:val="single" w:color="9AA8A6" w:sz="4"/>
               <w:left w:val="single" w:color="9AA8A6" w:sz="4"/>
@@ -23494,7 +23535,41 @@
         </w:tc>
         <w:tc>
           <w:tcPr>
-            <w:tcW w:type="dxa" w:w="600"/>
+            <w:tcW w:type="dxa" w:w="650"/>
+            <w:tcBorders>
+              <w:top w:val="single" w:color="9AA8A6" w:sz="4"/>
+              <w:left w:val="single" w:color="9AA8A6" w:sz="4"/>
+              <w:bottom w:val="single" w:color="9AA8A6" w:sz="4"/>
+              <w:right w:val="single" w:color="9AA8A6" w:sz="4"/>
+            </w:tcBorders>
+            <w:tcMar>
+              <w:top w:type="dxa" w:w="40"/>
+              <w:left w:type="dxa" w:w="80"/>
+              <w:bottom w:type="dxa" w:w="40"/>
+              <w:right w:type="dxa" w:w="80"/>
+            </w:tcMar>
+            <w:vAlign w:val="center"/>
+          </w:tcPr>
+          <w:p>
+            <w:pPr>
+              <w:spacing w:after="0" w:before="0" w:line="240"/>
+              <w:jc w:val="right"/>
+            </w:pPr>
+            <w:r>
+              <w:rPr>
+                <w:rFonts w:ascii="KoPub돋움체" w:cs="KoPub돋움체" w:eastAsia="KoPub돋움체" w:hAnsi="KoPub돋움체"/>
+                <w:b w:val="false"/>
+                <w:bCs w:val="false"/>
+                <w:sz w:val="17"/>
+                <w:szCs w:val="17"/>
+              </w:rPr>
+              <w:t xml:space="preserve">23</w:t>
+            </w:r>
+          </w:p>
+        </w:tc>
+        <w:tc>
+          <w:tcPr>
+            <w:tcW w:type="dxa" w:w="650"/>
             <w:tcBorders>
               <w:top w:val="single" w:color="9AA8A6" w:sz="4"/>
               <w:left w:val="single" w:color="9AA8A6" w:sz="4"/>
@@ -23528,75 +23603,109 @@
         </w:tc>
         <w:tc>
           <w:tcPr>
-            <w:tcW w:type="dxa" w:w="600"/>
-            <w:tcBorders>
-              <w:top w:val="single" w:color="9AA8A6" w:sz="4"/>
-              <w:left w:val="single" w:color="9AA8A6" w:sz="4"/>
-              <w:bottom w:val="single" w:color="9AA8A6" w:sz="4"/>
-              <w:right w:val="single" w:color="9AA8A6" w:sz="4"/>
-            </w:tcBorders>
-            <w:tcMar>
-              <w:top w:type="dxa" w:w="40"/>
-              <w:left w:type="dxa" w:w="80"/>
-              <w:bottom w:type="dxa" w:w="40"/>
-              <w:right w:type="dxa" w:w="80"/>
-            </w:tcMar>
-            <w:vAlign w:val="center"/>
-          </w:tcPr>
-          <w:p>
-            <w:pPr>
-              <w:spacing w:after="0" w:before="0" w:line="240"/>
-              <w:jc w:val="right"/>
-            </w:pPr>
-            <w:r>
-              <w:rPr>
-                <w:rFonts w:ascii="KoPub돋움체" w:cs="KoPub돋움체" w:eastAsia="KoPub돋움체" w:hAnsi="KoPub돋움체"/>
-                <w:b w:val="false"/>
-                <w:bCs w:val="false"/>
-                <w:sz w:val="17"/>
-                <w:szCs w:val="17"/>
-              </w:rPr>
-              <w:t xml:space="preserve">11</w:t>
-            </w:r>
-          </w:p>
-        </w:tc>
-        <w:tc>
-          <w:tcPr>
-            <w:tcW w:type="dxa" w:w="600"/>
-            <w:tcBorders>
-              <w:top w:val="single" w:color="9AA8A6" w:sz="4"/>
-              <w:left w:val="single" w:color="9AA8A6" w:sz="4"/>
-              <w:bottom w:val="single" w:color="9AA8A6" w:sz="4"/>
-              <w:right w:val="single" w:color="9AA8A6" w:sz="4"/>
-            </w:tcBorders>
-            <w:tcMar>
-              <w:top w:type="dxa" w:w="40"/>
-              <w:left w:type="dxa" w:w="80"/>
-              <w:bottom w:type="dxa" w:w="40"/>
-              <w:right w:type="dxa" w:w="80"/>
-            </w:tcMar>
-            <w:vAlign w:val="center"/>
-          </w:tcPr>
-          <w:p>
-            <w:pPr>
-              <w:spacing w:after="0" w:before="0" w:line="240"/>
-              <w:jc w:val="right"/>
-            </w:pPr>
-            <w:r>
-              <w:rPr>
-                <w:rFonts w:ascii="KoPub돋움체" w:cs="KoPub돋움체" w:eastAsia="KoPub돋움체" w:hAnsi="KoPub돋움체"/>
-                <w:b w:val="false"/>
-                <w:bCs w:val="false"/>
-                <w:sz w:val="17"/>
-                <w:szCs w:val="17"/>
-              </w:rPr>
-              <w:t xml:space="preserve">16</w:t>
-            </w:r>
-          </w:p>
-        </w:tc>
-        <w:tc>
-          <w:tcPr>
-            <w:tcW w:type="dxa" w:w="600"/>
+            <w:tcW w:type="dxa" w:w="650"/>
+            <w:tcBorders>
+              <w:top w:val="single" w:color="9AA8A6" w:sz="4"/>
+              <w:left w:val="single" w:color="9AA8A6" w:sz="4"/>
+              <w:bottom w:val="single" w:color="9AA8A6" w:sz="4"/>
+              <w:right w:val="single" w:color="9AA8A6" w:sz="4"/>
+            </w:tcBorders>
+            <w:tcMar>
+              <w:top w:type="dxa" w:w="40"/>
+              <w:left w:type="dxa" w:w="80"/>
+              <w:bottom w:type="dxa" w:w="40"/>
+              <w:right w:type="dxa" w:w="80"/>
+            </w:tcMar>
+            <w:vAlign w:val="center"/>
+          </w:tcPr>
+          <w:p>
+            <w:pPr>
+              <w:spacing w:after="0" w:before="0" w:line="240"/>
+              <w:jc w:val="right"/>
+            </w:pPr>
+            <w:r>
+              <w:rPr>
+                <w:rFonts w:ascii="KoPub돋움체" w:cs="KoPub돋움체" w:eastAsia="KoPub돋움체" w:hAnsi="KoPub돋움체"/>
+                <w:b w:val="false"/>
+                <w:bCs w:val="false"/>
+                <w:sz w:val="17"/>
+                <w:szCs w:val="17"/>
+              </w:rPr>
+              <w:t xml:space="preserve">22</w:t>
+            </w:r>
+          </w:p>
+        </w:tc>
+        <w:tc>
+          <w:tcPr>
+            <w:tcW w:type="dxa" w:w="650"/>
+            <w:tcBorders>
+              <w:top w:val="single" w:color="9AA8A6" w:sz="4"/>
+              <w:left w:val="single" w:color="9AA8A6" w:sz="4"/>
+              <w:bottom w:val="single" w:color="9AA8A6" w:sz="4"/>
+              <w:right w:val="single" w:color="9AA8A6" w:sz="4"/>
+            </w:tcBorders>
+            <w:tcMar>
+              <w:top w:type="dxa" w:w="40"/>
+              <w:left w:type="dxa" w:w="80"/>
+              <w:bottom w:type="dxa" w:w="40"/>
+              <w:right w:type="dxa" w:w="80"/>
+            </w:tcMar>
+            <w:vAlign w:val="center"/>
+          </w:tcPr>
+          <w:p>
+            <w:pPr>
+              <w:spacing w:after="0" w:before="0" w:line="240"/>
+              <w:jc w:val="right"/>
+            </w:pPr>
+            <w:r>
+              <w:rPr>
+                <w:rFonts w:ascii="KoPub돋움체" w:cs="KoPub돋움체" w:eastAsia="KoPub돋움체" w:hAnsi="KoPub돋움체"/>
+                <w:b w:val="false"/>
+                <w:bCs w:val="false"/>
+                <w:sz w:val="17"/>
+                <w:szCs w:val="17"/>
+              </w:rPr>
+              <w:t xml:space="preserve">10</w:t>
+            </w:r>
+          </w:p>
+        </w:tc>
+        <w:tc>
+          <w:tcPr>
+            <w:tcW w:type="dxa" w:w="650"/>
+            <w:tcBorders>
+              <w:top w:val="single" w:color="9AA8A6" w:sz="4"/>
+              <w:left w:val="single" w:color="9AA8A6" w:sz="4"/>
+              <w:bottom w:val="single" w:color="9AA8A6" w:sz="4"/>
+              <w:right w:val="single" w:color="9AA8A6" w:sz="4"/>
+            </w:tcBorders>
+            <w:tcMar>
+              <w:top w:type="dxa" w:w="40"/>
+              <w:left w:type="dxa" w:w="80"/>
+              <w:bottom w:type="dxa" w:w="40"/>
+              <w:right w:type="dxa" w:w="80"/>
+            </w:tcMar>
+            <w:vAlign w:val="center"/>
+          </w:tcPr>
+          <w:p>
+            <w:pPr>
+              <w:spacing w:after="0" w:before="0" w:line="240"/>
+              <w:jc w:val="right"/>
+            </w:pPr>
+            <w:r>
+              <w:rPr>
+                <w:rFonts w:ascii="KoPub돋움체" w:cs="KoPub돋움체" w:eastAsia="KoPub돋움체" w:hAnsi="KoPub돋움체"/>
+                <w:b w:val="false"/>
+                <w:bCs w:val="false"/>
+                <w:sz w:val="17"/>
+                <w:szCs w:val="17"/>
+              </w:rPr>
+              <w:t xml:space="preserve">12</w:t>
+            </w:r>
+          </w:p>
+        </w:tc>
+        <w:tc>
+          <w:tcPr>
+            <w:tcW w:type="dxa" w:w="650"/>
             <w:tcBorders>
               <w:top w:val="single" w:color="9AA8A6" w:sz="4"/>
               <w:left w:val="single" w:color="9AA8A6" w:sz="4"/>
@@ -23630,177 +23739,75 @@
         </w:tc>
         <w:tc>
           <w:tcPr>
-            <w:tcW w:type="dxa" w:w="600"/>
-            <w:tcBorders>
-              <w:top w:val="single" w:color="9AA8A6" w:sz="4"/>
-              <w:left w:val="single" w:color="9AA8A6" w:sz="4"/>
-              <w:bottom w:val="single" w:color="9AA8A6" w:sz="4"/>
-              <w:right w:val="single" w:color="9AA8A6" w:sz="4"/>
-            </w:tcBorders>
-            <w:tcMar>
-              <w:top w:type="dxa" w:w="40"/>
-              <w:left w:type="dxa" w:w="80"/>
-              <w:bottom w:type="dxa" w:w="40"/>
-              <w:right w:type="dxa" w:w="80"/>
-            </w:tcMar>
-            <w:vAlign w:val="center"/>
-          </w:tcPr>
-          <w:p>
-            <w:pPr>
-              <w:spacing w:after="0" w:before="0" w:line="240"/>
-              <w:jc w:val="right"/>
-            </w:pPr>
-            <w:r>
-              <w:rPr>
-                <w:rFonts w:ascii="KoPub돋움체" w:cs="KoPub돋움체" w:eastAsia="KoPub돋움체" w:hAnsi="KoPub돋움체"/>
-                <w:b w:val="false"/>
-                <w:bCs w:val="false"/>
-                <w:sz w:val="17"/>
-                <w:szCs w:val="17"/>
-              </w:rPr>
-              <w:t xml:space="preserve">11</w:t>
-            </w:r>
-          </w:p>
-        </w:tc>
-        <w:tc>
-          <w:tcPr>
-            <w:tcW w:type="dxa" w:w="600"/>
-            <w:tcBorders>
-              <w:top w:val="single" w:color="9AA8A6" w:sz="4"/>
-              <w:left w:val="single" w:color="9AA8A6" w:sz="4"/>
-              <w:bottom w:val="single" w:color="9AA8A6" w:sz="4"/>
-              <w:right w:val="single" w:color="9AA8A6" w:sz="4"/>
-            </w:tcBorders>
-            <w:tcMar>
-              <w:top w:type="dxa" w:w="40"/>
-              <w:left w:type="dxa" w:w="80"/>
-              <w:bottom w:type="dxa" w:w="40"/>
-              <w:right w:type="dxa" w:w="80"/>
-            </w:tcMar>
-            <w:vAlign w:val="center"/>
-          </w:tcPr>
-          <w:p>
-            <w:pPr>
-              <w:spacing w:after="0" w:before="0" w:line="240"/>
-              <w:jc w:val="right"/>
-            </w:pPr>
-            <w:r>
-              <w:rPr>
-                <w:rFonts w:ascii="KoPub돋움체" w:cs="KoPub돋움체" w:eastAsia="KoPub돋움체" w:hAnsi="KoPub돋움체"/>
-                <w:b w:val="false"/>
-                <w:bCs w:val="false"/>
-                <w:sz w:val="17"/>
-                <w:szCs w:val="17"/>
-              </w:rPr>
-              <w:t xml:space="preserve">4</w:t>
-            </w:r>
-          </w:p>
-        </w:tc>
-        <w:tc>
-          <w:tcPr>
-            <w:tcW w:type="dxa" w:w="600"/>
-            <w:tcBorders>
-              <w:top w:val="single" w:color="9AA8A6" w:sz="4"/>
-              <w:left w:val="single" w:color="9AA8A6" w:sz="4"/>
-              <w:bottom w:val="single" w:color="9AA8A6" w:sz="4"/>
-              <w:right w:val="single" w:color="9AA8A6" w:sz="4"/>
-            </w:tcBorders>
-            <w:tcMar>
-              <w:top w:type="dxa" w:w="40"/>
-              <w:left w:type="dxa" w:w="80"/>
-              <w:bottom w:type="dxa" w:w="40"/>
-              <w:right w:type="dxa" w:w="80"/>
-            </w:tcMar>
-            <w:vAlign w:val="center"/>
-          </w:tcPr>
-          <w:p>
-            <w:pPr>
-              <w:spacing w:after="0" w:before="0" w:line="240"/>
-              <w:jc w:val="right"/>
-            </w:pPr>
-            <w:r>
-              <w:rPr>
-                <w:rFonts w:ascii="KoPub돋움체" w:cs="KoPub돋움체" w:eastAsia="KoPub돋움체" w:hAnsi="KoPub돋움체"/>
-                <w:b w:val="false"/>
-                <w:bCs w:val="false"/>
-                <w:sz w:val="17"/>
-                <w:szCs w:val="17"/>
-              </w:rPr>
-              <w:t xml:space="preserve">7</w:t>
-            </w:r>
-          </w:p>
-        </w:tc>
-        <w:tc>
-          <w:tcPr>
-            <w:tcW w:type="dxa" w:w="600"/>
-            <w:tcBorders>
-              <w:top w:val="single" w:color="9AA8A6" w:sz="4"/>
-              <w:left w:val="single" w:color="9AA8A6" w:sz="4"/>
-              <w:bottom w:val="single" w:color="9AA8A6" w:sz="4"/>
-              <w:right w:val="single" w:color="9AA8A6" w:sz="4"/>
-            </w:tcBorders>
-            <w:tcMar>
-              <w:top w:type="dxa" w:w="40"/>
-              <w:left w:type="dxa" w:w="80"/>
-              <w:bottom w:type="dxa" w:w="40"/>
-              <w:right w:type="dxa" w:w="80"/>
-            </w:tcMar>
-            <w:vAlign w:val="center"/>
-          </w:tcPr>
-          <w:p>
-            <w:pPr>
-              <w:spacing w:after="0" w:before="0" w:line="240"/>
-              <w:jc w:val="right"/>
-            </w:pPr>
-            <w:r>
-              <w:rPr>
-                <w:rFonts w:ascii="KoPub돋움체" w:cs="KoPub돋움체" w:eastAsia="KoPub돋움체" w:hAnsi="KoPub돋움체"/>
-                <w:b w:val="false"/>
-                <w:bCs w:val="false"/>
-                <w:sz w:val="17"/>
-                <w:szCs w:val="17"/>
-              </w:rPr>
-              <w:t xml:space="preserve">47</w:t>
-            </w:r>
-          </w:p>
-        </w:tc>
-        <w:tc>
-          <w:tcPr>
-            <w:tcW w:type="dxa" w:w="700"/>
-            <w:tcBorders>
-              <w:top w:val="single" w:color="9AA8A6" w:sz="4"/>
-              <w:left w:val="single" w:color="9AA8A6" w:sz="4"/>
-              <w:bottom w:val="single" w:color="9AA8A6" w:sz="4"/>
-              <w:right w:val="single" w:color="9AA8A6" w:sz="4"/>
-            </w:tcBorders>
-            <w:tcMar>
-              <w:top w:type="dxa" w:w="40"/>
-              <w:left w:type="dxa" w:w="80"/>
-              <w:bottom w:type="dxa" w:w="40"/>
-              <w:right w:type="dxa" w:w="80"/>
-            </w:tcMar>
-            <w:vAlign w:val="center"/>
-          </w:tcPr>
-          <w:p>
-            <w:pPr>
-              <w:spacing w:after="0" w:before="0" w:line="240"/>
-              <w:jc w:val="right"/>
-            </w:pPr>
-            <w:r>
-              <w:rPr>
-                <w:rFonts w:ascii="KoPub돋움체" w:cs="KoPub돋움체" w:eastAsia="KoPub돋움체" w:hAnsi="KoPub돋움체"/>
-                <w:b w:val="false"/>
-                <w:bCs w:val="false"/>
-                <w:sz w:val="17"/>
-                <w:szCs w:val="17"/>
-              </w:rPr>
-              <w:t xml:space="preserve">31</w:t>
-            </w:r>
-          </w:p>
-        </w:tc>
-        <w:tc>
-          <w:tcPr>
-            <w:tcW w:type="dxa" w:w="800"/>
+            <w:tcW w:type="dxa" w:w="650"/>
+            <w:tcBorders>
+              <w:top w:val="single" w:color="9AA8A6" w:sz="4"/>
+              <w:left w:val="single" w:color="9AA8A6" w:sz="4"/>
+              <w:bottom w:val="single" w:color="9AA8A6" w:sz="4"/>
+              <w:right w:val="single" w:color="9AA8A6" w:sz="4"/>
+            </w:tcBorders>
+            <w:tcMar>
+              <w:top w:type="dxa" w:w="40"/>
+              <w:left w:type="dxa" w:w="80"/>
+              <w:bottom w:type="dxa" w:w="40"/>
+              <w:right w:type="dxa" w:w="80"/>
+            </w:tcMar>
+            <w:vAlign w:val="center"/>
+          </w:tcPr>
+          <w:p>
+            <w:pPr>
+              <w:spacing w:after="0" w:before="0" w:line="240"/>
+              <w:jc w:val="right"/>
+            </w:pPr>
+            <w:r>
+              <w:rPr>
+                <w:rFonts w:ascii="KoPub돋움체" w:cs="KoPub돋움체" w:eastAsia="KoPub돋움체" w:hAnsi="KoPub돋움체"/>
+                <w:b w:val="false"/>
+                <w:bCs w:val="false"/>
+                <w:sz w:val="17"/>
+                <w:szCs w:val="17"/>
+              </w:rPr>
+              <w:t xml:space="preserve">8</w:t>
+            </w:r>
+          </w:p>
+        </w:tc>
+        <w:tc>
+          <w:tcPr>
+            <w:tcW w:type="dxa" w:w="650"/>
+            <w:tcBorders>
+              <w:top w:val="single" w:color="9AA8A6" w:sz="4"/>
+              <w:left w:val="single" w:color="9AA8A6" w:sz="4"/>
+              <w:bottom w:val="single" w:color="9AA8A6" w:sz="4"/>
+              <w:right w:val="single" w:color="9AA8A6" w:sz="4"/>
+            </w:tcBorders>
+            <w:tcMar>
+              <w:top w:type="dxa" w:w="40"/>
+              <w:left w:type="dxa" w:w="80"/>
+              <w:bottom w:type="dxa" w:w="40"/>
+              <w:right w:type="dxa" w:w="80"/>
+            </w:tcMar>
+            <w:vAlign w:val="center"/>
+          </w:tcPr>
+          <w:p>
+            <w:pPr>
+              <w:spacing w:after="0" w:before="0" w:line="240"/>
+              <w:jc w:val="right"/>
+            </w:pPr>
+            <w:r>
+              <w:rPr>
+                <w:rFonts w:ascii="KoPub돋움체" w:cs="KoPub돋움체" w:eastAsia="KoPub돋움체" w:hAnsi="KoPub돋움체"/>
+                <w:b w:val="false"/>
+                <w:bCs w:val="false"/>
+                <w:sz w:val="17"/>
+                <w:szCs w:val="17"/>
+              </w:rPr>
+              <w:t xml:space="preserve">52</w:t>
+            </w:r>
+          </w:p>
+        </w:tc>
+        <w:tc>
+          <w:tcPr>
+            <w:tcW w:type="dxa" w:w="850"/>
             <w:tcBorders>
               <w:top w:val="single" w:color="9AA8A6" w:sz="4"/>
               <w:left w:val="single" w:color="9AA8A6" w:sz="4"/>
@@ -23836,7 +23843,7 @@
       <w:tr>
         <w:tc>
           <w:tcPr>
-            <w:tcW w:type="dxa" w:w="2300"/>
+            <w:tcW w:type="dxa" w:w="2500"/>
             <w:tcBorders>
               <w:top w:val="single" w:color="9AA8A6" w:sz="4"/>
               <w:left w:val="single" w:color="9AA8A6" w:sz="4"/>
@@ -23871,75 +23878,109 @@
         </w:tc>
         <w:tc>
           <w:tcPr>
-            <w:tcW w:type="dxa" w:w="600"/>
-            <w:tcBorders>
-              <w:top w:val="single" w:color="9AA8A6" w:sz="4"/>
-              <w:left w:val="single" w:color="9AA8A6" w:sz="4"/>
-              <w:bottom w:val="single" w:color="9AA8A6" w:sz="4"/>
-              <w:right w:val="single" w:color="9AA8A6" w:sz="4"/>
-            </w:tcBorders>
-            <w:tcMar>
-              <w:top w:type="dxa" w:w="40"/>
-              <w:left w:type="dxa" w:w="80"/>
-              <w:bottom w:type="dxa" w:w="40"/>
-              <w:right w:type="dxa" w:w="80"/>
-            </w:tcMar>
-            <w:vAlign w:val="center"/>
-          </w:tcPr>
-          <w:p>
-            <w:pPr>
-              <w:spacing w:after="0" w:before="0" w:line="240"/>
-              <w:jc w:val="right"/>
-            </w:pPr>
-            <w:r>
-              <w:rPr>
-                <w:rFonts w:ascii="KoPub돋움체" w:cs="KoPub돋움체" w:eastAsia="KoPub돋움체" w:hAnsi="KoPub돋움체"/>
-                <w:b w:val="false"/>
-                <w:bCs w:val="false"/>
-                <w:sz w:val="17"/>
-                <w:szCs w:val="17"/>
-              </w:rPr>
-              <w:t xml:space="preserve">2</w:t>
-            </w:r>
-          </w:p>
-        </w:tc>
-        <w:tc>
-          <w:tcPr>
-            <w:tcW w:type="dxa" w:w="600"/>
-            <w:tcBorders>
-              <w:top w:val="single" w:color="9AA8A6" w:sz="4"/>
-              <w:left w:val="single" w:color="9AA8A6" w:sz="4"/>
-              <w:bottom w:val="single" w:color="9AA8A6" w:sz="4"/>
-              <w:right w:val="single" w:color="9AA8A6" w:sz="4"/>
-            </w:tcBorders>
-            <w:tcMar>
-              <w:top w:type="dxa" w:w="40"/>
-              <w:left w:type="dxa" w:w="80"/>
-              <w:bottom w:type="dxa" w:w="40"/>
-              <w:right w:type="dxa" w:w="80"/>
-            </w:tcMar>
-            <w:vAlign w:val="center"/>
-          </w:tcPr>
-          <w:p>
-            <w:pPr>
-              <w:spacing w:after="0" w:before="0" w:line="240"/>
-              <w:jc w:val="right"/>
-            </w:pPr>
-            <w:r>
-              <w:rPr>
-                <w:rFonts w:ascii="KoPub돋움체" w:cs="KoPub돋움체" w:eastAsia="KoPub돋움체" w:hAnsi="KoPub돋움체"/>
-                <w:b w:val="false"/>
-                <w:bCs w:val="false"/>
-                <w:sz w:val="17"/>
-                <w:szCs w:val="17"/>
-              </w:rPr>
-              <w:t xml:space="preserve">42</w:t>
-            </w:r>
-          </w:p>
-        </w:tc>
-        <w:tc>
-          <w:tcPr>
-            <w:tcW w:type="dxa" w:w="600"/>
+            <w:tcW w:type="dxa" w:w="650"/>
+            <w:tcBorders>
+              <w:top w:val="single" w:color="9AA8A6" w:sz="4"/>
+              <w:left w:val="single" w:color="9AA8A6" w:sz="4"/>
+              <w:bottom w:val="single" w:color="9AA8A6" w:sz="4"/>
+              <w:right w:val="single" w:color="9AA8A6" w:sz="4"/>
+            </w:tcBorders>
+            <w:tcMar>
+              <w:top w:type="dxa" w:w="40"/>
+              <w:left w:type="dxa" w:w="80"/>
+              <w:bottom w:type="dxa" w:w="40"/>
+              <w:right w:type="dxa" w:w="80"/>
+            </w:tcMar>
+            <w:vAlign w:val="center"/>
+          </w:tcPr>
+          <w:p>
+            <w:pPr>
+              <w:spacing w:after="0" w:before="0" w:line="240"/>
+              <w:jc w:val="right"/>
+            </w:pPr>
+            <w:r>
+              <w:rPr>
+                <w:rFonts w:ascii="KoPub돋움체" w:cs="KoPub돋움체" w:eastAsia="KoPub돋움체" w:hAnsi="KoPub돋움체"/>
+                <w:b w:val="false"/>
+                <w:bCs w:val="false"/>
+                <w:sz w:val="17"/>
+                <w:szCs w:val="17"/>
+              </w:rPr>
+              <w:t xml:space="preserve">3</w:t>
+            </w:r>
+          </w:p>
+        </w:tc>
+        <w:tc>
+          <w:tcPr>
+            <w:tcW w:type="dxa" w:w="650"/>
+            <w:tcBorders>
+              <w:top w:val="single" w:color="9AA8A6" w:sz="4"/>
+              <w:left w:val="single" w:color="9AA8A6" w:sz="4"/>
+              <w:bottom w:val="single" w:color="9AA8A6" w:sz="4"/>
+              <w:right w:val="single" w:color="9AA8A6" w:sz="4"/>
+            </w:tcBorders>
+            <w:tcMar>
+              <w:top w:type="dxa" w:w="40"/>
+              <w:left w:type="dxa" w:w="80"/>
+              <w:bottom w:type="dxa" w:w="40"/>
+              <w:right w:type="dxa" w:w="80"/>
+            </w:tcMar>
+            <w:vAlign w:val="center"/>
+          </w:tcPr>
+          <w:p>
+            <w:pPr>
+              <w:spacing w:after="0" w:before="0" w:line="240"/>
+              <w:jc w:val="right"/>
+            </w:pPr>
+            <w:r>
+              <w:rPr>
+                <w:rFonts w:ascii="KoPub돋움체" w:cs="KoPub돋움체" w:eastAsia="KoPub돋움체" w:hAnsi="KoPub돋움체"/>
+                <w:b w:val="false"/>
+                <w:bCs w:val="false"/>
+                <w:sz w:val="17"/>
+                <w:szCs w:val="17"/>
+              </w:rPr>
+              <w:t xml:space="preserve">46</w:t>
+            </w:r>
+          </w:p>
+        </w:tc>
+        <w:tc>
+          <w:tcPr>
+            <w:tcW w:type="dxa" w:w="650"/>
+            <w:tcBorders>
+              <w:top w:val="single" w:color="9AA8A6" w:sz="4"/>
+              <w:left w:val="single" w:color="9AA8A6" w:sz="4"/>
+              <w:bottom w:val="single" w:color="9AA8A6" w:sz="4"/>
+              <w:right w:val="single" w:color="9AA8A6" w:sz="4"/>
+            </w:tcBorders>
+            <w:tcMar>
+              <w:top w:type="dxa" w:w="40"/>
+              <w:left w:type="dxa" w:w="80"/>
+              <w:bottom w:type="dxa" w:w="40"/>
+              <w:right w:type="dxa" w:w="80"/>
+            </w:tcMar>
+            <w:vAlign w:val="center"/>
+          </w:tcPr>
+          <w:p>
+            <w:pPr>
+              <w:spacing w:after="0" w:before="0" w:line="240"/>
+              <w:jc w:val="right"/>
+            </w:pPr>
+            <w:r>
+              <w:rPr>
+                <w:rFonts w:ascii="KoPub돋움체" w:cs="KoPub돋움체" w:eastAsia="KoPub돋움체" w:hAnsi="KoPub돋움체"/>
+                <w:b w:val="false"/>
+                <w:bCs w:val="false"/>
+                <w:sz w:val="17"/>
+                <w:szCs w:val="17"/>
+              </w:rPr>
+              <w:t xml:space="preserve">1</w:t>
+            </w:r>
+          </w:p>
+        </w:tc>
+        <w:tc>
+          <w:tcPr>
+            <w:tcW w:type="dxa" w:w="650"/>
             <w:tcBorders>
               <w:top w:val="single" w:color="9AA8A6" w:sz="4"/>
               <w:left w:val="single" w:color="9AA8A6" w:sz="4"/>
@@ -23973,7 +24014,7 @@
         </w:tc>
         <w:tc>
           <w:tcPr>
-            <w:tcW w:type="dxa" w:w="600"/>
+            <w:tcW w:type="dxa" w:w="650"/>
             <w:tcBorders>
               <w:top w:val="single" w:color="9AA8A6" w:sz="4"/>
               <w:left w:val="single" w:color="9AA8A6" w:sz="4"/>
@@ -24007,41 +24048,7 @@
         </w:tc>
         <w:tc>
           <w:tcPr>
-            <w:tcW w:type="dxa" w:w="600"/>
-            <w:tcBorders>
-              <w:top w:val="single" w:color="9AA8A6" w:sz="4"/>
-              <w:left w:val="single" w:color="9AA8A6" w:sz="4"/>
-              <w:bottom w:val="single" w:color="9AA8A6" w:sz="4"/>
-              <w:right w:val="single" w:color="9AA8A6" w:sz="4"/>
-            </w:tcBorders>
-            <w:tcMar>
-              <w:top w:type="dxa" w:w="40"/>
-              <w:left w:type="dxa" w:w="80"/>
-              <w:bottom w:type="dxa" w:w="40"/>
-              <w:right w:type="dxa" w:w="80"/>
-            </w:tcMar>
-            <w:vAlign w:val="center"/>
-          </w:tcPr>
-          <w:p>
-            <w:pPr>
-              <w:spacing w:after="0" w:before="0" w:line="240"/>
-              <w:jc w:val="right"/>
-            </w:pPr>
-            <w:r>
-              <w:rPr>
-                <w:rFonts w:ascii="KoPub돋움체" w:cs="KoPub돋움체" w:eastAsia="KoPub돋움체" w:hAnsi="KoPub돋움체"/>
-                <w:b w:val="false"/>
-                <w:bCs w:val="false"/>
-                <w:sz w:val="17"/>
-                <w:szCs w:val="17"/>
-              </w:rPr>
-              <w:t xml:space="preserve">0</w:t>
-            </w:r>
-          </w:p>
-        </w:tc>
-        <w:tc>
-          <w:tcPr>
-            <w:tcW w:type="dxa" w:w="600"/>
+            <w:tcW w:type="dxa" w:w="650"/>
             <w:tcBorders>
               <w:top w:val="single" w:color="9AA8A6" w:sz="4"/>
               <w:left w:val="single" w:color="9AA8A6" w:sz="4"/>
@@ -24075,7 +24082,7 @@
         </w:tc>
         <w:tc>
           <w:tcPr>
-            <w:tcW w:type="dxa" w:w="600"/>
+            <w:tcW w:type="dxa" w:w="650"/>
             <w:tcBorders>
               <w:top w:val="single" w:color="9AA8A6" w:sz="4"/>
               <w:left w:val="single" w:color="9AA8A6" w:sz="4"/>
@@ -24109,7 +24116,7 @@
         </w:tc>
         <w:tc>
           <w:tcPr>
-            <w:tcW w:type="dxa" w:w="600"/>
+            <w:tcW w:type="dxa" w:w="650"/>
             <w:tcBorders>
               <w:top w:val="single" w:color="9AA8A6" w:sz="4"/>
               <w:left w:val="single" w:color="9AA8A6" w:sz="4"/>
@@ -24143,41 +24150,7 @@
         </w:tc>
         <w:tc>
           <w:tcPr>
-            <w:tcW w:type="dxa" w:w="700"/>
-            <w:tcBorders>
-              <w:top w:val="single" w:color="9AA8A6" w:sz="4"/>
-              <w:left w:val="single" w:color="9AA8A6" w:sz="4"/>
-              <w:bottom w:val="single" w:color="9AA8A6" w:sz="4"/>
-              <w:right w:val="single" w:color="9AA8A6" w:sz="4"/>
-            </w:tcBorders>
-            <w:tcMar>
-              <w:top w:type="dxa" w:w="40"/>
-              <w:left w:type="dxa" w:w="80"/>
-              <w:bottom w:type="dxa" w:w="40"/>
-              <w:right w:type="dxa" w:w="80"/>
-            </w:tcMar>
-            <w:vAlign w:val="center"/>
-          </w:tcPr>
-          <w:p>
-            <w:pPr>
-              <w:spacing w:after="0" w:before="0" w:line="240"/>
-              <w:jc w:val="right"/>
-            </w:pPr>
-            <w:r>
-              <w:rPr>
-                <w:rFonts w:ascii="KoPub돋움체" w:cs="KoPub돋움체" w:eastAsia="KoPub돋움체" w:hAnsi="KoPub돋움체"/>
-                <w:b w:val="false"/>
-                <w:bCs w:val="false"/>
-                <w:sz w:val="17"/>
-                <w:szCs w:val="17"/>
-              </w:rPr>
-              <w:t xml:space="preserve">6</w:t>
-            </w:r>
-          </w:p>
-        </w:tc>
-        <w:tc>
-          <w:tcPr>
-            <w:tcW w:type="dxa" w:w="800"/>
+            <w:tcW w:type="dxa" w:w="850"/>
             <w:tcBorders>
               <w:top w:val="single" w:color="9AA8A6" w:sz="4"/>
               <w:left w:val="single" w:color="9AA8A6" w:sz="4"/>
@@ -24213,7 +24186,7 @@
       <w:tr>
         <w:tc>
           <w:tcPr>
-            <w:tcW w:type="dxa" w:w="2300"/>
+            <w:tcW w:type="dxa" w:w="2500"/>
             <w:tcBorders>
               <w:top w:val="single" w:color="9AA8A6" w:sz="4"/>
               <w:left w:val="single" w:color="9AA8A6" w:sz="4"/>
@@ -24248,7 +24221,7 @@
         </w:tc>
         <w:tc>
           <w:tcPr>
-            <w:tcW w:type="dxa" w:w="600"/>
+            <w:tcW w:type="dxa" w:w="650"/>
             <w:tcBorders>
               <w:top w:val="single" w:color="9AA8A6" w:sz="4"/>
               <w:left w:val="single" w:color="9AA8A6" w:sz="4"/>
@@ -24282,75 +24255,75 @@
         </w:tc>
         <w:tc>
           <w:tcPr>
-            <w:tcW w:type="dxa" w:w="600"/>
-            <w:tcBorders>
-              <w:top w:val="single" w:color="9AA8A6" w:sz="4"/>
-              <w:left w:val="single" w:color="9AA8A6" w:sz="4"/>
-              <w:bottom w:val="single" w:color="9AA8A6" w:sz="4"/>
-              <w:right w:val="single" w:color="9AA8A6" w:sz="4"/>
-            </w:tcBorders>
-            <w:tcMar>
-              <w:top w:type="dxa" w:w="40"/>
-              <w:left w:type="dxa" w:w="80"/>
-              <w:bottom w:type="dxa" w:w="40"/>
-              <w:right w:type="dxa" w:w="80"/>
-            </w:tcMar>
-            <w:vAlign w:val="center"/>
-          </w:tcPr>
-          <w:p>
-            <w:pPr>
-              <w:spacing w:after="0" w:before="0" w:line="240"/>
-              <w:jc w:val="right"/>
-            </w:pPr>
-            <w:r>
-              <w:rPr>
-                <w:rFonts w:ascii="KoPub돋움체" w:cs="KoPub돋움체" w:eastAsia="KoPub돋움체" w:hAnsi="KoPub돋움체"/>
-                <w:b w:val="false"/>
-                <w:bCs w:val="false"/>
-                <w:sz w:val="17"/>
-                <w:szCs w:val="17"/>
-              </w:rPr>
-              <w:t xml:space="preserve">1</w:t>
-            </w:r>
-          </w:p>
-        </w:tc>
-        <w:tc>
-          <w:tcPr>
-            <w:tcW w:type="dxa" w:w="600"/>
-            <w:tcBorders>
-              <w:top w:val="single" w:color="9AA8A6" w:sz="4"/>
-              <w:left w:val="single" w:color="9AA8A6" w:sz="4"/>
-              <w:bottom w:val="single" w:color="9AA8A6" w:sz="4"/>
-              <w:right w:val="single" w:color="9AA8A6" w:sz="4"/>
-            </w:tcBorders>
-            <w:tcMar>
-              <w:top w:type="dxa" w:w="40"/>
-              <w:left w:type="dxa" w:w="80"/>
-              <w:bottom w:type="dxa" w:w="40"/>
-              <w:right w:type="dxa" w:w="80"/>
-            </w:tcMar>
-            <w:vAlign w:val="center"/>
-          </w:tcPr>
-          <w:p>
-            <w:pPr>
-              <w:spacing w:after="0" w:before="0" w:line="240"/>
-              <w:jc w:val="right"/>
-            </w:pPr>
-            <w:r>
-              <w:rPr>
-                <w:rFonts w:ascii="KoPub돋움체" w:cs="KoPub돋움체" w:eastAsia="KoPub돋움체" w:hAnsi="KoPub돋움체"/>
-                <w:b w:val="false"/>
-                <w:bCs w:val="false"/>
-                <w:sz w:val="17"/>
-                <w:szCs w:val="17"/>
-              </w:rPr>
-              <w:t xml:space="preserve">33</w:t>
-            </w:r>
-          </w:p>
-        </w:tc>
-        <w:tc>
-          <w:tcPr>
-            <w:tcW w:type="dxa" w:w="600"/>
+            <w:tcW w:type="dxa" w:w="650"/>
+            <w:tcBorders>
+              <w:top w:val="single" w:color="9AA8A6" w:sz="4"/>
+              <w:left w:val="single" w:color="9AA8A6" w:sz="4"/>
+              <w:bottom w:val="single" w:color="9AA8A6" w:sz="4"/>
+              <w:right w:val="single" w:color="9AA8A6" w:sz="4"/>
+            </w:tcBorders>
+            <w:tcMar>
+              <w:top w:type="dxa" w:w="40"/>
+              <w:left w:type="dxa" w:w="80"/>
+              <w:bottom w:type="dxa" w:w="40"/>
+              <w:right w:type="dxa" w:w="80"/>
+            </w:tcMar>
+            <w:vAlign w:val="center"/>
+          </w:tcPr>
+          <w:p>
+            <w:pPr>
+              <w:spacing w:after="0" w:before="0" w:line="240"/>
+              <w:jc w:val="right"/>
+            </w:pPr>
+            <w:r>
+              <w:rPr>
+                <w:rFonts w:ascii="KoPub돋움체" w:cs="KoPub돋움체" w:eastAsia="KoPub돋움체" w:hAnsi="KoPub돋움체"/>
+                <w:b w:val="false"/>
+                <w:bCs w:val="false"/>
+                <w:sz w:val="17"/>
+                <w:szCs w:val="17"/>
+              </w:rPr>
+              <w:t xml:space="preserve">2</w:t>
+            </w:r>
+          </w:p>
+        </w:tc>
+        <w:tc>
+          <w:tcPr>
+            <w:tcW w:type="dxa" w:w="650"/>
+            <w:tcBorders>
+              <w:top w:val="single" w:color="9AA8A6" w:sz="4"/>
+              <w:left w:val="single" w:color="9AA8A6" w:sz="4"/>
+              <w:bottom w:val="single" w:color="9AA8A6" w:sz="4"/>
+              <w:right w:val="single" w:color="9AA8A6" w:sz="4"/>
+            </w:tcBorders>
+            <w:tcMar>
+              <w:top w:type="dxa" w:w="40"/>
+              <w:left w:type="dxa" w:w="80"/>
+              <w:bottom w:type="dxa" w:w="40"/>
+              <w:right w:type="dxa" w:w="80"/>
+            </w:tcMar>
+            <w:vAlign w:val="center"/>
+          </w:tcPr>
+          <w:p>
+            <w:pPr>
+              <w:spacing w:after="0" w:before="0" w:line="240"/>
+              <w:jc w:val="right"/>
+            </w:pPr>
+            <w:r>
+              <w:rPr>
+                <w:rFonts w:ascii="KoPub돋움체" w:cs="KoPub돋움체" w:eastAsia="KoPub돋움체" w:hAnsi="KoPub돋움체"/>
+                <w:b w:val="false"/>
+                <w:bCs w:val="false"/>
+                <w:sz w:val="17"/>
+                <w:szCs w:val="17"/>
+              </w:rPr>
+              <w:t xml:space="preserve">43</w:t>
+            </w:r>
+          </w:p>
+        </w:tc>
+        <w:tc>
+          <w:tcPr>
+            <w:tcW w:type="dxa" w:w="650"/>
             <w:tcBorders>
               <w:top w:val="single" w:color="9AA8A6" w:sz="4"/>
               <w:left w:val="single" w:color="9AA8A6" w:sz="4"/>
@@ -24384,7 +24357,7 @@
         </w:tc>
         <w:tc>
           <w:tcPr>
-            <w:tcW w:type="dxa" w:w="600"/>
+            <w:tcW w:type="dxa" w:w="650"/>
             <w:tcBorders>
               <w:top w:val="single" w:color="9AA8A6" w:sz="4"/>
               <w:left w:val="single" w:color="9AA8A6" w:sz="4"/>
@@ -24418,7 +24391,7 @@
         </w:tc>
         <w:tc>
           <w:tcPr>
-            <w:tcW w:type="dxa" w:w="600"/>
+            <w:tcW w:type="dxa" w:w="650"/>
             <w:tcBorders>
               <w:top w:val="single" w:color="9AA8A6" w:sz="4"/>
               <w:left w:val="single" w:color="9AA8A6" w:sz="4"/>
@@ -24452,7 +24425,7 @@
         </w:tc>
         <w:tc>
           <w:tcPr>
-            <w:tcW w:type="dxa" w:w="600"/>
+            <w:tcW w:type="dxa" w:w="650"/>
             <w:tcBorders>
               <w:top w:val="single" w:color="9AA8A6" w:sz="4"/>
               <w:left w:val="single" w:color="9AA8A6" w:sz="4"/>
@@ -24486,7 +24459,7 @@
         </w:tc>
         <w:tc>
           <w:tcPr>
-            <w:tcW w:type="dxa" w:w="600"/>
+            <w:tcW w:type="dxa" w:w="650"/>
             <w:tcBorders>
               <w:top w:val="single" w:color="9AA8A6" w:sz="4"/>
               <w:left w:val="single" w:color="9AA8A6" w:sz="4"/>
@@ -24520,41 +24493,7 @@
         </w:tc>
         <w:tc>
           <w:tcPr>
-            <w:tcW w:type="dxa" w:w="700"/>
-            <w:tcBorders>
-              <w:top w:val="single" w:color="9AA8A6" w:sz="4"/>
-              <w:left w:val="single" w:color="9AA8A6" w:sz="4"/>
-              <w:bottom w:val="single" w:color="9AA8A6" w:sz="4"/>
-              <w:right w:val="single" w:color="9AA8A6" w:sz="4"/>
-            </w:tcBorders>
-            <w:tcMar>
-              <w:top w:type="dxa" w:w="40"/>
-              <w:left w:type="dxa" w:w="80"/>
-              <w:bottom w:type="dxa" w:w="40"/>
-              <w:right w:type="dxa" w:w="80"/>
-            </w:tcMar>
-            <w:vAlign w:val="center"/>
-          </w:tcPr>
-          <w:p>
-            <w:pPr>
-              <w:spacing w:after="0" w:before="0" w:line="240"/>
-              <w:jc w:val="right"/>
-            </w:pPr>
-            <w:r>
-              <w:rPr>
-                <w:rFonts w:ascii="KoPub돋움체" w:cs="KoPub돋움체" w:eastAsia="KoPub돋움체" w:hAnsi="KoPub돋움체"/>
-                <w:b w:val="false"/>
-                <w:bCs w:val="false"/>
-                <w:sz w:val="17"/>
-                <w:szCs w:val="17"/>
-              </w:rPr>
-              <w:t xml:space="preserve">11</w:t>
-            </w:r>
-          </w:p>
-        </w:tc>
-        <w:tc>
-          <w:tcPr>
-            <w:tcW w:type="dxa" w:w="800"/>
+            <w:tcW w:type="dxa" w:w="850"/>
             <w:tcBorders>
               <w:top w:val="single" w:color="9AA8A6" w:sz="4"/>
               <w:left w:val="single" w:color="9AA8A6" w:sz="4"/>
@@ -24590,7 +24529,7 @@
       <w:tr>
         <w:tc>
           <w:tcPr>
-            <w:tcW w:type="dxa" w:w="2300"/>
+            <w:tcW w:type="dxa" w:w="2500"/>
             <w:tcBorders>
               <w:top w:val="single" w:color="9AA8A6" w:sz="4"/>
               <w:left w:val="single" w:color="9AA8A6" w:sz="4"/>
@@ -24625,7 +24564,7 @@
         </w:tc>
         <w:tc>
           <w:tcPr>
-            <w:tcW w:type="dxa" w:w="600"/>
+            <w:tcW w:type="dxa" w:w="650"/>
             <w:tcBorders>
               <w:top w:val="single" w:color="9AA8A6" w:sz="4"/>
               <w:left w:val="single" w:color="9AA8A6" w:sz="4"/>
@@ -24659,7 +24598,7 @@
         </w:tc>
         <w:tc>
           <w:tcPr>
-            <w:tcW w:type="dxa" w:w="600"/>
+            <w:tcW w:type="dxa" w:w="650"/>
             <w:tcBorders>
               <w:top w:val="single" w:color="9AA8A6" w:sz="4"/>
               <w:left w:val="single" w:color="9AA8A6" w:sz="4"/>
@@ -24693,7 +24632,7 @@
         </w:tc>
         <w:tc>
           <w:tcPr>
-            <w:tcW w:type="dxa" w:w="600"/>
+            <w:tcW w:type="dxa" w:w="650"/>
             <w:tcBorders>
               <w:top w:val="single" w:color="9AA8A6" w:sz="4"/>
               <w:left w:val="single" w:color="9AA8A6" w:sz="4"/>
@@ -24727,7 +24666,7 @@
         </w:tc>
         <w:tc>
           <w:tcPr>
-            <w:tcW w:type="dxa" w:w="600"/>
+            <w:tcW w:type="dxa" w:w="650"/>
             <w:tcBorders>
               <w:top w:val="single" w:color="9AA8A6" w:sz="4"/>
               <w:left w:val="single" w:color="9AA8A6" w:sz="4"/>
@@ -24761,7 +24700,7 @@
         </w:tc>
         <w:tc>
           <w:tcPr>
-            <w:tcW w:type="dxa" w:w="600"/>
+            <w:tcW w:type="dxa" w:w="650"/>
             <w:tcBorders>
               <w:top w:val="single" w:color="9AA8A6" w:sz="4"/>
               <w:left w:val="single" w:color="9AA8A6" w:sz="4"/>
@@ -24795,7 +24734,7 @@
         </w:tc>
         <w:tc>
           <w:tcPr>
-            <w:tcW w:type="dxa" w:w="600"/>
+            <w:tcW w:type="dxa" w:w="650"/>
             <w:tcBorders>
               <w:top w:val="single" w:color="9AA8A6" w:sz="4"/>
               <w:left w:val="single" w:color="9AA8A6" w:sz="4"/>
@@ -24829,7 +24768,7 @@
         </w:tc>
         <w:tc>
           <w:tcPr>
-            <w:tcW w:type="dxa" w:w="600"/>
+            <w:tcW w:type="dxa" w:w="650"/>
             <w:tcBorders>
               <w:top w:val="single" w:color="9AA8A6" w:sz="4"/>
               <w:left w:val="single" w:color="9AA8A6" w:sz="4"/>
@@ -24863,7 +24802,7 @@
         </w:tc>
         <w:tc>
           <w:tcPr>
-            <w:tcW w:type="dxa" w:w="600"/>
+            <w:tcW w:type="dxa" w:w="650"/>
             <w:tcBorders>
               <w:top w:val="single" w:color="9AA8A6" w:sz="4"/>
               <w:left w:val="single" w:color="9AA8A6" w:sz="4"/>
@@ -24897,41 +24836,7 @@
         </w:tc>
         <w:tc>
           <w:tcPr>
-            <w:tcW w:type="dxa" w:w="700"/>
-            <w:tcBorders>
-              <w:top w:val="single" w:color="9AA8A6" w:sz="4"/>
-              <w:left w:val="single" w:color="9AA8A6" w:sz="4"/>
-              <w:bottom w:val="single" w:color="9AA8A6" w:sz="4"/>
-              <w:right w:val="single" w:color="9AA8A6" w:sz="4"/>
-            </w:tcBorders>
-            <w:tcMar>
-              <w:top w:type="dxa" w:w="40"/>
-              <w:left w:type="dxa" w:w="80"/>
-              <w:bottom w:type="dxa" w:w="40"/>
-              <w:right w:type="dxa" w:w="80"/>
-            </w:tcMar>
-            <w:vAlign w:val="center"/>
-          </w:tcPr>
-          <w:p>
-            <w:pPr>
-              <w:spacing w:after="0" w:before="0" w:line="240"/>
-              <w:jc w:val="right"/>
-            </w:pPr>
-            <w:r>
-              <w:rPr>
-                <w:rFonts w:ascii="KoPub돋움체" w:cs="KoPub돋움체" w:eastAsia="KoPub돋움체" w:hAnsi="KoPub돋움체"/>
-                <w:b w:val="false"/>
-                <w:bCs w:val="false"/>
-                <w:sz w:val="17"/>
-                <w:szCs w:val="17"/>
-              </w:rPr>
-              <w:t xml:space="preserve">0</w:t>
-            </w:r>
-          </w:p>
-        </w:tc>
-        <w:tc>
-          <w:tcPr>
-            <w:tcW w:type="dxa" w:w="800"/>
+            <w:tcW w:type="dxa" w:w="850"/>
             <w:tcBorders>
               <w:top w:val="single" w:color="9AA8A6" w:sz="4"/>
               <w:left w:val="single" w:color="9AA8A6" w:sz="4"/>
@@ -24967,7 +24872,7 @@
       <w:tr>
         <w:tc>
           <w:tcPr>
-            <w:tcW w:type="dxa" w:w="2300"/>
+            <w:tcW w:type="dxa" w:w="2500"/>
             <w:tcBorders>
               <w:top w:val="single" w:color="9AA8A6" w:sz="4"/>
               <w:left w:val="single" w:color="9AA8A6" w:sz="4"/>
@@ -25002,7 +24907,7 @@
         </w:tc>
         <w:tc>
           <w:tcPr>
-            <w:tcW w:type="dxa" w:w="600"/>
+            <w:tcW w:type="dxa" w:w="650"/>
             <w:tcBorders>
               <w:top w:val="single" w:color="9AA8A6" w:sz="4"/>
               <w:left w:val="single" w:color="9AA8A6" w:sz="4"/>
@@ -25036,7 +24941,7 @@
         </w:tc>
         <w:tc>
           <w:tcPr>
-            <w:tcW w:type="dxa" w:w="600"/>
+            <w:tcW w:type="dxa" w:w="650"/>
             <w:tcBorders>
               <w:top w:val="single" w:color="9AA8A6" w:sz="4"/>
               <w:left w:val="single" w:color="9AA8A6" w:sz="4"/>
@@ -25070,7 +24975,7 @@
         </w:tc>
         <w:tc>
           <w:tcPr>
-            <w:tcW w:type="dxa" w:w="600"/>
+            <w:tcW w:type="dxa" w:w="650"/>
             <w:tcBorders>
               <w:top w:val="single" w:color="9AA8A6" w:sz="4"/>
               <w:left w:val="single" w:color="9AA8A6" w:sz="4"/>
@@ -25104,7 +25009,7 @@
         </w:tc>
         <w:tc>
           <w:tcPr>
-            <w:tcW w:type="dxa" w:w="600"/>
+            <w:tcW w:type="dxa" w:w="650"/>
             <w:tcBorders>
               <w:top w:val="single" w:color="9AA8A6" w:sz="4"/>
               <w:left w:val="single" w:color="9AA8A6" w:sz="4"/>
@@ -25138,7 +25043,7 @@
         </w:tc>
         <w:tc>
           <w:tcPr>
-            <w:tcW w:type="dxa" w:w="600"/>
+            <w:tcW w:type="dxa" w:w="650"/>
             <w:tcBorders>
               <w:top w:val="single" w:color="9AA8A6" w:sz="4"/>
               <w:left w:val="single" w:color="9AA8A6" w:sz="4"/>
@@ -25172,7 +25077,7 @@
         </w:tc>
         <w:tc>
           <w:tcPr>
-            <w:tcW w:type="dxa" w:w="600"/>
+            <w:tcW w:type="dxa" w:w="650"/>
             <w:tcBorders>
               <w:top w:val="single" w:color="9AA8A6" w:sz="4"/>
               <w:left w:val="single" w:color="9AA8A6" w:sz="4"/>
@@ -25206,7 +25111,7 @@
         </w:tc>
         <w:tc>
           <w:tcPr>
-            <w:tcW w:type="dxa" w:w="600"/>
+            <w:tcW w:type="dxa" w:w="650"/>
             <w:tcBorders>
               <w:top w:val="single" w:color="9AA8A6" w:sz="4"/>
               <w:left w:val="single" w:color="9AA8A6" w:sz="4"/>
@@ -25240,7 +25145,7 @@
         </w:tc>
         <w:tc>
           <w:tcPr>
-            <w:tcW w:type="dxa" w:w="600"/>
+            <w:tcW w:type="dxa" w:w="650"/>
             <w:tcBorders>
               <w:top w:val="single" w:color="9AA8A6" w:sz="4"/>
               <w:left w:val="single" w:color="9AA8A6" w:sz="4"/>
@@ -25274,41 +25179,7 @@
         </w:tc>
         <w:tc>
           <w:tcPr>
-            <w:tcW w:type="dxa" w:w="700"/>
-            <w:tcBorders>
-              <w:top w:val="single" w:color="9AA8A6" w:sz="4"/>
-              <w:left w:val="single" w:color="9AA8A6" w:sz="4"/>
-              <w:bottom w:val="single" w:color="9AA8A6" w:sz="4"/>
-              <w:right w:val="single" w:color="9AA8A6" w:sz="4"/>
-            </w:tcBorders>
-            <w:tcMar>
-              <w:top w:type="dxa" w:w="40"/>
-              <w:left w:type="dxa" w:w="80"/>
-              <w:bottom w:type="dxa" w:w="40"/>
-              <w:right w:type="dxa" w:w="80"/>
-            </w:tcMar>
-            <w:vAlign w:val="center"/>
-          </w:tcPr>
-          <w:p>
-            <w:pPr>
-              <w:spacing w:after="0" w:before="0" w:line="240"/>
-              <w:jc w:val="right"/>
-            </w:pPr>
-            <w:r>
-              <w:rPr>
-                <w:rFonts w:ascii="KoPub돋움체" w:cs="KoPub돋움체" w:eastAsia="KoPub돋움체" w:hAnsi="KoPub돋움체"/>
-                <w:b w:val="false"/>
-                <w:bCs w:val="false"/>
-                <w:sz w:val="17"/>
-                <w:szCs w:val="17"/>
-              </w:rPr>
-              <w:t xml:space="preserve">0</w:t>
-            </w:r>
-          </w:p>
-        </w:tc>
-        <w:tc>
-          <w:tcPr>
-            <w:tcW w:type="dxa" w:w="800"/>
+            <w:tcW w:type="dxa" w:w="850"/>
             <w:tcBorders>
               <w:top w:val="single" w:color="9AA8A6" w:sz="4"/>
               <w:left w:val="single" w:color="9AA8A6" w:sz="4"/>
@@ -25356,7 +25227,7 @@
           <w:sz w:val="17"/>
           <w:szCs w:val="17"/>
         </w:rPr>
-        <w:t xml:space="preserve">* 주: 기존 분류 건수 상위 항목만 표시. '제외'는 유형화 제외(목적 서술 불충분)</w:t>
+        <w:t xml:space="preserve">* 주: 기존 분류 건수 상위 항목만 표시. 2024~2026년 전수(지원내용 기반 배정 사업 포함)</w:t>
       </w:r>
     </w:p>
     <w:p>
@@ -25393,7 +25264,7 @@
           <w:sz w:val="24"/>
           <w:szCs w:val="24"/>
         </w:rPr>
-        <w:t xml:space="preserve">동일 절차를 어휘 임베딩(형태소 TF-IDF·LSA)만으로 수행한 결과와 비교하면 대분류 배정이 74.4% 일치하고, 유형별 예산 비중 차이는 최대 2.9%p로 주요 결론이 유지됨</w:t>
+        <w:t xml:space="preserve">동일 군집 절차를 어휘 임베딩(형태소 TF-IDF·LSA)만으로 수행한 결과와 비교하면, LSA가 유형화한 1,837건 기준 대분류 배정이 84.8% 일치(ARI 0.76)하고 유형별 예산 비중 차이는 최대 3.1%p로 주요 결론이 유지됨</w:t>
       </w:r>
     </w:p>
     <w:p>
@@ -25413,7 +25284,7 @@
           <w:sz w:val="23"/>
           <w:szCs w:val="23"/>
         </w:rPr>
-        <w:t xml:space="preserve">문장 임베딩 결합이 연도 간 대분류 일치율(85.1% 대 82.3%)과 기존 분류 정합성(NMI 0.409 대 0.379)에서 우위이며, 유형화 제외도 265건(12.1%) 대 352건(16.1%)으로 적음</w:t>
+        <w:t xml:space="preserve">문장 임베딩 결합이 연도 간 대분류 일치율(85.1% 대 82.3%)과 기존 분류 정합성(NMI 0.409 대 0.379)에서 우위이며, 군집 단계의 잔여(목적 서술 불충분)도 265건(12.1%) 대 352건(16.1%)으로 적음</w:t>
       </w:r>
     </w:p>
     <w:p>
@@ -25453,7 +25324,7 @@
           <w:sz w:val="23"/>
           <w:szCs w:val="23"/>
         </w:rPr>
-        <w:t xml:space="preserve">두 방식 모두 자금조달 편중(48~52%), 실증·사업화 및 해외진출 급증, 원천기술·인력양성 축소라는 추이를 동일하게 도출</w:t>
+        <w:t xml:space="preserve">두 방식 모두 자금조달 편중(48~51%), 실증·사업화 및 해외진출 급증, 원천기술·인력양성 축소라는 추이를 동일하게 도출</w:t>
       </w:r>
     </w:p>
     <w:p>
@@ -25474,7 +25345,7 @@
     </w:p>
     <w:tbl>
       <w:tblPr>
-        <w:tblW w:type="dxa" w:w="8600"/>
+        <w:tblW w:type="dxa" w:w="9300"/>
         <w:jc w:val="center"/>
         <w:tblBorders>
           <w:top w:val="single" w:color="auto" w:sz="4"/>
@@ -25486,9 +25357,9 @@
         </w:tblBorders>
       </w:tblPr>
       <w:tblGrid>
-        <w:gridCol w:w="3800"/>
-        <w:gridCol w:w="2400"/>
-        <w:gridCol w:w="2400"/>
+        <w:gridCol w:w="3600"/>
+        <w:gridCol w:w="2900"/>
+        <w:gridCol w:w="2800"/>
       </w:tblGrid>
       <w:tr>
         <w:trPr>
@@ -25496,7 +25367,7 @@
         </w:trPr>
         <w:tc>
           <w:tcPr>
-            <w:tcW w:type="dxa" w:w="3800"/>
+            <w:tcW w:type="dxa" w:w="3600"/>
             <w:tcBorders>
               <w:top w:val="single" w:color="9AA8A6" w:sz="4"/>
               <w:left w:val="single" w:color="9AA8A6" w:sz="4"/>
@@ -25532,7 +25403,7 @@
         </w:tc>
         <w:tc>
           <w:tcPr>
-            <w:tcW w:type="dxa" w:w="2400"/>
+            <w:tcW w:type="dxa" w:w="2900"/>
             <w:tcBorders>
               <w:top w:val="single" w:color="9AA8A6" w:sz="4"/>
               <w:left w:val="single" w:color="9AA8A6" w:sz="4"/>
@@ -25568,7 +25439,7 @@
         </w:tc>
         <w:tc>
           <w:tcPr>
-            <w:tcW w:type="dxa" w:w="2400"/>
+            <w:tcW w:type="dxa" w:w="2800"/>
             <w:tcBorders>
               <w:top w:val="single" w:color="9AA8A6" w:sz="4"/>
               <w:left w:val="single" w:color="9AA8A6" w:sz="4"/>
@@ -25606,7 +25477,7 @@
       <w:tr>
         <w:tc>
           <w:tcPr>
-            <w:tcW w:type="dxa" w:w="3800"/>
+            <w:tcW w:type="dxa" w:w="3600"/>
             <w:tcBorders>
               <w:top w:val="single" w:color="9AA8A6" w:sz="4"/>
               <w:left w:val="single" w:color="9AA8A6" w:sz="4"/>
@@ -25641,7 +25512,7 @@
         </w:tc>
         <w:tc>
           <w:tcPr>
-            <w:tcW w:type="dxa" w:w="2400"/>
+            <w:tcW w:type="dxa" w:w="2900"/>
             <w:tcBorders>
               <w:top w:val="single" w:color="9AA8A6" w:sz="4"/>
               <w:left w:val="single" w:color="9AA8A6" w:sz="4"/>
@@ -25675,7 +25546,7 @@
         </w:tc>
         <w:tc>
           <w:tcPr>
-            <w:tcW w:type="dxa" w:w="2400"/>
+            <w:tcW w:type="dxa" w:w="2800"/>
             <w:tcBorders>
               <w:top w:val="single" w:color="9AA8A6" w:sz="4"/>
               <w:left w:val="single" w:color="9AA8A6" w:sz="4"/>
@@ -25711,7 +25582,7 @@
       <w:tr>
         <w:tc>
           <w:tcPr>
-            <w:tcW w:type="dxa" w:w="3800"/>
+            <w:tcW w:type="dxa" w:w="3600"/>
             <w:tcBorders>
               <w:top w:val="single" w:color="9AA8A6" w:sz="4"/>
               <w:left w:val="single" w:color="9AA8A6" w:sz="4"/>
@@ -25746,7 +25617,7 @@
         </w:tc>
         <w:tc>
           <w:tcPr>
-            <w:tcW w:type="dxa" w:w="2400"/>
+            <w:tcW w:type="dxa" w:w="2900"/>
             <w:tcBorders>
               <w:top w:val="single" w:color="9AA8A6" w:sz="4"/>
               <w:left w:val="single" w:color="9AA8A6" w:sz="4"/>
@@ -25780,7 +25651,7 @@
         </w:tc>
         <w:tc>
           <w:tcPr>
-            <w:tcW w:type="dxa" w:w="2400"/>
+            <w:tcW w:type="dxa" w:w="2800"/>
             <w:tcBorders>
               <w:top w:val="single" w:color="9AA8A6" w:sz="4"/>
               <w:left w:val="single" w:color="9AA8A6" w:sz="4"/>
@@ -25816,7 +25687,7 @@
       <w:tr>
         <w:tc>
           <w:tcPr>
-            <w:tcW w:type="dxa" w:w="3800"/>
+            <w:tcW w:type="dxa" w:w="3600"/>
             <w:tcBorders>
               <w:top w:val="single" w:color="9AA8A6" w:sz="4"/>
               <w:left w:val="single" w:color="9AA8A6" w:sz="4"/>
@@ -25851,7 +25722,7 @@
         </w:tc>
         <w:tc>
           <w:tcPr>
-            <w:tcW w:type="dxa" w:w="2400"/>
+            <w:tcW w:type="dxa" w:w="2900"/>
             <w:tcBorders>
               <w:top w:val="single" w:color="9AA8A6" w:sz="4"/>
               <w:left w:val="single" w:color="9AA8A6" w:sz="4"/>
@@ -25885,7 +25756,7 @@
         </w:tc>
         <w:tc>
           <w:tcPr>
-            <w:tcW w:type="dxa" w:w="2400"/>
+            <w:tcW w:type="dxa" w:w="2800"/>
             <w:tcBorders>
               <w:top w:val="single" w:color="9AA8A6" w:sz="4"/>
               <w:left w:val="single" w:color="9AA8A6" w:sz="4"/>
@@ -25921,7 +25792,7 @@
       <w:tr>
         <w:tc>
           <w:tcPr>
-            <w:tcW w:type="dxa" w:w="3800"/>
+            <w:tcW w:type="dxa" w:w="3600"/>
             <w:tcBorders>
               <w:top w:val="single" w:color="9AA8A6" w:sz="4"/>
               <w:left w:val="single" w:color="9AA8A6" w:sz="4"/>
@@ -25950,13 +25821,13 @@
                 <w:sz w:val="19"/>
                 <w:szCs w:val="19"/>
               </w:rPr>
-              <w:t xml:space="preserve">소관과의 NMI(낮을수록 산업영역 의존 작음)</w:t>
-            </w:r>
-          </w:p>
-        </w:tc>
-        <w:tc>
-          <w:tcPr>
-            <w:tcW w:type="dxa" w:w="2400"/>
+              <w:t xml:space="preserve">시드 간 ARI(10회 평균)</w:t>
+            </w:r>
+          </w:p>
+        </w:tc>
+        <w:tc>
+          <w:tcPr>
+            <w:tcW w:type="dxa" w:w="2900"/>
             <w:tcBorders>
               <w:top w:val="single" w:color="9AA8A6" w:sz="4"/>
               <w:left w:val="single" w:color="9AA8A6" w:sz="4"/>
@@ -25984,13 +25855,13 @@
                 <w:sz w:val="19"/>
                 <w:szCs w:val="19"/>
               </w:rPr>
-              <w:t xml:space="preserve">0.232</w:t>
-            </w:r>
-          </w:p>
-        </w:tc>
-        <w:tc>
-          <w:tcPr>
-            <w:tcW w:type="dxa" w:w="2400"/>
+              <w:t xml:space="preserve">0.40</w:t>
+            </w:r>
+          </w:p>
+        </w:tc>
+        <w:tc>
+          <w:tcPr>
+            <w:tcW w:type="dxa" w:w="2800"/>
             <w:tcBorders>
               <w:top w:val="single" w:color="9AA8A6" w:sz="4"/>
               <w:left w:val="single" w:color="9AA8A6" w:sz="4"/>
@@ -26018,7 +25889,7 @@
                 <w:sz w:val="19"/>
                 <w:szCs w:val="19"/>
               </w:rPr>
-              <w:t xml:space="preserve">0.207</w:t>
+              <w:t xml:space="preserve">0.41</w:t>
             </w:r>
           </w:p>
         </w:tc>
@@ -26026,7 +25897,7 @@
       <w:tr>
         <w:tc>
           <w:tcPr>
-            <w:tcW w:type="dxa" w:w="3800"/>
+            <w:tcW w:type="dxa" w:w="3600"/>
             <w:tcBorders>
               <w:top w:val="single" w:color="9AA8A6" w:sz="4"/>
               <w:left w:val="single" w:color="9AA8A6" w:sz="4"/>
@@ -26055,13 +25926,13 @@
                 <w:sz w:val="19"/>
                 <w:szCs w:val="19"/>
               </w:rPr>
-              <w:t xml:space="preserve">시드 간 ARI(평균)</w:t>
-            </w:r>
-          </w:p>
-        </w:tc>
-        <w:tc>
-          <w:tcPr>
-            <w:tcW w:type="dxa" w:w="2400"/>
+              <w:t xml:space="preserve">실루엣 계수</w:t>
+            </w:r>
+          </w:p>
+        </w:tc>
+        <w:tc>
+          <w:tcPr>
+            <w:tcW w:type="dxa" w:w="2900"/>
             <w:tcBorders>
               <w:top w:val="single" w:color="9AA8A6" w:sz="4"/>
               <w:left w:val="single" w:color="9AA8A6" w:sz="4"/>
@@ -26089,13 +25960,13 @@
                 <w:sz w:val="19"/>
                 <w:szCs w:val="19"/>
               </w:rPr>
-              <w:t xml:space="preserve">0.40</w:t>
-            </w:r>
-          </w:p>
-        </w:tc>
-        <w:tc>
-          <w:tcPr>
-            <w:tcW w:type="dxa" w:w="2400"/>
+              <w:t xml:space="preserve">0.058</w:t>
+            </w:r>
+          </w:p>
+        </w:tc>
+        <w:tc>
+          <w:tcPr>
+            <w:tcW w:type="dxa" w:w="2800"/>
             <w:tcBorders>
               <w:top w:val="single" w:color="9AA8A6" w:sz="4"/>
               <w:left w:val="single" w:color="9AA8A6" w:sz="4"/>
@@ -26123,7 +25994,7 @@
                 <w:sz w:val="19"/>
                 <w:szCs w:val="19"/>
               </w:rPr>
-              <w:t xml:space="preserve">0.41</w:t>
+              <w:t xml:space="preserve">0.075</w:t>
             </w:r>
           </w:p>
         </w:tc>
@@ -26131,7 +26002,7 @@
       <w:tr>
         <w:tc>
           <w:tcPr>
-            <w:tcW w:type="dxa" w:w="3800"/>
+            <w:tcW w:type="dxa" w:w="3600"/>
             <w:tcBorders>
               <w:top w:val="single" w:color="9AA8A6" w:sz="4"/>
               <w:left w:val="single" w:color="9AA8A6" w:sz="4"/>
@@ -26160,13 +26031,13 @@
                 <w:sz w:val="19"/>
                 <w:szCs w:val="19"/>
               </w:rPr>
-              <w:t xml:space="preserve">실루엣</w:t>
-            </w:r>
-          </w:p>
-        </w:tc>
-        <w:tc>
-          <w:tcPr>
-            <w:tcW w:type="dxa" w:w="2400"/>
+              <w:t xml:space="preserve">군집 단계 잔여(건, %)</w:t>
+            </w:r>
+          </w:p>
+        </w:tc>
+        <w:tc>
+          <w:tcPr>
+            <w:tcW w:type="dxa" w:w="2900"/>
             <w:tcBorders>
               <w:top w:val="single" w:color="9AA8A6" w:sz="4"/>
               <w:left w:val="single" w:color="9AA8A6" w:sz="4"/>
@@ -26194,118 +26065,13 @@
                 <w:sz w:val="19"/>
                 <w:szCs w:val="19"/>
               </w:rPr>
-              <w:t xml:space="preserve">0.058</w:t>
-            </w:r>
-          </w:p>
-        </w:tc>
-        <w:tc>
-          <w:tcPr>
-            <w:tcW w:type="dxa" w:w="2400"/>
-            <w:tcBorders>
-              <w:top w:val="single" w:color="9AA8A6" w:sz="4"/>
-              <w:left w:val="single" w:color="9AA8A6" w:sz="4"/>
-              <w:bottom w:val="single" w:color="9AA8A6" w:sz="4"/>
-              <w:right w:val="single" w:color="9AA8A6" w:sz="4"/>
-            </w:tcBorders>
-            <w:tcMar>
-              <w:top w:type="dxa" w:w="40"/>
-              <w:left w:type="dxa" w:w="80"/>
-              <w:bottom w:type="dxa" w:w="40"/>
-              <w:right w:type="dxa" w:w="80"/>
-            </w:tcMar>
-            <w:vAlign w:val="center"/>
-          </w:tcPr>
-          <w:p>
-            <w:pPr>
-              <w:spacing w:after="0" w:before="0" w:line="240"/>
-              <w:jc w:val="right"/>
-            </w:pPr>
-            <w:r>
-              <w:rPr>
-                <w:rFonts w:ascii="KoPub돋움체" w:cs="KoPub돋움체" w:eastAsia="KoPub돋움체" w:hAnsi="KoPub돋움체"/>
-                <w:b w:val="false"/>
-                <w:bCs w:val="false"/>
-                <w:sz w:val="19"/>
-                <w:szCs w:val="19"/>
-              </w:rPr>
-              <w:t xml:space="preserve">0.075</w:t>
-            </w:r>
-          </w:p>
-        </w:tc>
-      </w:tr>
-      <w:tr>
-        <w:tc>
-          <w:tcPr>
-            <w:tcW w:type="dxa" w:w="3800"/>
-            <w:tcBorders>
-              <w:top w:val="single" w:color="9AA8A6" w:sz="4"/>
-              <w:left w:val="single" w:color="9AA8A6" w:sz="4"/>
-              <w:bottom w:val="single" w:color="9AA8A6" w:sz="4"/>
-              <w:right w:val="single" w:color="9AA8A6" w:sz="4"/>
-            </w:tcBorders>
-            <w:shd w:fill="E8F3F1" w:color="auto" w:val="clear"/>
-            <w:tcMar>
-              <w:top w:type="dxa" w:w="40"/>
-              <w:left w:type="dxa" w:w="80"/>
-              <w:bottom w:type="dxa" w:w="40"/>
-              <w:right w:type="dxa" w:w="80"/>
-            </w:tcMar>
-            <w:vAlign w:val="center"/>
-          </w:tcPr>
-          <w:p>
-            <w:pPr>
-              <w:spacing w:after="0" w:before="0" w:line="240"/>
-              <w:jc w:val="center"/>
-            </w:pPr>
-            <w:r>
-              <w:rPr>
-                <w:rFonts w:ascii="KoPub돋움체" w:cs="KoPub돋움체" w:eastAsia="KoPub돋움체" w:hAnsi="KoPub돋움체"/>
-                <w:b w:val="false"/>
-                <w:bCs w:val="false"/>
-                <w:sz w:val="19"/>
-                <w:szCs w:val="19"/>
-              </w:rPr>
-              <w:t xml:space="preserve">유형화 제외 건수(비중, %)</w:t>
-            </w:r>
-          </w:p>
-        </w:tc>
-        <w:tc>
-          <w:tcPr>
-            <w:tcW w:type="dxa" w:w="2400"/>
-            <w:tcBorders>
-              <w:top w:val="single" w:color="9AA8A6" w:sz="4"/>
-              <w:left w:val="single" w:color="9AA8A6" w:sz="4"/>
-              <w:bottom w:val="single" w:color="9AA8A6" w:sz="4"/>
-              <w:right w:val="single" w:color="9AA8A6" w:sz="4"/>
-            </w:tcBorders>
-            <w:tcMar>
-              <w:top w:type="dxa" w:w="40"/>
-              <w:left w:type="dxa" w:w="80"/>
-              <w:bottom w:type="dxa" w:w="40"/>
-              <w:right w:type="dxa" w:w="80"/>
-            </w:tcMar>
-            <w:vAlign w:val="center"/>
-          </w:tcPr>
-          <w:p>
-            <w:pPr>
-              <w:spacing w:after="0" w:before="0" w:line="240"/>
-              <w:jc w:val="right"/>
-            </w:pPr>
-            <w:r>
-              <w:rPr>
-                <w:rFonts w:ascii="KoPub돋움체" w:cs="KoPub돋움체" w:eastAsia="KoPub돋움체" w:hAnsi="KoPub돋움체"/>
-                <w:b w:val="false"/>
-                <w:bCs w:val="false"/>
-                <w:sz w:val="19"/>
-                <w:szCs w:val="19"/>
-              </w:rPr>
               <w:t xml:space="preserve">265 (12.1)</w:t>
             </w:r>
           </w:p>
         </w:tc>
         <w:tc>
           <w:tcPr>
-            <w:tcW w:type="dxa" w:w="2400"/>
+            <w:tcW w:type="dxa" w:w="2800"/>
             <w:tcBorders>
               <w:top w:val="single" w:color="9AA8A6" w:sz="4"/>
               <w:left w:val="single" w:color="9AA8A6" w:sz="4"/>
@@ -26353,7 +26119,7 @@
           <w:sz w:val="17"/>
           <w:szCs w:val="17"/>
         </w:rPr>
-        <w:t xml:space="preserve">* 주: NMI는 정규화 상호정보량, ARI는 조정랜드지수. 일치율은 복수 연도 내역사업 565개 기준</w:t>
+        <w:t xml:space="preserve">* 주: NMI는 정규화 상호정보량, ARI는 조정랜드지수. 일치율은 복수 연도 내역사업 565개 기준. 본 결과의 잔여 265건은 지원내용 기반으로 배정</w:t>
       </w:r>
     </w:p>
     <w:p>
@@ -26439,7 +26205,7 @@
           <w:sz w:val="23"/>
           <w:szCs w:val="23"/>
         </w:rPr>
-        <w:t xml:space="preserve">2026년 유형화 대상 예산의 48.0%가 융자·보증 등 자금조달 지원이며, 역량형 지원(전문인력·경영역량)은 4.6%에 불과(p.9)</w:t>
+        <w:t xml:space="preserve">2026년 내역예산의 48.0%가 융자·보증·비용보전 등 자금조달·경영안정 지원이며, 역량형 지원(전문인력·경영역량)은 5.0%에 불과(p.9)</w:t>
       </w:r>
     </w:p>
     <w:p>
@@ -26459,7 +26225,27 @@
           <w:sz w:val="23"/>
           <w:szCs w:val="23"/>
         </w:rPr>
-        <w:t xml:space="preserve">자금조달 지원은 중기부(7.93조원)·금융위(3.66조원)·고용부·기후부·문체부 등 9개 소관에 분산(p.12)</w:t>
+        <w:t xml:space="preserve">자금조달·경영안정 지원은 중기부(8.52조원)·금융위(3.65조원)·고용부·기후부·문체부 등 10개 소관에 분산(p.12)</w:t>
+      </w:r>
+    </w:p>
+    <w:p>
+      <w:pPr>
+        <w:pStyle w:val="ListParagraph"/>
+        <w:numPr>
+          <w:ilvl w:val="1"/>
+          <w:numId w:val="2"/>
+        </w:numPr>
+        <w:spacing w:after="40" w:before="0" w:line="384"/>
+      </w:pPr>
+      <w:r>
+        <w:rPr>
+          <w:rFonts w:ascii="KoPub바탕체" w:cs="KoPub바탕체" w:eastAsia="KoPub바탕체" w:hAnsi="KoPub바탕체"/>
+          <w:b w:val="false"/>
+          <w:bCs w:val="false"/>
+          <w:sz w:val="23"/>
+          <w:szCs w:val="23"/>
+        </w:rPr>
+        <w:t xml:space="preserve">2026년 소상공인경영안정바우처(5,790억원) 신설로 경영비용 보전형 현금성 지원(D3)이 새로 등장</w:t>
       </w:r>
     </w:p>
     <w:p>
@@ -26479,7 +26265,7 @@
           <w:sz w:val="23"/>
           <w:szCs w:val="23"/>
         </w:rPr>
-        <w:t xml:space="preserve">단기 유동성 대응에 치우친 구조를 성장단계 전환(실증·사업화·시장진출)을 뒷받침하는 직접지원과 균형 있게 조정할 필요</w:t>
+        <w:t xml:space="preserve">단기 유동성·비용 보전에 치우친 구조를 성장단계 전환(실증·사업화·시장진출)을 뒷받침하는 직접지원과 균형 있게 조정할 필요</w:t>
       </w:r>
     </w:p>
     <w:p>
@@ -26516,7 +26302,7 @@
           <w:sz w:val="23"/>
           <w:szCs w:val="23"/>
         </w:rPr>
-        <w:t xml:space="preserve">기술혁신 예산 중 실증·상용화·사업화 단계 비중이 17.7%('24)에서 24.3%('26)로 상승하고, 해외시장 진출 지원은 5배 증가(p.10~11)</w:t>
+        <w:t xml:space="preserve">기술혁신 예산 중 실증·상용화·사업화 단계 비중이 21.5%('24)에서 26.7%('26)로 상승하고, 해외시장 진출 지원은 4.9배로 증가(p.10~11)</w:t>
       </w:r>
     </w:p>
     <w:p>
@@ -26536,7 +26322,7 @@
           <w:sz w:val="23"/>
           <w:szCs w:val="23"/>
         </w:rPr>
-        <w:t xml:space="preserve">원천·핵심기술 개발은 △29.9%, 건수 76건 → 25건으로 축소(p.10)</w:t>
+        <w:t xml:space="preserve">원천·핵심기술 개발은 △29.9%, 건수 77건 → 26건으로 축소(p.10)</w:t>
       </w:r>
     </w:p>
     <w:p>
@@ -26593,7 +26379,7 @@
           <w:sz w:val="23"/>
           <w:szCs w:val="23"/>
         </w:rPr>
-        <w:t xml:space="preserve">내역사업의 12.1%(265건)는 사업목적이 '산업 육성·생태계 조성·활성화' 등 일반 어휘로만 서술되어 유형 특정이 불가(p.8)</w:t>
+        <w:t xml:space="preserve">내역사업의 12.1%(265건)는 사업목적이 '산업 육성·생태계 조성·활성화' 등 일반 어휘로만 서술되어 목적 문서로는 유형 특정이 불가하고, 지원내용 기반 배정도 82.6%가 저신뢰(p.8)</w:t>
       </w:r>
     </w:p>
     <w:p>
@@ -26613,7 +26399,7 @@
           <w:sz w:val="23"/>
           <w:szCs w:val="23"/>
         </w:rPr>
-        <w:t xml:space="preserve">2026년 신설 소상공인경영안정바우처(5,790억원)가 제외 대상에 포함되어, 대형 신규 사업일수록 목적 서술의 구체성 점검이 중요</w:t>
+        <w:t xml:space="preserve">2026년 신설 소상공인경영안정바우처(5,790억원)도 목적 서술이 포괄적이어서, 대형 신규 사업일수록 목적 서술의 구체성 점검이 중요</w:t>
       </w:r>
     </w:p>
     <w:p>
@@ -26690,7 +26476,7 @@
           <w:sz w:val="23"/>
           <w:szCs w:val="23"/>
         </w:rPr>
-        <w:t xml:space="preserve">기술혁신 촉진 15개 소관, 창업·수출 각 12개 소관 등 동일 목적 유형 안에서 다부처 병렬 운영이 확인(p.12~13)</w:t>
+        <w:t xml:space="preserve">기술혁신 촉진 16개 소관, 창업·수출 각 13개 소관 등 동일 목적 유형 안에서 다부처 운영이 확인(p.12~13)</w:t>
       </w:r>
     </w:p>
     <w:p>
@@ -26710,7 +26496,7 @@
           <w:sz w:val="23"/>
           <w:szCs w:val="23"/>
         </w:rPr>
-        <w:t xml:space="preserve">분류 기준을 '목적'과 '수단'의 2축으로 명시하고, 동일 목적 유형 내 다부처 사업을 사전협의·성과평가의 검토 모집단으로 활용할 필요</w:t>
+        <w:t xml:space="preserve">분류 기준을 '목적'과 '수단'의 축으로 분리하여 명시하고, 동일 목적 유형 내 다부처 사업을 사전협의·성과평가의 검토 모집단으로 활용할 필요</w:t>
       </w:r>
     </w:p>
     <w:p>
@@ -26747,7 +26533,7 @@
           <w:sz w:val="23"/>
           <w:szCs w:val="23"/>
         </w:rPr>
-        <w:t xml:space="preserve">수출·해외진출 목적은 융자 30.0%·보조금 19.4%·R&amp;D 출연 17.9%·바우처 16.0%로 수단이 분산되고, 자금조달 목적은 중소기업·보증 이용기업·소상공인으로 대상이 나뉨(p.15)</w:t>
+        <w:t xml:space="preserve">수출·해외진출 목적은 융자 28.1%·보조금 22.7%·R&amp;D 출연 17.1%·바우처 15.0%로 수단이 분산되고, 자금조달·경영안정 목적은 중소기업·소상공인·보증 이용기업으로 대상이 나뉨(p.15)</w:t>
       </w:r>
     </w:p>
     <w:p>
@@ -26767,7 +26553,7 @@
           <w:sz w:val="23"/>
           <w:szCs w:val="23"/>
         </w:rPr>
-        <w:t xml:space="preserve">2026년 586건이 271개 4축 조합으로 나뉘어 동일 목적 안에서도 사업 설계가 다양(p.16)</w:t>
+        <w:t xml:space="preserve">2026년 671건이 313개 4축 조합으로 나뉘어 동일 목적 안에서도 사업 설계가 다양(p.16)</w:t>
       </w:r>
     </w:p>
     <w:p>
@@ -26824,7 +26610,7 @@
           <w:sz w:val="24"/>
           <w:szCs w:val="24"/>
         </w:rPr>
-        <w:t xml:space="preserve">(과제1) 중소기업 지원사업 분류체계의 '목적·수단' 2축 개편과 임베딩 기반 자동 분류 도입</w:t>
+        <w:t xml:space="preserve">(과제1) 중소기업 지원사업 분류체계의 4축 개편과 임베딩 기반 자동 분류 도입</w:t>
       </w:r>
     </w:p>
     <w:p>
@@ -26844,7 +26630,7 @@
           <w:sz w:val="23"/>
           <w:szCs w:val="23"/>
         </w:rPr>
-        <w:t xml:space="preserve">중소기업 지원사업 통합관리시스템의 지원분야 분류를 '지원목적(8개 대분류·22개 중분류)·지원대상(10개)·지원수단(9개)·지원내용(11개)'의 4축으로 재편</w:t>
+        <w:t xml:space="preserve">중소기업 지원사업 통합관리시스템의 지원분야 분류를 '지원목적(8개 대분류·23개 중분류)·지원대상(10개)·지원수단(9개)·지원내용(11개)'의 4축으로 재편</w:t>
       </w:r>
     </w:p>
     <w:p>
@@ -26864,7 +26650,7 @@
           <w:sz w:val="23"/>
           <w:szCs w:val="23"/>
         </w:rPr>
-        <w:t xml:space="preserve">사업 등록 시 사업목적·공고문 텍스트로 유형을 자동 제안하고 담당자가 확정하는 절차를 도입하여 결측(36%)과 부처 간 편차를 해소</w:t>
+        <w:t xml:space="preserve">사업 등록 시 사업목적·공고문·산출근거 텍스트로 유형을 자동 제안하고 담당자가 확정하는 절차를 도입하여 결측(36%)과 부처 간 편차를 해소. 확률이 낮은 배정은 담당자 확인 대상으로 표시</w:t>
       </w:r>
     </w:p>
     <w:p>
@@ -26884,7 +26670,7 @@
           <w:sz w:val="23"/>
           <w:szCs w:val="23"/>
         </w:rPr>
-        <w:t xml:space="preserve">본 분석의 임베딩·군집 절차와 유형 매핑은 공개 코드로 재현 가능하며, 신규 사업은 동일 기준으로 즉시 분류 가능</w:t>
+        <w:t xml:space="preserve">본 분석의 임베딩·군집·분류 절차와 유형 매핑은 공개 코드로 재현 가능하며, 신규 사업은 동일 기준으로 즉시 분류 가능</w:t>
       </w:r>
     </w:p>
     <w:p>
@@ -26944,7 +26730,7 @@
           <w:sz w:val="23"/>
           <w:szCs w:val="23"/>
         </w:rPr>
-        <w:t xml:space="preserve">유형을 특정할 수 없는 서술은 시스템에서 보완을 요청하고, 일정 규모 이상 신규 사업은 사전협의 단계에서 목적 서술의 구체성을 점검</w:t>
+        <w:t xml:space="preserve">목적 서술만으로 유형을 특정할 수 없는 사업은 시스템에서 보완을 요청하고, 일정 규모 이상 신규 사업은 사전협의 단계에서 목적 서술의 구체성을 점검</w:t>
       </w:r>
     </w:p>
     <w:p>
@@ -26984,7 +26770,7 @@
           <w:sz w:val="23"/>
           <w:szCs w:val="23"/>
         </w:rPr>
-        <w:t xml:space="preserve">사전협의·성과평가 시 동일 목적 중분류 내 다부처 사업 목록을 기본 검토 모집단으로 제공하고, 대상·수단·내용 유형이 같은 4축 조합을 실질적 중복 후보로 점검</w:t>
+        <w:t xml:space="preserve">사전협의·성과평가 시 동일 목적 중분류 내 다부처 사업 목록을 기본 검토 모집단으로 제공하고, 대상·수단·내용 유형이 같은 4축 조합(110개 조합, 468건)을 실질적 중복 후보로 점검</w:t>
       </w:r>
     </w:p>
     <w:p>
@@ -27004,7 +26790,7 @@
           <w:sz w:val="23"/>
           <w:szCs w:val="23"/>
         </w:rPr>
-        <w:t xml:space="preserve">우선 검토 영역: 수출 마케팅(중기부·산업부·농식품부·문체부), 창업·벤처 육성(12개 소관), AI 응용제품 신속 상용화(6개 부처). 다만 AI 응용제품 사업군처럼 범부처 협업으로 설계된 경우는 공동 기획 여부를 확인하여 분담 사례로 분리</w:t>
+        <w:t xml:space="preserve">우선 검토 영역: 수출 마케팅(중기부·산업부·농식품부·문체부), 창업·벤처 육성(13개 소관), AI 응용제품 신속 상용화(6개 부처). 다만 AI 응용제품 사업군처럼 범부처 협업으로 설계된 경우는 공동 기획 여부를 확인하여 분담 사례로 분리</w:t>
       </w:r>
     </w:p>
     <w:p>
@@ -27084,7 +26870,7 @@
           <w:sz w:val="23"/>
           <w:szCs w:val="23"/>
         </w:rPr>
-        <w:t xml:space="preserve">자금조달 편중(48.0%)과 역량형 지원 과소(4.6%, 순지원 기준 10.3%)를 점검 항목으로 설정하되, 융자·보증 재원을 제외한 순지원 기준을 병행 산출하여 재원 성격의 차이를 구분</w:t>
+        <w:t xml:space="preserve">자금조달 편중(48.0%)과 역량형 지원 과소(5.0%, 순지원 기준 10.7%)를 점검 항목으로 설정하되, 융자·보증 재원을 제외한 순지원 기준을 병행 산출하여 재원 성격의 차이를 구분</w:t>
       </w:r>
     </w:p>
     <w:p>
@@ -27104,7 +26890,7 @@
           <w:sz w:val="24"/>
           <w:szCs w:val="24"/>
         </w:rPr>
-        <w:t xml:space="preserve">(과제5) 급증 유형의 성과지표 공통화</w:t>
+        <w:t xml:space="preserve">(과제5) 급증 유형과 신설 현금성 지원의 성과지표 공통화</w:t>
       </w:r>
     </w:p>
     <w:p>
@@ -27144,7 +26930,7 @@
           <w:sz w:val="23"/>
           <w:szCs w:val="23"/>
         </w:rPr>
-        <w:t xml:space="preserve">신설·확대 사업의 성과평가 시 동일 유형 사업 간 비교가 가능하도록 지표 정의와 산출 방식을 통일</w:t>
+        <w:t xml:space="preserve">경영비용 보전형 현금성 지원(D3)은 지원 대상 선정 기준과 경영안정 효과(폐업률·매출 회복 등)를 측정하는 지표를 별도로 마련</w:t>
       </w:r>
     </w:p>
     <w:p>
@@ -27181,7 +26967,7 @@
           <w:sz w:val="24"/>
           <w:szCs w:val="24"/>
         </w:rPr>
-        <w:t xml:space="preserve">비지도 군집에 기반한 유형 명칭과 경계는 연구진의 해석적 판단을 포함하며, 전문가 검토나 수작업 라벨과의 일치율 검증을 거치지 않았음</w:t>
+        <w:t xml:space="preserve">비지도 군집과 분류기에 기반한 유형 명칭과 경계는 연구진의 해석적 판단을 포함하며, 전문가 검토나 수작업 라벨과의 일치율 검증을 거치지 않았음</w:t>
       </w:r>
     </w:p>
     <w:p>
@@ -27201,7 +26987,7 @@
           <w:sz w:val="23"/>
           <w:szCs w:val="23"/>
         </w:rPr>
-        <w:t xml:space="preserve">2026년 사업 가운데 층화 표본 100건 내외를 담당자·전문가가 4축으로 라벨링하여 일치율을 측정하는 절차를 후속 과제로 수행할 필요</w:t>
+        <w:t xml:space="preserve">2026년 사업 가운데 층화 표본 100건 내외(지원내용 기반 배정 사업 포함)를 담당자·전문가가 4축으로 라벨링하여 일치율을 측정하는 절차를 후속 과제로 수행할 필요</w:t>
       </w:r>
     </w:p>
     <w:p>
@@ -27221,7 +27007,27 @@
           <w:sz w:val="24"/>
           <w:szCs w:val="24"/>
         </w:rPr>
-        <w:t xml:space="preserve">지원목적의 자금조달(D)은 융자·보증이라는 수단으로 식별되는 유형이어서 지원수단·지원내용 축과 거의 일치(자금조달의 95.2%가 융자·보증 제공). 자금 용도(운전·시설·창업·수출·설비)로 목적을 세분하는 후속 작업이 필요</w:t>
+        <w:t xml:space="preserve">지원내용 기반 배정 265건은 82.6%가 저신뢰이며, 32.8%(87건)는 공고·산출근거가 없어 목적 서술로 대체. 문화콘텐츠 제작 지원처럼 대응 유형이 없는 영역은 중분류 신설을 검토할 필요</w:t>
+      </w:r>
+    </w:p>
+    <w:p>
+      <w:pPr>
+        <w:pStyle w:val="ListParagraph"/>
+        <w:numPr>
+          <w:ilvl w:val="0"/>
+          <w:numId w:val="2"/>
+        </w:numPr>
+        <w:spacing w:after="40" w:before="0" w:line="384"/>
+      </w:pPr>
+      <w:r>
+        <w:rPr>
+          <w:rFonts w:ascii="KoPub바탕체" w:cs="KoPub바탕체" w:eastAsia="KoPub바탕체" w:hAnsi="KoPub바탕체"/>
+          <w:b/>
+          <w:bCs/>
+          <w:sz w:val="24"/>
+          <w:szCs w:val="24"/>
+        </w:rPr>
+        <w:t xml:space="preserve">지원목적의 자금조달·경영안정(D)은 융자·보증이라는 수단으로 식별되는 유형이어서 지원수단·지원내용 축과 거의 일치(2026년 예산 기준 91.4%가 융자·보증 제공). 자금 용도(운전·시설·창업·수출·설비)로 목적을 세분하는 후속 작업이 필요</w:t>
       </w:r>
     </w:p>
     <w:p>

--- a/analysis/deliverables/KOSI_이슈n포커스_원고_지원사업유형분석.docx
+++ b/analysis/deliverables/KOSI_이슈n포커스_원고_지원사업유형분석.docx
@@ -121,7 +121,7 @@
           <w:sz w:val="34"/>
           <w:szCs w:val="34"/>
         </w:rPr>
-        <w:t xml:space="preserve">지원목적·대상·수단·내용 유형 분석</w:t>
+        <w:t xml:space="preserve">지원목적·대상·수단·내용·산업 유형 분석</w:t>
       </w:r>
     </w:p>
     <w:p>
@@ -315,7 +315,7 @@
           <w:sz w:val="26"/>
           <w:szCs w:val="26"/>
         </w:rPr>
-        <w:t xml:space="preserve">5. 지원대상·지원수단·지원내용 유형</w:t>
+        <w:t xml:space="preserve">5. 지원대상·지원수단·지원내용·지원산업 유형</w:t>
       </w:r>
     </w:p>
     <w:p>
@@ -837,7 +837,7 @@
           <w:sz w:val="26"/>
           <w:szCs w:val="26"/>
         </w:rPr>
-        <w:t xml:space="preserve">&lt; 지원대상·수단·내용 유형(4축 분류체계) &gt;</w:t>
+        <w:t xml:space="preserve">&lt; 지원대상·수단·내용·산업 유형(5축 분류체계) &gt;</w:t>
       </w:r>
     </w:p>
     <w:p>
@@ -857,7 +857,7 @@
           <w:sz w:val="23"/>
           <w:szCs w:val="23"/>
         </w:rPr>
-        <w:t xml:space="preserve">지원목적에 더해 지원대상(10개)·지원수단(9개)·지원내용(11개) 유형을 각각 독립 도출하여 4축 분류체계를 구성</w:t>
+        <w:t xml:space="preserve">지원목적에 더해 지원대상(10개)·지원수단(9개)·지원내용(11개)·지원산업(10개+업종 공통) 유형을 각각 독립 도출하여 5축 분류체계를 구성</w:t>
       </w:r>
     </w:p>
     <w:p>
@@ -944,7 +944,7 @@
       <w:pPr>
         <w:pStyle w:val="ListParagraph"/>
         <w:numPr>
-          <w:ilvl w:val="1"/>
+          <w:ilvl w:val="2"/>
           <w:numId w:val="2"/>
         </w:numPr>
         <w:spacing w:after="40" w:before="0" w:line="384"/>
@@ -957,7 +957,7 @@
           <w:sz w:val="23"/>
           <w:szCs w:val="23"/>
         </w:rPr>
-        <w:t xml:space="preserve">같은 목적 안에서도 수단·대상 구성이 달라 유사·중복 검토는 4축 동시 비교가 필요: 기술혁신은 R&amp;D 출연 73.8%로 단일 수단인 반면, 수출·해외진출은 융자 28.1%·보조금 22.7%·R&amp;D 출연 17.1%·바우처 15.0%로 분산</w:t>
+        <w:t xml:space="preserve">지원산업: 업종 공통 66.9%를 제외하면 소재·부품·장비 9.0% &gt; 에너지·환경 8.5% &gt; 농림수산식품 4.7% &gt; 콘텐츠·문화 4.6% &gt; AI·데이터 1.9%; 지원산업은 소관과의 정보량(NMI 0.440)이 가장 높고 다른 축과는 낮아 독립된 축으로 기능</w:t>
       </w:r>
     </w:p>
     <w:p>
@@ -977,22 +977,47 @@
           <w:sz w:val="23"/>
           <w:szCs w:val="23"/>
         </w:rPr>
-        <w:t xml:space="preserve">2026년 671건은 313개 4축 조합으로 나뉘며 상위 10개 조합이 예산의 59.1%, 203개 조합은 단일 사업. 4축이 모두 같은 복수 사업 조합 110개(468건)가 1차 유사중복 검토 모집단</w:t>
-      </w:r>
-    </w:p>
-    <w:p>
-      <w:pPr>
-        <w:spacing w:after="120" w:before="240" w:line="384"/>
-      </w:pPr>
-      <w:r>
-        <w:rPr>
-          <w:rFonts w:ascii="KoPub돋움체" w:cs="KoPub돋움체" w:eastAsia="KoPub돋움체" w:hAnsi="KoPub돋움체"/>
-          <w:b/>
-          <w:bCs/>
-          <w:sz w:val="26"/>
-          <w:szCs w:val="26"/>
-        </w:rPr>
-        <w:t xml:space="preserve">&lt; 소관별 구조와 기존 분류체계 비교 &gt;</w:t>
+        <w:t xml:space="preserve">AI 지원은 사업명에 AI를 내건 핵심 사업과 지원 항목에 AI를 포함한 활용 사업을 합쳐 2026년 64건·1.83조원(5.9%)으로 2024년(0.72조원)의 2.5배, 운영 소관은 6개 → 12개로 확대</w:t>
+      </w:r>
+    </w:p>
+    <w:p>
+      <w:pPr>
+        <w:pStyle w:val="ListParagraph"/>
+        <w:numPr>
+          <w:ilvl w:val="2"/>
+          <w:numId w:val="2"/>
+        </w:numPr>
+        <w:spacing w:after="40" w:before="0" w:line="384"/>
+      </w:pPr>
+      <w:r>
+        <w:rPr>
+          <w:rFonts w:ascii="KoPub바탕체" w:cs="KoPub바탕체" w:eastAsia="KoPub바탕체" w:hAnsi="KoPub바탕체"/>
+          <w:b w:val="false"/>
+          <w:bCs w:val="false"/>
+          <w:sz w:val="23"/>
+          <w:szCs w:val="23"/>
+        </w:rPr>
+        <w:t xml:space="preserve">'AI 등 첨단산업 우대' 수준의 언급 사업(5.04조원)까지 포함하면 6.88조원으로 부풀려지므로, AI 지원 규모는 관여도 기준을 명시하여 집계할 필요</w:t>
+      </w:r>
+    </w:p>
+    <w:p>
+      <w:pPr>
+        <w:pStyle w:val="ListParagraph"/>
+        <w:numPr>
+          <w:ilvl w:val="2"/>
+          <w:numId w:val="2"/>
+        </w:numPr>
+        <w:spacing w:after="40" w:before="0" w:line="384"/>
+      </w:pPr>
+      <w:r>
+        <w:rPr>
+          <w:rFonts w:ascii="KoPub바탕체" w:cs="KoPub바탕체" w:eastAsia="KoPub바탕체" w:hAnsi="KoPub바탕체"/>
+          <w:b w:val="false"/>
+          <w:bCs w:val="false"/>
+          <w:sz w:val="23"/>
+          <w:szCs w:val="23"/>
+        </w:rPr>
+        <w:t xml:space="preserve">AI 지원은 기술혁신 목적 63.1%, 수단은 기관 출연·보조금·R&amp;D 출연·바우처로 분산, 핵심 사업 37건 중 21건이 과기부</w:t>
       </w:r>
     </w:p>
     <w:p>
@@ -1012,7 +1037,7 @@
           <w:sz w:val="23"/>
           <w:szCs w:val="23"/>
         </w:rPr>
-        <w:t xml:space="preserve">소관별 지원목적은 뚜렷이 특화: 중기부는 자금조달·경영안정 63.8%, 산업부는 기술혁신 70.0%, 고용부는 고용·노동환경 81.4%, 기후부는 생산기반·친환경 전환 56.2%</w:t>
+        <w:t xml:space="preserve">같은 목적 안에서도 수단·대상 구성이 달라 유사·중복 검토는 4축 동시 비교가 필요: 기술혁신은 R&amp;D 출연 73.8%로 단일 수단인 반면, 수출·해외진출은 융자 28.1%·보조금 22.7%·R&amp;D 출연 17.1%·바우처 15.0%로 분산</w:t>
       </w:r>
     </w:p>
     <w:p>
@@ -1032,6 +1057,61 @@
           <w:sz w:val="23"/>
           <w:szCs w:val="23"/>
         </w:rPr>
+        <w:t xml:space="preserve">2026년 671건은 313개 4축 조합으로 나뉘며 상위 10개 조합이 예산의 59.1%, 203개 조합은 단일 사업. 4축이 모두 같은 복수 사업 조합 110개(468건)가 1차 유사중복 검토 모집단</w:t>
+      </w:r>
+    </w:p>
+    <w:p>
+      <w:pPr>
+        <w:spacing w:after="120" w:before="240" w:line="384"/>
+      </w:pPr>
+      <w:r>
+        <w:rPr>
+          <w:rFonts w:ascii="KoPub돋움체" w:cs="KoPub돋움체" w:eastAsia="KoPub돋움체" w:hAnsi="KoPub돋움체"/>
+          <w:b/>
+          <w:bCs/>
+          <w:sz w:val="26"/>
+          <w:szCs w:val="26"/>
+        </w:rPr>
+        <w:t xml:space="preserve">&lt; 소관별 구조와 기존 분류체계 비교 &gt;</w:t>
+      </w:r>
+    </w:p>
+    <w:p>
+      <w:pPr>
+        <w:pStyle w:val="ListParagraph"/>
+        <w:numPr>
+          <w:ilvl w:val="1"/>
+          <w:numId w:val="2"/>
+        </w:numPr>
+        <w:spacing w:after="40" w:before="0" w:line="384"/>
+      </w:pPr>
+      <w:r>
+        <w:rPr>
+          <w:rFonts w:ascii="KoPub바탕체" w:cs="KoPub바탕체" w:eastAsia="KoPub바탕체" w:hAnsi="KoPub바탕체"/>
+          <w:b w:val="false"/>
+          <w:bCs w:val="false"/>
+          <w:sz w:val="23"/>
+          <w:szCs w:val="23"/>
+        </w:rPr>
+        <w:t xml:space="preserve">소관별 지원목적은 뚜렷이 특화: 중기부는 자금조달·경영안정 63.8%, 산업부는 기술혁신 70.0%, 고용부는 고용·노동환경 81.4%, 기후부는 생산기반·친환경 전환 56.2%</w:t>
+      </w:r>
+    </w:p>
+    <w:p>
+      <w:pPr>
+        <w:pStyle w:val="ListParagraph"/>
+        <w:numPr>
+          <w:ilvl w:val="1"/>
+          <w:numId w:val="2"/>
+        </w:numPr>
+        <w:spacing w:after="40" w:before="0" w:line="384"/>
+      </w:pPr>
+      <w:r>
+        <w:rPr>
+          <w:rFonts w:ascii="KoPub바탕체" w:cs="KoPub바탕체" w:eastAsia="KoPub바탕체" w:hAnsi="KoPub바탕체"/>
+          <w:b w:val="false"/>
+          <w:bCs w:val="false"/>
+          <w:sz w:val="23"/>
+          <w:szCs w:val="23"/>
+        </w:rPr>
         <w:t xml:space="preserve">기술혁신 촉진은 16개 소관, 창업·벤처 육성과 수출·해외진출 촉진은 각 13개 소관이 운영하여 부처 간 유사·중복 검토 수요가 큼</w:t>
       </w:r>
     </w:p>
@@ -1107,7 +1187,7 @@
           <w:sz w:val="23"/>
           <w:szCs w:val="23"/>
         </w:rPr>
-        <w:t xml:space="preserve">중소기업 지원사업 통합관리 분류체계를 '목적·대상·수단·내용'의 4축으로 개편하고, 임베딩 기반 자동 분류를 사업 등록 단계에 도입</w:t>
+        <w:t xml:space="preserve">중소기업 지원사업 통합관리 분류체계를 '목적·대상·수단·내용·산업'의 5축으로 개편하고, 임베딩 기반 자동 분류를 사업 등록 단계에 도입. AI 등 정책 테마 지원은 관여도(핵심·활용·언급) 기준으로 집계</w:t>
       </w:r>
     </w:p>
     <w:p>
@@ -10560,7 +10640,7 @@
           <w:sz w:val="40"/>
           <w:szCs w:val="40"/>
         </w:rPr>
-        <w:t xml:space="preserve">지원대상·지원수단·지원내용 유형</w:t>
+        <w:t xml:space="preserve">지원대상·지원수단·지원내용·지원산업 유형</w:t>
       </w:r>
     </w:p>
     <w:p>
@@ -10597,7 +10677,7 @@
           <w:sz w:val="24"/>
           <w:szCs w:val="24"/>
         </w:rPr>
-        <w:t xml:space="preserve">지원목적에 더해 지원대상·지원수단·지원내용을 각각 독립적으로 유형화하여, 사업을 '누구에게(대상)·무엇을(내용)·어떤 방식으로(수단)·왜(목적)' 지원하는지의 4축으로 기술</w:t>
+        <w:t xml:space="preserve">지원목적에 더해 지원대상·지원수단·지원내용·지원산업을 각각 독립적으로 유형화하여, 사업을 '누구에게(대상)·무엇을(내용)·어떤 방식으로(수단)·왜(목적)·어느 기술·산업 영역에(산업)' 지원하는지의 5축으로 기술</w:t>
       </w:r>
     </w:p>
     <w:p>
@@ -10773,12 +10853,12 @@
           <w:sz w:val="22"/>
           <w:szCs w:val="22"/>
         </w:rPr>
-        <w:t xml:space="preserve">&lt;표 9&gt; 축별 유형화 방법과 타당성 지표</w:t>
+        <w:t xml:space="preserve">&lt;표 6&gt; 축별 유형화 방법과 타당성 지표</w:t>
       </w:r>
     </w:p>
     <w:tbl>
       <w:tblPr>
-        <w:tblW w:type="dxa" w:w="9300"/>
+        <w:tblW w:type="dxa" w:w="9500"/>
         <w:jc w:val="center"/>
         <w:tblBorders>
           <w:top w:val="single" w:color="auto" w:sz="4"/>
@@ -10790,11 +10870,12 @@
         </w:tblBorders>
       </w:tblPr>
       <w:tblGrid>
-        <w:gridCol w:w="2000"/>
-        <w:gridCol w:w="2000"/>
+        <w:gridCol w:w="1700"/>
         <w:gridCol w:w="1800"/>
-        <w:gridCol w:w="2000"/>
-        <w:gridCol w:w="1500"/>
+        <w:gridCol w:w="1300"/>
+        <w:gridCol w:w="1600"/>
+        <w:gridCol w:w="1400"/>
+        <w:gridCol w:w="1700"/>
       </w:tblGrid>
       <w:tr>
         <w:trPr>
@@ -10802,7 +10883,7 @@
         </w:trPr>
         <w:tc>
           <w:tcPr>
-            <w:tcW w:type="dxa" w:w="2000"/>
+            <w:tcW w:type="dxa" w:w="1700"/>
             <w:tcBorders>
               <w:top w:val="single" w:color="9AA8A6" w:sz="4"/>
               <w:left w:val="single" w:color="9AA8A6" w:sz="4"/>
@@ -10829,8 +10910,8 @@
                 <w:b/>
                 <w:bCs/>
                 <w:color w:val="FFFFFF"/>
-                <w:sz w:val="16"/>
-                <w:szCs w:val="16"/>
+                <w:sz w:val="15"/>
+                <w:szCs w:val="15"/>
               </w:rPr>
               <w:t xml:space="preserve">구  분</w:t>
             </w:r>
@@ -10838,7 +10919,7 @@
         </w:tc>
         <w:tc>
           <w:tcPr>
-            <w:tcW w:type="dxa" w:w="2000"/>
+            <w:tcW w:type="dxa" w:w="1800"/>
             <w:tcBorders>
               <w:top w:val="single" w:color="9AA8A6" w:sz="4"/>
               <w:left w:val="single" w:color="9AA8A6" w:sz="4"/>
@@ -10865,8 +10946,8 @@
                 <w:b/>
                 <w:bCs/>
                 <w:color w:val="FFFFFF"/>
-                <w:sz w:val="16"/>
-                <w:szCs w:val="16"/>
+                <w:sz w:val="15"/>
+                <w:szCs w:val="15"/>
               </w:rPr>
               <w:t xml:space="preserve">지원목적</w:t>
             </w:r>
@@ -10874,7 +10955,7 @@
         </w:tc>
         <w:tc>
           <w:tcPr>
-            <w:tcW w:type="dxa" w:w="1800"/>
+            <w:tcW w:type="dxa" w:w="1300"/>
             <w:tcBorders>
               <w:top w:val="single" w:color="9AA8A6" w:sz="4"/>
               <w:left w:val="single" w:color="9AA8A6" w:sz="4"/>
@@ -10901,8 +10982,8 @@
                 <w:b/>
                 <w:bCs/>
                 <w:color w:val="FFFFFF"/>
-                <w:sz w:val="16"/>
-                <w:szCs w:val="16"/>
+                <w:sz w:val="15"/>
+                <w:szCs w:val="15"/>
               </w:rPr>
               <w:t xml:space="preserve">지원대상</w:t>
             </w:r>
@@ -10910,7 +10991,7 @@
         </w:tc>
         <w:tc>
           <w:tcPr>
-            <w:tcW w:type="dxa" w:w="2000"/>
+            <w:tcW w:type="dxa" w:w="1600"/>
             <w:tcBorders>
               <w:top w:val="single" w:color="9AA8A6" w:sz="4"/>
               <w:left w:val="single" w:color="9AA8A6" w:sz="4"/>
@@ -10937,8 +11018,8 @@
                 <w:b/>
                 <w:bCs/>
                 <w:color w:val="FFFFFF"/>
-                <w:sz w:val="16"/>
-                <w:szCs w:val="16"/>
+                <w:sz w:val="15"/>
+                <w:szCs w:val="15"/>
               </w:rPr>
               <w:t xml:space="preserve">지원내용</w:t>
             </w:r>
@@ -10946,7 +11027,7 @@
         </w:tc>
         <w:tc>
           <w:tcPr>
-            <w:tcW w:type="dxa" w:w="1500"/>
+            <w:tcW w:type="dxa" w:w="1400"/>
             <w:tcBorders>
               <w:top w:val="single" w:color="9AA8A6" w:sz="4"/>
               <w:left w:val="single" w:color="9AA8A6" w:sz="4"/>
@@ -10973,10 +11054,46 @@
                 <w:b/>
                 <w:bCs/>
                 <w:color w:val="FFFFFF"/>
-                <w:sz w:val="16"/>
-                <w:szCs w:val="16"/>
+                <w:sz w:val="15"/>
+                <w:szCs w:val="15"/>
               </w:rPr>
               <w:t xml:space="preserve">지원수단</w:t>
+            </w:r>
+          </w:p>
+        </w:tc>
+        <w:tc>
+          <w:tcPr>
+            <w:tcW w:type="dxa" w:w="1700"/>
+            <w:tcBorders>
+              <w:top w:val="single" w:color="9AA8A6" w:sz="4"/>
+              <w:left w:val="single" w:color="9AA8A6" w:sz="4"/>
+              <w:bottom w:val="single" w:color="9AA8A6" w:sz="4"/>
+              <w:right w:val="single" w:color="9AA8A6" w:sz="4"/>
+            </w:tcBorders>
+            <w:shd w:fill="2F6F7E" w:color="auto" w:val="clear"/>
+            <w:tcMar>
+              <w:top w:type="dxa" w:w="40"/>
+              <w:left w:type="dxa" w:w="80"/>
+              <w:bottom w:type="dxa" w:w="40"/>
+              <w:right w:type="dxa" w:w="80"/>
+            </w:tcMar>
+            <w:vAlign w:val="center"/>
+          </w:tcPr>
+          <w:p>
+            <w:pPr>
+              <w:spacing w:after="0" w:before="0" w:line="240"/>
+              <w:jc w:val="center"/>
+            </w:pPr>
+            <w:r>
+              <w:rPr>
+                <w:rFonts w:ascii="KoPub돋움체" w:cs="KoPub돋움체" w:eastAsia="KoPub돋움체" w:hAnsi="KoPub돋움체"/>
+                <w:b/>
+                <w:bCs/>
+                <w:color w:val="FFFFFF"/>
+                <w:sz w:val="15"/>
+                <w:szCs w:val="15"/>
+              </w:rPr>
+              <w:t xml:space="preserve">지원산업</w:t>
             </w:r>
           </w:p>
         </w:tc>
@@ -10984,7 +11101,7 @@
       <w:tr>
         <w:tc>
           <w:tcPr>
-            <w:tcW w:type="dxa" w:w="2000"/>
+            <w:tcW w:type="dxa" w:w="1700"/>
             <w:tcBorders>
               <w:top w:val="single" w:color="9AA8A6" w:sz="4"/>
               <w:left w:val="single" w:color="9AA8A6" w:sz="4"/>
@@ -11010,8 +11127,8 @@
                 <w:rFonts w:ascii="KoPub돋움체" w:cs="KoPub돋움체" w:eastAsia="KoPub돋움체" w:hAnsi="KoPub돋움체"/>
                 <w:b w:val="false"/>
                 <w:bCs w:val="false"/>
-                <w:sz w:val="16"/>
-                <w:szCs w:val="16"/>
+                <w:sz w:val="15"/>
+                <w:szCs w:val="15"/>
               </w:rPr>
               <w:t xml:space="preserve">원천 정보</w:t>
             </w:r>
@@ -11019,7 +11136,7 @@
         </w:tc>
         <w:tc>
           <w:tcPr>
-            <w:tcW w:type="dxa" w:w="2000"/>
+            <w:tcW w:type="dxa" w:w="1800"/>
             <w:tcBorders>
               <w:top w:val="single" w:color="9AA8A6" w:sz="4"/>
               <w:left w:val="single" w:color="9AA8A6" w:sz="4"/>
@@ -11044,8 +11161,8 @@
                 <w:rFonts w:ascii="KoPub돋움체" w:cs="KoPub돋움체" w:eastAsia="KoPub돋움체" w:hAnsi="KoPub돋움체"/>
                 <w:b w:val="false"/>
                 <w:bCs w:val="false"/>
-                <w:sz w:val="16"/>
-                <w:szCs w:val="16"/>
+                <w:sz w:val="15"/>
+                <w:szCs w:val="15"/>
               </w:rPr>
               <w:t xml:space="preserve">사업명+목적+수혜대상+공고(잔여는 지원내용 문서)</w:t>
             </w:r>
@@ -11053,7 +11170,7 @@
         </w:tc>
         <w:tc>
           <w:tcPr>
-            <w:tcW w:type="dxa" w:w="1800"/>
+            <w:tcW w:type="dxa" w:w="1300"/>
             <w:tcBorders>
               <w:top w:val="single" w:color="9AA8A6" w:sz="4"/>
               <w:left w:val="single" w:color="9AA8A6" w:sz="4"/>
@@ -11078,8 +11195,8 @@
                 <w:rFonts w:ascii="KoPub돋움체" w:cs="KoPub돋움체" w:eastAsia="KoPub돋움체" w:hAnsi="KoPub돋움체"/>
                 <w:b w:val="false"/>
                 <w:bCs w:val="false"/>
-                <w:sz w:val="16"/>
-                <w:szCs w:val="16"/>
+                <w:sz w:val="15"/>
+                <w:szCs w:val="15"/>
               </w:rPr>
               <w:t xml:space="preserve">수혜대상</w:t>
             </w:r>
@@ -11087,7 +11204,7 @@
         </w:tc>
         <w:tc>
           <w:tcPr>
-            <w:tcW w:type="dxa" w:w="2000"/>
+            <w:tcW w:type="dxa" w:w="1600"/>
             <w:tcBorders>
               <w:top w:val="single" w:color="9AA8A6" w:sz="4"/>
               <w:left w:val="single" w:color="9AA8A6" w:sz="4"/>
@@ -11112,8 +11229,8 @@
                 <w:rFonts w:ascii="KoPub돋움체" w:cs="KoPub돋움체" w:eastAsia="KoPub돋움체" w:hAnsi="KoPub돋움체"/>
                 <w:b w:val="false"/>
                 <w:bCs w:val="false"/>
-                <w:sz w:val="16"/>
-                <w:szCs w:val="16"/>
+                <w:sz w:val="15"/>
+                <w:szCs w:val="15"/>
               </w:rPr>
               <w:t xml:space="preserve">공고 지원내용(없으면 내역목적)</w:t>
             </w:r>
@@ -11121,7 +11238,7 @@
         </w:tc>
         <w:tc>
           <w:tcPr>
-            <w:tcW w:type="dxa" w:w="1500"/>
+            <w:tcW w:type="dxa" w:w="1400"/>
             <w:tcBorders>
               <w:top w:val="single" w:color="9AA8A6" w:sz="4"/>
               <w:left w:val="single" w:color="9AA8A6" w:sz="4"/>
@@ -11146,10 +11263,44 @@
                 <w:rFonts w:ascii="KoPub돋움체" w:cs="KoPub돋움체" w:eastAsia="KoPub돋움체" w:hAnsi="KoPub돋움체"/>
                 <w:b w:val="false"/>
                 <w:bCs w:val="false"/>
-                <w:sz w:val="16"/>
-                <w:szCs w:val="16"/>
+                <w:sz w:val="15"/>
+                <w:szCs w:val="15"/>
               </w:rPr>
               <w:t xml:space="preserve">지원형태 메타+어휘 신호</w:t>
+            </w:r>
+          </w:p>
+        </w:tc>
+        <w:tc>
+          <w:tcPr>
+            <w:tcW w:type="dxa" w:w="1700"/>
+            <w:tcBorders>
+              <w:top w:val="single" w:color="9AA8A6" w:sz="4"/>
+              <w:left w:val="single" w:color="9AA8A6" w:sz="4"/>
+              <w:bottom w:val="single" w:color="9AA8A6" w:sz="4"/>
+              <w:right w:val="single" w:color="9AA8A6" w:sz="4"/>
+            </w:tcBorders>
+            <w:tcMar>
+              <w:top w:type="dxa" w:w="40"/>
+              <w:left w:type="dxa" w:w="80"/>
+              <w:bottom w:type="dxa" w:w="40"/>
+              <w:right w:type="dxa" w:w="80"/>
+            </w:tcMar>
+            <w:vAlign w:val="center"/>
+          </w:tcPr>
+          <w:p>
+            <w:pPr>
+              <w:spacing w:after="0" w:before="0" w:line="240"/>
+              <w:jc w:val="left"/>
+            </w:pPr>
+            <w:r>
+              <w:rPr>
+                <w:rFonts w:ascii="KoPub돋움체" w:cs="KoPub돋움체" w:eastAsia="KoPub돋움체" w:hAnsi="KoPub돋움체"/>
+                <w:b w:val="false"/>
+                <w:bCs w:val="false"/>
+                <w:sz w:val="15"/>
+                <w:szCs w:val="15"/>
+              </w:rPr>
+              <w:t xml:space="preserve">사업명·목적·공고·산출근거</w:t>
             </w:r>
           </w:p>
         </w:tc>
@@ -11157,7 +11308,7 @@
       <w:tr>
         <w:tc>
           <w:tcPr>
-            <w:tcW w:type="dxa" w:w="2000"/>
+            <w:tcW w:type="dxa" w:w="1700"/>
             <w:tcBorders>
               <w:top w:val="single" w:color="9AA8A6" w:sz="4"/>
               <w:left w:val="single" w:color="9AA8A6" w:sz="4"/>
@@ -11183,8 +11334,8 @@
                 <w:rFonts w:ascii="KoPub돋움체" w:cs="KoPub돋움체" w:eastAsia="KoPub돋움체" w:hAnsi="KoPub돋움체"/>
                 <w:b w:val="false"/>
                 <w:bCs w:val="false"/>
-                <w:sz w:val="16"/>
-                <w:szCs w:val="16"/>
+                <w:sz w:val="15"/>
+                <w:szCs w:val="15"/>
               </w:rPr>
               <w:t xml:space="preserve">방법 / 유형 수</w:t>
             </w:r>
@@ -11192,7 +11343,7 @@
         </w:tc>
         <w:tc>
           <w:tcPr>
-            <w:tcW w:type="dxa" w:w="2000"/>
+            <w:tcW w:type="dxa" w:w="1800"/>
             <w:tcBorders>
               <w:top w:val="single" w:color="9AA8A6" w:sz="4"/>
               <w:left w:val="single" w:color="9AA8A6" w:sz="4"/>
@@ -11217,8 +11368,8 @@
                 <w:rFonts w:ascii="KoPub돋움체" w:cs="KoPub돋움체" w:eastAsia="KoPub돋움체" w:hAnsi="KoPub돋움체"/>
                 <w:b w:val="false"/>
                 <w:bCs w:val="false"/>
-                <w:sz w:val="16"/>
-                <w:szCs w:val="16"/>
+                <w:sz w:val="15"/>
+                <w:szCs w:val="15"/>
               </w:rPr>
               <w:t xml:space="preserve">임베딩 군집 k=24 → 8·23 + 지원내용 분류</w:t>
             </w:r>
@@ -11226,7 +11377,7 @@
         </w:tc>
         <w:tc>
           <w:tcPr>
-            <w:tcW w:type="dxa" w:w="1800"/>
+            <w:tcW w:type="dxa" w:w="1300"/>
             <w:tcBorders>
               <w:top w:val="single" w:color="9AA8A6" w:sz="4"/>
               <w:left w:val="single" w:color="9AA8A6" w:sz="4"/>
@@ -11251,8 +11402,8 @@
                 <w:rFonts w:ascii="KoPub돋움체" w:cs="KoPub돋움체" w:eastAsia="KoPub돋움체" w:hAnsi="KoPub돋움체"/>
                 <w:b w:val="false"/>
                 <w:bCs w:val="false"/>
-                <w:sz w:val="16"/>
-                <w:szCs w:val="16"/>
+                <w:sz w:val="15"/>
+                <w:szCs w:val="15"/>
               </w:rPr>
               <w:t xml:space="preserve">임베딩 군집 k=16 → 10</w:t>
             </w:r>
@@ -11260,7 +11411,7 @@
         </w:tc>
         <w:tc>
           <w:tcPr>
-            <w:tcW w:type="dxa" w:w="2000"/>
+            <w:tcW w:type="dxa" w:w="1600"/>
             <w:tcBorders>
               <w:top w:val="single" w:color="9AA8A6" w:sz="4"/>
               <w:left w:val="single" w:color="9AA8A6" w:sz="4"/>
@@ -11285,8 +11436,8 @@
                 <w:rFonts w:ascii="KoPub돋움체" w:cs="KoPub돋움체" w:eastAsia="KoPub돋움체" w:hAnsi="KoPub돋움체"/>
                 <w:b w:val="false"/>
                 <w:bCs w:val="false"/>
-                <w:sz w:val="16"/>
-                <w:szCs w:val="16"/>
+                <w:sz w:val="15"/>
+                <w:szCs w:val="15"/>
               </w:rPr>
               <w:t xml:space="preserve">임베딩 군집 k=16 → 11</w:t>
             </w:r>
@@ -11294,7 +11445,7 @@
         </w:tc>
         <w:tc>
           <w:tcPr>
-            <w:tcW w:type="dxa" w:w="1500"/>
+            <w:tcW w:type="dxa" w:w="1400"/>
             <w:tcBorders>
               <w:top w:val="single" w:color="9AA8A6" w:sz="4"/>
               <w:left w:val="single" w:color="9AA8A6" w:sz="4"/>
@@ -11319,10 +11470,44 @@
                 <w:rFonts w:ascii="KoPub돋움체" w:cs="KoPub돋움체" w:eastAsia="KoPub돋움체" w:hAnsi="KoPub돋움체"/>
                 <w:b w:val="false"/>
                 <w:bCs w:val="false"/>
-                <w:sz w:val="16"/>
-                <w:szCs w:val="16"/>
+                <w:sz w:val="15"/>
+                <w:szCs w:val="15"/>
               </w:rPr>
               <w:t xml:space="preserve">우선순위 규칙 → 9</w:t>
+            </w:r>
+          </w:p>
+        </w:tc>
+        <w:tc>
+          <w:tcPr>
+            <w:tcW w:type="dxa" w:w="1700"/>
+            <w:tcBorders>
+              <w:top w:val="single" w:color="9AA8A6" w:sz="4"/>
+              <w:left w:val="single" w:color="9AA8A6" w:sz="4"/>
+              <w:bottom w:val="single" w:color="9AA8A6" w:sz="4"/>
+              <w:right w:val="single" w:color="9AA8A6" w:sz="4"/>
+            </w:tcBorders>
+            <w:tcMar>
+              <w:top w:type="dxa" w:w="40"/>
+              <w:left w:type="dxa" w:w="80"/>
+              <w:bottom w:type="dxa" w:w="40"/>
+              <w:right w:type="dxa" w:w="80"/>
+            </w:tcMar>
+            <w:vAlign w:val="center"/>
+          </w:tcPr>
+          <w:p>
+            <w:pPr>
+              <w:spacing w:after="0" w:before="0" w:line="240"/>
+              <w:jc w:val="left"/>
+            </w:pPr>
+            <w:r>
+              <w:rPr>
+                <w:rFonts w:ascii="KoPub돋움체" w:cs="KoPub돋움체" w:eastAsia="KoPub돋움체" w:hAnsi="KoPub돋움체"/>
+                <w:b w:val="false"/>
+                <w:bCs w:val="false"/>
+                <w:sz w:val="15"/>
+                <w:szCs w:val="15"/>
+              </w:rPr>
+              <w:t xml:space="preserve">산업 사전 규칙 → 10+공통(복수 태그)</w:t>
             </w:r>
           </w:p>
         </w:tc>
@@ -11330,7 +11515,7 @@
       <w:tr>
         <w:tc>
           <w:tcPr>
-            <w:tcW w:type="dxa" w:w="2000"/>
+            <w:tcW w:type="dxa" w:w="1700"/>
             <w:tcBorders>
               <w:top w:val="single" w:color="9AA8A6" w:sz="4"/>
               <w:left w:val="single" w:color="9AA8A6" w:sz="4"/>
@@ -11356,8 +11541,8 @@
                 <w:rFonts w:ascii="KoPub돋움체" w:cs="KoPub돋움체" w:eastAsia="KoPub돋움체" w:hAnsi="KoPub돋움체"/>
                 <w:b w:val="false"/>
                 <w:bCs w:val="false"/>
-                <w:sz w:val="16"/>
-                <w:szCs w:val="16"/>
+                <w:sz w:val="15"/>
+                <w:szCs w:val="15"/>
               </w:rPr>
               <w:t xml:space="preserve">실루엣(군집)</w:t>
             </w:r>
@@ -11365,7 +11550,7 @@
         </w:tc>
         <w:tc>
           <w:tcPr>
-            <w:tcW w:type="dxa" w:w="2000"/>
+            <w:tcW w:type="dxa" w:w="1800"/>
             <w:tcBorders>
               <w:top w:val="single" w:color="9AA8A6" w:sz="4"/>
               <w:left w:val="single" w:color="9AA8A6" w:sz="4"/>
@@ -11390,8 +11575,8 @@
                 <w:rFonts w:ascii="KoPub돋움체" w:cs="KoPub돋움체" w:eastAsia="KoPub돋움체" w:hAnsi="KoPub돋움체"/>
                 <w:b w:val="false"/>
                 <w:bCs w:val="false"/>
-                <w:sz w:val="16"/>
-                <w:szCs w:val="16"/>
+                <w:sz w:val="15"/>
+                <w:szCs w:val="15"/>
               </w:rPr>
               <w:t xml:space="preserve">0.058</w:t>
             </w:r>
@@ -11399,7 +11584,7 @@
         </w:tc>
         <w:tc>
           <w:tcPr>
-            <w:tcW w:type="dxa" w:w="1800"/>
+            <w:tcW w:type="dxa" w:w="1300"/>
             <w:tcBorders>
               <w:top w:val="single" w:color="9AA8A6" w:sz="4"/>
               <w:left w:val="single" w:color="9AA8A6" w:sz="4"/>
@@ -11424,8 +11609,8 @@
                 <w:rFonts w:ascii="KoPub돋움체" w:cs="KoPub돋움체" w:eastAsia="KoPub돋움체" w:hAnsi="KoPub돋움체"/>
                 <w:b w:val="false"/>
                 <w:bCs w:val="false"/>
-                <w:sz w:val="16"/>
-                <w:szCs w:val="16"/>
+                <w:sz w:val="15"/>
+                <w:szCs w:val="15"/>
               </w:rPr>
               <w:t xml:space="preserve">0.204</w:t>
             </w:r>
@@ -11433,7 +11618,7 @@
         </w:tc>
         <w:tc>
           <w:tcPr>
-            <w:tcW w:type="dxa" w:w="2000"/>
+            <w:tcW w:type="dxa" w:w="1600"/>
             <w:tcBorders>
               <w:top w:val="single" w:color="9AA8A6" w:sz="4"/>
               <w:left w:val="single" w:color="9AA8A6" w:sz="4"/>
@@ -11458,8 +11643,8 @@
                 <w:rFonts w:ascii="KoPub돋움체" w:cs="KoPub돋움체" w:eastAsia="KoPub돋움체" w:hAnsi="KoPub돋움체"/>
                 <w:b w:val="false"/>
                 <w:bCs w:val="false"/>
-                <w:sz w:val="16"/>
-                <w:szCs w:val="16"/>
+                <w:sz w:val="15"/>
+                <w:szCs w:val="15"/>
               </w:rPr>
               <w:t xml:space="preserve">0.059</w:t>
             </w:r>
@@ -11467,7 +11652,7 @@
         </w:tc>
         <w:tc>
           <w:tcPr>
-            <w:tcW w:type="dxa" w:w="1500"/>
+            <w:tcW w:type="dxa" w:w="1400"/>
             <w:tcBorders>
               <w:top w:val="single" w:color="9AA8A6" w:sz="4"/>
               <w:left w:val="single" w:color="9AA8A6" w:sz="4"/>
@@ -11492,8 +11677,42 @@
                 <w:rFonts w:ascii="KoPub돋움체" w:cs="KoPub돋움체" w:eastAsia="KoPub돋움체" w:hAnsi="KoPub돋움체"/>
                 <w:b w:val="false"/>
                 <w:bCs w:val="false"/>
-                <w:sz w:val="16"/>
-                <w:szCs w:val="16"/>
+                <w:sz w:val="15"/>
+                <w:szCs w:val="15"/>
+              </w:rPr>
+              <w:t xml:space="preserve">-</w:t>
+            </w:r>
+          </w:p>
+        </w:tc>
+        <w:tc>
+          <w:tcPr>
+            <w:tcW w:type="dxa" w:w="1700"/>
+            <w:tcBorders>
+              <w:top w:val="single" w:color="9AA8A6" w:sz="4"/>
+              <w:left w:val="single" w:color="9AA8A6" w:sz="4"/>
+              <w:bottom w:val="single" w:color="9AA8A6" w:sz="4"/>
+              <w:right w:val="single" w:color="9AA8A6" w:sz="4"/>
+            </w:tcBorders>
+            <w:tcMar>
+              <w:top w:type="dxa" w:w="40"/>
+              <w:left w:type="dxa" w:w="80"/>
+              <w:bottom w:type="dxa" w:w="40"/>
+              <w:right w:type="dxa" w:w="80"/>
+            </w:tcMar>
+            <w:vAlign w:val="center"/>
+          </w:tcPr>
+          <w:p>
+            <w:pPr>
+              <w:spacing w:after="0" w:before="0" w:line="240"/>
+              <w:jc w:val="left"/>
+            </w:pPr>
+            <w:r>
+              <w:rPr>
+                <w:rFonts w:ascii="KoPub돋움체" w:cs="KoPub돋움체" w:eastAsia="KoPub돋움체" w:hAnsi="KoPub돋움체"/>
+                <w:b w:val="false"/>
+                <w:bCs w:val="false"/>
+                <w:sz w:val="15"/>
+                <w:szCs w:val="15"/>
               </w:rPr>
               <w:t xml:space="preserve">-</w:t>
             </w:r>
@@ -11503,7 +11722,7 @@
       <w:tr>
         <w:tc>
           <w:tcPr>
-            <w:tcW w:type="dxa" w:w="2000"/>
+            <w:tcW w:type="dxa" w:w="1700"/>
             <w:tcBorders>
               <w:top w:val="single" w:color="9AA8A6" w:sz="4"/>
               <w:left w:val="single" w:color="9AA8A6" w:sz="4"/>
@@ -11529,8 +11748,8 @@
                 <w:rFonts w:ascii="KoPub돋움체" w:cs="KoPub돋움체" w:eastAsia="KoPub돋움체" w:hAnsi="KoPub돋움체"/>
                 <w:b w:val="false"/>
                 <w:bCs w:val="false"/>
-                <w:sz w:val="16"/>
-                <w:szCs w:val="16"/>
+                <w:sz w:val="15"/>
+                <w:szCs w:val="15"/>
               </w:rPr>
               <w:t xml:space="preserve">ARI(시드 10회)</w:t>
             </w:r>
@@ -11538,7 +11757,7 @@
         </w:tc>
         <w:tc>
           <w:tcPr>
-            <w:tcW w:type="dxa" w:w="2000"/>
+            <w:tcW w:type="dxa" w:w="1800"/>
             <w:tcBorders>
               <w:top w:val="single" w:color="9AA8A6" w:sz="4"/>
               <w:left w:val="single" w:color="9AA8A6" w:sz="4"/>
@@ -11563,8 +11782,8 @@
                 <w:rFonts w:ascii="KoPub돋움체" w:cs="KoPub돋움체" w:eastAsia="KoPub돋움체" w:hAnsi="KoPub돋움체"/>
                 <w:b w:val="false"/>
                 <w:bCs w:val="false"/>
-                <w:sz w:val="16"/>
-                <w:szCs w:val="16"/>
+                <w:sz w:val="15"/>
+                <w:szCs w:val="15"/>
               </w:rPr>
               <w:t xml:space="preserve">0.40</w:t>
             </w:r>
@@ -11572,7 +11791,7 @@
         </w:tc>
         <w:tc>
           <w:tcPr>
-            <w:tcW w:type="dxa" w:w="1800"/>
+            <w:tcW w:type="dxa" w:w="1300"/>
             <w:tcBorders>
               <w:top w:val="single" w:color="9AA8A6" w:sz="4"/>
               <w:left w:val="single" w:color="9AA8A6" w:sz="4"/>
@@ -11597,8 +11816,8 @@
                 <w:rFonts w:ascii="KoPub돋움체" w:cs="KoPub돋움체" w:eastAsia="KoPub돋움체" w:hAnsi="KoPub돋움체"/>
                 <w:b w:val="false"/>
                 <w:bCs w:val="false"/>
-                <w:sz w:val="16"/>
-                <w:szCs w:val="16"/>
+                <w:sz w:val="15"/>
+                <w:szCs w:val="15"/>
               </w:rPr>
               <w:t xml:space="preserve">0.616</w:t>
             </w:r>
@@ -11606,7 +11825,7 @@
         </w:tc>
         <w:tc>
           <w:tcPr>
-            <w:tcW w:type="dxa" w:w="2000"/>
+            <w:tcW w:type="dxa" w:w="1600"/>
             <w:tcBorders>
               <w:top w:val="single" w:color="9AA8A6" w:sz="4"/>
               <w:left w:val="single" w:color="9AA8A6" w:sz="4"/>
@@ -11631,8 +11850,8 @@
                 <w:rFonts w:ascii="KoPub돋움체" w:cs="KoPub돋움체" w:eastAsia="KoPub돋움체" w:hAnsi="KoPub돋움체"/>
                 <w:b w:val="false"/>
                 <w:bCs w:val="false"/>
-                <w:sz w:val="16"/>
-                <w:szCs w:val="16"/>
+                <w:sz w:val="15"/>
+                <w:szCs w:val="15"/>
               </w:rPr>
               <w:t xml:space="preserve">0.488</w:t>
             </w:r>
@@ -11640,7 +11859,7 @@
         </w:tc>
         <w:tc>
           <w:tcPr>
-            <w:tcW w:type="dxa" w:w="1500"/>
+            <w:tcW w:type="dxa" w:w="1400"/>
             <w:tcBorders>
               <w:top w:val="single" w:color="9AA8A6" w:sz="4"/>
               <w:left w:val="single" w:color="9AA8A6" w:sz="4"/>
@@ -11665,10 +11884,44 @@
                 <w:rFonts w:ascii="KoPub돋움체" w:cs="KoPub돋움체" w:eastAsia="KoPub돋움체" w:hAnsi="KoPub돋움체"/>
                 <w:b w:val="false"/>
                 <w:bCs w:val="false"/>
-                <w:sz w:val="16"/>
-                <w:szCs w:val="16"/>
+                <w:sz w:val="15"/>
+                <w:szCs w:val="15"/>
               </w:rPr>
               <w:t xml:space="preserve">-</w:t>
+            </w:r>
+          </w:p>
+        </w:tc>
+        <w:tc>
+          <w:tcPr>
+            <w:tcW w:type="dxa" w:w="1700"/>
+            <w:tcBorders>
+              <w:top w:val="single" w:color="9AA8A6" w:sz="4"/>
+              <w:left w:val="single" w:color="9AA8A6" w:sz="4"/>
+              <w:bottom w:val="single" w:color="9AA8A6" w:sz="4"/>
+              <w:right w:val="single" w:color="9AA8A6" w:sz="4"/>
+            </w:tcBorders>
+            <w:tcMar>
+              <w:top w:type="dxa" w:w="40"/>
+              <w:left w:type="dxa" w:w="80"/>
+              <w:bottom w:type="dxa" w:w="40"/>
+              <w:right w:type="dxa" w:w="80"/>
+            </w:tcMar>
+            <w:vAlign w:val="center"/>
+          </w:tcPr>
+          <w:p>
+            <w:pPr>
+              <w:spacing w:after="0" w:before="0" w:line="240"/>
+              <w:jc w:val="left"/>
+            </w:pPr>
+            <w:r>
+              <w:rPr>
+                <w:rFonts w:ascii="KoPub돋움체" w:cs="KoPub돋움체" w:eastAsia="KoPub돋움체" w:hAnsi="KoPub돋움체"/>
+                <w:b w:val="false"/>
+                <w:bCs w:val="false"/>
+                <w:sz w:val="15"/>
+                <w:szCs w:val="15"/>
+              </w:rPr>
+              <w:t xml:space="preserve">임베딩 이웃 일치 67.5%</w:t>
             </w:r>
           </w:p>
         </w:tc>
@@ -11676,7 +11929,7 @@
       <w:tr>
         <w:tc>
           <w:tcPr>
-            <w:tcW w:type="dxa" w:w="2000"/>
+            <w:tcW w:type="dxa" w:w="1700"/>
             <w:tcBorders>
               <w:top w:val="single" w:color="9AA8A6" w:sz="4"/>
               <w:left w:val="single" w:color="9AA8A6" w:sz="4"/>
@@ -11702,8 +11955,8 @@
                 <w:rFonts w:ascii="KoPub돋움체" w:cs="KoPub돋움체" w:eastAsia="KoPub돋움체" w:hAnsi="KoPub돋움체"/>
                 <w:b w:val="false"/>
                 <w:bCs w:val="false"/>
-                <w:sz w:val="16"/>
-                <w:szCs w:val="16"/>
+                <w:sz w:val="15"/>
+                <w:szCs w:val="15"/>
               </w:rPr>
               <w:t xml:space="preserve">연도 간 유형 일치율</w:t>
             </w:r>
@@ -11711,7 +11964,7 @@
         </w:tc>
         <w:tc>
           <w:tcPr>
-            <w:tcW w:type="dxa" w:w="2000"/>
+            <w:tcW w:type="dxa" w:w="1800"/>
             <w:tcBorders>
               <w:top w:val="single" w:color="9AA8A6" w:sz="4"/>
               <w:left w:val="single" w:color="9AA8A6" w:sz="4"/>
@@ -11736,8 +11989,8 @@
                 <w:rFonts w:ascii="KoPub돋움체" w:cs="KoPub돋움체" w:eastAsia="KoPub돋움체" w:hAnsi="KoPub돋움체"/>
                 <w:b w:val="false"/>
                 <w:bCs w:val="false"/>
-                <w:sz w:val="16"/>
-                <w:szCs w:val="16"/>
+                <w:sz w:val="15"/>
+                <w:szCs w:val="15"/>
               </w:rPr>
               <w:t xml:space="preserve">85.1%</w:t>
             </w:r>
@@ -11745,7 +11998,7 @@
         </w:tc>
         <w:tc>
           <w:tcPr>
-            <w:tcW w:type="dxa" w:w="1800"/>
+            <w:tcW w:type="dxa" w:w="1300"/>
             <w:tcBorders>
               <w:top w:val="single" w:color="9AA8A6" w:sz="4"/>
               <w:left w:val="single" w:color="9AA8A6" w:sz="4"/>
@@ -11770,8 +12023,8 @@
                 <w:rFonts w:ascii="KoPub돋움체" w:cs="KoPub돋움체" w:eastAsia="KoPub돋움체" w:hAnsi="KoPub돋움체"/>
                 <w:b w:val="false"/>
                 <w:bCs w:val="false"/>
-                <w:sz w:val="16"/>
-                <w:szCs w:val="16"/>
+                <w:sz w:val="15"/>
+                <w:szCs w:val="15"/>
               </w:rPr>
               <w:t xml:space="preserve">83.5%</w:t>
             </w:r>
@@ -11779,7 +12032,7 @@
         </w:tc>
         <w:tc>
           <w:tcPr>
-            <w:tcW w:type="dxa" w:w="2000"/>
+            <w:tcW w:type="dxa" w:w="1600"/>
             <w:tcBorders>
               <w:top w:val="single" w:color="9AA8A6" w:sz="4"/>
               <w:left w:val="single" w:color="9AA8A6" w:sz="4"/>
@@ -11804,8 +12057,8 @@
                 <w:rFonts w:ascii="KoPub돋움체" w:cs="KoPub돋움체" w:eastAsia="KoPub돋움체" w:hAnsi="KoPub돋움체"/>
                 <w:b w:val="false"/>
                 <w:bCs w:val="false"/>
-                <w:sz w:val="16"/>
-                <w:szCs w:val="16"/>
+                <w:sz w:val="15"/>
+                <w:szCs w:val="15"/>
               </w:rPr>
               <w:t xml:space="preserve">61.8%</w:t>
             </w:r>
@@ -11813,7 +12066,7 @@
         </w:tc>
         <w:tc>
           <w:tcPr>
-            <w:tcW w:type="dxa" w:w="1500"/>
+            <w:tcW w:type="dxa" w:w="1400"/>
             <w:tcBorders>
               <w:top w:val="single" w:color="9AA8A6" w:sz="4"/>
               <w:left w:val="single" w:color="9AA8A6" w:sz="4"/>
@@ -11838,10 +12091,44 @@
                 <w:rFonts w:ascii="KoPub돋움체" w:cs="KoPub돋움체" w:eastAsia="KoPub돋움체" w:hAnsi="KoPub돋움체"/>
                 <w:b w:val="false"/>
                 <w:bCs w:val="false"/>
-                <w:sz w:val="16"/>
-                <w:szCs w:val="16"/>
+                <w:sz w:val="15"/>
+                <w:szCs w:val="15"/>
               </w:rPr>
               <w:t xml:space="preserve">78.6%</w:t>
+            </w:r>
+          </w:p>
+        </w:tc>
+        <w:tc>
+          <w:tcPr>
+            <w:tcW w:type="dxa" w:w="1700"/>
+            <w:tcBorders>
+              <w:top w:val="single" w:color="9AA8A6" w:sz="4"/>
+              <w:left w:val="single" w:color="9AA8A6" w:sz="4"/>
+              <w:bottom w:val="single" w:color="9AA8A6" w:sz="4"/>
+              <w:right w:val="single" w:color="9AA8A6" w:sz="4"/>
+            </w:tcBorders>
+            <w:tcMar>
+              <w:top w:type="dxa" w:w="40"/>
+              <w:left w:type="dxa" w:w="80"/>
+              <w:bottom w:type="dxa" w:w="40"/>
+              <w:right w:type="dxa" w:w="80"/>
+            </w:tcMar>
+            <w:vAlign w:val="center"/>
+          </w:tcPr>
+          <w:p>
+            <w:pPr>
+              <w:spacing w:after="0" w:before="0" w:line="240"/>
+              <w:jc w:val="left"/>
+            </w:pPr>
+            <w:r>
+              <w:rPr>
+                <w:rFonts w:ascii="KoPub돋움체" w:cs="KoPub돋움체" w:eastAsia="KoPub돋움체" w:hAnsi="KoPub돋움체"/>
+                <w:b w:val="false"/>
+                <w:bCs w:val="false"/>
+                <w:sz w:val="15"/>
+                <w:szCs w:val="15"/>
+              </w:rPr>
+              <w:t xml:space="preserve">AI 관여도 90.4%</w:t>
             </w:r>
           </w:p>
         </w:tc>
@@ -11849,7 +12136,7 @@
       <w:tr>
         <w:tc>
           <w:tcPr>
-            <w:tcW w:type="dxa" w:w="2000"/>
+            <w:tcW w:type="dxa" w:w="1700"/>
             <w:tcBorders>
               <w:top w:val="single" w:color="9AA8A6" w:sz="4"/>
               <w:left w:val="single" w:color="9AA8A6" w:sz="4"/>
@@ -11875,8 +12162,8 @@
                 <w:rFonts w:ascii="KoPub돋움체" w:cs="KoPub돋움체" w:eastAsia="KoPub돋움체" w:hAnsi="KoPub돋움체"/>
                 <w:b w:val="false"/>
                 <w:bCs w:val="false"/>
-                <w:sz w:val="16"/>
-                <w:szCs w:val="16"/>
+                <w:sz w:val="15"/>
+                <w:szCs w:val="15"/>
               </w:rPr>
               <w:t xml:space="preserve">NMI(소관)</w:t>
             </w:r>
@@ -11884,7 +12171,7 @@
         </w:tc>
         <w:tc>
           <w:tcPr>
-            <w:tcW w:type="dxa" w:w="2000"/>
+            <w:tcW w:type="dxa" w:w="1800"/>
             <w:tcBorders>
               <w:top w:val="single" w:color="9AA8A6" w:sz="4"/>
               <w:left w:val="single" w:color="9AA8A6" w:sz="4"/>
@@ -11909,8 +12196,8 @@
                 <w:rFonts w:ascii="KoPub돋움체" w:cs="KoPub돋움체" w:eastAsia="KoPub돋움체" w:hAnsi="KoPub돋움체"/>
                 <w:b w:val="false"/>
                 <w:bCs w:val="false"/>
-                <w:sz w:val="16"/>
-                <w:szCs w:val="16"/>
+                <w:sz w:val="15"/>
+                <w:szCs w:val="15"/>
               </w:rPr>
               <w:t xml:space="preserve">0.232</w:t>
             </w:r>
@@ -11918,7 +12205,7 @@
         </w:tc>
         <w:tc>
           <w:tcPr>
-            <w:tcW w:type="dxa" w:w="1800"/>
+            <w:tcW w:type="dxa" w:w="1300"/>
             <w:tcBorders>
               <w:top w:val="single" w:color="9AA8A6" w:sz="4"/>
               <w:left w:val="single" w:color="9AA8A6" w:sz="4"/>
@@ -11943,8 +12230,8 @@
                 <w:rFonts w:ascii="KoPub돋움체" w:cs="KoPub돋움체" w:eastAsia="KoPub돋움체" w:hAnsi="KoPub돋움체"/>
                 <w:b w:val="false"/>
                 <w:bCs w:val="false"/>
-                <w:sz w:val="16"/>
-                <w:szCs w:val="16"/>
+                <w:sz w:val="15"/>
+                <w:szCs w:val="15"/>
               </w:rPr>
               <w:t xml:space="preserve">0.378</w:t>
             </w:r>
@@ -11952,7 +12239,7 @@
         </w:tc>
         <w:tc>
           <w:tcPr>
-            <w:tcW w:type="dxa" w:w="2000"/>
+            <w:tcW w:type="dxa" w:w="1600"/>
             <w:tcBorders>
               <w:top w:val="single" w:color="9AA8A6" w:sz="4"/>
               <w:left w:val="single" w:color="9AA8A6" w:sz="4"/>
@@ -11977,8 +12264,8 @@
                 <w:rFonts w:ascii="KoPub돋움체" w:cs="KoPub돋움체" w:eastAsia="KoPub돋움체" w:hAnsi="KoPub돋움체"/>
                 <w:b w:val="false"/>
                 <w:bCs w:val="false"/>
-                <w:sz w:val="16"/>
-                <w:szCs w:val="16"/>
+                <w:sz w:val="15"/>
+                <w:szCs w:val="15"/>
               </w:rPr>
               <w:t xml:space="preserve">0.210</w:t>
             </w:r>
@@ -11986,7 +12273,7 @@
         </w:tc>
         <w:tc>
           <w:tcPr>
-            <w:tcW w:type="dxa" w:w="1500"/>
+            <w:tcW w:type="dxa" w:w="1400"/>
             <w:tcBorders>
               <w:top w:val="single" w:color="9AA8A6" w:sz="4"/>
               <w:left w:val="single" w:color="9AA8A6" w:sz="4"/>
@@ -12011,10 +12298,44 @@
                 <w:rFonts w:ascii="KoPub돋움체" w:cs="KoPub돋움체" w:eastAsia="KoPub돋움체" w:hAnsi="KoPub돋움체"/>
                 <w:b w:val="false"/>
                 <w:bCs w:val="false"/>
-                <w:sz w:val="16"/>
-                <w:szCs w:val="16"/>
+                <w:sz w:val="15"/>
+                <w:szCs w:val="15"/>
               </w:rPr>
               <w:t xml:space="preserve">0.185</w:t>
+            </w:r>
+          </w:p>
+        </w:tc>
+        <w:tc>
+          <w:tcPr>
+            <w:tcW w:type="dxa" w:w="1700"/>
+            <w:tcBorders>
+              <w:top w:val="single" w:color="9AA8A6" w:sz="4"/>
+              <w:left w:val="single" w:color="9AA8A6" w:sz="4"/>
+              <w:bottom w:val="single" w:color="9AA8A6" w:sz="4"/>
+              <w:right w:val="single" w:color="9AA8A6" w:sz="4"/>
+            </w:tcBorders>
+            <w:tcMar>
+              <w:top w:type="dxa" w:w="40"/>
+              <w:left w:type="dxa" w:w="80"/>
+              <w:bottom w:type="dxa" w:w="40"/>
+              <w:right w:type="dxa" w:w="80"/>
+            </w:tcMar>
+            <w:vAlign w:val="center"/>
+          </w:tcPr>
+          <w:p>
+            <w:pPr>
+              <w:spacing w:after="0" w:before="0" w:line="240"/>
+              <w:jc w:val="left"/>
+            </w:pPr>
+            <w:r>
+              <w:rPr>
+                <w:rFonts w:ascii="KoPub돋움체" w:cs="KoPub돋움체" w:eastAsia="KoPub돋움체" w:hAnsi="KoPub돋움체"/>
+                <w:b w:val="false"/>
+                <w:bCs w:val="false"/>
+                <w:sz w:val="15"/>
+                <w:szCs w:val="15"/>
+              </w:rPr>
+              <w:t xml:space="preserve">0.440</w:t>
             </w:r>
           </w:p>
         </w:tc>
@@ -12022,7 +12343,7 @@
       <w:tr>
         <w:tc>
           <w:tcPr>
-            <w:tcW w:type="dxa" w:w="2000"/>
+            <w:tcW w:type="dxa" w:w="1700"/>
             <w:tcBorders>
               <w:top w:val="single" w:color="9AA8A6" w:sz="4"/>
               <w:left w:val="single" w:color="9AA8A6" w:sz="4"/>
@@ -12048,8 +12369,8 @@
                 <w:rFonts w:ascii="KoPub돋움체" w:cs="KoPub돋움체" w:eastAsia="KoPub돋움체" w:hAnsi="KoPub돋움체"/>
                 <w:b w:val="false"/>
                 <w:bCs w:val="false"/>
-                <w:sz w:val="16"/>
-                <w:szCs w:val="16"/>
+                <w:sz w:val="15"/>
+                <w:szCs w:val="15"/>
               </w:rPr>
               <w:t xml:space="preserve">NMI(지원목적 대분류)</w:t>
             </w:r>
@@ -12057,7 +12378,7 @@
         </w:tc>
         <w:tc>
           <w:tcPr>
-            <w:tcW w:type="dxa" w:w="2000"/>
+            <w:tcW w:type="dxa" w:w="1800"/>
             <w:tcBorders>
               <w:top w:val="single" w:color="9AA8A6" w:sz="4"/>
               <w:left w:val="single" w:color="9AA8A6" w:sz="4"/>
@@ -12082,8 +12403,8 @@
                 <w:rFonts w:ascii="KoPub돋움체" w:cs="KoPub돋움체" w:eastAsia="KoPub돋움체" w:hAnsi="KoPub돋움체"/>
                 <w:b w:val="false"/>
                 <w:bCs w:val="false"/>
-                <w:sz w:val="16"/>
-                <w:szCs w:val="16"/>
+                <w:sz w:val="15"/>
+                <w:szCs w:val="15"/>
               </w:rPr>
               <w:t xml:space="preserve">-</w:t>
             </w:r>
@@ -12091,7 +12412,7 @@
         </w:tc>
         <w:tc>
           <w:tcPr>
-            <w:tcW w:type="dxa" w:w="1800"/>
+            <w:tcW w:type="dxa" w:w="1300"/>
             <w:tcBorders>
               <w:top w:val="single" w:color="9AA8A6" w:sz="4"/>
               <w:left w:val="single" w:color="9AA8A6" w:sz="4"/>
@@ -12116,8 +12437,8 @@
                 <w:rFonts w:ascii="KoPub돋움체" w:cs="KoPub돋움체" w:eastAsia="KoPub돋움체" w:hAnsi="KoPub돋움체"/>
                 <w:b w:val="false"/>
                 <w:bCs w:val="false"/>
-                <w:sz w:val="16"/>
-                <w:szCs w:val="16"/>
+                <w:sz w:val="15"/>
+                <w:szCs w:val="15"/>
               </w:rPr>
               <w:t xml:space="preserve">0.227</w:t>
             </w:r>
@@ -12125,7 +12446,7 @@
         </w:tc>
         <w:tc>
           <w:tcPr>
-            <w:tcW w:type="dxa" w:w="2000"/>
+            <w:tcW w:type="dxa" w:w="1600"/>
             <w:tcBorders>
               <w:top w:val="single" w:color="9AA8A6" w:sz="4"/>
               <w:left w:val="single" w:color="9AA8A6" w:sz="4"/>
@@ -12150,8 +12471,8 @@
                 <w:rFonts w:ascii="KoPub돋움체" w:cs="KoPub돋움체" w:eastAsia="KoPub돋움체" w:hAnsi="KoPub돋움체"/>
                 <w:b w:val="false"/>
                 <w:bCs w:val="false"/>
-                <w:sz w:val="16"/>
-                <w:szCs w:val="16"/>
+                <w:sz w:val="15"/>
+                <w:szCs w:val="15"/>
               </w:rPr>
               <w:t xml:space="preserve">0.359</w:t>
             </w:r>
@@ -12159,7 +12480,7 @@
         </w:tc>
         <w:tc>
           <w:tcPr>
-            <w:tcW w:type="dxa" w:w="1500"/>
+            <w:tcW w:type="dxa" w:w="1400"/>
             <w:tcBorders>
               <w:top w:val="single" w:color="9AA8A6" w:sz="4"/>
               <w:left w:val="single" w:color="9AA8A6" w:sz="4"/>
@@ -12184,10 +12505,44 @@
                 <w:rFonts w:ascii="KoPub돋움체" w:cs="KoPub돋움체" w:eastAsia="KoPub돋움체" w:hAnsi="KoPub돋움체"/>
                 <w:b w:val="false"/>
                 <w:bCs w:val="false"/>
-                <w:sz w:val="16"/>
-                <w:szCs w:val="16"/>
+                <w:sz w:val="15"/>
+                <w:szCs w:val="15"/>
               </w:rPr>
               <w:t xml:space="preserve">0.277</w:t>
+            </w:r>
+          </w:p>
+        </w:tc>
+        <w:tc>
+          <w:tcPr>
+            <w:tcW w:type="dxa" w:w="1700"/>
+            <w:tcBorders>
+              <w:top w:val="single" w:color="9AA8A6" w:sz="4"/>
+              <w:left w:val="single" w:color="9AA8A6" w:sz="4"/>
+              <w:bottom w:val="single" w:color="9AA8A6" w:sz="4"/>
+              <w:right w:val="single" w:color="9AA8A6" w:sz="4"/>
+            </w:tcBorders>
+            <w:tcMar>
+              <w:top w:type="dxa" w:w="40"/>
+              <w:left w:type="dxa" w:w="80"/>
+              <w:bottom w:type="dxa" w:w="40"/>
+              <w:right w:type="dxa" w:w="80"/>
+            </w:tcMar>
+            <w:vAlign w:val="center"/>
+          </w:tcPr>
+          <w:p>
+            <w:pPr>
+              <w:spacing w:after="0" w:before="0" w:line="240"/>
+              <w:jc w:val="left"/>
+            </w:pPr>
+            <w:r>
+              <w:rPr>
+                <w:rFonts w:ascii="KoPub돋움체" w:cs="KoPub돋움체" w:eastAsia="KoPub돋움체" w:hAnsi="KoPub돋움체"/>
+                <w:b w:val="false"/>
+                <w:bCs w:val="false"/>
+                <w:sz w:val="15"/>
+                <w:szCs w:val="15"/>
+              </w:rPr>
+              <w:t xml:space="preserve">0.113</w:t>
             </w:r>
           </w:p>
         </w:tc>
@@ -12195,7 +12550,7 @@
     </w:tbl>
     <w:p>
       <w:pPr>
-        <w:spacing w:after="160" w:before="0" w:line="260"/>
+        <w:spacing w:after="0" w:before="0" w:line="260"/>
         <w:ind w:left="200"/>
       </w:pPr>
       <w:r>
@@ -12207,7 +12562,24 @@
           <w:sz w:val="17"/>
           <w:szCs w:val="17"/>
         </w:rPr>
-        <w:t xml:space="preserve">* 주: 연도 간 유형 일치율은 2개 연도 이상 존재하는 565개 내역사업 중 연도별 텍스트만으로 같은 유형에 배정된 비율</w:t>
+        <w:t xml:space="preserve">* 주: 1) 연도 간 유형 일치율은 2개 연도 이상 존재하는 565개 내역사업 중 연도별 텍스트만으로 같은 유형에 배정된 비율</w:t>
+      </w:r>
+    </w:p>
+    <w:p>
+      <w:pPr>
+        <w:spacing w:after="160" w:before="0" w:line="260"/>
+        <w:ind w:left="200"/>
+      </w:pPr>
+      <w:r>
+        <w:rPr>
+          <w:rFonts w:ascii="KoPub돋움체" w:cs="KoPub돋움체" w:eastAsia="KoPub돋움체" w:hAnsi="KoPub돋움체"/>
+          <w:b w:val="false"/>
+          <w:bCs w:val="false"/>
+          <w:color w:val="444444"/>
+          <w:sz w:val="17"/>
+          <w:szCs w:val="17"/>
+        </w:rPr>
+        <w:t xml:space="preserve">     2) 지원산업의 임베딩 이웃 일치는 원 문장 임베딩의 최근접 10개 사업 중 같은 주 산업 비율(무작위 기대 20.6%)</w:t>
       </w:r>
     </w:p>
     <w:p>
@@ -12794,7 +13166,7 @@
           <w:sz w:val="22"/>
           <w:szCs w:val="22"/>
         </w:rPr>
-        <w:t xml:space="preserve">&lt;표 10&gt; 지원대상·지원수단·지원내용 유형별 2026년 내역사업 건수·예산</w:t>
+        <w:t xml:space="preserve">&lt;표 7&gt; 지원대상·지원수단·지원내용 유형별 2026년 내역사업 건수·예산</w:t>
       </w:r>
     </w:p>
     <w:p>
@@ -18171,7 +18543,7 @@
           <w:sz w:val="30"/>
           <w:szCs w:val="30"/>
         </w:rPr>
-        <w:t xml:space="preserve">마. 축 간 관계와 4축 조합</w:t>
+        <w:t xml:space="preserve">마. 지원산업 유형(AI 관여도 포함)</w:t>
       </w:r>
     </w:p>
     <w:p>
@@ -18191,7 +18563,7 @@
           <w:sz w:val="24"/>
           <w:szCs w:val="24"/>
         </w:rPr>
-        <w:t xml:space="preserve">같은 지원목적 안에서도 수단과 대상의 구성이 달라, 유사·중복 검토는 4축을 동시에 비교할 필요</w:t>
+        <w:t xml:space="preserve">지원산업은 '지원이 겨냥하는 기술·산업 영역'으로, 지원목적 축에서 걷어낸 산업 정보를 별도 축으로 세운 것이며 AI·데이터 등 10개 유형과 업종 공통으로 구분</w:t>
       </w:r>
     </w:p>
     <w:p>
@@ -18211,7 +18583,27 @@
           <w:sz w:val="23"/>
           <w:szCs w:val="23"/>
         </w:rPr>
-        <w:t xml:space="preserve">(목적×수단) 기술혁신은 R&amp;D 과제 출연 73.8%로 단일 수단에 집중, 창업·벤처는 R&amp;D 출연 40.0%·혼합 33.1%·보조금 12.8%, 수출·해외진출은 융자 28.1%·보조금 22.7%·R&amp;D 출연 17.1%·바우처 15.0%로 가장 분산. 자금조달·경영안정은 융자 64.1%·보증 30.9%·바우처 3.9%, 고용·노동환경은 장려금 50.7%·출연 21.9%, 생산기반·친환경은 융자 74.0%·보조금 23.2%</w:t>
+        <w:t xml:space="preserve">(방법) DB의 '지원산업' 필드는 74%가 '전체[일반]'이고 AI·반도체·바이오 구분이 없어, 사업명·목적·공고 지원내용·예산 산출근거에 산업 사전(유형별 핵심어 6~25개)을 적용하여 복수 태그와 주(主) 산업을 부여</w:t>
+      </w:r>
+    </w:p>
+    <w:p>
+      <w:pPr>
+        <w:pStyle w:val="ListParagraph"/>
+        <w:numPr>
+          <w:ilvl w:val="2"/>
+          <w:numId w:val="2"/>
+        </w:numPr>
+        <w:spacing w:after="40" w:before="0" w:line="384"/>
+      </w:pPr>
+      <w:r>
+        <w:rPr>
+          <w:rFonts w:ascii="KoPub바탕체" w:cs="KoPub바탕체" w:eastAsia="KoPub바탕체" w:hAnsi="KoPub바탕체"/>
+          <w:b w:val="false"/>
+          <w:bCs w:val="false"/>
+          <w:sz w:val="23"/>
+          <w:szCs w:val="23"/>
+        </w:rPr>
+        <w:t xml:space="preserve">사업명 키워드 3점 + 본문 출현 1점(최대 4점, 서로 다른 키워드 2개 이상일 때만 2점 초과) + DB 필드 일치 2점. 3점 이상이면 태그, 최고점이 주 산업. 동일 내역사업은 연도별 점수 평균으로 판정</w:t>
       </w:r>
     </w:p>
     <w:p>
@@ -18231,7 +18623,27 @@
           <w:sz w:val="23"/>
           <w:szCs w:val="23"/>
         </w:rPr>
-        <w:t xml:space="preserve">(목적×대상) 기술혁신은 산학연 연구수행기관 69.9%, 창업·벤처는 중소기업 일반 62.0%·예비창업자 25.4%, 자금조달·경영안정은 중소기업 31.1%·소상공인 27.8%·보증·보험 이용기업 27.3%, 생산기반·친환경은 수요·제도 연계 사업체 54.2%, 고용·노동환경은 사업주·근로자 56.0%, 경영역량 강화는 소상공인 46.2%</w:t>
+        <w:t xml:space="preserve">(AI 관여도) 핵심(사업명에 AI·AX·인공지능), 활용(본문에 'AI 활용·도입·기반·실증·교육' 등 적용 맥락 2회 이상 또는 AI 언급 4회 이상), 언급('AI 등 첨단산업 우대' 수준), 없음의 4단계로 판정</w:t>
+      </w:r>
+    </w:p>
+    <w:p>
+      <w:pPr>
+        <w:pStyle w:val="ListParagraph"/>
+        <w:numPr>
+          <w:ilvl w:val="4"/>
+          <w:numId w:val="2"/>
+        </w:numPr>
+        <w:spacing w:after="40" w:before="0" w:line="384"/>
+      </w:pPr>
+      <w:r>
+        <w:rPr>
+          <w:rFonts w:ascii="KoPub바탕체" w:cs="KoPub바탕체" w:eastAsia="KoPub바탕체" w:hAnsi="KoPub바탕체"/>
+          <w:b w:val="false"/>
+          <w:bCs w:val="false"/>
+          <w:sz w:val="22"/>
+          <w:szCs w:val="22"/>
+        </w:rPr>
+        <w:t xml:space="preserve">창업기반지원(1조 3,058억원)은 'AI 분야 등 혁신성장 스타트업' 한 번 언급으로 '언급', 제조혁신구축지원(3,173억원)은 'AI 클라우드 스마트공장 솔루션'으로 '활용', AI 응용제품 신속 상용화(645억원)는 '핵심'</w:t>
       </w:r>
     </w:p>
     <w:p>
@@ -18251,7 +18663,47 @@
           <w:sz w:val="23"/>
           <w:szCs w:val="23"/>
         </w:rPr>
-        <w:t xml:space="preserve">(목적×내용) 자금조달·경영안정의 91.4%가 융자·보증 제공, 창업·벤처의 77.7%가 사업화자금·투자연계·보육, 생산기반·친환경 전환은 설비 구축 48.5%와 융자 제공 46.8%로 양분</w:t>
+        <w:t xml:space="preserve">(타당성) DB 필드가 특정 산업을 가리키는 사업의 태그 일치율은 농축산 95.1%, 환경 89.5%, 문화/관광 86.9%, IT/SW 83.7%이며, 원 문장 임베딩의 최근접 10개 사업 중 같은 주 산업 비율은 67.5%로 무작위 기대치(20.6%)의 3.3배</w:t>
+      </w:r>
+    </w:p>
+    <w:p>
+      <w:pPr>
+        <w:pStyle w:val="ListParagraph"/>
+        <w:numPr>
+          <w:ilvl w:val="2"/>
+          <w:numId w:val="2"/>
+        </w:numPr>
+        <w:spacing w:after="40" w:before="0" w:line="384"/>
+      </w:pPr>
+      <w:r>
+        <w:rPr>
+          <w:rFonts w:ascii="KoPub바탕체" w:cs="KoPub바탕체" w:eastAsia="KoPub바탕체" w:hAnsi="KoPub바탕체"/>
+          <w:b w:val="false"/>
+          <w:bCs w:val="false"/>
+          <w:sz w:val="23"/>
+          <w:szCs w:val="23"/>
+        </w:rPr>
+        <w:t xml:space="preserve">소관과의 정보량(NMI) 0.440으로 5개 축 중 가장 높아 부처별 산업 분담을 반영하고, 지원목적(0.113)·수단(0.111)·내용(0.141)·대상(0.205)과는 낮아 기존 축과 중복되지 않음</w:t>
+      </w:r>
+    </w:p>
+    <w:p>
+      <w:pPr>
+        <w:pStyle w:val="ListParagraph"/>
+        <w:numPr>
+          <w:ilvl w:val="0"/>
+          <w:numId w:val="2"/>
+        </w:numPr>
+        <w:spacing w:after="40" w:before="0" w:line="384"/>
+      </w:pPr>
+      <w:r>
+        <w:rPr>
+          <w:rFonts w:ascii="KoPub바탕체" w:cs="KoPub바탕체" w:eastAsia="KoPub바탕체" w:hAnsi="KoPub바탕체"/>
+          <w:b/>
+          <w:bCs/>
+          <w:sz w:val="24"/>
+          <w:szCs w:val="24"/>
+        </w:rPr>
+        <w:t xml:space="preserve">2026년 예산의 66.9%(20.70조원)는 특정 산업을 겨냥하지 않는 업종 공통 지원이며, 산업 특화 지원은 소재·부품·장비 9.0%(2.78조원)와 에너지·환경 8.5%(2.62조원)가 가장 큼</w:t>
       </w:r>
     </w:p>
     <w:p>
@@ -18271,7 +18723,147 @@
           <w:sz w:val="23"/>
           <w:szCs w:val="23"/>
         </w:rPr>
-        <w:t xml:space="preserve">(대상×수단) 산학연 연구수행기관의 73.4%가 R&amp;D 과제 출연, 예비창업자·창업기업의 75.4%와 소상공인의 72.0%가 보조금(건수 기준)이나 소상공인 예산은 융자에 집중, 사업주·근로자는 출연·장려금·융자·혼합으로 분산</w:t>
+        <w:t xml:space="preserve">농림축산식품·해양수산 4.7%(1.47조원), 콘텐츠·문화·관광·스포츠 4.6%(1.43조원), AI·데이터 1.9%(0.58조원, 42건), 바이오·헬스 1.3%, 모빌리티·항공우주·조선 1.3%, 디지털·SW·정보통신 1.1%, 유통·물류 0.5%, 반도체·디스플레이 0.2%</w:t>
+      </w:r>
+    </w:p>
+    <w:p>
+      <w:pPr>
+        <w:pStyle w:val="ListParagraph"/>
+        <w:numPr>
+          <w:ilvl w:val="2"/>
+          <w:numId w:val="2"/>
+        </w:numPr>
+        <w:spacing w:after="40" w:before="0" w:line="384"/>
+      </w:pPr>
+      <w:r>
+        <w:rPr>
+          <w:rFonts w:ascii="KoPub바탕체" w:cs="KoPub바탕체" w:eastAsia="KoPub바탕체" w:hAnsi="KoPub바탕체"/>
+          <w:b w:val="false"/>
+          <w:bCs w:val="false"/>
+          <w:sz w:val="23"/>
+          <w:szCs w:val="23"/>
+        </w:rPr>
+        <w:t xml:space="preserve">태그 기준(중복 포함)으로는 AI·데이터가 6.0%(68건, 1.86조원)로 커지며, 2026년 사업의 18.5%가 2개 이상 산업에 걸침. 반도체는 AI반도체 사업이 주 산업 AI로 분류되어 주 산업 기준 0.2%, 태그 기준 1.0%</w:t>
+      </w:r>
+    </w:p>
+    <w:p>
+      <w:pPr>
+        <w:pStyle w:val="ListParagraph"/>
+        <w:numPr>
+          <w:ilvl w:val="1"/>
+          <w:numId w:val="2"/>
+        </w:numPr>
+        <w:spacing w:after="40" w:before="0" w:line="384"/>
+      </w:pPr>
+      <w:r>
+        <w:rPr>
+          <w:rFonts w:ascii="KoPub바탕체" w:cs="KoPub바탕체" w:eastAsia="KoPub바탕체" w:hAnsi="KoPub바탕체"/>
+          <w:b w:val="false"/>
+          <w:bCs w:val="false"/>
+          <w:sz w:val="23"/>
+          <w:szCs w:val="23"/>
+        </w:rPr>
+        <w:t xml:space="preserve">산업마다 목적·수단 조합이 다름: AI·데이터(기술혁신 83%)·반도체(88%)·소재·부품·장비(78%)는 기술혁신 중심이나 수단은 반도체 R&amp;D 출연 75%, AI·데이터 기관 출연 39%·바우처 20%로 갈림. 콘텐츠·문화(융자 64%)·농림수산식품(71%)·에너지·환경(52%)은 융자 중심, 바이오·헬스는 전문인력 목적 48%</w:t>
+      </w:r>
+    </w:p>
+    <w:p>
+      <w:pPr>
+        <w:pStyle w:val="ListParagraph"/>
+        <w:numPr>
+          <w:ilvl w:val="0"/>
+          <w:numId w:val="2"/>
+        </w:numPr>
+        <w:spacing w:after="40" w:before="0" w:line="384"/>
+      </w:pPr>
+      <w:r>
+        <w:rPr>
+          <w:rFonts w:ascii="KoPub바탕체" w:cs="KoPub바탕체" w:eastAsia="KoPub바탕체" w:hAnsi="KoPub바탕체"/>
+          <w:b/>
+          <w:bCs/>
+          <w:sz w:val="24"/>
+          <w:szCs w:val="24"/>
+        </w:rPr>
+        <w:t xml:space="preserve">AI 지원(핵심+활용)은 2026년 64건·1.83조원(전체의 5.9%)으로 2024년 0.72조원의 2.5배이며, 운영 소관은 6개 → 12개로 확대</w:t>
+      </w:r>
+    </w:p>
+    <w:p>
+      <w:pPr>
+        <w:pStyle w:val="ListParagraph"/>
+        <w:numPr>
+          <w:ilvl w:val="1"/>
+          <w:numId w:val="2"/>
+        </w:numPr>
+        <w:spacing w:after="40" w:before="0" w:line="384"/>
+      </w:pPr>
+      <w:r>
+        <w:rPr>
+          <w:rFonts w:ascii="KoPub바탕체" w:cs="KoPub바탕체" w:eastAsia="KoPub바탕체" w:hAnsi="KoPub바탕체"/>
+          <w:b w:val="false"/>
+          <w:bCs w:val="false"/>
+          <w:sz w:val="23"/>
+          <w:szCs w:val="23"/>
+        </w:rPr>
+        <w:t xml:space="preserve">핵심 30건·0.19조원 → 37건·0.55조원(+190.7%), 활용 22건·0.53조원 → 27건·1.29조원(+143.3%); 핵심 사업 37건 중 21건이 과기부</w:t>
+      </w:r>
+    </w:p>
+    <w:p>
+      <w:pPr>
+        <w:pStyle w:val="ListParagraph"/>
+        <w:numPr>
+          <w:ilvl w:val="1"/>
+          <w:numId w:val="2"/>
+        </w:numPr>
+        <w:spacing w:after="40" w:before="0" w:line="384"/>
+      </w:pPr>
+      <w:r>
+        <w:rPr>
+          <w:rFonts w:ascii="KoPub바탕체" w:cs="KoPub바탕체" w:eastAsia="KoPub바탕체" w:hAnsi="KoPub바탕체"/>
+          <w:b w:val="false"/>
+          <w:bCs w:val="false"/>
+          <w:sz w:val="23"/>
+          <w:szCs w:val="23"/>
+        </w:rPr>
+        <w:t xml:space="preserve">'AI 언급' 사업은 2026년 69건·5.04조원으로 핵심+활용의 2.8배이며, 창업기반지원·청년일자리도약장려금·혁신성장지원 등 대형 자금사업이 포함되어 키워드 집계는 AI 지원을 3.8배(6.88조원)까지 과대평가</w:t>
+      </w:r>
+    </w:p>
+    <w:p>
+      <w:pPr>
+        <w:pStyle w:val="ListParagraph"/>
+        <w:numPr>
+          <w:ilvl w:val="1"/>
+          <w:numId w:val="2"/>
+        </w:numPr>
+        <w:spacing w:after="40" w:before="0" w:line="384"/>
+      </w:pPr>
+      <w:r>
+        <w:rPr>
+          <w:rFonts w:ascii="KoPub바탕체" w:cs="KoPub바탕체" w:eastAsia="KoPub바탕체" w:hAnsi="KoPub바탕체"/>
+          <w:b w:val="false"/>
+          <w:bCs w:val="false"/>
+          <w:sz w:val="23"/>
+          <w:szCs w:val="23"/>
+        </w:rPr>
+        <w:t xml:space="preserve">AI 지원의 축별 구조: 지원목적은 기술혁신 63.1%·고용·노동환경 10.5%(훈련 과정의 AI 교육)·창업 8.8%·경영역량 8.7%(AX 전환 바우처), 수단은 기관 출연 17.5%·융자 17.5%(제조혁신구축지원의 혼합 지원형태 기재 영향)·보조금 17.2%·R&amp;D 출연 13.9%·바우처 10.8%, 내용은 기술개발 과제 29.8%·컨설팅·인증 21.3%·창업 사업화자금 21.2%·교육·훈련 12.0%</w:t>
+      </w:r>
+    </w:p>
+    <w:p>
+      <w:pPr>
+        <w:pStyle w:val="ListParagraph"/>
+        <w:numPr>
+          <w:ilvl w:val="5"/>
+          <w:numId w:val="2"/>
+        </w:numPr>
+        <w:spacing w:after="40" w:before="0" w:line="384"/>
+      </w:pPr>
+      <w:r>
+        <w:rPr>
+          <w:rFonts w:ascii="KoPub바탕체" w:cs="KoPub바탕체" w:eastAsia="KoPub바탕체" w:hAnsi="KoPub바탕체"/>
+          <w:b w:val="false"/>
+          <w:bCs w:val="false"/>
+          <w:sz w:val="23"/>
+          <w:szCs w:val="23"/>
+        </w:rPr>
+        <w:t xml:space="preserve">AI 지원은 실증·바우처·교육 등 활용 단계로 분산되어 있어, 정책 보고와 성과관리에서 관여도 기준을 명시할 필요</w:t>
       </w:r>
     </w:p>
     <w:p>
@@ -18287,7 +18879,4249 @@
           <w:sz w:val="22"/>
           <w:szCs w:val="22"/>
         </w:rPr>
-        <w:t xml:space="preserve">[그림 5] 지원목적 유형별 지원수단 구성(2026년 예산 기준)</w:t>
+        <w:t xml:space="preserve">&lt;표 8&gt; 지원산업 유형별 2026년 내역사업 건수·예산과 AI 관여도</w:t>
+      </w:r>
+    </w:p>
+    <w:p>
+      <w:pPr>
+        <w:spacing w:after="20" w:before="0" w:line="240"/>
+        <w:jc w:val="right"/>
+      </w:pPr>
+      <w:r>
+        <w:rPr>
+          <w:rFonts w:ascii="KoPub돋움체" w:cs="KoPub돋움체" w:eastAsia="KoPub돋움체" w:hAnsi="KoPub돋움체"/>
+          <w:b w:val="false"/>
+          <w:bCs w:val="false"/>
+          <w:color w:val="444444"/>
+          <w:sz w:val="16"/>
+          <w:szCs w:val="16"/>
+        </w:rPr>
+        <w:t xml:space="preserve">(단위: 건, 조원, %)</w:t>
+      </w:r>
+    </w:p>
+    <w:tbl>
+      <w:tblPr>
+        <w:tblW w:type="dxa" w:w="9300"/>
+        <w:jc w:val="center"/>
+        <w:tblBorders>
+          <w:top w:val="single" w:color="auto" w:sz="4"/>
+          <w:left w:val="single" w:color="auto" w:sz="4"/>
+          <w:bottom w:val="single" w:color="auto" w:sz="4"/>
+          <w:right w:val="single" w:color="auto" w:sz="4"/>
+          <w:insideH w:val="single" w:color="auto" w:sz="4"/>
+          <w:insideV w:val="single" w:color="auto" w:sz="4"/>
+        </w:tblBorders>
+      </w:tblPr>
+      <w:tblGrid>
+        <w:gridCol w:w="2900"/>
+        <w:gridCol w:w="750"/>
+        <w:gridCol w:w="950"/>
+        <w:gridCol w:w="900"/>
+        <w:gridCol w:w="1500"/>
+        <w:gridCol w:w="1150"/>
+        <w:gridCol w:w="1150"/>
+      </w:tblGrid>
+      <w:tr>
+        <w:trPr>
+          <w:tblHeader/>
+        </w:trPr>
+        <w:tc>
+          <w:tcPr>
+            <w:tcW w:type="dxa" w:w="2900"/>
+            <w:tcBorders>
+              <w:top w:val="single" w:color="9AA8A6" w:sz="4"/>
+              <w:left w:val="single" w:color="9AA8A6" w:sz="4"/>
+              <w:bottom w:val="single" w:color="9AA8A6" w:sz="4"/>
+              <w:right w:val="single" w:color="9AA8A6" w:sz="4"/>
+            </w:tcBorders>
+            <w:shd w:fill="2F6F7E" w:color="auto" w:val="clear"/>
+            <w:tcMar>
+              <w:top w:type="dxa" w:w="40"/>
+              <w:left w:type="dxa" w:w="80"/>
+              <w:bottom w:type="dxa" w:w="40"/>
+              <w:right w:type="dxa" w:w="80"/>
+            </w:tcMar>
+            <w:vAlign w:val="center"/>
+          </w:tcPr>
+          <w:p>
+            <w:pPr>
+              <w:spacing w:after="0" w:before="0" w:line="240"/>
+              <w:jc w:val="center"/>
+            </w:pPr>
+            <w:r>
+              <w:rPr>
+                <w:rFonts w:ascii="KoPub돋움체" w:cs="KoPub돋움체" w:eastAsia="KoPub돋움체" w:hAnsi="KoPub돋움체"/>
+                <w:b/>
+                <w:bCs/>
+                <w:color w:val="FFFFFF"/>
+                <w:sz w:val="16"/>
+                <w:szCs w:val="16"/>
+              </w:rPr>
+              <w:t xml:space="preserve">지원산업(주 산업)</w:t>
+            </w:r>
+          </w:p>
+        </w:tc>
+        <w:tc>
+          <w:tcPr>
+            <w:tcW w:type="dxa" w:w="750"/>
+            <w:tcBorders>
+              <w:top w:val="single" w:color="9AA8A6" w:sz="4"/>
+              <w:left w:val="single" w:color="9AA8A6" w:sz="4"/>
+              <w:bottom w:val="single" w:color="9AA8A6" w:sz="4"/>
+              <w:right w:val="single" w:color="9AA8A6" w:sz="4"/>
+            </w:tcBorders>
+            <w:shd w:fill="2F6F7E" w:color="auto" w:val="clear"/>
+            <w:tcMar>
+              <w:top w:type="dxa" w:w="40"/>
+              <w:left w:type="dxa" w:w="80"/>
+              <w:bottom w:type="dxa" w:w="40"/>
+              <w:right w:type="dxa" w:w="80"/>
+            </w:tcMar>
+            <w:vAlign w:val="center"/>
+          </w:tcPr>
+          <w:p>
+            <w:pPr>
+              <w:spacing w:after="0" w:before="0" w:line="240"/>
+              <w:jc w:val="center"/>
+            </w:pPr>
+            <w:r>
+              <w:rPr>
+                <w:rFonts w:ascii="KoPub돋움체" w:cs="KoPub돋움체" w:eastAsia="KoPub돋움체" w:hAnsi="KoPub돋움체"/>
+                <w:b/>
+                <w:bCs/>
+                <w:color w:val="FFFFFF"/>
+                <w:sz w:val="16"/>
+                <w:szCs w:val="16"/>
+              </w:rPr>
+              <w:t xml:space="preserve">건수</w:t>
+            </w:r>
+          </w:p>
+        </w:tc>
+        <w:tc>
+          <w:tcPr>
+            <w:tcW w:type="dxa" w:w="950"/>
+            <w:tcBorders>
+              <w:top w:val="single" w:color="9AA8A6" w:sz="4"/>
+              <w:left w:val="single" w:color="9AA8A6" w:sz="4"/>
+              <w:bottom w:val="single" w:color="9AA8A6" w:sz="4"/>
+              <w:right w:val="single" w:color="9AA8A6" w:sz="4"/>
+            </w:tcBorders>
+            <w:shd w:fill="2F6F7E" w:color="auto" w:val="clear"/>
+            <w:tcMar>
+              <w:top w:type="dxa" w:w="40"/>
+              <w:left w:type="dxa" w:w="80"/>
+              <w:bottom w:type="dxa" w:w="40"/>
+              <w:right w:type="dxa" w:w="80"/>
+            </w:tcMar>
+            <w:vAlign w:val="center"/>
+          </w:tcPr>
+          <w:p>
+            <w:pPr>
+              <w:spacing w:after="0" w:before="0" w:line="240"/>
+              <w:jc w:val="center"/>
+            </w:pPr>
+            <w:r>
+              <w:rPr>
+                <w:rFonts w:ascii="KoPub돋움체" w:cs="KoPub돋움체" w:eastAsia="KoPub돋움체" w:hAnsi="KoPub돋움체"/>
+                <w:b/>
+                <w:bCs/>
+                <w:color w:val="FFFFFF"/>
+                <w:sz w:val="16"/>
+                <w:szCs w:val="16"/>
+              </w:rPr>
+              <w:t xml:space="preserve">예산</w:t>
+            </w:r>
+          </w:p>
+        </w:tc>
+        <w:tc>
+          <w:tcPr>
+            <w:tcW w:type="dxa" w:w="900"/>
+            <w:tcBorders>
+              <w:top w:val="single" w:color="9AA8A6" w:sz="4"/>
+              <w:left w:val="single" w:color="9AA8A6" w:sz="4"/>
+              <w:bottom w:val="single" w:color="9AA8A6" w:sz="4"/>
+              <w:right w:val="single" w:color="9AA8A6" w:sz="4"/>
+            </w:tcBorders>
+            <w:shd w:fill="2F6F7E" w:color="auto" w:val="clear"/>
+            <w:tcMar>
+              <w:top w:type="dxa" w:w="40"/>
+              <w:left w:type="dxa" w:w="80"/>
+              <w:bottom w:type="dxa" w:w="40"/>
+              <w:right w:type="dxa" w:w="80"/>
+            </w:tcMar>
+            <w:vAlign w:val="center"/>
+          </w:tcPr>
+          <w:p>
+            <w:pPr>
+              <w:spacing w:after="0" w:before="0" w:line="240"/>
+              <w:jc w:val="center"/>
+            </w:pPr>
+            <w:r>
+              <w:rPr>
+                <w:rFonts w:ascii="KoPub돋움체" w:cs="KoPub돋움체" w:eastAsia="KoPub돋움체" w:hAnsi="KoPub돋움체"/>
+                <w:b/>
+                <w:bCs/>
+                <w:color w:val="FFFFFF"/>
+                <w:sz w:val="16"/>
+                <w:szCs w:val="16"/>
+              </w:rPr>
+              <w:t xml:space="preserve">비중</w:t>
+            </w:r>
+          </w:p>
+        </w:tc>
+        <w:tc>
+          <w:tcPr>
+            <w:tcW w:type="dxa" w:w="1500"/>
+            <w:tcBorders>
+              <w:top w:val="single" w:color="9AA8A6" w:sz="4"/>
+              <w:left w:val="single" w:color="9AA8A6" w:sz="4"/>
+              <w:bottom w:val="single" w:color="9AA8A6" w:sz="4"/>
+              <w:right w:val="single" w:color="9AA8A6" w:sz="4"/>
+            </w:tcBorders>
+            <w:shd w:fill="2F6F7E" w:color="auto" w:val="clear"/>
+            <w:tcMar>
+              <w:top w:type="dxa" w:w="40"/>
+              <w:left w:type="dxa" w:w="80"/>
+              <w:bottom w:type="dxa" w:w="40"/>
+              <w:right w:type="dxa" w:w="80"/>
+            </w:tcMar>
+            <w:vAlign w:val="center"/>
+          </w:tcPr>
+          <w:p>
+            <w:pPr>
+              <w:spacing w:after="0" w:before="0" w:line="240"/>
+              <w:jc w:val="center"/>
+            </w:pPr>
+            <w:r>
+              <w:rPr>
+                <w:rFonts w:ascii="KoPub돋움체" w:cs="KoPub돋움체" w:eastAsia="KoPub돋움체" w:hAnsi="KoPub돋움체"/>
+                <w:b/>
+                <w:bCs/>
+                <w:color w:val="FFFFFF"/>
+                <w:sz w:val="16"/>
+                <w:szCs w:val="16"/>
+              </w:rPr>
+              <w:t xml:space="preserve">증감률 '24→'26</w:t>
+            </w:r>
+          </w:p>
+        </w:tc>
+        <w:tc>
+          <w:tcPr>
+            <w:tcW w:type="dxa" w:w="1150"/>
+            <w:tcBorders>
+              <w:top w:val="single" w:color="9AA8A6" w:sz="4"/>
+              <w:left w:val="single" w:color="9AA8A6" w:sz="4"/>
+              <w:bottom w:val="single" w:color="9AA8A6" w:sz="4"/>
+              <w:right w:val="single" w:color="9AA8A6" w:sz="4"/>
+            </w:tcBorders>
+            <w:shd w:fill="2F6F7E" w:color="auto" w:val="clear"/>
+            <w:tcMar>
+              <w:top w:type="dxa" w:w="40"/>
+              <w:left w:type="dxa" w:w="80"/>
+              <w:bottom w:type="dxa" w:w="40"/>
+              <w:right w:type="dxa" w:w="80"/>
+            </w:tcMar>
+            <w:vAlign w:val="center"/>
+          </w:tcPr>
+          <w:p>
+            <w:pPr>
+              <w:spacing w:after="0" w:before="0" w:line="240"/>
+              <w:jc w:val="center"/>
+            </w:pPr>
+            <w:r>
+              <w:rPr>
+                <w:rFonts w:ascii="KoPub돋움체" w:cs="KoPub돋움체" w:eastAsia="KoPub돋움체" w:hAnsi="KoPub돋움체"/>
+                <w:b/>
+                <w:bCs/>
+                <w:color w:val="FFFFFF"/>
+                <w:sz w:val="16"/>
+                <w:szCs w:val="16"/>
+              </w:rPr>
+              <w:t xml:space="preserve">태그 예산</w:t>
+            </w:r>
+          </w:p>
+        </w:tc>
+        <w:tc>
+          <w:tcPr>
+            <w:tcW w:type="dxa" w:w="1150"/>
+            <w:tcBorders>
+              <w:top w:val="single" w:color="9AA8A6" w:sz="4"/>
+              <w:left w:val="single" w:color="9AA8A6" w:sz="4"/>
+              <w:bottom w:val="single" w:color="9AA8A6" w:sz="4"/>
+              <w:right w:val="single" w:color="9AA8A6" w:sz="4"/>
+            </w:tcBorders>
+            <w:shd w:fill="2F6F7E" w:color="auto" w:val="clear"/>
+            <w:tcMar>
+              <w:top w:type="dxa" w:w="40"/>
+              <w:left w:type="dxa" w:w="80"/>
+              <w:bottom w:type="dxa" w:w="40"/>
+              <w:right w:type="dxa" w:w="80"/>
+            </w:tcMar>
+            <w:vAlign w:val="center"/>
+          </w:tcPr>
+          <w:p>
+            <w:pPr>
+              <w:spacing w:after="0" w:before="0" w:line="240"/>
+              <w:jc w:val="center"/>
+            </w:pPr>
+            <w:r>
+              <w:rPr>
+                <w:rFonts w:ascii="KoPub돋움체" w:cs="KoPub돋움체" w:eastAsia="KoPub돋움체" w:hAnsi="KoPub돋움체"/>
+                <w:b/>
+                <w:bCs/>
+                <w:color w:val="FFFFFF"/>
+                <w:sz w:val="16"/>
+                <w:szCs w:val="16"/>
+              </w:rPr>
+              <w:t xml:space="preserve">태그 비중</w:t>
+            </w:r>
+          </w:p>
+        </w:tc>
+      </w:tr>
+      <w:tr>
+        <w:tc>
+          <w:tcPr>
+            <w:tcW w:type="dxa" w:w="2900"/>
+            <w:tcBorders>
+              <w:top w:val="single" w:color="9AA8A6" w:sz="4"/>
+              <w:left w:val="single" w:color="9AA8A6" w:sz="4"/>
+              <w:bottom w:val="single" w:color="9AA8A6" w:sz="4"/>
+              <w:right w:val="single" w:color="9AA8A6" w:sz="4"/>
+            </w:tcBorders>
+            <w:shd w:fill="E8F3F1" w:color="auto" w:val="clear"/>
+            <w:tcMar>
+              <w:top w:type="dxa" w:w="40"/>
+              <w:left w:type="dxa" w:w="80"/>
+              <w:bottom w:type="dxa" w:w="40"/>
+              <w:right w:type="dxa" w:w="80"/>
+            </w:tcMar>
+            <w:vAlign w:val="center"/>
+          </w:tcPr>
+          <w:p>
+            <w:pPr>
+              <w:spacing w:after="0" w:before="0" w:line="240"/>
+              <w:jc w:val="center"/>
+            </w:pPr>
+            <w:r>
+              <w:rPr>
+                <w:rFonts w:ascii="KoPub돋움체" w:cs="KoPub돋움체" w:eastAsia="KoPub돋움체" w:hAnsi="KoPub돋움체"/>
+                <w:b w:val="false"/>
+                <w:bCs w:val="false"/>
+                <w:sz w:val="16"/>
+                <w:szCs w:val="16"/>
+              </w:rPr>
+              <w:t xml:space="preserve">소재·부품·장비·제조혁신</w:t>
+            </w:r>
+          </w:p>
+        </w:tc>
+        <w:tc>
+          <w:tcPr>
+            <w:tcW w:type="dxa" w:w="750"/>
+            <w:tcBorders>
+              <w:top w:val="single" w:color="9AA8A6" w:sz="4"/>
+              <w:left w:val="single" w:color="9AA8A6" w:sz="4"/>
+              <w:bottom w:val="single" w:color="9AA8A6" w:sz="4"/>
+              <w:right w:val="single" w:color="9AA8A6" w:sz="4"/>
+            </w:tcBorders>
+            <w:tcMar>
+              <w:top w:type="dxa" w:w="40"/>
+              <w:left w:type="dxa" w:w="80"/>
+              <w:bottom w:type="dxa" w:w="40"/>
+              <w:right w:type="dxa" w:w="80"/>
+            </w:tcMar>
+            <w:vAlign w:val="center"/>
+          </w:tcPr>
+          <w:p>
+            <w:pPr>
+              <w:spacing w:after="0" w:before="0" w:line="240"/>
+              <w:jc w:val="right"/>
+            </w:pPr>
+            <w:r>
+              <w:rPr>
+                <w:rFonts w:ascii="KoPub돋움체" w:cs="KoPub돋움체" w:eastAsia="KoPub돋움체" w:hAnsi="KoPub돋움체"/>
+                <w:b w:val="false"/>
+                <w:bCs w:val="false"/>
+                <w:sz w:val="16"/>
+                <w:szCs w:val="16"/>
+              </w:rPr>
+              <w:t xml:space="preserve">50</w:t>
+            </w:r>
+          </w:p>
+        </w:tc>
+        <w:tc>
+          <w:tcPr>
+            <w:tcW w:type="dxa" w:w="950"/>
+            <w:tcBorders>
+              <w:top w:val="single" w:color="9AA8A6" w:sz="4"/>
+              <w:left w:val="single" w:color="9AA8A6" w:sz="4"/>
+              <w:bottom w:val="single" w:color="9AA8A6" w:sz="4"/>
+              <w:right w:val="single" w:color="9AA8A6" w:sz="4"/>
+            </w:tcBorders>
+            <w:tcMar>
+              <w:top w:type="dxa" w:w="40"/>
+              <w:left w:type="dxa" w:w="80"/>
+              <w:bottom w:type="dxa" w:w="40"/>
+              <w:right w:type="dxa" w:w="80"/>
+            </w:tcMar>
+            <w:vAlign w:val="center"/>
+          </w:tcPr>
+          <w:p>
+            <w:pPr>
+              <w:spacing w:after="0" w:before="0" w:line="240"/>
+              <w:jc w:val="right"/>
+            </w:pPr>
+            <w:r>
+              <w:rPr>
+                <w:rFonts w:ascii="KoPub돋움체" w:cs="KoPub돋움체" w:eastAsia="KoPub돋움체" w:hAnsi="KoPub돋움체"/>
+                <w:b w:val="false"/>
+                <w:bCs w:val="false"/>
+                <w:sz w:val="16"/>
+                <w:szCs w:val="16"/>
+              </w:rPr>
+              <w:t xml:space="preserve">2.78</w:t>
+            </w:r>
+          </w:p>
+        </w:tc>
+        <w:tc>
+          <w:tcPr>
+            <w:tcW w:type="dxa" w:w="900"/>
+            <w:tcBorders>
+              <w:top w:val="single" w:color="9AA8A6" w:sz="4"/>
+              <w:left w:val="single" w:color="9AA8A6" w:sz="4"/>
+              <w:bottom w:val="single" w:color="9AA8A6" w:sz="4"/>
+              <w:right w:val="single" w:color="9AA8A6" w:sz="4"/>
+            </w:tcBorders>
+            <w:tcMar>
+              <w:top w:type="dxa" w:w="40"/>
+              <w:left w:type="dxa" w:w="80"/>
+              <w:bottom w:type="dxa" w:w="40"/>
+              <w:right w:type="dxa" w:w="80"/>
+            </w:tcMar>
+            <w:vAlign w:val="center"/>
+          </w:tcPr>
+          <w:p>
+            <w:pPr>
+              <w:spacing w:after="0" w:before="0" w:line="240"/>
+              <w:jc w:val="right"/>
+            </w:pPr>
+            <w:r>
+              <w:rPr>
+                <w:rFonts w:ascii="KoPub돋움체" w:cs="KoPub돋움체" w:eastAsia="KoPub돋움체" w:hAnsi="KoPub돋움체"/>
+                <w:b w:val="false"/>
+                <w:bCs w:val="false"/>
+                <w:sz w:val="16"/>
+                <w:szCs w:val="16"/>
+              </w:rPr>
+              <w:t xml:space="preserve">9.0</w:t>
+            </w:r>
+          </w:p>
+        </w:tc>
+        <w:tc>
+          <w:tcPr>
+            <w:tcW w:type="dxa" w:w="1500"/>
+            <w:tcBorders>
+              <w:top w:val="single" w:color="9AA8A6" w:sz="4"/>
+              <w:left w:val="single" w:color="9AA8A6" w:sz="4"/>
+              <w:bottom w:val="single" w:color="9AA8A6" w:sz="4"/>
+              <w:right w:val="single" w:color="9AA8A6" w:sz="4"/>
+            </w:tcBorders>
+            <w:tcMar>
+              <w:top w:type="dxa" w:w="40"/>
+              <w:left w:type="dxa" w:w="80"/>
+              <w:bottom w:type="dxa" w:w="40"/>
+              <w:right w:type="dxa" w:w="80"/>
+            </w:tcMar>
+            <w:vAlign w:val="center"/>
+          </w:tcPr>
+          <w:p>
+            <w:pPr>
+              <w:spacing w:after="0" w:before="0" w:line="240"/>
+              <w:jc w:val="right"/>
+            </w:pPr>
+            <w:r>
+              <w:rPr>
+                <w:rFonts w:ascii="KoPub돋움체" w:cs="KoPub돋움체" w:eastAsia="KoPub돋움체" w:hAnsi="KoPub돋움체"/>
+                <w:b w:val="false"/>
+                <w:bCs w:val="false"/>
+                <w:sz w:val="16"/>
+                <w:szCs w:val="16"/>
+              </w:rPr>
+              <w:t xml:space="preserve">7.4</w:t>
+            </w:r>
+          </w:p>
+        </w:tc>
+        <w:tc>
+          <w:tcPr>
+            <w:tcW w:type="dxa" w:w="1150"/>
+            <w:tcBorders>
+              <w:top w:val="single" w:color="9AA8A6" w:sz="4"/>
+              <w:left w:val="single" w:color="9AA8A6" w:sz="4"/>
+              <w:bottom w:val="single" w:color="9AA8A6" w:sz="4"/>
+              <w:right w:val="single" w:color="9AA8A6" w:sz="4"/>
+            </w:tcBorders>
+            <w:tcMar>
+              <w:top w:type="dxa" w:w="40"/>
+              <w:left w:type="dxa" w:w="80"/>
+              <w:bottom w:type="dxa" w:w="40"/>
+              <w:right w:type="dxa" w:w="80"/>
+            </w:tcMar>
+            <w:vAlign w:val="center"/>
+          </w:tcPr>
+          <w:p>
+            <w:pPr>
+              <w:spacing w:after="0" w:before="0" w:line="240"/>
+              <w:jc w:val="right"/>
+            </w:pPr>
+            <w:r>
+              <w:rPr>
+                <w:rFonts w:ascii="KoPub돋움체" w:cs="KoPub돋움체" w:eastAsia="KoPub돋움체" w:hAnsi="KoPub돋움체"/>
+                <w:b w:val="false"/>
+                <w:bCs w:val="false"/>
+                <w:sz w:val="16"/>
+                <w:szCs w:val="16"/>
+              </w:rPr>
+              <w:t xml:space="preserve">3.32</w:t>
+            </w:r>
+          </w:p>
+        </w:tc>
+        <w:tc>
+          <w:tcPr>
+            <w:tcW w:type="dxa" w:w="1150"/>
+            <w:tcBorders>
+              <w:top w:val="single" w:color="9AA8A6" w:sz="4"/>
+              <w:left w:val="single" w:color="9AA8A6" w:sz="4"/>
+              <w:bottom w:val="single" w:color="9AA8A6" w:sz="4"/>
+              <w:right w:val="single" w:color="9AA8A6" w:sz="4"/>
+            </w:tcBorders>
+            <w:tcMar>
+              <w:top w:type="dxa" w:w="40"/>
+              <w:left w:type="dxa" w:w="80"/>
+              <w:bottom w:type="dxa" w:w="40"/>
+              <w:right w:type="dxa" w:w="80"/>
+            </w:tcMar>
+            <w:vAlign w:val="center"/>
+          </w:tcPr>
+          <w:p>
+            <w:pPr>
+              <w:spacing w:after="0" w:before="0" w:line="240"/>
+              <w:jc w:val="right"/>
+            </w:pPr>
+            <w:r>
+              <w:rPr>
+                <w:rFonts w:ascii="KoPub돋움체" w:cs="KoPub돋움체" w:eastAsia="KoPub돋움체" w:hAnsi="KoPub돋움체"/>
+                <w:b w:val="false"/>
+                <w:bCs w:val="false"/>
+                <w:sz w:val="16"/>
+                <w:szCs w:val="16"/>
+              </w:rPr>
+              <w:t xml:space="preserve">10.7</w:t>
+            </w:r>
+          </w:p>
+        </w:tc>
+      </w:tr>
+      <w:tr>
+        <w:tc>
+          <w:tcPr>
+            <w:tcW w:type="dxa" w:w="2900"/>
+            <w:tcBorders>
+              <w:top w:val="single" w:color="9AA8A6" w:sz="4"/>
+              <w:left w:val="single" w:color="9AA8A6" w:sz="4"/>
+              <w:bottom w:val="single" w:color="9AA8A6" w:sz="4"/>
+              <w:right w:val="single" w:color="9AA8A6" w:sz="4"/>
+            </w:tcBorders>
+            <w:shd w:fill="E8F3F1" w:color="auto" w:val="clear"/>
+            <w:tcMar>
+              <w:top w:type="dxa" w:w="40"/>
+              <w:left w:type="dxa" w:w="80"/>
+              <w:bottom w:type="dxa" w:w="40"/>
+              <w:right w:type="dxa" w:w="80"/>
+            </w:tcMar>
+            <w:vAlign w:val="center"/>
+          </w:tcPr>
+          <w:p>
+            <w:pPr>
+              <w:spacing w:after="0" w:before="0" w:line="240"/>
+              <w:jc w:val="center"/>
+            </w:pPr>
+            <w:r>
+              <w:rPr>
+                <w:rFonts w:ascii="KoPub돋움체" w:cs="KoPub돋움체" w:eastAsia="KoPub돋움체" w:hAnsi="KoPub돋움체"/>
+                <w:b w:val="false"/>
+                <w:bCs w:val="false"/>
+                <w:sz w:val="16"/>
+                <w:szCs w:val="16"/>
+              </w:rPr>
+              <w:t xml:space="preserve">에너지·환경</w:t>
+            </w:r>
+          </w:p>
+        </w:tc>
+        <w:tc>
+          <w:tcPr>
+            <w:tcW w:type="dxa" w:w="750"/>
+            <w:tcBorders>
+              <w:top w:val="single" w:color="9AA8A6" w:sz="4"/>
+              <w:left w:val="single" w:color="9AA8A6" w:sz="4"/>
+              <w:bottom w:val="single" w:color="9AA8A6" w:sz="4"/>
+              <w:right w:val="single" w:color="9AA8A6" w:sz="4"/>
+            </w:tcBorders>
+            <w:tcMar>
+              <w:top w:type="dxa" w:w="40"/>
+              <w:left w:type="dxa" w:w="80"/>
+              <w:bottom w:type="dxa" w:w="40"/>
+              <w:right w:type="dxa" w:w="80"/>
+            </w:tcMar>
+            <w:vAlign w:val="center"/>
+          </w:tcPr>
+          <w:p>
+            <w:pPr>
+              <w:spacing w:after="0" w:before="0" w:line="240"/>
+              <w:jc w:val="right"/>
+            </w:pPr>
+            <w:r>
+              <w:rPr>
+                <w:rFonts w:ascii="KoPub돋움체" w:cs="KoPub돋움체" w:eastAsia="KoPub돋움체" w:hAnsi="KoPub돋움체"/>
+                <w:b w:val="false"/>
+                <w:bCs w:val="false"/>
+                <w:sz w:val="16"/>
+                <w:szCs w:val="16"/>
+              </w:rPr>
+              <w:t xml:space="preserve">75</w:t>
+            </w:r>
+          </w:p>
+        </w:tc>
+        <w:tc>
+          <w:tcPr>
+            <w:tcW w:type="dxa" w:w="950"/>
+            <w:tcBorders>
+              <w:top w:val="single" w:color="9AA8A6" w:sz="4"/>
+              <w:left w:val="single" w:color="9AA8A6" w:sz="4"/>
+              <w:bottom w:val="single" w:color="9AA8A6" w:sz="4"/>
+              <w:right w:val="single" w:color="9AA8A6" w:sz="4"/>
+            </w:tcBorders>
+            <w:tcMar>
+              <w:top w:type="dxa" w:w="40"/>
+              <w:left w:type="dxa" w:w="80"/>
+              <w:bottom w:type="dxa" w:w="40"/>
+              <w:right w:type="dxa" w:w="80"/>
+            </w:tcMar>
+            <w:vAlign w:val="center"/>
+          </w:tcPr>
+          <w:p>
+            <w:pPr>
+              <w:spacing w:after="0" w:before="0" w:line="240"/>
+              <w:jc w:val="right"/>
+            </w:pPr>
+            <w:r>
+              <w:rPr>
+                <w:rFonts w:ascii="KoPub돋움체" w:cs="KoPub돋움체" w:eastAsia="KoPub돋움체" w:hAnsi="KoPub돋움체"/>
+                <w:b w:val="false"/>
+                <w:bCs w:val="false"/>
+                <w:sz w:val="16"/>
+                <w:szCs w:val="16"/>
+              </w:rPr>
+              <w:t xml:space="preserve">2.62</w:t>
+            </w:r>
+          </w:p>
+        </w:tc>
+        <w:tc>
+          <w:tcPr>
+            <w:tcW w:type="dxa" w:w="900"/>
+            <w:tcBorders>
+              <w:top w:val="single" w:color="9AA8A6" w:sz="4"/>
+              <w:left w:val="single" w:color="9AA8A6" w:sz="4"/>
+              <w:bottom w:val="single" w:color="9AA8A6" w:sz="4"/>
+              <w:right w:val="single" w:color="9AA8A6" w:sz="4"/>
+            </w:tcBorders>
+            <w:tcMar>
+              <w:top w:type="dxa" w:w="40"/>
+              <w:left w:type="dxa" w:w="80"/>
+              <w:bottom w:type="dxa" w:w="40"/>
+              <w:right w:type="dxa" w:w="80"/>
+            </w:tcMar>
+            <w:vAlign w:val="center"/>
+          </w:tcPr>
+          <w:p>
+            <w:pPr>
+              <w:spacing w:after="0" w:before="0" w:line="240"/>
+              <w:jc w:val="right"/>
+            </w:pPr>
+            <w:r>
+              <w:rPr>
+                <w:rFonts w:ascii="KoPub돋움체" w:cs="KoPub돋움체" w:eastAsia="KoPub돋움체" w:hAnsi="KoPub돋움체"/>
+                <w:b w:val="false"/>
+                <w:bCs w:val="false"/>
+                <w:sz w:val="16"/>
+                <w:szCs w:val="16"/>
+              </w:rPr>
+              <w:t xml:space="preserve">8.5</w:t>
+            </w:r>
+          </w:p>
+        </w:tc>
+        <w:tc>
+          <w:tcPr>
+            <w:tcW w:type="dxa" w:w="1500"/>
+            <w:tcBorders>
+              <w:top w:val="single" w:color="9AA8A6" w:sz="4"/>
+              <w:left w:val="single" w:color="9AA8A6" w:sz="4"/>
+              <w:bottom w:val="single" w:color="9AA8A6" w:sz="4"/>
+              <w:right w:val="single" w:color="9AA8A6" w:sz="4"/>
+            </w:tcBorders>
+            <w:tcMar>
+              <w:top w:type="dxa" w:w="40"/>
+              <w:left w:type="dxa" w:w="80"/>
+              <w:bottom w:type="dxa" w:w="40"/>
+              <w:right w:type="dxa" w:w="80"/>
+            </w:tcMar>
+            <w:vAlign w:val="center"/>
+          </w:tcPr>
+          <w:p>
+            <w:pPr>
+              <w:spacing w:after="0" w:before="0" w:line="240"/>
+              <w:jc w:val="right"/>
+            </w:pPr>
+            <w:r>
+              <w:rPr>
+                <w:rFonts w:ascii="KoPub돋움체" w:cs="KoPub돋움체" w:eastAsia="KoPub돋움체" w:hAnsi="KoPub돋움체"/>
+                <w:b w:val="false"/>
+                <w:bCs w:val="false"/>
+                <w:sz w:val="16"/>
+                <w:szCs w:val="16"/>
+              </w:rPr>
+              <w:t xml:space="preserve">23.0</w:t>
+            </w:r>
+          </w:p>
+        </w:tc>
+        <w:tc>
+          <w:tcPr>
+            <w:tcW w:type="dxa" w:w="1150"/>
+            <w:tcBorders>
+              <w:top w:val="single" w:color="9AA8A6" w:sz="4"/>
+              <w:left w:val="single" w:color="9AA8A6" w:sz="4"/>
+              <w:bottom w:val="single" w:color="9AA8A6" w:sz="4"/>
+              <w:right w:val="single" w:color="9AA8A6" w:sz="4"/>
+            </w:tcBorders>
+            <w:tcMar>
+              <w:top w:type="dxa" w:w="40"/>
+              <w:left w:type="dxa" w:w="80"/>
+              <w:bottom w:type="dxa" w:w="40"/>
+              <w:right w:type="dxa" w:w="80"/>
+            </w:tcMar>
+            <w:vAlign w:val="center"/>
+          </w:tcPr>
+          <w:p>
+            <w:pPr>
+              <w:spacing w:after="0" w:before="0" w:line="240"/>
+              <w:jc w:val="right"/>
+            </w:pPr>
+            <w:r>
+              <w:rPr>
+                <w:rFonts w:ascii="KoPub돋움체" w:cs="KoPub돋움체" w:eastAsia="KoPub돋움체" w:hAnsi="KoPub돋움체"/>
+                <w:b w:val="false"/>
+                <w:bCs w:val="false"/>
+                <w:sz w:val="16"/>
+                <w:szCs w:val="16"/>
+              </w:rPr>
+              <w:t xml:space="preserve">2.88</w:t>
+            </w:r>
+          </w:p>
+        </w:tc>
+        <w:tc>
+          <w:tcPr>
+            <w:tcW w:type="dxa" w:w="1150"/>
+            <w:tcBorders>
+              <w:top w:val="single" w:color="9AA8A6" w:sz="4"/>
+              <w:left w:val="single" w:color="9AA8A6" w:sz="4"/>
+              <w:bottom w:val="single" w:color="9AA8A6" w:sz="4"/>
+              <w:right w:val="single" w:color="9AA8A6" w:sz="4"/>
+            </w:tcBorders>
+            <w:tcMar>
+              <w:top w:type="dxa" w:w="40"/>
+              <w:left w:type="dxa" w:w="80"/>
+              <w:bottom w:type="dxa" w:w="40"/>
+              <w:right w:type="dxa" w:w="80"/>
+            </w:tcMar>
+            <w:vAlign w:val="center"/>
+          </w:tcPr>
+          <w:p>
+            <w:pPr>
+              <w:spacing w:after="0" w:before="0" w:line="240"/>
+              <w:jc w:val="right"/>
+            </w:pPr>
+            <w:r>
+              <w:rPr>
+                <w:rFonts w:ascii="KoPub돋움체" w:cs="KoPub돋움체" w:eastAsia="KoPub돋움체" w:hAnsi="KoPub돋움체"/>
+                <w:b w:val="false"/>
+                <w:bCs w:val="false"/>
+                <w:sz w:val="16"/>
+                <w:szCs w:val="16"/>
+              </w:rPr>
+              <w:t xml:space="preserve">9.3</w:t>
+            </w:r>
+          </w:p>
+        </w:tc>
+      </w:tr>
+      <w:tr>
+        <w:tc>
+          <w:tcPr>
+            <w:tcW w:type="dxa" w:w="2900"/>
+            <w:tcBorders>
+              <w:top w:val="single" w:color="9AA8A6" w:sz="4"/>
+              <w:left w:val="single" w:color="9AA8A6" w:sz="4"/>
+              <w:bottom w:val="single" w:color="9AA8A6" w:sz="4"/>
+              <w:right w:val="single" w:color="9AA8A6" w:sz="4"/>
+            </w:tcBorders>
+            <w:shd w:fill="E8F3F1" w:color="auto" w:val="clear"/>
+            <w:tcMar>
+              <w:top w:type="dxa" w:w="40"/>
+              <w:left w:type="dxa" w:w="80"/>
+              <w:bottom w:type="dxa" w:w="40"/>
+              <w:right w:type="dxa" w:w="80"/>
+            </w:tcMar>
+            <w:vAlign w:val="center"/>
+          </w:tcPr>
+          <w:p>
+            <w:pPr>
+              <w:spacing w:after="0" w:before="0" w:line="240"/>
+              <w:jc w:val="center"/>
+            </w:pPr>
+            <w:r>
+              <w:rPr>
+                <w:rFonts w:ascii="KoPub돋움체" w:cs="KoPub돋움체" w:eastAsia="KoPub돋움체" w:hAnsi="KoPub돋움체"/>
+                <w:b w:val="false"/>
+                <w:bCs w:val="false"/>
+                <w:sz w:val="16"/>
+                <w:szCs w:val="16"/>
+              </w:rPr>
+              <w:t xml:space="preserve">농림축산식품·해양수산</w:t>
+            </w:r>
+          </w:p>
+        </w:tc>
+        <w:tc>
+          <w:tcPr>
+            <w:tcW w:type="dxa" w:w="750"/>
+            <w:tcBorders>
+              <w:top w:val="single" w:color="9AA8A6" w:sz="4"/>
+              <w:left w:val="single" w:color="9AA8A6" w:sz="4"/>
+              <w:bottom w:val="single" w:color="9AA8A6" w:sz="4"/>
+              <w:right w:val="single" w:color="9AA8A6" w:sz="4"/>
+            </w:tcBorders>
+            <w:tcMar>
+              <w:top w:type="dxa" w:w="40"/>
+              <w:left w:type="dxa" w:w="80"/>
+              <w:bottom w:type="dxa" w:w="40"/>
+              <w:right w:type="dxa" w:w="80"/>
+            </w:tcMar>
+            <w:vAlign w:val="center"/>
+          </w:tcPr>
+          <w:p>
+            <w:pPr>
+              <w:spacing w:after="0" w:before="0" w:line="240"/>
+              <w:jc w:val="right"/>
+            </w:pPr>
+            <w:r>
+              <w:rPr>
+                <w:rFonts w:ascii="KoPub돋움체" w:cs="KoPub돋움체" w:eastAsia="KoPub돋움체" w:hAnsi="KoPub돋움체"/>
+                <w:b w:val="false"/>
+                <w:bCs w:val="false"/>
+                <w:sz w:val="16"/>
+                <w:szCs w:val="16"/>
+              </w:rPr>
+              <w:t xml:space="preserve">73</w:t>
+            </w:r>
+          </w:p>
+        </w:tc>
+        <w:tc>
+          <w:tcPr>
+            <w:tcW w:type="dxa" w:w="950"/>
+            <w:tcBorders>
+              <w:top w:val="single" w:color="9AA8A6" w:sz="4"/>
+              <w:left w:val="single" w:color="9AA8A6" w:sz="4"/>
+              <w:bottom w:val="single" w:color="9AA8A6" w:sz="4"/>
+              <w:right w:val="single" w:color="9AA8A6" w:sz="4"/>
+            </w:tcBorders>
+            <w:tcMar>
+              <w:top w:type="dxa" w:w="40"/>
+              <w:left w:type="dxa" w:w="80"/>
+              <w:bottom w:type="dxa" w:w="40"/>
+              <w:right w:type="dxa" w:w="80"/>
+            </w:tcMar>
+            <w:vAlign w:val="center"/>
+          </w:tcPr>
+          <w:p>
+            <w:pPr>
+              <w:spacing w:after="0" w:before="0" w:line="240"/>
+              <w:jc w:val="right"/>
+            </w:pPr>
+            <w:r>
+              <w:rPr>
+                <w:rFonts w:ascii="KoPub돋움체" w:cs="KoPub돋움체" w:eastAsia="KoPub돋움체" w:hAnsi="KoPub돋움체"/>
+                <w:b w:val="false"/>
+                <w:bCs w:val="false"/>
+                <w:sz w:val="16"/>
+                <w:szCs w:val="16"/>
+              </w:rPr>
+              <w:t xml:space="preserve">1.47</w:t>
+            </w:r>
+          </w:p>
+        </w:tc>
+        <w:tc>
+          <w:tcPr>
+            <w:tcW w:type="dxa" w:w="900"/>
+            <w:tcBorders>
+              <w:top w:val="single" w:color="9AA8A6" w:sz="4"/>
+              <w:left w:val="single" w:color="9AA8A6" w:sz="4"/>
+              <w:bottom w:val="single" w:color="9AA8A6" w:sz="4"/>
+              <w:right w:val="single" w:color="9AA8A6" w:sz="4"/>
+            </w:tcBorders>
+            <w:tcMar>
+              <w:top w:type="dxa" w:w="40"/>
+              <w:left w:type="dxa" w:w="80"/>
+              <w:bottom w:type="dxa" w:w="40"/>
+              <w:right w:type="dxa" w:w="80"/>
+            </w:tcMar>
+            <w:vAlign w:val="center"/>
+          </w:tcPr>
+          <w:p>
+            <w:pPr>
+              <w:spacing w:after="0" w:before="0" w:line="240"/>
+              <w:jc w:val="right"/>
+            </w:pPr>
+            <w:r>
+              <w:rPr>
+                <w:rFonts w:ascii="KoPub돋움체" w:cs="KoPub돋움체" w:eastAsia="KoPub돋움체" w:hAnsi="KoPub돋움체"/>
+                <w:b w:val="false"/>
+                <w:bCs w:val="false"/>
+                <w:sz w:val="16"/>
+                <w:szCs w:val="16"/>
+              </w:rPr>
+              <w:t xml:space="preserve">4.7</w:t>
+            </w:r>
+          </w:p>
+        </w:tc>
+        <w:tc>
+          <w:tcPr>
+            <w:tcW w:type="dxa" w:w="1500"/>
+            <w:tcBorders>
+              <w:top w:val="single" w:color="9AA8A6" w:sz="4"/>
+              <w:left w:val="single" w:color="9AA8A6" w:sz="4"/>
+              <w:bottom w:val="single" w:color="9AA8A6" w:sz="4"/>
+              <w:right w:val="single" w:color="9AA8A6" w:sz="4"/>
+            </w:tcBorders>
+            <w:tcMar>
+              <w:top w:type="dxa" w:w="40"/>
+              <w:left w:type="dxa" w:w="80"/>
+              <w:bottom w:type="dxa" w:w="40"/>
+              <w:right w:type="dxa" w:w="80"/>
+            </w:tcMar>
+            <w:vAlign w:val="center"/>
+          </w:tcPr>
+          <w:p>
+            <w:pPr>
+              <w:spacing w:after="0" w:before="0" w:line="240"/>
+              <w:jc w:val="right"/>
+            </w:pPr>
+            <w:r>
+              <w:rPr>
+                <w:rFonts w:ascii="KoPub돋움체" w:cs="KoPub돋움체" w:eastAsia="KoPub돋움체" w:hAnsi="KoPub돋움체"/>
+                <w:b w:val="false"/>
+                <w:bCs w:val="false"/>
+                <w:sz w:val="16"/>
+                <w:szCs w:val="16"/>
+              </w:rPr>
+              <w:t xml:space="preserve">8.1</w:t>
+            </w:r>
+          </w:p>
+        </w:tc>
+        <w:tc>
+          <w:tcPr>
+            <w:tcW w:type="dxa" w:w="1150"/>
+            <w:tcBorders>
+              <w:top w:val="single" w:color="9AA8A6" w:sz="4"/>
+              <w:left w:val="single" w:color="9AA8A6" w:sz="4"/>
+              <w:bottom w:val="single" w:color="9AA8A6" w:sz="4"/>
+              <w:right w:val="single" w:color="9AA8A6" w:sz="4"/>
+            </w:tcBorders>
+            <w:tcMar>
+              <w:top w:type="dxa" w:w="40"/>
+              <w:left w:type="dxa" w:w="80"/>
+              <w:bottom w:type="dxa" w:w="40"/>
+              <w:right w:type="dxa" w:w="80"/>
+            </w:tcMar>
+            <w:vAlign w:val="center"/>
+          </w:tcPr>
+          <w:p>
+            <w:pPr>
+              <w:spacing w:after="0" w:before="0" w:line="240"/>
+              <w:jc w:val="right"/>
+            </w:pPr>
+            <w:r>
+              <w:rPr>
+                <w:rFonts w:ascii="KoPub돋움체" w:cs="KoPub돋움체" w:eastAsia="KoPub돋움체" w:hAnsi="KoPub돋움체"/>
+                <w:b w:val="false"/>
+                <w:bCs w:val="false"/>
+                <w:sz w:val="16"/>
+                <w:szCs w:val="16"/>
+              </w:rPr>
+              <w:t xml:space="preserve">1.62</w:t>
+            </w:r>
+          </w:p>
+        </w:tc>
+        <w:tc>
+          <w:tcPr>
+            <w:tcW w:type="dxa" w:w="1150"/>
+            <w:tcBorders>
+              <w:top w:val="single" w:color="9AA8A6" w:sz="4"/>
+              <w:left w:val="single" w:color="9AA8A6" w:sz="4"/>
+              <w:bottom w:val="single" w:color="9AA8A6" w:sz="4"/>
+              <w:right w:val="single" w:color="9AA8A6" w:sz="4"/>
+            </w:tcBorders>
+            <w:tcMar>
+              <w:top w:type="dxa" w:w="40"/>
+              <w:left w:type="dxa" w:w="80"/>
+              <w:bottom w:type="dxa" w:w="40"/>
+              <w:right w:type="dxa" w:w="80"/>
+            </w:tcMar>
+            <w:vAlign w:val="center"/>
+          </w:tcPr>
+          <w:p>
+            <w:pPr>
+              <w:spacing w:after="0" w:before="0" w:line="240"/>
+              <w:jc w:val="right"/>
+            </w:pPr>
+            <w:r>
+              <w:rPr>
+                <w:rFonts w:ascii="KoPub돋움체" w:cs="KoPub돋움체" w:eastAsia="KoPub돋움체" w:hAnsi="KoPub돋움체"/>
+                <w:b w:val="false"/>
+                <w:bCs w:val="false"/>
+                <w:sz w:val="16"/>
+                <w:szCs w:val="16"/>
+              </w:rPr>
+              <w:t xml:space="preserve">5.2</w:t>
+            </w:r>
+          </w:p>
+        </w:tc>
+      </w:tr>
+      <w:tr>
+        <w:tc>
+          <w:tcPr>
+            <w:tcW w:type="dxa" w:w="2900"/>
+            <w:tcBorders>
+              <w:top w:val="single" w:color="9AA8A6" w:sz="4"/>
+              <w:left w:val="single" w:color="9AA8A6" w:sz="4"/>
+              <w:bottom w:val="single" w:color="9AA8A6" w:sz="4"/>
+              <w:right w:val="single" w:color="9AA8A6" w:sz="4"/>
+            </w:tcBorders>
+            <w:shd w:fill="E8F3F1" w:color="auto" w:val="clear"/>
+            <w:tcMar>
+              <w:top w:type="dxa" w:w="40"/>
+              <w:left w:type="dxa" w:w="80"/>
+              <w:bottom w:type="dxa" w:w="40"/>
+              <w:right w:type="dxa" w:w="80"/>
+            </w:tcMar>
+            <w:vAlign w:val="center"/>
+          </w:tcPr>
+          <w:p>
+            <w:pPr>
+              <w:spacing w:after="0" w:before="0" w:line="240"/>
+              <w:jc w:val="center"/>
+            </w:pPr>
+            <w:r>
+              <w:rPr>
+                <w:rFonts w:ascii="KoPub돋움체" w:cs="KoPub돋움체" w:eastAsia="KoPub돋움체" w:hAnsi="KoPub돋움체"/>
+                <w:b w:val="false"/>
+                <w:bCs w:val="false"/>
+                <w:sz w:val="16"/>
+                <w:szCs w:val="16"/>
+              </w:rPr>
+              <w:t xml:space="preserve">콘텐츠·문화·관광·스포츠</w:t>
+            </w:r>
+          </w:p>
+        </w:tc>
+        <w:tc>
+          <w:tcPr>
+            <w:tcW w:type="dxa" w:w="750"/>
+            <w:tcBorders>
+              <w:top w:val="single" w:color="9AA8A6" w:sz="4"/>
+              <w:left w:val="single" w:color="9AA8A6" w:sz="4"/>
+              <w:bottom w:val="single" w:color="9AA8A6" w:sz="4"/>
+              <w:right w:val="single" w:color="9AA8A6" w:sz="4"/>
+            </w:tcBorders>
+            <w:tcMar>
+              <w:top w:type="dxa" w:w="40"/>
+              <w:left w:type="dxa" w:w="80"/>
+              <w:bottom w:type="dxa" w:w="40"/>
+              <w:right w:type="dxa" w:w="80"/>
+            </w:tcMar>
+            <w:vAlign w:val="center"/>
+          </w:tcPr>
+          <w:p>
+            <w:pPr>
+              <w:spacing w:after="0" w:before="0" w:line="240"/>
+              <w:jc w:val="right"/>
+            </w:pPr>
+            <w:r>
+              <w:rPr>
+                <w:rFonts w:ascii="KoPub돋움체" w:cs="KoPub돋움체" w:eastAsia="KoPub돋움체" w:hAnsi="KoPub돋움체"/>
+                <w:b w:val="false"/>
+                <w:bCs w:val="false"/>
+                <w:sz w:val="16"/>
+                <w:szCs w:val="16"/>
+              </w:rPr>
+              <w:t xml:space="preserve">40</w:t>
+            </w:r>
+          </w:p>
+        </w:tc>
+        <w:tc>
+          <w:tcPr>
+            <w:tcW w:type="dxa" w:w="950"/>
+            <w:tcBorders>
+              <w:top w:val="single" w:color="9AA8A6" w:sz="4"/>
+              <w:left w:val="single" w:color="9AA8A6" w:sz="4"/>
+              <w:bottom w:val="single" w:color="9AA8A6" w:sz="4"/>
+              <w:right w:val="single" w:color="9AA8A6" w:sz="4"/>
+            </w:tcBorders>
+            <w:tcMar>
+              <w:top w:type="dxa" w:w="40"/>
+              <w:left w:type="dxa" w:w="80"/>
+              <w:bottom w:type="dxa" w:w="40"/>
+              <w:right w:type="dxa" w:w="80"/>
+            </w:tcMar>
+            <w:vAlign w:val="center"/>
+          </w:tcPr>
+          <w:p>
+            <w:pPr>
+              <w:spacing w:after="0" w:before="0" w:line="240"/>
+              <w:jc w:val="right"/>
+            </w:pPr>
+            <w:r>
+              <w:rPr>
+                <w:rFonts w:ascii="KoPub돋움체" w:cs="KoPub돋움체" w:eastAsia="KoPub돋움체" w:hAnsi="KoPub돋움체"/>
+                <w:b w:val="false"/>
+                <w:bCs w:val="false"/>
+                <w:sz w:val="16"/>
+                <w:szCs w:val="16"/>
+              </w:rPr>
+              <w:t xml:space="preserve">1.43</w:t>
+            </w:r>
+          </w:p>
+        </w:tc>
+        <w:tc>
+          <w:tcPr>
+            <w:tcW w:type="dxa" w:w="900"/>
+            <w:tcBorders>
+              <w:top w:val="single" w:color="9AA8A6" w:sz="4"/>
+              <w:left w:val="single" w:color="9AA8A6" w:sz="4"/>
+              <w:bottom w:val="single" w:color="9AA8A6" w:sz="4"/>
+              <w:right w:val="single" w:color="9AA8A6" w:sz="4"/>
+            </w:tcBorders>
+            <w:tcMar>
+              <w:top w:type="dxa" w:w="40"/>
+              <w:left w:type="dxa" w:w="80"/>
+              <w:bottom w:type="dxa" w:w="40"/>
+              <w:right w:type="dxa" w:w="80"/>
+            </w:tcMar>
+            <w:vAlign w:val="center"/>
+          </w:tcPr>
+          <w:p>
+            <w:pPr>
+              <w:spacing w:after="0" w:before="0" w:line="240"/>
+              <w:jc w:val="right"/>
+            </w:pPr>
+            <w:r>
+              <w:rPr>
+                <w:rFonts w:ascii="KoPub돋움체" w:cs="KoPub돋움체" w:eastAsia="KoPub돋움체" w:hAnsi="KoPub돋움체"/>
+                <w:b w:val="false"/>
+                <w:bCs w:val="false"/>
+                <w:sz w:val="16"/>
+                <w:szCs w:val="16"/>
+              </w:rPr>
+              <w:t xml:space="preserve">4.6</w:t>
+            </w:r>
+          </w:p>
+        </w:tc>
+        <w:tc>
+          <w:tcPr>
+            <w:tcW w:type="dxa" w:w="1500"/>
+            <w:tcBorders>
+              <w:top w:val="single" w:color="9AA8A6" w:sz="4"/>
+              <w:left w:val="single" w:color="9AA8A6" w:sz="4"/>
+              <w:bottom w:val="single" w:color="9AA8A6" w:sz="4"/>
+              <w:right w:val="single" w:color="9AA8A6" w:sz="4"/>
+            </w:tcBorders>
+            <w:tcMar>
+              <w:top w:type="dxa" w:w="40"/>
+              <w:left w:type="dxa" w:w="80"/>
+              <w:bottom w:type="dxa" w:w="40"/>
+              <w:right w:type="dxa" w:w="80"/>
+            </w:tcMar>
+            <w:vAlign w:val="center"/>
+          </w:tcPr>
+          <w:p>
+            <w:pPr>
+              <w:spacing w:after="0" w:before="0" w:line="240"/>
+              <w:jc w:val="right"/>
+            </w:pPr>
+            <w:r>
+              <w:rPr>
+                <w:rFonts w:ascii="KoPub돋움체" w:cs="KoPub돋움체" w:eastAsia="KoPub돋움체" w:hAnsi="KoPub돋움체"/>
+                <w:b w:val="false"/>
+                <w:bCs w:val="false"/>
+                <w:sz w:val="16"/>
+                <w:szCs w:val="16"/>
+              </w:rPr>
+              <w:t xml:space="preserve">15.5</w:t>
+            </w:r>
+          </w:p>
+        </w:tc>
+        <w:tc>
+          <w:tcPr>
+            <w:tcW w:type="dxa" w:w="1150"/>
+            <w:tcBorders>
+              <w:top w:val="single" w:color="9AA8A6" w:sz="4"/>
+              <w:left w:val="single" w:color="9AA8A6" w:sz="4"/>
+              <w:bottom w:val="single" w:color="9AA8A6" w:sz="4"/>
+              <w:right w:val="single" w:color="9AA8A6" w:sz="4"/>
+            </w:tcBorders>
+            <w:tcMar>
+              <w:top w:type="dxa" w:w="40"/>
+              <w:left w:type="dxa" w:w="80"/>
+              <w:bottom w:type="dxa" w:w="40"/>
+              <w:right w:type="dxa" w:w="80"/>
+            </w:tcMar>
+            <w:vAlign w:val="center"/>
+          </w:tcPr>
+          <w:p>
+            <w:pPr>
+              <w:spacing w:after="0" w:before="0" w:line="240"/>
+              <w:jc w:val="right"/>
+            </w:pPr>
+            <w:r>
+              <w:rPr>
+                <w:rFonts w:ascii="KoPub돋움체" w:cs="KoPub돋움체" w:eastAsia="KoPub돋움체" w:hAnsi="KoPub돋움체"/>
+                <w:b w:val="false"/>
+                <w:bCs w:val="false"/>
+                <w:sz w:val="16"/>
+                <w:szCs w:val="16"/>
+              </w:rPr>
+              <w:t xml:space="preserve">1.60</w:t>
+            </w:r>
+          </w:p>
+        </w:tc>
+        <w:tc>
+          <w:tcPr>
+            <w:tcW w:type="dxa" w:w="1150"/>
+            <w:tcBorders>
+              <w:top w:val="single" w:color="9AA8A6" w:sz="4"/>
+              <w:left w:val="single" w:color="9AA8A6" w:sz="4"/>
+              <w:bottom w:val="single" w:color="9AA8A6" w:sz="4"/>
+              <w:right w:val="single" w:color="9AA8A6" w:sz="4"/>
+            </w:tcBorders>
+            <w:tcMar>
+              <w:top w:type="dxa" w:w="40"/>
+              <w:left w:type="dxa" w:w="80"/>
+              <w:bottom w:type="dxa" w:w="40"/>
+              <w:right w:type="dxa" w:w="80"/>
+            </w:tcMar>
+            <w:vAlign w:val="center"/>
+          </w:tcPr>
+          <w:p>
+            <w:pPr>
+              <w:spacing w:after="0" w:before="0" w:line="240"/>
+              <w:jc w:val="right"/>
+            </w:pPr>
+            <w:r>
+              <w:rPr>
+                <w:rFonts w:ascii="KoPub돋움체" w:cs="KoPub돋움체" w:eastAsia="KoPub돋움체" w:hAnsi="KoPub돋움체"/>
+                <w:b w:val="false"/>
+                <w:bCs w:val="false"/>
+                <w:sz w:val="16"/>
+                <w:szCs w:val="16"/>
+              </w:rPr>
+              <w:t xml:space="preserve">5.2</w:t>
+            </w:r>
+          </w:p>
+        </w:tc>
+      </w:tr>
+      <w:tr>
+        <w:tc>
+          <w:tcPr>
+            <w:tcW w:type="dxa" w:w="2900"/>
+            <w:tcBorders>
+              <w:top w:val="single" w:color="9AA8A6" w:sz="4"/>
+              <w:left w:val="single" w:color="9AA8A6" w:sz="4"/>
+              <w:bottom w:val="single" w:color="9AA8A6" w:sz="4"/>
+              <w:right w:val="single" w:color="9AA8A6" w:sz="4"/>
+            </w:tcBorders>
+            <w:shd w:fill="E8F3F1" w:color="auto" w:val="clear"/>
+            <w:tcMar>
+              <w:top w:type="dxa" w:w="40"/>
+              <w:left w:type="dxa" w:w="80"/>
+              <w:bottom w:type="dxa" w:w="40"/>
+              <w:right w:type="dxa" w:w="80"/>
+            </w:tcMar>
+            <w:vAlign w:val="center"/>
+          </w:tcPr>
+          <w:p>
+            <w:pPr>
+              <w:spacing w:after="0" w:before="0" w:line="240"/>
+              <w:jc w:val="center"/>
+            </w:pPr>
+            <w:r>
+              <w:rPr>
+                <w:rFonts w:ascii="KoPub돋움체" w:cs="KoPub돋움체" w:eastAsia="KoPub돋움체" w:hAnsi="KoPub돋움체"/>
+                <w:b w:val="false"/>
+                <w:bCs w:val="false"/>
+                <w:sz w:val="16"/>
+                <w:szCs w:val="16"/>
+              </w:rPr>
+              <w:t xml:space="preserve">인공지능(AI)·데이터</w:t>
+            </w:r>
+          </w:p>
+        </w:tc>
+        <w:tc>
+          <w:tcPr>
+            <w:tcW w:type="dxa" w:w="750"/>
+            <w:tcBorders>
+              <w:top w:val="single" w:color="9AA8A6" w:sz="4"/>
+              <w:left w:val="single" w:color="9AA8A6" w:sz="4"/>
+              <w:bottom w:val="single" w:color="9AA8A6" w:sz="4"/>
+              <w:right w:val="single" w:color="9AA8A6" w:sz="4"/>
+            </w:tcBorders>
+            <w:tcMar>
+              <w:top w:type="dxa" w:w="40"/>
+              <w:left w:type="dxa" w:w="80"/>
+              <w:bottom w:type="dxa" w:w="40"/>
+              <w:right w:type="dxa" w:w="80"/>
+            </w:tcMar>
+            <w:vAlign w:val="center"/>
+          </w:tcPr>
+          <w:p>
+            <w:pPr>
+              <w:spacing w:after="0" w:before="0" w:line="240"/>
+              <w:jc w:val="right"/>
+            </w:pPr>
+            <w:r>
+              <w:rPr>
+                <w:rFonts w:ascii="KoPub돋움체" w:cs="KoPub돋움체" w:eastAsia="KoPub돋움체" w:hAnsi="KoPub돋움체"/>
+                <w:b w:val="false"/>
+                <w:bCs w:val="false"/>
+                <w:sz w:val="16"/>
+                <w:szCs w:val="16"/>
+              </w:rPr>
+              <w:t xml:space="preserve">42</w:t>
+            </w:r>
+          </w:p>
+        </w:tc>
+        <w:tc>
+          <w:tcPr>
+            <w:tcW w:type="dxa" w:w="950"/>
+            <w:tcBorders>
+              <w:top w:val="single" w:color="9AA8A6" w:sz="4"/>
+              <w:left w:val="single" w:color="9AA8A6" w:sz="4"/>
+              <w:bottom w:val="single" w:color="9AA8A6" w:sz="4"/>
+              <w:right w:val="single" w:color="9AA8A6" w:sz="4"/>
+            </w:tcBorders>
+            <w:tcMar>
+              <w:top w:type="dxa" w:w="40"/>
+              <w:left w:type="dxa" w:w="80"/>
+              <w:bottom w:type="dxa" w:w="40"/>
+              <w:right w:type="dxa" w:w="80"/>
+            </w:tcMar>
+            <w:vAlign w:val="center"/>
+          </w:tcPr>
+          <w:p>
+            <w:pPr>
+              <w:spacing w:after="0" w:before="0" w:line="240"/>
+              <w:jc w:val="right"/>
+            </w:pPr>
+            <w:r>
+              <w:rPr>
+                <w:rFonts w:ascii="KoPub돋움체" w:cs="KoPub돋움체" w:eastAsia="KoPub돋움체" w:hAnsi="KoPub돋움체"/>
+                <w:b w:val="false"/>
+                <w:bCs w:val="false"/>
+                <w:sz w:val="16"/>
+                <w:szCs w:val="16"/>
+              </w:rPr>
+              <w:t xml:space="preserve">0.58</w:t>
+            </w:r>
+          </w:p>
+        </w:tc>
+        <w:tc>
+          <w:tcPr>
+            <w:tcW w:type="dxa" w:w="900"/>
+            <w:tcBorders>
+              <w:top w:val="single" w:color="9AA8A6" w:sz="4"/>
+              <w:left w:val="single" w:color="9AA8A6" w:sz="4"/>
+              <w:bottom w:val="single" w:color="9AA8A6" w:sz="4"/>
+              <w:right w:val="single" w:color="9AA8A6" w:sz="4"/>
+            </w:tcBorders>
+            <w:tcMar>
+              <w:top w:type="dxa" w:w="40"/>
+              <w:left w:type="dxa" w:w="80"/>
+              <w:bottom w:type="dxa" w:w="40"/>
+              <w:right w:type="dxa" w:w="80"/>
+            </w:tcMar>
+            <w:vAlign w:val="center"/>
+          </w:tcPr>
+          <w:p>
+            <w:pPr>
+              <w:spacing w:after="0" w:before="0" w:line="240"/>
+              <w:jc w:val="right"/>
+            </w:pPr>
+            <w:r>
+              <w:rPr>
+                <w:rFonts w:ascii="KoPub돋움체" w:cs="KoPub돋움체" w:eastAsia="KoPub돋움체" w:hAnsi="KoPub돋움체"/>
+                <w:b w:val="false"/>
+                <w:bCs w:val="false"/>
+                <w:sz w:val="16"/>
+                <w:szCs w:val="16"/>
+              </w:rPr>
+              <w:t xml:space="preserve">1.9</w:t>
+            </w:r>
+          </w:p>
+        </w:tc>
+        <w:tc>
+          <w:tcPr>
+            <w:tcW w:type="dxa" w:w="1500"/>
+            <w:tcBorders>
+              <w:top w:val="single" w:color="9AA8A6" w:sz="4"/>
+              <w:left w:val="single" w:color="9AA8A6" w:sz="4"/>
+              <w:bottom w:val="single" w:color="9AA8A6" w:sz="4"/>
+              <w:right w:val="single" w:color="9AA8A6" w:sz="4"/>
+            </w:tcBorders>
+            <w:tcMar>
+              <w:top w:type="dxa" w:w="40"/>
+              <w:left w:type="dxa" w:w="80"/>
+              <w:bottom w:type="dxa" w:w="40"/>
+              <w:right w:type="dxa" w:w="80"/>
+            </w:tcMar>
+            <w:vAlign w:val="center"/>
+          </w:tcPr>
+          <w:p>
+            <w:pPr>
+              <w:spacing w:after="0" w:before="0" w:line="240"/>
+              <w:jc w:val="right"/>
+            </w:pPr>
+            <w:r>
+              <w:rPr>
+                <w:rFonts w:ascii="KoPub돋움체" w:cs="KoPub돋움체" w:eastAsia="KoPub돋움체" w:hAnsi="KoPub돋움체"/>
+                <w:b w:val="false"/>
+                <w:bCs w:val="false"/>
+                <w:sz w:val="16"/>
+                <w:szCs w:val="16"/>
+              </w:rPr>
+              <w:t xml:space="preserve">162.4</w:t>
+            </w:r>
+          </w:p>
+        </w:tc>
+        <w:tc>
+          <w:tcPr>
+            <w:tcW w:type="dxa" w:w="1150"/>
+            <w:tcBorders>
+              <w:top w:val="single" w:color="9AA8A6" w:sz="4"/>
+              <w:left w:val="single" w:color="9AA8A6" w:sz="4"/>
+              <w:bottom w:val="single" w:color="9AA8A6" w:sz="4"/>
+              <w:right w:val="single" w:color="9AA8A6" w:sz="4"/>
+            </w:tcBorders>
+            <w:tcMar>
+              <w:top w:type="dxa" w:w="40"/>
+              <w:left w:type="dxa" w:w="80"/>
+              <w:bottom w:type="dxa" w:w="40"/>
+              <w:right w:type="dxa" w:w="80"/>
+            </w:tcMar>
+            <w:vAlign w:val="center"/>
+          </w:tcPr>
+          <w:p>
+            <w:pPr>
+              <w:spacing w:after="0" w:before="0" w:line="240"/>
+              <w:jc w:val="right"/>
+            </w:pPr>
+            <w:r>
+              <w:rPr>
+                <w:rFonts w:ascii="KoPub돋움체" w:cs="KoPub돋움체" w:eastAsia="KoPub돋움체" w:hAnsi="KoPub돋움체"/>
+                <w:b w:val="false"/>
+                <w:bCs w:val="false"/>
+                <w:sz w:val="16"/>
+                <w:szCs w:val="16"/>
+              </w:rPr>
+              <w:t xml:space="preserve">1.86</w:t>
+            </w:r>
+          </w:p>
+        </w:tc>
+        <w:tc>
+          <w:tcPr>
+            <w:tcW w:type="dxa" w:w="1150"/>
+            <w:tcBorders>
+              <w:top w:val="single" w:color="9AA8A6" w:sz="4"/>
+              <w:left w:val="single" w:color="9AA8A6" w:sz="4"/>
+              <w:bottom w:val="single" w:color="9AA8A6" w:sz="4"/>
+              <w:right w:val="single" w:color="9AA8A6" w:sz="4"/>
+            </w:tcBorders>
+            <w:tcMar>
+              <w:top w:type="dxa" w:w="40"/>
+              <w:left w:type="dxa" w:w="80"/>
+              <w:bottom w:type="dxa" w:w="40"/>
+              <w:right w:type="dxa" w:w="80"/>
+            </w:tcMar>
+            <w:vAlign w:val="center"/>
+          </w:tcPr>
+          <w:p>
+            <w:pPr>
+              <w:spacing w:after="0" w:before="0" w:line="240"/>
+              <w:jc w:val="right"/>
+            </w:pPr>
+            <w:r>
+              <w:rPr>
+                <w:rFonts w:ascii="KoPub돋움체" w:cs="KoPub돋움체" w:eastAsia="KoPub돋움체" w:hAnsi="KoPub돋움체"/>
+                <w:b w:val="false"/>
+                <w:bCs w:val="false"/>
+                <w:sz w:val="16"/>
+                <w:szCs w:val="16"/>
+              </w:rPr>
+              <w:t xml:space="preserve">6.0</w:t>
+            </w:r>
+          </w:p>
+        </w:tc>
+      </w:tr>
+      <w:tr>
+        <w:tc>
+          <w:tcPr>
+            <w:tcW w:type="dxa" w:w="2900"/>
+            <w:tcBorders>
+              <w:top w:val="single" w:color="9AA8A6" w:sz="4"/>
+              <w:left w:val="single" w:color="9AA8A6" w:sz="4"/>
+              <w:bottom w:val="single" w:color="9AA8A6" w:sz="4"/>
+              <w:right w:val="single" w:color="9AA8A6" w:sz="4"/>
+            </w:tcBorders>
+            <w:shd w:fill="E8F3F1" w:color="auto" w:val="clear"/>
+            <w:tcMar>
+              <w:top w:type="dxa" w:w="40"/>
+              <w:left w:type="dxa" w:w="80"/>
+              <w:bottom w:type="dxa" w:w="40"/>
+              <w:right w:type="dxa" w:w="80"/>
+            </w:tcMar>
+            <w:vAlign w:val="center"/>
+          </w:tcPr>
+          <w:p>
+            <w:pPr>
+              <w:spacing w:after="0" w:before="0" w:line="240"/>
+              <w:jc w:val="center"/>
+            </w:pPr>
+            <w:r>
+              <w:rPr>
+                <w:rFonts w:ascii="KoPub돋움체" w:cs="KoPub돋움체" w:eastAsia="KoPub돋움체" w:hAnsi="KoPub돋움체"/>
+                <w:b w:val="false"/>
+                <w:bCs w:val="false"/>
+                <w:sz w:val="16"/>
+                <w:szCs w:val="16"/>
+              </w:rPr>
+              <w:t xml:space="preserve">바이오·헬스</w:t>
+            </w:r>
+          </w:p>
+        </w:tc>
+        <w:tc>
+          <w:tcPr>
+            <w:tcW w:type="dxa" w:w="750"/>
+            <w:tcBorders>
+              <w:top w:val="single" w:color="9AA8A6" w:sz="4"/>
+              <w:left w:val="single" w:color="9AA8A6" w:sz="4"/>
+              <w:bottom w:val="single" w:color="9AA8A6" w:sz="4"/>
+              <w:right w:val="single" w:color="9AA8A6" w:sz="4"/>
+            </w:tcBorders>
+            <w:tcMar>
+              <w:top w:type="dxa" w:w="40"/>
+              <w:left w:type="dxa" w:w="80"/>
+              <w:bottom w:type="dxa" w:w="40"/>
+              <w:right w:type="dxa" w:w="80"/>
+            </w:tcMar>
+            <w:vAlign w:val="center"/>
+          </w:tcPr>
+          <w:p>
+            <w:pPr>
+              <w:spacing w:after="0" w:before="0" w:line="240"/>
+              <w:jc w:val="right"/>
+            </w:pPr>
+            <w:r>
+              <w:rPr>
+                <w:rFonts w:ascii="KoPub돋움체" w:cs="KoPub돋움체" w:eastAsia="KoPub돋움체" w:hAnsi="KoPub돋움체"/>
+                <w:b w:val="false"/>
+                <w:bCs w:val="false"/>
+                <w:sz w:val="16"/>
+                <w:szCs w:val="16"/>
+              </w:rPr>
+              <w:t xml:space="preserve">23</w:t>
+            </w:r>
+          </w:p>
+        </w:tc>
+        <w:tc>
+          <w:tcPr>
+            <w:tcW w:type="dxa" w:w="950"/>
+            <w:tcBorders>
+              <w:top w:val="single" w:color="9AA8A6" w:sz="4"/>
+              <w:left w:val="single" w:color="9AA8A6" w:sz="4"/>
+              <w:bottom w:val="single" w:color="9AA8A6" w:sz="4"/>
+              <w:right w:val="single" w:color="9AA8A6" w:sz="4"/>
+            </w:tcBorders>
+            <w:tcMar>
+              <w:top w:type="dxa" w:w="40"/>
+              <w:left w:type="dxa" w:w="80"/>
+              <w:bottom w:type="dxa" w:w="40"/>
+              <w:right w:type="dxa" w:w="80"/>
+            </w:tcMar>
+            <w:vAlign w:val="center"/>
+          </w:tcPr>
+          <w:p>
+            <w:pPr>
+              <w:spacing w:after="0" w:before="0" w:line="240"/>
+              <w:jc w:val="right"/>
+            </w:pPr>
+            <w:r>
+              <w:rPr>
+                <w:rFonts w:ascii="KoPub돋움체" w:cs="KoPub돋움체" w:eastAsia="KoPub돋움체" w:hAnsi="KoPub돋움체"/>
+                <w:b w:val="false"/>
+                <w:bCs w:val="false"/>
+                <w:sz w:val="16"/>
+                <w:szCs w:val="16"/>
+              </w:rPr>
+              <w:t xml:space="preserve">0.41</w:t>
+            </w:r>
+          </w:p>
+        </w:tc>
+        <w:tc>
+          <w:tcPr>
+            <w:tcW w:type="dxa" w:w="900"/>
+            <w:tcBorders>
+              <w:top w:val="single" w:color="9AA8A6" w:sz="4"/>
+              <w:left w:val="single" w:color="9AA8A6" w:sz="4"/>
+              <w:bottom w:val="single" w:color="9AA8A6" w:sz="4"/>
+              <w:right w:val="single" w:color="9AA8A6" w:sz="4"/>
+            </w:tcBorders>
+            <w:tcMar>
+              <w:top w:type="dxa" w:w="40"/>
+              <w:left w:type="dxa" w:w="80"/>
+              <w:bottom w:type="dxa" w:w="40"/>
+              <w:right w:type="dxa" w:w="80"/>
+            </w:tcMar>
+            <w:vAlign w:val="center"/>
+          </w:tcPr>
+          <w:p>
+            <w:pPr>
+              <w:spacing w:after="0" w:before="0" w:line="240"/>
+              <w:jc w:val="right"/>
+            </w:pPr>
+            <w:r>
+              <w:rPr>
+                <w:rFonts w:ascii="KoPub돋움체" w:cs="KoPub돋움체" w:eastAsia="KoPub돋움체" w:hAnsi="KoPub돋움체"/>
+                <w:b w:val="false"/>
+                <w:bCs w:val="false"/>
+                <w:sz w:val="16"/>
+                <w:szCs w:val="16"/>
+              </w:rPr>
+              <w:t xml:space="preserve">1.3</w:t>
+            </w:r>
+          </w:p>
+        </w:tc>
+        <w:tc>
+          <w:tcPr>
+            <w:tcW w:type="dxa" w:w="1500"/>
+            <w:tcBorders>
+              <w:top w:val="single" w:color="9AA8A6" w:sz="4"/>
+              <w:left w:val="single" w:color="9AA8A6" w:sz="4"/>
+              <w:bottom w:val="single" w:color="9AA8A6" w:sz="4"/>
+              <w:right w:val="single" w:color="9AA8A6" w:sz="4"/>
+            </w:tcBorders>
+            <w:tcMar>
+              <w:top w:type="dxa" w:w="40"/>
+              <w:left w:type="dxa" w:w="80"/>
+              <w:bottom w:type="dxa" w:w="40"/>
+              <w:right w:type="dxa" w:w="80"/>
+            </w:tcMar>
+            <w:vAlign w:val="center"/>
+          </w:tcPr>
+          <w:p>
+            <w:pPr>
+              <w:spacing w:after="0" w:before="0" w:line="240"/>
+              <w:jc w:val="right"/>
+            </w:pPr>
+            <w:r>
+              <w:rPr>
+                <w:rFonts w:ascii="KoPub돋움체" w:cs="KoPub돋움체" w:eastAsia="KoPub돋움체" w:hAnsi="KoPub돋움체"/>
+                <w:b w:val="false"/>
+                <w:bCs w:val="false"/>
+                <w:sz w:val="16"/>
+                <w:szCs w:val="16"/>
+              </w:rPr>
+              <w:t xml:space="preserve">164.4</w:t>
+            </w:r>
+          </w:p>
+        </w:tc>
+        <w:tc>
+          <w:tcPr>
+            <w:tcW w:type="dxa" w:w="1150"/>
+            <w:tcBorders>
+              <w:top w:val="single" w:color="9AA8A6" w:sz="4"/>
+              <w:left w:val="single" w:color="9AA8A6" w:sz="4"/>
+              <w:bottom w:val="single" w:color="9AA8A6" w:sz="4"/>
+              <w:right w:val="single" w:color="9AA8A6" w:sz="4"/>
+            </w:tcBorders>
+            <w:tcMar>
+              <w:top w:type="dxa" w:w="40"/>
+              <w:left w:type="dxa" w:w="80"/>
+              <w:bottom w:type="dxa" w:w="40"/>
+              <w:right w:type="dxa" w:w="80"/>
+            </w:tcMar>
+            <w:vAlign w:val="center"/>
+          </w:tcPr>
+          <w:p>
+            <w:pPr>
+              <w:spacing w:after="0" w:before="0" w:line="240"/>
+              <w:jc w:val="right"/>
+            </w:pPr>
+            <w:r>
+              <w:rPr>
+                <w:rFonts w:ascii="KoPub돋움체" w:cs="KoPub돋움체" w:eastAsia="KoPub돋움체" w:hAnsi="KoPub돋움체"/>
+                <w:b w:val="false"/>
+                <w:bCs w:val="false"/>
+                <w:sz w:val="16"/>
+                <w:szCs w:val="16"/>
+              </w:rPr>
+              <w:t xml:space="preserve">0.46</w:t>
+            </w:r>
+          </w:p>
+        </w:tc>
+        <w:tc>
+          <w:tcPr>
+            <w:tcW w:type="dxa" w:w="1150"/>
+            <w:tcBorders>
+              <w:top w:val="single" w:color="9AA8A6" w:sz="4"/>
+              <w:left w:val="single" w:color="9AA8A6" w:sz="4"/>
+              <w:bottom w:val="single" w:color="9AA8A6" w:sz="4"/>
+              <w:right w:val="single" w:color="9AA8A6" w:sz="4"/>
+            </w:tcBorders>
+            <w:tcMar>
+              <w:top w:type="dxa" w:w="40"/>
+              <w:left w:type="dxa" w:w="80"/>
+              <w:bottom w:type="dxa" w:w="40"/>
+              <w:right w:type="dxa" w:w="80"/>
+            </w:tcMar>
+            <w:vAlign w:val="center"/>
+          </w:tcPr>
+          <w:p>
+            <w:pPr>
+              <w:spacing w:after="0" w:before="0" w:line="240"/>
+              <w:jc w:val="right"/>
+            </w:pPr>
+            <w:r>
+              <w:rPr>
+                <w:rFonts w:ascii="KoPub돋움체" w:cs="KoPub돋움체" w:eastAsia="KoPub돋움체" w:hAnsi="KoPub돋움체"/>
+                <w:b w:val="false"/>
+                <w:bCs w:val="false"/>
+                <w:sz w:val="16"/>
+                <w:szCs w:val="16"/>
+              </w:rPr>
+              <w:t xml:space="preserve">1.5</w:t>
+            </w:r>
+          </w:p>
+        </w:tc>
+      </w:tr>
+      <w:tr>
+        <w:tc>
+          <w:tcPr>
+            <w:tcW w:type="dxa" w:w="2900"/>
+            <w:tcBorders>
+              <w:top w:val="single" w:color="9AA8A6" w:sz="4"/>
+              <w:left w:val="single" w:color="9AA8A6" w:sz="4"/>
+              <w:bottom w:val="single" w:color="9AA8A6" w:sz="4"/>
+              <w:right w:val="single" w:color="9AA8A6" w:sz="4"/>
+            </w:tcBorders>
+            <w:shd w:fill="E8F3F1" w:color="auto" w:val="clear"/>
+            <w:tcMar>
+              <w:top w:type="dxa" w:w="40"/>
+              <w:left w:type="dxa" w:w="80"/>
+              <w:bottom w:type="dxa" w:w="40"/>
+              <w:right w:type="dxa" w:w="80"/>
+            </w:tcMar>
+            <w:vAlign w:val="center"/>
+          </w:tcPr>
+          <w:p>
+            <w:pPr>
+              <w:spacing w:after="0" w:before="0" w:line="240"/>
+              <w:jc w:val="center"/>
+            </w:pPr>
+            <w:r>
+              <w:rPr>
+                <w:rFonts w:ascii="KoPub돋움체" w:cs="KoPub돋움체" w:eastAsia="KoPub돋움체" w:hAnsi="KoPub돋움체"/>
+                <w:b w:val="false"/>
+                <w:bCs w:val="false"/>
+                <w:sz w:val="16"/>
+                <w:szCs w:val="16"/>
+              </w:rPr>
+              <w:t xml:space="preserve">모빌리티·항공우주·조선</w:t>
+            </w:r>
+          </w:p>
+        </w:tc>
+        <w:tc>
+          <w:tcPr>
+            <w:tcW w:type="dxa" w:w="750"/>
+            <w:tcBorders>
+              <w:top w:val="single" w:color="9AA8A6" w:sz="4"/>
+              <w:left w:val="single" w:color="9AA8A6" w:sz="4"/>
+              <w:bottom w:val="single" w:color="9AA8A6" w:sz="4"/>
+              <w:right w:val="single" w:color="9AA8A6" w:sz="4"/>
+            </w:tcBorders>
+            <w:tcMar>
+              <w:top w:type="dxa" w:w="40"/>
+              <w:left w:type="dxa" w:w="80"/>
+              <w:bottom w:type="dxa" w:w="40"/>
+              <w:right w:type="dxa" w:w="80"/>
+            </w:tcMar>
+            <w:vAlign w:val="center"/>
+          </w:tcPr>
+          <w:p>
+            <w:pPr>
+              <w:spacing w:after="0" w:before="0" w:line="240"/>
+              <w:jc w:val="right"/>
+            </w:pPr>
+            <w:r>
+              <w:rPr>
+                <w:rFonts w:ascii="KoPub돋움체" w:cs="KoPub돋움체" w:eastAsia="KoPub돋움체" w:hAnsi="KoPub돋움체"/>
+                <w:b w:val="false"/>
+                <w:bCs w:val="false"/>
+                <w:sz w:val="16"/>
+                <w:szCs w:val="16"/>
+              </w:rPr>
+              <w:t xml:space="preserve">26</w:t>
+            </w:r>
+          </w:p>
+        </w:tc>
+        <w:tc>
+          <w:tcPr>
+            <w:tcW w:type="dxa" w:w="950"/>
+            <w:tcBorders>
+              <w:top w:val="single" w:color="9AA8A6" w:sz="4"/>
+              <w:left w:val="single" w:color="9AA8A6" w:sz="4"/>
+              <w:bottom w:val="single" w:color="9AA8A6" w:sz="4"/>
+              <w:right w:val="single" w:color="9AA8A6" w:sz="4"/>
+            </w:tcBorders>
+            <w:tcMar>
+              <w:top w:type="dxa" w:w="40"/>
+              <w:left w:type="dxa" w:w="80"/>
+              <w:bottom w:type="dxa" w:w="40"/>
+              <w:right w:type="dxa" w:w="80"/>
+            </w:tcMar>
+            <w:vAlign w:val="center"/>
+          </w:tcPr>
+          <w:p>
+            <w:pPr>
+              <w:spacing w:after="0" w:before="0" w:line="240"/>
+              <w:jc w:val="right"/>
+            </w:pPr>
+            <w:r>
+              <w:rPr>
+                <w:rFonts w:ascii="KoPub돋움체" w:cs="KoPub돋움체" w:eastAsia="KoPub돋움체" w:hAnsi="KoPub돋움체"/>
+                <w:b w:val="false"/>
+                <w:bCs w:val="false"/>
+                <w:sz w:val="16"/>
+                <w:szCs w:val="16"/>
+              </w:rPr>
+              <w:t xml:space="preserve">0.39</w:t>
+            </w:r>
+          </w:p>
+        </w:tc>
+        <w:tc>
+          <w:tcPr>
+            <w:tcW w:type="dxa" w:w="900"/>
+            <w:tcBorders>
+              <w:top w:val="single" w:color="9AA8A6" w:sz="4"/>
+              <w:left w:val="single" w:color="9AA8A6" w:sz="4"/>
+              <w:bottom w:val="single" w:color="9AA8A6" w:sz="4"/>
+              <w:right w:val="single" w:color="9AA8A6" w:sz="4"/>
+            </w:tcBorders>
+            <w:tcMar>
+              <w:top w:type="dxa" w:w="40"/>
+              <w:left w:type="dxa" w:w="80"/>
+              <w:bottom w:type="dxa" w:w="40"/>
+              <w:right w:type="dxa" w:w="80"/>
+            </w:tcMar>
+            <w:vAlign w:val="center"/>
+          </w:tcPr>
+          <w:p>
+            <w:pPr>
+              <w:spacing w:after="0" w:before="0" w:line="240"/>
+              <w:jc w:val="right"/>
+            </w:pPr>
+            <w:r>
+              <w:rPr>
+                <w:rFonts w:ascii="KoPub돋움체" w:cs="KoPub돋움체" w:eastAsia="KoPub돋움체" w:hAnsi="KoPub돋움체"/>
+                <w:b w:val="false"/>
+                <w:bCs w:val="false"/>
+                <w:sz w:val="16"/>
+                <w:szCs w:val="16"/>
+              </w:rPr>
+              <w:t xml:space="preserve">1.3</w:t>
+            </w:r>
+          </w:p>
+        </w:tc>
+        <w:tc>
+          <w:tcPr>
+            <w:tcW w:type="dxa" w:w="1500"/>
+            <w:tcBorders>
+              <w:top w:val="single" w:color="9AA8A6" w:sz="4"/>
+              <w:left w:val="single" w:color="9AA8A6" w:sz="4"/>
+              <w:bottom w:val="single" w:color="9AA8A6" w:sz="4"/>
+              <w:right w:val="single" w:color="9AA8A6" w:sz="4"/>
+            </w:tcBorders>
+            <w:tcMar>
+              <w:top w:type="dxa" w:w="40"/>
+              <w:left w:type="dxa" w:w="80"/>
+              <w:bottom w:type="dxa" w:w="40"/>
+              <w:right w:type="dxa" w:w="80"/>
+            </w:tcMar>
+            <w:vAlign w:val="center"/>
+          </w:tcPr>
+          <w:p>
+            <w:pPr>
+              <w:spacing w:after="0" w:before="0" w:line="240"/>
+              <w:jc w:val="right"/>
+            </w:pPr>
+            <w:r>
+              <w:rPr>
+                <w:rFonts w:ascii="KoPub돋움체" w:cs="KoPub돋움체" w:eastAsia="KoPub돋움체" w:hAnsi="KoPub돋움체"/>
+                <w:b w:val="false"/>
+                <w:bCs w:val="false"/>
+                <w:sz w:val="16"/>
+                <w:szCs w:val="16"/>
+              </w:rPr>
+              <w:t xml:space="preserve">30.0</w:t>
+            </w:r>
+          </w:p>
+        </w:tc>
+        <w:tc>
+          <w:tcPr>
+            <w:tcW w:type="dxa" w:w="1150"/>
+            <w:tcBorders>
+              <w:top w:val="single" w:color="9AA8A6" w:sz="4"/>
+              <w:left w:val="single" w:color="9AA8A6" w:sz="4"/>
+              <w:bottom w:val="single" w:color="9AA8A6" w:sz="4"/>
+              <w:right w:val="single" w:color="9AA8A6" w:sz="4"/>
+            </w:tcBorders>
+            <w:tcMar>
+              <w:top w:type="dxa" w:w="40"/>
+              <w:left w:type="dxa" w:w="80"/>
+              <w:bottom w:type="dxa" w:w="40"/>
+              <w:right w:type="dxa" w:w="80"/>
+            </w:tcMar>
+            <w:vAlign w:val="center"/>
+          </w:tcPr>
+          <w:p>
+            <w:pPr>
+              <w:spacing w:after="0" w:before="0" w:line="240"/>
+              <w:jc w:val="right"/>
+            </w:pPr>
+            <w:r>
+              <w:rPr>
+                <w:rFonts w:ascii="KoPub돋움체" w:cs="KoPub돋움체" w:eastAsia="KoPub돋움체" w:hAnsi="KoPub돋움체"/>
+                <w:b w:val="false"/>
+                <w:bCs w:val="false"/>
+                <w:sz w:val="16"/>
+                <w:szCs w:val="16"/>
+              </w:rPr>
+              <w:t xml:space="preserve">0.45</w:t>
+            </w:r>
+          </w:p>
+        </w:tc>
+        <w:tc>
+          <w:tcPr>
+            <w:tcW w:type="dxa" w:w="1150"/>
+            <w:tcBorders>
+              <w:top w:val="single" w:color="9AA8A6" w:sz="4"/>
+              <w:left w:val="single" w:color="9AA8A6" w:sz="4"/>
+              <w:bottom w:val="single" w:color="9AA8A6" w:sz="4"/>
+              <w:right w:val="single" w:color="9AA8A6" w:sz="4"/>
+            </w:tcBorders>
+            <w:tcMar>
+              <w:top w:type="dxa" w:w="40"/>
+              <w:left w:type="dxa" w:w="80"/>
+              <w:bottom w:type="dxa" w:w="40"/>
+              <w:right w:type="dxa" w:w="80"/>
+            </w:tcMar>
+            <w:vAlign w:val="center"/>
+          </w:tcPr>
+          <w:p>
+            <w:pPr>
+              <w:spacing w:after="0" w:before="0" w:line="240"/>
+              <w:jc w:val="right"/>
+            </w:pPr>
+            <w:r>
+              <w:rPr>
+                <w:rFonts w:ascii="KoPub돋움체" w:cs="KoPub돋움체" w:eastAsia="KoPub돋움체" w:hAnsi="KoPub돋움체"/>
+                <w:b w:val="false"/>
+                <w:bCs w:val="false"/>
+                <w:sz w:val="16"/>
+                <w:szCs w:val="16"/>
+              </w:rPr>
+              <w:t xml:space="preserve">1.5</w:t>
+            </w:r>
+          </w:p>
+        </w:tc>
+      </w:tr>
+      <w:tr>
+        <w:tc>
+          <w:tcPr>
+            <w:tcW w:type="dxa" w:w="2900"/>
+            <w:tcBorders>
+              <w:top w:val="single" w:color="9AA8A6" w:sz="4"/>
+              <w:left w:val="single" w:color="9AA8A6" w:sz="4"/>
+              <w:bottom w:val="single" w:color="9AA8A6" w:sz="4"/>
+              <w:right w:val="single" w:color="9AA8A6" w:sz="4"/>
+            </w:tcBorders>
+            <w:shd w:fill="E8F3F1" w:color="auto" w:val="clear"/>
+            <w:tcMar>
+              <w:top w:type="dxa" w:w="40"/>
+              <w:left w:type="dxa" w:w="80"/>
+              <w:bottom w:type="dxa" w:w="40"/>
+              <w:right w:type="dxa" w:w="80"/>
+            </w:tcMar>
+            <w:vAlign w:val="center"/>
+          </w:tcPr>
+          <w:p>
+            <w:pPr>
+              <w:spacing w:after="0" w:before="0" w:line="240"/>
+              <w:jc w:val="center"/>
+            </w:pPr>
+            <w:r>
+              <w:rPr>
+                <w:rFonts w:ascii="KoPub돋움체" w:cs="KoPub돋움체" w:eastAsia="KoPub돋움체" w:hAnsi="KoPub돋움체"/>
+                <w:b w:val="false"/>
+                <w:bCs w:val="false"/>
+                <w:sz w:val="16"/>
+                <w:szCs w:val="16"/>
+              </w:rPr>
+              <w:t xml:space="preserve">디지털·SW·정보통신</w:t>
+            </w:r>
+          </w:p>
+        </w:tc>
+        <w:tc>
+          <w:tcPr>
+            <w:tcW w:type="dxa" w:w="750"/>
+            <w:tcBorders>
+              <w:top w:val="single" w:color="9AA8A6" w:sz="4"/>
+              <w:left w:val="single" w:color="9AA8A6" w:sz="4"/>
+              <w:bottom w:val="single" w:color="9AA8A6" w:sz="4"/>
+              <w:right w:val="single" w:color="9AA8A6" w:sz="4"/>
+            </w:tcBorders>
+            <w:tcMar>
+              <w:top w:type="dxa" w:w="40"/>
+              <w:left w:type="dxa" w:w="80"/>
+              <w:bottom w:type="dxa" w:w="40"/>
+              <w:right w:type="dxa" w:w="80"/>
+            </w:tcMar>
+            <w:vAlign w:val="center"/>
+          </w:tcPr>
+          <w:p>
+            <w:pPr>
+              <w:spacing w:after="0" w:before="0" w:line="240"/>
+              <w:jc w:val="right"/>
+            </w:pPr>
+            <w:r>
+              <w:rPr>
+                <w:rFonts w:ascii="KoPub돋움체" w:cs="KoPub돋움체" w:eastAsia="KoPub돋움체" w:hAnsi="KoPub돋움체"/>
+                <w:b w:val="false"/>
+                <w:bCs w:val="false"/>
+                <w:sz w:val="16"/>
+                <w:szCs w:val="16"/>
+              </w:rPr>
+              <w:t xml:space="preserve">46</w:t>
+            </w:r>
+          </w:p>
+        </w:tc>
+        <w:tc>
+          <w:tcPr>
+            <w:tcW w:type="dxa" w:w="950"/>
+            <w:tcBorders>
+              <w:top w:val="single" w:color="9AA8A6" w:sz="4"/>
+              <w:left w:val="single" w:color="9AA8A6" w:sz="4"/>
+              <w:bottom w:val="single" w:color="9AA8A6" w:sz="4"/>
+              <w:right w:val="single" w:color="9AA8A6" w:sz="4"/>
+            </w:tcBorders>
+            <w:tcMar>
+              <w:top w:type="dxa" w:w="40"/>
+              <w:left w:type="dxa" w:w="80"/>
+              <w:bottom w:type="dxa" w:w="40"/>
+              <w:right w:type="dxa" w:w="80"/>
+            </w:tcMar>
+            <w:vAlign w:val="center"/>
+          </w:tcPr>
+          <w:p>
+            <w:pPr>
+              <w:spacing w:after="0" w:before="0" w:line="240"/>
+              <w:jc w:val="right"/>
+            </w:pPr>
+            <w:r>
+              <w:rPr>
+                <w:rFonts w:ascii="KoPub돋움체" w:cs="KoPub돋움체" w:eastAsia="KoPub돋움체" w:hAnsi="KoPub돋움체"/>
+                <w:b w:val="false"/>
+                <w:bCs w:val="false"/>
+                <w:sz w:val="16"/>
+                <w:szCs w:val="16"/>
+              </w:rPr>
+              <w:t xml:space="preserve">0.34</w:t>
+            </w:r>
+          </w:p>
+        </w:tc>
+        <w:tc>
+          <w:tcPr>
+            <w:tcW w:type="dxa" w:w="900"/>
+            <w:tcBorders>
+              <w:top w:val="single" w:color="9AA8A6" w:sz="4"/>
+              <w:left w:val="single" w:color="9AA8A6" w:sz="4"/>
+              <w:bottom w:val="single" w:color="9AA8A6" w:sz="4"/>
+              <w:right w:val="single" w:color="9AA8A6" w:sz="4"/>
+            </w:tcBorders>
+            <w:tcMar>
+              <w:top w:type="dxa" w:w="40"/>
+              <w:left w:type="dxa" w:w="80"/>
+              <w:bottom w:type="dxa" w:w="40"/>
+              <w:right w:type="dxa" w:w="80"/>
+            </w:tcMar>
+            <w:vAlign w:val="center"/>
+          </w:tcPr>
+          <w:p>
+            <w:pPr>
+              <w:spacing w:after="0" w:before="0" w:line="240"/>
+              <w:jc w:val="right"/>
+            </w:pPr>
+            <w:r>
+              <w:rPr>
+                <w:rFonts w:ascii="KoPub돋움체" w:cs="KoPub돋움체" w:eastAsia="KoPub돋움체" w:hAnsi="KoPub돋움체"/>
+                <w:b w:val="false"/>
+                <w:bCs w:val="false"/>
+                <w:sz w:val="16"/>
+                <w:szCs w:val="16"/>
+              </w:rPr>
+              <w:t xml:space="preserve">1.1</w:t>
+            </w:r>
+          </w:p>
+        </w:tc>
+        <w:tc>
+          <w:tcPr>
+            <w:tcW w:type="dxa" w:w="1500"/>
+            <w:tcBorders>
+              <w:top w:val="single" w:color="9AA8A6" w:sz="4"/>
+              <w:left w:val="single" w:color="9AA8A6" w:sz="4"/>
+              <w:bottom w:val="single" w:color="9AA8A6" w:sz="4"/>
+              <w:right w:val="single" w:color="9AA8A6" w:sz="4"/>
+            </w:tcBorders>
+            <w:tcMar>
+              <w:top w:type="dxa" w:w="40"/>
+              <w:left w:type="dxa" w:w="80"/>
+              <w:bottom w:type="dxa" w:w="40"/>
+              <w:right w:type="dxa" w:w="80"/>
+            </w:tcMar>
+            <w:vAlign w:val="center"/>
+          </w:tcPr>
+          <w:p>
+            <w:pPr>
+              <w:spacing w:after="0" w:before="0" w:line="240"/>
+              <w:jc w:val="right"/>
+            </w:pPr>
+            <w:r>
+              <w:rPr>
+                <w:rFonts w:ascii="KoPub돋움체" w:cs="KoPub돋움체" w:eastAsia="KoPub돋움체" w:hAnsi="KoPub돋움체"/>
+                <w:b w:val="false"/>
+                <w:bCs w:val="false"/>
+                <w:sz w:val="16"/>
+                <w:szCs w:val="16"/>
+              </w:rPr>
+              <w:t xml:space="preserve">△31.4</w:t>
+            </w:r>
+          </w:p>
+        </w:tc>
+        <w:tc>
+          <w:tcPr>
+            <w:tcW w:type="dxa" w:w="1150"/>
+            <w:tcBorders>
+              <w:top w:val="single" w:color="9AA8A6" w:sz="4"/>
+              <w:left w:val="single" w:color="9AA8A6" w:sz="4"/>
+              <w:bottom w:val="single" w:color="9AA8A6" w:sz="4"/>
+              <w:right w:val="single" w:color="9AA8A6" w:sz="4"/>
+            </w:tcBorders>
+            <w:tcMar>
+              <w:top w:type="dxa" w:w="40"/>
+              <w:left w:type="dxa" w:w="80"/>
+              <w:bottom w:type="dxa" w:w="40"/>
+              <w:right w:type="dxa" w:w="80"/>
+            </w:tcMar>
+            <w:vAlign w:val="center"/>
+          </w:tcPr>
+          <w:p>
+            <w:pPr>
+              <w:spacing w:after="0" w:before="0" w:line="240"/>
+              <w:jc w:val="right"/>
+            </w:pPr>
+            <w:r>
+              <w:rPr>
+                <w:rFonts w:ascii="KoPub돋움체" w:cs="KoPub돋움체" w:eastAsia="KoPub돋움체" w:hAnsi="KoPub돋움체"/>
+                <w:b w:val="false"/>
+                <w:bCs w:val="false"/>
+                <w:sz w:val="16"/>
+                <w:szCs w:val="16"/>
+              </w:rPr>
+              <w:t xml:space="preserve">1.15</w:t>
+            </w:r>
+          </w:p>
+        </w:tc>
+        <w:tc>
+          <w:tcPr>
+            <w:tcW w:type="dxa" w:w="1150"/>
+            <w:tcBorders>
+              <w:top w:val="single" w:color="9AA8A6" w:sz="4"/>
+              <w:left w:val="single" w:color="9AA8A6" w:sz="4"/>
+              <w:bottom w:val="single" w:color="9AA8A6" w:sz="4"/>
+              <w:right w:val="single" w:color="9AA8A6" w:sz="4"/>
+            </w:tcBorders>
+            <w:tcMar>
+              <w:top w:type="dxa" w:w="40"/>
+              <w:left w:type="dxa" w:w="80"/>
+              <w:bottom w:type="dxa" w:w="40"/>
+              <w:right w:type="dxa" w:w="80"/>
+            </w:tcMar>
+            <w:vAlign w:val="center"/>
+          </w:tcPr>
+          <w:p>
+            <w:pPr>
+              <w:spacing w:after="0" w:before="0" w:line="240"/>
+              <w:jc w:val="right"/>
+            </w:pPr>
+            <w:r>
+              <w:rPr>
+                <w:rFonts w:ascii="KoPub돋움체" w:cs="KoPub돋움체" w:eastAsia="KoPub돋움체" w:hAnsi="KoPub돋움체"/>
+                <w:b w:val="false"/>
+                <w:bCs w:val="false"/>
+                <w:sz w:val="16"/>
+                <w:szCs w:val="16"/>
+              </w:rPr>
+              <w:t xml:space="preserve">3.7</w:t>
+            </w:r>
+          </w:p>
+        </w:tc>
+      </w:tr>
+      <w:tr>
+        <w:tc>
+          <w:tcPr>
+            <w:tcW w:type="dxa" w:w="2900"/>
+            <w:tcBorders>
+              <w:top w:val="single" w:color="9AA8A6" w:sz="4"/>
+              <w:left w:val="single" w:color="9AA8A6" w:sz="4"/>
+              <w:bottom w:val="single" w:color="9AA8A6" w:sz="4"/>
+              <w:right w:val="single" w:color="9AA8A6" w:sz="4"/>
+            </w:tcBorders>
+            <w:shd w:fill="E8F3F1" w:color="auto" w:val="clear"/>
+            <w:tcMar>
+              <w:top w:type="dxa" w:w="40"/>
+              <w:left w:type="dxa" w:w="80"/>
+              <w:bottom w:type="dxa" w:w="40"/>
+              <w:right w:type="dxa" w:w="80"/>
+            </w:tcMar>
+            <w:vAlign w:val="center"/>
+          </w:tcPr>
+          <w:p>
+            <w:pPr>
+              <w:spacing w:after="0" w:before="0" w:line="240"/>
+              <w:jc w:val="center"/>
+            </w:pPr>
+            <w:r>
+              <w:rPr>
+                <w:rFonts w:ascii="KoPub돋움체" w:cs="KoPub돋움체" w:eastAsia="KoPub돋움체" w:hAnsi="KoPub돋움체"/>
+                <w:b w:val="false"/>
+                <w:bCs w:val="false"/>
+                <w:sz w:val="16"/>
+                <w:szCs w:val="16"/>
+              </w:rPr>
+              <w:t xml:space="preserve">유통·물류·생활서비스</w:t>
+            </w:r>
+          </w:p>
+        </w:tc>
+        <w:tc>
+          <w:tcPr>
+            <w:tcW w:type="dxa" w:w="750"/>
+            <w:tcBorders>
+              <w:top w:val="single" w:color="9AA8A6" w:sz="4"/>
+              <w:left w:val="single" w:color="9AA8A6" w:sz="4"/>
+              <w:bottom w:val="single" w:color="9AA8A6" w:sz="4"/>
+              <w:right w:val="single" w:color="9AA8A6" w:sz="4"/>
+            </w:tcBorders>
+            <w:tcMar>
+              <w:top w:type="dxa" w:w="40"/>
+              <w:left w:type="dxa" w:w="80"/>
+              <w:bottom w:type="dxa" w:w="40"/>
+              <w:right w:type="dxa" w:w="80"/>
+            </w:tcMar>
+            <w:vAlign w:val="center"/>
+          </w:tcPr>
+          <w:p>
+            <w:pPr>
+              <w:spacing w:after="0" w:before="0" w:line="240"/>
+              <w:jc w:val="right"/>
+            </w:pPr>
+            <w:r>
+              <w:rPr>
+                <w:rFonts w:ascii="KoPub돋움체" w:cs="KoPub돋움체" w:eastAsia="KoPub돋움체" w:hAnsi="KoPub돋움체"/>
+                <w:b w:val="false"/>
+                <w:bCs w:val="false"/>
+                <w:sz w:val="16"/>
+                <w:szCs w:val="16"/>
+              </w:rPr>
+              <w:t xml:space="preserve">6</w:t>
+            </w:r>
+          </w:p>
+        </w:tc>
+        <w:tc>
+          <w:tcPr>
+            <w:tcW w:type="dxa" w:w="950"/>
+            <w:tcBorders>
+              <w:top w:val="single" w:color="9AA8A6" w:sz="4"/>
+              <w:left w:val="single" w:color="9AA8A6" w:sz="4"/>
+              <w:bottom w:val="single" w:color="9AA8A6" w:sz="4"/>
+              <w:right w:val="single" w:color="9AA8A6" w:sz="4"/>
+            </w:tcBorders>
+            <w:tcMar>
+              <w:top w:type="dxa" w:w="40"/>
+              <w:left w:type="dxa" w:w="80"/>
+              <w:bottom w:type="dxa" w:w="40"/>
+              <w:right w:type="dxa" w:w="80"/>
+            </w:tcMar>
+            <w:vAlign w:val="center"/>
+          </w:tcPr>
+          <w:p>
+            <w:pPr>
+              <w:spacing w:after="0" w:before="0" w:line="240"/>
+              <w:jc w:val="right"/>
+            </w:pPr>
+            <w:r>
+              <w:rPr>
+                <w:rFonts w:ascii="KoPub돋움체" w:cs="KoPub돋움체" w:eastAsia="KoPub돋움체" w:hAnsi="KoPub돋움체"/>
+                <w:b w:val="false"/>
+                <w:bCs w:val="false"/>
+                <w:sz w:val="16"/>
+                <w:szCs w:val="16"/>
+              </w:rPr>
+              <w:t xml:space="preserve">0.17</w:t>
+            </w:r>
+          </w:p>
+        </w:tc>
+        <w:tc>
+          <w:tcPr>
+            <w:tcW w:type="dxa" w:w="900"/>
+            <w:tcBorders>
+              <w:top w:val="single" w:color="9AA8A6" w:sz="4"/>
+              <w:left w:val="single" w:color="9AA8A6" w:sz="4"/>
+              <w:bottom w:val="single" w:color="9AA8A6" w:sz="4"/>
+              <w:right w:val="single" w:color="9AA8A6" w:sz="4"/>
+            </w:tcBorders>
+            <w:tcMar>
+              <w:top w:type="dxa" w:w="40"/>
+              <w:left w:type="dxa" w:w="80"/>
+              <w:bottom w:type="dxa" w:w="40"/>
+              <w:right w:type="dxa" w:w="80"/>
+            </w:tcMar>
+            <w:vAlign w:val="center"/>
+          </w:tcPr>
+          <w:p>
+            <w:pPr>
+              <w:spacing w:after="0" w:before="0" w:line="240"/>
+              <w:jc w:val="right"/>
+            </w:pPr>
+            <w:r>
+              <w:rPr>
+                <w:rFonts w:ascii="KoPub돋움체" w:cs="KoPub돋움체" w:eastAsia="KoPub돋움체" w:hAnsi="KoPub돋움체"/>
+                <w:b w:val="false"/>
+                <w:bCs w:val="false"/>
+                <w:sz w:val="16"/>
+                <w:szCs w:val="16"/>
+              </w:rPr>
+              <w:t xml:space="preserve">0.5</w:t>
+            </w:r>
+          </w:p>
+        </w:tc>
+        <w:tc>
+          <w:tcPr>
+            <w:tcW w:type="dxa" w:w="1500"/>
+            <w:tcBorders>
+              <w:top w:val="single" w:color="9AA8A6" w:sz="4"/>
+              <w:left w:val="single" w:color="9AA8A6" w:sz="4"/>
+              <w:bottom w:val="single" w:color="9AA8A6" w:sz="4"/>
+              <w:right w:val="single" w:color="9AA8A6" w:sz="4"/>
+            </w:tcBorders>
+            <w:tcMar>
+              <w:top w:type="dxa" w:w="40"/>
+              <w:left w:type="dxa" w:w="80"/>
+              <w:bottom w:type="dxa" w:w="40"/>
+              <w:right w:type="dxa" w:w="80"/>
+            </w:tcMar>
+            <w:vAlign w:val="center"/>
+          </w:tcPr>
+          <w:p>
+            <w:pPr>
+              <w:spacing w:after="0" w:before="0" w:line="240"/>
+              <w:jc w:val="right"/>
+            </w:pPr>
+            <w:r>
+              <w:rPr>
+                <w:rFonts w:ascii="KoPub돋움체" w:cs="KoPub돋움체" w:eastAsia="KoPub돋움체" w:hAnsi="KoPub돋움체"/>
+                <w:b w:val="false"/>
+                <w:bCs w:val="false"/>
+                <w:sz w:val="16"/>
+                <w:szCs w:val="16"/>
+              </w:rPr>
+              <w:t xml:space="preserve">△63.9</w:t>
+            </w:r>
+          </w:p>
+        </w:tc>
+        <w:tc>
+          <w:tcPr>
+            <w:tcW w:type="dxa" w:w="1150"/>
+            <w:tcBorders>
+              <w:top w:val="single" w:color="9AA8A6" w:sz="4"/>
+              <w:left w:val="single" w:color="9AA8A6" w:sz="4"/>
+              <w:bottom w:val="single" w:color="9AA8A6" w:sz="4"/>
+              <w:right w:val="single" w:color="9AA8A6" w:sz="4"/>
+            </w:tcBorders>
+            <w:tcMar>
+              <w:top w:type="dxa" w:w="40"/>
+              <w:left w:type="dxa" w:w="80"/>
+              <w:bottom w:type="dxa" w:w="40"/>
+              <w:right w:type="dxa" w:w="80"/>
+            </w:tcMar>
+            <w:vAlign w:val="center"/>
+          </w:tcPr>
+          <w:p>
+            <w:pPr>
+              <w:spacing w:after="0" w:before="0" w:line="240"/>
+              <w:jc w:val="right"/>
+            </w:pPr>
+            <w:r>
+              <w:rPr>
+                <w:rFonts w:ascii="KoPub돋움체" w:cs="KoPub돋움체" w:eastAsia="KoPub돋움체" w:hAnsi="KoPub돋움체"/>
+                <w:b w:val="false"/>
+                <w:bCs w:val="false"/>
+                <w:sz w:val="16"/>
+                <w:szCs w:val="16"/>
+              </w:rPr>
+              <w:t xml:space="preserve">0.31</w:t>
+            </w:r>
+          </w:p>
+        </w:tc>
+        <w:tc>
+          <w:tcPr>
+            <w:tcW w:type="dxa" w:w="1150"/>
+            <w:tcBorders>
+              <w:top w:val="single" w:color="9AA8A6" w:sz="4"/>
+              <w:left w:val="single" w:color="9AA8A6" w:sz="4"/>
+              <w:bottom w:val="single" w:color="9AA8A6" w:sz="4"/>
+              <w:right w:val="single" w:color="9AA8A6" w:sz="4"/>
+            </w:tcBorders>
+            <w:tcMar>
+              <w:top w:type="dxa" w:w="40"/>
+              <w:left w:type="dxa" w:w="80"/>
+              <w:bottom w:type="dxa" w:w="40"/>
+              <w:right w:type="dxa" w:w="80"/>
+            </w:tcMar>
+            <w:vAlign w:val="center"/>
+          </w:tcPr>
+          <w:p>
+            <w:pPr>
+              <w:spacing w:after="0" w:before="0" w:line="240"/>
+              <w:jc w:val="right"/>
+            </w:pPr>
+            <w:r>
+              <w:rPr>
+                <w:rFonts w:ascii="KoPub돋움체" w:cs="KoPub돋움체" w:eastAsia="KoPub돋움체" w:hAnsi="KoPub돋움체"/>
+                <w:b w:val="false"/>
+                <w:bCs w:val="false"/>
+                <w:sz w:val="16"/>
+                <w:szCs w:val="16"/>
+              </w:rPr>
+              <w:t xml:space="preserve">1.0</w:t>
+            </w:r>
+          </w:p>
+        </w:tc>
+      </w:tr>
+      <w:tr>
+        <w:tc>
+          <w:tcPr>
+            <w:tcW w:type="dxa" w:w="2900"/>
+            <w:tcBorders>
+              <w:top w:val="single" w:color="9AA8A6" w:sz="4"/>
+              <w:left w:val="single" w:color="9AA8A6" w:sz="4"/>
+              <w:bottom w:val="single" w:color="9AA8A6" w:sz="4"/>
+              <w:right w:val="single" w:color="9AA8A6" w:sz="4"/>
+            </w:tcBorders>
+            <w:shd w:fill="E8F3F1" w:color="auto" w:val="clear"/>
+            <w:tcMar>
+              <w:top w:type="dxa" w:w="40"/>
+              <w:left w:type="dxa" w:w="80"/>
+              <w:bottom w:type="dxa" w:w="40"/>
+              <w:right w:type="dxa" w:w="80"/>
+            </w:tcMar>
+            <w:vAlign w:val="center"/>
+          </w:tcPr>
+          <w:p>
+            <w:pPr>
+              <w:spacing w:after="0" w:before="0" w:line="240"/>
+              <w:jc w:val="center"/>
+            </w:pPr>
+            <w:r>
+              <w:rPr>
+                <w:rFonts w:ascii="KoPub돋움체" w:cs="KoPub돋움체" w:eastAsia="KoPub돋움체" w:hAnsi="KoPub돋움체"/>
+                <w:b w:val="false"/>
+                <w:bCs w:val="false"/>
+                <w:sz w:val="16"/>
+                <w:szCs w:val="16"/>
+              </w:rPr>
+              <w:t xml:space="preserve">반도체·디스플레이</w:t>
+            </w:r>
+          </w:p>
+        </w:tc>
+        <w:tc>
+          <w:tcPr>
+            <w:tcW w:type="dxa" w:w="750"/>
+            <w:tcBorders>
+              <w:top w:val="single" w:color="9AA8A6" w:sz="4"/>
+              <w:left w:val="single" w:color="9AA8A6" w:sz="4"/>
+              <w:bottom w:val="single" w:color="9AA8A6" w:sz="4"/>
+              <w:right w:val="single" w:color="9AA8A6" w:sz="4"/>
+            </w:tcBorders>
+            <w:tcMar>
+              <w:top w:type="dxa" w:w="40"/>
+              <w:left w:type="dxa" w:w="80"/>
+              <w:bottom w:type="dxa" w:w="40"/>
+              <w:right w:type="dxa" w:w="80"/>
+            </w:tcMar>
+            <w:vAlign w:val="center"/>
+          </w:tcPr>
+          <w:p>
+            <w:pPr>
+              <w:spacing w:after="0" w:before="0" w:line="240"/>
+              <w:jc w:val="right"/>
+            </w:pPr>
+            <w:r>
+              <w:rPr>
+                <w:rFonts w:ascii="KoPub돋움체" w:cs="KoPub돋움체" w:eastAsia="KoPub돋움체" w:hAnsi="KoPub돋움체"/>
+                <w:b w:val="false"/>
+                <w:bCs w:val="false"/>
+                <w:sz w:val="16"/>
+                <w:szCs w:val="16"/>
+              </w:rPr>
+              <w:t xml:space="preserve">9</w:t>
+            </w:r>
+          </w:p>
+        </w:tc>
+        <w:tc>
+          <w:tcPr>
+            <w:tcW w:type="dxa" w:w="950"/>
+            <w:tcBorders>
+              <w:top w:val="single" w:color="9AA8A6" w:sz="4"/>
+              <w:left w:val="single" w:color="9AA8A6" w:sz="4"/>
+              <w:bottom w:val="single" w:color="9AA8A6" w:sz="4"/>
+              <w:right w:val="single" w:color="9AA8A6" w:sz="4"/>
+            </w:tcBorders>
+            <w:tcMar>
+              <w:top w:type="dxa" w:w="40"/>
+              <w:left w:type="dxa" w:w="80"/>
+              <w:bottom w:type="dxa" w:w="40"/>
+              <w:right w:type="dxa" w:w="80"/>
+            </w:tcMar>
+            <w:vAlign w:val="center"/>
+          </w:tcPr>
+          <w:p>
+            <w:pPr>
+              <w:spacing w:after="0" w:before="0" w:line="240"/>
+              <w:jc w:val="right"/>
+            </w:pPr>
+            <w:r>
+              <w:rPr>
+                <w:rFonts w:ascii="KoPub돋움체" w:cs="KoPub돋움체" w:eastAsia="KoPub돋움체" w:hAnsi="KoPub돋움체"/>
+                <w:b w:val="false"/>
+                <w:bCs w:val="false"/>
+                <w:sz w:val="16"/>
+                <w:szCs w:val="16"/>
+              </w:rPr>
+              <w:t xml:space="preserve">0.08</w:t>
+            </w:r>
+          </w:p>
+        </w:tc>
+        <w:tc>
+          <w:tcPr>
+            <w:tcW w:type="dxa" w:w="900"/>
+            <w:tcBorders>
+              <w:top w:val="single" w:color="9AA8A6" w:sz="4"/>
+              <w:left w:val="single" w:color="9AA8A6" w:sz="4"/>
+              <w:bottom w:val="single" w:color="9AA8A6" w:sz="4"/>
+              <w:right w:val="single" w:color="9AA8A6" w:sz="4"/>
+            </w:tcBorders>
+            <w:tcMar>
+              <w:top w:type="dxa" w:w="40"/>
+              <w:left w:type="dxa" w:w="80"/>
+              <w:bottom w:type="dxa" w:w="40"/>
+              <w:right w:type="dxa" w:w="80"/>
+            </w:tcMar>
+            <w:vAlign w:val="center"/>
+          </w:tcPr>
+          <w:p>
+            <w:pPr>
+              <w:spacing w:after="0" w:before="0" w:line="240"/>
+              <w:jc w:val="right"/>
+            </w:pPr>
+            <w:r>
+              <w:rPr>
+                <w:rFonts w:ascii="KoPub돋움체" w:cs="KoPub돋움체" w:eastAsia="KoPub돋움체" w:hAnsi="KoPub돋움체"/>
+                <w:b w:val="false"/>
+                <w:bCs w:val="false"/>
+                <w:sz w:val="16"/>
+                <w:szCs w:val="16"/>
+              </w:rPr>
+              <w:t xml:space="preserve">0.2</w:t>
+            </w:r>
+          </w:p>
+        </w:tc>
+        <w:tc>
+          <w:tcPr>
+            <w:tcW w:type="dxa" w:w="1500"/>
+            <w:tcBorders>
+              <w:top w:val="single" w:color="9AA8A6" w:sz="4"/>
+              <w:left w:val="single" w:color="9AA8A6" w:sz="4"/>
+              <w:bottom w:val="single" w:color="9AA8A6" w:sz="4"/>
+              <w:right w:val="single" w:color="9AA8A6" w:sz="4"/>
+            </w:tcBorders>
+            <w:tcMar>
+              <w:top w:type="dxa" w:w="40"/>
+              <w:left w:type="dxa" w:w="80"/>
+              <w:bottom w:type="dxa" w:w="40"/>
+              <w:right w:type="dxa" w:w="80"/>
+            </w:tcMar>
+            <w:vAlign w:val="center"/>
+          </w:tcPr>
+          <w:p>
+            <w:pPr>
+              <w:spacing w:after="0" w:before="0" w:line="240"/>
+              <w:jc w:val="right"/>
+            </w:pPr>
+            <w:r>
+              <w:rPr>
+                <w:rFonts w:ascii="KoPub돋움체" w:cs="KoPub돋움체" w:eastAsia="KoPub돋움체" w:hAnsi="KoPub돋움체"/>
+                <w:b w:val="false"/>
+                <w:bCs w:val="false"/>
+                <w:sz w:val="16"/>
+                <w:szCs w:val="16"/>
+              </w:rPr>
+              <w:t xml:space="preserve">△51.9</w:t>
+            </w:r>
+          </w:p>
+        </w:tc>
+        <w:tc>
+          <w:tcPr>
+            <w:tcW w:type="dxa" w:w="1150"/>
+            <w:tcBorders>
+              <w:top w:val="single" w:color="9AA8A6" w:sz="4"/>
+              <w:left w:val="single" w:color="9AA8A6" w:sz="4"/>
+              <w:bottom w:val="single" w:color="9AA8A6" w:sz="4"/>
+              <w:right w:val="single" w:color="9AA8A6" w:sz="4"/>
+            </w:tcBorders>
+            <w:tcMar>
+              <w:top w:type="dxa" w:w="40"/>
+              <w:left w:type="dxa" w:w="80"/>
+              <w:bottom w:type="dxa" w:w="40"/>
+              <w:right w:type="dxa" w:w="80"/>
+            </w:tcMar>
+            <w:vAlign w:val="center"/>
+          </w:tcPr>
+          <w:p>
+            <w:pPr>
+              <w:spacing w:after="0" w:before="0" w:line="240"/>
+              <w:jc w:val="right"/>
+            </w:pPr>
+            <w:r>
+              <w:rPr>
+                <w:rFonts w:ascii="KoPub돋움체" w:cs="KoPub돋움체" w:eastAsia="KoPub돋움체" w:hAnsi="KoPub돋움체"/>
+                <w:b w:val="false"/>
+                <w:bCs w:val="false"/>
+                <w:sz w:val="16"/>
+                <w:szCs w:val="16"/>
+              </w:rPr>
+              <w:t xml:space="preserve">0.30</w:t>
+            </w:r>
+          </w:p>
+        </w:tc>
+        <w:tc>
+          <w:tcPr>
+            <w:tcW w:type="dxa" w:w="1150"/>
+            <w:tcBorders>
+              <w:top w:val="single" w:color="9AA8A6" w:sz="4"/>
+              <w:left w:val="single" w:color="9AA8A6" w:sz="4"/>
+              <w:bottom w:val="single" w:color="9AA8A6" w:sz="4"/>
+              <w:right w:val="single" w:color="9AA8A6" w:sz="4"/>
+            </w:tcBorders>
+            <w:tcMar>
+              <w:top w:type="dxa" w:w="40"/>
+              <w:left w:type="dxa" w:w="80"/>
+              <w:bottom w:type="dxa" w:w="40"/>
+              <w:right w:type="dxa" w:w="80"/>
+            </w:tcMar>
+            <w:vAlign w:val="center"/>
+          </w:tcPr>
+          <w:p>
+            <w:pPr>
+              <w:spacing w:after="0" w:before="0" w:line="240"/>
+              <w:jc w:val="right"/>
+            </w:pPr>
+            <w:r>
+              <w:rPr>
+                <w:rFonts w:ascii="KoPub돋움체" w:cs="KoPub돋움체" w:eastAsia="KoPub돋움체" w:hAnsi="KoPub돋움체"/>
+                <w:b w:val="false"/>
+                <w:bCs w:val="false"/>
+                <w:sz w:val="16"/>
+                <w:szCs w:val="16"/>
+              </w:rPr>
+              <w:t xml:space="preserve">1.0</w:t>
+            </w:r>
+          </w:p>
+        </w:tc>
+      </w:tr>
+      <w:tr>
+        <w:tc>
+          <w:tcPr>
+            <w:tcW w:type="dxa" w:w="2900"/>
+            <w:tcBorders>
+              <w:top w:val="single" w:color="9AA8A6" w:sz="4"/>
+              <w:left w:val="single" w:color="9AA8A6" w:sz="4"/>
+              <w:bottom w:val="single" w:color="9AA8A6" w:sz="4"/>
+              <w:right w:val="single" w:color="9AA8A6" w:sz="4"/>
+            </w:tcBorders>
+            <w:shd w:fill="E8F3F1" w:color="auto" w:val="clear"/>
+            <w:tcMar>
+              <w:top w:type="dxa" w:w="40"/>
+              <w:left w:type="dxa" w:w="80"/>
+              <w:bottom w:type="dxa" w:w="40"/>
+              <w:right w:type="dxa" w:w="80"/>
+            </w:tcMar>
+            <w:vAlign w:val="center"/>
+          </w:tcPr>
+          <w:p>
+            <w:pPr>
+              <w:spacing w:after="0" w:before="0" w:line="240"/>
+              <w:jc w:val="center"/>
+            </w:pPr>
+            <w:r>
+              <w:rPr>
+                <w:rFonts w:ascii="KoPub돋움체" w:cs="KoPub돋움체" w:eastAsia="KoPub돋움체" w:hAnsi="KoPub돋움체"/>
+                <w:b w:val="false"/>
+                <w:bCs w:val="false"/>
+                <w:sz w:val="16"/>
+                <w:szCs w:val="16"/>
+              </w:rPr>
+              <w:t xml:space="preserve">업종 공통(산업 무관)</w:t>
+            </w:r>
+          </w:p>
+        </w:tc>
+        <w:tc>
+          <w:tcPr>
+            <w:tcW w:type="dxa" w:w="750"/>
+            <w:tcBorders>
+              <w:top w:val="single" w:color="9AA8A6" w:sz="4"/>
+              <w:left w:val="single" w:color="9AA8A6" w:sz="4"/>
+              <w:bottom w:val="single" w:color="9AA8A6" w:sz="4"/>
+              <w:right w:val="single" w:color="9AA8A6" w:sz="4"/>
+            </w:tcBorders>
+            <w:tcMar>
+              <w:top w:type="dxa" w:w="40"/>
+              <w:left w:type="dxa" w:w="80"/>
+              <w:bottom w:type="dxa" w:w="40"/>
+              <w:right w:type="dxa" w:w="80"/>
+            </w:tcMar>
+            <w:vAlign w:val="center"/>
+          </w:tcPr>
+          <w:p>
+            <w:pPr>
+              <w:spacing w:after="0" w:before="0" w:line="240"/>
+              <w:jc w:val="right"/>
+            </w:pPr>
+            <w:r>
+              <w:rPr>
+                <w:rFonts w:ascii="KoPub돋움체" w:cs="KoPub돋움체" w:eastAsia="KoPub돋움체" w:hAnsi="KoPub돋움체"/>
+                <w:b w:val="false"/>
+                <w:bCs w:val="false"/>
+                <w:sz w:val="16"/>
+                <w:szCs w:val="16"/>
+              </w:rPr>
+              <w:t xml:space="preserve">281</w:t>
+            </w:r>
+          </w:p>
+        </w:tc>
+        <w:tc>
+          <w:tcPr>
+            <w:tcW w:type="dxa" w:w="950"/>
+            <w:tcBorders>
+              <w:top w:val="single" w:color="9AA8A6" w:sz="4"/>
+              <w:left w:val="single" w:color="9AA8A6" w:sz="4"/>
+              <w:bottom w:val="single" w:color="9AA8A6" w:sz="4"/>
+              <w:right w:val="single" w:color="9AA8A6" w:sz="4"/>
+            </w:tcBorders>
+            <w:tcMar>
+              <w:top w:type="dxa" w:w="40"/>
+              <w:left w:type="dxa" w:w="80"/>
+              <w:bottom w:type="dxa" w:w="40"/>
+              <w:right w:type="dxa" w:w="80"/>
+            </w:tcMar>
+            <w:vAlign w:val="center"/>
+          </w:tcPr>
+          <w:p>
+            <w:pPr>
+              <w:spacing w:after="0" w:before="0" w:line="240"/>
+              <w:jc w:val="right"/>
+            </w:pPr>
+            <w:r>
+              <w:rPr>
+                <w:rFonts w:ascii="KoPub돋움체" w:cs="KoPub돋움체" w:eastAsia="KoPub돋움체" w:hAnsi="KoPub돋움체"/>
+                <w:b w:val="false"/>
+                <w:bCs w:val="false"/>
+                <w:sz w:val="16"/>
+                <w:szCs w:val="16"/>
+              </w:rPr>
+              <w:t xml:space="preserve">20.70</w:t>
+            </w:r>
+          </w:p>
+        </w:tc>
+        <w:tc>
+          <w:tcPr>
+            <w:tcW w:type="dxa" w:w="900"/>
+            <w:tcBorders>
+              <w:top w:val="single" w:color="9AA8A6" w:sz="4"/>
+              <w:left w:val="single" w:color="9AA8A6" w:sz="4"/>
+              <w:bottom w:val="single" w:color="9AA8A6" w:sz="4"/>
+              <w:right w:val="single" w:color="9AA8A6" w:sz="4"/>
+            </w:tcBorders>
+            <w:tcMar>
+              <w:top w:type="dxa" w:w="40"/>
+              <w:left w:type="dxa" w:w="80"/>
+              <w:bottom w:type="dxa" w:w="40"/>
+              <w:right w:type="dxa" w:w="80"/>
+            </w:tcMar>
+            <w:vAlign w:val="center"/>
+          </w:tcPr>
+          <w:p>
+            <w:pPr>
+              <w:spacing w:after="0" w:before="0" w:line="240"/>
+              <w:jc w:val="right"/>
+            </w:pPr>
+            <w:r>
+              <w:rPr>
+                <w:rFonts w:ascii="KoPub돋움체" w:cs="KoPub돋움체" w:eastAsia="KoPub돋움체" w:hAnsi="KoPub돋움체"/>
+                <w:b w:val="false"/>
+                <w:bCs w:val="false"/>
+                <w:sz w:val="16"/>
+                <w:szCs w:val="16"/>
+              </w:rPr>
+              <w:t xml:space="preserve">66.9</w:t>
+            </w:r>
+          </w:p>
+        </w:tc>
+        <w:tc>
+          <w:tcPr>
+            <w:tcW w:type="dxa" w:w="1500"/>
+            <w:tcBorders>
+              <w:top w:val="single" w:color="9AA8A6" w:sz="4"/>
+              <w:left w:val="single" w:color="9AA8A6" w:sz="4"/>
+              <w:bottom w:val="single" w:color="9AA8A6" w:sz="4"/>
+              <w:right w:val="single" w:color="9AA8A6" w:sz="4"/>
+            </w:tcBorders>
+            <w:tcMar>
+              <w:top w:type="dxa" w:w="40"/>
+              <w:left w:type="dxa" w:w="80"/>
+              <w:bottom w:type="dxa" w:w="40"/>
+              <w:right w:type="dxa" w:w="80"/>
+            </w:tcMar>
+            <w:vAlign w:val="center"/>
+          </w:tcPr>
+          <w:p>
+            <w:pPr>
+              <w:spacing w:after="0" w:before="0" w:line="240"/>
+              <w:jc w:val="right"/>
+            </w:pPr>
+            <w:r>
+              <w:rPr>
+                <w:rFonts w:ascii="KoPub돋움체" w:cs="KoPub돋움체" w:eastAsia="KoPub돋움체" w:hAnsi="KoPub돋움체"/>
+                <w:b w:val="false"/>
+                <w:bCs w:val="false"/>
+                <w:sz w:val="16"/>
+                <w:szCs w:val="16"/>
+              </w:rPr>
+              <w:t xml:space="preserve">5.6</w:t>
+            </w:r>
+          </w:p>
+        </w:tc>
+        <w:tc>
+          <w:tcPr>
+            <w:tcW w:type="dxa" w:w="1150"/>
+            <w:tcBorders>
+              <w:top w:val="single" w:color="9AA8A6" w:sz="4"/>
+              <w:left w:val="single" w:color="9AA8A6" w:sz="4"/>
+              <w:bottom w:val="single" w:color="9AA8A6" w:sz="4"/>
+              <w:right w:val="single" w:color="9AA8A6" w:sz="4"/>
+            </w:tcBorders>
+            <w:tcMar>
+              <w:top w:type="dxa" w:w="40"/>
+              <w:left w:type="dxa" w:w="80"/>
+              <w:bottom w:type="dxa" w:w="40"/>
+              <w:right w:type="dxa" w:w="80"/>
+            </w:tcMar>
+            <w:vAlign w:val="center"/>
+          </w:tcPr>
+          <w:p>
+            <w:pPr>
+              <w:spacing w:after="0" w:before="0" w:line="240"/>
+              <w:jc w:val="right"/>
+            </w:pPr>
+            <w:r>
+              <w:rPr>
+                <w:rFonts w:ascii="KoPub돋움체" w:cs="KoPub돋움체" w:eastAsia="KoPub돋움체" w:hAnsi="KoPub돋움체"/>
+                <w:b w:val="false"/>
+                <w:bCs w:val="false"/>
+                <w:sz w:val="16"/>
+                <w:szCs w:val="16"/>
+              </w:rPr>
+              <w:t xml:space="preserve">-</w:t>
+            </w:r>
+          </w:p>
+        </w:tc>
+        <w:tc>
+          <w:tcPr>
+            <w:tcW w:type="dxa" w:w="1150"/>
+            <w:tcBorders>
+              <w:top w:val="single" w:color="9AA8A6" w:sz="4"/>
+              <w:left w:val="single" w:color="9AA8A6" w:sz="4"/>
+              <w:bottom w:val="single" w:color="9AA8A6" w:sz="4"/>
+              <w:right w:val="single" w:color="9AA8A6" w:sz="4"/>
+            </w:tcBorders>
+            <w:tcMar>
+              <w:top w:type="dxa" w:w="40"/>
+              <w:left w:type="dxa" w:w="80"/>
+              <w:bottom w:type="dxa" w:w="40"/>
+              <w:right w:type="dxa" w:w="80"/>
+            </w:tcMar>
+            <w:vAlign w:val="center"/>
+          </w:tcPr>
+          <w:p>
+            <w:pPr>
+              <w:spacing w:after="0" w:before="0" w:line="240"/>
+              <w:jc w:val="right"/>
+            </w:pPr>
+            <w:r>
+              <w:rPr>
+                <w:rFonts w:ascii="KoPub돋움체" w:cs="KoPub돋움체" w:eastAsia="KoPub돋움체" w:hAnsi="KoPub돋움체"/>
+                <w:b w:val="false"/>
+                <w:bCs w:val="false"/>
+                <w:sz w:val="16"/>
+                <w:szCs w:val="16"/>
+              </w:rPr>
+              <w:t xml:space="preserve">-</w:t>
+            </w:r>
+          </w:p>
+        </w:tc>
+      </w:tr>
+    </w:tbl>
+    <w:tbl>
+      <w:tblPr>
+        <w:tblW w:type="dxa" w:w="9300"/>
+        <w:jc w:val="center"/>
+        <w:tblBorders>
+          <w:top w:val="single" w:color="auto" w:sz="4"/>
+          <w:left w:val="single" w:color="auto" w:sz="4"/>
+          <w:bottom w:val="single" w:color="auto" w:sz="4"/>
+          <w:right w:val="single" w:color="auto" w:sz="4"/>
+          <w:insideH w:val="single" w:color="auto" w:sz="4"/>
+          <w:insideV w:val="single" w:color="auto" w:sz="4"/>
+        </w:tblBorders>
+      </w:tblPr>
+      <w:tblGrid>
+        <w:gridCol w:w="2900"/>
+        <w:gridCol w:w="1000"/>
+        <w:gridCol w:w="1000"/>
+        <w:gridCol w:w="1000"/>
+        <w:gridCol w:w="1100"/>
+        <w:gridCol w:w="1100"/>
+        <w:gridCol w:w="1200"/>
+      </w:tblGrid>
+      <w:tr>
+        <w:trPr>
+          <w:tblHeader/>
+        </w:trPr>
+        <w:tc>
+          <w:tcPr>
+            <w:tcW w:type="dxa" w:w="2900"/>
+            <w:tcBorders>
+              <w:top w:val="single" w:color="9AA8A6" w:sz="4"/>
+              <w:left w:val="single" w:color="9AA8A6" w:sz="4"/>
+              <w:bottom w:val="single" w:color="9AA8A6" w:sz="4"/>
+              <w:right w:val="single" w:color="9AA8A6" w:sz="4"/>
+            </w:tcBorders>
+            <w:shd w:fill="2F6F7E" w:color="auto" w:val="clear"/>
+            <w:tcMar>
+              <w:top w:type="dxa" w:w="40"/>
+              <w:left w:type="dxa" w:w="80"/>
+              <w:bottom w:type="dxa" w:w="40"/>
+              <w:right w:type="dxa" w:w="80"/>
+            </w:tcMar>
+            <w:vAlign w:val="center"/>
+          </w:tcPr>
+          <w:p>
+            <w:pPr>
+              <w:spacing w:after="0" w:before="0" w:line="240"/>
+              <w:jc w:val="center"/>
+            </w:pPr>
+            <w:r>
+              <w:rPr>
+                <w:rFonts w:ascii="KoPub돋움체" w:cs="KoPub돋움체" w:eastAsia="KoPub돋움체" w:hAnsi="KoPub돋움체"/>
+                <w:b/>
+                <w:bCs/>
+                <w:color w:val="FFFFFF"/>
+                <w:sz w:val="16"/>
+                <w:szCs w:val="16"/>
+              </w:rPr>
+              <w:t xml:space="preserve">AI 관여도</w:t>
+            </w:r>
+          </w:p>
+        </w:tc>
+        <w:tc>
+          <w:tcPr>
+            <w:tcW w:type="dxa" w:w="1000"/>
+            <w:tcBorders>
+              <w:top w:val="single" w:color="9AA8A6" w:sz="4"/>
+              <w:left w:val="single" w:color="9AA8A6" w:sz="4"/>
+              <w:bottom w:val="single" w:color="9AA8A6" w:sz="4"/>
+              <w:right w:val="single" w:color="9AA8A6" w:sz="4"/>
+            </w:tcBorders>
+            <w:shd w:fill="2F6F7E" w:color="auto" w:val="clear"/>
+            <w:tcMar>
+              <w:top w:type="dxa" w:w="40"/>
+              <w:left w:type="dxa" w:w="80"/>
+              <w:bottom w:type="dxa" w:w="40"/>
+              <w:right w:type="dxa" w:w="80"/>
+            </w:tcMar>
+            <w:vAlign w:val="center"/>
+          </w:tcPr>
+          <w:p>
+            <w:pPr>
+              <w:spacing w:after="0" w:before="0" w:line="240"/>
+              <w:jc w:val="center"/>
+            </w:pPr>
+            <w:r>
+              <w:rPr>
+                <w:rFonts w:ascii="KoPub돋움체" w:cs="KoPub돋움체" w:eastAsia="KoPub돋움체" w:hAnsi="KoPub돋움체"/>
+                <w:b/>
+                <w:bCs/>
+                <w:color w:val="FFFFFF"/>
+                <w:sz w:val="16"/>
+                <w:szCs w:val="16"/>
+              </w:rPr>
+              <w:t xml:space="preserve">건수 '24</w:t>
+            </w:r>
+          </w:p>
+        </w:tc>
+        <w:tc>
+          <w:tcPr>
+            <w:tcW w:type="dxa" w:w="1000"/>
+            <w:tcBorders>
+              <w:top w:val="single" w:color="9AA8A6" w:sz="4"/>
+              <w:left w:val="single" w:color="9AA8A6" w:sz="4"/>
+              <w:bottom w:val="single" w:color="9AA8A6" w:sz="4"/>
+              <w:right w:val="single" w:color="9AA8A6" w:sz="4"/>
+            </w:tcBorders>
+            <w:shd w:fill="2F6F7E" w:color="auto" w:val="clear"/>
+            <w:tcMar>
+              <w:top w:type="dxa" w:w="40"/>
+              <w:left w:type="dxa" w:w="80"/>
+              <w:bottom w:type="dxa" w:w="40"/>
+              <w:right w:type="dxa" w:w="80"/>
+            </w:tcMar>
+            <w:vAlign w:val="center"/>
+          </w:tcPr>
+          <w:p>
+            <w:pPr>
+              <w:spacing w:after="0" w:before="0" w:line="240"/>
+              <w:jc w:val="center"/>
+            </w:pPr>
+            <w:r>
+              <w:rPr>
+                <w:rFonts w:ascii="KoPub돋움체" w:cs="KoPub돋움체" w:eastAsia="KoPub돋움체" w:hAnsi="KoPub돋움체"/>
+                <w:b/>
+                <w:bCs/>
+                <w:color w:val="FFFFFF"/>
+                <w:sz w:val="16"/>
+                <w:szCs w:val="16"/>
+              </w:rPr>
+              <w:t xml:space="preserve">'25</w:t>
+            </w:r>
+          </w:p>
+        </w:tc>
+        <w:tc>
+          <w:tcPr>
+            <w:tcW w:type="dxa" w:w="1000"/>
+            <w:tcBorders>
+              <w:top w:val="single" w:color="9AA8A6" w:sz="4"/>
+              <w:left w:val="single" w:color="9AA8A6" w:sz="4"/>
+              <w:bottom w:val="single" w:color="9AA8A6" w:sz="4"/>
+              <w:right w:val="single" w:color="9AA8A6" w:sz="4"/>
+            </w:tcBorders>
+            <w:shd w:fill="2F6F7E" w:color="auto" w:val="clear"/>
+            <w:tcMar>
+              <w:top w:type="dxa" w:w="40"/>
+              <w:left w:type="dxa" w:w="80"/>
+              <w:bottom w:type="dxa" w:w="40"/>
+              <w:right w:type="dxa" w:w="80"/>
+            </w:tcMar>
+            <w:vAlign w:val="center"/>
+          </w:tcPr>
+          <w:p>
+            <w:pPr>
+              <w:spacing w:after="0" w:before="0" w:line="240"/>
+              <w:jc w:val="center"/>
+            </w:pPr>
+            <w:r>
+              <w:rPr>
+                <w:rFonts w:ascii="KoPub돋움체" w:cs="KoPub돋움체" w:eastAsia="KoPub돋움체" w:hAnsi="KoPub돋움체"/>
+                <w:b/>
+                <w:bCs/>
+                <w:color w:val="FFFFFF"/>
+                <w:sz w:val="16"/>
+                <w:szCs w:val="16"/>
+              </w:rPr>
+              <w:t xml:space="preserve">'26</w:t>
+            </w:r>
+          </w:p>
+        </w:tc>
+        <w:tc>
+          <w:tcPr>
+            <w:tcW w:type="dxa" w:w="1100"/>
+            <w:tcBorders>
+              <w:top w:val="single" w:color="9AA8A6" w:sz="4"/>
+              <w:left w:val="single" w:color="9AA8A6" w:sz="4"/>
+              <w:bottom w:val="single" w:color="9AA8A6" w:sz="4"/>
+              <w:right w:val="single" w:color="9AA8A6" w:sz="4"/>
+            </w:tcBorders>
+            <w:shd w:fill="2F6F7E" w:color="auto" w:val="clear"/>
+            <w:tcMar>
+              <w:top w:type="dxa" w:w="40"/>
+              <w:left w:type="dxa" w:w="80"/>
+              <w:bottom w:type="dxa" w:w="40"/>
+              <w:right w:type="dxa" w:w="80"/>
+            </w:tcMar>
+            <w:vAlign w:val="center"/>
+          </w:tcPr>
+          <w:p>
+            <w:pPr>
+              <w:spacing w:after="0" w:before="0" w:line="240"/>
+              <w:jc w:val="center"/>
+            </w:pPr>
+            <w:r>
+              <w:rPr>
+                <w:rFonts w:ascii="KoPub돋움체" w:cs="KoPub돋움체" w:eastAsia="KoPub돋움체" w:hAnsi="KoPub돋움체"/>
+                <w:b/>
+                <w:bCs/>
+                <w:color w:val="FFFFFF"/>
+                <w:sz w:val="16"/>
+                <w:szCs w:val="16"/>
+              </w:rPr>
+              <w:t xml:space="preserve">예산 '24</w:t>
+            </w:r>
+          </w:p>
+        </w:tc>
+        <w:tc>
+          <w:tcPr>
+            <w:tcW w:type="dxa" w:w="1100"/>
+            <w:tcBorders>
+              <w:top w:val="single" w:color="9AA8A6" w:sz="4"/>
+              <w:left w:val="single" w:color="9AA8A6" w:sz="4"/>
+              <w:bottom w:val="single" w:color="9AA8A6" w:sz="4"/>
+              <w:right w:val="single" w:color="9AA8A6" w:sz="4"/>
+            </w:tcBorders>
+            <w:shd w:fill="2F6F7E" w:color="auto" w:val="clear"/>
+            <w:tcMar>
+              <w:top w:type="dxa" w:w="40"/>
+              <w:left w:type="dxa" w:w="80"/>
+              <w:bottom w:type="dxa" w:w="40"/>
+              <w:right w:type="dxa" w:w="80"/>
+            </w:tcMar>
+            <w:vAlign w:val="center"/>
+          </w:tcPr>
+          <w:p>
+            <w:pPr>
+              <w:spacing w:after="0" w:before="0" w:line="240"/>
+              <w:jc w:val="center"/>
+            </w:pPr>
+            <w:r>
+              <w:rPr>
+                <w:rFonts w:ascii="KoPub돋움체" w:cs="KoPub돋움체" w:eastAsia="KoPub돋움체" w:hAnsi="KoPub돋움체"/>
+                <w:b/>
+                <w:bCs/>
+                <w:color w:val="FFFFFF"/>
+                <w:sz w:val="16"/>
+                <w:szCs w:val="16"/>
+              </w:rPr>
+              <w:t xml:space="preserve">'25</w:t>
+            </w:r>
+          </w:p>
+        </w:tc>
+        <w:tc>
+          <w:tcPr>
+            <w:tcW w:type="dxa" w:w="1200"/>
+            <w:tcBorders>
+              <w:top w:val="single" w:color="9AA8A6" w:sz="4"/>
+              <w:left w:val="single" w:color="9AA8A6" w:sz="4"/>
+              <w:bottom w:val="single" w:color="9AA8A6" w:sz="4"/>
+              <w:right w:val="single" w:color="9AA8A6" w:sz="4"/>
+            </w:tcBorders>
+            <w:shd w:fill="2F6F7E" w:color="auto" w:val="clear"/>
+            <w:tcMar>
+              <w:top w:type="dxa" w:w="40"/>
+              <w:left w:type="dxa" w:w="80"/>
+              <w:bottom w:type="dxa" w:w="40"/>
+              <w:right w:type="dxa" w:w="80"/>
+            </w:tcMar>
+            <w:vAlign w:val="center"/>
+          </w:tcPr>
+          <w:p>
+            <w:pPr>
+              <w:spacing w:after="0" w:before="0" w:line="240"/>
+              <w:jc w:val="center"/>
+            </w:pPr>
+            <w:r>
+              <w:rPr>
+                <w:rFonts w:ascii="KoPub돋움체" w:cs="KoPub돋움체" w:eastAsia="KoPub돋움체" w:hAnsi="KoPub돋움체"/>
+                <w:b/>
+                <w:bCs/>
+                <w:color w:val="FFFFFF"/>
+                <w:sz w:val="16"/>
+                <w:szCs w:val="16"/>
+              </w:rPr>
+              <w:t xml:space="preserve">'26</w:t>
+            </w:r>
+          </w:p>
+        </w:tc>
+      </w:tr>
+      <w:tr>
+        <w:tc>
+          <w:tcPr>
+            <w:tcW w:type="dxa" w:w="2900"/>
+            <w:tcBorders>
+              <w:top w:val="single" w:color="9AA8A6" w:sz="4"/>
+              <w:left w:val="single" w:color="9AA8A6" w:sz="4"/>
+              <w:bottom w:val="single" w:color="9AA8A6" w:sz="4"/>
+              <w:right w:val="single" w:color="9AA8A6" w:sz="4"/>
+            </w:tcBorders>
+            <w:shd w:fill="E8F3F1" w:color="auto" w:val="clear"/>
+            <w:tcMar>
+              <w:top w:type="dxa" w:w="40"/>
+              <w:left w:type="dxa" w:w="80"/>
+              <w:bottom w:type="dxa" w:w="40"/>
+              <w:right w:type="dxa" w:w="80"/>
+            </w:tcMar>
+            <w:vAlign w:val="center"/>
+          </w:tcPr>
+          <w:p>
+            <w:pPr>
+              <w:spacing w:after="0" w:before="0" w:line="240"/>
+              <w:jc w:val="center"/>
+            </w:pPr>
+            <w:r>
+              <w:rPr>
+                <w:rFonts w:ascii="KoPub돋움체" w:cs="KoPub돋움체" w:eastAsia="KoPub돋움체" w:hAnsi="KoPub돋움체"/>
+                <w:b w:val="false"/>
+                <w:bCs w:val="false"/>
+                <w:sz w:val="16"/>
+                <w:szCs w:val="16"/>
+              </w:rPr>
+              <w:t xml:space="preserve">AI 핵심</w:t>
+            </w:r>
+          </w:p>
+        </w:tc>
+        <w:tc>
+          <w:tcPr>
+            <w:tcW w:type="dxa" w:w="1000"/>
+            <w:tcBorders>
+              <w:top w:val="single" w:color="9AA8A6" w:sz="4"/>
+              <w:left w:val="single" w:color="9AA8A6" w:sz="4"/>
+              <w:bottom w:val="single" w:color="9AA8A6" w:sz="4"/>
+              <w:right w:val="single" w:color="9AA8A6" w:sz="4"/>
+            </w:tcBorders>
+            <w:tcMar>
+              <w:top w:type="dxa" w:w="40"/>
+              <w:left w:type="dxa" w:w="80"/>
+              <w:bottom w:type="dxa" w:w="40"/>
+              <w:right w:type="dxa" w:w="80"/>
+            </w:tcMar>
+            <w:vAlign w:val="center"/>
+          </w:tcPr>
+          <w:p>
+            <w:pPr>
+              <w:spacing w:after="0" w:before="0" w:line="240"/>
+              <w:jc w:val="right"/>
+            </w:pPr>
+            <w:r>
+              <w:rPr>
+                <w:rFonts w:ascii="KoPub돋움체" w:cs="KoPub돋움체" w:eastAsia="KoPub돋움체" w:hAnsi="KoPub돋움체"/>
+                <w:b w:val="false"/>
+                <w:bCs w:val="false"/>
+                <w:sz w:val="16"/>
+                <w:szCs w:val="16"/>
+              </w:rPr>
+              <w:t xml:space="preserve">30</w:t>
+            </w:r>
+          </w:p>
+        </w:tc>
+        <w:tc>
+          <w:tcPr>
+            <w:tcW w:type="dxa" w:w="1000"/>
+            <w:tcBorders>
+              <w:top w:val="single" w:color="9AA8A6" w:sz="4"/>
+              <w:left w:val="single" w:color="9AA8A6" w:sz="4"/>
+              <w:bottom w:val="single" w:color="9AA8A6" w:sz="4"/>
+              <w:right w:val="single" w:color="9AA8A6" w:sz="4"/>
+            </w:tcBorders>
+            <w:tcMar>
+              <w:top w:type="dxa" w:w="40"/>
+              <w:left w:type="dxa" w:w="80"/>
+              <w:bottom w:type="dxa" w:w="40"/>
+              <w:right w:type="dxa" w:w="80"/>
+            </w:tcMar>
+            <w:vAlign w:val="center"/>
+          </w:tcPr>
+          <w:p>
+            <w:pPr>
+              <w:spacing w:after="0" w:before="0" w:line="240"/>
+              <w:jc w:val="right"/>
+            </w:pPr>
+            <w:r>
+              <w:rPr>
+                <w:rFonts w:ascii="KoPub돋움체" w:cs="KoPub돋움체" w:eastAsia="KoPub돋움체" w:hAnsi="KoPub돋움체"/>
+                <w:b w:val="false"/>
+                <w:bCs w:val="false"/>
+                <w:sz w:val="16"/>
+                <w:szCs w:val="16"/>
+              </w:rPr>
+              <w:t xml:space="preserve">24</w:t>
+            </w:r>
+          </w:p>
+        </w:tc>
+        <w:tc>
+          <w:tcPr>
+            <w:tcW w:type="dxa" w:w="1000"/>
+            <w:tcBorders>
+              <w:top w:val="single" w:color="9AA8A6" w:sz="4"/>
+              <w:left w:val="single" w:color="9AA8A6" w:sz="4"/>
+              <w:bottom w:val="single" w:color="9AA8A6" w:sz="4"/>
+              <w:right w:val="single" w:color="9AA8A6" w:sz="4"/>
+            </w:tcBorders>
+            <w:tcMar>
+              <w:top w:type="dxa" w:w="40"/>
+              <w:left w:type="dxa" w:w="80"/>
+              <w:bottom w:type="dxa" w:w="40"/>
+              <w:right w:type="dxa" w:w="80"/>
+            </w:tcMar>
+            <w:vAlign w:val="center"/>
+          </w:tcPr>
+          <w:p>
+            <w:pPr>
+              <w:spacing w:after="0" w:before="0" w:line="240"/>
+              <w:jc w:val="right"/>
+            </w:pPr>
+            <w:r>
+              <w:rPr>
+                <w:rFonts w:ascii="KoPub돋움체" w:cs="KoPub돋움체" w:eastAsia="KoPub돋움체" w:hAnsi="KoPub돋움체"/>
+                <w:b w:val="false"/>
+                <w:bCs w:val="false"/>
+                <w:sz w:val="16"/>
+                <w:szCs w:val="16"/>
+              </w:rPr>
+              <w:t xml:space="preserve">37</w:t>
+            </w:r>
+          </w:p>
+        </w:tc>
+        <w:tc>
+          <w:tcPr>
+            <w:tcW w:type="dxa" w:w="1100"/>
+            <w:tcBorders>
+              <w:top w:val="single" w:color="9AA8A6" w:sz="4"/>
+              <w:left w:val="single" w:color="9AA8A6" w:sz="4"/>
+              <w:bottom w:val="single" w:color="9AA8A6" w:sz="4"/>
+              <w:right w:val="single" w:color="9AA8A6" w:sz="4"/>
+            </w:tcBorders>
+            <w:tcMar>
+              <w:top w:type="dxa" w:w="40"/>
+              <w:left w:type="dxa" w:w="80"/>
+              <w:bottom w:type="dxa" w:w="40"/>
+              <w:right w:type="dxa" w:w="80"/>
+            </w:tcMar>
+            <w:vAlign w:val="center"/>
+          </w:tcPr>
+          <w:p>
+            <w:pPr>
+              <w:spacing w:after="0" w:before="0" w:line="240"/>
+              <w:jc w:val="right"/>
+            </w:pPr>
+            <w:r>
+              <w:rPr>
+                <w:rFonts w:ascii="KoPub돋움체" w:cs="KoPub돋움체" w:eastAsia="KoPub돋움체" w:hAnsi="KoPub돋움체"/>
+                <w:b w:val="false"/>
+                <w:bCs w:val="false"/>
+                <w:sz w:val="16"/>
+                <w:szCs w:val="16"/>
+              </w:rPr>
+              <w:t xml:space="preserve">0.19</w:t>
+            </w:r>
+          </w:p>
+        </w:tc>
+        <w:tc>
+          <w:tcPr>
+            <w:tcW w:type="dxa" w:w="1100"/>
+            <w:tcBorders>
+              <w:top w:val="single" w:color="9AA8A6" w:sz="4"/>
+              <w:left w:val="single" w:color="9AA8A6" w:sz="4"/>
+              <w:bottom w:val="single" w:color="9AA8A6" w:sz="4"/>
+              <w:right w:val="single" w:color="9AA8A6" w:sz="4"/>
+            </w:tcBorders>
+            <w:tcMar>
+              <w:top w:type="dxa" w:w="40"/>
+              <w:left w:type="dxa" w:w="80"/>
+              <w:bottom w:type="dxa" w:w="40"/>
+              <w:right w:type="dxa" w:w="80"/>
+            </w:tcMar>
+            <w:vAlign w:val="center"/>
+          </w:tcPr>
+          <w:p>
+            <w:pPr>
+              <w:spacing w:after="0" w:before="0" w:line="240"/>
+              <w:jc w:val="right"/>
+            </w:pPr>
+            <w:r>
+              <w:rPr>
+                <w:rFonts w:ascii="KoPub돋움체" w:cs="KoPub돋움체" w:eastAsia="KoPub돋움체" w:hAnsi="KoPub돋움체"/>
+                <w:b w:val="false"/>
+                <w:bCs w:val="false"/>
+                <w:sz w:val="16"/>
+                <w:szCs w:val="16"/>
+              </w:rPr>
+              <w:t xml:space="preserve">0.13</w:t>
+            </w:r>
+          </w:p>
+        </w:tc>
+        <w:tc>
+          <w:tcPr>
+            <w:tcW w:type="dxa" w:w="1200"/>
+            <w:tcBorders>
+              <w:top w:val="single" w:color="9AA8A6" w:sz="4"/>
+              <w:left w:val="single" w:color="9AA8A6" w:sz="4"/>
+              <w:bottom w:val="single" w:color="9AA8A6" w:sz="4"/>
+              <w:right w:val="single" w:color="9AA8A6" w:sz="4"/>
+            </w:tcBorders>
+            <w:tcMar>
+              <w:top w:type="dxa" w:w="40"/>
+              <w:left w:type="dxa" w:w="80"/>
+              <w:bottom w:type="dxa" w:w="40"/>
+              <w:right w:type="dxa" w:w="80"/>
+            </w:tcMar>
+            <w:vAlign w:val="center"/>
+          </w:tcPr>
+          <w:p>
+            <w:pPr>
+              <w:spacing w:after="0" w:before="0" w:line="240"/>
+              <w:jc w:val="right"/>
+            </w:pPr>
+            <w:r>
+              <w:rPr>
+                <w:rFonts w:ascii="KoPub돋움체" w:cs="KoPub돋움체" w:eastAsia="KoPub돋움체" w:hAnsi="KoPub돋움체"/>
+                <w:b w:val="false"/>
+                <w:bCs w:val="false"/>
+                <w:sz w:val="16"/>
+                <w:szCs w:val="16"/>
+              </w:rPr>
+              <w:t xml:space="preserve">0.55</w:t>
+            </w:r>
+          </w:p>
+        </w:tc>
+      </w:tr>
+      <w:tr>
+        <w:tc>
+          <w:tcPr>
+            <w:tcW w:type="dxa" w:w="2900"/>
+            <w:tcBorders>
+              <w:top w:val="single" w:color="9AA8A6" w:sz="4"/>
+              <w:left w:val="single" w:color="9AA8A6" w:sz="4"/>
+              <w:bottom w:val="single" w:color="9AA8A6" w:sz="4"/>
+              <w:right w:val="single" w:color="9AA8A6" w:sz="4"/>
+            </w:tcBorders>
+            <w:shd w:fill="E8F3F1" w:color="auto" w:val="clear"/>
+            <w:tcMar>
+              <w:top w:type="dxa" w:w="40"/>
+              <w:left w:type="dxa" w:w="80"/>
+              <w:bottom w:type="dxa" w:w="40"/>
+              <w:right w:type="dxa" w:w="80"/>
+            </w:tcMar>
+            <w:vAlign w:val="center"/>
+          </w:tcPr>
+          <w:p>
+            <w:pPr>
+              <w:spacing w:after="0" w:before="0" w:line="240"/>
+              <w:jc w:val="center"/>
+            </w:pPr>
+            <w:r>
+              <w:rPr>
+                <w:rFonts w:ascii="KoPub돋움체" w:cs="KoPub돋움체" w:eastAsia="KoPub돋움체" w:hAnsi="KoPub돋움체"/>
+                <w:b w:val="false"/>
+                <w:bCs w:val="false"/>
+                <w:sz w:val="16"/>
+                <w:szCs w:val="16"/>
+              </w:rPr>
+              <w:t xml:space="preserve">AI 활용</w:t>
+            </w:r>
+          </w:p>
+        </w:tc>
+        <w:tc>
+          <w:tcPr>
+            <w:tcW w:type="dxa" w:w="1000"/>
+            <w:tcBorders>
+              <w:top w:val="single" w:color="9AA8A6" w:sz="4"/>
+              <w:left w:val="single" w:color="9AA8A6" w:sz="4"/>
+              <w:bottom w:val="single" w:color="9AA8A6" w:sz="4"/>
+              <w:right w:val="single" w:color="9AA8A6" w:sz="4"/>
+            </w:tcBorders>
+            <w:tcMar>
+              <w:top w:type="dxa" w:w="40"/>
+              <w:left w:type="dxa" w:w="80"/>
+              <w:bottom w:type="dxa" w:w="40"/>
+              <w:right w:type="dxa" w:w="80"/>
+            </w:tcMar>
+            <w:vAlign w:val="center"/>
+          </w:tcPr>
+          <w:p>
+            <w:pPr>
+              <w:spacing w:after="0" w:before="0" w:line="240"/>
+              <w:jc w:val="right"/>
+            </w:pPr>
+            <w:r>
+              <w:rPr>
+                <w:rFonts w:ascii="KoPub돋움체" w:cs="KoPub돋움체" w:eastAsia="KoPub돋움체" w:hAnsi="KoPub돋움체"/>
+                <w:b w:val="false"/>
+                <w:bCs w:val="false"/>
+                <w:sz w:val="16"/>
+                <w:szCs w:val="16"/>
+              </w:rPr>
+              <w:t xml:space="preserve">22</w:t>
+            </w:r>
+          </w:p>
+        </w:tc>
+        <w:tc>
+          <w:tcPr>
+            <w:tcW w:type="dxa" w:w="1000"/>
+            <w:tcBorders>
+              <w:top w:val="single" w:color="9AA8A6" w:sz="4"/>
+              <w:left w:val="single" w:color="9AA8A6" w:sz="4"/>
+              <w:bottom w:val="single" w:color="9AA8A6" w:sz="4"/>
+              <w:right w:val="single" w:color="9AA8A6" w:sz="4"/>
+            </w:tcBorders>
+            <w:tcMar>
+              <w:top w:type="dxa" w:w="40"/>
+              <w:left w:type="dxa" w:w="80"/>
+              <w:bottom w:type="dxa" w:w="40"/>
+              <w:right w:type="dxa" w:w="80"/>
+            </w:tcMar>
+            <w:vAlign w:val="center"/>
+          </w:tcPr>
+          <w:p>
+            <w:pPr>
+              <w:spacing w:after="0" w:before="0" w:line="240"/>
+              <w:jc w:val="right"/>
+            </w:pPr>
+            <w:r>
+              <w:rPr>
+                <w:rFonts w:ascii="KoPub돋움체" w:cs="KoPub돋움체" w:eastAsia="KoPub돋움체" w:hAnsi="KoPub돋움체"/>
+                <w:b w:val="false"/>
+                <w:bCs w:val="false"/>
+                <w:sz w:val="16"/>
+                <w:szCs w:val="16"/>
+              </w:rPr>
+              <w:t xml:space="preserve">27</w:t>
+            </w:r>
+          </w:p>
+        </w:tc>
+        <w:tc>
+          <w:tcPr>
+            <w:tcW w:type="dxa" w:w="1000"/>
+            <w:tcBorders>
+              <w:top w:val="single" w:color="9AA8A6" w:sz="4"/>
+              <w:left w:val="single" w:color="9AA8A6" w:sz="4"/>
+              <w:bottom w:val="single" w:color="9AA8A6" w:sz="4"/>
+              <w:right w:val="single" w:color="9AA8A6" w:sz="4"/>
+            </w:tcBorders>
+            <w:tcMar>
+              <w:top w:type="dxa" w:w="40"/>
+              <w:left w:type="dxa" w:w="80"/>
+              <w:bottom w:type="dxa" w:w="40"/>
+              <w:right w:type="dxa" w:w="80"/>
+            </w:tcMar>
+            <w:vAlign w:val="center"/>
+          </w:tcPr>
+          <w:p>
+            <w:pPr>
+              <w:spacing w:after="0" w:before="0" w:line="240"/>
+              <w:jc w:val="right"/>
+            </w:pPr>
+            <w:r>
+              <w:rPr>
+                <w:rFonts w:ascii="KoPub돋움체" w:cs="KoPub돋움체" w:eastAsia="KoPub돋움체" w:hAnsi="KoPub돋움체"/>
+                <w:b w:val="false"/>
+                <w:bCs w:val="false"/>
+                <w:sz w:val="16"/>
+                <w:szCs w:val="16"/>
+              </w:rPr>
+              <w:t xml:space="preserve">27</w:t>
+            </w:r>
+          </w:p>
+        </w:tc>
+        <w:tc>
+          <w:tcPr>
+            <w:tcW w:type="dxa" w:w="1100"/>
+            <w:tcBorders>
+              <w:top w:val="single" w:color="9AA8A6" w:sz="4"/>
+              <w:left w:val="single" w:color="9AA8A6" w:sz="4"/>
+              <w:bottom w:val="single" w:color="9AA8A6" w:sz="4"/>
+              <w:right w:val="single" w:color="9AA8A6" w:sz="4"/>
+            </w:tcBorders>
+            <w:tcMar>
+              <w:top w:type="dxa" w:w="40"/>
+              <w:left w:type="dxa" w:w="80"/>
+              <w:bottom w:type="dxa" w:w="40"/>
+              <w:right w:type="dxa" w:w="80"/>
+            </w:tcMar>
+            <w:vAlign w:val="center"/>
+          </w:tcPr>
+          <w:p>
+            <w:pPr>
+              <w:spacing w:after="0" w:before="0" w:line="240"/>
+              <w:jc w:val="right"/>
+            </w:pPr>
+            <w:r>
+              <w:rPr>
+                <w:rFonts w:ascii="KoPub돋움체" w:cs="KoPub돋움체" w:eastAsia="KoPub돋움체" w:hAnsi="KoPub돋움체"/>
+                <w:b w:val="false"/>
+                <w:bCs w:val="false"/>
+                <w:sz w:val="16"/>
+                <w:szCs w:val="16"/>
+              </w:rPr>
+              <w:t xml:space="preserve">0.53</w:t>
+            </w:r>
+          </w:p>
+        </w:tc>
+        <w:tc>
+          <w:tcPr>
+            <w:tcW w:type="dxa" w:w="1100"/>
+            <w:tcBorders>
+              <w:top w:val="single" w:color="9AA8A6" w:sz="4"/>
+              <w:left w:val="single" w:color="9AA8A6" w:sz="4"/>
+              <w:bottom w:val="single" w:color="9AA8A6" w:sz="4"/>
+              <w:right w:val="single" w:color="9AA8A6" w:sz="4"/>
+            </w:tcBorders>
+            <w:tcMar>
+              <w:top w:type="dxa" w:w="40"/>
+              <w:left w:type="dxa" w:w="80"/>
+              <w:bottom w:type="dxa" w:w="40"/>
+              <w:right w:type="dxa" w:w="80"/>
+            </w:tcMar>
+            <w:vAlign w:val="center"/>
+          </w:tcPr>
+          <w:p>
+            <w:pPr>
+              <w:spacing w:after="0" w:before="0" w:line="240"/>
+              <w:jc w:val="right"/>
+            </w:pPr>
+            <w:r>
+              <w:rPr>
+                <w:rFonts w:ascii="KoPub돋움체" w:cs="KoPub돋움체" w:eastAsia="KoPub돋움체" w:hAnsi="KoPub돋움체"/>
+                <w:b w:val="false"/>
+                <w:bCs w:val="false"/>
+                <w:sz w:val="16"/>
+                <w:szCs w:val="16"/>
+              </w:rPr>
+              <w:t xml:space="preserve">1.02</w:t>
+            </w:r>
+          </w:p>
+        </w:tc>
+        <w:tc>
+          <w:tcPr>
+            <w:tcW w:type="dxa" w:w="1200"/>
+            <w:tcBorders>
+              <w:top w:val="single" w:color="9AA8A6" w:sz="4"/>
+              <w:left w:val="single" w:color="9AA8A6" w:sz="4"/>
+              <w:bottom w:val="single" w:color="9AA8A6" w:sz="4"/>
+              <w:right w:val="single" w:color="9AA8A6" w:sz="4"/>
+            </w:tcBorders>
+            <w:tcMar>
+              <w:top w:type="dxa" w:w="40"/>
+              <w:left w:type="dxa" w:w="80"/>
+              <w:bottom w:type="dxa" w:w="40"/>
+              <w:right w:type="dxa" w:w="80"/>
+            </w:tcMar>
+            <w:vAlign w:val="center"/>
+          </w:tcPr>
+          <w:p>
+            <w:pPr>
+              <w:spacing w:after="0" w:before="0" w:line="240"/>
+              <w:jc w:val="right"/>
+            </w:pPr>
+            <w:r>
+              <w:rPr>
+                <w:rFonts w:ascii="KoPub돋움체" w:cs="KoPub돋움체" w:eastAsia="KoPub돋움체" w:hAnsi="KoPub돋움체"/>
+                <w:b w:val="false"/>
+                <w:bCs w:val="false"/>
+                <w:sz w:val="16"/>
+                <w:szCs w:val="16"/>
+              </w:rPr>
+              <w:t xml:space="preserve">1.29</w:t>
+            </w:r>
+          </w:p>
+        </w:tc>
+      </w:tr>
+      <w:tr>
+        <w:tc>
+          <w:tcPr>
+            <w:tcW w:type="dxa" w:w="2900"/>
+            <w:tcBorders>
+              <w:top w:val="single" w:color="9AA8A6" w:sz="4"/>
+              <w:left w:val="single" w:color="9AA8A6" w:sz="4"/>
+              <w:bottom w:val="single" w:color="9AA8A6" w:sz="4"/>
+              <w:right w:val="single" w:color="9AA8A6" w:sz="4"/>
+            </w:tcBorders>
+            <w:shd w:fill="E8F3F1" w:color="auto" w:val="clear"/>
+            <w:tcMar>
+              <w:top w:type="dxa" w:w="40"/>
+              <w:left w:type="dxa" w:w="80"/>
+              <w:bottom w:type="dxa" w:w="40"/>
+              <w:right w:type="dxa" w:w="80"/>
+            </w:tcMar>
+            <w:vAlign w:val="center"/>
+          </w:tcPr>
+          <w:p>
+            <w:pPr>
+              <w:spacing w:after="0" w:before="0" w:line="240"/>
+              <w:jc w:val="center"/>
+            </w:pPr>
+            <w:r>
+              <w:rPr>
+                <w:rFonts w:ascii="KoPub돋움체" w:cs="KoPub돋움체" w:eastAsia="KoPub돋움체" w:hAnsi="KoPub돋움체"/>
+                <w:b w:val="false"/>
+                <w:bCs w:val="false"/>
+                <w:sz w:val="16"/>
+                <w:szCs w:val="16"/>
+              </w:rPr>
+              <w:t xml:space="preserve">AI 언급</w:t>
+            </w:r>
+          </w:p>
+        </w:tc>
+        <w:tc>
+          <w:tcPr>
+            <w:tcW w:type="dxa" w:w="1000"/>
+            <w:tcBorders>
+              <w:top w:val="single" w:color="9AA8A6" w:sz="4"/>
+              <w:left w:val="single" w:color="9AA8A6" w:sz="4"/>
+              <w:bottom w:val="single" w:color="9AA8A6" w:sz="4"/>
+              <w:right w:val="single" w:color="9AA8A6" w:sz="4"/>
+            </w:tcBorders>
+            <w:tcMar>
+              <w:top w:type="dxa" w:w="40"/>
+              <w:left w:type="dxa" w:w="80"/>
+              <w:bottom w:type="dxa" w:w="40"/>
+              <w:right w:type="dxa" w:w="80"/>
+            </w:tcMar>
+            <w:vAlign w:val="center"/>
+          </w:tcPr>
+          <w:p>
+            <w:pPr>
+              <w:spacing w:after="0" w:before="0" w:line="240"/>
+              <w:jc w:val="right"/>
+            </w:pPr>
+            <w:r>
+              <w:rPr>
+                <w:rFonts w:ascii="KoPub돋움체" w:cs="KoPub돋움체" w:eastAsia="KoPub돋움체" w:hAnsi="KoPub돋움체"/>
+                <w:b w:val="false"/>
+                <w:bCs w:val="false"/>
+                <w:sz w:val="16"/>
+                <w:szCs w:val="16"/>
+              </w:rPr>
+              <w:t xml:space="preserve">58</w:t>
+            </w:r>
+          </w:p>
+        </w:tc>
+        <w:tc>
+          <w:tcPr>
+            <w:tcW w:type="dxa" w:w="1000"/>
+            <w:tcBorders>
+              <w:top w:val="single" w:color="9AA8A6" w:sz="4"/>
+              <w:left w:val="single" w:color="9AA8A6" w:sz="4"/>
+              <w:bottom w:val="single" w:color="9AA8A6" w:sz="4"/>
+              <w:right w:val="single" w:color="9AA8A6" w:sz="4"/>
+            </w:tcBorders>
+            <w:tcMar>
+              <w:top w:type="dxa" w:w="40"/>
+              <w:left w:type="dxa" w:w="80"/>
+              <w:bottom w:type="dxa" w:w="40"/>
+              <w:right w:type="dxa" w:w="80"/>
+            </w:tcMar>
+            <w:vAlign w:val="center"/>
+          </w:tcPr>
+          <w:p>
+            <w:pPr>
+              <w:spacing w:after="0" w:before="0" w:line="240"/>
+              <w:jc w:val="right"/>
+            </w:pPr>
+            <w:r>
+              <w:rPr>
+                <w:rFonts w:ascii="KoPub돋움체" w:cs="KoPub돋움체" w:eastAsia="KoPub돋움체" w:hAnsi="KoPub돋움체"/>
+                <w:b w:val="false"/>
+                <w:bCs w:val="false"/>
+                <w:sz w:val="16"/>
+                <w:szCs w:val="16"/>
+              </w:rPr>
+              <w:t xml:space="preserve">50</w:t>
+            </w:r>
+          </w:p>
+        </w:tc>
+        <w:tc>
+          <w:tcPr>
+            <w:tcW w:type="dxa" w:w="1000"/>
+            <w:tcBorders>
+              <w:top w:val="single" w:color="9AA8A6" w:sz="4"/>
+              <w:left w:val="single" w:color="9AA8A6" w:sz="4"/>
+              <w:bottom w:val="single" w:color="9AA8A6" w:sz="4"/>
+              <w:right w:val="single" w:color="9AA8A6" w:sz="4"/>
+            </w:tcBorders>
+            <w:tcMar>
+              <w:top w:type="dxa" w:w="40"/>
+              <w:left w:type="dxa" w:w="80"/>
+              <w:bottom w:type="dxa" w:w="40"/>
+              <w:right w:type="dxa" w:w="80"/>
+            </w:tcMar>
+            <w:vAlign w:val="center"/>
+          </w:tcPr>
+          <w:p>
+            <w:pPr>
+              <w:spacing w:after="0" w:before="0" w:line="240"/>
+              <w:jc w:val="right"/>
+            </w:pPr>
+            <w:r>
+              <w:rPr>
+                <w:rFonts w:ascii="KoPub돋움체" w:cs="KoPub돋움체" w:eastAsia="KoPub돋움체" w:hAnsi="KoPub돋움체"/>
+                <w:b w:val="false"/>
+                <w:bCs w:val="false"/>
+                <w:sz w:val="16"/>
+                <w:szCs w:val="16"/>
+              </w:rPr>
+              <w:t xml:space="preserve">69</w:t>
+            </w:r>
+          </w:p>
+        </w:tc>
+        <w:tc>
+          <w:tcPr>
+            <w:tcW w:type="dxa" w:w="1100"/>
+            <w:tcBorders>
+              <w:top w:val="single" w:color="9AA8A6" w:sz="4"/>
+              <w:left w:val="single" w:color="9AA8A6" w:sz="4"/>
+              <w:bottom w:val="single" w:color="9AA8A6" w:sz="4"/>
+              <w:right w:val="single" w:color="9AA8A6" w:sz="4"/>
+            </w:tcBorders>
+            <w:tcMar>
+              <w:top w:type="dxa" w:w="40"/>
+              <w:left w:type="dxa" w:w="80"/>
+              <w:bottom w:type="dxa" w:w="40"/>
+              <w:right w:type="dxa" w:w="80"/>
+            </w:tcMar>
+            <w:vAlign w:val="center"/>
+          </w:tcPr>
+          <w:p>
+            <w:pPr>
+              <w:spacing w:after="0" w:before="0" w:line="240"/>
+              <w:jc w:val="right"/>
+            </w:pPr>
+            <w:r>
+              <w:rPr>
+                <w:rFonts w:ascii="KoPub돋움체" w:cs="KoPub돋움체" w:eastAsia="KoPub돋움체" w:hAnsi="KoPub돋움체"/>
+                <w:b w:val="false"/>
+                <w:bCs w:val="false"/>
+                <w:sz w:val="16"/>
+                <w:szCs w:val="16"/>
+              </w:rPr>
+              <w:t xml:space="preserve">4.99</w:t>
+            </w:r>
+          </w:p>
+        </w:tc>
+        <w:tc>
+          <w:tcPr>
+            <w:tcW w:type="dxa" w:w="1100"/>
+            <w:tcBorders>
+              <w:top w:val="single" w:color="9AA8A6" w:sz="4"/>
+              <w:left w:val="single" w:color="9AA8A6" w:sz="4"/>
+              <w:bottom w:val="single" w:color="9AA8A6" w:sz="4"/>
+              <w:right w:val="single" w:color="9AA8A6" w:sz="4"/>
+            </w:tcBorders>
+            <w:tcMar>
+              <w:top w:type="dxa" w:w="40"/>
+              <w:left w:type="dxa" w:w="80"/>
+              <w:bottom w:type="dxa" w:w="40"/>
+              <w:right w:type="dxa" w:w="80"/>
+            </w:tcMar>
+            <w:vAlign w:val="center"/>
+          </w:tcPr>
+          <w:p>
+            <w:pPr>
+              <w:spacing w:after="0" w:before="0" w:line="240"/>
+              <w:jc w:val="right"/>
+            </w:pPr>
+            <w:r>
+              <w:rPr>
+                <w:rFonts w:ascii="KoPub돋움체" w:cs="KoPub돋움체" w:eastAsia="KoPub돋움체" w:hAnsi="KoPub돋움체"/>
+                <w:b w:val="false"/>
+                <w:bCs w:val="false"/>
+                <w:sz w:val="16"/>
+                <w:szCs w:val="16"/>
+              </w:rPr>
+              <w:t xml:space="preserve">4.60</w:t>
+            </w:r>
+          </w:p>
+        </w:tc>
+        <w:tc>
+          <w:tcPr>
+            <w:tcW w:type="dxa" w:w="1200"/>
+            <w:tcBorders>
+              <w:top w:val="single" w:color="9AA8A6" w:sz="4"/>
+              <w:left w:val="single" w:color="9AA8A6" w:sz="4"/>
+              <w:bottom w:val="single" w:color="9AA8A6" w:sz="4"/>
+              <w:right w:val="single" w:color="9AA8A6" w:sz="4"/>
+            </w:tcBorders>
+            <w:tcMar>
+              <w:top w:type="dxa" w:w="40"/>
+              <w:left w:type="dxa" w:w="80"/>
+              <w:bottom w:type="dxa" w:w="40"/>
+              <w:right w:type="dxa" w:w="80"/>
+            </w:tcMar>
+            <w:vAlign w:val="center"/>
+          </w:tcPr>
+          <w:p>
+            <w:pPr>
+              <w:spacing w:after="0" w:before="0" w:line="240"/>
+              <w:jc w:val="right"/>
+            </w:pPr>
+            <w:r>
+              <w:rPr>
+                <w:rFonts w:ascii="KoPub돋움체" w:cs="KoPub돋움체" w:eastAsia="KoPub돋움체" w:hAnsi="KoPub돋움체"/>
+                <w:b w:val="false"/>
+                <w:bCs w:val="false"/>
+                <w:sz w:val="16"/>
+                <w:szCs w:val="16"/>
+              </w:rPr>
+              <w:t xml:space="preserve">5.04</w:t>
+            </w:r>
+          </w:p>
+        </w:tc>
+      </w:tr>
+      <w:tr>
+        <w:tc>
+          <w:tcPr>
+            <w:tcW w:type="dxa" w:w="2900"/>
+            <w:tcBorders>
+              <w:top w:val="single" w:color="9AA8A6" w:sz="4"/>
+              <w:left w:val="single" w:color="9AA8A6" w:sz="4"/>
+              <w:bottom w:val="single" w:color="9AA8A6" w:sz="4"/>
+              <w:right w:val="single" w:color="9AA8A6" w:sz="4"/>
+            </w:tcBorders>
+            <w:shd w:fill="E8F3F1" w:color="auto" w:val="clear"/>
+            <w:tcMar>
+              <w:top w:type="dxa" w:w="40"/>
+              <w:left w:type="dxa" w:w="80"/>
+              <w:bottom w:type="dxa" w:w="40"/>
+              <w:right w:type="dxa" w:w="80"/>
+            </w:tcMar>
+            <w:vAlign w:val="center"/>
+          </w:tcPr>
+          <w:p>
+            <w:pPr>
+              <w:spacing w:after="0" w:before="0" w:line="240"/>
+              <w:jc w:val="center"/>
+            </w:pPr>
+            <w:r>
+              <w:rPr>
+                <w:rFonts w:ascii="KoPub돋움체" w:cs="KoPub돋움체" w:eastAsia="KoPub돋움체" w:hAnsi="KoPub돋움체"/>
+                <w:b w:val="false"/>
+                <w:bCs w:val="false"/>
+                <w:sz w:val="16"/>
+                <w:szCs w:val="16"/>
+              </w:rPr>
+              <w:t xml:space="preserve">AI 없음</w:t>
+            </w:r>
+          </w:p>
+        </w:tc>
+        <w:tc>
+          <w:tcPr>
+            <w:tcW w:type="dxa" w:w="1000"/>
+            <w:tcBorders>
+              <w:top w:val="single" w:color="9AA8A6" w:sz="4"/>
+              <w:left w:val="single" w:color="9AA8A6" w:sz="4"/>
+              <w:bottom w:val="single" w:color="9AA8A6" w:sz="4"/>
+              <w:right w:val="single" w:color="9AA8A6" w:sz="4"/>
+            </w:tcBorders>
+            <w:tcMar>
+              <w:top w:type="dxa" w:w="40"/>
+              <w:left w:type="dxa" w:w="80"/>
+              <w:bottom w:type="dxa" w:w="40"/>
+              <w:right w:type="dxa" w:w="80"/>
+            </w:tcMar>
+            <w:vAlign w:val="center"/>
+          </w:tcPr>
+          <w:p>
+            <w:pPr>
+              <w:spacing w:after="0" w:before="0" w:line="240"/>
+              <w:jc w:val="right"/>
+            </w:pPr>
+            <w:r>
+              <w:rPr>
+                <w:rFonts w:ascii="KoPub돋움체" w:cs="KoPub돋움체" w:eastAsia="KoPub돋움체" w:hAnsi="KoPub돋움체"/>
+                <w:b w:val="false"/>
+                <w:bCs w:val="false"/>
+                <w:sz w:val="16"/>
+                <w:szCs w:val="16"/>
+              </w:rPr>
+              <w:t xml:space="preserve">686</w:t>
+            </w:r>
+          </w:p>
+        </w:tc>
+        <w:tc>
+          <w:tcPr>
+            <w:tcW w:type="dxa" w:w="1000"/>
+            <w:tcBorders>
+              <w:top w:val="single" w:color="9AA8A6" w:sz="4"/>
+              <w:left w:val="single" w:color="9AA8A6" w:sz="4"/>
+              <w:bottom w:val="single" w:color="9AA8A6" w:sz="4"/>
+              <w:right w:val="single" w:color="9AA8A6" w:sz="4"/>
+            </w:tcBorders>
+            <w:tcMar>
+              <w:top w:type="dxa" w:w="40"/>
+              <w:left w:type="dxa" w:w="80"/>
+              <w:bottom w:type="dxa" w:w="40"/>
+              <w:right w:type="dxa" w:w="80"/>
+            </w:tcMar>
+            <w:vAlign w:val="center"/>
+          </w:tcPr>
+          <w:p>
+            <w:pPr>
+              <w:spacing w:after="0" w:before="0" w:line="240"/>
+              <w:jc w:val="right"/>
+            </w:pPr>
+            <w:r>
+              <w:rPr>
+                <w:rFonts w:ascii="KoPub돋움체" w:cs="KoPub돋움체" w:eastAsia="KoPub돋움체" w:hAnsi="KoPub돋움체"/>
+                <w:b w:val="false"/>
+                <w:bCs w:val="false"/>
+                <w:sz w:val="16"/>
+                <w:szCs w:val="16"/>
+              </w:rPr>
+              <w:t xml:space="preserve">621</w:t>
+            </w:r>
+          </w:p>
+        </w:tc>
+        <w:tc>
+          <w:tcPr>
+            <w:tcW w:type="dxa" w:w="1000"/>
+            <w:tcBorders>
+              <w:top w:val="single" w:color="9AA8A6" w:sz="4"/>
+              <w:left w:val="single" w:color="9AA8A6" w:sz="4"/>
+              <w:bottom w:val="single" w:color="9AA8A6" w:sz="4"/>
+              <w:right w:val="single" w:color="9AA8A6" w:sz="4"/>
+            </w:tcBorders>
+            <w:tcMar>
+              <w:top w:type="dxa" w:w="40"/>
+              <w:left w:type="dxa" w:w="80"/>
+              <w:bottom w:type="dxa" w:w="40"/>
+              <w:right w:type="dxa" w:w="80"/>
+            </w:tcMar>
+            <w:vAlign w:val="center"/>
+          </w:tcPr>
+          <w:p>
+            <w:pPr>
+              <w:spacing w:after="0" w:before="0" w:line="240"/>
+              <w:jc w:val="right"/>
+            </w:pPr>
+            <w:r>
+              <w:rPr>
+                <w:rFonts w:ascii="KoPub돋움체" w:cs="KoPub돋움체" w:eastAsia="KoPub돋움체" w:hAnsi="KoPub돋움체"/>
+                <w:b w:val="false"/>
+                <w:bCs w:val="false"/>
+                <w:sz w:val="16"/>
+                <w:szCs w:val="16"/>
+              </w:rPr>
+              <w:t xml:space="preserve">538</w:t>
+            </w:r>
+          </w:p>
+        </w:tc>
+        <w:tc>
+          <w:tcPr>
+            <w:tcW w:type="dxa" w:w="1100"/>
+            <w:tcBorders>
+              <w:top w:val="single" w:color="9AA8A6" w:sz="4"/>
+              <w:left w:val="single" w:color="9AA8A6" w:sz="4"/>
+              <w:bottom w:val="single" w:color="9AA8A6" w:sz="4"/>
+              <w:right w:val="single" w:color="9AA8A6" w:sz="4"/>
+            </w:tcBorders>
+            <w:tcMar>
+              <w:top w:type="dxa" w:w="40"/>
+              <w:left w:type="dxa" w:w="80"/>
+              <w:bottom w:type="dxa" w:w="40"/>
+              <w:right w:type="dxa" w:w="80"/>
+            </w:tcMar>
+            <w:vAlign w:val="center"/>
+          </w:tcPr>
+          <w:p>
+            <w:pPr>
+              <w:spacing w:after="0" w:before="0" w:line="240"/>
+              <w:jc w:val="right"/>
+            </w:pPr>
+            <w:r>
+              <w:rPr>
+                <w:rFonts w:ascii="KoPub돋움체" w:cs="KoPub돋움체" w:eastAsia="KoPub돋움체" w:hAnsi="KoPub돋움체"/>
+                <w:b w:val="false"/>
+                <w:bCs w:val="false"/>
+                <w:sz w:val="16"/>
+                <w:szCs w:val="16"/>
+              </w:rPr>
+              <w:t xml:space="preserve">23.01</w:t>
+            </w:r>
+          </w:p>
+        </w:tc>
+        <w:tc>
+          <w:tcPr>
+            <w:tcW w:type="dxa" w:w="1100"/>
+            <w:tcBorders>
+              <w:top w:val="single" w:color="9AA8A6" w:sz="4"/>
+              <w:left w:val="single" w:color="9AA8A6" w:sz="4"/>
+              <w:bottom w:val="single" w:color="9AA8A6" w:sz="4"/>
+              <w:right w:val="single" w:color="9AA8A6" w:sz="4"/>
+            </w:tcBorders>
+            <w:tcMar>
+              <w:top w:type="dxa" w:w="40"/>
+              <w:left w:type="dxa" w:w="80"/>
+              <w:bottom w:type="dxa" w:w="40"/>
+              <w:right w:type="dxa" w:w="80"/>
+            </w:tcMar>
+            <w:vAlign w:val="center"/>
+          </w:tcPr>
+          <w:p>
+            <w:pPr>
+              <w:spacing w:after="0" w:before="0" w:line="240"/>
+              <w:jc w:val="right"/>
+            </w:pPr>
+            <w:r>
+              <w:rPr>
+                <w:rFonts w:ascii="KoPub돋움체" w:cs="KoPub돋움체" w:eastAsia="KoPub돋움체" w:hAnsi="KoPub돋움체"/>
+                <w:b w:val="false"/>
+                <w:bCs w:val="false"/>
+                <w:sz w:val="16"/>
+                <w:szCs w:val="16"/>
+              </w:rPr>
+              <w:t xml:space="preserve">23.57</w:t>
+            </w:r>
+          </w:p>
+        </w:tc>
+        <w:tc>
+          <w:tcPr>
+            <w:tcW w:type="dxa" w:w="1200"/>
+            <w:tcBorders>
+              <w:top w:val="single" w:color="9AA8A6" w:sz="4"/>
+              <w:left w:val="single" w:color="9AA8A6" w:sz="4"/>
+              <w:bottom w:val="single" w:color="9AA8A6" w:sz="4"/>
+              <w:right w:val="single" w:color="9AA8A6" w:sz="4"/>
+            </w:tcBorders>
+            <w:tcMar>
+              <w:top w:type="dxa" w:w="40"/>
+              <w:left w:type="dxa" w:w="80"/>
+              <w:bottom w:type="dxa" w:w="40"/>
+              <w:right w:type="dxa" w:w="80"/>
+            </w:tcMar>
+            <w:vAlign w:val="center"/>
+          </w:tcPr>
+          <w:p>
+            <w:pPr>
+              <w:spacing w:after="0" w:before="0" w:line="240"/>
+              <w:jc w:val="right"/>
+            </w:pPr>
+            <w:r>
+              <w:rPr>
+                <w:rFonts w:ascii="KoPub돋움체" w:cs="KoPub돋움체" w:eastAsia="KoPub돋움체" w:hAnsi="KoPub돋움체"/>
+                <w:b w:val="false"/>
+                <w:bCs w:val="false"/>
+                <w:sz w:val="16"/>
+                <w:szCs w:val="16"/>
+              </w:rPr>
+              <w:t xml:space="preserve">24.08</w:t>
+            </w:r>
+          </w:p>
+        </w:tc>
+      </w:tr>
+    </w:tbl>
+    <w:p>
+      <w:pPr>
+        <w:spacing w:after="0" w:before="0" w:line="260"/>
+        <w:ind w:left="200"/>
+      </w:pPr>
+      <w:r>
+        <w:rPr>
+          <w:rFonts w:ascii="KoPub돋움체" w:cs="KoPub돋움체" w:eastAsia="KoPub돋움체" w:hAnsi="KoPub돋움체"/>
+          <w:b w:val="false"/>
+          <w:bCs w:val="false"/>
+          <w:color w:val="444444"/>
+          <w:sz w:val="17"/>
+          <w:szCs w:val="17"/>
+        </w:rPr>
+        <w:t xml:space="preserve">* 주: 1) 주 산업은 단일 배정(합계 100%), 태그 기준은 복수 산업에 중복 집계한 예산과 전체 예산 대비 비중</w:t>
+      </w:r>
+    </w:p>
+    <w:p>
+      <w:pPr>
+        <w:spacing w:after="160" w:before="0" w:line="260"/>
+        <w:ind w:left="200"/>
+      </w:pPr>
+      <w:r>
+        <w:rPr>
+          <w:rFonts w:ascii="KoPub돋움체" w:cs="KoPub돋움체" w:eastAsia="KoPub돋움체" w:hAnsi="KoPub돋움체"/>
+          <w:b w:val="false"/>
+          <w:bCs w:val="false"/>
+          <w:color w:val="444444"/>
+          <w:sz w:val="17"/>
+          <w:szCs w:val="17"/>
+        </w:rPr>
+        <w:t xml:space="preserve">     2) AI 관여도: 핵심=사업명에 AI, 활용=지원 항목에 AI 도입·활용 포함, 언급=우대·예시 수준. 내역사업 단위로 연도 중 최고 단계</w:t>
+      </w:r>
+    </w:p>
+    <w:p>
+      <w:pPr>
+        <w:spacing w:after="80" w:before="200" w:line="384"/>
+        <w:jc w:val="center"/>
+      </w:pPr>
+      <w:r>
+        <w:rPr>
+          <w:rFonts w:ascii="KoPub돋움체" w:cs="KoPub돋움체" w:eastAsia="KoPub돋움체" w:hAnsi="KoPub돋움체"/>
+          <w:b/>
+          <w:bCs/>
+          <w:sz w:val="22"/>
+          <w:szCs w:val="22"/>
+        </w:rPr>
+        <w:t xml:space="preserve">[그림 4] 지원산업 축: AI 관여도와 산업별 지원 규모</w:t>
       </w:r>
     </w:p>
     <w:p>
@@ -18298,7 +23132,7 @@
       <w:r>
         <w:drawing>
           <wp:inline distT="0" distB="0" distL="0" distR="0">
-            <wp:extent cx="5334000" cy="3143250"/>
+            <wp:extent cx="5810250" cy="2324100"/>
             <wp:effectExtent t="0" r="0" b="0" l="0"/>
             <wp:docPr id="1" name="" descr="" title=""/>
             <wp:cNvGraphicFramePr>
@@ -18323,7 +23157,7 @@
                   <pic:spPr bwMode="auto">
                     <a:xfrm>
                       <a:off x="0" y="0"/>
-                      <a:ext cx="5334000" cy="3143250"/>
+                      <a:ext cx="5810250" cy="2324100"/>
                     </a:xfrm>
                     <a:prstGeom prst="rect">
                       <a:avLst/>
@@ -18338,19 +23172,19 @@
     </w:p>
     <w:p>
       <w:pPr>
-        <w:spacing w:after="160" w:before="0" w:line="260"/>
-        <w:ind w:left="200"/>
-      </w:pPr>
-      <w:r>
-        <w:rPr>
-          <w:rFonts w:ascii="KoPub돋움체" w:cs="KoPub돋움체" w:eastAsia="KoPub돋움체" w:hAnsi="KoPub돋움체"/>
-          <w:b w:val="false"/>
-          <w:bCs w:val="false"/>
-          <w:color w:val="444444"/>
-          <w:sz w:val="17"/>
-          <w:szCs w:val="17"/>
-        </w:rPr>
-        <w:t xml:space="preserve">* 주: 2026년 내역사업 671건, 상위 7개 수단 외는 기타</w:t>
+        <w:pStyle w:val="Heading2"/>
+        <w:spacing w:after="160" w:before="280" w:line="384"/>
+      </w:pPr>
+      <w:r>
+        <w:rPr>
+          <w:rFonts w:ascii="KoPub바탕체" w:cs="KoPub바탕체" w:eastAsia="KoPub바탕체" w:hAnsi="KoPub바탕체"/>
+          <w:b/>
+          <w:bCs/>
+          <w:color w:val="2F6F7E"/>
+          <w:sz w:val="30"/>
+          <w:szCs w:val="30"/>
+        </w:rPr>
+        <w:t xml:space="preserve">바. 축 간 관계와 4축 조합</w:t>
       </w:r>
     </w:p>
     <w:p>
@@ -18370,7 +23204,7 @@
           <w:sz w:val="24"/>
           <w:szCs w:val="24"/>
         </w:rPr>
-        <w:t xml:space="preserve">2026년 671건은 313개 4축 조합으로 나뉘며, 상위 10개 조합이 예산의 59.1%를 차지하고 203개 조합은 단일 사업으로 구성</w:t>
+        <w:t xml:space="preserve">같은 지원목적 안에서도 수단과 대상의 구성이 달라, 유사·중복 검토는 4축을 동시에 비교할 필요</w:t>
       </w:r>
     </w:p>
     <w:p>
@@ -18390,7 +23224,7 @@
           <w:sz w:val="23"/>
           <w:szCs w:val="23"/>
         </w:rPr>
-        <w:t xml:space="preserve">상위 조합: 자금조달·경영안정/중소기업 일반/융자/융자 제공(4.08조원, 15건), 자금조달·경영안정/보증·보험 이용기업/보증·보험/융자·보증 제공(보증 대위변제, 4.05조원, 6건), 자금조달·경영안정/소상공인/융자/융자 제공(3.36조원, 3건), 기술혁신/산학연/R&amp;D 출연/기술개발 과제(2.52조원, 82건)</w:t>
+        <w:t xml:space="preserve">(목적×수단) 기술혁신은 R&amp;D 과제 출연 73.8%로 단일 수단에 집중, 창업·벤처는 R&amp;D 출연 40.0%·혼합 33.1%·보조금 12.8%, 수출·해외진출은 융자 28.1%·보조금 22.7%·R&amp;D 출연 17.1%·바우처 15.0%로 가장 분산. 자금조달·경영안정은 융자 64.1%·보증 30.9%·바우처 3.9%, 고용·노동환경은 장려금 50.7%·출연 21.9%, 생산기반·친환경은 융자 74.0%·보조금 23.2%</w:t>
       </w:r>
     </w:p>
     <w:p>
@@ -18410,7 +23244,47 @@
           <w:sz w:val="23"/>
           <w:szCs w:val="23"/>
         </w:rPr>
-        <w:t xml:space="preserve">4축이 모두 같은 복수 사업 조합 110개(468건)가 사전협의·성과평가의 1차 유사중복 검토 모집단이며, 동일 목적 안에서 대상·수단·내용이 다양하게 설계된 사업은 역할 분담으로 구분</w:t>
+        <w:t xml:space="preserve">(목적×대상) 기술혁신은 산학연 연구수행기관 69.9%, 창업·벤처는 중소기업 일반 62.0%·예비창업자 25.4%, 자금조달·경영안정은 중소기업 31.1%·소상공인 27.8%·보증·보험 이용기업 27.3%, 생산기반·친환경은 수요·제도 연계 사업체 54.2%, 고용·노동환경은 사업주·근로자 56.0%, 경영역량 강화는 소상공인 46.2%</w:t>
+      </w:r>
+    </w:p>
+    <w:p>
+      <w:pPr>
+        <w:pStyle w:val="ListParagraph"/>
+        <w:numPr>
+          <w:ilvl w:val="1"/>
+          <w:numId w:val="2"/>
+        </w:numPr>
+        <w:spacing w:after="40" w:before="0" w:line="384"/>
+      </w:pPr>
+      <w:r>
+        <w:rPr>
+          <w:rFonts w:ascii="KoPub바탕체" w:cs="KoPub바탕체" w:eastAsia="KoPub바탕체" w:hAnsi="KoPub바탕체"/>
+          <w:b w:val="false"/>
+          <w:bCs w:val="false"/>
+          <w:sz w:val="23"/>
+          <w:szCs w:val="23"/>
+        </w:rPr>
+        <w:t xml:space="preserve">(목적×내용) 자금조달·경영안정의 91.4%가 융자·보증 제공, 창업·벤처의 77.7%가 사업화자금·투자연계·보육, 생산기반·친환경 전환은 설비 구축 48.5%와 융자 제공 46.8%로 양분</w:t>
+      </w:r>
+    </w:p>
+    <w:p>
+      <w:pPr>
+        <w:pStyle w:val="ListParagraph"/>
+        <w:numPr>
+          <w:ilvl w:val="1"/>
+          <w:numId w:val="2"/>
+        </w:numPr>
+        <w:spacing w:after="40" w:before="0" w:line="384"/>
+      </w:pPr>
+      <w:r>
+        <w:rPr>
+          <w:rFonts w:ascii="KoPub바탕체" w:cs="KoPub바탕체" w:eastAsia="KoPub바탕체" w:hAnsi="KoPub바탕체"/>
+          <w:b w:val="false"/>
+          <w:bCs w:val="false"/>
+          <w:sz w:val="23"/>
+          <w:szCs w:val="23"/>
+        </w:rPr>
+        <w:t xml:space="preserve">(대상×수단) 산학연 연구수행기관의 73.4%가 R&amp;D 과제 출연, 예비창업자·창업기업의 75.4%와 소상공인의 72.0%가 보조금(건수 기준)이나 소상공인 예산은 융자에 집중, 사업주·근로자는 출연·장려금·융자·혼합으로 분산</w:t>
       </w:r>
     </w:p>
     <w:p>
@@ -18426,7 +23300,7 @@
           <w:sz w:val="22"/>
           <w:szCs w:val="22"/>
         </w:rPr>
-        <w:t xml:space="preserve">[그림 6] 지원대상·지원내용 유형별 2026년 내역사업 예산</w:t>
+        <w:t xml:space="preserve">[그림 5] 지원목적 유형별 지원수단 구성(2026년 예산 기준)</w:t>
       </w:r>
     </w:p>
     <w:p>
@@ -18437,7 +23311,7 @@
       <w:r>
         <w:drawing>
           <wp:inline distT="0" distB="0" distL="0" distR="0">
-            <wp:extent cx="5715000" cy="2476500"/>
+            <wp:extent cx="5334000" cy="3143250"/>
             <wp:effectExtent t="0" r="0" b="0" l="0"/>
             <wp:docPr id="1" name="" descr="" title=""/>
             <wp:cNvGraphicFramePr>
@@ -18462,6 +23336,145 @@
                   <pic:spPr bwMode="auto">
                     <a:xfrm>
                       <a:off x="0" y="0"/>
+                      <a:ext cx="5334000" cy="3143250"/>
+                    </a:xfrm>
+                    <a:prstGeom prst="rect">
+                      <a:avLst/>
+                    </a:prstGeom>
+                  </pic:spPr>
+                </pic:pic>
+              </a:graphicData>
+            </a:graphic>
+          </wp:inline>
+        </w:drawing>
+      </w:r>
+    </w:p>
+    <w:p>
+      <w:pPr>
+        <w:spacing w:after="160" w:before="0" w:line="260"/>
+        <w:ind w:left="200"/>
+      </w:pPr>
+      <w:r>
+        <w:rPr>
+          <w:rFonts w:ascii="KoPub돋움체" w:cs="KoPub돋움체" w:eastAsia="KoPub돋움체" w:hAnsi="KoPub돋움체"/>
+          <w:b w:val="false"/>
+          <w:bCs w:val="false"/>
+          <w:color w:val="444444"/>
+          <w:sz w:val="17"/>
+          <w:szCs w:val="17"/>
+        </w:rPr>
+        <w:t xml:space="preserve">* 주: 2026년 내역사업 671건, 상위 7개 수단 외는 기타</w:t>
+      </w:r>
+    </w:p>
+    <w:p>
+      <w:pPr>
+        <w:pStyle w:val="ListParagraph"/>
+        <w:numPr>
+          <w:ilvl w:val="0"/>
+          <w:numId w:val="2"/>
+        </w:numPr>
+        <w:spacing w:after="40" w:before="0" w:line="384"/>
+      </w:pPr>
+      <w:r>
+        <w:rPr>
+          <w:rFonts w:ascii="KoPub바탕체" w:cs="KoPub바탕체" w:eastAsia="KoPub바탕체" w:hAnsi="KoPub바탕체"/>
+          <w:b/>
+          <w:bCs/>
+          <w:sz w:val="24"/>
+          <w:szCs w:val="24"/>
+        </w:rPr>
+        <w:t xml:space="preserve">2026년 671건은 313개 4축 조합으로 나뉘며, 상위 10개 조합이 예산의 59.1%를 차지하고 203개 조합은 단일 사업으로 구성</w:t>
+      </w:r>
+    </w:p>
+    <w:p>
+      <w:pPr>
+        <w:pStyle w:val="ListParagraph"/>
+        <w:numPr>
+          <w:ilvl w:val="1"/>
+          <w:numId w:val="2"/>
+        </w:numPr>
+        <w:spacing w:after="40" w:before="0" w:line="384"/>
+      </w:pPr>
+      <w:r>
+        <w:rPr>
+          <w:rFonts w:ascii="KoPub바탕체" w:cs="KoPub바탕체" w:eastAsia="KoPub바탕체" w:hAnsi="KoPub바탕체"/>
+          <w:b w:val="false"/>
+          <w:bCs w:val="false"/>
+          <w:sz w:val="23"/>
+          <w:szCs w:val="23"/>
+        </w:rPr>
+        <w:t xml:space="preserve">상위 조합: 자금조달·경영안정/중소기업 일반/융자/융자 제공(4.08조원, 15건), 자금조달·경영안정/보증·보험 이용기업/보증·보험/융자·보증 제공(보증 대위변제, 4.05조원, 6건), 자금조달·경영안정/소상공인/융자/융자 제공(3.36조원, 3건), 기술혁신/산학연/R&amp;D 출연/기술개발 과제(2.52조원, 82건)</w:t>
+      </w:r>
+    </w:p>
+    <w:p>
+      <w:pPr>
+        <w:pStyle w:val="ListParagraph"/>
+        <w:numPr>
+          <w:ilvl w:val="1"/>
+          <w:numId w:val="2"/>
+        </w:numPr>
+        <w:spacing w:after="40" w:before="0" w:line="384"/>
+      </w:pPr>
+      <w:r>
+        <w:rPr>
+          <w:rFonts w:ascii="KoPub바탕체" w:cs="KoPub바탕체" w:eastAsia="KoPub바탕체" w:hAnsi="KoPub바탕체"/>
+          <w:b w:val="false"/>
+          <w:bCs w:val="false"/>
+          <w:sz w:val="23"/>
+          <w:szCs w:val="23"/>
+        </w:rPr>
+        <w:t xml:space="preserve">4축이 모두 같은 복수 사업 조합 110개(468건)가 사전협의·성과평가의 1차 유사중복 검토 모집단이며, 동일 목적 안에서 대상·수단·내용이 다양하게 설계된 사업은 역할 분담으로 구분</w:t>
+      </w:r>
+    </w:p>
+    <w:p>
+      <w:pPr>
+        <w:spacing w:after="80" w:before="200" w:line="384"/>
+        <w:jc w:val="center"/>
+      </w:pPr>
+      <w:r>
+        <w:rPr>
+          <w:rFonts w:ascii="KoPub돋움체" w:cs="KoPub돋움체" w:eastAsia="KoPub돋움체" w:hAnsi="KoPub돋움체"/>
+          <w:b/>
+          <w:bCs/>
+          <w:sz w:val="22"/>
+          <w:szCs w:val="22"/>
+        </w:rPr>
+        <w:t xml:space="preserve">[그림 6] 지원대상·지원내용 유형별 2026년 내역사업 예산</w:t>
+      </w:r>
+    </w:p>
+    <w:p>
+      <w:pPr>
+        <w:spacing w:after="60" w:before="60" w:line="384"/>
+        <w:jc w:val="center"/>
+      </w:pPr>
+      <w:r>
+        <w:drawing>
+          <wp:inline distT="0" distB="0" distL="0" distR="0">
+            <wp:extent cx="5715000" cy="2476500"/>
+            <wp:effectExtent t="0" r="0" b="0" l="0"/>
+            <wp:docPr id="1" name="" descr="" title=""/>
+            <wp:cNvGraphicFramePr>
+              <a:graphicFrameLocks xmlns:a="http://schemas.openxmlformats.org/drawingml/2006/main" noChangeAspect="1"/>
+            </wp:cNvGraphicFramePr>
+            <a:graphic xmlns:a="http://schemas.openxmlformats.org/drawingml/2006/main">
+              <a:graphicData uri="http://schemas.openxmlformats.org/drawingml/2006/picture">
+                <pic:pic xmlns:pic="http://schemas.openxmlformats.org/drawingml/2006/picture">
+                  <pic:nvPicPr>
+                    <pic:cNvPr id="0" name="" descr=""/>
+                    <pic:cNvPicPr>
+                      <a:picLocks noChangeAspect="1" noChangeArrowheads="1"/>
+                    </pic:cNvPicPr>
+                  </pic:nvPicPr>
+                  <pic:blipFill>
+                    <a:blip r:embed="rId13" cstate="none"/>
+                    <a:srcRect/>
+                    <a:stretch>
+                      <a:fillRect/>
+                    </a:stretch>
+                  </pic:blipFill>
+                  <pic:spPr bwMode="auto">
+                    <a:xfrm>
+                      <a:off x="0" y="0"/>
                       <a:ext cx="5715000" cy="2476500"/>
                     </a:xfrm>
                     <a:prstGeom prst="rect">
@@ -18617,7 +23630,7 @@
           <w:sz w:val="22"/>
           <w:szCs w:val="22"/>
         </w:rPr>
-        <w:t xml:space="preserve">&lt;표 6&gt; 소관별 지원목적 유형 구성(2026년, 상위 8개 소관)</w:t>
+        <w:t xml:space="preserve">&lt;표 9&gt; 소관별 지원목적 유형 구성(2026년, 상위 8개 소관)</w:t>
       </w:r>
     </w:p>
     <w:p>
@@ -21819,7 +26832,7 @@
           <w:sz w:val="22"/>
           <w:szCs w:val="22"/>
         </w:rPr>
-        <w:t xml:space="preserve">[그림 4] 소관 × 지원목적 유형별 2026년 내역사업 예산</w:t>
+        <w:t xml:space="preserve">[그림 7] 소관 × 지원목적 유형별 2026년 내역사업 예산</w:t>
       </w:r>
     </w:p>
     <w:p>
@@ -21846,7 +26859,7 @@
                     </pic:cNvPicPr>
                   </pic:nvPicPr>
                   <pic:blipFill>
-                    <a:blip r:embed="rId13" cstate="none"/>
+                    <a:blip r:embed="rId14" cstate="none"/>
                     <a:srcRect/>
                     <a:stretch>
                       <a:fillRect/>
@@ -22058,7 +27071,7 @@
           <w:sz w:val="22"/>
           <w:szCs w:val="22"/>
         </w:rPr>
-        <w:t xml:space="preserve">&lt;표 7&gt; 기존 지원분야 중분류와 지원목적 유형의 교차</w:t>
+        <w:t xml:space="preserve">&lt;표 10&gt; 기존 지원분야 중분류와 지원목적 유형의 교차</w:t>
       </w:r>
     </w:p>
     <w:p>
@@ -25340,7 +30353,7 @@
           <w:sz w:val="22"/>
           <w:szCs w:val="22"/>
         </w:rPr>
-        <w:t xml:space="preserve">&lt;표 8&gt; 임베딩 방식별 유형화 품질 지표</w:t>
+        <w:t xml:space="preserve">&lt;표 11&gt; 임베딩 방식별 유형화 품질 지표</w:t>
       </w:r>
     </w:p>
     <w:tbl>
@@ -26513,7 +31526,7 @@
           <w:sz w:val="26"/>
           <w:szCs w:val="26"/>
         </w:rPr>
-        <w:t xml:space="preserve">(5) 수단·대상의 분산과 4축 비교의 필요</w:t>
+        <w:t xml:space="preserve">(5) 수단·대상의 분산과 다축 비교의 필요</w:t>
       </w:r>
     </w:p>
     <w:p>
@@ -26578,6 +31591,83 @@
     </w:p>
     <w:p>
       <w:pPr>
+        <w:pStyle w:val="Heading3"/>
+        <w:spacing w:after="120" w:before="200" w:line="384"/>
+      </w:pPr>
+      <w:r>
+        <w:rPr>
+          <w:rFonts w:ascii="KoPub바탕체" w:cs="KoPub바탕체" w:eastAsia="KoPub바탕체" w:hAnsi="KoPub바탕체"/>
+          <w:b/>
+          <w:bCs/>
+          <w:color w:val="2F6F7E"/>
+          <w:sz w:val="26"/>
+          <w:szCs w:val="26"/>
+        </w:rPr>
+        <w:t xml:space="preserve">(6) AI 지원의 확대와 계측 기준</w:t>
+      </w:r>
+    </w:p>
+    <w:p>
+      <w:pPr>
+        <w:pStyle w:val="ListParagraph"/>
+        <w:numPr>
+          <w:ilvl w:val="1"/>
+          <w:numId w:val="2"/>
+        </w:numPr>
+        <w:spacing w:after="40" w:before="0" w:line="384"/>
+      </w:pPr>
+      <w:r>
+        <w:rPr>
+          <w:rFonts w:ascii="KoPub바탕체" w:cs="KoPub바탕체" w:eastAsia="KoPub바탕체" w:hAnsi="KoPub바탕체"/>
+          <w:b w:val="false"/>
+          <w:bCs w:val="false"/>
+          <w:sz w:val="23"/>
+          <w:szCs w:val="23"/>
+        </w:rPr>
+        <w:t xml:space="preserve">AI 지원(핵심+활용)은 2026년 1.83조원으로 2년간 2.5배 늘고 운영 소관은 12개로 확대되었으나, 실증·바우처·교육 등 활용 단계에 분산(p.16)</w:t>
+      </w:r>
+    </w:p>
+    <w:p>
+      <w:pPr>
+        <w:pStyle w:val="ListParagraph"/>
+        <w:numPr>
+          <w:ilvl w:val="1"/>
+          <w:numId w:val="2"/>
+        </w:numPr>
+        <w:spacing w:after="40" w:before="0" w:line="384"/>
+      </w:pPr>
+      <w:r>
+        <w:rPr>
+          <w:rFonts w:ascii="KoPub바탕체" w:cs="KoPub바탕체" w:eastAsia="KoPub바탕체" w:hAnsi="KoPub바탕체"/>
+          <w:b w:val="false"/>
+          <w:bCs w:val="false"/>
+          <w:sz w:val="23"/>
+          <w:szCs w:val="23"/>
+        </w:rPr>
+        <w:t xml:space="preserve">'AI 언급' 사업까지 포함하면 6.88조원으로 부풀려져, 키워드 기반 집계는 정부 AI 지원 규모를 과대평가</w:t>
+      </w:r>
+    </w:p>
+    <w:p>
+      <w:pPr>
+        <w:pStyle w:val="ListParagraph"/>
+        <w:numPr>
+          <w:ilvl w:val="5"/>
+          <w:numId w:val="2"/>
+        </w:numPr>
+        <w:spacing w:after="40" w:before="0" w:line="384"/>
+      </w:pPr>
+      <w:r>
+        <w:rPr>
+          <w:rFonts w:ascii="KoPub바탕체" w:cs="KoPub바탕체" w:eastAsia="KoPub바탕체" w:hAnsi="KoPub바탕체"/>
+          <w:b w:val="false"/>
+          <w:bCs w:val="false"/>
+          <w:sz w:val="23"/>
+          <w:szCs w:val="23"/>
+        </w:rPr>
+        <w:t xml:space="preserve">AI 등 정책 테마 지원은 관여도 기준을 명시하여 집계하고, AI 핵심 사업군(AI 응용제품 신속 상용화 6개 부처 등)은 분야 분담과 공통 성과지표를 점검할 필요</w:t>
+      </w:r>
+    </w:p>
+    <w:p>
+      <w:pPr>
         <w:pStyle w:val="Heading2"/>
         <w:spacing w:after="160" w:before="280" w:line="384"/>
       </w:pPr>
@@ -26610,7 +31700,7 @@
           <w:sz w:val="24"/>
           <w:szCs w:val="24"/>
         </w:rPr>
-        <w:t xml:space="preserve">(과제1) 중소기업 지원사업 분류체계의 4축 개편과 임베딩 기반 자동 분류 도입</w:t>
+        <w:t xml:space="preserve">(과제1) 중소기업 지원사업 분류체계의 5축 개편과 임베딩 기반 자동 분류 도입</w:t>
       </w:r>
     </w:p>
     <w:p>
@@ -26630,7 +31720,7 @@
           <w:sz w:val="23"/>
           <w:szCs w:val="23"/>
         </w:rPr>
-        <w:t xml:space="preserve">중소기업 지원사업 통합관리시스템의 지원분야 분류를 '지원목적(8개 대분류·23개 중분류)·지원대상(10개)·지원수단(9개)·지원내용(11개)'의 4축으로 재편</w:t>
+        <w:t xml:space="preserve">중소기업 지원사업 통합관리시스템의 지원분야 분류를 '지원목적(8개 대분류·23개 중분류)·지원대상(10개)·지원수단(9개)·지원내용(11개)·지원산업(10개+업종 공통)'의 5축으로 재편</w:t>
       </w:r>
     </w:p>
     <w:p>
@@ -26677,6 +31767,26 @@
       <w:pPr>
         <w:pStyle w:val="ListParagraph"/>
         <w:numPr>
+          <w:ilvl w:val="1"/>
+          <w:numId w:val="2"/>
+        </w:numPr>
+        <w:spacing w:after="40" w:before="0" w:line="384"/>
+      </w:pPr>
+      <w:r>
+        <w:rPr>
+          <w:rFonts w:ascii="KoPub바탕체" w:cs="KoPub바탕체" w:eastAsia="KoPub바탕체" w:hAnsi="KoPub바탕체"/>
+          <w:b w:val="false"/>
+          <w:bCs w:val="false"/>
+          <w:sz w:val="23"/>
+          <w:szCs w:val="23"/>
+        </w:rPr>
+        <w:t xml:space="preserve">DB 지원산업 필드를 산업 사전 유형(AI·데이터 등 10개)에 맞춰 세분하여 등록 단계에서 기재하고, AI 등 정책 테마 지원은 관여도(핵심·활용·언급)를 함께 기재하여 집계 기준을 통일</w:t>
+      </w:r>
+    </w:p>
+    <w:p>
+      <w:pPr>
+        <w:pStyle w:val="ListParagraph"/>
+        <w:numPr>
           <w:ilvl w:val="0"/>
           <w:numId w:val="2"/>
         </w:numPr>
@@ -26987,7 +32097,7 @@
           <w:sz w:val="23"/>
           <w:szCs w:val="23"/>
         </w:rPr>
-        <w:t xml:space="preserve">2026년 사업 가운데 층화 표본 100건 내외(지원내용 기반 배정 사업 포함)를 담당자·전문가가 4축으로 라벨링하여 일치율을 측정하는 절차를 후속 과제로 수행할 필요</w:t>
+        <w:t xml:space="preserve">2026년 사업 가운데 층화 표본 100건 내외(지원내용 기반 배정 사업 포함)를 담당자·전문가가 5축으로 라벨링하여 일치율을 측정하는 절차를 후속 과제로 수행할 필요</w:t>
       </w:r>
     </w:p>
     <w:p>
@@ -27048,6 +32158,26 @@
           <w:szCs w:val="24"/>
         </w:rPr>
         <w:t xml:space="preserve">지원내용 축은 공고 지원내용 보유 여부(35.7%)에 따라 서술 수준이 달라 같은 성격의 사업이 다른 유형에 놓일 수 있고, 지원대상 축은 예산서 기재 수혜대상을 따르므로 간접 지원 사업의 직접 수혜 기업을 식별하지 못함</w:t>
+      </w:r>
+    </w:p>
+    <w:p>
+      <w:pPr>
+        <w:pStyle w:val="ListParagraph"/>
+        <w:numPr>
+          <w:ilvl w:val="0"/>
+          <w:numId w:val="2"/>
+        </w:numPr>
+        <w:spacing w:after="40" w:before="0" w:line="384"/>
+      </w:pPr>
+      <w:r>
+        <w:rPr>
+          <w:rFonts w:ascii="KoPub바탕체" w:cs="KoPub바탕체" w:eastAsia="KoPub바탕체" w:hAnsi="KoPub바탕체"/>
+          <w:b/>
+          <w:bCs/>
+          <w:sz w:val="24"/>
+          <w:szCs w:val="24"/>
+        </w:rPr>
+        <w:t xml:space="preserve">지원산업 축은 사전 기반 규칙이어서 사전에 없는 신산업 표현은 누락될 수 있고, 반도체·유통·물류는 경계가 흐림(임베딩 이웃 일치 40%대). AI 관여도의 '활용'은 지원 항목에 AI가 포함되었다는 뜻이며 AI에 쓰인 예산액이 아니므로, 사업 내 AI 비중은 내내역 단위 산출근거로 분해할 필요</w:t>
       </w:r>
     </w:p>
     <w:p>

--- a/analysis/deliverables/KOSI_이슈n포커스_원고_지원사업유형분석.docx
+++ b/analysis/deliverables/KOSI_이슈n포커스_원고_지원사업유형분석.docx
@@ -346,6 +346,21 @@
           <w:szCs w:val="26"/>
         </w:rPr>
         <w:t xml:space="preserve">7. 시사점 및 정책과제</w:t>
+      </w:r>
+    </w:p>
+    <w:p>
+      <w:pPr>
+        <w:spacing w:after="120" w:before="0" w:line="384"/>
+      </w:pPr>
+      <w:r>
+        <w:rPr>
+          <w:rFonts w:ascii="KoPub돋움체" w:cs="KoPub돋움체" w:eastAsia="KoPub돋움체" w:hAnsi="KoPub돋움체"/>
+          <w:b/>
+          <w:bCs/>
+          <w:sz w:val="26"/>
+          <w:szCs w:val="26"/>
+        </w:rPr>
+        <w:t xml:space="preserve">부록. 축별 유형화 방법과 타당성</w:t>
       </w:r>
     </w:p>
     <w:p>
@@ -10657,7 +10672,7 @@
           <w:sz w:val="30"/>
           <w:szCs w:val="30"/>
         </w:rPr>
-        <w:t xml:space="preserve">가. 유형화 방법과 타당성</w:t>
+        <w:t xml:space="preserve">가. 유형화 방법</w:t>
       </w:r>
     </w:p>
     <w:p>
@@ -10697,7 +10712,104 @@
           <w:sz w:val="23"/>
           <w:szCs w:val="23"/>
         </w:rPr>
-        <w:t xml:space="preserve">(지원대상) 예산서 '수혜대상' 필드(평균 20자의 명사구)를 bge-m3로 임베딩 → K-평균(k=16) → 해석적 병합 → 보정규칙으로 10개 유형 + 미기재(T0). '기업·대학·연구소 등' 계열 4개 군집을 산학연 연구수행기관으로, '중소기업' 계열 2개를 중소·중견기업 일반으로 병합하고, 수혜대상에 '보증·채권기관·금융기관'이 명시된 21건은 보증·보험 이용기업(T10)으로 분리(응집도 1.353)</w:t>
+        <w:t xml:space="preserve">(방법) 지원대상·지원내용은 지원목적과 같은 임베딩·군집·해석적 병합, 지원수단은 지원형태 메타데이터의 우선순위 규칙, 지원산업은 산업 사전 규칙으로 유형화하고, 동일 내역사업은 연도 간 단일 유형으로 배정하여 2,189건 전체를 유형화</w:t>
+      </w:r>
+    </w:p>
+    <w:p>
+      <w:pPr>
+        <w:pStyle w:val="ListParagraph"/>
+        <w:numPr>
+          <w:ilvl w:val="1"/>
+          <w:numId w:val="2"/>
+        </w:numPr>
+        <w:spacing w:after="40" w:before="0" w:line="384"/>
+      </w:pPr>
+      <w:r>
+        <w:rPr>
+          <w:rFonts w:ascii="KoPub바탕체" w:cs="KoPub바탕체" w:eastAsia="KoPub바탕체" w:hAnsi="KoPub바탕체"/>
+          <w:b w:val="false"/>
+          <w:bCs w:val="false"/>
+          <w:sz w:val="23"/>
+          <w:szCs w:val="23"/>
+        </w:rPr>
+        <w:t xml:space="preserve">(타당성) 연도별 텍스트만으로의 유형 일치율은 대상 83.5%·수단 78.6%·내용 61.8%이며, 지원산업은 문장 임베딩상 가까운 사업끼리 같은 산업으로 묶이는 비율이 67.5%(무작위 20.6%)로 의미적 정합성을 확인</w:t>
+      </w:r>
+    </w:p>
+    <w:p>
+      <w:pPr>
+        <w:pStyle w:val="ListParagraph"/>
+        <w:numPr>
+          <w:ilvl w:val="4"/>
+          <w:numId w:val="2"/>
+        </w:numPr>
+        <w:spacing w:after="40" w:before="0" w:line="384"/>
+      </w:pPr>
+      <w:r>
+        <w:rPr>
+          <w:rFonts w:ascii="KoPub바탕체" w:cs="KoPub바탕체" w:eastAsia="KoPub바탕체" w:hAnsi="KoPub바탕체"/>
+          <w:b w:val="false"/>
+          <w:bCs w:val="false"/>
+          <w:sz w:val="22"/>
+          <w:szCs w:val="22"/>
+        </w:rPr>
+        <w:t xml:space="preserve">축별 세부 방법, 군집 품질(실루엣·재군집 ARI), 소관·지원목적과의 정보량 등 타당성 지표는 부록 1 참조</w:t>
+      </w:r>
+    </w:p>
+    <w:p>
+      <w:pPr>
+        <w:pStyle w:val="Heading2"/>
+        <w:spacing w:after="160" w:before="280" w:line="384"/>
+      </w:pPr>
+      <w:r>
+        <w:rPr>
+          <w:rFonts w:ascii="KoPub바탕체" w:cs="KoPub바탕체" w:eastAsia="KoPub바탕체" w:hAnsi="KoPub바탕체"/>
+          <w:b/>
+          <w:bCs/>
+          <w:color w:val="2F6F7E"/>
+          <w:sz w:val="30"/>
+          <w:szCs w:val="30"/>
+        </w:rPr>
+        <w:t xml:space="preserve">나. 지원대상 유형</w:t>
+      </w:r>
+    </w:p>
+    <w:p>
+      <w:pPr>
+        <w:pStyle w:val="ListParagraph"/>
+        <w:numPr>
+          <w:ilvl w:val="0"/>
+          <w:numId w:val="2"/>
+        </w:numPr>
+        <w:spacing w:after="40" w:before="0" w:line="384"/>
+      </w:pPr>
+      <w:r>
+        <w:rPr>
+          <w:rFonts w:ascii="KoPub바탕체" w:cs="KoPub바탕체" w:eastAsia="KoPub바탕체" w:hAnsi="KoPub바탕체"/>
+          <w:b/>
+          <w:bCs/>
+          <w:sz w:val="24"/>
+          <w:szCs w:val="24"/>
+        </w:rPr>
+        <w:t xml:space="preserve">지원대상은 기업 계층형 4개(중소·중견기업 일반 → 요건·단계 특정 기업 → 예비창업자·창업기업, 소상공인), 비기업 주체형 4개(산학연 연구수행기관, 사업주·근로자, 농어업인·농식품, 일반 국민·종사자), 매개형 2개(수요·제도 연계 사업체, 보증·보험 이용기업)로 구조화</w:t>
+      </w:r>
+    </w:p>
+    <w:p>
+      <w:pPr>
+        <w:pStyle w:val="ListParagraph"/>
+        <w:numPr>
+          <w:ilvl w:val="1"/>
+          <w:numId w:val="2"/>
+        </w:numPr>
+        <w:spacing w:after="40" w:before="0" w:line="384"/>
+      </w:pPr>
+      <w:r>
+        <w:rPr>
+          <w:rFonts w:ascii="KoPub바탕체" w:cs="KoPub바탕체" w:eastAsia="KoPub바탕체" w:hAnsi="KoPub바탕체"/>
+          <w:b w:val="false"/>
+          <w:bCs w:val="false"/>
+          <w:sz w:val="23"/>
+          <w:szCs w:val="23"/>
+        </w:rPr>
+        <w:t xml:space="preserve">2026년 예산 기준 중소·중견기업 일반(T1) 24.0%(7.44조원, 119건), 소상공인(T4) 15.4%(4.78조원, 26건), 산학연 연구수행기관(T5) 15.3%(4.75조원, 158건으로 건수 최다), 보증·보험 이용기업(T10) 13.3%(4.12조원, 7건), 요건·단계 특정 기업(T2) 8.8%, 사업주·근로자(T6) 7.1%, 수요·제도 연계 사업체(T8) 6.5%, 농어업인·농식품(T9) 2.6%, 일반 국민·종사자(T7) 2.4%, 예비창업자·창업기업(T3) 2.3%</w:t>
       </w:r>
     </w:p>
     <w:p>
@@ -10717,7 +10829,27 @@
           <w:sz w:val="23"/>
           <w:szCs w:val="23"/>
         </w:rPr>
-        <w:t xml:space="preserve">수혜대상은 짧고 정형적이어서 군집 품질이 가장 높음: 실루엣 0.204, 시드 10회 재군집과의 ARI 0.616(지원목적 0.40). 병합 군집 쌍의 중심거리(0.584)가 비병합 쌍(0.702)보다 짧아 병합이 거리 구조와 부합</w:t>
+        <w:t xml:space="preserve">대표 사업: T1 창업기반지원(융자, 1조 3,058억원)·TIPS(6,684억원), T4 특별경영안정자금(1조 3,500억원)·소상공인경영안정바우처(5,790억원), T10 일반보증 대위변제(2조 6,939억원)·무역보험금지급(4,000억원), T8 신재생에너지 생산및시설자금(6,480억원), T5 소재부품패키지형(9,282억원)·스케일업팁스(2,924억원), T3 창업패키지(1,952억원)·초격차스타트업프로젝트(1,456억원)</w:t>
+      </w:r>
+    </w:p>
+    <w:p>
+      <w:pPr>
+        <w:pStyle w:val="ListParagraph"/>
+        <w:numPr>
+          <w:ilvl w:val="2"/>
+          <w:numId w:val="2"/>
+        </w:numPr>
+        <w:spacing w:after="40" w:before="0" w:line="384"/>
+      </w:pPr>
+      <w:r>
+        <w:rPr>
+          <w:rFonts w:ascii="KoPub바탕체" w:cs="KoPub바탕체" w:eastAsia="KoPub바탕체" w:hAnsi="KoPub바탕체"/>
+          <w:b w:val="false"/>
+          <w:bCs w:val="false"/>
+          <w:sz w:val="23"/>
+          <w:szCs w:val="23"/>
+        </w:rPr>
+        <w:t xml:space="preserve">건당 예산은 T10 5,887억원 &gt; T4 1,839억원 &gt; T6 956억원 &gt; T1 625억원 &gt; T5 301억원 &gt; T8 274억원 &gt; T2·T3 251억원 &gt; T7 129억원으로, 보증·자금·장려금 대상은 소수 대형, 연구기관·창업자·종사자 대상은 다수 소형 사업</w:t>
       </w:r>
     </w:p>
     <w:p>
@@ -10737,7 +10869,67 @@
           <w:sz w:val="23"/>
           <w:szCs w:val="23"/>
         </w:rPr>
-        <w:t xml:space="preserve">(지원내용) 기업마당 공고 지원내용(보유 35.7%), 없으면 내역목적·세부목적을 임베딩하고 산업영역 방향을 제거 → K-평균(k=16) → 11개 유형 + 미기재(K0). 기술개발 계열 4개, 융자·보증 계열 2개 군집을 각각 병합</w:t>
+        <w:t xml:space="preserve">T8은 수요처·제도를 매개로 대상이 정의되어 설비 설치자(기후부)·수요기업(산업부)·지자체처럼 성격이 다른 대상이 함께 묶이며 보증 이용기업을 분리한 뒤에도 응집도가 0.627로 가장 낮고, T2는 단계·인증·제도 가입 조건이 붙은 서술로 경계가 흐림(응집도 0.649)</w:t>
+      </w:r>
+    </w:p>
+    <w:p>
+      <w:pPr>
+        <w:pStyle w:val="ListParagraph"/>
+        <w:numPr>
+          <w:ilvl w:val="4"/>
+          <w:numId w:val="2"/>
+        </w:numPr>
+        <w:spacing w:after="40" w:before="0" w:line="384"/>
+      </w:pPr>
+      <w:r>
+        <w:rPr>
+          <w:rFonts w:ascii="KoPub바탕체" w:cs="KoPub바탕체" w:eastAsia="KoPub바탕체" w:hAnsi="KoPub바탕체"/>
+          <w:b w:val="false"/>
+          <w:bCs w:val="false"/>
+          <w:sz w:val="22"/>
+          <w:szCs w:val="22"/>
+        </w:rPr>
+        <w:t xml:space="preserve">청년일자리도약장려금(9,080억원)은 수혜대상이 '우선지원대상기업·취업애로청년'으로 기재되어 사업주·근로자(T6)가 아닌 T2에 배정. 2026년 농식품부 융자 8건(0.71조원)은 예산서에 수혜대상이 누락되어 T0</w:t>
+      </w:r>
+    </w:p>
+    <w:p>
+      <w:pPr>
+        <w:pStyle w:val="ListParagraph"/>
+        <w:numPr>
+          <w:ilvl w:val="1"/>
+          <w:numId w:val="2"/>
+        </w:numPr>
+        <w:spacing w:after="40" w:before="0" w:line="384"/>
+      </w:pPr>
+      <w:r>
+        <w:rPr>
+          <w:rFonts w:ascii="KoPub바탕체" w:cs="KoPub바탕체" w:eastAsia="KoPub바탕체" w:hAnsi="KoPub바탕체"/>
+          <w:b w:val="false"/>
+          <w:bCs w:val="false"/>
+          <w:sz w:val="23"/>
+          <w:szCs w:val="23"/>
+        </w:rPr>
+        <w:t xml:space="preserve">'24→'26 추이: 예비창업자·창업기업 0.25조원 → 0.70조원(+184.3%), 산학연 4.00조원 → 4.75조원(+18.7%, 건수 260 → 158), 일반 국민·종사자 +25.5%, 요건·단계 특정 기업 +24.8%, 수요·제도 연계 사업체 +19.3%, 사업주·근로자 +14.4% 증가; 소상공인 +3.2%(융자 축소를 경영안정바우처 신설이 상쇄), 보증·보험 이용기업 △4.5%, 농어업인·농식품 △45.7%(수혜대상 누락분 포함 시 △17.6%)</w:t>
+      </w:r>
+    </w:p>
+    <w:p>
+      <w:pPr>
+        <w:pStyle w:val="ListParagraph"/>
+        <w:numPr>
+          <w:ilvl w:val="1"/>
+          <w:numId w:val="2"/>
+        </w:numPr>
+        <w:spacing w:after="40" w:before="0" w:line="384"/>
+      </w:pPr>
+      <w:r>
+        <w:rPr>
+          <w:rFonts w:ascii="KoPub바탕체" w:cs="KoPub바탕체" w:eastAsia="KoPub바탕체" w:hAnsi="KoPub바탕체"/>
+          <w:b w:val="false"/>
+          <w:bCs w:val="false"/>
+          <w:sz w:val="23"/>
+          <w:szCs w:val="23"/>
+        </w:rPr>
+        <w:t xml:space="preserve">소관별: 중기부는 중소기업 일반 48.0%·소상공인 35.7%·산학연 8.4%·창업기업 4.7%로 창업 전담 부처임에도 수혜대상이 '중소기업'으로 포괄 기재되고, 금융위는 보증·보험 이용기업 99.7%, 산업부는 산학연 68.0%·무역보험 13.5%, 고용부는 사업주·근로자 63.7%, 기후부는 설비 설치자 39.0%, 문체부는 관광사업자 45.6%·창작자 27.2%</w:t>
       </w:r>
     </w:p>
     <w:p>
@@ -10757,7 +10949,7 @@
           <w:sz w:val="23"/>
           <w:szCs w:val="23"/>
         </w:rPr>
-        <w:t xml:space="preserve">군집 품질은 가장 낮음: 실루엣 0.059, ARI 0.488, 연도 간 유형 일치율 61.8%. 공고 기반 문서는 사업화자금·비용보조·서비스처럼 '지원 항목' 수준, 예산서 기반 문서는 기술개발·생태계·해외진출처럼 '사업 영역' 수준으로 서술되어 유형이 출처에 따라 갈림</w:t>
+        <w:t xml:space="preserve">유형별 운영 소관 수는 T2 14개, T8 13개, T7 12개, T5 9개, T3·T9 각 6개, T10 2개. 창업기업은 중기부 외 고용부·문체부·국토부·지식재산처·농식품부가 운영하여 대상 중복 검토 수요가 큼</w:t>
       </w:r>
     </w:p>
     <w:p>
@@ -10777,7 +10969,64 @@
           <w:sz w:val="23"/>
           <w:szCs w:val="23"/>
         </w:rPr>
-        <w:t xml:space="preserve">(지원수단) 지원형태 메타데이터(출연·보조·직접·융자·출자)는 범주형이므로 군집 대신 메타데이터를 1차 기준, 어휘 신호(보증·팩토링, 바우처, 장려금·인건비, 기술개발)를 2차 기준으로 하는 우선순위 규칙으로 9개 유형 구성. 어휘 신호로 세분된 사업은 6.2%</w:t>
+        <w:t xml:space="preserve">기존 지원분야 소분류는 '중소기업[일반]'이 연계분의 87.6%여서 대상을 구분하지 못하나, 대상 축은 같은 '중소기업[일반]' 사업을 T5 358건·T1 211건·T2 180건·T8 138건 등으로 세분. 소분류 '소상공인' 56건 중 39건(69.6%)이 T4로 정합하고, '창업벤처' 99건은 T3 29건·T1 29건·T7 16건으로 분산</w:t>
+      </w:r>
+    </w:p>
+    <w:p>
+      <w:pPr>
+        <w:pStyle w:val="Heading2"/>
+        <w:spacing w:after="160" w:before="280" w:line="384"/>
+      </w:pPr>
+      <w:r>
+        <w:rPr>
+          <w:rFonts w:ascii="KoPub바탕체" w:cs="KoPub바탕체" w:eastAsia="KoPub바탕체" w:hAnsi="KoPub바탕체"/>
+          <w:b/>
+          <w:bCs/>
+          <w:color w:val="2F6F7E"/>
+          <w:sz w:val="30"/>
+          <w:szCs w:val="30"/>
+        </w:rPr>
+        <w:t xml:space="preserve">다. 지원수단 유형</w:t>
+      </w:r>
+    </w:p>
+    <w:p>
+      <w:pPr>
+        <w:pStyle w:val="ListParagraph"/>
+        <w:numPr>
+          <w:ilvl w:val="0"/>
+          <w:numId w:val="2"/>
+        </w:numPr>
+        <w:spacing w:after="40" w:before="0" w:line="384"/>
+      </w:pPr>
+      <w:r>
+        <w:rPr>
+          <w:rFonts w:ascii="KoPub바탕체" w:cs="KoPub바탕체" w:eastAsia="KoPub바탕체" w:hAnsi="KoPub바탕체"/>
+          <w:b/>
+          <w:bCs/>
+          <w:sz w:val="24"/>
+          <w:szCs w:val="24"/>
+        </w:rPr>
+        <w:t xml:space="preserve">지원수단은 금융형(융자 → 보증·보험), 재정지원형(R&amp;D 과제 출연 → 기관 운영·인프라 출연 → 보조금 → 바우처), 직접형(장려금 직접지급 → 직접 수행), 혼합형으로 구조화되며, 금융형이 53.5%</w:t>
+      </w:r>
+    </w:p>
+    <w:p>
+      <w:pPr>
+        <w:pStyle w:val="ListParagraph"/>
+        <w:numPr>
+          <w:ilvl w:val="1"/>
+          <w:numId w:val="2"/>
+        </w:numPr>
+        <w:spacing w:after="40" w:before="0" w:line="384"/>
+      </w:pPr>
+      <w:r>
+        <w:rPr>
+          <w:rFonts w:ascii="KoPub바탕체" w:cs="KoPub바탕체" w:eastAsia="KoPub바탕체" w:hAnsi="KoPub바탕체"/>
+          <w:b w:val="false"/>
+          <w:bCs w:val="false"/>
+          <w:sz w:val="23"/>
+          <w:szCs w:val="23"/>
+        </w:rPr>
+        <w:t xml:space="preserve">2026년 예산 기준 융자(I4) 38.0%(11.76조원, 51건, 건당 2,306억원), R&amp;D 과제 출연(I1) 18.1%(5.60조원, 171건), 보증·보험(I8) 15.5%(4.79조원, 21건, 건당 2,281억원), 보조금(I3) 8.7%(2.69조원, 185건, 17개 소관), 기관 운영·인프라 출연(I2) 5.0%, 장려금 직접지급(I5) 4.6%(고용부 단독), 혼합(I6) 4.6%, 바우처(I9) 3.7%, 직접 수행(I10) 1.6%</w:t>
       </w:r>
     </w:p>
     <w:p>
@@ -10797,7 +11046,27 @@
           <w:sz w:val="23"/>
           <w:szCs w:val="23"/>
         </w:rPr>
-        <w:t xml:space="preserve">메타 '출연' 1,100건을 R&amp;D 과제 출연(634건)과 기관 운영·인프라 출연(433건)으로, '직접' 155건을 직접 수행(85건)·보증·보험(34건)·장려금 직접지급(32건)으로 세분. 메타 '융자' 사업의 94.8%가 융자 유형</w:t>
+        <w:t xml:space="preserve">대표 사업: I4 특별경영안정자금·창업기반지원·관광사업체 융자지원(6,375억원), I1 소재부품패키지형·TIPS, I8 일반보증 대위변제·무역보험금지급(4,000억원)·팩토링금융(2,502억원), I3 희망리턴패키지(3,056억원)·산업맞춤형(1,548억원), I5 청년일자리도약장려금·출산육아기 고용안정장려금(3,595억원), I9 소상공인경영안정바우처(5,790억원)·통합지원사업(1,543억원)·수출바우처(1,502억원)</w:t>
+      </w:r>
+    </w:p>
+    <w:p>
+      <w:pPr>
+        <w:pStyle w:val="ListParagraph"/>
+        <w:numPr>
+          <w:ilvl w:val="2"/>
+          <w:numId w:val="2"/>
+        </w:numPr>
+        <w:spacing w:after="40" w:before="0" w:line="384"/>
+      </w:pPr>
+      <w:r>
+        <w:rPr>
+          <w:rFonts w:ascii="KoPub바탕체" w:cs="KoPub바탕체" w:eastAsia="KoPub바탕체" w:hAnsi="KoPub바탕체"/>
+          <w:b w:val="false"/>
+          <w:bCs w:val="false"/>
+          <w:sz w:val="23"/>
+          <w:szCs w:val="23"/>
+        </w:rPr>
+        <w:t xml:space="preserve">금융형 53.5%는 지원목적 축의 자금조달·경영안정(48.0%)보다 5.5%p 크며, 차이는 수출(농식품글로벌육성지원자금)·생산기반(신재생에너지 생산및시설자금)·고용(산재예방시설융자) 목적의 융자. 반대로 D의 경영안정바우처는 금융형이 아닌 바우처</w:t>
       </w:r>
     </w:p>
     <w:p>
@@ -10817,7 +11086,144 @@
           <w:sz w:val="23"/>
           <w:szCs w:val="23"/>
         </w:rPr>
-        <w:t xml:space="preserve">동일 내역사업은 연도 간 단일 유형으로 배정하고 2,189건 전체를 유형화. 연도별 텍스트만으로의 유형 일치율은 대상 83.5%, 수단 78.6%, 내용 61.8%</w:t>
+        <w:t xml:space="preserve">투자·출자형은 메타 '출자'가 단독 1건, 결합 27건에 그쳐 독립 유형으로 성립하지 않고 융자·보조금 유형에 흡수되어, 예산서 지원형태만으로는 투자형 수단을 식별하기 어려움</w:t>
+      </w:r>
+    </w:p>
+    <w:p>
+      <w:pPr>
+        <w:pStyle w:val="ListParagraph"/>
+        <w:numPr>
+          <w:ilvl w:val="1"/>
+          <w:numId w:val="2"/>
+        </w:numPr>
+        <w:spacing w:after="40" w:before="0" w:line="384"/>
+      </w:pPr>
+      <w:r>
+        <w:rPr>
+          <w:rFonts w:ascii="KoPub바탕체" w:cs="KoPub바탕체" w:eastAsia="KoPub바탕체" w:hAnsi="KoPub바탕체"/>
+          <w:b w:val="false"/>
+          <w:bCs w:val="false"/>
+          <w:sz w:val="23"/>
+          <w:szCs w:val="23"/>
+        </w:rPr>
+        <w:t xml:space="preserve">'24→'26 추이: R&amp;D 과제 출연 4.04조원 → 5.60조원(+38.5%, 비중 14.1% → 18.1%, 건수 259 → 171), 바우처 +181.0%(경영안정바우처 신설), 직접 수행 +72.1%, 장려금 직접지급 +17.7% 증가; 보조금 3.04조원 → 2.69조원(△11.6%, 비중 10.6% → 8.7%) 감소; 융자 +2.2%·보증 △0.6%로 금융형 비중은 56.9% → 53.5%</w:t>
+      </w:r>
+    </w:p>
+    <w:p>
+      <w:pPr>
+        <w:pStyle w:val="ListParagraph"/>
+        <w:numPr>
+          <w:ilvl w:val="1"/>
+          <w:numId w:val="2"/>
+        </w:numPr>
+        <w:spacing w:after="40" w:before="0" w:line="384"/>
+      </w:pPr>
+      <w:r>
+        <w:rPr>
+          <w:rFonts w:ascii="KoPub바탕체" w:cs="KoPub바탕체" w:eastAsia="KoPub바탕체" w:hAnsi="KoPub바탕체"/>
+          <w:b w:val="false"/>
+          <w:bCs w:val="false"/>
+          <w:sz w:val="23"/>
+          <w:szCs w:val="23"/>
+        </w:rPr>
+        <w:t xml:space="preserve">소관별: 수단 축은 소관과의 정보량이 가장 작아 부처마다 복수 수단을 병용. 중기부는 융자 58.0%·R&amp;D 출연 15.2%·보조금·바우처(6.3%)·혼합·보증, 산업부는 R&amp;D 출연 68.9%·무역보험 11.4%, 고용부는 장려금 42.2%·공단 위탁 출연·융자·혼합, 기후부 융자 52.5%, 문체부 융자 64.4%, 농식품부 융자 63.4%</w:t>
+      </w:r>
+    </w:p>
+    <w:p>
+      <w:pPr>
+        <w:pStyle w:val="Heading2"/>
+        <w:spacing w:after="160" w:before="280" w:line="384"/>
+      </w:pPr>
+      <w:r>
+        <w:rPr>
+          <w:rFonts w:ascii="KoPub바탕체" w:cs="KoPub바탕체" w:eastAsia="KoPub바탕체" w:hAnsi="KoPub바탕체"/>
+          <w:b/>
+          <w:bCs/>
+          <w:color w:val="2F6F7E"/>
+          <w:sz w:val="30"/>
+          <w:szCs w:val="30"/>
+        </w:rPr>
+        <w:t xml:space="preserve">라. 지원내용 유형</w:t>
+      </w:r>
+    </w:p>
+    <w:p>
+      <w:pPr>
+        <w:pStyle w:val="ListParagraph"/>
+        <w:numPr>
+          <w:ilvl w:val="0"/>
+          <w:numId w:val="2"/>
+        </w:numPr>
+        <w:spacing w:after="40" w:before="0" w:line="384"/>
+      </w:pPr>
+      <w:r>
+        <w:rPr>
+          <w:rFonts w:ascii="KoPub바탕체" w:cs="KoPub바탕체" w:eastAsia="KoPub바탕체" w:hAnsi="KoPub바탕체"/>
+          <w:b/>
+          <w:bCs/>
+          <w:sz w:val="24"/>
+          <w:szCs w:val="24"/>
+        </w:rPr>
+        <w:t xml:space="preserve">지원내용은 자금 전달형 4개(융자·보증, 창업 사업화자금·투자연계, 사업비용 보조, 고용장려금), 과제·기반형 3개(기술개발 과제, 생태계·협력 기반, 환경·안전 설비), 서비스형 4개(컨설팅·인증 서비스, 교육·훈련, 해외진출 지원, 지역·사회적경제 프로그램)로 구조화</w:t>
+      </w:r>
+    </w:p>
+    <w:p>
+      <w:pPr>
+        <w:pStyle w:val="ListParagraph"/>
+        <w:numPr>
+          <w:ilvl w:val="1"/>
+          <w:numId w:val="2"/>
+        </w:numPr>
+        <w:spacing w:after="40" w:before="0" w:line="384"/>
+      </w:pPr>
+      <w:r>
+        <w:rPr>
+          <w:rFonts w:ascii="KoPub바탕체" w:cs="KoPub바탕체" w:eastAsia="KoPub바탕체" w:hAnsi="KoPub바탕체"/>
+          <w:b w:val="false"/>
+          <w:bCs w:val="false"/>
+          <w:sz w:val="23"/>
+          <w:szCs w:val="23"/>
+        </w:rPr>
+        <w:t xml:space="preserve">2026년 예산 기준 자금 융자·보증 제공(K4) 47.5%(14.71조원, 59건, 건당 2,494억원), 기술개발 과제 수행(K1) 12.3%(3.81조원, 184건, 16개 소관), 창업 사업화자금·투자연계·보육(K5) 8.5%(2.64조원: TIPS·희망리턴패키지·스케일업팁스·창업패키지), 환경·안전 설비 구축(K11) 5.9%, 고용장려금·인건비(K10) 5.7%, 사업비용 보조(K7) 5.5%(경영안정바우처·통합지원사업·수출바우처)</w:t>
+      </w:r>
+    </w:p>
+    <w:p>
+      <w:pPr>
+        <w:pStyle w:val="ListParagraph"/>
+        <w:numPr>
+          <w:ilvl w:val="2"/>
+          <w:numId w:val="2"/>
+        </w:numPr>
+        <w:spacing w:after="40" w:before="0" w:line="384"/>
+      </w:pPr>
+      <w:r>
+        <w:rPr>
+          <w:rFonts w:ascii="KoPub바탕체" w:cs="KoPub바탕체" w:eastAsia="KoPub바탕체" w:hAnsi="KoPub바탕체"/>
+          <w:b w:val="false"/>
+          <w:bCs w:val="false"/>
+          <w:sz w:val="23"/>
+          <w:szCs w:val="23"/>
+        </w:rPr>
+        <w:t xml:space="preserve">생태계·협력 기반(K2) 3.9%, 컨설팅·인증 서비스(K8) 3.1%(제조혁신구축지원 3,173억원), 지역·사회적경제·창업 프로그램(K3) 2.2%, 해외진출·수출 지원(K6) 1.7%(55건, 12개 소관, 건당 95억원), 교육·훈련(K9) 1.4%</w:t>
+      </w:r>
+    </w:p>
+    <w:p>
+      <w:pPr>
+        <w:pStyle w:val="ListParagraph"/>
+        <w:numPr>
+          <w:ilvl w:val="1"/>
+          <w:numId w:val="2"/>
+        </w:numPr>
+        <w:spacing w:after="40" w:before="0" w:line="384"/>
+      </w:pPr>
+      <w:r>
+        <w:rPr>
+          <w:rFonts w:ascii="KoPub바탕체" w:cs="KoPub바탕체" w:eastAsia="KoPub바탕체" w:hAnsi="KoPub바탕체"/>
+          <w:b w:val="false"/>
+          <w:bCs w:val="false"/>
+          <w:sz w:val="23"/>
+          <w:szCs w:val="23"/>
+        </w:rPr>
+        <w:t xml:space="preserve">응집도는 고용장려금 0.707, 융자·보증 0.661, 설비 0.600처럼 수혜자가 받는 것이 구체적인 유형일수록 높고, 기술개발 0.428·생태계 0.466처럼 포괄적 유형일수록 낮음. K2의 82%가 기술혁신 목적 사업으로 K1과의 경계가 흐림</w:t>
       </w:r>
     </w:p>
     <w:p>
@@ -10837,1786 +11243,7 @@
           <w:sz w:val="22"/>
           <w:szCs w:val="22"/>
         </w:rPr>
-        <w:t xml:space="preserve">소관과의 정보량(NMI)은 대상 0.378, 내용 0.210, 수단 0.185로 대상 축만 소관과 관련이 크며(고용부=사업주·근로자, 금융위=보증 이용기업), 지원목적 대분류와의 NMI는 내용 0.359 &gt; 수단 0.277 &gt; 대상 0.227로 대상 축이 목적과 가장 독립적</w:t>
-      </w:r>
-    </w:p>
-    <w:p>
-      <w:pPr>
-        <w:spacing w:after="80" w:before="200" w:line="384"/>
-        <w:jc w:val="center"/>
-      </w:pPr>
-      <w:r>
-        <w:rPr>
-          <w:rFonts w:ascii="KoPub돋움체" w:cs="KoPub돋움체" w:eastAsia="KoPub돋움체" w:hAnsi="KoPub돋움체"/>
-          <w:b/>
-          <w:bCs/>
-          <w:sz w:val="22"/>
-          <w:szCs w:val="22"/>
-        </w:rPr>
-        <w:t xml:space="preserve">&lt;표 6&gt; 축별 유형화 방법과 타당성 지표</w:t>
-      </w:r>
-    </w:p>
-    <w:tbl>
-      <w:tblPr>
-        <w:tblW w:type="dxa" w:w="9500"/>
-        <w:jc w:val="center"/>
-        <w:tblBorders>
-          <w:top w:val="single" w:color="auto" w:sz="4"/>
-          <w:left w:val="single" w:color="auto" w:sz="4"/>
-          <w:bottom w:val="single" w:color="auto" w:sz="4"/>
-          <w:right w:val="single" w:color="auto" w:sz="4"/>
-          <w:insideH w:val="single" w:color="auto" w:sz="4"/>
-          <w:insideV w:val="single" w:color="auto" w:sz="4"/>
-        </w:tblBorders>
-      </w:tblPr>
-      <w:tblGrid>
-        <w:gridCol w:w="1700"/>
-        <w:gridCol w:w="1800"/>
-        <w:gridCol w:w="1300"/>
-        <w:gridCol w:w="1600"/>
-        <w:gridCol w:w="1400"/>
-        <w:gridCol w:w="1700"/>
-      </w:tblGrid>
-      <w:tr>
-        <w:trPr>
-          <w:tblHeader/>
-        </w:trPr>
-        <w:tc>
-          <w:tcPr>
-            <w:tcW w:type="dxa" w:w="1700"/>
-            <w:tcBorders>
-              <w:top w:val="single" w:color="9AA8A6" w:sz="4"/>
-              <w:left w:val="single" w:color="9AA8A6" w:sz="4"/>
-              <w:bottom w:val="single" w:color="9AA8A6" w:sz="4"/>
-              <w:right w:val="single" w:color="9AA8A6" w:sz="4"/>
-            </w:tcBorders>
-            <w:shd w:fill="2F6F7E" w:color="auto" w:val="clear"/>
-            <w:tcMar>
-              <w:top w:type="dxa" w:w="40"/>
-              <w:left w:type="dxa" w:w="80"/>
-              <w:bottom w:type="dxa" w:w="40"/>
-              <w:right w:type="dxa" w:w="80"/>
-            </w:tcMar>
-            <w:vAlign w:val="center"/>
-          </w:tcPr>
-          <w:p>
-            <w:pPr>
-              <w:spacing w:after="0" w:before="0" w:line="240"/>
-              <w:jc w:val="center"/>
-            </w:pPr>
-            <w:r>
-              <w:rPr>
-                <w:rFonts w:ascii="KoPub돋움체" w:cs="KoPub돋움체" w:eastAsia="KoPub돋움체" w:hAnsi="KoPub돋움체"/>
-                <w:b/>
-                <w:bCs/>
-                <w:color w:val="FFFFFF"/>
-                <w:sz w:val="15"/>
-                <w:szCs w:val="15"/>
-              </w:rPr>
-              <w:t xml:space="preserve">구  분</w:t>
-            </w:r>
-          </w:p>
-        </w:tc>
-        <w:tc>
-          <w:tcPr>
-            <w:tcW w:type="dxa" w:w="1800"/>
-            <w:tcBorders>
-              <w:top w:val="single" w:color="9AA8A6" w:sz="4"/>
-              <w:left w:val="single" w:color="9AA8A6" w:sz="4"/>
-              <w:bottom w:val="single" w:color="9AA8A6" w:sz="4"/>
-              <w:right w:val="single" w:color="9AA8A6" w:sz="4"/>
-            </w:tcBorders>
-            <w:shd w:fill="2F6F7E" w:color="auto" w:val="clear"/>
-            <w:tcMar>
-              <w:top w:type="dxa" w:w="40"/>
-              <w:left w:type="dxa" w:w="80"/>
-              <w:bottom w:type="dxa" w:w="40"/>
-              <w:right w:type="dxa" w:w="80"/>
-            </w:tcMar>
-            <w:vAlign w:val="center"/>
-          </w:tcPr>
-          <w:p>
-            <w:pPr>
-              <w:spacing w:after="0" w:before="0" w:line="240"/>
-              <w:jc w:val="center"/>
-            </w:pPr>
-            <w:r>
-              <w:rPr>
-                <w:rFonts w:ascii="KoPub돋움체" w:cs="KoPub돋움체" w:eastAsia="KoPub돋움체" w:hAnsi="KoPub돋움체"/>
-                <w:b/>
-                <w:bCs/>
-                <w:color w:val="FFFFFF"/>
-                <w:sz w:val="15"/>
-                <w:szCs w:val="15"/>
-              </w:rPr>
-              <w:t xml:space="preserve">지원목적</w:t>
-            </w:r>
-          </w:p>
-        </w:tc>
-        <w:tc>
-          <w:tcPr>
-            <w:tcW w:type="dxa" w:w="1300"/>
-            <w:tcBorders>
-              <w:top w:val="single" w:color="9AA8A6" w:sz="4"/>
-              <w:left w:val="single" w:color="9AA8A6" w:sz="4"/>
-              <w:bottom w:val="single" w:color="9AA8A6" w:sz="4"/>
-              <w:right w:val="single" w:color="9AA8A6" w:sz="4"/>
-            </w:tcBorders>
-            <w:shd w:fill="2F6F7E" w:color="auto" w:val="clear"/>
-            <w:tcMar>
-              <w:top w:type="dxa" w:w="40"/>
-              <w:left w:type="dxa" w:w="80"/>
-              <w:bottom w:type="dxa" w:w="40"/>
-              <w:right w:type="dxa" w:w="80"/>
-            </w:tcMar>
-            <w:vAlign w:val="center"/>
-          </w:tcPr>
-          <w:p>
-            <w:pPr>
-              <w:spacing w:after="0" w:before="0" w:line="240"/>
-              <w:jc w:val="center"/>
-            </w:pPr>
-            <w:r>
-              <w:rPr>
-                <w:rFonts w:ascii="KoPub돋움체" w:cs="KoPub돋움체" w:eastAsia="KoPub돋움체" w:hAnsi="KoPub돋움체"/>
-                <w:b/>
-                <w:bCs/>
-                <w:color w:val="FFFFFF"/>
-                <w:sz w:val="15"/>
-                <w:szCs w:val="15"/>
-              </w:rPr>
-              <w:t xml:space="preserve">지원대상</w:t>
-            </w:r>
-          </w:p>
-        </w:tc>
-        <w:tc>
-          <w:tcPr>
-            <w:tcW w:type="dxa" w:w="1600"/>
-            <w:tcBorders>
-              <w:top w:val="single" w:color="9AA8A6" w:sz="4"/>
-              <w:left w:val="single" w:color="9AA8A6" w:sz="4"/>
-              <w:bottom w:val="single" w:color="9AA8A6" w:sz="4"/>
-              <w:right w:val="single" w:color="9AA8A6" w:sz="4"/>
-            </w:tcBorders>
-            <w:shd w:fill="2F6F7E" w:color="auto" w:val="clear"/>
-            <w:tcMar>
-              <w:top w:type="dxa" w:w="40"/>
-              <w:left w:type="dxa" w:w="80"/>
-              <w:bottom w:type="dxa" w:w="40"/>
-              <w:right w:type="dxa" w:w="80"/>
-            </w:tcMar>
-            <w:vAlign w:val="center"/>
-          </w:tcPr>
-          <w:p>
-            <w:pPr>
-              <w:spacing w:after="0" w:before="0" w:line="240"/>
-              <w:jc w:val="center"/>
-            </w:pPr>
-            <w:r>
-              <w:rPr>
-                <w:rFonts w:ascii="KoPub돋움체" w:cs="KoPub돋움체" w:eastAsia="KoPub돋움체" w:hAnsi="KoPub돋움체"/>
-                <w:b/>
-                <w:bCs/>
-                <w:color w:val="FFFFFF"/>
-                <w:sz w:val="15"/>
-                <w:szCs w:val="15"/>
-              </w:rPr>
-              <w:t xml:space="preserve">지원내용</w:t>
-            </w:r>
-          </w:p>
-        </w:tc>
-        <w:tc>
-          <w:tcPr>
-            <w:tcW w:type="dxa" w:w="1400"/>
-            <w:tcBorders>
-              <w:top w:val="single" w:color="9AA8A6" w:sz="4"/>
-              <w:left w:val="single" w:color="9AA8A6" w:sz="4"/>
-              <w:bottom w:val="single" w:color="9AA8A6" w:sz="4"/>
-              <w:right w:val="single" w:color="9AA8A6" w:sz="4"/>
-            </w:tcBorders>
-            <w:shd w:fill="2F6F7E" w:color="auto" w:val="clear"/>
-            <w:tcMar>
-              <w:top w:type="dxa" w:w="40"/>
-              <w:left w:type="dxa" w:w="80"/>
-              <w:bottom w:type="dxa" w:w="40"/>
-              <w:right w:type="dxa" w:w="80"/>
-            </w:tcMar>
-            <w:vAlign w:val="center"/>
-          </w:tcPr>
-          <w:p>
-            <w:pPr>
-              <w:spacing w:after="0" w:before="0" w:line="240"/>
-              <w:jc w:val="center"/>
-            </w:pPr>
-            <w:r>
-              <w:rPr>
-                <w:rFonts w:ascii="KoPub돋움체" w:cs="KoPub돋움체" w:eastAsia="KoPub돋움체" w:hAnsi="KoPub돋움체"/>
-                <w:b/>
-                <w:bCs/>
-                <w:color w:val="FFFFFF"/>
-                <w:sz w:val="15"/>
-                <w:szCs w:val="15"/>
-              </w:rPr>
-              <w:t xml:space="preserve">지원수단</w:t>
-            </w:r>
-          </w:p>
-        </w:tc>
-        <w:tc>
-          <w:tcPr>
-            <w:tcW w:type="dxa" w:w="1700"/>
-            <w:tcBorders>
-              <w:top w:val="single" w:color="9AA8A6" w:sz="4"/>
-              <w:left w:val="single" w:color="9AA8A6" w:sz="4"/>
-              <w:bottom w:val="single" w:color="9AA8A6" w:sz="4"/>
-              <w:right w:val="single" w:color="9AA8A6" w:sz="4"/>
-            </w:tcBorders>
-            <w:shd w:fill="2F6F7E" w:color="auto" w:val="clear"/>
-            <w:tcMar>
-              <w:top w:type="dxa" w:w="40"/>
-              <w:left w:type="dxa" w:w="80"/>
-              <w:bottom w:type="dxa" w:w="40"/>
-              <w:right w:type="dxa" w:w="80"/>
-            </w:tcMar>
-            <w:vAlign w:val="center"/>
-          </w:tcPr>
-          <w:p>
-            <w:pPr>
-              <w:spacing w:after="0" w:before="0" w:line="240"/>
-              <w:jc w:val="center"/>
-            </w:pPr>
-            <w:r>
-              <w:rPr>
-                <w:rFonts w:ascii="KoPub돋움체" w:cs="KoPub돋움체" w:eastAsia="KoPub돋움체" w:hAnsi="KoPub돋움체"/>
-                <w:b/>
-                <w:bCs/>
-                <w:color w:val="FFFFFF"/>
-                <w:sz w:val="15"/>
-                <w:szCs w:val="15"/>
-              </w:rPr>
-              <w:t xml:space="preserve">지원산업</w:t>
-            </w:r>
-          </w:p>
-        </w:tc>
-      </w:tr>
-      <w:tr>
-        <w:tc>
-          <w:tcPr>
-            <w:tcW w:type="dxa" w:w="1700"/>
-            <w:tcBorders>
-              <w:top w:val="single" w:color="9AA8A6" w:sz="4"/>
-              <w:left w:val="single" w:color="9AA8A6" w:sz="4"/>
-              <w:bottom w:val="single" w:color="9AA8A6" w:sz="4"/>
-              <w:right w:val="single" w:color="9AA8A6" w:sz="4"/>
-            </w:tcBorders>
-            <w:shd w:fill="E8F3F1" w:color="auto" w:val="clear"/>
-            <w:tcMar>
-              <w:top w:type="dxa" w:w="40"/>
-              <w:left w:type="dxa" w:w="80"/>
-              <w:bottom w:type="dxa" w:w="40"/>
-              <w:right w:type="dxa" w:w="80"/>
-            </w:tcMar>
-            <w:vAlign w:val="center"/>
-          </w:tcPr>
-          <w:p>
-            <w:pPr>
-              <w:spacing w:after="0" w:before="0" w:line="240"/>
-              <w:jc w:val="center"/>
-            </w:pPr>
-            <w:r>
-              <w:rPr>
-                <w:rFonts w:ascii="KoPub돋움체" w:cs="KoPub돋움체" w:eastAsia="KoPub돋움체" w:hAnsi="KoPub돋움체"/>
-                <w:b w:val="false"/>
-                <w:bCs w:val="false"/>
-                <w:sz w:val="15"/>
-                <w:szCs w:val="15"/>
-              </w:rPr>
-              <w:t xml:space="preserve">원천 정보</w:t>
-            </w:r>
-          </w:p>
-        </w:tc>
-        <w:tc>
-          <w:tcPr>
-            <w:tcW w:type="dxa" w:w="1800"/>
-            <w:tcBorders>
-              <w:top w:val="single" w:color="9AA8A6" w:sz="4"/>
-              <w:left w:val="single" w:color="9AA8A6" w:sz="4"/>
-              <w:bottom w:val="single" w:color="9AA8A6" w:sz="4"/>
-              <w:right w:val="single" w:color="9AA8A6" w:sz="4"/>
-            </w:tcBorders>
-            <w:tcMar>
-              <w:top w:type="dxa" w:w="40"/>
-              <w:left w:type="dxa" w:w="80"/>
-              <w:bottom w:type="dxa" w:w="40"/>
-              <w:right w:type="dxa" w:w="80"/>
-            </w:tcMar>
-            <w:vAlign w:val="center"/>
-          </w:tcPr>
-          <w:p>
-            <w:pPr>
-              <w:spacing w:after="0" w:before="0" w:line="240"/>
-              <w:jc w:val="left"/>
-            </w:pPr>
-            <w:r>
-              <w:rPr>
-                <w:rFonts w:ascii="KoPub돋움체" w:cs="KoPub돋움체" w:eastAsia="KoPub돋움체" w:hAnsi="KoPub돋움체"/>
-                <w:b w:val="false"/>
-                <w:bCs w:val="false"/>
-                <w:sz w:val="15"/>
-                <w:szCs w:val="15"/>
-              </w:rPr>
-              <w:t xml:space="preserve">사업명+목적+수혜대상+공고(잔여는 지원내용 문서)</w:t>
-            </w:r>
-          </w:p>
-        </w:tc>
-        <w:tc>
-          <w:tcPr>
-            <w:tcW w:type="dxa" w:w="1300"/>
-            <w:tcBorders>
-              <w:top w:val="single" w:color="9AA8A6" w:sz="4"/>
-              <w:left w:val="single" w:color="9AA8A6" w:sz="4"/>
-              <w:bottom w:val="single" w:color="9AA8A6" w:sz="4"/>
-              <w:right w:val="single" w:color="9AA8A6" w:sz="4"/>
-            </w:tcBorders>
-            <w:tcMar>
-              <w:top w:type="dxa" w:w="40"/>
-              <w:left w:type="dxa" w:w="80"/>
-              <w:bottom w:type="dxa" w:w="40"/>
-              <w:right w:type="dxa" w:w="80"/>
-            </w:tcMar>
-            <w:vAlign w:val="center"/>
-          </w:tcPr>
-          <w:p>
-            <w:pPr>
-              <w:spacing w:after="0" w:before="0" w:line="240"/>
-              <w:jc w:val="left"/>
-            </w:pPr>
-            <w:r>
-              <w:rPr>
-                <w:rFonts w:ascii="KoPub돋움체" w:cs="KoPub돋움체" w:eastAsia="KoPub돋움체" w:hAnsi="KoPub돋움체"/>
-                <w:b w:val="false"/>
-                <w:bCs w:val="false"/>
-                <w:sz w:val="15"/>
-                <w:szCs w:val="15"/>
-              </w:rPr>
-              <w:t xml:space="preserve">수혜대상</w:t>
-            </w:r>
-          </w:p>
-        </w:tc>
-        <w:tc>
-          <w:tcPr>
-            <w:tcW w:type="dxa" w:w="1600"/>
-            <w:tcBorders>
-              <w:top w:val="single" w:color="9AA8A6" w:sz="4"/>
-              <w:left w:val="single" w:color="9AA8A6" w:sz="4"/>
-              <w:bottom w:val="single" w:color="9AA8A6" w:sz="4"/>
-              <w:right w:val="single" w:color="9AA8A6" w:sz="4"/>
-            </w:tcBorders>
-            <w:tcMar>
-              <w:top w:type="dxa" w:w="40"/>
-              <w:left w:type="dxa" w:w="80"/>
-              <w:bottom w:type="dxa" w:w="40"/>
-              <w:right w:type="dxa" w:w="80"/>
-            </w:tcMar>
-            <w:vAlign w:val="center"/>
-          </w:tcPr>
-          <w:p>
-            <w:pPr>
-              <w:spacing w:after="0" w:before="0" w:line="240"/>
-              <w:jc w:val="left"/>
-            </w:pPr>
-            <w:r>
-              <w:rPr>
-                <w:rFonts w:ascii="KoPub돋움체" w:cs="KoPub돋움체" w:eastAsia="KoPub돋움체" w:hAnsi="KoPub돋움체"/>
-                <w:b w:val="false"/>
-                <w:bCs w:val="false"/>
-                <w:sz w:val="15"/>
-                <w:szCs w:val="15"/>
-              </w:rPr>
-              <w:t xml:space="preserve">공고 지원내용(없으면 내역목적)</w:t>
-            </w:r>
-          </w:p>
-        </w:tc>
-        <w:tc>
-          <w:tcPr>
-            <w:tcW w:type="dxa" w:w="1400"/>
-            <w:tcBorders>
-              <w:top w:val="single" w:color="9AA8A6" w:sz="4"/>
-              <w:left w:val="single" w:color="9AA8A6" w:sz="4"/>
-              <w:bottom w:val="single" w:color="9AA8A6" w:sz="4"/>
-              <w:right w:val="single" w:color="9AA8A6" w:sz="4"/>
-            </w:tcBorders>
-            <w:tcMar>
-              <w:top w:type="dxa" w:w="40"/>
-              <w:left w:type="dxa" w:w="80"/>
-              <w:bottom w:type="dxa" w:w="40"/>
-              <w:right w:type="dxa" w:w="80"/>
-            </w:tcMar>
-            <w:vAlign w:val="center"/>
-          </w:tcPr>
-          <w:p>
-            <w:pPr>
-              <w:spacing w:after="0" w:before="0" w:line="240"/>
-              <w:jc w:val="left"/>
-            </w:pPr>
-            <w:r>
-              <w:rPr>
-                <w:rFonts w:ascii="KoPub돋움체" w:cs="KoPub돋움체" w:eastAsia="KoPub돋움체" w:hAnsi="KoPub돋움체"/>
-                <w:b w:val="false"/>
-                <w:bCs w:val="false"/>
-                <w:sz w:val="15"/>
-                <w:szCs w:val="15"/>
-              </w:rPr>
-              <w:t xml:space="preserve">지원형태 메타+어휘 신호</w:t>
-            </w:r>
-          </w:p>
-        </w:tc>
-        <w:tc>
-          <w:tcPr>
-            <w:tcW w:type="dxa" w:w="1700"/>
-            <w:tcBorders>
-              <w:top w:val="single" w:color="9AA8A6" w:sz="4"/>
-              <w:left w:val="single" w:color="9AA8A6" w:sz="4"/>
-              <w:bottom w:val="single" w:color="9AA8A6" w:sz="4"/>
-              <w:right w:val="single" w:color="9AA8A6" w:sz="4"/>
-            </w:tcBorders>
-            <w:tcMar>
-              <w:top w:type="dxa" w:w="40"/>
-              <w:left w:type="dxa" w:w="80"/>
-              <w:bottom w:type="dxa" w:w="40"/>
-              <w:right w:type="dxa" w:w="80"/>
-            </w:tcMar>
-            <w:vAlign w:val="center"/>
-          </w:tcPr>
-          <w:p>
-            <w:pPr>
-              <w:spacing w:after="0" w:before="0" w:line="240"/>
-              <w:jc w:val="left"/>
-            </w:pPr>
-            <w:r>
-              <w:rPr>
-                <w:rFonts w:ascii="KoPub돋움체" w:cs="KoPub돋움체" w:eastAsia="KoPub돋움체" w:hAnsi="KoPub돋움체"/>
-                <w:b w:val="false"/>
-                <w:bCs w:val="false"/>
-                <w:sz w:val="15"/>
-                <w:szCs w:val="15"/>
-              </w:rPr>
-              <w:t xml:space="preserve">사업명·목적·공고·산출근거</w:t>
-            </w:r>
-          </w:p>
-        </w:tc>
-      </w:tr>
-      <w:tr>
-        <w:tc>
-          <w:tcPr>
-            <w:tcW w:type="dxa" w:w="1700"/>
-            <w:tcBorders>
-              <w:top w:val="single" w:color="9AA8A6" w:sz="4"/>
-              <w:left w:val="single" w:color="9AA8A6" w:sz="4"/>
-              <w:bottom w:val="single" w:color="9AA8A6" w:sz="4"/>
-              <w:right w:val="single" w:color="9AA8A6" w:sz="4"/>
-            </w:tcBorders>
-            <w:shd w:fill="E8F3F1" w:color="auto" w:val="clear"/>
-            <w:tcMar>
-              <w:top w:type="dxa" w:w="40"/>
-              <w:left w:type="dxa" w:w="80"/>
-              <w:bottom w:type="dxa" w:w="40"/>
-              <w:right w:type="dxa" w:w="80"/>
-            </w:tcMar>
-            <w:vAlign w:val="center"/>
-          </w:tcPr>
-          <w:p>
-            <w:pPr>
-              <w:spacing w:after="0" w:before="0" w:line="240"/>
-              <w:jc w:val="center"/>
-            </w:pPr>
-            <w:r>
-              <w:rPr>
-                <w:rFonts w:ascii="KoPub돋움체" w:cs="KoPub돋움체" w:eastAsia="KoPub돋움체" w:hAnsi="KoPub돋움체"/>
-                <w:b w:val="false"/>
-                <w:bCs w:val="false"/>
-                <w:sz w:val="15"/>
-                <w:szCs w:val="15"/>
-              </w:rPr>
-              <w:t xml:space="preserve">방법 / 유형 수</w:t>
-            </w:r>
-          </w:p>
-        </w:tc>
-        <w:tc>
-          <w:tcPr>
-            <w:tcW w:type="dxa" w:w="1800"/>
-            <w:tcBorders>
-              <w:top w:val="single" w:color="9AA8A6" w:sz="4"/>
-              <w:left w:val="single" w:color="9AA8A6" w:sz="4"/>
-              <w:bottom w:val="single" w:color="9AA8A6" w:sz="4"/>
-              <w:right w:val="single" w:color="9AA8A6" w:sz="4"/>
-            </w:tcBorders>
-            <w:tcMar>
-              <w:top w:type="dxa" w:w="40"/>
-              <w:left w:type="dxa" w:w="80"/>
-              <w:bottom w:type="dxa" w:w="40"/>
-              <w:right w:type="dxa" w:w="80"/>
-            </w:tcMar>
-            <w:vAlign w:val="center"/>
-          </w:tcPr>
-          <w:p>
-            <w:pPr>
-              <w:spacing w:after="0" w:before="0" w:line="240"/>
-              <w:jc w:val="left"/>
-            </w:pPr>
-            <w:r>
-              <w:rPr>
-                <w:rFonts w:ascii="KoPub돋움체" w:cs="KoPub돋움체" w:eastAsia="KoPub돋움체" w:hAnsi="KoPub돋움체"/>
-                <w:b w:val="false"/>
-                <w:bCs w:val="false"/>
-                <w:sz w:val="15"/>
-                <w:szCs w:val="15"/>
-              </w:rPr>
-              <w:t xml:space="preserve">임베딩 군집 k=24 → 8·23 + 지원내용 분류</w:t>
-            </w:r>
-          </w:p>
-        </w:tc>
-        <w:tc>
-          <w:tcPr>
-            <w:tcW w:type="dxa" w:w="1300"/>
-            <w:tcBorders>
-              <w:top w:val="single" w:color="9AA8A6" w:sz="4"/>
-              <w:left w:val="single" w:color="9AA8A6" w:sz="4"/>
-              <w:bottom w:val="single" w:color="9AA8A6" w:sz="4"/>
-              <w:right w:val="single" w:color="9AA8A6" w:sz="4"/>
-            </w:tcBorders>
-            <w:tcMar>
-              <w:top w:type="dxa" w:w="40"/>
-              <w:left w:type="dxa" w:w="80"/>
-              <w:bottom w:type="dxa" w:w="40"/>
-              <w:right w:type="dxa" w:w="80"/>
-            </w:tcMar>
-            <w:vAlign w:val="center"/>
-          </w:tcPr>
-          <w:p>
-            <w:pPr>
-              <w:spacing w:after="0" w:before="0" w:line="240"/>
-              <w:jc w:val="left"/>
-            </w:pPr>
-            <w:r>
-              <w:rPr>
-                <w:rFonts w:ascii="KoPub돋움체" w:cs="KoPub돋움체" w:eastAsia="KoPub돋움체" w:hAnsi="KoPub돋움체"/>
-                <w:b w:val="false"/>
-                <w:bCs w:val="false"/>
-                <w:sz w:val="15"/>
-                <w:szCs w:val="15"/>
-              </w:rPr>
-              <w:t xml:space="preserve">임베딩 군집 k=16 → 10</w:t>
-            </w:r>
-          </w:p>
-        </w:tc>
-        <w:tc>
-          <w:tcPr>
-            <w:tcW w:type="dxa" w:w="1600"/>
-            <w:tcBorders>
-              <w:top w:val="single" w:color="9AA8A6" w:sz="4"/>
-              <w:left w:val="single" w:color="9AA8A6" w:sz="4"/>
-              <w:bottom w:val="single" w:color="9AA8A6" w:sz="4"/>
-              <w:right w:val="single" w:color="9AA8A6" w:sz="4"/>
-            </w:tcBorders>
-            <w:tcMar>
-              <w:top w:type="dxa" w:w="40"/>
-              <w:left w:type="dxa" w:w="80"/>
-              <w:bottom w:type="dxa" w:w="40"/>
-              <w:right w:type="dxa" w:w="80"/>
-            </w:tcMar>
-            <w:vAlign w:val="center"/>
-          </w:tcPr>
-          <w:p>
-            <w:pPr>
-              <w:spacing w:after="0" w:before="0" w:line="240"/>
-              <w:jc w:val="left"/>
-            </w:pPr>
-            <w:r>
-              <w:rPr>
-                <w:rFonts w:ascii="KoPub돋움체" w:cs="KoPub돋움체" w:eastAsia="KoPub돋움체" w:hAnsi="KoPub돋움체"/>
-                <w:b w:val="false"/>
-                <w:bCs w:val="false"/>
-                <w:sz w:val="15"/>
-                <w:szCs w:val="15"/>
-              </w:rPr>
-              <w:t xml:space="preserve">임베딩 군집 k=16 → 11</w:t>
-            </w:r>
-          </w:p>
-        </w:tc>
-        <w:tc>
-          <w:tcPr>
-            <w:tcW w:type="dxa" w:w="1400"/>
-            <w:tcBorders>
-              <w:top w:val="single" w:color="9AA8A6" w:sz="4"/>
-              <w:left w:val="single" w:color="9AA8A6" w:sz="4"/>
-              <w:bottom w:val="single" w:color="9AA8A6" w:sz="4"/>
-              <w:right w:val="single" w:color="9AA8A6" w:sz="4"/>
-            </w:tcBorders>
-            <w:tcMar>
-              <w:top w:type="dxa" w:w="40"/>
-              <w:left w:type="dxa" w:w="80"/>
-              <w:bottom w:type="dxa" w:w="40"/>
-              <w:right w:type="dxa" w:w="80"/>
-            </w:tcMar>
-            <w:vAlign w:val="center"/>
-          </w:tcPr>
-          <w:p>
-            <w:pPr>
-              <w:spacing w:after="0" w:before="0" w:line="240"/>
-              <w:jc w:val="left"/>
-            </w:pPr>
-            <w:r>
-              <w:rPr>
-                <w:rFonts w:ascii="KoPub돋움체" w:cs="KoPub돋움체" w:eastAsia="KoPub돋움체" w:hAnsi="KoPub돋움체"/>
-                <w:b w:val="false"/>
-                <w:bCs w:val="false"/>
-                <w:sz w:val="15"/>
-                <w:szCs w:val="15"/>
-              </w:rPr>
-              <w:t xml:space="preserve">우선순위 규칙 → 9</w:t>
-            </w:r>
-          </w:p>
-        </w:tc>
-        <w:tc>
-          <w:tcPr>
-            <w:tcW w:type="dxa" w:w="1700"/>
-            <w:tcBorders>
-              <w:top w:val="single" w:color="9AA8A6" w:sz="4"/>
-              <w:left w:val="single" w:color="9AA8A6" w:sz="4"/>
-              <w:bottom w:val="single" w:color="9AA8A6" w:sz="4"/>
-              <w:right w:val="single" w:color="9AA8A6" w:sz="4"/>
-            </w:tcBorders>
-            <w:tcMar>
-              <w:top w:type="dxa" w:w="40"/>
-              <w:left w:type="dxa" w:w="80"/>
-              <w:bottom w:type="dxa" w:w="40"/>
-              <w:right w:type="dxa" w:w="80"/>
-            </w:tcMar>
-            <w:vAlign w:val="center"/>
-          </w:tcPr>
-          <w:p>
-            <w:pPr>
-              <w:spacing w:after="0" w:before="0" w:line="240"/>
-              <w:jc w:val="left"/>
-            </w:pPr>
-            <w:r>
-              <w:rPr>
-                <w:rFonts w:ascii="KoPub돋움체" w:cs="KoPub돋움체" w:eastAsia="KoPub돋움체" w:hAnsi="KoPub돋움체"/>
-                <w:b w:val="false"/>
-                <w:bCs w:val="false"/>
-                <w:sz w:val="15"/>
-                <w:szCs w:val="15"/>
-              </w:rPr>
-              <w:t xml:space="preserve">산업 사전 규칙 → 10+공통(복수 태그)</w:t>
-            </w:r>
-          </w:p>
-        </w:tc>
-      </w:tr>
-      <w:tr>
-        <w:tc>
-          <w:tcPr>
-            <w:tcW w:type="dxa" w:w="1700"/>
-            <w:tcBorders>
-              <w:top w:val="single" w:color="9AA8A6" w:sz="4"/>
-              <w:left w:val="single" w:color="9AA8A6" w:sz="4"/>
-              <w:bottom w:val="single" w:color="9AA8A6" w:sz="4"/>
-              <w:right w:val="single" w:color="9AA8A6" w:sz="4"/>
-            </w:tcBorders>
-            <w:shd w:fill="E8F3F1" w:color="auto" w:val="clear"/>
-            <w:tcMar>
-              <w:top w:type="dxa" w:w="40"/>
-              <w:left w:type="dxa" w:w="80"/>
-              <w:bottom w:type="dxa" w:w="40"/>
-              <w:right w:type="dxa" w:w="80"/>
-            </w:tcMar>
-            <w:vAlign w:val="center"/>
-          </w:tcPr>
-          <w:p>
-            <w:pPr>
-              <w:spacing w:after="0" w:before="0" w:line="240"/>
-              <w:jc w:val="center"/>
-            </w:pPr>
-            <w:r>
-              <w:rPr>
-                <w:rFonts w:ascii="KoPub돋움체" w:cs="KoPub돋움체" w:eastAsia="KoPub돋움체" w:hAnsi="KoPub돋움체"/>
-                <w:b w:val="false"/>
-                <w:bCs w:val="false"/>
-                <w:sz w:val="15"/>
-                <w:szCs w:val="15"/>
-              </w:rPr>
-              <w:t xml:space="preserve">실루엣(군집)</w:t>
-            </w:r>
-          </w:p>
-        </w:tc>
-        <w:tc>
-          <w:tcPr>
-            <w:tcW w:type="dxa" w:w="1800"/>
-            <w:tcBorders>
-              <w:top w:val="single" w:color="9AA8A6" w:sz="4"/>
-              <w:left w:val="single" w:color="9AA8A6" w:sz="4"/>
-              <w:bottom w:val="single" w:color="9AA8A6" w:sz="4"/>
-              <w:right w:val="single" w:color="9AA8A6" w:sz="4"/>
-            </w:tcBorders>
-            <w:tcMar>
-              <w:top w:type="dxa" w:w="40"/>
-              <w:left w:type="dxa" w:w="80"/>
-              <w:bottom w:type="dxa" w:w="40"/>
-              <w:right w:type="dxa" w:w="80"/>
-            </w:tcMar>
-            <w:vAlign w:val="center"/>
-          </w:tcPr>
-          <w:p>
-            <w:pPr>
-              <w:spacing w:after="0" w:before="0" w:line="240"/>
-              <w:jc w:val="left"/>
-            </w:pPr>
-            <w:r>
-              <w:rPr>
-                <w:rFonts w:ascii="KoPub돋움체" w:cs="KoPub돋움체" w:eastAsia="KoPub돋움체" w:hAnsi="KoPub돋움체"/>
-                <w:b w:val="false"/>
-                <w:bCs w:val="false"/>
-                <w:sz w:val="15"/>
-                <w:szCs w:val="15"/>
-              </w:rPr>
-              <w:t xml:space="preserve">0.058</w:t>
-            </w:r>
-          </w:p>
-        </w:tc>
-        <w:tc>
-          <w:tcPr>
-            <w:tcW w:type="dxa" w:w="1300"/>
-            <w:tcBorders>
-              <w:top w:val="single" w:color="9AA8A6" w:sz="4"/>
-              <w:left w:val="single" w:color="9AA8A6" w:sz="4"/>
-              <w:bottom w:val="single" w:color="9AA8A6" w:sz="4"/>
-              <w:right w:val="single" w:color="9AA8A6" w:sz="4"/>
-            </w:tcBorders>
-            <w:tcMar>
-              <w:top w:type="dxa" w:w="40"/>
-              <w:left w:type="dxa" w:w="80"/>
-              <w:bottom w:type="dxa" w:w="40"/>
-              <w:right w:type="dxa" w:w="80"/>
-            </w:tcMar>
-            <w:vAlign w:val="center"/>
-          </w:tcPr>
-          <w:p>
-            <w:pPr>
-              <w:spacing w:after="0" w:before="0" w:line="240"/>
-              <w:jc w:val="left"/>
-            </w:pPr>
-            <w:r>
-              <w:rPr>
-                <w:rFonts w:ascii="KoPub돋움체" w:cs="KoPub돋움체" w:eastAsia="KoPub돋움체" w:hAnsi="KoPub돋움체"/>
-                <w:b w:val="false"/>
-                <w:bCs w:val="false"/>
-                <w:sz w:val="15"/>
-                <w:szCs w:val="15"/>
-              </w:rPr>
-              <w:t xml:space="preserve">0.204</w:t>
-            </w:r>
-          </w:p>
-        </w:tc>
-        <w:tc>
-          <w:tcPr>
-            <w:tcW w:type="dxa" w:w="1600"/>
-            <w:tcBorders>
-              <w:top w:val="single" w:color="9AA8A6" w:sz="4"/>
-              <w:left w:val="single" w:color="9AA8A6" w:sz="4"/>
-              <w:bottom w:val="single" w:color="9AA8A6" w:sz="4"/>
-              <w:right w:val="single" w:color="9AA8A6" w:sz="4"/>
-            </w:tcBorders>
-            <w:tcMar>
-              <w:top w:type="dxa" w:w="40"/>
-              <w:left w:type="dxa" w:w="80"/>
-              <w:bottom w:type="dxa" w:w="40"/>
-              <w:right w:type="dxa" w:w="80"/>
-            </w:tcMar>
-            <w:vAlign w:val="center"/>
-          </w:tcPr>
-          <w:p>
-            <w:pPr>
-              <w:spacing w:after="0" w:before="0" w:line="240"/>
-              <w:jc w:val="left"/>
-            </w:pPr>
-            <w:r>
-              <w:rPr>
-                <w:rFonts w:ascii="KoPub돋움체" w:cs="KoPub돋움체" w:eastAsia="KoPub돋움체" w:hAnsi="KoPub돋움체"/>
-                <w:b w:val="false"/>
-                <w:bCs w:val="false"/>
-                <w:sz w:val="15"/>
-                <w:szCs w:val="15"/>
-              </w:rPr>
-              <w:t xml:space="preserve">0.059</w:t>
-            </w:r>
-          </w:p>
-        </w:tc>
-        <w:tc>
-          <w:tcPr>
-            <w:tcW w:type="dxa" w:w="1400"/>
-            <w:tcBorders>
-              <w:top w:val="single" w:color="9AA8A6" w:sz="4"/>
-              <w:left w:val="single" w:color="9AA8A6" w:sz="4"/>
-              <w:bottom w:val="single" w:color="9AA8A6" w:sz="4"/>
-              <w:right w:val="single" w:color="9AA8A6" w:sz="4"/>
-            </w:tcBorders>
-            <w:tcMar>
-              <w:top w:type="dxa" w:w="40"/>
-              <w:left w:type="dxa" w:w="80"/>
-              <w:bottom w:type="dxa" w:w="40"/>
-              <w:right w:type="dxa" w:w="80"/>
-            </w:tcMar>
-            <w:vAlign w:val="center"/>
-          </w:tcPr>
-          <w:p>
-            <w:pPr>
-              <w:spacing w:after="0" w:before="0" w:line="240"/>
-              <w:jc w:val="left"/>
-            </w:pPr>
-            <w:r>
-              <w:rPr>
-                <w:rFonts w:ascii="KoPub돋움체" w:cs="KoPub돋움체" w:eastAsia="KoPub돋움체" w:hAnsi="KoPub돋움체"/>
-                <w:b w:val="false"/>
-                <w:bCs w:val="false"/>
-                <w:sz w:val="15"/>
-                <w:szCs w:val="15"/>
-              </w:rPr>
-              <w:t xml:space="preserve">-</w:t>
-            </w:r>
-          </w:p>
-        </w:tc>
-        <w:tc>
-          <w:tcPr>
-            <w:tcW w:type="dxa" w:w="1700"/>
-            <w:tcBorders>
-              <w:top w:val="single" w:color="9AA8A6" w:sz="4"/>
-              <w:left w:val="single" w:color="9AA8A6" w:sz="4"/>
-              <w:bottom w:val="single" w:color="9AA8A6" w:sz="4"/>
-              <w:right w:val="single" w:color="9AA8A6" w:sz="4"/>
-            </w:tcBorders>
-            <w:tcMar>
-              <w:top w:type="dxa" w:w="40"/>
-              <w:left w:type="dxa" w:w="80"/>
-              <w:bottom w:type="dxa" w:w="40"/>
-              <w:right w:type="dxa" w:w="80"/>
-            </w:tcMar>
-            <w:vAlign w:val="center"/>
-          </w:tcPr>
-          <w:p>
-            <w:pPr>
-              <w:spacing w:after="0" w:before="0" w:line="240"/>
-              <w:jc w:val="left"/>
-            </w:pPr>
-            <w:r>
-              <w:rPr>
-                <w:rFonts w:ascii="KoPub돋움체" w:cs="KoPub돋움체" w:eastAsia="KoPub돋움체" w:hAnsi="KoPub돋움체"/>
-                <w:b w:val="false"/>
-                <w:bCs w:val="false"/>
-                <w:sz w:val="15"/>
-                <w:szCs w:val="15"/>
-              </w:rPr>
-              <w:t xml:space="preserve">-</w:t>
-            </w:r>
-          </w:p>
-        </w:tc>
-      </w:tr>
-      <w:tr>
-        <w:tc>
-          <w:tcPr>
-            <w:tcW w:type="dxa" w:w="1700"/>
-            <w:tcBorders>
-              <w:top w:val="single" w:color="9AA8A6" w:sz="4"/>
-              <w:left w:val="single" w:color="9AA8A6" w:sz="4"/>
-              <w:bottom w:val="single" w:color="9AA8A6" w:sz="4"/>
-              <w:right w:val="single" w:color="9AA8A6" w:sz="4"/>
-            </w:tcBorders>
-            <w:shd w:fill="E8F3F1" w:color="auto" w:val="clear"/>
-            <w:tcMar>
-              <w:top w:type="dxa" w:w="40"/>
-              <w:left w:type="dxa" w:w="80"/>
-              <w:bottom w:type="dxa" w:w="40"/>
-              <w:right w:type="dxa" w:w="80"/>
-            </w:tcMar>
-            <w:vAlign w:val="center"/>
-          </w:tcPr>
-          <w:p>
-            <w:pPr>
-              <w:spacing w:after="0" w:before="0" w:line="240"/>
-              <w:jc w:val="center"/>
-            </w:pPr>
-            <w:r>
-              <w:rPr>
-                <w:rFonts w:ascii="KoPub돋움체" w:cs="KoPub돋움체" w:eastAsia="KoPub돋움체" w:hAnsi="KoPub돋움체"/>
-                <w:b w:val="false"/>
-                <w:bCs w:val="false"/>
-                <w:sz w:val="15"/>
-                <w:szCs w:val="15"/>
-              </w:rPr>
-              <w:t xml:space="preserve">ARI(시드 10회)</w:t>
-            </w:r>
-          </w:p>
-        </w:tc>
-        <w:tc>
-          <w:tcPr>
-            <w:tcW w:type="dxa" w:w="1800"/>
-            <w:tcBorders>
-              <w:top w:val="single" w:color="9AA8A6" w:sz="4"/>
-              <w:left w:val="single" w:color="9AA8A6" w:sz="4"/>
-              <w:bottom w:val="single" w:color="9AA8A6" w:sz="4"/>
-              <w:right w:val="single" w:color="9AA8A6" w:sz="4"/>
-            </w:tcBorders>
-            <w:tcMar>
-              <w:top w:type="dxa" w:w="40"/>
-              <w:left w:type="dxa" w:w="80"/>
-              <w:bottom w:type="dxa" w:w="40"/>
-              <w:right w:type="dxa" w:w="80"/>
-            </w:tcMar>
-            <w:vAlign w:val="center"/>
-          </w:tcPr>
-          <w:p>
-            <w:pPr>
-              <w:spacing w:after="0" w:before="0" w:line="240"/>
-              <w:jc w:val="left"/>
-            </w:pPr>
-            <w:r>
-              <w:rPr>
-                <w:rFonts w:ascii="KoPub돋움체" w:cs="KoPub돋움체" w:eastAsia="KoPub돋움체" w:hAnsi="KoPub돋움체"/>
-                <w:b w:val="false"/>
-                <w:bCs w:val="false"/>
-                <w:sz w:val="15"/>
-                <w:szCs w:val="15"/>
-              </w:rPr>
-              <w:t xml:space="preserve">0.40</w:t>
-            </w:r>
-          </w:p>
-        </w:tc>
-        <w:tc>
-          <w:tcPr>
-            <w:tcW w:type="dxa" w:w="1300"/>
-            <w:tcBorders>
-              <w:top w:val="single" w:color="9AA8A6" w:sz="4"/>
-              <w:left w:val="single" w:color="9AA8A6" w:sz="4"/>
-              <w:bottom w:val="single" w:color="9AA8A6" w:sz="4"/>
-              <w:right w:val="single" w:color="9AA8A6" w:sz="4"/>
-            </w:tcBorders>
-            <w:tcMar>
-              <w:top w:type="dxa" w:w="40"/>
-              <w:left w:type="dxa" w:w="80"/>
-              <w:bottom w:type="dxa" w:w="40"/>
-              <w:right w:type="dxa" w:w="80"/>
-            </w:tcMar>
-            <w:vAlign w:val="center"/>
-          </w:tcPr>
-          <w:p>
-            <w:pPr>
-              <w:spacing w:after="0" w:before="0" w:line="240"/>
-              <w:jc w:val="left"/>
-            </w:pPr>
-            <w:r>
-              <w:rPr>
-                <w:rFonts w:ascii="KoPub돋움체" w:cs="KoPub돋움체" w:eastAsia="KoPub돋움체" w:hAnsi="KoPub돋움체"/>
-                <w:b w:val="false"/>
-                <w:bCs w:val="false"/>
-                <w:sz w:val="15"/>
-                <w:szCs w:val="15"/>
-              </w:rPr>
-              <w:t xml:space="preserve">0.616</w:t>
-            </w:r>
-          </w:p>
-        </w:tc>
-        <w:tc>
-          <w:tcPr>
-            <w:tcW w:type="dxa" w:w="1600"/>
-            <w:tcBorders>
-              <w:top w:val="single" w:color="9AA8A6" w:sz="4"/>
-              <w:left w:val="single" w:color="9AA8A6" w:sz="4"/>
-              <w:bottom w:val="single" w:color="9AA8A6" w:sz="4"/>
-              <w:right w:val="single" w:color="9AA8A6" w:sz="4"/>
-            </w:tcBorders>
-            <w:tcMar>
-              <w:top w:type="dxa" w:w="40"/>
-              <w:left w:type="dxa" w:w="80"/>
-              <w:bottom w:type="dxa" w:w="40"/>
-              <w:right w:type="dxa" w:w="80"/>
-            </w:tcMar>
-            <w:vAlign w:val="center"/>
-          </w:tcPr>
-          <w:p>
-            <w:pPr>
-              <w:spacing w:after="0" w:before="0" w:line="240"/>
-              <w:jc w:val="left"/>
-            </w:pPr>
-            <w:r>
-              <w:rPr>
-                <w:rFonts w:ascii="KoPub돋움체" w:cs="KoPub돋움체" w:eastAsia="KoPub돋움체" w:hAnsi="KoPub돋움체"/>
-                <w:b w:val="false"/>
-                <w:bCs w:val="false"/>
-                <w:sz w:val="15"/>
-                <w:szCs w:val="15"/>
-              </w:rPr>
-              <w:t xml:space="preserve">0.488</w:t>
-            </w:r>
-          </w:p>
-        </w:tc>
-        <w:tc>
-          <w:tcPr>
-            <w:tcW w:type="dxa" w:w="1400"/>
-            <w:tcBorders>
-              <w:top w:val="single" w:color="9AA8A6" w:sz="4"/>
-              <w:left w:val="single" w:color="9AA8A6" w:sz="4"/>
-              <w:bottom w:val="single" w:color="9AA8A6" w:sz="4"/>
-              <w:right w:val="single" w:color="9AA8A6" w:sz="4"/>
-            </w:tcBorders>
-            <w:tcMar>
-              <w:top w:type="dxa" w:w="40"/>
-              <w:left w:type="dxa" w:w="80"/>
-              <w:bottom w:type="dxa" w:w="40"/>
-              <w:right w:type="dxa" w:w="80"/>
-            </w:tcMar>
-            <w:vAlign w:val="center"/>
-          </w:tcPr>
-          <w:p>
-            <w:pPr>
-              <w:spacing w:after="0" w:before="0" w:line="240"/>
-              <w:jc w:val="left"/>
-            </w:pPr>
-            <w:r>
-              <w:rPr>
-                <w:rFonts w:ascii="KoPub돋움체" w:cs="KoPub돋움체" w:eastAsia="KoPub돋움체" w:hAnsi="KoPub돋움체"/>
-                <w:b w:val="false"/>
-                <w:bCs w:val="false"/>
-                <w:sz w:val="15"/>
-                <w:szCs w:val="15"/>
-              </w:rPr>
-              <w:t xml:space="preserve">-</w:t>
-            </w:r>
-          </w:p>
-        </w:tc>
-        <w:tc>
-          <w:tcPr>
-            <w:tcW w:type="dxa" w:w="1700"/>
-            <w:tcBorders>
-              <w:top w:val="single" w:color="9AA8A6" w:sz="4"/>
-              <w:left w:val="single" w:color="9AA8A6" w:sz="4"/>
-              <w:bottom w:val="single" w:color="9AA8A6" w:sz="4"/>
-              <w:right w:val="single" w:color="9AA8A6" w:sz="4"/>
-            </w:tcBorders>
-            <w:tcMar>
-              <w:top w:type="dxa" w:w="40"/>
-              <w:left w:type="dxa" w:w="80"/>
-              <w:bottom w:type="dxa" w:w="40"/>
-              <w:right w:type="dxa" w:w="80"/>
-            </w:tcMar>
-            <w:vAlign w:val="center"/>
-          </w:tcPr>
-          <w:p>
-            <w:pPr>
-              <w:spacing w:after="0" w:before="0" w:line="240"/>
-              <w:jc w:val="left"/>
-            </w:pPr>
-            <w:r>
-              <w:rPr>
-                <w:rFonts w:ascii="KoPub돋움체" w:cs="KoPub돋움체" w:eastAsia="KoPub돋움체" w:hAnsi="KoPub돋움체"/>
-                <w:b w:val="false"/>
-                <w:bCs w:val="false"/>
-                <w:sz w:val="15"/>
-                <w:szCs w:val="15"/>
-              </w:rPr>
-              <w:t xml:space="preserve">임베딩 이웃 일치 67.5%</w:t>
-            </w:r>
-          </w:p>
-        </w:tc>
-      </w:tr>
-      <w:tr>
-        <w:tc>
-          <w:tcPr>
-            <w:tcW w:type="dxa" w:w="1700"/>
-            <w:tcBorders>
-              <w:top w:val="single" w:color="9AA8A6" w:sz="4"/>
-              <w:left w:val="single" w:color="9AA8A6" w:sz="4"/>
-              <w:bottom w:val="single" w:color="9AA8A6" w:sz="4"/>
-              <w:right w:val="single" w:color="9AA8A6" w:sz="4"/>
-            </w:tcBorders>
-            <w:shd w:fill="E8F3F1" w:color="auto" w:val="clear"/>
-            <w:tcMar>
-              <w:top w:type="dxa" w:w="40"/>
-              <w:left w:type="dxa" w:w="80"/>
-              <w:bottom w:type="dxa" w:w="40"/>
-              <w:right w:type="dxa" w:w="80"/>
-            </w:tcMar>
-            <w:vAlign w:val="center"/>
-          </w:tcPr>
-          <w:p>
-            <w:pPr>
-              <w:spacing w:after="0" w:before="0" w:line="240"/>
-              <w:jc w:val="center"/>
-            </w:pPr>
-            <w:r>
-              <w:rPr>
-                <w:rFonts w:ascii="KoPub돋움체" w:cs="KoPub돋움체" w:eastAsia="KoPub돋움체" w:hAnsi="KoPub돋움체"/>
-                <w:b w:val="false"/>
-                <w:bCs w:val="false"/>
-                <w:sz w:val="15"/>
-                <w:szCs w:val="15"/>
-              </w:rPr>
-              <w:t xml:space="preserve">연도 간 유형 일치율</w:t>
-            </w:r>
-          </w:p>
-        </w:tc>
-        <w:tc>
-          <w:tcPr>
-            <w:tcW w:type="dxa" w:w="1800"/>
-            <w:tcBorders>
-              <w:top w:val="single" w:color="9AA8A6" w:sz="4"/>
-              <w:left w:val="single" w:color="9AA8A6" w:sz="4"/>
-              <w:bottom w:val="single" w:color="9AA8A6" w:sz="4"/>
-              <w:right w:val="single" w:color="9AA8A6" w:sz="4"/>
-            </w:tcBorders>
-            <w:tcMar>
-              <w:top w:type="dxa" w:w="40"/>
-              <w:left w:type="dxa" w:w="80"/>
-              <w:bottom w:type="dxa" w:w="40"/>
-              <w:right w:type="dxa" w:w="80"/>
-            </w:tcMar>
-            <w:vAlign w:val="center"/>
-          </w:tcPr>
-          <w:p>
-            <w:pPr>
-              <w:spacing w:after="0" w:before="0" w:line="240"/>
-              <w:jc w:val="left"/>
-            </w:pPr>
-            <w:r>
-              <w:rPr>
-                <w:rFonts w:ascii="KoPub돋움체" w:cs="KoPub돋움체" w:eastAsia="KoPub돋움체" w:hAnsi="KoPub돋움체"/>
-                <w:b w:val="false"/>
-                <w:bCs w:val="false"/>
-                <w:sz w:val="15"/>
-                <w:szCs w:val="15"/>
-              </w:rPr>
-              <w:t xml:space="preserve">85.1%</w:t>
-            </w:r>
-          </w:p>
-        </w:tc>
-        <w:tc>
-          <w:tcPr>
-            <w:tcW w:type="dxa" w:w="1300"/>
-            <w:tcBorders>
-              <w:top w:val="single" w:color="9AA8A6" w:sz="4"/>
-              <w:left w:val="single" w:color="9AA8A6" w:sz="4"/>
-              <w:bottom w:val="single" w:color="9AA8A6" w:sz="4"/>
-              <w:right w:val="single" w:color="9AA8A6" w:sz="4"/>
-            </w:tcBorders>
-            <w:tcMar>
-              <w:top w:type="dxa" w:w="40"/>
-              <w:left w:type="dxa" w:w="80"/>
-              <w:bottom w:type="dxa" w:w="40"/>
-              <w:right w:type="dxa" w:w="80"/>
-            </w:tcMar>
-            <w:vAlign w:val="center"/>
-          </w:tcPr>
-          <w:p>
-            <w:pPr>
-              <w:spacing w:after="0" w:before="0" w:line="240"/>
-              <w:jc w:val="left"/>
-            </w:pPr>
-            <w:r>
-              <w:rPr>
-                <w:rFonts w:ascii="KoPub돋움체" w:cs="KoPub돋움체" w:eastAsia="KoPub돋움체" w:hAnsi="KoPub돋움체"/>
-                <w:b w:val="false"/>
-                <w:bCs w:val="false"/>
-                <w:sz w:val="15"/>
-                <w:szCs w:val="15"/>
-              </w:rPr>
-              <w:t xml:space="preserve">83.5%</w:t>
-            </w:r>
-          </w:p>
-        </w:tc>
-        <w:tc>
-          <w:tcPr>
-            <w:tcW w:type="dxa" w:w="1600"/>
-            <w:tcBorders>
-              <w:top w:val="single" w:color="9AA8A6" w:sz="4"/>
-              <w:left w:val="single" w:color="9AA8A6" w:sz="4"/>
-              <w:bottom w:val="single" w:color="9AA8A6" w:sz="4"/>
-              <w:right w:val="single" w:color="9AA8A6" w:sz="4"/>
-            </w:tcBorders>
-            <w:tcMar>
-              <w:top w:type="dxa" w:w="40"/>
-              <w:left w:type="dxa" w:w="80"/>
-              <w:bottom w:type="dxa" w:w="40"/>
-              <w:right w:type="dxa" w:w="80"/>
-            </w:tcMar>
-            <w:vAlign w:val="center"/>
-          </w:tcPr>
-          <w:p>
-            <w:pPr>
-              <w:spacing w:after="0" w:before="0" w:line="240"/>
-              <w:jc w:val="left"/>
-            </w:pPr>
-            <w:r>
-              <w:rPr>
-                <w:rFonts w:ascii="KoPub돋움체" w:cs="KoPub돋움체" w:eastAsia="KoPub돋움체" w:hAnsi="KoPub돋움체"/>
-                <w:b w:val="false"/>
-                <w:bCs w:val="false"/>
-                <w:sz w:val="15"/>
-                <w:szCs w:val="15"/>
-              </w:rPr>
-              <w:t xml:space="preserve">61.8%</w:t>
-            </w:r>
-          </w:p>
-        </w:tc>
-        <w:tc>
-          <w:tcPr>
-            <w:tcW w:type="dxa" w:w="1400"/>
-            <w:tcBorders>
-              <w:top w:val="single" w:color="9AA8A6" w:sz="4"/>
-              <w:left w:val="single" w:color="9AA8A6" w:sz="4"/>
-              <w:bottom w:val="single" w:color="9AA8A6" w:sz="4"/>
-              <w:right w:val="single" w:color="9AA8A6" w:sz="4"/>
-            </w:tcBorders>
-            <w:tcMar>
-              <w:top w:type="dxa" w:w="40"/>
-              <w:left w:type="dxa" w:w="80"/>
-              <w:bottom w:type="dxa" w:w="40"/>
-              <w:right w:type="dxa" w:w="80"/>
-            </w:tcMar>
-            <w:vAlign w:val="center"/>
-          </w:tcPr>
-          <w:p>
-            <w:pPr>
-              <w:spacing w:after="0" w:before="0" w:line="240"/>
-              <w:jc w:val="left"/>
-            </w:pPr>
-            <w:r>
-              <w:rPr>
-                <w:rFonts w:ascii="KoPub돋움체" w:cs="KoPub돋움체" w:eastAsia="KoPub돋움체" w:hAnsi="KoPub돋움체"/>
-                <w:b w:val="false"/>
-                <w:bCs w:val="false"/>
-                <w:sz w:val="15"/>
-                <w:szCs w:val="15"/>
-              </w:rPr>
-              <w:t xml:space="preserve">78.6%</w:t>
-            </w:r>
-          </w:p>
-        </w:tc>
-        <w:tc>
-          <w:tcPr>
-            <w:tcW w:type="dxa" w:w="1700"/>
-            <w:tcBorders>
-              <w:top w:val="single" w:color="9AA8A6" w:sz="4"/>
-              <w:left w:val="single" w:color="9AA8A6" w:sz="4"/>
-              <w:bottom w:val="single" w:color="9AA8A6" w:sz="4"/>
-              <w:right w:val="single" w:color="9AA8A6" w:sz="4"/>
-            </w:tcBorders>
-            <w:tcMar>
-              <w:top w:type="dxa" w:w="40"/>
-              <w:left w:type="dxa" w:w="80"/>
-              <w:bottom w:type="dxa" w:w="40"/>
-              <w:right w:type="dxa" w:w="80"/>
-            </w:tcMar>
-            <w:vAlign w:val="center"/>
-          </w:tcPr>
-          <w:p>
-            <w:pPr>
-              <w:spacing w:after="0" w:before="0" w:line="240"/>
-              <w:jc w:val="left"/>
-            </w:pPr>
-            <w:r>
-              <w:rPr>
-                <w:rFonts w:ascii="KoPub돋움체" w:cs="KoPub돋움체" w:eastAsia="KoPub돋움체" w:hAnsi="KoPub돋움체"/>
-                <w:b w:val="false"/>
-                <w:bCs w:val="false"/>
-                <w:sz w:val="15"/>
-                <w:szCs w:val="15"/>
-              </w:rPr>
-              <w:t xml:space="preserve">AI 관여도 90.4%</w:t>
-            </w:r>
-          </w:p>
-        </w:tc>
-      </w:tr>
-      <w:tr>
-        <w:tc>
-          <w:tcPr>
-            <w:tcW w:type="dxa" w:w="1700"/>
-            <w:tcBorders>
-              <w:top w:val="single" w:color="9AA8A6" w:sz="4"/>
-              <w:left w:val="single" w:color="9AA8A6" w:sz="4"/>
-              <w:bottom w:val="single" w:color="9AA8A6" w:sz="4"/>
-              <w:right w:val="single" w:color="9AA8A6" w:sz="4"/>
-            </w:tcBorders>
-            <w:shd w:fill="E8F3F1" w:color="auto" w:val="clear"/>
-            <w:tcMar>
-              <w:top w:type="dxa" w:w="40"/>
-              <w:left w:type="dxa" w:w="80"/>
-              <w:bottom w:type="dxa" w:w="40"/>
-              <w:right w:type="dxa" w:w="80"/>
-            </w:tcMar>
-            <w:vAlign w:val="center"/>
-          </w:tcPr>
-          <w:p>
-            <w:pPr>
-              <w:spacing w:after="0" w:before="0" w:line="240"/>
-              <w:jc w:val="center"/>
-            </w:pPr>
-            <w:r>
-              <w:rPr>
-                <w:rFonts w:ascii="KoPub돋움체" w:cs="KoPub돋움체" w:eastAsia="KoPub돋움체" w:hAnsi="KoPub돋움체"/>
-                <w:b w:val="false"/>
-                <w:bCs w:val="false"/>
-                <w:sz w:val="15"/>
-                <w:szCs w:val="15"/>
-              </w:rPr>
-              <w:t xml:space="preserve">NMI(소관)</w:t>
-            </w:r>
-          </w:p>
-        </w:tc>
-        <w:tc>
-          <w:tcPr>
-            <w:tcW w:type="dxa" w:w="1800"/>
-            <w:tcBorders>
-              <w:top w:val="single" w:color="9AA8A6" w:sz="4"/>
-              <w:left w:val="single" w:color="9AA8A6" w:sz="4"/>
-              <w:bottom w:val="single" w:color="9AA8A6" w:sz="4"/>
-              <w:right w:val="single" w:color="9AA8A6" w:sz="4"/>
-            </w:tcBorders>
-            <w:tcMar>
-              <w:top w:type="dxa" w:w="40"/>
-              <w:left w:type="dxa" w:w="80"/>
-              <w:bottom w:type="dxa" w:w="40"/>
-              <w:right w:type="dxa" w:w="80"/>
-            </w:tcMar>
-            <w:vAlign w:val="center"/>
-          </w:tcPr>
-          <w:p>
-            <w:pPr>
-              <w:spacing w:after="0" w:before="0" w:line="240"/>
-              <w:jc w:val="left"/>
-            </w:pPr>
-            <w:r>
-              <w:rPr>
-                <w:rFonts w:ascii="KoPub돋움체" w:cs="KoPub돋움체" w:eastAsia="KoPub돋움체" w:hAnsi="KoPub돋움체"/>
-                <w:b w:val="false"/>
-                <w:bCs w:val="false"/>
-                <w:sz w:val="15"/>
-                <w:szCs w:val="15"/>
-              </w:rPr>
-              <w:t xml:space="preserve">0.232</w:t>
-            </w:r>
-          </w:p>
-        </w:tc>
-        <w:tc>
-          <w:tcPr>
-            <w:tcW w:type="dxa" w:w="1300"/>
-            <w:tcBorders>
-              <w:top w:val="single" w:color="9AA8A6" w:sz="4"/>
-              <w:left w:val="single" w:color="9AA8A6" w:sz="4"/>
-              <w:bottom w:val="single" w:color="9AA8A6" w:sz="4"/>
-              <w:right w:val="single" w:color="9AA8A6" w:sz="4"/>
-            </w:tcBorders>
-            <w:tcMar>
-              <w:top w:type="dxa" w:w="40"/>
-              <w:left w:type="dxa" w:w="80"/>
-              <w:bottom w:type="dxa" w:w="40"/>
-              <w:right w:type="dxa" w:w="80"/>
-            </w:tcMar>
-            <w:vAlign w:val="center"/>
-          </w:tcPr>
-          <w:p>
-            <w:pPr>
-              <w:spacing w:after="0" w:before="0" w:line="240"/>
-              <w:jc w:val="left"/>
-            </w:pPr>
-            <w:r>
-              <w:rPr>
-                <w:rFonts w:ascii="KoPub돋움체" w:cs="KoPub돋움체" w:eastAsia="KoPub돋움체" w:hAnsi="KoPub돋움체"/>
-                <w:b w:val="false"/>
-                <w:bCs w:val="false"/>
-                <w:sz w:val="15"/>
-                <w:szCs w:val="15"/>
-              </w:rPr>
-              <w:t xml:space="preserve">0.378</w:t>
-            </w:r>
-          </w:p>
-        </w:tc>
-        <w:tc>
-          <w:tcPr>
-            <w:tcW w:type="dxa" w:w="1600"/>
-            <w:tcBorders>
-              <w:top w:val="single" w:color="9AA8A6" w:sz="4"/>
-              <w:left w:val="single" w:color="9AA8A6" w:sz="4"/>
-              <w:bottom w:val="single" w:color="9AA8A6" w:sz="4"/>
-              <w:right w:val="single" w:color="9AA8A6" w:sz="4"/>
-            </w:tcBorders>
-            <w:tcMar>
-              <w:top w:type="dxa" w:w="40"/>
-              <w:left w:type="dxa" w:w="80"/>
-              <w:bottom w:type="dxa" w:w="40"/>
-              <w:right w:type="dxa" w:w="80"/>
-            </w:tcMar>
-            <w:vAlign w:val="center"/>
-          </w:tcPr>
-          <w:p>
-            <w:pPr>
-              <w:spacing w:after="0" w:before="0" w:line="240"/>
-              <w:jc w:val="left"/>
-            </w:pPr>
-            <w:r>
-              <w:rPr>
-                <w:rFonts w:ascii="KoPub돋움체" w:cs="KoPub돋움체" w:eastAsia="KoPub돋움체" w:hAnsi="KoPub돋움체"/>
-                <w:b w:val="false"/>
-                <w:bCs w:val="false"/>
-                <w:sz w:val="15"/>
-                <w:szCs w:val="15"/>
-              </w:rPr>
-              <w:t xml:space="preserve">0.210</w:t>
-            </w:r>
-          </w:p>
-        </w:tc>
-        <w:tc>
-          <w:tcPr>
-            <w:tcW w:type="dxa" w:w="1400"/>
-            <w:tcBorders>
-              <w:top w:val="single" w:color="9AA8A6" w:sz="4"/>
-              <w:left w:val="single" w:color="9AA8A6" w:sz="4"/>
-              <w:bottom w:val="single" w:color="9AA8A6" w:sz="4"/>
-              <w:right w:val="single" w:color="9AA8A6" w:sz="4"/>
-            </w:tcBorders>
-            <w:tcMar>
-              <w:top w:type="dxa" w:w="40"/>
-              <w:left w:type="dxa" w:w="80"/>
-              <w:bottom w:type="dxa" w:w="40"/>
-              <w:right w:type="dxa" w:w="80"/>
-            </w:tcMar>
-            <w:vAlign w:val="center"/>
-          </w:tcPr>
-          <w:p>
-            <w:pPr>
-              <w:spacing w:after="0" w:before="0" w:line="240"/>
-              <w:jc w:val="left"/>
-            </w:pPr>
-            <w:r>
-              <w:rPr>
-                <w:rFonts w:ascii="KoPub돋움체" w:cs="KoPub돋움체" w:eastAsia="KoPub돋움체" w:hAnsi="KoPub돋움체"/>
-                <w:b w:val="false"/>
-                <w:bCs w:val="false"/>
-                <w:sz w:val="15"/>
-                <w:szCs w:val="15"/>
-              </w:rPr>
-              <w:t xml:space="preserve">0.185</w:t>
-            </w:r>
-          </w:p>
-        </w:tc>
-        <w:tc>
-          <w:tcPr>
-            <w:tcW w:type="dxa" w:w="1700"/>
-            <w:tcBorders>
-              <w:top w:val="single" w:color="9AA8A6" w:sz="4"/>
-              <w:left w:val="single" w:color="9AA8A6" w:sz="4"/>
-              <w:bottom w:val="single" w:color="9AA8A6" w:sz="4"/>
-              <w:right w:val="single" w:color="9AA8A6" w:sz="4"/>
-            </w:tcBorders>
-            <w:tcMar>
-              <w:top w:type="dxa" w:w="40"/>
-              <w:left w:type="dxa" w:w="80"/>
-              <w:bottom w:type="dxa" w:w="40"/>
-              <w:right w:type="dxa" w:w="80"/>
-            </w:tcMar>
-            <w:vAlign w:val="center"/>
-          </w:tcPr>
-          <w:p>
-            <w:pPr>
-              <w:spacing w:after="0" w:before="0" w:line="240"/>
-              <w:jc w:val="left"/>
-            </w:pPr>
-            <w:r>
-              <w:rPr>
-                <w:rFonts w:ascii="KoPub돋움체" w:cs="KoPub돋움체" w:eastAsia="KoPub돋움체" w:hAnsi="KoPub돋움체"/>
-                <w:b w:val="false"/>
-                <w:bCs w:val="false"/>
-                <w:sz w:val="15"/>
-                <w:szCs w:val="15"/>
-              </w:rPr>
-              <w:t xml:space="preserve">0.440</w:t>
-            </w:r>
-          </w:p>
-        </w:tc>
-      </w:tr>
-      <w:tr>
-        <w:tc>
-          <w:tcPr>
-            <w:tcW w:type="dxa" w:w="1700"/>
-            <w:tcBorders>
-              <w:top w:val="single" w:color="9AA8A6" w:sz="4"/>
-              <w:left w:val="single" w:color="9AA8A6" w:sz="4"/>
-              <w:bottom w:val="single" w:color="9AA8A6" w:sz="4"/>
-              <w:right w:val="single" w:color="9AA8A6" w:sz="4"/>
-            </w:tcBorders>
-            <w:shd w:fill="E8F3F1" w:color="auto" w:val="clear"/>
-            <w:tcMar>
-              <w:top w:type="dxa" w:w="40"/>
-              <w:left w:type="dxa" w:w="80"/>
-              <w:bottom w:type="dxa" w:w="40"/>
-              <w:right w:type="dxa" w:w="80"/>
-            </w:tcMar>
-            <w:vAlign w:val="center"/>
-          </w:tcPr>
-          <w:p>
-            <w:pPr>
-              <w:spacing w:after="0" w:before="0" w:line="240"/>
-              <w:jc w:val="center"/>
-            </w:pPr>
-            <w:r>
-              <w:rPr>
-                <w:rFonts w:ascii="KoPub돋움체" w:cs="KoPub돋움체" w:eastAsia="KoPub돋움체" w:hAnsi="KoPub돋움체"/>
-                <w:b w:val="false"/>
-                <w:bCs w:val="false"/>
-                <w:sz w:val="15"/>
-                <w:szCs w:val="15"/>
-              </w:rPr>
-              <w:t xml:space="preserve">NMI(지원목적 대분류)</w:t>
-            </w:r>
-          </w:p>
-        </w:tc>
-        <w:tc>
-          <w:tcPr>
-            <w:tcW w:type="dxa" w:w="1800"/>
-            <w:tcBorders>
-              <w:top w:val="single" w:color="9AA8A6" w:sz="4"/>
-              <w:left w:val="single" w:color="9AA8A6" w:sz="4"/>
-              <w:bottom w:val="single" w:color="9AA8A6" w:sz="4"/>
-              <w:right w:val="single" w:color="9AA8A6" w:sz="4"/>
-            </w:tcBorders>
-            <w:tcMar>
-              <w:top w:type="dxa" w:w="40"/>
-              <w:left w:type="dxa" w:w="80"/>
-              <w:bottom w:type="dxa" w:w="40"/>
-              <w:right w:type="dxa" w:w="80"/>
-            </w:tcMar>
-            <w:vAlign w:val="center"/>
-          </w:tcPr>
-          <w:p>
-            <w:pPr>
-              <w:spacing w:after="0" w:before="0" w:line="240"/>
-              <w:jc w:val="left"/>
-            </w:pPr>
-            <w:r>
-              <w:rPr>
-                <w:rFonts w:ascii="KoPub돋움체" w:cs="KoPub돋움체" w:eastAsia="KoPub돋움체" w:hAnsi="KoPub돋움체"/>
-                <w:b w:val="false"/>
-                <w:bCs w:val="false"/>
-                <w:sz w:val="15"/>
-                <w:szCs w:val="15"/>
-              </w:rPr>
-              <w:t xml:space="preserve">-</w:t>
-            </w:r>
-          </w:p>
-        </w:tc>
-        <w:tc>
-          <w:tcPr>
-            <w:tcW w:type="dxa" w:w="1300"/>
-            <w:tcBorders>
-              <w:top w:val="single" w:color="9AA8A6" w:sz="4"/>
-              <w:left w:val="single" w:color="9AA8A6" w:sz="4"/>
-              <w:bottom w:val="single" w:color="9AA8A6" w:sz="4"/>
-              <w:right w:val="single" w:color="9AA8A6" w:sz="4"/>
-            </w:tcBorders>
-            <w:tcMar>
-              <w:top w:type="dxa" w:w="40"/>
-              <w:left w:type="dxa" w:w="80"/>
-              <w:bottom w:type="dxa" w:w="40"/>
-              <w:right w:type="dxa" w:w="80"/>
-            </w:tcMar>
-            <w:vAlign w:val="center"/>
-          </w:tcPr>
-          <w:p>
-            <w:pPr>
-              <w:spacing w:after="0" w:before="0" w:line="240"/>
-              <w:jc w:val="left"/>
-            </w:pPr>
-            <w:r>
-              <w:rPr>
-                <w:rFonts w:ascii="KoPub돋움체" w:cs="KoPub돋움체" w:eastAsia="KoPub돋움체" w:hAnsi="KoPub돋움체"/>
-                <w:b w:val="false"/>
-                <w:bCs w:val="false"/>
-                <w:sz w:val="15"/>
-                <w:szCs w:val="15"/>
-              </w:rPr>
-              <w:t xml:space="preserve">0.227</w:t>
-            </w:r>
-          </w:p>
-        </w:tc>
-        <w:tc>
-          <w:tcPr>
-            <w:tcW w:type="dxa" w:w="1600"/>
-            <w:tcBorders>
-              <w:top w:val="single" w:color="9AA8A6" w:sz="4"/>
-              <w:left w:val="single" w:color="9AA8A6" w:sz="4"/>
-              <w:bottom w:val="single" w:color="9AA8A6" w:sz="4"/>
-              <w:right w:val="single" w:color="9AA8A6" w:sz="4"/>
-            </w:tcBorders>
-            <w:tcMar>
-              <w:top w:type="dxa" w:w="40"/>
-              <w:left w:type="dxa" w:w="80"/>
-              <w:bottom w:type="dxa" w:w="40"/>
-              <w:right w:type="dxa" w:w="80"/>
-            </w:tcMar>
-            <w:vAlign w:val="center"/>
-          </w:tcPr>
-          <w:p>
-            <w:pPr>
-              <w:spacing w:after="0" w:before="0" w:line="240"/>
-              <w:jc w:val="left"/>
-            </w:pPr>
-            <w:r>
-              <w:rPr>
-                <w:rFonts w:ascii="KoPub돋움체" w:cs="KoPub돋움체" w:eastAsia="KoPub돋움체" w:hAnsi="KoPub돋움체"/>
-                <w:b w:val="false"/>
-                <w:bCs w:val="false"/>
-                <w:sz w:val="15"/>
-                <w:szCs w:val="15"/>
-              </w:rPr>
-              <w:t xml:space="preserve">0.359</w:t>
-            </w:r>
-          </w:p>
-        </w:tc>
-        <w:tc>
-          <w:tcPr>
-            <w:tcW w:type="dxa" w:w="1400"/>
-            <w:tcBorders>
-              <w:top w:val="single" w:color="9AA8A6" w:sz="4"/>
-              <w:left w:val="single" w:color="9AA8A6" w:sz="4"/>
-              <w:bottom w:val="single" w:color="9AA8A6" w:sz="4"/>
-              <w:right w:val="single" w:color="9AA8A6" w:sz="4"/>
-            </w:tcBorders>
-            <w:tcMar>
-              <w:top w:type="dxa" w:w="40"/>
-              <w:left w:type="dxa" w:w="80"/>
-              <w:bottom w:type="dxa" w:w="40"/>
-              <w:right w:type="dxa" w:w="80"/>
-            </w:tcMar>
-            <w:vAlign w:val="center"/>
-          </w:tcPr>
-          <w:p>
-            <w:pPr>
-              <w:spacing w:after="0" w:before="0" w:line="240"/>
-              <w:jc w:val="left"/>
-            </w:pPr>
-            <w:r>
-              <w:rPr>
-                <w:rFonts w:ascii="KoPub돋움체" w:cs="KoPub돋움체" w:eastAsia="KoPub돋움체" w:hAnsi="KoPub돋움체"/>
-                <w:b w:val="false"/>
-                <w:bCs w:val="false"/>
-                <w:sz w:val="15"/>
-                <w:szCs w:val="15"/>
-              </w:rPr>
-              <w:t xml:space="preserve">0.277</w:t>
-            </w:r>
-          </w:p>
-        </w:tc>
-        <w:tc>
-          <w:tcPr>
-            <w:tcW w:type="dxa" w:w="1700"/>
-            <w:tcBorders>
-              <w:top w:val="single" w:color="9AA8A6" w:sz="4"/>
-              <w:left w:val="single" w:color="9AA8A6" w:sz="4"/>
-              <w:bottom w:val="single" w:color="9AA8A6" w:sz="4"/>
-              <w:right w:val="single" w:color="9AA8A6" w:sz="4"/>
-            </w:tcBorders>
-            <w:tcMar>
-              <w:top w:type="dxa" w:w="40"/>
-              <w:left w:type="dxa" w:w="80"/>
-              <w:bottom w:type="dxa" w:w="40"/>
-              <w:right w:type="dxa" w:w="80"/>
-            </w:tcMar>
-            <w:vAlign w:val="center"/>
-          </w:tcPr>
-          <w:p>
-            <w:pPr>
-              <w:spacing w:after="0" w:before="0" w:line="240"/>
-              <w:jc w:val="left"/>
-            </w:pPr>
-            <w:r>
-              <w:rPr>
-                <w:rFonts w:ascii="KoPub돋움체" w:cs="KoPub돋움체" w:eastAsia="KoPub돋움체" w:hAnsi="KoPub돋움체"/>
-                <w:b w:val="false"/>
-                <w:bCs w:val="false"/>
-                <w:sz w:val="15"/>
-                <w:szCs w:val="15"/>
-              </w:rPr>
-              <w:t xml:space="preserve">0.113</w:t>
-            </w:r>
-          </w:p>
-        </w:tc>
-      </w:tr>
-    </w:tbl>
-    <w:p>
-      <w:pPr>
-        <w:spacing w:after="0" w:before="0" w:line="260"/>
-        <w:ind w:left="200"/>
-      </w:pPr>
-      <w:r>
-        <w:rPr>
-          <w:rFonts w:ascii="KoPub돋움체" w:cs="KoPub돋움체" w:eastAsia="KoPub돋움체" w:hAnsi="KoPub돋움체"/>
-          <w:b w:val="false"/>
-          <w:bCs w:val="false"/>
-          <w:color w:val="444444"/>
-          <w:sz w:val="17"/>
-          <w:szCs w:val="17"/>
-        </w:rPr>
-        <w:t xml:space="preserve">* 주: 1) 연도 간 유형 일치율은 2개 연도 이상 존재하는 565개 내역사업 중 연도별 텍스트만으로 같은 유형에 배정된 비율</w:t>
-      </w:r>
-    </w:p>
-    <w:p>
-      <w:pPr>
-        <w:spacing w:after="160" w:before="0" w:line="260"/>
-        <w:ind w:left="200"/>
-      </w:pPr>
-      <w:r>
-        <w:rPr>
-          <w:rFonts w:ascii="KoPub돋움체" w:cs="KoPub돋움체" w:eastAsia="KoPub돋움체" w:hAnsi="KoPub돋움체"/>
-          <w:b w:val="false"/>
-          <w:bCs w:val="false"/>
-          <w:color w:val="444444"/>
-          <w:sz w:val="17"/>
-          <w:szCs w:val="17"/>
-        </w:rPr>
-        <w:t xml:space="preserve">     2) 지원산업의 임베딩 이웃 일치는 원 문장 임베딩의 최근접 10개 사업 중 같은 주 산업 비율(무작위 기대 20.6%)</w:t>
-      </w:r>
-    </w:p>
-    <w:p>
-      <w:pPr>
-        <w:pStyle w:val="Heading2"/>
-        <w:spacing w:after="160" w:before="280" w:line="384"/>
-      </w:pPr>
-      <w:r>
-        <w:rPr>
-          <w:rFonts w:ascii="KoPub바탕체" w:cs="KoPub바탕체" w:eastAsia="KoPub바탕체" w:hAnsi="KoPub바탕체"/>
-          <w:b/>
-          <w:bCs/>
-          <w:color w:val="2F6F7E"/>
-          <w:sz w:val="30"/>
-          <w:szCs w:val="30"/>
-        </w:rPr>
-        <w:t xml:space="preserve">나. 지원대상 유형</w:t>
-      </w:r>
-    </w:p>
-    <w:p>
-      <w:pPr>
-        <w:pStyle w:val="ListParagraph"/>
-        <w:numPr>
-          <w:ilvl w:val="0"/>
-          <w:numId w:val="2"/>
-        </w:numPr>
-        <w:spacing w:after="40" w:before="0" w:line="384"/>
-      </w:pPr>
-      <w:r>
-        <w:rPr>
-          <w:rFonts w:ascii="KoPub바탕체" w:cs="KoPub바탕체" w:eastAsia="KoPub바탕체" w:hAnsi="KoPub바탕체"/>
-          <w:b/>
-          <w:bCs/>
-          <w:sz w:val="24"/>
-          <w:szCs w:val="24"/>
-        </w:rPr>
-        <w:t xml:space="preserve">지원대상은 기업 계층형 4개(중소·중견기업 일반 → 요건·단계 특정 기업 → 예비창업자·창업기업, 소상공인), 비기업 주체형 4개(산학연 연구수행기관, 사업주·근로자, 농어업인·농식품, 일반 국민·종사자), 매개형 2개(수요·제도 연계 사업체, 보증·보험 이용기업)로 구조화</w:t>
+        <w:t xml:space="preserve">소재부품투자연계(3,441억원)·중소기업유망기술개발(2,202억원)은 내역목적이 생태계·투자연계 중심으로 서술되어 K1이 아닌 K2에, 제조혁신구축지원은 공고의 컨설팅·공급기업 연계 서술로 K8에 배정</w:t>
       </w:r>
     </w:p>
     <w:p>
@@ -12636,7 +11263,47 @@
           <w:sz w:val="23"/>
           <w:szCs w:val="23"/>
         </w:rPr>
-        <w:t xml:space="preserve">2026년 예산 기준 중소·중견기업 일반(T1) 24.0%(7.44조원, 119건), 소상공인(T4) 15.4%(4.78조원, 26건), 산학연 연구수행기관(T5) 15.3%(4.75조원, 158건으로 건수 최다), 보증·보험 이용기업(T10) 13.3%(4.12조원, 7건), 요건·단계 특정 기업(T2) 8.8%, 사업주·근로자(T6) 7.1%, 수요·제도 연계 사업체(T8) 6.5%, 농어업인·농식품(T9) 2.6%, 일반 국민·종사자(T7) 2.4%, 예비창업자·창업기업(T3) 2.3%</w:t>
+        <w:t xml:space="preserve">'24→'26 추이: 창업 사업화자금·투자연계 1.57조원 → 2.64조원(+67.7%, 비중 5.5% → 8.5%), 컨설팅·인증 서비스 +139.2%, 해외진출·수출 지원 +86.6%(건수 45 → 55), 교육·훈련 +68.9%, 사업비용 보조 +57.1%, 환경·안전 설비 +46.0% 증가; 융자·보증 15.95조원 → 14.71조원(△7.7%, 비중 55.5% → 47.5%), 고용장려금 △16.6%, 기술개발 과제 △8.2%(건수 265 → 184) 감소</w:t>
+      </w:r>
+    </w:p>
+    <w:p>
+      <w:pPr>
+        <w:pStyle w:val="ListParagraph"/>
+        <w:numPr>
+          <w:ilvl w:val="5"/>
+          <w:numId w:val="2"/>
+        </w:numPr>
+        <w:spacing w:after="40" w:before="0" w:line="384"/>
+      </w:pPr>
+      <w:r>
+        <w:rPr>
+          <w:rFonts w:ascii="KoPub바탕체" w:cs="KoPub바탕체" w:eastAsia="KoPub바탕체" w:hAnsi="KoPub바탕체"/>
+          <w:b w:val="false"/>
+          <w:bCs w:val="false"/>
+          <w:sz w:val="23"/>
+          <w:szCs w:val="23"/>
+        </w:rPr>
+        <w:t xml:space="preserve">지원내용이 '자금 전달'에서 '단계별 사업화·서비스 지원'으로 이동</w:t>
+      </w:r>
+    </w:p>
+    <w:p>
+      <w:pPr>
+        <w:pStyle w:val="ListParagraph"/>
+        <w:numPr>
+          <w:ilvl w:val="1"/>
+          <w:numId w:val="2"/>
+        </w:numPr>
+        <w:spacing w:after="40" w:before="0" w:line="384"/>
+      </w:pPr>
+      <w:r>
+        <w:rPr>
+          <w:rFonts w:ascii="KoPub바탕체" w:cs="KoPub바탕체" w:eastAsia="KoPub바탕체" w:hAnsi="KoPub바탕체"/>
+          <w:b w:val="false"/>
+          <w:bCs w:val="false"/>
+          <w:sz w:val="23"/>
+          <w:szCs w:val="23"/>
+        </w:rPr>
+        <w:t xml:space="preserve">지원목적과의 관계: 자금조달·경영안정의 71.8%가 K4, 기술혁신의 61.4%가 K1·16.8%가 K2, 수출의 44.9%가 K6·21.9%가 K7로 대응하나, 창업·벤처는 K5 36.5%·K3 24.2%·K8 20.2%, 경영역량 강화는 K8 28.9%·K3 19.9%·K7 18.9%·K5 11.9%로 분산(건수 기준)</w:t>
       </w:r>
     </w:p>
     <w:p>
@@ -12656,500 +11323,6 @@
           <w:sz w:val="23"/>
           <w:szCs w:val="23"/>
         </w:rPr>
-        <w:t xml:space="preserve">대표 사업: T1 창업기반지원(융자, 1조 3,058억원)·TIPS(6,684억원), T4 특별경영안정자금(1조 3,500억원)·소상공인경영안정바우처(5,790억원), T10 일반보증 대위변제(2조 6,939억원)·무역보험금지급(4,000억원), T8 신재생에너지 생산및시설자금(6,480억원), T5 소재부품패키지형(9,282억원)·스케일업팁스(2,924억원), T3 창업패키지(1,952억원)·초격차스타트업프로젝트(1,456억원)</w:t>
-      </w:r>
-    </w:p>
-    <w:p>
-      <w:pPr>
-        <w:pStyle w:val="ListParagraph"/>
-        <w:numPr>
-          <w:ilvl w:val="2"/>
-          <w:numId w:val="2"/>
-        </w:numPr>
-        <w:spacing w:after="40" w:before="0" w:line="384"/>
-      </w:pPr>
-      <w:r>
-        <w:rPr>
-          <w:rFonts w:ascii="KoPub바탕체" w:cs="KoPub바탕체" w:eastAsia="KoPub바탕체" w:hAnsi="KoPub바탕체"/>
-          <w:b w:val="false"/>
-          <w:bCs w:val="false"/>
-          <w:sz w:val="23"/>
-          <w:szCs w:val="23"/>
-        </w:rPr>
-        <w:t xml:space="preserve">건당 예산은 T10 5,887억원 &gt; T4 1,839억원 &gt; T6 956억원 &gt; T1 625억원 &gt; T5 301억원 &gt; T8 274억원 &gt; T2·T3 251억원 &gt; T7 129억원으로, 보증·자금·장려금 대상은 소수 대형, 연구기관·창업자·종사자 대상은 다수 소형 사업</w:t>
-      </w:r>
-    </w:p>
-    <w:p>
-      <w:pPr>
-        <w:pStyle w:val="ListParagraph"/>
-        <w:numPr>
-          <w:ilvl w:val="1"/>
-          <w:numId w:val="2"/>
-        </w:numPr>
-        <w:spacing w:after="40" w:before="0" w:line="384"/>
-      </w:pPr>
-      <w:r>
-        <w:rPr>
-          <w:rFonts w:ascii="KoPub바탕체" w:cs="KoPub바탕체" w:eastAsia="KoPub바탕체" w:hAnsi="KoPub바탕체"/>
-          <w:b w:val="false"/>
-          <w:bCs w:val="false"/>
-          <w:sz w:val="23"/>
-          <w:szCs w:val="23"/>
-        </w:rPr>
-        <w:t xml:space="preserve">T8은 수요처·제도를 매개로 대상이 정의되어 설비 설치자(기후부)·수요기업(산업부)·지자체처럼 성격이 다른 대상이 함께 묶이며 보증 이용기업을 분리한 뒤에도 응집도가 0.627로 가장 낮고, T2는 단계·인증·제도 가입 조건이 붙은 서술로 경계가 흐림(응집도 0.649)</w:t>
-      </w:r>
-    </w:p>
-    <w:p>
-      <w:pPr>
-        <w:pStyle w:val="ListParagraph"/>
-        <w:numPr>
-          <w:ilvl w:val="4"/>
-          <w:numId w:val="2"/>
-        </w:numPr>
-        <w:spacing w:after="40" w:before="0" w:line="384"/>
-      </w:pPr>
-      <w:r>
-        <w:rPr>
-          <w:rFonts w:ascii="KoPub바탕체" w:cs="KoPub바탕체" w:eastAsia="KoPub바탕체" w:hAnsi="KoPub바탕체"/>
-          <w:b w:val="false"/>
-          <w:bCs w:val="false"/>
-          <w:sz w:val="22"/>
-          <w:szCs w:val="22"/>
-        </w:rPr>
-        <w:t xml:space="preserve">청년일자리도약장려금(9,080억원)은 수혜대상이 '우선지원대상기업·취업애로청년'으로 기재되어 사업주·근로자(T6)가 아닌 T2에 배정. 2026년 농식품부 융자 8건(0.71조원)은 예산서에 수혜대상이 누락되어 T0</w:t>
-      </w:r>
-    </w:p>
-    <w:p>
-      <w:pPr>
-        <w:pStyle w:val="ListParagraph"/>
-        <w:numPr>
-          <w:ilvl w:val="1"/>
-          <w:numId w:val="2"/>
-        </w:numPr>
-        <w:spacing w:after="40" w:before="0" w:line="384"/>
-      </w:pPr>
-      <w:r>
-        <w:rPr>
-          <w:rFonts w:ascii="KoPub바탕체" w:cs="KoPub바탕체" w:eastAsia="KoPub바탕체" w:hAnsi="KoPub바탕체"/>
-          <w:b w:val="false"/>
-          <w:bCs w:val="false"/>
-          <w:sz w:val="23"/>
-          <w:szCs w:val="23"/>
-        </w:rPr>
-        <w:t xml:space="preserve">'24→'26 추이: 예비창업자·창업기업 0.25조원 → 0.70조원(+184.3%), 산학연 4.00조원 → 4.75조원(+18.7%, 건수 260 → 158), 일반 국민·종사자 +25.5%, 요건·단계 특정 기업 +24.8%, 수요·제도 연계 사업체 +19.3%, 사업주·근로자 +14.4% 증가; 소상공인 +3.2%(융자 축소를 경영안정바우처 신설이 상쇄), 보증·보험 이용기업 △4.5%, 농어업인·농식품 △45.7%(수혜대상 누락분 포함 시 △17.6%)</w:t>
-      </w:r>
-    </w:p>
-    <w:p>
-      <w:pPr>
-        <w:pStyle w:val="ListParagraph"/>
-        <w:numPr>
-          <w:ilvl w:val="1"/>
-          <w:numId w:val="2"/>
-        </w:numPr>
-        <w:spacing w:after="40" w:before="0" w:line="384"/>
-      </w:pPr>
-      <w:r>
-        <w:rPr>
-          <w:rFonts w:ascii="KoPub바탕체" w:cs="KoPub바탕체" w:eastAsia="KoPub바탕체" w:hAnsi="KoPub바탕체"/>
-          <w:b w:val="false"/>
-          <w:bCs w:val="false"/>
-          <w:sz w:val="23"/>
-          <w:szCs w:val="23"/>
-        </w:rPr>
-        <w:t xml:space="preserve">소관별: 중기부는 중소기업 일반 48.0%·소상공인 35.7%·산학연 8.4%·창업기업 4.7%로 창업 전담 부처임에도 수혜대상이 '중소기업'으로 포괄 기재되고, 금융위는 보증·보험 이용기업 99.7%, 산업부는 산학연 68.0%·무역보험 13.5%, 고용부는 사업주·근로자 63.7%, 기후부는 설비 설치자 39.0%, 문체부는 관광사업자 45.6%·창작자 27.2%</w:t>
-      </w:r>
-    </w:p>
-    <w:p>
-      <w:pPr>
-        <w:pStyle w:val="ListParagraph"/>
-        <w:numPr>
-          <w:ilvl w:val="2"/>
-          <w:numId w:val="2"/>
-        </w:numPr>
-        <w:spacing w:after="40" w:before="0" w:line="384"/>
-      </w:pPr>
-      <w:r>
-        <w:rPr>
-          <w:rFonts w:ascii="KoPub바탕체" w:cs="KoPub바탕체" w:eastAsia="KoPub바탕체" w:hAnsi="KoPub바탕체"/>
-          <w:b w:val="false"/>
-          <w:bCs w:val="false"/>
-          <w:sz w:val="23"/>
-          <w:szCs w:val="23"/>
-        </w:rPr>
-        <w:t xml:space="preserve">유형별 운영 소관 수는 T2 14개, T8 13개, T7 12개, T5 9개, T3·T9 각 6개, T10 2개. 창업기업은 중기부 외 고용부·문체부·국토부·지식재산처·농식품부가 운영하여 대상 중복 검토 수요가 큼</w:t>
-      </w:r>
-    </w:p>
-    <w:p>
-      <w:pPr>
-        <w:pStyle w:val="ListParagraph"/>
-        <w:numPr>
-          <w:ilvl w:val="1"/>
-          <w:numId w:val="2"/>
-        </w:numPr>
-        <w:spacing w:after="40" w:before="0" w:line="384"/>
-      </w:pPr>
-      <w:r>
-        <w:rPr>
-          <w:rFonts w:ascii="KoPub바탕체" w:cs="KoPub바탕체" w:eastAsia="KoPub바탕체" w:hAnsi="KoPub바탕체"/>
-          <w:b w:val="false"/>
-          <w:bCs w:val="false"/>
-          <w:sz w:val="23"/>
-          <w:szCs w:val="23"/>
-        </w:rPr>
-        <w:t xml:space="preserve">기존 지원분야 소분류는 '중소기업[일반]'이 연계분의 87.6%여서 대상을 구분하지 못하나, 대상 축은 같은 '중소기업[일반]' 사업을 T5 358건·T1 211건·T2 180건·T8 138건 등으로 세분. 소분류 '소상공인' 56건 중 39건(69.6%)이 T4로 정합하고, '창업벤처' 99건은 T3 29건·T1 29건·T7 16건으로 분산</w:t>
-      </w:r>
-    </w:p>
-    <w:p>
-      <w:pPr>
-        <w:pStyle w:val="Heading2"/>
-        <w:spacing w:after="160" w:before="280" w:line="384"/>
-      </w:pPr>
-      <w:r>
-        <w:rPr>
-          <w:rFonts w:ascii="KoPub바탕체" w:cs="KoPub바탕체" w:eastAsia="KoPub바탕체" w:hAnsi="KoPub바탕체"/>
-          <w:b/>
-          <w:bCs/>
-          <w:color w:val="2F6F7E"/>
-          <w:sz w:val="30"/>
-          <w:szCs w:val="30"/>
-        </w:rPr>
-        <w:t xml:space="preserve">다. 지원수단 유형</w:t>
-      </w:r>
-    </w:p>
-    <w:p>
-      <w:pPr>
-        <w:pStyle w:val="ListParagraph"/>
-        <w:numPr>
-          <w:ilvl w:val="0"/>
-          <w:numId w:val="2"/>
-        </w:numPr>
-        <w:spacing w:after="40" w:before="0" w:line="384"/>
-      </w:pPr>
-      <w:r>
-        <w:rPr>
-          <w:rFonts w:ascii="KoPub바탕체" w:cs="KoPub바탕체" w:eastAsia="KoPub바탕체" w:hAnsi="KoPub바탕체"/>
-          <w:b/>
-          <w:bCs/>
-          <w:sz w:val="24"/>
-          <w:szCs w:val="24"/>
-        </w:rPr>
-        <w:t xml:space="preserve">지원수단은 금융형(융자 → 보증·보험), 재정지원형(R&amp;D 과제 출연 → 기관 운영·인프라 출연 → 보조금 → 바우처), 직접형(장려금 직접지급 → 직접 수행), 혼합형으로 구조화되며, 금융형이 53.5%</w:t>
-      </w:r>
-    </w:p>
-    <w:p>
-      <w:pPr>
-        <w:pStyle w:val="ListParagraph"/>
-        <w:numPr>
-          <w:ilvl w:val="1"/>
-          <w:numId w:val="2"/>
-        </w:numPr>
-        <w:spacing w:after="40" w:before="0" w:line="384"/>
-      </w:pPr>
-      <w:r>
-        <w:rPr>
-          <w:rFonts w:ascii="KoPub바탕체" w:cs="KoPub바탕체" w:eastAsia="KoPub바탕체" w:hAnsi="KoPub바탕체"/>
-          <w:b w:val="false"/>
-          <w:bCs w:val="false"/>
-          <w:sz w:val="23"/>
-          <w:szCs w:val="23"/>
-        </w:rPr>
-        <w:t xml:space="preserve">2026년 예산 기준 융자(I4) 38.0%(11.76조원, 51건, 건당 2,306억원), R&amp;D 과제 출연(I1) 18.1%(5.60조원, 171건), 보증·보험(I8) 15.5%(4.79조원, 21건, 건당 2,281억원), 보조금(I3) 8.7%(2.69조원, 185건, 17개 소관), 기관 운영·인프라 출연(I2) 5.0%, 장려금 직접지급(I5) 4.6%(고용부 단독), 혼합(I6) 4.6%, 바우처(I9) 3.7%, 직접 수행(I10) 1.6%</w:t>
-      </w:r>
-    </w:p>
-    <w:p>
-      <w:pPr>
-        <w:pStyle w:val="ListParagraph"/>
-        <w:numPr>
-          <w:ilvl w:val="2"/>
-          <w:numId w:val="2"/>
-        </w:numPr>
-        <w:spacing w:after="40" w:before="0" w:line="384"/>
-      </w:pPr>
-      <w:r>
-        <w:rPr>
-          <w:rFonts w:ascii="KoPub바탕체" w:cs="KoPub바탕체" w:eastAsia="KoPub바탕체" w:hAnsi="KoPub바탕체"/>
-          <w:b w:val="false"/>
-          <w:bCs w:val="false"/>
-          <w:sz w:val="23"/>
-          <w:szCs w:val="23"/>
-        </w:rPr>
-        <w:t xml:space="preserve">대표 사업: I4 특별경영안정자금·창업기반지원·관광사업체 융자지원(6,375억원), I1 소재부품패키지형·TIPS, I8 일반보증 대위변제·무역보험금지급(4,000억원)·팩토링금융(2,502억원), I3 희망리턴패키지(3,056억원)·산업맞춤형(1,548억원), I5 청년일자리도약장려금·출산육아기 고용안정장려금(3,595억원), I9 소상공인경영안정바우처(5,790억원)·통합지원사업(1,543억원)·수출바우처(1,502억원)</w:t>
-      </w:r>
-    </w:p>
-    <w:p>
-      <w:pPr>
-        <w:pStyle w:val="ListParagraph"/>
-        <w:numPr>
-          <w:ilvl w:val="2"/>
-          <w:numId w:val="2"/>
-        </w:numPr>
-        <w:spacing w:after="40" w:before="0" w:line="384"/>
-      </w:pPr>
-      <w:r>
-        <w:rPr>
-          <w:rFonts w:ascii="KoPub바탕체" w:cs="KoPub바탕체" w:eastAsia="KoPub바탕체" w:hAnsi="KoPub바탕체"/>
-          <w:b w:val="false"/>
-          <w:bCs w:val="false"/>
-          <w:sz w:val="23"/>
-          <w:szCs w:val="23"/>
-        </w:rPr>
-        <w:t xml:space="preserve">금융형 53.5%는 지원목적 축의 자금조달·경영안정(48.0%)보다 5.5%p 크며, 차이는 수출(농식품글로벌육성지원자금)·생산기반(신재생에너지 생산및시설자금)·고용(산재예방시설융자) 목적의 융자. 반대로 D의 경영안정바우처는 금융형이 아닌 바우처</w:t>
-      </w:r>
-    </w:p>
-    <w:p>
-      <w:pPr>
-        <w:pStyle w:val="ListParagraph"/>
-        <w:numPr>
-          <w:ilvl w:val="1"/>
-          <w:numId w:val="2"/>
-        </w:numPr>
-        <w:spacing w:after="40" w:before="0" w:line="384"/>
-      </w:pPr>
-      <w:r>
-        <w:rPr>
-          <w:rFonts w:ascii="KoPub바탕체" w:cs="KoPub바탕체" w:eastAsia="KoPub바탕체" w:hAnsi="KoPub바탕체"/>
-          <w:b w:val="false"/>
-          <w:bCs w:val="false"/>
-          <w:sz w:val="23"/>
-          <w:szCs w:val="23"/>
-        </w:rPr>
-        <w:t xml:space="preserve">투자·출자형은 메타 '출자'가 단독 1건, 결합 27건에 그쳐 독립 유형으로 성립하지 않고 융자·보조금 유형에 흡수되어, 예산서 지원형태만으로는 투자형 수단을 식별하기 어려움</w:t>
-      </w:r>
-    </w:p>
-    <w:p>
-      <w:pPr>
-        <w:pStyle w:val="ListParagraph"/>
-        <w:numPr>
-          <w:ilvl w:val="1"/>
-          <w:numId w:val="2"/>
-        </w:numPr>
-        <w:spacing w:after="40" w:before="0" w:line="384"/>
-      </w:pPr>
-      <w:r>
-        <w:rPr>
-          <w:rFonts w:ascii="KoPub바탕체" w:cs="KoPub바탕체" w:eastAsia="KoPub바탕체" w:hAnsi="KoPub바탕체"/>
-          <w:b w:val="false"/>
-          <w:bCs w:val="false"/>
-          <w:sz w:val="23"/>
-          <w:szCs w:val="23"/>
-        </w:rPr>
-        <w:t xml:space="preserve">'24→'26 추이: R&amp;D 과제 출연 4.04조원 → 5.60조원(+38.5%, 비중 14.1% → 18.1%, 건수 259 → 171), 바우처 +181.0%(경영안정바우처 신설), 직접 수행 +72.1%, 장려금 직접지급 +17.7% 증가; 보조금 3.04조원 → 2.69조원(△11.6%, 비중 10.6% → 8.7%) 감소; 융자 +2.2%·보증 △0.6%로 금융형 비중은 56.9% → 53.5%</w:t>
-      </w:r>
-    </w:p>
-    <w:p>
-      <w:pPr>
-        <w:pStyle w:val="ListParagraph"/>
-        <w:numPr>
-          <w:ilvl w:val="1"/>
-          <w:numId w:val="2"/>
-        </w:numPr>
-        <w:spacing w:after="40" w:before="0" w:line="384"/>
-      </w:pPr>
-      <w:r>
-        <w:rPr>
-          <w:rFonts w:ascii="KoPub바탕체" w:cs="KoPub바탕체" w:eastAsia="KoPub바탕체" w:hAnsi="KoPub바탕체"/>
-          <w:b w:val="false"/>
-          <w:bCs w:val="false"/>
-          <w:sz w:val="23"/>
-          <w:szCs w:val="23"/>
-        </w:rPr>
-        <w:t xml:space="preserve">소관별: 수단 축은 소관과의 정보량이 가장 작아 부처마다 복수 수단을 병용. 중기부는 융자 58.0%·R&amp;D 출연 15.2%·보조금·바우처(6.3%)·혼합·보증, 산업부는 R&amp;D 출연 68.9%·무역보험 11.4%, 고용부는 장려금 42.2%·공단 위탁 출연·융자·혼합, 기후부 융자 52.5%, 문체부 융자 64.4%, 농식품부 융자 63.4%</w:t>
-      </w:r>
-    </w:p>
-    <w:p>
-      <w:pPr>
-        <w:pStyle w:val="Heading2"/>
-        <w:spacing w:after="160" w:before="280" w:line="384"/>
-      </w:pPr>
-      <w:r>
-        <w:rPr>
-          <w:rFonts w:ascii="KoPub바탕체" w:cs="KoPub바탕체" w:eastAsia="KoPub바탕체" w:hAnsi="KoPub바탕체"/>
-          <w:b/>
-          <w:bCs/>
-          <w:color w:val="2F6F7E"/>
-          <w:sz w:val="30"/>
-          <w:szCs w:val="30"/>
-        </w:rPr>
-        <w:t xml:space="preserve">라. 지원내용 유형</w:t>
-      </w:r>
-    </w:p>
-    <w:p>
-      <w:pPr>
-        <w:pStyle w:val="ListParagraph"/>
-        <w:numPr>
-          <w:ilvl w:val="0"/>
-          <w:numId w:val="2"/>
-        </w:numPr>
-        <w:spacing w:after="40" w:before="0" w:line="384"/>
-      </w:pPr>
-      <w:r>
-        <w:rPr>
-          <w:rFonts w:ascii="KoPub바탕체" w:cs="KoPub바탕체" w:eastAsia="KoPub바탕체" w:hAnsi="KoPub바탕체"/>
-          <w:b/>
-          <w:bCs/>
-          <w:sz w:val="24"/>
-          <w:szCs w:val="24"/>
-        </w:rPr>
-        <w:t xml:space="preserve">지원내용은 자금 전달형 4개(융자·보증, 창업 사업화자금·투자연계, 사업비용 보조, 고용장려금), 과제·기반형 3개(기술개발 과제, 생태계·협력 기반, 환경·안전 설비), 서비스형 4개(컨설팅·인증 서비스, 교육·훈련, 해외진출 지원, 지역·사회적경제 프로그램)로 구조화</w:t>
-      </w:r>
-    </w:p>
-    <w:p>
-      <w:pPr>
-        <w:pStyle w:val="ListParagraph"/>
-        <w:numPr>
-          <w:ilvl w:val="1"/>
-          <w:numId w:val="2"/>
-        </w:numPr>
-        <w:spacing w:after="40" w:before="0" w:line="384"/>
-      </w:pPr>
-      <w:r>
-        <w:rPr>
-          <w:rFonts w:ascii="KoPub바탕체" w:cs="KoPub바탕체" w:eastAsia="KoPub바탕체" w:hAnsi="KoPub바탕체"/>
-          <w:b w:val="false"/>
-          <w:bCs w:val="false"/>
-          <w:sz w:val="23"/>
-          <w:szCs w:val="23"/>
-        </w:rPr>
-        <w:t xml:space="preserve">2026년 예산 기준 자금 융자·보증 제공(K4) 47.5%(14.71조원, 59건, 건당 2,494억원), 기술개발 과제 수행(K1) 12.3%(3.81조원, 184건, 16개 소관), 창업 사업화자금·투자연계·보육(K5) 8.5%(2.64조원: TIPS·희망리턴패키지·스케일업팁스·창업패키지), 환경·안전 설비 구축(K11) 5.9%, 고용장려금·인건비(K10) 5.7%, 사업비용 보조(K7) 5.5%(경영안정바우처·통합지원사업·수출바우처)</w:t>
-      </w:r>
-    </w:p>
-    <w:p>
-      <w:pPr>
-        <w:pStyle w:val="ListParagraph"/>
-        <w:numPr>
-          <w:ilvl w:val="2"/>
-          <w:numId w:val="2"/>
-        </w:numPr>
-        <w:spacing w:after="40" w:before="0" w:line="384"/>
-      </w:pPr>
-      <w:r>
-        <w:rPr>
-          <w:rFonts w:ascii="KoPub바탕체" w:cs="KoPub바탕체" w:eastAsia="KoPub바탕체" w:hAnsi="KoPub바탕체"/>
-          <w:b w:val="false"/>
-          <w:bCs w:val="false"/>
-          <w:sz w:val="23"/>
-          <w:szCs w:val="23"/>
-        </w:rPr>
-        <w:t xml:space="preserve">생태계·협력 기반(K2) 3.9%, 컨설팅·인증 서비스(K8) 3.1%(제조혁신구축지원 3,173억원), 지역·사회적경제·창업 프로그램(K3) 2.2%, 해외진출·수출 지원(K6) 1.7%(55건, 12개 소관, 건당 95억원), 교육·훈련(K9) 1.4%</w:t>
-      </w:r>
-    </w:p>
-    <w:p>
-      <w:pPr>
-        <w:pStyle w:val="ListParagraph"/>
-        <w:numPr>
-          <w:ilvl w:val="1"/>
-          <w:numId w:val="2"/>
-        </w:numPr>
-        <w:spacing w:after="40" w:before="0" w:line="384"/>
-      </w:pPr>
-      <w:r>
-        <w:rPr>
-          <w:rFonts w:ascii="KoPub바탕체" w:cs="KoPub바탕체" w:eastAsia="KoPub바탕체" w:hAnsi="KoPub바탕체"/>
-          <w:b w:val="false"/>
-          <w:bCs w:val="false"/>
-          <w:sz w:val="23"/>
-          <w:szCs w:val="23"/>
-        </w:rPr>
-        <w:t xml:space="preserve">응집도는 고용장려금 0.707, 융자·보증 0.661, 설비 0.600처럼 수혜자가 받는 것이 구체적인 유형일수록 높고, 기술개발 0.428·생태계 0.466처럼 포괄적 유형일수록 낮음. K2의 82%가 기술혁신 목적 사업으로 K1과의 경계가 흐림</w:t>
-      </w:r>
-    </w:p>
-    <w:p>
-      <w:pPr>
-        <w:pStyle w:val="ListParagraph"/>
-        <w:numPr>
-          <w:ilvl w:val="4"/>
-          <w:numId w:val="2"/>
-        </w:numPr>
-        <w:spacing w:after="40" w:before="0" w:line="384"/>
-      </w:pPr>
-      <w:r>
-        <w:rPr>
-          <w:rFonts w:ascii="KoPub바탕체" w:cs="KoPub바탕체" w:eastAsia="KoPub바탕체" w:hAnsi="KoPub바탕체"/>
-          <w:b w:val="false"/>
-          <w:bCs w:val="false"/>
-          <w:sz w:val="22"/>
-          <w:szCs w:val="22"/>
-        </w:rPr>
-        <w:t xml:space="preserve">소재부품투자연계(3,441억원)·중소기업유망기술개발(2,202억원)은 내역목적이 생태계·투자연계 중심으로 서술되어 K1이 아닌 K2에, 제조혁신구축지원은 공고의 컨설팅·공급기업 연계 서술로 K8에 배정</w:t>
-      </w:r>
-    </w:p>
-    <w:p>
-      <w:pPr>
-        <w:pStyle w:val="ListParagraph"/>
-        <w:numPr>
-          <w:ilvl w:val="1"/>
-          <w:numId w:val="2"/>
-        </w:numPr>
-        <w:spacing w:after="40" w:before="0" w:line="384"/>
-      </w:pPr>
-      <w:r>
-        <w:rPr>
-          <w:rFonts w:ascii="KoPub바탕체" w:cs="KoPub바탕체" w:eastAsia="KoPub바탕체" w:hAnsi="KoPub바탕체"/>
-          <w:b w:val="false"/>
-          <w:bCs w:val="false"/>
-          <w:sz w:val="23"/>
-          <w:szCs w:val="23"/>
-        </w:rPr>
-        <w:t xml:space="preserve">'24→'26 추이: 창업 사업화자금·투자연계 1.57조원 → 2.64조원(+67.7%, 비중 5.5% → 8.5%), 컨설팅·인증 서비스 +139.2%, 해외진출·수출 지원 +86.6%(건수 45 → 55), 교육·훈련 +68.9%, 사업비용 보조 +57.1%, 환경·안전 설비 +46.0% 증가; 융자·보증 15.95조원 → 14.71조원(△7.7%, 비중 55.5% → 47.5%), 고용장려금 △16.6%, 기술개발 과제 △8.2%(건수 265 → 184) 감소</w:t>
-      </w:r>
-    </w:p>
-    <w:p>
-      <w:pPr>
-        <w:pStyle w:val="ListParagraph"/>
-        <w:numPr>
-          <w:ilvl w:val="5"/>
-          <w:numId w:val="2"/>
-        </w:numPr>
-        <w:spacing w:after="40" w:before="0" w:line="384"/>
-      </w:pPr>
-      <w:r>
-        <w:rPr>
-          <w:rFonts w:ascii="KoPub바탕체" w:cs="KoPub바탕체" w:eastAsia="KoPub바탕체" w:hAnsi="KoPub바탕체"/>
-          <w:b w:val="false"/>
-          <w:bCs w:val="false"/>
-          <w:sz w:val="23"/>
-          <w:szCs w:val="23"/>
-        </w:rPr>
-        <w:t xml:space="preserve">지원내용이 '자금 전달'에서 '단계별 사업화·서비스 지원'으로 이동</w:t>
-      </w:r>
-    </w:p>
-    <w:p>
-      <w:pPr>
-        <w:pStyle w:val="ListParagraph"/>
-        <w:numPr>
-          <w:ilvl w:val="1"/>
-          <w:numId w:val="2"/>
-        </w:numPr>
-        <w:spacing w:after="40" w:before="0" w:line="384"/>
-      </w:pPr>
-      <w:r>
-        <w:rPr>
-          <w:rFonts w:ascii="KoPub바탕체" w:cs="KoPub바탕체" w:eastAsia="KoPub바탕체" w:hAnsi="KoPub바탕체"/>
-          <w:b w:val="false"/>
-          <w:bCs w:val="false"/>
-          <w:sz w:val="23"/>
-          <w:szCs w:val="23"/>
-        </w:rPr>
-        <w:t xml:space="preserve">지원목적과의 관계: 자금조달·경영안정의 71.8%가 K4, 기술혁신의 61.4%가 K1·16.8%가 K2, 수출의 44.9%가 K6·21.9%가 K7로 대응하나, 창업·벤처는 K5 36.5%·K3 24.2%·K8 20.2%, 경영역량 강화는 K8 28.9%·K3 19.9%·K7 18.9%·K5 11.9%로 분산(건수 기준)</w:t>
-      </w:r>
-    </w:p>
-    <w:p>
-      <w:pPr>
-        <w:pStyle w:val="ListParagraph"/>
-        <w:numPr>
-          <w:ilvl w:val="2"/>
-          <w:numId w:val="2"/>
-        </w:numPr>
-        <w:spacing w:after="40" w:before="0" w:line="384"/>
-      </w:pPr>
-      <w:r>
-        <w:rPr>
-          <w:rFonts w:ascii="KoPub바탕체" w:cs="KoPub바탕체" w:eastAsia="KoPub바탕체" w:hAnsi="KoPub바탕체"/>
-          <w:b w:val="false"/>
-          <w:bCs w:val="false"/>
-          <w:sz w:val="23"/>
-          <w:szCs w:val="23"/>
-        </w:rPr>
         <w:t xml:space="preserve">환경·안전 설비(K11)는 생산기반·친환경 49건 외에 기술혁신 31건(실증 설비)·고용·노동환경 22건(안전 설비)에 걸쳐 복수 목적의 공통 내용</w:t>
       </w:r>
     </w:p>
@@ -13166,7 +11339,7 @@
           <w:sz w:val="22"/>
           <w:szCs w:val="22"/>
         </w:rPr>
-        <w:t xml:space="preserve">&lt;표 7&gt; 지원대상·지원수단·지원내용 유형별 2026년 내역사업 건수·예산</w:t>
+        <w:t xml:space="preserve">&lt;표 6&gt; 지원대상·지원수단·지원내용 유형별 2026년 내역사업 건수·예산</w:t>
       </w:r>
     </w:p>
     <w:p>
@@ -18583,7 +16756,67 @@
           <w:sz w:val="23"/>
           <w:szCs w:val="23"/>
         </w:rPr>
-        <w:t xml:space="preserve">(방법) DB의 '지원산업' 필드는 74%가 '전체[일반]'이고 AI·반도체·바이오 구분이 없어, 사업명·목적·공고 지원내용·예산 산출근거에 산업 사전(유형별 핵심어 6~25개)을 적용하여 복수 태그와 주(主) 산업을 부여</w:t>
+        <w:t xml:space="preserve">(방법) 사업명·목적·공고 지원내용·예산 산출근거에 산업 사전을 적용하여 복수 태그와 주(主) 산업을 부여하고, AI는 핵심(사업명에 AI)·활용(지원 항목에 AI 도입·활용 포함)·언급(우대·예시 수준)의 관여도로 판정(세부 기준과 검증은 부록 1)</w:t>
+      </w:r>
+    </w:p>
+    <w:p>
+      <w:pPr>
+        <w:pStyle w:val="ListParagraph"/>
+        <w:numPr>
+          <w:ilvl w:val="4"/>
+          <w:numId w:val="2"/>
+        </w:numPr>
+        <w:spacing w:after="40" w:before="0" w:line="384"/>
+      </w:pPr>
+      <w:r>
+        <w:rPr>
+          <w:rFonts w:ascii="KoPub바탕체" w:cs="KoPub바탕체" w:eastAsia="KoPub바탕체" w:hAnsi="KoPub바탕체"/>
+          <w:b w:val="false"/>
+          <w:bCs w:val="false"/>
+          <w:sz w:val="22"/>
+          <w:szCs w:val="22"/>
+        </w:rPr>
+        <w:t xml:space="preserve">창업기반지원(1조 3,058억원)은 'AI 분야 등 혁신성장 스타트업' 한 번 언급으로 '언급', 제조혁신구축지원(3,173억원)은 'AI 클라우드 스마트공장 솔루션'으로 '활용', AI 응용제품 신속 상용화(645억원)는 '핵심'</w:t>
+      </w:r>
+    </w:p>
+    <w:p>
+      <w:pPr>
+        <w:pStyle w:val="ListParagraph"/>
+        <w:numPr>
+          <w:ilvl w:val="0"/>
+          <w:numId w:val="2"/>
+        </w:numPr>
+        <w:spacing w:after="40" w:before="0" w:line="384"/>
+      </w:pPr>
+      <w:r>
+        <w:rPr>
+          <w:rFonts w:ascii="KoPub바탕체" w:cs="KoPub바탕체" w:eastAsia="KoPub바탕체" w:hAnsi="KoPub바탕체"/>
+          <w:b/>
+          <w:bCs/>
+          <w:sz w:val="24"/>
+          <w:szCs w:val="24"/>
+        </w:rPr>
+        <w:t xml:space="preserve">2026년 예산의 66.9%(20.70조원)는 특정 산업을 겨냥하지 않는 업종 공통 지원이며, 산업 특화 지원은 소재·부품·장비 9.0%(2.78조원)와 에너지·환경 8.5%(2.62조원)가 가장 큼</w:t>
+      </w:r>
+    </w:p>
+    <w:p>
+      <w:pPr>
+        <w:pStyle w:val="ListParagraph"/>
+        <w:numPr>
+          <w:ilvl w:val="1"/>
+          <w:numId w:val="2"/>
+        </w:numPr>
+        <w:spacing w:after="40" w:before="0" w:line="384"/>
+      </w:pPr>
+      <w:r>
+        <w:rPr>
+          <w:rFonts w:ascii="KoPub바탕체" w:cs="KoPub바탕체" w:eastAsia="KoPub바탕체" w:hAnsi="KoPub바탕체"/>
+          <w:b w:val="false"/>
+          <w:bCs w:val="false"/>
+          <w:sz w:val="23"/>
+          <w:szCs w:val="23"/>
+        </w:rPr>
+        <w:t xml:space="preserve">농림축산식품·해양수산 4.7%(1.47조원), 콘텐츠·문화·관광·스포츠 4.6%(1.43조원), AI·데이터 1.9%(0.58조원, 42건), 바이오·헬스 1.3%, 모빌리티·항공우주·조선 1.3%, 디지털·SW·정보통신 1.1%, 유통·물류 0.5%, 반도체·디스플레이 0.2%</w:t>
       </w:r>
     </w:p>
     <w:p>
@@ -18603,7 +16836,7 @@
           <w:sz w:val="23"/>
           <w:szCs w:val="23"/>
         </w:rPr>
-        <w:t xml:space="preserve">사업명 키워드 3점 + 본문 출현 1점(최대 4점, 서로 다른 키워드 2개 이상일 때만 2점 초과) + DB 필드 일치 2점. 3점 이상이면 태그, 최고점이 주 산업. 동일 내역사업은 연도별 점수 평균으로 판정</w:t>
+        <w:t xml:space="preserve">태그 기준(중복 포함)으로는 AI·데이터가 6.0%(68건, 1.86조원)로 커지며, 2026년 사업의 18.5%가 2개 이상 산업에 걸침. 반도체는 AI반도체 사업이 주 산업 AI로 분류되어 주 산업 기준 0.2%, 태그 기준 1.0%</w:t>
       </w:r>
     </w:p>
     <w:p>
@@ -18623,14 +16856,14 @@
           <w:sz w:val="23"/>
           <w:szCs w:val="23"/>
         </w:rPr>
-        <w:t xml:space="preserve">(AI 관여도) 핵심(사업명에 AI·AX·인공지능), 활용(본문에 'AI 활용·도입·기반·실증·교육' 등 적용 맥락 2회 이상 또는 AI 언급 4회 이상), 언급('AI 등 첨단산업 우대' 수준), 없음의 4단계로 판정</w:t>
+        <w:t xml:space="preserve">산업마다 목적·수단 조합이 다름: AI·데이터(기술혁신 83%)·반도체(88%)·소재·부품·장비(78%)는 기술혁신 중심이나 수단은 반도체 R&amp;D 출연 75%, AI·데이터 기관 출연 39%·바우처 20%로 갈림. 콘텐츠·문화(융자 64%)·농림수산식품(71%)·에너지·환경(52%)은 융자 중심, 바이오·헬스는 전문인력 목적 48%</w:t>
       </w:r>
     </w:p>
     <w:p>
       <w:pPr>
         <w:pStyle w:val="ListParagraph"/>
         <w:numPr>
-          <w:ilvl w:val="4"/>
+          <w:ilvl w:val="0"/>
           <w:numId w:val="2"/>
         </w:numPr>
         <w:spacing w:after="40" w:before="0" w:line="384"/>
@@ -18638,12 +16871,12 @@
       <w:r>
         <w:rPr>
           <w:rFonts w:ascii="KoPub바탕체" w:cs="KoPub바탕체" w:eastAsia="KoPub바탕체" w:hAnsi="KoPub바탕체"/>
-          <w:b w:val="false"/>
-          <w:bCs w:val="false"/>
-          <w:sz w:val="22"/>
-          <w:szCs w:val="22"/>
-        </w:rPr>
-        <w:t xml:space="preserve">창업기반지원(1조 3,058억원)은 'AI 분야 등 혁신성장 스타트업' 한 번 언급으로 '언급', 제조혁신구축지원(3,173억원)은 'AI 클라우드 스마트공장 솔루션'으로 '활용', AI 응용제품 신속 상용화(645억원)는 '핵심'</w:t>
+          <w:b/>
+          <w:bCs/>
+          <w:sz w:val="24"/>
+          <w:szCs w:val="24"/>
+        </w:rPr>
+        <w:t xml:space="preserve">AI 지원(핵심+활용)은 2026년 64건·1.83조원(전체의 5.9%)으로 2024년 0.72조원의 2.5배이며, 운영 소관은 6개 → 12개로 확대</w:t>
       </w:r>
     </w:p>
     <w:p>
@@ -18663,47 +16896,7 @@
           <w:sz w:val="23"/>
           <w:szCs w:val="23"/>
         </w:rPr>
-        <w:t xml:space="preserve">(타당성) DB 필드가 특정 산업을 가리키는 사업의 태그 일치율은 농축산 95.1%, 환경 89.5%, 문화/관광 86.9%, IT/SW 83.7%이며, 원 문장 임베딩의 최근접 10개 사업 중 같은 주 산업 비율은 67.5%로 무작위 기대치(20.6%)의 3.3배</w:t>
-      </w:r>
-    </w:p>
-    <w:p>
-      <w:pPr>
-        <w:pStyle w:val="ListParagraph"/>
-        <w:numPr>
-          <w:ilvl w:val="2"/>
-          <w:numId w:val="2"/>
-        </w:numPr>
-        <w:spacing w:after="40" w:before="0" w:line="384"/>
-      </w:pPr>
-      <w:r>
-        <w:rPr>
-          <w:rFonts w:ascii="KoPub바탕체" w:cs="KoPub바탕체" w:eastAsia="KoPub바탕체" w:hAnsi="KoPub바탕체"/>
-          <w:b w:val="false"/>
-          <w:bCs w:val="false"/>
-          <w:sz w:val="23"/>
-          <w:szCs w:val="23"/>
-        </w:rPr>
-        <w:t xml:space="preserve">소관과의 정보량(NMI) 0.440으로 5개 축 중 가장 높아 부처별 산업 분담을 반영하고, 지원목적(0.113)·수단(0.111)·내용(0.141)·대상(0.205)과는 낮아 기존 축과 중복되지 않음</w:t>
-      </w:r>
-    </w:p>
-    <w:p>
-      <w:pPr>
-        <w:pStyle w:val="ListParagraph"/>
-        <w:numPr>
-          <w:ilvl w:val="0"/>
-          <w:numId w:val="2"/>
-        </w:numPr>
-        <w:spacing w:after="40" w:before="0" w:line="384"/>
-      </w:pPr>
-      <w:r>
-        <w:rPr>
-          <w:rFonts w:ascii="KoPub바탕체" w:cs="KoPub바탕체" w:eastAsia="KoPub바탕체" w:hAnsi="KoPub바탕체"/>
-          <w:b/>
-          <w:bCs/>
-          <w:sz w:val="24"/>
-          <w:szCs w:val="24"/>
-        </w:rPr>
-        <w:t xml:space="preserve">2026년 예산의 66.9%(20.70조원)는 특정 산업을 겨냥하지 않는 업종 공통 지원이며, 산업 특화 지원은 소재·부품·장비 9.0%(2.78조원)와 에너지·환경 8.5%(2.62조원)가 가장 큼</w:t>
+        <w:t xml:space="preserve">핵심 30건·0.19조원 → 37건·0.55조원(+190.7%), 활용 22건·0.53조원 → 27건·1.29조원(+143.3%); 핵심 사업 37건 중 21건이 과기부</w:t>
       </w:r>
     </w:p>
     <w:p>
@@ -18723,27 +16916,7 @@
           <w:sz w:val="23"/>
           <w:szCs w:val="23"/>
         </w:rPr>
-        <w:t xml:space="preserve">농림축산식품·해양수산 4.7%(1.47조원), 콘텐츠·문화·관광·스포츠 4.6%(1.43조원), AI·데이터 1.9%(0.58조원, 42건), 바이오·헬스 1.3%, 모빌리티·항공우주·조선 1.3%, 디지털·SW·정보통신 1.1%, 유통·물류 0.5%, 반도체·디스플레이 0.2%</w:t>
-      </w:r>
-    </w:p>
-    <w:p>
-      <w:pPr>
-        <w:pStyle w:val="ListParagraph"/>
-        <w:numPr>
-          <w:ilvl w:val="2"/>
-          <w:numId w:val="2"/>
-        </w:numPr>
-        <w:spacing w:after="40" w:before="0" w:line="384"/>
-      </w:pPr>
-      <w:r>
-        <w:rPr>
-          <w:rFonts w:ascii="KoPub바탕체" w:cs="KoPub바탕체" w:eastAsia="KoPub바탕체" w:hAnsi="KoPub바탕체"/>
-          <w:b w:val="false"/>
-          <w:bCs w:val="false"/>
-          <w:sz w:val="23"/>
-          <w:szCs w:val="23"/>
-        </w:rPr>
-        <w:t xml:space="preserve">태그 기준(중복 포함)으로는 AI·데이터가 6.0%(68건, 1.86조원)로 커지며, 2026년 사업의 18.5%가 2개 이상 산업에 걸침. 반도체는 AI반도체 사업이 주 산업 AI로 분류되어 주 산업 기준 0.2%, 태그 기준 1.0%</w:t>
+        <w:t xml:space="preserve">'AI 언급' 사업은 2026년 69건·5.04조원으로 핵심+활용의 2.8배이며, 창업기반지원·청년일자리도약장려금·혁신성장지원 등 대형 자금사업이 포함되어 키워드 집계는 AI 지원을 3.8배(6.88조원)까지 과대평가</w:t>
       </w:r>
     </w:p>
     <w:p>
@@ -18763,86 +16936,6 @@
           <w:sz w:val="23"/>
           <w:szCs w:val="23"/>
         </w:rPr>
-        <w:t xml:space="preserve">산업마다 목적·수단 조합이 다름: AI·데이터(기술혁신 83%)·반도체(88%)·소재·부품·장비(78%)는 기술혁신 중심이나 수단은 반도체 R&amp;D 출연 75%, AI·데이터 기관 출연 39%·바우처 20%로 갈림. 콘텐츠·문화(융자 64%)·농림수산식품(71%)·에너지·환경(52%)은 융자 중심, 바이오·헬스는 전문인력 목적 48%</w:t>
-      </w:r>
-    </w:p>
-    <w:p>
-      <w:pPr>
-        <w:pStyle w:val="ListParagraph"/>
-        <w:numPr>
-          <w:ilvl w:val="0"/>
-          <w:numId w:val="2"/>
-        </w:numPr>
-        <w:spacing w:after="40" w:before="0" w:line="384"/>
-      </w:pPr>
-      <w:r>
-        <w:rPr>
-          <w:rFonts w:ascii="KoPub바탕체" w:cs="KoPub바탕체" w:eastAsia="KoPub바탕체" w:hAnsi="KoPub바탕체"/>
-          <w:b/>
-          <w:bCs/>
-          <w:sz w:val="24"/>
-          <w:szCs w:val="24"/>
-        </w:rPr>
-        <w:t xml:space="preserve">AI 지원(핵심+활용)은 2026년 64건·1.83조원(전체의 5.9%)으로 2024년 0.72조원의 2.5배이며, 운영 소관은 6개 → 12개로 확대</w:t>
-      </w:r>
-    </w:p>
-    <w:p>
-      <w:pPr>
-        <w:pStyle w:val="ListParagraph"/>
-        <w:numPr>
-          <w:ilvl w:val="1"/>
-          <w:numId w:val="2"/>
-        </w:numPr>
-        <w:spacing w:after="40" w:before="0" w:line="384"/>
-      </w:pPr>
-      <w:r>
-        <w:rPr>
-          <w:rFonts w:ascii="KoPub바탕체" w:cs="KoPub바탕체" w:eastAsia="KoPub바탕체" w:hAnsi="KoPub바탕체"/>
-          <w:b w:val="false"/>
-          <w:bCs w:val="false"/>
-          <w:sz w:val="23"/>
-          <w:szCs w:val="23"/>
-        </w:rPr>
-        <w:t xml:space="preserve">핵심 30건·0.19조원 → 37건·0.55조원(+190.7%), 활용 22건·0.53조원 → 27건·1.29조원(+143.3%); 핵심 사업 37건 중 21건이 과기부</w:t>
-      </w:r>
-    </w:p>
-    <w:p>
-      <w:pPr>
-        <w:pStyle w:val="ListParagraph"/>
-        <w:numPr>
-          <w:ilvl w:val="1"/>
-          <w:numId w:val="2"/>
-        </w:numPr>
-        <w:spacing w:after="40" w:before="0" w:line="384"/>
-      </w:pPr>
-      <w:r>
-        <w:rPr>
-          <w:rFonts w:ascii="KoPub바탕체" w:cs="KoPub바탕체" w:eastAsia="KoPub바탕체" w:hAnsi="KoPub바탕체"/>
-          <w:b w:val="false"/>
-          <w:bCs w:val="false"/>
-          <w:sz w:val="23"/>
-          <w:szCs w:val="23"/>
-        </w:rPr>
-        <w:t xml:space="preserve">'AI 언급' 사업은 2026년 69건·5.04조원으로 핵심+활용의 2.8배이며, 창업기반지원·청년일자리도약장려금·혁신성장지원 등 대형 자금사업이 포함되어 키워드 집계는 AI 지원을 3.8배(6.88조원)까지 과대평가</w:t>
-      </w:r>
-    </w:p>
-    <w:p>
-      <w:pPr>
-        <w:pStyle w:val="ListParagraph"/>
-        <w:numPr>
-          <w:ilvl w:val="1"/>
-          <w:numId w:val="2"/>
-        </w:numPr>
-        <w:spacing w:after="40" w:before="0" w:line="384"/>
-      </w:pPr>
-      <w:r>
-        <w:rPr>
-          <w:rFonts w:ascii="KoPub바탕체" w:cs="KoPub바탕체" w:eastAsia="KoPub바탕체" w:hAnsi="KoPub바탕체"/>
-          <w:b w:val="false"/>
-          <w:bCs w:val="false"/>
-          <w:sz w:val="23"/>
-          <w:szCs w:val="23"/>
-        </w:rPr>
         <w:t xml:space="preserve">AI 지원의 축별 구조: 지원목적은 기술혁신 63.1%·고용·노동환경 10.5%(훈련 과정의 AI 교육)·창업 8.8%·경영역량 8.7%(AX 전환 바우처), 수단은 기관 출연 17.5%·융자 17.5%(제조혁신구축지원의 혼합 지원형태 기재 영향)·보조금 17.2%·R&amp;D 출연 13.9%·바우처 10.8%, 내용은 기술개발 과제 29.8%·컨설팅·인증 21.3%·창업 사업화자금 21.2%·교육·훈련 12.0%</w:t>
       </w:r>
     </w:p>
@@ -18879,7 +16972,7 @@
           <w:sz w:val="22"/>
           <w:szCs w:val="22"/>
         </w:rPr>
-        <w:t xml:space="preserve">&lt;표 8&gt; 지원산업 유형별 2026년 내역사업 건수·예산과 AI 관여도</w:t>
+        <w:t xml:space="preserve">&lt;표 7&gt; 지원산업 유형별 2026년 내역사업 건수·예산과 AI 관여도</w:t>
       </w:r>
     </w:p>
     <w:p>
@@ -23630,7 +21723,7 @@
           <w:sz w:val="22"/>
           <w:szCs w:val="22"/>
         </w:rPr>
-        <w:t xml:space="preserve">&lt;표 9&gt; 소관별 지원목적 유형 구성(2026년, 상위 8개 소관)</w:t>
+        <w:t xml:space="preserve">&lt;표 8&gt; 소관별 지원목적 유형 구성(2026년, 상위 8개 소관)</w:t>
       </w:r>
     </w:p>
     <w:p>
@@ -27071,7 +25164,7 @@
           <w:sz w:val="22"/>
           <w:szCs w:val="22"/>
         </w:rPr>
-        <w:t xml:space="preserve">&lt;표 10&gt; 기존 지원분야 중분류와 지원목적 유형의 교차</w:t>
+        <w:t xml:space="preserve">&lt;표 9&gt; 기존 지원분야 중분류와 지원목적 유형의 교차</w:t>
       </w:r>
     </w:p>
     <w:p>
@@ -30353,7 +28446,7 @@
           <w:sz w:val="22"/>
           <w:szCs w:val="22"/>
         </w:rPr>
-        <w:t xml:space="preserve">&lt;표 11&gt; 임베딩 방식별 유형화 품질 지표</w:t>
+        <w:t xml:space="preserve">&lt;표 10&gt; 임베딩 방식별 유형화 품질 지표</w:t>
       </w:r>
     </w:p>
     <w:tbl>
@@ -32364,6 +30457,2093 @@
           <w:szCs w:val="22"/>
         </w:rPr>
         <w:t xml:space="preserve">이민철(2024), Kiwi: 한국어 형태소 분석기(kiwipiepy), https://github.com/bab2min/Kiwi(검색일: 2026. 10. 5).</w:t>
+      </w:r>
+    </w:p>
+    <w:p>
+      <w:pPr>
+        <w:shd w:fill="E8F3F1" w:color="auto" w:val="clear"/>
+        <w:spacing w:after="200" w:before="360" w:line="384"/>
+      </w:pPr>
+      <w:r>
+        <w:rPr>
+          <w:rFonts w:ascii="KoPub돋움체" w:cs="KoPub돋움체" w:eastAsia="KoPub돋움체" w:hAnsi="KoPub돋움체"/>
+          <w:b/>
+          <w:bCs/>
+          <w:color w:val="1D6B6B"/>
+          <w:sz w:val="32"/>
+          <w:szCs w:val="32"/>
+        </w:rPr>
+        <w:t xml:space="preserve">  부 록</w:t>
+      </w:r>
+    </w:p>
+    <w:p>
+      <w:pPr>
+        <w:pStyle w:val="Heading2"/>
+        <w:spacing w:after="160" w:before="280" w:line="384"/>
+      </w:pPr>
+      <w:r>
+        <w:rPr>
+          <w:rFonts w:ascii="KoPub바탕체" w:cs="KoPub바탕체" w:eastAsia="KoPub바탕체" w:hAnsi="KoPub바탕체"/>
+          <w:b/>
+          <w:bCs/>
+          <w:color w:val="2F6F7E"/>
+          <w:sz w:val="30"/>
+          <w:szCs w:val="30"/>
+        </w:rPr>
+        <w:t xml:space="preserve">부록 1. 축별 유형화 방법과 타당성</w:t>
+      </w:r>
+    </w:p>
+    <w:p>
+      <w:pPr>
+        <w:pStyle w:val="Heading3"/>
+        <w:spacing w:after="120" w:before="200" w:line="384"/>
+      </w:pPr>
+      <w:r>
+        <w:rPr>
+          <w:rFonts w:ascii="KoPub바탕체" w:cs="KoPub바탕체" w:eastAsia="KoPub바탕체" w:hAnsi="KoPub바탕체"/>
+          <w:b/>
+          <w:bCs/>
+          <w:color w:val="2F6F7E"/>
+          <w:sz w:val="26"/>
+          <w:szCs w:val="26"/>
+        </w:rPr>
+        <w:t xml:space="preserve">◆ 지원대상·지원내용·지원수단</w:t>
+      </w:r>
+    </w:p>
+    <w:p>
+      <w:pPr>
+        <w:pStyle w:val="ListParagraph"/>
+        <w:numPr>
+          <w:ilvl w:val="0"/>
+          <w:numId w:val="2"/>
+        </w:numPr>
+        <w:spacing w:after="40" w:before="0" w:line="384"/>
+      </w:pPr>
+      <w:r>
+        <w:rPr>
+          <w:rFonts w:ascii="KoPub바탕체" w:cs="KoPub바탕체" w:eastAsia="KoPub바탕체" w:hAnsi="KoPub바탕체"/>
+          <w:b/>
+          <w:bCs/>
+          <w:sz w:val="24"/>
+          <w:szCs w:val="24"/>
+        </w:rPr>
+        <w:t xml:space="preserve">(지원대상) 예산서 '수혜대상' 필드(평균 20자의 명사구)를 bge-m3로 임베딩 → K-평균(k=16) → 해석적 병합 → 보정규칙으로 10개 유형 + 미기재(T0). '기업·대학·연구소 등' 계열 4개 군집을 산학연 연구수행기관으로, '중소기업' 계열 2개를 중소·중견기업 일반으로 병합하고, 수혜대상에 '보증·채권기관·금융기관'이 명시된 21건은 보증·보험 이용기업(T10)으로 분리(응집도 1.353)</w:t>
+      </w:r>
+    </w:p>
+    <w:p>
+      <w:pPr>
+        <w:pStyle w:val="ListParagraph"/>
+        <w:numPr>
+          <w:ilvl w:val="1"/>
+          <w:numId w:val="2"/>
+        </w:numPr>
+        <w:spacing w:after="40" w:before="0" w:line="384"/>
+      </w:pPr>
+      <w:r>
+        <w:rPr>
+          <w:rFonts w:ascii="KoPub바탕체" w:cs="KoPub바탕체" w:eastAsia="KoPub바탕체" w:hAnsi="KoPub바탕체"/>
+          <w:b w:val="false"/>
+          <w:bCs w:val="false"/>
+          <w:sz w:val="23"/>
+          <w:szCs w:val="23"/>
+        </w:rPr>
+        <w:t xml:space="preserve">수혜대상은 짧고 정형적이어서 군집 품질이 가장 높음: 실루엣 0.204, 시드 10회 재군집과의 ARI 0.616(지원목적 0.40). 병합 군집 쌍의 중심거리(0.584)가 비병합 쌍(0.702)보다 짧아 병합이 거리 구조와 부합</w:t>
+      </w:r>
+    </w:p>
+    <w:p>
+      <w:pPr>
+        <w:pStyle w:val="ListParagraph"/>
+        <w:numPr>
+          <w:ilvl w:val="0"/>
+          <w:numId w:val="2"/>
+        </w:numPr>
+        <w:spacing w:after="40" w:before="0" w:line="384"/>
+      </w:pPr>
+      <w:r>
+        <w:rPr>
+          <w:rFonts w:ascii="KoPub바탕체" w:cs="KoPub바탕체" w:eastAsia="KoPub바탕체" w:hAnsi="KoPub바탕체"/>
+          <w:b/>
+          <w:bCs/>
+          <w:sz w:val="24"/>
+          <w:szCs w:val="24"/>
+        </w:rPr>
+        <w:t xml:space="preserve">(지원내용) 기업마당 공고 지원내용(보유 35.7%), 없으면 내역목적·세부목적을 임베딩하고 산업영역 방향을 제거 → K-평균(k=16) → 11개 유형 + 미기재(K0). 기술개발 계열 4개, 융자·보증 계열 2개 군집을 각각 병합</w:t>
+      </w:r>
+    </w:p>
+    <w:p>
+      <w:pPr>
+        <w:pStyle w:val="ListParagraph"/>
+        <w:numPr>
+          <w:ilvl w:val="1"/>
+          <w:numId w:val="2"/>
+        </w:numPr>
+        <w:spacing w:after="40" w:before="0" w:line="384"/>
+      </w:pPr>
+      <w:r>
+        <w:rPr>
+          <w:rFonts w:ascii="KoPub바탕체" w:cs="KoPub바탕체" w:eastAsia="KoPub바탕체" w:hAnsi="KoPub바탕체"/>
+          <w:b w:val="false"/>
+          <w:bCs w:val="false"/>
+          <w:sz w:val="23"/>
+          <w:szCs w:val="23"/>
+        </w:rPr>
+        <w:t xml:space="preserve">군집 품질은 가장 낮음: 실루엣 0.059, ARI 0.488, 연도 간 유형 일치율 61.8%. 공고 기반 문서는 사업화자금·비용보조·서비스처럼 '지원 항목' 수준, 예산서 기반 문서는 기술개발·생태계·해외진출처럼 '사업 영역' 수준으로 서술되어 유형이 출처에 따라 갈림</w:t>
+      </w:r>
+    </w:p>
+    <w:p>
+      <w:pPr>
+        <w:pStyle w:val="ListParagraph"/>
+        <w:numPr>
+          <w:ilvl w:val="0"/>
+          <w:numId w:val="2"/>
+        </w:numPr>
+        <w:spacing w:after="40" w:before="0" w:line="384"/>
+      </w:pPr>
+      <w:r>
+        <w:rPr>
+          <w:rFonts w:ascii="KoPub바탕체" w:cs="KoPub바탕체" w:eastAsia="KoPub바탕체" w:hAnsi="KoPub바탕체"/>
+          <w:b/>
+          <w:bCs/>
+          <w:sz w:val="24"/>
+          <w:szCs w:val="24"/>
+        </w:rPr>
+        <w:t xml:space="preserve">(지원수단) 지원형태 메타데이터(출연·보조·직접·융자·출자)는 범주형이므로 군집 대신 메타데이터를 1차 기준, 어휘 신호(보증·팩토링, 바우처, 장려금·인건비, 기술개발)를 2차 기준으로 하는 우선순위 규칙으로 9개 유형 구성. 어휘 신호로 세분된 사업은 6.2%</w:t>
+      </w:r>
+    </w:p>
+    <w:p>
+      <w:pPr>
+        <w:pStyle w:val="ListParagraph"/>
+        <w:numPr>
+          <w:ilvl w:val="1"/>
+          <w:numId w:val="2"/>
+        </w:numPr>
+        <w:spacing w:after="40" w:before="0" w:line="384"/>
+      </w:pPr>
+      <w:r>
+        <w:rPr>
+          <w:rFonts w:ascii="KoPub바탕체" w:cs="KoPub바탕체" w:eastAsia="KoPub바탕체" w:hAnsi="KoPub바탕체"/>
+          <w:b w:val="false"/>
+          <w:bCs w:val="false"/>
+          <w:sz w:val="23"/>
+          <w:szCs w:val="23"/>
+        </w:rPr>
+        <w:t xml:space="preserve">메타 '출연' 1,100건을 R&amp;D 과제 출연(634건)과 기관 운영·인프라 출연(433건)으로, '직접' 155건을 직접 수행(85건)·보증·보험(34건)·장려금 직접지급(32건)으로 세분. 메타 '융자' 사업의 94.8%가 융자 유형</w:t>
+      </w:r>
+    </w:p>
+    <w:p>
+      <w:pPr>
+        <w:pStyle w:val="ListParagraph"/>
+        <w:numPr>
+          <w:ilvl w:val="0"/>
+          <w:numId w:val="2"/>
+        </w:numPr>
+        <w:spacing w:after="40" w:before="0" w:line="384"/>
+      </w:pPr>
+      <w:r>
+        <w:rPr>
+          <w:rFonts w:ascii="KoPub바탕체" w:cs="KoPub바탕체" w:eastAsia="KoPub바탕체" w:hAnsi="KoPub바탕체"/>
+          <w:b/>
+          <w:bCs/>
+          <w:sz w:val="24"/>
+          <w:szCs w:val="24"/>
+        </w:rPr>
+        <w:t xml:space="preserve">동일 내역사업은 연도 간 단일 유형으로 배정하고 2,189건 전체를 유형화. 연도별 텍스트만으로의 유형 일치율은 대상 83.5%, 수단 78.6%, 내용 61.8%</w:t>
+      </w:r>
+    </w:p>
+    <w:p>
+      <w:pPr>
+        <w:pStyle w:val="ListParagraph"/>
+        <w:numPr>
+          <w:ilvl w:val="4"/>
+          <w:numId w:val="2"/>
+        </w:numPr>
+        <w:spacing w:after="40" w:before="0" w:line="384"/>
+      </w:pPr>
+      <w:r>
+        <w:rPr>
+          <w:rFonts w:ascii="KoPub바탕체" w:cs="KoPub바탕체" w:eastAsia="KoPub바탕체" w:hAnsi="KoPub바탕체"/>
+          <w:b w:val="false"/>
+          <w:bCs w:val="false"/>
+          <w:sz w:val="22"/>
+          <w:szCs w:val="22"/>
+        </w:rPr>
+        <w:t xml:space="preserve">소관과의 정보량(NMI)은 대상 0.378, 내용 0.210, 수단 0.185로 대상 축만 소관과 관련이 크며(고용부=사업주·근로자, 금융위=보증 이용기업), 지원목적 대분류와의 NMI는 내용 0.359 &gt; 수단 0.277 &gt; 대상 0.227로 대상 축이 목적과 가장 독립적</w:t>
+      </w:r>
+    </w:p>
+    <w:p>
+      <w:pPr>
+        <w:pStyle w:val="Heading3"/>
+        <w:spacing w:after="120" w:before="200" w:line="384"/>
+      </w:pPr>
+      <w:r>
+        <w:rPr>
+          <w:rFonts w:ascii="KoPub바탕체" w:cs="KoPub바탕체" w:eastAsia="KoPub바탕체" w:hAnsi="KoPub바탕체"/>
+          <w:b/>
+          <w:bCs/>
+          <w:color w:val="2F6F7E"/>
+          <w:sz w:val="26"/>
+          <w:szCs w:val="26"/>
+        </w:rPr>
+        <w:t xml:space="preserve">◆ 축별 타당성 지표 비교</w:t>
+      </w:r>
+    </w:p>
+    <w:p>
+      <w:pPr>
+        <w:spacing w:after="80" w:before="200" w:line="384"/>
+        <w:jc w:val="center"/>
+      </w:pPr>
+      <w:r>
+        <w:rPr>
+          <w:rFonts w:ascii="KoPub돋움체" w:cs="KoPub돋움체" w:eastAsia="KoPub돋움체" w:hAnsi="KoPub돋움체"/>
+          <w:b/>
+          <w:bCs/>
+          <w:sz w:val="22"/>
+          <w:szCs w:val="22"/>
+        </w:rPr>
+        <w:t xml:space="preserve">&lt;부표 1&gt; 축별 유형화 방법과 타당성 지표</w:t>
+      </w:r>
+    </w:p>
+    <w:tbl>
+      <w:tblPr>
+        <w:tblW w:type="dxa" w:w="9500"/>
+        <w:jc w:val="center"/>
+        <w:tblBorders>
+          <w:top w:val="single" w:color="auto" w:sz="4"/>
+          <w:left w:val="single" w:color="auto" w:sz="4"/>
+          <w:bottom w:val="single" w:color="auto" w:sz="4"/>
+          <w:right w:val="single" w:color="auto" w:sz="4"/>
+          <w:insideH w:val="single" w:color="auto" w:sz="4"/>
+          <w:insideV w:val="single" w:color="auto" w:sz="4"/>
+        </w:tblBorders>
+      </w:tblPr>
+      <w:tblGrid>
+        <w:gridCol w:w="1700"/>
+        <w:gridCol w:w="1800"/>
+        <w:gridCol w:w="1300"/>
+        <w:gridCol w:w="1600"/>
+        <w:gridCol w:w="1400"/>
+        <w:gridCol w:w="1700"/>
+      </w:tblGrid>
+      <w:tr>
+        <w:trPr>
+          <w:tblHeader/>
+        </w:trPr>
+        <w:tc>
+          <w:tcPr>
+            <w:tcW w:type="dxa" w:w="1700"/>
+            <w:tcBorders>
+              <w:top w:val="single" w:color="9AA8A6" w:sz="4"/>
+              <w:left w:val="single" w:color="9AA8A6" w:sz="4"/>
+              <w:bottom w:val="single" w:color="9AA8A6" w:sz="4"/>
+              <w:right w:val="single" w:color="9AA8A6" w:sz="4"/>
+            </w:tcBorders>
+            <w:shd w:fill="2F6F7E" w:color="auto" w:val="clear"/>
+            <w:tcMar>
+              <w:top w:type="dxa" w:w="40"/>
+              <w:left w:type="dxa" w:w="80"/>
+              <w:bottom w:type="dxa" w:w="40"/>
+              <w:right w:type="dxa" w:w="80"/>
+            </w:tcMar>
+            <w:vAlign w:val="center"/>
+          </w:tcPr>
+          <w:p>
+            <w:pPr>
+              <w:spacing w:after="0" w:before="0" w:line="240"/>
+              <w:jc w:val="center"/>
+            </w:pPr>
+            <w:r>
+              <w:rPr>
+                <w:rFonts w:ascii="KoPub돋움체" w:cs="KoPub돋움체" w:eastAsia="KoPub돋움체" w:hAnsi="KoPub돋움체"/>
+                <w:b/>
+                <w:bCs/>
+                <w:color w:val="FFFFFF"/>
+                <w:sz w:val="15"/>
+                <w:szCs w:val="15"/>
+              </w:rPr>
+              <w:t xml:space="preserve">구  분</w:t>
+            </w:r>
+          </w:p>
+        </w:tc>
+        <w:tc>
+          <w:tcPr>
+            <w:tcW w:type="dxa" w:w="1800"/>
+            <w:tcBorders>
+              <w:top w:val="single" w:color="9AA8A6" w:sz="4"/>
+              <w:left w:val="single" w:color="9AA8A6" w:sz="4"/>
+              <w:bottom w:val="single" w:color="9AA8A6" w:sz="4"/>
+              <w:right w:val="single" w:color="9AA8A6" w:sz="4"/>
+            </w:tcBorders>
+            <w:shd w:fill="2F6F7E" w:color="auto" w:val="clear"/>
+            <w:tcMar>
+              <w:top w:type="dxa" w:w="40"/>
+              <w:left w:type="dxa" w:w="80"/>
+              <w:bottom w:type="dxa" w:w="40"/>
+              <w:right w:type="dxa" w:w="80"/>
+            </w:tcMar>
+            <w:vAlign w:val="center"/>
+          </w:tcPr>
+          <w:p>
+            <w:pPr>
+              <w:spacing w:after="0" w:before="0" w:line="240"/>
+              <w:jc w:val="center"/>
+            </w:pPr>
+            <w:r>
+              <w:rPr>
+                <w:rFonts w:ascii="KoPub돋움체" w:cs="KoPub돋움체" w:eastAsia="KoPub돋움체" w:hAnsi="KoPub돋움체"/>
+                <w:b/>
+                <w:bCs/>
+                <w:color w:val="FFFFFF"/>
+                <w:sz w:val="15"/>
+                <w:szCs w:val="15"/>
+              </w:rPr>
+              <w:t xml:space="preserve">지원목적</w:t>
+            </w:r>
+          </w:p>
+        </w:tc>
+        <w:tc>
+          <w:tcPr>
+            <w:tcW w:type="dxa" w:w="1300"/>
+            <w:tcBorders>
+              <w:top w:val="single" w:color="9AA8A6" w:sz="4"/>
+              <w:left w:val="single" w:color="9AA8A6" w:sz="4"/>
+              <w:bottom w:val="single" w:color="9AA8A6" w:sz="4"/>
+              <w:right w:val="single" w:color="9AA8A6" w:sz="4"/>
+            </w:tcBorders>
+            <w:shd w:fill="2F6F7E" w:color="auto" w:val="clear"/>
+            <w:tcMar>
+              <w:top w:type="dxa" w:w="40"/>
+              <w:left w:type="dxa" w:w="80"/>
+              <w:bottom w:type="dxa" w:w="40"/>
+              <w:right w:type="dxa" w:w="80"/>
+            </w:tcMar>
+            <w:vAlign w:val="center"/>
+          </w:tcPr>
+          <w:p>
+            <w:pPr>
+              <w:spacing w:after="0" w:before="0" w:line="240"/>
+              <w:jc w:val="center"/>
+            </w:pPr>
+            <w:r>
+              <w:rPr>
+                <w:rFonts w:ascii="KoPub돋움체" w:cs="KoPub돋움체" w:eastAsia="KoPub돋움체" w:hAnsi="KoPub돋움체"/>
+                <w:b/>
+                <w:bCs/>
+                <w:color w:val="FFFFFF"/>
+                <w:sz w:val="15"/>
+                <w:szCs w:val="15"/>
+              </w:rPr>
+              <w:t xml:space="preserve">지원대상</w:t>
+            </w:r>
+          </w:p>
+        </w:tc>
+        <w:tc>
+          <w:tcPr>
+            <w:tcW w:type="dxa" w:w="1600"/>
+            <w:tcBorders>
+              <w:top w:val="single" w:color="9AA8A6" w:sz="4"/>
+              <w:left w:val="single" w:color="9AA8A6" w:sz="4"/>
+              <w:bottom w:val="single" w:color="9AA8A6" w:sz="4"/>
+              <w:right w:val="single" w:color="9AA8A6" w:sz="4"/>
+            </w:tcBorders>
+            <w:shd w:fill="2F6F7E" w:color="auto" w:val="clear"/>
+            <w:tcMar>
+              <w:top w:type="dxa" w:w="40"/>
+              <w:left w:type="dxa" w:w="80"/>
+              <w:bottom w:type="dxa" w:w="40"/>
+              <w:right w:type="dxa" w:w="80"/>
+            </w:tcMar>
+            <w:vAlign w:val="center"/>
+          </w:tcPr>
+          <w:p>
+            <w:pPr>
+              <w:spacing w:after="0" w:before="0" w:line="240"/>
+              <w:jc w:val="center"/>
+            </w:pPr>
+            <w:r>
+              <w:rPr>
+                <w:rFonts w:ascii="KoPub돋움체" w:cs="KoPub돋움체" w:eastAsia="KoPub돋움체" w:hAnsi="KoPub돋움체"/>
+                <w:b/>
+                <w:bCs/>
+                <w:color w:val="FFFFFF"/>
+                <w:sz w:val="15"/>
+                <w:szCs w:val="15"/>
+              </w:rPr>
+              <w:t xml:space="preserve">지원내용</w:t>
+            </w:r>
+          </w:p>
+        </w:tc>
+        <w:tc>
+          <w:tcPr>
+            <w:tcW w:type="dxa" w:w="1400"/>
+            <w:tcBorders>
+              <w:top w:val="single" w:color="9AA8A6" w:sz="4"/>
+              <w:left w:val="single" w:color="9AA8A6" w:sz="4"/>
+              <w:bottom w:val="single" w:color="9AA8A6" w:sz="4"/>
+              <w:right w:val="single" w:color="9AA8A6" w:sz="4"/>
+            </w:tcBorders>
+            <w:shd w:fill="2F6F7E" w:color="auto" w:val="clear"/>
+            <w:tcMar>
+              <w:top w:type="dxa" w:w="40"/>
+              <w:left w:type="dxa" w:w="80"/>
+              <w:bottom w:type="dxa" w:w="40"/>
+              <w:right w:type="dxa" w:w="80"/>
+            </w:tcMar>
+            <w:vAlign w:val="center"/>
+          </w:tcPr>
+          <w:p>
+            <w:pPr>
+              <w:spacing w:after="0" w:before="0" w:line="240"/>
+              <w:jc w:val="center"/>
+            </w:pPr>
+            <w:r>
+              <w:rPr>
+                <w:rFonts w:ascii="KoPub돋움체" w:cs="KoPub돋움체" w:eastAsia="KoPub돋움체" w:hAnsi="KoPub돋움체"/>
+                <w:b/>
+                <w:bCs/>
+                <w:color w:val="FFFFFF"/>
+                <w:sz w:val="15"/>
+                <w:szCs w:val="15"/>
+              </w:rPr>
+              <w:t xml:space="preserve">지원수단</w:t>
+            </w:r>
+          </w:p>
+        </w:tc>
+        <w:tc>
+          <w:tcPr>
+            <w:tcW w:type="dxa" w:w="1700"/>
+            <w:tcBorders>
+              <w:top w:val="single" w:color="9AA8A6" w:sz="4"/>
+              <w:left w:val="single" w:color="9AA8A6" w:sz="4"/>
+              <w:bottom w:val="single" w:color="9AA8A6" w:sz="4"/>
+              <w:right w:val="single" w:color="9AA8A6" w:sz="4"/>
+            </w:tcBorders>
+            <w:shd w:fill="2F6F7E" w:color="auto" w:val="clear"/>
+            <w:tcMar>
+              <w:top w:type="dxa" w:w="40"/>
+              <w:left w:type="dxa" w:w="80"/>
+              <w:bottom w:type="dxa" w:w="40"/>
+              <w:right w:type="dxa" w:w="80"/>
+            </w:tcMar>
+            <w:vAlign w:val="center"/>
+          </w:tcPr>
+          <w:p>
+            <w:pPr>
+              <w:spacing w:after="0" w:before="0" w:line="240"/>
+              <w:jc w:val="center"/>
+            </w:pPr>
+            <w:r>
+              <w:rPr>
+                <w:rFonts w:ascii="KoPub돋움체" w:cs="KoPub돋움체" w:eastAsia="KoPub돋움체" w:hAnsi="KoPub돋움체"/>
+                <w:b/>
+                <w:bCs/>
+                <w:color w:val="FFFFFF"/>
+                <w:sz w:val="15"/>
+                <w:szCs w:val="15"/>
+              </w:rPr>
+              <w:t xml:space="preserve">지원산업</w:t>
+            </w:r>
+          </w:p>
+        </w:tc>
+      </w:tr>
+      <w:tr>
+        <w:tc>
+          <w:tcPr>
+            <w:tcW w:type="dxa" w:w="1700"/>
+            <w:tcBorders>
+              <w:top w:val="single" w:color="9AA8A6" w:sz="4"/>
+              <w:left w:val="single" w:color="9AA8A6" w:sz="4"/>
+              <w:bottom w:val="single" w:color="9AA8A6" w:sz="4"/>
+              <w:right w:val="single" w:color="9AA8A6" w:sz="4"/>
+            </w:tcBorders>
+            <w:shd w:fill="E8F3F1" w:color="auto" w:val="clear"/>
+            <w:tcMar>
+              <w:top w:type="dxa" w:w="40"/>
+              <w:left w:type="dxa" w:w="80"/>
+              <w:bottom w:type="dxa" w:w="40"/>
+              <w:right w:type="dxa" w:w="80"/>
+            </w:tcMar>
+            <w:vAlign w:val="center"/>
+          </w:tcPr>
+          <w:p>
+            <w:pPr>
+              <w:spacing w:after="0" w:before="0" w:line="240"/>
+              <w:jc w:val="center"/>
+            </w:pPr>
+            <w:r>
+              <w:rPr>
+                <w:rFonts w:ascii="KoPub돋움체" w:cs="KoPub돋움체" w:eastAsia="KoPub돋움체" w:hAnsi="KoPub돋움체"/>
+                <w:b w:val="false"/>
+                <w:bCs w:val="false"/>
+                <w:sz w:val="15"/>
+                <w:szCs w:val="15"/>
+              </w:rPr>
+              <w:t xml:space="preserve">원천 정보</w:t>
+            </w:r>
+          </w:p>
+        </w:tc>
+        <w:tc>
+          <w:tcPr>
+            <w:tcW w:type="dxa" w:w="1800"/>
+            <w:tcBorders>
+              <w:top w:val="single" w:color="9AA8A6" w:sz="4"/>
+              <w:left w:val="single" w:color="9AA8A6" w:sz="4"/>
+              <w:bottom w:val="single" w:color="9AA8A6" w:sz="4"/>
+              <w:right w:val="single" w:color="9AA8A6" w:sz="4"/>
+            </w:tcBorders>
+            <w:tcMar>
+              <w:top w:type="dxa" w:w="40"/>
+              <w:left w:type="dxa" w:w="80"/>
+              <w:bottom w:type="dxa" w:w="40"/>
+              <w:right w:type="dxa" w:w="80"/>
+            </w:tcMar>
+            <w:vAlign w:val="center"/>
+          </w:tcPr>
+          <w:p>
+            <w:pPr>
+              <w:spacing w:after="0" w:before="0" w:line="240"/>
+              <w:jc w:val="left"/>
+            </w:pPr>
+            <w:r>
+              <w:rPr>
+                <w:rFonts w:ascii="KoPub돋움체" w:cs="KoPub돋움체" w:eastAsia="KoPub돋움체" w:hAnsi="KoPub돋움체"/>
+                <w:b w:val="false"/>
+                <w:bCs w:val="false"/>
+                <w:sz w:val="15"/>
+                <w:szCs w:val="15"/>
+              </w:rPr>
+              <w:t xml:space="preserve">사업명+목적+수혜대상+공고(잔여는 지원내용 문서)</w:t>
+            </w:r>
+          </w:p>
+        </w:tc>
+        <w:tc>
+          <w:tcPr>
+            <w:tcW w:type="dxa" w:w="1300"/>
+            <w:tcBorders>
+              <w:top w:val="single" w:color="9AA8A6" w:sz="4"/>
+              <w:left w:val="single" w:color="9AA8A6" w:sz="4"/>
+              <w:bottom w:val="single" w:color="9AA8A6" w:sz="4"/>
+              <w:right w:val="single" w:color="9AA8A6" w:sz="4"/>
+            </w:tcBorders>
+            <w:tcMar>
+              <w:top w:type="dxa" w:w="40"/>
+              <w:left w:type="dxa" w:w="80"/>
+              <w:bottom w:type="dxa" w:w="40"/>
+              <w:right w:type="dxa" w:w="80"/>
+            </w:tcMar>
+            <w:vAlign w:val="center"/>
+          </w:tcPr>
+          <w:p>
+            <w:pPr>
+              <w:spacing w:after="0" w:before="0" w:line="240"/>
+              <w:jc w:val="left"/>
+            </w:pPr>
+            <w:r>
+              <w:rPr>
+                <w:rFonts w:ascii="KoPub돋움체" w:cs="KoPub돋움체" w:eastAsia="KoPub돋움체" w:hAnsi="KoPub돋움체"/>
+                <w:b w:val="false"/>
+                <w:bCs w:val="false"/>
+                <w:sz w:val="15"/>
+                <w:szCs w:val="15"/>
+              </w:rPr>
+              <w:t xml:space="preserve">수혜대상</w:t>
+            </w:r>
+          </w:p>
+        </w:tc>
+        <w:tc>
+          <w:tcPr>
+            <w:tcW w:type="dxa" w:w="1600"/>
+            <w:tcBorders>
+              <w:top w:val="single" w:color="9AA8A6" w:sz="4"/>
+              <w:left w:val="single" w:color="9AA8A6" w:sz="4"/>
+              <w:bottom w:val="single" w:color="9AA8A6" w:sz="4"/>
+              <w:right w:val="single" w:color="9AA8A6" w:sz="4"/>
+            </w:tcBorders>
+            <w:tcMar>
+              <w:top w:type="dxa" w:w="40"/>
+              <w:left w:type="dxa" w:w="80"/>
+              <w:bottom w:type="dxa" w:w="40"/>
+              <w:right w:type="dxa" w:w="80"/>
+            </w:tcMar>
+            <w:vAlign w:val="center"/>
+          </w:tcPr>
+          <w:p>
+            <w:pPr>
+              <w:spacing w:after="0" w:before="0" w:line="240"/>
+              <w:jc w:val="left"/>
+            </w:pPr>
+            <w:r>
+              <w:rPr>
+                <w:rFonts w:ascii="KoPub돋움체" w:cs="KoPub돋움체" w:eastAsia="KoPub돋움체" w:hAnsi="KoPub돋움체"/>
+                <w:b w:val="false"/>
+                <w:bCs w:val="false"/>
+                <w:sz w:val="15"/>
+                <w:szCs w:val="15"/>
+              </w:rPr>
+              <w:t xml:space="preserve">공고 지원내용(없으면 내역목적)</w:t>
+            </w:r>
+          </w:p>
+        </w:tc>
+        <w:tc>
+          <w:tcPr>
+            <w:tcW w:type="dxa" w:w="1400"/>
+            <w:tcBorders>
+              <w:top w:val="single" w:color="9AA8A6" w:sz="4"/>
+              <w:left w:val="single" w:color="9AA8A6" w:sz="4"/>
+              <w:bottom w:val="single" w:color="9AA8A6" w:sz="4"/>
+              <w:right w:val="single" w:color="9AA8A6" w:sz="4"/>
+            </w:tcBorders>
+            <w:tcMar>
+              <w:top w:type="dxa" w:w="40"/>
+              <w:left w:type="dxa" w:w="80"/>
+              <w:bottom w:type="dxa" w:w="40"/>
+              <w:right w:type="dxa" w:w="80"/>
+            </w:tcMar>
+            <w:vAlign w:val="center"/>
+          </w:tcPr>
+          <w:p>
+            <w:pPr>
+              <w:spacing w:after="0" w:before="0" w:line="240"/>
+              <w:jc w:val="left"/>
+            </w:pPr>
+            <w:r>
+              <w:rPr>
+                <w:rFonts w:ascii="KoPub돋움체" w:cs="KoPub돋움체" w:eastAsia="KoPub돋움체" w:hAnsi="KoPub돋움체"/>
+                <w:b w:val="false"/>
+                <w:bCs w:val="false"/>
+                <w:sz w:val="15"/>
+                <w:szCs w:val="15"/>
+              </w:rPr>
+              <w:t xml:space="preserve">지원형태 메타+어휘 신호</w:t>
+            </w:r>
+          </w:p>
+        </w:tc>
+        <w:tc>
+          <w:tcPr>
+            <w:tcW w:type="dxa" w:w="1700"/>
+            <w:tcBorders>
+              <w:top w:val="single" w:color="9AA8A6" w:sz="4"/>
+              <w:left w:val="single" w:color="9AA8A6" w:sz="4"/>
+              <w:bottom w:val="single" w:color="9AA8A6" w:sz="4"/>
+              <w:right w:val="single" w:color="9AA8A6" w:sz="4"/>
+            </w:tcBorders>
+            <w:tcMar>
+              <w:top w:type="dxa" w:w="40"/>
+              <w:left w:type="dxa" w:w="80"/>
+              <w:bottom w:type="dxa" w:w="40"/>
+              <w:right w:type="dxa" w:w="80"/>
+            </w:tcMar>
+            <w:vAlign w:val="center"/>
+          </w:tcPr>
+          <w:p>
+            <w:pPr>
+              <w:spacing w:after="0" w:before="0" w:line="240"/>
+              <w:jc w:val="left"/>
+            </w:pPr>
+            <w:r>
+              <w:rPr>
+                <w:rFonts w:ascii="KoPub돋움체" w:cs="KoPub돋움체" w:eastAsia="KoPub돋움체" w:hAnsi="KoPub돋움체"/>
+                <w:b w:val="false"/>
+                <w:bCs w:val="false"/>
+                <w:sz w:val="15"/>
+                <w:szCs w:val="15"/>
+              </w:rPr>
+              <w:t xml:space="preserve">사업명·목적·공고·산출근거</w:t>
+            </w:r>
+          </w:p>
+        </w:tc>
+      </w:tr>
+      <w:tr>
+        <w:tc>
+          <w:tcPr>
+            <w:tcW w:type="dxa" w:w="1700"/>
+            <w:tcBorders>
+              <w:top w:val="single" w:color="9AA8A6" w:sz="4"/>
+              <w:left w:val="single" w:color="9AA8A6" w:sz="4"/>
+              <w:bottom w:val="single" w:color="9AA8A6" w:sz="4"/>
+              <w:right w:val="single" w:color="9AA8A6" w:sz="4"/>
+            </w:tcBorders>
+            <w:shd w:fill="E8F3F1" w:color="auto" w:val="clear"/>
+            <w:tcMar>
+              <w:top w:type="dxa" w:w="40"/>
+              <w:left w:type="dxa" w:w="80"/>
+              <w:bottom w:type="dxa" w:w="40"/>
+              <w:right w:type="dxa" w:w="80"/>
+            </w:tcMar>
+            <w:vAlign w:val="center"/>
+          </w:tcPr>
+          <w:p>
+            <w:pPr>
+              <w:spacing w:after="0" w:before="0" w:line="240"/>
+              <w:jc w:val="center"/>
+            </w:pPr>
+            <w:r>
+              <w:rPr>
+                <w:rFonts w:ascii="KoPub돋움체" w:cs="KoPub돋움체" w:eastAsia="KoPub돋움체" w:hAnsi="KoPub돋움체"/>
+                <w:b w:val="false"/>
+                <w:bCs w:val="false"/>
+                <w:sz w:val="15"/>
+                <w:szCs w:val="15"/>
+              </w:rPr>
+              <w:t xml:space="preserve">방법 / 유형 수</w:t>
+            </w:r>
+          </w:p>
+        </w:tc>
+        <w:tc>
+          <w:tcPr>
+            <w:tcW w:type="dxa" w:w="1800"/>
+            <w:tcBorders>
+              <w:top w:val="single" w:color="9AA8A6" w:sz="4"/>
+              <w:left w:val="single" w:color="9AA8A6" w:sz="4"/>
+              <w:bottom w:val="single" w:color="9AA8A6" w:sz="4"/>
+              <w:right w:val="single" w:color="9AA8A6" w:sz="4"/>
+            </w:tcBorders>
+            <w:tcMar>
+              <w:top w:type="dxa" w:w="40"/>
+              <w:left w:type="dxa" w:w="80"/>
+              <w:bottom w:type="dxa" w:w="40"/>
+              <w:right w:type="dxa" w:w="80"/>
+            </w:tcMar>
+            <w:vAlign w:val="center"/>
+          </w:tcPr>
+          <w:p>
+            <w:pPr>
+              <w:spacing w:after="0" w:before="0" w:line="240"/>
+              <w:jc w:val="left"/>
+            </w:pPr>
+            <w:r>
+              <w:rPr>
+                <w:rFonts w:ascii="KoPub돋움체" w:cs="KoPub돋움체" w:eastAsia="KoPub돋움체" w:hAnsi="KoPub돋움체"/>
+                <w:b w:val="false"/>
+                <w:bCs w:val="false"/>
+                <w:sz w:val="15"/>
+                <w:szCs w:val="15"/>
+              </w:rPr>
+              <w:t xml:space="preserve">임베딩 군집 k=24 → 8·23 + 지원내용 분류</w:t>
+            </w:r>
+          </w:p>
+        </w:tc>
+        <w:tc>
+          <w:tcPr>
+            <w:tcW w:type="dxa" w:w="1300"/>
+            <w:tcBorders>
+              <w:top w:val="single" w:color="9AA8A6" w:sz="4"/>
+              <w:left w:val="single" w:color="9AA8A6" w:sz="4"/>
+              <w:bottom w:val="single" w:color="9AA8A6" w:sz="4"/>
+              <w:right w:val="single" w:color="9AA8A6" w:sz="4"/>
+            </w:tcBorders>
+            <w:tcMar>
+              <w:top w:type="dxa" w:w="40"/>
+              <w:left w:type="dxa" w:w="80"/>
+              <w:bottom w:type="dxa" w:w="40"/>
+              <w:right w:type="dxa" w:w="80"/>
+            </w:tcMar>
+            <w:vAlign w:val="center"/>
+          </w:tcPr>
+          <w:p>
+            <w:pPr>
+              <w:spacing w:after="0" w:before="0" w:line="240"/>
+              <w:jc w:val="left"/>
+            </w:pPr>
+            <w:r>
+              <w:rPr>
+                <w:rFonts w:ascii="KoPub돋움체" w:cs="KoPub돋움체" w:eastAsia="KoPub돋움체" w:hAnsi="KoPub돋움체"/>
+                <w:b w:val="false"/>
+                <w:bCs w:val="false"/>
+                <w:sz w:val="15"/>
+                <w:szCs w:val="15"/>
+              </w:rPr>
+              <w:t xml:space="preserve">임베딩 군집 k=16 → 10</w:t>
+            </w:r>
+          </w:p>
+        </w:tc>
+        <w:tc>
+          <w:tcPr>
+            <w:tcW w:type="dxa" w:w="1600"/>
+            <w:tcBorders>
+              <w:top w:val="single" w:color="9AA8A6" w:sz="4"/>
+              <w:left w:val="single" w:color="9AA8A6" w:sz="4"/>
+              <w:bottom w:val="single" w:color="9AA8A6" w:sz="4"/>
+              <w:right w:val="single" w:color="9AA8A6" w:sz="4"/>
+            </w:tcBorders>
+            <w:tcMar>
+              <w:top w:type="dxa" w:w="40"/>
+              <w:left w:type="dxa" w:w="80"/>
+              <w:bottom w:type="dxa" w:w="40"/>
+              <w:right w:type="dxa" w:w="80"/>
+            </w:tcMar>
+            <w:vAlign w:val="center"/>
+          </w:tcPr>
+          <w:p>
+            <w:pPr>
+              <w:spacing w:after="0" w:before="0" w:line="240"/>
+              <w:jc w:val="left"/>
+            </w:pPr>
+            <w:r>
+              <w:rPr>
+                <w:rFonts w:ascii="KoPub돋움체" w:cs="KoPub돋움체" w:eastAsia="KoPub돋움체" w:hAnsi="KoPub돋움체"/>
+                <w:b w:val="false"/>
+                <w:bCs w:val="false"/>
+                <w:sz w:val="15"/>
+                <w:szCs w:val="15"/>
+              </w:rPr>
+              <w:t xml:space="preserve">임베딩 군집 k=16 → 11</w:t>
+            </w:r>
+          </w:p>
+        </w:tc>
+        <w:tc>
+          <w:tcPr>
+            <w:tcW w:type="dxa" w:w="1400"/>
+            <w:tcBorders>
+              <w:top w:val="single" w:color="9AA8A6" w:sz="4"/>
+              <w:left w:val="single" w:color="9AA8A6" w:sz="4"/>
+              <w:bottom w:val="single" w:color="9AA8A6" w:sz="4"/>
+              <w:right w:val="single" w:color="9AA8A6" w:sz="4"/>
+            </w:tcBorders>
+            <w:tcMar>
+              <w:top w:type="dxa" w:w="40"/>
+              <w:left w:type="dxa" w:w="80"/>
+              <w:bottom w:type="dxa" w:w="40"/>
+              <w:right w:type="dxa" w:w="80"/>
+            </w:tcMar>
+            <w:vAlign w:val="center"/>
+          </w:tcPr>
+          <w:p>
+            <w:pPr>
+              <w:spacing w:after="0" w:before="0" w:line="240"/>
+              <w:jc w:val="left"/>
+            </w:pPr>
+            <w:r>
+              <w:rPr>
+                <w:rFonts w:ascii="KoPub돋움체" w:cs="KoPub돋움체" w:eastAsia="KoPub돋움체" w:hAnsi="KoPub돋움체"/>
+                <w:b w:val="false"/>
+                <w:bCs w:val="false"/>
+                <w:sz w:val="15"/>
+                <w:szCs w:val="15"/>
+              </w:rPr>
+              <w:t xml:space="preserve">우선순위 규칙 → 9</w:t>
+            </w:r>
+          </w:p>
+        </w:tc>
+        <w:tc>
+          <w:tcPr>
+            <w:tcW w:type="dxa" w:w="1700"/>
+            <w:tcBorders>
+              <w:top w:val="single" w:color="9AA8A6" w:sz="4"/>
+              <w:left w:val="single" w:color="9AA8A6" w:sz="4"/>
+              <w:bottom w:val="single" w:color="9AA8A6" w:sz="4"/>
+              <w:right w:val="single" w:color="9AA8A6" w:sz="4"/>
+            </w:tcBorders>
+            <w:tcMar>
+              <w:top w:type="dxa" w:w="40"/>
+              <w:left w:type="dxa" w:w="80"/>
+              <w:bottom w:type="dxa" w:w="40"/>
+              <w:right w:type="dxa" w:w="80"/>
+            </w:tcMar>
+            <w:vAlign w:val="center"/>
+          </w:tcPr>
+          <w:p>
+            <w:pPr>
+              <w:spacing w:after="0" w:before="0" w:line="240"/>
+              <w:jc w:val="left"/>
+            </w:pPr>
+            <w:r>
+              <w:rPr>
+                <w:rFonts w:ascii="KoPub돋움체" w:cs="KoPub돋움체" w:eastAsia="KoPub돋움체" w:hAnsi="KoPub돋움체"/>
+                <w:b w:val="false"/>
+                <w:bCs w:val="false"/>
+                <w:sz w:val="15"/>
+                <w:szCs w:val="15"/>
+              </w:rPr>
+              <w:t xml:space="preserve">산업 사전 규칙 → 10+공통(복수 태그)</w:t>
+            </w:r>
+          </w:p>
+        </w:tc>
+      </w:tr>
+      <w:tr>
+        <w:tc>
+          <w:tcPr>
+            <w:tcW w:type="dxa" w:w="1700"/>
+            <w:tcBorders>
+              <w:top w:val="single" w:color="9AA8A6" w:sz="4"/>
+              <w:left w:val="single" w:color="9AA8A6" w:sz="4"/>
+              <w:bottom w:val="single" w:color="9AA8A6" w:sz="4"/>
+              <w:right w:val="single" w:color="9AA8A6" w:sz="4"/>
+            </w:tcBorders>
+            <w:shd w:fill="E8F3F1" w:color="auto" w:val="clear"/>
+            <w:tcMar>
+              <w:top w:type="dxa" w:w="40"/>
+              <w:left w:type="dxa" w:w="80"/>
+              <w:bottom w:type="dxa" w:w="40"/>
+              <w:right w:type="dxa" w:w="80"/>
+            </w:tcMar>
+            <w:vAlign w:val="center"/>
+          </w:tcPr>
+          <w:p>
+            <w:pPr>
+              <w:spacing w:after="0" w:before="0" w:line="240"/>
+              <w:jc w:val="center"/>
+            </w:pPr>
+            <w:r>
+              <w:rPr>
+                <w:rFonts w:ascii="KoPub돋움체" w:cs="KoPub돋움체" w:eastAsia="KoPub돋움체" w:hAnsi="KoPub돋움체"/>
+                <w:b w:val="false"/>
+                <w:bCs w:val="false"/>
+                <w:sz w:val="15"/>
+                <w:szCs w:val="15"/>
+              </w:rPr>
+              <w:t xml:space="preserve">실루엣(군집)</w:t>
+            </w:r>
+          </w:p>
+        </w:tc>
+        <w:tc>
+          <w:tcPr>
+            <w:tcW w:type="dxa" w:w="1800"/>
+            <w:tcBorders>
+              <w:top w:val="single" w:color="9AA8A6" w:sz="4"/>
+              <w:left w:val="single" w:color="9AA8A6" w:sz="4"/>
+              <w:bottom w:val="single" w:color="9AA8A6" w:sz="4"/>
+              <w:right w:val="single" w:color="9AA8A6" w:sz="4"/>
+            </w:tcBorders>
+            <w:tcMar>
+              <w:top w:type="dxa" w:w="40"/>
+              <w:left w:type="dxa" w:w="80"/>
+              <w:bottom w:type="dxa" w:w="40"/>
+              <w:right w:type="dxa" w:w="80"/>
+            </w:tcMar>
+            <w:vAlign w:val="center"/>
+          </w:tcPr>
+          <w:p>
+            <w:pPr>
+              <w:spacing w:after="0" w:before="0" w:line="240"/>
+              <w:jc w:val="left"/>
+            </w:pPr>
+            <w:r>
+              <w:rPr>
+                <w:rFonts w:ascii="KoPub돋움체" w:cs="KoPub돋움체" w:eastAsia="KoPub돋움체" w:hAnsi="KoPub돋움체"/>
+                <w:b w:val="false"/>
+                <w:bCs w:val="false"/>
+                <w:sz w:val="15"/>
+                <w:szCs w:val="15"/>
+              </w:rPr>
+              <w:t xml:space="preserve">0.058</w:t>
+            </w:r>
+          </w:p>
+        </w:tc>
+        <w:tc>
+          <w:tcPr>
+            <w:tcW w:type="dxa" w:w="1300"/>
+            <w:tcBorders>
+              <w:top w:val="single" w:color="9AA8A6" w:sz="4"/>
+              <w:left w:val="single" w:color="9AA8A6" w:sz="4"/>
+              <w:bottom w:val="single" w:color="9AA8A6" w:sz="4"/>
+              <w:right w:val="single" w:color="9AA8A6" w:sz="4"/>
+            </w:tcBorders>
+            <w:tcMar>
+              <w:top w:type="dxa" w:w="40"/>
+              <w:left w:type="dxa" w:w="80"/>
+              <w:bottom w:type="dxa" w:w="40"/>
+              <w:right w:type="dxa" w:w="80"/>
+            </w:tcMar>
+            <w:vAlign w:val="center"/>
+          </w:tcPr>
+          <w:p>
+            <w:pPr>
+              <w:spacing w:after="0" w:before="0" w:line="240"/>
+              <w:jc w:val="left"/>
+            </w:pPr>
+            <w:r>
+              <w:rPr>
+                <w:rFonts w:ascii="KoPub돋움체" w:cs="KoPub돋움체" w:eastAsia="KoPub돋움체" w:hAnsi="KoPub돋움체"/>
+                <w:b w:val="false"/>
+                <w:bCs w:val="false"/>
+                <w:sz w:val="15"/>
+                <w:szCs w:val="15"/>
+              </w:rPr>
+              <w:t xml:space="preserve">0.204</w:t>
+            </w:r>
+          </w:p>
+        </w:tc>
+        <w:tc>
+          <w:tcPr>
+            <w:tcW w:type="dxa" w:w="1600"/>
+            <w:tcBorders>
+              <w:top w:val="single" w:color="9AA8A6" w:sz="4"/>
+              <w:left w:val="single" w:color="9AA8A6" w:sz="4"/>
+              <w:bottom w:val="single" w:color="9AA8A6" w:sz="4"/>
+              <w:right w:val="single" w:color="9AA8A6" w:sz="4"/>
+            </w:tcBorders>
+            <w:tcMar>
+              <w:top w:type="dxa" w:w="40"/>
+              <w:left w:type="dxa" w:w="80"/>
+              <w:bottom w:type="dxa" w:w="40"/>
+              <w:right w:type="dxa" w:w="80"/>
+            </w:tcMar>
+            <w:vAlign w:val="center"/>
+          </w:tcPr>
+          <w:p>
+            <w:pPr>
+              <w:spacing w:after="0" w:before="0" w:line="240"/>
+              <w:jc w:val="left"/>
+            </w:pPr>
+            <w:r>
+              <w:rPr>
+                <w:rFonts w:ascii="KoPub돋움체" w:cs="KoPub돋움체" w:eastAsia="KoPub돋움체" w:hAnsi="KoPub돋움체"/>
+                <w:b w:val="false"/>
+                <w:bCs w:val="false"/>
+                <w:sz w:val="15"/>
+                <w:szCs w:val="15"/>
+              </w:rPr>
+              <w:t xml:space="preserve">0.059</w:t>
+            </w:r>
+          </w:p>
+        </w:tc>
+        <w:tc>
+          <w:tcPr>
+            <w:tcW w:type="dxa" w:w="1400"/>
+            <w:tcBorders>
+              <w:top w:val="single" w:color="9AA8A6" w:sz="4"/>
+              <w:left w:val="single" w:color="9AA8A6" w:sz="4"/>
+              <w:bottom w:val="single" w:color="9AA8A6" w:sz="4"/>
+              <w:right w:val="single" w:color="9AA8A6" w:sz="4"/>
+            </w:tcBorders>
+            <w:tcMar>
+              <w:top w:type="dxa" w:w="40"/>
+              <w:left w:type="dxa" w:w="80"/>
+              <w:bottom w:type="dxa" w:w="40"/>
+              <w:right w:type="dxa" w:w="80"/>
+            </w:tcMar>
+            <w:vAlign w:val="center"/>
+          </w:tcPr>
+          <w:p>
+            <w:pPr>
+              <w:spacing w:after="0" w:before="0" w:line="240"/>
+              <w:jc w:val="left"/>
+            </w:pPr>
+            <w:r>
+              <w:rPr>
+                <w:rFonts w:ascii="KoPub돋움체" w:cs="KoPub돋움체" w:eastAsia="KoPub돋움체" w:hAnsi="KoPub돋움체"/>
+                <w:b w:val="false"/>
+                <w:bCs w:val="false"/>
+                <w:sz w:val="15"/>
+                <w:szCs w:val="15"/>
+              </w:rPr>
+              <w:t xml:space="preserve">-</w:t>
+            </w:r>
+          </w:p>
+        </w:tc>
+        <w:tc>
+          <w:tcPr>
+            <w:tcW w:type="dxa" w:w="1700"/>
+            <w:tcBorders>
+              <w:top w:val="single" w:color="9AA8A6" w:sz="4"/>
+              <w:left w:val="single" w:color="9AA8A6" w:sz="4"/>
+              <w:bottom w:val="single" w:color="9AA8A6" w:sz="4"/>
+              <w:right w:val="single" w:color="9AA8A6" w:sz="4"/>
+            </w:tcBorders>
+            <w:tcMar>
+              <w:top w:type="dxa" w:w="40"/>
+              <w:left w:type="dxa" w:w="80"/>
+              <w:bottom w:type="dxa" w:w="40"/>
+              <w:right w:type="dxa" w:w="80"/>
+            </w:tcMar>
+            <w:vAlign w:val="center"/>
+          </w:tcPr>
+          <w:p>
+            <w:pPr>
+              <w:spacing w:after="0" w:before="0" w:line="240"/>
+              <w:jc w:val="left"/>
+            </w:pPr>
+            <w:r>
+              <w:rPr>
+                <w:rFonts w:ascii="KoPub돋움체" w:cs="KoPub돋움체" w:eastAsia="KoPub돋움체" w:hAnsi="KoPub돋움체"/>
+                <w:b w:val="false"/>
+                <w:bCs w:val="false"/>
+                <w:sz w:val="15"/>
+                <w:szCs w:val="15"/>
+              </w:rPr>
+              <w:t xml:space="preserve">-</w:t>
+            </w:r>
+          </w:p>
+        </w:tc>
+      </w:tr>
+      <w:tr>
+        <w:tc>
+          <w:tcPr>
+            <w:tcW w:type="dxa" w:w="1700"/>
+            <w:tcBorders>
+              <w:top w:val="single" w:color="9AA8A6" w:sz="4"/>
+              <w:left w:val="single" w:color="9AA8A6" w:sz="4"/>
+              <w:bottom w:val="single" w:color="9AA8A6" w:sz="4"/>
+              <w:right w:val="single" w:color="9AA8A6" w:sz="4"/>
+            </w:tcBorders>
+            <w:shd w:fill="E8F3F1" w:color="auto" w:val="clear"/>
+            <w:tcMar>
+              <w:top w:type="dxa" w:w="40"/>
+              <w:left w:type="dxa" w:w="80"/>
+              <w:bottom w:type="dxa" w:w="40"/>
+              <w:right w:type="dxa" w:w="80"/>
+            </w:tcMar>
+            <w:vAlign w:val="center"/>
+          </w:tcPr>
+          <w:p>
+            <w:pPr>
+              <w:spacing w:after="0" w:before="0" w:line="240"/>
+              <w:jc w:val="center"/>
+            </w:pPr>
+            <w:r>
+              <w:rPr>
+                <w:rFonts w:ascii="KoPub돋움체" w:cs="KoPub돋움체" w:eastAsia="KoPub돋움체" w:hAnsi="KoPub돋움체"/>
+                <w:b w:val="false"/>
+                <w:bCs w:val="false"/>
+                <w:sz w:val="15"/>
+                <w:szCs w:val="15"/>
+              </w:rPr>
+              <w:t xml:space="preserve">ARI(시드 10회)</w:t>
+            </w:r>
+          </w:p>
+        </w:tc>
+        <w:tc>
+          <w:tcPr>
+            <w:tcW w:type="dxa" w:w="1800"/>
+            <w:tcBorders>
+              <w:top w:val="single" w:color="9AA8A6" w:sz="4"/>
+              <w:left w:val="single" w:color="9AA8A6" w:sz="4"/>
+              <w:bottom w:val="single" w:color="9AA8A6" w:sz="4"/>
+              <w:right w:val="single" w:color="9AA8A6" w:sz="4"/>
+            </w:tcBorders>
+            <w:tcMar>
+              <w:top w:type="dxa" w:w="40"/>
+              <w:left w:type="dxa" w:w="80"/>
+              <w:bottom w:type="dxa" w:w="40"/>
+              <w:right w:type="dxa" w:w="80"/>
+            </w:tcMar>
+            <w:vAlign w:val="center"/>
+          </w:tcPr>
+          <w:p>
+            <w:pPr>
+              <w:spacing w:after="0" w:before="0" w:line="240"/>
+              <w:jc w:val="left"/>
+            </w:pPr>
+            <w:r>
+              <w:rPr>
+                <w:rFonts w:ascii="KoPub돋움체" w:cs="KoPub돋움체" w:eastAsia="KoPub돋움체" w:hAnsi="KoPub돋움체"/>
+                <w:b w:val="false"/>
+                <w:bCs w:val="false"/>
+                <w:sz w:val="15"/>
+                <w:szCs w:val="15"/>
+              </w:rPr>
+              <w:t xml:space="preserve">0.40</w:t>
+            </w:r>
+          </w:p>
+        </w:tc>
+        <w:tc>
+          <w:tcPr>
+            <w:tcW w:type="dxa" w:w="1300"/>
+            <w:tcBorders>
+              <w:top w:val="single" w:color="9AA8A6" w:sz="4"/>
+              <w:left w:val="single" w:color="9AA8A6" w:sz="4"/>
+              <w:bottom w:val="single" w:color="9AA8A6" w:sz="4"/>
+              <w:right w:val="single" w:color="9AA8A6" w:sz="4"/>
+            </w:tcBorders>
+            <w:tcMar>
+              <w:top w:type="dxa" w:w="40"/>
+              <w:left w:type="dxa" w:w="80"/>
+              <w:bottom w:type="dxa" w:w="40"/>
+              <w:right w:type="dxa" w:w="80"/>
+            </w:tcMar>
+            <w:vAlign w:val="center"/>
+          </w:tcPr>
+          <w:p>
+            <w:pPr>
+              <w:spacing w:after="0" w:before="0" w:line="240"/>
+              <w:jc w:val="left"/>
+            </w:pPr>
+            <w:r>
+              <w:rPr>
+                <w:rFonts w:ascii="KoPub돋움체" w:cs="KoPub돋움체" w:eastAsia="KoPub돋움체" w:hAnsi="KoPub돋움체"/>
+                <w:b w:val="false"/>
+                <w:bCs w:val="false"/>
+                <w:sz w:val="15"/>
+                <w:szCs w:val="15"/>
+              </w:rPr>
+              <w:t xml:space="preserve">0.616</w:t>
+            </w:r>
+          </w:p>
+        </w:tc>
+        <w:tc>
+          <w:tcPr>
+            <w:tcW w:type="dxa" w:w="1600"/>
+            <w:tcBorders>
+              <w:top w:val="single" w:color="9AA8A6" w:sz="4"/>
+              <w:left w:val="single" w:color="9AA8A6" w:sz="4"/>
+              <w:bottom w:val="single" w:color="9AA8A6" w:sz="4"/>
+              <w:right w:val="single" w:color="9AA8A6" w:sz="4"/>
+            </w:tcBorders>
+            <w:tcMar>
+              <w:top w:type="dxa" w:w="40"/>
+              <w:left w:type="dxa" w:w="80"/>
+              <w:bottom w:type="dxa" w:w="40"/>
+              <w:right w:type="dxa" w:w="80"/>
+            </w:tcMar>
+            <w:vAlign w:val="center"/>
+          </w:tcPr>
+          <w:p>
+            <w:pPr>
+              <w:spacing w:after="0" w:before="0" w:line="240"/>
+              <w:jc w:val="left"/>
+            </w:pPr>
+            <w:r>
+              <w:rPr>
+                <w:rFonts w:ascii="KoPub돋움체" w:cs="KoPub돋움체" w:eastAsia="KoPub돋움체" w:hAnsi="KoPub돋움체"/>
+                <w:b w:val="false"/>
+                <w:bCs w:val="false"/>
+                <w:sz w:val="15"/>
+                <w:szCs w:val="15"/>
+              </w:rPr>
+              <w:t xml:space="preserve">0.488</w:t>
+            </w:r>
+          </w:p>
+        </w:tc>
+        <w:tc>
+          <w:tcPr>
+            <w:tcW w:type="dxa" w:w="1400"/>
+            <w:tcBorders>
+              <w:top w:val="single" w:color="9AA8A6" w:sz="4"/>
+              <w:left w:val="single" w:color="9AA8A6" w:sz="4"/>
+              <w:bottom w:val="single" w:color="9AA8A6" w:sz="4"/>
+              <w:right w:val="single" w:color="9AA8A6" w:sz="4"/>
+            </w:tcBorders>
+            <w:tcMar>
+              <w:top w:type="dxa" w:w="40"/>
+              <w:left w:type="dxa" w:w="80"/>
+              <w:bottom w:type="dxa" w:w="40"/>
+              <w:right w:type="dxa" w:w="80"/>
+            </w:tcMar>
+            <w:vAlign w:val="center"/>
+          </w:tcPr>
+          <w:p>
+            <w:pPr>
+              <w:spacing w:after="0" w:before="0" w:line="240"/>
+              <w:jc w:val="left"/>
+            </w:pPr>
+            <w:r>
+              <w:rPr>
+                <w:rFonts w:ascii="KoPub돋움체" w:cs="KoPub돋움체" w:eastAsia="KoPub돋움체" w:hAnsi="KoPub돋움체"/>
+                <w:b w:val="false"/>
+                <w:bCs w:val="false"/>
+                <w:sz w:val="15"/>
+                <w:szCs w:val="15"/>
+              </w:rPr>
+              <w:t xml:space="preserve">-</w:t>
+            </w:r>
+          </w:p>
+        </w:tc>
+        <w:tc>
+          <w:tcPr>
+            <w:tcW w:type="dxa" w:w="1700"/>
+            <w:tcBorders>
+              <w:top w:val="single" w:color="9AA8A6" w:sz="4"/>
+              <w:left w:val="single" w:color="9AA8A6" w:sz="4"/>
+              <w:bottom w:val="single" w:color="9AA8A6" w:sz="4"/>
+              <w:right w:val="single" w:color="9AA8A6" w:sz="4"/>
+            </w:tcBorders>
+            <w:tcMar>
+              <w:top w:type="dxa" w:w="40"/>
+              <w:left w:type="dxa" w:w="80"/>
+              <w:bottom w:type="dxa" w:w="40"/>
+              <w:right w:type="dxa" w:w="80"/>
+            </w:tcMar>
+            <w:vAlign w:val="center"/>
+          </w:tcPr>
+          <w:p>
+            <w:pPr>
+              <w:spacing w:after="0" w:before="0" w:line="240"/>
+              <w:jc w:val="left"/>
+            </w:pPr>
+            <w:r>
+              <w:rPr>
+                <w:rFonts w:ascii="KoPub돋움체" w:cs="KoPub돋움체" w:eastAsia="KoPub돋움체" w:hAnsi="KoPub돋움체"/>
+                <w:b w:val="false"/>
+                <w:bCs w:val="false"/>
+                <w:sz w:val="15"/>
+                <w:szCs w:val="15"/>
+              </w:rPr>
+              <w:t xml:space="preserve">임베딩 이웃 일치 67.5%</w:t>
+            </w:r>
+          </w:p>
+        </w:tc>
+      </w:tr>
+      <w:tr>
+        <w:tc>
+          <w:tcPr>
+            <w:tcW w:type="dxa" w:w="1700"/>
+            <w:tcBorders>
+              <w:top w:val="single" w:color="9AA8A6" w:sz="4"/>
+              <w:left w:val="single" w:color="9AA8A6" w:sz="4"/>
+              <w:bottom w:val="single" w:color="9AA8A6" w:sz="4"/>
+              <w:right w:val="single" w:color="9AA8A6" w:sz="4"/>
+            </w:tcBorders>
+            <w:shd w:fill="E8F3F1" w:color="auto" w:val="clear"/>
+            <w:tcMar>
+              <w:top w:type="dxa" w:w="40"/>
+              <w:left w:type="dxa" w:w="80"/>
+              <w:bottom w:type="dxa" w:w="40"/>
+              <w:right w:type="dxa" w:w="80"/>
+            </w:tcMar>
+            <w:vAlign w:val="center"/>
+          </w:tcPr>
+          <w:p>
+            <w:pPr>
+              <w:spacing w:after="0" w:before="0" w:line="240"/>
+              <w:jc w:val="center"/>
+            </w:pPr>
+            <w:r>
+              <w:rPr>
+                <w:rFonts w:ascii="KoPub돋움체" w:cs="KoPub돋움체" w:eastAsia="KoPub돋움체" w:hAnsi="KoPub돋움체"/>
+                <w:b w:val="false"/>
+                <w:bCs w:val="false"/>
+                <w:sz w:val="15"/>
+                <w:szCs w:val="15"/>
+              </w:rPr>
+              <w:t xml:space="preserve">연도 간 유형 일치율</w:t>
+            </w:r>
+          </w:p>
+        </w:tc>
+        <w:tc>
+          <w:tcPr>
+            <w:tcW w:type="dxa" w:w="1800"/>
+            <w:tcBorders>
+              <w:top w:val="single" w:color="9AA8A6" w:sz="4"/>
+              <w:left w:val="single" w:color="9AA8A6" w:sz="4"/>
+              <w:bottom w:val="single" w:color="9AA8A6" w:sz="4"/>
+              <w:right w:val="single" w:color="9AA8A6" w:sz="4"/>
+            </w:tcBorders>
+            <w:tcMar>
+              <w:top w:type="dxa" w:w="40"/>
+              <w:left w:type="dxa" w:w="80"/>
+              <w:bottom w:type="dxa" w:w="40"/>
+              <w:right w:type="dxa" w:w="80"/>
+            </w:tcMar>
+            <w:vAlign w:val="center"/>
+          </w:tcPr>
+          <w:p>
+            <w:pPr>
+              <w:spacing w:after="0" w:before="0" w:line="240"/>
+              <w:jc w:val="left"/>
+            </w:pPr>
+            <w:r>
+              <w:rPr>
+                <w:rFonts w:ascii="KoPub돋움체" w:cs="KoPub돋움체" w:eastAsia="KoPub돋움체" w:hAnsi="KoPub돋움체"/>
+                <w:b w:val="false"/>
+                <w:bCs w:val="false"/>
+                <w:sz w:val="15"/>
+                <w:szCs w:val="15"/>
+              </w:rPr>
+              <w:t xml:space="preserve">85.1%</w:t>
+            </w:r>
+          </w:p>
+        </w:tc>
+        <w:tc>
+          <w:tcPr>
+            <w:tcW w:type="dxa" w:w="1300"/>
+            <w:tcBorders>
+              <w:top w:val="single" w:color="9AA8A6" w:sz="4"/>
+              <w:left w:val="single" w:color="9AA8A6" w:sz="4"/>
+              <w:bottom w:val="single" w:color="9AA8A6" w:sz="4"/>
+              <w:right w:val="single" w:color="9AA8A6" w:sz="4"/>
+            </w:tcBorders>
+            <w:tcMar>
+              <w:top w:type="dxa" w:w="40"/>
+              <w:left w:type="dxa" w:w="80"/>
+              <w:bottom w:type="dxa" w:w="40"/>
+              <w:right w:type="dxa" w:w="80"/>
+            </w:tcMar>
+            <w:vAlign w:val="center"/>
+          </w:tcPr>
+          <w:p>
+            <w:pPr>
+              <w:spacing w:after="0" w:before="0" w:line="240"/>
+              <w:jc w:val="left"/>
+            </w:pPr>
+            <w:r>
+              <w:rPr>
+                <w:rFonts w:ascii="KoPub돋움체" w:cs="KoPub돋움체" w:eastAsia="KoPub돋움체" w:hAnsi="KoPub돋움체"/>
+                <w:b w:val="false"/>
+                <w:bCs w:val="false"/>
+                <w:sz w:val="15"/>
+                <w:szCs w:val="15"/>
+              </w:rPr>
+              <w:t xml:space="preserve">83.5%</w:t>
+            </w:r>
+          </w:p>
+        </w:tc>
+        <w:tc>
+          <w:tcPr>
+            <w:tcW w:type="dxa" w:w="1600"/>
+            <w:tcBorders>
+              <w:top w:val="single" w:color="9AA8A6" w:sz="4"/>
+              <w:left w:val="single" w:color="9AA8A6" w:sz="4"/>
+              <w:bottom w:val="single" w:color="9AA8A6" w:sz="4"/>
+              <w:right w:val="single" w:color="9AA8A6" w:sz="4"/>
+            </w:tcBorders>
+            <w:tcMar>
+              <w:top w:type="dxa" w:w="40"/>
+              <w:left w:type="dxa" w:w="80"/>
+              <w:bottom w:type="dxa" w:w="40"/>
+              <w:right w:type="dxa" w:w="80"/>
+            </w:tcMar>
+            <w:vAlign w:val="center"/>
+          </w:tcPr>
+          <w:p>
+            <w:pPr>
+              <w:spacing w:after="0" w:before="0" w:line="240"/>
+              <w:jc w:val="left"/>
+            </w:pPr>
+            <w:r>
+              <w:rPr>
+                <w:rFonts w:ascii="KoPub돋움체" w:cs="KoPub돋움체" w:eastAsia="KoPub돋움체" w:hAnsi="KoPub돋움체"/>
+                <w:b w:val="false"/>
+                <w:bCs w:val="false"/>
+                <w:sz w:val="15"/>
+                <w:szCs w:val="15"/>
+              </w:rPr>
+              <w:t xml:space="preserve">61.8%</w:t>
+            </w:r>
+          </w:p>
+        </w:tc>
+        <w:tc>
+          <w:tcPr>
+            <w:tcW w:type="dxa" w:w="1400"/>
+            <w:tcBorders>
+              <w:top w:val="single" w:color="9AA8A6" w:sz="4"/>
+              <w:left w:val="single" w:color="9AA8A6" w:sz="4"/>
+              <w:bottom w:val="single" w:color="9AA8A6" w:sz="4"/>
+              <w:right w:val="single" w:color="9AA8A6" w:sz="4"/>
+            </w:tcBorders>
+            <w:tcMar>
+              <w:top w:type="dxa" w:w="40"/>
+              <w:left w:type="dxa" w:w="80"/>
+              <w:bottom w:type="dxa" w:w="40"/>
+              <w:right w:type="dxa" w:w="80"/>
+            </w:tcMar>
+            <w:vAlign w:val="center"/>
+          </w:tcPr>
+          <w:p>
+            <w:pPr>
+              <w:spacing w:after="0" w:before="0" w:line="240"/>
+              <w:jc w:val="left"/>
+            </w:pPr>
+            <w:r>
+              <w:rPr>
+                <w:rFonts w:ascii="KoPub돋움체" w:cs="KoPub돋움체" w:eastAsia="KoPub돋움체" w:hAnsi="KoPub돋움체"/>
+                <w:b w:val="false"/>
+                <w:bCs w:val="false"/>
+                <w:sz w:val="15"/>
+                <w:szCs w:val="15"/>
+              </w:rPr>
+              <w:t xml:space="preserve">78.6%</w:t>
+            </w:r>
+          </w:p>
+        </w:tc>
+        <w:tc>
+          <w:tcPr>
+            <w:tcW w:type="dxa" w:w="1700"/>
+            <w:tcBorders>
+              <w:top w:val="single" w:color="9AA8A6" w:sz="4"/>
+              <w:left w:val="single" w:color="9AA8A6" w:sz="4"/>
+              <w:bottom w:val="single" w:color="9AA8A6" w:sz="4"/>
+              <w:right w:val="single" w:color="9AA8A6" w:sz="4"/>
+            </w:tcBorders>
+            <w:tcMar>
+              <w:top w:type="dxa" w:w="40"/>
+              <w:left w:type="dxa" w:w="80"/>
+              <w:bottom w:type="dxa" w:w="40"/>
+              <w:right w:type="dxa" w:w="80"/>
+            </w:tcMar>
+            <w:vAlign w:val="center"/>
+          </w:tcPr>
+          <w:p>
+            <w:pPr>
+              <w:spacing w:after="0" w:before="0" w:line="240"/>
+              <w:jc w:val="left"/>
+            </w:pPr>
+            <w:r>
+              <w:rPr>
+                <w:rFonts w:ascii="KoPub돋움체" w:cs="KoPub돋움체" w:eastAsia="KoPub돋움체" w:hAnsi="KoPub돋움체"/>
+                <w:b w:val="false"/>
+                <w:bCs w:val="false"/>
+                <w:sz w:val="15"/>
+                <w:szCs w:val="15"/>
+              </w:rPr>
+              <w:t xml:space="preserve">AI 관여도 90.4%</w:t>
+            </w:r>
+          </w:p>
+        </w:tc>
+      </w:tr>
+      <w:tr>
+        <w:tc>
+          <w:tcPr>
+            <w:tcW w:type="dxa" w:w="1700"/>
+            <w:tcBorders>
+              <w:top w:val="single" w:color="9AA8A6" w:sz="4"/>
+              <w:left w:val="single" w:color="9AA8A6" w:sz="4"/>
+              <w:bottom w:val="single" w:color="9AA8A6" w:sz="4"/>
+              <w:right w:val="single" w:color="9AA8A6" w:sz="4"/>
+            </w:tcBorders>
+            <w:shd w:fill="E8F3F1" w:color="auto" w:val="clear"/>
+            <w:tcMar>
+              <w:top w:type="dxa" w:w="40"/>
+              <w:left w:type="dxa" w:w="80"/>
+              <w:bottom w:type="dxa" w:w="40"/>
+              <w:right w:type="dxa" w:w="80"/>
+            </w:tcMar>
+            <w:vAlign w:val="center"/>
+          </w:tcPr>
+          <w:p>
+            <w:pPr>
+              <w:spacing w:after="0" w:before="0" w:line="240"/>
+              <w:jc w:val="center"/>
+            </w:pPr>
+            <w:r>
+              <w:rPr>
+                <w:rFonts w:ascii="KoPub돋움체" w:cs="KoPub돋움체" w:eastAsia="KoPub돋움체" w:hAnsi="KoPub돋움체"/>
+                <w:b w:val="false"/>
+                <w:bCs w:val="false"/>
+                <w:sz w:val="15"/>
+                <w:szCs w:val="15"/>
+              </w:rPr>
+              <w:t xml:space="preserve">NMI(소관)</w:t>
+            </w:r>
+          </w:p>
+        </w:tc>
+        <w:tc>
+          <w:tcPr>
+            <w:tcW w:type="dxa" w:w="1800"/>
+            <w:tcBorders>
+              <w:top w:val="single" w:color="9AA8A6" w:sz="4"/>
+              <w:left w:val="single" w:color="9AA8A6" w:sz="4"/>
+              <w:bottom w:val="single" w:color="9AA8A6" w:sz="4"/>
+              <w:right w:val="single" w:color="9AA8A6" w:sz="4"/>
+            </w:tcBorders>
+            <w:tcMar>
+              <w:top w:type="dxa" w:w="40"/>
+              <w:left w:type="dxa" w:w="80"/>
+              <w:bottom w:type="dxa" w:w="40"/>
+              <w:right w:type="dxa" w:w="80"/>
+            </w:tcMar>
+            <w:vAlign w:val="center"/>
+          </w:tcPr>
+          <w:p>
+            <w:pPr>
+              <w:spacing w:after="0" w:before="0" w:line="240"/>
+              <w:jc w:val="left"/>
+            </w:pPr>
+            <w:r>
+              <w:rPr>
+                <w:rFonts w:ascii="KoPub돋움체" w:cs="KoPub돋움체" w:eastAsia="KoPub돋움체" w:hAnsi="KoPub돋움체"/>
+                <w:b w:val="false"/>
+                <w:bCs w:val="false"/>
+                <w:sz w:val="15"/>
+                <w:szCs w:val="15"/>
+              </w:rPr>
+              <w:t xml:space="preserve">0.232</w:t>
+            </w:r>
+          </w:p>
+        </w:tc>
+        <w:tc>
+          <w:tcPr>
+            <w:tcW w:type="dxa" w:w="1300"/>
+            <w:tcBorders>
+              <w:top w:val="single" w:color="9AA8A6" w:sz="4"/>
+              <w:left w:val="single" w:color="9AA8A6" w:sz="4"/>
+              <w:bottom w:val="single" w:color="9AA8A6" w:sz="4"/>
+              <w:right w:val="single" w:color="9AA8A6" w:sz="4"/>
+            </w:tcBorders>
+            <w:tcMar>
+              <w:top w:type="dxa" w:w="40"/>
+              <w:left w:type="dxa" w:w="80"/>
+              <w:bottom w:type="dxa" w:w="40"/>
+              <w:right w:type="dxa" w:w="80"/>
+            </w:tcMar>
+            <w:vAlign w:val="center"/>
+          </w:tcPr>
+          <w:p>
+            <w:pPr>
+              <w:spacing w:after="0" w:before="0" w:line="240"/>
+              <w:jc w:val="left"/>
+            </w:pPr>
+            <w:r>
+              <w:rPr>
+                <w:rFonts w:ascii="KoPub돋움체" w:cs="KoPub돋움체" w:eastAsia="KoPub돋움체" w:hAnsi="KoPub돋움체"/>
+                <w:b w:val="false"/>
+                <w:bCs w:val="false"/>
+                <w:sz w:val="15"/>
+                <w:szCs w:val="15"/>
+              </w:rPr>
+              <w:t xml:space="preserve">0.378</w:t>
+            </w:r>
+          </w:p>
+        </w:tc>
+        <w:tc>
+          <w:tcPr>
+            <w:tcW w:type="dxa" w:w="1600"/>
+            <w:tcBorders>
+              <w:top w:val="single" w:color="9AA8A6" w:sz="4"/>
+              <w:left w:val="single" w:color="9AA8A6" w:sz="4"/>
+              <w:bottom w:val="single" w:color="9AA8A6" w:sz="4"/>
+              <w:right w:val="single" w:color="9AA8A6" w:sz="4"/>
+            </w:tcBorders>
+            <w:tcMar>
+              <w:top w:type="dxa" w:w="40"/>
+              <w:left w:type="dxa" w:w="80"/>
+              <w:bottom w:type="dxa" w:w="40"/>
+              <w:right w:type="dxa" w:w="80"/>
+            </w:tcMar>
+            <w:vAlign w:val="center"/>
+          </w:tcPr>
+          <w:p>
+            <w:pPr>
+              <w:spacing w:after="0" w:before="0" w:line="240"/>
+              <w:jc w:val="left"/>
+            </w:pPr>
+            <w:r>
+              <w:rPr>
+                <w:rFonts w:ascii="KoPub돋움체" w:cs="KoPub돋움체" w:eastAsia="KoPub돋움체" w:hAnsi="KoPub돋움체"/>
+                <w:b w:val="false"/>
+                <w:bCs w:val="false"/>
+                <w:sz w:val="15"/>
+                <w:szCs w:val="15"/>
+              </w:rPr>
+              <w:t xml:space="preserve">0.210</w:t>
+            </w:r>
+          </w:p>
+        </w:tc>
+        <w:tc>
+          <w:tcPr>
+            <w:tcW w:type="dxa" w:w="1400"/>
+            <w:tcBorders>
+              <w:top w:val="single" w:color="9AA8A6" w:sz="4"/>
+              <w:left w:val="single" w:color="9AA8A6" w:sz="4"/>
+              <w:bottom w:val="single" w:color="9AA8A6" w:sz="4"/>
+              <w:right w:val="single" w:color="9AA8A6" w:sz="4"/>
+            </w:tcBorders>
+            <w:tcMar>
+              <w:top w:type="dxa" w:w="40"/>
+              <w:left w:type="dxa" w:w="80"/>
+              <w:bottom w:type="dxa" w:w="40"/>
+              <w:right w:type="dxa" w:w="80"/>
+            </w:tcMar>
+            <w:vAlign w:val="center"/>
+          </w:tcPr>
+          <w:p>
+            <w:pPr>
+              <w:spacing w:after="0" w:before="0" w:line="240"/>
+              <w:jc w:val="left"/>
+            </w:pPr>
+            <w:r>
+              <w:rPr>
+                <w:rFonts w:ascii="KoPub돋움체" w:cs="KoPub돋움체" w:eastAsia="KoPub돋움체" w:hAnsi="KoPub돋움체"/>
+                <w:b w:val="false"/>
+                <w:bCs w:val="false"/>
+                <w:sz w:val="15"/>
+                <w:szCs w:val="15"/>
+              </w:rPr>
+              <w:t xml:space="preserve">0.185</w:t>
+            </w:r>
+          </w:p>
+        </w:tc>
+        <w:tc>
+          <w:tcPr>
+            <w:tcW w:type="dxa" w:w="1700"/>
+            <w:tcBorders>
+              <w:top w:val="single" w:color="9AA8A6" w:sz="4"/>
+              <w:left w:val="single" w:color="9AA8A6" w:sz="4"/>
+              <w:bottom w:val="single" w:color="9AA8A6" w:sz="4"/>
+              <w:right w:val="single" w:color="9AA8A6" w:sz="4"/>
+            </w:tcBorders>
+            <w:tcMar>
+              <w:top w:type="dxa" w:w="40"/>
+              <w:left w:type="dxa" w:w="80"/>
+              <w:bottom w:type="dxa" w:w="40"/>
+              <w:right w:type="dxa" w:w="80"/>
+            </w:tcMar>
+            <w:vAlign w:val="center"/>
+          </w:tcPr>
+          <w:p>
+            <w:pPr>
+              <w:spacing w:after="0" w:before="0" w:line="240"/>
+              <w:jc w:val="left"/>
+            </w:pPr>
+            <w:r>
+              <w:rPr>
+                <w:rFonts w:ascii="KoPub돋움체" w:cs="KoPub돋움체" w:eastAsia="KoPub돋움체" w:hAnsi="KoPub돋움체"/>
+                <w:b w:val="false"/>
+                <w:bCs w:val="false"/>
+                <w:sz w:val="15"/>
+                <w:szCs w:val="15"/>
+              </w:rPr>
+              <w:t xml:space="preserve">0.440</w:t>
+            </w:r>
+          </w:p>
+        </w:tc>
+      </w:tr>
+      <w:tr>
+        <w:tc>
+          <w:tcPr>
+            <w:tcW w:type="dxa" w:w="1700"/>
+            <w:tcBorders>
+              <w:top w:val="single" w:color="9AA8A6" w:sz="4"/>
+              <w:left w:val="single" w:color="9AA8A6" w:sz="4"/>
+              <w:bottom w:val="single" w:color="9AA8A6" w:sz="4"/>
+              <w:right w:val="single" w:color="9AA8A6" w:sz="4"/>
+            </w:tcBorders>
+            <w:shd w:fill="E8F3F1" w:color="auto" w:val="clear"/>
+            <w:tcMar>
+              <w:top w:type="dxa" w:w="40"/>
+              <w:left w:type="dxa" w:w="80"/>
+              <w:bottom w:type="dxa" w:w="40"/>
+              <w:right w:type="dxa" w:w="80"/>
+            </w:tcMar>
+            <w:vAlign w:val="center"/>
+          </w:tcPr>
+          <w:p>
+            <w:pPr>
+              <w:spacing w:after="0" w:before="0" w:line="240"/>
+              <w:jc w:val="center"/>
+            </w:pPr>
+            <w:r>
+              <w:rPr>
+                <w:rFonts w:ascii="KoPub돋움체" w:cs="KoPub돋움체" w:eastAsia="KoPub돋움체" w:hAnsi="KoPub돋움체"/>
+                <w:b w:val="false"/>
+                <w:bCs w:val="false"/>
+                <w:sz w:val="15"/>
+                <w:szCs w:val="15"/>
+              </w:rPr>
+              <w:t xml:space="preserve">NMI(지원목적 대분류)</w:t>
+            </w:r>
+          </w:p>
+        </w:tc>
+        <w:tc>
+          <w:tcPr>
+            <w:tcW w:type="dxa" w:w="1800"/>
+            <w:tcBorders>
+              <w:top w:val="single" w:color="9AA8A6" w:sz="4"/>
+              <w:left w:val="single" w:color="9AA8A6" w:sz="4"/>
+              <w:bottom w:val="single" w:color="9AA8A6" w:sz="4"/>
+              <w:right w:val="single" w:color="9AA8A6" w:sz="4"/>
+            </w:tcBorders>
+            <w:tcMar>
+              <w:top w:type="dxa" w:w="40"/>
+              <w:left w:type="dxa" w:w="80"/>
+              <w:bottom w:type="dxa" w:w="40"/>
+              <w:right w:type="dxa" w:w="80"/>
+            </w:tcMar>
+            <w:vAlign w:val="center"/>
+          </w:tcPr>
+          <w:p>
+            <w:pPr>
+              <w:spacing w:after="0" w:before="0" w:line="240"/>
+              <w:jc w:val="left"/>
+            </w:pPr>
+            <w:r>
+              <w:rPr>
+                <w:rFonts w:ascii="KoPub돋움체" w:cs="KoPub돋움체" w:eastAsia="KoPub돋움체" w:hAnsi="KoPub돋움체"/>
+                <w:b w:val="false"/>
+                <w:bCs w:val="false"/>
+                <w:sz w:val="15"/>
+                <w:szCs w:val="15"/>
+              </w:rPr>
+              <w:t xml:space="preserve">-</w:t>
+            </w:r>
+          </w:p>
+        </w:tc>
+        <w:tc>
+          <w:tcPr>
+            <w:tcW w:type="dxa" w:w="1300"/>
+            <w:tcBorders>
+              <w:top w:val="single" w:color="9AA8A6" w:sz="4"/>
+              <w:left w:val="single" w:color="9AA8A6" w:sz="4"/>
+              <w:bottom w:val="single" w:color="9AA8A6" w:sz="4"/>
+              <w:right w:val="single" w:color="9AA8A6" w:sz="4"/>
+            </w:tcBorders>
+            <w:tcMar>
+              <w:top w:type="dxa" w:w="40"/>
+              <w:left w:type="dxa" w:w="80"/>
+              <w:bottom w:type="dxa" w:w="40"/>
+              <w:right w:type="dxa" w:w="80"/>
+            </w:tcMar>
+            <w:vAlign w:val="center"/>
+          </w:tcPr>
+          <w:p>
+            <w:pPr>
+              <w:spacing w:after="0" w:before="0" w:line="240"/>
+              <w:jc w:val="left"/>
+            </w:pPr>
+            <w:r>
+              <w:rPr>
+                <w:rFonts w:ascii="KoPub돋움체" w:cs="KoPub돋움체" w:eastAsia="KoPub돋움체" w:hAnsi="KoPub돋움체"/>
+                <w:b w:val="false"/>
+                <w:bCs w:val="false"/>
+                <w:sz w:val="15"/>
+                <w:szCs w:val="15"/>
+              </w:rPr>
+              <w:t xml:space="preserve">0.227</w:t>
+            </w:r>
+          </w:p>
+        </w:tc>
+        <w:tc>
+          <w:tcPr>
+            <w:tcW w:type="dxa" w:w="1600"/>
+            <w:tcBorders>
+              <w:top w:val="single" w:color="9AA8A6" w:sz="4"/>
+              <w:left w:val="single" w:color="9AA8A6" w:sz="4"/>
+              <w:bottom w:val="single" w:color="9AA8A6" w:sz="4"/>
+              <w:right w:val="single" w:color="9AA8A6" w:sz="4"/>
+            </w:tcBorders>
+            <w:tcMar>
+              <w:top w:type="dxa" w:w="40"/>
+              <w:left w:type="dxa" w:w="80"/>
+              <w:bottom w:type="dxa" w:w="40"/>
+              <w:right w:type="dxa" w:w="80"/>
+            </w:tcMar>
+            <w:vAlign w:val="center"/>
+          </w:tcPr>
+          <w:p>
+            <w:pPr>
+              <w:spacing w:after="0" w:before="0" w:line="240"/>
+              <w:jc w:val="left"/>
+            </w:pPr>
+            <w:r>
+              <w:rPr>
+                <w:rFonts w:ascii="KoPub돋움체" w:cs="KoPub돋움체" w:eastAsia="KoPub돋움체" w:hAnsi="KoPub돋움체"/>
+                <w:b w:val="false"/>
+                <w:bCs w:val="false"/>
+                <w:sz w:val="15"/>
+                <w:szCs w:val="15"/>
+              </w:rPr>
+              <w:t xml:space="preserve">0.359</w:t>
+            </w:r>
+          </w:p>
+        </w:tc>
+        <w:tc>
+          <w:tcPr>
+            <w:tcW w:type="dxa" w:w="1400"/>
+            <w:tcBorders>
+              <w:top w:val="single" w:color="9AA8A6" w:sz="4"/>
+              <w:left w:val="single" w:color="9AA8A6" w:sz="4"/>
+              <w:bottom w:val="single" w:color="9AA8A6" w:sz="4"/>
+              <w:right w:val="single" w:color="9AA8A6" w:sz="4"/>
+            </w:tcBorders>
+            <w:tcMar>
+              <w:top w:type="dxa" w:w="40"/>
+              <w:left w:type="dxa" w:w="80"/>
+              <w:bottom w:type="dxa" w:w="40"/>
+              <w:right w:type="dxa" w:w="80"/>
+            </w:tcMar>
+            <w:vAlign w:val="center"/>
+          </w:tcPr>
+          <w:p>
+            <w:pPr>
+              <w:spacing w:after="0" w:before="0" w:line="240"/>
+              <w:jc w:val="left"/>
+            </w:pPr>
+            <w:r>
+              <w:rPr>
+                <w:rFonts w:ascii="KoPub돋움체" w:cs="KoPub돋움체" w:eastAsia="KoPub돋움체" w:hAnsi="KoPub돋움체"/>
+                <w:b w:val="false"/>
+                <w:bCs w:val="false"/>
+                <w:sz w:val="15"/>
+                <w:szCs w:val="15"/>
+              </w:rPr>
+              <w:t xml:space="preserve">0.277</w:t>
+            </w:r>
+          </w:p>
+        </w:tc>
+        <w:tc>
+          <w:tcPr>
+            <w:tcW w:type="dxa" w:w="1700"/>
+            <w:tcBorders>
+              <w:top w:val="single" w:color="9AA8A6" w:sz="4"/>
+              <w:left w:val="single" w:color="9AA8A6" w:sz="4"/>
+              <w:bottom w:val="single" w:color="9AA8A6" w:sz="4"/>
+              <w:right w:val="single" w:color="9AA8A6" w:sz="4"/>
+            </w:tcBorders>
+            <w:tcMar>
+              <w:top w:type="dxa" w:w="40"/>
+              <w:left w:type="dxa" w:w="80"/>
+              <w:bottom w:type="dxa" w:w="40"/>
+              <w:right w:type="dxa" w:w="80"/>
+            </w:tcMar>
+            <w:vAlign w:val="center"/>
+          </w:tcPr>
+          <w:p>
+            <w:pPr>
+              <w:spacing w:after="0" w:before="0" w:line="240"/>
+              <w:jc w:val="left"/>
+            </w:pPr>
+            <w:r>
+              <w:rPr>
+                <w:rFonts w:ascii="KoPub돋움체" w:cs="KoPub돋움체" w:eastAsia="KoPub돋움체" w:hAnsi="KoPub돋움체"/>
+                <w:b w:val="false"/>
+                <w:bCs w:val="false"/>
+                <w:sz w:val="15"/>
+                <w:szCs w:val="15"/>
+              </w:rPr>
+              <w:t xml:space="preserve">0.113</w:t>
+            </w:r>
+          </w:p>
+        </w:tc>
+      </w:tr>
+    </w:tbl>
+    <w:p>
+      <w:pPr>
+        <w:spacing w:after="0" w:before="0" w:line="260"/>
+        <w:ind w:left="200"/>
+      </w:pPr>
+      <w:r>
+        <w:rPr>
+          <w:rFonts w:ascii="KoPub돋움체" w:cs="KoPub돋움체" w:eastAsia="KoPub돋움체" w:hAnsi="KoPub돋움체"/>
+          <w:b w:val="false"/>
+          <w:bCs w:val="false"/>
+          <w:color w:val="444444"/>
+          <w:sz w:val="17"/>
+          <w:szCs w:val="17"/>
+        </w:rPr>
+        <w:t xml:space="preserve">* 주: 1) 연도 간 유형 일치율은 2개 연도 이상 존재하는 565개 내역사업 중 연도별 텍스트만으로 같은 유형에 배정된 비율</w:t>
+      </w:r>
+    </w:p>
+    <w:p>
+      <w:pPr>
+        <w:spacing w:after="160" w:before="0" w:line="260"/>
+        <w:ind w:left="200"/>
+      </w:pPr>
+      <w:r>
+        <w:rPr>
+          <w:rFonts w:ascii="KoPub돋움체" w:cs="KoPub돋움체" w:eastAsia="KoPub돋움체" w:hAnsi="KoPub돋움체"/>
+          <w:b w:val="false"/>
+          <w:bCs w:val="false"/>
+          <w:color w:val="444444"/>
+          <w:sz w:val="17"/>
+          <w:szCs w:val="17"/>
+        </w:rPr>
+        <w:t xml:space="preserve">     2) 지원산업의 임베딩 이웃 일치는 원 문장 임베딩의 최근접 10개 사업 중 같은 주 산업 비율(무작위 기대 20.6%)</w:t>
+      </w:r>
+    </w:p>
+    <w:p>
+      <w:pPr>
+        <w:pStyle w:val="Heading3"/>
+        <w:spacing w:after="120" w:before="200" w:line="384"/>
+      </w:pPr>
+      <w:r>
+        <w:rPr>
+          <w:rFonts w:ascii="KoPub바탕체" w:cs="KoPub바탕체" w:eastAsia="KoPub바탕체" w:hAnsi="KoPub바탕체"/>
+          <w:b/>
+          <w:bCs/>
+          <w:color w:val="2F6F7E"/>
+          <w:sz w:val="26"/>
+          <w:szCs w:val="26"/>
+        </w:rPr>
+        <w:t xml:space="preserve">◆ 지원산업과 AI 관여도</w:t>
+      </w:r>
+    </w:p>
+    <w:p>
+      <w:pPr>
+        <w:pStyle w:val="ListParagraph"/>
+        <w:numPr>
+          <w:ilvl w:val="0"/>
+          <w:numId w:val="2"/>
+        </w:numPr>
+        <w:spacing w:after="40" w:before="0" w:line="384"/>
+      </w:pPr>
+      <w:r>
+        <w:rPr>
+          <w:rFonts w:ascii="KoPub바탕체" w:cs="KoPub바탕체" w:eastAsia="KoPub바탕체" w:hAnsi="KoPub바탕체"/>
+          <w:b/>
+          <w:bCs/>
+          <w:sz w:val="24"/>
+          <w:szCs w:val="24"/>
+        </w:rPr>
+        <w:t xml:space="preserve">(방법) DB의 '지원산업' 필드는 74%가 '전체[일반]'이고 AI·반도체·바이오 구분이 없어, 사업명·목적·공고 지원내용·예산 산출근거에 산업 사전(유형별 핵심어 6~25개)을 적용하여 복수 태그와 주(主) 산업을 부여</w:t>
+      </w:r>
+    </w:p>
+    <w:p>
+      <w:pPr>
+        <w:pStyle w:val="ListParagraph"/>
+        <w:numPr>
+          <w:ilvl w:val="1"/>
+          <w:numId w:val="2"/>
+        </w:numPr>
+        <w:spacing w:after="40" w:before="0" w:line="384"/>
+      </w:pPr>
+      <w:r>
+        <w:rPr>
+          <w:rFonts w:ascii="KoPub바탕체" w:cs="KoPub바탕체" w:eastAsia="KoPub바탕체" w:hAnsi="KoPub바탕체"/>
+          <w:b w:val="false"/>
+          <w:bCs w:val="false"/>
+          <w:sz w:val="23"/>
+          <w:szCs w:val="23"/>
+        </w:rPr>
+        <w:t xml:space="preserve">사업명 키워드 3점 + 본문 출현 1점(최대 4점, 서로 다른 키워드 2개 이상일 때만 2점 초과) + DB 필드 일치 2점. 3점 이상이면 태그, 최고점이 주 산업. 동일 내역사업은 연도별 점수 평균으로 판정</w:t>
+      </w:r>
+    </w:p>
+    <w:p>
+      <w:pPr>
+        <w:pStyle w:val="ListParagraph"/>
+        <w:numPr>
+          <w:ilvl w:val="0"/>
+          <w:numId w:val="2"/>
+        </w:numPr>
+        <w:spacing w:after="40" w:before="0" w:line="384"/>
+      </w:pPr>
+      <w:r>
+        <w:rPr>
+          <w:rFonts w:ascii="KoPub바탕체" w:cs="KoPub바탕체" w:eastAsia="KoPub바탕체" w:hAnsi="KoPub바탕체"/>
+          <w:b/>
+          <w:bCs/>
+          <w:sz w:val="24"/>
+          <w:szCs w:val="24"/>
+        </w:rPr>
+        <w:t xml:space="preserve">(AI 관여도) 핵심(사업명에 AI·AX·인공지능), 활용(본문에 'AI 활용·도입·기반·실증·교육' 등 적용 맥락 2회 이상 또는 AI 언급 4회 이상), 언급('AI 등 첨단산업 우대' 수준), 없음의 4단계로 판정</w:t>
+      </w:r>
+    </w:p>
+    <w:p>
+      <w:pPr>
+        <w:pStyle w:val="ListParagraph"/>
+        <w:numPr>
+          <w:ilvl w:val="0"/>
+          <w:numId w:val="2"/>
+        </w:numPr>
+        <w:spacing w:after="40" w:before="0" w:line="384"/>
+      </w:pPr>
+      <w:r>
+        <w:rPr>
+          <w:rFonts w:ascii="KoPub바탕체" w:cs="KoPub바탕체" w:eastAsia="KoPub바탕체" w:hAnsi="KoPub바탕체"/>
+          <w:b/>
+          <w:bCs/>
+          <w:sz w:val="24"/>
+          <w:szCs w:val="24"/>
+        </w:rPr>
+        <w:t xml:space="preserve">(타당성) DB 필드가 특정 산업을 가리키는 사업의 태그 일치율은 농축산 95.1%, 환경 89.5%, 문화/관광 86.9%, IT/SW 83.7%이며, 원 문장 임베딩의 최근접 10개 사업 중 같은 주 산업 비율은 67.5%로 무작위 기대치(20.6%)의 3.3배</w:t>
+      </w:r>
+    </w:p>
+    <w:p>
+      <w:pPr>
+        <w:pStyle w:val="ListParagraph"/>
+        <w:numPr>
+          <w:ilvl w:val="1"/>
+          <w:numId w:val="2"/>
+        </w:numPr>
+        <w:spacing w:after="40" w:before="0" w:line="384"/>
+      </w:pPr>
+      <w:r>
+        <w:rPr>
+          <w:rFonts w:ascii="KoPub바탕체" w:cs="KoPub바탕체" w:eastAsia="KoPub바탕체" w:hAnsi="KoPub바탕체"/>
+          <w:b w:val="false"/>
+          <w:bCs w:val="false"/>
+          <w:sz w:val="23"/>
+          <w:szCs w:val="23"/>
+        </w:rPr>
+        <w:t xml:space="preserve">소관과의 정보량(NMI) 0.440으로 5개 축 중 가장 높아 부처별 산업 분담을 반영하고, 지원목적(0.113)·수단(0.111)·내용(0.141)·대상(0.205)과는 낮아 기존 축과 중복되지 않음</w:t>
       </w:r>
     </w:p>
     <w:sectPr>

--- a/analysis/deliverables/KOSI_이슈n포커스_원고_지원사업유형분석.docx
+++ b/analysis/deliverables/KOSI_이슈n포커스_원고_지원사업유형분석.docx
@@ -360,7 +360,22 @@
           <w:sz w:val="26"/>
           <w:szCs w:val="26"/>
         </w:rPr>
-        <w:t xml:space="preserve">부록. 축별 유형화 방법과 타당성</w:t>
+        <w:t xml:space="preserve">부록 1. 축별 유형화 방법과 타당성</w:t>
+      </w:r>
+    </w:p>
+    <w:p>
+      <w:pPr>
+        <w:spacing w:after="120" w:before="0" w:line="384"/>
+      </w:pPr>
+      <w:r>
+        <w:rPr>
+          <w:rFonts w:ascii="KoPub돋움체" w:cs="KoPub돋움체" w:eastAsia="KoPub돋움체" w:hAnsi="KoPub돋움체"/>
+          <w:b/>
+          <w:bCs/>
+          <w:sz w:val="26"/>
+          <w:szCs w:val="26"/>
+        </w:rPr>
+        <w:t xml:space="preserve">부록 2. 사업정보 DB의 주요 항목과 출처</w:t>
       </w:r>
     </w:p>
     <w:p>
@@ -1896,23 +1911,6 @@
     </w:p>
     <w:p>
       <w:pPr>
-        <w:pStyle w:val="Heading2"/>
-        <w:spacing w:after="160" w:before="280" w:line="384"/>
-      </w:pPr>
-      <w:r>
-        <w:rPr>
-          <w:rFonts w:ascii="KoPub바탕체" w:cs="KoPub바탕체" w:eastAsia="KoPub바탕체" w:hAnsi="KoPub바탕체"/>
-          <w:b/>
-          <w:bCs/>
-          <w:color w:val="2F6F7E"/>
-          <w:sz w:val="30"/>
-          <w:szCs w:val="30"/>
-        </w:rPr>
-        <w:t xml:space="preserve">가. 구축 배경과 절차</w:t>
-      </w:r>
-    </w:p>
-    <w:p>
-      <w:pPr>
         <w:pStyle w:val="ListParagraph"/>
         <w:numPr>
           <w:ilvl w:val="0"/>
@@ -1928,7 +1926,7 @@
           <w:sz w:val="24"/>
           <w:szCs w:val="24"/>
         </w:rPr>
-        <w:t xml:space="preserve">중소기업 지원사업 현황조사를 위해 열린재정(재정정보공개시스템)의 세부사업별 「예산 및 기금운용계획 사업설명자료」를 전수 수집·파싱하여 내역사업 단위 사업정보 DB를 구축하였으며, 본 분석은 이 DB를 분석자료로 함</w:t>
+        <w:t xml:space="preserve">중소기업 지원사업 현황조사를 위해 열린재정(재정정보공개시스템)의 세부사업별 「예산 및 기금운용계획 사업설명자료」를 전수 수집·파싱하여 내역사업 단위 사업정보 DB를 구축하였으며, 본 분석은 이 DB의 중앙부처분을 분석자료로 함</w:t>
       </w:r>
     </w:p>
     <w:p>
@@ -1948,7 +1946,7 @@
           <w:sz w:val="23"/>
           <w:szCs w:val="23"/>
         </w:rPr>
-        <w:t xml:space="preserve">사업설명자료는 세부사업마다 사업목적, 지원형태, 수혜대상, 근거법령과 내역사업별 예산·산출근거를 수록한 유일한 공식 문서이나, 한글 문서(hwpx)로 제공되어 사업 간 비교·집계에 바로 활용하기 어려움</w:t>
+        <w:t xml:space="preserve">(수집·선별) 연 7,400~8,100개 세부사업의 사업설명자료(hwpx)를 수집하고, 중소기업·소상공인·창업벤처기업을 직접 또는 지원기관을 통해 지원하는 세부사업 400~470개(수집분의 4.9~6.2%)를 선별</w:t>
       </w:r>
     </w:p>
     <w:p>
@@ -1968,27 +1966,7 @@
           <w:sz w:val="23"/>
           <w:szCs w:val="23"/>
         </w:rPr>
-        <w:t xml:space="preserve">구축 절차: ① 열린재정 사업설명자료 전수 수집 → ② 중소기업 지원사업 선별 → ③ 서술 항목·내역 구조 파싱 → ④ 기업마당 공고·정책디렉토리 연계 → ⑤ 연도 간 연속성 관리 → ⑥ 검색시스템 제공</w:t>
-      </w:r>
-    </w:p>
-    <w:p>
-      <w:pPr>
-        <w:pStyle w:val="ListParagraph"/>
-        <w:numPr>
-          <w:ilvl w:val="0"/>
-          <w:numId w:val="2"/>
-        </w:numPr>
-        <w:spacing w:after="40" w:before="0" w:line="384"/>
-      </w:pPr>
-      <w:r>
-        <w:rPr>
-          <w:rFonts w:ascii="KoPub바탕체" w:cs="KoPub바탕체" w:eastAsia="KoPub바탕체" w:hAnsi="KoPub바탕체"/>
-          <w:b/>
-          <w:bCs/>
-          <w:sz w:val="24"/>
-          <w:szCs w:val="24"/>
-        </w:rPr>
-        <w:t xml:space="preserve">(수집·선별) 연 7,400~8,100개 세부사업의 사업설명자료 중 중소기업·소상공인·창업벤처기업을 직접 또는 지원기관을 통해 지원하는 세부사업 400~470개를 선별</w:t>
+        <w:t xml:space="preserve">(파싱) 사업목적·지원형태·수혜대상·근거법령·추진기관 등은 세부사업 단위로, 내역예산·내역목적·산출근거는 내역사업 단위로 구조화하여 내역사업 796건('24)·722건('25)·671건('26)을 확보. 2026년 핵심 항목 보유율은 90% 이상</w:t>
       </w:r>
     </w:p>
     <w:p>
@@ -2008,7 +1986,7 @@
           <w:sz w:val="23"/>
           <w:szCs w:val="23"/>
         </w:rPr>
-        <w:t xml:space="preserve">수집 세부사업 7,609개(2024, 59개 소관) → 7,391개(2025, 57개) → 8,051개(2026, 62개); 선별 세부사업 470개(세부사업 예산 31.93조원) → 434개(33.02조원) → 397개(36.01조원)로 수집분의 4.9~6.2%</w:t>
+        <w:t xml:space="preserve">(연계) 기업마당 공고를 사업명 기준으로 매핑하여 공고 지원내용을 연결(보유 비중 30.0% → 42.5%)하고, 정책디렉토리 지원분야는 2025년 이후분만 연계되어 787건(36.0%)이 미연계</w:t>
       </w:r>
     </w:p>
     <w:p>
@@ -2028,87 +2006,7 @@
           <w:sz w:val="23"/>
           <w:szCs w:val="23"/>
         </w:rPr>
-        <w:t xml:space="preserve">선별 내역사업의 원문 파일은 hwpx 98.7%, hwp 0.5%, 미연결 0.8%(18건)</w:t>
-      </w:r>
-    </w:p>
-    <w:p>
-      <w:pPr>
-        <w:pStyle w:val="ListParagraph"/>
-        <w:numPr>
-          <w:ilvl w:val="0"/>
-          <w:numId w:val="2"/>
-        </w:numPr>
-        <w:spacing w:after="40" w:before="0" w:line="384"/>
-      </w:pPr>
-      <w:r>
-        <w:rPr>
-          <w:rFonts w:ascii="KoPub바탕체" w:cs="KoPub바탕체" w:eastAsia="KoPub바탕체" w:hAnsi="KoPub바탕체"/>
-          <w:b/>
-          <w:bCs/>
-          <w:sz w:val="24"/>
-          <w:szCs w:val="24"/>
-        </w:rPr>
-        <w:t xml:space="preserve">(파싱) 사업설명자료의 서술 항목은 세부사업 단위로, 예산 내역 구조는 내역사업 단위로 파싱하여 2개 계층으로 구조화</w:t>
-      </w:r>
-    </w:p>
-    <w:p>
-      <w:pPr>
-        <w:pStyle w:val="ListParagraph"/>
-        <w:numPr>
-          <w:ilvl w:val="1"/>
-          <w:numId w:val="2"/>
-        </w:numPr>
-        <w:spacing w:after="40" w:before="0" w:line="384"/>
-      </w:pPr>
-      <w:r>
-        <w:rPr>
-          <w:rFonts w:ascii="KoPub바탕체" w:cs="KoPub바탕체" w:eastAsia="KoPub바탕체" w:hAnsi="KoPub바탕체"/>
-          <w:b w:val="false"/>
-          <w:bCs w:val="false"/>
-          <w:sz w:val="23"/>
-          <w:szCs w:val="23"/>
-        </w:rPr>
-        <w:t xml:space="preserve">세부사업 단위: 소관·회계·프로그램·단위사업, 사업목적, 지원형태(출연·보조·융자 등), 수혜대상, 사업기간, 근거법령, 추진기관, 지원규모, 전전년 결산·전년 본예산·추경·증감액</w:t>
-      </w:r>
-    </w:p>
-    <w:p>
-      <w:pPr>
-        <w:pStyle w:val="ListParagraph"/>
-        <w:numPr>
-          <w:ilvl w:val="1"/>
-          <w:numId w:val="2"/>
-        </w:numPr>
-        <w:spacing w:after="40" w:before="0" w:line="384"/>
-      </w:pPr>
-      <w:r>
-        <w:rPr>
-          <w:rFonts w:ascii="KoPub바탕체" w:cs="KoPub바탕체" w:eastAsia="KoPub바탕체" w:hAnsi="KoPub바탕체"/>
-          <w:b w:val="false"/>
-          <w:bCs w:val="false"/>
-          <w:sz w:val="23"/>
-          <w:szCs w:val="23"/>
-        </w:rPr>
-        <w:t xml:space="preserve">내역사업 단위: 내역사업명, 내역예산(국비·지방비), 내역목적, 산출근거. 예산 구조는 최대 4단계 트리(연 1,479~2,003행)로 별도 저장하여 내역사업의 통합·분리 추적에 활용</w:t>
-      </w:r>
-    </w:p>
-    <w:p>
-      <w:pPr>
-        <w:pStyle w:val="ListParagraph"/>
-        <w:numPr>
-          <w:ilvl w:val="1"/>
-          <w:numId w:val="2"/>
-        </w:numPr>
-        <w:spacing w:after="40" w:before="0" w:line="384"/>
-      </w:pPr>
-      <w:r>
-        <w:rPr>
-          <w:rFonts w:ascii="KoPub바탕체" w:cs="KoPub바탕체" w:eastAsia="KoPub바탕체" w:hAnsi="KoPub바탕체"/>
-          <w:b w:val="false"/>
-          <w:bCs w:val="false"/>
-          <w:sz w:val="23"/>
-          <w:szCs w:val="23"/>
-        </w:rPr>
-        <w:t xml:space="preserve">파싱 결과 중앙부처 내역사업 796건(2024) → 722건(2025) → 671건(2026), 합계 2,189건(고유 내역사업 1,391개)</w:t>
+        <w:t xml:space="preserve">(연속성·제공) 2023~2026년 대조로 일몰·제외·재등장·이관 사업을 추적하여 시계열 비교 기반을 마련하고, 정책평가팀 검색시스템(비공개 웹)으로 조회·내려받기를 제공. 지자체 사업(연 2,000건 내외)도 같은 구조로 수록</w:t>
       </w:r>
     </w:p>
     <w:p>
@@ -2141,7 +2039,7 @@
           <w:sz w:val="16"/>
           <w:szCs w:val="16"/>
         </w:rPr>
-        <w:t xml:space="preserve">(단위: 개, 건, 조원)</w:t>
+        <w:t xml:space="preserve">(단위: 개, 건, 조원, %)</w:t>
       </w:r>
     </w:p>
     <w:tbl>
@@ -2344,7 +2242,7 @@
                 <w:sz w:val="19"/>
                 <w:szCs w:val="19"/>
               </w:rPr>
-              <w:t xml:space="preserve">열린재정 사업설명자료 수집 세부사업(소관 수)</w:t>
+              <w:t xml:space="preserve">사업설명자료 수집 세부사업(소관 수)</w:t>
             </w:r>
           </w:p>
         </w:tc>
@@ -2483,7 +2381,7 @@
                 <w:sz w:val="19"/>
                 <w:szCs w:val="19"/>
               </w:rPr>
-              <w:t xml:space="preserve">중소기업 지원사업 선별 세부사업</w:t>
+              <w:t xml:space="preserve">선별 세부사업(세부사업 예산)</w:t>
             </w:r>
           </w:p>
         </w:tc>
@@ -2517,7 +2415,7 @@
                 <w:sz w:val="19"/>
                 <w:szCs w:val="19"/>
               </w:rPr>
-              <w:t xml:space="preserve">470</w:t>
+              <w:t xml:space="preserve">470 (31.93)</w:t>
             </w:r>
           </w:p>
         </w:tc>
@@ -2551,7 +2449,7 @@
                 <w:sz w:val="19"/>
                 <w:szCs w:val="19"/>
               </w:rPr>
-              <w:t xml:space="preserve">434</w:t>
+              <w:t xml:space="preserve">434 (33.02)</w:t>
             </w:r>
           </w:p>
         </w:tc>
@@ -2585,7 +2483,7 @@
                 <w:sz w:val="19"/>
                 <w:szCs w:val="19"/>
               </w:rPr>
-              <w:t xml:space="preserve">397</w:t>
+              <w:t xml:space="preserve">397 (36.01)</w:t>
             </w:r>
           </w:p>
         </w:tc>
@@ -2622,7 +2520,7 @@
                 <w:sz w:val="19"/>
                 <w:szCs w:val="19"/>
               </w:rPr>
-              <w:t xml:space="preserve">  선별 세부사업 예산</w:t>
+              <w:t xml:space="preserve">파싱 내역사업(내역사업 예산)</w:t>
             </w:r>
           </w:p>
         </w:tc>
@@ -2656,7 +2554,7 @@
                 <w:sz w:val="19"/>
                 <w:szCs w:val="19"/>
               </w:rPr>
-              <w:t xml:space="preserve">31.93</w:t>
+              <w:t xml:space="preserve">796 (28.71)</w:t>
             </w:r>
           </w:p>
         </w:tc>
@@ -2690,7 +2588,7 @@
                 <w:sz w:val="19"/>
                 <w:szCs w:val="19"/>
               </w:rPr>
-              <w:t xml:space="preserve">33.02</w:t>
+              <w:t xml:space="preserve">722 (29.32)</w:t>
             </w:r>
           </w:p>
         </w:tc>
@@ -2724,7 +2622,7 @@
                 <w:sz w:val="19"/>
                 <w:szCs w:val="19"/>
               </w:rPr>
-              <w:t xml:space="preserve">36.01</w:t>
+              <w:t xml:space="preserve">671 (30.95)</w:t>
             </w:r>
           </w:p>
         </w:tc>
@@ -2761,7 +2659,7 @@
                 <w:sz w:val="19"/>
                 <w:szCs w:val="19"/>
               </w:rPr>
-              <w:t xml:space="preserve">파싱 내역사업</w:t>
+              <w:t xml:space="preserve">공고 지원내용 보유 내역사업(비중)</w:t>
             </w:r>
           </w:p>
         </w:tc>
@@ -2795,7 +2693,7 @@
                 <w:sz w:val="19"/>
                 <w:szCs w:val="19"/>
               </w:rPr>
-              <w:t xml:space="preserve">796</w:t>
+              <w:t xml:space="preserve">239 (30.0)</w:t>
             </w:r>
           </w:p>
         </w:tc>
@@ -2829,7 +2727,7 @@
                 <w:sz w:val="19"/>
                 <w:szCs w:val="19"/>
               </w:rPr>
-              <w:t xml:space="preserve">722</w:t>
+              <w:t xml:space="preserve">257 (35.6)</w:t>
             </w:r>
           </w:p>
         </w:tc>
@@ -2863,423 +2761,6 @@
                 <w:sz w:val="19"/>
                 <w:szCs w:val="19"/>
               </w:rPr>
-              <w:t xml:space="preserve">671</w:t>
-            </w:r>
-          </w:p>
-        </w:tc>
-      </w:tr>
-      <w:tr>
-        <w:tc>
-          <w:tcPr>
-            <w:tcW w:type="dxa" w:w="4200"/>
-            <w:tcBorders>
-              <w:top w:val="single" w:color="9AA8A6" w:sz="4"/>
-              <w:left w:val="single" w:color="9AA8A6" w:sz="4"/>
-              <w:bottom w:val="single" w:color="9AA8A6" w:sz="4"/>
-              <w:right w:val="single" w:color="9AA8A6" w:sz="4"/>
-            </w:tcBorders>
-            <w:shd w:fill="E8F3F1" w:color="auto" w:val="clear"/>
-            <w:tcMar>
-              <w:top w:type="dxa" w:w="40"/>
-              <w:left w:type="dxa" w:w="80"/>
-              <w:bottom w:type="dxa" w:w="40"/>
-              <w:right w:type="dxa" w:w="80"/>
-            </w:tcMar>
-            <w:vAlign w:val="center"/>
-          </w:tcPr>
-          <w:p>
-            <w:pPr>
-              <w:spacing w:after="0" w:before="0" w:line="240"/>
-              <w:jc w:val="center"/>
-            </w:pPr>
-            <w:r>
-              <w:rPr>
-                <w:rFonts w:ascii="KoPub돋움체" w:cs="KoPub돋움체" w:eastAsia="KoPub돋움체" w:hAnsi="KoPub돋움체"/>
-                <w:b w:val="false"/>
-                <w:bCs w:val="false"/>
-                <w:sz w:val="19"/>
-                <w:szCs w:val="19"/>
-              </w:rPr>
-              <w:t xml:space="preserve">  내역사업 예산</w:t>
-            </w:r>
-          </w:p>
-        </w:tc>
-        <w:tc>
-          <w:tcPr>
-            <w:tcW w:type="dxa" w:w="1700"/>
-            <w:tcBorders>
-              <w:top w:val="single" w:color="9AA8A6" w:sz="4"/>
-              <w:left w:val="single" w:color="9AA8A6" w:sz="4"/>
-              <w:bottom w:val="single" w:color="9AA8A6" w:sz="4"/>
-              <w:right w:val="single" w:color="9AA8A6" w:sz="4"/>
-            </w:tcBorders>
-            <w:tcMar>
-              <w:top w:type="dxa" w:w="40"/>
-              <w:left w:type="dxa" w:w="80"/>
-              <w:bottom w:type="dxa" w:w="40"/>
-              <w:right w:type="dxa" w:w="80"/>
-            </w:tcMar>
-            <w:vAlign w:val="center"/>
-          </w:tcPr>
-          <w:p>
-            <w:pPr>
-              <w:spacing w:after="0" w:before="0" w:line="240"/>
-              <w:jc w:val="right"/>
-            </w:pPr>
-            <w:r>
-              <w:rPr>
-                <w:rFonts w:ascii="KoPub돋움체" w:cs="KoPub돋움체" w:eastAsia="KoPub돋움체" w:hAnsi="KoPub돋움체"/>
-                <w:b w:val="false"/>
-                <w:bCs w:val="false"/>
-                <w:sz w:val="19"/>
-                <w:szCs w:val="19"/>
-              </w:rPr>
-              <w:t xml:space="preserve">28.71</w:t>
-            </w:r>
-          </w:p>
-        </w:tc>
-        <w:tc>
-          <w:tcPr>
-            <w:tcW w:type="dxa" w:w="1700"/>
-            <w:tcBorders>
-              <w:top w:val="single" w:color="9AA8A6" w:sz="4"/>
-              <w:left w:val="single" w:color="9AA8A6" w:sz="4"/>
-              <w:bottom w:val="single" w:color="9AA8A6" w:sz="4"/>
-              <w:right w:val="single" w:color="9AA8A6" w:sz="4"/>
-            </w:tcBorders>
-            <w:tcMar>
-              <w:top w:type="dxa" w:w="40"/>
-              <w:left w:type="dxa" w:w="80"/>
-              <w:bottom w:type="dxa" w:w="40"/>
-              <w:right w:type="dxa" w:w="80"/>
-            </w:tcMar>
-            <w:vAlign w:val="center"/>
-          </w:tcPr>
-          <w:p>
-            <w:pPr>
-              <w:spacing w:after="0" w:before="0" w:line="240"/>
-              <w:jc w:val="right"/>
-            </w:pPr>
-            <w:r>
-              <w:rPr>
-                <w:rFonts w:ascii="KoPub돋움체" w:cs="KoPub돋움체" w:eastAsia="KoPub돋움체" w:hAnsi="KoPub돋움체"/>
-                <w:b w:val="false"/>
-                <w:bCs w:val="false"/>
-                <w:sz w:val="19"/>
-                <w:szCs w:val="19"/>
-              </w:rPr>
-              <w:t xml:space="preserve">29.32</w:t>
-            </w:r>
-          </w:p>
-        </w:tc>
-        <w:tc>
-          <w:tcPr>
-            <w:tcW w:type="dxa" w:w="1700"/>
-            <w:tcBorders>
-              <w:top w:val="single" w:color="9AA8A6" w:sz="4"/>
-              <w:left w:val="single" w:color="9AA8A6" w:sz="4"/>
-              <w:bottom w:val="single" w:color="9AA8A6" w:sz="4"/>
-              <w:right w:val="single" w:color="9AA8A6" w:sz="4"/>
-            </w:tcBorders>
-            <w:tcMar>
-              <w:top w:type="dxa" w:w="40"/>
-              <w:left w:type="dxa" w:w="80"/>
-              <w:bottom w:type="dxa" w:w="40"/>
-              <w:right w:type="dxa" w:w="80"/>
-            </w:tcMar>
-            <w:vAlign w:val="center"/>
-          </w:tcPr>
-          <w:p>
-            <w:pPr>
-              <w:spacing w:after="0" w:before="0" w:line="240"/>
-              <w:jc w:val="right"/>
-            </w:pPr>
-            <w:r>
-              <w:rPr>
-                <w:rFonts w:ascii="KoPub돋움체" w:cs="KoPub돋움체" w:eastAsia="KoPub돋움체" w:hAnsi="KoPub돋움체"/>
-                <w:b w:val="false"/>
-                <w:bCs w:val="false"/>
-                <w:sz w:val="19"/>
-                <w:szCs w:val="19"/>
-              </w:rPr>
-              <w:t xml:space="preserve">30.95</w:t>
-            </w:r>
-          </w:p>
-        </w:tc>
-      </w:tr>
-      <w:tr>
-        <w:tc>
-          <w:tcPr>
-            <w:tcW w:type="dxa" w:w="4200"/>
-            <w:tcBorders>
-              <w:top w:val="single" w:color="9AA8A6" w:sz="4"/>
-              <w:left w:val="single" w:color="9AA8A6" w:sz="4"/>
-              <w:bottom w:val="single" w:color="9AA8A6" w:sz="4"/>
-              <w:right w:val="single" w:color="9AA8A6" w:sz="4"/>
-            </w:tcBorders>
-            <w:shd w:fill="E8F3F1" w:color="auto" w:val="clear"/>
-            <w:tcMar>
-              <w:top w:type="dxa" w:w="40"/>
-              <w:left w:type="dxa" w:w="80"/>
-              <w:bottom w:type="dxa" w:w="40"/>
-              <w:right w:type="dxa" w:w="80"/>
-            </w:tcMar>
-            <w:vAlign w:val="center"/>
-          </w:tcPr>
-          <w:p>
-            <w:pPr>
-              <w:spacing w:after="0" w:before="0" w:line="240"/>
-              <w:jc w:val="center"/>
-            </w:pPr>
-            <w:r>
-              <w:rPr>
-                <w:rFonts w:ascii="KoPub돋움체" w:cs="KoPub돋움체" w:eastAsia="KoPub돋움체" w:hAnsi="KoPub돋움체"/>
-                <w:b w:val="false"/>
-                <w:bCs w:val="false"/>
-                <w:sz w:val="19"/>
-                <w:szCs w:val="19"/>
-              </w:rPr>
-              <w:t xml:space="preserve">연결 기업마당 공고</w:t>
-            </w:r>
-          </w:p>
-        </w:tc>
-        <w:tc>
-          <w:tcPr>
-            <w:tcW w:type="dxa" w:w="1700"/>
-            <w:tcBorders>
-              <w:top w:val="single" w:color="9AA8A6" w:sz="4"/>
-              <w:left w:val="single" w:color="9AA8A6" w:sz="4"/>
-              <w:bottom w:val="single" w:color="9AA8A6" w:sz="4"/>
-              <w:right w:val="single" w:color="9AA8A6" w:sz="4"/>
-            </w:tcBorders>
-            <w:tcMar>
-              <w:top w:type="dxa" w:w="40"/>
-              <w:left w:type="dxa" w:w="80"/>
-              <w:bottom w:type="dxa" w:w="40"/>
-              <w:right w:type="dxa" w:w="80"/>
-            </w:tcMar>
-            <w:vAlign w:val="center"/>
-          </w:tcPr>
-          <w:p>
-            <w:pPr>
-              <w:spacing w:after="0" w:before="0" w:line="240"/>
-              <w:jc w:val="right"/>
-            </w:pPr>
-            <w:r>
-              <w:rPr>
-                <w:rFonts w:ascii="KoPub돋움체" w:cs="KoPub돋움체" w:eastAsia="KoPub돋움체" w:hAnsi="KoPub돋움체"/>
-                <w:b w:val="false"/>
-                <w:bCs w:val="false"/>
-                <w:sz w:val="19"/>
-                <w:szCs w:val="19"/>
-              </w:rPr>
-              <w:t xml:space="preserve">723</w:t>
-            </w:r>
-          </w:p>
-        </w:tc>
-        <w:tc>
-          <w:tcPr>
-            <w:tcW w:type="dxa" w:w="1700"/>
-            <w:tcBorders>
-              <w:top w:val="single" w:color="9AA8A6" w:sz="4"/>
-              <w:left w:val="single" w:color="9AA8A6" w:sz="4"/>
-              <w:bottom w:val="single" w:color="9AA8A6" w:sz="4"/>
-              <w:right w:val="single" w:color="9AA8A6" w:sz="4"/>
-            </w:tcBorders>
-            <w:tcMar>
-              <w:top w:type="dxa" w:w="40"/>
-              <w:left w:type="dxa" w:w="80"/>
-              <w:bottom w:type="dxa" w:w="40"/>
-              <w:right w:type="dxa" w:w="80"/>
-            </w:tcMar>
-            <w:vAlign w:val="center"/>
-          </w:tcPr>
-          <w:p>
-            <w:pPr>
-              <w:spacing w:after="0" w:before="0" w:line="240"/>
-              <w:jc w:val="right"/>
-            </w:pPr>
-            <w:r>
-              <w:rPr>
-                <w:rFonts w:ascii="KoPub돋움체" w:cs="KoPub돋움체" w:eastAsia="KoPub돋움체" w:hAnsi="KoPub돋움체"/>
-                <w:b w:val="false"/>
-                <w:bCs w:val="false"/>
-                <w:sz w:val="19"/>
-                <w:szCs w:val="19"/>
-              </w:rPr>
-              <w:t xml:space="preserve">881</w:t>
-            </w:r>
-          </w:p>
-        </w:tc>
-        <w:tc>
-          <w:tcPr>
-            <w:tcW w:type="dxa" w:w="1700"/>
-            <w:tcBorders>
-              <w:top w:val="single" w:color="9AA8A6" w:sz="4"/>
-              <w:left w:val="single" w:color="9AA8A6" w:sz="4"/>
-              <w:bottom w:val="single" w:color="9AA8A6" w:sz="4"/>
-              <w:right w:val="single" w:color="9AA8A6" w:sz="4"/>
-            </w:tcBorders>
-            <w:tcMar>
-              <w:top w:type="dxa" w:w="40"/>
-              <w:left w:type="dxa" w:w="80"/>
-              <w:bottom w:type="dxa" w:w="40"/>
-              <w:right w:type="dxa" w:w="80"/>
-            </w:tcMar>
-            <w:vAlign w:val="center"/>
-          </w:tcPr>
-          <w:p>
-            <w:pPr>
-              <w:spacing w:after="0" w:before="0" w:line="240"/>
-              <w:jc w:val="right"/>
-            </w:pPr>
-            <w:r>
-              <w:rPr>
-                <w:rFonts w:ascii="KoPub돋움체" w:cs="KoPub돋움체" w:eastAsia="KoPub돋움체" w:hAnsi="KoPub돋움체"/>
-                <w:b w:val="false"/>
-                <w:bCs w:val="false"/>
-                <w:sz w:val="19"/>
-                <w:szCs w:val="19"/>
-              </w:rPr>
-              <w:t xml:space="preserve">1,086</w:t>
-            </w:r>
-          </w:p>
-        </w:tc>
-      </w:tr>
-      <w:tr>
-        <w:tc>
-          <w:tcPr>
-            <w:tcW w:type="dxa" w:w="4200"/>
-            <w:tcBorders>
-              <w:top w:val="single" w:color="9AA8A6" w:sz="4"/>
-              <w:left w:val="single" w:color="9AA8A6" w:sz="4"/>
-              <w:bottom w:val="single" w:color="9AA8A6" w:sz="4"/>
-              <w:right w:val="single" w:color="9AA8A6" w:sz="4"/>
-            </w:tcBorders>
-            <w:shd w:fill="E8F3F1" w:color="auto" w:val="clear"/>
-            <w:tcMar>
-              <w:top w:type="dxa" w:w="40"/>
-              <w:left w:type="dxa" w:w="80"/>
-              <w:bottom w:type="dxa" w:w="40"/>
-              <w:right w:type="dxa" w:w="80"/>
-            </w:tcMar>
-            <w:vAlign w:val="center"/>
-          </w:tcPr>
-          <w:p>
-            <w:pPr>
-              <w:spacing w:after="0" w:before="0" w:line="240"/>
-              <w:jc w:val="center"/>
-            </w:pPr>
-            <w:r>
-              <w:rPr>
-                <w:rFonts w:ascii="KoPub돋움체" w:cs="KoPub돋움체" w:eastAsia="KoPub돋움체" w:hAnsi="KoPub돋움체"/>
-                <w:b w:val="false"/>
-                <w:bCs w:val="false"/>
-                <w:sz w:val="19"/>
-                <w:szCs w:val="19"/>
-              </w:rPr>
-              <w:t xml:space="preserve">  공고 지원내용 보유 내역사업(비중, %)</w:t>
-            </w:r>
-          </w:p>
-        </w:tc>
-        <w:tc>
-          <w:tcPr>
-            <w:tcW w:type="dxa" w:w="1700"/>
-            <w:tcBorders>
-              <w:top w:val="single" w:color="9AA8A6" w:sz="4"/>
-              <w:left w:val="single" w:color="9AA8A6" w:sz="4"/>
-              <w:bottom w:val="single" w:color="9AA8A6" w:sz="4"/>
-              <w:right w:val="single" w:color="9AA8A6" w:sz="4"/>
-            </w:tcBorders>
-            <w:tcMar>
-              <w:top w:type="dxa" w:w="40"/>
-              <w:left w:type="dxa" w:w="80"/>
-              <w:bottom w:type="dxa" w:w="40"/>
-              <w:right w:type="dxa" w:w="80"/>
-            </w:tcMar>
-            <w:vAlign w:val="center"/>
-          </w:tcPr>
-          <w:p>
-            <w:pPr>
-              <w:spacing w:after="0" w:before="0" w:line="240"/>
-              <w:jc w:val="right"/>
-            </w:pPr>
-            <w:r>
-              <w:rPr>
-                <w:rFonts w:ascii="KoPub돋움체" w:cs="KoPub돋움체" w:eastAsia="KoPub돋움체" w:hAnsi="KoPub돋움체"/>
-                <w:b w:val="false"/>
-                <w:bCs w:val="false"/>
-                <w:sz w:val="19"/>
-                <w:szCs w:val="19"/>
-              </w:rPr>
-              <w:t xml:space="preserve">239 (30.0)</w:t>
-            </w:r>
-          </w:p>
-        </w:tc>
-        <w:tc>
-          <w:tcPr>
-            <w:tcW w:type="dxa" w:w="1700"/>
-            <w:tcBorders>
-              <w:top w:val="single" w:color="9AA8A6" w:sz="4"/>
-              <w:left w:val="single" w:color="9AA8A6" w:sz="4"/>
-              <w:bottom w:val="single" w:color="9AA8A6" w:sz="4"/>
-              <w:right w:val="single" w:color="9AA8A6" w:sz="4"/>
-            </w:tcBorders>
-            <w:tcMar>
-              <w:top w:type="dxa" w:w="40"/>
-              <w:left w:type="dxa" w:w="80"/>
-              <w:bottom w:type="dxa" w:w="40"/>
-              <w:right w:type="dxa" w:w="80"/>
-            </w:tcMar>
-            <w:vAlign w:val="center"/>
-          </w:tcPr>
-          <w:p>
-            <w:pPr>
-              <w:spacing w:after="0" w:before="0" w:line="240"/>
-              <w:jc w:val="right"/>
-            </w:pPr>
-            <w:r>
-              <w:rPr>
-                <w:rFonts w:ascii="KoPub돋움체" w:cs="KoPub돋움체" w:eastAsia="KoPub돋움체" w:hAnsi="KoPub돋움체"/>
-                <w:b w:val="false"/>
-                <w:bCs w:val="false"/>
-                <w:sz w:val="19"/>
-                <w:szCs w:val="19"/>
-              </w:rPr>
-              <w:t xml:space="preserve">257 (35.6)</w:t>
-            </w:r>
-          </w:p>
-        </w:tc>
-        <w:tc>
-          <w:tcPr>
-            <w:tcW w:type="dxa" w:w="1700"/>
-            <w:tcBorders>
-              <w:top w:val="single" w:color="9AA8A6" w:sz="4"/>
-              <w:left w:val="single" w:color="9AA8A6" w:sz="4"/>
-              <w:bottom w:val="single" w:color="9AA8A6" w:sz="4"/>
-              <w:right w:val="single" w:color="9AA8A6" w:sz="4"/>
-            </w:tcBorders>
-            <w:tcMar>
-              <w:top w:type="dxa" w:w="40"/>
-              <w:left w:type="dxa" w:w="80"/>
-              <w:bottom w:type="dxa" w:w="40"/>
-              <w:right w:type="dxa" w:w="80"/>
-            </w:tcMar>
-            <w:vAlign w:val="center"/>
-          </w:tcPr>
-          <w:p>
-            <w:pPr>
-              <w:spacing w:after="0" w:before="0" w:line="240"/>
-              <w:jc w:val="right"/>
-            </w:pPr>
-            <w:r>
-              <w:rPr>
-                <w:rFonts w:ascii="KoPub돋움체" w:cs="KoPub돋움체" w:eastAsia="KoPub돋움체" w:hAnsi="KoPub돋움체"/>
-                <w:b w:val="false"/>
-                <w:bCs w:val="false"/>
-                <w:sz w:val="19"/>
-                <w:szCs w:val="19"/>
-              </w:rPr>
               <w:t xml:space="preserve">285 (42.5)</w:t>
             </w:r>
           </w:p>
@@ -3288,7 +2769,7 @@
     </w:tbl>
     <w:p>
       <w:pPr>
-        <w:spacing w:after="0" w:before="0" w:line="260"/>
+        <w:spacing w:after="160" w:before="0" w:line="260"/>
         <w:ind w:left="200"/>
       </w:pPr>
       <w:r>
@@ -3300,931 +2781,7 @@
           <w:sz w:val="17"/>
           <w:szCs w:val="17"/>
         </w:rPr>
-        <w:t xml:space="preserve">* 주: 1) 세부사업 예산은 선별 세부사업의 총액, 내역사업 예산은 중소기업 지원에 해당하는 내역사업의 합계</w:t>
-      </w:r>
-    </w:p>
-    <w:p>
-      <w:pPr>
-        <w:spacing w:after="160" w:before="0" w:line="260"/>
-        <w:ind w:left="200"/>
-      </w:pPr>
-      <w:r>
-        <w:rPr>
-          <w:rFonts w:ascii="KoPub돋움체" w:cs="KoPub돋움체" w:eastAsia="KoPub돋움체" w:hAnsi="KoPub돋움체"/>
-          <w:b w:val="false"/>
-          <w:bCs w:val="false"/>
-          <w:color w:val="444444"/>
-          <w:sz w:val="17"/>
-          <w:szCs w:val="17"/>
-        </w:rPr>
-        <w:t xml:space="preserve">     2) 공고는 중앙부처 소관 내역사업에 매핑된 기업마당 공고 건수</w:t>
-      </w:r>
-    </w:p>
-    <w:p>
-      <w:pPr>
-        <w:pStyle w:val="Heading2"/>
-        <w:spacing w:after="160" w:before="280" w:line="384"/>
-      </w:pPr>
-      <w:r>
-        <w:rPr>
-          <w:rFonts w:ascii="KoPub바탕체" w:cs="KoPub바탕체" w:eastAsia="KoPub바탕체" w:hAnsi="KoPub바탕체"/>
-          <w:b/>
-          <w:bCs/>
-          <w:color w:val="2F6F7E"/>
-          <w:sz w:val="30"/>
-          <w:szCs w:val="30"/>
-        </w:rPr>
-        <w:t xml:space="preserve">나. 보유 항목과 연계 정보</w:t>
-      </w:r>
-    </w:p>
-    <w:p>
-      <w:pPr>
-        <w:pStyle w:val="ListParagraph"/>
-        <w:numPr>
-          <w:ilvl w:val="0"/>
-          <w:numId w:val="2"/>
-        </w:numPr>
-        <w:spacing w:after="40" w:before="0" w:line="384"/>
-      </w:pPr>
-      <w:r>
-        <w:rPr>
-          <w:rFonts w:ascii="KoPub바탕체" w:cs="KoPub바탕체" w:eastAsia="KoPub바탕체" w:hAnsi="KoPub바탕체"/>
-          <w:b/>
-          <w:bCs/>
-          <w:sz w:val="24"/>
-          <w:szCs w:val="24"/>
-        </w:rPr>
-        <w:t xml:space="preserve">DB는 사업설명자료의 핵심 항목을 내역사업 단위에서 대부분 보유하며, 사업설명자료에 없는 지원내용·지원분야는 기업마당 공고와 정책디렉토리 연계로 보완</w:t>
-      </w:r>
-    </w:p>
-    <w:p>
-      <w:pPr>
-        <w:pStyle w:val="ListParagraph"/>
-        <w:numPr>
-          <w:ilvl w:val="1"/>
-          <w:numId w:val="2"/>
-        </w:numPr>
-        <w:spacing w:after="40" w:before="0" w:line="384"/>
-      </w:pPr>
-      <w:r>
-        <w:rPr>
-          <w:rFonts w:ascii="KoPub바탕체" w:cs="KoPub바탕체" w:eastAsia="KoPub바탕체" w:hAnsi="KoPub바탕체"/>
-          <w:b w:val="false"/>
-          <w:bCs w:val="false"/>
-          <w:sz w:val="23"/>
-          <w:szCs w:val="23"/>
-        </w:rPr>
-        <w:t xml:space="preserve">항목 보유율(2026년): 수혜대상·지원형태·추진기관 100%, 사업기간 99.3%, 근거법령 95.5%, 산출근거 92.8%, 내역목적 90.6%</w:t>
-      </w:r>
-    </w:p>
-    <w:p>
-      <w:pPr>
-        <w:pStyle w:val="ListParagraph"/>
-        <w:numPr>
-          <w:ilvl w:val="2"/>
-          <w:numId w:val="2"/>
-        </w:numPr>
-        <w:spacing w:after="40" w:before="0" w:line="384"/>
-      </w:pPr>
-      <w:r>
-        <w:rPr>
-          <w:rFonts w:ascii="KoPub바탕체" w:cs="KoPub바탕체" w:eastAsia="KoPub바탕체" w:hAnsi="KoPub바탕체"/>
-          <w:b w:val="false"/>
-          <w:bCs w:val="false"/>
-          <w:sz w:val="23"/>
-          <w:szCs w:val="23"/>
-        </w:rPr>
-        <w:t xml:space="preserve">2024~2025년 내역목적 보유율은 78.9%·71.6%로 낮아, 유형화 문서 구성 시 세부목적의 해당 내역 구간으로 대체</w:t>
-      </w:r>
-    </w:p>
-    <w:p>
-      <w:pPr>
-        <w:pStyle w:val="ListParagraph"/>
-        <w:numPr>
-          <w:ilvl w:val="1"/>
-          <w:numId w:val="2"/>
-        </w:numPr>
-        <w:spacing w:after="40" w:before="0" w:line="384"/>
-      </w:pPr>
-      <w:r>
-        <w:rPr>
-          <w:rFonts w:ascii="KoPub바탕체" w:cs="KoPub바탕체" w:eastAsia="KoPub바탕체" w:hAnsi="KoPub바탕체"/>
-          <w:b w:val="false"/>
-          <w:bCs w:val="false"/>
-          <w:sz w:val="23"/>
-          <w:szCs w:val="23"/>
-        </w:rPr>
-        <w:t xml:space="preserve">기업마당 공고(연 3,409~13,168건)를 사업명 기준으로 자동 매핑(신뢰도 높음·보통·낮음)하고 2026년분은 매핑목록으로 확정하여, 공고의 지원내용 텍스트를 내역사업에 연결</w:t>
-      </w:r>
-    </w:p>
-    <w:p>
-      <w:pPr>
-        <w:pStyle w:val="ListParagraph"/>
-        <w:numPr>
-          <w:ilvl w:val="2"/>
-          <w:numId w:val="2"/>
-        </w:numPr>
-        <w:spacing w:after="40" w:before="0" w:line="384"/>
-      </w:pPr>
-      <w:r>
-        <w:rPr>
-          <w:rFonts w:ascii="KoPub바탕체" w:cs="KoPub바탕체" w:eastAsia="KoPub바탕체" w:hAnsi="KoPub바탕체"/>
-          <w:b w:val="false"/>
-          <w:bCs w:val="false"/>
-          <w:sz w:val="23"/>
-          <w:szCs w:val="23"/>
-        </w:rPr>
-        <w:t xml:space="preserve">공고 지원내용 보유 내역사업 비중 30.0%(2024) → 42.5%(2026); 기업 직접지원형 사업에서 보유율이 높음</w:t>
-      </w:r>
-    </w:p>
-    <w:p>
-      <w:pPr>
-        <w:pStyle w:val="ListParagraph"/>
-        <w:numPr>
-          <w:ilvl w:val="1"/>
-          <w:numId w:val="2"/>
-        </w:numPr>
-        <w:spacing w:after="40" w:before="0" w:line="384"/>
-      </w:pPr>
-      <w:r>
-        <w:rPr>
-          <w:rFonts w:ascii="KoPub바탕체" w:cs="KoPub바탕체" w:eastAsia="KoPub바탕체" w:hAnsi="KoPub바탕체"/>
-          <w:b w:val="false"/>
-          <w:bCs w:val="false"/>
-          <w:sz w:val="23"/>
-          <w:szCs w:val="23"/>
-        </w:rPr>
-        <w:t xml:space="preserve">정책디렉토리의 지원분야(대·중·소분류)·지원산업은 2025년 이후 연계되어 2024년분 778건을 포함한 787건(36.0%)이 미연계</w:t>
-      </w:r>
-    </w:p>
-    <w:p>
-      <w:pPr>
-        <w:spacing w:after="80" w:before="200" w:line="384"/>
-        <w:jc w:val="center"/>
-      </w:pPr>
-      <w:r>
-        <w:rPr>
-          <w:rFonts w:ascii="KoPub돋움체" w:cs="KoPub돋움체" w:eastAsia="KoPub돋움체" w:hAnsi="KoPub돋움체"/>
-          <w:b/>
-          <w:bCs/>
-          <w:sz w:val="22"/>
-          <w:szCs w:val="22"/>
-        </w:rPr>
-        <w:t xml:space="preserve">&lt;표 2&gt; 사업정보 DB의 주요 항목과 출처</w:t>
-      </w:r>
-    </w:p>
-    <w:tbl>
-      <w:tblPr>
-        <w:tblW w:type="dxa" w:w="9300"/>
-        <w:jc w:val="center"/>
-        <w:tblBorders>
-          <w:top w:val="single" w:color="auto" w:sz="4"/>
-          <w:left w:val="single" w:color="auto" w:sz="4"/>
-          <w:bottom w:val="single" w:color="auto" w:sz="4"/>
-          <w:right w:val="single" w:color="auto" w:sz="4"/>
-          <w:insideH w:val="single" w:color="auto" w:sz="4"/>
-          <w:insideV w:val="single" w:color="auto" w:sz="4"/>
-        </w:tblBorders>
-      </w:tblPr>
-      <w:tblGrid>
-        <w:gridCol w:w="1500"/>
-        <w:gridCol w:w="5300"/>
-        <w:gridCol w:w="2500"/>
-      </w:tblGrid>
-      <w:tr>
-        <w:trPr>
-          <w:tblHeader/>
-        </w:trPr>
-        <w:tc>
-          <w:tcPr>
-            <w:tcW w:type="dxa" w:w="1500"/>
-            <w:tcBorders>
-              <w:top w:val="single" w:color="9AA8A6" w:sz="4"/>
-              <w:left w:val="single" w:color="9AA8A6" w:sz="4"/>
-              <w:bottom w:val="single" w:color="9AA8A6" w:sz="4"/>
-              <w:right w:val="single" w:color="9AA8A6" w:sz="4"/>
-            </w:tcBorders>
-            <w:shd w:fill="2F6F7E" w:color="auto" w:val="clear"/>
-            <w:tcMar>
-              <w:top w:type="dxa" w:w="40"/>
-              <w:left w:type="dxa" w:w="80"/>
-              <w:bottom w:type="dxa" w:w="40"/>
-              <w:right w:type="dxa" w:w="80"/>
-            </w:tcMar>
-            <w:vAlign w:val="center"/>
-          </w:tcPr>
-          <w:p>
-            <w:pPr>
-              <w:spacing w:after="0" w:before="0" w:line="240"/>
-              <w:jc w:val="center"/>
-            </w:pPr>
-            <w:r>
-              <w:rPr>
-                <w:rFonts w:ascii="KoPub돋움체" w:cs="KoPub돋움체" w:eastAsia="KoPub돋움체" w:hAnsi="KoPub돋움체"/>
-                <w:b/>
-                <w:bCs/>
-                <w:color w:val="FFFFFF"/>
-                <w:sz w:val="17"/>
-                <w:szCs w:val="17"/>
-              </w:rPr>
-              <w:t xml:space="preserve">계층</w:t>
-            </w:r>
-          </w:p>
-        </w:tc>
-        <w:tc>
-          <w:tcPr>
-            <w:tcW w:type="dxa" w:w="5300"/>
-            <w:tcBorders>
-              <w:top w:val="single" w:color="9AA8A6" w:sz="4"/>
-              <w:left w:val="single" w:color="9AA8A6" w:sz="4"/>
-              <w:bottom w:val="single" w:color="9AA8A6" w:sz="4"/>
-              <w:right w:val="single" w:color="9AA8A6" w:sz="4"/>
-            </w:tcBorders>
-            <w:shd w:fill="2F6F7E" w:color="auto" w:val="clear"/>
-            <w:tcMar>
-              <w:top w:type="dxa" w:w="40"/>
-              <w:left w:type="dxa" w:w="80"/>
-              <w:bottom w:type="dxa" w:w="40"/>
-              <w:right w:type="dxa" w:w="80"/>
-            </w:tcMar>
-            <w:vAlign w:val="center"/>
-          </w:tcPr>
-          <w:p>
-            <w:pPr>
-              <w:spacing w:after="0" w:before="0" w:line="240"/>
-              <w:jc w:val="center"/>
-            </w:pPr>
-            <w:r>
-              <w:rPr>
-                <w:rFonts w:ascii="KoPub돋움체" w:cs="KoPub돋움체" w:eastAsia="KoPub돋움체" w:hAnsi="KoPub돋움체"/>
-                <w:b/>
-                <w:bCs/>
-                <w:color w:val="FFFFFF"/>
-                <w:sz w:val="17"/>
-                <w:szCs w:val="17"/>
-              </w:rPr>
-              <w:t xml:space="preserve">항목</w:t>
-            </w:r>
-          </w:p>
-        </w:tc>
-        <w:tc>
-          <w:tcPr>
-            <w:tcW w:type="dxa" w:w="2500"/>
-            <w:tcBorders>
-              <w:top w:val="single" w:color="9AA8A6" w:sz="4"/>
-              <w:left w:val="single" w:color="9AA8A6" w:sz="4"/>
-              <w:bottom w:val="single" w:color="9AA8A6" w:sz="4"/>
-              <w:right w:val="single" w:color="9AA8A6" w:sz="4"/>
-            </w:tcBorders>
-            <w:shd w:fill="2F6F7E" w:color="auto" w:val="clear"/>
-            <w:tcMar>
-              <w:top w:type="dxa" w:w="40"/>
-              <w:left w:type="dxa" w:w="80"/>
-              <w:bottom w:type="dxa" w:w="40"/>
-              <w:right w:type="dxa" w:w="80"/>
-            </w:tcMar>
-            <w:vAlign w:val="center"/>
-          </w:tcPr>
-          <w:p>
-            <w:pPr>
-              <w:spacing w:after="0" w:before="0" w:line="240"/>
-              <w:jc w:val="center"/>
-            </w:pPr>
-            <w:r>
-              <w:rPr>
-                <w:rFonts w:ascii="KoPub돋움체" w:cs="KoPub돋움체" w:eastAsia="KoPub돋움체" w:hAnsi="KoPub돋움체"/>
-                <w:b/>
-                <w:bCs/>
-                <w:color w:val="FFFFFF"/>
-                <w:sz w:val="17"/>
-                <w:szCs w:val="17"/>
-              </w:rPr>
-              <w:t xml:space="preserve">출처</w:t>
-            </w:r>
-          </w:p>
-        </w:tc>
-      </w:tr>
-      <w:tr>
-        <w:tc>
-          <w:tcPr>
-            <w:tcW w:type="dxa" w:w="1500"/>
-            <w:tcBorders>
-              <w:top w:val="single" w:color="9AA8A6" w:sz="4"/>
-              <w:left w:val="single" w:color="9AA8A6" w:sz="4"/>
-              <w:bottom w:val="single" w:color="9AA8A6" w:sz="4"/>
-              <w:right w:val="single" w:color="9AA8A6" w:sz="4"/>
-            </w:tcBorders>
-            <w:shd w:fill="E8F3F1" w:color="auto" w:val="clear"/>
-            <w:tcMar>
-              <w:top w:type="dxa" w:w="40"/>
-              <w:left w:type="dxa" w:w="80"/>
-              <w:bottom w:type="dxa" w:w="40"/>
-              <w:right w:type="dxa" w:w="80"/>
-            </w:tcMar>
-            <w:vAlign w:val="center"/>
-          </w:tcPr>
-          <w:p>
-            <w:pPr>
-              <w:spacing w:after="0" w:before="0" w:line="240"/>
-              <w:jc w:val="center"/>
-            </w:pPr>
-            <w:r>
-              <w:rPr>
-                <w:rFonts w:ascii="KoPub돋움체" w:cs="KoPub돋움체" w:eastAsia="KoPub돋움체" w:hAnsi="KoPub돋움체"/>
-                <w:b w:val="false"/>
-                <w:bCs w:val="false"/>
-                <w:sz w:val="17"/>
-                <w:szCs w:val="17"/>
-              </w:rPr>
-              <w:t xml:space="preserve">세부사업</w:t>
-            </w:r>
-          </w:p>
-        </w:tc>
-        <w:tc>
-          <w:tcPr>
-            <w:tcW w:type="dxa" w:w="5300"/>
-            <w:tcBorders>
-              <w:top w:val="single" w:color="9AA8A6" w:sz="4"/>
-              <w:left w:val="single" w:color="9AA8A6" w:sz="4"/>
-              <w:bottom w:val="single" w:color="9AA8A6" w:sz="4"/>
-              <w:right w:val="single" w:color="9AA8A6" w:sz="4"/>
-            </w:tcBorders>
-            <w:tcMar>
-              <w:top w:type="dxa" w:w="40"/>
-              <w:left w:type="dxa" w:w="80"/>
-              <w:bottom w:type="dxa" w:w="40"/>
-              <w:right w:type="dxa" w:w="80"/>
-            </w:tcMar>
-            <w:vAlign w:val="center"/>
-          </w:tcPr>
-          <w:p>
-            <w:pPr>
-              <w:spacing w:after="0" w:before="0" w:line="240"/>
-              <w:jc w:val="left"/>
-            </w:pPr>
-            <w:r>
-              <w:rPr>
-                <w:rFonts w:ascii="KoPub돋움체" w:cs="KoPub돋움체" w:eastAsia="KoPub돋움체" w:hAnsi="KoPub돋움체"/>
-                <w:b w:val="false"/>
-                <w:bCs w:val="false"/>
-                <w:sz w:val="17"/>
-                <w:szCs w:val="17"/>
-              </w:rPr>
-              <w:t xml:space="preserve">소관·회계·프로그램·단위사업, 사업목적, 지원형태, 수혜대상, 사업기간, 근거법령, 추진기관, 지원규모, 결산·본예산·추경·증감액</w:t>
-            </w:r>
-          </w:p>
-        </w:tc>
-        <w:tc>
-          <w:tcPr>
-            <w:tcW w:type="dxa" w:w="2500"/>
-            <w:tcBorders>
-              <w:top w:val="single" w:color="9AA8A6" w:sz="4"/>
-              <w:left w:val="single" w:color="9AA8A6" w:sz="4"/>
-              <w:bottom w:val="single" w:color="9AA8A6" w:sz="4"/>
-              <w:right w:val="single" w:color="9AA8A6" w:sz="4"/>
-            </w:tcBorders>
-            <w:tcMar>
-              <w:top w:type="dxa" w:w="40"/>
-              <w:left w:type="dxa" w:w="80"/>
-              <w:bottom w:type="dxa" w:w="40"/>
-              <w:right w:type="dxa" w:w="80"/>
-            </w:tcMar>
-            <w:vAlign w:val="center"/>
-          </w:tcPr>
-          <w:p>
-            <w:pPr>
-              <w:spacing w:after="0" w:before="0" w:line="240"/>
-              <w:jc w:val="left"/>
-            </w:pPr>
-            <w:r>
-              <w:rPr>
-                <w:rFonts w:ascii="KoPub돋움체" w:cs="KoPub돋움체" w:eastAsia="KoPub돋움체" w:hAnsi="KoPub돋움체"/>
-                <w:b w:val="false"/>
-                <w:bCs w:val="false"/>
-                <w:sz w:val="17"/>
-                <w:szCs w:val="17"/>
-              </w:rPr>
-              <w:t xml:space="preserve">열린재정 사업설명자료</w:t>
-            </w:r>
-          </w:p>
-        </w:tc>
-      </w:tr>
-      <w:tr>
-        <w:tc>
-          <w:tcPr>
-            <w:tcW w:type="dxa" w:w="1500"/>
-            <w:tcBorders>
-              <w:top w:val="single" w:color="9AA8A6" w:sz="4"/>
-              <w:left w:val="single" w:color="9AA8A6" w:sz="4"/>
-              <w:bottom w:val="single" w:color="9AA8A6" w:sz="4"/>
-              <w:right w:val="single" w:color="9AA8A6" w:sz="4"/>
-            </w:tcBorders>
-            <w:shd w:fill="E8F3F1" w:color="auto" w:val="clear"/>
-            <w:tcMar>
-              <w:top w:type="dxa" w:w="40"/>
-              <w:left w:type="dxa" w:w="80"/>
-              <w:bottom w:type="dxa" w:w="40"/>
-              <w:right w:type="dxa" w:w="80"/>
-            </w:tcMar>
-            <w:vAlign w:val="center"/>
-          </w:tcPr>
-          <w:p>
-            <w:pPr>
-              <w:spacing w:after="0" w:before="0" w:line="240"/>
-              <w:jc w:val="center"/>
-            </w:pPr>
-            <w:r>
-              <w:rPr>
-                <w:rFonts w:ascii="KoPub돋움체" w:cs="KoPub돋움체" w:eastAsia="KoPub돋움체" w:hAnsi="KoPub돋움체"/>
-                <w:b w:val="false"/>
-                <w:bCs w:val="false"/>
-                <w:sz w:val="17"/>
-                <w:szCs w:val="17"/>
-              </w:rPr>
-              <w:t xml:space="preserve">내역사업</w:t>
-            </w:r>
-          </w:p>
-        </w:tc>
-        <w:tc>
-          <w:tcPr>
-            <w:tcW w:type="dxa" w:w="5300"/>
-            <w:tcBorders>
-              <w:top w:val="single" w:color="9AA8A6" w:sz="4"/>
-              <w:left w:val="single" w:color="9AA8A6" w:sz="4"/>
-              <w:bottom w:val="single" w:color="9AA8A6" w:sz="4"/>
-              <w:right w:val="single" w:color="9AA8A6" w:sz="4"/>
-            </w:tcBorders>
-            <w:tcMar>
-              <w:top w:type="dxa" w:w="40"/>
-              <w:left w:type="dxa" w:w="80"/>
-              <w:bottom w:type="dxa" w:w="40"/>
-              <w:right w:type="dxa" w:w="80"/>
-            </w:tcMar>
-            <w:vAlign w:val="center"/>
-          </w:tcPr>
-          <w:p>
-            <w:pPr>
-              <w:spacing w:after="0" w:before="0" w:line="240"/>
-              <w:jc w:val="left"/>
-            </w:pPr>
-            <w:r>
-              <w:rPr>
-                <w:rFonts w:ascii="KoPub돋움체" w:cs="KoPub돋움체" w:eastAsia="KoPub돋움체" w:hAnsi="KoPub돋움체"/>
-                <w:b w:val="false"/>
-                <w:bCs w:val="false"/>
-                <w:sz w:val="17"/>
-                <w:szCs w:val="17"/>
-              </w:rPr>
-              <w:t xml:space="preserve">내역사업명, 내역예산(국비·지방비), 내역목적, 산출근거, 예산 구조 트리</w:t>
-            </w:r>
-          </w:p>
-        </w:tc>
-        <w:tc>
-          <w:tcPr>
-            <w:tcW w:type="dxa" w:w="2500"/>
-            <w:tcBorders>
-              <w:top w:val="single" w:color="9AA8A6" w:sz="4"/>
-              <w:left w:val="single" w:color="9AA8A6" w:sz="4"/>
-              <w:bottom w:val="single" w:color="9AA8A6" w:sz="4"/>
-              <w:right w:val="single" w:color="9AA8A6" w:sz="4"/>
-            </w:tcBorders>
-            <w:tcMar>
-              <w:top w:type="dxa" w:w="40"/>
-              <w:left w:type="dxa" w:w="80"/>
-              <w:bottom w:type="dxa" w:w="40"/>
-              <w:right w:type="dxa" w:w="80"/>
-            </w:tcMar>
-            <w:vAlign w:val="center"/>
-          </w:tcPr>
-          <w:p>
-            <w:pPr>
-              <w:spacing w:after="0" w:before="0" w:line="240"/>
-              <w:jc w:val="left"/>
-            </w:pPr>
-            <w:r>
-              <w:rPr>
-                <w:rFonts w:ascii="KoPub돋움체" w:cs="KoPub돋움체" w:eastAsia="KoPub돋움체" w:hAnsi="KoPub돋움체"/>
-                <w:b w:val="false"/>
-                <w:bCs w:val="false"/>
-                <w:sz w:val="17"/>
-                <w:szCs w:val="17"/>
-              </w:rPr>
-              <w:t xml:space="preserve">열린재정 사업설명자료</w:t>
-            </w:r>
-          </w:p>
-        </w:tc>
-      </w:tr>
-      <w:tr>
-        <w:tc>
-          <w:tcPr>
-            <w:tcW w:type="dxa" w:w="1500"/>
-            <w:tcBorders>
-              <w:top w:val="single" w:color="9AA8A6" w:sz="4"/>
-              <w:left w:val="single" w:color="9AA8A6" w:sz="4"/>
-              <w:bottom w:val="single" w:color="9AA8A6" w:sz="4"/>
-              <w:right w:val="single" w:color="9AA8A6" w:sz="4"/>
-            </w:tcBorders>
-            <w:shd w:fill="E8F3F1" w:color="auto" w:val="clear"/>
-            <w:tcMar>
-              <w:top w:type="dxa" w:w="40"/>
-              <w:left w:type="dxa" w:w="80"/>
-              <w:bottom w:type="dxa" w:w="40"/>
-              <w:right w:type="dxa" w:w="80"/>
-            </w:tcMar>
-            <w:vAlign w:val="center"/>
-          </w:tcPr>
-          <w:p>
-            <w:pPr>
-              <w:spacing w:after="0" w:before="0" w:line="240"/>
-              <w:jc w:val="center"/>
-            </w:pPr>
-            <w:r>
-              <w:rPr>
-                <w:rFonts w:ascii="KoPub돋움체" w:cs="KoPub돋움체" w:eastAsia="KoPub돋움체" w:hAnsi="KoPub돋움체"/>
-                <w:b w:val="false"/>
-                <w:bCs w:val="false"/>
-                <w:sz w:val="17"/>
-                <w:szCs w:val="17"/>
-              </w:rPr>
-              <w:t xml:space="preserve">연계(공고)</w:t>
-            </w:r>
-          </w:p>
-        </w:tc>
-        <w:tc>
-          <w:tcPr>
-            <w:tcW w:type="dxa" w:w="5300"/>
-            <w:tcBorders>
-              <w:top w:val="single" w:color="9AA8A6" w:sz="4"/>
-              <w:left w:val="single" w:color="9AA8A6" w:sz="4"/>
-              <w:bottom w:val="single" w:color="9AA8A6" w:sz="4"/>
-              <w:right w:val="single" w:color="9AA8A6" w:sz="4"/>
-            </w:tcBorders>
-            <w:tcMar>
-              <w:top w:type="dxa" w:w="40"/>
-              <w:left w:type="dxa" w:w="80"/>
-              <w:bottom w:type="dxa" w:w="40"/>
-              <w:right w:type="dxa" w:w="80"/>
-            </w:tcMar>
-            <w:vAlign w:val="center"/>
-          </w:tcPr>
-          <w:p>
-            <w:pPr>
-              <w:spacing w:after="0" w:before="0" w:line="240"/>
-              <w:jc w:val="left"/>
-            </w:pPr>
-            <w:r>
-              <w:rPr>
-                <w:rFonts w:ascii="KoPub돋움체" w:cs="KoPub돋움체" w:eastAsia="KoPub돋움체" w:hAnsi="KoPub돋움체"/>
-                <w:b w:val="false"/>
-                <w:bCs w:val="false"/>
-                <w:sz w:val="17"/>
-                <w:szCs w:val="17"/>
-              </w:rPr>
-              <w:t xml:space="preserve">공고명, 수행기관, 신청기간, 공고일, 지원내용, 매핑 신뢰도</w:t>
-            </w:r>
-          </w:p>
-        </w:tc>
-        <w:tc>
-          <w:tcPr>
-            <w:tcW w:type="dxa" w:w="2500"/>
-            <w:tcBorders>
-              <w:top w:val="single" w:color="9AA8A6" w:sz="4"/>
-              <w:left w:val="single" w:color="9AA8A6" w:sz="4"/>
-              <w:bottom w:val="single" w:color="9AA8A6" w:sz="4"/>
-              <w:right w:val="single" w:color="9AA8A6" w:sz="4"/>
-            </w:tcBorders>
-            <w:tcMar>
-              <w:top w:type="dxa" w:w="40"/>
-              <w:left w:type="dxa" w:w="80"/>
-              <w:bottom w:type="dxa" w:w="40"/>
-              <w:right w:type="dxa" w:w="80"/>
-            </w:tcMar>
-            <w:vAlign w:val="center"/>
-          </w:tcPr>
-          <w:p>
-            <w:pPr>
-              <w:spacing w:after="0" w:before="0" w:line="240"/>
-              <w:jc w:val="left"/>
-            </w:pPr>
-            <w:r>
-              <w:rPr>
-                <w:rFonts w:ascii="KoPub돋움체" w:cs="KoPub돋움체" w:eastAsia="KoPub돋움체" w:hAnsi="KoPub돋움체"/>
-                <w:b w:val="false"/>
-                <w:bCs w:val="false"/>
-                <w:sz w:val="17"/>
-                <w:szCs w:val="17"/>
-              </w:rPr>
-              <w:t xml:space="preserve">기업마당 공고</w:t>
-            </w:r>
-          </w:p>
-        </w:tc>
-      </w:tr>
-      <w:tr>
-        <w:tc>
-          <w:tcPr>
-            <w:tcW w:type="dxa" w:w="1500"/>
-            <w:tcBorders>
-              <w:top w:val="single" w:color="9AA8A6" w:sz="4"/>
-              <w:left w:val="single" w:color="9AA8A6" w:sz="4"/>
-              <w:bottom w:val="single" w:color="9AA8A6" w:sz="4"/>
-              <w:right w:val="single" w:color="9AA8A6" w:sz="4"/>
-            </w:tcBorders>
-            <w:shd w:fill="E8F3F1" w:color="auto" w:val="clear"/>
-            <w:tcMar>
-              <w:top w:type="dxa" w:w="40"/>
-              <w:left w:type="dxa" w:w="80"/>
-              <w:bottom w:type="dxa" w:w="40"/>
-              <w:right w:type="dxa" w:w="80"/>
-            </w:tcMar>
-            <w:vAlign w:val="center"/>
-          </w:tcPr>
-          <w:p>
-            <w:pPr>
-              <w:spacing w:after="0" w:before="0" w:line="240"/>
-              <w:jc w:val="center"/>
-            </w:pPr>
-            <w:r>
-              <w:rPr>
-                <w:rFonts w:ascii="KoPub돋움체" w:cs="KoPub돋움체" w:eastAsia="KoPub돋움체" w:hAnsi="KoPub돋움체"/>
-                <w:b w:val="false"/>
-                <w:bCs w:val="false"/>
-                <w:sz w:val="17"/>
-                <w:szCs w:val="17"/>
-              </w:rPr>
-              <w:t xml:space="preserve">연계(분류)</w:t>
-            </w:r>
-          </w:p>
-        </w:tc>
-        <w:tc>
-          <w:tcPr>
-            <w:tcW w:type="dxa" w:w="5300"/>
-            <w:tcBorders>
-              <w:top w:val="single" w:color="9AA8A6" w:sz="4"/>
-              <w:left w:val="single" w:color="9AA8A6" w:sz="4"/>
-              <w:bottom w:val="single" w:color="9AA8A6" w:sz="4"/>
-              <w:right w:val="single" w:color="9AA8A6" w:sz="4"/>
-            </w:tcBorders>
-            <w:tcMar>
-              <w:top w:type="dxa" w:w="40"/>
-              <w:left w:type="dxa" w:w="80"/>
-              <w:bottom w:type="dxa" w:w="40"/>
-              <w:right w:type="dxa" w:w="80"/>
-            </w:tcMar>
-            <w:vAlign w:val="center"/>
-          </w:tcPr>
-          <w:p>
-            <w:pPr>
-              <w:spacing w:after="0" w:before="0" w:line="240"/>
-              <w:jc w:val="left"/>
-            </w:pPr>
-            <w:r>
-              <w:rPr>
-                <w:rFonts w:ascii="KoPub돋움체" w:cs="KoPub돋움체" w:eastAsia="KoPub돋움체" w:hAnsi="KoPub돋움체"/>
-                <w:b w:val="false"/>
-                <w:bCs w:val="false"/>
-                <w:sz w:val="17"/>
-                <w:szCs w:val="17"/>
-              </w:rPr>
-              <w:t xml:space="preserve">지원분야 대·중·소분류, 지원산업</w:t>
-            </w:r>
-          </w:p>
-        </w:tc>
-        <w:tc>
-          <w:tcPr>
-            <w:tcW w:type="dxa" w:w="2500"/>
-            <w:tcBorders>
-              <w:top w:val="single" w:color="9AA8A6" w:sz="4"/>
-              <w:left w:val="single" w:color="9AA8A6" w:sz="4"/>
-              <w:bottom w:val="single" w:color="9AA8A6" w:sz="4"/>
-              <w:right w:val="single" w:color="9AA8A6" w:sz="4"/>
-            </w:tcBorders>
-            <w:tcMar>
-              <w:top w:type="dxa" w:w="40"/>
-              <w:left w:type="dxa" w:w="80"/>
-              <w:bottom w:type="dxa" w:w="40"/>
-              <w:right w:type="dxa" w:w="80"/>
-            </w:tcMar>
-            <w:vAlign w:val="center"/>
-          </w:tcPr>
-          <w:p>
-            <w:pPr>
-              <w:spacing w:after="0" w:before="0" w:line="240"/>
-              <w:jc w:val="left"/>
-            </w:pPr>
-            <w:r>
-              <w:rPr>
-                <w:rFonts w:ascii="KoPub돋움체" w:cs="KoPub돋움체" w:eastAsia="KoPub돋움체" w:hAnsi="KoPub돋움체"/>
-                <w:b w:val="false"/>
-                <w:bCs w:val="false"/>
-                <w:sz w:val="17"/>
-                <w:szCs w:val="17"/>
-              </w:rPr>
-              <w:t xml:space="preserve">중소기업 지원사업 정책디렉토리</w:t>
-            </w:r>
-          </w:p>
-        </w:tc>
-      </w:tr>
-      <w:tr>
-        <w:tc>
-          <w:tcPr>
-            <w:tcW w:type="dxa" w:w="1500"/>
-            <w:tcBorders>
-              <w:top w:val="single" w:color="9AA8A6" w:sz="4"/>
-              <w:left w:val="single" w:color="9AA8A6" w:sz="4"/>
-              <w:bottom w:val="single" w:color="9AA8A6" w:sz="4"/>
-              <w:right w:val="single" w:color="9AA8A6" w:sz="4"/>
-            </w:tcBorders>
-            <w:shd w:fill="E8F3F1" w:color="auto" w:val="clear"/>
-            <w:tcMar>
-              <w:top w:type="dxa" w:w="40"/>
-              <w:left w:type="dxa" w:w="80"/>
-              <w:bottom w:type="dxa" w:w="40"/>
-              <w:right w:type="dxa" w:w="80"/>
-            </w:tcMar>
-            <w:vAlign w:val="center"/>
-          </w:tcPr>
-          <w:p>
-            <w:pPr>
-              <w:spacing w:after="0" w:before="0" w:line="240"/>
-              <w:jc w:val="center"/>
-            </w:pPr>
-            <w:r>
-              <w:rPr>
-                <w:rFonts w:ascii="KoPub돋움체" w:cs="KoPub돋움체" w:eastAsia="KoPub돋움체" w:hAnsi="KoPub돋움체"/>
-                <w:b w:val="false"/>
-                <w:bCs w:val="false"/>
-                <w:sz w:val="17"/>
-                <w:szCs w:val="17"/>
-              </w:rPr>
-              <w:t xml:space="preserve">연속성</w:t>
-            </w:r>
-          </w:p>
-        </w:tc>
-        <w:tc>
-          <w:tcPr>
-            <w:tcW w:type="dxa" w:w="5300"/>
-            <w:tcBorders>
-              <w:top w:val="single" w:color="9AA8A6" w:sz="4"/>
-              <w:left w:val="single" w:color="9AA8A6" w:sz="4"/>
-              <w:bottom w:val="single" w:color="9AA8A6" w:sz="4"/>
-              <w:right w:val="single" w:color="9AA8A6" w:sz="4"/>
-            </w:tcBorders>
-            <w:tcMar>
-              <w:top w:type="dxa" w:w="40"/>
-              <w:left w:type="dxa" w:w="80"/>
-              <w:bottom w:type="dxa" w:w="40"/>
-              <w:right w:type="dxa" w:w="80"/>
-            </w:tcMar>
-            <w:vAlign w:val="center"/>
-          </w:tcPr>
-          <w:p>
-            <w:pPr>
-              <w:spacing w:after="0" w:before="0" w:line="240"/>
-              <w:jc w:val="left"/>
-            </w:pPr>
-            <w:r>
-              <w:rPr>
-                <w:rFonts w:ascii="KoPub돋움체" w:cs="KoPub돋움체" w:eastAsia="KoPub돋움체" w:hAnsi="KoPub돋움체"/>
-                <w:b w:val="false"/>
-                <w:bCs w:val="false"/>
-                <w:sz w:val="17"/>
-                <w:szCs w:val="17"/>
-              </w:rPr>
-              <w:t xml:space="preserve">일몰·지원사업 제외·재등장·내역 전환, 세부사업 이관(원·신 세부사업)</w:t>
-            </w:r>
-          </w:p>
-        </w:tc>
-        <w:tc>
-          <w:tcPr>
-            <w:tcW w:type="dxa" w:w="2500"/>
-            <w:tcBorders>
-              <w:top w:val="single" w:color="9AA8A6" w:sz="4"/>
-              <w:left w:val="single" w:color="9AA8A6" w:sz="4"/>
-              <w:bottom w:val="single" w:color="9AA8A6" w:sz="4"/>
-              <w:right w:val="single" w:color="9AA8A6" w:sz="4"/>
-            </w:tcBorders>
-            <w:tcMar>
-              <w:top w:type="dxa" w:w="40"/>
-              <w:left w:type="dxa" w:w="80"/>
-              <w:bottom w:type="dxa" w:w="40"/>
-              <w:right w:type="dxa" w:w="80"/>
-            </w:tcMar>
-            <w:vAlign w:val="center"/>
-          </w:tcPr>
-          <w:p>
-            <w:pPr>
-              <w:spacing w:after="0" w:before="0" w:line="240"/>
-              <w:jc w:val="left"/>
-            </w:pPr>
-            <w:r>
-              <w:rPr>
-                <w:rFonts w:ascii="KoPub돋움체" w:cs="KoPub돋움체" w:eastAsia="KoPub돋움체" w:hAnsi="KoPub돋움체"/>
-                <w:b w:val="false"/>
-                <w:bCs w:val="false"/>
-                <w:sz w:val="17"/>
-                <w:szCs w:val="17"/>
-              </w:rPr>
-              <w:t xml:space="preserve">연도 간 대조</w:t>
-            </w:r>
-          </w:p>
-        </w:tc>
-      </w:tr>
-    </w:tbl>
-    <w:p>
-      <w:pPr>
-        <w:pStyle w:val="Heading2"/>
-        <w:spacing w:after="160" w:before="280" w:line="384"/>
-      </w:pPr>
-      <w:r>
-        <w:rPr>
-          <w:rFonts w:ascii="KoPub바탕체" w:cs="KoPub바탕체" w:eastAsia="KoPub바탕체" w:hAnsi="KoPub바탕체"/>
-          <w:b/>
-          <w:bCs/>
-          <w:color w:val="2F6F7E"/>
-          <w:sz w:val="30"/>
-          <w:szCs w:val="30"/>
-        </w:rPr>
-        <w:t xml:space="preserve">다. 연속성 관리와 제공</w:t>
-      </w:r>
-    </w:p>
-    <w:p>
-      <w:pPr>
-        <w:pStyle w:val="ListParagraph"/>
-        <w:numPr>
-          <w:ilvl w:val="0"/>
-          <w:numId w:val="2"/>
-        </w:numPr>
-        <w:spacing w:after="40" w:before="0" w:line="384"/>
-      </w:pPr>
-      <w:r>
-        <w:rPr>
-          <w:rFonts w:ascii="KoPub바탕체" w:cs="KoPub바탕체" w:eastAsia="KoPub바탕체" w:hAnsi="KoPub바탕체"/>
-          <w:b/>
-          <w:bCs/>
-          <w:sz w:val="24"/>
-          <w:szCs w:val="24"/>
-        </w:rPr>
-        <w:t xml:space="preserve">연도 간 세부사업의 일몰·신설·이관을 식별하여 동일 사업의 시계열 비교 기반을 마련하고, 검색시스템으로 조회·내려받기를 제공</w:t>
-      </w:r>
-    </w:p>
-    <w:p>
-      <w:pPr>
-        <w:pStyle w:val="ListParagraph"/>
-        <w:numPr>
-          <w:ilvl w:val="1"/>
-          <w:numId w:val="2"/>
-        </w:numPr>
-        <w:spacing w:after="40" w:before="0" w:line="384"/>
-      </w:pPr>
-      <w:r>
-        <w:rPr>
-          <w:rFonts w:ascii="KoPub바탕체" w:cs="KoPub바탕체" w:eastAsia="KoPub바탕체" w:hAnsi="KoPub바탕체"/>
-          <w:b w:val="false"/>
-          <w:bCs w:val="false"/>
-          <w:sz w:val="23"/>
-          <w:szCs w:val="23"/>
-        </w:rPr>
-        <w:t xml:space="preserve">2023~2026년 대조로 일몰 196건, 지원사업 제외 73건, 재등장 10건, 내역사업 전환 9건을 식별하고, 세부사업 이관 33건은 원 세부사업과 신 세부사업을 연결</w:t>
-      </w:r>
-    </w:p>
-    <w:p>
-      <w:pPr>
-        <w:pStyle w:val="ListParagraph"/>
-        <w:numPr>
-          <w:ilvl w:val="1"/>
-          <w:numId w:val="2"/>
-        </w:numPr>
-        <w:spacing w:after="40" w:before="0" w:line="384"/>
-      </w:pPr>
-      <w:r>
-        <w:rPr>
-          <w:rFonts w:ascii="KoPub바탕체" w:cs="KoPub바탕체" w:eastAsia="KoPub바탕체" w:hAnsi="KoPub바탕체"/>
-          <w:b w:val="false"/>
-          <w:bCs w:val="false"/>
-          <w:sz w:val="23"/>
-          <w:szCs w:val="23"/>
-        </w:rPr>
-        <w:t xml:space="preserve">구축한 DB는 정책평가팀 중소기업지원사업 검색시스템(비공개 웹)에서 연도·소관·사업명으로 조회하고 자료를 내려받을 수 있음</w:t>
-      </w:r>
-    </w:p>
-    <w:p>
-      <w:pPr>
-        <w:pStyle w:val="ListParagraph"/>
-        <w:numPr>
-          <w:ilvl w:val="2"/>
-          <w:numId w:val="2"/>
-        </w:numPr>
-        <w:spacing w:after="40" w:before="0" w:line="384"/>
-      </w:pPr>
-      <w:r>
-        <w:rPr>
-          <w:rFonts w:ascii="KoPub바탕체" w:cs="KoPub바탕체" w:eastAsia="KoPub바탕체" w:hAnsi="KoPub바탕체"/>
-          <w:b w:val="false"/>
-          <w:bCs w:val="false"/>
-          <w:sz w:val="23"/>
-          <w:szCs w:val="23"/>
-        </w:rPr>
-        <w:t xml:space="preserve">지자체 지원사업(연 2,005~2,069건)도 같은 구조로 수록되어 있으나 본 분석은 중앙부처분에 한정</w:t>
+        <w:t xml:space="preserve">* 주: DB의 주요 항목과 출처, 항목 보유율은 부록 2 참조</w:t>
       </w:r>
     </w:p>
     <w:p>
@@ -4722,7 +3279,7 @@
           <w:sz w:val="22"/>
           <w:szCs w:val="22"/>
         </w:rPr>
-        <w:t xml:space="preserve">&lt;표 3&gt; 지원목적 유형 체계와 대표 사업(2026년 예산 기준)</w:t>
+        <w:t xml:space="preserve">&lt;표 2&gt; 지원목적 유형 체계와 대표 사업(2026년 예산 기준)</w:t>
       </w:r>
     </w:p>
     <w:tbl>
@@ -6001,7 +4558,7 @@
           <w:sz w:val="22"/>
           <w:szCs w:val="22"/>
         </w:rPr>
-        <w:t xml:space="preserve">&lt;표 4&gt; 지원내용 기반 배정 사업 현황</w:t>
+        <w:t xml:space="preserve">&lt;표 3&gt; 지원내용 기반 배정 사업 현황</w:t>
       </w:r>
     </w:p>
     <w:p>
@@ -6925,7 +5482,7 @@
           <w:sz w:val="22"/>
           <w:szCs w:val="22"/>
         </w:rPr>
-        <w:t xml:space="preserve">&lt;표 5&gt; 지원목적 유형별 내역사업 건수·예산</w:t>
+        <w:t xml:space="preserve">&lt;표 4&gt; 지원목적 유형별 내역사업 건수·예산</w:t>
       </w:r>
     </w:p>
     <w:p>
@@ -11339,7 +9896,7 @@
           <w:sz w:val="22"/>
           <w:szCs w:val="22"/>
         </w:rPr>
-        <w:t xml:space="preserve">&lt;표 6&gt; 지원대상·지원수단·지원내용 유형별 2026년 내역사업 건수·예산</w:t>
+        <w:t xml:space="preserve">&lt;표 5&gt; 지원대상·지원수단·지원내용 유형별 2026년 내역사업 건수·예산</w:t>
       </w:r>
     </w:p>
     <w:p>
@@ -16972,7 +15529,7 @@
           <w:sz w:val="22"/>
           <w:szCs w:val="22"/>
         </w:rPr>
-        <w:t xml:space="preserve">&lt;표 7&gt; 지원산업 유형별 2026년 내역사업 건수·예산과 AI 관여도</w:t>
+        <w:t xml:space="preserve">&lt;표 6&gt; 지원산업 유형별 2026년 내역사업 건수·예산과 AI 관여도</w:t>
       </w:r>
     </w:p>
     <w:p>
@@ -21723,7 +20280,7 @@
           <w:sz w:val="22"/>
           <w:szCs w:val="22"/>
         </w:rPr>
-        <w:t xml:space="preserve">&lt;표 8&gt; 소관별 지원목적 유형 구성(2026년, 상위 8개 소관)</w:t>
+        <w:t xml:space="preserve">&lt;표 7&gt; 소관별 지원목적 유형 구성(2026년, 상위 8개 소관)</w:t>
       </w:r>
     </w:p>
     <w:p>
@@ -25164,7 +23721,7 @@
           <w:sz w:val="22"/>
           <w:szCs w:val="22"/>
         </w:rPr>
-        <w:t xml:space="preserve">&lt;표 9&gt; 기존 지원분야 중분류와 지원목적 유형의 교차</w:t>
+        <w:t xml:space="preserve">&lt;표 8&gt; 기존 지원분야 중분류와 지원목적 유형의 교차</w:t>
       </w:r>
     </w:p>
     <w:p>
@@ -28446,7 +27003,7 @@
           <w:sz w:val="22"/>
           <w:szCs w:val="22"/>
         </w:rPr>
-        <w:t xml:space="preserve">&lt;표 10&gt; 임베딩 방식별 유형화 품질 지표</w:t>
+        <w:t xml:space="preserve">&lt;표 9&gt; 임베딩 방식별 유형화 품질 지표</w:t>
       </w:r>
     </w:p>
     <w:tbl>
@@ -32546,6 +31103,776 @@
         <w:t xml:space="preserve">소관과의 정보량(NMI) 0.440으로 5개 축 중 가장 높아 부처별 산업 분담을 반영하고, 지원목적(0.113)·수단(0.111)·내용(0.141)·대상(0.205)과는 낮아 기존 축과 중복되지 않음</w:t>
       </w:r>
     </w:p>
+    <w:p>
+      <w:pPr>
+        <w:pStyle w:val="Heading2"/>
+        <w:spacing w:after="160" w:before="280" w:line="384"/>
+      </w:pPr>
+      <w:r>
+        <w:rPr>
+          <w:rFonts w:ascii="KoPub바탕체" w:cs="KoPub바탕체" w:eastAsia="KoPub바탕체" w:hAnsi="KoPub바탕체"/>
+          <w:b/>
+          <w:bCs/>
+          <w:color w:val="2F6F7E"/>
+          <w:sz w:val="30"/>
+          <w:szCs w:val="30"/>
+        </w:rPr>
+        <w:t xml:space="preserve">부록 2. 사업정보 DB의 주요 항목과 출처</w:t>
+      </w:r>
+    </w:p>
+    <w:p>
+      <w:pPr>
+        <w:pStyle w:val="ListParagraph"/>
+        <w:numPr>
+          <w:ilvl w:val="0"/>
+          <w:numId w:val="2"/>
+        </w:numPr>
+        <w:spacing w:after="40" w:before="0" w:line="384"/>
+      </w:pPr>
+      <w:r>
+        <w:rPr>
+          <w:rFonts w:ascii="KoPub바탕체" w:cs="KoPub바탕체" w:eastAsia="KoPub바탕체" w:hAnsi="KoPub바탕체"/>
+          <w:b/>
+          <w:bCs/>
+          <w:sz w:val="24"/>
+          <w:szCs w:val="24"/>
+        </w:rPr>
+        <w:t xml:space="preserve">사업설명자료 원문 파일은 hwpx 98.7%, hwp 0.5%, 미연결 0.8%(18건). 예산 구조는 최대 4단계 트리(연 1,479~2,003행)로 별도 저장하여 내역사업의 통합·분리 추적에 활용</w:t>
+      </w:r>
+    </w:p>
+    <w:p>
+      <w:pPr>
+        <w:pStyle w:val="ListParagraph"/>
+        <w:numPr>
+          <w:ilvl w:val="0"/>
+          <w:numId w:val="2"/>
+        </w:numPr>
+        <w:spacing w:after="40" w:before="0" w:line="384"/>
+      </w:pPr>
+      <w:r>
+        <w:rPr>
+          <w:rFonts w:ascii="KoPub바탕체" w:cs="KoPub바탕체" w:eastAsia="KoPub바탕체" w:hAnsi="KoPub바탕체"/>
+          <w:b/>
+          <w:bCs/>
+          <w:sz w:val="24"/>
+          <w:szCs w:val="24"/>
+        </w:rPr>
+        <w:t xml:space="preserve">항목 보유율(2026년): 수혜대상·지원형태·추진기관 100%, 사업기간 99.3%, 근거법령 95.5%, 산출근거 92.8%, 내역목적 90.6%. 2024~2025년 내역목적 보유율은 78.9%·71.6%로 낮아 유형화 문서 구성 시 세부목적의 해당 내역 구간으로 대체</w:t>
+      </w:r>
+    </w:p>
+    <w:p>
+      <w:pPr>
+        <w:pStyle w:val="ListParagraph"/>
+        <w:numPr>
+          <w:ilvl w:val="0"/>
+          <w:numId w:val="2"/>
+        </w:numPr>
+        <w:spacing w:after="40" w:before="0" w:line="384"/>
+      </w:pPr>
+      <w:r>
+        <w:rPr>
+          <w:rFonts w:ascii="KoPub바탕체" w:cs="KoPub바탕체" w:eastAsia="KoPub바탕체" w:hAnsi="KoPub바탕체"/>
+          <w:b/>
+          <w:bCs/>
+          <w:sz w:val="24"/>
+          <w:szCs w:val="24"/>
+        </w:rPr>
+        <w:t xml:space="preserve">기업마당 공고(연 3,409~13,168건)는 사업명 기준 자동 매핑(신뢰도 높음·보통·낮음)하고 2026년분은 매핑목록으로 확정. 중앙부처 내역사업에 연결된 공고는 723건('24)·881건('25)·1,086건('26)</w:t>
+      </w:r>
+    </w:p>
+    <w:p>
+      <w:pPr>
+        <w:pStyle w:val="ListParagraph"/>
+        <w:numPr>
+          <w:ilvl w:val="0"/>
+          <w:numId w:val="2"/>
+        </w:numPr>
+        <w:spacing w:after="40" w:before="0" w:line="384"/>
+      </w:pPr>
+      <w:r>
+        <w:rPr>
+          <w:rFonts w:ascii="KoPub바탕체" w:cs="KoPub바탕체" w:eastAsia="KoPub바탕체" w:hAnsi="KoPub바탕체"/>
+          <w:b/>
+          <w:bCs/>
+          <w:sz w:val="24"/>
+          <w:szCs w:val="24"/>
+        </w:rPr>
+        <w:t xml:space="preserve">연속성: 2023~2026년 대조로 일몰 196건, 지원사업 제외 73건, 재등장 10건, 내역사업 전환 9건을 식별하고, 세부사업 이관 33건은 원 세부사업과 신 세부사업을 연결</w:t>
+      </w:r>
+    </w:p>
+    <w:p>
+      <w:pPr>
+        <w:spacing w:after="80" w:before="200" w:line="384"/>
+        <w:jc w:val="center"/>
+      </w:pPr>
+      <w:r>
+        <w:rPr>
+          <w:rFonts w:ascii="KoPub돋움체" w:cs="KoPub돋움체" w:eastAsia="KoPub돋움체" w:hAnsi="KoPub돋움체"/>
+          <w:b/>
+          <w:bCs/>
+          <w:sz w:val="22"/>
+          <w:szCs w:val="22"/>
+        </w:rPr>
+        <w:t xml:space="preserve">&lt;부표 2&gt; 사업정보 DB의 주요 항목과 출처</w:t>
+      </w:r>
+    </w:p>
+    <w:tbl>
+      <w:tblPr>
+        <w:tblW w:type="dxa" w:w="9300"/>
+        <w:jc w:val="center"/>
+        <w:tblBorders>
+          <w:top w:val="single" w:color="auto" w:sz="4"/>
+          <w:left w:val="single" w:color="auto" w:sz="4"/>
+          <w:bottom w:val="single" w:color="auto" w:sz="4"/>
+          <w:right w:val="single" w:color="auto" w:sz="4"/>
+          <w:insideH w:val="single" w:color="auto" w:sz="4"/>
+          <w:insideV w:val="single" w:color="auto" w:sz="4"/>
+        </w:tblBorders>
+      </w:tblPr>
+      <w:tblGrid>
+        <w:gridCol w:w="1500"/>
+        <w:gridCol w:w="5300"/>
+        <w:gridCol w:w="2500"/>
+      </w:tblGrid>
+      <w:tr>
+        <w:trPr>
+          <w:tblHeader/>
+        </w:trPr>
+        <w:tc>
+          <w:tcPr>
+            <w:tcW w:type="dxa" w:w="1500"/>
+            <w:tcBorders>
+              <w:top w:val="single" w:color="9AA8A6" w:sz="4"/>
+              <w:left w:val="single" w:color="9AA8A6" w:sz="4"/>
+              <w:bottom w:val="single" w:color="9AA8A6" w:sz="4"/>
+              <w:right w:val="single" w:color="9AA8A6" w:sz="4"/>
+            </w:tcBorders>
+            <w:shd w:fill="2F6F7E" w:color="auto" w:val="clear"/>
+            <w:tcMar>
+              <w:top w:type="dxa" w:w="40"/>
+              <w:left w:type="dxa" w:w="80"/>
+              <w:bottom w:type="dxa" w:w="40"/>
+              <w:right w:type="dxa" w:w="80"/>
+            </w:tcMar>
+            <w:vAlign w:val="center"/>
+          </w:tcPr>
+          <w:p>
+            <w:pPr>
+              <w:spacing w:after="0" w:before="0" w:line="240"/>
+              <w:jc w:val="center"/>
+            </w:pPr>
+            <w:r>
+              <w:rPr>
+                <w:rFonts w:ascii="KoPub돋움체" w:cs="KoPub돋움체" w:eastAsia="KoPub돋움체" w:hAnsi="KoPub돋움체"/>
+                <w:b/>
+                <w:bCs/>
+                <w:color w:val="FFFFFF"/>
+                <w:sz w:val="17"/>
+                <w:szCs w:val="17"/>
+              </w:rPr>
+              <w:t xml:space="preserve">계층</w:t>
+            </w:r>
+          </w:p>
+        </w:tc>
+        <w:tc>
+          <w:tcPr>
+            <w:tcW w:type="dxa" w:w="5300"/>
+            <w:tcBorders>
+              <w:top w:val="single" w:color="9AA8A6" w:sz="4"/>
+              <w:left w:val="single" w:color="9AA8A6" w:sz="4"/>
+              <w:bottom w:val="single" w:color="9AA8A6" w:sz="4"/>
+              <w:right w:val="single" w:color="9AA8A6" w:sz="4"/>
+            </w:tcBorders>
+            <w:shd w:fill="2F6F7E" w:color="auto" w:val="clear"/>
+            <w:tcMar>
+              <w:top w:type="dxa" w:w="40"/>
+              <w:left w:type="dxa" w:w="80"/>
+              <w:bottom w:type="dxa" w:w="40"/>
+              <w:right w:type="dxa" w:w="80"/>
+            </w:tcMar>
+            <w:vAlign w:val="center"/>
+          </w:tcPr>
+          <w:p>
+            <w:pPr>
+              <w:spacing w:after="0" w:before="0" w:line="240"/>
+              <w:jc w:val="center"/>
+            </w:pPr>
+            <w:r>
+              <w:rPr>
+                <w:rFonts w:ascii="KoPub돋움체" w:cs="KoPub돋움체" w:eastAsia="KoPub돋움체" w:hAnsi="KoPub돋움체"/>
+                <w:b/>
+                <w:bCs/>
+                <w:color w:val="FFFFFF"/>
+                <w:sz w:val="17"/>
+                <w:szCs w:val="17"/>
+              </w:rPr>
+              <w:t xml:space="preserve">항목</w:t>
+            </w:r>
+          </w:p>
+        </w:tc>
+        <w:tc>
+          <w:tcPr>
+            <w:tcW w:type="dxa" w:w="2500"/>
+            <w:tcBorders>
+              <w:top w:val="single" w:color="9AA8A6" w:sz="4"/>
+              <w:left w:val="single" w:color="9AA8A6" w:sz="4"/>
+              <w:bottom w:val="single" w:color="9AA8A6" w:sz="4"/>
+              <w:right w:val="single" w:color="9AA8A6" w:sz="4"/>
+            </w:tcBorders>
+            <w:shd w:fill="2F6F7E" w:color="auto" w:val="clear"/>
+            <w:tcMar>
+              <w:top w:type="dxa" w:w="40"/>
+              <w:left w:type="dxa" w:w="80"/>
+              <w:bottom w:type="dxa" w:w="40"/>
+              <w:right w:type="dxa" w:w="80"/>
+            </w:tcMar>
+            <w:vAlign w:val="center"/>
+          </w:tcPr>
+          <w:p>
+            <w:pPr>
+              <w:spacing w:after="0" w:before="0" w:line="240"/>
+              <w:jc w:val="center"/>
+            </w:pPr>
+            <w:r>
+              <w:rPr>
+                <w:rFonts w:ascii="KoPub돋움체" w:cs="KoPub돋움체" w:eastAsia="KoPub돋움체" w:hAnsi="KoPub돋움체"/>
+                <w:b/>
+                <w:bCs/>
+                <w:color w:val="FFFFFF"/>
+                <w:sz w:val="17"/>
+                <w:szCs w:val="17"/>
+              </w:rPr>
+              <w:t xml:space="preserve">출처</w:t>
+            </w:r>
+          </w:p>
+        </w:tc>
+      </w:tr>
+      <w:tr>
+        <w:tc>
+          <w:tcPr>
+            <w:tcW w:type="dxa" w:w="1500"/>
+            <w:tcBorders>
+              <w:top w:val="single" w:color="9AA8A6" w:sz="4"/>
+              <w:left w:val="single" w:color="9AA8A6" w:sz="4"/>
+              <w:bottom w:val="single" w:color="9AA8A6" w:sz="4"/>
+              <w:right w:val="single" w:color="9AA8A6" w:sz="4"/>
+            </w:tcBorders>
+            <w:shd w:fill="E8F3F1" w:color="auto" w:val="clear"/>
+            <w:tcMar>
+              <w:top w:type="dxa" w:w="40"/>
+              <w:left w:type="dxa" w:w="80"/>
+              <w:bottom w:type="dxa" w:w="40"/>
+              <w:right w:type="dxa" w:w="80"/>
+            </w:tcMar>
+            <w:vAlign w:val="center"/>
+          </w:tcPr>
+          <w:p>
+            <w:pPr>
+              <w:spacing w:after="0" w:before="0" w:line="240"/>
+              <w:jc w:val="center"/>
+            </w:pPr>
+            <w:r>
+              <w:rPr>
+                <w:rFonts w:ascii="KoPub돋움체" w:cs="KoPub돋움체" w:eastAsia="KoPub돋움체" w:hAnsi="KoPub돋움체"/>
+                <w:b w:val="false"/>
+                <w:bCs w:val="false"/>
+                <w:sz w:val="17"/>
+                <w:szCs w:val="17"/>
+              </w:rPr>
+              <w:t xml:space="preserve">세부사업</w:t>
+            </w:r>
+          </w:p>
+        </w:tc>
+        <w:tc>
+          <w:tcPr>
+            <w:tcW w:type="dxa" w:w="5300"/>
+            <w:tcBorders>
+              <w:top w:val="single" w:color="9AA8A6" w:sz="4"/>
+              <w:left w:val="single" w:color="9AA8A6" w:sz="4"/>
+              <w:bottom w:val="single" w:color="9AA8A6" w:sz="4"/>
+              <w:right w:val="single" w:color="9AA8A6" w:sz="4"/>
+            </w:tcBorders>
+            <w:tcMar>
+              <w:top w:type="dxa" w:w="40"/>
+              <w:left w:type="dxa" w:w="80"/>
+              <w:bottom w:type="dxa" w:w="40"/>
+              <w:right w:type="dxa" w:w="80"/>
+            </w:tcMar>
+            <w:vAlign w:val="center"/>
+          </w:tcPr>
+          <w:p>
+            <w:pPr>
+              <w:spacing w:after="0" w:before="0" w:line="240"/>
+              <w:jc w:val="left"/>
+            </w:pPr>
+            <w:r>
+              <w:rPr>
+                <w:rFonts w:ascii="KoPub돋움체" w:cs="KoPub돋움체" w:eastAsia="KoPub돋움체" w:hAnsi="KoPub돋움체"/>
+                <w:b w:val="false"/>
+                <w:bCs w:val="false"/>
+                <w:sz w:val="17"/>
+                <w:szCs w:val="17"/>
+              </w:rPr>
+              <w:t xml:space="preserve">소관·회계·프로그램·단위사업, 사업목적, 지원형태, 수혜대상, 사업기간, 근거법령, 추진기관, 지원규모, 결산·본예산·추경·증감액</w:t>
+            </w:r>
+          </w:p>
+        </w:tc>
+        <w:tc>
+          <w:tcPr>
+            <w:tcW w:type="dxa" w:w="2500"/>
+            <w:tcBorders>
+              <w:top w:val="single" w:color="9AA8A6" w:sz="4"/>
+              <w:left w:val="single" w:color="9AA8A6" w:sz="4"/>
+              <w:bottom w:val="single" w:color="9AA8A6" w:sz="4"/>
+              <w:right w:val="single" w:color="9AA8A6" w:sz="4"/>
+            </w:tcBorders>
+            <w:tcMar>
+              <w:top w:type="dxa" w:w="40"/>
+              <w:left w:type="dxa" w:w="80"/>
+              <w:bottom w:type="dxa" w:w="40"/>
+              <w:right w:type="dxa" w:w="80"/>
+            </w:tcMar>
+            <w:vAlign w:val="center"/>
+          </w:tcPr>
+          <w:p>
+            <w:pPr>
+              <w:spacing w:after="0" w:before="0" w:line="240"/>
+              <w:jc w:val="left"/>
+            </w:pPr>
+            <w:r>
+              <w:rPr>
+                <w:rFonts w:ascii="KoPub돋움체" w:cs="KoPub돋움체" w:eastAsia="KoPub돋움체" w:hAnsi="KoPub돋움체"/>
+                <w:b w:val="false"/>
+                <w:bCs w:val="false"/>
+                <w:sz w:val="17"/>
+                <w:szCs w:val="17"/>
+              </w:rPr>
+              <w:t xml:space="preserve">열린재정 사업설명자료</w:t>
+            </w:r>
+          </w:p>
+        </w:tc>
+      </w:tr>
+      <w:tr>
+        <w:tc>
+          <w:tcPr>
+            <w:tcW w:type="dxa" w:w="1500"/>
+            <w:tcBorders>
+              <w:top w:val="single" w:color="9AA8A6" w:sz="4"/>
+              <w:left w:val="single" w:color="9AA8A6" w:sz="4"/>
+              <w:bottom w:val="single" w:color="9AA8A6" w:sz="4"/>
+              <w:right w:val="single" w:color="9AA8A6" w:sz="4"/>
+            </w:tcBorders>
+            <w:shd w:fill="E8F3F1" w:color="auto" w:val="clear"/>
+            <w:tcMar>
+              <w:top w:type="dxa" w:w="40"/>
+              <w:left w:type="dxa" w:w="80"/>
+              <w:bottom w:type="dxa" w:w="40"/>
+              <w:right w:type="dxa" w:w="80"/>
+            </w:tcMar>
+            <w:vAlign w:val="center"/>
+          </w:tcPr>
+          <w:p>
+            <w:pPr>
+              <w:spacing w:after="0" w:before="0" w:line="240"/>
+              <w:jc w:val="center"/>
+            </w:pPr>
+            <w:r>
+              <w:rPr>
+                <w:rFonts w:ascii="KoPub돋움체" w:cs="KoPub돋움체" w:eastAsia="KoPub돋움체" w:hAnsi="KoPub돋움체"/>
+                <w:b w:val="false"/>
+                <w:bCs w:val="false"/>
+                <w:sz w:val="17"/>
+                <w:szCs w:val="17"/>
+              </w:rPr>
+              <w:t xml:space="preserve">내역사업</w:t>
+            </w:r>
+          </w:p>
+        </w:tc>
+        <w:tc>
+          <w:tcPr>
+            <w:tcW w:type="dxa" w:w="5300"/>
+            <w:tcBorders>
+              <w:top w:val="single" w:color="9AA8A6" w:sz="4"/>
+              <w:left w:val="single" w:color="9AA8A6" w:sz="4"/>
+              <w:bottom w:val="single" w:color="9AA8A6" w:sz="4"/>
+              <w:right w:val="single" w:color="9AA8A6" w:sz="4"/>
+            </w:tcBorders>
+            <w:tcMar>
+              <w:top w:type="dxa" w:w="40"/>
+              <w:left w:type="dxa" w:w="80"/>
+              <w:bottom w:type="dxa" w:w="40"/>
+              <w:right w:type="dxa" w:w="80"/>
+            </w:tcMar>
+            <w:vAlign w:val="center"/>
+          </w:tcPr>
+          <w:p>
+            <w:pPr>
+              <w:spacing w:after="0" w:before="0" w:line="240"/>
+              <w:jc w:val="left"/>
+            </w:pPr>
+            <w:r>
+              <w:rPr>
+                <w:rFonts w:ascii="KoPub돋움체" w:cs="KoPub돋움체" w:eastAsia="KoPub돋움체" w:hAnsi="KoPub돋움체"/>
+                <w:b w:val="false"/>
+                <w:bCs w:val="false"/>
+                <w:sz w:val="17"/>
+                <w:szCs w:val="17"/>
+              </w:rPr>
+              <w:t xml:space="preserve">내역사업명, 내역예산(국비·지방비), 내역목적, 산출근거, 예산 구조 트리</w:t>
+            </w:r>
+          </w:p>
+        </w:tc>
+        <w:tc>
+          <w:tcPr>
+            <w:tcW w:type="dxa" w:w="2500"/>
+            <w:tcBorders>
+              <w:top w:val="single" w:color="9AA8A6" w:sz="4"/>
+              <w:left w:val="single" w:color="9AA8A6" w:sz="4"/>
+              <w:bottom w:val="single" w:color="9AA8A6" w:sz="4"/>
+              <w:right w:val="single" w:color="9AA8A6" w:sz="4"/>
+            </w:tcBorders>
+            <w:tcMar>
+              <w:top w:type="dxa" w:w="40"/>
+              <w:left w:type="dxa" w:w="80"/>
+              <w:bottom w:type="dxa" w:w="40"/>
+              <w:right w:type="dxa" w:w="80"/>
+            </w:tcMar>
+            <w:vAlign w:val="center"/>
+          </w:tcPr>
+          <w:p>
+            <w:pPr>
+              <w:spacing w:after="0" w:before="0" w:line="240"/>
+              <w:jc w:val="left"/>
+            </w:pPr>
+            <w:r>
+              <w:rPr>
+                <w:rFonts w:ascii="KoPub돋움체" w:cs="KoPub돋움체" w:eastAsia="KoPub돋움체" w:hAnsi="KoPub돋움체"/>
+                <w:b w:val="false"/>
+                <w:bCs w:val="false"/>
+                <w:sz w:val="17"/>
+                <w:szCs w:val="17"/>
+              </w:rPr>
+              <w:t xml:space="preserve">열린재정 사업설명자료</w:t>
+            </w:r>
+          </w:p>
+        </w:tc>
+      </w:tr>
+      <w:tr>
+        <w:tc>
+          <w:tcPr>
+            <w:tcW w:type="dxa" w:w="1500"/>
+            <w:tcBorders>
+              <w:top w:val="single" w:color="9AA8A6" w:sz="4"/>
+              <w:left w:val="single" w:color="9AA8A6" w:sz="4"/>
+              <w:bottom w:val="single" w:color="9AA8A6" w:sz="4"/>
+              <w:right w:val="single" w:color="9AA8A6" w:sz="4"/>
+            </w:tcBorders>
+            <w:shd w:fill="E8F3F1" w:color="auto" w:val="clear"/>
+            <w:tcMar>
+              <w:top w:type="dxa" w:w="40"/>
+              <w:left w:type="dxa" w:w="80"/>
+              <w:bottom w:type="dxa" w:w="40"/>
+              <w:right w:type="dxa" w:w="80"/>
+            </w:tcMar>
+            <w:vAlign w:val="center"/>
+          </w:tcPr>
+          <w:p>
+            <w:pPr>
+              <w:spacing w:after="0" w:before="0" w:line="240"/>
+              <w:jc w:val="center"/>
+            </w:pPr>
+            <w:r>
+              <w:rPr>
+                <w:rFonts w:ascii="KoPub돋움체" w:cs="KoPub돋움체" w:eastAsia="KoPub돋움체" w:hAnsi="KoPub돋움체"/>
+                <w:b w:val="false"/>
+                <w:bCs w:val="false"/>
+                <w:sz w:val="17"/>
+                <w:szCs w:val="17"/>
+              </w:rPr>
+              <w:t xml:space="preserve">연계(공고)</w:t>
+            </w:r>
+          </w:p>
+        </w:tc>
+        <w:tc>
+          <w:tcPr>
+            <w:tcW w:type="dxa" w:w="5300"/>
+            <w:tcBorders>
+              <w:top w:val="single" w:color="9AA8A6" w:sz="4"/>
+              <w:left w:val="single" w:color="9AA8A6" w:sz="4"/>
+              <w:bottom w:val="single" w:color="9AA8A6" w:sz="4"/>
+              <w:right w:val="single" w:color="9AA8A6" w:sz="4"/>
+            </w:tcBorders>
+            <w:tcMar>
+              <w:top w:type="dxa" w:w="40"/>
+              <w:left w:type="dxa" w:w="80"/>
+              <w:bottom w:type="dxa" w:w="40"/>
+              <w:right w:type="dxa" w:w="80"/>
+            </w:tcMar>
+            <w:vAlign w:val="center"/>
+          </w:tcPr>
+          <w:p>
+            <w:pPr>
+              <w:spacing w:after="0" w:before="0" w:line="240"/>
+              <w:jc w:val="left"/>
+            </w:pPr>
+            <w:r>
+              <w:rPr>
+                <w:rFonts w:ascii="KoPub돋움체" w:cs="KoPub돋움체" w:eastAsia="KoPub돋움체" w:hAnsi="KoPub돋움체"/>
+                <w:b w:val="false"/>
+                <w:bCs w:val="false"/>
+                <w:sz w:val="17"/>
+                <w:szCs w:val="17"/>
+              </w:rPr>
+              <w:t xml:space="preserve">공고명, 수행기관, 신청기간, 공고일, 지원내용, 매핑 신뢰도</w:t>
+            </w:r>
+          </w:p>
+        </w:tc>
+        <w:tc>
+          <w:tcPr>
+            <w:tcW w:type="dxa" w:w="2500"/>
+            <w:tcBorders>
+              <w:top w:val="single" w:color="9AA8A6" w:sz="4"/>
+              <w:left w:val="single" w:color="9AA8A6" w:sz="4"/>
+              <w:bottom w:val="single" w:color="9AA8A6" w:sz="4"/>
+              <w:right w:val="single" w:color="9AA8A6" w:sz="4"/>
+            </w:tcBorders>
+            <w:tcMar>
+              <w:top w:type="dxa" w:w="40"/>
+              <w:left w:type="dxa" w:w="80"/>
+              <w:bottom w:type="dxa" w:w="40"/>
+              <w:right w:type="dxa" w:w="80"/>
+            </w:tcMar>
+            <w:vAlign w:val="center"/>
+          </w:tcPr>
+          <w:p>
+            <w:pPr>
+              <w:spacing w:after="0" w:before="0" w:line="240"/>
+              <w:jc w:val="left"/>
+            </w:pPr>
+            <w:r>
+              <w:rPr>
+                <w:rFonts w:ascii="KoPub돋움체" w:cs="KoPub돋움체" w:eastAsia="KoPub돋움체" w:hAnsi="KoPub돋움체"/>
+                <w:b w:val="false"/>
+                <w:bCs w:val="false"/>
+                <w:sz w:val="17"/>
+                <w:szCs w:val="17"/>
+              </w:rPr>
+              <w:t xml:space="preserve">기업마당 공고</w:t>
+            </w:r>
+          </w:p>
+        </w:tc>
+      </w:tr>
+      <w:tr>
+        <w:tc>
+          <w:tcPr>
+            <w:tcW w:type="dxa" w:w="1500"/>
+            <w:tcBorders>
+              <w:top w:val="single" w:color="9AA8A6" w:sz="4"/>
+              <w:left w:val="single" w:color="9AA8A6" w:sz="4"/>
+              <w:bottom w:val="single" w:color="9AA8A6" w:sz="4"/>
+              <w:right w:val="single" w:color="9AA8A6" w:sz="4"/>
+            </w:tcBorders>
+            <w:shd w:fill="E8F3F1" w:color="auto" w:val="clear"/>
+            <w:tcMar>
+              <w:top w:type="dxa" w:w="40"/>
+              <w:left w:type="dxa" w:w="80"/>
+              <w:bottom w:type="dxa" w:w="40"/>
+              <w:right w:type="dxa" w:w="80"/>
+            </w:tcMar>
+            <w:vAlign w:val="center"/>
+          </w:tcPr>
+          <w:p>
+            <w:pPr>
+              <w:spacing w:after="0" w:before="0" w:line="240"/>
+              <w:jc w:val="center"/>
+            </w:pPr>
+            <w:r>
+              <w:rPr>
+                <w:rFonts w:ascii="KoPub돋움체" w:cs="KoPub돋움체" w:eastAsia="KoPub돋움체" w:hAnsi="KoPub돋움체"/>
+                <w:b w:val="false"/>
+                <w:bCs w:val="false"/>
+                <w:sz w:val="17"/>
+                <w:szCs w:val="17"/>
+              </w:rPr>
+              <w:t xml:space="preserve">연계(분류)</w:t>
+            </w:r>
+          </w:p>
+        </w:tc>
+        <w:tc>
+          <w:tcPr>
+            <w:tcW w:type="dxa" w:w="5300"/>
+            <w:tcBorders>
+              <w:top w:val="single" w:color="9AA8A6" w:sz="4"/>
+              <w:left w:val="single" w:color="9AA8A6" w:sz="4"/>
+              <w:bottom w:val="single" w:color="9AA8A6" w:sz="4"/>
+              <w:right w:val="single" w:color="9AA8A6" w:sz="4"/>
+            </w:tcBorders>
+            <w:tcMar>
+              <w:top w:type="dxa" w:w="40"/>
+              <w:left w:type="dxa" w:w="80"/>
+              <w:bottom w:type="dxa" w:w="40"/>
+              <w:right w:type="dxa" w:w="80"/>
+            </w:tcMar>
+            <w:vAlign w:val="center"/>
+          </w:tcPr>
+          <w:p>
+            <w:pPr>
+              <w:spacing w:after="0" w:before="0" w:line="240"/>
+              <w:jc w:val="left"/>
+            </w:pPr>
+            <w:r>
+              <w:rPr>
+                <w:rFonts w:ascii="KoPub돋움체" w:cs="KoPub돋움체" w:eastAsia="KoPub돋움체" w:hAnsi="KoPub돋움체"/>
+                <w:b w:val="false"/>
+                <w:bCs w:val="false"/>
+                <w:sz w:val="17"/>
+                <w:szCs w:val="17"/>
+              </w:rPr>
+              <w:t xml:space="preserve">지원분야 대·중·소분류, 지원산업</w:t>
+            </w:r>
+          </w:p>
+        </w:tc>
+        <w:tc>
+          <w:tcPr>
+            <w:tcW w:type="dxa" w:w="2500"/>
+            <w:tcBorders>
+              <w:top w:val="single" w:color="9AA8A6" w:sz="4"/>
+              <w:left w:val="single" w:color="9AA8A6" w:sz="4"/>
+              <w:bottom w:val="single" w:color="9AA8A6" w:sz="4"/>
+              <w:right w:val="single" w:color="9AA8A6" w:sz="4"/>
+            </w:tcBorders>
+            <w:tcMar>
+              <w:top w:type="dxa" w:w="40"/>
+              <w:left w:type="dxa" w:w="80"/>
+              <w:bottom w:type="dxa" w:w="40"/>
+              <w:right w:type="dxa" w:w="80"/>
+            </w:tcMar>
+            <w:vAlign w:val="center"/>
+          </w:tcPr>
+          <w:p>
+            <w:pPr>
+              <w:spacing w:after="0" w:before="0" w:line="240"/>
+              <w:jc w:val="left"/>
+            </w:pPr>
+            <w:r>
+              <w:rPr>
+                <w:rFonts w:ascii="KoPub돋움체" w:cs="KoPub돋움체" w:eastAsia="KoPub돋움체" w:hAnsi="KoPub돋움체"/>
+                <w:b w:val="false"/>
+                <w:bCs w:val="false"/>
+                <w:sz w:val="17"/>
+                <w:szCs w:val="17"/>
+              </w:rPr>
+              <w:t xml:space="preserve">중소기업 지원사업 정책디렉토리</w:t>
+            </w:r>
+          </w:p>
+        </w:tc>
+      </w:tr>
+      <w:tr>
+        <w:tc>
+          <w:tcPr>
+            <w:tcW w:type="dxa" w:w="1500"/>
+            <w:tcBorders>
+              <w:top w:val="single" w:color="9AA8A6" w:sz="4"/>
+              <w:left w:val="single" w:color="9AA8A6" w:sz="4"/>
+              <w:bottom w:val="single" w:color="9AA8A6" w:sz="4"/>
+              <w:right w:val="single" w:color="9AA8A6" w:sz="4"/>
+            </w:tcBorders>
+            <w:shd w:fill="E8F3F1" w:color="auto" w:val="clear"/>
+            <w:tcMar>
+              <w:top w:type="dxa" w:w="40"/>
+              <w:left w:type="dxa" w:w="80"/>
+              <w:bottom w:type="dxa" w:w="40"/>
+              <w:right w:type="dxa" w:w="80"/>
+            </w:tcMar>
+            <w:vAlign w:val="center"/>
+          </w:tcPr>
+          <w:p>
+            <w:pPr>
+              <w:spacing w:after="0" w:before="0" w:line="240"/>
+              <w:jc w:val="center"/>
+            </w:pPr>
+            <w:r>
+              <w:rPr>
+                <w:rFonts w:ascii="KoPub돋움체" w:cs="KoPub돋움체" w:eastAsia="KoPub돋움체" w:hAnsi="KoPub돋움체"/>
+                <w:b w:val="false"/>
+                <w:bCs w:val="false"/>
+                <w:sz w:val="17"/>
+                <w:szCs w:val="17"/>
+              </w:rPr>
+              <w:t xml:space="preserve">연속성</w:t>
+            </w:r>
+          </w:p>
+        </w:tc>
+        <w:tc>
+          <w:tcPr>
+            <w:tcW w:type="dxa" w:w="5300"/>
+            <w:tcBorders>
+              <w:top w:val="single" w:color="9AA8A6" w:sz="4"/>
+              <w:left w:val="single" w:color="9AA8A6" w:sz="4"/>
+              <w:bottom w:val="single" w:color="9AA8A6" w:sz="4"/>
+              <w:right w:val="single" w:color="9AA8A6" w:sz="4"/>
+            </w:tcBorders>
+            <w:tcMar>
+              <w:top w:type="dxa" w:w="40"/>
+              <w:left w:type="dxa" w:w="80"/>
+              <w:bottom w:type="dxa" w:w="40"/>
+              <w:right w:type="dxa" w:w="80"/>
+            </w:tcMar>
+            <w:vAlign w:val="center"/>
+          </w:tcPr>
+          <w:p>
+            <w:pPr>
+              <w:spacing w:after="0" w:before="0" w:line="240"/>
+              <w:jc w:val="left"/>
+            </w:pPr>
+            <w:r>
+              <w:rPr>
+                <w:rFonts w:ascii="KoPub돋움체" w:cs="KoPub돋움체" w:eastAsia="KoPub돋움체" w:hAnsi="KoPub돋움체"/>
+                <w:b w:val="false"/>
+                <w:bCs w:val="false"/>
+                <w:sz w:val="17"/>
+                <w:szCs w:val="17"/>
+              </w:rPr>
+              <w:t xml:space="preserve">일몰·지원사업 제외·재등장·내역 전환, 세부사업 이관(원·신 세부사업)</w:t>
+            </w:r>
+          </w:p>
+        </w:tc>
+        <w:tc>
+          <w:tcPr>
+            <w:tcW w:type="dxa" w:w="2500"/>
+            <w:tcBorders>
+              <w:top w:val="single" w:color="9AA8A6" w:sz="4"/>
+              <w:left w:val="single" w:color="9AA8A6" w:sz="4"/>
+              <w:bottom w:val="single" w:color="9AA8A6" w:sz="4"/>
+              <w:right w:val="single" w:color="9AA8A6" w:sz="4"/>
+            </w:tcBorders>
+            <w:tcMar>
+              <w:top w:type="dxa" w:w="40"/>
+              <w:left w:type="dxa" w:w="80"/>
+              <w:bottom w:type="dxa" w:w="40"/>
+              <w:right w:type="dxa" w:w="80"/>
+            </w:tcMar>
+            <w:vAlign w:val="center"/>
+          </w:tcPr>
+          <w:p>
+            <w:pPr>
+              <w:spacing w:after="0" w:before="0" w:line="240"/>
+              <w:jc w:val="left"/>
+            </w:pPr>
+            <w:r>
+              <w:rPr>
+                <w:rFonts w:ascii="KoPub돋움체" w:cs="KoPub돋움체" w:eastAsia="KoPub돋움체" w:hAnsi="KoPub돋움체"/>
+                <w:b w:val="false"/>
+                <w:bCs w:val="false"/>
+                <w:sz w:val="17"/>
+                <w:szCs w:val="17"/>
+              </w:rPr>
+              <w:t xml:space="preserve">연도 간 대조</w:t>
+            </w:r>
+          </w:p>
+        </w:tc>
+      </w:tr>
+    </w:tbl>
     <w:sectPr>
       <w:footerReference w:type="default" r:id="rId7"/>
       <w:pgSz w:w="11906" w:h="16838" w:orient="portrait"/>

--- a/analysis/deliverables/KOSI_이슈n포커스_원고_지원사업유형분석.docx
+++ b/analysis/deliverables/KOSI_이슈n포커스_원고_지원사업유형분석.docx
@@ -467,7 +467,7 @@
           <w:sz w:val="23"/>
           <w:szCs w:val="23"/>
         </w:rPr>
-        <w:t xml:space="preserve">본 보고서는 2024~2026년 중앙부처 내역사업 2,189건 전체를 사전학습 문장 임베딩(bge-m3)과 군집분석으로 지원목적 유형에 배정하고, 목적 서술이 포괄적인 사업은 지원내용으로 유형화하여 유형별 예산 구조와 추이, 정책과제를 제시</w:t>
+        <w:t xml:space="preserve">본 보고서는 2024~2026년 중앙부처 내역사업 2,189건 전체를 사전학습 문장 임베딩(bge-m3)과 군집분석으로 지원목적 유형에 배정하고, 지원대상·수단·내용·산업을 더한 5축으로 유형화하여 유형별 예산 구조와 추이, AI 지원 규모, 정책과제를 제시</w:t>
       </w:r>
     </w:p>
     <w:p>
@@ -657,7 +657,7 @@
           <w:sz w:val="23"/>
           <w:szCs w:val="23"/>
         </w:rPr>
-        <w:t xml:space="preserve">기술개발과 실증·사업화는 임베딩 공간에서 연속체를 이루어(두 라벨 간 실루엣 0.036) 하나의 대분류 안에서 단계로 구분</w:t>
+        <w:t xml:space="preserve">기술개발과 실증·사업화는 임베딩 공간에서 연속체를 이루어(기술개발 문서의 56%는 차순위 유형이 실증·사업화) 하나의 대분류 안에서 단계로 구분</w:t>
       </w:r>
     </w:p>
     <w:p>
@@ -697,7 +697,7 @@
           <w:sz w:val="23"/>
           <w:szCs w:val="23"/>
         </w:rPr>
-        <w:t xml:space="preserve">연도 간 동일 사업의 대분류 일치율 85.1%, 기존 지원분야 분류와의 정보량(NMI) 0.409로 어휘 임베딩 단독(82.3%, 0.379)보다 안정적</w:t>
+        <w:t xml:space="preserve">연도 간 동일 사업의 대분류 일치율은 85.1%로 어휘 임베딩 단독(82.3%)보다 안정적이고, 기존 지원분야 분류와의 정보량(NMI)도 0.409로 더 높음(0.379)</w:t>
       </w:r>
     </w:p>
     <w:p>
@@ -732,7 +732,7 @@
           <w:sz w:val="23"/>
           <w:szCs w:val="23"/>
         </w:rPr>
-        <w:t xml:space="preserve">2026년 내역사업 예산 30.95조원 중 자금조달·경영안정 지원이 48.0%(14.86조원)로 절반에 근접</w:t>
+        <w:t xml:space="preserve">2026년 내역사업 예산 30.95조원 중 자금조달·경영안정 지원이 48.0%(14.86조원)로 절반에 근접하나, 회수되는 융자 재원과 보증 대위변제를 제외한 순지원(14.40조원) 기준으로는 기술혁신이 38.0%로 최대</w:t>
       </w:r>
     </w:p>
     <w:p>
@@ -772,7 +772,7 @@
           <w:sz w:val="23"/>
           <w:szCs w:val="23"/>
         </w:rPr>
-        <w:t xml:space="preserve">전문인력 양성·채용(1.2%)과 경영역량 강화(3.8%) 등 역량형 지원은 5.0%에 불과. 회수되는 융자 재원과 보증 대위변제를 제외한 순지원 14.40조원 기준으로는 기술혁신 38.0%·고용 19.6%·창업 11.8%·수출 11.6%·역량형 10.7%</w:t>
+        <w:t xml:space="preserve">전문인력 양성·채용(1.2%)과 경영역량 강화(3.8%) 등 역량형 지원은 5.0%, 순지원 기준으로도 10.7%에 그쳐 두 기준 모두에서 과소(순지원 기준 고용 19.6%·창업 11.8%·수출 11.6%)</w:t>
       </w:r>
     </w:p>
     <w:p>
@@ -812,7 +812,7 @@
           <w:sz w:val="23"/>
           <w:szCs w:val="23"/>
         </w:rPr>
-        <w:t xml:space="preserve">해외시장 진출 +390.4%(0.11→0.53조원), 기술사업화·기술이전 +78.8%(0.19→0.33조원), 환경·에너지 설비 설치 +76.0%(0.75→1.31조원)</w:t>
+        <w:t xml:space="preserve">해외시장 진출 +390.4%(0.11→0.53조원, 증가분의 82%는 글로벌선도기술개발·글로벌팁스 등 R&amp;D 사업), 기술사업화·기술이전 +78.8%(0.19→0.33조원), 환경·에너지 설비 설치 +76.0%(0.75→1.31조원)</w:t>
       </w:r>
     </w:p>
     <w:p>
@@ -832,7 +832,7 @@
           <w:sz w:val="23"/>
           <w:szCs w:val="23"/>
         </w:rPr>
-        <w:t xml:space="preserve">원천·핵심기술 개발 △29.9%(0.41→0.28조원), 정책자금 융자 △9.7%(10.35→9.35조원). 2026년 소상공인경영안정바우처(5,790억원) 신설로 경영비용 보전형 지원이 새로 등장</w:t>
+        <w:t xml:space="preserve">원천·핵심기술 개발 △29.9%(0.41→0.28조원, 기술개발 단계 전체는 4.21→4.35조원으로 유지), 정책자금 융자 △9.7%(10.35→9.35조원). 2026년 소상공인경영안정바우처(5,790억원) 신설로 경영비용 보전형 지원이 새로 등장</w:t>
       </w:r>
     </w:p>
     <w:p>
@@ -967,7 +967,27 @@
           <w:sz w:val="23"/>
           <w:szCs w:val="23"/>
         </w:rPr>
-        <w:t xml:space="preserve">타당성: 연도 간 유형 일치율 대상 83.5%·수단 78.6%·내용 61.8%, 재군집 ARI 대상 0.62·내용 0.49. 대상 축은 예산서 수혜대상 기재를 따르므로 창업 전담 부처의 사업도 '중소기업'으로 포괄 기재되면 중소기업 일반 유형에 배정</w:t>
+        <w:t xml:space="preserve">지원산업: 업종 공통 66.9%를 제외하면 소재·부품·장비 9.0% &gt; 에너지·환경 8.5% &gt; 농림수산식품 4.7% &gt; 콘텐츠·문화 4.6% &gt; AI·데이터 1.9%; 지원산업은 소관과의 정보량(NMI 0.440)이 가장 높고 다른 축과는 낮아 독립된 축으로 기능</w:t>
+      </w:r>
+    </w:p>
+    <w:p>
+      <w:pPr>
+        <w:pStyle w:val="ListParagraph"/>
+        <w:numPr>
+          <w:ilvl w:val="1"/>
+          <w:numId w:val="2"/>
+        </w:numPr>
+        <w:spacing w:after="40" w:before="0" w:line="384"/>
+      </w:pPr>
+      <w:r>
+        <w:rPr>
+          <w:rFonts w:ascii="KoPub바탕체" w:cs="KoPub바탕체" w:eastAsia="KoPub바탕체" w:hAnsi="KoPub바탕체"/>
+          <w:b w:val="false"/>
+          <w:bCs w:val="false"/>
+          <w:sz w:val="23"/>
+          <w:szCs w:val="23"/>
+        </w:rPr>
+        <w:t xml:space="preserve">AI 지원은 사업명에 AI를 내건 핵심 사업과 지원 항목에 AI를 포함한 활용 사업을 합쳐 2026년 64건·1.83조원(5.9%)으로 2024년(0.72조원)의 2.5배, 운영 소관은 6개 → 12개로 확대</w:t>
       </w:r>
     </w:p>
     <w:p>
@@ -987,7 +1007,27 @@
           <w:sz w:val="23"/>
           <w:szCs w:val="23"/>
         </w:rPr>
-        <w:t xml:space="preserve">지원산업: 업종 공통 66.9%를 제외하면 소재·부품·장비 9.0% &gt; 에너지·환경 8.5% &gt; 농림수산식품 4.7% &gt; 콘텐츠·문화 4.6% &gt; AI·데이터 1.9%; 지원산업은 소관과의 정보량(NMI 0.440)이 가장 높고 다른 축과는 낮아 독립된 축으로 기능</w:t>
+        <w:t xml:space="preserve">'AI 등 첨단산업 우대' 수준의 언급 사업(5.04조원)까지 포함하면 6.88조원으로 부풀려지므로, AI 지원 규모는 관여도 기준을 명시하여 집계할 필요</w:t>
+      </w:r>
+    </w:p>
+    <w:p>
+      <w:pPr>
+        <w:pStyle w:val="ListParagraph"/>
+        <w:numPr>
+          <w:ilvl w:val="2"/>
+          <w:numId w:val="2"/>
+        </w:numPr>
+        <w:spacing w:after="40" w:before="0" w:line="384"/>
+      </w:pPr>
+      <w:r>
+        <w:rPr>
+          <w:rFonts w:ascii="KoPub바탕체" w:cs="KoPub바탕체" w:eastAsia="KoPub바탕체" w:hAnsi="KoPub바탕체"/>
+          <w:b w:val="false"/>
+          <w:bCs w:val="false"/>
+          <w:sz w:val="23"/>
+          <w:szCs w:val="23"/>
+        </w:rPr>
+        <w:t xml:space="preserve">AI 지원은 주 산업이 AI·데이터인 사업(0.58조원) 외에 제조혁신·창업·훈련 사업의 AI 활용분을 포함하며, 기술혁신 목적이 63.1%, 핵심 사업 37건 중 21건이 과기부</w:t>
       </w:r>
     </w:p>
     <w:p>
@@ -1007,7 +1047,82 @@
           <w:sz w:val="23"/>
           <w:szCs w:val="23"/>
         </w:rPr>
-        <w:t xml:space="preserve">AI 지원은 사업명에 AI를 내건 핵심 사업과 지원 항목에 AI를 포함한 활용 사업을 합쳐 2026년 64건·1.83조원(5.9%)으로 2024년(0.72조원)의 2.5배, 운영 소관은 6개 → 12개로 확대</w:t>
+        <w:t xml:space="preserve">같은 목적 안에서도 수단·대상 구성이 달라 유사·중복 검토는 4축 동시 비교가 필요: 기술혁신은 R&amp;D 출연 73.8%로 단일 수단인 반면, 수출·해외진출은 융자 28.1%·보조금 22.7%·R&amp;D 출연 17.1%·바우처 15.0%로 분산</w:t>
+      </w:r>
+    </w:p>
+    <w:p>
+      <w:pPr>
+        <w:pStyle w:val="ListParagraph"/>
+        <w:numPr>
+          <w:ilvl w:val="1"/>
+          <w:numId w:val="2"/>
+        </w:numPr>
+        <w:spacing w:after="40" w:before="0" w:line="384"/>
+      </w:pPr>
+      <w:r>
+        <w:rPr>
+          <w:rFonts w:ascii="KoPub바탕체" w:cs="KoPub바탕체" w:eastAsia="KoPub바탕체" w:hAnsi="KoPub바탕체"/>
+          <w:b w:val="false"/>
+          <w:bCs w:val="false"/>
+          <w:sz w:val="23"/>
+          <w:szCs w:val="23"/>
+        </w:rPr>
+        <w:t xml:space="preserve">2026년 671건은 313개 4축 조합으로 나뉘며 상위 10개 조합이 예산의 59.1%, 203개 조합은 단일 사업. 4축이 모두 같은 복수 사업 조합 110개(468건, 2026년 사업의 69.7%)가 1차 유사중복 검토 모집단이며, 조합 내 문서 유사도로 후보를 압축할 필요</w:t>
+      </w:r>
+    </w:p>
+    <w:p>
+      <w:pPr>
+        <w:spacing w:after="120" w:before="240" w:line="384"/>
+      </w:pPr>
+      <w:r>
+        <w:rPr>
+          <w:rFonts w:ascii="KoPub돋움체" w:cs="KoPub돋움체" w:eastAsia="KoPub돋움체" w:hAnsi="KoPub돋움체"/>
+          <w:b/>
+          <w:bCs/>
+          <w:sz w:val="26"/>
+          <w:szCs w:val="26"/>
+        </w:rPr>
+        <w:t xml:space="preserve">&lt; 소관별 구조와 기존 분류체계 비교 &gt;</w:t>
+      </w:r>
+    </w:p>
+    <w:p>
+      <w:pPr>
+        <w:pStyle w:val="ListParagraph"/>
+        <w:numPr>
+          <w:ilvl w:val="1"/>
+          <w:numId w:val="2"/>
+        </w:numPr>
+        <w:spacing w:after="40" w:before="0" w:line="384"/>
+      </w:pPr>
+      <w:r>
+        <w:rPr>
+          <w:rFonts w:ascii="KoPub바탕체" w:cs="KoPub바탕체" w:eastAsia="KoPub바탕체" w:hAnsi="KoPub바탕체"/>
+          <w:b w:val="false"/>
+          <w:bCs w:val="false"/>
+          <w:sz w:val="23"/>
+          <w:szCs w:val="23"/>
+        </w:rPr>
+        <w:t xml:space="preserve">소관별 지원목적은 뚜렷이 특화: 중기부는 자금조달·경영안정 63.8%, 산업부는 기술혁신 70.0%, 고용부는 고용·노동환경 81.4%, 기후부는 생산기반·친환경 전환 56.2%</w:t>
+      </w:r>
+    </w:p>
+    <w:p>
+      <w:pPr>
+        <w:pStyle w:val="ListParagraph"/>
+        <w:numPr>
+          <w:ilvl w:val="1"/>
+          <w:numId w:val="2"/>
+        </w:numPr>
+        <w:spacing w:after="40" w:before="0" w:line="384"/>
+      </w:pPr>
+      <w:r>
+        <w:rPr>
+          <w:rFonts w:ascii="KoPub바탕체" w:cs="KoPub바탕체" w:eastAsia="KoPub바탕체" w:hAnsi="KoPub바탕체"/>
+          <w:b w:val="false"/>
+          <w:bCs w:val="false"/>
+          <w:sz w:val="23"/>
+          <w:szCs w:val="23"/>
+        </w:rPr>
+        <w:t xml:space="preserve">기술혁신 촉진은 16개 소관, 창업·벤처 육성과 수출·해외진출 촉진은 각 13개 소관이 운영하여 부처 간 유사·중복 검토 수요가 큼</w:t>
       </w:r>
     </w:p>
     <w:p>
@@ -1027,7 +1142,465 @@
           <w:sz w:val="23"/>
           <w:szCs w:val="23"/>
         </w:rPr>
-        <w:t xml:space="preserve">'AI 등 첨단산업 우대' 수준의 언급 사업(5.04조원)까지 포함하면 6.88조원으로 부풀려지므로, AI 지원 규모는 관여도 기준을 명시하여 집계할 필요</w:t>
+        <w:t xml:space="preserve">AI 응용제품 신속 상용화 지원사업은 6개 부처가 분야별로 운영하는 범부처 협업형 사례로, 4축이 같은 사업군에서 '중복'과 '분담된 협업'을 구분하는 절차 필요</w:t>
+      </w:r>
+    </w:p>
+    <w:p>
+      <w:pPr>
+        <w:pStyle w:val="ListParagraph"/>
+        <w:numPr>
+          <w:ilvl w:val="1"/>
+          <w:numId w:val="2"/>
+        </w:numPr>
+        <w:spacing w:after="40" w:before="0" w:line="384"/>
+      </w:pPr>
+      <w:r>
+        <w:rPr>
+          <w:rFonts w:ascii="KoPub바탕체" w:cs="KoPub바탕체" w:eastAsia="KoPub바탕체" w:hAnsi="KoPub바탕체"/>
+          <w:b w:val="false"/>
+          <w:bCs w:val="false"/>
+          <w:sz w:val="23"/>
+          <w:szCs w:val="23"/>
+        </w:rPr>
+        <w:t xml:space="preserve">기존 분류의 '기술사업화/이전/지도' 210건은 기술혁신 165건(실증·사업화 99건)·수출 16건·경영역량 13건으로, '디자인/상품화/사업화' 147건은 경영역량 52건·기술혁신 23건·수출 22건으로 재구분</w:t>
+      </w:r>
+    </w:p>
+    <w:p>
+      <w:pPr>
+        <w:spacing w:after="120" w:before="240" w:line="384"/>
+      </w:pPr>
+      <w:r>
+        <w:rPr>
+          <w:rFonts w:ascii="KoPub돋움체" w:cs="KoPub돋움체" w:eastAsia="KoPub돋움체" w:hAnsi="KoPub돋움체"/>
+          <w:b/>
+          <w:bCs/>
+          <w:sz w:val="26"/>
+          <w:szCs w:val="26"/>
+        </w:rPr>
+        <w:t xml:space="preserve">&lt; 정책과제 &gt;</w:t>
+      </w:r>
+    </w:p>
+    <w:p>
+      <w:pPr>
+        <w:pStyle w:val="ListParagraph"/>
+        <w:numPr>
+          <w:ilvl w:val="1"/>
+          <w:numId w:val="2"/>
+        </w:numPr>
+        <w:spacing w:after="40" w:before="0" w:line="384"/>
+      </w:pPr>
+      <w:r>
+        <w:rPr>
+          <w:rFonts w:ascii="KoPub바탕체" w:cs="KoPub바탕체" w:eastAsia="KoPub바탕체" w:hAnsi="KoPub바탕체"/>
+          <w:b w:val="false"/>
+          <w:bCs w:val="false"/>
+          <w:sz w:val="23"/>
+          <w:szCs w:val="23"/>
+        </w:rPr>
+        <w:t xml:space="preserve">중소기업 지원사업 통합관리 분류체계를 '목적·대상·수단·내용·산업'의 5축으로 개편하고, 임베딩 기반 자동 분류를 표본 검증을 거쳐 사업 등록 단계에 도입. AI 등 정책 테마 지원은 관여도(핵심·활용·언급) 기준으로 집계</w:t>
+      </w:r>
+    </w:p>
+    <w:p>
+      <w:pPr>
+        <w:pStyle w:val="ListParagraph"/>
+        <w:numPr>
+          <w:ilvl w:val="1"/>
+          <w:numId w:val="2"/>
+        </w:numPr>
+        <w:spacing w:after="40" w:before="0" w:line="384"/>
+      </w:pPr>
+      <w:r>
+        <w:rPr>
+          <w:rFonts w:ascii="KoPub바탕체" w:cs="KoPub바탕체" w:eastAsia="KoPub바탕체" w:hAnsi="KoPub바탕체"/>
+          <w:b w:val="false"/>
+          <w:bCs w:val="false"/>
+          <w:sz w:val="23"/>
+          <w:szCs w:val="23"/>
+        </w:rPr>
+        <w:t xml:space="preserve">예산서 사업설명자료의 사업목적 서술 기준(지원 대상·수단·기대효과 명시)을 마련하여 목적 서술 불충분 사업(12.1%)과 저신뢰 배정을 축소</w:t>
+      </w:r>
+    </w:p>
+    <w:p>
+      <w:pPr>
+        <w:pStyle w:val="ListParagraph"/>
+        <w:numPr>
+          <w:ilvl w:val="1"/>
+          <w:numId w:val="2"/>
+        </w:numPr>
+        <w:spacing w:after="40" w:before="0" w:line="384"/>
+      </w:pPr>
+      <w:r>
+        <w:rPr>
+          <w:rFonts w:ascii="KoPub바탕체" w:cs="KoPub바탕체" w:eastAsia="KoPub바탕체" w:hAnsi="KoPub바탕체"/>
+          <w:b w:val="false"/>
+          <w:bCs w:val="false"/>
+          <w:sz w:val="23"/>
+          <w:szCs w:val="23"/>
+        </w:rPr>
+        <w:t xml:space="preserve">동일 목적 유형 내 다부처 사업을 사전협의·성과평가의 유사중복 검토 모집단으로 활용하고, 대상·수단·내용 축을 함께 비교하여 실질적 중복과 역할 분담을 구분</w:t>
+      </w:r>
+    </w:p>
+    <w:p>
+      <w:pPr>
+        <w:pStyle w:val="ListParagraph"/>
+        <w:numPr>
+          <w:ilvl w:val="1"/>
+          <w:numId w:val="2"/>
+        </w:numPr>
+        <w:spacing w:after="40" w:before="0" w:line="384"/>
+      </w:pPr>
+      <w:r>
+        <w:rPr>
+          <w:rFonts w:ascii="KoPub바탕체" w:cs="KoPub바탕체" w:eastAsia="KoPub바탕체" w:hAnsi="KoPub바탕체"/>
+          <w:b w:val="false"/>
+          <w:bCs w:val="false"/>
+          <w:sz w:val="23"/>
+          <w:szCs w:val="23"/>
+        </w:rPr>
+        <w:t xml:space="preserve">유형별 예산 포트폴리오를 연 1회 공표하고, 융자·보증 비중과 역량형 지원 비중을 중소기업 지원 기본계획의 점검 지표로 반영. 융자·보증 재원을 제외한 순지원 기준(기술혁신 38.0%·고용 19.6%·역량형 10.7%)을 병행 산출</w:t>
+      </w:r>
+    </w:p>
+    <w:p>
+      <w:pPr>
+        <w:pStyle w:val="ListParagraph"/>
+        <w:numPr>
+          <w:ilvl w:val="1"/>
+          <w:numId w:val="2"/>
+        </w:numPr>
+        <w:spacing w:after="40" w:before="0" w:line="384"/>
+      </w:pPr>
+      <w:r>
+        <w:rPr>
+          <w:rFonts w:ascii="KoPub바탕체" w:cs="KoPub바탕체" w:eastAsia="KoPub바탕체" w:hAnsi="KoPub바탕체"/>
+          <w:b w:val="false"/>
+          <w:bCs w:val="false"/>
+          <w:sz w:val="23"/>
+          <w:szCs w:val="23"/>
+        </w:rPr>
+        <w:t xml:space="preserve">급증 유형(실증·사업화, 해외시장 진출)과 신설 현금성 지원(경영비용 보전)에 대해 유형 공통 성과지표를 설계하여 신설·확대 사업의 성과관리 일관성 확보</w:t>
+      </w:r>
+    </w:p>
+    <w:p>
+      <w:r>
+        <w:br w:type="page"/>
+      </w:r>
+    </w:p>
+    <w:p>
+      <w:pPr>
+        <w:pStyle w:val="Heading1"/>
+        <w:spacing w:after="240" w:before="360" w:line="384"/>
+      </w:pPr>
+      <w:r>
+        <w:rPr>
+          <w:rFonts w:ascii="KoPub돋움체" w:cs="KoPub돋움체" w:eastAsia="KoPub돋움체" w:hAnsi="KoPub돋움체"/>
+          <w:b/>
+          <w:bCs/>
+          <w:color w:val="1D6B6B"/>
+          <w:sz w:val="40"/>
+          <w:szCs w:val="40"/>
+        </w:rPr>
+        <w:t xml:space="preserve">01  </w:t>
+      </w:r>
+      <w:r>
+        <w:rPr>
+          <w:rFonts w:ascii="KoPub돋움체" w:cs="KoPub돋움체" w:eastAsia="KoPub돋움체" w:hAnsi="KoPub돋움체"/>
+          <w:b/>
+          <w:bCs/>
+          <w:sz w:val="40"/>
+          <w:szCs w:val="40"/>
+        </w:rPr>
+        <w:t xml:space="preserve">서론</w:t>
+      </w:r>
+    </w:p>
+    <w:p>
+      <w:pPr>
+        <w:pStyle w:val="Heading2"/>
+        <w:spacing w:after="160" w:before="280" w:line="384"/>
+      </w:pPr>
+      <w:r>
+        <w:rPr>
+          <w:rFonts w:ascii="KoPub바탕체" w:cs="KoPub바탕체" w:eastAsia="KoPub바탕체" w:hAnsi="KoPub바탕체"/>
+          <w:b/>
+          <w:bCs/>
+          <w:color w:val="2F6F7E"/>
+          <w:sz w:val="30"/>
+          <w:szCs w:val="30"/>
+        </w:rPr>
+        <w:t xml:space="preserve">가. 배경 및 목적</w:t>
+      </w:r>
+    </w:p>
+    <w:p>
+      <w:pPr>
+        <w:pStyle w:val="ListParagraph"/>
+        <w:numPr>
+          <w:ilvl w:val="0"/>
+          <w:numId w:val="2"/>
+        </w:numPr>
+        <w:spacing w:after="40" w:before="0" w:line="384"/>
+      </w:pPr>
+      <w:r>
+        <w:rPr>
+          <w:rFonts w:ascii="KoPub바탕체" w:cs="KoPub바탕체" w:eastAsia="KoPub바탕체" w:hAnsi="KoPub바탕체"/>
+          <w:b/>
+          <w:bCs/>
+          <w:sz w:val="24"/>
+          <w:szCs w:val="24"/>
+        </w:rPr>
+        <w:t xml:space="preserve">중앙부처의 중소기업 지원사업은 23개 소관이 연 670~800건의 내역사업으로 운영하며, 2026년 내역사업 예산은 30.95조원에 달함</w:t>
+      </w:r>
+    </w:p>
+    <w:p>
+      <w:pPr>
+        <w:pStyle w:val="ListParagraph"/>
+        <w:numPr>
+          <w:ilvl w:val="1"/>
+          <w:numId w:val="2"/>
+        </w:numPr>
+        <w:spacing w:after="40" w:before="0" w:line="384"/>
+      </w:pPr>
+      <w:r>
+        <w:rPr>
+          <w:rFonts w:ascii="KoPub바탕체" w:cs="KoPub바탕체" w:eastAsia="KoPub바탕체" w:hAnsi="KoPub바탕체"/>
+          <w:b w:val="false"/>
+          <w:bCs w:val="false"/>
+          <w:sz w:val="23"/>
+          <w:szCs w:val="23"/>
+        </w:rPr>
+        <w:t xml:space="preserve">내역사업 수(건): 796('24) → 722('25) → 671('26), 내역예산(조원): 28.71('24) → 29.32('25) → 30.95('26)</w:t>
+      </w:r>
+    </w:p>
+    <w:p>
+      <w:pPr>
+        <w:pStyle w:val="ListParagraph"/>
+        <w:numPr>
+          <w:ilvl w:val="1"/>
+          <w:numId w:val="2"/>
+        </w:numPr>
+        <w:spacing w:after="40" w:before="0" w:line="384"/>
+      </w:pPr>
+      <w:r>
+        <w:rPr>
+          <w:rFonts w:ascii="KoPub바탕체" w:cs="KoPub바탕체" w:eastAsia="KoPub바탕체" w:hAnsi="KoPub바탕체"/>
+          <w:b w:val="false"/>
+          <w:bCs w:val="false"/>
+          <w:sz w:val="23"/>
+          <w:szCs w:val="23"/>
+        </w:rPr>
+        <w:t xml:space="preserve">「중소기업기본법」에 따른 지원사업 통합관리와 사전협의·성과평가는 사업 간 유사·중복 검토를 전제로 하나, 부처별 사업목적 서술 방식이 달라 공통 기준의 비교가 어려움</w:t>
+      </w:r>
+    </w:p>
+    <w:p>
+      <w:pPr>
+        <w:pStyle w:val="ListParagraph"/>
+        <w:numPr>
+          <w:ilvl w:val="0"/>
+          <w:numId w:val="2"/>
+        </w:numPr>
+        <w:spacing w:after="40" w:before="0" w:line="384"/>
+      </w:pPr>
+      <w:r>
+        <w:rPr>
+          <w:rFonts w:ascii="KoPub바탕체" w:cs="KoPub바탕체" w:eastAsia="KoPub바탕체" w:hAnsi="KoPub바탕체"/>
+          <w:b/>
+          <w:bCs/>
+          <w:sz w:val="24"/>
+          <w:szCs w:val="24"/>
+        </w:rPr>
+        <w:t xml:space="preserve">정책디렉토리의 '지원분야' 분류는 결측과 포괄 항목이 많아 목적별 포트폴리오 분석에 한계</w:t>
+      </w:r>
+    </w:p>
+    <w:p>
+      <w:pPr>
+        <w:pStyle w:val="ListParagraph"/>
+        <w:numPr>
+          <w:ilvl w:val="1"/>
+          <w:numId w:val="2"/>
+        </w:numPr>
+        <w:spacing w:after="40" w:before="0" w:line="384"/>
+      </w:pPr>
+      <w:r>
+        <w:rPr>
+          <w:rFonts w:ascii="KoPub바탕체" w:cs="KoPub바탕체" w:eastAsia="KoPub바탕체" w:hAnsi="KoPub바탕체"/>
+          <w:b w:val="false"/>
+          <w:bCs w:val="false"/>
+          <w:sz w:val="23"/>
+          <w:szCs w:val="23"/>
+        </w:rPr>
+        <w:t xml:space="preserve">2024~2026년 중앙부처 내역사업 2,189건 중 지원분야 중분류 결측 787건(36.0%). 2024년분 778건은 정책디렉토리 미연계</w:t>
+      </w:r>
+    </w:p>
+    <w:p>
+      <w:pPr>
+        <w:pStyle w:val="ListParagraph"/>
+        <w:numPr>
+          <w:ilvl w:val="1"/>
+          <w:numId w:val="2"/>
+        </w:numPr>
+        <w:spacing w:after="40" w:before="0" w:line="384"/>
+      </w:pPr>
+      <w:r>
+        <w:rPr>
+          <w:rFonts w:ascii="KoPub바탕체" w:cs="KoPub바탕체" w:eastAsia="KoPub바탕체" w:hAnsi="KoPub바탕체"/>
+          <w:b w:val="false"/>
+          <w:bCs w:val="false"/>
+          <w:sz w:val="23"/>
+          <w:szCs w:val="23"/>
+        </w:rPr>
+        <w:t xml:space="preserve">'혼합(단독+공동)' 331건, '기술사업화/이전/지도' 210건, '디자인/상품화/사업화' 147건 등 포괄 항목이 분류된 사업 1,402건의 49.1%를 차지</w:t>
+      </w:r>
+    </w:p>
+    <w:p>
+      <w:pPr>
+        <w:pStyle w:val="ListParagraph"/>
+        <w:numPr>
+          <w:ilvl w:val="0"/>
+          <w:numId w:val="2"/>
+        </w:numPr>
+        <w:spacing w:after="40" w:before="0" w:line="384"/>
+      </w:pPr>
+      <w:r>
+        <w:rPr>
+          <w:rFonts w:ascii="KoPub바탕체" w:cs="KoPub바탕체" w:eastAsia="KoPub바탕체" w:hAnsi="KoPub바탕체"/>
+          <w:b/>
+          <w:bCs/>
+          <w:sz w:val="24"/>
+          <w:szCs w:val="24"/>
+        </w:rPr>
+        <w:t xml:space="preserve">사전학습 언어모델 기반 문장 임베딩은 서술 표현이 달라도 의미가 같은 문서를 가깝게 배치하므로, 부처 간 상이한 사업 서술을 공통 기준으로 재분류하는 데 적합</w:t>
+      </w:r>
+    </w:p>
+    <w:p>
+      <w:pPr>
+        <w:pStyle w:val="ListParagraph"/>
+        <w:numPr>
+          <w:ilvl w:val="1"/>
+          <w:numId w:val="2"/>
+        </w:numPr>
+        <w:spacing w:after="40" w:before="0" w:line="384"/>
+      </w:pPr>
+      <w:r>
+        <w:rPr>
+          <w:rFonts w:ascii="KoPub바탕체" w:cs="KoPub바탕체" w:eastAsia="KoPub바탕체" w:hAnsi="KoPub바탕체"/>
+          <w:b w:val="false"/>
+          <w:bCs w:val="false"/>
+          <w:sz w:val="23"/>
+          <w:szCs w:val="23"/>
+        </w:rPr>
+        <w:t xml:space="preserve">다국어 문장 임베딩 모델(bge-m3)은 한국어 정책 문서를 추가 학습 없이 1,024차원 벡터로 표현 가능(Chen et al., 2024)</w:t>
+      </w:r>
+    </w:p>
+    <w:p>
+      <w:pPr>
+        <w:pStyle w:val="ListParagraph"/>
+        <w:numPr>
+          <w:ilvl w:val="1"/>
+          <w:numId w:val="2"/>
+        </w:numPr>
+        <w:spacing w:after="40" w:before="0" w:line="384"/>
+      </w:pPr>
+      <w:r>
+        <w:rPr>
+          <w:rFonts w:ascii="KoPub바탕체" w:cs="KoPub바탕체" w:eastAsia="KoPub바탕체" w:hAnsi="KoPub바탕체"/>
+          <w:b w:val="false"/>
+          <w:bCs w:val="false"/>
+          <w:sz w:val="23"/>
+          <w:szCs w:val="23"/>
+        </w:rPr>
+        <w:t xml:space="preserve">군집분석으로 도출한 유형은 기준이 명시적이어서 연도·부처 간 재현 가능하고, 신규 사업에도 동일 기준으로 적용 가능</w:t>
+      </w:r>
+    </w:p>
+    <w:p>
+      <w:pPr>
+        <w:pStyle w:val="ListParagraph"/>
+        <w:numPr>
+          <w:ilvl w:val="0"/>
+          <w:numId w:val="2"/>
+        </w:numPr>
+        <w:spacing w:after="40" w:before="0" w:line="384"/>
+      </w:pPr>
+      <w:r>
+        <w:rPr>
+          <w:rFonts w:ascii="KoPub바탕체" w:cs="KoPub바탕체" w:eastAsia="KoPub바탕체" w:hAnsi="KoPub바탕체"/>
+          <w:b/>
+          <w:bCs/>
+          <w:sz w:val="24"/>
+          <w:szCs w:val="24"/>
+        </w:rPr>
+        <w:t xml:space="preserve">본 보고서는 중앙부처 내역사업의 사업목적·내용과 공고 지원내용을 임베딩·군집분석하여 지원목적 유형을 도출하고, 지원대상·수단·내용·산업을 더한 5축으로 전 사업을 유형화하여 유형별 예산 구조와 추이, AI 지원 규모, 소관별 특성을 분석하고 정책과제를 제시하고자 함</w:t>
+      </w:r>
+    </w:p>
+    <w:p>
+      <w:pPr>
+        <w:pStyle w:val="ListParagraph"/>
+        <w:numPr>
+          <w:ilvl w:val="1"/>
+          <w:numId w:val="2"/>
+        </w:numPr>
+        <w:spacing w:after="40" w:before="0" w:line="384"/>
+      </w:pPr>
+      <w:r>
+        <w:rPr>
+          <w:rFonts w:ascii="KoPub바탕체" w:cs="KoPub바탕체" w:eastAsia="KoPub바탕체" w:hAnsi="KoPub바탕체"/>
+          <w:b w:val="false"/>
+          <w:bCs w:val="false"/>
+          <w:sz w:val="23"/>
+          <w:szCs w:val="23"/>
+        </w:rPr>
+        <w:t xml:space="preserve">중소기업 지원사업의 분류체계 개편, 유사·중복 검토, 포트폴리오 점검의 기초자료로 활용 기대</w:t>
+      </w:r>
+    </w:p>
+    <w:p>
+      <w:pPr>
+        <w:pStyle w:val="Heading2"/>
+        <w:spacing w:after="160" w:before="280" w:line="384"/>
+      </w:pPr>
+      <w:r>
+        <w:rPr>
+          <w:rFonts w:ascii="KoPub바탕체" w:cs="KoPub바탕체" w:eastAsia="KoPub바탕체" w:hAnsi="KoPub바탕체"/>
+          <w:b/>
+          <w:bCs/>
+          <w:color w:val="2F6F7E"/>
+          <w:sz w:val="30"/>
+          <w:szCs w:val="30"/>
+        </w:rPr>
+        <w:t xml:space="preserve">나. 분석자료 및 개요</w:t>
+      </w:r>
+    </w:p>
+    <w:p>
+      <w:pPr>
+        <w:pStyle w:val="Heading3"/>
+        <w:spacing w:after="120" w:before="200" w:line="384"/>
+      </w:pPr>
+      <w:r>
+        <w:rPr>
+          <w:rFonts w:ascii="KoPub바탕체" w:cs="KoPub바탕체" w:eastAsia="KoPub바탕체" w:hAnsi="KoPub바탕체"/>
+          <w:b/>
+          <w:bCs/>
+          <w:color w:val="2F6F7E"/>
+          <w:sz w:val="26"/>
+          <w:szCs w:val="26"/>
+        </w:rPr>
+        <w:t xml:space="preserve">◆ 분석자료</w:t>
+      </w:r>
+    </w:p>
+    <w:p>
+      <w:pPr>
+        <w:pStyle w:val="ListParagraph"/>
+        <w:numPr>
+          <w:ilvl w:val="1"/>
+          <w:numId w:val="2"/>
+        </w:numPr>
+        <w:spacing w:after="40" w:before="0" w:line="384"/>
+      </w:pPr>
+      <w:r>
+        <w:rPr>
+          <w:rFonts w:ascii="KoPub바탕체" w:cs="KoPub바탕체" w:eastAsia="KoPub바탕체" w:hAnsi="KoPub바탕체"/>
+          <w:b w:val="false"/>
+          <w:bCs w:val="false"/>
+          <w:sz w:val="23"/>
+          <w:szCs w:val="23"/>
+        </w:rPr>
+        <w:t xml:space="preserve">정책평가팀이 열린재정의 세부사업별 사업설명자료를 전수 수집·파싱하여 구축한 중소기업 지원사업 정보 DB(2장 참조)</w:t>
       </w:r>
     </w:p>
     <w:p>
@@ -1047,7 +1620,44 @@
           <w:sz w:val="23"/>
           <w:szCs w:val="23"/>
         </w:rPr>
-        <w:t xml:space="preserve">AI 지원은 기술혁신 목적 63.1%, 수단은 기관 출연·보조금·R&amp;D 출연·바우처로 분산, 핵심 사업 37건 중 21건이 과기부</w:t>
+        <w:t xml:space="preserve">각 부처 「예산 및 기금운용계획 사업설명자료」의 내역사업 단위 사업목적·내용, 수혜대상, 지원형태와 기업마당 공고의 지원내용을 내역사업 단위로 연계</w:t>
+      </w:r>
+    </w:p>
+    <w:p>
+      <w:pPr>
+        <w:pStyle w:val="ListParagraph"/>
+        <w:numPr>
+          <w:ilvl w:val="2"/>
+          <w:numId w:val="2"/>
+        </w:numPr>
+        <w:spacing w:after="40" w:before="0" w:line="384"/>
+      </w:pPr>
+      <w:r>
+        <w:rPr>
+          <w:rFonts w:ascii="KoPub바탕체" w:cs="KoPub바탕체" w:eastAsia="KoPub바탕체" w:hAnsi="KoPub바탕체"/>
+          <w:b w:val="false"/>
+          <w:bCs w:val="false"/>
+          <w:sz w:val="23"/>
+          <w:szCs w:val="23"/>
+        </w:rPr>
+        <w:t xml:space="preserve">2024~2026년 중앙부처 내역사업 2,189건(고유 내역사업 1,391개), 23개 소관. 소관 명칭은 2026년 정부조직 기준으로 통일하고, 예산은 예산서상 내역사업 예산(융자는 대출 재원, 보증은 대위변제 지출)</w:t>
+      </w:r>
+    </w:p>
+    <w:p>
+      <w:pPr>
+        <w:pStyle w:val="Heading3"/>
+        <w:spacing w:after="120" w:before="200" w:line="384"/>
+      </w:pPr>
+      <w:r>
+        <w:rPr>
+          <w:rFonts w:ascii="KoPub바탕체" w:cs="KoPub바탕체" w:eastAsia="KoPub바탕체" w:hAnsi="KoPub바탕체"/>
+          <w:b/>
+          <w:bCs/>
+          <w:color w:val="2F6F7E"/>
+          <w:sz w:val="26"/>
+          <w:szCs w:val="26"/>
+        </w:rPr>
+        <w:t xml:space="preserve">◆ 분석개요</w:t>
       </w:r>
     </w:p>
     <w:p>
@@ -1067,7 +1677,7 @@
           <w:sz w:val="23"/>
           <w:szCs w:val="23"/>
         </w:rPr>
-        <w:t xml:space="preserve">같은 목적 안에서도 수단·대상 구성이 달라 유사·중복 검토는 4축 동시 비교가 필요: 기술혁신은 R&amp;D 출연 73.8%로 단일 수단인 반면, 수출·해외진출은 융자 28.1%·보조금 22.7%·R&amp;D 출연 17.1%·바우처 15.0%로 분산</w:t>
+        <w:t xml:space="preserve">(방법) 지원목적은 문장 임베딩 → 산업영역 방향 제거 → 기능어휘 임베딩 결합 → K-평균 군집 → 해석적 병합 → 잔여 사업의 지원내용 기반 배정. 지원대상·내용은 같은 임베딩·군집 절차, 지원수단은 지원형태 우선순위 규칙, 지원산업은 산업 사전 규칙으로 유형화</w:t>
       </w:r>
     </w:p>
     <w:p>
@@ -1087,22 +1697,7 @@
           <w:sz w:val="23"/>
           <w:szCs w:val="23"/>
         </w:rPr>
-        <w:t xml:space="preserve">2026년 671건은 313개 4축 조합으로 나뉘며 상위 10개 조합이 예산의 59.1%, 203개 조합은 단일 사업. 4축이 모두 같은 복수 사업 조합 110개(468건)가 1차 유사중복 검토 모집단</w:t>
-      </w:r>
-    </w:p>
-    <w:p>
-      <w:pPr>
-        <w:spacing w:after="120" w:before="240" w:line="384"/>
-      </w:pPr>
-      <w:r>
-        <w:rPr>
-          <w:rFonts w:ascii="KoPub돋움체" w:cs="KoPub돋움체" w:eastAsia="KoPub돋움체" w:hAnsi="KoPub돋움체"/>
-          <w:b/>
-          <w:bCs/>
-          <w:sz w:val="26"/>
-          <w:szCs w:val="26"/>
-        </w:rPr>
-        <w:t xml:space="preserve">&lt; 소관별 구조와 기존 분류체계 비교 &gt;</w:t>
+        <w:t xml:space="preserve">(내용) 사업정보 DB 구축, 지원목적 유형 체계와 유형별 예산·추이, 지원대상·수단·내용·산업 유형과 AI 관여도, 축 간 관계, 소관별 구조, 기존 분류체계·어휘 임베딩 결과와의 비교</w:t>
       </w:r>
     </w:p>
     <w:p>
@@ -1122,7 +1717,24 @@
           <w:sz w:val="23"/>
           <w:szCs w:val="23"/>
         </w:rPr>
-        <w:t xml:space="preserve">소관별 지원목적은 뚜렷이 특화: 중기부는 자금조달·경영안정 63.8%, 산업부는 기술혁신 70.0%, 고용부는 고용·노동환경 81.4%, 기후부는 생산기반·친환경 전환 56.2%</w:t>
+        <w:t xml:space="preserve">(기간) 2024~2026년</w:t>
+      </w:r>
+    </w:p>
+    <w:p>
+      <w:pPr>
+        <w:pStyle w:val="Heading3"/>
+        <w:spacing w:after="120" w:before="200" w:line="384"/>
+      </w:pPr>
+      <w:r>
+        <w:rPr>
+          <w:rFonts w:ascii="KoPub바탕체" w:cs="KoPub바탕체" w:eastAsia="KoPub바탕체" w:hAnsi="KoPub바탕체"/>
+          <w:b/>
+          <w:bCs/>
+          <w:color w:val="2F6F7E"/>
+          <w:sz w:val="26"/>
+          <w:szCs w:val="26"/>
+        </w:rPr>
+        <w:t xml:space="preserve">◆ 용어의 정의</w:t>
       </w:r>
     </w:p>
     <w:p>
@@ -1142,7 +1754,27 @@
           <w:sz w:val="23"/>
           <w:szCs w:val="23"/>
         </w:rPr>
-        <w:t xml:space="preserve">기술혁신 촉진은 16개 소관, 창업·벤처 육성과 수출·해외진출 촉진은 각 13개 소관이 운영하여 부처 간 유사·중복 검토 수요가 큼</w:t>
+        <w:t xml:space="preserve">(내역사업) 예산서 세부사업 아래의 사업 단위로, 사업목적·내용과 예산이 개별 서술되는 분석의 기본 단위</w:t>
+      </w:r>
+    </w:p>
+    <w:p>
+      <w:pPr>
+        <w:pStyle w:val="ListParagraph"/>
+        <w:numPr>
+          <w:ilvl w:val="1"/>
+          <w:numId w:val="2"/>
+        </w:numPr>
+        <w:spacing w:after="40" w:before="0" w:line="384"/>
+      </w:pPr>
+      <w:r>
+        <w:rPr>
+          <w:rFonts w:ascii="KoPub바탕체" w:cs="KoPub바탕체" w:eastAsia="KoPub바탕체" w:hAnsi="KoPub바탕체"/>
+          <w:b w:val="false"/>
+          <w:bCs w:val="false"/>
+          <w:sz w:val="23"/>
+          <w:szCs w:val="23"/>
+        </w:rPr>
+        <w:t xml:space="preserve">(분석 문서) 내역사업명 + 내역목적(없으면 세부목적의 해당 내역 구간 또는 전체) + 수혜대상 + 공고 지원내용을 결합한 텍스트</w:t>
       </w:r>
     </w:p>
     <w:p>
@@ -1162,7 +1794,7 @@
           <w:sz w:val="23"/>
           <w:szCs w:val="23"/>
         </w:rPr>
-        <w:t xml:space="preserve">AI 응용제품 신속 상용화 지원사업은 6개 부처가 분야별로 운영하는 범부처 협업형 사례로, 4축이 같은 사업군에서 '중복'과 '분담된 협업'을 구분하는 절차 필요</w:t>
+        <w:t xml:space="preserve">내역목적 보유 1,753건(80.1%), 세부목적 대체 349건(15.9%), 목적 서술 부재 87건(4.0%), 공고 지원내용 보유 781건(35.7%), 예산 산출근거 보유 1,269건(58.0%)</w:t>
       </w:r>
     </w:p>
     <w:p>
@@ -1182,22 +1814,7 @@
           <w:sz w:val="23"/>
           <w:szCs w:val="23"/>
         </w:rPr>
-        <w:t xml:space="preserve">기존 분류의 '기술사업화/이전/지도' 210건은 기술혁신 165건(실증·사업화 99건)·수출 16건·경영역량 13건으로, '디자인/상품화/사업화' 147건은 경영역량 52건·기술혁신 23건·수출 22건으로 재구분</w:t>
-      </w:r>
-    </w:p>
-    <w:p>
-      <w:pPr>
-        <w:spacing w:after="120" w:before="240" w:line="384"/>
-      </w:pPr>
-      <w:r>
-        <w:rPr>
-          <w:rFonts w:ascii="KoPub돋움체" w:cs="KoPub돋움체" w:eastAsia="KoPub돋움체" w:hAnsi="KoPub돋움체"/>
-          <w:b/>
-          <w:bCs/>
-          <w:sz w:val="26"/>
-          <w:szCs w:val="26"/>
-        </w:rPr>
-        <w:t xml:space="preserve">&lt; 정책과제 &gt;</w:t>
+        <w:t xml:space="preserve">(지원목적 유형) 사업이 달성하려는 목적을 기준으로 군집분석과 해석적 병합을 거쳐 명명한 분류. 명칭은 '목적 서술어 + (수단)' 형식</w:t>
       </w:r>
     </w:p>
     <w:p>
@@ -1217,7 +1834,7 @@
           <w:sz w:val="23"/>
           <w:szCs w:val="23"/>
         </w:rPr>
-        <w:t xml:space="preserve">중소기업 지원사업 통합관리 분류체계를 '목적·대상·수단·내용·산업'의 5축으로 개편하고, 임베딩 기반 자동 분류를 사업 등록 단계에 도입. AI 등 정책 테마 지원은 관여도(핵심·활용·언급) 기준으로 집계</w:t>
+        <w:t xml:space="preserve">(지원형태·지원수단) 지원형태는 예산서에 기재된 출연·보조·직접·융자 등 집행 방식이며, 지원수단은 이를 어휘 신호로 세분한 유형(융자·보증·R&amp;D 출연·바우처 등)으로 지원목적과 구분되는 축</w:t>
       </w:r>
     </w:p>
     <w:p>
@@ -1237,624 +1854,7 @@
           <w:sz w:val="23"/>
           <w:szCs w:val="23"/>
         </w:rPr>
-        <w:t xml:space="preserve">예산서 사업설명자료의 사업목적 서술 기준(지원 대상·수단·기대효과 명시)을 마련하여 목적 서술 불충분 사업(12.1%)과 저신뢰 배정을 축소</w:t>
-      </w:r>
-    </w:p>
-    <w:p>
-      <w:pPr>
-        <w:pStyle w:val="ListParagraph"/>
-        <w:numPr>
-          <w:ilvl w:val="1"/>
-          <w:numId w:val="2"/>
-        </w:numPr>
-        <w:spacing w:after="40" w:before="0" w:line="384"/>
-      </w:pPr>
-      <w:r>
-        <w:rPr>
-          <w:rFonts w:ascii="KoPub바탕체" w:cs="KoPub바탕체" w:eastAsia="KoPub바탕체" w:hAnsi="KoPub바탕체"/>
-          <w:b w:val="false"/>
-          <w:bCs w:val="false"/>
-          <w:sz w:val="23"/>
-          <w:szCs w:val="23"/>
-        </w:rPr>
-        <w:t xml:space="preserve">동일 목적 유형 내 다부처 사업을 사전협의·성과평가의 유사중복 검토 모집단으로 활용하고, 대상·수단·내용 축을 함께 비교하여 실질적 중복과 역할 분담을 구분</w:t>
-      </w:r>
-    </w:p>
-    <w:p>
-      <w:pPr>
-        <w:pStyle w:val="ListParagraph"/>
-        <w:numPr>
-          <w:ilvl w:val="1"/>
-          <w:numId w:val="2"/>
-        </w:numPr>
-        <w:spacing w:after="40" w:before="0" w:line="384"/>
-      </w:pPr>
-      <w:r>
-        <w:rPr>
-          <w:rFonts w:ascii="KoPub바탕체" w:cs="KoPub바탕체" w:eastAsia="KoPub바탕체" w:hAnsi="KoPub바탕체"/>
-          <w:b w:val="false"/>
-          <w:bCs w:val="false"/>
-          <w:sz w:val="23"/>
-          <w:szCs w:val="23"/>
-        </w:rPr>
-        <w:t xml:space="preserve">유형별 예산 포트폴리오를 연 1회 공표하고, 자금조달 편중과 역량형 지원 과소를 중소기업 지원 기본계획의 점검 지표로 반영. 융자·보증 재원을 제외한 순지원 기준(기술혁신 38.0%·고용 19.6%·역량형 10.7%)을 병행 산출</w:t>
-      </w:r>
-    </w:p>
-    <w:p>
-      <w:pPr>
-        <w:pStyle w:val="ListParagraph"/>
-        <w:numPr>
-          <w:ilvl w:val="1"/>
-          <w:numId w:val="2"/>
-        </w:numPr>
-        <w:spacing w:after="40" w:before="0" w:line="384"/>
-      </w:pPr>
-      <w:r>
-        <w:rPr>
-          <w:rFonts w:ascii="KoPub바탕체" w:cs="KoPub바탕체" w:eastAsia="KoPub바탕체" w:hAnsi="KoPub바탕체"/>
-          <w:b w:val="false"/>
-          <w:bCs w:val="false"/>
-          <w:sz w:val="23"/>
-          <w:szCs w:val="23"/>
-        </w:rPr>
-        <w:t xml:space="preserve">급증 유형(실증·사업화, 해외시장 진출)과 신설 현금성 지원(경영비용 보전)에 대해 유형 공통 성과지표를 설계하여 신설·확대 사업의 성과관리 일관성 확보</w:t>
-      </w:r>
-    </w:p>
-    <w:p>
-      <w:r>
-        <w:br w:type="page"/>
-      </w:r>
-    </w:p>
-    <w:p>
-      <w:pPr>
-        <w:pStyle w:val="Heading1"/>
-        <w:spacing w:after="240" w:before="360" w:line="384"/>
-      </w:pPr>
-      <w:r>
-        <w:rPr>
-          <w:rFonts w:ascii="KoPub돋움체" w:cs="KoPub돋움체" w:eastAsia="KoPub돋움체" w:hAnsi="KoPub돋움체"/>
-          <w:b/>
-          <w:bCs/>
-          <w:color w:val="1D6B6B"/>
-          <w:sz w:val="40"/>
-          <w:szCs w:val="40"/>
-        </w:rPr>
-        <w:t xml:space="preserve">01  </w:t>
-      </w:r>
-      <w:r>
-        <w:rPr>
-          <w:rFonts w:ascii="KoPub돋움체" w:cs="KoPub돋움체" w:eastAsia="KoPub돋움체" w:hAnsi="KoPub돋움체"/>
-          <w:b/>
-          <w:bCs/>
-          <w:sz w:val="40"/>
-          <w:szCs w:val="40"/>
-        </w:rPr>
-        <w:t xml:space="preserve">서론</w:t>
-      </w:r>
-    </w:p>
-    <w:p>
-      <w:pPr>
-        <w:pStyle w:val="Heading2"/>
-        <w:spacing w:after="160" w:before="280" w:line="384"/>
-      </w:pPr>
-      <w:r>
-        <w:rPr>
-          <w:rFonts w:ascii="KoPub바탕체" w:cs="KoPub바탕체" w:eastAsia="KoPub바탕체" w:hAnsi="KoPub바탕체"/>
-          <w:b/>
-          <w:bCs/>
-          <w:color w:val="2F6F7E"/>
-          <w:sz w:val="30"/>
-          <w:szCs w:val="30"/>
-        </w:rPr>
-        <w:t xml:space="preserve">가. 배경 및 목적</w:t>
-      </w:r>
-    </w:p>
-    <w:p>
-      <w:pPr>
-        <w:pStyle w:val="ListParagraph"/>
-        <w:numPr>
-          <w:ilvl w:val="0"/>
-          <w:numId w:val="2"/>
-        </w:numPr>
-        <w:spacing w:after="40" w:before="0" w:line="384"/>
-      </w:pPr>
-      <w:r>
-        <w:rPr>
-          <w:rFonts w:ascii="KoPub바탕체" w:cs="KoPub바탕체" w:eastAsia="KoPub바탕체" w:hAnsi="KoPub바탕체"/>
-          <w:b/>
-          <w:bCs/>
-          <w:sz w:val="24"/>
-          <w:szCs w:val="24"/>
-        </w:rPr>
-        <w:t xml:space="preserve">중앙부처의 중소기업 지원사업은 23개 소관이 연 670~800건의 내역사업으로 운영하며, 2026년 내역사업 예산은 30.95조원에 달함</w:t>
-      </w:r>
-    </w:p>
-    <w:p>
-      <w:pPr>
-        <w:pStyle w:val="ListParagraph"/>
-        <w:numPr>
-          <w:ilvl w:val="1"/>
-          <w:numId w:val="2"/>
-        </w:numPr>
-        <w:spacing w:after="40" w:before="0" w:line="384"/>
-      </w:pPr>
-      <w:r>
-        <w:rPr>
-          <w:rFonts w:ascii="KoPub바탕체" w:cs="KoPub바탕체" w:eastAsia="KoPub바탕체" w:hAnsi="KoPub바탕체"/>
-          <w:b w:val="false"/>
-          <w:bCs w:val="false"/>
-          <w:sz w:val="23"/>
-          <w:szCs w:val="23"/>
-        </w:rPr>
-        <w:t xml:space="preserve">내역사업 수(건): 796('24) → 722('25) → 671('26), 내역예산(조원): 28.71('24) → 29.32('25) → 30.95('26)</w:t>
-      </w:r>
-    </w:p>
-    <w:p>
-      <w:pPr>
-        <w:pStyle w:val="ListParagraph"/>
-        <w:numPr>
-          <w:ilvl w:val="1"/>
-          <w:numId w:val="2"/>
-        </w:numPr>
-        <w:spacing w:after="40" w:before="0" w:line="384"/>
-      </w:pPr>
-      <w:r>
-        <w:rPr>
-          <w:rFonts w:ascii="KoPub바탕체" w:cs="KoPub바탕체" w:eastAsia="KoPub바탕체" w:hAnsi="KoPub바탕체"/>
-          <w:b w:val="false"/>
-          <w:bCs w:val="false"/>
-          <w:sz w:val="23"/>
-          <w:szCs w:val="23"/>
-        </w:rPr>
-        <w:t xml:space="preserve">「중소기업기본법」에 따른 지원사업 통합관리와 사전협의·성과평가는 사업 간 유사·중복 검토를 전제로 하나, 부처별 사업목적 서술 방식이 달라 공통 기준의 비교가 어려움</w:t>
-      </w:r>
-    </w:p>
-    <w:p>
-      <w:pPr>
-        <w:pStyle w:val="ListParagraph"/>
-        <w:numPr>
-          <w:ilvl w:val="0"/>
-          <w:numId w:val="2"/>
-        </w:numPr>
-        <w:spacing w:after="40" w:before="0" w:line="384"/>
-      </w:pPr>
-      <w:r>
-        <w:rPr>
-          <w:rFonts w:ascii="KoPub바탕체" w:cs="KoPub바탕체" w:eastAsia="KoPub바탕체" w:hAnsi="KoPub바탕체"/>
-          <w:b/>
-          <w:bCs/>
-          <w:sz w:val="24"/>
-          <w:szCs w:val="24"/>
-        </w:rPr>
-        <w:t xml:space="preserve">정책디렉토리의 '지원분야' 분류는 결측과 포괄 항목이 많아 목적별 포트폴리오 분석에 한계</w:t>
-      </w:r>
-    </w:p>
-    <w:p>
-      <w:pPr>
-        <w:pStyle w:val="ListParagraph"/>
-        <w:numPr>
-          <w:ilvl w:val="1"/>
-          <w:numId w:val="2"/>
-        </w:numPr>
-        <w:spacing w:after="40" w:before="0" w:line="384"/>
-      </w:pPr>
-      <w:r>
-        <w:rPr>
-          <w:rFonts w:ascii="KoPub바탕체" w:cs="KoPub바탕체" w:eastAsia="KoPub바탕체" w:hAnsi="KoPub바탕체"/>
-          <w:b w:val="false"/>
-          <w:bCs w:val="false"/>
-          <w:sz w:val="23"/>
-          <w:szCs w:val="23"/>
-        </w:rPr>
-        <w:t xml:space="preserve">2024~2026년 중앙부처 내역사업 2,189건 중 지원분야 중분류 결측 787건(36.0%). 2024년분 778건은 정책디렉토리 미연계</w:t>
-      </w:r>
-    </w:p>
-    <w:p>
-      <w:pPr>
-        <w:pStyle w:val="ListParagraph"/>
-        <w:numPr>
-          <w:ilvl w:val="1"/>
-          <w:numId w:val="2"/>
-        </w:numPr>
-        <w:spacing w:after="40" w:before="0" w:line="384"/>
-      </w:pPr>
-      <w:r>
-        <w:rPr>
-          <w:rFonts w:ascii="KoPub바탕체" w:cs="KoPub바탕체" w:eastAsia="KoPub바탕체" w:hAnsi="KoPub바탕체"/>
-          <w:b w:val="false"/>
-          <w:bCs w:val="false"/>
-          <w:sz w:val="23"/>
-          <w:szCs w:val="23"/>
-        </w:rPr>
-        <w:t xml:space="preserve">'혼합(단독+공동)' 331건, '기술사업화/이전/지도' 210건, '디자인/상품화/사업화' 147건 등 포괄 항목이 분류된 사업의 절반을 차지</w:t>
-      </w:r>
-    </w:p>
-    <w:p>
-      <w:pPr>
-        <w:pStyle w:val="ListParagraph"/>
-        <w:numPr>
-          <w:ilvl w:val="0"/>
-          <w:numId w:val="2"/>
-        </w:numPr>
-        <w:spacing w:after="40" w:before="0" w:line="384"/>
-      </w:pPr>
-      <w:r>
-        <w:rPr>
-          <w:rFonts w:ascii="KoPub바탕체" w:cs="KoPub바탕체" w:eastAsia="KoPub바탕체" w:hAnsi="KoPub바탕체"/>
-          <w:b/>
-          <w:bCs/>
-          <w:sz w:val="24"/>
-          <w:szCs w:val="24"/>
-        </w:rPr>
-        <w:t xml:space="preserve">사전학습 언어모델 기반 문장 임베딩은 서술 표현이 달라도 의미가 같은 문서를 가깝게 배치하므로, 부처 간 상이한 사업 서술을 공통 기준으로 재분류하는 데 적합</w:t>
-      </w:r>
-    </w:p>
-    <w:p>
-      <w:pPr>
-        <w:pStyle w:val="ListParagraph"/>
-        <w:numPr>
-          <w:ilvl w:val="1"/>
-          <w:numId w:val="2"/>
-        </w:numPr>
-        <w:spacing w:after="40" w:before="0" w:line="384"/>
-      </w:pPr>
-      <w:r>
-        <w:rPr>
-          <w:rFonts w:ascii="KoPub바탕체" w:cs="KoPub바탕체" w:eastAsia="KoPub바탕체" w:hAnsi="KoPub바탕체"/>
-          <w:b w:val="false"/>
-          <w:bCs w:val="false"/>
-          <w:sz w:val="23"/>
-          <w:szCs w:val="23"/>
-        </w:rPr>
-        <w:t xml:space="preserve">다국어 문장 임베딩 모델(bge-m3)은 한국어 정책 문서를 추가 학습 없이 1,024차원 벡터로 표현 가능(Chen et al., 2024)</w:t>
-      </w:r>
-    </w:p>
-    <w:p>
-      <w:pPr>
-        <w:pStyle w:val="ListParagraph"/>
-        <w:numPr>
-          <w:ilvl w:val="1"/>
-          <w:numId w:val="2"/>
-        </w:numPr>
-        <w:spacing w:after="40" w:before="0" w:line="384"/>
-      </w:pPr>
-      <w:r>
-        <w:rPr>
-          <w:rFonts w:ascii="KoPub바탕체" w:cs="KoPub바탕체" w:eastAsia="KoPub바탕체" w:hAnsi="KoPub바탕체"/>
-          <w:b w:val="false"/>
-          <w:bCs w:val="false"/>
-          <w:sz w:val="23"/>
-          <w:szCs w:val="23"/>
-        </w:rPr>
-        <w:t xml:space="preserve">군집분석으로 도출한 유형은 기준이 명시적이어서 연도·부처 간 재현 가능하고, 신규 사업에도 동일 기준으로 적용 가능</w:t>
-      </w:r>
-    </w:p>
-    <w:p>
-      <w:pPr>
-        <w:pStyle w:val="ListParagraph"/>
-        <w:numPr>
-          <w:ilvl w:val="0"/>
-          <w:numId w:val="2"/>
-        </w:numPr>
-        <w:spacing w:after="40" w:before="0" w:line="384"/>
-      </w:pPr>
-      <w:r>
-        <w:rPr>
-          <w:rFonts w:ascii="KoPub바탕체" w:cs="KoPub바탕체" w:eastAsia="KoPub바탕체" w:hAnsi="KoPub바탕체"/>
-          <w:b/>
-          <w:bCs/>
-          <w:sz w:val="24"/>
-          <w:szCs w:val="24"/>
-        </w:rPr>
-        <w:t xml:space="preserve">본 보고서는 중앙부처 내역사업의 사업목적·내용과 공고 지원내용을 임베딩·군집분석하여 지원목적 유형을 도출하고 전 사업을 유형화하며, 유형별 예산 구조와 추이, 소관별 특성을 분석하여 정책과제를 제시하고자 함</w:t>
-      </w:r>
-    </w:p>
-    <w:p>
-      <w:pPr>
-        <w:pStyle w:val="ListParagraph"/>
-        <w:numPr>
-          <w:ilvl w:val="1"/>
-          <w:numId w:val="2"/>
-        </w:numPr>
-        <w:spacing w:after="40" w:before="0" w:line="384"/>
-      </w:pPr>
-      <w:r>
-        <w:rPr>
-          <w:rFonts w:ascii="KoPub바탕체" w:cs="KoPub바탕체" w:eastAsia="KoPub바탕체" w:hAnsi="KoPub바탕체"/>
-          <w:b w:val="false"/>
-          <w:bCs w:val="false"/>
-          <w:sz w:val="23"/>
-          <w:szCs w:val="23"/>
-        </w:rPr>
-        <w:t xml:space="preserve">중소기업 지원사업의 분류체계 개편, 유사·중복 검토, 포트폴리오 점검의 기초자료로 활용 기대</w:t>
-      </w:r>
-    </w:p>
-    <w:p>
-      <w:pPr>
-        <w:pStyle w:val="Heading2"/>
-        <w:spacing w:after="160" w:before="280" w:line="384"/>
-      </w:pPr>
-      <w:r>
-        <w:rPr>
-          <w:rFonts w:ascii="KoPub바탕체" w:cs="KoPub바탕체" w:eastAsia="KoPub바탕체" w:hAnsi="KoPub바탕체"/>
-          <w:b/>
-          <w:bCs/>
-          <w:color w:val="2F6F7E"/>
-          <w:sz w:val="30"/>
-          <w:szCs w:val="30"/>
-        </w:rPr>
-        <w:t xml:space="preserve">나. 분석자료 및 개요</w:t>
-      </w:r>
-    </w:p>
-    <w:p>
-      <w:pPr>
-        <w:pStyle w:val="Heading3"/>
-        <w:spacing w:after="120" w:before="200" w:line="384"/>
-      </w:pPr>
-      <w:r>
-        <w:rPr>
-          <w:rFonts w:ascii="KoPub바탕체" w:cs="KoPub바탕체" w:eastAsia="KoPub바탕체" w:hAnsi="KoPub바탕체"/>
-          <w:b/>
-          <w:bCs/>
-          <w:color w:val="2F6F7E"/>
-          <w:sz w:val="26"/>
-          <w:szCs w:val="26"/>
-        </w:rPr>
-        <w:t xml:space="preserve">◆ 분석자료</w:t>
-      </w:r>
-    </w:p>
-    <w:p>
-      <w:pPr>
-        <w:pStyle w:val="ListParagraph"/>
-        <w:numPr>
-          <w:ilvl w:val="1"/>
-          <w:numId w:val="2"/>
-        </w:numPr>
-        <w:spacing w:after="40" w:before="0" w:line="384"/>
-      </w:pPr>
-      <w:r>
-        <w:rPr>
-          <w:rFonts w:ascii="KoPub바탕체" w:cs="KoPub바탕체" w:eastAsia="KoPub바탕체" w:hAnsi="KoPub바탕체"/>
-          <w:b w:val="false"/>
-          <w:bCs w:val="false"/>
-          <w:sz w:val="23"/>
-          <w:szCs w:val="23"/>
-        </w:rPr>
-        <w:t xml:space="preserve">정책평가팀이 열린재정의 세부사업별 사업설명자료를 전수 수집·파싱하여 구축한 중소기업 지원사업 정보 DB(2장 참조)</w:t>
-      </w:r>
-    </w:p>
-    <w:p>
-      <w:pPr>
-        <w:pStyle w:val="ListParagraph"/>
-        <w:numPr>
-          <w:ilvl w:val="2"/>
-          <w:numId w:val="2"/>
-        </w:numPr>
-        <w:spacing w:after="40" w:before="0" w:line="384"/>
-      </w:pPr>
-      <w:r>
-        <w:rPr>
-          <w:rFonts w:ascii="KoPub바탕체" w:cs="KoPub바탕체" w:eastAsia="KoPub바탕체" w:hAnsi="KoPub바탕체"/>
-          <w:b w:val="false"/>
-          <w:bCs w:val="false"/>
-          <w:sz w:val="23"/>
-          <w:szCs w:val="23"/>
-        </w:rPr>
-        <w:t xml:space="preserve">각 부처 「예산 및 기금운용계획 사업설명자료」의 내역사업 단위 사업목적·내용, 수혜대상, 지원형태와 기업마당 공고의 지원내용을 내역사업 단위로 연계</w:t>
-      </w:r>
-    </w:p>
-    <w:p>
-      <w:pPr>
-        <w:pStyle w:val="ListParagraph"/>
-        <w:numPr>
-          <w:ilvl w:val="2"/>
-          <w:numId w:val="2"/>
-        </w:numPr>
-        <w:spacing w:after="40" w:before="0" w:line="384"/>
-      </w:pPr>
-      <w:r>
-        <w:rPr>
-          <w:rFonts w:ascii="KoPub바탕체" w:cs="KoPub바탕체" w:eastAsia="KoPub바탕체" w:hAnsi="KoPub바탕체"/>
-          <w:b w:val="false"/>
-          <w:bCs w:val="false"/>
-          <w:sz w:val="23"/>
-          <w:szCs w:val="23"/>
-        </w:rPr>
-        <w:t xml:space="preserve">2024~2026년 중앙부처 내역사업 2,189건(고유 내역사업 1,391개), 23개 소관. 소관 명칭은 2026년 정부조직 기준으로 통일하고, 예산은 예산서상 내역사업 예산(융자는 대출 재원, 보증은 대위변제 지출)</w:t>
-      </w:r>
-    </w:p>
-    <w:p>
-      <w:pPr>
-        <w:pStyle w:val="Heading3"/>
-        <w:spacing w:after="120" w:before="200" w:line="384"/>
-      </w:pPr>
-      <w:r>
-        <w:rPr>
-          <w:rFonts w:ascii="KoPub바탕체" w:cs="KoPub바탕체" w:eastAsia="KoPub바탕체" w:hAnsi="KoPub바탕체"/>
-          <w:b/>
-          <w:bCs/>
-          <w:color w:val="2F6F7E"/>
-          <w:sz w:val="26"/>
-          <w:szCs w:val="26"/>
-        </w:rPr>
-        <w:t xml:space="preserve">◆ 분석개요</w:t>
-      </w:r>
-    </w:p>
-    <w:p>
-      <w:pPr>
-        <w:pStyle w:val="ListParagraph"/>
-        <w:numPr>
-          <w:ilvl w:val="1"/>
-          <w:numId w:val="2"/>
-        </w:numPr>
-        <w:spacing w:after="40" w:before="0" w:line="384"/>
-      </w:pPr>
-      <w:r>
-        <w:rPr>
-          <w:rFonts w:ascii="KoPub바탕체" w:cs="KoPub바탕체" w:eastAsia="KoPub바탕체" w:hAnsi="KoPub바탕체"/>
-          <w:b w:val="false"/>
-          <w:bCs w:val="false"/>
-          <w:sz w:val="23"/>
-          <w:szCs w:val="23"/>
-        </w:rPr>
-        <w:t xml:space="preserve">(방법) 문장 임베딩 → 산업영역 방향 제거 → 기능어휘 임베딩 결합 → K-평균 군집 → 해석적 병합 → 잔여 사업의 지원내용 기반 배정</w:t>
-      </w:r>
-    </w:p>
-    <w:p>
-      <w:pPr>
-        <w:pStyle w:val="ListParagraph"/>
-        <w:numPr>
-          <w:ilvl w:val="1"/>
-          <w:numId w:val="2"/>
-        </w:numPr>
-        <w:spacing w:after="40" w:before="0" w:line="384"/>
-      </w:pPr>
-      <w:r>
-        <w:rPr>
-          <w:rFonts w:ascii="KoPub바탕체" w:cs="KoPub바탕체" w:eastAsia="KoPub바탕체" w:hAnsi="KoPub바탕체"/>
-          <w:b w:val="false"/>
-          <w:bCs w:val="false"/>
-          <w:sz w:val="23"/>
-          <w:szCs w:val="23"/>
-        </w:rPr>
-        <w:t xml:space="preserve">(내용) 사업정보 DB 구축 과정, 지원목적 유형 체계, 유형별 건수·예산·추이, 소관별 구조, 기존 분류체계와의 비교, 어휘 임베딩 단독 결과와의 교차 검증</w:t>
-      </w:r>
-    </w:p>
-    <w:p>
-      <w:pPr>
-        <w:pStyle w:val="ListParagraph"/>
-        <w:numPr>
-          <w:ilvl w:val="1"/>
-          <w:numId w:val="2"/>
-        </w:numPr>
-        <w:spacing w:after="40" w:before="0" w:line="384"/>
-      </w:pPr>
-      <w:r>
-        <w:rPr>
-          <w:rFonts w:ascii="KoPub바탕체" w:cs="KoPub바탕체" w:eastAsia="KoPub바탕체" w:hAnsi="KoPub바탕체"/>
-          <w:b w:val="false"/>
-          <w:bCs w:val="false"/>
-          <w:sz w:val="23"/>
-          <w:szCs w:val="23"/>
-        </w:rPr>
-        <w:t xml:space="preserve">(기간) 2024~2026년</w:t>
-      </w:r>
-    </w:p>
-    <w:p>
-      <w:pPr>
-        <w:pStyle w:val="Heading3"/>
-        <w:spacing w:after="120" w:before="200" w:line="384"/>
-      </w:pPr>
-      <w:r>
-        <w:rPr>
-          <w:rFonts w:ascii="KoPub바탕체" w:cs="KoPub바탕체" w:eastAsia="KoPub바탕체" w:hAnsi="KoPub바탕체"/>
-          <w:b/>
-          <w:bCs/>
-          <w:color w:val="2F6F7E"/>
-          <w:sz w:val="26"/>
-          <w:szCs w:val="26"/>
-        </w:rPr>
-        <w:t xml:space="preserve">◆ 용어의 정의</w:t>
-      </w:r>
-    </w:p>
-    <w:p>
-      <w:pPr>
-        <w:pStyle w:val="ListParagraph"/>
-        <w:numPr>
-          <w:ilvl w:val="1"/>
-          <w:numId w:val="2"/>
-        </w:numPr>
-        <w:spacing w:after="40" w:before="0" w:line="384"/>
-      </w:pPr>
-      <w:r>
-        <w:rPr>
-          <w:rFonts w:ascii="KoPub바탕체" w:cs="KoPub바탕체" w:eastAsia="KoPub바탕체" w:hAnsi="KoPub바탕체"/>
-          <w:b w:val="false"/>
-          <w:bCs w:val="false"/>
-          <w:sz w:val="23"/>
-          <w:szCs w:val="23"/>
-        </w:rPr>
-        <w:t xml:space="preserve">(내역사업) 예산서 세부사업 아래의 사업 단위로, 사업목적·내용과 예산이 개별 서술되는 분석의 기본 단위</w:t>
-      </w:r>
-    </w:p>
-    <w:p>
-      <w:pPr>
-        <w:pStyle w:val="ListParagraph"/>
-        <w:numPr>
-          <w:ilvl w:val="1"/>
-          <w:numId w:val="2"/>
-        </w:numPr>
-        <w:spacing w:after="40" w:before="0" w:line="384"/>
-      </w:pPr>
-      <w:r>
-        <w:rPr>
-          <w:rFonts w:ascii="KoPub바탕체" w:cs="KoPub바탕체" w:eastAsia="KoPub바탕체" w:hAnsi="KoPub바탕체"/>
-          <w:b w:val="false"/>
-          <w:bCs w:val="false"/>
-          <w:sz w:val="23"/>
-          <w:szCs w:val="23"/>
-        </w:rPr>
-        <w:t xml:space="preserve">(분석 문서) 내역사업명 + 내역목적(없으면 세부목적의 해당 내역 구간 또는 전체) + 수혜대상 + 공고 지원내용을 결합한 텍스트</w:t>
-      </w:r>
-    </w:p>
-    <w:p>
-      <w:pPr>
-        <w:pStyle w:val="ListParagraph"/>
-        <w:numPr>
-          <w:ilvl w:val="2"/>
-          <w:numId w:val="2"/>
-        </w:numPr>
-        <w:spacing w:after="40" w:before="0" w:line="384"/>
-      </w:pPr>
-      <w:r>
-        <w:rPr>
-          <w:rFonts w:ascii="KoPub바탕체" w:cs="KoPub바탕체" w:eastAsia="KoPub바탕체" w:hAnsi="KoPub바탕체"/>
-          <w:b w:val="false"/>
-          <w:bCs w:val="false"/>
-          <w:sz w:val="23"/>
-          <w:szCs w:val="23"/>
-        </w:rPr>
-        <w:t xml:space="preserve">내역목적 보유 1,753건(80.1%), 세부목적 대체 349건(15.9%), 목적 서술 부재 87건(4.0%), 공고 지원내용 보유 781건(35.7%), 예산 산출근거 보유 1,269건(58.0%)</w:t>
-      </w:r>
-    </w:p>
-    <w:p>
-      <w:pPr>
-        <w:pStyle w:val="ListParagraph"/>
-        <w:numPr>
-          <w:ilvl w:val="1"/>
-          <w:numId w:val="2"/>
-        </w:numPr>
-        <w:spacing w:after="40" w:before="0" w:line="384"/>
-      </w:pPr>
-      <w:r>
-        <w:rPr>
-          <w:rFonts w:ascii="KoPub바탕체" w:cs="KoPub바탕체" w:eastAsia="KoPub바탕체" w:hAnsi="KoPub바탕체"/>
-          <w:b w:val="false"/>
-          <w:bCs w:val="false"/>
-          <w:sz w:val="23"/>
-          <w:szCs w:val="23"/>
-        </w:rPr>
-        <w:t xml:space="preserve">(지원목적 유형) 사업이 달성하려는 목적을 기준으로 군집분석과 해석적 병합을 거쳐 명명한 분류. 명칭은 '목적 서술어 + (수단)' 형식</w:t>
-      </w:r>
-    </w:p>
-    <w:p>
-      <w:pPr>
-        <w:pStyle w:val="ListParagraph"/>
-        <w:numPr>
-          <w:ilvl w:val="1"/>
-          <w:numId w:val="2"/>
-        </w:numPr>
-        <w:spacing w:after="40" w:before="0" w:line="384"/>
-      </w:pPr>
-      <w:r>
-        <w:rPr>
-          <w:rFonts w:ascii="KoPub바탕체" w:cs="KoPub바탕체" w:eastAsia="KoPub바탕체" w:hAnsi="KoPub바탕체"/>
-          <w:b w:val="false"/>
-          <w:bCs w:val="false"/>
-          <w:sz w:val="23"/>
-          <w:szCs w:val="23"/>
-        </w:rPr>
-        <w:t xml:space="preserve">(지원형태) 출연·보조·직접·융자 등 예산 집행 방식으로, 지원목적과 구분되는 '수단'의 축</w:t>
+        <w:t xml:space="preserve">(AI 관여도) 사업의 AI 관련 정도를 핵심(사업명에 AI)·활용(지원 항목에 AI 도입·활용 포함)·언급(우대·예시 수준)·없음으로 구분한 지표</w:t>
       </w:r>
     </w:p>
     <w:p>
@@ -2950,7 +2950,7 @@
           <w:sz w:val="23"/>
           <w:szCs w:val="23"/>
         </w:rPr>
-        <w:t xml:space="preserve">결합 임베딩의 연도 간 동일 사업 군집 일치율은 0.825로 문장 임베딩 단독(0.712)·어휘 임베딩 단독(0.782)보다 높고, 소관과의 정보량(NMI)은 0.232로 문장 임베딩 단독(0.353)의 2/3 수준</w:t>
+        <w:t xml:space="preserve">결합 임베딩의 연도 간 동일 사업 군집(k=24) 일치율은 0.825로 문장 임베딩 단독(0.712)·어휘 임베딩 단독(0.782)보다 높고, 소관과의 정보량(NMI)은 0.232로 문장 임베딩 단독(0.353)의 2/3 수준으로 낮아져 소관·산업 구분이 군집에 덜 반영됨</w:t>
       </w:r>
     </w:p>
     <w:p>
@@ -4305,7 +4305,27 @@
           <w:sz w:val="24"/>
           <w:szCs w:val="24"/>
         </w:rPr>
-        <w:t xml:space="preserve">기존 분류 '기술사업화/이전/지도' 210건 중 99건이 실증·사업화 단계(A8~A9)로 배정되어, 어휘 기반 유형화에서 분리되지 않던 기술사업화·보증·직업훈련·산업안전이 독립 군집으로 식별됨</w:t>
+        <w:t xml:space="preserve">어휘 기반 유형화에서 분리되지 않던 기술사업화·보증·직업훈련·산업안전이 독립 유형으로 식별됨</w:t>
+      </w:r>
+    </w:p>
+    <w:p>
+      <w:pPr>
+        <w:pStyle w:val="ListParagraph"/>
+        <w:numPr>
+          <w:ilvl w:val="1"/>
+          <w:numId w:val="2"/>
+        </w:numPr>
+        <w:spacing w:after="40" w:before="0" w:line="384"/>
+      </w:pPr>
+      <w:r>
+        <w:rPr>
+          <w:rFonts w:ascii="KoPub바탕체" w:cs="KoPub바탕체" w:eastAsia="KoPub바탕체" w:hAnsi="KoPub바탕체"/>
+          <w:b w:val="false"/>
+          <w:bCs w:val="false"/>
+          <w:sz w:val="23"/>
+          <w:szCs w:val="23"/>
+        </w:rPr>
+        <w:t xml:space="preserve">기존 분류 '기술사업화/이전/지도' 210건 중 99건이 실증·사업화 단계(A8~A9)로 배정</w:t>
       </w:r>
     </w:p>
     <w:p>
@@ -4442,7 +4462,7 @@
           <w:sz w:val="23"/>
           <w:szCs w:val="23"/>
         </w:rPr>
-        <w:t xml:space="preserve">내역사업 단위 5겹 교차검증 대분류 정확도: 지원내용 문서 83.0%, 지원내용 문서+지원내용 축 84.7%, 목적 결합 임베딩 94.0%, 세 가지 결합 93.0%(채택). 확률 0.5 이상인 경우 정확도 96.6%</w:t>
+        <w:t xml:space="preserve">내역사업 단위 5겹 교차검증 대분류 정확도: 지원내용 문서 83.0%, 지원내용 문서+지원내용 축 84.7%, 목적 결합 임베딩 94.0%, 세 가지 결합 93.0%(채택). 목적 임베딩 단독은 목적이 명확한 학습 표본에서만 유리하고 배정 대상에는 판별 정보가 부족하여 지원내용을 결합한 모형을 채택. 확률 0.5 이상인 경우 정확도 96.6%</w:t>
       </w:r>
     </w:p>
     <w:p>
@@ -5426,7 +5446,7 @@
           <w:sz w:val="23"/>
           <w:szCs w:val="23"/>
         </w:rPr>
-        <w:t xml:space="preserve">역량형 지원(F+H)은 5.0%에 불과하여 자금 공급 중심의 포트폴리오 구조</w:t>
+        <w:t xml:space="preserve">역량형 지원(F+H)은 5.0%에 불과하여 자금 공급 중심의 포트폴리오 구조(재원 성격을 감안한 순지원 기준은 다.절)</w:t>
       </w:r>
     </w:p>
     <w:p>
@@ -8804,7 +8824,7 @@
           <w:sz w:val="23"/>
           <w:szCs w:val="23"/>
         </w:rPr>
-        <w:t xml:space="preserve">해외시장 진출(C2) 0.11조원 → 0.53조원(+390.4%): 글로벌선도기술개발(2,740억원)·글로벌팁스 등 R&amp;D 사업의 글로벌 지향 재편 포함</w:t>
+        <w:t xml:space="preserve">해외시장 진출(C2) 0.11조원 → 0.53조원(+390.4%): 증가분 0.42조원의 82%가 중기부 R&amp;D 사업(글로벌선도기술개발 2,740억원·글로벌팁스 747억원)으로, R&amp;D 사업의 글로벌 지향 재편이 주된 요인</w:t>
       </w:r>
     </w:p>
     <w:p>
@@ -8884,7 +8904,7 @@
           <w:sz w:val="23"/>
           <w:szCs w:val="23"/>
         </w:rPr>
-        <w:t xml:space="preserve">원천·핵심기술 개발(A2) 0.41조원 → 0.28조원(△29.9%), 건수 77건 → 26건; 고용 창출·유지(G1) 1.69조원 → 1.55조원(△8.5%)</w:t>
+        <w:t xml:space="preserve">원천·핵심기술 개발(A2) 0.41조원 → 0.28조원(△29.9%, 건수 77건 → 26건)이나 산업기술 개발(A1)은 1.34조원 → 1.72조원으로 늘어 내역 통합에 따른 유형 간 이동 가능성 존재; 고용 창출·유지(G1) 1.69조원 → 1.55조원(△8.5%)</w:t>
       </w:r>
     </w:p>
     <w:p>
@@ -15261,6 +15281,68 @@
     </w:p>
     <w:p>
       <w:pPr>
+        <w:spacing w:after="80" w:before="200" w:line="384"/>
+        <w:jc w:val="center"/>
+      </w:pPr>
+      <w:r>
+        <w:rPr>
+          <w:rFonts w:ascii="KoPub돋움체" w:cs="KoPub돋움체" w:eastAsia="KoPub돋움체" w:hAnsi="KoPub돋움체"/>
+          <w:b/>
+          <w:bCs/>
+          <w:sz w:val="22"/>
+          <w:szCs w:val="22"/>
+        </w:rPr>
+        <w:t xml:space="preserve">[그림 4] 지원대상·지원내용 유형별 2026년 내역사업 예산</w:t>
+      </w:r>
+    </w:p>
+    <w:p>
+      <w:pPr>
+        <w:spacing w:after="60" w:before="60" w:line="384"/>
+        <w:jc w:val="center"/>
+      </w:pPr>
+      <w:r>
+        <w:drawing>
+          <wp:inline distT="0" distB="0" distL="0" distR="0">
+            <wp:extent cx="5715000" cy="2476500"/>
+            <wp:effectExtent t="0" r="0" b="0" l="0"/>
+            <wp:docPr id="1" name="" descr="" title=""/>
+            <wp:cNvGraphicFramePr>
+              <a:graphicFrameLocks xmlns:a="http://schemas.openxmlformats.org/drawingml/2006/main" noChangeAspect="1"/>
+            </wp:cNvGraphicFramePr>
+            <a:graphic xmlns:a="http://schemas.openxmlformats.org/drawingml/2006/main">
+              <a:graphicData uri="http://schemas.openxmlformats.org/drawingml/2006/picture">
+                <pic:pic xmlns:pic="http://schemas.openxmlformats.org/drawingml/2006/picture">
+                  <pic:nvPicPr>
+                    <pic:cNvPr id="0" name="" descr=""/>
+                    <pic:cNvPicPr>
+                      <a:picLocks noChangeAspect="1" noChangeArrowheads="1"/>
+                    </pic:cNvPicPr>
+                  </pic:nvPicPr>
+                  <pic:blipFill>
+                    <a:blip r:embed="rId11" cstate="none"/>
+                    <a:srcRect/>
+                    <a:stretch>
+                      <a:fillRect/>
+                    </a:stretch>
+                  </pic:blipFill>
+                  <pic:spPr bwMode="auto">
+                    <a:xfrm>
+                      <a:off x="0" y="0"/>
+                      <a:ext cx="5715000" cy="2476500"/>
+                    </a:xfrm>
+                    <a:prstGeom prst="rect">
+                      <a:avLst/>
+                    </a:prstGeom>
+                  </pic:spPr>
+                </pic:pic>
+              </a:graphicData>
+            </a:graphic>
+          </wp:inline>
+        </w:drawing>
+      </w:r>
+    </w:p>
+    <w:p>
+      <w:pPr>
         <w:pStyle w:val="Heading2"/>
         <w:spacing w:after="160" w:before="280" w:line="384"/>
       </w:pPr>
@@ -15473,7 +15555,7 @@
           <w:sz w:val="23"/>
           <w:szCs w:val="23"/>
         </w:rPr>
-        <w:t xml:space="preserve">'AI 언급' 사업은 2026년 69건·5.04조원으로 핵심+활용의 2.8배이며, 창업기반지원·청년일자리도약장려금·혁신성장지원 등 대형 자금사업이 포함되어 키워드 집계는 AI 지원을 3.8배(6.88조원)까지 과대평가</w:t>
+        <w:t xml:space="preserve">'AI 언급' 사업은 2026년 69건·5.04조원으로 핵심+활용의 2.8배이며, 창업기반지원·청년일자리도약장려금·혁신성장지원 등 대형 자금사업이 포함되어 키워드로 집계하면 AI 지원이 관여도 기준의 3.8배(6.88조원)로 과대평가됨</w:t>
       </w:r>
     </w:p>
     <w:p>
@@ -19771,7 +19853,7 @@
           <w:sz w:val="22"/>
           <w:szCs w:val="22"/>
         </w:rPr>
-        <w:t xml:space="preserve">[그림 4] 지원산업 축: AI 관여도와 산업별 지원 규모</w:t>
+        <w:t xml:space="preserve">[그림 5] 지원산업 축: AI 관여도와 산업별 지원 규모</w:t>
       </w:r>
     </w:p>
     <w:p>
@@ -19783,185 +19865,6 @@
         <w:drawing>
           <wp:inline distT="0" distB="0" distL="0" distR="0">
             <wp:extent cx="5810250" cy="2324100"/>
-            <wp:effectExtent t="0" r="0" b="0" l="0"/>
-            <wp:docPr id="1" name="" descr="" title=""/>
-            <wp:cNvGraphicFramePr>
-              <a:graphicFrameLocks xmlns:a="http://schemas.openxmlformats.org/drawingml/2006/main" noChangeAspect="1"/>
-            </wp:cNvGraphicFramePr>
-            <a:graphic xmlns:a="http://schemas.openxmlformats.org/drawingml/2006/main">
-              <a:graphicData uri="http://schemas.openxmlformats.org/drawingml/2006/picture">
-                <pic:pic xmlns:pic="http://schemas.openxmlformats.org/drawingml/2006/picture">
-                  <pic:nvPicPr>
-                    <pic:cNvPr id="0" name="" descr=""/>
-                    <pic:cNvPicPr>
-                      <a:picLocks noChangeAspect="1" noChangeArrowheads="1"/>
-                    </pic:cNvPicPr>
-                  </pic:nvPicPr>
-                  <pic:blipFill>
-                    <a:blip r:embed="rId11" cstate="none"/>
-                    <a:srcRect/>
-                    <a:stretch>
-                      <a:fillRect/>
-                    </a:stretch>
-                  </pic:blipFill>
-                  <pic:spPr bwMode="auto">
-                    <a:xfrm>
-                      <a:off x="0" y="0"/>
-                      <a:ext cx="5810250" cy="2324100"/>
-                    </a:xfrm>
-                    <a:prstGeom prst="rect">
-                      <a:avLst/>
-                    </a:prstGeom>
-                  </pic:spPr>
-                </pic:pic>
-              </a:graphicData>
-            </a:graphic>
-          </wp:inline>
-        </w:drawing>
-      </w:r>
-    </w:p>
-    <w:p>
-      <w:pPr>
-        <w:pStyle w:val="Heading2"/>
-        <w:spacing w:after="160" w:before="280" w:line="384"/>
-      </w:pPr>
-      <w:r>
-        <w:rPr>
-          <w:rFonts w:ascii="KoPub바탕체" w:cs="KoPub바탕체" w:eastAsia="KoPub바탕체" w:hAnsi="KoPub바탕체"/>
-          <w:b/>
-          <w:bCs/>
-          <w:color w:val="2F6F7E"/>
-          <w:sz w:val="30"/>
-          <w:szCs w:val="30"/>
-        </w:rPr>
-        <w:t xml:space="preserve">바. 축 간 관계와 4축 조합</w:t>
-      </w:r>
-    </w:p>
-    <w:p>
-      <w:pPr>
-        <w:pStyle w:val="ListParagraph"/>
-        <w:numPr>
-          <w:ilvl w:val="0"/>
-          <w:numId w:val="2"/>
-        </w:numPr>
-        <w:spacing w:after="40" w:before="0" w:line="384"/>
-      </w:pPr>
-      <w:r>
-        <w:rPr>
-          <w:rFonts w:ascii="KoPub바탕체" w:cs="KoPub바탕체" w:eastAsia="KoPub바탕체" w:hAnsi="KoPub바탕체"/>
-          <w:b/>
-          <w:bCs/>
-          <w:sz w:val="24"/>
-          <w:szCs w:val="24"/>
-        </w:rPr>
-        <w:t xml:space="preserve">같은 지원목적 안에서도 수단과 대상의 구성이 달라, 유사·중복 검토는 4축을 동시에 비교할 필요</w:t>
-      </w:r>
-    </w:p>
-    <w:p>
-      <w:pPr>
-        <w:pStyle w:val="ListParagraph"/>
-        <w:numPr>
-          <w:ilvl w:val="1"/>
-          <w:numId w:val="2"/>
-        </w:numPr>
-        <w:spacing w:after="40" w:before="0" w:line="384"/>
-      </w:pPr>
-      <w:r>
-        <w:rPr>
-          <w:rFonts w:ascii="KoPub바탕체" w:cs="KoPub바탕체" w:eastAsia="KoPub바탕체" w:hAnsi="KoPub바탕체"/>
-          <w:b w:val="false"/>
-          <w:bCs w:val="false"/>
-          <w:sz w:val="23"/>
-          <w:szCs w:val="23"/>
-        </w:rPr>
-        <w:t xml:space="preserve">(목적×수단) 기술혁신은 R&amp;D 과제 출연 73.8%로 단일 수단에 집중, 창업·벤처는 R&amp;D 출연 40.0%·혼합 33.1%·보조금 12.8%, 수출·해외진출은 융자 28.1%·보조금 22.7%·R&amp;D 출연 17.1%·바우처 15.0%로 가장 분산. 자금조달·경영안정은 융자 64.1%·보증 30.9%·바우처 3.9%, 고용·노동환경은 장려금 50.7%·출연 21.9%, 생산기반·친환경은 융자 74.0%·보조금 23.2%</w:t>
-      </w:r>
-    </w:p>
-    <w:p>
-      <w:pPr>
-        <w:pStyle w:val="ListParagraph"/>
-        <w:numPr>
-          <w:ilvl w:val="1"/>
-          <w:numId w:val="2"/>
-        </w:numPr>
-        <w:spacing w:after="40" w:before="0" w:line="384"/>
-      </w:pPr>
-      <w:r>
-        <w:rPr>
-          <w:rFonts w:ascii="KoPub바탕체" w:cs="KoPub바탕체" w:eastAsia="KoPub바탕체" w:hAnsi="KoPub바탕체"/>
-          <w:b w:val="false"/>
-          <w:bCs w:val="false"/>
-          <w:sz w:val="23"/>
-          <w:szCs w:val="23"/>
-        </w:rPr>
-        <w:t xml:space="preserve">(목적×대상) 기술혁신은 산학연 연구수행기관 69.9%, 창업·벤처는 중소기업 일반 62.0%·예비창업자 25.4%, 자금조달·경영안정은 중소기업 31.1%·소상공인 27.8%·보증·보험 이용기업 27.3%, 생산기반·친환경은 수요·제도 연계 사업체 54.2%, 고용·노동환경은 사업주·근로자 56.0%, 경영역량 강화는 소상공인 46.2%</w:t>
-      </w:r>
-    </w:p>
-    <w:p>
-      <w:pPr>
-        <w:pStyle w:val="ListParagraph"/>
-        <w:numPr>
-          <w:ilvl w:val="1"/>
-          <w:numId w:val="2"/>
-        </w:numPr>
-        <w:spacing w:after="40" w:before="0" w:line="384"/>
-      </w:pPr>
-      <w:r>
-        <w:rPr>
-          <w:rFonts w:ascii="KoPub바탕체" w:cs="KoPub바탕체" w:eastAsia="KoPub바탕체" w:hAnsi="KoPub바탕체"/>
-          <w:b w:val="false"/>
-          <w:bCs w:val="false"/>
-          <w:sz w:val="23"/>
-          <w:szCs w:val="23"/>
-        </w:rPr>
-        <w:t xml:space="preserve">(목적×내용) 자금조달·경영안정의 91.4%가 융자·보증 제공, 창업·벤처의 77.7%가 사업화자금·투자연계·보육, 생산기반·친환경 전환은 설비 구축 48.5%와 융자 제공 46.8%로 양분</w:t>
-      </w:r>
-    </w:p>
-    <w:p>
-      <w:pPr>
-        <w:pStyle w:val="ListParagraph"/>
-        <w:numPr>
-          <w:ilvl w:val="1"/>
-          <w:numId w:val="2"/>
-        </w:numPr>
-        <w:spacing w:after="40" w:before="0" w:line="384"/>
-      </w:pPr>
-      <w:r>
-        <w:rPr>
-          <w:rFonts w:ascii="KoPub바탕체" w:cs="KoPub바탕체" w:eastAsia="KoPub바탕체" w:hAnsi="KoPub바탕체"/>
-          <w:b w:val="false"/>
-          <w:bCs w:val="false"/>
-          <w:sz w:val="23"/>
-          <w:szCs w:val="23"/>
-        </w:rPr>
-        <w:t xml:space="preserve">(대상×수단) 산학연 연구수행기관의 73.4%가 R&amp;D 과제 출연, 예비창업자·창업기업의 75.4%와 소상공인의 72.0%가 보조금(건수 기준)이나 소상공인 예산은 융자에 집중, 사업주·근로자는 출연·장려금·융자·혼합으로 분산</w:t>
-      </w:r>
-    </w:p>
-    <w:p>
-      <w:pPr>
-        <w:spacing w:after="80" w:before="200" w:line="384"/>
-        <w:jc w:val="center"/>
-      </w:pPr>
-      <w:r>
-        <w:rPr>
-          <w:rFonts w:ascii="KoPub돋움체" w:cs="KoPub돋움체" w:eastAsia="KoPub돋움체" w:hAnsi="KoPub돋움체"/>
-          <w:b/>
-          <w:bCs/>
-          <w:sz w:val="22"/>
-          <w:szCs w:val="22"/>
-        </w:rPr>
-        <w:t xml:space="preserve">[그림 5] 지원목적 유형별 지원수단 구성(2026년 예산 기준)</w:t>
-      </w:r>
-    </w:p>
-    <w:p>
-      <w:pPr>
-        <w:spacing w:after="60" w:before="60" w:line="384"/>
-        <w:jc w:val="center"/>
-      </w:pPr>
-      <w:r>
-        <w:drawing>
-          <wp:inline distT="0" distB="0" distL="0" distR="0">
-            <wp:extent cx="5334000" cy="3143250"/>
             <wp:effectExtent t="0" r="0" b="0" l="0"/>
             <wp:docPr id="1" name="" descr="" title=""/>
             <wp:cNvGraphicFramePr>
@@ -19986,7 +19889,7 @@
                   <pic:spPr bwMode="auto">
                     <a:xfrm>
                       <a:off x="0" y="0"/>
-                      <a:ext cx="5334000" cy="3143250"/>
+                      <a:ext cx="5810250" cy="2324100"/>
                     </a:xfrm>
                     <a:prstGeom prst="rect">
                       <a:avLst/>
@@ -20001,19 +19904,19 @@
     </w:p>
     <w:p>
       <w:pPr>
-        <w:spacing w:after="160" w:before="0" w:line="260"/>
-        <w:ind w:left="200"/>
-      </w:pPr>
-      <w:r>
-        <w:rPr>
-          <w:rFonts w:ascii="KoPub돋움체" w:cs="KoPub돋움체" w:eastAsia="KoPub돋움체" w:hAnsi="KoPub돋움체"/>
-          <w:b w:val="false"/>
-          <w:bCs w:val="false"/>
-          <w:color w:val="444444"/>
-          <w:sz w:val="17"/>
-          <w:szCs w:val="17"/>
-        </w:rPr>
-        <w:t xml:space="preserve">* 주: 2026년 내역사업 671건, 상위 7개 수단 외는 기타</w:t>
+        <w:pStyle w:val="Heading2"/>
+        <w:spacing w:after="160" w:before="280" w:line="384"/>
+      </w:pPr>
+      <w:r>
+        <w:rPr>
+          <w:rFonts w:ascii="KoPub바탕체" w:cs="KoPub바탕체" w:eastAsia="KoPub바탕체" w:hAnsi="KoPub바탕체"/>
+          <w:b/>
+          <w:bCs/>
+          <w:color w:val="2F6F7E"/>
+          <w:sz w:val="30"/>
+          <w:szCs w:val="30"/>
+        </w:rPr>
+        <w:t xml:space="preserve">바. 축 간 관계와 4축 조합</w:t>
       </w:r>
     </w:p>
     <w:p>
@@ -20033,7 +19936,7 @@
           <w:sz w:val="24"/>
           <w:szCs w:val="24"/>
         </w:rPr>
-        <w:t xml:space="preserve">2026년 671건은 313개 4축 조합으로 나뉘며, 상위 10개 조합이 예산의 59.1%를 차지하고 203개 조합은 단일 사업으로 구성</w:t>
+        <w:t xml:space="preserve">같은 지원목적 안에서도 수단과 대상의 구성이 달라, 유사·중복 검토는 4축을 동시에 비교할 필요</w:t>
       </w:r>
     </w:p>
     <w:p>
@@ -20053,7 +19956,7 @@
           <w:sz w:val="23"/>
           <w:szCs w:val="23"/>
         </w:rPr>
-        <w:t xml:space="preserve">상위 조합: 자금조달·경영안정/중소기업 일반/융자/융자 제공(4.08조원, 15건), 자금조달·경영안정/보증·보험 이용기업/보증·보험/융자·보증 제공(보증 대위변제, 4.05조원, 6건), 자금조달·경영안정/소상공인/융자/융자 제공(3.36조원, 3건), 기술혁신/산학연/R&amp;D 출연/기술개발 과제(2.52조원, 82건)</w:t>
+        <w:t xml:space="preserve">(목적×수단) 기술혁신은 R&amp;D 과제 출연 73.8%로 단일 수단에 집중, 창업·벤처는 R&amp;D 출연 40.0%·혼합 33.1%·보조금 12.8%, 수출·해외진출은 융자 28.1%·보조금 22.7%·R&amp;D 출연 17.1%·바우처 15.0%로 가장 분산. 자금조달·경영안정은 융자 64.1%·보증 30.9%·바우처 3.9%, 고용·노동환경은 장려금 50.7%·출연 21.9%, 생산기반·친환경은 융자 74.0%·보조금 23.2%</w:t>
       </w:r>
     </w:p>
     <w:p>
@@ -20073,7 +19976,47 @@
           <w:sz w:val="23"/>
           <w:szCs w:val="23"/>
         </w:rPr>
-        <w:t xml:space="preserve">4축이 모두 같은 복수 사업 조합 110개(468건)가 사전협의·성과평가의 1차 유사중복 검토 모집단이며, 동일 목적 안에서 대상·수단·내용이 다양하게 설계된 사업은 역할 분담으로 구분</w:t>
+        <w:t xml:space="preserve">(목적×대상) 기술혁신은 산학연 연구수행기관 69.9%, 창업·벤처는 중소기업 일반 62.0%·예비창업자 25.4%, 자금조달·경영안정은 중소기업 31.1%·소상공인 27.8%·보증·보험 이용기업 27.3%, 생산기반·친환경은 수요·제도 연계 사업체 54.2%, 고용·노동환경은 사업주·근로자 56.0%, 경영역량 강화는 소상공인 46.2%</w:t>
+      </w:r>
+    </w:p>
+    <w:p>
+      <w:pPr>
+        <w:pStyle w:val="ListParagraph"/>
+        <w:numPr>
+          <w:ilvl w:val="1"/>
+          <w:numId w:val="2"/>
+        </w:numPr>
+        <w:spacing w:after="40" w:before="0" w:line="384"/>
+      </w:pPr>
+      <w:r>
+        <w:rPr>
+          <w:rFonts w:ascii="KoPub바탕체" w:cs="KoPub바탕체" w:eastAsia="KoPub바탕체" w:hAnsi="KoPub바탕체"/>
+          <w:b w:val="false"/>
+          <w:bCs w:val="false"/>
+          <w:sz w:val="23"/>
+          <w:szCs w:val="23"/>
+        </w:rPr>
+        <w:t xml:space="preserve">(목적×내용) 자금조달·경영안정의 91.4%가 융자·보증 제공, 창업·벤처의 77.7%가 사업화자금·투자연계·보육, 생산기반·친환경 전환은 설비 구축 48.5%와 융자 제공 46.8%로 양분</w:t>
+      </w:r>
+    </w:p>
+    <w:p>
+      <w:pPr>
+        <w:pStyle w:val="ListParagraph"/>
+        <w:numPr>
+          <w:ilvl w:val="1"/>
+          <w:numId w:val="2"/>
+        </w:numPr>
+        <w:spacing w:after="40" w:before="0" w:line="384"/>
+      </w:pPr>
+      <w:r>
+        <w:rPr>
+          <w:rFonts w:ascii="KoPub바탕체" w:cs="KoPub바탕체" w:eastAsia="KoPub바탕체" w:hAnsi="KoPub바탕체"/>
+          <w:b w:val="false"/>
+          <w:bCs w:val="false"/>
+          <w:sz w:val="23"/>
+          <w:szCs w:val="23"/>
+        </w:rPr>
+        <w:t xml:space="preserve">(대상×수단) 산학연 연구수행기관의 73.4%가 R&amp;D 과제 출연, 예비창업자·창업기업의 75.4%와 소상공인의 72.0%가 보조금(건수 기준)이나 소상공인 예산은 융자에 집중, 사업주·근로자는 출연·장려금·융자·혼합으로 분산</w:t>
       </w:r>
     </w:p>
     <w:p>
@@ -20089,7 +20032,7 @@
           <w:sz w:val="22"/>
           <w:szCs w:val="22"/>
         </w:rPr>
-        <w:t xml:space="preserve">[그림 6] 지원대상·지원내용 유형별 2026년 내역사업 예산</w:t>
+        <w:t xml:space="preserve">[그림 6] 지원목적 유형별 지원수단 구성(2026년 예산 기준)</w:t>
       </w:r>
     </w:p>
     <w:p>
@@ -20100,7 +20043,7 @@
       <w:r>
         <w:drawing>
           <wp:inline distT="0" distB="0" distL="0" distR="0">
-            <wp:extent cx="5715000" cy="2476500"/>
+            <wp:extent cx="5334000" cy="3143250"/>
             <wp:effectExtent t="0" r="0" b="0" l="0"/>
             <wp:docPr id="1" name="" descr="" title=""/>
             <wp:cNvGraphicFramePr>
@@ -20125,7 +20068,7 @@
                   <pic:spPr bwMode="auto">
                     <a:xfrm>
                       <a:off x="0" y="0"/>
-                      <a:ext cx="5715000" cy="2476500"/>
+                      <a:ext cx="5334000" cy="3143250"/>
                     </a:xfrm>
                     <a:prstGeom prst="rect">
                       <a:avLst/>
@@ -20136,6 +20079,103 @@
             </a:graphic>
           </wp:inline>
         </w:drawing>
+      </w:r>
+    </w:p>
+    <w:p>
+      <w:pPr>
+        <w:spacing w:after="160" w:before="0" w:line="260"/>
+        <w:ind w:left="200"/>
+      </w:pPr>
+      <w:r>
+        <w:rPr>
+          <w:rFonts w:ascii="KoPub돋움체" w:cs="KoPub돋움체" w:eastAsia="KoPub돋움체" w:hAnsi="KoPub돋움체"/>
+          <w:b w:val="false"/>
+          <w:bCs w:val="false"/>
+          <w:color w:val="444444"/>
+          <w:sz w:val="17"/>
+          <w:szCs w:val="17"/>
+        </w:rPr>
+        <w:t xml:space="preserve">* 주: 2026년 내역사업 671건, 상위 7개 수단 외는 기타</w:t>
+      </w:r>
+    </w:p>
+    <w:p>
+      <w:pPr>
+        <w:pStyle w:val="ListParagraph"/>
+        <w:numPr>
+          <w:ilvl w:val="0"/>
+          <w:numId w:val="2"/>
+        </w:numPr>
+        <w:spacing w:after="40" w:before="0" w:line="384"/>
+      </w:pPr>
+      <w:r>
+        <w:rPr>
+          <w:rFonts w:ascii="KoPub바탕체" w:cs="KoPub바탕체" w:eastAsia="KoPub바탕체" w:hAnsi="KoPub바탕체"/>
+          <w:b/>
+          <w:bCs/>
+          <w:sz w:val="24"/>
+          <w:szCs w:val="24"/>
+        </w:rPr>
+        <w:t xml:space="preserve">2026년 671건은 313개 4축 조합으로 나뉘며, 상위 10개 조합이 예산의 59.1%를 차지하고 203개 조합은 단일 사업으로 구성</w:t>
+      </w:r>
+    </w:p>
+    <w:p>
+      <w:pPr>
+        <w:pStyle w:val="ListParagraph"/>
+        <w:numPr>
+          <w:ilvl w:val="1"/>
+          <w:numId w:val="2"/>
+        </w:numPr>
+        <w:spacing w:after="40" w:before="0" w:line="384"/>
+      </w:pPr>
+      <w:r>
+        <w:rPr>
+          <w:rFonts w:ascii="KoPub바탕체" w:cs="KoPub바탕체" w:eastAsia="KoPub바탕체" w:hAnsi="KoPub바탕체"/>
+          <w:b w:val="false"/>
+          <w:bCs w:val="false"/>
+          <w:sz w:val="23"/>
+          <w:szCs w:val="23"/>
+        </w:rPr>
+        <w:t xml:space="preserve">상위 조합: 자금조달·경영안정/중소기업 일반/융자/융자 제공(4.08조원, 15건), 자금조달·경영안정/보증·보험 이용기업/보증·보험/융자·보증 제공(보증 대위변제, 4.05조원, 6건), 자금조달·경영안정/소상공인/융자/융자 제공(3.36조원, 3건), 기술혁신/산학연/R&amp;D 출연/기술개발 과제(2.52조원, 82건)</w:t>
+      </w:r>
+    </w:p>
+    <w:p>
+      <w:pPr>
+        <w:pStyle w:val="ListParagraph"/>
+        <w:numPr>
+          <w:ilvl w:val="1"/>
+          <w:numId w:val="2"/>
+        </w:numPr>
+        <w:spacing w:after="40" w:before="0" w:line="384"/>
+      </w:pPr>
+      <w:r>
+        <w:rPr>
+          <w:rFonts w:ascii="KoPub바탕체" w:cs="KoPub바탕체" w:eastAsia="KoPub바탕체" w:hAnsi="KoPub바탕체"/>
+          <w:b w:val="false"/>
+          <w:bCs w:val="false"/>
+          <w:sz w:val="23"/>
+          <w:szCs w:val="23"/>
+        </w:rPr>
+        <w:t xml:space="preserve">4축이 모두 같은 복수 사업 조합 110개(468건)가 사전협의·성과평가의 1차 유사중복 검토 모집단이며, 동일 목적 안에서 대상·수단·내용이 다르게 설계된 사업은 역할 분담으로 구분</w:t>
+      </w:r>
+    </w:p>
+    <w:p>
+      <w:pPr>
+        <w:pStyle w:val="ListParagraph"/>
+        <w:numPr>
+          <w:ilvl w:val="2"/>
+          <w:numId w:val="2"/>
+        </w:numPr>
+        <w:spacing w:after="40" w:before="0" w:line="384"/>
+      </w:pPr>
+      <w:r>
+        <w:rPr>
+          <w:rFonts w:ascii="KoPub바탕체" w:cs="KoPub바탕체" w:eastAsia="KoPub바탕체" w:hAnsi="KoPub바탕체"/>
+          <w:b w:val="false"/>
+          <w:bCs w:val="false"/>
+          <w:sz w:val="23"/>
+          <w:szCs w:val="23"/>
+        </w:rPr>
+        <w:t xml:space="preserve">다만 1차 모집단이 2026년 사업의 69.7%에 달하므로, 조합 내 문서 유사도 상위 사업 쌍으로 실질적 중복 후보를 압축할 필요</w:t>
       </w:r>
     </w:p>
     <w:p>
@@ -26987,7 +27027,7 @@
           <w:sz w:val="23"/>
           <w:szCs w:val="23"/>
         </w:rPr>
-        <w:t xml:space="preserve">두 방식 모두 자금조달 편중(48~51%), 실증·사업화 및 해외진출 급증, 원천기술·인력양성 축소라는 추이를 동일하게 도출</w:t>
+        <w:t xml:space="preserve">두 방식 모두 자금조달 편중(48~51%), 실증·사업화 및 해외진출 급증, 원천기술 축소라는 추이를 동일하게 도출</w:t>
       </w:r>
     </w:p>
     <w:p>
@@ -27848,7 +27888,7 @@
           <w:sz w:val="26"/>
           <w:szCs w:val="26"/>
         </w:rPr>
-        <w:t xml:space="preserve">(1) 자금조달 중심의 지원 포트폴리오</w:t>
+        <w:t xml:space="preserve">(1) 자금 공급 중심 구조와 역량형 지원의 과소</w:t>
       </w:r>
     </w:p>
     <w:p>
@@ -27868,7 +27908,7 @@
           <w:sz w:val="23"/>
           <w:szCs w:val="23"/>
         </w:rPr>
-        <w:t xml:space="preserve">2026년 내역예산의 48.0%가 융자·보증·비용보전 등 자금조달·경영안정 지원이며, 역량형 지원(전문인력·경영역량)은 5.0%에 불과(p.9)</w:t>
+        <w:t xml:space="preserve">2026년 내역예산의 48.0%가 융자·보증·비용보전 등 자금조달·경영안정 지원이며, 역량형 지원(전문인력·경영역량)은 5.0%에 불과(4장 가.)</w:t>
       </w:r>
     </w:p>
     <w:p>
@@ -27888,7 +27928,7 @@
           <w:sz w:val="23"/>
           <w:szCs w:val="23"/>
         </w:rPr>
-        <w:t xml:space="preserve">자금조달·경영안정 지원은 중기부(8.52조원)·금융위(3.65조원)·고용부·기후부·문체부 등 10개 소관에 분산(p.12)</w:t>
+        <w:t xml:space="preserve">회수되는 융자 재원과 보증 대위변제를 제외한 순지원 기준으로도 역량형 지원은 10.7%로 기술혁신(38.0%)·고용(19.6%)·창업(11.8%)·수출(11.6%)보다 작음(4장 다.)</w:t>
       </w:r>
     </w:p>
     <w:p>
@@ -27908,6 +27948,26 @@
           <w:sz w:val="23"/>
           <w:szCs w:val="23"/>
         </w:rPr>
+        <w:t xml:space="preserve">자금조달·경영안정 지원은 10개 소관이 운영하나 중기부(57.3%)·금융위(24.6%)에 82%가 집중(6장 가.)</w:t>
+      </w:r>
+    </w:p>
+    <w:p>
+      <w:pPr>
+        <w:pStyle w:val="ListParagraph"/>
+        <w:numPr>
+          <w:ilvl w:val="1"/>
+          <w:numId w:val="2"/>
+        </w:numPr>
+        <w:spacing w:after="40" w:before="0" w:line="384"/>
+      </w:pPr>
+      <w:r>
+        <w:rPr>
+          <w:rFonts w:ascii="KoPub바탕체" w:cs="KoPub바탕체" w:eastAsia="KoPub바탕체" w:hAnsi="KoPub바탕체"/>
+          <w:b w:val="false"/>
+          <w:bCs w:val="false"/>
+          <w:sz w:val="23"/>
+          <w:szCs w:val="23"/>
+        </w:rPr>
         <w:t xml:space="preserve">2026년 소상공인경영안정바우처(5,790억원) 신설로 경영비용 보전형 현금성 지원(D3)이 새로 등장</w:t>
       </w:r>
     </w:p>
@@ -27928,7 +27988,7 @@
           <w:sz w:val="23"/>
           <w:szCs w:val="23"/>
         </w:rPr>
-        <w:t xml:space="preserve">단기 유동성·비용 보전에 치우친 구조를 성장단계 전환(실증·사업화·시장진출)을 뒷받침하는 직접지원과 균형 있게 조정할 필요</w:t>
+        <w:t xml:space="preserve">자금 공급 비중은 재원 성격을 구분하여 판단하되, 두 기준 모두에서 작은 역량형 지원(인력·컨설팅·마케팅)은 성장단계 전환을 뒷받침하도록 확충을 검토할 필요</w:t>
       </w:r>
     </w:p>
     <w:p>
@@ -27965,7 +28025,7 @@
           <w:sz w:val="23"/>
           <w:szCs w:val="23"/>
         </w:rPr>
-        <w:t xml:space="preserve">기술혁신 예산 중 실증·상용화·사업화 단계 비중이 21.5%('24)에서 26.7%('26)로 상승하고, 해외시장 진출 지원은 4.9배로 증가(p.10~11)</w:t>
+        <w:t xml:space="preserve">기술혁신 예산 중 실증·상용화·사업화 단계 비중이 21.5%('24)에서 26.7%('26)로 상승하고, 해외시장 진출 지원은 4.9배로 증가하였으나 증가분의 82%는 R&amp;D 사업의 글로벌 재편(4장 나.)</w:t>
       </w:r>
     </w:p>
     <w:p>
@@ -27985,7 +28045,7 @@
           <w:sz w:val="23"/>
           <w:szCs w:val="23"/>
         </w:rPr>
-        <w:t xml:space="preserve">원천·핵심기술 개발은 △29.9%, 건수 77건 → 26건으로 축소(p.10)</w:t>
+        <w:t xml:space="preserve">원천·핵심기술 개발은 △29.9%(건수 77건 → 26건)로 축소되었으나 기술개발 단계 전체 예산은 4.21조원 → 4.35조원으로 유지되어, 내역 통합에 따른 유형 간 이동 여부 확인이 필요(4장 나.)</w:t>
       </w:r>
     </w:p>
     <w:p>
@@ -28005,7 +28065,7 @@
           <w:sz w:val="23"/>
           <w:szCs w:val="23"/>
         </w:rPr>
-        <w:t xml:space="preserve">급증 유형의 신설·확대 사업에 대해 유형 공통 성과지표를 설계하고, 원천기술 축소가 중장기 혁신역량에 미치는 영향을 점검할 필요</w:t>
+        <w:t xml:space="preserve">급증 유형의 신설·확대 사업에 대해 유형 공통 성과지표를 설계하고, 원천기술 예산의 실질 변화를 내역 연속성 기준으로 점검할 필요</w:t>
       </w:r>
     </w:p>
     <w:p>
@@ -28042,7 +28102,7 @@
           <w:sz w:val="23"/>
           <w:szCs w:val="23"/>
         </w:rPr>
-        <w:t xml:space="preserve">내역사업의 12.1%(265건)는 사업목적이 '산업 육성·생태계 조성·활성화' 등 일반 어휘로만 서술되어 목적 문서로는 유형 특정이 불가하고, 지원내용 기반 배정도 82.6%가 저신뢰(p.8)</w:t>
+        <w:t xml:space="preserve">내역사업의 12.1%(265건)는 사업목적이 '산업 육성·생태계 조성·활성화' 등 일반 어휘로만 서술되어 목적 문서로는 유형 특정이 불가하고, 지원내용 기반 배정도 82.6%가 저신뢰(3장 다.)</w:t>
       </w:r>
     </w:p>
     <w:p>
@@ -28119,7 +28179,7 @@
           <w:sz w:val="23"/>
           <w:szCs w:val="23"/>
         </w:rPr>
-        <w:t xml:space="preserve">기존 지원분야 분류는 결측 36%(2024년분 미연계)와 포괄 항목으로 목적별 비교가 어렵고, 수단 항목(융자)과 목적 항목(시장개척)이 한 축에 혼재(p.11, 14)</w:t>
+        <w:t xml:space="preserve">기존 지원분야 분류는 결측 36%(2024년분 미연계)와 포괄 항목으로 목적별 비교가 어렵고, 수단 항목(융자)과 목적 항목(시장개척)이 한 축에 혼재(1장 가., 6장 나.)</w:t>
       </w:r>
     </w:p>
     <w:p>
@@ -28139,7 +28199,7 @@
           <w:sz w:val="23"/>
           <w:szCs w:val="23"/>
         </w:rPr>
-        <w:t xml:space="preserve">기술혁신 촉진 16개 소관, 창업·수출 각 13개 소관 등 동일 목적 유형 안에서 다부처 운영이 확인(p.12~13)</w:t>
+        <w:t xml:space="preserve">기술혁신 촉진 16개 소관, 창업·수출 각 13개 소관 등 동일 목적 유형 안에서 다부처 운영이 확인(6장 가.)</w:t>
       </w:r>
     </w:p>
     <w:p>
@@ -28196,7 +28256,7 @@
           <w:sz w:val="23"/>
           <w:szCs w:val="23"/>
         </w:rPr>
-        <w:t xml:space="preserve">수출·해외진출 목적은 융자 28.1%·보조금 22.7%·R&amp;D 출연 17.1%·바우처 15.0%로 수단이 분산되고, 자금조달·경영안정 목적은 중소기업·소상공인·보증 이용기업으로 대상이 나뉨(p.15)</w:t>
+        <w:t xml:space="preserve">수출·해외진출 목적은 융자 28.1%·보조금 22.7%·R&amp;D 출연 17.1%·바우처 15.0%로 수단이 분산되고, 자금조달·경영안정 목적은 중소기업·소상공인·보증 이용기업으로 대상이 나뉨(5장 바.)</w:t>
       </w:r>
     </w:p>
     <w:p>
@@ -28216,7 +28276,7 @@
           <w:sz w:val="23"/>
           <w:szCs w:val="23"/>
         </w:rPr>
-        <w:t xml:space="preserve">2026년 671건이 313개 4축 조합으로 나뉘어 동일 목적 안에서도 사업 설계가 다양(p.16)</w:t>
+        <w:t xml:space="preserve">2026년 671건은 313개 4축 조합으로 나뉘나, 4축이 같은 복수 사업 조합에 사업의 69.7%(468건)가 속해 4축 일치만으로는 중복 후보를 좁히기 어려움(5장 바.)</w:t>
       </w:r>
     </w:p>
     <w:p>
@@ -28236,7 +28296,7 @@
           <w:sz w:val="23"/>
           <w:szCs w:val="23"/>
         </w:rPr>
-        <w:t xml:space="preserve">유사·중복 검토와 전달체계 개편은 목적뿐 아니라 대상·수단·내용을 함께 비교하여 실질적 중복과 역할 분담을 구분할 필요</w:t>
+        <w:t xml:space="preserve">유사·중복 검토는 목적·대상·수단·내용 조합으로 1차 모집단을 구성하고 조합 내 문서 유사도로 후보를 압축하여, 실질적 중복과 역할 분담을 구분할 필요</w:t>
       </w:r>
     </w:p>
     <w:p>
@@ -28273,7 +28333,7 @@
           <w:sz w:val="23"/>
           <w:szCs w:val="23"/>
         </w:rPr>
-        <w:t xml:space="preserve">AI 지원(핵심+활용)은 2026년 1.83조원으로 2년간 2.5배 늘고 운영 소관은 12개로 확대되었으나, 실증·바우처·교육 등 활용 단계에 분산(p.16)</w:t>
+        <w:t xml:space="preserve">AI 지원(핵심+활용)은 2026년 1.83조원으로 2년간 2.5배 늘고 운영 소관은 12개로 확대되었으나, 실증·바우처·교육 등 활용 단계에 분산(5장 마.)</w:t>
       </w:r>
     </w:p>
     <w:p>
@@ -28390,7 +28450,7 @@
           <w:sz w:val="23"/>
           <w:szCs w:val="23"/>
         </w:rPr>
-        <w:t xml:space="preserve">사업 등록 시 사업목적·공고문·산출근거 텍스트로 유형을 자동 제안하고 담당자가 확정하는 절차를 도입하여 결측(36%)과 부처 간 편차를 해소. 확률이 낮은 배정은 담당자 확인 대상으로 표시</w:t>
+        <w:t xml:space="preserve">층화 표본 라벨링으로 배정 일치율을 검증한 뒤(다.절), 사업 등록 시 사업목적·공고문·산출근거 텍스트로 유형을 자동 제안하고 담당자가 확정하는 절차를 도입하여 결측(36%)과 부처 간 편차를 해소. 확률이 낮은 배정은 담당자 확인 대상으로 표시</w:t>
       </w:r>
     </w:p>
     <w:p>
@@ -28410,7 +28470,7 @@
           <w:sz w:val="23"/>
           <w:szCs w:val="23"/>
         </w:rPr>
-        <w:t xml:space="preserve">본 분석의 임베딩·군집·분류 절차와 유형 매핑은 공개 코드로 재현 가능하며, 신규 사업은 동일 기준으로 즉시 분류 가능</w:t>
+        <w:t xml:space="preserve">본 분석은 공개 언어모델(bge-m3)과 오픈소스 도구로 수행되어 절차와 유형 매핑을 재현할 수 있고, 신규 사업도 동일 기준으로 분류 가능</w:t>
       </w:r>
     </w:p>
     <w:p>
@@ -28530,7 +28590,7 @@
           <w:sz w:val="23"/>
           <w:szCs w:val="23"/>
         </w:rPr>
-        <w:t xml:space="preserve">사전협의·성과평가 시 동일 목적 중분류 내 다부처 사업 목록을 기본 검토 모집단으로 제공하고, 대상·수단·내용 유형이 같은 4축 조합(110개 조합, 468건)을 실질적 중복 후보로 점검</w:t>
+        <w:t xml:space="preserve">사전협의·성과평가 시 동일 목적 중분류 내 다부처 사업 목록을 기본 검토 모집단으로 제공하고, 대상·수단·내용 유형이 같은 4축 조합(110개 조합, 468건)을 1차 모집단으로 하되, 조합 내 문서 유사도 상위 사업 쌍을 실질적 중복 후보로 압축하여 점검</w:t>
       </w:r>
     </w:p>
     <w:p>
@@ -28630,7 +28690,7 @@
           <w:sz w:val="23"/>
           <w:szCs w:val="23"/>
         </w:rPr>
-        <w:t xml:space="preserve">자금조달 편중(48.0%)과 역량형 지원 과소(5.0%, 순지원 기준 10.7%)를 점검 항목으로 설정하되, 융자·보증 재원을 제외한 순지원 기준을 병행 산출하여 재원 성격의 차이를 구분</w:t>
+        <w:t xml:space="preserve">융자·보증 비중(총액 기준 48.0%)과 역량형 지원 비중(총액 5.0%, 순지원 10.7%)을 점검 항목으로 설정하되, 융자·보증 재원을 제외한 순지원 기준을 병행 산출하여 재원 성격의 차이를 구분</w:t>
       </w:r>
     </w:p>
     <w:p>
@@ -28933,7 +28993,7 @@
           <w:sz w:val="22"/>
           <w:szCs w:val="22"/>
         </w:rPr>
-        <w:t xml:space="preserve">중소벤처기업부·중소기업진흥공단(각연도), 기업마당(www.bizinfo.go.kr) 지원사업 공고.</w:t>
+        <w:t xml:space="preserve">중소벤처기업부(각연도), 기업마당(www.bizinfo.go.kr) 지원사업 공고.</w:t>
       </w:r>
     </w:p>
     <w:p>

--- a/analysis/deliverables/KOSI_이슈n포커스_원고_지원사업유형분석.docx
+++ b/analysis/deliverables/KOSI_이슈n포커스_원고_지원사업유형분석.docx
@@ -427,7 +427,7 @@
           <w:sz w:val="23"/>
           <w:szCs w:val="23"/>
         </w:rPr>
-        <w:t xml:space="preserve">중앙부처 중소기업 지원사업은 23개 소관, 연 700건 내외의 내역사업으로 운영되나, 부처별 사업목적 서술 방식이 달라 '무엇을 위한 지원인가'를 공통 기준으로 비교하기 어려움</w:t>
+        <w:t xml:space="preserve">중앙부처 중소기업 지원사업은 23개 소관, 연 700건 내외의 내역사업(2026년 30.95조원)으로 운영되나, 부처별 사업목적 서술이 달라 공통 기준의 비교가 어렵고 기존 지원분야 분류는 36%가 결측</w:t>
       </w:r>
     </w:p>
     <w:p>
@@ -447,7 +447,22 @@
           <w:sz w:val="23"/>
           <w:szCs w:val="23"/>
         </w:rPr>
-        <w:t xml:space="preserve">정책디렉토리의 지원분야 분류는 2025년 이후에만 연계되어 내역사업의 36%(787건)가 결측이고 '혼합(단독+공동)' 등 포괄 항목이 331건에 달해 목적별 포트폴리오 분석에 한계</w:t>
+        <w:t xml:space="preserve">열린재정 사업설명자료를 전수 수집·파싱한 사업정보 DB의 내역사업 2,189건(2024~2026년)을 문장 임베딩(bge-m3)과 군집분석으로 유형화하여 목적·대상·수단·내용·산업의 5축 분류체계를 제시</w:t>
+      </w:r>
+    </w:p>
+    <w:p>
+      <w:pPr>
+        <w:spacing w:after="120" w:before="240" w:line="384"/>
+      </w:pPr>
+      <w:r>
+        <w:rPr>
+          <w:rFonts w:ascii="KoPub돋움체" w:cs="KoPub돋움체" w:eastAsia="KoPub돋움체" w:hAnsi="KoPub돋움체"/>
+          <w:b/>
+          <w:bCs/>
+          <w:sz w:val="26"/>
+          <w:szCs w:val="26"/>
+        </w:rPr>
+        <w:t xml:space="preserve">&lt; 지원목적 유형과 포트폴리오 &gt;</w:t>
       </w:r>
     </w:p>
     <w:p>
@@ -467,22 +482,27 @@
           <w:sz w:val="23"/>
           <w:szCs w:val="23"/>
         </w:rPr>
-        <w:t xml:space="preserve">본 보고서는 2024~2026년 중앙부처 내역사업 2,189건 전체를 사전학습 문장 임베딩(bge-m3)과 군집분석으로 지원목적 유형에 배정하고, 지원대상·수단·내용·산업을 더한 5축으로 유형화하여 유형별 예산 구조와 추이, AI 지원 규모, 정책과제를 제시</w:t>
-      </w:r>
-    </w:p>
-    <w:p>
-      <w:pPr>
-        <w:spacing w:after="120" w:before="240" w:line="384"/>
-      </w:pPr>
-      <w:r>
-        <w:rPr>
-          <w:rFonts w:ascii="KoPub돋움체" w:cs="KoPub돋움체" w:eastAsia="KoPub돋움체" w:hAnsi="KoPub돋움체"/>
-          <w:b/>
-          <w:bCs/>
-          <w:sz w:val="26"/>
-          <w:szCs w:val="26"/>
-        </w:rPr>
-        <w:t xml:space="preserve">&lt; 사업정보 DB 구축(선행 작업) &gt;</w:t>
+        <w:t xml:space="preserve">지원목적은 8개 대분류·23개 중분류로 구조화되며, 목적 서술이 포괄적인 265건(12.1%)은 지원내용으로 분류하여 전 사업을 유형화(단, 82.6%는 저신뢰 배정)</w:t>
+      </w:r>
+    </w:p>
+    <w:p>
+      <w:pPr>
+        <w:pStyle w:val="ListParagraph"/>
+        <w:numPr>
+          <w:ilvl w:val="2"/>
+          <w:numId w:val="2"/>
+        </w:numPr>
+        <w:spacing w:after="40" w:before="0" w:line="384"/>
+      </w:pPr>
+      <w:r>
+        <w:rPr>
+          <w:rFonts w:ascii="KoPub바탕체" w:cs="KoPub바탕체" w:eastAsia="KoPub바탕체" w:hAnsi="KoPub바탕체"/>
+          <w:b w:val="false"/>
+          <w:bCs w:val="false"/>
+          <w:sz w:val="23"/>
+          <w:szCs w:val="23"/>
+        </w:rPr>
+        <w:t xml:space="preserve">혁신 단계형(기술혁신·창업·수출), 투입요소형(자금조달·생산기반·전문인력·고용), 경영서비스형(경영역량 강화)</w:t>
       </w:r>
     </w:p>
     <w:p>
@@ -502,7 +522,7 @@
           <w:sz w:val="23"/>
           <w:szCs w:val="23"/>
         </w:rPr>
-        <w:t xml:space="preserve">열린재정의 세부사업별 사업설명자료(연 7,400~8,100개)를 전수 수집하여 중소기업 지원사업 세부사업 400~470개를 선별하고, 서술 항목과 내역 구조를 파싱하여 내역사업 796건('24)·722건('25)·671건('26)의 사업정보 DB를 구축</w:t>
+        <w:t xml:space="preserve">2026년 예산은 자금조달·경영안정이 48.0%로 가장 크나, 융자·보증 재원을 제외한 순지원 기준으로는 기술혁신(38.0%)이 최대</w:t>
       </w:r>
     </w:p>
     <w:p>
@@ -522,7 +542,27 @@
           <w:sz w:val="23"/>
           <w:szCs w:val="23"/>
         </w:rPr>
-        <w:t xml:space="preserve">세부사업 단위(사업목적·지원형태·수혜대상·근거법령·추진기관 등)와 내역사업 단위(내역예산·내역목적·산출근거)의 2계층 구조, 2026년 핵심 항목 보유율 90% 이상</w:t>
+        <w:t xml:space="preserve">역량형 지원(전문인력·경영역량)은 총액 기준 5.0%, 순지원 기준 10.7%로 두 기준 모두에서 과소</w:t>
+      </w:r>
+    </w:p>
+    <w:p>
+      <w:pPr>
+        <w:pStyle w:val="ListParagraph"/>
+        <w:numPr>
+          <w:ilvl w:val="1"/>
+          <w:numId w:val="2"/>
+        </w:numPr>
+        <w:spacing w:after="40" w:before="0" w:line="384"/>
+      </w:pPr>
+      <w:r>
+        <w:rPr>
+          <w:rFonts w:ascii="KoPub바탕체" w:cs="KoPub바탕체" w:eastAsia="KoPub바탕체" w:hAnsi="KoPub바탕체"/>
+          <w:b w:val="false"/>
+          <w:bCs w:val="false"/>
+          <w:sz w:val="23"/>
+          <w:szCs w:val="23"/>
+        </w:rPr>
+        <w:t xml:space="preserve">실증·사업화와 해외진출 지원이 빠르게 확대</w:t>
       </w:r>
     </w:p>
     <w:p>
@@ -542,22 +582,27 @@
           <w:sz w:val="23"/>
           <w:szCs w:val="23"/>
         </w:rPr>
-        <w:t xml:space="preserve">기업마당 공고를 내역사업에 매핑하여 공고 지원내용을 연결(보유 비중 30.0% → 42.5%)하고, 연도 간 일몰·이관 사업을 추적</w:t>
-      </w:r>
-    </w:p>
-    <w:p>
-      <w:pPr>
-        <w:spacing w:after="120" w:before="240" w:line="384"/>
-      </w:pPr>
-      <w:r>
-        <w:rPr>
-          <w:rFonts w:ascii="KoPub돋움체" w:cs="KoPub돋움체" w:eastAsia="KoPub돋움체" w:hAnsi="KoPub돋움체"/>
-          <w:b/>
-          <w:bCs/>
-          <w:sz w:val="26"/>
-          <w:szCs w:val="26"/>
-        </w:rPr>
-        <w:t xml:space="preserve">&lt; 지원목적 유형 체계 &gt;</w:t>
+        <w:t xml:space="preserve">기술혁신 예산 중 실증·사업화 비중 21.5%('24) → 26.7%('26), 해외시장 진출 4.9배(증가분의 82%는 R&amp;D 사업의 글로벌 재편)</w:t>
+      </w:r>
+    </w:p>
+    <w:p>
+      <w:pPr>
+        <w:pStyle w:val="ListParagraph"/>
+        <w:numPr>
+          <w:ilvl w:val="2"/>
+          <w:numId w:val="2"/>
+        </w:numPr>
+        <w:spacing w:after="40" w:before="0" w:line="384"/>
+      </w:pPr>
+      <w:r>
+        <w:rPr>
+          <w:rFonts w:ascii="KoPub바탕체" w:cs="KoPub바탕체" w:eastAsia="KoPub바탕체" w:hAnsi="KoPub바탕체"/>
+          <w:b w:val="false"/>
+          <w:bCs w:val="false"/>
+          <w:sz w:val="23"/>
+          <w:szCs w:val="23"/>
+        </w:rPr>
+        <w:t xml:space="preserve">원천·핵심기술은 △29.9%이나 기술개발 단계 전체 예산은 유지되어 내역 통합의 영향 점검 필요</w:t>
       </w:r>
     </w:p>
     <w:p>
@@ -577,7 +622,42 @@
           <w:sz w:val="23"/>
           <w:szCs w:val="23"/>
         </w:rPr>
-        <w:t xml:space="preserve">지원목적은 8개 대분류·23개 중분류로 구조화되며, 명칭은 '목적 서술어 + (수단)' 형식으로 통일</w:t>
+        <w:t xml:space="preserve">소관별 지원목적은 뚜렷이 특화(중기부 자금조달 63.8%, 산업부 기술혁신 70.0%, 고용부 고용 81.4%)되고, 기술혁신 16개·창업과 수출 각 13개 소관이 같은 목적의 사업을 운영</w:t>
+      </w:r>
+    </w:p>
+    <w:p>
+      <w:pPr>
+        <w:spacing w:after="120" w:before="240" w:line="384"/>
+      </w:pPr>
+      <w:r>
+        <w:rPr>
+          <w:rFonts w:ascii="KoPub돋움체" w:cs="KoPub돋움체" w:eastAsia="KoPub돋움체" w:hAnsi="KoPub돋움체"/>
+          <w:b/>
+          <w:bCs/>
+          <w:sz w:val="26"/>
+          <w:szCs w:val="26"/>
+        </w:rPr>
+        <w:t xml:space="preserve">&lt; 5축 분류와 AI 지원 &gt;</w:t>
+      </w:r>
+    </w:p>
+    <w:p>
+      <w:pPr>
+        <w:pStyle w:val="ListParagraph"/>
+        <w:numPr>
+          <w:ilvl w:val="1"/>
+          <w:numId w:val="2"/>
+        </w:numPr>
+        <w:spacing w:after="40" w:before="0" w:line="384"/>
+      </w:pPr>
+      <w:r>
+        <w:rPr>
+          <w:rFonts w:ascii="KoPub바탕체" w:cs="KoPub바탕체" w:eastAsia="KoPub바탕체" w:hAnsi="KoPub바탕체"/>
+          <w:b w:val="false"/>
+          <w:bCs w:val="false"/>
+          <w:sz w:val="23"/>
+          <w:szCs w:val="23"/>
+        </w:rPr>
+        <w:t xml:space="preserve">같은 목적 안에서도 수단·대상이 달라 유사·중복 검토는 다축 비교가 필요</w:t>
       </w:r>
     </w:p>
     <w:p>
@@ -597,7 +677,7 @@
           <w:sz w:val="23"/>
           <w:szCs w:val="23"/>
         </w:rPr>
-        <w:t xml:space="preserve">혁신 단계형: A 기술혁신 촉진(개발·실증·사업화), B 창업·벤처 육성, C 수출·해외진출 촉진</w:t>
+        <w:t xml:space="preserve">기술혁신은 R&amp;D 출연 73.8%로 단일 수단, 수출·해외진출은 융자·보조금·R&amp;D 출연·바우처로 분산</w:t>
       </w:r>
     </w:p>
     <w:p>
@@ -617,7 +697,27 @@
           <w:sz w:val="23"/>
           <w:szCs w:val="23"/>
         </w:rPr>
-        <w:t xml:space="preserve">투입요소형: D 자금조달·경영안정 지원(융자·보증·비용보전), E 생산기반 현대화·친환경 전환(시설·설비), F 전문인력 양성·채용 지원, G 고용 창출·유지 및 노동환경 개선</w:t>
+        <w:t xml:space="preserve">4축이 같은 복수 사업 조합에 2026년 사업의 69.7%(468건)가 속해, 조합 내 문서 유사도로 후보를 압축할 필요</w:t>
+      </w:r>
+    </w:p>
+    <w:p>
+      <w:pPr>
+        <w:pStyle w:val="ListParagraph"/>
+        <w:numPr>
+          <w:ilvl w:val="1"/>
+          <w:numId w:val="2"/>
+        </w:numPr>
+        <w:spacing w:after="40" w:before="0" w:line="384"/>
+      </w:pPr>
+      <w:r>
+        <w:rPr>
+          <w:rFonts w:ascii="KoPub바탕체" w:cs="KoPub바탕체" w:eastAsia="KoPub바탕체" w:hAnsi="KoPub바탕체"/>
+          <w:b w:val="false"/>
+          <w:bCs w:val="false"/>
+          <w:sz w:val="23"/>
+          <w:szCs w:val="23"/>
+        </w:rPr>
+        <w:t xml:space="preserve">AI 지원(핵심+활용)은 2026년 1.83조원으로 2년간 2.5배 늘고 운영 소관은 6개 → 12개로 확대</w:t>
       </w:r>
     </w:p>
     <w:p>
@@ -637,7 +737,22 @@
           <w:sz w:val="23"/>
           <w:szCs w:val="23"/>
         </w:rPr>
-        <w:t xml:space="preserve">경영서비스형: H 경영역량 강화·사업화 지원(컨설팅·마케팅·디자인)</w:t>
+        <w:t xml:space="preserve">'AI 언급' 사업까지 포함하면 6.88조원으로 3.8배 과대 집계되므로 관여도 기준 집계가 필요</w:t>
+      </w:r>
+    </w:p>
+    <w:p>
+      <w:pPr>
+        <w:spacing w:after="120" w:before="240" w:line="384"/>
+      </w:pPr>
+      <w:r>
+        <w:rPr>
+          <w:rFonts w:ascii="KoPub돋움체" w:cs="KoPub돋움체" w:eastAsia="KoPub돋움체" w:hAnsi="KoPub돋움체"/>
+          <w:b/>
+          <w:bCs/>
+          <w:sz w:val="26"/>
+          <w:szCs w:val="26"/>
+        </w:rPr>
+        <w:t xml:space="preserve">&lt; 정책과제 &gt;</w:t>
       </w:r>
     </w:p>
     <w:p>
@@ -657,7 +772,7 @@
           <w:sz w:val="23"/>
           <w:szCs w:val="23"/>
         </w:rPr>
-        <w:t xml:space="preserve">기술개발과 실증·사업화는 임베딩 공간에서 연속체를 이루어(기술개발 문서의 56%는 차순위 유형이 실증·사업화) 하나의 대분류 안에서 단계로 구분</w:t>
+        <w:t xml:space="preserve">(분류체계) 통합관리 분류를 5축으로 개편하고 표본 검증을 거쳐 자동 분류를 도입하며, AI 등 정책 테마는 관여도 기준으로 집계</w:t>
       </w:r>
     </w:p>
     <w:p>
@@ -677,7 +792,7 @@
           <w:sz w:val="23"/>
           <w:szCs w:val="23"/>
         </w:rPr>
-        <w:t xml:space="preserve">목적 서술이 일반 어휘에 그친 265건(12.1%, 2026년 예산 1.22조원)은 공고 지원내용·예산 산출근거로 분류하여 전수 유형화(교차검증 대분류 정확도 93.0%). 다만 82.6%는 확률 0.5 미만의 저신뢰 배정</w:t>
+        <w:t xml:space="preserve">(서술 기준) 예산서 사업목적에 지원 대상·수단·기대효과를 명시하도록 작성 지침을 보완</w:t>
       </w:r>
     </w:p>
     <w:p>
@@ -697,22 +812,7 @@
           <w:sz w:val="23"/>
           <w:szCs w:val="23"/>
         </w:rPr>
-        <w:t xml:space="preserve">연도 간 동일 사업의 대분류 일치율은 85.1%로 어휘 임베딩 단독(82.3%)보다 안정적이고, 기존 지원분야 분류와의 정보량(NMI)도 0.409로 더 높음(0.379)</w:t>
-      </w:r>
-    </w:p>
-    <w:p>
-      <w:pPr>
-        <w:spacing w:after="120" w:before="240" w:line="384"/>
-      </w:pPr>
-      <w:r>
-        <w:rPr>
-          <w:rFonts w:ascii="KoPub돋움체" w:cs="KoPub돋움체" w:eastAsia="KoPub돋움체" w:hAnsi="KoPub돋움체"/>
-          <w:b/>
-          <w:bCs/>
-          <w:sz w:val="26"/>
-          <w:szCs w:val="26"/>
-        </w:rPr>
-        <w:t xml:space="preserve">&lt; 유형별 지원 규모와 추이('24~'26) &gt;</w:t>
+        <w:t xml:space="preserve">(유사중복 검토) 4축 조합으로 1차 모집단을 구성하고 문서 유사도로 후보를 압축하여 실질적 중복과 역할 분담을 구분</w:t>
       </w:r>
     </w:p>
     <w:p>
@@ -732,552 +832,7 @@
           <w:sz w:val="23"/>
           <w:szCs w:val="23"/>
         </w:rPr>
-        <w:t xml:space="preserve">2026년 내역사업 예산 30.95조원 중 자금조달·경영안정 지원이 48.0%(14.86조원)로 절반에 근접하나, 회수되는 융자 재원과 보증 대위변제를 제외한 순지원(14.40조원) 기준으로는 기술혁신이 38.0%로 최대</w:t>
-      </w:r>
-    </w:p>
-    <w:p>
-      <w:pPr>
-        <w:pStyle w:val="ListParagraph"/>
-        <w:numPr>
-          <w:ilvl w:val="2"/>
-          <w:numId w:val="2"/>
-        </w:numPr>
-        <w:spacing w:after="40" w:before="0" w:line="384"/>
-      </w:pPr>
-      <w:r>
-        <w:rPr>
-          <w:rFonts w:ascii="KoPub바탕체" w:cs="KoPub바탕체" w:eastAsia="KoPub바탕체" w:hAnsi="KoPub바탕체"/>
-          <w:b w:val="false"/>
-          <w:bCs w:val="false"/>
-          <w:sz w:val="23"/>
-          <w:szCs w:val="23"/>
-        </w:rPr>
-        <w:t xml:space="preserve">기술혁신 촉진 19.2%(5.94조원) &gt; 고용·노동환경 9.1%(2.83조원) &gt; 수출·해외진출 7.5%(2.33조원) &gt; 창업·벤처 5.7%(1.75조원) &gt; 생산기반·친환경 5.5%(1.70조원)</w:t>
-      </w:r>
-    </w:p>
-    <w:p>
-      <w:pPr>
-        <w:pStyle w:val="ListParagraph"/>
-        <w:numPr>
-          <w:ilvl w:val="2"/>
-          <w:numId w:val="2"/>
-        </w:numPr>
-        <w:spacing w:after="40" w:before="0" w:line="384"/>
-      </w:pPr>
-      <w:r>
-        <w:rPr>
-          <w:rFonts w:ascii="KoPub바탕체" w:cs="KoPub바탕체" w:eastAsia="KoPub바탕체" w:hAnsi="KoPub바탕체"/>
-          <w:b w:val="false"/>
-          <w:bCs w:val="false"/>
-          <w:sz w:val="23"/>
-          <w:szCs w:val="23"/>
-        </w:rPr>
-        <w:t xml:space="preserve">전문인력 양성·채용(1.2%)과 경영역량 강화(3.8%) 등 역량형 지원은 5.0%, 순지원 기준으로도 10.7%에 그쳐 두 기준 모두에서 과소(순지원 기준 고용 19.6%·창업 11.8%·수출 11.6%)</w:t>
-      </w:r>
-    </w:p>
-    <w:p>
-      <w:pPr>
-        <w:pStyle w:val="ListParagraph"/>
-        <w:numPr>
-          <w:ilvl w:val="1"/>
-          <w:numId w:val="2"/>
-        </w:numPr>
-        <w:spacing w:after="40" w:before="0" w:line="384"/>
-      </w:pPr>
-      <w:r>
-        <w:rPr>
-          <w:rFonts w:ascii="KoPub바탕체" w:cs="KoPub바탕체" w:eastAsia="KoPub바탕체" w:hAnsi="KoPub바탕체"/>
-          <w:b w:val="false"/>
-          <w:bCs w:val="false"/>
-          <w:sz w:val="23"/>
-          <w:szCs w:val="23"/>
-        </w:rPr>
-        <w:t xml:space="preserve">시장진출·실증·사업화·설비 전환 지원이 빠르게 확대되고, 원천기술·융자 지원은 축소</w:t>
-      </w:r>
-    </w:p>
-    <w:p>
-      <w:pPr>
-        <w:pStyle w:val="ListParagraph"/>
-        <w:numPr>
-          <w:ilvl w:val="2"/>
-          <w:numId w:val="2"/>
-        </w:numPr>
-        <w:spacing w:after="40" w:before="0" w:line="384"/>
-      </w:pPr>
-      <w:r>
-        <w:rPr>
-          <w:rFonts w:ascii="KoPub바탕체" w:cs="KoPub바탕체" w:eastAsia="KoPub바탕체" w:hAnsi="KoPub바탕체"/>
-          <w:b w:val="false"/>
-          <w:bCs w:val="false"/>
-          <w:sz w:val="23"/>
-          <w:szCs w:val="23"/>
-        </w:rPr>
-        <w:t xml:space="preserve">해외시장 진출 +390.4%(0.11→0.53조원, 증가분의 82%는 글로벌선도기술개발·글로벌팁스 등 R&amp;D 사업), 기술사업화·기술이전 +78.8%(0.19→0.33조원), 환경·에너지 설비 설치 +76.0%(0.75→1.31조원)</w:t>
-      </w:r>
-    </w:p>
-    <w:p>
-      <w:pPr>
-        <w:pStyle w:val="ListParagraph"/>
-        <w:numPr>
-          <w:ilvl w:val="2"/>
-          <w:numId w:val="2"/>
-        </w:numPr>
-        <w:spacing w:after="40" w:before="0" w:line="384"/>
-      </w:pPr>
-      <w:r>
-        <w:rPr>
-          <w:rFonts w:ascii="KoPub바탕체" w:cs="KoPub바탕체" w:eastAsia="KoPub바탕체" w:hAnsi="KoPub바탕체"/>
-          <w:b w:val="false"/>
-          <w:bCs w:val="false"/>
-          <w:sz w:val="23"/>
-          <w:szCs w:val="23"/>
-        </w:rPr>
-        <w:t xml:space="preserve">원천·핵심기술 개발 △29.9%(0.41→0.28조원, 기술개발 단계 전체는 4.21→4.35조원으로 유지), 정책자금 융자 △9.7%(10.35→9.35조원). 2026년 소상공인경영안정바우처(5,790억원) 신설로 경영비용 보전형 지원이 새로 등장</w:t>
-      </w:r>
-    </w:p>
-    <w:p>
-      <w:pPr>
-        <w:pStyle w:val="ListParagraph"/>
-        <w:numPr>
-          <w:ilvl w:val="2"/>
-          <w:numId w:val="2"/>
-        </w:numPr>
-        <w:spacing w:after="40" w:before="0" w:line="384"/>
-      </w:pPr>
-      <w:r>
-        <w:rPr>
-          <w:rFonts w:ascii="KoPub바탕체" w:cs="KoPub바탕체" w:eastAsia="KoPub바탕체" w:hAnsi="KoPub바탕체"/>
-          <w:b w:val="false"/>
-          <w:bCs w:val="false"/>
-          <w:sz w:val="23"/>
-          <w:szCs w:val="23"/>
-        </w:rPr>
-        <w:t xml:space="preserve">기술혁신 예산 중 실증·상용화·사업화 단계 비중: 21.5%('24) → 26.7%('26) [5.2%p↑]</w:t>
-      </w:r>
-    </w:p>
-    <w:p>
-      <w:pPr>
-        <w:spacing w:after="120" w:before="240" w:line="384"/>
-      </w:pPr>
-      <w:r>
-        <w:rPr>
-          <w:rFonts w:ascii="KoPub돋움체" w:cs="KoPub돋움체" w:eastAsia="KoPub돋움체" w:hAnsi="KoPub돋움체"/>
-          <w:b/>
-          <w:bCs/>
-          <w:sz w:val="26"/>
-          <w:szCs w:val="26"/>
-        </w:rPr>
-        <w:t xml:space="preserve">&lt; 지원대상·수단·내용·산업 유형(5축 분류체계) &gt;</w:t>
-      </w:r>
-    </w:p>
-    <w:p>
-      <w:pPr>
-        <w:pStyle w:val="ListParagraph"/>
-        <w:numPr>
-          <w:ilvl w:val="1"/>
-          <w:numId w:val="2"/>
-        </w:numPr>
-        <w:spacing w:after="40" w:before="0" w:line="384"/>
-      </w:pPr>
-      <w:r>
-        <w:rPr>
-          <w:rFonts w:ascii="KoPub바탕체" w:cs="KoPub바탕체" w:eastAsia="KoPub바탕체" w:hAnsi="KoPub바탕체"/>
-          <w:b w:val="false"/>
-          <w:bCs w:val="false"/>
-          <w:sz w:val="23"/>
-          <w:szCs w:val="23"/>
-        </w:rPr>
-        <w:t xml:space="preserve">지원목적에 더해 지원대상(10개)·지원수단(9개)·지원내용(11개)·지원산업(10개+업종 공통) 유형을 각각 독립 도출하여 5축 분류체계를 구성</w:t>
-      </w:r>
-    </w:p>
-    <w:p>
-      <w:pPr>
-        <w:pStyle w:val="ListParagraph"/>
-        <w:numPr>
-          <w:ilvl w:val="2"/>
-          <w:numId w:val="2"/>
-        </w:numPr>
-        <w:spacing w:after="40" w:before="0" w:line="384"/>
-      </w:pPr>
-      <w:r>
-        <w:rPr>
-          <w:rFonts w:ascii="KoPub바탕체" w:cs="KoPub바탕체" w:eastAsia="KoPub바탕체" w:hAnsi="KoPub바탕체"/>
-          <w:b w:val="false"/>
-          <w:bCs w:val="false"/>
-          <w:sz w:val="23"/>
-          <w:szCs w:val="23"/>
-        </w:rPr>
-        <w:t xml:space="preserve">지원대상('26 예산): 중소·중견기업 일반 24.0% &gt; 소상공인 15.4% &gt; 산학연 연구수행기관 15.3%(건수 최다 158건) &gt; 보증·보험 이용기업 13.3%; 예비창업자·창업기업은 2.3%</w:t>
-      </w:r>
-    </w:p>
-    <w:p>
-      <w:pPr>
-        <w:pStyle w:val="ListParagraph"/>
-        <w:numPr>
-          <w:ilvl w:val="2"/>
-          <w:numId w:val="2"/>
-        </w:numPr>
-        <w:spacing w:after="40" w:before="0" w:line="384"/>
-      </w:pPr>
-      <w:r>
-        <w:rPr>
-          <w:rFonts w:ascii="KoPub바탕체" w:cs="KoPub바탕체" w:eastAsia="KoPub바탕체" w:hAnsi="KoPub바탕체"/>
-          <w:b w:val="false"/>
-          <w:bCs w:val="false"/>
-          <w:sz w:val="23"/>
-          <w:szCs w:val="23"/>
-        </w:rPr>
-        <w:t xml:space="preserve">지원수단: 융자 38.0% &gt; R&amp;D 과제 출연 18.1% &gt; 보증·보험 15.5% &gt; 보조금 8.7%; 금융성 수단(융자+보증) 53.5%로 지원목적 축의 자금조달·경영안정(48.0%)보다 커 수출·생산기반·고용 목적에서도 융자가 주요 수단</w:t>
-      </w:r>
-    </w:p>
-    <w:p>
-      <w:pPr>
-        <w:pStyle w:val="ListParagraph"/>
-        <w:numPr>
-          <w:ilvl w:val="2"/>
-          <w:numId w:val="2"/>
-        </w:numPr>
-        <w:spacing w:after="40" w:before="0" w:line="384"/>
-      </w:pPr>
-      <w:r>
-        <w:rPr>
-          <w:rFonts w:ascii="KoPub바탕체" w:cs="KoPub바탕체" w:eastAsia="KoPub바탕체" w:hAnsi="KoPub바탕체"/>
-          <w:b w:val="false"/>
-          <w:bCs w:val="false"/>
-          <w:sz w:val="23"/>
-          <w:szCs w:val="23"/>
-        </w:rPr>
-        <w:t xml:space="preserve">지원내용: 자금 융자·보증 제공 47.5% &gt; 기술개발 과제 12.3% &gt; 창업 사업화자금·투자연계 8.5% &gt; 환경·안전 설비 5.9%; '24~'26 창업 사업화자금 +67.7%·컨설팅 서비스 +139.2%·해외진출 지원 +86.6%, 융자·보증 △7.7%로 내용이 자금 전달에서 단계별 사업화·서비스 지원으로 이동</w:t>
-      </w:r>
-    </w:p>
-    <w:p>
-      <w:pPr>
-        <w:pStyle w:val="ListParagraph"/>
-        <w:numPr>
-          <w:ilvl w:val="2"/>
-          <w:numId w:val="2"/>
-        </w:numPr>
-        <w:spacing w:after="40" w:before="0" w:line="384"/>
-      </w:pPr>
-      <w:r>
-        <w:rPr>
-          <w:rFonts w:ascii="KoPub바탕체" w:cs="KoPub바탕체" w:eastAsia="KoPub바탕체" w:hAnsi="KoPub바탕체"/>
-          <w:b w:val="false"/>
-          <w:bCs w:val="false"/>
-          <w:sz w:val="23"/>
-          <w:szCs w:val="23"/>
-        </w:rPr>
-        <w:t xml:space="preserve">지원산업: 업종 공통 66.9%를 제외하면 소재·부품·장비 9.0% &gt; 에너지·환경 8.5% &gt; 농림수산식품 4.7% &gt; 콘텐츠·문화 4.6% &gt; AI·데이터 1.9%; 지원산업은 소관과의 정보량(NMI 0.440)이 가장 높고 다른 축과는 낮아 독립된 축으로 기능</w:t>
-      </w:r>
-    </w:p>
-    <w:p>
-      <w:pPr>
-        <w:pStyle w:val="ListParagraph"/>
-        <w:numPr>
-          <w:ilvl w:val="1"/>
-          <w:numId w:val="2"/>
-        </w:numPr>
-        <w:spacing w:after="40" w:before="0" w:line="384"/>
-      </w:pPr>
-      <w:r>
-        <w:rPr>
-          <w:rFonts w:ascii="KoPub바탕체" w:cs="KoPub바탕체" w:eastAsia="KoPub바탕체" w:hAnsi="KoPub바탕체"/>
-          <w:b w:val="false"/>
-          <w:bCs w:val="false"/>
-          <w:sz w:val="23"/>
-          <w:szCs w:val="23"/>
-        </w:rPr>
-        <w:t xml:space="preserve">AI 지원은 사업명에 AI를 내건 핵심 사업과 지원 항목에 AI를 포함한 활용 사업을 합쳐 2026년 64건·1.83조원(5.9%)으로 2024년(0.72조원)의 2.5배, 운영 소관은 6개 → 12개로 확대</w:t>
-      </w:r>
-    </w:p>
-    <w:p>
-      <w:pPr>
-        <w:pStyle w:val="ListParagraph"/>
-        <w:numPr>
-          <w:ilvl w:val="2"/>
-          <w:numId w:val="2"/>
-        </w:numPr>
-        <w:spacing w:after="40" w:before="0" w:line="384"/>
-      </w:pPr>
-      <w:r>
-        <w:rPr>
-          <w:rFonts w:ascii="KoPub바탕체" w:cs="KoPub바탕체" w:eastAsia="KoPub바탕체" w:hAnsi="KoPub바탕체"/>
-          <w:b w:val="false"/>
-          <w:bCs w:val="false"/>
-          <w:sz w:val="23"/>
-          <w:szCs w:val="23"/>
-        </w:rPr>
-        <w:t xml:space="preserve">'AI 등 첨단산업 우대' 수준의 언급 사업(5.04조원)까지 포함하면 6.88조원으로 부풀려지므로, AI 지원 규모는 관여도 기준을 명시하여 집계할 필요</w:t>
-      </w:r>
-    </w:p>
-    <w:p>
-      <w:pPr>
-        <w:pStyle w:val="ListParagraph"/>
-        <w:numPr>
-          <w:ilvl w:val="2"/>
-          <w:numId w:val="2"/>
-        </w:numPr>
-        <w:spacing w:after="40" w:before="0" w:line="384"/>
-      </w:pPr>
-      <w:r>
-        <w:rPr>
-          <w:rFonts w:ascii="KoPub바탕체" w:cs="KoPub바탕체" w:eastAsia="KoPub바탕체" w:hAnsi="KoPub바탕체"/>
-          <w:b w:val="false"/>
-          <w:bCs w:val="false"/>
-          <w:sz w:val="23"/>
-          <w:szCs w:val="23"/>
-        </w:rPr>
-        <w:t xml:space="preserve">AI 지원은 주 산업이 AI·데이터인 사업(0.58조원) 외에 제조혁신·창업·훈련 사업의 AI 활용분을 포함하며, 기술혁신 목적이 63.1%, 핵심 사업 37건 중 21건이 과기부</w:t>
-      </w:r>
-    </w:p>
-    <w:p>
-      <w:pPr>
-        <w:pStyle w:val="ListParagraph"/>
-        <w:numPr>
-          <w:ilvl w:val="1"/>
-          <w:numId w:val="2"/>
-        </w:numPr>
-        <w:spacing w:after="40" w:before="0" w:line="384"/>
-      </w:pPr>
-      <w:r>
-        <w:rPr>
-          <w:rFonts w:ascii="KoPub바탕체" w:cs="KoPub바탕체" w:eastAsia="KoPub바탕체" w:hAnsi="KoPub바탕체"/>
-          <w:b w:val="false"/>
-          <w:bCs w:val="false"/>
-          <w:sz w:val="23"/>
-          <w:szCs w:val="23"/>
-        </w:rPr>
-        <w:t xml:space="preserve">같은 목적 안에서도 수단·대상 구성이 달라 유사·중복 검토는 4축 동시 비교가 필요: 기술혁신은 R&amp;D 출연 73.8%로 단일 수단인 반면, 수출·해외진출은 융자 28.1%·보조금 22.7%·R&amp;D 출연 17.1%·바우처 15.0%로 분산</w:t>
-      </w:r>
-    </w:p>
-    <w:p>
-      <w:pPr>
-        <w:pStyle w:val="ListParagraph"/>
-        <w:numPr>
-          <w:ilvl w:val="1"/>
-          <w:numId w:val="2"/>
-        </w:numPr>
-        <w:spacing w:after="40" w:before="0" w:line="384"/>
-      </w:pPr>
-      <w:r>
-        <w:rPr>
-          <w:rFonts w:ascii="KoPub바탕체" w:cs="KoPub바탕체" w:eastAsia="KoPub바탕체" w:hAnsi="KoPub바탕체"/>
-          <w:b w:val="false"/>
-          <w:bCs w:val="false"/>
-          <w:sz w:val="23"/>
-          <w:szCs w:val="23"/>
-        </w:rPr>
-        <w:t xml:space="preserve">2026년 671건은 313개 4축 조합으로 나뉘며 상위 10개 조합이 예산의 59.1%, 203개 조합은 단일 사업. 4축이 모두 같은 복수 사업 조합 110개(468건, 2026년 사업의 69.7%)가 1차 유사중복 검토 모집단이며, 조합 내 문서 유사도로 후보를 압축할 필요</w:t>
-      </w:r>
-    </w:p>
-    <w:p>
-      <w:pPr>
-        <w:spacing w:after="120" w:before="240" w:line="384"/>
-      </w:pPr>
-      <w:r>
-        <w:rPr>
-          <w:rFonts w:ascii="KoPub돋움체" w:cs="KoPub돋움체" w:eastAsia="KoPub돋움체" w:hAnsi="KoPub돋움체"/>
-          <w:b/>
-          <w:bCs/>
-          <w:sz w:val="26"/>
-          <w:szCs w:val="26"/>
-        </w:rPr>
-        <w:t xml:space="preserve">&lt; 소관별 구조와 기존 분류체계 비교 &gt;</w:t>
-      </w:r>
-    </w:p>
-    <w:p>
-      <w:pPr>
-        <w:pStyle w:val="ListParagraph"/>
-        <w:numPr>
-          <w:ilvl w:val="1"/>
-          <w:numId w:val="2"/>
-        </w:numPr>
-        <w:spacing w:after="40" w:before="0" w:line="384"/>
-      </w:pPr>
-      <w:r>
-        <w:rPr>
-          <w:rFonts w:ascii="KoPub바탕체" w:cs="KoPub바탕체" w:eastAsia="KoPub바탕체" w:hAnsi="KoPub바탕체"/>
-          <w:b w:val="false"/>
-          <w:bCs w:val="false"/>
-          <w:sz w:val="23"/>
-          <w:szCs w:val="23"/>
-        </w:rPr>
-        <w:t xml:space="preserve">소관별 지원목적은 뚜렷이 특화: 중기부는 자금조달·경영안정 63.8%, 산업부는 기술혁신 70.0%, 고용부는 고용·노동환경 81.4%, 기후부는 생산기반·친환경 전환 56.2%</w:t>
-      </w:r>
-    </w:p>
-    <w:p>
-      <w:pPr>
-        <w:pStyle w:val="ListParagraph"/>
-        <w:numPr>
-          <w:ilvl w:val="1"/>
-          <w:numId w:val="2"/>
-        </w:numPr>
-        <w:spacing w:after="40" w:before="0" w:line="384"/>
-      </w:pPr>
-      <w:r>
-        <w:rPr>
-          <w:rFonts w:ascii="KoPub바탕체" w:cs="KoPub바탕체" w:eastAsia="KoPub바탕체" w:hAnsi="KoPub바탕체"/>
-          <w:b w:val="false"/>
-          <w:bCs w:val="false"/>
-          <w:sz w:val="23"/>
-          <w:szCs w:val="23"/>
-        </w:rPr>
-        <w:t xml:space="preserve">기술혁신 촉진은 16개 소관, 창업·벤처 육성과 수출·해외진출 촉진은 각 13개 소관이 운영하여 부처 간 유사·중복 검토 수요가 큼</w:t>
-      </w:r>
-    </w:p>
-    <w:p>
-      <w:pPr>
-        <w:pStyle w:val="ListParagraph"/>
-        <w:numPr>
-          <w:ilvl w:val="2"/>
-          <w:numId w:val="2"/>
-        </w:numPr>
-        <w:spacing w:after="40" w:before="0" w:line="384"/>
-      </w:pPr>
-      <w:r>
-        <w:rPr>
-          <w:rFonts w:ascii="KoPub바탕체" w:cs="KoPub바탕체" w:eastAsia="KoPub바탕체" w:hAnsi="KoPub바탕체"/>
-          <w:b w:val="false"/>
-          <w:bCs w:val="false"/>
-          <w:sz w:val="23"/>
-          <w:szCs w:val="23"/>
-        </w:rPr>
-        <w:t xml:space="preserve">AI 응용제품 신속 상용화 지원사업은 6개 부처가 분야별로 운영하는 범부처 협업형 사례로, 4축이 같은 사업군에서 '중복'과 '분담된 협업'을 구분하는 절차 필요</w:t>
-      </w:r>
-    </w:p>
-    <w:p>
-      <w:pPr>
-        <w:pStyle w:val="ListParagraph"/>
-        <w:numPr>
-          <w:ilvl w:val="1"/>
-          <w:numId w:val="2"/>
-        </w:numPr>
-        <w:spacing w:after="40" w:before="0" w:line="384"/>
-      </w:pPr>
-      <w:r>
-        <w:rPr>
-          <w:rFonts w:ascii="KoPub바탕체" w:cs="KoPub바탕체" w:eastAsia="KoPub바탕체" w:hAnsi="KoPub바탕체"/>
-          <w:b w:val="false"/>
-          <w:bCs w:val="false"/>
-          <w:sz w:val="23"/>
-          <w:szCs w:val="23"/>
-        </w:rPr>
-        <w:t xml:space="preserve">기존 분류의 '기술사업화/이전/지도' 210건은 기술혁신 165건(실증·사업화 99건)·수출 16건·경영역량 13건으로, '디자인/상품화/사업화' 147건은 경영역량 52건·기술혁신 23건·수출 22건으로 재구분</w:t>
-      </w:r>
-    </w:p>
-    <w:p>
-      <w:pPr>
-        <w:spacing w:after="120" w:before="240" w:line="384"/>
-      </w:pPr>
-      <w:r>
-        <w:rPr>
-          <w:rFonts w:ascii="KoPub돋움체" w:cs="KoPub돋움체" w:eastAsia="KoPub돋움체" w:hAnsi="KoPub돋움체"/>
-          <w:b/>
-          <w:bCs/>
-          <w:sz w:val="26"/>
-          <w:szCs w:val="26"/>
-        </w:rPr>
-        <w:t xml:space="preserve">&lt; 정책과제 &gt;</w:t>
-      </w:r>
-    </w:p>
-    <w:p>
-      <w:pPr>
-        <w:pStyle w:val="ListParagraph"/>
-        <w:numPr>
-          <w:ilvl w:val="1"/>
-          <w:numId w:val="2"/>
-        </w:numPr>
-        <w:spacing w:after="40" w:before="0" w:line="384"/>
-      </w:pPr>
-      <w:r>
-        <w:rPr>
-          <w:rFonts w:ascii="KoPub바탕체" w:cs="KoPub바탕체" w:eastAsia="KoPub바탕체" w:hAnsi="KoPub바탕체"/>
-          <w:b w:val="false"/>
-          <w:bCs w:val="false"/>
-          <w:sz w:val="23"/>
-          <w:szCs w:val="23"/>
-        </w:rPr>
-        <w:t xml:space="preserve">중소기업 지원사업 통합관리 분류체계를 '목적·대상·수단·내용·산업'의 5축으로 개편하고, 임베딩 기반 자동 분류를 표본 검증을 거쳐 사업 등록 단계에 도입. AI 등 정책 테마 지원은 관여도(핵심·활용·언급) 기준으로 집계</w:t>
-      </w:r>
-    </w:p>
-    <w:p>
-      <w:pPr>
-        <w:pStyle w:val="ListParagraph"/>
-        <w:numPr>
-          <w:ilvl w:val="1"/>
-          <w:numId w:val="2"/>
-        </w:numPr>
-        <w:spacing w:after="40" w:before="0" w:line="384"/>
-      </w:pPr>
-      <w:r>
-        <w:rPr>
-          <w:rFonts w:ascii="KoPub바탕체" w:cs="KoPub바탕체" w:eastAsia="KoPub바탕체" w:hAnsi="KoPub바탕체"/>
-          <w:b w:val="false"/>
-          <w:bCs w:val="false"/>
-          <w:sz w:val="23"/>
-          <w:szCs w:val="23"/>
-        </w:rPr>
-        <w:t xml:space="preserve">예산서 사업설명자료의 사업목적 서술 기준(지원 대상·수단·기대효과 명시)을 마련하여 목적 서술 불충분 사업(12.1%)과 저신뢰 배정을 축소</w:t>
-      </w:r>
-    </w:p>
-    <w:p>
-      <w:pPr>
-        <w:pStyle w:val="ListParagraph"/>
-        <w:numPr>
-          <w:ilvl w:val="1"/>
-          <w:numId w:val="2"/>
-        </w:numPr>
-        <w:spacing w:after="40" w:before="0" w:line="384"/>
-      </w:pPr>
-      <w:r>
-        <w:rPr>
-          <w:rFonts w:ascii="KoPub바탕체" w:cs="KoPub바탕체" w:eastAsia="KoPub바탕체" w:hAnsi="KoPub바탕체"/>
-          <w:b w:val="false"/>
-          <w:bCs w:val="false"/>
-          <w:sz w:val="23"/>
-          <w:szCs w:val="23"/>
-        </w:rPr>
-        <w:t xml:space="preserve">동일 목적 유형 내 다부처 사업을 사전협의·성과평가의 유사중복 검토 모집단으로 활용하고, 대상·수단·내용 축을 함께 비교하여 실질적 중복과 역할 분담을 구분</w:t>
-      </w:r>
-    </w:p>
-    <w:p>
-      <w:pPr>
-        <w:pStyle w:val="ListParagraph"/>
-        <w:numPr>
-          <w:ilvl w:val="1"/>
-          <w:numId w:val="2"/>
-        </w:numPr>
-        <w:spacing w:after="40" w:before="0" w:line="384"/>
-      </w:pPr>
-      <w:r>
-        <w:rPr>
-          <w:rFonts w:ascii="KoPub바탕체" w:cs="KoPub바탕체" w:eastAsia="KoPub바탕체" w:hAnsi="KoPub바탕체"/>
-          <w:b w:val="false"/>
-          <w:bCs w:val="false"/>
-          <w:sz w:val="23"/>
-          <w:szCs w:val="23"/>
-        </w:rPr>
-        <w:t xml:space="preserve">유형별 예산 포트폴리오를 연 1회 공표하고, 융자·보증 비중과 역량형 지원 비중을 중소기업 지원 기본계획의 점검 지표로 반영. 융자·보증 재원을 제외한 순지원 기준(기술혁신 38.0%·고용 19.6%·역량형 10.7%)을 병행 산출</w:t>
-      </w:r>
-    </w:p>
-    <w:p>
-      <w:pPr>
-        <w:pStyle w:val="ListParagraph"/>
-        <w:numPr>
-          <w:ilvl w:val="1"/>
-          <w:numId w:val="2"/>
-        </w:numPr>
-        <w:spacing w:after="40" w:before="0" w:line="384"/>
-      </w:pPr>
-      <w:r>
-        <w:rPr>
-          <w:rFonts w:ascii="KoPub바탕체" w:cs="KoPub바탕체" w:eastAsia="KoPub바탕체" w:hAnsi="KoPub바탕체"/>
-          <w:b w:val="false"/>
-          <w:bCs w:val="false"/>
-          <w:sz w:val="23"/>
-          <w:szCs w:val="23"/>
-        </w:rPr>
-        <w:t xml:space="preserve">급증 유형(실증·사업화, 해외시장 진출)과 신설 현금성 지원(경영비용 보전)에 대해 유형 공통 성과지표를 설계하여 신설·확대 사업의 성과관리 일관성 확보</w:t>
+        <w:t xml:space="preserve">(포트폴리오·성과관리) 유형별 예산을 총액·순지원 기준으로 연 1회 산출하고, 급증 유형과 신설 현금성 지원은 유형 공통 성과지표로 관리</w:t>
       </w:r>
     </w:p>
     <w:p>

--- a/analysis/deliverables/KOSI_이슈n포커스_원고_지원사업유형분석.docx
+++ b/analysis/deliverables/KOSI_이슈n포커스_원고_지원사업유형분석.docx
@@ -270,7 +270,7 @@
           <w:sz w:val="26"/>
           <w:szCs w:val="26"/>
         </w:rPr>
-        <w:t xml:space="preserve">2. 지원사업 5축 분류체계</w:t>
+        <w:t xml:space="preserve">2. 지원사업 유형화</w:t>
       </w:r>
     </w:p>
     <w:p>
@@ -315,7 +315,7 @@
           <w:sz w:val="26"/>
           <w:szCs w:val="26"/>
         </w:rPr>
-        <w:t xml:space="preserve">부록 1. 축별 유형화 방법과 타당성</w:t>
+        <w:t xml:space="preserve">부록 1. 유형화 방법과 타당성</w:t>
       </w:r>
     </w:p>
     <w:p>
@@ -345,7 +345,7 @@
           <w:sz w:val="26"/>
           <w:szCs w:val="26"/>
         </w:rPr>
-        <w:t xml:space="preserve">부록 3. 6축 유형 정의</w:t>
+        <w:t xml:space="preserve">부록 3. 유형 정의</w:t>
       </w:r>
     </w:p>
     <w:p>
@@ -417,7 +417,7 @@
           <w:sz w:val="23"/>
           <w:szCs w:val="23"/>
         </w:rPr>
-        <w:t xml:space="preserve">기존 지원분야 분류는 내역사업의 36%가 결측이고 목적과 수단이 한 축에 혼재하여 포트폴리오 점검 기준으로 한계</w:t>
+        <w:t xml:space="preserve">기존 지원분야 분류는 내역사업의 36%가 결측이고 목적과 수단이 한 분류 안에 혼재하여 포트폴리오 점검 기준으로 한계</w:t>
       </w:r>
     </w:p>
     <w:p>
@@ -437,7 +437,7 @@
           <w:sz w:val="23"/>
           <w:szCs w:val="23"/>
         </w:rPr>
-        <w:t xml:space="preserve">본 보고서는 사업정보 DB의 내역사업 2,189건(2024~2026년)을 문장 임베딩과 군집분석으로 유형화하여 5축 분류체계를 제시하고 지원 구조를 진단</w:t>
+        <w:t xml:space="preserve">본 보고서는 사업정보 DB의 내역사업 2,189건(2024~2026년)을 문장 임베딩과 군집분석으로 지원목적·대상·수단·내용·산업별로 유형화하고 지원 구조를 진단</w:t>
       </w:r>
     </w:p>
     <w:p>
@@ -452,7 +452,7 @@
           <w:sz w:val="26"/>
           <w:szCs w:val="26"/>
         </w:rPr>
-        <w:t xml:space="preserve">&lt; 5축 분류체계 &gt;</w:t>
+        <w:t xml:space="preserve">&lt; 지원사업 유형화 &gt;</w:t>
       </w:r>
     </w:p>
     <w:p>
@@ -472,7 +472,7 @@
           <w:sz w:val="23"/>
           <w:szCs w:val="23"/>
         </w:rPr>
-        <w:t xml:space="preserve">지원목적·지원대상·지원수단·지원내용·지원산업의 5축으로 전 사업을 분류하고, 지원산업 축에서 AI 관여도를 판정</w:t>
+        <w:t xml:space="preserve">전 사업을 지원목적·지원대상·지원수단·지원내용·지원산업별로 유형화하고, 지원산업 유형화 과정에서 AI 관여도를 판정</w:t>
       </w:r>
     </w:p>
     <w:p>
@@ -707,7 +707,7 @@
           <w:sz w:val="23"/>
           <w:szCs w:val="23"/>
         </w:rPr>
-        <w:t xml:space="preserve">같은 목적 안에서도 대상·수단·내용이 달라, 유사·중복 검토에는 여러 축의 동시 비교가 필요</w:t>
+        <w:t xml:space="preserve">같은 목적 안에서도 대상·수단·내용이 달라, 유사·중복 검토에는 여러 유형의 동시 비교가 필요</w:t>
       </w:r>
     </w:p>
     <w:p>
@@ -727,7 +727,7 @@
           <w:sz w:val="23"/>
           <w:szCs w:val="23"/>
         </w:rPr>
-        <w:t xml:space="preserve">4축(목적·대상·수단·내용)이 같은 복수 사업 조합에 2026년 사업의 69.7%가 속해, 문서 유사도로 후보를 추가 압축할 필요</w:t>
+        <w:t xml:space="preserve">목적·대상·수단·내용 유형이 모두 같은 사업군에 2026년 사업의 69.7%가 속해, 문서 유사도로 후보를 추가 압축할 필요</w:t>
       </w:r>
     </w:p>
     <w:p>
@@ -782,7 +782,7 @@
           <w:sz w:val="23"/>
           <w:szCs w:val="23"/>
         </w:rPr>
-        <w:t xml:space="preserve">(분류체계) 통합관리 분류를 5축으로 개편하고, 표본 검증을 거쳐 자동 분류를 도입</w:t>
+        <w:t xml:space="preserve">(유형 관리) 통합관리시스템의 지원분야 분류에 지원목적·대상·수단·내용·산업 유형을 반영하고, 표본 검증을 거쳐 자동 유형화를 도입</w:t>
       </w:r>
     </w:p>
     <w:p>
@@ -822,7 +822,7 @@
           <w:sz w:val="23"/>
           <w:szCs w:val="23"/>
         </w:rPr>
-        <w:t xml:space="preserve">(유사·중복 검토) 4축 조합으로 1차 모집단을 구성하고 문서 유사도로 후보를 압축</w:t>
+        <w:t xml:space="preserve">(유사·중복 검토) 목적·대상·수단·내용 유형 조합으로 1차 모집단을 구성하고 문서 유사도로 후보를 압축</w:t>
       </w:r>
     </w:p>
     <w:p>
@@ -1051,7 +1051,7 @@
           <w:sz w:val="23"/>
           <w:szCs w:val="23"/>
         </w:rPr>
-        <w:t xml:space="preserve">'융자(운전)' 등 수단 항목과 '시장개척' 등 목적 항목이 한 축에 혼재</w:t>
+        <w:t xml:space="preserve">'융자(운전)' 등 수단 항목과 '시장개척' 등 목적 항목이 한 분류 안에 혼재</w:t>
       </w:r>
     </w:p>
     <w:p>
@@ -1071,7 +1071,7 @@
           <w:sz w:val="24"/>
           <w:szCs w:val="24"/>
         </w:rPr>
-        <w:t xml:space="preserve">본 보고서는 사업목적·내용 서술을 문장 임베딩과 군집분석으로 유형화하여 5축 분류체계를 제시하고, 이를 바탕으로 지원 구조를 진단하여 정책과제를 도출</w:t>
+        <w:t xml:space="preserve">본 보고서는 사업목적·내용 서술을 문장 임베딩과 군집분석으로 지원목적·대상·수단·내용·산업별로 유형화하고, 이를 바탕으로 지원 구조를 진단하여 정책과제를 도출</w:t>
       </w:r>
     </w:p>
     <w:p>
@@ -2100,7 +2100,7 @@
           <w:sz w:val="24"/>
           <w:szCs w:val="24"/>
         </w:rPr>
-        <w:t xml:space="preserve">축마다 원천 정보의 성격이 달라 유형화 방법을 달리 적용</w:t>
+        <w:t xml:space="preserve">유형화 기준마다 원천 정보의 성격이 달라 유형화 방법을 달리 적용</w:t>
       </w:r>
     </w:p>
     <w:p>
@@ -2232,7 +2232,7 @@
           <w:sz w:val="40"/>
           <w:szCs w:val="40"/>
         </w:rPr>
-        <w:t xml:space="preserve">지원사업 5축 분류체계</w:t>
+        <w:t xml:space="preserve">지원사업 유형화</w:t>
       </w:r>
     </w:p>
     <w:p>
@@ -2249,7 +2249,7 @@
           <w:sz w:val="30"/>
           <w:szCs w:val="30"/>
         </w:rPr>
-        <w:t xml:space="preserve">가. 분류체계 개관</w:t>
+        <w:t xml:space="preserve">가. 유형화 기준</w:t>
       </w:r>
     </w:p>
     <w:p>
@@ -2269,7 +2269,7 @@
           <w:sz w:val="24"/>
           <w:szCs w:val="24"/>
         </w:rPr>
-        <w:t xml:space="preserve">5축 분류체계는 사업이 '왜·누구에게·어떤 방식으로·무엇을·어느 산업 영역에' 지원하는지를 각각 독립된 축으로 구분</w:t>
+        <w:t xml:space="preserve">지원사업을 '왜·누구에게·어떤 방식으로·무엇을·어느 산업 영역에' 지원하는지의 다섯 가지 기준으로 각각 유형화</w:t>
       </w:r>
     </w:p>
     <w:p>
@@ -2329,7 +2329,7 @@
           <w:sz w:val="23"/>
           <w:szCs w:val="23"/>
         </w:rPr>
-        <w:t xml:space="preserve">AI 관여도는 지원산업 축의 하위 지표로, 사업 안에서 AI가 차지하는 위상을 단계별로 구분</w:t>
+        <w:t xml:space="preserve">AI 관여도는 지원산업 유형화의 하위 지표로, 사업 안에서 AI가 차지하는 위상을 단계별로 구분</w:t>
       </w:r>
     </w:p>
     <w:p>
@@ -2345,7 +2345,7 @@
           <w:sz w:val="22"/>
           <w:szCs w:val="22"/>
         </w:rPr>
-        <w:t xml:space="preserve">&lt;표 2&gt; 5축 분류체계와 AI 관여도 개관</w:t>
+        <w:t xml:space="preserve">&lt;표 2&gt; 유형화 기준과 AI 관여도 개관</w:t>
       </w:r>
     </w:p>
     <w:tbl>
@@ -2404,7 +2404,7 @@
                 <w:sz w:val="16"/>
                 <w:szCs w:val="16"/>
               </w:rPr>
-              <w:t xml:space="preserve">축</w:t>
+              <w:t xml:space="preserve">구  분</w:t>
             </w:r>
           </w:p>
         </w:tc>
@@ -18980,7 +18980,7 @@
           <w:sz w:val="30"/>
           <w:szCs w:val="30"/>
         </w:rPr>
-        <w:t xml:space="preserve">나. 축 간 관계와 유사·중복 검토 모집단</w:t>
+        <w:t xml:space="preserve">나. 유형 간 관계와 유사·중복 검토 모집단</w:t>
       </w:r>
     </w:p>
     <w:p>
@@ -19000,7 +19000,7 @@
           <w:sz w:val="24"/>
           <w:szCs w:val="24"/>
         </w:rPr>
-        <w:t xml:space="preserve">같은 목적 안에서도 수단과 대상의 구성이 달라, 유사·중복 검토는 여러 축을 함께 비교할 필요</w:t>
+        <w:t xml:space="preserve">같은 목적 안에서도 수단과 대상의 구성이 달라, 유사·중복 검토는 여러 유형을 함께 비교할 필요</w:t>
       </w:r>
     </w:p>
     <w:p>
@@ -19159,7 +19159,7 @@
           <w:sz w:val="24"/>
           <w:szCs w:val="24"/>
         </w:rPr>
-        <w:t xml:space="preserve">2026년 671건은 313개 4축(목적·대상·수단·내용) 조합으로 나뉘며, 상위 10개 조합이 예산의 59.1%를 차지</w:t>
+        <w:t xml:space="preserve">2026년 671건은 목적·대상·수단·내용 유형의 313개 조합으로 나뉘며, 상위 10개 조합이 예산의 59.1%를 차지</w:t>
       </w:r>
     </w:p>
     <w:p>
@@ -19199,7 +19199,7 @@
           <w:sz w:val="23"/>
           <w:szCs w:val="23"/>
         </w:rPr>
-        <w:t xml:space="preserve">4축이 모두 같은 복수 사업 조합 110개(468건)가 사전협의·성과평가의 1차 유사·중복 검토 모집단</w:t>
+        <w:t xml:space="preserve">목적·대상·수단·내용 유형이 모두 같은 복수 사업 조합 110개(468건)가 사전협의·성과평가의 1차 유사·중복 검토 모집단</w:t>
       </w:r>
     </w:p>
     <w:p>
@@ -19236,7 +19236,7 @@
           <w:sz w:val="30"/>
           <w:szCs w:val="30"/>
         </w:rPr>
-        <w:t xml:space="preserve">다. 소관별 구조와 기존 분류체계 비교</w:t>
+        <w:t xml:space="preserve">다. 소관별 구조와 기존 분류 비교</w:t>
       </w:r>
     </w:p>
     <w:p>
@@ -26202,7 +26202,7 @@
           <w:sz w:val="26"/>
           <w:szCs w:val="26"/>
         </w:rPr>
-        <w:t xml:space="preserve">(4) 분류체계와 유사·중복 검토 기준</w:t>
+        <w:t xml:space="preserve">(4) 기존 분류의 한계와 유사·중복 검토 기준</w:t>
       </w:r>
     </w:p>
     <w:p>
@@ -26222,7 +26222,7 @@
           <w:sz w:val="23"/>
           <w:szCs w:val="23"/>
         </w:rPr>
-        <w:t xml:space="preserve">기존 지원분야 분류는 결측(36%)과 포괄 항목이 많고, 목적과 수단이 한 축에 혼재(1장 가.)</w:t>
+        <w:t xml:space="preserve">기존 지원분야 분류는 결측(36%)과 포괄 항목이 많고, 목적과 수단이 한 분류 안에 혼재(1장 가.)</w:t>
       </w:r>
     </w:p>
     <w:p>
@@ -26242,7 +26242,7 @@
           <w:sz w:val="23"/>
           <w:szCs w:val="23"/>
         </w:rPr>
-        <w:t xml:space="preserve">같은 목적 유형 안에서도 대상·수단·내용이 다양하고, 4축이 같은 조합만으로는 중복 후보가 2026년 사업의 69.7%에 달함(3장 나.)</w:t>
+        <w:t xml:space="preserve">같은 목적 유형 안에서도 대상·수단·내용이 다양하고, 목적·대상·수단·내용 유형이 같다는 기준만으로는 중복 후보가 2026년 사업의 69.7%에 달함(3장 나.)</w:t>
       </w:r>
     </w:p>
     <w:p>
@@ -26262,7 +26262,7 @@
           <w:sz w:val="23"/>
           <w:szCs w:val="23"/>
         </w:rPr>
-        <w:t xml:space="preserve">목적·수단을 분리한 5축 분류로 1차 검토 모집단을 구성하고, 문서 유사도로 후보를 압축하여 실질적 중복과 역할 분담을 구분할 필요</w:t>
+        <w:t xml:space="preserve">목적과 수단을 구분한 유형 조합으로 1차 검토 모집단을 구성하고, 문서 유사도로 후보를 압축하여 실질적 중복과 역할 분담을 구분할 필요</w:t>
       </w:r>
     </w:p>
     <w:p>
@@ -26453,7 +26453,7 @@
           <w:sz w:val="24"/>
           <w:szCs w:val="24"/>
         </w:rPr>
-        <w:t xml:space="preserve">(과제1) 지원사업 분류체계의 5축 개편과 자동 분류 도입</w:t>
+        <w:t xml:space="preserve">(과제1) 지원분야 분류의 보완과 자동 유형화 도입</w:t>
       </w:r>
     </w:p>
     <w:p>
@@ -26473,7 +26473,7 @@
           <w:sz w:val="23"/>
           <w:szCs w:val="23"/>
         </w:rPr>
-        <w:t xml:space="preserve">통합관리시스템의 지원분야 분류를 지원목적·지원대상·지원수단·지원내용·지원산업의 5축으로 재편</w:t>
+        <w:t xml:space="preserve">통합관리시스템의 지원분야 분류에 지원목적·지원대상·지원수단·지원내용·지원산업 유형을 반영</w:t>
       </w:r>
     </w:p>
     <w:p>
@@ -26633,7 +26633,7 @@
           <w:sz w:val="23"/>
           <w:szCs w:val="23"/>
         </w:rPr>
-        <w:t xml:space="preserve">사전협의·성과평가 시 4축이 같은 사업 조합을 1차 모집단으로 제공하고, 문서 유사도가 높은 사업 쌍을 중복 후보로 압축</w:t>
+        <w:t xml:space="preserve">사전협의·성과평가 시 목적·대상·수단·내용 유형이 같은 사업 조합을 1차 모집단으로 제공하고, 문서 유사도가 높은 사업 쌍을 중복 후보로 압축</w:t>
       </w:r>
     </w:p>
     <w:p>
@@ -26830,7 +26830,7 @@
           <w:sz w:val="23"/>
           <w:szCs w:val="23"/>
         </w:rPr>
-        <w:t xml:space="preserve">2026년 사업 중 층화 표본 100건 내외를 담당자·전문가가 5축으로 분류하여 일치율을 측정할 필요</w:t>
+        <w:t xml:space="preserve">2026년 사업 중 층화 표본 100건 내외를 담당자·전문가가 직접 유형을 부여하여 일치율을 측정할 필요</w:t>
       </w:r>
     </w:p>
     <w:p>
@@ -27130,7 +27130,7 @@
           <w:sz w:val="30"/>
           <w:szCs w:val="30"/>
         </w:rPr>
-        <w:t xml:space="preserve">부록 1. 축별 유형화 방법과 타당성</w:t>
+        <w:t xml:space="preserve">부록 1. 유형화 방법과 타당성</w:t>
       </w:r>
     </w:p>
     <w:p>
@@ -29290,7 +29290,7 @@
           <w:sz w:val="22"/>
           <w:szCs w:val="22"/>
         </w:rPr>
-        <w:t xml:space="preserve">소관과의 정보량(NMI)은 대상 0.378, 내용 0.210, 수단 0.185로 대상 축만 소관과 관련이 크며(고용부=사업주·근로자, 금융위=보증 이용기업), 지원목적 대분류와의 NMI는 내용 0.359 &gt; 수단 0.277 &gt; 대상 0.227로 대상 축이 목적과 가장 독립적</w:t>
+        <w:t xml:space="preserve">소관과의 정보량(NMI)은 대상 0.378, 내용 0.210, 수단 0.185로 지원대상만 소관과 관련이 크며(고용부=사업주·근로자, 금융위=보증 이용기업), 지원목적 대분류와의 NMI는 내용 0.359 &gt; 수단 0.277 &gt; 대상 0.227로 지원대상이 목적과 가장 독립적</w:t>
       </w:r>
     </w:p>
     <w:p>
@@ -29307,7 +29307,7 @@
           <w:sz w:val="26"/>
           <w:szCs w:val="26"/>
         </w:rPr>
-        <w:t xml:space="preserve">◆ 축별 타당성 지표 비교</w:t>
+        <w:t xml:space="preserve">◆ 유형화 기준별 타당성 지표 비교</w:t>
       </w:r>
     </w:p>
     <w:p>
@@ -29323,7 +29323,7 @@
           <w:sz w:val="22"/>
           <w:szCs w:val="22"/>
         </w:rPr>
-        <w:t xml:space="preserve">&lt;부표 3&gt; 축별 유형화 방법과 타당성 지표</w:t>
+        <w:t xml:space="preserve">&lt;부표 3&gt; 유형화 기준별 방법과 타당성 지표</w:t>
       </w:r>
     </w:p>
     <w:tbl>
@@ -31166,7 +31166,7 @@
           <w:sz w:val="23"/>
           <w:szCs w:val="23"/>
         </w:rPr>
-        <w:t xml:space="preserve">소관과의 정보량(NMI) 0.440으로 5개 축 중 가장 높아 부처별 산업 분담을 반영하고, 지원목적(0.113)·수단(0.111)·내용(0.141)·대상(0.205)과는 낮아 기존 축과 중복되지 않음</w:t>
+        <w:t xml:space="preserve">소관과의 정보량(NMI) 0.440으로 다섯 가지 유형화 기준 중 가장 높아 부처별 산업 분담을 반영하고, 지원목적(0.113)·수단(0.111)·내용(0.141)·대상(0.205)과는 낮아 다른 유형화 기준과 중복되지 않음</w:t>
       </w:r>
     </w:p>
     <w:p>
@@ -31953,7 +31953,7 @@
           <w:sz w:val="30"/>
           <w:szCs w:val="30"/>
         </w:rPr>
-        <w:t xml:space="preserve">부록 3. 6축 유형 정의</w:t>
+        <w:t xml:space="preserve">부록 3. 유형 정의</w:t>
       </w:r>
     </w:p>
     <w:p>
@@ -31973,7 +31973,7 @@
           <w:sz w:val="24"/>
           <w:szCs w:val="24"/>
         </w:rPr>
-        <w:t xml:space="preserve">6개 축은 서로 독립적으로 판정하며, 분류 단위는 내역사업이고 동일 내역사업은 연도 간 단일 유형으로 배정</w:t>
+        <w:t xml:space="preserve">여섯 가지 기준은 서로 독립적으로 판정하며, 분류 단위는 내역사업이고 동일 내역사업은 연도 간 단일 유형으로 배정</w:t>
       </w:r>
     </w:p>
     <w:p>
@@ -32033,7 +32033,7 @@
           <w:sz w:val="22"/>
           <w:szCs w:val="22"/>
         </w:rPr>
-        <w:t xml:space="preserve">축별 판정 방법과 타당성은 부록 1, 5축 개관은 본문 &lt;표 2&gt;, 유형별 규모는 본문 &lt;표 4&gt;~&lt;표 6&gt; 참조. 유형별 대표 사업을 포함한 전체 기준은 별책 「6축 유형 정의서」에 수록</w:t>
+        <w:t xml:space="preserve">판정 방법과 타당성은 부록 1, 유형화 기준 개관은 본문 &lt;표 2&gt;, 유형별 규모는 본문 &lt;표 4&gt;~&lt;표 6&gt; 참조. 유형별 대표 사업을 포함한 전체 기준은 별책 「지원사업 유형 정의서」에 수록</w:t>
       </w:r>
     </w:p>
     <w:p>

--- a/analysis/deliverables/KOSI_이슈n포커스_원고_지원사업유형분석.docx
+++ b/analysis/deliverables/KOSI_이슈n포커스_원고_지원사업유형분석.docx
@@ -104,7 +104,7 @@
           <w:sz w:val="36"/>
           <w:szCs w:val="36"/>
         </w:rPr>
-        <w:t xml:space="preserve">중앙부처 중소기업 지원사업의</w:t>
+        <w:t xml:space="preserve">중소기업 지원사업 유형화로 본</w:t>
       </w:r>
     </w:p>
     <w:p>
@@ -118,10 +118,10 @@
           <w:b/>
           <w:bCs/>
           <w:color w:val="1D6B6B"/>
-          <w:sz w:val="34"/>
-          <w:szCs w:val="34"/>
+          <w:sz w:val="36"/>
+          <w:szCs w:val="36"/>
         </w:rPr>
-        <w:t xml:space="preserve">지원목적·대상·수단·내용·산업 유형 분석</w:t>
+        <w:t xml:space="preserve">지원구조와 시사점</w:t>
       </w:r>
     </w:p>
     <w:p>

--- a/analysis/deliverables/KOSI_이슈n포커스_원고_지원사업유형분석.docx
+++ b/analysis/deliverables/KOSI_이슈n포커스_원고_지원사업유형분석.docx
@@ -1128,7 +1128,204 @@
           <w:sz w:val="30"/>
           <w:szCs w:val="30"/>
         </w:rPr>
-        <w:t xml:space="preserve">나. 사업정보 DB 구축</w:t>
+        <w:t xml:space="preserve">나. 선행연구</w:t>
+      </w:r>
+    </w:p>
+    <w:p>
+      <w:pPr>
+        <w:pStyle w:val="ListParagraph"/>
+        <w:numPr>
+          <w:ilvl w:val="0"/>
+          <w:numId w:val="2"/>
+        </w:numPr>
+        <w:spacing w:after="40" w:before="0" w:line="384"/>
+      </w:pPr>
+      <w:r>
+        <w:rPr>
+          <w:rFonts w:ascii="KoPub바탕체" w:cs="KoPub바탕체" w:eastAsia="KoPub바탕체" w:hAnsi="KoPub바탕체"/>
+          <w:b/>
+          <w:bCs/>
+          <w:sz w:val="24"/>
+          <w:szCs w:val="24"/>
+        </w:rPr>
+        <w:t xml:space="preserve">선행연구는 중소기업 지원사업의 분류 기준으로 지원목적·지원대상·지원수단을 제시하고, 기존 정책디렉토리 분류가 목적과 수단을 혼용하여 성과분석과 유사·중복 검토에 한계가 있음을 지적</w:t>
+      </w:r>
+    </w:p>
+    <w:p>
+      <w:pPr>
+        <w:pStyle w:val="ListParagraph"/>
+        <w:numPr>
+          <w:ilvl w:val="1"/>
+          <w:numId w:val="2"/>
+        </w:numPr>
+        <w:spacing w:after="40" w:before="0" w:line="384"/>
+      </w:pPr>
+      <w:r>
+        <w:rPr>
+          <w:rFonts w:ascii="KoPub바탕체" w:cs="KoPub바탕체" w:eastAsia="KoPub바탕체" w:hAnsi="KoPub바탕체"/>
+          <w:b w:val="false"/>
+          <w:bCs w:val="false"/>
+          <w:sz w:val="23"/>
+          <w:szCs w:val="23"/>
+        </w:rPr>
+        <w:t xml:space="preserve">한국조세재정연구원(박노욱 외, 2016)은 중소기업 지원사업 통합관리시스템 자료로 지원사업을 지원목적(투입요소 지원, 시장매칭 지원, 컨설팅·정보 제공), 지원대상(규모·업종·기술·신용 기준), 지원수단(활동·수행방식)으로 분류하고, 사업군별 효과성과 중복수혜를 분석</w:t>
+      </w:r>
+    </w:p>
+    <w:p>
+      <w:pPr>
+        <w:pStyle w:val="ListParagraph"/>
+        <w:numPr>
+          <w:ilvl w:val="2"/>
+          <w:numId w:val="2"/>
+        </w:numPr>
+        <w:spacing w:after="40" w:before="0" w:line="384"/>
+      </w:pPr>
+      <w:r>
+        <w:rPr>
+          <w:rFonts w:ascii="KoPub바탕체" w:cs="KoPub바탕체" w:eastAsia="KoPub바탕체" w:hAnsi="KoPub바탕체"/>
+          <w:b w:val="false"/>
+          <w:bCs w:val="false"/>
+          <w:sz w:val="23"/>
+          <w:szCs w:val="23"/>
+        </w:rPr>
+        <w:t xml:space="preserve">사업유형별 편차는 있으나 매출액·고용·부가가치에 대체로 효과가 있는 것으로 보고하고, 새 분류체계를 사업관리와 성과평가의 기반으로 제안</w:t>
+      </w:r>
+    </w:p>
+    <w:p>
+      <w:pPr>
+        <w:pStyle w:val="ListParagraph"/>
+        <w:numPr>
+          <w:ilvl w:val="1"/>
+          <w:numId w:val="2"/>
+        </w:numPr>
+        <w:spacing w:after="40" w:before="0" w:line="384"/>
+      </w:pPr>
+      <w:r>
+        <w:rPr>
+          <w:rFonts w:ascii="KoPub바탕체" w:cs="KoPub바탕체" w:eastAsia="KoPub바탕체" w:hAnsi="KoPub바탕체"/>
+          <w:b w:val="false"/>
+          <w:bCs w:val="false"/>
+          <w:sz w:val="23"/>
+          <w:szCs w:val="23"/>
+        </w:rPr>
+        <w:t xml:space="preserve">한국개발연구원(장우현·양용현·우석진, 2013; 2014; 2015)은 지원정책의 현황과 분류체계, 추진체계, 평가체계의 개선방안을 제시하고, 정책목표를 명확히 하여 생산적 지원정책과 공공부양적 지원정책을 분리할 것을 강조</w:t>
+      </w:r>
+    </w:p>
+    <w:p>
+      <w:pPr>
+        <w:pStyle w:val="ListParagraph"/>
+        <w:numPr>
+          <w:ilvl w:val="2"/>
+          <w:numId w:val="2"/>
+        </w:numPr>
+        <w:spacing w:after="40" w:before="0" w:line="384"/>
+      </w:pPr>
+      <w:r>
+        <w:rPr>
+          <w:rFonts w:ascii="KoPub바탕체" w:cs="KoPub바탕체" w:eastAsia="KoPub바탕체" w:hAnsi="KoPub바탕체"/>
+          <w:b w:val="false"/>
+          <w:bCs w:val="false"/>
+          <w:sz w:val="23"/>
+          <w:szCs w:val="23"/>
+        </w:rPr>
+        <w:t xml:space="preserve">2차 연구는 정책자금을 사례로 과학적 성과평가 방법과 평가 결과의 정책 환류 방안을 제시</w:t>
+      </w:r>
+    </w:p>
+    <w:p>
+      <w:pPr>
+        <w:pStyle w:val="ListParagraph"/>
+        <w:numPr>
+          <w:ilvl w:val="1"/>
+          <w:numId w:val="2"/>
+        </w:numPr>
+        <w:spacing w:after="40" w:before="0" w:line="384"/>
+      </w:pPr>
+      <w:r>
+        <w:rPr>
+          <w:rFonts w:ascii="KoPub바탕체" w:cs="KoPub바탕체" w:eastAsia="KoPub바탕체" w:hAnsi="KoPub바탕체"/>
+          <w:b w:val="false"/>
+          <w:bCs w:val="false"/>
+          <w:sz w:val="23"/>
+          <w:szCs w:val="23"/>
+        </w:rPr>
+        <w:t xml:space="preserve">「중소기업 지원사업의 효율적 성과분석을 위한 정책 디렉토리 개편방안에 관한 연구」는 성과분석에 활용할 수 있도록 정책디렉토리 분류체계의 개편 방향을 제시 [연구기관·연도·주요 내용 확인 필요]</w:t>
+      </w:r>
+    </w:p>
+    <w:p>
+      <w:pPr>
+        <w:pStyle w:val="ListParagraph"/>
+        <w:numPr>
+          <w:ilvl w:val="0"/>
+          <w:numId w:val="2"/>
+        </w:numPr>
+        <w:spacing w:after="40" w:before="0" w:line="384"/>
+      </w:pPr>
+      <w:r>
+        <w:rPr>
+          <w:rFonts w:ascii="KoPub바탕체" w:cs="KoPub바탕체" w:eastAsia="KoPub바탕체" w:hAnsi="KoPub바탕체"/>
+          <w:b/>
+          <w:bCs/>
+          <w:sz w:val="24"/>
+          <w:szCs w:val="24"/>
+        </w:rPr>
+        <w:t xml:space="preserve">본 연구는 선행연구가 제시한 목적·대상·수단 구분을 예산서 사업설명자료의 서술에 적용하여 전 내역사업을 공통 기준으로 유형화하고, 지원내용·지원산업 기준을 더해 지원 구조를 진단한다는 점에서 구별됨</w:t>
+      </w:r>
+    </w:p>
+    <w:p>
+      <w:pPr>
+        <w:pStyle w:val="ListParagraph"/>
+        <w:numPr>
+          <w:ilvl w:val="1"/>
+          <w:numId w:val="2"/>
+        </w:numPr>
+        <w:spacing w:after="40" w:before="0" w:line="384"/>
+      </w:pPr>
+      <w:r>
+        <w:rPr>
+          <w:rFonts w:ascii="KoPub바탕체" w:cs="KoPub바탕체" w:eastAsia="KoPub바탕체" w:hAnsi="KoPub바탕체"/>
+          <w:b w:val="false"/>
+          <w:bCs w:val="false"/>
+          <w:sz w:val="23"/>
+          <w:szCs w:val="23"/>
+        </w:rPr>
+        <w:t xml:space="preserve">사업 서술의 의미를 임베딩으로 비교하므로 부처 간 서술 방식의 차이와 기존 분류의 결측을 보완</w:t>
+      </w:r>
+    </w:p>
+    <w:p>
+      <w:pPr>
+        <w:pStyle w:val="ListParagraph"/>
+        <w:numPr>
+          <w:ilvl w:val="1"/>
+          <w:numId w:val="2"/>
+        </w:numPr>
+        <w:spacing w:after="40" w:before="0" w:line="384"/>
+      </w:pPr>
+      <w:r>
+        <w:rPr>
+          <w:rFonts w:ascii="KoPub바탕체" w:cs="KoPub바탕체" w:eastAsia="KoPub바탕체" w:hAnsi="KoPub바탕체"/>
+          <w:b w:val="false"/>
+          <w:bCs w:val="false"/>
+          <w:sz w:val="23"/>
+          <w:szCs w:val="23"/>
+        </w:rPr>
+        <w:t xml:space="preserve">지원대상·수단·내용·산업 유형을 함께 부여하여 유사·중복 검토 모집단 구성과 포트폴리오 점검에 바로 활용 가능</w:t>
+      </w:r>
+    </w:p>
+    <w:p>
+      <w:pPr>
+        <w:pStyle w:val="Heading2"/>
+        <w:spacing w:after="160" w:before="280" w:line="384"/>
+      </w:pPr>
+      <w:r>
+        <w:rPr>
+          <w:rFonts w:ascii="KoPub바탕체" w:cs="KoPub바탕체" w:eastAsia="KoPub바탕체" w:hAnsi="KoPub바탕체"/>
+          <w:b/>
+          <w:bCs/>
+          <w:color w:val="2F6F7E"/>
+          <w:sz w:val="30"/>
+          <w:szCs w:val="30"/>
+        </w:rPr>
+        <w:t xml:space="preserve">다. 사업정보 DB 구축</w:t>
       </w:r>
     </w:p>
     <w:p>
@@ -2020,7 +2217,7 @@
           <w:sz w:val="30"/>
           <w:szCs w:val="30"/>
         </w:rPr>
-        <w:t xml:space="preserve">다. 분석 방법</w:t>
+        <w:t xml:space="preserve">라. 분석 방법</w:t>
       </w:r>
     </w:p>
     <w:p>
@@ -27000,6 +27197,70 @@
           <w:sz w:val="22"/>
           <w:szCs w:val="22"/>
         </w:rPr>
+        <w:t xml:space="preserve">박노욱 외(2016), 「중소기업 지원 재정사업 성과평가」, 연구보고서 16-12, 한국조세재정연구원.</w:t>
+      </w:r>
+    </w:p>
+    <w:p>
+      <w:pPr>
+        <w:spacing w:after="120" w:before="0" w:line="384"/>
+        <w:ind w:left="400" w:hanging="400"/>
+      </w:pPr>
+      <w:r>
+        <w:rPr>
+          <w:rFonts w:ascii="KoPub바탕체" w:cs="KoPub바탕체" w:eastAsia="KoPub바탕체" w:hAnsi="KoPub바탕체"/>
+          <w:b w:val="false"/>
+          <w:bCs w:val="false"/>
+          <w:sz w:val="22"/>
+          <w:szCs w:val="22"/>
+        </w:rPr>
+        <w:t xml:space="preserve">장우현·양용현·우석진(2013), 「중소기업지원정책의 개선방안에 관한 연구(Ⅰ)」, 연구보고서 2013-08, 한국개발연구원.</w:t>
+      </w:r>
+    </w:p>
+    <w:p>
+      <w:pPr>
+        <w:spacing w:after="120" w:before="0" w:line="384"/>
+        <w:ind w:left="400" w:hanging="400"/>
+      </w:pPr>
+      <w:r>
+        <w:rPr>
+          <w:rFonts w:ascii="KoPub바탕체" w:cs="KoPub바탕체" w:eastAsia="KoPub바탕체" w:hAnsi="KoPub바탕체"/>
+          <w:b w:val="false"/>
+          <w:bCs w:val="false"/>
+          <w:sz w:val="22"/>
+          <w:szCs w:val="22"/>
+        </w:rPr>
+        <w:t xml:space="preserve">장우현·양용현·우석진(2014), 「중소기업지원정책의 개선방안에 관한 연구(Ⅱ)」, 연구보고서 2014-10, 한국개발연구원.</w:t>
+      </w:r>
+    </w:p>
+    <w:p>
+      <w:pPr>
+        <w:spacing w:after="120" w:before="0" w:line="384"/>
+        <w:ind w:left="400" w:hanging="400"/>
+      </w:pPr>
+      <w:r>
+        <w:rPr>
+          <w:rFonts w:ascii="KoPub바탕체" w:cs="KoPub바탕체" w:eastAsia="KoPub바탕체" w:hAnsi="KoPub바탕체"/>
+          <w:b w:val="false"/>
+          <w:bCs w:val="false"/>
+          <w:sz w:val="22"/>
+          <w:szCs w:val="22"/>
+        </w:rPr>
+        <w:t xml:space="preserve">장우현·우석진(2015), 「중소기업지원정책의 개선방안에 관한 연구(Ⅲ)」, 한국개발연구원.</w:t>
+      </w:r>
+    </w:p>
+    <w:p>
+      <w:pPr>
+        <w:spacing w:after="120" w:before="0" w:line="384"/>
+        <w:ind w:left="400" w:hanging="400"/>
+      </w:pPr>
+      <w:r>
+        <w:rPr>
+          <w:rFonts w:ascii="KoPub바탕체" w:cs="KoPub바탕체" w:eastAsia="KoPub바탕체" w:hAnsi="KoPub바탕체"/>
+          <w:b w:val="false"/>
+          <w:bCs w:val="false"/>
+          <w:sz w:val="22"/>
+          <w:szCs w:val="22"/>
+        </w:rPr>
         <w:t xml:space="preserve">중소벤처기업부(각연도), 「중소기업 지원사업 정책디렉토리」.</w:t>
       </w:r>
     </w:p>
@@ -27033,6 +27294,22 @@
           <w:szCs w:val="22"/>
         </w:rPr>
         <w:t xml:space="preserve">중소벤처기업연구원 정책평가팀(2026), 「중앙부처 중소기업 지원 내역사업의 지원목적 유형화」, 분석 자료(내부).</w:t>
+      </w:r>
+    </w:p>
+    <w:p>
+      <w:pPr>
+        <w:spacing w:after="120" w:before="0" w:line="384"/>
+        <w:ind w:left="400" w:hanging="400"/>
+      </w:pPr>
+      <w:r>
+        <w:rPr>
+          <w:rFonts w:ascii="KoPub바탕체" w:cs="KoPub바탕체" w:eastAsia="KoPub바탕체" w:hAnsi="KoPub바탕체"/>
+          <w:b w:val="false"/>
+          <w:bCs w:val="false"/>
+          <w:sz w:val="22"/>
+          <w:szCs w:val="22"/>
+        </w:rPr>
+        <w:t xml:space="preserve">[연구기관·연도 확인 필요], 「중소기업 지원사업의 효율적 성과분석을 위한 정책 디렉토리 개편방안에 관한 연구」.</w:t>
       </w:r>
     </w:p>
     <w:p>

--- a/analysis/deliverables/KOSI_이슈n포커스_원고_지원사업유형분석.docx
+++ b/analysis/deliverables/KOSI_이슈n포커스_원고_지원사업유형분석.docx
@@ -492,7 +492,7 @@
           <w:sz w:val="23"/>
           <w:szCs w:val="23"/>
         </w:rPr>
-        <w:t xml:space="preserve">지원목적 8개 대분류·23개 중분류, 지원대상 10개, 지원수단 9개, 지원내용 11개, 지원산업 10개와 업종 공통</w:t>
+        <w:t xml:space="preserve">지원목적 8개 대분류·23개 중분류, 지원대상 10개, 지원수단 9개, 지원내용 11개, 지원산업 10개와 업종 공통. 유형 명칭과 구성은 전문가 자문을 거쳐 확정</w:t>
       </w:r>
     </w:p>
     <w:p>
@@ -2317,7 +2317,7 @@
           <w:sz w:val="23"/>
           <w:szCs w:val="23"/>
         </w:rPr>
-        <w:t xml:space="preserve">(지원목적) 사업명·목적·수혜대상·공고 지원내용을 결합한 문서를 문장 임베딩(bge-m3)으로 변환하고, 산업 구분 정보를 제거한 뒤 군집분석과 해석적 병합으로 유형을 도출</w:t>
+        <w:t xml:space="preserve">(지원목적) 사업명·목적·수혜대상·공고 지원내용을 결합한 문서를 문장 임베딩(bge-m3)으로 변환하고, 산업 구분 정보를 제거한 뒤 군집분석과 해석적 병합으로 유형을 도출하며, 유형의 명칭과 구성은 전문가 자문을 거쳐 확정</w:t>
       </w:r>
     </w:p>
     <w:p>
@@ -2467,6 +2467,26 @@
           <w:szCs w:val="24"/>
         </w:rPr>
         <w:t xml:space="preserve">지원사업을 '왜·누구에게·어떤 방식으로·무엇을·어느 산업 영역에' 지원하는지의 다섯 가지 기준으로 각각 유형화</w:t>
+      </w:r>
+    </w:p>
+    <w:p>
+      <w:pPr>
+        <w:pStyle w:val="ListParagraph"/>
+        <w:numPr>
+          <w:ilvl w:val="1"/>
+          <w:numId w:val="2"/>
+        </w:numPr>
+        <w:spacing w:after="40" w:before="0" w:line="384"/>
+      </w:pPr>
+      <w:r>
+        <w:rPr>
+          <w:rFonts w:ascii="KoPub바탕체" w:cs="KoPub바탕체" w:eastAsia="KoPub바탕체" w:hAnsi="KoPub바탕체"/>
+          <w:b w:val="false"/>
+          <w:bCs w:val="false"/>
+          <w:sz w:val="23"/>
+          <w:szCs w:val="23"/>
+        </w:rPr>
+        <w:t xml:space="preserve">유형의 명칭과 구성은 군집 결과를 바탕으로 중소기업 정책 전문가 자문을 거쳐 확정</w:t>
       </w:r>
     </w:p>
     <w:p>
@@ -27007,7 +27027,7 @@
           <w:sz w:val="24"/>
           <w:szCs w:val="24"/>
         </w:rPr>
-        <w:t xml:space="preserve">유형의 명칭과 경계에는 연구진의 해석적 판단이 포함되며, 전문가 라벨과의 일치율 검증은 이루어지지 않음</w:t>
+        <w:t xml:space="preserve">유형의 명칭과 경계는 전문가 자문을 거쳐 확정하였으나, 사업별 배정은 전문가 라벨과의 일치율 검증을 거치지 않음</w:t>
       </w:r>
     </w:p>
     <w:p>
@@ -27524,7 +27544,7 @@
           <w:sz w:val="24"/>
           <w:szCs w:val="24"/>
         </w:rPr>
-        <w:t xml:space="preserve">(군집·병합) 군집 수는 6~36 범위에서 연도 간 일치율·실루엣·최소 군집 크기를 비교하여 24개로 정하고, 군집을 핵심어·대표 사업으로 해석하여 중분류 22개로 명명한 뒤 대분류 8개로 병합</w:t>
+        <w:t xml:space="preserve">(군집·병합) 군집 수는 6~36 범위에서 연도 간 일치율·실루엣·최소 군집 크기를 비교하여 24개로 정하고, 군집을 핵심어·대표 사업으로 해석하여 중분류 22개로 명명한 뒤 대분류 8개로 병합. 명칭과 병합 결과는 전문가 자문을 거쳐 확정</w:t>
       </w:r>
     </w:p>
     <w:p>

--- a/analysis/deliverables/KOSI_이슈n포커스_원고_지원사업유형분석.docx
+++ b/analysis/deliverables/KOSI_이슈n포커스_원고_지원사업유형분석.docx
@@ -472,7 +472,7 @@
           <w:sz w:val="23"/>
           <w:szCs w:val="23"/>
         </w:rPr>
-        <w:t xml:space="preserve">전 사업을 지원목적·지원대상·지원수단·지원내용·지원산업별로 유형화하고, 지원산업 유형화 과정에서 AI 관여도를 판정</w:t>
+        <w:t xml:space="preserve">전 사업을 지원목적·지원대상·지원수단·지원내용·지원산업별로 유형화하고, 지원산업 유형화 과정에서 정책 테마 관여도를 판정하되, AI를 대표 사례로 검토</w:t>
       </w:r>
     </w:p>
     <w:p>
@@ -2546,7 +2546,27 @@
           <w:sz w:val="23"/>
           <w:szCs w:val="23"/>
         </w:rPr>
-        <w:t xml:space="preserve">AI 관여도는 지원산업 유형화의 하위 지표로, 사업 안에서 AI가 차지하는 위상을 단계별로 구분</w:t>
+        <w:t xml:space="preserve">정책 테마 관여도는 지원산업 유형화의 하위 지표로, 사업 안에서 해당 테마가 차지하는 위상을 단계별로 구분</w:t>
+      </w:r>
+    </w:p>
+    <w:p>
+      <w:pPr>
+        <w:pStyle w:val="ListParagraph"/>
+        <w:numPr>
+          <w:ilvl w:val="2"/>
+          <w:numId w:val="2"/>
+        </w:numPr>
+        <w:spacing w:after="40" w:before="0" w:line="384"/>
+      </w:pPr>
+      <w:r>
+        <w:rPr>
+          <w:rFonts w:ascii="KoPub바탕체" w:cs="KoPub바탕체" w:eastAsia="KoPub바탕체" w:hAnsi="KoPub바탕체"/>
+          <w:b w:val="false"/>
+          <w:bCs w:val="false"/>
+          <w:sz w:val="23"/>
+          <w:szCs w:val="23"/>
+        </w:rPr>
+        <w:t xml:space="preserve">본 보고서는 지원 규모가 빠르게 늘고 집계 기준 논란이 큰 AI를 정책 테마의 대표 사례로 검토</w:t>
       </w:r>
     </w:p>
     <w:p>
@@ -10884,7 +10904,7 @@
           <w:sz w:val="30"/>
           <w:szCs w:val="30"/>
         </w:rPr>
-        <w:t xml:space="preserve">라. 지원산업 유형과 AI 지원 규모</w:t>
+        <w:t xml:space="preserve">라. 지원산업 유형과 정책 테마(AI) 지원 규모</w:t>
       </w:r>
     </w:p>
     <w:p>
@@ -10964,7 +10984,7 @@
           <w:sz w:val="24"/>
           <w:szCs w:val="24"/>
         </w:rPr>
-        <w:t xml:space="preserve">AI 관여도는 핵심·활용·언급의 3단계로 판정하고, AI 지원 규모는 핵심과 활용을 합산하여 산정</w:t>
+        <w:t xml:space="preserve">AI·탄소중립·디지털 전환 등 정책 테마 지원은 산업 유형과 별도로 관여도를 판정하여 집계할 수 있으며, 본 보고서는 AI를 대표 사례로 검토</w:t>
       </w:r>
     </w:p>
     <w:p>
@@ -10984,6 +11004,26 @@
           <w:sz w:val="23"/>
           <w:szCs w:val="23"/>
         </w:rPr>
+        <w:t xml:space="preserve">AI 관여도는 핵심·활용·언급의 3단계로 판정하고, AI 지원 규모는 핵심과 활용을 합산하여 산정</w:t>
+      </w:r>
+    </w:p>
+    <w:p>
+      <w:pPr>
+        <w:pStyle w:val="ListParagraph"/>
+        <w:numPr>
+          <w:ilvl w:val="2"/>
+          <w:numId w:val="2"/>
+        </w:numPr>
+        <w:spacing w:after="40" w:before="0" w:line="384"/>
+      </w:pPr>
+      <w:r>
+        <w:rPr>
+          <w:rFonts w:ascii="KoPub바탕체" w:cs="KoPub바탕체" w:eastAsia="KoPub바탕체" w:hAnsi="KoPub바탕체"/>
+          <w:b w:val="false"/>
+          <w:bCs w:val="false"/>
+          <w:sz w:val="23"/>
+          <w:szCs w:val="23"/>
+        </w:rPr>
         <w:t xml:space="preserve">(핵심) 사업명에 AI를 명시한 사업: AI 응용제품 신속 상용화 등</w:t>
       </w:r>
     </w:p>
@@ -10991,7 +11031,7 @@
       <w:pPr>
         <w:pStyle w:val="ListParagraph"/>
         <w:numPr>
-          <w:ilvl w:val="1"/>
+          <w:ilvl w:val="2"/>
           <w:numId w:val="2"/>
         </w:numPr>
         <w:spacing w:after="40" w:before="0" w:line="384"/>
@@ -11011,7 +11051,7 @@
       <w:pPr>
         <w:pStyle w:val="ListParagraph"/>
         <w:numPr>
-          <w:ilvl w:val="1"/>
+          <w:ilvl w:val="2"/>
           <w:numId w:val="2"/>
         </w:numPr>
         <w:spacing w:after="40" w:before="0" w:line="384"/>
@@ -26573,7 +26613,7 @@
           <w:sz w:val="26"/>
           <w:szCs w:val="26"/>
         </w:rPr>
-        <w:t xml:space="preserve">(6) AI 지원의 확대와 계측 기준</w:t>
+        <w:t xml:space="preserve">(6) 정책 테마 지원의 계측 기준: AI 사례</w:t>
       </w:r>
     </w:p>
     <w:p>

--- a/analysis/deliverables/KOSI_이슈n포커스_원고_지원사업유형분석.docx
+++ b/analysis/deliverables/KOSI_이슈n포커스_원고_지원사업유형분석.docx
@@ -4601,7 +4601,7 @@
                 <w:sz w:val="17"/>
                 <w:szCs w:val="17"/>
               </w:rPr>
-              <w:t xml:space="preserve">D1 정책자금 융자(운전·시설자금) / D2 보증·팩토링 등 신용보강 / D3 경영비용 경감·손실 보전(바우처·보상금)</w:t>
+              <w:t xml:space="preserve">D1 운전·시설자금 조달 지원(정책자금 융자) / D2 신용보강(보증·팩토링·보험) / D3 경영비용 경감·손실 보전(바우처·보상금)</w:t>
             </w:r>
           </w:p>
         </w:tc>
@@ -4706,7 +4706,7 @@
                 <w:sz w:val="17"/>
                 <w:szCs w:val="17"/>
               </w:rPr>
-              <w:t xml:space="preserve">E1 생산·가공시설 현대화 및 인증(농식품 등) / E2 환경·에너지 설비 설치(탄소중립·에너지 전환)</w:t>
+              <w:t xml:space="preserve">E1 생산·가공시설 현대화 및 인증(농식품 등) / E2 탄소중립·에너지 전환(환경·에너지 설비)</w:t>
             </w:r>
           </w:p>
         </w:tc>
@@ -5021,7 +5021,7 @@
                 <w:sz w:val="17"/>
                 <w:szCs w:val="17"/>
               </w:rPr>
-              <w:t xml:space="preserve">H1 컨설팅·교육·마케팅 지원 / H2 디자인 혁신 지원</w:t>
+              <w:t xml:space="preserve">H1 경영역량 강화·판로 확대(컨설팅·교육·마케팅) / H2 디자인 혁신 지원</w:t>
             </w:r>
           </w:p>
         </w:tc>
@@ -19001,7 +19001,7 @@
           <w:sz w:val="23"/>
           <w:szCs w:val="23"/>
         </w:rPr>
-        <w:t xml:space="preserve">환경·에너지 설비 설치(E2): 0.75조원 → 1.31조원(+76.0%)</w:t>
+        <w:t xml:space="preserve">탄소중립·에너지 전환(E2): 0.75조원 → 1.31조원(+76.0%)</w:t>
       </w:r>
     </w:p>
     <w:p>
@@ -34470,7 +34470,7 @@
                 <w:sz w:val="16"/>
                 <w:szCs w:val="16"/>
               </w:rPr>
-              <w:t xml:space="preserve">D1 정책자금 융자(운전·시설자금)</w:t>
+              <w:t xml:space="preserve">D1 운전·시설자금 조달 지원 (정책자금 융자)</w:t>
             </w:r>
           </w:p>
         </w:tc>
@@ -34593,7 +34593,7 @@
                 <w:sz w:val="16"/>
                 <w:szCs w:val="16"/>
               </w:rPr>
-              <w:t xml:space="preserve">D2 보증·팩토링 등 신용보강</w:t>
+              <w:t xml:space="preserve">D2 신용보강(보증·팩토링·보험)</w:t>
             </w:r>
           </w:p>
         </w:tc>
@@ -35072,7 +35072,7 @@
                 <w:sz w:val="16"/>
                 <w:szCs w:val="16"/>
               </w:rPr>
-              <w:t xml:space="preserve">E2 환경·에너지 설비 설치 (탄소중립·에너지 전환)</w:t>
+              <w:t xml:space="preserve">E2 탄소중립·에너지 전환 (환경·에너지 설비)</w:t>
             </w:r>
           </w:p>
         </w:tc>
@@ -36017,7 +36017,7 @@
                 <w:sz w:val="16"/>
                 <w:szCs w:val="16"/>
               </w:rPr>
-              <w:t xml:space="preserve">H1 컨설팅·교육·마케팅 지원</w:t>
+              <w:t xml:space="preserve">H1 경영역량 강화·판로 확대 (컨설팅·교육·마케팅)</w:t>
             </w:r>
           </w:p>
         </w:tc>

--- a/analysis/deliverables/KOSI_이슈n포커스_원고_지원사업유형분석.docx
+++ b/analysis/deliverables/KOSI_이슈n포커스_원고_지원사업유형분석.docx
@@ -533,6 +533,26 @@
           <w:szCs w:val="23"/>
         </w:rPr>
         <w:t xml:space="preserve">다만 이 중 82.6%는 배정 확률 0.5 미만의 저신뢰 배정</w:t>
+      </w:r>
+    </w:p>
+    <w:p>
+      <w:pPr>
+        <w:pStyle w:val="ListParagraph"/>
+        <w:numPr>
+          <w:ilvl w:val="1"/>
+          <w:numId w:val="2"/>
+        </w:numPr>
+        <w:spacing w:after="40" w:before="0" w:line="384"/>
+      </w:pPr>
+      <w:r>
+        <w:rPr>
+          <w:rFonts w:ascii="KoPub바탕체" w:cs="KoPub바탕체" w:eastAsia="KoPub바탕체" w:hAnsi="KoPub바탕체"/>
+          <w:b w:val="false"/>
+          <w:bCs w:val="false"/>
+          <w:sz w:val="23"/>
+          <w:szCs w:val="23"/>
+        </w:rPr>
+        <w:t xml:space="preserve">기준마다 주 유형을 하나 배정하고, 복수의 목적·대상·수단·내용·산업을 가진 사업은 부 태그를 병기(2026년 복수 태그 사업 비중: 목적 25.3%, 대상 51.9%, 수단 33.7%, 내용 53.5%, 산업 18.5%)</w:t>
       </w:r>
     </w:p>
     <w:p>
@@ -2571,6 +2591,66 @@
     </w:p>
     <w:p>
       <w:pPr>
+        <w:pStyle w:val="ListParagraph"/>
+        <w:numPr>
+          <w:ilvl w:val="1"/>
+          <w:numId w:val="2"/>
+        </w:numPr>
+        <w:spacing w:after="40" w:before="0" w:line="384"/>
+      </w:pPr>
+      <w:r>
+        <w:rPr>
+          <w:rFonts w:ascii="KoPub바탕체" w:cs="KoPub바탕체" w:eastAsia="KoPub바탕체" w:hAnsi="KoPub바탕체"/>
+          <w:b w:val="false"/>
+          <w:bCs w:val="false"/>
+          <w:sz w:val="23"/>
+          <w:szCs w:val="23"/>
+        </w:rPr>
+        <w:t xml:space="preserve">기준마다 사업에 주 유형을 하나 배정하여 유형 간 중복 없이 전 사업을 포괄하고, 복수의 목적·대상·수단·내용·산업을 가진 사업은 부 태그를 병기(기준당 최대 3개)</w:t>
+      </w:r>
+    </w:p>
+    <w:p>
+      <w:pPr>
+        <w:pStyle w:val="ListParagraph"/>
+        <w:numPr>
+          <w:ilvl w:val="2"/>
+          <w:numId w:val="2"/>
+        </w:numPr>
+        <w:spacing w:after="40" w:before="0" w:line="384"/>
+      </w:pPr>
+      <w:r>
+        <w:rPr>
+          <w:rFonts w:ascii="KoPub바탕체" w:cs="KoPub바탕체" w:eastAsia="KoPub바탕체" w:hAnsi="KoPub바탕체"/>
+          <w:b w:val="false"/>
+          <w:bCs w:val="false"/>
+          <w:sz w:val="23"/>
+          <w:szCs w:val="23"/>
+        </w:rPr>
+        <w:t xml:space="preserve">집계는 주 유형 기준(합계 100%)으로 하고, 태그는 중복을 허용하는 기준으로 별도 집계</w:t>
+      </w:r>
+    </w:p>
+    <w:p>
+      <w:pPr>
+        <w:pStyle w:val="ListParagraph"/>
+        <w:numPr>
+          <w:ilvl w:val="2"/>
+          <w:numId w:val="2"/>
+        </w:numPr>
+        <w:spacing w:after="40" w:before="0" w:line="384"/>
+      </w:pPr>
+      <w:r>
+        <w:rPr>
+          <w:rFonts w:ascii="KoPub바탕체" w:cs="KoPub바탕체" w:eastAsia="KoPub바탕체" w:hAnsi="KoPub바탕체"/>
+          <w:b w:val="false"/>
+          <w:bCs w:val="false"/>
+          <w:sz w:val="23"/>
+          <w:szCs w:val="23"/>
+        </w:rPr>
+        <w:t xml:space="preserve">2026년 사업 중 복수 태그 비중: 지원목적 25.3%, 지원대상 51.9%, 지원수단 33.7%, 지원내용 53.5%, 지원산업 18.5%(부록 1)</w:t>
+      </w:r>
+    </w:p>
+    <w:p>
+      <w:pPr>
         <w:spacing w:after="80" w:before="200" w:line="384"/>
         <w:jc w:val="center"/>
       </w:pPr>
@@ -4071,6 +4151,66 @@
           <w:szCs w:val="23"/>
         </w:rPr>
         <w:t xml:space="preserve">시설·설비, 융자·보증은 수단이므로 그 목적을 유형명으로 삼고 수단은 괄호에 병기</w:t>
+      </w:r>
+    </w:p>
+    <w:p>
+      <w:pPr>
+        <w:pStyle w:val="ListParagraph"/>
+        <w:numPr>
+          <w:ilvl w:val="1"/>
+          <w:numId w:val="2"/>
+        </w:numPr>
+        <w:spacing w:after="40" w:before="0" w:line="384"/>
+      </w:pPr>
+      <w:r>
+        <w:rPr>
+          <w:rFonts w:ascii="KoPub바탕체" w:cs="KoPub바탕체" w:eastAsia="KoPub바탕체" w:hAnsi="KoPub바탕체"/>
+          <w:b w:val="false"/>
+          <w:bCs w:val="false"/>
+          <w:sz w:val="23"/>
+          <w:szCs w:val="23"/>
+        </w:rPr>
+        <w:t xml:space="preserve">목적이 둘 이상인 사업은 주 유형 외에 부 태그를 병기하며, 2026년 사업의 25.3%가 복수 목적</w:t>
+      </w:r>
+    </w:p>
+    <w:p>
+      <w:pPr>
+        <w:pStyle w:val="ListParagraph"/>
+        <w:numPr>
+          <w:ilvl w:val="2"/>
+          <w:numId w:val="2"/>
+        </w:numPr>
+        <w:spacing w:after="40" w:before="0" w:line="384"/>
+      </w:pPr>
+      <w:r>
+        <w:rPr>
+          <w:rFonts w:ascii="KoPub바탕체" w:cs="KoPub바탕체" w:eastAsia="KoPub바탕체" w:hAnsi="KoPub바탕체"/>
+          <w:b w:val="false"/>
+          <w:bCs w:val="false"/>
+          <w:sz w:val="23"/>
+          <w:szCs w:val="23"/>
+        </w:rPr>
+        <w:t xml:space="preserve">태그 기준으로 창업·벤처 육성은 76건(주 유형 58건), 해외시장 진출은 57건(30건), 운전·시설자금 조달 지원은 71건(46건)으로 확대</w:t>
+      </w:r>
+    </w:p>
+    <w:p>
+      <w:pPr>
+        <w:pStyle w:val="ListParagraph"/>
+        <w:numPr>
+          <w:ilvl w:val="3"/>
+          <w:numId w:val="2"/>
+        </w:numPr>
+        <w:spacing w:after="40" w:before="0" w:line="384"/>
+      </w:pPr>
+      <w:r>
+        <w:rPr>
+          <w:rFonts w:ascii="KoPub바탕체" w:cs="KoPub바탕체" w:eastAsia="KoPub바탕체" w:hAnsi="KoPub바탕체"/>
+          <w:b w:val="false"/>
+          <w:bCs w:val="false"/>
+          <w:sz w:val="22"/>
+          <w:szCs w:val="22"/>
+        </w:rPr>
+        <w:t xml:space="preserve">창업기반지원(융자)은 D1에 B1, 신재생에너지 생산및시설자금은 E2에 D1, 희망리턴패키지는 H1에 D3 태그</w:t>
       </w:r>
     </w:p>
     <w:p>
@@ -5316,6 +5456,26 @@
       <w:pPr>
         <w:pStyle w:val="ListParagraph"/>
         <w:numPr>
+          <w:ilvl w:val="1"/>
+          <w:numId w:val="2"/>
+        </w:numPr>
+        <w:spacing w:after="40" w:before="0" w:line="384"/>
+      </w:pPr>
+      <w:r>
+        <w:rPr>
+          <w:rFonts w:ascii="KoPub바탕체" w:cs="KoPub바탕체" w:eastAsia="KoPub바탕체" w:hAnsi="KoPub바탕체"/>
+          <w:b w:val="false"/>
+          <w:bCs w:val="false"/>
+          <w:sz w:val="23"/>
+          <w:szCs w:val="23"/>
+        </w:rPr>
+        <w:t xml:space="preserve">수혜대상에 둘 이상의 주체가 기재된 사업(51.9%)은 부 태그를 병기하며, 태그 기준으로 수요·제도 연계 사업체는 157건(주 유형 73건), 예비창업자·창업기업은 65건(28건)</w:t>
+      </w:r>
+    </w:p>
+    <w:p>
+      <w:pPr>
+        <w:pStyle w:val="ListParagraph"/>
+        <w:numPr>
           <w:ilvl w:val="0"/>
           <w:numId w:val="2"/>
         </w:numPr>
@@ -5396,6 +5556,46 @@
       <w:pPr>
         <w:pStyle w:val="ListParagraph"/>
         <w:numPr>
+          <w:ilvl w:val="1"/>
+          <w:numId w:val="2"/>
+        </w:numPr>
+        <w:spacing w:after="40" w:before="0" w:line="384"/>
+      </w:pPr>
+      <w:r>
+        <w:rPr>
+          <w:rFonts w:ascii="KoPub바탕체" w:cs="KoPub바탕체" w:eastAsia="KoPub바탕체" w:hAnsi="KoPub바탕체"/>
+          <w:b w:val="false"/>
+          <w:bCs w:val="false"/>
+          <w:sz w:val="23"/>
+          <w:szCs w:val="23"/>
+        </w:rPr>
+        <w:t xml:space="preserve">지원형태가 둘 이상인 사업(33.7%, 예산의 51.2%)은 형태별로 부 태그를 병기하며, 혼합 유형 사업도 출연·보조·직접으로 분해</w:t>
+      </w:r>
+    </w:p>
+    <w:p>
+      <w:pPr>
+        <w:pStyle w:val="ListParagraph"/>
+        <w:numPr>
+          <w:ilvl w:val="2"/>
+          <w:numId w:val="2"/>
+        </w:numPr>
+        <w:spacing w:after="40" w:before="0" w:line="384"/>
+      </w:pPr>
+      <w:r>
+        <w:rPr>
+          <w:rFonts w:ascii="KoPub바탕체" w:cs="KoPub바탕체" w:eastAsia="KoPub바탕체" w:hAnsi="KoPub바탕체"/>
+          <w:b w:val="false"/>
+          <w:bCs w:val="false"/>
+          <w:sz w:val="23"/>
+          <w:szCs w:val="23"/>
+        </w:rPr>
+        <w:t xml:space="preserve">태그 기준으로 보조금은 286건(주 유형 185건), 직접 수행은 116건(34건)</w:t>
+      </w:r>
+    </w:p>
+    <w:p>
+      <w:pPr>
+        <w:pStyle w:val="ListParagraph"/>
+        <w:numPr>
           <w:ilvl w:val="0"/>
           <w:numId w:val="2"/>
         </w:numPr>
@@ -5450,6 +5650,66 @@
           <w:szCs w:val="23"/>
         </w:rPr>
         <w:t xml:space="preserve">고용장려금·융자·설비처럼 수혜자가 받는 것이 구체적인 유형은 경계가 분명하고, 기술개발과 생태계 조성은 경계가 흐림</w:t>
+      </w:r>
+    </w:p>
+    <w:p>
+      <w:pPr>
+        <w:pStyle w:val="ListParagraph"/>
+        <w:numPr>
+          <w:ilvl w:val="1"/>
+          <w:numId w:val="2"/>
+        </w:numPr>
+        <w:spacing w:after="40" w:before="0" w:line="384"/>
+      </w:pPr>
+      <w:r>
+        <w:rPr>
+          <w:rFonts w:ascii="KoPub바탕체" w:cs="KoPub바탕체" w:eastAsia="KoPub바탕체" w:hAnsi="KoPub바탕체"/>
+          <w:b w:val="false"/>
+          <w:bCs w:val="false"/>
+          <w:sz w:val="23"/>
+          <w:szCs w:val="23"/>
+        </w:rPr>
+        <w:t xml:space="preserve">지원내용은 한 사업이 여러 항목을 함께 제공하는 경우가 많아 복수 태그 비중이 53.5%로 가장 높음</w:t>
+      </w:r>
+    </w:p>
+    <w:p>
+      <w:pPr>
+        <w:pStyle w:val="ListParagraph"/>
+        <w:numPr>
+          <w:ilvl w:val="2"/>
+          <w:numId w:val="2"/>
+        </w:numPr>
+        <w:spacing w:after="40" w:before="0" w:line="384"/>
+      </w:pPr>
+      <w:r>
+        <w:rPr>
+          <w:rFonts w:ascii="KoPub바탕체" w:cs="KoPub바탕체" w:eastAsia="KoPub바탕체" w:hAnsi="KoPub바탕체"/>
+          <w:b w:val="false"/>
+          <w:bCs w:val="false"/>
+          <w:sz w:val="23"/>
+          <w:szCs w:val="23"/>
+        </w:rPr>
+        <w:t xml:space="preserve">태그 기준으로 컨설팅·인증 서비스는 175건(주 유형 65건), 창업 사업화자금·투자연계는 111건(45건), 생태계·협력 기반은 115건(54건)</w:t>
+      </w:r>
+    </w:p>
+    <w:p>
+      <w:pPr>
+        <w:pStyle w:val="ListParagraph"/>
+        <w:numPr>
+          <w:ilvl w:val="3"/>
+          <w:numId w:val="2"/>
+        </w:numPr>
+        <w:spacing w:after="40" w:before="0" w:line="384"/>
+      </w:pPr>
+      <w:r>
+        <w:rPr>
+          <w:rFonts w:ascii="KoPub바탕체" w:cs="KoPub바탕체" w:eastAsia="KoPub바탕체" w:hAnsi="KoPub바탕체"/>
+          <w:b w:val="false"/>
+          <w:bCs w:val="false"/>
+          <w:sz w:val="22"/>
+          <w:szCs w:val="22"/>
+        </w:rPr>
+        <w:t xml:space="preserve">기술개발 과제 + 생태계 조성(66건), 비용 보조 + 컨설팅 서비스(59건), 사업화자금 + 비용 보조(53건) 조합이 많음</w:t>
       </w:r>
     </w:p>
     <w:p>
@@ -27187,6 +27447,26 @@
           <w:sz w:val="24"/>
           <w:szCs w:val="24"/>
         </w:rPr>
+        <w:t xml:space="preserve">부 태그는 임베딩 유사도와 어휘 규칙으로 부여하여 주 유형보다 신뢰도가 낮으므로, 예산 집계는 주 유형 기준으로 하고 태그는 유사·중복 검토 모집단 확장과 사업 설명에 활용</w:t>
+      </w:r>
+    </w:p>
+    <w:p>
+      <w:pPr>
+        <w:pStyle w:val="ListParagraph"/>
+        <w:numPr>
+          <w:ilvl w:val="0"/>
+          <w:numId w:val="2"/>
+        </w:numPr>
+        <w:spacing w:after="40" w:before="0" w:line="384"/>
+      </w:pPr>
+      <w:r>
+        <w:rPr>
+          <w:rFonts w:ascii="KoPub바탕체" w:cs="KoPub바탕체" w:eastAsia="KoPub바탕체" w:hAnsi="KoPub바탕체"/>
+          <w:b/>
+          <w:bCs/>
+          <w:sz w:val="24"/>
+          <w:szCs w:val="24"/>
+        </w:rPr>
         <w:t xml:space="preserve">지자체 지원사업(연 2,000건 내외)은 분석에서 제외</w:t>
       </w:r>
     </w:p>
@@ -31508,6 +31788,203 @@
     </w:p>
     <w:p>
       <w:pPr>
+        <w:pStyle w:val="Heading3"/>
+        <w:spacing w:after="120" w:before="200" w:line="384"/>
+      </w:pPr>
+      <w:r>
+        <w:rPr>
+          <w:rFonts w:ascii="KoPub바탕체" w:cs="KoPub바탕체" w:eastAsia="KoPub바탕체" w:hAnsi="KoPub바탕체"/>
+          <w:b/>
+          <w:bCs/>
+          <w:color w:val="2F6F7E"/>
+          <w:sz w:val="26"/>
+          <w:szCs w:val="26"/>
+        </w:rPr>
+        <w:t xml:space="preserve">◆ 복수 배정(태깅)</w:t>
+      </w:r>
+    </w:p>
+    <w:p>
+      <w:pPr>
+        <w:pStyle w:val="ListParagraph"/>
+        <w:numPr>
+          <w:ilvl w:val="0"/>
+          <w:numId w:val="2"/>
+        </w:numPr>
+        <w:spacing w:after="40" w:before="0" w:line="384"/>
+      </w:pPr>
+      <w:r>
+        <w:rPr>
+          <w:rFonts w:ascii="KoPub바탕체" w:cs="KoPub바탕체" w:eastAsia="KoPub바탕체" w:hAnsi="KoPub바탕체"/>
+          <w:b/>
+          <w:bCs/>
+          <w:sz w:val="24"/>
+          <w:szCs w:val="24"/>
+        </w:rPr>
+        <w:t xml:space="preserve">(원칙) 주 유형은 단일 배정을 유지하고, 복수의 목적·대상·수단·내용·산업을 가진 사업에 부 태그를 부여(기준당 최대 3개). 동일 내역사업은 연도를 통합하여 판정</w:t>
+      </w:r>
+    </w:p>
+    <w:p>
+      <w:pPr>
+        <w:pStyle w:val="ListParagraph"/>
+        <w:numPr>
+          <w:ilvl w:val="1"/>
+          <w:numId w:val="2"/>
+        </w:numPr>
+        <w:spacing w:after="40" w:before="0" w:line="384"/>
+      </w:pPr>
+      <w:r>
+        <w:rPr>
+          <w:rFonts w:ascii="KoPub바탕체" w:cs="KoPub바탕체" w:eastAsia="KoPub바탕체" w:hAnsi="KoPub바탕체"/>
+          <w:b w:val="false"/>
+          <w:bCs w:val="false"/>
+          <w:sz w:val="23"/>
+          <w:szCs w:val="23"/>
+        </w:rPr>
+        <w:t xml:space="preserve">(지원목적) 중분류별 평균 임베딩(유형 중심)과의 코사인 유사도가 주 유형 유사도와 0.03 이내이면 부 태그. 사업명·지원형태의 강한 신호(융자 → D1, 보증 → D2, 창업 → B1, 수출·해외진출 → C1·C2, 장려금 → G1, 인력양성 → F1)는 규칙으로 태그</w:t>
+      </w:r>
+    </w:p>
+    <w:p>
+      <w:pPr>
+        <w:pStyle w:val="ListParagraph"/>
+        <w:numPr>
+          <w:ilvl w:val="1"/>
+          <w:numId w:val="2"/>
+        </w:numPr>
+        <w:spacing w:after="40" w:before="0" w:line="384"/>
+      </w:pPr>
+      <w:r>
+        <w:rPr>
+          <w:rFonts w:ascii="KoPub바탕체" w:cs="KoPub바탕체" w:eastAsia="KoPub바탕체" w:hAnsi="KoPub바탕체"/>
+          <w:b w:val="false"/>
+          <w:bCs w:val="false"/>
+          <w:sz w:val="23"/>
+          <w:szCs w:val="23"/>
+        </w:rPr>
+        <w:t xml:space="preserve">(지원대상) 수혜대상 필드에 대상 어휘 사전(T1~T10)을 적용하여 어휘가 있는 유형을 모두 태그</w:t>
+      </w:r>
+    </w:p>
+    <w:p>
+      <w:pPr>
+        <w:pStyle w:val="ListParagraph"/>
+        <w:numPr>
+          <w:ilvl w:val="1"/>
+          <w:numId w:val="2"/>
+        </w:numPr>
+        <w:spacing w:after="40" w:before="0" w:line="384"/>
+      </w:pPr>
+      <w:r>
+        <w:rPr>
+          <w:rFonts w:ascii="KoPub바탕체" w:cs="KoPub바탕체" w:eastAsia="KoPub바탕체" w:hAnsi="KoPub바탕체"/>
+          <w:b w:val="false"/>
+          <w:bCs w:val="false"/>
+          <w:sz w:val="23"/>
+          <w:szCs w:val="23"/>
+        </w:rPr>
+        <w:t xml:space="preserve">(지원수단) 지원형태 메타(출연·보조·직접·융자·출자)를 분해하고 수단 어휘(보증·팩토링, 바우처, 장려금, R&amp;D)를 결합하여 형태별 유형을 태그</w:t>
+      </w:r>
+    </w:p>
+    <w:p>
+      <w:pPr>
+        <w:pStyle w:val="ListParagraph"/>
+        <w:numPr>
+          <w:ilvl w:val="1"/>
+          <w:numId w:val="2"/>
+        </w:numPr>
+        <w:spacing w:after="40" w:before="0" w:line="384"/>
+      </w:pPr>
+      <w:r>
+        <w:rPr>
+          <w:rFonts w:ascii="KoPub바탕체" w:cs="KoPub바탕체" w:eastAsia="KoPub바탕체" w:hAnsi="KoPub바탕체"/>
+          <w:b w:val="false"/>
+          <w:bCs w:val="false"/>
+          <w:sz w:val="23"/>
+          <w:szCs w:val="23"/>
+        </w:rPr>
+        <w:t xml:space="preserve">(지원내용) 지원내용 문서에 내용 어휘 사전(K1~K11)을 적용하여 3회 이상 출현한 유형과, 유형 중심 유사도가 주 유형과 0.02 이내인 유형을 태그</w:t>
+      </w:r>
+    </w:p>
+    <w:p>
+      <w:pPr>
+        <w:pStyle w:val="ListParagraph"/>
+        <w:numPr>
+          <w:ilvl w:val="1"/>
+          <w:numId w:val="2"/>
+        </w:numPr>
+        <w:spacing w:after="40" w:before="0" w:line="384"/>
+      </w:pPr>
+      <w:r>
+        <w:rPr>
+          <w:rFonts w:ascii="KoPub바탕체" w:cs="KoPub바탕체" w:eastAsia="KoPub바탕체" w:hAnsi="KoPub바탕체"/>
+          <w:b w:val="false"/>
+          <w:bCs w:val="false"/>
+          <w:sz w:val="23"/>
+          <w:szCs w:val="23"/>
+        </w:rPr>
+        <w:t xml:space="preserve">(지원산업) 산업 사전 점수 3점 이상인 산업을 모두 태그(주 산업 판정과 같은 절차)</w:t>
+      </w:r>
+    </w:p>
+    <w:p>
+      <w:pPr>
+        <w:pStyle w:val="ListParagraph"/>
+        <w:numPr>
+          <w:ilvl w:val="0"/>
+          <w:numId w:val="2"/>
+        </w:numPr>
+        <w:spacing w:after="40" w:before="0" w:line="384"/>
+      </w:pPr>
+      <w:r>
+        <w:rPr>
+          <w:rFonts w:ascii="KoPub바탕체" w:cs="KoPub바탕체" w:eastAsia="KoPub바탕체" w:hAnsi="KoPub바탕체"/>
+          <w:b/>
+          <w:bCs/>
+          <w:sz w:val="24"/>
+          <w:szCs w:val="24"/>
+        </w:rPr>
+        <w:t xml:space="preserve">(결과) 2026년 복수 태그 사업 비중은 지원목적 25.3%, 지원대상 51.9%, 지원수단 33.7%, 지원내용 53.5%, 지원산업 18.5%이며, 한 기준 이상에서 복수 태그인 사업은 92.1%</w:t>
+      </w:r>
+    </w:p>
+    <w:p>
+      <w:pPr>
+        <w:pStyle w:val="ListParagraph"/>
+        <w:numPr>
+          <w:ilvl w:val="1"/>
+          <w:numId w:val="2"/>
+        </w:numPr>
+        <w:spacing w:after="40" w:before="0" w:line="384"/>
+      </w:pPr>
+      <w:r>
+        <w:rPr>
+          <w:rFonts w:ascii="KoPub바탕체" w:cs="KoPub바탕체" w:eastAsia="KoPub바탕체" w:hAnsi="KoPub바탕체"/>
+          <w:b w:val="false"/>
+          <w:bCs w:val="false"/>
+          <w:sz w:val="23"/>
+          <w:szCs w:val="23"/>
+        </w:rPr>
+        <w:t xml:space="preserve">지원대상은 '중소기업'이 다른 주체와 함께 기재된 사업이 많아 비중이 높고, 지원수단은 혼합 유형의 분해로 보조금·직접 수행 태그가 크게 늘어남</w:t>
+      </w:r>
+    </w:p>
+    <w:p>
+      <w:pPr>
+        <w:pStyle w:val="ListParagraph"/>
+        <w:numPr>
+          <w:ilvl w:val="1"/>
+          <w:numId w:val="2"/>
+        </w:numPr>
+        <w:spacing w:after="40" w:before="0" w:line="384"/>
+      </w:pPr>
+      <w:r>
+        <w:rPr>
+          <w:rFonts w:ascii="KoPub바탕체" w:cs="KoPub바탕체" w:eastAsia="KoPub바탕체" w:hAnsi="KoPub바탕체"/>
+          <w:b w:val="false"/>
+          <w:bCs w:val="false"/>
+          <w:sz w:val="23"/>
+          <w:szCs w:val="23"/>
+        </w:rPr>
+        <w:t xml:space="preserve">태그 기준 예산은 중복 집계이므로 주 유형 기준 비중과 더하지 않음</w:t>
+      </w:r>
+    </w:p>
+    <w:p>
+      <w:pPr>
         <w:pStyle w:val="Heading2"/>
         <w:spacing w:after="160" w:before="280" w:line="384"/>
       </w:pPr>
@@ -32351,6 +32828,26 @@
           <w:szCs w:val="23"/>
         </w:rPr>
         <w:t xml:space="preserve">원천 정보가 없으면 0번 코드(T0·I0·K0), 특정 산업을 겨냥하지 않으면 S0로 배정</w:t>
+      </w:r>
+    </w:p>
+    <w:p>
+      <w:pPr>
+        <w:pStyle w:val="ListParagraph"/>
+        <w:numPr>
+          <w:ilvl w:val="1"/>
+          <w:numId w:val="2"/>
+        </w:numPr>
+        <w:spacing w:after="40" w:before="0" w:line="384"/>
+      </w:pPr>
+      <w:r>
+        <w:rPr>
+          <w:rFonts w:ascii="KoPub바탕체" w:cs="KoPub바탕체" w:eastAsia="KoPub바탕체" w:hAnsi="KoPub바탕체"/>
+          <w:b w:val="false"/>
+          <w:bCs w:val="false"/>
+          <w:sz w:val="23"/>
+          <w:szCs w:val="23"/>
+        </w:rPr>
+        <w:t xml:space="preserve">주 유형 외에 복수의 목적·대상·수단·내용·산업은 부 태그로 병기(기준당 최대 3개, 판정 방법은 부록 1)</w:t>
       </w:r>
     </w:p>
     <w:p>

--- a/analysis/deliverables/KOSI_이슈n포커스_원고_지원사업유형분석.docx
+++ b/analysis/deliverables/KOSI_이슈n포커스_원고_지원사업유형분석.docx
@@ -1268,7 +1268,27 @@
           <w:sz w:val="23"/>
           <w:szCs w:val="23"/>
         </w:rPr>
-        <w:t xml:space="preserve">「중소기업 지원사업의 효율적 성과분석을 위한 정책 디렉토리 개편방안에 관한 연구」는 성과분석에 활용할 수 있도록 정책디렉토리 분류체계의 개편 방향을 제시 [연구기관·연도·주요 내용 확인 필요]</w:t>
+        <w:t xml:space="preserve">중소기업연구원(김희선, 2017)은 2016년 19개 중앙부처 303개 내역사업을 대상으로 정책델파이를 거쳐 정책목적을 대분류 3개·중분류 8개·소분류 29개로 계층화하고, 지원형태 9개와 지원대상(규모·유형, 특성, 성장단계)을 코드화한 정책디렉토리 개편안을 제시</w:t>
+      </w:r>
+    </w:p>
+    <w:p>
+      <w:pPr>
+        <w:pStyle w:val="ListParagraph"/>
+        <w:numPr>
+          <w:ilvl w:val="2"/>
+          <w:numId w:val="2"/>
+        </w:numPr>
+        <w:spacing w:after="40" w:before="0" w:line="384"/>
+      </w:pPr>
+      <w:r>
+        <w:rPr>
+          <w:rFonts w:ascii="KoPub바탕체" w:cs="KoPub바탕체" w:eastAsia="KoPub바탕체" w:hAnsi="KoPub바탕체"/>
+          <w:b w:val="false"/>
+          <w:bCs w:val="false"/>
+          <w:sz w:val="23"/>
+          <w:szCs w:val="23"/>
+        </w:rPr>
+        <w:t xml:space="preserve">기존 정책코드 매뉴얼의 분류가 수단 성격의 항목(금융·제도)과 목적 성격의 항목(기술·인력·수출)을 같은 범주에 두어 성과관리에 한계가 있다고 보고, 복수 목적 사업에는 중첩 코드를 부여</w:t>
       </w:r>
     </w:p>
     <w:p>
@@ -1329,6 +1349,26 @@
           <w:szCs w:val="23"/>
         </w:rPr>
         <w:t xml:space="preserve">지원대상·수단·내용·산업 유형을 함께 부여하여 유사·중복 검토 모집단 구성과 포트폴리오 점검에 바로 활용 가능</w:t>
+      </w:r>
+    </w:p>
+    <w:p>
+      <w:pPr>
+        <w:pStyle w:val="ListParagraph"/>
+        <w:numPr>
+          <w:ilvl w:val="1"/>
+          <w:numId w:val="2"/>
+        </w:numPr>
+        <w:spacing w:after="40" w:before="0" w:line="384"/>
+      </w:pPr>
+      <w:r>
+        <w:rPr>
+          <w:rFonts w:ascii="KoPub바탕체" w:cs="KoPub바탕체" w:eastAsia="KoPub바탕체" w:hAnsi="KoPub바탕체"/>
+          <w:b w:val="false"/>
+          <w:bCs w:val="false"/>
+          <w:sz w:val="23"/>
+          <w:szCs w:val="23"/>
+        </w:rPr>
+        <w:t xml:space="preserve">선행연구가 복수 목적 사업에 적용한 중첩 코드 방식을 다섯 기준 전체의 부 태그로 확장</w:t>
       </w:r>
     </w:p>
     <w:p>
@@ -27537,6 +27577,22 @@
           <w:sz w:val="22"/>
           <w:szCs w:val="22"/>
         </w:rPr>
+        <w:t xml:space="preserve">김희선(2017), 「중소기업 지원사업의 효율적 성과분석을 위한 정책 디렉토리 개편방안에 관한 연구」, 기본연구 17-04, 중소기업연구원.</w:t>
+      </w:r>
+    </w:p>
+    <w:p>
+      <w:pPr>
+        <w:spacing w:after="120" w:before="0" w:line="384"/>
+        <w:ind w:left="400" w:hanging="400"/>
+      </w:pPr>
+      <w:r>
+        <w:rPr>
+          <w:rFonts w:ascii="KoPub바탕체" w:cs="KoPub바탕체" w:eastAsia="KoPub바탕체" w:hAnsi="KoPub바탕체"/>
+          <w:b w:val="false"/>
+          <w:bCs w:val="false"/>
+          <w:sz w:val="22"/>
+          <w:szCs w:val="22"/>
+        </w:rPr>
         <w:t xml:space="preserve">박노욱 외(2016), 「중소기업 지원 재정사업 성과평가」, 연구보고서 16-12, 한국조세재정연구원.</w:t>
       </w:r>
     </w:p>
@@ -27634,22 +27690,6 @@
           <w:szCs w:val="22"/>
         </w:rPr>
         <w:t xml:space="preserve">중소벤처기업연구원 정책평가팀(2026), 「중앙부처 중소기업 지원 내역사업의 지원목적 유형화」, 분석 자료(내부).</w:t>
-      </w:r>
-    </w:p>
-    <w:p>
-      <w:pPr>
-        <w:spacing w:after="120" w:before="0" w:line="384"/>
-        <w:ind w:left="400" w:hanging="400"/>
-      </w:pPr>
-      <w:r>
-        <w:rPr>
-          <w:rFonts w:ascii="KoPub바탕체" w:cs="KoPub바탕체" w:eastAsia="KoPub바탕체" w:hAnsi="KoPub바탕체"/>
-          <w:b w:val="false"/>
-          <w:bCs w:val="false"/>
-          <w:sz w:val="22"/>
-          <w:szCs w:val="22"/>
-        </w:rPr>
-        <w:t xml:space="preserve">[연구기관·연도 확인 필요], 「중소기업 지원사업의 효율적 성과분석을 위한 정책 디렉토리 개편방안에 관한 연구」.</w:t>
       </w:r>
     </w:p>
     <w:p>

--- a/analysis/deliverables/KOSI_이슈n포커스_원고_지원사업유형분석.docx
+++ b/analysis/deliverables/KOSI_이슈n포커스_원고_지원사업유형분석.docx
@@ -1308,7 +1308,7 @@
           <w:sz w:val="24"/>
           <w:szCs w:val="24"/>
         </w:rPr>
-        <w:t xml:space="preserve">본 연구는 선행연구가 제시한 목적·대상·수단 구분을 예산서 사업설명자료의 서술에 적용하여 전 내역사업을 공통 기준으로 유형화하고, 지원내용·지원산업 기준을 더해 지원 구조를 진단한다는 점에서 구별됨</w:t>
+        <w:t xml:space="preserve">본 연구는 선행연구의 목적·대상·수단 구분을 계승하되, 전수 자동 유형화, 다섯 기준과 부 태그, 3개년 추이와 재현성, 정책 활용의 네 가지 점에서 구별됨</w:t>
       </w:r>
     </w:p>
     <w:p>
@@ -1328,7 +1328,27 @@
           <w:sz w:val="23"/>
           <w:szCs w:val="23"/>
         </w:rPr>
-        <w:t xml:space="preserve">사업 서술의 의미를 임베딩으로 비교하므로 부처 간 서술 방식의 차이와 기존 분류의 결측을 보완</w:t>
+        <w:t xml:space="preserve">(전수 자동 유형화) 김희선(2017)이 303개 내역사업을 전문가 수작업으로 분류한 것과 달리, 2,189건 전체를 사업 서술의 임베딩·군집으로 유형화하고 전문가 자문으로 명칭과 구성을 확정</w:t>
+      </w:r>
+    </w:p>
+    <w:p>
+      <w:pPr>
+        <w:pStyle w:val="ListParagraph"/>
+        <w:numPr>
+          <w:ilvl w:val="2"/>
+          <w:numId w:val="2"/>
+        </w:numPr>
+        <w:spacing w:after="40" w:before="0" w:line="384"/>
+      </w:pPr>
+      <w:r>
+        <w:rPr>
+          <w:rFonts w:ascii="KoPub바탕체" w:cs="KoPub바탕체" w:eastAsia="KoPub바탕체" w:hAnsi="KoPub바탕체"/>
+          <w:b w:val="false"/>
+          <w:bCs w:val="false"/>
+          <w:sz w:val="23"/>
+          <w:szCs w:val="23"/>
+        </w:rPr>
+        <w:t xml:space="preserve">서술의 의미를 비교하므로 부처 간 서술 방식의 차이와 기존 분류의 결측(36%)을 보완하고, 목적 서술이 포괄적인 사업도 지원내용으로 유형을 부여</w:t>
       </w:r>
     </w:p>
     <w:p>
@@ -1348,7 +1368,7 @@
           <w:sz w:val="23"/>
           <w:szCs w:val="23"/>
         </w:rPr>
-        <w:t xml:space="preserve">지원대상·수단·내용·산업 유형을 함께 부여하여 유사·중복 검토 모집단 구성과 포트폴리오 점검에 바로 활용 가능</w:t>
+        <w:t xml:space="preserve">(다섯 기준과 부 태그) 목적·대상·수단에 지원내용과 지원산업을 더해 '무엇을·어느 산업에' 지원하는지를 함께 구분하고, 복수 목적에 한정되었던 중첩 코드를 다섯 기준 전체의 부 태그로 확장</w:t>
       </w:r>
     </w:p>
     <w:p>
@@ -1368,7 +1388,1223 @@
           <w:sz w:val="23"/>
           <w:szCs w:val="23"/>
         </w:rPr>
-        <w:t xml:space="preserve">선행연구가 복수 목적 사업에 적용한 중첩 코드 방식을 다섯 기준 전체의 부 태그로 확장</w:t>
+        <w:t xml:space="preserve">(3개년 추이와 재현성) 단년도 분류에 그친 선행연구와 달리 2024~2026년 추이를 같은 기준으로 비교하고, 연도 간 배정 일치율·재군집 안정성으로 재현성을 검증. 신규 사업도 같은 절차로 분류 가능</w:t>
+      </w:r>
+    </w:p>
+    <w:p>
+      <w:pPr>
+        <w:pStyle w:val="ListParagraph"/>
+        <w:numPr>
+          <w:ilvl w:val="1"/>
+          <w:numId w:val="2"/>
+        </w:numPr>
+        <w:spacing w:after="40" w:before="0" w:line="384"/>
+      </w:pPr>
+      <w:r>
+        <w:rPr>
+          <w:rFonts w:ascii="KoPub바탕체" w:cs="KoPub바탕체" w:eastAsia="KoPub바탕체" w:hAnsi="KoPub바탕체"/>
+          <w:b w:val="false"/>
+          <w:bCs w:val="false"/>
+          <w:sz w:val="23"/>
+          <w:szCs w:val="23"/>
+        </w:rPr>
+        <w:t xml:space="preserve">(정책 활용) 총액·순지원 기준의 예산 구조 진단, 유형 조합에 따른 유사·중복 검토 모집단, 정책 테마(AI) 관여도 집계 기준을 제시</w:t>
+      </w:r>
+    </w:p>
+    <w:p>
+      <w:pPr>
+        <w:spacing w:after="80" w:before="200" w:line="384"/>
+        <w:jc w:val="center"/>
+      </w:pPr>
+      <w:r>
+        <w:rPr>
+          <w:rFonts w:ascii="KoPub돋움체" w:cs="KoPub돋움체" w:eastAsia="KoPub돋움체" w:hAnsi="KoPub돋움체"/>
+          <w:b/>
+          <w:bCs/>
+          <w:sz w:val="22"/>
+          <w:szCs w:val="22"/>
+        </w:rPr>
+        <w:t xml:space="preserve">&lt;표 1&gt; 선행연구와 본 연구의 비교</w:t>
+      </w:r>
+    </w:p>
+    <w:tbl>
+      <w:tblPr>
+        <w:tblW w:type="dxa" w:w="9106"/>
+        <w:jc w:val="center"/>
+        <w:tblBorders>
+          <w:top w:val="single" w:color="auto" w:sz="4"/>
+          <w:left w:val="single" w:color="auto" w:sz="4"/>
+          <w:bottom w:val="single" w:color="auto" w:sz="4"/>
+          <w:right w:val="single" w:color="auto" w:sz="4"/>
+          <w:insideH w:val="single" w:color="auto" w:sz="4"/>
+          <w:insideV w:val="single" w:color="auto" w:sz="4"/>
+        </w:tblBorders>
+      </w:tblPr>
+      <w:tblGrid>
+        <w:gridCol w:w="1500"/>
+        <w:gridCol w:w="2300"/>
+        <w:gridCol w:w="2650"/>
+        <w:gridCol w:w="2656"/>
+      </w:tblGrid>
+      <w:tr>
+        <w:trPr>
+          <w:tblHeader/>
+        </w:trPr>
+        <w:tc>
+          <w:tcPr>
+            <w:tcW w:type="dxa" w:w="1500"/>
+            <w:tcBorders>
+              <w:top w:val="single" w:color="9AA8A6" w:sz="4"/>
+              <w:left w:val="single" w:color="9AA8A6" w:sz="4"/>
+              <w:bottom w:val="single" w:color="9AA8A6" w:sz="4"/>
+              <w:right w:val="single" w:color="9AA8A6" w:sz="4"/>
+            </w:tcBorders>
+            <w:shd w:fill="2F6F7E" w:color="auto" w:val="clear"/>
+            <w:tcMar>
+              <w:top w:type="dxa" w:w="40"/>
+              <w:left w:type="dxa" w:w="80"/>
+              <w:bottom w:type="dxa" w:w="40"/>
+              <w:right w:type="dxa" w:w="80"/>
+            </w:tcMar>
+            <w:vAlign w:val="center"/>
+          </w:tcPr>
+          <w:p>
+            <w:pPr>
+              <w:spacing w:after="0" w:before="0" w:line="240"/>
+              <w:jc w:val="center"/>
+            </w:pPr>
+            <w:r>
+              <w:rPr>
+                <w:rFonts w:ascii="KoPub돋움체" w:cs="KoPub돋움체" w:eastAsia="KoPub돋움체" w:hAnsi="KoPub돋움체"/>
+                <w:b/>
+                <w:bCs/>
+                <w:color w:val="FFFFFF"/>
+                <w:sz w:val="16"/>
+                <w:szCs w:val="16"/>
+              </w:rPr>
+              <w:t xml:space="preserve">구  분</w:t>
+            </w:r>
+          </w:p>
+        </w:tc>
+        <w:tc>
+          <w:tcPr>
+            <w:tcW w:type="dxa" w:w="2300"/>
+            <w:tcBorders>
+              <w:top w:val="single" w:color="9AA8A6" w:sz="4"/>
+              <w:left w:val="single" w:color="9AA8A6" w:sz="4"/>
+              <w:bottom w:val="single" w:color="9AA8A6" w:sz="4"/>
+              <w:right w:val="single" w:color="9AA8A6" w:sz="4"/>
+            </w:tcBorders>
+            <w:shd w:fill="2F6F7E" w:color="auto" w:val="clear"/>
+            <w:tcMar>
+              <w:top w:type="dxa" w:w="40"/>
+              <w:left w:type="dxa" w:w="80"/>
+              <w:bottom w:type="dxa" w:w="40"/>
+              <w:right w:type="dxa" w:w="80"/>
+            </w:tcMar>
+            <w:vAlign w:val="center"/>
+          </w:tcPr>
+          <w:p>
+            <w:pPr>
+              <w:spacing w:after="0" w:before="0" w:line="240"/>
+              <w:jc w:val="center"/>
+            </w:pPr>
+            <w:r>
+              <w:rPr>
+                <w:rFonts w:ascii="KoPub돋움체" w:cs="KoPub돋움체" w:eastAsia="KoPub돋움체" w:hAnsi="KoPub돋움체"/>
+                <w:b/>
+                <w:bCs/>
+                <w:color w:val="FFFFFF"/>
+                <w:sz w:val="16"/>
+                <w:szCs w:val="16"/>
+              </w:rPr>
+              <w:t xml:space="preserve">박노욱 외(2016)</w:t>
+            </w:r>
+          </w:p>
+        </w:tc>
+        <w:tc>
+          <w:tcPr>
+            <w:tcW w:type="dxa" w:w="2650"/>
+            <w:tcBorders>
+              <w:top w:val="single" w:color="9AA8A6" w:sz="4"/>
+              <w:left w:val="single" w:color="9AA8A6" w:sz="4"/>
+              <w:bottom w:val="single" w:color="9AA8A6" w:sz="4"/>
+              <w:right w:val="single" w:color="9AA8A6" w:sz="4"/>
+            </w:tcBorders>
+            <w:shd w:fill="2F6F7E" w:color="auto" w:val="clear"/>
+            <w:tcMar>
+              <w:top w:type="dxa" w:w="40"/>
+              <w:left w:type="dxa" w:w="80"/>
+              <w:bottom w:type="dxa" w:w="40"/>
+              <w:right w:type="dxa" w:w="80"/>
+            </w:tcMar>
+            <w:vAlign w:val="center"/>
+          </w:tcPr>
+          <w:p>
+            <w:pPr>
+              <w:spacing w:after="0" w:before="0" w:line="240"/>
+              <w:jc w:val="center"/>
+            </w:pPr>
+            <w:r>
+              <w:rPr>
+                <w:rFonts w:ascii="KoPub돋움체" w:cs="KoPub돋움체" w:eastAsia="KoPub돋움체" w:hAnsi="KoPub돋움체"/>
+                <w:b/>
+                <w:bCs/>
+                <w:color w:val="FFFFFF"/>
+                <w:sz w:val="16"/>
+                <w:szCs w:val="16"/>
+              </w:rPr>
+              <w:t xml:space="preserve">김희선(2017)</w:t>
+            </w:r>
+          </w:p>
+        </w:tc>
+        <w:tc>
+          <w:tcPr>
+            <w:tcW w:type="dxa" w:w="2656"/>
+            <w:tcBorders>
+              <w:top w:val="single" w:color="9AA8A6" w:sz="4"/>
+              <w:left w:val="single" w:color="9AA8A6" w:sz="4"/>
+              <w:bottom w:val="single" w:color="9AA8A6" w:sz="4"/>
+              <w:right w:val="single" w:color="9AA8A6" w:sz="4"/>
+            </w:tcBorders>
+            <w:shd w:fill="2F6F7E" w:color="auto" w:val="clear"/>
+            <w:tcMar>
+              <w:top w:type="dxa" w:w="40"/>
+              <w:left w:type="dxa" w:w="80"/>
+              <w:bottom w:type="dxa" w:w="40"/>
+              <w:right w:type="dxa" w:w="80"/>
+            </w:tcMar>
+            <w:vAlign w:val="center"/>
+          </w:tcPr>
+          <w:p>
+            <w:pPr>
+              <w:spacing w:after="0" w:before="0" w:line="240"/>
+              <w:jc w:val="center"/>
+            </w:pPr>
+            <w:r>
+              <w:rPr>
+                <w:rFonts w:ascii="KoPub돋움체" w:cs="KoPub돋움체" w:eastAsia="KoPub돋움체" w:hAnsi="KoPub돋움체"/>
+                <w:b/>
+                <w:bCs/>
+                <w:color w:val="FFFFFF"/>
+                <w:sz w:val="16"/>
+                <w:szCs w:val="16"/>
+              </w:rPr>
+              <w:t xml:space="preserve">본 연구</w:t>
+            </w:r>
+          </w:p>
+        </w:tc>
+      </w:tr>
+      <w:tr>
+        <w:trPr>
+          <w:cantSplit/>
+        </w:trPr>
+        <w:tc>
+          <w:tcPr>
+            <w:tcW w:type="dxa" w:w="1500"/>
+            <w:tcBorders>
+              <w:top w:val="single" w:color="9AA8A6" w:sz="4"/>
+              <w:left w:val="single" w:color="9AA8A6" w:sz="4"/>
+              <w:bottom w:val="single" w:color="9AA8A6" w:sz="4"/>
+              <w:right w:val="single" w:color="9AA8A6" w:sz="4"/>
+            </w:tcBorders>
+            <w:shd w:fill="E8F3F1" w:color="auto" w:val="clear"/>
+            <w:tcMar>
+              <w:top w:type="dxa" w:w="40"/>
+              <w:left w:type="dxa" w:w="80"/>
+              <w:bottom w:type="dxa" w:w="40"/>
+              <w:right w:type="dxa" w:w="80"/>
+            </w:tcMar>
+            <w:vAlign w:val="center"/>
+          </w:tcPr>
+          <w:p>
+            <w:pPr>
+              <w:spacing w:after="0" w:before="0" w:line="240"/>
+              <w:jc w:val="left"/>
+            </w:pPr>
+            <w:r>
+              <w:rPr>
+                <w:rFonts w:ascii="KoPub돋움체" w:cs="KoPub돋움체" w:eastAsia="KoPub돋움체" w:hAnsi="KoPub돋움체"/>
+                <w:b/>
+                <w:bCs/>
+                <w:sz w:val="16"/>
+                <w:szCs w:val="16"/>
+              </w:rPr>
+              <w:t xml:space="preserve">분석 대상</w:t>
+            </w:r>
+          </w:p>
+        </w:tc>
+        <w:tc>
+          <w:tcPr>
+            <w:tcW w:type="dxa" w:w="2300"/>
+            <w:tcBorders>
+              <w:top w:val="single" w:color="9AA8A6" w:sz="4"/>
+              <w:left w:val="single" w:color="9AA8A6" w:sz="4"/>
+              <w:bottom w:val="single" w:color="9AA8A6" w:sz="4"/>
+              <w:right w:val="single" w:color="9AA8A6" w:sz="4"/>
+            </w:tcBorders>
+            <w:tcMar>
+              <w:top w:type="dxa" w:w="40"/>
+              <w:left w:type="dxa" w:w="80"/>
+              <w:bottom w:type="dxa" w:w="40"/>
+              <w:right w:type="dxa" w:w="80"/>
+            </w:tcMar>
+            <w:vAlign w:val="center"/>
+          </w:tcPr>
+          <w:p>
+            <w:pPr>
+              <w:spacing w:after="0" w:before="0" w:line="240"/>
+              <w:jc w:val="left"/>
+            </w:pPr>
+            <w:r>
+              <w:rPr>
+                <w:rFonts w:ascii="KoPub돋움체" w:cs="KoPub돋움체" w:eastAsia="KoPub돋움체" w:hAnsi="KoPub돋움체"/>
+                <w:b w:val="false"/>
+                <w:bCs w:val="false"/>
+                <w:sz w:val="16"/>
+                <w:szCs w:val="16"/>
+              </w:rPr>
+              <w:t xml:space="preserve">통합관리시스템 등록 지원사업</w:t>
+            </w:r>
+          </w:p>
+        </w:tc>
+        <w:tc>
+          <w:tcPr>
+            <w:tcW w:type="dxa" w:w="2650"/>
+            <w:tcBorders>
+              <w:top w:val="single" w:color="9AA8A6" w:sz="4"/>
+              <w:left w:val="single" w:color="9AA8A6" w:sz="4"/>
+              <w:bottom w:val="single" w:color="9AA8A6" w:sz="4"/>
+              <w:right w:val="single" w:color="9AA8A6" w:sz="4"/>
+            </w:tcBorders>
+            <w:tcMar>
+              <w:top w:type="dxa" w:w="40"/>
+              <w:left w:type="dxa" w:w="80"/>
+              <w:bottom w:type="dxa" w:w="40"/>
+              <w:right w:type="dxa" w:w="80"/>
+            </w:tcMar>
+            <w:vAlign w:val="center"/>
+          </w:tcPr>
+          <w:p>
+            <w:pPr>
+              <w:spacing w:after="0" w:before="0" w:line="240"/>
+              <w:jc w:val="left"/>
+            </w:pPr>
+            <w:r>
+              <w:rPr>
+                <w:rFonts w:ascii="KoPub돋움체" w:cs="KoPub돋움체" w:eastAsia="KoPub돋움체" w:hAnsi="KoPub돋움체"/>
+                <w:b w:val="false"/>
+                <w:bCs w:val="false"/>
+                <w:sz w:val="16"/>
+                <w:szCs w:val="16"/>
+              </w:rPr>
+              <w:t xml:space="preserve">2016년 19개 중앙부처 내역사업 303개</w:t>
+            </w:r>
+          </w:p>
+        </w:tc>
+        <w:tc>
+          <w:tcPr>
+            <w:tcW w:type="dxa" w:w="2656"/>
+            <w:tcBorders>
+              <w:top w:val="single" w:color="9AA8A6" w:sz="4"/>
+              <w:left w:val="single" w:color="9AA8A6" w:sz="4"/>
+              <w:bottom w:val="single" w:color="9AA8A6" w:sz="4"/>
+              <w:right w:val="single" w:color="9AA8A6" w:sz="4"/>
+            </w:tcBorders>
+            <w:tcMar>
+              <w:top w:type="dxa" w:w="40"/>
+              <w:left w:type="dxa" w:w="80"/>
+              <w:bottom w:type="dxa" w:w="40"/>
+              <w:right w:type="dxa" w:w="80"/>
+            </w:tcMar>
+            <w:vAlign w:val="center"/>
+          </w:tcPr>
+          <w:p>
+            <w:pPr>
+              <w:spacing w:after="0" w:before="0" w:line="240"/>
+              <w:jc w:val="left"/>
+            </w:pPr>
+            <w:r>
+              <w:rPr>
+                <w:rFonts w:ascii="KoPub돋움체" w:cs="KoPub돋움체" w:eastAsia="KoPub돋움체" w:hAnsi="KoPub돋움체"/>
+                <w:b w:val="false"/>
+                <w:bCs w:val="false"/>
+                <w:sz w:val="16"/>
+                <w:szCs w:val="16"/>
+              </w:rPr>
+              <w:t xml:space="preserve">2024~2026년 23개 소관 내역사업 2,189건(전수)</w:t>
+            </w:r>
+          </w:p>
+        </w:tc>
+      </w:tr>
+      <w:tr>
+        <w:trPr>
+          <w:cantSplit/>
+        </w:trPr>
+        <w:tc>
+          <w:tcPr>
+            <w:tcW w:type="dxa" w:w="1500"/>
+            <w:tcBorders>
+              <w:top w:val="single" w:color="9AA8A6" w:sz="4"/>
+              <w:left w:val="single" w:color="9AA8A6" w:sz="4"/>
+              <w:bottom w:val="single" w:color="9AA8A6" w:sz="4"/>
+              <w:right w:val="single" w:color="9AA8A6" w:sz="4"/>
+            </w:tcBorders>
+            <w:shd w:fill="E8F3F1" w:color="auto" w:val="clear"/>
+            <w:tcMar>
+              <w:top w:type="dxa" w:w="40"/>
+              <w:left w:type="dxa" w:w="80"/>
+              <w:bottom w:type="dxa" w:w="40"/>
+              <w:right w:type="dxa" w:w="80"/>
+            </w:tcMar>
+            <w:vAlign w:val="center"/>
+          </w:tcPr>
+          <w:p>
+            <w:pPr>
+              <w:spacing w:after="0" w:before="0" w:line="240"/>
+              <w:jc w:val="left"/>
+            </w:pPr>
+            <w:r>
+              <w:rPr>
+                <w:rFonts w:ascii="KoPub돋움체" w:cs="KoPub돋움체" w:eastAsia="KoPub돋움체" w:hAnsi="KoPub돋움체"/>
+                <w:b/>
+                <w:bCs/>
+                <w:sz w:val="16"/>
+                <w:szCs w:val="16"/>
+              </w:rPr>
+              <w:t xml:space="preserve">원천 자료</w:t>
+            </w:r>
+          </w:p>
+        </w:tc>
+        <w:tc>
+          <w:tcPr>
+            <w:tcW w:type="dxa" w:w="2300"/>
+            <w:tcBorders>
+              <w:top w:val="single" w:color="9AA8A6" w:sz="4"/>
+              <w:left w:val="single" w:color="9AA8A6" w:sz="4"/>
+              <w:bottom w:val="single" w:color="9AA8A6" w:sz="4"/>
+              <w:right w:val="single" w:color="9AA8A6" w:sz="4"/>
+            </w:tcBorders>
+            <w:tcMar>
+              <w:top w:type="dxa" w:w="40"/>
+              <w:left w:type="dxa" w:w="80"/>
+              <w:bottom w:type="dxa" w:w="40"/>
+              <w:right w:type="dxa" w:w="80"/>
+            </w:tcMar>
+            <w:vAlign w:val="center"/>
+          </w:tcPr>
+          <w:p>
+            <w:pPr>
+              <w:spacing w:after="0" w:before="0" w:line="240"/>
+              <w:jc w:val="left"/>
+            </w:pPr>
+            <w:r>
+              <w:rPr>
+                <w:rFonts w:ascii="KoPub돋움체" w:cs="KoPub돋움체" w:eastAsia="KoPub돋움체" w:hAnsi="KoPub돋움체"/>
+                <w:b w:val="false"/>
+                <w:bCs w:val="false"/>
+                <w:sz w:val="16"/>
+                <w:szCs w:val="16"/>
+              </w:rPr>
+              <w:t xml:space="preserve">통합관리시스템 사업·수혜 정보</w:t>
+            </w:r>
+          </w:p>
+        </w:tc>
+        <w:tc>
+          <w:tcPr>
+            <w:tcW w:type="dxa" w:w="2650"/>
+            <w:tcBorders>
+              <w:top w:val="single" w:color="9AA8A6" w:sz="4"/>
+              <w:left w:val="single" w:color="9AA8A6" w:sz="4"/>
+              <w:bottom w:val="single" w:color="9AA8A6" w:sz="4"/>
+              <w:right w:val="single" w:color="9AA8A6" w:sz="4"/>
+            </w:tcBorders>
+            <w:tcMar>
+              <w:top w:type="dxa" w:w="40"/>
+              <w:left w:type="dxa" w:w="80"/>
+              <w:bottom w:type="dxa" w:w="40"/>
+              <w:right w:type="dxa" w:w="80"/>
+            </w:tcMar>
+            <w:vAlign w:val="center"/>
+          </w:tcPr>
+          <w:p>
+            <w:pPr>
+              <w:spacing w:after="0" w:before="0" w:line="240"/>
+              <w:jc w:val="left"/>
+            </w:pPr>
+            <w:r>
+              <w:rPr>
+                <w:rFonts w:ascii="KoPub돋움체" w:cs="KoPub돋움체" w:eastAsia="KoPub돋움체" w:hAnsi="KoPub돋움체"/>
+                <w:b w:val="false"/>
+                <w:bCs w:val="false"/>
+                <w:sz w:val="16"/>
+                <w:szCs w:val="16"/>
+              </w:rPr>
+              <w:t xml:space="preserve">사업 성과계획서·사업설명 자료</w:t>
+            </w:r>
+          </w:p>
+        </w:tc>
+        <w:tc>
+          <w:tcPr>
+            <w:tcW w:type="dxa" w:w="2656"/>
+            <w:tcBorders>
+              <w:top w:val="single" w:color="9AA8A6" w:sz="4"/>
+              <w:left w:val="single" w:color="9AA8A6" w:sz="4"/>
+              <w:bottom w:val="single" w:color="9AA8A6" w:sz="4"/>
+              <w:right w:val="single" w:color="9AA8A6" w:sz="4"/>
+            </w:tcBorders>
+            <w:tcMar>
+              <w:top w:type="dxa" w:w="40"/>
+              <w:left w:type="dxa" w:w="80"/>
+              <w:bottom w:type="dxa" w:w="40"/>
+              <w:right w:type="dxa" w:w="80"/>
+            </w:tcMar>
+            <w:vAlign w:val="center"/>
+          </w:tcPr>
+          <w:p>
+            <w:pPr>
+              <w:spacing w:after="0" w:before="0" w:line="240"/>
+              <w:jc w:val="left"/>
+            </w:pPr>
+            <w:r>
+              <w:rPr>
+                <w:rFonts w:ascii="KoPub돋움체" w:cs="KoPub돋움체" w:eastAsia="KoPub돋움체" w:hAnsi="KoPub돋움체"/>
+                <w:b w:val="false"/>
+                <w:bCs w:val="false"/>
+                <w:sz w:val="16"/>
+                <w:szCs w:val="16"/>
+              </w:rPr>
+              <w:t xml:space="preserve">예산서 사업설명자료와 기업마당 공고를 연계한 내역사업 DB</w:t>
+            </w:r>
+          </w:p>
+        </w:tc>
+      </w:tr>
+      <w:tr>
+        <w:trPr>
+          <w:cantSplit/>
+        </w:trPr>
+        <w:tc>
+          <w:tcPr>
+            <w:tcW w:type="dxa" w:w="1500"/>
+            <w:tcBorders>
+              <w:top w:val="single" w:color="9AA8A6" w:sz="4"/>
+              <w:left w:val="single" w:color="9AA8A6" w:sz="4"/>
+              <w:bottom w:val="single" w:color="9AA8A6" w:sz="4"/>
+              <w:right w:val="single" w:color="9AA8A6" w:sz="4"/>
+            </w:tcBorders>
+            <w:shd w:fill="E8F3F1" w:color="auto" w:val="clear"/>
+            <w:tcMar>
+              <w:top w:type="dxa" w:w="40"/>
+              <w:left w:type="dxa" w:w="80"/>
+              <w:bottom w:type="dxa" w:w="40"/>
+              <w:right w:type="dxa" w:w="80"/>
+            </w:tcMar>
+            <w:vAlign w:val="center"/>
+          </w:tcPr>
+          <w:p>
+            <w:pPr>
+              <w:spacing w:after="0" w:before="0" w:line="240"/>
+              <w:jc w:val="left"/>
+            </w:pPr>
+            <w:r>
+              <w:rPr>
+                <w:rFonts w:ascii="KoPub돋움체" w:cs="KoPub돋움체" w:eastAsia="KoPub돋움체" w:hAnsi="KoPub돋움체"/>
+                <w:b/>
+                <w:bCs/>
+                <w:sz w:val="16"/>
+                <w:szCs w:val="16"/>
+              </w:rPr>
+              <w:t xml:space="preserve">유형화 기준</w:t>
+            </w:r>
+          </w:p>
+        </w:tc>
+        <w:tc>
+          <w:tcPr>
+            <w:tcW w:type="dxa" w:w="2300"/>
+            <w:tcBorders>
+              <w:top w:val="single" w:color="9AA8A6" w:sz="4"/>
+              <w:left w:val="single" w:color="9AA8A6" w:sz="4"/>
+              <w:bottom w:val="single" w:color="9AA8A6" w:sz="4"/>
+              <w:right w:val="single" w:color="9AA8A6" w:sz="4"/>
+            </w:tcBorders>
+            <w:tcMar>
+              <w:top w:type="dxa" w:w="40"/>
+              <w:left w:type="dxa" w:w="80"/>
+              <w:bottom w:type="dxa" w:w="40"/>
+              <w:right w:type="dxa" w:w="80"/>
+            </w:tcMar>
+            <w:vAlign w:val="center"/>
+          </w:tcPr>
+          <w:p>
+            <w:pPr>
+              <w:spacing w:after="0" w:before="0" w:line="240"/>
+              <w:jc w:val="left"/>
+            </w:pPr>
+            <w:r>
+              <w:rPr>
+                <w:rFonts w:ascii="KoPub돋움체" w:cs="KoPub돋움체" w:eastAsia="KoPub돋움체" w:hAnsi="KoPub돋움체"/>
+                <w:b w:val="false"/>
+                <w:bCs w:val="false"/>
+                <w:sz w:val="16"/>
+                <w:szCs w:val="16"/>
+              </w:rPr>
+              <w:t xml:space="preserve">지원목적·지원대상·지원수단</w:t>
+            </w:r>
+          </w:p>
+        </w:tc>
+        <w:tc>
+          <w:tcPr>
+            <w:tcW w:type="dxa" w:w="2650"/>
+            <w:tcBorders>
+              <w:top w:val="single" w:color="9AA8A6" w:sz="4"/>
+              <w:left w:val="single" w:color="9AA8A6" w:sz="4"/>
+              <w:bottom w:val="single" w:color="9AA8A6" w:sz="4"/>
+              <w:right w:val="single" w:color="9AA8A6" w:sz="4"/>
+            </w:tcBorders>
+            <w:tcMar>
+              <w:top w:type="dxa" w:w="40"/>
+              <w:left w:type="dxa" w:w="80"/>
+              <w:bottom w:type="dxa" w:w="40"/>
+              <w:right w:type="dxa" w:w="80"/>
+            </w:tcMar>
+            <w:vAlign w:val="center"/>
+          </w:tcPr>
+          <w:p>
+            <w:pPr>
+              <w:spacing w:after="0" w:before="0" w:line="240"/>
+              <w:jc w:val="left"/>
+            </w:pPr>
+            <w:r>
+              <w:rPr>
+                <w:rFonts w:ascii="KoPub돋움체" w:cs="KoPub돋움체" w:eastAsia="KoPub돋움체" w:hAnsi="KoPub돋움체"/>
+                <w:b w:val="false"/>
+                <w:bCs w:val="false"/>
+                <w:sz w:val="16"/>
+                <w:szCs w:val="16"/>
+              </w:rPr>
+              <w:t xml:space="preserve">정책목적(大 3·中 8·小 29)·지원형태(9)·지원대상(규모·유형, 특성, 성장단계)</w:t>
+            </w:r>
+          </w:p>
+        </w:tc>
+        <w:tc>
+          <w:tcPr>
+            <w:tcW w:type="dxa" w:w="2656"/>
+            <w:tcBorders>
+              <w:top w:val="single" w:color="9AA8A6" w:sz="4"/>
+              <w:left w:val="single" w:color="9AA8A6" w:sz="4"/>
+              <w:bottom w:val="single" w:color="9AA8A6" w:sz="4"/>
+              <w:right w:val="single" w:color="9AA8A6" w:sz="4"/>
+            </w:tcBorders>
+            <w:tcMar>
+              <w:top w:type="dxa" w:w="40"/>
+              <w:left w:type="dxa" w:w="80"/>
+              <w:bottom w:type="dxa" w:w="40"/>
+              <w:right w:type="dxa" w:w="80"/>
+            </w:tcMar>
+            <w:vAlign w:val="center"/>
+          </w:tcPr>
+          <w:p>
+            <w:pPr>
+              <w:spacing w:after="0" w:before="0" w:line="240"/>
+              <w:jc w:val="left"/>
+            </w:pPr>
+            <w:r>
+              <w:rPr>
+                <w:rFonts w:ascii="KoPub돋움체" w:cs="KoPub돋움체" w:eastAsia="KoPub돋움체" w:hAnsi="KoPub돋움체"/>
+                <w:b w:val="false"/>
+                <w:bCs w:val="false"/>
+                <w:sz w:val="16"/>
+                <w:szCs w:val="16"/>
+              </w:rPr>
+              <w:t xml:space="preserve">지원목적(8·23)·지원대상(10)·지원수단(9)·지원내용(11)·지원산업(10+공통), AI 관여도</w:t>
+            </w:r>
+          </w:p>
+        </w:tc>
+      </w:tr>
+      <w:tr>
+        <w:trPr>
+          <w:cantSplit/>
+        </w:trPr>
+        <w:tc>
+          <w:tcPr>
+            <w:tcW w:type="dxa" w:w="1500"/>
+            <w:tcBorders>
+              <w:top w:val="single" w:color="9AA8A6" w:sz="4"/>
+              <w:left w:val="single" w:color="9AA8A6" w:sz="4"/>
+              <w:bottom w:val="single" w:color="9AA8A6" w:sz="4"/>
+              <w:right w:val="single" w:color="9AA8A6" w:sz="4"/>
+            </w:tcBorders>
+            <w:shd w:fill="E8F3F1" w:color="auto" w:val="clear"/>
+            <w:tcMar>
+              <w:top w:type="dxa" w:w="40"/>
+              <w:left w:type="dxa" w:w="80"/>
+              <w:bottom w:type="dxa" w:w="40"/>
+              <w:right w:type="dxa" w:w="80"/>
+            </w:tcMar>
+            <w:vAlign w:val="center"/>
+          </w:tcPr>
+          <w:p>
+            <w:pPr>
+              <w:spacing w:after="0" w:before="0" w:line="240"/>
+              <w:jc w:val="left"/>
+            </w:pPr>
+            <w:r>
+              <w:rPr>
+                <w:rFonts w:ascii="KoPub돋움체" w:cs="KoPub돋움체" w:eastAsia="KoPub돋움체" w:hAnsi="KoPub돋움체"/>
+                <w:b/>
+                <w:bCs/>
+                <w:sz w:val="16"/>
+                <w:szCs w:val="16"/>
+              </w:rPr>
+              <w:t xml:space="preserve">유형화 방법</w:t>
+            </w:r>
+          </w:p>
+        </w:tc>
+        <w:tc>
+          <w:tcPr>
+            <w:tcW w:type="dxa" w:w="2300"/>
+            <w:tcBorders>
+              <w:top w:val="single" w:color="9AA8A6" w:sz="4"/>
+              <w:left w:val="single" w:color="9AA8A6" w:sz="4"/>
+              <w:bottom w:val="single" w:color="9AA8A6" w:sz="4"/>
+              <w:right w:val="single" w:color="9AA8A6" w:sz="4"/>
+            </w:tcBorders>
+            <w:tcMar>
+              <w:top w:type="dxa" w:w="40"/>
+              <w:left w:type="dxa" w:w="80"/>
+              <w:bottom w:type="dxa" w:w="40"/>
+              <w:right w:type="dxa" w:w="80"/>
+            </w:tcMar>
+            <w:vAlign w:val="center"/>
+          </w:tcPr>
+          <w:p>
+            <w:pPr>
+              <w:spacing w:after="0" w:before="0" w:line="240"/>
+              <w:jc w:val="left"/>
+            </w:pPr>
+            <w:r>
+              <w:rPr>
+                <w:rFonts w:ascii="KoPub돋움체" w:cs="KoPub돋움체" w:eastAsia="KoPub돋움체" w:hAnsi="KoPub돋움체"/>
+                <w:b w:val="false"/>
+                <w:bCs w:val="false"/>
+                <w:sz w:val="16"/>
+                <w:szCs w:val="16"/>
+              </w:rPr>
+              <w:t xml:space="preserve">사업 특성 검토에 따른 연구진 분류</w:t>
+            </w:r>
+          </w:p>
+        </w:tc>
+        <w:tc>
+          <w:tcPr>
+            <w:tcW w:type="dxa" w:w="2650"/>
+            <w:tcBorders>
+              <w:top w:val="single" w:color="9AA8A6" w:sz="4"/>
+              <w:left w:val="single" w:color="9AA8A6" w:sz="4"/>
+              <w:bottom w:val="single" w:color="9AA8A6" w:sz="4"/>
+              <w:right w:val="single" w:color="9AA8A6" w:sz="4"/>
+            </w:tcBorders>
+            <w:tcMar>
+              <w:top w:type="dxa" w:w="40"/>
+              <w:left w:type="dxa" w:w="80"/>
+              <w:bottom w:type="dxa" w:w="40"/>
+              <w:right w:type="dxa" w:w="80"/>
+            </w:tcMar>
+            <w:vAlign w:val="center"/>
+          </w:tcPr>
+          <w:p>
+            <w:pPr>
+              <w:spacing w:after="0" w:before="0" w:line="240"/>
+              <w:jc w:val="left"/>
+            </w:pPr>
+            <w:r>
+              <w:rPr>
+                <w:rFonts w:ascii="KoPub돋움체" w:cs="KoPub돋움체" w:eastAsia="KoPub돋움체" w:hAnsi="KoPub돋움체"/>
+                <w:b w:val="false"/>
+                <w:bCs w:val="false"/>
+                <w:sz w:val="16"/>
+                <w:szCs w:val="16"/>
+              </w:rPr>
+              <w:t xml:space="preserve">정책델파이·심층인터뷰, 수작업 매칭</w:t>
+            </w:r>
+          </w:p>
+        </w:tc>
+        <w:tc>
+          <w:tcPr>
+            <w:tcW w:type="dxa" w:w="2656"/>
+            <w:tcBorders>
+              <w:top w:val="single" w:color="9AA8A6" w:sz="4"/>
+              <w:left w:val="single" w:color="9AA8A6" w:sz="4"/>
+              <w:bottom w:val="single" w:color="9AA8A6" w:sz="4"/>
+              <w:right w:val="single" w:color="9AA8A6" w:sz="4"/>
+            </w:tcBorders>
+            <w:tcMar>
+              <w:top w:type="dxa" w:w="40"/>
+              <w:left w:type="dxa" w:w="80"/>
+              <w:bottom w:type="dxa" w:w="40"/>
+              <w:right w:type="dxa" w:w="80"/>
+            </w:tcMar>
+            <w:vAlign w:val="center"/>
+          </w:tcPr>
+          <w:p>
+            <w:pPr>
+              <w:spacing w:after="0" w:before="0" w:line="240"/>
+              <w:jc w:val="left"/>
+            </w:pPr>
+            <w:r>
+              <w:rPr>
+                <w:rFonts w:ascii="KoPub돋움체" w:cs="KoPub돋움체" w:eastAsia="KoPub돋움체" w:hAnsi="KoPub돋움체"/>
+                <w:b w:val="false"/>
+                <w:bCs w:val="false"/>
+                <w:sz w:val="16"/>
+                <w:szCs w:val="16"/>
+              </w:rPr>
+              <w:t xml:space="preserve">문장 임베딩·군집 → 전문가 자문으로 명명, 규칙·사전 보완</w:t>
+            </w:r>
+          </w:p>
+        </w:tc>
+      </w:tr>
+      <w:tr>
+        <w:trPr>
+          <w:cantSplit/>
+        </w:trPr>
+        <w:tc>
+          <w:tcPr>
+            <w:tcW w:type="dxa" w:w="1500"/>
+            <w:tcBorders>
+              <w:top w:val="single" w:color="9AA8A6" w:sz="4"/>
+              <w:left w:val="single" w:color="9AA8A6" w:sz="4"/>
+              <w:bottom w:val="single" w:color="9AA8A6" w:sz="4"/>
+              <w:right w:val="single" w:color="9AA8A6" w:sz="4"/>
+            </w:tcBorders>
+            <w:shd w:fill="E8F3F1" w:color="auto" w:val="clear"/>
+            <w:tcMar>
+              <w:top w:type="dxa" w:w="40"/>
+              <w:left w:type="dxa" w:w="80"/>
+              <w:bottom w:type="dxa" w:w="40"/>
+              <w:right w:type="dxa" w:w="80"/>
+            </w:tcMar>
+            <w:vAlign w:val="center"/>
+          </w:tcPr>
+          <w:p>
+            <w:pPr>
+              <w:spacing w:after="0" w:before="0" w:line="240"/>
+              <w:jc w:val="left"/>
+            </w:pPr>
+            <w:r>
+              <w:rPr>
+                <w:rFonts w:ascii="KoPub돋움체" w:cs="KoPub돋움체" w:eastAsia="KoPub돋움체" w:hAnsi="KoPub돋움체"/>
+                <w:b/>
+                <w:bCs/>
+                <w:sz w:val="16"/>
+                <w:szCs w:val="16"/>
+              </w:rPr>
+              <w:t xml:space="preserve">복수 유형</w:t>
+            </w:r>
+          </w:p>
+        </w:tc>
+        <w:tc>
+          <w:tcPr>
+            <w:tcW w:type="dxa" w:w="2300"/>
+            <w:tcBorders>
+              <w:top w:val="single" w:color="9AA8A6" w:sz="4"/>
+              <w:left w:val="single" w:color="9AA8A6" w:sz="4"/>
+              <w:bottom w:val="single" w:color="9AA8A6" w:sz="4"/>
+              <w:right w:val="single" w:color="9AA8A6" w:sz="4"/>
+            </w:tcBorders>
+            <w:tcMar>
+              <w:top w:type="dxa" w:w="40"/>
+              <w:left w:type="dxa" w:w="80"/>
+              <w:bottom w:type="dxa" w:w="40"/>
+              <w:right w:type="dxa" w:w="80"/>
+            </w:tcMar>
+            <w:vAlign w:val="center"/>
+          </w:tcPr>
+          <w:p>
+            <w:pPr>
+              <w:spacing w:after="0" w:before="0" w:line="240"/>
+              <w:jc w:val="left"/>
+            </w:pPr>
+            <w:r>
+              <w:rPr>
+                <w:rFonts w:ascii="KoPub돋움체" w:cs="KoPub돋움체" w:eastAsia="KoPub돋움체" w:hAnsi="KoPub돋움체"/>
+                <w:b w:val="false"/>
+                <w:bCs w:val="false"/>
+                <w:sz w:val="16"/>
+                <w:szCs w:val="16"/>
+              </w:rPr>
+              <w:t xml:space="preserve">–</w:t>
+            </w:r>
+          </w:p>
+        </w:tc>
+        <w:tc>
+          <w:tcPr>
+            <w:tcW w:type="dxa" w:w="2650"/>
+            <w:tcBorders>
+              <w:top w:val="single" w:color="9AA8A6" w:sz="4"/>
+              <w:left w:val="single" w:color="9AA8A6" w:sz="4"/>
+              <w:bottom w:val="single" w:color="9AA8A6" w:sz="4"/>
+              <w:right w:val="single" w:color="9AA8A6" w:sz="4"/>
+            </w:tcBorders>
+            <w:tcMar>
+              <w:top w:type="dxa" w:w="40"/>
+              <w:left w:type="dxa" w:w="80"/>
+              <w:bottom w:type="dxa" w:w="40"/>
+              <w:right w:type="dxa" w:w="80"/>
+            </w:tcMar>
+            <w:vAlign w:val="center"/>
+          </w:tcPr>
+          <w:p>
+            <w:pPr>
+              <w:spacing w:after="0" w:before="0" w:line="240"/>
+              <w:jc w:val="left"/>
+            </w:pPr>
+            <w:r>
+              <w:rPr>
+                <w:rFonts w:ascii="KoPub돋움체" w:cs="KoPub돋움체" w:eastAsia="KoPub돋움체" w:hAnsi="KoPub돋움체"/>
+                <w:b w:val="false"/>
+                <w:bCs w:val="false"/>
+                <w:sz w:val="16"/>
+                <w:szCs w:val="16"/>
+              </w:rPr>
+              <w:t xml:space="preserve">복수 목적에 중첩 코드</w:t>
+            </w:r>
+          </w:p>
+        </w:tc>
+        <w:tc>
+          <w:tcPr>
+            <w:tcW w:type="dxa" w:w="2656"/>
+            <w:tcBorders>
+              <w:top w:val="single" w:color="9AA8A6" w:sz="4"/>
+              <w:left w:val="single" w:color="9AA8A6" w:sz="4"/>
+              <w:bottom w:val="single" w:color="9AA8A6" w:sz="4"/>
+              <w:right w:val="single" w:color="9AA8A6" w:sz="4"/>
+            </w:tcBorders>
+            <w:tcMar>
+              <w:top w:type="dxa" w:w="40"/>
+              <w:left w:type="dxa" w:w="80"/>
+              <w:bottom w:type="dxa" w:w="40"/>
+              <w:right w:type="dxa" w:w="80"/>
+            </w:tcMar>
+            <w:vAlign w:val="center"/>
+          </w:tcPr>
+          <w:p>
+            <w:pPr>
+              <w:spacing w:after="0" w:before="0" w:line="240"/>
+              <w:jc w:val="left"/>
+            </w:pPr>
+            <w:r>
+              <w:rPr>
+                <w:rFonts w:ascii="KoPub돋움체" w:cs="KoPub돋움체" w:eastAsia="KoPub돋움체" w:hAnsi="KoPub돋움체"/>
+                <w:b w:val="false"/>
+                <w:bCs w:val="false"/>
+                <w:sz w:val="16"/>
+                <w:szCs w:val="16"/>
+              </w:rPr>
+              <w:t xml:space="preserve">다섯 기준 모두 부 태그(최대 3개)</w:t>
+            </w:r>
+          </w:p>
+        </w:tc>
+      </w:tr>
+      <w:tr>
+        <w:trPr>
+          <w:cantSplit/>
+        </w:trPr>
+        <w:tc>
+          <w:tcPr>
+            <w:tcW w:type="dxa" w:w="1500"/>
+            <w:tcBorders>
+              <w:top w:val="single" w:color="9AA8A6" w:sz="4"/>
+              <w:left w:val="single" w:color="9AA8A6" w:sz="4"/>
+              <w:bottom w:val="single" w:color="9AA8A6" w:sz="4"/>
+              <w:right w:val="single" w:color="9AA8A6" w:sz="4"/>
+            </w:tcBorders>
+            <w:shd w:fill="E8F3F1" w:color="auto" w:val="clear"/>
+            <w:tcMar>
+              <w:top w:type="dxa" w:w="40"/>
+              <w:left w:type="dxa" w:w="80"/>
+              <w:bottom w:type="dxa" w:w="40"/>
+              <w:right w:type="dxa" w:w="80"/>
+            </w:tcMar>
+            <w:vAlign w:val="center"/>
+          </w:tcPr>
+          <w:p>
+            <w:pPr>
+              <w:spacing w:after="0" w:before="0" w:line="240"/>
+              <w:jc w:val="left"/>
+            </w:pPr>
+            <w:r>
+              <w:rPr>
+                <w:rFonts w:ascii="KoPub돋움체" w:cs="KoPub돋움체" w:eastAsia="KoPub돋움체" w:hAnsi="KoPub돋움체"/>
+                <w:b/>
+                <w:bCs/>
+                <w:sz w:val="16"/>
+                <w:szCs w:val="16"/>
+              </w:rPr>
+              <w:t xml:space="preserve">시계열</w:t>
+            </w:r>
+          </w:p>
+        </w:tc>
+        <w:tc>
+          <w:tcPr>
+            <w:tcW w:type="dxa" w:w="2300"/>
+            <w:tcBorders>
+              <w:top w:val="single" w:color="9AA8A6" w:sz="4"/>
+              <w:left w:val="single" w:color="9AA8A6" w:sz="4"/>
+              <w:bottom w:val="single" w:color="9AA8A6" w:sz="4"/>
+              <w:right w:val="single" w:color="9AA8A6" w:sz="4"/>
+            </w:tcBorders>
+            <w:tcMar>
+              <w:top w:type="dxa" w:w="40"/>
+              <w:left w:type="dxa" w:w="80"/>
+              <w:bottom w:type="dxa" w:w="40"/>
+              <w:right w:type="dxa" w:w="80"/>
+            </w:tcMar>
+            <w:vAlign w:val="center"/>
+          </w:tcPr>
+          <w:p>
+            <w:pPr>
+              <w:spacing w:after="0" w:before="0" w:line="240"/>
+              <w:jc w:val="left"/>
+            </w:pPr>
+            <w:r>
+              <w:rPr>
+                <w:rFonts w:ascii="KoPub돋움체" w:cs="KoPub돋움체" w:eastAsia="KoPub돋움체" w:hAnsi="KoPub돋움체"/>
+                <w:b w:val="false"/>
+                <w:bCs w:val="false"/>
+                <w:sz w:val="16"/>
+                <w:szCs w:val="16"/>
+              </w:rPr>
+              <w:t xml:space="preserve">–</w:t>
+            </w:r>
+          </w:p>
+        </w:tc>
+        <w:tc>
+          <w:tcPr>
+            <w:tcW w:type="dxa" w:w="2650"/>
+            <w:tcBorders>
+              <w:top w:val="single" w:color="9AA8A6" w:sz="4"/>
+              <w:left w:val="single" w:color="9AA8A6" w:sz="4"/>
+              <w:bottom w:val="single" w:color="9AA8A6" w:sz="4"/>
+              <w:right w:val="single" w:color="9AA8A6" w:sz="4"/>
+            </w:tcBorders>
+            <w:tcMar>
+              <w:top w:type="dxa" w:w="40"/>
+              <w:left w:type="dxa" w:w="80"/>
+              <w:bottom w:type="dxa" w:w="40"/>
+              <w:right w:type="dxa" w:w="80"/>
+            </w:tcMar>
+            <w:vAlign w:val="center"/>
+          </w:tcPr>
+          <w:p>
+            <w:pPr>
+              <w:spacing w:after="0" w:before="0" w:line="240"/>
+              <w:jc w:val="left"/>
+            </w:pPr>
+            <w:r>
+              <w:rPr>
+                <w:rFonts w:ascii="KoPub돋움체" w:cs="KoPub돋움체" w:eastAsia="KoPub돋움체" w:hAnsi="KoPub돋움체"/>
+                <w:b w:val="false"/>
+                <w:bCs w:val="false"/>
+                <w:sz w:val="16"/>
+                <w:szCs w:val="16"/>
+              </w:rPr>
+              <w:t xml:space="preserve">단년도(2016)</w:t>
+            </w:r>
+          </w:p>
+        </w:tc>
+        <w:tc>
+          <w:tcPr>
+            <w:tcW w:type="dxa" w:w="2656"/>
+            <w:tcBorders>
+              <w:top w:val="single" w:color="9AA8A6" w:sz="4"/>
+              <w:left w:val="single" w:color="9AA8A6" w:sz="4"/>
+              <w:bottom w:val="single" w:color="9AA8A6" w:sz="4"/>
+              <w:right w:val="single" w:color="9AA8A6" w:sz="4"/>
+            </w:tcBorders>
+            <w:tcMar>
+              <w:top w:type="dxa" w:w="40"/>
+              <w:left w:type="dxa" w:w="80"/>
+              <w:bottom w:type="dxa" w:w="40"/>
+              <w:right w:type="dxa" w:w="80"/>
+            </w:tcMar>
+            <w:vAlign w:val="center"/>
+          </w:tcPr>
+          <w:p>
+            <w:pPr>
+              <w:spacing w:after="0" w:before="0" w:line="240"/>
+              <w:jc w:val="left"/>
+            </w:pPr>
+            <w:r>
+              <w:rPr>
+                <w:rFonts w:ascii="KoPub돋움체" w:cs="KoPub돋움체" w:eastAsia="KoPub돋움체" w:hAnsi="KoPub돋움체"/>
+                <w:b w:val="false"/>
+                <w:bCs w:val="false"/>
+                <w:sz w:val="16"/>
+                <w:szCs w:val="16"/>
+              </w:rPr>
+              <w:t xml:space="preserve">3개년 추이, 연도 간 일치율 검증</w:t>
+            </w:r>
+          </w:p>
+        </w:tc>
+      </w:tr>
+      <w:tr>
+        <w:trPr>
+          <w:cantSplit/>
+        </w:trPr>
+        <w:tc>
+          <w:tcPr>
+            <w:tcW w:type="dxa" w:w="1500"/>
+            <w:tcBorders>
+              <w:top w:val="single" w:color="9AA8A6" w:sz="4"/>
+              <w:left w:val="single" w:color="9AA8A6" w:sz="4"/>
+              <w:bottom w:val="single" w:color="9AA8A6" w:sz="4"/>
+              <w:right w:val="single" w:color="9AA8A6" w:sz="4"/>
+            </w:tcBorders>
+            <w:shd w:fill="E8F3F1" w:color="auto" w:val="clear"/>
+            <w:tcMar>
+              <w:top w:type="dxa" w:w="40"/>
+              <w:left w:type="dxa" w:w="80"/>
+              <w:bottom w:type="dxa" w:w="40"/>
+              <w:right w:type="dxa" w:w="80"/>
+            </w:tcMar>
+            <w:vAlign w:val="center"/>
+          </w:tcPr>
+          <w:p>
+            <w:pPr>
+              <w:spacing w:after="0" w:before="0" w:line="240"/>
+              <w:jc w:val="left"/>
+            </w:pPr>
+            <w:r>
+              <w:rPr>
+                <w:rFonts w:ascii="KoPub돋움체" w:cs="KoPub돋움체" w:eastAsia="KoPub돋움체" w:hAnsi="KoPub돋움체"/>
+                <w:b/>
+                <w:bCs/>
+                <w:sz w:val="16"/>
+                <w:szCs w:val="16"/>
+              </w:rPr>
+              <w:t xml:space="preserve">주요 활용</w:t>
+            </w:r>
+          </w:p>
+        </w:tc>
+        <w:tc>
+          <w:tcPr>
+            <w:tcW w:type="dxa" w:w="2300"/>
+            <w:tcBorders>
+              <w:top w:val="single" w:color="9AA8A6" w:sz="4"/>
+              <w:left w:val="single" w:color="9AA8A6" w:sz="4"/>
+              <w:bottom w:val="single" w:color="9AA8A6" w:sz="4"/>
+              <w:right w:val="single" w:color="9AA8A6" w:sz="4"/>
+            </w:tcBorders>
+            <w:tcMar>
+              <w:top w:type="dxa" w:w="40"/>
+              <w:left w:type="dxa" w:w="80"/>
+              <w:bottom w:type="dxa" w:w="40"/>
+              <w:right w:type="dxa" w:w="80"/>
+            </w:tcMar>
+            <w:vAlign w:val="center"/>
+          </w:tcPr>
+          <w:p>
+            <w:pPr>
+              <w:spacing w:after="0" w:before="0" w:line="240"/>
+              <w:jc w:val="left"/>
+            </w:pPr>
+            <w:r>
+              <w:rPr>
+                <w:rFonts w:ascii="KoPub돋움체" w:cs="KoPub돋움체" w:eastAsia="KoPub돋움체" w:hAnsi="KoPub돋움체"/>
+                <w:b w:val="false"/>
+                <w:bCs w:val="false"/>
+                <w:sz w:val="16"/>
+                <w:szCs w:val="16"/>
+              </w:rPr>
+              <w:t xml:space="preserve">사업군별 효과성·비용편익·중복수혜 분석</w:t>
+            </w:r>
+          </w:p>
+        </w:tc>
+        <w:tc>
+          <w:tcPr>
+            <w:tcW w:type="dxa" w:w="2650"/>
+            <w:tcBorders>
+              <w:top w:val="single" w:color="9AA8A6" w:sz="4"/>
+              <w:left w:val="single" w:color="9AA8A6" w:sz="4"/>
+              <w:bottom w:val="single" w:color="9AA8A6" w:sz="4"/>
+              <w:right w:val="single" w:color="9AA8A6" w:sz="4"/>
+            </w:tcBorders>
+            <w:tcMar>
+              <w:top w:type="dxa" w:w="40"/>
+              <w:left w:type="dxa" w:w="80"/>
+              <w:bottom w:type="dxa" w:w="40"/>
+              <w:right w:type="dxa" w:w="80"/>
+            </w:tcMar>
+            <w:vAlign w:val="center"/>
+          </w:tcPr>
+          <w:p>
+            <w:pPr>
+              <w:spacing w:after="0" w:before="0" w:line="240"/>
+              <w:jc w:val="left"/>
+            </w:pPr>
+            <w:r>
+              <w:rPr>
+                <w:rFonts w:ascii="KoPub돋움체" w:cs="KoPub돋움체" w:eastAsia="KoPub돋움체" w:hAnsi="KoPub돋움체"/>
+                <w:b w:val="false"/>
+                <w:bCs w:val="false"/>
+                <w:sz w:val="16"/>
+                <w:szCs w:val="16"/>
+              </w:rPr>
+              <w:t xml:space="preserve">SIMS 정책디렉토리 개편안</w:t>
+            </w:r>
+          </w:p>
+        </w:tc>
+        <w:tc>
+          <w:tcPr>
+            <w:tcW w:type="dxa" w:w="2656"/>
+            <w:tcBorders>
+              <w:top w:val="single" w:color="9AA8A6" w:sz="4"/>
+              <w:left w:val="single" w:color="9AA8A6" w:sz="4"/>
+              <w:bottom w:val="single" w:color="9AA8A6" w:sz="4"/>
+              <w:right w:val="single" w:color="9AA8A6" w:sz="4"/>
+            </w:tcBorders>
+            <w:tcMar>
+              <w:top w:type="dxa" w:w="40"/>
+              <w:left w:type="dxa" w:w="80"/>
+              <w:bottom w:type="dxa" w:w="40"/>
+              <w:right w:type="dxa" w:w="80"/>
+            </w:tcMar>
+            <w:vAlign w:val="center"/>
+          </w:tcPr>
+          <w:p>
+            <w:pPr>
+              <w:spacing w:after="0" w:before="0" w:line="240"/>
+              <w:jc w:val="left"/>
+            </w:pPr>
+            <w:r>
+              <w:rPr>
+                <w:rFonts w:ascii="KoPub돋움체" w:cs="KoPub돋움체" w:eastAsia="KoPub돋움체" w:hAnsi="KoPub돋움체"/>
+                <w:b w:val="false"/>
+                <w:bCs w:val="false"/>
+                <w:sz w:val="16"/>
+                <w:szCs w:val="16"/>
+              </w:rPr>
+              <w:t xml:space="preserve">지원 구조 진단, 유사·중복 검토 모집단, 정책 테마 집계 기준</w:t>
+            </w:r>
+          </w:p>
+        </w:tc>
+      </w:tr>
+    </w:tbl>
+    <w:p>
+      <w:pPr>
+        <w:spacing w:after="160" w:before="0" w:line="260"/>
+        <w:ind w:left="200"/>
+      </w:pPr>
+      <w:r>
+        <w:rPr>
+          <w:rFonts w:ascii="KoPub돋움체" w:cs="KoPub돋움체" w:eastAsia="KoPub돋움체" w:hAnsi="KoPub돋움체"/>
+          <w:b w:val="false"/>
+          <w:bCs w:val="false"/>
+          <w:color w:val="444444"/>
+          <w:sz w:val="17"/>
+          <w:szCs w:val="17"/>
+        </w:rPr>
+        <w:t xml:space="preserve">* 주: '–'는 보고서에 명시되지 않음. 한국개발연구원(2013~2015)은 분류체계보다 추진·평가체계 개선에 초점을 두어 제외</w:t>
       </w:r>
     </w:p>
     <w:p>
@@ -1501,7 +2737,7 @@
           <w:sz w:val="22"/>
           <w:szCs w:val="22"/>
         </w:rPr>
-        <w:t xml:space="preserve">&lt;표 1&gt; 사업정보 DB 구축 현황(중앙부처)</w:t>
+        <w:t xml:space="preserve">&lt;표 2&gt; 사업정보 DB 구축 현황(중앙부처)</w:t>
       </w:r>
     </w:p>
     <w:p>
@@ -2702,7 +3938,7 @@
           <w:sz w:val="22"/>
           <w:szCs w:val="22"/>
         </w:rPr>
-        <w:t xml:space="preserve">&lt;표 2&gt; 유형화 기준과 AI 관여도 개관</w:t>
+        <w:t xml:space="preserve">&lt;표 3&gt; 유형화 기준과 AI 관여도 개관</w:t>
       </w:r>
     </w:p>
     <w:tbl>
@@ -4266,7 +5502,7 @@
           <w:sz w:val="22"/>
           <w:szCs w:val="22"/>
         </w:rPr>
-        <w:t xml:space="preserve">&lt;표 3&gt; 지원목적 유형 체계와 대표 사업(2026년 예산 기준)</w:t>
+        <w:t xml:space="preserve">&lt;표 4&gt; 지원목적 유형 체계와 대표 사업(2026년 예산 기준)</w:t>
       </w:r>
     </w:p>
     <w:tbl>
@@ -5765,7 +7001,7 @@
           <w:sz w:val="22"/>
           <w:szCs w:val="22"/>
         </w:rPr>
-        <w:t xml:space="preserve">&lt;표 4&gt; 지원대상·지원수단·지원내용 유형별 2026년 내역사업 건수·예산</w:t>
+        <w:t xml:space="preserve">&lt;표 5&gt; 지원대상·지원수단·지원내용 유형별 2026년 내역사업 건수·예산</w:t>
       </w:r>
     </w:p>
     <w:p>
@@ -11460,7 +12696,7 @@
           <w:sz w:val="22"/>
           <w:szCs w:val="22"/>
         </w:rPr>
-        <w:t xml:space="preserve">&lt;표 5&gt; 지원산업 유형별 2026년 내역사업 건수·예산과 AI 관여도</w:t>
+        <w:t xml:space="preserve">&lt;표 6&gt; 지원산업 유형별 2026년 내역사업 건수·예산과 AI 관여도</w:t>
       </w:r>
     </w:p>
     <w:p>
@@ -15873,7 +17109,7 @@
           <w:sz w:val="22"/>
           <w:szCs w:val="22"/>
         </w:rPr>
-        <w:t xml:space="preserve">&lt;표 6&gt; 지원목적 유형별 내역사업 건수·예산</w:t>
+        <w:t xml:space="preserve">&lt;표 7&gt; 지원목적 유형별 내역사업 건수·예산</w:t>
       </w:r>
     </w:p>
     <w:p>
@@ -19869,7 +21105,7 @@
           <w:sz w:val="22"/>
           <w:szCs w:val="22"/>
         </w:rPr>
-        <w:t xml:space="preserve">&lt;표 7&gt; 소관별 지원목적 유형 구성(2026년, 상위 8개 소관)</w:t>
+        <w:t xml:space="preserve">&lt;표 8&gt; 소관별 지원목적 유형 구성(2026년, 상위 8개 소관)</w:t>
       </w:r>
     </w:p>
     <w:p>
@@ -23293,7 +24529,7 @@
           <w:sz w:val="22"/>
           <w:szCs w:val="22"/>
         </w:rPr>
-        <w:t xml:space="preserve">&lt;표 8&gt; 기존 지원분야 중분류와 지원목적 유형의 교차</w:t>
+        <w:t xml:space="preserve">&lt;표 9&gt; 기존 지원분야 중분류와 지원목적 유형의 교차</w:t>
       </w:r>
     </w:p>
     <w:p>
@@ -32907,7 +34143,7 @@
           <w:sz w:val="22"/>
           <w:szCs w:val="22"/>
         </w:rPr>
-        <w:t xml:space="preserve">판정 방법과 타당성은 부록 1, 유형화 기준 개관은 본문 &lt;표 2&gt;, 유형별 규모는 본문 &lt;표 4&gt;~&lt;표 6&gt; 참조. 유형별 대표 사업을 포함한 전체 기준은 별책 「지원사업 유형 정의서」에 수록</w:t>
+        <w:t xml:space="preserve">판정 방법과 타당성은 부록 1, 유형화 기준 개관은 본문 &lt;표 3&gt;, 유형별 규모는 본문 &lt;표 5&gt;~&lt;표 7&gt; 참조. 유형별 대표 사업을 포함한 전체 기준은 별책 「지원사업 유형 정의서」에 수록</w:t>
       </w:r>
     </w:p>
     <w:p>

--- a/analysis/deliverables/KOSI_이슈n포커스_원고_지원사업유형분석.docx
+++ b/analysis/deliverables/KOSI_이슈n포커스_원고_지원사업유형분석.docx
@@ -1188,7 +1188,7 @@
           <w:sz w:val="23"/>
           <w:szCs w:val="23"/>
         </w:rPr>
-        <w:t xml:space="preserve">한국조세재정연구원(박노욱 외, 2016)은 중소기업 지원사업 통합관리시스템 자료로 지원사업을 지원목적(투입요소 지원, 시장매칭 지원, 컨설팅·정보 제공), 지원대상(규모·업종·기술·신용 기준), 지원수단(활동·수행방식)으로 분류하고, 사업군별 효과성과 중복수혜를 분석</w:t>
+        <w:t xml:space="preserve">한국조세재정연구원(박노욱 외, 2016)은 2016년 14개 부처 260개 세부사업 중 사업설명서가 있는 223개를 지원목적(초기 투입요소·시장매칭·운영 지원), 지원대상(기업규모, 업력·성장단계, 산업·업종, 기업특화 특성, 기술·신용 기준), 지원수단(활동·수행방식)으로 분류하는 체계를 개발</w:t>
       </w:r>
     </w:p>
     <w:p>
@@ -1208,7 +1208,7 @@
           <w:sz w:val="23"/>
           <w:szCs w:val="23"/>
         </w:rPr>
-        <w:t xml:space="preserve">사업유형별 편차는 있으나 매출액·고용·부가가치에 대체로 효과가 있는 것으로 보고하고, 새 분류체계를 사업관리와 성과평가의 기반으로 제안</w:t>
+        <w:t xml:space="preserve">기존 정책디렉토리의 지원분야 분류가 수단(정책금융)과 목적(기술·수출)을 혼재한다고 지적하고, 하나의 사업에 여러 초기 투입요소를 중복 입력하도록 설계. 효과성·중복수혜 분석은 새 체계가 아닌 기존 6개 사업군(창업·금융·기술·수출·내수·경영) 기준으로 수행</w:t>
       </w:r>
     </w:p>
     <w:p>
@@ -1328,7 +1328,7 @@
           <w:sz w:val="23"/>
           <w:szCs w:val="23"/>
         </w:rPr>
-        <w:t xml:space="preserve">(전수 자동 유형화) 김희선(2017)이 303개 내역사업을 전문가 수작업으로 분류한 것과 달리, 2,189건 전체를 사업 서술의 임베딩·군집으로 유형화하고 전문가 자문으로 명칭과 구성을 확정</w:t>
+        <w:t xml:space="preserve">(전수 자동 유형화) 박노욱 외(2016)와 김희선(2017)이 각각 세부사업 223개, 내역사업 303개를 연구진·전문가 수작업으로 분류한 것과 달리, 2,189건 전체를 사업 서술의 임베딩·군집으로 유형화하고 전문가 자문으로 명칭과 구성을 확정</w:t>
       </w:r>
     </w:p>
     <w:p>
@@ -1368,7 +1368,7 @@
           <w:sz w:val="23"/>
           <w:szCs w:val="23"/>
         </w:rPr>
-        <w:t xml:space="preserve">(다섯 기준과 부 태그) 목적·대상·수단에 지원내용과 지원산업을 더해 '무엇을·어느 산업에' 지원하는지를 함께 구분하고, 복수 목적에 한정되었던 중첩 코드를 다섯 기준 전체의 부 태그로 확장</w:t>
+        <w:t xml:space="preserve">(다섯 기준과 부 태그) 목적·대상·수단에 지원내용과 지원산업을 더해 '무엇을·어느 산업에' 지원하는지를 함께 구분하고, 지원목적에 한정되었던 선행연구의 중복 입력·중첩 코드를 다섯 기준 전체의 부 태그로 확장</w:t>
       </w:r>
     </w:p>
     <w:p>
@@ -1388,7 +1388,7 @@
           <w:sz w:val="23"/>
           <w:szCs w:val="23"/>
         </w:rPr>
-        <w:t xml:space="preserve">(3개년 추이와 재현성) 단년도 분류에 그친 선행연구와 달리 2024~2026년 추이를 같은 기준으로 비교하고, 연도 간 배정 일치율·재군집 안정성으로 재현성을 검증. 신규 사업도 같은 절차로 분류 가능</w:t>
+        <w:t xml:space="preserve">(3개년 추이와 재현성) 2016년 단년도 분류에 그친 두 선행연구와 달리 2024~2026년 추이를 같은 기준으로 비교하고, 연도 간 배정 일치율·재군집 안정성으로 재현성을 검증. 신규 사업도 같은 절차로 분류 가능</w:t>
       </w:r>
     </w:p>
     <w:p>
@@ -1664,7 +1664,7 @@
                 <w:sz w:val="16"/>
                 <w:szCs w:val="16"/>
               </w:rPr>
-              <w:t xml:space="preserve">통합관리시스템 등록 지원사업</w:t>
+              <w:t xml:space="preserve">2016년 14개 부처 세부사업 260개(분류 223개)</w:t>
             </w:r>
           </w:p>
         </w:tc>
@@ -1806,7 +1806,7 @@
                 <w:sz w:val="16"/>
                 <w:szCs w:val="16"/>
               </w:rPr>
-              <w:t xml:space="preserve">통합관리시스템 사업·수혜 정보</w:t>
+              <w:t xml:space="preserve">통합관리시스템 등록 사업설명서, 기업마당 공고</w:t>
             </w:r>
           </w:p>
         </w:tc>
@@ -1948,7 +1948,7 @@
                 <w:sz w:val="16"/>
                 <w:szCs w:val="16"/>
               </w:rPr>
-              <w:t xml:space="preserve">지원목적·지원대상·지원수단</w:t>
+              <w:t xml:space="preserve">지원목적(3·11)·지원대상(6 대분류)·지원수단(활동 4, 수행방식 2×3)</w:t>
             </w:r>
           </w:p>
         </w:tc>
@@ -2090,7 +2090,7 @@
                 <w:sz w:val="16"/>
                 <w:szCs w:val="16"/>
               </w:rPr>
-              <w:t xml:space="preserve">사업 특성 검토에 따른 연구진 분류</w:t>
+              <w:t xml:space="preserve">법령·기존 분류 준용 프레임, 연구진 수작업 입력</w:t>
             </w:r>
           </w:p>
         </w:tc>
@@ -2232,7 +2232,7 @@
                 <w:sz w:val="16"/>
                 <w:szCs w:val="16"/>
               </w:rPr>
-              <w:t xml:space="preserve">–</w:t>
+              <w:t xml:space="preserve">지원목적(초기 투입요소)에 중복 입력</w:t>
             </w:r>
           </w:p>
         </w:tc>
@@ -2374,7 +2374,7 @@
                 <w:sz w:val="16"/>
                 <w:szCs w:val="16"/>
               </w:rPr>
-              <w:t xml:space="preserve">–</w:t>
+              <w:t xml:space="preserve">단년도(2016)</w:t>
             </w:r>
           </w:p>
         </w:tc>
@@ -2516,7 +2516,7 @@
                 <w:sz w:val="16"/>
                 <w:szCs w:val="16"/>
               </w:rPr>
-              <w:t xml:space="preserve">사업군별 효과성·비용편익·중복수혜 분석</w:t>
+              <w:t xml:space="preserve">사업관리·성과평가 기반 제안(실증 미적용), 중복수혜 분석은 기존 사업군 기준</w:t>
             </w:r>
           </w:p>
         </w:tc>
@@ -2604,7 +2604,7 @@
           <w:sz w:val="17"/>
           <w:szCs w:val="17"/>
         </w:rPr>
-        <w:t xml:space="preserve">* 주: '–'는 보고서에 명시되지 않음. 한국개발연구원(2013~2015)은 분류체계보다 추진·평가체계 개선에 초점을 두어 제외</w:t>
+        <w:t xml:space="preserve">* 주: 한국개발연구원(2013~2015)은 분류체계보다 추진·평가체계 개선에 초점을 두어 비교에서 제외</w:t>
       </w:r>
     </w:p>
     <w:p>
@@ -28829,7 +28829,7 @@
           <w:sz w:val="22"/>
           <w:szCs w:val="22"/>
         </w:rPr>
-        <w:t xml:space="preserve">박노욱 외(2016), 「중소기업 지원 재정사업 성과평가」, 연구보고서 16-12, 한국조세재정연구원.</w:t>
+        <w:t xml:space="preserve">박노욱·강희우·이상헌·표한형(2016), 「중소기업 지원 재정사업 성과평가」, 연구보고서 16-12, 한국조세재정연구원.</w:t>
       </w:r>
     </w:p>
     <w:p>

--- a/analysis/deliverables/KOSI_이슈n포커스_원고_지원사업유형분석.docx
+++ b/analysis/deliverables/KOSI_이슈n포커스_원고_지원사업유형분석.docx
@@ -1228,7 +1228,7 @@
           <w:sz w:val="23"/>
           <w:szCs w:val="23"/>
         </w:rPr>
-        <w:t xml:space="preserve">한국개발연구원(장우현·양용현·우석진, 2013; 2014; 2015)은 지원정책의 현황과 분류체계, 추진체계, 평가체계의 개선방안을 제시하고, 정책목표를 명확히 하여 생산적 지원정책과 공공부양적 지원정책을 분리할 것을 강조</w:t>
+        <w:t xml:space="preserve">한국개발연구원(장우현 외, 2013; 2014; 2015)은 지원정책의 현황과 분류체계, 추진체계, 평가체계의 개선방안을 제시하고, 정책목표를 명확히 하여 생산적 지원정책과 공공부양적 지원정책을 분리할 것을 강조</w:t>
       </w:r>
     </w:p>
     <w:p>
@@ -1249,6 +1249,46 @@
           <w:szCs w:val="23"/>
         </w:rPr>
         <w:t xml:space="preserve">2차 연구는 정책자금을 사례로 과학적 성과평가 방법과 평가 결과의 정책 환류 방안을 제시</w:t>
+      </w:r>
+    </w:p>
+    <w:p>
+      <w:pPr>
+        <w:pStyle w:val="ListParagraph"/>
+        <w:numPr>
+          <w:ilvl w:val="1"/>
+          <w:numId w:val="2"/>
+        </w:numPr>
+        <w:spacing w:after="40" w:before="0" w:line="384"/>
+      </w:pPr>
+      <w:r>
+        <w:rPr>
+          <w:rFonts w:ascii="KoPub바탕체" w:cs="KoPub바탕체" w:eastAsia="KoPub바탕체" w:hAnsi="KoPub바탕체"/>
+          <w:b w:val="false"/>
+          <w:bCs w:val="false"/>
+          <w:sz w:val="23"/>
+          <w:szCs w:val="23"/>
+        </w:rPr>
+        <w:t xml:space="preserve">한국조세재정연구원(장우현·곽관훈·김종혁, 2024)은 중소기업 지원사업 통합관리시스템(SIMS)의 2017~2023년 자료로 지원 현황을 분석하고, 2023년 지원금액 41.4조원의 74%가 '금융' 분야로 집계되는 것은 수출용 금융처럼 복수 성격의 사업을 한 분야에만 배정하는 분류 방식에서 비롯된다고 보아 중복 허용 분류를 제안</w:t>
+      </w:r>
+    </w:p>
+    <w:p>
+      <w:pPr>
+        <w:pStyle w:val="ListParagraph"/>
+        <w:numPr>
+          <w:ilvl w:val="2"/>
+          <w:numId w:val="2"/>
+        </w:numPr>
+        <w:spacing w:after="40" w:before="0" w:line="384"/>
+      </w:pPr>
+      <w:r>
+        <w:rPr>
+          <w:rFonts w:ascii="KoPub바탕체" w:cs="KoPub바탕체" w:eastAsia="KoPub바탕체" w:hAnsi="KoPub바탕체"/>
+          <w:b w:val="false"/>
+          <w:bCs w:val="false"/>
+          <w:sz w:val="23"/>
+          <w:szCs w:val="23"/>
+        </w:rPr>
+        <w:t xml:space="preserve">세부사업 1,124개 중 사업당 지원금액이 1억원에 못 미치는 사업이 있어 지원 파편화를 지적하고, 수익성 상위 기업에 대한 조준 비중을 관리할 것을 제안</w:t>
       </w:r>
     </w:p>
     <w:p>
@@ -1368,7 +1408,7 @@
           <w:sz w:val="23"/>
           <w:szCs w:val="23"/>
         </w:rPr>
-        <w:t xml:space="preserve">(다섯 기준과 부 태그) 목적·대상·수단에 지원내용과 지원산업을 더해 '무엇을·어느 산업에' 지원하는지를 함께 구분하고, 지원목적에 한정되었던 선행연구의 중복 입력·중첩 코드를 다섯 기준 전체의 부 태그로 확장</w:t>
+        <w:t xml:space="preserve">(다섯 기준과 부 태그) 목적·대상·수단에 지원내용과 지원산업을 더해 '무엇을·어느 산업에' 지원하는지를 함께 구분하고, 지원목적에 한정되었던 선행연구의 중복 입력·중첩 코드를 다섯 기준 전체의 부 태그로 확장하여 단일 배정에 따른 특정 분야 편중(장우현 외, 2024)을 보완</w:t>
       </w:r>
     </w:p>
     <w:p>
@@ -2604,7 +2644,7 @@
           <w:sz w:val="17"/>
           <w:szCs w:val="17"/>
         </w:rPr>
-        <w:t xml:space="preserve">* 주: 한국개발연구원(2013~2015)은 분류체계보다 추진·평가체계 개선에 초점을 두어 비교에서 제외</w:t>
+        <w:t xml:space="preserve">* 주: 한국개발연구원(2013~2015)과 장우현 외(2024)는 분류체계 개발보다 추진·평가체계와 지원 조준의 개선에 초점을 두어 비교에서 제외</w:t>
       </w:r>
     </w:p>
     <w:p>
@@ -28035,6 +28075,26 @@
           <w:sz w:val="23"/>
           <w:szCs w:val="23"/>
         </w:rPr>
+        <w:t xml:space="preserve">SIMS 세부분야 분류도 사업을 한 분야에만 배정하여 2023년 지원금액의 74%가 '금융'으로 집계됨(장우현 외, 2024)</w:t>
+      </w:r>
+    </w:p>
+    <w:p>
+      <w:pPr>
+        <w:pStyle w:val="ListParagraph"/>
+        <w:numPr>
+          <w:ilvl w:val="1"/>
+          <w:numId w:val="2"/>
+        </w:numPr>
+        <w:spacing w:after="40" w:before="0" w:line="384"/>
+      </w:pPr>
+      <w:r>
+        <w:rPr>
+          <w:rFonts w:ascii="KoPub바탕체" w:cs="KoPub바탕체" w:eastAsia="KoPub바탕체" w:hAnsi="KoPub바탕체"/>
+          <w:b w:val="false"/>
+          <w:bCs w:val="false"/>
+          <w:sz w:val="23"/>
+          <w:szCs w:val="23"/>
+        </w:rPr>
         <w:t xml:space="preserve">같은 목적 유형 안에서도 대상·수단·내용이 다양하고, 목적·대상·수단·내용 유형이 같다는 기준만으로는 중복 후보가 2026년 사업의 69.7%에 달함(3장 나.)</w:t>
       </w:r>
     </w:p>
@@ -28845,6 +28905,22 @@
           <w:sz w:val="22"/>
           <w:szCs w:val="22"/>
         </w:rPr>
+        <w:t xml:space="preserve">장우현·곽관훈·김종혁(2024), 「중소기업 성장사다리 구축방안 연구」, 산업통상자원부 연구용역 최종보고서, 한국조세재정연구원.</w:t>
+      </w:r>
+    </w:p>
+    <w:p>
+      <w:pPr>
+        <w:spacing w:after="120" w:before="0" w:line="384"/>
+        <w:ind w:left="400" w:hanging="400"/>
+      </w:pPr>
+      <w:r>
+        <w:rPr>
+          <w:rFonts w:ascii="KoPub바탕체" w:cs="KoPub바탕체" w:eastAsia="KoPub바탕체" w:hAnsi="KoPub바탕체"/>
+          <w:b w:val="false"/>
+          <w:bCs w:val="false"/>
+          <w:sz w:val="22"/>
+          <w:szCs w:val="22"/>
+        </w:rPr>
         <w:t xml:space="preserve">장우현·양용현·우석진(2013), 「중소기업지원정책의 개선방안에 관한 연구(Ⅰ)」, 연구보고서 2013-08, 한국개발연구원.</w:t>
       </w:r>
     </w:p>
@@ -28861,7 +28937,7 @@
           <w:sz w:val="22"/>
           <w:szCs w:val="22"/>
         </w:rPr>
-        <w:t xml:space="preserve">장우현·양용현·우석진(2014), 「중소기업지원정책의 개선방안에 관한 연구(Ⅱ)」, 연구보고서 2014-10, 한국개발연구원.</w:t>
+        <w:t xml:space="preserve">장우현·우석진(2014), 「중소기업지원정책의 개선방안에 관한 연구(Ⅱ)」, 연구보고서 2014-10, 한국개발연구원.</w:t>
       </w:r>
     </w:p>
     <w:p>

--- a/analysis/deliverables/KOSI_이슈n포커스_원고_지원사업유형분석.docx
+++ b/analysis/deliverables/KOSI_이슈n포커스_원고_지원사업유형분석.docx
@@ -1268,7 +1268,7 @@
           <w:sz w:val="23"/>
           <w:szCs w:val="23"/>
         </w:rPr>
-        <w:t xml:space="preserve">한국조세재정연구원(장우현·곽관훈·김종혁, 2024)은 중소기업 지원사업 통합관리시스템(SIMS)의 2017~2023년 자료로 지원 현황을 분석하고, 2023년 지원금액 41.4조원의 74%가 '금융' 분야로 집계되는 것은 수출용 금융처럼 복수 성격의 사업을 한 분야에만 배정하는 분류 방식에서 비롯된다고 보아 중복 허용 분류를 제안</w:t>
+        <w:t xml:space="preserve">한국조세재정연구원(장우현, 2023)은 부처 중심의 기능별 분류가 목적·대상·수단 정보를 담지 못하고 복수 성격의 사업을 한 분류에 강제하여 공통·유사중복사업 관리에 부적합하다고 보고, 중복을 허용하는 12개 상위 부문과 육하원칙(주체·대상·목적·수단 등)에 따른 하위 분류를 결합한 정보기반 정책분류체계를 제안</w:t>
       </w:r>
     </w:p>
     <w:p>
@@ -1288,7 +1288,7 @@
           <w:sz w:val="23"/>
           <w:szCs w:val="23"/>
         </w:rPr>
-        <w:t xml:space="preserve">세부사업 1,124개 중 사업당 지원금액이 1억원에 못 미치는 사업이 있어 지원 파편화를 지적하고, 수익성 상위 기업에 대한 조준 비중을 관리할 것을 제안</w:t>
+        <w:t xml:space="preserve">문화체육관광부 세부사업 131개에 적용한 결과 81개가 기업·산업, 70개가 R&amp;D 성격을 겸하고, 중소벤처기업부 내역사업 45개도 16개가 대외행정과 겹침을 확인. 전환기에는 기존 분류를 주된 분류로 두고 추가 정보를 부가 분류로 병기할 것을 제안</w:t>
       </w:r>
     </w:p>
     <w:p>
@@ -1388,7 +1388,7 @@
           <w:sz w:val="23"/>
           <w:szCs w:val="23"/>
         </w:rPr>
-        <w:t xml:space="preserve">서술의 의미를 비교하므로 부처 간 서술 방식의 차이와 기존 분류의 결측(36%)을 보완하고, 목적 서술이 포괄적인 사업도 지원내용으로 유형을 부여</w:t>
+        <w:t xml:space="preserve">서술의 의미를 비교하므로 부처 간 서술 방식의 차이와 기존 분류의 결측(36%)을 보완하고, 목적 서술이 포괄적인 사업도 지원내용으로 유형을 부여. 장우현(2023)이 향후 과제로 제시한 인공지능 활용 분류에 해당</w:t>
       </w:r>
     </w:p>
     <w:p>
@@ -1408,7 +1408,7 @@
           <w:sz w:val="23"/>
           <w:szCs w:val="23"/>
         </w:rPr>
-        <w:t xml:space="preserve">(다섯 기준과 부 태그) 목적·대상·수단에 지원내용과 지원산업을 더해 '무엇을·어느 산업에' 지원하는지를 함께 구분하고, 지원목적에 한정되었던 선행연구의 중복 입력·중첩 코드를 다섯 기준 전체의 부 태그로 확장하여 단일 배정에 따른 특정 분야 편중(장우현 외, 2024)을 보완</w:t>
+        <w:t xml:space="preserve">(다섯 기준과 부 태그) 목적·대상·수단에 지원내용과 지원산업을 더해 '무엇을·어느 산업에' 지원하는지를 함께 구분하고, 지원목적에 한정되었던 선행연구의 중복 입력·중첩 코드를 다섯 기준 전체의 부 태그로 확장하여, 장우현(2023)이 제안한 '주된 분류 + 부가 분류' 방식을 중소기업 지원사업 전수에 적용</w:t>
       </w:r>
     </w:p>
     <w:p>
@@ -2644,7 +2644,7 @@
           <w:sz w:val="17"/>
           <w:szCs w:val="17"/>
         </w:rPr>
-        <w:t xml:space="preserve">* 주: 한국개발연구원(2013~2015)과 장우현 외(2024)는 분류체계 개발보다 추진·평가체계와 지원 조준의 개선에 초점을 두어 비교에서 제외</w:t>
+        <w:t xml:space="preserve">* 주: 한국개발연구원(2013~2015)은 추진·평가체계 개선에, 장우현(2023)은 재정사업 전반의 분류체계 설계에 초점을 두어 비교에서 제외</w:t>
       </w:r>
     </w:p>
     <w:p>
@@ -28075,7 +28075,7 @@
           <w:sz w:val="23"/>
           <w:szCs w:val="23"/>
         </w:rPr>
-        <w:t xml:space="preserve">SIMS 세부분야 분류도 사업을 한 분야에만 배정하여 2023년 지원금액의 74%가 '금융'으로 집계됨(장우현 외, 2024)</w:t>
+        <w:t xml:space="preserve">현행 기능별 분류는 복수 성격의 사업을 한 분류에 강제하여 공통·유사중복사업 관리에 부적합(장우현, 2023)</w:t>
       </w:r>
     </w:p>
     <w:p>
@@ -28905,7 +28905,7 @@
           <w:sz w:val="22"/>
           <w:szCs w:val="22"/>
         </w:rPr>
-        <w:t xml:space="preserve">장우현·곽관훈·김종혁(2024), 「중소기업 성장사다리 구축방안 연구」, 산업통상자원부 연구용역 최종보고서, 한국조세재정연구원.</w:t>
+        <w:t xml:space="preserve">장우현(2023), 「재정성과관리를 위한 정보기반 정책분류체계 수립에 관한 연구」, 연구보고서 23-16, 한국조세재정연구원.</w:t>
       </w:r>
     </w:p>
     <w:p>

--- a/analysis/deliverables/KOSI_이슈n포커스_원고_지원사업유형분석.docx
+++ b/analysis/deliverables/KOSI_이슈n포커스_원고_지원사업유형분석.docx
@@ -1308,6 +1308,46 @@
           <w:sz w:val="23"/>
           <w:szCs w:val="23"/>
         </w:rPr>
+        <w:t xml:space="preserve">장우현·곽관훈·김종혁(2024)은 중소기업 지원사업 통합관리시스템(SIMS)의 2017~2023년 자료로 지원 현황을 분석하고, 2023년 지원금액 41.4조원의 74%가 '금융' 분야로 집계되는 것은 수출용 금융처럼 복수 성격의 사업을 한 분야에만 배정하는 분류 방식에서 비롯된다고 보아 중복 허용 분류의 즉시 도입을 제안</w:t>
+      </w:r>
+    </w:p>
+    <w:p>
+      <w:pPr>
+        <w:pStyle w:val="ListParagraph"/>
+        <w:numPr>
+          <w:ilvl w:val="2"/>
+          <w:numId w:val="2"/>
+        </w:numPr>
+        <w:spacing w:after="40" w:before="0" w:line="384"/>
+      </w:pPr>
+      <w:r>
+        <w:rPr>
+          <w:rFonts w:ascii="KoPub바탕체" w:cs="KoPub바탕체" w:eastAsia="KoPub바탕체" w:hAnsi="KoPub바탕체"/>
+          <w:b w:val="false"/>
+          <w:bCs w:val="false"/>
+          <w:sz w:val="23"/>
+          <w:szCs w:val="23"/>
+        </w:rPr>
+        <w:t xml:space="preserve">세부사업 1,124개 중 사업당 지원금액이 1억원에 못 미치는 사업이 있어 지원 파편화를 지적하고, 수익성 상위 기업에 대한 조준 비중을 관리할 것을 제안</w:t>
+      </w:r>
+    </w:p>
+    <w:p>
+      <w:pPr>
+        <w:pStyle w:val="ListParagraph"/>
+        <w:numPr>
+          <w:ilvl w:val="1"/>
+          <w:numId w:val="2"/>
+        </w:numPr>
+        <w:spacing w:after="40" w:before="0" w:line="384"/>
+      </w:pPr>
+      <w:r>
+        <w:rPr>
+          <w:rFonts w:ascii="KoPub바탕체" w:cs="KoPub바탕체" w:eastAsia="KoPub바탕체" w:hAnsi="KoPub바탕체"/>
+          <w:b w:val="false"/>
+          <w:bCs w:val="false"/>
+          <w:sz w:val="23"/>
+          <w:szCs w:val="23"/>
+        </w:rPr>
         <w:t xml:space="preserve">중소기업연구원(김희선, 2017)은 2016년 19개 중앙부처 303개 내역사업을 대상으로 정책델파이를 거쳐 정책목적을 대분류 3개·중분류 8개·소분류 29개로 계층화하고, 지원형태 9개와 지원대상(규모·유형, 특성, 성장단계)을 코드화한 정책디렉토리 개편안을 제시</w:t>
       </w:r>
     </w:p>
@@ -1408,7 +1448,7 @@
           <w:sz w:val="23"/>
           <w:szCs w:val="23"/>
         </w:rPr>
-        <w:t xml:space="preserve">(다섯 기준과 부 태그) 목적·대상·수단에 지원내용과 지원산업을 더해 '무엇을·어느 산업에' 지원하는지를 함께 구분하고, 지원목적에 한정되었던 선행연구의 중복 입력·중첩 코드를 다섯 기준 전체의 부 태그로 확장하여, 장우현(2023)이 제안한 '주된 분류 + 부가 분류' 방식을 중소기업 지원사업 전수에 적용</w:t>
+        <w:t xml:space="preserve">(다섯 기준과 부 태그) 목적·대상·수단에 지원내용과 지원산업을 더해 '무엇을·어느 산업에' 지원하는지를 함께 구분하고, 지원목적에 한정되었던 선행연구의 중복 입력·중첩 코드를 다섯 기준 전체의 부 태그로 확장하여, 장우현(2023)이 제안한 '주된 분류 + 부가 분류' 방식을 중소기업 지원사업 전수에 적용하여 단일 배정에 따른 특정 분야 편중(장우현 외, 2024)을 보완</w:t>
       </w:r>
     </w:p>
     <w:p>
@@ -2644,7 +2684,7 @@
           <w:sz w:val="17"/>
           <w:szCs w:val="17"/>
         </w:rPr>
-        <w:t xml:space="preserve">* 주: 한국개발연구원(2013~2015)은 추진·평가체계 개선에, 장우현(2023)은 재정사업 전반의 분류체계 설계에 초점을 두어 비교에서 제외</w:t>
+        <w:t xml:space="preserve">* 주: 한국개발연구원(2013~2015)은 추진·평가체계 개선에, 장우현(2023)은 재정사업 전반의 분류체계 설계에, 장우현 외(2024)는 지원 조준의 개선에 초점을 두어 비교에서 제외</w:t>
       </w:r>
     </w:p>
     <w:p>
@@ -28075,7 +28115,7 @@
           <w:sz w:val="23"/>
           <w:szCs w:val="23"/>
         </w:rPr>
-        <w:t xml:space="preserve">현행 기능별 분류는 복수 성격의 사업을 한 분류에 강제하여 공통·유사중복사업 관리에 부적합(장우현, 2023)</w:t>
+        <w:t xml:space="preserve">현행 기능별 분류는 복수 성격의 사업을 한 분류에 강제하여 공통·유사중복사업 관리에 부적합하며(장우현, 2023), SIMS 세부분야 분류도 단일 배정으로 2023년 지원금액의 74%가 '금융'으로 집계됨(장우현 외, 2024)</w:t>
       </w:r>
     </w:p>
     <w:p>
@@ -28921,6 +28961,22 @@
           <w:sz w:val="22"/>
           <w:szCs w:val="22"/>
         </w:rPr>
+        <w:t xml:space="preserve">장우현·곽관훈·김종혁(2024), 「중소기업 성장사다리 구축방안 연구」, 산업통상자원부 연구용역 최종보고서, 한국조세재정연구원.</w:t>
+      </w:r>
+    </w:p>
+    <w:p>
+      <w:pPr>
+        <w:spacing w:after="120" w:before="0" w:line="384"/>
+        <w:ind w:left="400" w:hanging="400"/>
+      </w:pPr>
+      <w:r>
+        <w:rPr>
+          <w:rFonts w:ascii="KoPub바탕체" w:cs="KoPub바탕체" w:eastAsia="KoPub바탕체" w:hAnsi="KoPub바탕체"/>
+          <w:b w:val="false"/>
+          <w:bCs w:val="false"/>
+          <w:sz w:val="22"/>
+          <w:szCs w:val="22"/>
+        </w:rPr>
         <w:t xml:space="preserve">장우현·양용현·우석진(2013), 「중소기업지원정책의 개선방안에 관한 연구(Ⅰ)」, 연구보고서 2013-08, 한국개발연구원.</w:t>
       </w:r>
     </w:p>

--- a/analysis/deliverables/KOSI_이슈n포커스_원고_지원사업유형분석.docx
+++ b/analysis/deliverables/KOSI_이슈n포커스_원고_지원사업유형분석.docx
@@ -492,7 +492,7 @@
           <w:sz w:val="23"/>
           <w:szCs w:val="23"/>
         </w:rPr>
-        <w:t xml:space="preserve">지원목적 8개 대분류·23개 중분류, 지원대상 10개, 지원수단 9개, 지원내용 11개, 지원산업 10개와 업종 공통. 유형 명칭과 구성은 전문가 자문을 거쳐 확정</w:t>
+        <w:t xml:space="preserve">지원목적 7개 대분류·23개 중분류, 지원대상 10개, 지원수단 9개, 지원내용 11개, 지원산업 10개와 업종 공통. 유형 명칭과 구성은 전문가 자문을 거쳐 확정</w:t>
       </w:r>
     </w:p>
     <w:p>
@@ -552,7 +552,7 @@
           <w:sz w:val="23"/>
           <w:szCs w:val="23"/>
         </w:rPr>
-        <w:t xml:space="preserve">기준마다 주 유형을 하나 배정하고, 복수의 목적·대상·수단·내용·산업을 가진 사업은 부 태그를 병기(2026년 복수 태그 사업 비중: 목적 25.3%, 대상 51.9%, 수단 33.7%, 내용 53.5%, 산업 18.5%)</w:t>
+        <w:t xml:space="preserve">기준마다 주 유형을 하나 배정하고, 복수의 목적·대상·수단·내용·산업을 가진 사업은 부 태그를 병기(2026년 복수 태그 사업 비중: 목적 25.0%, 대상 51.9%, 수단 33.7%, 내용 53.5%, 산업 18.5%)</w:t>
       </w:r>
     </w:p>
     <w:p>
@@ -647,7 +647,7 @@
           <w:sz w:val="23"/>
           <w:szCs w:val="23"/>
         </w:rPr>
-        <w:t xml:space="preserve">역량형 지원(전문인력·경영역량)은 총액 기준 5.0%, 순지원 기준 10.7%로 두 기준 모두에서 작음</w:t>
+        <w:t xml:space="preserve">역량형 지원(전문인력 양성·직업훈련·경영역량)은 총액 기준 7.1%, 순지원 기준 15.2%로 두 기준 모두에서 작음</w:t>
       </w:r>
     </w:p>
     <w:p>
@@ -4002,7 +4002,7 @@
           <w:sz w:val="23"/>
           <w:szCs w:val="23"/>
         </w:rPr>
-        <w:t xml:space="preserve">2026년 사업 중 복수 태그 비중: 지원목적 25.3%, 지원대상 51.9%, 지원수단 33.7%, 지원내용 53.5%, 지원산업 18.5%(부록 1)</w:t>
+        <w:t xml:space="preserve">2026년 사업 중 복수 태그 비중: 지원목적 25.0%, 지원대상 51.9%, 지원수단 33.7%, 지원내용 53.5%, 지원산업 18.5%(부록 1)</w:t>
       </w:r>
     </w:p>
     <w:p>
@@ -5446,7 +5446,7 @@
           <w:sz w:val="24"/>
           <w:szCs w:val="24"/>
         </w:rPr>
-        <w:t xml:space="preserve">지원목적은 혁신 단계형 3개, 투입요소형 4개, 경영서비스형 1개 등 8개 대분류·23개 중분류로 구성</w:t>
+        <w:t xml:space="preserve">지원목적은 혁신 단계형 3개, 투입요소형 3개, 경영서비스형 1개 등 7개 대분류·23개 중분류로 구성</w:t>
       </w:r>
     </w:p>
     <w:p>
@@ -5526,7 +5526,7 @@
           <w:sz w:val="23"/>
           <w:szCs w:val="23"/>
         </w:rPr>
-        <w:t xml:space="preserve">목적이 둘 이상인 사업은 주 유형 외에 부 태그를 병기하며, 2026년 사업의 25.3%가 복수 목적</w:t>
+        <w:t xml:space="preserve">목적이 둘 이상인 사업은 주 유형 외에 부 태그를 병기하며, 2026년 사업의 25.0%가 복수 목적</w:t>
       </w:r>
     </w:p>
     <w:p>
@@ -5566,7 +5566,7 @@
           <w:sz w:val="22"/>
           <w:szCs w:val="22"/>
         </w:rPr>
-        <w:t xml:space="preserve">창업기반지원(융자)은 D1에 B1, 신재생에너지 생산및시설자금은 E2에 D1, 희망리턴패키지는 H1에 D3 태그</w:t>
+        <w:t xml:space="preserve">창업기반지원(융자)은 D1에 B1, 신재생에너지 생산및시설자금은 E2에 D1, 희망리턴패키지는 G1에 D3 태그</w:t>
       </w:r>
     </w:p>
     <w:p>
@@ -6273,7 +6273,7 @@
                 <w:sz w:val="17"/>
                 <w:szCs w:val="17"/>
               </w:rPr>
-              <w:t xml:space="preserve">F. 전문인력 양성·채용 지원</w:t>
+              <w:t xml:space="preserve">F. 인력 양성·고용 지원(전문인력·직업훈련·고용장려·노동환경)</w:t>
             </w:r>
           </w:p>
         </w:tc>
@@ -6307,7 +6307,7 @@
                 <w:sz w:val="17"/>
                 <w:szCs w:val="17"/>
               </w:rPr>
-              <w:t xml:space="preserve">F1 전문인력 양성·채용 지원</w:t>
+              <w:t xml:space="preserve">F1 전문인력 양성·채용 지원 / F2 재직자·사업주 직업훈련 지원 / F3 고용 창출·유지(고용장려금) / F4 산업안전·근로자 건강 보호</w:t>
             </w:r>
           </w:p>
         </w:tc>
@@ -6341,7 +6341,7 @@
                 <w:sz w:val="17"/>
                 <w:szCs w:val="17"/>
               </w:rPr>
-              <w:t xml:space="preserve">제약산업 경쟁력 강화(복지부, 1,194억원), 화장품산업 경쟁력 강화(441억원)</w:t>
+              <w:t xml:space="preserve">청년일자리도약장려금(고용부, 9,080억원), 안전동행지원사업(3,320억원), 일반훈련(2,102억원), 제약산업 경쟁력 강화(복지부, 1,194억원)</w:t>
             </w:r>
           </w:p>
         </w:tc>
@@ -6378,7 +6378,7 @@
                 <w:sz w:val="17"/>
                 <w:szCs w:val="17"/>
               </w:rPr>
-              <w:t xml:space="preserve">G. 고용 창출·유지 및 노동환경 개선</w:t>
+              <w:t xml:space="preserve">G. 경영역량 강화·사업화 지원(컨설팅·마케팅·디자인)</w:t>
             </w:r>
           </w:p>
         </w:tc>
@@ -6412,112 +6412,7 @@
                 <w:sz w:val="17"/>
                 <w:szCs w:val="17"/>
               </w:rPr>
-              <w:t xml:space="preserve">G1 고용 창출·유지(고용장려금) / G2 산업안전·근로자 건강 보호 / G3 재직자·사업주 직업훈련 지원</w:t>
-            </w:r>
-          </w:p>
-        </w:tc>
-        <w:tc>
-          <w:tcPr>
-            <w:tcW w:type="dxa" w:w="3100"/>
-            <w:tcBorders>
-              <w:top w:val="single" w:color="9AA8A6" w:sz="4"/>
-              <w:left w:val="single" w:color="9AA8A6" w:sz="4"/>
-              <w:bottom w:val="single" w:color="9AA8A6" w:sz="4"/>
-              <w:right w:val="single" w:color="9AA8A6" w:sz="4"/>
-            </w:tcBorders>
-            <w:tcMar>
-              <w:top w:type="dxa" w:w="40"/>
-              <w:left w:type="dxa" w:w="80"/>
-              <w:bottom w:type="dxa" w:w="40"/>
-              <w:right w:type="dxa" w:w="80"/>
-            </w:tcMar>
-            <w:vAlign w:val="center"/>
-          </w:tcPr>
-          <w:p>
-            <w:pPr>
-              <w:spacing w:after="0" w:before="0" w:line="240"/>
-              <w:jc w:val="left"/>
-            </w:pPr>
-            <w:r>
-              <w:rPr>
-                <w:rFonts w:ascii="KoPub돋움체" w:cs="KoPub돋움체" w:eastAsia="KoPub돋움체" w:hAnsi="KoPub돋움체"/>
-                <w:b w:val="false"/>
-                <w:bCs w:val="false"/>
-                <w:sz w:val="17"/>
-                <w:szCs w:val="17"/>
-              </w:rPr>
-              <w:t xml:space="preserve">청년일자리도약장려금(고용부, 9,080억원), 안전동행지원사업(3,320억원), 일반훈련(2,102억원)</w:t>
-            </w:r>
-          </w:p>
-        </w:tc>
-      </w:tr>
-      <w:tr>
-        <w:tc>
-          <w:tcPr>
-            <w:tcW w:type="dxa" w:w="2000"/>
-            <w:tcBorders>
-              <w:top w:val="single" w:color="9AA8A6" w:sz="4"/>
-              <w:left w:val="single" w:color="9AA8A6" w:sz="4"/>
-              <w:bottom w:val="single" w:color="9AA8A6" w:sz="4"/>
-              <w:right w:val="single" w:color="9AA8A6" w:sz="4"/>
-            </w:tcBorders>
-            <w:shd w:fill="E8F3F1" w:color="auto" w:val="clear"/>
-            <w:tcMar>
-              <w:top w:type="dxa" w:w="40"/>
-              <w:left w:type="dxa" w:w="80"/>
-              <w:bottom w:type="dxa" w:w="40"/>
-              <w:right w:type="dxa" w:w="80"/>
-            </w:tcMar>
-            <w:vAlign w:val="center"/>
-          </w:tcPr>
-          <w:p>
-            <w:pPr>
-              <w:spacing w:after="0" w:before="0" w:line="240"/>
-              <w:jc w:val="center"/>
-            </w:pPr>
-            <w:r>
-              <w:rPr>
-                <w:rFonts w:ascii="KoPub돋움체" w:cs="KoPub돋움체" w:eastAsia="KoPub돋움체" w:hAnsi="KoPub돋움체"/>
-                <w:b w:val="false"/>
-                <w:bCs w:val="false"/>
-                <w:sz w:val="17"/>
-                <w:szCs w:val="17"/>
-              </w:rPr>
-              <w:t xml:space="preserve">H. 경영역량 강화·사업화 지원(컨설팅·마케팅·디자인)</w:t>
-            </w:r>
-          </w:p>
-        </w:tc>
-        <w:tc>
-          <w:tcPr>
-            <w:tcW w:type="dxa" w:w="4200"/>
-            <w:tcBorders>
-              <w:top w:val="single" w:color="9AA8A6" w:sz="4"/>
-              <w:left w:val="single" w:color="9AA8A6" w:sz="4"/>
-              <w:bottom w:val="single" w:color="9AA8A6" w:sz="4"/>
-              <w:right w:val="single" w:color="9AA8A6" w:sz="4"/>
-            </w:tcBorders>
-            <w:tcMar>
-              <w:top w:type="dxa" w:w="40"/>
-              <w:left w:type="dxa" w:w="80"/>
-              <w:bottom w:type="dxa" w:w="40"/>
-              <w:right w:type="dxa" w:w="80"/>
-            </w:tcMar>
-            <w:vAlign w:val="center"/>
-          </w:tcPr>
-          <w:p>
-            <w:pPr>
-              <w:spacing w:after="0" w:before="0" w:line="240"/>
-              <w:jc w:val="left"/>
-            </w:pPr>
-            <w:r>
-              <w:rPr>
-                <w:rFonts w:ascii="KoPub돋움체" w:cs="KoPub돋움체" w:eastAsia="KoPub돋움체" w:hAnsi="KoPub돋움체"/>
-                <w:b w:val="false"/>
-                <w:bCs w:val="false"/>
-                <w:sz w:val="17"/>
-                <w:szCs w:val="17"/>
-              </w:rPr>
-              <w:t xml:space="preserve">H1 경영역량 강화·판로 확대(컨설팅·교육·마케팅) / H2 디자인 혁신 지원</w:t>
+              <w:t xml:space="preserve">G1 경영역량 강화·판로 확대(컨설팅·교육·마케팅) / G2 디자인 혁신 지원</w:t>
             </w:r>
           </w:p>
         </w:tc>
@@ -17133,7 +17028,7 @@
           <w:sz w:val="24"/>
           <w:szCs w:val="24"/>
         </w:rPr>
-        <w:t xml:space="preserve">2026년 예산 총액 기준으로는 자금조달·경영안정 지원이 48.0%(14.86조원)로 가장 크고, 기술혁신 촉진 19.2%, 고용·노동환경 9.1%, 수출·해외진출 7.5% 순</w:t>
+        <w:t xml:space="preserve">2026년 예산 총액 기준으로는 자금조달·경영안정 지원이 48.0%(14.86조원)로 가장 크고, 기술혁신 촉진 19.2%, 인력·고용 10.3%, 수출·해외진출 7.5% 순</w:t>
       </w:r>
     </w:p>
     <w:p>
@@ -19139,7 +19034,7 @@
                 <w:sz w:val="17"/>
                 <w:szCs w:val="17"/>
               </w:rPr>
-              <w:t xml:space="preserve">F. 전문인력 양성·채용 지원</w:t>
+              <w:t xml:space="preserve">F. 인력 양성·고용 지원</w:t>
             </w:r>
           </w:p>
         </w:tc>
@@ -19173,7 +19068,7 @@
                 <w:sz w:val="17"/>
                 <w:szCs w:val="17"/>
               </w:rPr>
-              <w:t xml:space="preserve">18</w:t>
+              <w:t xml:space="preserve">64</w:t>
             </w:r>
           </w:p>
         </w:tc>
@@ -19207,7 +19102,7 @@
                 <w:sz w:val="17"/>
                 <w:szCs w:val="17"/>
               </w:rPr>
-              <w:t xml:space="preserve">23</w:t>
+              <w:t xml:space="preserve">75</w:t>
             </w:r>
           </w:p>
         </w:tc>
@@ -19241,7 +19136,7 @@
                 <w:sz w:val="17"/>
                 <w:szCs w:val="17"/>
               </w:rPr>
-              <w:t xml:space="preserve">19</w:t>
+              <w:t xml:space="preserve">65</w:t>
             </w:r>
           </w:p>
         </w:tc>
@@ -19275,7 +19170,7 @@
                 <w:sz w:val="17"/>
                 <w:szCs w:val="17"/>
               </w:rPr>
-              <w:t xml:space="preserve">0.37</w:t>
+              <w:t xml:space="preserve">3.17</w:t>
             </w:r>
           </w:p>
         </w:tc>
@@ -19309,7 +19204,7 @@
                 <w:sz w:val="17"/>
                 <w:szCs w:val="17"/>
               </w:rPr>
-              <w:t xml:space="preserve">0.30</w:t>
+              <w:t xml:space="preserve">2.87</w:t>
             </w:r>
           </w:p>
         </w:tc>
@@ -19343,7 +19238,7 @@
                 <w:sz w:val="17"/>
                 <w:szCs w:val="17"/>
               </w:rPr>
-              <w:t xml:space="preserve">0.37</w:t>
+              <w:t xml:space="preserve">3.19</w:t>
             </w:r>
           </w:p>
         </w:tc>
@@ -19377,7 +19272,7 @@
                 <w:sz w:val="17"/>
                 <w:szCs w:val="17"/>
               </w:rPr>
-              <w:t xml:space="preserve">△1.3</w:t>
+              <w:t xml:space="preserve">0.7</w:t>
             </w:r>
           </w:p>
         </w:tc>
@@ -19411,7 +19306,7 @@
                 <w:sz w:val="17"/>
                 <w:szCs w:val="17"/>
               </w:rPr>
-              <w:t xml:space="preserve">1.2</w:t>
+              <w:t xml:space="preserve">10.3</w:t>
             </w:r>
           </w:p>
         </w:tc>
@@ -19448,316 +19343,7 @@
                 <w:sz w:val="17"/>
                 <w:szCs w:val="17"/>
               </w:rPr>
-              <w:t xml:space="preserve">G. 고용 창출·유지 및 노동환경 개선</w:t>
-            </w:r>
-          </w:p>
-        </w:tc>
-        <w:tc>
-          <w:tcPr>
-            <w:tcW w:type="dxa" w:w="700"/>
-            <w:tcBorders>
-              <w:top w:val="single" w:color="9AA8A6" w:sz="4"/>
-              <w:left w:val="single" w:color="9AA8A6" w:sz="4"/>
-              <w:bottom w:val="single" w:color="9AA8A6" w:sz="4"/>
-              <w:right w:val="single" w:color="9AA8A6" w:sz="4"/>
-            </w:tcBorders>
-            <w:tcMar>
-              <w:top w:type="dxa" w:w="40"/>
-              <w:left w:type="dxa" w:w="80"/>
-              <w:bottom w:type="dxa" w:w="40"/>
-              <w:right w:type="dxa" w:w="80"/>
-            </w:tcMar>
-            <w:vAlign w:val="center"/>
-          </w:tcPr>
-          <w:p>
-            <w:pPr>
-              <w:spacing w:after="0" w:before="0" w:line="240"/>
-              <w:jc w:val="right"/>
-            </w:pPr>
-            <w:r>
-              <w:rPr>
-                <w:rFonts w:ascii="KoPub돋움체" w:cs="KoPub돋움체" w:eastAsia="KoPub돋움체" w:hAnsi="KoPub돋움체"/>
-                <w:b w:val="false"/>
-                <w:bCs w:val="false"/>
-                <w:sz w:val="17"/>
-                <w:szCs w:val="17"/>
-              </w:rPr>
-              <w:t xml:space="preserve">46</w:t>
-            </w:r>
-          </w:p>
-        </w:tc>
-        <w:tc>
-          <w:tcPr>
-            <w:tcW w:type="dxa" w:w="650"/>
-            <w:tcBorders>
-              <w:top w:val="single" w:color="9AA8A6" w:sz="4"/>
-              <w:left w:val="single" w:color="9AA8A6" w:sz="4"/>
-              <w:bottom w:val="single" w:color="9AA8A6" w:sz="4"/>
-              <w:right w:val="single" w:color="9AA8A6" w:sz="4"/>
-            </w:tcBorders>
-            <w:tcMar>
-              <w:top w:type="dxa" w:w="40"/>
-              <w:left w:type="dxa" w:w="80"/>
-              <w:bottom w:type="dxa" w:w="40"/>
-              <w:right w:type="dxa" w:w="80"/>
-            </w:tcMar>
-            <w:vAlign w:val="center"/>
-          </w:tcPr>
-          <w:p>
-            <w:pPr>
-              <w:spacing w:after="0" w:before="0" w:line="240"/>
-              <w:jc w:val="right"/>
-            </w:pPr>
-            <w:r>
-              <w:rPr>
-                <w:rFonts w:ascii="KoPub돋움체" w:cs="KoPub돋움체" w:eastAsia="KoPub돋움체" w:hAnsi="KoPub돋움체"/>
-                <w:b w:val="false"/>
-                <w:bCs w:val="false"/>
-                <w:sz w:val="17"/>
-                <w:szCs w:val="17"/>
-              </w:rPr>
-              <w:t xml:space="preserve">52</w:t>
-            </w:r>
-          </w:p>
-        </w:tc>
-        <w:tc>
-          <w:tcPr>
-            <w:tcW w:type="dxa" w:w="650"/>
-            <w:tcBorders>
-              <w:top w:val="single" w:color="9AA8A6" w:sz="4"/>
-              <w:left w:val="single" w:color="9AA8A6" w:sz="4"/>
-              <w:bottom w:val="single" w:color="9AA8A6" w:sz="4"/>
-              <w:right w:val="single" w:color="9AA8A6" w:sz="4"/>
-            </w:tcBorders>
-            <w:tcMar>
-              <w:top w:type="dxa" w:w="40"/>
-              <w:left w:type="dxa" w:w="80"/>
-              <w:bottom w:type="dxa" w:w="40"/>
-              <w:right w:type="dxa" w:w="80"/>
-            </w:tcMar>
-            <w:vAlign w:val="center"/>
-          </w:tcPr>
-          <w:p>
-            <w:pPr>
-              <w:spacing w:after="0" w:before="0" w:line="240"/>
-              <w:jc w:val="right"/>
-            </w:pPr>
-            <w:r>
-              <w:rPr>
-                <w:rFonts w:ascii="KoPub돋움체" w:cs="KoPub돋움체" w:eastAsia="KoPub돋움체" w:hAnsi="KoPub돋움체"/>
-                <w:b w:val="false"/>
-                <w:bCs w:val="false"/>
-                <w:sz w:val="17"/>
-                <w:szCs w:val="17"/>
-              </w:rPr>
-              <w:t xml:space="preserve">46</w:t>
-            </w:r>
-          </w:p>
-        </w:tc>
-        <w:tc>
-          <w:tcPr>
-            <w:tcW w:type="dxa" w:w="800"/>
-            <w:tcBorders>
-              <w:top w:val="single" w:color="9AA8A6" w:sz="4"/>
-              <w:left w:val="single" w:color="9AA8A6" w:sz="4"/>
-              <w:bottom w:val="single" w:color="9AA8A6" w:sz="4"/>
-              <w:right w:val="single" w:color="9AA8A6" w:sz="4"/>
-            </w:tcBorders>
-            <w:tcMar>
-              <w:top w:type="dxa" w:w="40"/>
-              <w:left w:type="dxa" w:w="80"/>
-              <w:bottom w:type="dxa" w:w="40"/>
-              <w:right w:type="dxa" w:w="80"/>
-            </w:tcMar>
-            <w:vAlign w:val="center"/>
-          </w:tcPr>
-          <w:p>
-            <w:pPr>
-              <w:spacing w:after="0" w:before="0" w:line="240"/>
-              <w:jc w:val="right"/>
-            </w:pPr>
-            <w:r>
-              <w:rPr>
-                <w:rFonts w:ascii="KoPub돋움체" w:cs="KoPub돋움체" w:eastAsia="KoPub돋움체" w:hAnsi="KoPub돋움체"/>
-                <w:b w:val="false"/>
-                <w:bCs w:val="false"/>
-                <w:sz w:val="17"/>
-                <w:szCs w:val="17"/>
-              </w:rPr>
-              <w:t xml:space="preserve">2.80</w:t>
-            </w:r>
-          </w:p>
-        </w:tc>
-        <w:tc>
-          <w:tcPr>
-            <w:tcW w:type="dxa" w:w="750"/>
-            <w:tcBorders>
-              <w:top w:val="single" w:color="9AA8A6" w:sz="4"/>
-              <w:left w:val="single" w:color="9AA8A6" w:sz="4"/>
-              <w:bottom w:val="single" w:color="9AA8A6" w:sz="4"/>
-              <w:right w:val="single" w:color="9AA8A6" w:sz="4"/>
-            </w:tcBorders>
-            <w:tcMar>
-              <w:top w:type="dxa" w:w="40"/>
-              <w:left w:type="dxa" w:w="80"/>
-              <w:bottom w:type="dxa" w:w="40"/>
-              <w:right w:type="dxa" w:w="80"/>
-            </w:tcMar>
-            <w:vAlign w:val="center"/>
-          </w:tcPr>
-          <w:p>
-            <w:pPr>
-              <w:spacing w:after="0" w:before="0" w:line="240"/>
-              <w:jc w:val="right"/>
-            </w:pPr>
-            <w:r>
-              <w:rPr>
-                <w:rFonts w:ascii="KoPub돋움체" w:cs="KoPub돋움체" w:eastAsia="KoPub돋움체" w:hAnsi="KoPub돋움체"/>
-                <w:b w:val="false"/>
-                <w:bCs w:val="false"/>
-                <w:sz w:val="17"/>
-                <w:szCs w:val="17"/>
-              </w:rPr>
-              <w:t xml:space="preserve">2.57</w:t>
-            </w:r>
-          </w:p>
-        </w:tc>
-        <w:tc>
-          <w:tcPr>
-            <w:tcW w:type="dxa" w:w="750"/>
-            <w:tcBorders>
-              <w:top w:val="single" w:color="9AA8A6" w:sz="4"/>
-              <w:left w:val="single" w:color="9AA8A6" w:sz="4"/>
-              <w:bottom w:val="single" w:color="9AA8A6" w:sz="4"/>
-              <w:right w:val="single" w:color="9AA8A6" w:sz="4"/>
-            </w:tcBorders>
-            <w:tcMar>
-              <w:top w:type="dxa" w:w="40"/>
-              <w:left w:type="dxa" w:w="80"/>
-              <w:bottom w:type="dxa" w:w="40"/>
-              <w:right w:type="dxa" w:w="80"/>
-            </w:tcMar>
-            <w:vAlign w:val="center"/>
-          </w:tcPr>
-          <w:p>
-            <w:pPr>
-              <w:spacing w:after="0" w:before="0" w:line="240"/>
-              <w:jc w:val="right"/>
-            </w:pPr>
-            <w:r>
-              <w:rPr>
-                <w:rFonts w:ascii="KoPub돋움체" w:cs="KoPub돋움체" w:eastAsia="KoPub돋움체" w:hAnsi="KoPub돋움체"/>
-                <w:b w:val="false"/>
-                <w:bCs w:val="false"/>
-                <w:sz w:val="17"/>
-                <w:szCs w:val="17"/>
-              </w:rPr>
-              <w:t xml:space="preserve">2.83</w:t>
-            </w:r>
-          </w:p>
-        </w:tc>
-        <w:tc>
-          <w:tcPr>
-            <w:tcW w:type="dxa" w:w="1000"/>
-            <w:tcBorders>
-              <w:top w:val="single" w:color="9AA8A6" w:sz="4"/>
-              <w:left w:val="single" w:color="9AA8A6" w:sz="4"/>
-              <w:bottom w:val="single" w:color="9AA8A6" w:sz="4"/>
-              <w:right w:val="single" w:color="9AA8A6" w:sz="4"/>
-            </w:tcBorders>
-            <w:tcMar>
-              <w:top w:type="dxa" w:w="40"/>
-              <w:left w:type="dxa" w:w="80"/>
-              <w:bottom w:type="dxa" w:w="40"/>
-              <w:right w:type="dxa" w:w="80"/>
-            </w:tcMar>
-            <w:vAlign w:val="center"/>
-          </w:tcPr>
-          <w:p>
-            <w:pPr>
-              <w:spacing w:after="0" w:before="0" w:line="240"/>
-              <w:jc w:val="right"/>
-            </w:pPr>
-            <w:r>
-              <w:rPr>
-                <w:rFonts w:ascii="KoPub돋움체" w:cs="KoPub돋움체" w:eastAsia="KoPub돋움체" w:hAnsi="KoPub돋움체"/>
-                <w:b w:val="false"/>
-                <w:bCs w:val="false"/>
-                <w:sz w:val="17"/>
-                <w:szCs w:val="17"/>
-              </w:rPr>
-              <w:t xml:space="preserve">1.0</w:t>
-            </w:r>
-          </w:p>
-        </w:tc>
-        <w:tc>
-          <w:tcPr>
-            <w:tcW w:type="dxa" w:w="800"/>
-            <w:tcBorders>
-              <w:top w:val="single" w:color="9AA8A6" w:sz="4"/>
-              <w:left w:val="single" w:color="9AA8A6" w:sz="4"/>
-              <w:bottom w:val="single" w:color="9AA8A6" w:sz="4"/>
-              <w:right w:val="single" w:color="9AA8A6" w:sz="4"/>
-            </w:tcBorders>
-            <w:tcMar>
-              <w:top w:type="dxa" w:w="40"/>
-              <w:left w:type="dxa" w:w="80"/>
-              <w:bottom w:type="dxa" w:w="40"/>
-              <w:right w:type="dxa" w:w="80"/>
-            </w:tcMar>
-            <w:vAlign w:val="center"/>
-          </w:tcPr>
-          <w:p>
-            <w:pPr>
-              <w:spacing w:after="0" w:before="0" w:line="240"/>
-              <w:jc w:val="right"/>
-            </w:pPr>
-            <w:r>
-              <w:rPr>
-                <w:rFonts w:ascii="KoPub돋움체" w:cs="KoPub돋움체" w:eastAsia="KoPub돋움체" w:hAnsi="KoPub돋움체"/>
-                <w:b w:val="false"/>
-                <w:bCs w:val="false"/>
-                <w:sz w:val="17"/>
-                <w:szCs w:val="17"/>
-              </w:rPr>
-              <w:t xml:space="preserve">9.1</w:t>
-            </w:r>
-          </w:p>
-        </w:tc>
-      </w:tr>
-      <w:tr>
-        <w:tc>
-          <w:tcPr>
-            <w:tcW w:type="dxa" w:w="2600"/>
-            <w:tcBorders>
-              <w:top w:val="single" w:color="9AA8A6" w:sz="4"/>
-              <w:left w:val="single" w:color="9AA8A6" w:sz="4"/>
-              <w:bottom w:val="single" w:color="9AA8A6" w:sz="4"/>
-              <w:right w:val="single" w:color="9AA8A6" w:sz="4"/>
-            </w:tcBorders>
-            <w:shd w:fill="E8F3F1" w:color="auto" w:val="clear"/>
-            <w:tcMar>
-              <w:top w:type="dxa" w:w="40"/>
-              <w:left w:type="dxa" w:w="80"/>
-              <w:bottom w:type="dxa" w:w="40"/>
-              <w:right w:type="dxa" w:w="80"/>
-            </w:tcMar>
-            <w:vAlign w:val="center"/>
-          </w:tcPr>
-          <w:p>
-            <w:pPr>
-              <w:spacing w:after="0" w:before="0" w:line="240"/>
-              <w:jc w:val="center"/>
-            </w:pPr>
-            <w:r>
-              <w:rPr>
-                <w:rFonts w:ascii="KoPub돋움체" w:cs="KoPub돋움체" w:eastAsia="KoPub돋움체" w:hAnsi="KoPub돋움체"/>
-                <w:b w:val="false"/>
-                <w:bCs w:val="false"/>
-                <w:sz w:val="17"/>
-                <w:szCs w:val="17"/>
-              </w:rPr>
-              <w:t xml:space="preserve">H. 경영역량 강화·사업화 지원</w:t>
+              <w:t xml:space="preserve">G. 경영역량 강화·사업화 지원</w:t>
             </w:r>
           </w:p>
         </w:tc>
@@ -20477,7 +20063,7 @@
           <w:sz w:val="23"/>
           <w:szCs w:val="23"/>
         </w:rPr>
-        <w:t xml:space="preserve">순지원 기준 비중: 기술혁신 38.0%, 고용·노동환경 19.6%, 창업·벤처 11.8%, 수출·해외진출 11.6%, 경영역량 강화 8.1%</w:t>
+        <w:t xml:space="preserve">순지원 기준 비중: 기술혁신 38.0%, 인력·고용 22.2%, 창업·벤처 11.8%, 수출·해외진출 11.6%, 경영역량 강화 8.1%</w:t>
       </w:r>
     </w:p>
     <w:p>
@@ -20497,7 +20083,7 @@
           <w:sz w:val="23"/>
           <w:szCs w:val="23"/>
         </w:rPr>
-        <w:t xml:space="preserve">역량형 지원(전문인력·경영역량)은 총액 기준 5.0%, 순지원 기준 10.7%로 두 기준 모두에서 작음</w:t>
+        <w:t xml:space="preserve">역량형 지원(전문인력 양성·직업훈련·경영역량)은 총액 기준 7.1%, 순지원 기준 15.2%로 두 기준 모두에서 작음</w:t>
       </w:r>
     </w:p>
     <w:p>
@@ -21149,7 +20735,7 @@
           <w:sz w:val="23"/>
           <w:szCs w:val="23"/>
         </w:rPr>
-        <w:t xml:space="preserve">중기부는 자금조달·경영안정(63.8%), 산업부는 기술혁신(70.0%), 고용부는 고용·노동환경(81.4%), 기후부는 생산기반·친환경 전환(56.2%) 중심</w:t>
+        <w:t xml:space="preserve">중기부는 자금조달·경영안정(63.8%), 산업부는 기술혁신(70.0%), 고용부는 인력·고용(81.5%), 기후부는 생산기반·친환경 전환(56.2%) 중심</w:t>
       </w:r>
     </w:p>
     <w:p>
@@ -21220,14 +20806,13 @@
       </w:tblPr>
       <w:tblGrid>
         <w:gridCol w:w="1900"/>
-        <w:gridCol w:w="700"/>
-        <w:gridCol w:w="700"/>
-        <w:gridCol w:w="700"/>
-        <w:gridCol w:w="700"/>
-        <w:gridCol w:w="700"/>
-        <w:gridCol w:w="700"/>
-        <w:gridCol w:w="700"/>
-        <w:gridCol w:w="700"/>
+        <w:gridCol w:w="800"/>
+        <w:gridCol w:w="800"/>
+        <w:gridCol w:w="800"/>
+        <w:gridCol w:w="800"/>
+        <w:gridCol w:w="800"/>
+        <w:gridCol w:w="800"/>
+        <w:gridCol w:w="800"/>
         <w:gridCol w:w="800"/>
       </w:tblGrid>
       <w:tr>
@@ -21272,7 +20857,7 @@
         </w:tc>
         <w:tc>
           <w:tcPr>
-            <w:tcW w:type="dxa" w:w="700"/>
+            <w:tcW w:type="dxa" w:w="800"/>
             <w:tcBorders>
               <w:top w:val="single" w:color="9AA8A6" w:sz="4"/>
               <w:left w:val="single" w:color="9AA8A6" w:sz="4"/>
@@ -21308,7 +20893,7 @@
         </w:tc>
         <w:tc>
           <w:tcPr>
-            <w:tcW w:type="dxa" w:w="700"/>
+            <w:tcW w:type="dxa" w:w="800"/>
             <w:tcBorders>
               <w:top w:val="single" w:color="9AA8A6" w:sz="4"/>
               <w:left w:val="single" w:color="9AA8A6" w:sz="4"/>
@@ -21344,7 +20929,7 @@
         </w:tc>
         <w:tc>
           <w:tcPr>
-            <w:tcW w:type="dxa" w:w="700"/>
+            <w:tcW w:type="dxa" w:w="800"/>
             <w:tcBorders>
               <w:top w:val="single" w:color="9AA8A6" w:sz="4"/>
               <w:left w:val="single" w:color="9AA8A6" w:sz="4"/>
@@ -21380,7 +20965,7 @@
         </w:tc>
         <w:tc>
           <w:tcPr>
-            <w:tcW w:type="dxa" w:w="700"/>
+            <w:tcW w:type="dxa" w:w="800"/>
             <w:tcBorders>
               <w:top w:val="single" w:color="9AA8A6" w:sz="4"/>
               <w:left w:val="single" w:color="9AA8A6" w:sz="4"/>
@@ -21416,7 +21001,7 @@
         </w:tc>
         <w:tc>
           <w:tcPr>
-            <w:tcW w:type="dxa" w:w="700"/>
+            <w:tcW w:type="dxa" w:w="800"/>
             <w:tcBorders>
               <w:top w:val="single" w:color="9AA8A6" w:sz="4"/>
               <w:left w:val="single" w:color="9AA8A6" w:sz="4"/>
@@ -21452,7 +21037,7 @@
         </w:tc>
         <w:tc>
           <w:tcPr>
-            <w:tcW w:type="dxa" w:w="700"/>
+            <w:tcW w:type="dxa" w:w="800"/>
             <w:tcBorders>
               <w:top w:val="single" w:color="9AA8A6" w:sz="4"/>
               <w:left w:val="single" w:color="9AA8A6" w:sz="4"/>
@@ -21488,7 +21073,7 @@
         </w:tc>
         <w:tc>
           <w:tcPr>
-            <w:tcW w:type="dxa" w:w="700"/>
+            <w:tcW w:type="dxa" w:w="800"/>
             <w:tcBorders>
               <w:top w:val="single" w:color="9AA8A6" w:sz="4"/>
               <w:left w:val="single" w:color="9AA8A6" w:sz="4"/>
@@ -21524,7 +21109,7 @@
         </w:tc>
         <w:tc>
           <w:tcPr>
-            <w:tcW w:type="dxa" w:w="700"/>
+            <w:tcW w:type="dxa" w:w="800"/>
             <w:tcBorders>
               <w:top w:val="single" w:color="9AA8A6" w:sz="4"/>
               <w:left w:val="single" w:color="9AA8A6" w:sz="4"/>
@@ -21554,20 +21139,22 @@
                 <w:sz w:val="17"/>
                 <w:szCs w:val="17"/>
               </w:rPr>
-              <w:t xml:space="preserve">H</w:t>
-            </w:r>
-          </w:p>
-        </w:tc>
-        <w:tc>
-          <w:tcPr>
-            <w:tcW w:type="dxa" w:w="800"/>
-            <w:tcBorders>
-              <w:top w:val="single" w:color="9AA8A6" w:sz="4"/>
-              <w:left w:val="single" w:color="9AA8A6" w:sz="4"/>
-              <w:bottom w:val="single" w:color="9AA8A6" w:sz="4"/>
-              <w:right w:val="single" w:color="9AA8A6" w:sz="4"/>
-            </w:tcBorders>
-            <w:shd w:fill="2F6F7E" w:color="auto" w:val="clear"/>
+              <w:t xml:space="preserve">합계</w:t>
+            </w:r>
+          </w:p>
+        </w:tc>
+      </w:tr>
+      <w:tr>
+        <w:tc>
+          <w:tcPr>
+            <w:tcW w:type="dxa" w:w="1900"/>
+            <w:tcBorders>
+              <w:top w:val="single" w:color="9AA8A6" w:sz="4"/>
+              <w:left w:val="single" w:color="9AA8A6" w:sz="4"/>
+              <w:bottom w:val="single" w:color="9AA8A6" w:sz="4"/>
+              <w:right w:val="single" w:color="9AA8A6" w:sz="4"/>
+            </w:tcBorders>
+            <w:shd w:fill="E8F3F1" w:color="auto" w:val="clear"/>
             <w:tcMar>
               <w:top w:type="dxa" w:w="40"/>
               <w:left w:type="dxa" w:w="80"/>
@@ -21584,13 +21171,284 @@
             <w:r>
               <w:rPr>
                 <w:rFonts w:ascii="KoPub돋움체" w:cs="KoPub돋움체" w:eastAsia="KoPub돋움체" w:hAnsi="KoPub돋움체"/>
-                <w:b/>
-                <w:bCs/>
-                <w:color w:val="FFFFFF"/>
+                <w:b w:val="false"/>
+                <w:bCs w:val="false"/>
                 <w:sz w:val="17"/>
                 <w:szCs w:val="17"/>
               </w:rPr>
-              <w:t xml:space="preserve">합계</w:t>
+              <w:t xml:space="preserve">중소벤처기업부</w:t>
+            </w:r>
+          </w:p>
+        </w:tc>
+        <w:tc>
+          <w:tcPr>
+            <w:tcW w:type="dxa" w:w="800"/>
+            <w:tcBorders>
+              <w:top w:val="single" w:color="9AA8A6" w:sz="4"/>
+              <w:left w:val="single" w:color="9AA8A6" w:sz="4"/>
+              <w:bottom w:val="single" w:color="9AA8A6" w:sz="4"/>
+              <w:right w:val="single" w:color="9AA8A6" w:sz="4"/>
+            </w:tcBorders>
+            <w:tcMar>
+              <w:top w:type="dxa" w:w="40"/>
+              <w:left w:type="dxa" w:w="80"/>
+              <w:bottom w:type="dxa" w:w="40"/>
+              <w:right w:type="dxa" w:w="80"/>
+            </w:tcMar>
+            <w:vAlign w:val="center"/>
+          </w:tcPr>
+          <w:p>
+            <w:pPr>
+              <w:spacing w:after="0" w:before="0" w:line="240"/>
+              <w:jc w:val="right"/>
+            </w:pPr>
+            <w:r>
+              <w:rPr>
+                <w:rFonts w:ascii="KoPub돋움체" w:cs="KoPub돋움체" w:eastAsia="KoPub돋움체" w:hAnsi="KoPub돋움체"/>
+                <w:b w:val="false"/>
+                <w:bCs w:val="false"/>
+                <w:sz w:val="17"/>
+                <w:szCs w:val="17"/>
+              </w:rPr>
+              <w:t xml:space="preserve">1.63</w:t>
+            </w:r>
+          </w:p>
+        </w:tc>
+        <w:tc>
+          <w:tcPr>
+            <w:tcW w:type="dxa" w:w="800"/>
+            <w:tcBorders>
+              <w:top w:val="single" w:color="9AA8A6" w:sz="4"/>
+              <w:left w:val="single" w:color="9AA8A6" w:sz="4"/>
+              <w:bottom w:val="single" w:color="9AA8A6" w:sz="4"/>
+              <w:right w:val="single" w:color="9AA8A6" w:sz="4"/>
+            </w:tcBorders>
+            <w:tcMar>
+              <w:top w:type="dxa" w:w="40"/>
+              <w:left w:type="dxa" w:w="80"/>
+              <w:bottom w:type="dxa" w:w="40"/>
+              <w:right w:type="dxa" w:w="80"/>
+            </w:tcMar>
+            <w:vAlign w:val="center"/>
+          </w:tcPr>
+          <w:p>
+            <w:pPr>
+              <w:spacing w:after="0" w:before="0" w:line="240"/>
+              <w:jc w:val="right"/>
+            </w:pPr>
+            <w:r>
+              <w:rPr>
+                <w:rFonts w:ascii="KoPub돋움체" w:cs="KoPub돋움체" w:eastAsia="KoPub돋움체" w:hAnsi="KoPub돋움체"/>
+                <w:b w:val="false"/>
+                <w:bCs w:val="false"/>
+                <w:sz w:val="17"/>
+                <w:szCs w:val="17"/>
+              </w:rPr>
+              <w:t xml:space="preserve">1.51</w:t>
+            </w:r>
+          </w:p>
+        </w:tc>
+        <w:tc>
+          <w:tcPr>
+            <w:tcW w:type="dxa" w:w="800"/>
+            <w:tcBorders>
+              <w:top w:val="single" w:color="9AA8A6" w:sz="4"/>
+              <w:left w:val="single" w:color="9AA8A6" w:sz="4"/>
+              <w:bottom w:val="single" w:color="9AA8A6" w:sz="4"/>
+              <w:right w:val="single" w:color="9AA8A6" w:sz="4"/>
+            </w:tcBorders>
+            <w:tcMar>
+              <w:top w:type="dxa" w:w="40"/>
+              <w:left w:type="dxa" w:w="80"/>
+              <w:bottom w:type="dxa" w:w="40"/>
+              <w:right w:type="dxa" w:w="80"/>
+            </w:tcMar>
+            <w:vAlign w:val="center"/>
+          </w:tcPr>
+          <w:p>
+            <w:pPr>
+              <w:spacing w:after="0" w:before="0" w:line="240"/>
+              <w:jc w:val="right"/>
+            </w:pPr>
+            <w:r>
+              <w:rPr>
+                <w:rFonts w:ascii="KoPub돋움체" w:cs="KoPub돋움체" w:eastAsia="KoPub돋움체" w:hAnsi="KoPub돋움체"/>
+                <w:b w:val="false"/>
+                <w:bCs w:val="false"/>
+                <w:sz w:val="17"/>
+                <w:szCs w:val="17"/>
+              </w:rPr>
+              <w:t xml:space="preserve">0.63</w:t>
+            </w:r>
+          </w:p>
+        </w:tc>
+        <w:tc>
+          <w:tcPr>
+            <w:tcW w:type="dxa" w:w="800"/>
+            <w:tcBorders>
+              <w:top w:val="single" w:color="9AA8A6" w:sz="4"/>
+              <w:left w:val="single" w:color="9AA8A6" w:sz="4"/>
+              <w:bottom w:val="single" w:color="9AA8A6" w:sz="4"/>
+              <w:right w:val="single" w:color="9AA8A6" w:sz="4"/>
+            </w:tcBorders>
+            <w:tcMar>
+              <w:top w:type="dxa" w:w="40"/>
+              <w:left w:type="dxa" w:w="80"/>
+              <w:bottom w:type="dxa" w:w="40"/>
+              <w:right w:type="dxa" w:w="80"/>
+            </w:tcMar>
+            <w:vAlign w:val="center"/>
+          </w:tcPr>
+          <w:p>
+            <w:pPr>
+              <w:spacing w:after="0" w:before="0" w:line="240"/>
+              <w:jc w:val="right"/>
+            </w:pPr>
+            <w:r>
+              <w:rPr>
+                <w:rFonts w:ascii="KoPub돋움체" w:cs="KoPub돋움체" w:eastAsia="KoPub돋움체" w:hAnsi="KoPub돋움체"/>
+                <w:b w:val="false"/>
+                <w:bCs w:val="false"/>
+                <w:sz w:val="17"/>
+                <w:szCs w:val="17"/>
+              </w:rPr>
+              <w:t xml:space="preserve">8.52</w:t>
+            </w:r>
+          </w:p>
+        </w:tc>
+        <w:tc>
+          <w:tcPr>
+            <w:tcW w:type="dxa" w:w="800"/>
+            <w:tcBorders>
+              <w:top w:val="single" w:color="9AA8A6" w:sz="4"/>
+              <w:left w:val="single" w:color="9AA8A6" w:sz="4"/>
+              <w:bottom w:val="single" w:color="9AA8A6" w:sz="4"/>
+              <w:right w:val="single" w:color="9AA8A6" w:sz="4"/>
+            </w:tcBorders>
+            <w:tcMar>
+              <w:top w:type="dxa" w:w="40"/>
+              <w:left w:type="dxa" w:w="80"/>
+              <w:bottom w:type="dxa" w:w="40"/>
+              <w:right w:type="dxa" w:w="80"/>
+            </w:tcMar>
+            <w:vAlign w:val="center"/>
+          </w:tcPr>
+          <w:p>
+            <w:pPr>
+              <w:spacing w:after="0" w:before="0" w:line="240"/>
+              <w:jc w:val="right"/>
+            </w:pPr>
+            <w:r>
+              <w:rPr>
+                <w:rFonts w:ascii="KoPub돋움체" w:cs="KoPub돋움체" w:eastAsia="KoPub돋움체" w:hAnsi="KoPub돋움체"/>
+                <w:b w:val="false"/>
+                <w:bCs w:val="false"/>
+                <w:sz w:val="17"/>
+                <w:szCs w:val="17"/>
+              </w:rPr>
+              <w:t xml:space="preserve">–</w:t>
+            </w:r>
+          </w:p>
+        </w:tc>
+        <w:tc>
+          <w:tcPr>
+            <w:tcW w:type="dxa" w:w="800"/>
+            <w:tcBorders>
+              <w:top w:val="single" w:color="9AA8A6" w:sz="4"/>
+              <w:left w:val="single" w:color="9AA8A6" w:sz="4"/>
+              <w:bottom w:val="single" w:color="9AA8A6" w:sz="4"/>
+              <w:right w:val="single" w:color="9AA8A6" w:sz="4"/>
+            </w:tcBorders>
+            <w:tcMar>
+              <w:top w:type="dxa" w:w="40"/>
+              <w:left w:type="dxa" w:w="80"/>
+              <w:bottom w:type="dxa" w:w="40"/>
+              <w:right w:type="dxa" w:w="80"/>
+            </w:tcMar>
+            <w:vAlign w:val="center"/>
+          </w:tcPr>
+          <w:p>
+            <w:pPr>
+              <w:spacing w:after="0" w:before="0" w:line="240"/>
+              <w:jc w:val="right"/>
+            </w:pPr>
+            <w:r>
+              <w:rPr>
+                <w:rFonts w:ascii="KoPub돋움체" w:cs="KoPub돋움체" w:eastAsia="KoPub돋움체" w:hAnsi="KoPub돋움체"/>
+                <w:b w:val="false"/>
+                <w:bCs w:val="false"/>
+                <w:sz w:val="17"/>
+                <w:szCs w:val="17"/>
+              </w:rPr>
+              <w:t xml:space="preserve">0.14</w:t>
+            </w:r>
+          </w:p>
+        </w:tc>
+        <w:tc>
+          <w:tcPr>
+            <w:tcW w:type="dxa" w:w="800"/>
+            <w:tcBorders>
+              <w:top w:val="single" w:color="9AA8A6" w:sz="4"/>
+              <w:left w:val="single" w:color="9AA8A6" w:sz="4"/>
+              <w:bottom w:val="single" w:color="9AA8A6" w:sz="4"/>
+              <w:right w:val="single" w:color="9AA8A6" w:sz="4"/>
+            </w:tcBorders>
+            <w:tcMar>
+              <w:top w:type="dxa" w:w="40"/>
+              <w:left w:type="dxa" w:w="80"/>
+              <w:bottom w:type="dxa" w:w="40"/>
+              <w:right w:type="dxa" w:w="80"/>
+            </w:tcMar>
+            <w:vAlign w:val="center"/>
+          </w:tcPr>
+          <w:p>
+            <w:pPr>
+              <w:spacing w:after="0" w:before="0" w:line="240"/>
+              <w:jc w:val="right"/>
+            </w:pPr>
+            <w:r>
+              <w:rPr>
+                <w:rFonts w:ascii="KoPub돋움체" w:cs="KoPub돋움체" w:eastAsia="KoPub돋움체" w:hAnsi="KoPub돋움체"/>
+                <w:b w:val="false"/>
+                <w:bCs w:val="false"/>
+                <w:sz w:val="17"/>
+                <w:szCs w:val="17"/>
+              </w:rPr>
+              <w:t xml:space="preserve">0.93</w:t>
+            </w:r>
+          </w:p>
+        </w:tc>
+        <w:tc>
+          <w:tcPr>
+            <w:tcW w:type="dxa" w:w="800"/>
+            <w:tcBorders>
+              <w:top w:val="single" w:color="9AA8A6" w:sz="4"/>
+              <w:left w:val="single" w:color="9AA8A6" w:sz="4"/>
+              <w:bottom w:val="single" w:color="9AA8A6" w:sz="4"/>
+              <w:right w:val="single" w:color="9AA8A6" w:sz="4"/>
+            </w:tcBorders>
+            <w:tcMar>
+              <w:top w:type="dxa" w:w="40"/>
+              <w:left w:type="dxa" w:w="80"/>
+              <w:bottom w:type="dxa" w:w="40"/>
+              <w:right w:type="dxa" w:w="80"/>
+            </w:tcMar>
+            <w:vAlign w:val="center"/>
+          </w:tcPr>
+          <w:p>
+            <w:pPr>
+              <w:spacing w:after="0" w:before="0" w:line="240"/>
+              <w:jc w:val="right"/>
+            </w:pPr>
+            <w:r>
+              <w:rPr>
+                <w:rFonts w:ascii="KoPub돋움체" w:cs="KoPub돋움체" w:eastAsia="KoPub돋움체" w:hAnsi="KoPub돋움체"/>
+                <w:b w:val="false"/>
+                <w:bCs w:val="false"/>
+                <w:sz w:val="17"/>
+                <w:szCs w:val="17"/>
+              </w:rPr>
+              <w:t xml:space="preserve">13.36</w:t>
             </w:r>
           </w:p>
         </w:tc>
@@ -21627,13 +21485,13 @@
                 <w:sz w:val="17"/>
                 <w:szCs w:val="17"/>
               </w:rPr>
-              <w:t xml:space="preserve">중소벤처기업부</w:t>
-            </w:r>
-          </w:p>
-        </w:tc>
-        <w:tc>
-          <w:tcPr>
-            <w:tcW w:type="dxa" w:w="700"/>
+              <w:t xml:space="preserve">금융위원회</w:t>
+            </w:r>
+          </w:p>
+        </w:tc>
+        <w:tc>
+          <w:tcPr>
+            <w:tcW w:type="dxa" w:w="800"/>
             <w:tcBorders>
               <w:top w:val="single" w:color="9AA8A6" w:sz="4"/>
               <w:left w:val="single" w:color="9AA8A6" w:sz="4"/>
@@ -21661,13 +21519,13 @@
                 <w:sz w:val="17"/>
                 <w:szCs w:val="17"/>
               </w:rPr>
-              <w:t xml:space="preserve">1.63</w:t>
-            </w:r>
-          </w:p>
-        </w:tc>
-        <w:tc>
-          <w:tcPr>
-            <w:tcW w:type="dxa" w:w="700"/>
+              <w:t xml:space="preserve">–</w:t>
+            </w:r>
+          </w:p>
+        </w:tc>
+        <w:tc>
+          <w:tcPr>
+            <w:tcW w:type="dxa" w:w="800"/>
             <w:tcBorders>
               <w:top w:val="single" w:color="9AA8A6" w:sz="4"/>
               <w:left w:val="single" w:color="9AA8A6" w:sz="4"/>
@@ -21695,13 +21553,13 @@
                 <w:sz w:val="17"/>
                 <w:szCs w:val="17"/>
               </w:rPr>
-              <w:t xml:space="preserve">1.51</w:t>
-            </w:r>
-          </w:p>
-        </w:tc>
-        <w:tc>
-          <w:tcPr>
-            <w:tcW w:type="dxa" w:w="700"/>
+              <w:t xml:space="preserve">–</w:t>
+            </w:r>
+          </w:p>
+        </w:tc>
+        <w:tc>
+          <w:tcPr>
+            <w:tcW w:type="dxa" w:w="800"/>
             <w:tcBorders>
               <w:top w:val="single" w:color="9AA8A6" w:sz="4"/>
               <w:left w:val="single" w:color="9AA8A6" w:sz="4"/>
@@ -21729,13 +21587,13 @@
                 <w:sz w:val="17"/>
                 <w:szCs w:val="17"/>
               </w:rPr>
-              <w:t xml:space="preserve">0.63</w:t>
-            </w:r>
-          </w:p>
-        </w:tc>
-        <w:tc>
-          <w:tcPr>
-            <w:tcW w:type="dxa" w:w="700"/>
+              <w:t xml:space="preserve">–</w:t>
+            </w:r>
+          </w:p>
+        </w:tc>
+        <w:tc>
+          <w:tcPr>
+            <w:tcW w:type="dxa" w:w="800"/>
             <w:tcBorders>
               <w:top w:val="single" w:color="9AA8A6" w:sz="4"/>
               <w:left w:val="single" w:color="9AA8A6" w:sz="4"/>
@@ -21763,13 +21621,13 @@
                 <w:sz w:val="17"/>
                 <w:szCs w:val="17"/>
               </w:rPr>
-              <w:t xml:space="preserve">8.52</w:t>
-            </w:r>
-          </w:p>
-        </w:tc>
-        <w:tc>
-          <w:tcPr>
-            <w:tcW w:type="dxa" w:w="700"/>
+              <w:t xml:space="preserve">3.65</w:t>
+            </w:r>
+          </w:p>
+        </w:tc>
+        <w:tc>
+          <w:tcPr>
+            <w:tcW w:type="dxa" w:w="800"/>
             <w:tcBorders>
               <w:top w:val="single" w:color="9AA8A6" w:sz="4"/>
               <w:left w:val="single" w:color="9AA8A6" w:sz="4"/>
@@ -21803,7 +21661,7 @@
         </w:tc>
         <w:tc>
           <w:tcPr>
-            <w:tcW w:type="dxa" w:w="700"/>
+            <w:tcW w:type="dxa" w:w="800"/>
             <w:tcBorders>
               <w:top w:val="single" w:color="9AA8A6" w:sz="4"/>
               <w:left w:val="single" w:color="9AA8A6" w:sz="4"/>
@@ -21831,13 +21689,13 @@
                 <w:sz w:val="17"/>
                 <w:szCs w:val="17"/>
               </w:rPr>
-              <w:t xml:space="preserve">0.09</w:t>
-            </w:r>
-          </w:p>
-        </w:tc>
-        <w:tc>
-          <w:tcPr>
-            <w:tcW w:type="dxa" w:w="700"/>
+              <w:t xml:space="preserve">–</w:t>
+            </w:r>
+          </w:p>
+        </w:tc>
+        <w:tc>
+          <w:tcPr>
+            <w:tcW w:type="dxa" w:w="800"/>
             <w:tcBorders>
               <w:top w:val="single" w:color="9AA8A6" w:sz="4"/>
               <w:left w:val="single" w:color="9AA8A6" w:sz="4"/>
@@ -21865,13 +21723,13 @@
                 <w:sz w:val="17"/>
                 <w:szCs w:val="17"/>
               </w:rPr>
-              <w:t xml:space="preserve">0.04</w:t>
-            </w:r>
-          </w:p>
-        </w:tc>
-        <w:tc>
-          <w:tcPr>
-            <w:tcW w:type="dxa" w:w="700"/>
+              <w:t xml:space="preserve">0.01</w:t>
+            </w:r>
+          </w:p>
+        </w:tc>
+        <w:tc>
+          <w:tcPr>
+            <w:tcW w:type="dxa" w:w="800"/>
             <w:tcBorders>
               <w:top w:val="single" w:color="9AA8A6" w:sz="4"/>
               <w:left w:val="single" w:color="9AA8A6" w:sz="4"/>
@@ -21899,31 +21757,34 @@
                 <w:sz w:val="17"/>
                 <w:szCs w:val="17"/>
               </w:rPr>
-              <w:t xml:space="preserve">0.93</w:t>
-            </w:r>
-          </w:p>
-        </w:tc>
-        <w:tc>
-          <w:tcPr>
-            <w:tcW w:type="dxa" w:w="800"/>
-            <w:tcBorders>
-              <w:top w:val="single" w:color="9AA8A6" w:sz="4"/>
-              <w:left w:val="single" w:color="9AA8A6" w:sz="4"/>
-              <w:bottom w:val="single" w:color="9AA8A6" w:sz="4"/>
-              <w:right w:val="single" w:color="9AA8A6" w:sz="4"/>
-            </w:tcBorders>
-            <w:tcMar>
-              <w:top w:type="dxa" w:w="40"/>
-              <w:left w:type="dxa" w:w="80"/>
-              <w:bottom w:type="dxa" w:w="40"/>
-              <w:right w:type="dxa" w:w="80"/>
-            </w:tcMar>
-            <w:vAlign w:val="center"/>
-          </w:tcPr>
-          <w:p>
-            <w:pPr>
-              <w:spacing w:after="0" w:before="0" w:line="240"/>
-              <w:jc w:val="right"/>
+              <w:t xml:space="preserve">3.66</w:t>
+            </w:r>
+          </w:p>
+        </w:tc>
+      </w:tr>
+      <w:tr>
+        <w:tc>
+          <w:tcPr>
+            <w:tcW w:type="dxa" w:w="1900"/>
+            <w:tcBorders>
+              <w:top w:val="single" w:color="9AA8A6" w:sz="4"/>
+              <w:left w:val="single" w:color="9AA8A6" w:sz="4"/>
+              <w:bottom w:val="single" w:color="9AA8A6" w:sz="4"/>
+              <w:right w:val="single" w:color="9AA8A6" w:sz="4"/>
+            </w:tcBorders>
+            <w:shd w:fill="E8F3F1" w:color="auto" w:val="clear"/>
+            <w:tcMar>
+              <w:top w:type="dxa" w:w="40"/>
+              <w:left w:type="dxa" w:w="80"/>
+              <w:bottom w:type="dxa" w:w="40"/>
+              <w:right w:type="dxa" w:w="80"/>
+            </w:tcMar>
+            <w:vAlign w:val="center"/>
+          </w:tcPr>
+          <w:p>
+            <w:pPr>
+              <w:spacing w:after="0" w:before="0" w:line="240"/>
+              <w:jc w:val="center"/>
             </w:pPr>
             <w:r>
               <w:rPr>
@@ -21933,7 +21794,279 @@
                 <w:sz w:val="17"/>
                 <w:szCs w:val="17"/>
               </w:rPr>
-              <w:t xml:space="preserve">13.36</w:t>
+              <w:t xml:space="preserve">산업통상부</w:t>
+            </w:r>
+          </w:p>
+        </w:tc>
+        <w:tc>
+          <w:tcPr>
+            <w:tcW w:type="dxa" w:w="800"/>
+            <w:tcBorders>
+              <w:top w:val="single" w:color="9AA8A6" w:sz="4"/>
+              <w:left w:val="single" w:color="9AA8A6" w:sz="4"/>
+              <w:bottom w:val="single" w:color="9AA8A6" w:sz="4"/>
+              <w:right w:val="single" w:color="9AA8A6" w:sz="4"/>
+            </w:tcBorders>
+            <w:tcMar>
+              <w:top w:type="dxa" w:w="40"/>
+              <w:left w:type="dxa" w:w="80"/>
+              <w:bottom w:type="dxa" w:w="40"/>
+              <w:right w:type="dxa" w:w="80"/>
+            </w:tcMar>
+            <w:vAlign w:val="center"/>
+          </w:tcPr>
+          <w:p>
+            <w:pPr>
+              <w:spacing w:after="0" w:before="0" w:line="240"/>
+              <w:jc w:val="right"/>
+            </w:pPr>
+            <w:r>
+              <w:rPr>
+                <w:rFonts w:ascii="KoPub돋움체" w:cs="KoPub돋움체" w:eastAsia="KoPub돋움체" w:hAnsi="KoPub돋움체"/>
+                <w:b w:val="false"/>
+                <w:bCs w:val="false"/>
+                <w:sz w:val="17"/>
+                <w:szCs w:val="17"/>
+              </w:rPr>
+              <w:t xml:space="preserve">2.45</w:t>
+            </w:r>
+          </w:p>
+        </w:tc>
+        <w:tc>
+          <w:tcPr>
+            <w:tcW w:type="dxa" w:w="800"/>
+            <w:tcBorders>
+              <w:top w:val="single" w:color="9AA8A6" w:sz="4"/>
+              <w:left w:val="single" w:color="9AA8A6" w:sz="4"/>
+              <w:bottom w:val="single" w:color="9AA8A6" w:sz="4"/>
+              <w:right w:val="single" w:color="9AA8A6" w:sz="4"/>
+            </w:tcBorders>
+            <w:tcMar>
+              <w:top w:type="dxa" w:w="40"/>
+              <w:left w:type="dxa" w:w="80"/>
+              <w:bottom w:type="dxa" w:w="40"/>
+              <w:right w:type="dxa" w:w="80"/>
+            </w:tcMar>
+            <w:vAlign w:val="center"/>
+          </w:tcPr>
+          <w:p>
+            <w:pPr>
+              <w:spacing w:after="0" w:before="0" w:line="240"/>
+              <w:jc w:val="right"/>
+            </w:pPr>
+            <w:r>
+              <w:rPr>
+                <w:rFonts w:ascii="KoPub돋움체" w:cs="KoPub돋움체" w:eastAsia="KoPub돋움체" w:hAnsi="KoPub돋움체"/>
+                <w:b w:val="false"/>
+                <w:bCs w:val="false"/>
+                <w:sz w:val="17"/>
+                <w:szCs w:val="17"/>
+              </w:rPr>
+              <w:t xml:space="preserve">0.01</w:t>
+            </w:r>
+          </w:p>
+        </w:tc>
+        <w:tc>
+          <w:tcPr>
+            <w:tcW w:type="dxa" w:w="800"/>
+            <w:tcBorders>
+              <w:top w:val="single" w:color="9AA8A6" w:sz="4"/>
+              <w:left w:val="single" w:color="9AA8A6" w:sz="4"/>
+              <w:bottom w:val="single" w:color="9AA8A6" w:sz="4"/>
+              <w:right w:val="single" w:color="9AA8A6" w:sz="4"/>
+            </w:tcBorders>
+            <w:tcMar>
+              <w:top w:type="dxa" w:w="40"/>
+              <w:left w:type="dxa" w:w="80"/>
+              <w:bottom w:type="dxa" w:w="40"/>
+              <w:right w:type="dxa" w:w="80"/>
+            </w:tcMar>
+            <w:vAlign w:val="center"/>
+          </w:tcPr>
+          <w:p>
+            <w:pPr>
+              <w:spacing w:after="0" w:before="0" w:line="240"/>
+              <w:jc w:val="right"/>
+            </w:pPr>
+            <w:r>
+              <w:rPr>
+                <w:rFonts w:ascii="KoPub돋움체" w:cs="KoPub돋움체" w:eastAsia="KoPub돋움체" w:hAnsi="KoPub돋움체"/>
+                <w:b w:val="false"/>
+                <w:bCs w:val="false"/>
+                <w:sz w:val="17"/>
+                <w:szCs w:val="17"/>
+              </w:rPr>
+              <w:t xml:space="preserve">0.43</w:t>
+            </w:r>
+          </w:p>
+        </w:tc>
+        <w:tc>
+          <w:tcPr>
+            <w:tcW w:type="dxa" w:w="800"/>
+            <w:tcBorders>
+              <w:top w:val="single" w:color="9AA8A6" w:sz="4"/>
+              <w:left w:val="single" w:color="9AA8A6" w:sz="4"/>
+              <w:bottom w:val="single" w:color="9AA8A6" w:sz="4"/>
+              <w:right w:val="single" w:color="9AA8A6" w:sz="4"/>
+            </w:tcBorders>
+            <w:tcMar>
+              <w:top w:type="dxa" w:w="40"/>
+              <w:left w:type="dxa" w:w="80"/>
+              <w:bottom w:type="dxa" w:w="40"/>
+              <w:right w:type="dxa" w:w="80"/>
+            </w:tcMar>
+            <w:vAlign w:val="center"/>
+          </w:tcPr>
+          <w:p>
+            <w:pPr>
+              <w:spacing w:after="0" w:before="0" w:line="240"/>
+              <w:jc w:val="right"/>
+            </w:pPr>
+            <w:r>
+              <w:rPr>
+                <w:rFonts w:ascii="KoPub돋움체" w:cs="KoPub돋움체" w:eastAsia="KoPub돋움체" w:hAnsi="KoPub돋움체"/>
+                <w:b w:val="false"/>
+                <w:bCs w:val="false"/>
+                <w:sz w:val="17"/>
+                <w:szCs w:val="17"/>
+              </w:rPr>
+              <w:t xml:space="preserve">0.52</w:t>
+            </w:r>
+          </w:p>
+        </w:tc>
+        <w:tc>
+          <w:tcPr>
+            <w:tcW w:type="dxa" w:w="800"/>
+            <w:tcBorders>
+              <w:top w:val="single" w:color="9AA8A6" w:sz="4"/>
+              <w:left w:val="single" w:color="9AA8A6" w:sz="4"/>
+              <w:bottom w:val="single" w:color="9AA8A6" w:sz="4"/>
+              <w:right w:val="single" w:color="9AA8A6" w:sz="4"/>
+            </w:tcBorders>
+            <w:tcMar>
+              <w:top w:type="dxa" w:w="40"/>
+              <w:left w:type="dxa" w:w="80"/>
+              <w:bottom w:type="dxa" w:w="40"/>
+              <w:right w:type="dxa" w:w="80"/>
+            </w:tcMar>
+            <w:vAlign w:val="center"/>
+          </w:tcPr>
+          <w:p>
+            <w:pPr>
+              <w:spacing w:after="0" w:before="0" w:line="240"/>
+              <w:jc w:val="right"/>
+            </w:pPr>
+            <w:r>
+              <w:rPr>
+                <w:rFonts w:ascii="KoPub돋움체" w:cs="KoPub돋움체" w:eastAsia="KoPub돋움체" w:hAnsi="KoPub돋움체"/>
+                <w:b w:val="false"/>
+                <w:bCs w:val="false"/>
+                <w:sz w:val="17"/>
+                <w:szCs w:val="17"/>
+              </w:rPr>
+              <w:t xml:space="preserve">0.01</w:t>
+            </w:r>
+          </w:p>
+        </w:tc>
+        <w:tc>
+          <w:tcPr>
+            <w:tcW w:type="dxa" w:w="800"/>
+            <w:tcBorders>
+              <w:top w:val="single" w:color="9AA8A6" w:sz="4"/>
+              <w:left w:val="single" w:color="9AA8A6" w:sz="4"/>
+              <w:bottom w:val="single" w:color="9AA8A6" w:sz="4"/>
+              <w:right w:val="single" w:color="9AA8A6" w:sz="4"/>
+            </w:tcBorders>
+            <w:tcMar>
+              <w:top w:type="dxa" w:w="40"/>
+              <w:left w:type="dxa" w:w="80"/>
+              <w:bottom w:type="dxa" w:w="40"/>
+              <w:right w:type="dxa" w:w="80"/>
+            </w:tcMar>
+            <w:vAlign w:val="center"/>
+          </w:tcPr>
+          <w:p>
+            <w:pPr>
+              <w:spacing w:after="0" w:before="0" w:line="240"/>
+              <w:jc w:val="right"/>
+            </w:pPr>
+            <w:r>
+              <w:rPr>
+                <w:rFonts w:ascii="KoPub돋움체" w:cs="KoPub돋움체" w:eastAsia="KoPub돋움체" w:hAnsi="KoPub돋움체"/>
+                <w:b w:val="false"/>
+                <w:bCs w:val="false"/>
+                <w:sz w:val="17"/>
+                <w:szCs w:val="17"/>
+              </w:rPr>
+              <w:t xml:space="preserve">0.01</w:t>
+            </w:r>
+          </w:p>
+        </w:tc>
+        <w:tc>
+          <w:tcPr>
+            <w:tcW w:type="dxa" w:w="800"/>
+            <w:tcBorders>
+              <w:top w:val="single" w:color="9AA8A6" w:sz="4"/>
+              <w:left w:val="single" w:color="9AA8A6" w:sz="4"/>
+              <w:bottom w:val="single" w:color="9AA8A6" w:sz="4"/>
+              <w:right w:val="single" w:color="9AA8A6" w:sz="4"/>
+            </w:tcBorders>
+            <w:tcMar>
+              <w:top w:type="dxa" w:w="40"/>
+              <w:left w:type="dxa" w:w="80"/>
+              <w:bottom w:type="dxa" w:w="40"/>
+              <w:right w:type="dxa" w:w="80"/>
+            </w:tcMar>
+            <w:vAlign w:val="center"/>
+          </w:tcPr>
+          <w:p>
+            <w:pPr>
+              <w:spacing w:after="0" w:before="0" w:line="240"/>
+              <w:jc w:val="right"/>
+            </w:pPr>
+            <w:r>
+              <w:rPr>
+                <w:rFonts w:ascii="KoPub돋움체" w:cs="KoPub돋움체" w:eastAsia="KoPub돋움체" w:hAnsi="KoPub돋움체"/>
+                <w:b w:val="false"/>
+                <w:bCs w:val="false"/>
+                <w:sz w:val="17"/>
+                <w:szCs w:val="17"/>
+              </w:rPr>
+              <w:t xml:space="preserve">0.09</w:t>
+            </w:r>
+          </w:p>
+        </w:tc>
+        <w:tc>
+          <w:tcPr>
+            <w:tcW w:type="dxa" w:w="800"/>
+            <w:tcBorders>
+              <w:top w:val="single" w:color="9AA8A6" w:sz="4"/>
+              <w:left w:val="single" w:color="9AA8A6" w:sz="4"/>
+              <w:bottom w:val="single" w:color="9AA8A6" w:sz="4"/>
+              <w:right w:val="single" w:color="9AA8A6" w:sz="4"/>
+            </w:tcBorders>
+            <w:tcMar>
+              <w:top w:type="dxa" w:w="40"/>
+              <w:left w:type="dxa" w:w="80"/>
+              <w:bottom w:type="dxa" w:w="40"/>
+              <w:right w:type="dxa" w:w="80"/>
+            </w:tcMar>
+            <w:vAlign w:val="center"/>
+          </w:tcPr>
+          <w:p>
+            <w:pPr>
+              <w:spacing w:after="0" w:before="0" w:line="240"/>
+              <w:jc w:val="right"/>
+            </w:pPr>
+            <w:r>
+              <w:rPr>
+                <w:rFonts w:ascii="KoPub돋움체" w:cs="KoPub돋움체" w:eastAsia="KoPub돋움체" w:hAnsi="KoPub돋움체"/>
+                <w:b w:val="false"/>
+                <w:bCs w:val="false"/>
+                <w:sz w:val="17"/>
+                <w:szCs w:val="17"/>
+              </w:rPr>
+              <w:t xml:space="preserve">3.50</w:t>
             </w:r>
           </w:p>
         </w:tc>
@@ -21970,13 +22103,13 @@
                 <w:sz w:val="17"/>
                 <w:szCs w:val="17"/>
               </w:rPr>
-              <w:t xml:space="preserve">금융위원회</w:t>
-            </w:r>
-          </w:p>
-        </w:tc>
-        <w:tc>
-          <w:tcPr>
-            <w:tcW w:type="dxa" w:w="700"/>
+              <w:t xml:space="preserve">고용노동부</w:t>
+            </w:r>
+          </w:p>
+        </w:tc>
+        <w:tc>
+          <w:tcPr>
+            <w:tcW w:type="dxa" w:w="800"/>
             <w:tcBorders>
               <w:top w:val="single" w:color="9AA8A6" w:sz="4"/>
               <w:left w:val="single" w:color="9AA8A6" w:sz="4"/>
@@ -22010,7 +22143,7 @@
         </w:tc>
         <w:tc>
           <w:tcPr>
-            <w:tcW w:type="dxa" w:w="700"/>
+            <w:tcW w:type="dxa" w:w="800"/>
             <w:tcBorders>
               <w:top w:val="single" w:color="9AA8A6" w:sz="4"/>
               <w:left w:val="single" w:color="9AA8A6" w:sz="4"/>
@@ -22038,13 +22171,13 @@
                 <w:sz w:val="17"/>
                 <w:szCs w:val="17"/>
               </w:rPr>
-              <w:t xml:space="preserve">–</w:t>
-            </w:r>
-          </w:p>
-        </w:tc>
-        <w:tc>
-          <w:tcPr>
-            <w:tcW w:type="dxa" w:w="700"/>
+              <w:t xml:space="preserve">0.03</w:t>
+            </w:r>
+          </w:p>
+        </w:tc>
+        <w:tc>
+          <w:tcPr>
+            <w:tcW w:type="dxa" w:w="800"/>
             <w:tcBorders>
               <w:top w:val="single" w:color="9AA8A6" w:sz="4"/>
               <w:left w:val="single" w:color="9AA8A6" w:sz="4"/>
@@ -22078,7 +22211,7 @@
         </w:tc>
         <w:tc>
           <w:tcPr>
-            <w:tcW w:type="dxa" w:w="700"/>
+            <w:tcW w:type="dxa" w:w="800"/>
             <w:tcBorders>
               <w:top w:val="single" w:color="9AA8A6" w:sz="4"/>
               <w:left w:val="single" w:color="9AA8A6" w:sz="4"/>
@@ -22106,13 +22239,13 @@
                 <w:sz w:val="17"/>
                 <w:szCs w:val="17"/>
               </w:rPr>
-              <w:t xml:space="preserve">3.65</w:t>
-            </w:r>
-          </w:p>
-        </w:tc>
-        <w:tc>
-          <w:tcPr>
-            <w:tcW w:type="dxa" w:w="700"/>
+              <w:t xml:space="preserve">0.56</w:t>
+            </w:r>
+          </w:p>
+        </w:tc>
+        <w:tc>
+          <w:tcPr>
+            <w:tcW w:type="dxa" w:w="800"/>
             <w:tcBorders>
               <w:top w:val="single" w:color="9AA8A6" w:sz="4"/>
               <w:left w:val="single" w:color="9AA8A6" w:sz="4"/>
@@ -22146,7 +22279,7 @@
         </w:tc>
         <w:tc>
           <w:tcPr>
-            <w:tcW w:type="dxa" w:w="700"/>
+            <w:tcW w:type="dxa" w:w="800"/>
             <w:tcBorders>
               <w:top w:val="single" w:color="9AA8A6" w:sz="4"/>
               <w:left w:val="single" w:color="9AA8A6" w:sz="4"/>
@@ -22174,13 +22307,13 @@
                 <w:sz w:val="17"/>
                 <w:szCs w:val="17"/>
               </w:rPr>
-              <w:t xml:space="preserve">–</w:t>
-            </w:r>
-          </w:p>
-        </w:tc>
-        <w:tc>
-          <w:tcPr>
-            <w:tcW w:type="dxa" w:w="700"/>
+              <w:t xml:space="preserve">2.76</w:t>
+            </w:r>
+          </w:p>
+        </w:tc>
+        <w:tc>
+          <w:tcPr>
+            <w:tcW w:type="dxa" w:w="800"/>
             <w:tcBorders>
               <w:top w:val="single" w:color="9AA8A6" w:sz="4"/>
               <w:left w:val="single" w:color="9AA8A6" w:sz="4"/>
@@ -22208,13 +22341,13 @@
                 <w:sz w:val="17"/>
                 <w:szCs w:val="17"/>
               </w:rPr>
-              <w:t xml:space="preserve">–</w:t>
-            </w:r>
-          </w:p>
-        </w:tc>
-        <w:tc>
-          <w:tcPr>
-            <w:tcW w:type="dxa" w:w="700"/>
+              <w:t xml:space="preserve">0.04</w:t>
+            </w:r>
+          </w:p>
+        </w:tc>
+        <w:tc>
+          <w:tcPr>
+            <w:tcW w:type="dxa" w:w="800"/>
             <w:tcBorders>
               <w:top w:val="single" w:color="9AA8A6" w:sz="4"/>
               <w:left w:val="single" w:color="9AA8A6" w:sz="4"/>
@@ -22242,31 +22375,34 @@
                 <w:sz w:val="17"/>
                 <w:szCs w:val="17"/>
               </w:rPr>
-              <w:t xml:space="preserve">0.01</w:t>
-            </w:r>
-          </w:p>
-        </w:tc>
-        <w:tc>
-          <w:tcPr>
-            <w:tcW w:type="dxa" w:w="800"/>
-            <w:tcBorders>
-              <w:top w:val="single" w:color="9AA8A6" w:sz="4"/>
-              <w:left w:val="single" w:color="9AA8A6" w:sz="4"/>
-              <w:bottom w:val="single" w:color="9AA8A6" w:sz="4"/>
-              <w:right w:val="single" w:color="9AA8A6" w:sz="4"/>
-            </w:tcBorders>
-            <w:tcMar>
-              <w:top w:type="dxa" w:w="40"/>
-              <w:left w:type="dxa" w:w="80"/>
-              <w:bottom w:type="dxa" w:w="40"/>
-              <w:right w:type="dxa" w:w="80"/>
-            </w:tcMar>
-            <w:vAlign w:val="center"/>
-          </w:tcPr>
-          <w:p>
-            <w:pPr>
-              <w:spacing w:after="0" w:before="0" w:line="240"/>
-              <w:jc w:val="right"/>
+              <w:t xml:space="preserve">3.39</w:t>
+            </w:r>
+          </w:p>
+        </w:tc>
+      </w:tr>
+      <w:tr>
+        <w:tc>
+          <w:tcPr>
+            <w:tcW w:type="dxa" w:w="1900"/>
+            <w:tcBorders>
+              <w:top w:val="single" w:color="9AA8A6" w:sz="4"/>
+              <w:left w:val="single" w:color="9AA8A6" w:sz="4"/>
+              <w:bottom w:val="single" w:color="9AA8A6" w:sz="4"/>
+              <w:right w:val="single" w:color="9AA8A6" w:sz="4"/>
+            </w:tcBorders>
+            <w:shd w:fill="E8F3F1" w:color="auto" w:val="clear"/>
+            <w:tcMar>
+              <w:top w:type="dxa" w:w="40"/>
+              <w:left w:type="dxa" w:w="80"/>
+              <w:bottom w:type="dxa" w:w="40"/>
+              <w:right w:type="dxa" w:w="80"/>
+            </w:tcMar>
+            <w:vAlign w:val="center"/>
+          </w:tcPr>
+          <w:p>
+            <w:pPr>
+              <w:spacing w:after="0" w:before="0" w:line="240"/>
+              <w:jc w:val="center"/>
             </w:pPr>
             <w:r>
               <w:rPr>
@@ -22276,7 +22412,279 @@
                 <w:sz w:val="17"/>
                 <w:szCs w:val="17"/>
               </w:rPr>
-              <w:t xml:space="preserve">3.66</w:t>
+              <w:t xml:space="preserve">기후에너지환경부</w:t>
+            </w:r>
+          </w:p>
+        </w:tc>
+        <w:tc>
+          <w:tcPr>
+            <w:tcW w:type="dxa" w:w="800"/>
+            <w:tcBorders>
+              <w:top w:val="single" w:color="9AA8A6" w:sz="4"/>
+              <w:left w:val="single" w:color="9AA8A6" w:sz="4"/>
+              <w:bottom w:val="single" w:color="9AA8A6" w:sz="4"/>
+              <w:right w:val="single" w:color="9AA8A6" w:sz="4"/>
+            </w:tcBorders>
+            <w:tcMar>
+              <w:top w:type="dxa" w:w="40"/>
+              <w:left w:type="dxa" w:w="80"/>
+              <w:bottom w:type="dxa" w:w="40"/>
+              <w:right w:type="dxa" w:w="80"/>
+            </w:tcMar>
+            <w:vAlign w:val="center"/>
+          </w:tcPr>
+          <w:p>
+            <w:pPr>
+              <w:spacing w:after="0" w:before="0" w:line="240"/>
+              <w:jc w:val="right"/>
+            </w:pPr>
+            <w:r>
+              <w:rPr>
+                <w:rFonts w:ascii="KoPub돋움체" w:cs="KoPub돋움체" w:eastAsia="KoPub돋움체" w:hAnsi="KoPub돋움체"/>
+                <w:b w:val="false"/>
+                <w:bCs w:val="false"/>
+                <w:sz w:val="17"/>
+                <w:szCs w:val="17"/>
+              </w:rPr>
+              <w:t xml:space="preserve">0.62</w:t>
+            </w:r>
+          </w:p>
+        </w:tc>
+        <w:tc>
+          <w:tcPr>
+            <w:tcW w:type="dxa" w:w="800"/>
+            <w:tcBorders>
+              <w:top w:val="single" w:color="9AA8A6" w:sz="4"/>
+              <w:left w:val="single" w:color="9AA8A6" w:sz="4"/>
+              <w:bottom w:val="single" w:color="9AA8A6" w:sz="4"/>
+              <w:right w:val="single" w:color="9AA8A6" w:sz="4"/>
+            </w:tcBorders>
+            <w:tcMar>
+              <w:top w:type="dxa" w:w="40"/>
+              <w:left w:type="dxa" w:w="80"/>
+              <w:bottom w:type="dxa" w:w="40"/>
+              <w:right w:type="dxa" w:w="80"/>
+            </w:tcMar>
+            <w:vAlign w:val="center"/>
+          </w:tcPr>
+          <w:p>
+            <w:pPr>
+              <w:spacing w:after="0" w:before="0" w:line="240"/>
+              <w:jc w:val="right"/>
+            </w:pPr>
+            <w:r>
+              <w:rPr>
+                <w:rFonts w:ascii="KoPub돋움체" w:cs="KoPub돋움체" w:eastAsia="KoPub돋움체" w:hAnsi="KoPub돋움체"/>
+                <w:b w:val="false"/>
+                <w:bCs w:val="false"/>
+                <w:sz w:val="17"/>
+                <w:szCs w:val="17"/>
+              </w:rPr>
+              <w:t xml:space="preserve">0.03</w:t>
+            </w:r>
+          </w:p>
+        </w:tc>
+        <w:tc>
+          <w:tcPr>
+            <w:tcW w:type="dxa" w:w="800"/>
+            <w:tcBorders>
+              <w:top w:val="single" w:color="9AA8A6" w:sz="4"/>
+              <w:left w:val="single" w:color="9AA8A6" w:sz="4"/>
+              <w:bottom w:val="single" w:color="9AA8A6" w:sz="4"/>
+              <w:right w:val="single" w:color="9AA8A6" w:sz="4"/>
+            </w:tcBorders>
+            <w:tcMar>
+              <w:top w:type="dxa" w:w="40"/>
+              <w:left w:type="dxa" w:w="80"/>
+              <w:bottom w:type="dxa" w:w="40"/>
+              <w:right w:type="dxa" w:w="80"/>
+            </w:tcMar>
+            <w:vAlign w:val="center"/>
+          </w:tcPr>
+          <w:p>
+            <w:pPr>
+              <w:spacing w:after="0" w:before="0" w:line="240"/>
+              <w:jc w:val="right"/>
+            </w:pPr>
+            <w:r>
+              <w:rPr>
+                <w:rFonts w:ascii="KoPub돋움체" w:cs="KoPub돋움체" w:eastAsia="KoPub돋움체" w:hAnsi="KoPub돋움체"/>
+                <w:b w:val="false"/>
+                <w:bCs w:val="false"/>
+                <w:sz w:val="17"/>
+                <w:szCs w:val="17"/>
+              </w:rPr>
+              <w:t xml:space="preserve">0.11</w:t>
+            </w:r>
+          </w:p>
+        </w:tc>
+        <w:tc>
+          <w:tcPr>
+            <w:tcW w:type="dxa" w:w="800"/>
+            <w:tcBorders>
+              <w:top w:val="single" w:color="9AA8A6" w:sz="4"/>
+              <w:left w:val="single" w:color="9AA8A6" w:sz="4"/>
+              <w:bottom w:val="single" w:color="9AA8A6" w:sz="4"/>
+              <w:right w:val="single" w:color="9AA8A6" w:sz="4"/>
+            </w:tcBorders>
+            <w:tcMar>
+              <w:top w:type="dxa" w:w="40"/>
+              <w:left w:type="dxa" w:w="80"/>
+              <w:bottom w:type="dxa" w:w="40"/>
+              <w:right w:type="dxa" w:w="80"/>
+            </w:tcMar>
+            <w:vAlign w:val="center"/>
+          </w:tcPr>
+          <w:p>
+            <w:pPr>
+              <w:spacing w:after="0" w:before="0" w:line="240"/>
+              <w:jc w:val="right"/>
+            </w:pPr>
+            <w:r>
+              <w:rPr>
+                <w:rFonts w:ascii="KoPub돋움체" w:cs="KoPub돋움체" w:eastAsia="KoPub돋움체" w:hAnsi="KoPub돋움체"/>
+                <w:b w:val="false"/>
+                <w:bCs w:val="false"/>
+                <w:sz w:val="17"/>
+                <w:szCs w:val="17"/>
+              </w:rPr>
+              <w:t xml:space="preserve">0.31</w:t>
+            </w:r>
+          </w:p>
+        </w:tc>
+        <w:tc>
+          <w:tcPr>
+            <w:tcW w:type="dxa" w:w="800"/>
+            <w:tcBorders>
+              <w:top w:val="single" w:color="9AA8A6" w:sz="4"/>
+              <w:left w:val="single" w:color="9AA8A6" w:sz="4"/>
+              <w:bottom w:val="single" w:color="9AA8A6" w:sz="4"/>
+              <w:right w:val="single" w:color="9AA8A6" w:sz="4"/>
+            </w:tcBorders>
+            <w:tcMar>
+              <w:top w:type="dxa" w:w="40"/>
+              <w:left w:type="dxa" w:w="80"/>
+              <w:bottom w:type="dxa" w:w="40"/>
+              <w:right w:type="dxa" w:w="80"/>
+            </w:tcMar>
+            <w:vAlign w:val="center"/>
+          </w:tcPr>
+          <w:p>
+            <w:pPr>
+              <w:spacing w:after="0" w:before="0" w:line="240"/>
+              <w:jc w:val="right"/>
+            </w:pPr>
+            <w:r>
+              <w:rPr>
+                <w:rFonts w:ascii="KoPub돋움체" w:cs="KoPub돋움체" w:eastAsia="KoPub돋움체" w:hAnsi="KoPub돋움체"/>
+                <w:b w:val="false"/>
+                <w:bCs w:val="false"/>
+                <w:sz w:val="17"/>
+                <w:szCs w:val="17"/>
+              </w:rPr>
+              <w:t xml:space="preserve">1.46</w:t>
+            </w:r>
+          </w:p>
+        </w:tc>
+        <w:tc>
+          <w:tcPr>
+            <w:tcW w:type="dxa" w:w="800"/>
+            <w:tcBorders>
+              <w:top w:val="single" w:color="9AA8A6" w:sz="4"/>
+              <w:left w:val="single" w:color="9AA8A6" w:sz="4"/>
+              <w:bottom w:val="single" w:color="9AA8A6" w:sz="4"/>
+              <w:right w:val="single" w:color="9AA8A6" w:sz="4"/>
+            </w:tcBorders>
+            <w:tcMar>
+              <w:top w:type="dxa" w:w="40"/>
+              <w:left w:type="dxa" w:w="80"/>
+              <w:bottom w:type="dxa" w:w="40"/>
+              <w:right w:type="dxa" w:w="80"/>
+            </w:tcMar>
+            <w:vAlign w:val="center"/>
+          </w:tcPr>
+          <w:p>
+            <w:pPr>
+              <w:spacing w:after="0" w:before="0" w:line="240"/>
+              <w:jc w:val="right"/>
+            </w:pPr>
+            <w:r>
+              <w:rPr>
+                <w:rFonts w:ascii="KoPub돋움체" w:cs="KoPub돋움체" w:eastAsia="KoPub돋움체" w:hAnsi="KoPub돋움체"/>
+                <w:b w:val="false"/>
+                <w:bCs w:val="false"/>
+                <w:sz w:val="17"/>
+                <w:szCs w:val="17"/>
+              </w:rPr>
+              <w:t xml:space="preserve">0.01</w:t>
+            </w:r>
+          </w:p>
+        </w:tc>
+        <w:tc>
+          <w:tcPr>
+            <w:tcW w:type="dxa" w:w="800"/>
+            <w:tcBorders>
+              <w:top w:val="single" w:color="9AA8A6" w:sz="4"/>
+              <w:left w:val="single" w:color="9AA8A6" w:sz="4"/>
+              <w:bottom w:val="single" w:color="9AA8A6" w:sz="4"/>
+              <w:right w:val="single" w:color="9AA8A6" w:sz="4"/>
+            </w:tcBorders>
+            <w:tcMar>
+              <w:top w:type="dxa" w:w="40"/>
+              <w:left w:type="dxa" w:w="80"/>
+              <w:bottom w:type="dxa" w:w="40"/>
+              <w:right w:type="dxa" w:w="80"/>
+            </w:tcMar>
+            <w:vAlign w:val="center"/>
+          </w:tcPr>
+          <w:p>
+            <w:pPr>
+              <w:spacing w:after="0" w:before="0" w:line="240"/>
+              <w:jc w:val="right"/>
+            </w:pPr>
+            <w:r>
+              <w:rPr>
+                <w:rFonts w:ascii="KoPub돋움체" w:cs="KoPub돋움체" w:eastAsia="KoPub돋움체" w:hAnsi="KoPub돋움체"/>
+                <w:b w:val="false"/>
+                <w:bCs w:val="false"/>
+                <w:sz w:val="17"/>
+                <w:szCs w:val="17"/>
+              </w:rPr>
+              <w:t xml:space="preserve">0.05</w:t>
+            </w:r>
+          </w:p>
+        </w:tc>
+        <w:tc>
+          <w:tcPr>
+            <w:tcW w:type="dxa" w:w="800"/>
+            <w:tcBorders>
+              <w:top w:val="single" w:color="9AA8A6" w:sz="4"/>
+              <w:left w:val="single" w:color="9AA8A6" w:sz="4"/>
+              <w:bottom w:val="single" w:color="9AA8A6" w:sz="4"/>
+              <w:right w:val="single" w:color="9AA8A6" w:sz="4"/>
+            </w:tcBorders>
+            <w:tcMar>
+              <w:top w:type="dxa" w:w="40"/>
+              <w:left w:type="dxa" w:w="80"/>
+              <w:bottom w:type="dxa" w:w="40"/>
+              <w:right w:type="dxa" w:w="80"/>
+            </w:tcMar>
+            <w:vAlign w:val="center"/>
+          </w:tcPr>
+          <w:p>
+            <w:pPr>
+              <w:spacing w:after="0" w:before="0" w:line="240"/>
+              <w:jc w:val="right"/>
+            </w:pPr>
+            <w:r>
+              <w:rPr>
+                <w:rFonts w:ascii="KoPub돋움체" w:cs="KoPub돋움체" w:eastAsia="KoPub돋움체" w:hAnsi="KoPub돋움체"/>
+                <w:b w:val="false"/>
+                <w:bCs w:val="false"/>
+                <w:sz w:val="17"/>
+                <w:szCs w:val="17"/>
+              </w:rPr>
+              <w:t xml:space="preserve">2.60</w:t>
             </w:r>
           </w:p>
         </w:tc>
@@ -22313,13 +22721,13 @@
                 <w:sz w:val="17"/>
                 <w:szCs w:val="17"/>
               </w:rPr>
-              <w:t xml:space="preserve">산업통상부</w:t>
-            </w:r>
-          </w:p>
-        </w:tc>
-        <w:tc>
-          <w:tcPr>
-            <w:tcW w:type="dxa" w:w="700"/>
+              <w:t xml:space="preserve">문화체육관광부</w:t>
+            </w:r>
+          </w:p>
+        </w:tc>
+        <w:tc>
+          <w:tcPr>
+            <w:tcW w:type="dxa" w:w="800"/>
             <w:tcBorders>
               <w:top w:val="single" w:color="9AA8A6" w:sz="4"/>
               <w:left w:val="single" w:color="9AA8A6" w:sz="4"/>
@@ -22347,13 +22755,13 @@
                 <w:sz w:val="17"/>
                 <w:szCs w:val="17"/>
               </w:rPr>
-              <w:t xml:space="preserve">2.45</w:t>
-            </w:r>
-          </w:p>
-        </w:tc>
-        <w:tc>
-          <w:tcPr>
-            <w:tcW w:type="dxa" w:w="700"/>
+              <w:t xml:space="preserve">0.08</w:t>
+            </w:r>
+          </w:p>
+        </w:tc>
+        <w:tc>
+          <w:tcPr>
+            <w:tcW w:type="dxa" w:w="800"/>
             <w:tcBorders>
               <w:top w:val="single" w:color="9AA8A6" w:sz="4"/>
               <w:left w:val="single" w:color="9AA8A6" w:sz="4"/>
@@ -22381,13 +22789,13 @@
                 <w:sz w:val="17"/>
                 <w:szCs w:val="17"/>
               </w:rPr>
-              <w:t xml:space="preserve">0.01</w:t>
-            </w:r>
-          </w:p>
-        </w:tc>
-        <w:tc>
-          <w:tcPr>
-            <w:tcW w:type="dxa" w:w="700"/>
+              <w:t xml:space="preserve">0.07</w:t>
+            </w:r>
+          </w:p>
+        </w:tc>
+        <w:tc>
+          <w:tcPr>
+            <w:tcW w:type="dxa" w:w="800"/>
             <w:tcBorders>
               <w:top w:val="single" w:color="9AA8A6" w:sz="4"/>
               <w:left w:val="single" w:color="9AA8A6" w:sz="4"/>
@@ -22415,13 +22823,13 @@
                 <w:sz w:val="17"/>
                 <w:szCs w:val="17"/>
               </w:rPr>
-              <w:t xml:space="preserve">0.43</w:t>
-            </w:r>
-          </w:p>
-        </w:tc>
-        <w:tc>
-          <w:tcPr>
-            <w:tcW w:type="dxa" w:w="700"/>
+              <w:t xml:space="preserve">0.26</w:t>
+            </w:r>
+          </w:p>
+        </w:tc>
+        <w:tc>
+          <w:tcPr>
+            <w:tcW w:type="dxa" w:w="800"/>
             <w:tcBorders>
               <w:top w:val="single" w:color="9AA8A6" w:sz="4"/>
               <w:left w:val="single" w:color="9AA8A6" w:sz="4"/>
@@ -22449,13 +22857,13 @@
                 <w:sz w:val="17"/>
                 <w:szCs w:val="17"/>
               </w:rPr>
-              <w:t xml:space="preserve">0.52</w:t>
-            </w:r>
-          </w:p>
-        </w:tc>
-        <w:tc>
-          <w:tcPr>
-            <w:tcW w:type="dxa" w:w="700"/>
+              <w:t xml:space="preserve">0.95</w:t>
+            </w:r>
+          </w:p>
+        </w:tc>
+        <w:tc>
+          <w:tcPr>
+            <w:tcW w:type="dxa" w:w="800"/>
             <w:tcBorders>
               <w:top w:val="single" w:color="9AA8A6" w:sz="4"/>
               <w:left w:val="single" w:color="9AA8A6" w:sz="4"/>
@@ -22483,13 +22891,13 @@
                 <w:sz w:val="17"/>
                 <w:szCs w:val="17"/>
               </w:rPr>
-              <w:t xml:space="preserve">0.01</w:t>
-            </w:r>
-          </w:p>
-        </w:tc>
-        <w:tc>
-          <w:tcPr>
-            <w:tcW w:type="dxa" w:w="700"/>
+              <w:t xml:space="preserve">–</w:t>
+            </w:r>
+          </w:p>
+        </w:tc>
+        <w:tc>
+          <w:tcPr>
+            <w:tcW w:type="dxa" w:w="800"/>
             <w:tcBorders>
               <w:top w:val="single" w:color="9AA8A6" w:sz="4"/>
               <w:left w:val="single" w:color="9AA8A6" w:sz="4"/>
@@ -22517,13 +22925,13 @@
                 <w:sz w:val="17"/>
                 <w:szCs w:val="17"/>
               </w:rPr>
-              <w:t xml:space="preserve">–</w:t>
-            </w:r>
-          </w:p>
-        </w:tc>
-        <w:tc>
-          <w:tcPr>
-            <w:tcW w:type="dxa" w:w="700"/>
+              <w:t xml:space="preserve">0.03</w:t>
+            </w:r>
+          </w:p>
+        </w:tc>
+        <w:tc>
+          <w:tcPr>
+            <w:tcW w:type="dxa" w:w="800"/>
             <w:tcBorders>
               <w:top w:val="single" w:color="9AA8A6" w:sz="4"/>
               <w:left w:val="single" w:color="9AA8A6" w:sz="4"/>
@@ -22551,13 +22959,13 @@
                 <w:sz w:val="17"/>
                 <w:szCs w:val="17"/>
               </w:rPr>
-              <w:t xml:space="preserve">–</w:t>
-            </w:r>
-          </w:p>
-        </w:tc>
-        <w:tc>
-          <w:tcPr>
-            <w:tcW w:type="dxa" w:w="700"/>
+              <w:t xml:space="preserve">0.04</w:t>
+            </w:r>
+          </w:p>
+        </w:tc>
+        <w:tc>
+          <w:tcPr>
+            <w:tcW w:type="dxa" w:w="800"/>
             <w:tcBorders>
               <w:top w:val="single" w:color="9AA8A6" w:sz="4"/>
               <w:left w:val="single" w:color="9AA8A6" w:sz="4"/>
@@ -22585,31 +22993,34 @@
                 <w:sz w:val="17"/>
                 <w:szCs w:val="17"/>
               </w:rPr>
-              <w:t xml:space="preserve">0.09</w:t>
-            </w:r>
-          </w:p>
-        </w:tc>
-        <w:tc>
-          <w:tcPr>
-            <w:tcW w:type="dxa" w:w="800"/>
-            <w:tcBorders>
-              <w:top w:val="single" w:color="9AA8A6" w:sz="4"/>
-              <w:left w:val="single" w:color="9AA8A6" w:sz="4"/>
-              <w:bottom w:val="single" w:color="9AA8A6" w:sz="4"/>
-              <w:right w:val="single" w:color="9AA8A6" w:sz="4"/>
-            </w:tcBorders>
-            <w:tcMar>
-              <w:top w:type="dxa" w:w="40"/>
-              <w:left w:type="dxa" w:w="80"/>
-              <w:bottom w:type="dxa" w:w="40"/>
-              <w:right w:type="dxa" w:w="80"/>
-            </w:tcMar>
-            <w:vAlign w:val="center"/>
-          </w:tcPr>
-          <w:p>
-            <w:pPr>
-              <w:spacing w:after="0" w:before="0" w:line="240"/>
-              <w:jc w:val="right"/>
+              <w:t xml:space="preserve">1.43</w:t>
+            </w:r>
+          </w:p>
+        </w:tc>
+      </w:tr>
+      <w:tr>
+        <w:tc>
+          <w:tcPr>
+            <w:tcW w:type="dxa" w:w="1900"/>
+            <w:tcBorders>
+              <w:top w:val="single" w:color="9AA8A6" w:sz="4"/>
+              <w:left w:val="single" w:color="9AA8A6" w:sz="4"/>
+              <w:bottom w:val="single" w:color="9AA8A6" w:sz="4"/>
+              <w:right w:val="single" w:color="9AA8A6" w:sz="4"/>
+            </w:tcBorders>
+            <w:shd w:fill="E8F3F1" w:color="auto" w:val="clear"/>
+            <w:tcMar>
+              <w:top w:type="dxa" w:w="40"/>
+              <w:left w:type="dxa" w:w="80"/>
+              <w:bottom w:type="dxa" w:w="40"/>
+              <w:right w:type="dxa" w:w="80"/>
+            </w:tcMar>
+            <w:vAlign w:val="center"/>
+          </w:tcPr>
+          <w:p>
+            <w:pPr>
+              <w:spacing w:after="0" w:before="0" w:line="240"/>
+              <w:jc w:val="center"/>
             </w:pPr>
             <w:r>
               <w:rPr>
@@ -22619,7 +23030,279 @@
                 <w:sz w:val="17"/>
                 <w:szCs w:val="17"/>
               </w:rPr>
-              <w:t xml:space="preserve">3.50</w:t>
+              <w:t xml:space="preserve">농림축산식품부</w:t>
+            </w:r>
+          </w:p>
+        </w:tc>
+        <w:tc>
+          <w:tcPr>
+            <w:tcW w:type="dxa" w:w="800"/>
+            <w:tcBorders>
+              <w:top w:val="single" w:color="9AA8A6" w:sz="4"/>
+              <w:left w:val="single" w:color="9AA8A6" w:sz="4"/>
+              <w:bottom w:val="single" w:color="9AA8A6" w:sz="4"/>
+              <w:right w:val="single" w:color="9AA8A6" w:sz="4"/>
+            </w:tcBorders>
+            <w:tcMar>
+              <w:top w:type="dxa" w:w="40"/>
+              <w:left w:type="dxa" w:w="80"/>
+              <w:bottom w:type="dxa" w:w="40"/>
+              <w:right w:type="dxa" w:w="80"/>
+            </w:tcMar>
+            <w:vAlign w:val="center"/>
+          </w:tcPr>
+          <w:p>
+            <w:pPr>
+              <w:spacing w:after="0" w:before="0" w:line="240"/>
+              <w:jc w:val="right"/>
+            </w:pPr>
+            <w:r>
+              <w:rPr>
+                <w:rFonts w:ascii="KoPub돋움체" w:cs="KoPub돋움체" w:eastAsia="KoPub돋움체" w:hAnsi="KoPub돋움체"/>
+                <w:b w:val="false"/>
+                <w:bCs w:val="false"/>
+                <w:sz w:val="17"/>
+                <w:szCs w:val="17"/>
+              </w:rPr>
+              <w:t xml:space="preserve">0.10</w:t>
+            </w:r>
+          </w:p>
+        </w:tc>
+        <w:tc>
+          <w:tcPr>
+            <w:tcW w:type="dxa" w:w="800"/>
+            <w:tcBorders>
+              <w:top w:val="single" w:color="9AA8A6" w:sz="4"/>
+              <w:left w:val="single" w:color="9AA8A6" w:sz="4"/>
+              <w:bottom w:val="single" w:color="9AA8A6" w:sz="4"/>
+              <w:right w:val="single" w:color="9AA8A6" w:sz="4"/>
+            </w:tcBorders>
+            <w:tcMar>
+              <w:top w:type="dxa" w:w="40"/>
+              <w:left w:type="dxa" w:w="80"/>
+              <w:bottom w:type="dxa" w:w="40"/>
+              <w:right w:type="dxa" w:w="80"/>
+            </w:tcMar>
+            <w:vAlign w:val="center"/>
+          </w:tcPr>
+          <w:p>
+            <w:pPr>
+              <w:spacing w:after="0" w:before="0" w:line="240"/>
+              <w:jc w:val="right"/>
+            </w:pPr>
+            <w:r>
+              <w:rPr>
+                <w:rFonts w:ascii="KoPub돋움체" w:cs="KoPub돋움체" w:eastAsia="KoPub돋움체" w:hAnsi="KoPub돋움체"/>
+                <w:b w:val="false"/>
+                <w:bCs w:val="false"/>
+                <w:sz w:val="17"/>
+                <w:szCs w:val="17"/>
+              </w:rPr>
+              <w:t xml:space="preserve">0.03</w:t>
+            </w:r>
+          </w:p>
+        </w:tc>
+        <w:tc>
+          <w:tcPr>
+            <w:tcW w:type="dxa" w:w="800"/>
+            <w:tcBorders>
+              <w:top w:val="single" w:color="9AA8A6" w:sz="4"/>
+              <w:left w:val="single" w:color="9AA8A6" w:sz="4"/>
+              <w:bottom w:val="single" w:color="9AA8A6" w:sz="4"/>
+              <w:right w:val="single" w:color="9AA8A6" w:sz="4"/>
+            </w:tcBorders>
+            <w:tcMar>
+              <w:top w:type="dxa" w:w="40"/>
+              <w:left w:type="dxa" w:w="80"/>
+              <w:bottom w:type="dxa" w:w="40"/>
+              <w:right w:type="dxa" w:w="80"/>
+            </w:tcMar>
+            <w:vAlign w:val="center"/>
+          </w:tcPr>
+          <w:p>
+            <w:pPr>
+              <w:spacing w:after="0" w:before="0" w:line="240"/>
+              <w:jc w:val="right"/>
+            </w:pPr>
+            <w:r>
+              <w:rPr>
+                <w:rFonts w:ascii="KoPub돋움체" w:cs="KoPub돋움체" w:eastAsia="KoPub돋움체" w:hAnsi="KoPub돋움체"/>
+                <w:b w:val="false"/>
+                <w:bCs w:val="false"/>
+                <w:sz w:val="17"/>
+                <w:szCs w:val="17"/>
+              </w:rPr>
+              <w:t xml:space="preserve">0.66</w:t>
+            </w:r>
+          </w:p>
+        </w:tc>
+        <w:tc>
+          <w:tcPr>
+            <w:tcW w:type="dxa" w:w="800"/>
+            <w:tcBorders>
+              <w:top w:val="single" w:color="9AA8A6" w:sz="4"/>
+              <w:left w:val="single" w:color="9AA8A6" w:sz="4"/>
+              <w:bottom w:val="single" w:color="9AA8A6" w:sz="4"/>
+              <w:right w:val="single" w:color="9AA8A6" w:sz="4"/>
+            </w:tcBorders>
+            <w:tcMar>
+              <w:top w:type="dxa" w:w="40"/>
+              <w:left w:type="dxa" w:w="80"/>
+              <w:bottom w:type="dxa" w:w="40"/>
+              <w:right w:type="dxa" w:w="80"/>
+            </w:tcMar>
+            <w:vAlign w:val="center"/>
+          </w:tcPr>
+          <w:p>
+            <w:pPr>
+              <w:spacing w:after="0" w:before="0" w:line="240"/>
+              <w:jc w:val="right"/>
+            </w:pPr>
+            <w:r>
+              <w:rPr>
+                <w:rFonts w:ascii="KoPub돋움체" w:cs="KoPub돋움체" w:eastAsia="KoPub돋움체" w:hAnsi="KoPub돋움체"/>
+                <w:b w:val="false"/>
+                <w:bCs w:val="false"/>
+                <w:sz w:val="17"/>
+                <w:szCs w:val="17"/>
+              </w:rPr>
+              <w:t xml:space="preserve">0.30</w:t>
+            </w:r>
+          </w:p>
+        </w:tc>
+        <w:tc>
+          <w:tcPr>
+            <w:tcW w:type="dxa" w:w="800"/>
+            <w:tcBorders>
+              <w:top w:val="single" w:color="9AA8A6" w:sz="4"/>
+              <w:left w:val="single" w:color="9AA8A6" w:sz="4"/>
+              <w:bottom w:val="single" w:color="9AA8A6" w:sz="4"/>
+              <w:right w:val="single" w:color="9AA8A6" w:sz="4"/>
+            </w:tcBorders>
+            <w:tcMar>
+              <w:top w:type="dxa" w:w="40"/>
+              <w:left w:type="dxa" w:w="80"/>
+              <w:bottom w:type="dxa" w:w="40"/>
+              <w:right w:type="dxa" w:w="80"/>
+            </w:tcMar>
+            <w:vAlign w:val="center"/>
+          </w:tcPr>
+          <w:p>
+            <w:pPr>
+              <w:spacing w:after="0" w:before="0" w:line="240"/>
+              <w:jc w:val="right"/>
+            </w:pPr>
+            <w:r>
+              <w:rPr>
+                <w:rFonts w:ascii="KoPub돋움체" w:cs="KoPub돋움체" w:eastAsia="KoPub돋움체" w:hAnsi="KoPub돋움체"/>
+                <w:b w:val="false"/>
+                <w:bCs w:val="false"/>
+                <w:sz w:val="17"/>
+                <w:szCs w:val="17"/>
+              </w:rPr>
+              <w:t xml:space="preserve">0.09</w:t>
+            </w:r>
+          </w:p>
+        </w:tc>
+        <w:tc>
+          <w:tcPr>
+            <w:tcW w:type="dxa" w:w="800"/>
+            <w:tcBorders>
+              <w:top w:val="single" w:color="9AA8A6" w:sz="4"/>
+              <w:left w:val="single" w:color="9AA8A6" w:sz="4"/>
+              <w:bottom w:val="single" w:color="9AA8A6" w:sz="4"/>
+              <w:right w:val="single" w:color="9AA8A6" w:sz="4"/>
+            </w:tcBorders>
+            <w:tcMar>
+              <w:top w:type="dxa" w:w="40"/>
+              <w:left w:type="dxa" w:w="80"/>
+              <w:bottom w:type="dxa" w:w="40"/>
+              <w:right w:type="dxa" w:w="80"/>
+            </w:tcMar>
+            <w:vAlign w:val="center"/>
+          </w:tcPr>
+          <w:p>
+            <w:pPr>
+              <w:spacing w:after="0" w:before="0" w:line="240"/>
+              <w:jc w:val="right"/>
+            </w:pPr>
+            <w:r>
+              <w:rPr>
+                <w:rFonts w:ascii="KoPub돋움체" w:cs="KoPub돋움체" w:eastAsia="KoPub돋움체" w:hAnsi="KoPub돋움체"/>
+                <w:b w:val="false"/>
+                <w:bCs w:val="false"/>
+                <w:sz w:val="17"/>
+                <w:szCs w:val="17"/>
+              </w:rPr>
+              <w:t xml:space="preserve">–</w:t>
+            </w:r>
+          </w:p>
+        </w:tc>
+        <w:tc>
+          <w:tcPr>
+            <w:tcW w:type="dxa" w:w="800"/>
+            <w:tcBorders>
+              <w:top w:val="single" w:color="9AA8A6" w:sz="4"/>
+              <w:left w:val="single" w:color="9AA8A6" w:sz="4"/>
+              <w:bottom w:val="single" w:color="9AA8A6" w:sz="4"/>
+              <w:right w:val="single" w:color="9AA8A6" w:sz="4"/>
+            </w:tcBorders>
+            <w:tcMar>
+              <w:top w:type="dxa" w:w="40"/>
+              <w:left w:type="dxa" w:w="80"/>
+              <w:bottom w:type="dxa" w:w="40"/>
+              <w:right w:type="dxa" w:w="80"/>
+            </w:tcMar>
+            <w:vAlign w:val="center"/>
+          </w:tcPr>
+          <w:p>
+            <w:pPr>
+              <w:spacing w:after="0" w:before="0" w:line="240"/>
+              <w:jc w:val="right"/>
+            </w:pPr>
+            <w:r>
+              <w:rPr>
+                <w:rFonts w:ascii="KoPub돋움체" w:cs="KoPub돋움체" w:eastAsia="KoPub돋움체" w:hAnsi="KoPub돋움체"/>
+                <w:b w:val="false"/>
+                <w:bCs w:val="false"/>
+                <w:sz w:val="17"/>
+                <w:szCs w:val="17"/>
+              </w:rPr>
+              <w:t xml:space="preserve">0.01</w:t>
+            </w:r>
+          </w:p>
+        </w:tc>
+        <w:tc>
+          <w:tcPr>
+            <w:tcW w:type="dxa" w:w="800"/>
+            <w:tcBorders>
+              <w:top w:val="single" w:color="9AA8A6" w:sz="4"/>
+              <w:left w:val="single" w:color="9AA8A6" w:sz="4"/>
+              <w:bottom w:val="single" w:color="9AA8A6" w:sz="4"/>
+              <w:right w:val="single" w:color="9AA8A6" w:sz="4"/>
+            </w:tcBorders>
+            <w:tcMar>
+              <w:top w:type="dxa" w:w="40"/>
+              <w:left w:type="dxa" w:w="80"/>
+              <w:bottom w:type="dxa" w:w="40"/>
+              <w:right w:type="dxa" w:w="80"/>
+            </w:tcMar>
+            <w:vAlign w:val="center"/>
+          </w:tcPr>
+          <w:p>
+            <w:pPr>
+              <w:spacing w:after="0" w:before="0" w:line="240"/>
+              <w:jc w:val="right"/>
+            </w:pPr>
+            <w:r>
+              <w:rPr>
+                <w:rFonts w:ascii="KoPub돋움체" w:cs="KoPub돋움체" w:eastAsia="KoPub돋움체" w:hAnsi="KoPub돋움체"/>
+                <w:b w:val="false"/>
+                <w:bCs w:val="false"/>
+                <w:sz w:val="17"/>
+                <w:szCs w:val="17"/>
+              </w:rPr>
+              <w:t xml:space="preserve">1.19</w:t>
             </w:r>
           </w:p>
         </w:tc>
@@ -22656,13 +23339,13 @@
                 <w:sz w:val="17"/>
                 <w:szCs w:val="17"/>
               </w:rPr>
-              <w:t xml:space="preserve">고용노동부</w:t>
-            </w:r>
-          </w:p>
-        </w:tc>
-        <w:tc>
-          <w:tcPr>
-            <w:tcW w:type="dxa" w:w="700"/>
+              <w:t xml:space="preserve">과학기술정보통신부</w:t>
+            </w:r>
+          </w:p>
+        </w:tc>
+        <w:tc>
+          <w:tcPr>
+            <w:tcW w:type="dxa" w:w="800"/>
             <w:tcBorders>
               <w:top w:val="single" w:color="9AA8A6" w:sz="4"/>
               <w:left w:val="single" w:color="9AA8A6" w:sz="4"/>
@@ -22690,13 +23373,13 @@
                 <w:sz w:val="17"/>
                 <w:szCs w:val="17"/>
               </w:rPr>
-              <w:t xml:space="preserve">–</w:t>
-            </w:r>
-          </w:p>
-        </w:tc>
-        <w:tc>
-          <w:tcPr>
-            <w:tcW w:type="dxa" w:w="700"/>
+              <w:t xml:space="preserve">0.70</w:t>
+            </w:r>
+          </w:p>
+        </w:tc>
+        <w:tc>
+          <w:tcPr>
+            <w:tcW w:type="dxa" w:w="800"/>
             <w:tcBorders>
               <w:top w:val="single" w:color="9AA8A6" w:sz="4"/>
               <w:left w:val="single" w:color="9AA8A6" w:sz="4"/>
@@ -22724,13 +23407,13 @@
                 <w:sz w:val="17"/>
                 <w:szCs w:val="17"/>
               </w:rPr>
-              <w:t xml:space="preserve">0.03</w:t>
-            </w:r>
-          </w:p>
-        </w:tc>
-        <w:tc>
-          <w:tcPr>
-            <w:tcW w:type="dxa" w:w="700"/>
+              <w:t xml:space="preserve">0.04</w:t>
+            </w:r>
+          </w:p>
+        </w:tc>
+        <w:tc>
+          <w:tcPr>
+            <w:tcW w:type="dxa" w:w="800"/>
             <w:tcBorders>
               <w:top w:val="single" w:color="9AA8A6" w:sz="4"/>
               <w:left w:val="single" w:color="9AA8A6" w:sz="4"/>
@@ -22758,13 +23441,13 @@
                 <w:sz w:val="17"/>
                 <w:szCs w:val="17"/>
               </w:rPr>
-              <w:t xml:space="preserve">–</w:t>
-            </w:r>
-          </w:p>
-        </w:tc>
-        <w:tc>
-          <w:tcPr>
-            <w:tcW w:type="dxa" w:w="700"/>
+              <w:t xml:space="preserve">0.05</w:t>
+            </w:r>
+          </w:p>
+        </w:tc>
+        <w:tc>
+          <w:tcPr>
+            <w:tcW w:type="dxa" w:w="800"/>
             <w:tcBorders>
               <w:top w:val="single" w:color="9AA8A6" w:sz="4"/>
               <w:left w:val="single" w:color="9AA8A6" w:sz="4"/>
@@ -22792,13 +23475,13 @@
                 <w:sz w:val="17"/>
                 <w:szCs w:val="17"/>
               </w:rPr>
-              <w:t xml:space="preserve">0.56</w:t>
-            </w:r>
-          </w:p>
-        </w:tc>
-        <w:tc>
-          <w:tcPr>
-            <w:tcW w:type="dxa" w:w="700"/>
+              <w:t xml:space="preserve">0.01</w:t>
+            </w:r>
+          </w:p>
+        </w:tc>
+        <w:tc>
+          <w:tcPr>
+            <w:tcW w:type="dxa" w:w="800"/>
             <w:tcBorders>
               <w:top w:val="single" w:color="9AA8A6" w:sz="4"/>
               <w:left w:val="single" w:color="9AA8A6" w:sz="4"/>
@@ -22832,7 +23515,7 @@
         </w:tc>
         <w:tc>
           <w:tcPr>
-            <w:tcW w:type="dxa" w:w="700"/>
+            <w:tcW w:type="dxa" w:w="800"/>
             <w:tcBorders>
               <w:top w:val="single" w:color="9AA8A6" w:sz="4"/>
               <w:left w:val="single" w:color="9AA8A6" w:sz="4"/>
@@ -22860,74 +23543,6 @@
                 <w:sz w:val="17"/>
                 <w:szCs w:val="17"/>
               </w:rPr>
-              <w:t xml:space="preserve">–</w:t>
-            </w:r>
-          </w:p>
-        </w:tc>
-        <w:tc>
-          <w:tcPr>
-            <w:tcW w:type="dxa" w:w="700"/>
-            <w:tcBorders>
-              <w:top w:val="single" w:color="9AA8A6" w:sz="4"/>
-              <w:left w:val="single" w:color="9AA8A6" w:sz="4"/>
-              <w:bottom w:val="single" w:color="9AA8A6" w:sz="4"/>
-              <w:right w:val="single" w:color="9AA8A6" w:sz="4"/>
-            </w:tcBorders>
-            <w:tcMar>
-              <w:top w:type="dxa" w:w="40"/>
-              <w:left w:type="dxa" w:w="80"/>
-              <w:bottom w:type="dxa" w:w="40"/>
-              <w:right w:type="dxa" w:w="80"/>
-            </w:tcMar>
-            <w:vAlign w:val="center"/>
-          </w:tcPr>
-          <w:p>
-            <w:pPr>
-              <w:spacing w:after="0" w:before="0" w:line="240"/>
-              <w:jc w:val="right"/>
-            </w:pPr>
-            <w:r>
-              <w:rPr>
-                <w:rFonts w:ascii="KoPub돋움체" w:cs="KoPub돋움체" w:eastAsia="KoPub돋움체" w:hAnsi="KoPub돋움체"/>
-                <w:b w:val="false"/>
-                <w:bCs w:val="false"/>
-                <w:sz w:val="17"/>
-                <w:szCs w:val="17"/>
-              </w:rPr>
-              <w:t xml:space="preserve">2.76</w:t>
-            </w:r>
-          </w:p>
-        </w:tc>
-        <w:tc>
-          <w:tcPr>
-            <w:tcW w:type="dxa" w:w="700"/>
-            <w:tcBorders>
-              <w:top w:val="single" w:color="9AA8A6" w:sz="4"/>
-              <w:left w:val="single" w:color="9AA8A6" w:sz="4"/>
-              <w:bottom w:val="single" w:color="9AA8A6" w:sz="4"/>
-              <w:right w:val="single" w:color="9AA8A6" w:sz="4"/>
-            </w:tcBorders>
-            <w:tcMar>
-              <w:top w:type="dxa" w:w="40"/>
-              <w:left w:type="dxa" w:w="80"/>
-              <w:bottom w:type="dxa" w:w="40"/>
-              <w:right w:type="dxa" w:w="80"/>
-            </w:tcMar>
-            <w:vAlign w:val="center"/>
-          </w:tcPr>
-          <w:p>
-            <w:pPr>
-              <w:spacing w:after="0" w:before="0" w:line="240"/>
-              <w:jc w:val="right"/>
-            </w:pPr>
-            <w:r>
-              <w:rPr>
-                <w:rFonts w:ascii="KoPub돋움체" w:cs="KoPub돋움체" w:eastAsia="KoPub돋움체" w:hAnsi="KoPub돋움체"/>
-                <w:b w:val="false"/>
-                <w:bCs w:val="false"/>
-                <w:sz w:val="17"/>
-                <w:szCs w:val="17"/>
-              </w:rPr>
               <w:t xml:space="preserve">0.04</w:t>
             </w:r>
           </w:p>
@@ -22935,1344 +23550,6 @@
         <w:tc>
           <w:tcPr>
             <w:tcW w:type="dxa" w:w="800"/>
-            <w:tcBorders>
-              <w:top w:val="single" w:color="9AA8A6" w:sz="4"/>
-              <w:left w:val="single" w:color="9AA8A6" w:sz="4"/>
-              <w:bottom w:val="single" w:color="9AA8A6" w:sz="4"/>
-              <w:right w:val="single" w:color="9AA8A6" w:sz="4"/>
-            </w:tcBorders>
-            <w:tcMar>
-              <w:top w:type="dxa" w:w="40"/>
-              <w:left w:type="dxa" w:w="80"/>
-              <w:bottom w:type="dxa" w:w="40"/>
-              <w:right w:type="dxa" w:w="80"/>
-            </w:tcMar>
-            <w:vAlign w:val="center"/>
-          </w:tcPr>
-          <w:p>
-            <w:pPr>
-              <w:spacing w:after="0" w:before="0" w:line="240"/>
-              <w:jc w:val="right"/>
-            </w:pPr>
-            <w:r>
-              <w:rPr>
-                <w:rFonts w:ascii="KoPub돋움체" w:cs="KoPub돋움체" w:eastAsia="KoPub돋움체" w:hAnsi="KoPub돋움체"/>
-                <w:b w:val="false"/>
-                <w:bCs w:val="false"/>
-                <w:sz w:val="17"/>
-                <w:szCs w:val="17"/>
-              </w:rPr>
-              <w:t xml:space="preserve">3.39</w:t>
-            </w:r>
-          </w:p>
-        </w:tc>
-      </w:tr>
-      <w:tr>
-        <w:tc>
-          <w:tcPr>
-            <w:tcW w:type="dxa" w:w="1900"/>
-            <w:tcBorders>
-              <w:top w:val="single" w:color="9AA8A6" w:sz="4"/>
-              <w:left w:val="single" w:color="9AA8A6" w:sz="4"/>
-              <w:bottom w:val="single" w:color="9AA8A6" w:sz="4"/>
-              <w:right w:val="single" w:color="9AA8A6" w:sz="4"/>
-            </w:tcBorders>
-            <w:shd w:fill="E8F3F1" w:color="auto" w:val="clear"/>
-            <w:tcMar>
-              <w:top w:type="dxa" w:w="40"/>
-              <w:left w:type="dxa" w:w="80"/>
-              <w:bottom w:type="dxa" w:w="40"/>
-              <w:right w:type="dxa" w:w="80"/>
-            </w:tcMar>
-            <w:vAlign w:val="center"/>
-          </w:tcPr>
-          <w:p>
-            <w:pPr>
-              <w:spacing w:after="0" w:before="0" w:line="240"/>
-              <w:jc w:val="center"/>
-            </w:pPr>
-            <w:r>
-              <w:rPr>
-                <w:rFonts w:ascii="KoPub돋움체" w:cs="KoPub돋움체" w:eastAsia="KoPub돋움체" w:hAnsi="KoPub돋움체"/>
-                <w:b w:val="false"/>
-                <w:bCs w:val="false"/>
-                <w:sz w:val="17"/>
-                <w:szCs w:val="17"/>
-              </w:rPr>
-              <w:t xml:space="preserve">기후에너지환경부</w:t>
-            </w:r>
-          </w:p>
-        </w:tc>
-        <w:tc>
-          <w:tcPr>
-            <w:tcW w:type="dxa" w:w="700"/>
-            <w:tcBorders>
-              <w:top w:val="single" w:color="9AA8A6" w:sz="4"/>
-              <w:left w:val="single" w:color="9AA8A6" w:sz="4"/>
-              <w:bottom w:val="single" w:color="9AA8A6" w:sz="4"/>
-              <w:right w:val="single" w:color="9AA8A6" w:sz="4"/>
-            </w:tcBorders>
-            <w:tcMar>
-              <w:top w:type="dxa" w:w="40"/>
-              <w:left w:type="dxa" w:w="80"/>
-              <w:bottom w:type="dxa" w:w="40"/>
-              <w:right w:type="dxa" w:w="80"/>
-            </w:tcMar>
-            <w:vAlign w:val="center"/>
-          </w:tcPr>
-          <w:p>
-            <w:pPr>
-              <w:spacing w:after="0" w:before="0" w:line="240"/>
-              <w:jc w:val="right"/>
-            </w:pPr>
-            <w:r>
-              <w:rPr>
-                <w:rFonts w:ascii="KoPub돋움체" w:cs="KoPub돋움체" w:eastAsia="KoPub돋움체" w:hAnsi="KoPub돋움체"/>
-                <w:b w:val="false"/>
-                <w:bCs w:val="false"/>
-                <w:sz w:val="17"/>
-                <w:szCs w:val="17"/>
-              </w:rPr>
-              <w:t xml:space="preserve">0.62</w:t>
-            </w:r>
-          </w:p>
-        </w:tc>
-        <w:tc>
-          <w:tcPr>
-            <w:tcW w:type="dxa" w:w="700"/>
-            <w:tcBorders>
-              <w:top w:val="single" w:color="9AA8A6" w:sz="4"/>
-              <w:left w:val="single" w:color="9AA8A6" w:sz="4"/>
-              <w:bottom w:val="single" w:color="9AA8A6" w:sz="4"/>
-              <w:right w:val="single" w:color="9AA8A6" w:sz="4"/>
-            </w:tcBorders>
-            <w:tcMar>
-              <w:top w:type="dxa" w:w="40"/>
-              <w:left w:type="dxa" w:w="80"/>
-              <w:bottom w:type="dxa" w:w="40"/>
-              <w:right w:type="dxa" w:w="80"/>
-            </w:tcMar>
-            <w:vAlign w:val="center"/>
-          </w:tcPr>
-          <w:p>
-            <w:pPr>
-              <w:spacing w:after="0" w:before="0" w:line="240"/>
-              <w:jc w:val="right"/>
-            </w:pPr>
-            <w:r>
-              <w:rPr>
-                <w:rFonts w:ascii="KoPub돋움체" w:cs="KoPub돋움체" w:eastAsia="KoPub돋움체" w:hAnsi="KoPub돋움체"/>
-                <w:b w:val="false"/>
-                <w:bCs w:val="false"/>
-                <w:sz w:val="17"/>
-                <w:szCs w:val="17"/>
-              </w:rPr>
-              <w:t xml:space="preserve">0.03</w:t>
-            </w:r>
-          </w:p>
-        </w:tc>
-        <w:tc>
-          <w:tcPr>
-            <w:tcW w:type="dxa" w:w="700"/>
-            <w:tcBorders>
-              <w:top w:val="single" w:color="9AA8A6" w:sz="4"/>
-              <w:left w:val="single" w:color="9AA8A6" w:sz="4"/>
-              <w:bottom w:val="single" w:color="9AA8A6" w:sz="4"/>
-              <w:right w:val="single" w:color="9AA8A6" w:sz="4"/>
-            </w:tcBorders>
-            <w:tcMar>
-              <w:top w:type="dxa" w:w="40"/>
-              <w:left w:type="dxa" w:w="80"/>
-              <w:bottom w:type="dxa" w:w="40"/>
-              <w:right w:type="dxa" w:w="80"/>
-            </w:tcMar>
-            <w:vAlign w:val="center"/>
-          </w:tcPr>
-          <w:p>
-            <w:pPr>
-              <w:spacing w:after="0" w:before="0" w:line="240"/>
-              <w:jc w:val="right"/>
-            </w:pPr>
-            <w:r>
-              <w:rPr>
-                <w:rFonts w:ascii="KoPub돋움체" w:cs="KoPub돋움체" w:eastAsia="KoPub돋움체" w:hAnsi="KoPub돋움체"/>
-                <w:b w:val="false"/>
-                <w:bCs w:val="false"/>
-                <w:sz w:val="17"/>
-                <w:szCs w:val="17"/>
-              </w:rPr>
-              <w:t xml:space="preserve">0.11</w:t>
-            </w:r>
-          </w:p>
-        </w:tc>
-        <w:tc>
-          <w:tcPr>
-            <w:tcW w:type="dxa" w:w="700"/>
-            <w:tcBorders>
-              <w:top w:val="single" w:color="9AA8A6" w:sz="4"/>
-              <w:left w:val="single" w:color="9AA8A6" w:sz="4"/>
-              <w:bottom w:val="single" w:color="9AA8A6" w:sz="4"/>
-              <w:right w:val="single" w:color="9AA8A6" w:sz="4"/>
-            </w:tcBorders>
-            <w:tcMar>
-              <w:top w:type="dxa" w:w="40"/>
-              <w:left w:type="dxa" w:w="80"/>
-              <w:bottom w:type="dxa" w:w="40"/>
-              <w:right w:type="dxa" w:w="80"/>
-            </w:tcMar>
-            <w:vAlign w:val="center"/>
-          </w:tcPr>
-          <w:p>
-            <w:pPr>
-              <w:spacing w:after="0" w:before="0" w:line="240"/>
-              <w:jc w:val="right"/>
-            </w:pPr>
-            <w:r>
-              <w:rPr>
-                <w:rFonts w:ascii="KoPub돋움체" w:cs="KoPub돋움체" w:eastAsia="KoPub돋움체" w:hAnsi="KoPub돋움체"/>
-                <w:b w:val="false"/>
-                <w:bCs w:val="false"/>
-                <w:sz w:val="17"/>
-                <w:szCs w:val="17"/>
-              </w:rPr>
-              <w:t xml:space="preserve">0.31</w:t>
-            </w:r>
-          </w:p>
-        </w:tc>
-        <w:tc>
-          <w:tcPr>
-            <w:tcW w:type="dxa" w:w="700"/>
-            <w:tcBorders>
-              <w:top w:val="single" w:color="9AA8A6" w:sz="4"/>
-              <w:left w:val="single" w:color="9AA8A6" w:sz="4"/>
-              <w:bottom w:val="single" w:color="9AA8A6" w:sz="4"/>
-              <w:right w:val="single" w:color="9AA8A6" w:sz="4"/>
-            </w:tcBorders>
-            <w:tcMar>
-              <w:top w:type="dxa" w:w="40"/>
-              <w:left w:type="dxa" w:w="80"/>
-              <w:bottom w:type="dxa" w:w="40"/>
-              <w:right w:type="dxa" w:w="80"/>
-            </w:tcMar>
-            <w:vAlign w:val="center"/>
-          </w:tcPr>
-          <w:p>
-            <w:pPr>
-              <w:spacing w:after="0" w:before="0" w:line="240"/>
-              <w:jc w:val="right"/>
-            </w:pPr>
-            <w:r>
-              <w:rPr>
-                <w:rFonts w:ascii="KoPub돋움체" w:cs="KoPub돋움체" w:eastAsia="KoPub돋움체" w:hAnsi="KoPub돋움체"/>
-                <w:b w:val="false"/>
-                <w:bCs w:val="false"/>
-                <w:sz w:val="17"/>
-                <w:szCs w:val="17"/>
-              </w:rPr>
-              <w:t xml:space="preserve">1.46</w:t>
-            </w:r>
-          </w:p>
-        </w:tc>
-        <w:tc>
-          <w:tcPr>
-            <w:tcW w:type="dxa" w:w="700"/>
-            <w:tcBorders>
-              <w:top w:val="single" w:color="9AA8A6" w:sz="4"/>
-              <w:left w:val="single" w:color="9AA8A6" w:sz="4"/>
-              <w:bottom w:val="single" w:color="9AA8A6" w:sz="4"/>
-              <w:right w:val="single" w:color="9AA8A6" w:sz="4"/>
-            </w:tcBorders>
-            <w:tcMar>
-              <w:top w:type="dxa" w:w="40"/>
-              <w:left w:type="dxa" w:w="80"/>
-              <w:bottom w:type="dxa" w:w="40"/>
-              <w:right w:type="dxa" w:w="80"/>
-            </w:tcMar>
-            <w:vAlign w:val="center"/>
-          </w:tcPr>
-          <w:p>
-            <w:pPr>
-              <w:spacing w:after="0" w:before="0" w:line="240"/>
-              <w:jc w:val="right"/>
-            </w:pPr>
-            <w:r>
-              <w:rPr>
-                <w:rFonts w:ascii="KoPub돋움체" w:cs="KoPub돋움체" w:eastAsia="KoPub돋움체" w:hAnsi="KoPub돋움체"/>
-                <w:b w:val="false"/>
-                <w:bCs w:val="false"/>
-                <w:sz w:val="17"/>
-                <w:szCs w:val="17"/>
-              </w:rPr>
-              <w:t xml:space="preserve">0.01</w:t>
-            </w:r>
-          </w:p>
-        </w:tc>
-        <w:tc>
-          <w:tcPr>
-            <w:tcW w:type="dxa" w:w="700"/>
-            <w:tcBorders>
-              <w:top w:val="single" w:color="9AA8A6" w:sz="4"/>
-              <w:left w:val="single" w:color="9AA8A6" w:sz="4"/>
-              <w:bottom w:val="single" w:color="9AA8A6" w:sz="4"/>
-              <w:right w:val="single" w:color="9AA8A6" w:sz="4"/>
-            </w:tcBorders>
-            <w:tcMar>
-              <w:top w:type="dxa" w:w="40"/>
-              <w:left w:type="dxa" w:w="80"/>
-              <w:bottom w:type="dxa" w:w="40"/>
-              <w:right w:type="dxa" w:w="80"/>
-            </w:tcMar>
-            <w:vAlign w:val="center"/>
-          </w:tcPr>
-          <w:p>
-            <w:pPr>
-              <w:spacing w:after="0" w:before="0" w:line="240"/>
-              <w:jc w:val="right"/>
-            </w:pPr>
-            <w:r>
-              <w:rPr>
-                <w:rFonts w:ascii="KoPub돋움체" w:cs="KoPub돋움체" w:eastAsia="KoPub돋움체" w:hAnsi="KoPub돋움체"/>
-                <w:b w:val="false"/>
-                <w:bCs w:val="false"/>
-                <w:sz w:val="17"/>
-                <w:szCs w:val="17"/>
-              </w:rPr>
-              <w:t xml:space="preserve">–</w:t>
-            </w:r>
-          </w:p>
-        </w:tc>
-        <w:tc>
-          <w:tcPr>
-            <w:tcW w:type="dxa" w:w="700"/>
-            <w:tcBorders>
-              <w:top w:val="single" w:color="9AA8A6" w:sz="4"/>
-              <w:left w:val="single" w:color="9AA8A6" w:sz="4"/>
-              <w:bottom w:val="single" w:color="9AA8A6" w:sz="4"/>
-              <w:right w:val="single" w:color="9AA8A6" w:sz="4"/>
-            </w:tcBorders>
-            <w:tcMar>
-              <w:top w:type="dxa" w:w="40"/>
-              <w:left w:type="dxa" w:w="80"/>
-              <w:bottom w:type="dxa" w:w="40"/>
-              <w:right w:type="dxa" w:w="80"/>
-            </w:tcMar>
-            <w:vAlign w:val="center"/>
-          </w:tcPr>
-          <w:p>
-            <w:pPr>
-              <w:spacing w:after="0" w:before="0" w:line="240"/>
-              <w:jc w:val="right"/>
-            </w:pPr>
-            <w:r>
-              <w:rPr>
-                <w:rFonts w:ascii="KoPub돋움체" w:cs="KoPub돋움체" w:eastAsia="KoPub돋움체" w:hAnsi="KoPub돋움체"/>
-                <w:b w:val="false"/>
-                <w:bCs w:val="false"/>
-                <w:sz w:val="17"/>
-                <w:szCs w:val="17"/>
-              </w:rPr>
-              <w:t xml:space="preserve">0.05</w:t>
-            </w:r>
-          </w:p>
-        </w:tc>
-        <w:tc>
-          <w:tcPr>
-            <w:tcW w:type="dxa" w:w="800"/>
-            <w:tcBorders>
-              <w:top w:val="single" w:color="9AA8A6" w:sz="4"/>
-              <w:left w:val="single" w:color="9AA8A6" w:sz="4"/>
-              <w:bottom w:val="single" w:color="9AA8A6" w:sz="4"/>
-              <w:right w:val="single" w:color="9AA8A6" w:sz="4"/>
-            </w:tcBorders>
-            <w:tcMar>
-              <w:top w:type="dxa" w:w="40"/>
-              <w:left w:type="dxa" w:w="80"/>
-              <w:bottom w:type="dxa" w:w="40"/>
-              <w:right w:type="dxa" w:w="80"/>
-            </w:tcMar>
-            <w:vAlign w:val="center"/>
-          </w:tcPr>
-          <w:p>
-            <w:pPr>
-              <w:spacing w:after="0" w:before="0" w:line="240"/>
-              <w:jc w:val="right"/>
-            </w:pPr>
-            <w:r>
-              <w:rPr>
-                <w:rFonts w:ascii="KoPub돋움체" w:cs="KoPub돋움체" w:eastAsia="KoPub돋움체" w:hAnsi="KoPub돋움체"/>
-                <w:b w:val="false"/>
-                <w:bCs w:val="false"/>
-                <w:sz w:val="17"/>
-                <w:szCs w:val="17"/>
-              </w:rPr>
-              <w:t xml:space="preserve">2.60</w:t>
-            </w:r>
-          </w:p>
-        </w:tc>
-      </w:tr>
-      <w:tr>
-        <w:tc>
-          <w:tcPr>
-            <w:tcW w:type="dxa" w:w="1900"/>
-            <w:tcBorders>
-              <w:top w:val="single" w:color="9AA8A6" w:sz="4"/>
-              <w:left w:val="single" w:color="9AA8A6" w:sz="4"/>
-              <w:bottom w:val="single" w:color="9AA8A6" w:sz="4"/>
-              <w:right w:val="single" w:color="9AA8A6" w:sz="4"/>
-            </w:tcBorders>
-            <w:shd w:fill="E8F3F1" w:color="auto" w:val="clear"/>
-            <w:tcMar>
-              <w:top w:type="dxa" w:w="40"/>
-              <w:left w:type="dxa" w:w="80"/>
-              <w:bottom w:type="dxa" w:w="40"/>
-              <w:right w:type="dxa" w:w="80"/>
-            </w:tcMar>
-            <w:vAlign w:val="center"/>
-          </w:tcPr>
-          <w:p>
-            <w:pPr>
-              <w:spacing w:after="0" w:before="0" w:line="240"/>
-              <w:jc w:val="center"/>
-            </w:pPr>
-            <w:r>
-              <w:rPr>
-                <w:rFonts w:ascii="KoPub돋움체" w:cs="KoPub돋움체" w:eastAsia="KoPub돋움체" w:hAnsi="KoPub돋움체"/>
-                <w:b w:val="false"/>
-                <w:bCs w:val="false"/>
-                <w:sz w:val="17"/>
-                <w:szCs w:val="17"/>
-              </w:rPr>
-              <w:t xml:space="preserve">문화체육관광부</w:t>
-            </w:r>
-          </w:p>
-        </w:tc>
-        <w:tc>
-          <w:tcPr>
-            <w:tcW w:type="dxa" w:w="700"/>
-            <w:tcBorders>
-              <w:top w:val="single" w:color="9AA8A6" w:sz="4"/>
-              <w:left w:val="single" w:color="9AA8A6" w:sz="4"/>
-              <w:bottom w:val="single" w:color="9AA8A6" w:sz="4"/>
-              <w:right w:val="single" w:color="9AA8A6" w:sz="4"/>
-            </w:tcBorders>
-            <w:tcMar>
-              <w:top w:type="dxa" w:w="40"/>
-              <w:left w:type="dxa" w:w="80"/>
-              <w:bottom w:type="dxa" w:w="40"/>
-              <w:right w:type="dxa" w:w="80"/>
-            </w:tcMar>
-            <w:vAlign w:val="center"/>
-          </w:tcPr>
-          <w:p>
-            <w:pPr>
-              <w:spacing w:after="0" w:before="0" w:line="240"/>
-              <w:jc w:val="right"/>
-            </w:pPr>
-            <w:r>
-              <w:rPr>
-                <w:rFonts w:ascii="KoPub돋움체" w:cs="KoPub돋움체" w:eastAsia="KoPub돋움체" w:hAnsi="KoPub돋움체"/>
-                <w:b w:val="false"/>
-                <w:bCs w:val="false"/>
-                <w:sz w:val="17"/>
-                <w:szCs w:val="17"/>
-              </w:rPr>
-              <w:t xml:space="preserve">0.08</w:t>
-            </w:r>
-          </w:p>
-        </w:tc>
-        <w:tc>
-          <w:tcPr>
-            <w:tcW w:type="dxa" w:w="700"/>
-            <w:tcBorders>
-              <w:top w:val="single" w:color="9AA8A6" w:sz="4"/>
-              <w:left w:val="single" w:color="9AA8A6" w:sz="4"/>
-              <w:bottom w:val="single" w:color="9AA8A6" w:sz="4"/>
-              <w:right w:val="single" w:color="9AA8A6" w:sz="4"/>
-            </w:tcBorders>
-            <w:tcMar>
-              <w:top w:type="dxa" w:w="40"/>
-              <w:left w:type="dxa" w:w="80"/>
-              <w:bottom w:type="dxa" w:w="40"/>
-              <w:right w:type="dxa" w:w="80"/>
-            </w:tcMar>
-            <w:vAlign w:val="center"/>
-          </w:tcPr>
-          <w:p>
-            <w:pPr>
-              <w:spacing w:after="0" w:before="0" w:line="240"/>
-              <w:jc w:val="right"/>
-            </w:pPr>
-            <w:r>
-              <w:rPr>
-                <w:rFonts w:ascii="KoPub돋움체" w:cs="KoPub돋움체" w:eastAsia="KoPub돋움체" w:hAnsi="KoPub돋움체"/>
-                <w:b w:val="false"/>
-                <w:bCs w:val="false"/>
-                <w:sz w:val="17"/>
-                <w:szCs w:val="17"/>
-              </w:rPr>
-              <w:t xml:space="preserve">0.07</w:t>
-            </w:r>
-          </w:p>
-        </w:tc>
-        <w:tc>
-          <w:tcPr>
-            <w:tcW w:type="dxa" w:w="700"/>
-            <w:tcBorders>
-              <w:top w:val="single" w:color="9AA8A6" w:sz="4"/>
-              <w:left w:val="single" w:color="9AA8A6" w:sz="4"/>
-              <w:bottom w:val="single" w:color="9AA8A6" w:sz="4"/>
-              <w:right w:val="single" w:color="9AA8A6" w:sz="4"/>
-            </w:tcBorders>
-            <w:tcMar>
-              <w:top w:type="dxa" w:w="40"/>
-              <w:left w:type="dxa" w:w="80"/>
-              <w:bottom w:type="dxa" w:w="40"/>
-              <w:right w:type="dxa" w:w="80"/>
-            </w:tcMar>
-            <w:vAlign w:val="center"/>
-          </w:tcPr>
-          <w:p>
-            <w:pPr>
-              <w:spacing w:after="0" w:before="0" w:line="240"/>
-              <w:jc w:val="right"/>
-            </w:pPr>
-            <w:r>
-              <w:rPr>
-                <w:rFonts w:ascii="KoPub돋움체" w:cs="KoPub돋움체" w:eastAsia="KoPub돋움체" w:hAnsi="KoPub돋움체"/>
-                <w:b w:val="false"/>
-                <w:bCs w:val="false"/>
-                <w:sz w:val="17"/>
-                <w:szCs w:val="17"/>
-              </w:rPr>
-              <w:t xml:space="preserve">0.26</w:t>
-            </w:r>
-          </w:p>
-        </w:tc>
-        <w:tc>
-          <w:tcPr>
-            <w:tcW w:type="dxa" w:w="700"/>
-            <w:tcBorders>
-              <w:top w:val="single" w:color="9AA8A6" w:sz="4"/>
-              <w:left w:val="single" w:color="9AA8A6" w:sz="4"/>
-              <w:bottom w:val="single" w:color="9AA8A6" w:sz="4"/>
-              <w:right w:val="single" w:color="9AA8A6" w:sz="4"/>
-            </w:tcBorders>
-            <w:tcMar>
-              <w:top w:type="dxa" w:w="40"/>
-              <w:left w:type="dxa" w:w="80"/>
-              <w:bottom w:type="dxa" w:w="40"/>
-              <w:right w:type="dxa" w:w="80"/>
-            </w:tcMar>
-            <w:vAlign w:val="center"/>
-          </w:tcPr>
-          <w:p>
-            <w:pPr>
-              <w:spacing w:after="0" w:before="0" w:line="240"/>
-              <w:jc w:val="right"/>
-            </w:pPr>
-            <w:r>
-              <w:rPr>
-                <w:rFonts w:ascii="KoPub돋움체" w:cs="KoPub돋움체" w:eastAsia="KoPub돋움체" w:hAnsi="KoPub돋움체"/>
-                <w:b w:val="false"/>
-                <w:bCs w:val="false"/>
-                <w:sz w:val="17"/>
-                <w:szCs w:val="17"/>
-              </w:rPr>
-              <w:t xml:space="preserve">0.95</w:t>
-            </w:r>
-          </w:p>
-        </w:tc>
-        <w:tc>
-          <w:tcPr>
-            <w:tcW w:type="dxa" w:w="700"/>
-            <w:tcBorders>
-              <w:top w:val="single" w:color="9AA8A6" w:sz="4"/>
-              <w:left w:val="single" w:color="9AA8A6" w:sz="4"/>
-              <w:bottom w:val="single" w:color="9AA8A6" w:sz="4"/>
-              <w:right w:val="single" w:color="9AA8A6" w:sz="4"/>
-            </w:tcBorders>
-            <w:tcMar>
-              <w:top w:type="dxa" w:w="40"/>
-              <w:left w:type="dxa" w:w="80"/>
-              <w:bottom w:type="dxa" w:w="40"/>
-              <w:right w:type="dxa" w:w="80"/>
-            </w:tcMar>
-            <w:vAlign w:val="center"/>
-          </w:tcPr>
-          <w:p>
-            <w:pPr>
-              <w:spacing w:after="0" w:before="0" w:line="240"/>
-              <w:jc w:val="right"/>
-            </w:pPr>
-            <w:r>
-              <w:rPr>
-                <w:rFonts w:ascii="KoPub돋움체" w:cs="KoPub돋움체" w:eastAsia="KoPub돋움체" w:hAnsi="KoPub돋움체"/>
-                <w:b w:val="false"/>
-                <w:bCs w:val="false"/>
-                <w:sz w:val="17"/>
-                <w:szCs w:val="17"/>
-              </w:rPr>
-              <w:t xml:space="preserve">–</w:t>
-            </w:r>
-          </w:p>
-        </w:tc>
-        <w:tc>
-          <w:tcPr>
-            <w:tcW w:type="dxa" w:w="700"/>
-            <w:tcBorders>
-              <w:top w:val="single" w:color="9AA8A6" w:sz="4"/>
-              <w:left w:val="single" w:color="9AA8A6" w:sz="4"/>
-              <w:bottom w:val="single" w:color="9AA8A6" w:sz="4"/>
-              <w:right w:val="single" w:color="9AA8A6" w:sz="4"/>
-            </w:tcBorders>
-            <w:tcMar>
-              <w:top w:type="dxa" w:w="40"/>
-              <w:left w:type="dxa" w:w="80"/>
-              <w:bottom w:type="dxa" w:w="40"/>
-              <w:right w:type="dxa" w:w="80"/>
-            </w:tcMar>
-            <w:vAlign w:val="center"/>
-          </w:tcPr>
-          <w:p>
-            <w:pPr>
-              <w:spacing w:after="0" w:before="0" w:line="240"/>
-              <w:jc w:val="right"/>
-            </w:pPr>
-            <w:r>
-              <w:rPr>
-                <w:rFonts w:ascii="KoPub돋움체" w:cs="KoPub돋움체" w:eastAsia="KoPub돋움체" w:hAnsi="KoPub돋움체"/>
-                <w:b w:val="false"/>
-                <w:bCs w:val="false"/>
-                <w:sz w:val="17"/>
-                <w:szCs w:val="17"/>
-              </w:rPr>
-              <w:t xml:space="preserve">0.03</w:t>
-            </w:r>
-          </w:p>
-        </w:tc>
-        <w:tc>
-          <w:tcPr>
-            <w:tcW w:type="dxa" w:w="700"/>
-            <w:tcBorders>
-              <w:top w:val="single" w:color="9AA8A6" w:sz="4"/>
-              <w:left w:val="single" w:color="9AA8A6" w:sz="4"/>
-              <w:bottom w:val="single" w:color="9AA8A6" w:sz="4"/>
-              <w:right w:val="single" w:color="9AA8A6" w:sz="4"/>
-            </w:tcBorders>
-            <w:tcMar>
-              <w:top w:type="dxa" w:w="40"/>
-              <w:left w:type="dxa" w:w="80"/>
-              <w:bottom w:type="dxa" w:w="40"/>
-              <w:right w:type="dxa" w:w="80"/>
-            </w:tcMar>
-            <w:vAlign w:val="center"/>
-          </w:tcPr>
-          <w:p>
-            <w:pPr>
-              <w:spacing w:after="0" w:before="0" w:line="240"/>
-              <w:jc w:val="right"/>
-            </w:pPr>
-            <w:r>
-              <w:rPr>
-                <w:rFonts w:ascii="KoPub돋움체" w:cs="KoPub돋움체" w:eastAsia="KoPub돋움체" w:hAnsi="KoPub돋움체"/>
-                <w:b w:val="false"/>
-                <w:bCs w:val="false"/>
-                <w:sz w:val="17"/>
-                <w:szCs w:val="17"/>
-              </w:rPr>
-              <w:t xml:space="preserve">–</w:t>
-            </w:r>
-          </w:p>
-        </w:tc>
-        <w:tc>
-          <w:tcPr>
-            <w:tcW w:type="dxa" w:w="700"/>
-            <w:tcBorders>
-              <w:top w:val="single" w:color="9AA8A6" w:sz="4"/>
-              <w:left w:val="single" w:color="9AA8A6" w:sz="4"/>
-              <w:bottom w:val="single" w:color="9AA8A6" w:sz="4"/>
-              <w:right w:val="single" w:color="9AA8A6" w:sz="4"/>
-            </w:tcBorders>
-            <w:tcMar>
-              <w:top w:type="dxa" w:w="40"/>
-              <w:left w:type="dxa" w:w="80"/>
-              <w:bottom w:type="dxa" w:w="40"/>
-              <w:right w:type="dxa" w:w="80"/>
-            </w:tcMar>
-            <w:vAlign w:val="center"/>
-          </w:tcPr>
-          <w:p>
-            <w:pPr>
-              <w:spacing w:after="0" w:before="0" w:line="240"/>
-              <w:jc w:val="right"/>
-            </w:pPr>
-            <w:r>
-              <w:rPr>
-                <w:rFonts w:ascii="KoPub돋움체" w:cs="KoPub돋움체" w:eastAsia="KoPub돋움체" w:hAnsi="KoPub돋움체"/>
-                <w:b w:val="false"/>
-                <w:bCs w:val="false"/>
-                <w:sz w:val="17"/>
-                <w:szCs w:val="17"/>
-              </w:rPr>
-              <w:t xml:space="preserve">0.04</w:t>
-            </w:r>
-          </w:p>
-        </w:tc>
-        <w:tc>
-          <w:tcPr>
-            <w:tcW w:type="dxa" w:w="800"/>
-            <w:tcBorders>
-              <w:top w:val="single" w:color="9AA8A6" w:sz="4"/>
-              <w:left w:val="single" w:color="9AA8A6" w:sz="4"/>
-              <w:bottom w:val="single" w:color="9AA8A6" w:sz="4"/>
-              <w:right w:val="single" w:color="9AA8A6" w:sz="4"/>
-            </w:tcBorders>
-            <w:tcMar>
-              <w:top w:type="dxa" w:w="40"/>
-              <w:left w:type="dxa" w:w="80"/>
-              <w:bottom w:type="dxa" w:w="40"/>
-              <w:right w:type="dxa" w:w="80"/>
-            </w:tcMar>
-            <w:vAlign w:val="center"/>
-          </w:tcPr>
-          <w:p>
-            <w:pPr>
-              <w:spacing w:after="0" w:before="0" w:line="240"/>
-              <w:jc w:val="right"/>
-            </w:pPr>
-            <w:r>
-              <w:rPr>
-                <w:rFonts w:ascii="KoPub돋움체" w:cs="KoPub돋움체" w:eastAsia="KoPub돋움체" w:hAnsi="KoPub돋움체"/>
-                <w:b w:val="false"/>
-                <w:bCs w:val="false"/>
-                <w:sz w:val="17"/>
-                <w:szCs w:val="17"/>
-              </w:rPr>
-              <w:t xml:space="preserve">1.43</w:t>
-            </w:r>
-          </w:p>
-        </w:tc>
-      </w:tr>
-      <w:tr>
-        <w:tc>
-          <w:tcPr>
-            <w:tcW w:type="dxa" w:w="1900"/>
-            <w:tcBorders>
-              <w:top w:val="single" w:color="9AA8A6" w:sz="4"/>
-              <w:left w:val="single" w:color="9AA8A6" w:sz="4"/>
-              <w:bottom w:val="single" w:color="9AA8A6" w:sz="4"/>
-              <w:right w:val="single" w:color="9AA8A6" w:sz="4"/>
-            </w:tcBorders>
-            <w:shd w:fill="E8F3F1" w:color="auto" w:val="clear"/>
-            <w:tcMar>
-              <w:top w:type="dxa" w:w="40"/>
-              <w:left w:type="dxa" w:w="80"/>
-              <w:bottom w:type="dxa" w:w="40"/>
-              <w:right w:type="dxa" w:w="80"/>
-            </w:tcMar>
-            <w:vAlign w:val="center"/>
-          </w:tcPr>
-          <w:p>
-            <w:pPr>
-              <w:spacing w:after="0" w:before="0" w:line="240"/>
-              <w:jc w:val="center"/>
-            </w:pPr>
-            <w:r>
-              <w:rPr>
-                <w:rFonts w:ascii="KoPub돋움체" w:cs="KoPub돋움체" w:eastAsia="KoPub돋움체" w:hAnsi="KoPub돋움체"/>
-                <w:b w:val="false"/>
-                <w:bCs w:val="false"/>
-                <w:sz w:val="17"/>
-                <w:szCs w:val="17"/>
-              </w:rPr>
-              <w:t xml:space="preserve">농림축산식품부</w:t>
-            </w:r>
-          </w:p>
-        </w:tc>
-        <w:tc>
-          <w:tcPr>
-            <w:tcW w:type="dxa" w:w="700"/>
-            <w:tcBorders>
-              <w:top w:val="single" w:color="9AA8A6" w:sz="4"/>
-              <w:left w:val="single" w:color="9AA8A6" w:sz="4"/>
-              <w:bottom w:val="single" w:color="9AA8A6" w:sz="4"/>
-              <w:right w:val="single" w:color="9AA8A6" w:sz="4"/>
-            </w:tcBorders>
-            <w:tcMar>
-              <w:top w:type="dxa" w:w="40"/>
-              <w:left w:type="dxa" w:w="80"/>
-              <w:bottom w:type="dxa" w:w="40"/>
-              <w:right w:type="dxa" w:w="80"/>
-            </w:tcMar>
-            <w:vAlign w:val="center"/>
-          </w:tcPr>
-          <w:p>
-            <w:pPr>
-              <w:spacing w:after="0" w:before="0" w:line="240"/>
-              <w:jc w:val="right"/>
-            </w:pPr>
-            <w:r>
-              <w:rPr>
-                <w:rFonts w:ascii="KoPub돋움체" w:cs="KoPub돋움체" w:eastAsia="KoPub돋움체" w:hAnsi="KoPub돋움체"/>
-                <w:b w:val="false"/>
-                <w:bCs w:val="false"/>
-                <w:sz w:val="17"/>
-                <w:szCs w:val="17"/>
-              </w:rPr>
-              <w:t xml:space="preserve">0.10</w:t>
-            </w:r>
-          </w:p>
-        </w:tc>
-        <w:tc>
-          <w:tcPr>
-            <w:tcW w:type="dxa" w:w="700"/>
-            <w:tcBorders>
-              <w:top w:val="single" w:color="9AA8A6" w:sz="4"/>
-              <w:left w:val="single" w:color="9AA8A6" w:sz="4"/>
-              <w:bottom w:val="single" w:color="9AA8A6" w:sz="4"/>
-              <w:right w:val="single" w:color="9AA8A6" w:sz="4"/>
-            </w:tcBorders>
-            <w:tcMar>
-              <w:top w:type="dxa" w:w="40"/>
-              <w:left w:type="dxa" w:w="80"/>
-              <w:bottom w:type="dxa" w:w="40"/>
-              <w:right w:type="dxa" w:w="80"/>
-            </w:tcMar>
-            <w:vAlign w:val="center"/>
-          </w:tcPr>
-          <w:p>
-            <w:pPr>
-              <w:spacing w:after="0" w:before="0" w:line="240"/>
-              <w:jc w:val="right"/>
-            </w:pPr>
-            <w:r>
-              <w:rPr>
-                <w:rFonts w:ascii="KoPub돋움체" w:cs="KoPub돋움체" w:eastAsia="KoPub돋움체" w:hAnsi="KoPub돋움체"/>
-                <w:b w:val="false"/>
-                <w:bCs w:val="false"/>
-                <w:sz w:val="17"/>
-                <w:szCs w:val="17"/>
-              </w:rPr>
-              <w:t xml:space="preserve">0.03</w:t>
-            </w:r>
-          </w:p>
-        </w:tc>
-        <w:tc>
-          <w:tcPr>
-            <w:tcW w:type="dxa" w:w="700"/>
-            <w:tcBorders>
-              <w:top w:val="single" w:color="9AA8A6" w:sz="4"/>
-              <w:left w:val="single" w:color="9AA8A6" w:sz="4"/>
-              <w:bottom w:val="single" w:color="9AA8A6" w:sz="4"/>
-              <w:right w:val="single" w:color="9AA8A6" w:sz="4"/>
-            </w:tcBorders>
-            <w:tcMar>
-              <w:top w:type="dxa" w:w="40"/>
-              <w:left w:type="dxa" w:w="80"/>
-              <w:bottom w:type="dxa" w:w="40"/>
-              <w:right w:type="dxa" w:w="80"/>
-            </w:tcMar>
-            <w:vAlign w:val="center"/>
-          </w:tcPr>
-          <w:p>
-            <w:pPr>
-              <w:spacing w:after="0" w:before="0" w:line="240"/>
-              <w:jc w:val="right"/>
-            </w:pPr>
-            <w:r>
-              <w:rPr>
-                <w:rFonts w:ascii="KoPub돋움체" w:cs="KoPub돋움체" w:eastAsia="KoPub돋움체" w:hAnsi="KoPub돋움체"/>
-                <w:b w:val="false"/>
-                <w:bCs w:val="false"/>
-                <w:sz w:val="17"/>
-                <w:szCs w:val="17"/>
-              </w:rPr>
-              <w:t xml:space="preserve">0.66</w:t>
-            </w:r>
-          </w:p>
-        </w:tc>
-        <w:tc>
-          <w:tcPr>
-            <w:tcW w:type="dxa" w:w="700"/>
-            <w:tcBorders>
-              <w:top w:val="single" w:color="9AA8A6" w:sz="4"/>
-              <w:left w:val="single" w:color="9AA8A6" w:sz="4"/>
-              <w:bottom w:val="single" w:color="9AA8A6" w:sz="4"/>
-              <w:right w:val="single" w:color="9AA8A6" w:sz="4"/>
-            </w:tcBorders>
-            <w:tcMar>
-              <w:top w:type="dxa" w:w="40"/>
-              <w:left w:type="dxa" w:w="80"/>
-              <w:bottom w:type="dxa" w:w="40"/>
-              <w:right w:type="dxa" w:w="80"/>
-            </w:tcMar>
-            <w:vAlign w:val="center"/>
-          </w:tcPr>
-          <w:p>
-            <w:pPr>
-              <w:spacing w:after="0" w:before="0" w:line="240"/>
-              <w:jc w:val="right"/>
-            </w:pPr>
-            <w:r>
-              <w:rPr>
-                <w:rFonts w:ascii="KoPub돋움체" w:cs="KoPub돋움체" w:eastAsia="KoPub돋움체" w:hAnsi="KoPub돋움체"/>
-                <w:b w:val="false"/>
-                <w:bCs w:val="false"/>
-                <w:sz w:val="17"/>
-                <w:szCs w:val="17"/>
-              </w:rPr>
-              <w:t xml:space="preserve">0.30</w:t>
-            </w:r>
-          </w:p>
-        </w:tc>
-        <w:tc>
-          <w:tcPr>
-            <w:tcW w:type="dxa" w:w="700"/>
-            <w:tcBorders>
-              <w:top w:val="single" w:color="9AA8A6" w:sz="4"/>
-              <w:left w:val="single" w:color="9AA8A6" w:sz="4"/>
-              <w:bottom w:val="single" w:color="9AA8A6" w:sz="4"/>
-              <w:right w:val="single" w:color="9AA8A6" w:sz="4"/>
-            </w:tcBorders>
-            <w:tcMar>
-              <w:top w:type="dxa" w:w="40"/>
-              <w:left w:type="dxa" w:w="80"/>
-              <w:bottom w:type="dxa" w:w="40"/>
-              <w:right w:type="dxa" w:w="80"/>
-            </w:tcMar>
-            <w:vAlign w:val="center"/>
-          </w:tcPr>
-          <w:p>
-            <w:pPr>
-              <w:spacing w:after="0" w:before="0" w:line="240"/>
-              <w:jc w:val="right"/>
-            </w:pPr>
-            <w:r>
-              <w:rPr>
-                <w:rFonts w:ascii="KoPub돋움체" w:cs="KoPub돋움체" w:eastAsia="KoPub돋움체" w:hAnsi="KoPub돋움체"/>
-                <w:b w:val="false"/>
-                <w:bCs w:val="false"/>
-                <w:sz w:val="17"/>
-                <w:szCs w:val="17"/>
-              </w:rPr>
-              <w:t xml:space="preserve">0.09</w:t>
-            </w:r>
-          </w:p>
-        </w:tc>
-        <w:tc>
-          <w:tcPr>
-            <w:tcW w:type="dxa" w:w="700"/>
-            <w:tcBorders>
-              <w:top w:val="single" w:color="9AA8A6" w:sz="4"/>
-              <w:left w:val="single" w:color="9AA8A6" w:sz="4"/>
-              <w:bottom w:val="single" w:color="9AA8A6" w:sz="4"/>
-              <w:right w:val="single" w:color="9AA8A6" w:sz="4"/>
-            </w:tcBorders>
-            <w:tcMar>
-              <w:top w:type="dxa" w:w="40"/>
-              <w:left w:type="dxa" w:w="80"/>
-              <w:bottom w:type="dxa" w:w="40"/>
-              <w:right w:type="dxa" w:w="80"/>
-            </w:tcMar>
-            <w:vAlign w:val="center"/>
-          </w:tcPr>
-          <w:p>
-            <w:pPr>
-              <w:spacing w:after="0" w:before="0" w:line="240"/>
-              <w:jc w:val="right"/>
-            </w:pPr>
-            <w:r>
-              <w:rPr>
-                <w:rFonts w:ascii="KoPub돋움체" w:cs="KoPub돋움체" w:eastAsia="KoPub돋움체" w:hAnsi="KoPub돋움체"/>
-                <w:b w:val="false"/>
-                <w:bCs w:val="false"/>
-                <w:sz w:val="17"/>
-                <w:szCs w:val="17"/>
-              </w:rPr>
-              <w:t xml:space="preserve">–</w:t>
-            </w:r>
-          </w:p>
-        </w:tc>
-        <w:tc>
-          <w:tcPr>
-            <w:tcW w:type="dxa" w:w="700"/>
-            <w:tcBorders>
-              <w:top w:val="single" w:color="9AA8A6" w:sz="4"/>
-              <w:left w:val="single" w:color="9AA8A6" w:sz="4"/>
-              <w:bottom w:val="single" w:color="9AA8A6" w:sz="4"/>
-              <w:right w:val="single" w:color="9AA8A6" w:sz="4"/>
-            </w:tcBorders>
-            <w:tcMar>
-              <w:top w:type="dxa" w:w="40"/>
-              <w:left w:type="dxa" w:w="80"/>
-              <w:bottom w:type="dxa" w:w="40"/>
-              <w:right w:type="dxa" w:w="80"/>
-            </w:tcMar>
-            <w:vAlign w:val="center"/>
-          </w:tcPr>
-          <w:p>
-            <w:pPr>
-              <w:spacing w:after="0" w:before="0" w:line="240"/>
-              <w:jc w:val="right"/>
-            </w:pPr>
-            <w:r>
-              <w:rPr>
-                <w:rFonts w:ascii="KoPub돋움체" w:cs="KoPub돋움체" w:eastAsia="KoPub돋움체" w:hAnsi="KoPub돋움체"/>
-                <w:b w:val="false"/>
-                <w:bCs w:val="false"/>
-                <w:sz w:val="17"/>
-                <w:szCs w:val="17"/>
-              </w:rPr>
-              <w:t xml:space="preserve">–</w:t>
-            </w:r>
-          </w:p>
-        </w:tc>
-        <w:tc>
-          <w:tcPr>
-            <w:tcW w:type="dxa" w:w="700"/>
-            <w:tcBorders>
-              <w:top w:val="single" w:color="9AA8A6" w:sz="4"/>
-              <w:left w:val="single" w:color="9AA8A6" w:sz="4"/>
-              <w:bottom w:val="single" w:color="9AA8A6" w:sz="4"/>
-              <w:right w:val="single" w:color="9AA8A6" w:sz="4"/>
-            </w:tcBorders>
-            <w:tcMar>
-              <w:top w:type="dxa" w:w="40"/>
-              <w:left w:type="dxa" w:w="80"/>
-              <w:bottom w:type="dxa" w:w="40"/>
-              <w:right w:type="dxa" w:w="80"/>
-            </w:tcMar>
-            <w:vAlign w:val="center"/>
-          </w:tcPr>
-          <w:p>
-            <w:pPr>
-              <w:spacing w:after="0" w:before="0" w:line="240"/>
-              <w:jc w:val="right"/>
-            </w:pPr>
-            <w:r>
-              <w:rPr>
-                <w:rFonts w:ascii="KoPub돋움체" w:cs="KoPub돋움체" w:eastAsia="KoPub돋움체" w:hAnsi="KoPub돋움체"/>
-                <w:b w:val="false"/>
-                <w:bCs w:val="false"/>
-                <w:sz w:val="17"/>
-                <w:szCs w:val="17"/>
-              </w:rPr>
-              <w:t xml:space="preserve">0.01</w:t>
-            </w:r>
-          </w:p>
-        </w:tc>
-        <w:tc>
-          <w:tcPr>
-            <w:tcW w:type="dxa" w:w="800"/>
-            <w:tcBorders>
-              <w:top w:val="single" w:color="9AA8A6" w:sz="4"/>
-              <w:left w:val="single" w:color="9AA8A6" w:sz="4"/>
-              <w:bottom w:val="single" w:color="9AA8A6" w:sz="4"/>
-              <w:right w:val="single" w:color="9AA8A6" w:sz="4"/>
-            </w:tcBorders>
-            <w:tcMar>
-              <w:top w:type="dxa" w:w="40"/>
-              <w:left w:type="dxa" w:w="80"/>
-              <w:bottom w:type="dxa" w:w="40"/>
-              <w:right w:type="dxa" w:w="80"/>
-            </w:tcMar>
-            <w:vAlign w:val="center"/>
-          </w:tcPr>
-          <w:p>
-            <w:pPr>
-              <w:spacing w:after="0" w:before="0" w:line="240"/>
-              <w:jc w:val="right"/>
-            </w:pPr>
-            <w:r>
-              <w:rPr>
-                <w:rFonts w:ascii="KoPub돋움체" w:cs="KoPub돋움체" w:eastAsia="KoPub돋움체" w:hAnsi="KoPub돋움체"/>
-                <w:b w:val="false"/>
-                <w:bCs w:val="false"/>
-                <w:sz w:val="17"/>
-                <w:szCs w:val="17"/>
-              </w:rPr>
-              <w:t xml:space="preserve">1.19</w:t>
-            </w:r>
-          </w:p>
-        </w:tc>
-      </w:tr>
-      <w:tr>
-        <w:tc>
-          <w:tcPr>
-            <w:tcW w:type="dxa" w:w="1900"/>
-            <w:tcBorders>
-              <w:top w:val="single" w:color="9AA8A6" w:sz="4"/>
-              <w:left w:val="single" w:color="9AA8A6" w:sz="4"/>
-              <w:bottom w:val="single" w:color="9AA8A6" w:sz="4"/>
-              <w:right w:val="single" w:color="9AA8A6" w:sz="4"/>
-            </w:tcBorders>
-            <w:shd w:fill="E8F3F1" w:color="auto" w:val="clear"/>
-            <w:tcMar>
-              <w:top w:type="dxa" w:w="40"/>
-              <w:left w:type="dxa" w:w="80"/>
-              <w:bottom w:type="dxa" w:w="40"/>
-              <w:right w:type="dxa" w:w="80"/>
-            </w:tcMar>
-            <w:vAlign w:val="center"/>
-          </w:tcPr>
-          <w:p>
-            <w:pPr>
-              <w:spacing w:after="0" w:before="0" w:line="240"/>
-              <w:jc w:val="center"/>
-            </w:pPr>
-            <w:r>
-              <w:rPr>
-                <w:rFonts w:ascii="KoPub돋움체" w:cs="KoPub돋움체" w:eastAsia="KoPub돋움체" w:hAnsi="KoPub돋움체"/>
-                <w:b w:val="false"/>
-                <w:bCs w:val="false"/>
-                <w:sz w:val="17"/>
-                <w:szCs w:val="17"/>
-              </w:rPr>
-              <w:t xml:space="preserve">과학기술정보통신부</w:t>
-            </w:r>
-          </w:p>
-        </w:tc>
-        <w:tc>
-          <w:tcPr>
-            <w:tcW w:type="dxa" w:w="700"/>
-            <w:tcBorders>
-              <w:top w:val="single" w:color="9AA8A6" w:sz="4"/>
-              <w:left w:val="single" w:color="9AA8A6" w:sz="4"/>
-              <w:bottom w:val="single" w:color="9AA8A6" w:sz="4"/>
-              <w:right w:val="single" w:color="9AA8A6" w:sz="4"/>
-            </w:tcBorders>
-            <w:tcMar>
-              <w:top w:type="dxa" w:w="40"/>
-              <w:left w:type="dxa" w:w="80"/>
-              <w:bottom w:type="dxa" w:w="40"/>
-              <w:right w:type="dxa" w:w="80"/>
-            </w:tcMar>
-            <w:vAlign w:val="center"/>
-          </w:tcPr>
-          <w:p>
-            <w:pPr>
-              <w:spacing w:after="0" w:before="0" w:line="240"/>
-              <w:jc w:val="right"/>
-            </w:pPr>
-            <w:r>
-              <w:rPr>
-                <w:rFonts w:ascii="KoPub돋움체" w:cs="KoPub돋움체" w:eastAsia="KoPub돋움체" w:hAnsi="KoPub돋움체"/>
-                <w:b w:val="false"/>
-                <w:bCs w:val="false"/>
-                <w:sz w:val="17"/>
-                <w:szCs w:val="17"/>
-              </w:rPr>
-              <w:t xml:space="preserve">0.70</w:t>
-            </w:r>
-          </w:p>
-        </w:tc>
-        <w:tc>
-          <w:tcPr>
-            <w:tcW w:type="dxa" w:w="700"/>
-            <w:tcBorders>
-              <w:top w:val="single" w:color="9AA8A6" w:sz="4"/>
-              <w:left w:val="single" w:color="9AA8A6" w:sz="4"/>
-              <w:bottom w:val="single" w:color="9AA8A6" w:sz="4"/>
-              <w:right w:val="single" w:color="9AA8A6" w:sz="4"/>
-            </w:tcBorders>
-            <w:tcMar>
-              <w:top w:type="dxa" w:w="40"/>
-              <w:left w:type="dxa" w:w="80"/>
-              <w:bottom w:type="dxa" w:w="40"/>
-              <w:right w:type="dxa" w:w="80"/>
-            </w:tcMar>
-            <w:vAlign w:val="center"/>
-          </w:tcPr>
-          <w:p>
-            <w:pPr>
-              <w:spacing w:after="0" w:before="0" w:line="240"/>
-              <w:jc w:val="right"/>
-            </w:pPr>
-            <w:r>
-              <w:rPr>
-                <w:rFonts w:ascii="KoPub돋움체" w:cs="KoPub돋움체" w:eastAsia="KoPub돋움체" w:hAnsi="KoPub돋움체"/>
-                <w:b w:val="false"/>
-                <w:bCs w:val="false"/>
-                <w:sz w:val="17"/>
-                <w:szCs w:val="17"/>
-              </w:rPr>
-              <w:t xml:space="preserve">0.04</w:t>
-            </w:r>
-          </w:p>
-        </w:tc>
-        <w:tc>
-          <w:tcPr>
-            <w:tcW w:type="dxa" w:w="700"/>
-            <w:tcBorders>
-              <w:top w:val="single" w:color="9AA8A6" w:sz="4"/>
-              <w:left w:val="single" w:color="9AA8A6" w:sz="4"/>
-              <w:bottom w:val="single" w:color="9AA8A6" w:sz="4"/>
-              <w:right w:val="single" w:color="9AA8A6" w:sz="4"/>
-            </w:tcBorders>
-            <w:tcMar>
-              <w:top w:type="dxa" w:w="40"/>
-              <w:left w:type="dxa" w:w="80"/>
-              <w:bottom w:type="dxa" w:w="40"/>
-              <w:right w:type="dxa" w:w="80"/>
-            </w:tcMar>
-            <w:vAlign w:val="center"/>
-          </w:tcPr>
-          <w:p>
-            <w:pPr>
-              <w:spacing w:after="0" w:before="0" w:line="240"/>
-              <w:jc w:val="right"/>
-            </w:pPr>
-            <w:r>
-              <w:rPr>
-                <w:rFonts w:ascii="KoPub돋움체" w:cs="KoPub돋움체" w:eastAsia="KoPub돋움체" w:hAnsi="KoPub돋움체"/>
-                <w:b w:val="false"/>
-                <w:bCs w:val="false"/>
-                <w:sz w:val="17"/>
-                <w:szCs w:val="17"/>
-              </w:rPr>
-              <w:t xml:space="preserve">0.05</w:t>
-            </w:r>
-          </w:p>
-        </w:tc>
-        <w:tc>
-          <w:tcPr>
-            <w:tcW w:type="dxa" w:w="700"/>
-            <w:tcBorders>
-              <w:top w:val="single" w:color="9AA8A6" w:sz="4"/>
-              <w:left w:val="single" w:color="9AA8A6" w:sz="4"/>
-              <w:bottom w:val="single" w:color="9AA8A6" w:sz="4"/>
-              <w:right w:val="single" w:color="9AA8A6" w:sz="4"/>
-            </w:tcBorders>
-            <w:tcMar>
-              <w:top w:type="dxa" w:w="40"/>
-              <w:left w:type="dxa" w:w="80"/>
-              <w:bottom w:type="dxa" w:w="40"/>
-              <w:right w:type="dxa" w:w="80"/>
-            </w:tcMar>
-            <w:vAlign w:val="center"/>
-          </w:tcPr>
-          <w:p>
-            <w:pPr>
-              <w:spacing w:after="0" w:before="0" w:line="240"/>
-              <w:jc w:val="right"/>
-            </w:pPr>
-            <w:r>
-              <w:rPr>
-                <w:rFonts w:ascii="KoPub돋움체" w:cs="KoPub돋움체" w:eastAsia="KoPub돋움체" w:hAnsi="KoPub돋움체"/>
-                <w:b w:val="false"/>
-                <w:bCs w:val="false"/>
-                <w:sz w:val="17"/>
-                <w:szCs w:val="17"/>
-              </w:rPr>
-              <w:t xml:space="preserve">0.01</w:t>
-            </w:r>
-          </w:p>
-        </w:tc>
-        <w:tc>
-          <w:tcPr>
-            <w:tcW w:type="dxa" w:w="700"/>
-            <w:tcBorders>
-              <w:top w:val="single" w:color="9AA8A6" w:sz="4"/>
-              <w:left w:val="single" w:color="9AA8A6" w:sz="4"/>
-              <w:bottom w:val="single" w:color="9AA8A6" w:sz="4"/>
-              <w:right w:val="single" w:color="9AA8A6" w:sz="4"/>
-            </w:tcBorders>
-            <w:tcMar>
-              <w:top w:type="dxa" w:w="40"/>
-              <w:left w:type="dxa" w:w="80"/>
-              <w:bottom w:type="dxa" w:w="40"/>
-              <w:right w:type="dxa" w:w="80"/>
-            </w:tcMar>
-            <w:vAlign w:val="center"/>
-          </w:tcPr>
-          <w:p>
-            <w:pPr>
-              <w:spacing w:after="0" w:before="0" w:line="240"/>
-              <w:jc w:val="right"/>
-            </w:pPr>
-            <w:r>
-              <w:rPr>
-                <w:rFonts w:ascii="KoPub돋움체" w:cs="KoPub돋움체" w:eastAsia="KoPub돋움체" w:hAnsi="KoPub돋움체"/>
-                <w:b w:val="false"/>
-                <w:bCs w:val="false"/>
-                <w:sz w:val="17"/>
-                <w:szCs w:val="17"/>
-              </w:rPr>
-              <w:t xml:space="preserve">–</w:t>
-            </w:r>
-          </w:p>
-        </w:tc>
-        <w:tc>
-          <w:tcPr>
-            <w:tcW w:type="dxa" w:w="700"/>
-            <w:tcBorders>
-              <w:top w:val="single" w:color="9AA8A6" w:sz="4"/>
-              <w:left w:val="single" w:color="9AA8A6" w:sz="4"/>
-              <w:bottom w:val="single" w:color="9AA8A6" w:sz="4"/>
-              <w:right w:val="single" w:color="9AA8A6" w:sz="4"/>
-            </w:tcBorders>
-            <w:tcMar>
-              <w:top w:type="dxa" w:w="40"/>
-              <w:left w:type="dxa" w:w="80"/>
-              <w:bottom w:type="dxa" w:w="40"/>
-              <w:right w:type="dxa" w:w="80"/>
-            </w:tcMar>
-            <w:vAlign w:val="center"/>
-          </w:tcPr>
-          <w:p>
-            <w:pPr>
-              <w:spacing w:after="0" w:before="0" w:line="240"/>
-              <w:jc w:val="right"/>
-            </w:pPr>
-            <w:r>
-              <w:rPr>
-                <w:rFonts w:ascii="KoPub돋움체" w:cs="KoPub돋움체" w:eastAsia="KoPub돋움체" w:hAnsi="KoPub돋움체"/>
-                <w:b w:val="false"/>
-                <w:bCs w:val="false"/>
-                <w:sz w:val="17"/>
-                <w:szCs w:val="17"/>
-              </w:rPr>
-              <w:t xml:space="preserve">0.04</w:t>
-            </w:r>
-          </w:p>
-        </w:tc>
-        <w:tc>
-          <w:tcPr>
-            <w:tcW w:type="dxa" w:w="700"/>
-            <w:tcBorders>
-              <w:top w:val="single" w:color="9AA8A6" w:sz="4"/>
-              <w:left w:val="single" w:color="9AA8A6" w:sz="4"/>
-              <w:bottom w:val="single" w:color="9AA8A6" w:sz="4"/>
-              <w:right w:val="single" w:color="9AA8A6" w:sz="4"/>
-            </w:tcBorders>
-            <w:tcMar>
-              <w:top w:type="dxa" w:w="40"/>
-              <w:left w:type="dxa" w:w="80"/>
-              <w:bottom w:type="dxa" w:w="40"/>
-              <w:right w:type="dxa" w:w="80"/>
-            </w:tcMar>
-            <w:vAlign w:val="center"/>
-          </w:tcPr>
-          <w:p>
-            <w:pPr>
-              <w:spacing w:after="0" w:before="0" w:line="240"/>
-              <w:jc w:val="right"/>
-            </w:pPr>
-            <w:r>
-              <w:rPr>
-                <w:rFonts w:ascii="KoPub돋움체" w:cs="KoPub돋움체" w:eastAsia="KoPub돋움체" w:hAnsi="KoPub돋움체"/>
-                <w:b w:val="false"/>
-                <w:bCs w:val="false"/>
-                <w:sz w:val="17"/>
-                <w:szCs w:val="17"/>
-              </w:rPr>
-              <w:t xml:space="preserve">–</w:t>
-            </w:r>
-          </w:p>
-        </w:tc>
-        <w:tc>
-          <w:tcPr>
-            <w:tcW w:type="dxa" w:w="700"/>
             <w:tcBorders>
               <w:top w:val="single" w:color="9AA8A6" w:sz="4"/>
               <w:left w:val="single" w:color="9AA8A6" w:sz="4"/>
@@ -24354,7 +23631,7 @@
           <w:sz w:val="17"/>
           <w:szCs w:val="17"/>
         </w:rPr>
-        <w:t xml:space="preserve">* 주: 1) A 기술혁신 촉진, B 창업·벤처 육성, C 수출·해외진출 촉진, D 자금조달·경영안정 지원, E 생산기반 현대화·친환경 전환, F 전문인력 양성·채용 지원, G 고용 창출·유지 및 노동환경 개선, H 경영역량 강화·사업화 지원</w:t>
+        <w:t xml:space="preserve">* 주: 1) A 기술혁신 촉진, B 창업·벤처 육성, C 수출·해외진출 촉진, D 자금조달·경영안정 지원, E 생산기반 현대화·친환경 전환, F 인력 양성·고용 지원, G 경영역량 강화·사업화 지원</w:t>
       </w:r>
     </w:p>
     <w:p>
@@ -24644,15 +23921,14 @@
       </w:tblPr>
       <w:tblGrid>
         <w:gridCol w:w="2500"/>
-        <w:gridCol w:w="650"/>
-        <w:gridCol w:w="650"/>
-        <w:gridCol w:w="650"/>
-        <w:gridCol w:w="650"/>
-        <w:gridCol w:w="650"/>
-        <w:gridCol w:w="650"/>
-        <w:gridCol w:w="650"/>
-        <w:gridCol w:w="650"/>
-        <w:gridCol w:w="850"/>
+        <w:gridCol w:w="740"/>
+        <w:gridCol w:w="740"/>
+        <w:gridCol w:w="740"/>
+        <w:gridCol w:w="740"/>
+        <w:gridCol w:w="740"/>
+        <w:gridCol w:w="740"/>
+        <w:gridCol w:w="740"/>
+        <w:gridCol w:w="870"/>
       </w:tblGrid>
       <w:tr>
         <w:trPr>
@@ -24696,7 +23972,7 @@
         </w:tc>
         <w:tc>
           <w:tcPr>
-            <w:tcW w:type="dxa" w:w="650"/>
+            <w:tcW w:type="dxa" w:w="740"/>
             <w:tcBorders>
               <w:top w:val="single" w:color="9AA8A6" w:sz="4"/>
               <w:left w:val="single" w:color="9AA8A6" w:sz="4"/>
@@ -24732,7 +24008,7 @@
         </w:tc>
         <w:tc>
           <w:tcPr>
-            <w:tcW w:type="dxa" w:w="650"/>
+            <w:tcW w:type="dxa" w:w="740"/>
             <w:tcBorders>
               <w:top w:val="single" w:color="9AA8A6" w:sz="4"/>
               <w:left w:val="single" w:color="9AA8A6" w:sz="4"/>
@@ -24768,7 +24044,7 @@
         </w:tc>
         <w:tc>
           <w:tcPr>
-            <w:tcW w:type="dxa" w:w="650"/>
+            <w:tcW w:type="dxa" w:w="740"/>
             <w:tcBorders>
               <w:top w:val="single" w:color="9AA8A6" w:sz="4"/>
               <w:left w:val="single" w:color="9AA8A6" w:sz="4"/>
@@ -24804,7 +24080,7 @@
         </w:tc>
         <w:tc>
           <w:tcPr>
-            <w:tcW w:type="dxa" w:w="650"/>
+            <w:tcW w:type="dxa" w:w="740"/>
             <w:tcBorders>
               <w:top w:val="single" w:color="9AA8A6" w:sz="4"/>
               <w:left w:val="single" w:color="9AA8A6" w:sz="4"/>
@@ -24840,7 +24116,7 @@
         </w:tc>
         <w:tc>
           <w:tcPr>
-            <w:tcW w:type="dxa" w:w="650"/>
+            <w:tcW w:type="dxa" w:w="740"/>
             <w:tcBorders>
               <w:top w:val="single" w:color="9AA8A6" w:sz="4"/>
               <w:left w:val="single" w:color="9AA8A6" w:sz="4"/>
@@ -24876,7 +24152,7 @@
         </w:tc>
         <w:tc>
           <w:tcPr>
-            <w:tcW w:type="dxa" w:w="650"/>
+            <w:tcW w:type="dxa" w:w="740"/>
             <w:tcBorders>
               <w:top w:val="single" w:color="9AA8A6" w:sz="4"/>
               <w:left w:val="single" w:color="9AA8A6" w:sz="4"/>
@@ -24912,7 +24188,7 @@
         </w:tc>
         <w:tc>
           <w:tcPr>
-            <w:tcW w:type="dxa" w:w="650"/>
+            <w:tcW w:type="dxa" w:w="740"/>
             <w:tcBorders>
               <w:top w:val="single" w:color="9AA8A6" w:sz="4"/>
               <w:left w:val="single" w:color="9AA8A6" w:sz="4"/>
@@ -24948,7 +24224,7 @@
         </w:tc>
         <w:tc>
           <w:tcPr>
-            <w:tcW w:type="dxa" w:w="650"/>
+            <w:tcW w:type="dxa" w:w="870"/>
             <w:tcBorders>
               <w:top w:val="single" w:color="9AA8A6" w:sz="4"/>
               <w:left w:val="single" w:color="9AA8A6" w:sz="4"/>
@@ -24978,20 +24254,22 @@
                 <w:sz w:val="17"/>
                 <w:szCs w:val="17"/>
               </w:rPr>
-              <w:t xml:space="preserve">H</w:t>
-            </w:r>
-          </w:p>
-        </w:tc>
-        <w:tc>
-          <w:tcPr>
-            <w:tcW w:type="dxa" w:w="850"/>
-            <w:tcBorders>
-              <w:top w:val="single" w:color="9AA8A6" w:sz="4"/>
-              <w:left w:val="single" w:color="9AA8A6" w:sz="4"/>
-              <w:bottom w:val="single" w:color="9AA8A6" w:sz="4"/>
-              <w:right w:val="single" w:color="9AA8A6" w:sz="4"/>
-            </w:tcBorders>
-            <w:shd w:fill="2F6F7E" w:color="auto" w:val="clear"/>
+              <w:t xml:space="preserve">합계</w:t>
+            </w:r>
+          </w:p>
+        </w:tc>
+      </w:tr>
+      <w:tr>
+        <w:tc>
+          <w:tcPr>
+            <w:tcW w:type="dxa" w:w="2500"/>
+            <w:tcBorders>
+              <w:top w:val="single" w:color="9AA8A6" w:sz="4"/>
+              <w:left w:val="single" w:color="9AA8A6" w:sz="4"/>
+              <w:bottom w:val="single" w:color="9AA8A6" w:sz="4"/>
+              <w:right w:val="single" w:color="9AA8A6" w:sz="4"/>
+            </w:tcBorders>
+            <w:shd w:fill="E8F3F1" w:color="auto" w:val="clear"/>
             <w:tcMar>
               <w:top w:type="dxa" w:w="40"/>
               <w:left w:type="dxa" w:w="80"/>
@@ -25008,13 +24286,284 @@
             <w:r>
               <w:rPr>
                 <w:rFonts w:ascii="KoPub돋움체" w:cs="KoPub돋움체" w:eastAsia="KoPub돋움체" w:hAnsi="KoPub돋움체"/>
-                <w:b/>
-                <w:bCs/>
-                <w:color w:val="FFFFFF"/>
+                <w:b w:val="false"/>
+                <w:bCs w:val="false"/>
                 <w:sz w:val="17"/>
                 <w:szCs w:val="17"/>
               </w:rPr>
-              <w:t xml:space="preserve">합계</w:t>
+              <w:t xml:space="preserve">(결측)</w:t>
+            </w:r>
+          </w:p>
+        </w:tc>
+        <w:tc>
+          <w:tcPr>
+            <w:tcW w:type="dxa" w:w="740"/>
+            <w:tcBorders>
+              <w:top w:val="single" w:color="9AA8A6" w:sz="4"/>
+              <w:left w:val="single" w:color="9AA8A6" w:sz="4"/>
+              <w:bottom w:val="single" w:color="9AA8A6" w:sz="4"/>
+              <w:right w:val="single" w:color="9AA8A6" w:sz="4"/>
+            </w:tcBorders>
+            <w:tcMar>
+              <w:top w:type="dxa" w:w="40"/>
+              <w:left w:type="dxa" w:w="80"/>
+              <w:bottom w:type="dxa" w:w="40"/>
+              <w:right w:type="dxa" w:w="80"/>
+            </w:tcMar>
+            <w:vAlign w:val="center"/>
+          </w:tcPr>
+          <w:p>
+            <w:pPr>
+              <w:spacing w:after="0" w:before="0" w:line="240"/>
+              <w:jc w:val="right"/>
+            </w:pPr>
+            <w:r>
+              <w:rPr>
+                <w:rFonts w:ascii="KoPub돋움체" w:cs="KoPub돋움체" w:eastAsia="KoPub돋움체" w:hAnsi="KoPub돋움체"/>
+                <w:b w:val="false"/>
+                <w:bCs w:val="false"/>
+                <w:sz w:val="17"/>
+                <w:szCs w:val="17"/>
+              </w:rPr>
+              <w:t xml:space="preserve">397</w:t>
+            </w:r>
+          </w:p>
+        </w:tc>
+        <w:tc>
+          <w:tcPr>
+            <w:tcW w:type="dxa" w:w="740"/>
+            <w:tcBorders>
+              <w:top w:val="single" w:color="9AA8A6" w:sz="4"/>
+              <w:left w:val="single" w:color="9AA8A6" w:sz="4"/>
+              <w:bottom w:val="single" w:color="9AA8A6" w:sz="4"/>
+              <w:right w:val="single" w:color="9AA8A6" w:sz="4"/>
+            </w:tcBorders>
+            <w:tcMar>
+              <w:top w:type="dxa" w:w="40"/>
+              <w:left w:type="dxa" w:w="80"/>
+              <w:bottom w:type="dxa" w:w="40"/>
+              <w:right w:type="dxa" w:w="80"/>
+            </w:tcMar>
+            <w:vAlign w:val="center"/>
+          </w:tcPr>
+          <w:p>
+            <w:pPr>
+              <w:spacing w:after="0" w:before="0" w:line="240"/>
+              <w:jc w:val="right"/>
+            </w:pPr>
+            <w:r>
+              <w:rPr>
+                <w:rFonts w:ascii="KoPub돋움체" w:cs="KoPub돋움체" w:eastAsia="KoPub돋움체" w:hAnsi="KoPub돋움체"/>
+                <w:b w:val="false"/>
+                <w:bCs w:val="false"/>
+                <w:sz w:val="17"/>
+                <w:szCs w:val="17"/>
+              </w:rPr>
+              <w:t xml:space="preserve">62</w:t>
+            </w:r>
+          </w:p>
+        </w:tc>
+        <w:tc>
+          <w:tcPr>
+            <w:tcW w:type="dxa" w:w="740"/>
+            <w:tcBorders>
+              <w:top w:val="single" w:color="9AA8A6" w:sz="4"/>
+              <w:left w:val="single" w:color="9AA8A6" w:sz="4"/>
+              <w:bottom w:val="single" w:color="9AA8A6" w:sz="4"/>
+              <w:right w:val="single" w:color="9AA8A6" w:sz="4"/>
+            </w:tcBorders>
+            <w:tcMar>
+              <w:top w:type="dxa" w:w="40"/>
+              <w:left w:type="dxa" w:w="80"/>
+              <w:bottom w:type="dxa" w:w="40"/>
+              <w:right w:type="dxa" w:w="80"/>
+            </w:tcMar>
+            <w:vAlign w:val="center"/>
+          </w:tcPr>
+          <w:p>
+            <w:pPr>
+              <w:spacing w:after="0" w:before="0" w:line="240"/>
+              <w:jc w:val="right"/>
+            </w:pPr>
+            <w:r>
+              <w:rPr>
+                <w:rFonts w:ascii="KoPub돋움체" w:cs="KoPub돋움체" w:eastAsia="KoPub돋움체" w:hAnsi="KoPub돋움체"/>
+                <w:b w:val="false"/>
+                <w:bCs w:val="false"/>
+                <w:sz w:val="17"/>
+                <w:szCs w:val="17"/>
+              </w:rPr>
+              <w:t xml:space="preserve">90</w:t>
+            </w:r>
+          </w:p>
+        </w:tc>
+        <w:tc>
+          <w:tcPr>
+            <w:tcW w:type="dxa" w:w="740"/>
+            <w:tcBorders>
+              <w:top w:val="single" w:color="9AA8A6" w:sz="4"/>
+              <w:left w:val="single" w:color="9AA8A6" w:sz="4"/>
+              <w:bottom w:val="single" w:color="9AA8A6" w:sz="4"/>
+              <w:right w:val="single" w:color="9AA8A6" w:sz="4"/>
+            </w:tcBorders>
+            <w:tcMar>
+              <w:top w:type="dxa" w:w="40"/>
+              <w:left w:type="dxa" w:w="80"/>
+              <w:bottom w:type="dxa" w:w="40"/>
+              <w:right w:type="dxa" w:w="80"/>
+            </w:tcMar>
+            <w:vAlign w:val="center"/>
+          </w:tcPr>
+          <w:p>
+            <w:pPr>
+              <w:spacing w:after="0" w:before="0" w:line="240"/>
+              <w:jc w:val="right"/>
+            </w:pPr>
+            <w:r>
+              <w:rPr>
+                <w:rFonts w:ascii="KoPub돋움체" w:cs="KoPub돋움체" w:eastAsia="KoPub돋움체" w:hAnsi="KoPub돋움체"/>
+                <w:b w:val="false"/>
+                <w:bCs w:val="false"/>
+                <w:sz w:val="17"/>
+                <w:szCs w:val="17"/>
+              </w:rPr>
+              <w:t xml:space="preserve">62</w:t>
+            </w:r>
+          </w:p>
+        </w:tc>
+        <w:tc>
+          <w:tcPr>
+            <w:tcW w:type="dxa" w:w="740"/>
+            <w:tcBorders>
+              <w:top w:val="single" w:color="9AA8A6" w:sz="4"/>
+              <w:left w:val="single" w:color="9AA8A6" w:sz="4"/>
+              <w:bottom w:val="single" w:color="9AA8A6" w:sz="4"/>
+              <w:right w:val="single" w:color="9AA8A6" w:sz="4"/>
+            </w:tcBorders>
+            <w:tcMar>
+              <w:top w:type="dxa" w:w="40"/>
+              <w:left w:type="dxa" w:w="80"/>
+              <w:bottom w:type="dxa" w:w="40"/>
+              <w:right w:type="dxa" w:w="80"/>
+            </w:tcMar>
+            <w:vAlign w:val="center"/>
+          </w:tcPr>
+          <w:p>
+            <w:pPr>
+              <w:spacing w:after="0" w:before="0" w:line="240"/>
+              <w:jc w:val="right"/>
+            </w:pPr>
+            <w:r>
+              <w:rPr>
+                <w:rFonts w:ascii="KoPub돋움체" w:cs="KoPub돋움체" w:eastAsia="KoPub돋움체" w:hAnsi="KoPub돋움체"/>
+                <w:b w:val="false"/>
+                <w:bCs w:val="false"/>
+                <w:sz w:val="17"/>
+                <w:szCs w:val="17"/>
+              </w:rPr>
+              <w:t xml:space="preserve">42</w:t>
+            </w:r>
+          </w:p>
+        </w:tc>
+        <w:tc>
+          <w:tcPr>
+            <w:tcW w:type="dxa" w:w="740"/>
+            <w:tcBorders>
+              <w:top w:val="single" w:color="9AA8A6" w:sz="4"/>
+              <w:left w:val="single" w:color="9AA8A6" w:sz="4"/>
+              <w:bottom w:val="single" w:color="9AA8A6" w:sz="4"/>
+              <w:right w:val="single" w:color="9AA8A6" w:sz="4"/>
+            </w:tcBorders>
+            <w:tcMar>
+              <w:top w:type="dxa" w:w="40"/>
+              <w:left w:type="dxa" w:w="80"/>
+              <w:bottom w:type="dxa" w:w="40"/>
+              <w:right w:type="dxa" w:w="80"/>
+            </w:tcMar>
+            <w:vAlign w:val="center"/>
+          </w:tcPr>
+          <w:p>
+            <w:pPr>
+              <w:spacing w:after="0" w:before="0" w:line="240"/>
+              <w:jc w:val="right"/>
+            </w:pPr>
+            <w:r>
+              <w:rPr>
+                <w:rFonts w:ascii="KoPub돋움체" w:cs="KoPub돋움체" w:eastAsia="KoPub돋움체" w:hAnsi="KoPub돋움체"/>
+                <w:b w:val="false"/>
+                <w:bCs w:val="false"/>
+                <w:sz w:val="17"/>
+                <w:szCs w:val="17"/>
+              </w:rPr>
+              <w:t xml:space="preserve">65</w:t>
+            </w:r>
+          </w:p>
+        </w:tc>
+        <w:tc>
+          <w:tcPr>
+            <w:tcW w:type="dxa" w:w="740"/>
+            <w:tcBorders>
+              <w:top w:val="single" w:color="9AA8A6" w:sz="4"/>
+              <w:left w:val="single" w:color="9AA8A6" w:sz="4"/>
+              <w:bottom w:val="single" w:color="9AA8A6" w:sz="4"/>
+              <w:right w:val="single" w:color="9AA8A6" w:sz="4"/>
+            </w:tcBorders>
+            <w:tcMar>
+              <w:top w:type="dxa" w:w="40"/>
+              <w:left w:type="dxa" w:w="80"/>
+              <w:bottom w:type="dxa" w:w="40"/>
+              <w:right w:type="dxa" w:w="80"/>
+            </w:tcMar>
+            <w:vAlign w:val="center"/>
+          </w:tcPr>
+          <w:p>
+            <w:pPr>
+              <w:spacing w:after="0" w:before="0" w:line="240"/>
+              <w:jc w:val="right"/>
+            </w:pPr>
+            <w:r>
+              <w:rPr>
+                <w:rFonts w:ascii="KoPub돋움체" w:cs="KoPub돋움체" w:eastAsia="KoPub돋움체" w:hAnsi="KoPub돋움체"/>
+                <w:b w:val="false"/>
+                <w:bCs w:val="false"/>
+                <w:sz w:val="17"/>
+                <w:szCs w:val="17"/>
+              </w:rPr>
+              <w:t xml:space="preserve">69</w:t>
+            </w:r>
+          </w:p>
+        </w:tc>
+        <w:tc>
+          <w:tcPr>
+            <w:tcW w:type="dxa" w:w="870"/>
+            <w:tcBorders>
+              <w:top w:val="single" w:color="9AA8A6" w:sz="4"/>
+              <w:left w:val="single" w:color="9AA8A6" w:sz="4"/>
+              <w:bottom w:val="single" w:color="9AA8A6" w:sz="4"/>
+              <w:right w:val="single" w:color="9AA8A6" w:sz="4"/>
+            </w:tcBorders>
+            <w:tcMar>
+              <w:top w:type="dxa" w:w="40"/>
+              <w:left w:type="dxa" w:w="80"/>
+              <w:bottom w:type="dxa" w:w="40"/>
+              <w:right w:type="dxa" w:w="80"/>
+            </w:tcMar>
+            <w:vAlign w:val="center"/>
+          </w:tcPr>
+          <w:p>
+            <w:pPr>
+              <w:spacing w:after="0" w:before="0" w:line="240"/>
+              <w:jc w:val="right"/>
+            </w:pPr>
+            <w:r>
+              <w:rPr>
+                <w:rFonts w:ascii="KoPub돋움체" w:cs="KoPub돋움체" w:eastAsia="KoPub돋움체" w:hAnsi="KoPub돋움체"/>
+                <w:b w:val="false"/>
+                <w:bCs w:val="false"/>
+                <w:sz w:val="17"/>
+                <w:szCs w:val="17"/>
+              </w:rPr>
+              <w:t xml:space="preserve">787</w:t>
             </w:r>
           </w:p>
         </w:tc>
@@ -25051,13 +24600,13 @@
                 <w:sz w:val="17"/>
                 <w:szCs w:val="17"/>
               </w:rPr>
-              <w:t xml:space="preserve">(결측)</w:t>
-            </w:r>
-          </w:p>
-        </w:tc>
-        <w:tc>
-          <w:tcPr>
-            <w:tcW w:type="dxa" w:w="650"/>
+              <w:t xml:space="preserve">혼합(단독+공동)</w:t>
+            </w:r>
+          </w:p>
+        </w:tc>
+        <w:tc>
+          <w:tcPr>
+            <w:tcW w:type="dxa" w:w="740"/>
             <w:tcBorders>
               <w:top w:val="single" w:color="9AA8A6" w:sz="4"/>
               <w:left w:val="single" w:color="9AA8A6" w:sz="4"/>
@@ -25085,13 +24634,13 @@
                 <w:sz w:val="17"/>
                 <w:szCs w:val="17"/>
               </w:rPr>
-              <w:t xml:space="preserve">397</w:t>
-            </w:r>
-          </w:p>
-        </w:tc>
-        <w:tc>
-          <w:tcPr>
-            <w:tcW w:type="dxa" w:w="650"/>
+              <w:t xml:space="preserve">306</w:t>
+            </w:r>
+          </w:p>
+        </w:tc>
+        <w:tc>
+          <w:tcPr>
+            <w:tcW w:type="dxa" w:w="740"/>
             <w:tcBorders>
               <w:top w:val="single" w:color="9AA8A6" w:sz="4"/>
               <w:left w:val="single" w:color="9AA8A6" w:sz="4"/>
@@ -25119,13 +24668,13 @@
                 <w:sz w:val="17"/>
                 <w:szCs w:val="17"/>
               </w:rPr>
-              <w:t xml:space="preserve">62</w:t>
-            </w:r>
-          </w:p>
-        </w:tc>
-        <w:tc>
-          <w:tcPr>
-            <w:tcW w:type="dxa" w:w="650"/>
+              <w:t xml:space="preserve">3</w:t>
+            </w:r>
+          </w:p>
+        </w:tc>
+        <w:tc>
+          <w:tcPr>
+            <w:tcW w:type="dxa" w:w="740"/>
             <w:tcBorders>
               <w:top w:val="single" w:color="9AA8A6" w:sz="4"/>
               <w:left w:val="single" w:color="9AA8A6" w:sz="4"/>
@@ -25153,13 +24702,13 @@
                 <w:sz w:val="17"/>
                 <w:szCs w:val="17"/>
               </w:rPr>
-              <w:t xml:space="preserve">90</w:t>
-            </w:r>
-          </w:p>
-        </w:tc>
-        <w:tc>
-          <w:tcPr>
-            <w:tcW w:type="dxa" w:w="650"/>
+              <w:t xml:space="preserve">17</w:t>
+            </w:r>
+          </w:p>
+        </w:tc>
+        <w:tc>
+          <w:tcPr>
+            <w:tcW w:type="dxa" w:w="740"/>
             <w:tcBorders>
               <w:top w:val="single" w:color="9AA8A6" w:sz="4"/>
               <w:left w:val="single" w:color="9AA8A6" w:sz="4"/>
@@ -25187,13 +24736,13 @@
                 <w:sz w:val="17"/>
                 <w:szCs w:val="17"/>
               </w:rPr>
-              <w:t xml:space="preserve">62</w:t>
-            </w:r>
-          </w:p>
-        </w:tc>
-        <w:tc>
-          <w:tcPr>
-            <w:tcW w:type="dxa" w:w="650"/>
+              <w:t xml:space="preserve">0</w:t>
+            </w:r>
+          </w:p>
+        </w:tc>
+        <w:tc>
+          <w:tcPr>
+            <w:tcW w:type="dxa" w:w="740"/>
             <w:tcBorders>
               <w:top w:val="single" w:color="9AA8A6" w:sz="4"/>
               <w:left w:val="single" w:color="9AA8A6" w:sz="4"/>
@@ -25221,13 +24770,13 @@
                 <w:sz w:val="17"/>
                 <w:szCs w:val="17"/>
               </w:rPr>
-              <w:t xml:space="preserve">42</w:t>
-            </w:r>
-          </w:p>
-        </w:tc>
-        <w:tc>
-          <w:tcPr>
-            <w:tcW w:type="dxa" w:w="650"/>
+              <w:t xml:space="preserve">3</w:t>
+            </w:r>
+          </w:p>
+        </w:tc>
+        <w:tc>
+          <w:tcPr>
+            <w:tcW w:type="dxa" w:w="740"/>
             <w:tcBorders>
               <w:top w:val="single" w:color="9AA8A6" w:sz="4"/>
               <w:left w:val="single" w:color="9AA8A6" w:sz="4"/>
@@ -25255,13 +24804,13 @@
                 <w:sz w:val="17"/>
                 <w:szCs w:val="17"/>
               </w:rPr>
-              <w:t xml:space="preserve">18</w:t>
-            </w:r>
-          </w:p>
-        </w:tc>
-        <w:tc>
-          <w:tcPr>
-            <w:tcW w:type="dxa" w:w="650"/>
+              <w:t xml:space="preserve">0</w:t>
+            </w:r>
+          </w:p>
+        </w:tc>
+        <w:tc>
+          <w:tcPr>
+            <w:tcW w:type="dxa" w:w="740"/>
             <w:tcBorders>
               <w:top w:val="single" w:color="9AA8A6" w:sz="4"/>
               <w:left w:val="single" w:color="9AA8A6" w:sz="4"/>
@@ -25289,13 +24838,13 @@
                 <w:sz w:val="17"/>
                 <w:szCs w:val="17"/>
               </w:rPr>
-              <w:t xml:space="preserve">47</w:t>
-            </w:r>
-          </w:p>
-        </w:tc>
-        <w:tc>
-          <w:tcPr>
-            <w:tcW w:type="dxa" w:w="650"/>
+              <w:t xml:space="preserve">2</w:t>
+            </w:r>
+          </w:p>
+        </w:tc>
+        <w:tc>
+          <w:tcPr>
+            <w:tcW w:type="dxa" w:w="870"/>
             <w:tcBorders>
               <w:top w:val="single" w:color="9AA8A6" w:sz="4"/>
               <w:left w:val="single" w:color="9AA8A6" w:sz="4"/>
@@ -25323,31 +24872,34 @@
                 <w:sz w:val="17"/>
                 <w:szCs w:val="17"/>
               </w:rPr>
-              <w:t xml:space="preserve">69</w:t>
-            </w:r>
-          </w:p>
-        </w:tc>
-        <w:tc>
-          <w:tcPr>
-            <w:tcW w:type="dxa" w:w="850"/>
-            <w:tcBorders>
-              <w:top w:val="single" w:color="9AA8A6" w:sz="4"/>
-              <w:left w:val="single" w:color="9AA8A6" w:sz="4"/>
-              <w:bottom w:val="single" w:color="9AA8A6" w:sz="4"/>
-              <w:right w:val="single" w:color="9AA8A6" w:sz="4"/>
-            </w:tcBorders>
-            <w:tcMar>
-              <w:top w:type="dxa" w:w="40"/>
-              <w:left w:type="dxa" w:w="80"/>
-              <w:bottom w:type="dxa" w:w="40"/>
-              <w:right w:type="dxa" w:w="80"/>
-            </w:tcMar>
-            <w:vAlign w:val="center"/>
-          </w:tcPr>
-          <w:p>
-            <w:pPr>
-              <w:spacing w:after="0" w:before="0" w:line="240"/>
-              <w:jc w:val="right"/>
+              <w:t xml:space="preserve">331</w:t>
+            </w:r>
+          </w:p>
+        </w:tc>
+      </w:tr>
+      <w:tr>
+        <w:tc>
+          <w:tcPr>
+            <w:tcW w:type="dxa" w:w="2500"/>
+            <w:tcBorders>
+              <w:top w:val="single" w:color="9AA8A6" w:sz="4"/>
+              <w:left w:val="single" w:color="9AA8A6" w:sz="4"/>
+              <w:bottom w:val="single" w:color="9AA8A6" w:sz="4"/>
+              <w:right w:val="single" w:color="9AA8A6" w:sz="4"/>
+            </w:tcBorders>
+            <w:shd w:fill="E8F3F1" w:color="auto" w:val="clear"/>
+            <w:tcMar>
+              <w:top w:type="dxa" w:w="40"/>
+              <w:left w:type="dxa" w:w="80"/>
+              <w:bottom w:type="dxa" w:w="40"/>
+              <w:right w:type="dxa" w:w="80"/>
+            </w:tcMar>
+            <w:vAlign w:val="center"/>
+          </w:tcPr>
+          <w:p>
+            <w:pPr>
+              <w:spacing w:after="0" w:before="0" w:line="240"/>
+              <w:jc w:val="center"/>
             </w:pPr>
             <w:r>
               <w:rPr>
@@ -25357,7 +24909,279 @@
                 <w:sz w:val="17"/>
                 <w:szCs w:val="17"/>
               </w:rPr>
-              <w:t xml:space="preserve">787</w:t>
+              <w:t xml:space="preserve">기술사업화/이전/지도</w:t>
+            </w:r>
+          </w:p>
+        </w:tc>
+        <w:tc>
+          <w:tcPr>
+            <w:tcW w:type="dxa" w:w="740"/>
+            <w:tcBorders>
+              <w:top w:val="single" w:color="9AA8A6" w:sz="4"/>
+              <w:left w:val="single" w:color="9AA8A6" w:sz="4"/>
+              <w:bottom w:val="single" w:color="9AA8A6" w:sz="4"/>
+              <w:right w:val="single" w:color="9AA8A6" w:sz="4"/>
+            </w:tcBorders>
+            <w:tcMar>
+              <w:top w:type="dxa" w:w="40"/>
+              <w:left w:type="dxa" w:w="80"/>
+              <w:bottom w:type="dxa" w:w="40"/>
+              <w:right w:type="dxa" w:w="80"/>
+            </w:tcMar>
+            <w:vAlign w:val="center"/>
+          </w:tcPr>
+          <w:p>
+            <w:pPr>
+              <w:spacing w:after="0" w:before="0" w:line="240"/>
+              <w:jc w:val="right"/>
+            </w:pPr>
+            <w:r>
+              <w:rPr>
+                <w:rFonts w:ascii="KoPub돋움체" w:cs="KoPub돋움체" w:eastAsia="KoPub돋움체" w:hAnsi="KoPub돋움체"/>
+                <w:b w:val="false"/>
+                <w:bCs w:val="false"/>
+                <w:sz w:val="17"/>
+                <w:szCs w:val="17"/>
+              </w:rPr>
+              <w:t xml:space="preserve">165</w:t>
+            </w:r>
+          </w:p>
+        </w:tc>
+        <w:tc>
+          <w:tcPr>
+            <w:tcW w:type="dxa" w:w="740"/>
+            <w:tcBorders>
+              <w:top w:val="single" w:color="9AA8A6" w:sz="4"/>
+              <w:left w:val="single" w:color="9AA8A6" w:sz="4"/>
+              <w:bottom w:val="single" w:color="9AA8A6" w:sz="4"/>
+              <w:right w:val="single" w:color="9AA8A6" w:sz="4"/>
+            </w:tcBorders>
+            <w:tcMar>
+              <w:top w:type="dxa" w:w="40"/>
+              <w:left w:type="dxa" w:w="80"/>
+              <w:bottom w:type="dxa" w:w="40"/>
+              <w:right w:type="dxa" w:w="80"/>
+            </w:tcMar>
+            <w:vAlign w:val="center"/>
+          </w:tcPr>
+          <w:p>
+            <w:pPr>
+              <w:spacing w:after="0" w:before="0" w:line="240"/>
+              <w:jc w:val="right"/>
+            </w:pPr>
+            <w:r>
+              <w:rPr>
+                <w:rFonts w:ascii="KoPub돋움체" w:cs="KoPub돋움체" w:eastAsia="KoPub돋움체" w:hAnsi="KoPub돋움체"/>
+                <w:b w:val="false"/>
+                <w:bCs w:val="false"/>
+                <w:sz w:val="17"/>
+                <w:szCs w:val="17"/>
+              </w:rPr>
+              <w:t xml:space="preserve">5</w:t>
+            </w:r>
+          </w:p>
+        </w:tc>
+        <w:tc>
+          <w:tcPr>
+            <w:tcW w:type="dxa" w:w="740"/>
+            <w:tcBorders>
+              <w:top w:val="single" w:color="9AA8A6" w:sz="4"/>
+              <w:left w:val="single" w:color="9AA8A6" w:sz="4"/>
+              <w:bottom w:val="single" w:color="9AA8A6" w:sz="4"/>
+              <w:right w:val="single" w:color="9AA8A6" w:sz="4"/>
+            </w:tcBorders>
+            <w:tcMar>
+              <w:top w:type="dxa" w:w="40"/>
+              <w:left w:type="dxa" w:w="80"/>
+              <w:bottom w:type="dxa" w:w="40"/>
+              <w:right w:type="dxa" w:w="80"/>
+            </w:tcMar>
+            <w:vAlign w:val="center"/>
+          </w:tcPr>
+          <w:p>
+            <w:pPr>
+              <w:spacing w:after="0" w:before="0" w:line="240"/>
+              <w:jc w:val="right"/>
+            </w:pPr>
+            <w:r>
+              <w:rPr>
+                <w:rFonts w:ascii="KoPub돋움체" w:cs="KoPub돋움체" w:eastAsia="KoPub돋움체" w:hAnsi="KoPub돋움체"/>
+                <w:b w:val="false"/>
+                <w:bCs w:val="false"/>
+                <w:sz w:val="17"/>
+                <w:szCs w:val="17"/>
+              </w:rPr>
+              <w:t xml:space="preserve">16</w:t>
+            </w:r>
+          </w:p>
+        </w:tc>
+        <w:tc>
+          <w:tcPr>
+            <w:tcW w:type="dxa" w:w="740"/>
+            <w:tcBorders>
+              <w:top w:val="single" w:color="9AA8A6" w:sz="4"/>
+              <w:left w:val="single" w:color="9AA8A6" w:sz="4"/>
+              <w:bottom w:val="single" w:color="9AA8A6" w:sz="4"/>
+              <w:right w:val="single" w:color="9AA8A6" w:sz="4"/>
+            </w:tcBorders>
+            <w:tcMar>
+              <w:top w:type="dxa" w:w="40"/>
+              <w:left w:type="dxa" w:w="80"/>
+              <w:bottom w:type="dxa" w:w="40"/>
+              <w:right w:type="dxa" w:w="80"/>
+            </w:tcMar>
+            <w:vAlign w:val="center"/>
+          </w:tcPr>
+          <w:p>
+            <w:pPr>
+              <w:spacing w:after="0" w:before="0" w:line="240"/>
+              <w:jc w:val="right"/>
+            </w:pPr>
+            <w:r>
+              <w:rPr>
+                <w:rFonts w:ascii="KoPub돋움체" w:cs="KoPub돋움체" w:eastAsia="KoPub돋움체" w:hAnsi="KoPub돋움체"/>
+                <w:b w:val="false"/>
+                <w:bCs w:val="false"/>
+                <w:sz w:val="17"/>
+                <w:szCs w:val="17"/>
+              </w:rPr>
+              <w:t xml:space="preserve">2</w:t>
+            </w:r>
+          </w:p>
+        </w:tc>
+        <w:tc>
+          <w:tcPr>
+            <w:tcW w:type="dxa" w:w="740"/>
+            <w:tcBorders>
+              <w:top w:val="single" w:color="9AA8A6" w:sz="4"/>
+              <w:left w:val="single" w:color="9AA8A6" w:sz="4"/>
+              <w:bottom w:val="single" w:color="9AA8A6" w:sz="4"/>
+              <w:right w:val="single" w:color="9AA8A6" w:sz="4"/>
+            </w:tcBorders>
+            <w:tcMar>
+              <w:top w:type="dxa" w:w="40"/>
+              <w:left w:type="dxa" w:w="80"/>
+              <w:bottom w:type="dxa" w:w="40"/>
+              <w:right w:type="dxa" w:w="80"/>
+            </w:tcMar>
+            <w:vAlign w:val="center"/>
+          </w:tcPr>
+          <w:p>
+            <w:pPr>
+              <w:spacing w:after="0" w:before="0" w:line="240"/>
+              <w:jc w:val="right"/>
+            </w:pPr>
+            <w:r>
+              <w:rPr>
+                <w:rFonts w:ascii="KoPub돋움체" w:cs="KoPub돋움체" w:eastAsia="KoPub돋움체" w:hAnsi="KoPub돋움체"/>
+                <w:b w:val="false"/>
+                <w:bCs w:val="false"/>
+                <w:sz w:val="17"/>
+                <w:szCs w:val="17"/>
+              </w:rPr>
+              <w:t xml:space="preserve">7</w:t>
+            </w:r>
+          </w:p>
+        </w:tc>
+        <w:tc>
+          <w:tcPr>
+            <w:tcW w:type="dxa" w:w="740"/>
+            <w:tcBorders>
+              <w:top w:val="single" w:color="9AA8A6" w:sz="4"/>
+              <w:left w:val="single" w:color="9AA8A6" w:sz="4"/>
+              <w:bottom w:val="single" w:color="9AA8A6" w:sz="4"/>
+              <w:right w:val="single" w:color="9AA8A6" w:sz="4"/>
+            </w:tcBorders>
+            <w:tcMar>
+              <w:top w:type="dxa" w:w="40"/>
+              <w:left w:type="dxa" w:w="80"/>
+              <w:bottom w:type="dxa" w:w="40"/>
+              <w:right w:type="dxa" w:w="80"/>
+            </w:tcMar>
+            <w:vAlign w:val="center"/>
+          </w:tcPr>
+          <w:p>
+            <w:pPr>
+              <w:spacing w:after="0" w:before="0" w:line="240"/>
+              <w:jc w:val="right"/>
+            </w:pPr>
+            <w:r>
+              <w:rPr>
+                <w:rFonts w:ascii="KoPub돋움체" w:cs="KoPub돋움체" w:eastAsia="KoPub돋움체" w:hAnsi="KoPub돋움체"/>
+                <w:b w:val="false"/>
+                <w:bCs w:val="false"/>
+                <w:sz w:val="17"/>
+                <w:szCs w:val="17"/>
+              </w:rPr>
+              <w:t xml:space="preserve">2</w:t>
+            </w:r>
+          </w:p>
+        </w:tc>
+        <w:tc>
+          <w:tcPr>
+            <w:tcW w:type="dxa" w:w="740"/>
+            <w:tcBorders>
+              <w:top w:val="single" w:color="9AA8A6" w:sz="4"/>
+              <w:left w:val="single" w:color="9AA8A6" w:sz="4"/>
+              <w:bottom w:val="single" w:color="9AA8A6" w:sz="4"/>
+              <w:right w:val="single" w:color="9AA8A6" w:sz="4"/>
+            </w:tcBorders>
+            <w:tcMar>
+              <w:top w:type="dxa" w:w="40"/>
+              <w:left w:type="dxa" w:w="80"/>
+              <w:bottom w:type="dxa" w:w="40"/>
+              <w:right w:type="dxa" w:w="80"/>
+            </w:tcMar>
+            <w:vAlign w:val="center"/>
+          </w:tcPr>
+          <w:p>
+            <w:pPr>
+              <w:spacing w:after="0" w:before="0" w:line="240"/>
+              <w:jc w:val="right"/>
+            </w:pPr>
+            <w:r>
+              <w:rPr>
+                <w:rFonts w:ascii="KoPub돋움체" w:cs="KoPub돋움체" w:eastAsia="KoPub돋움체" w:hAnsi="KoPub돋움체"/>
+                <w:b w:val="false"/>
+                <w:bCs w:val="false"/>
+                <w:sz w:val="17"/>
+                <w:szCs w:val="17"/>
+              </w:rPr>
+              <w:t xml:space="preserve">13</w:t>
+            </w:r>
+          </w:p>
+        </w:tc>
+        <w:tc>
+          <w:tcPr>
+            <w:tcW w:type="dxa" w:w="870"/>
+            <w:tcBorders>
+              <w:top w:val="single" w:color="9AA8A6" w:sz="4"/>
+              <w:left w:val="single" w:color="9AA8A6" w:sz="4"/>
+              <w:bottom w:val="single" w:color="9AA8A6" w:sz="4"/>
+              <w:right w:val="single" w:color="9AA8A6" w:sz="4"/>
+            </w:tcBorders>
+            <w:tcMar>
+              <w:top w:type="dxa" w:w="40"/>
+              <w:left w:type="dxa" w:w="80"/>
+              <w:bottom w:type="dxa" w:w="40"/>
+              <w:right w:type="dxa" w:w="80"/>
+            </w:tcMar>
+            <w:vAlign w:val="center"/>
+          </w:tcPr>
+          <w:p>
+            <w:pPr>
+              <w:spacing w:after="0" w:before="0" w:line="240"/>
+              <w:jc w:val="right"/>
+            </w:pPr>
+            <w:r>
+              <w:rPr>
+                <w:rFonts w:ascii="KoPub돋움체" w:cs="KoPub돋움체" w:eastAsia="KoPub돋움체" w:hAnsi="KoPub돋움체"/>
+                <w:b w:val="false"/>
+                <w:bCs w:val="false"/>
+                <w:sz w:val="17"/>
+                <w:szCs w:val="17"/>
+              </w:rPr>
+              <w:t xml:space="preserve">210</w:t>
             </w:r>
           </w:p>
         </w:tc>
@@ -25394,13 +25218,13 @@
                 <w:sz w:val="17"/>
                 <w:szCs w:val="17"/>
               </w:rPr>
-              <w:t xml:space="preserve">혼합(단독+공동)</w:t>
-            </w:r>
-          </w:p>
-        </w:tc>
-        <w:tc>
-          <w:tcPr>
-            <w:tcW w:type="dxa" w:w="650"/>
+              <w:t xml:space="preserve">디자인/상품화/사업화</w:t>
+            </w:r>
+          </w:p>
+        </w:tc>
+        <w:tc>
+          <w:tcPr>
+            <w:tcW w:type="dxa" w:w="740"/>
             <w:tcBorders>
               <w:top w:val="single" w:color="9AA8A6" w:sz="4"/>
               <w:left w:val="single" w:color="9AA8A6" w:sz="4"/>
@@ -25428,13 +25252,13 @@
                 <w:sz w:val="17"/>
                 <w:szCs w:val="17"/>
               </w:rPr>
-              <w:t xml:space="preserve">306</w:t>
-            </w:r>
-          </w:p>
-        </w:tc>
-        <w:tc>
-          <w:tcPr>
-            <w:tcW w:type="dxa" w:w="650"/>
+              <w:t xml:space="preserve">23</w:t>
+            </w:r>
+          </w:p>
+        </w:tc>
+        <w:tc>
+          <w:tcPr>
+            <w:tcW w:type="dxa" w:w="740"/>
             <w:tcBorders>
               <w:top w:val="single" w:color="9AA8A6" w:sz="4"/>
               <w:left w:val="single" w:color="9AA8A6" w:sz="4"/>
@@ -25462,13 +25286,13 @@
                 <w:sz w:val="17"/>
                 <w:szCs w:val="17"/>
               </w:rPr>
-              <w:t xml:space="preserve">3</w:t>
-            </w:r>
-          </w:p>
-        </w:tc>
-        <w:tc>
-          <w:tcPr>
-            <w:tcW w:type="dxa" w:w="650"/>
+              <w:t xml:space="preserve">15</w:t>
+            </w:r>
+          </w:p>
+        </w:tc>
+        <w:tc>
+          <w:tcPr>
+            <w:tcW w:type="dxa" w:w="740"/>
             <w:tcBorders>
               <w:top w:val="single" w:color="9AA8A6" w:sz="4"/>
               <w:left w:val="single" w:color="9AA8A6" w:sz="4"/>
@@ -25496,13 +25320,13 @@
                 <w:sz w:val="17"/>
                 <w:szCs w:val="17"/>
               </w:rPr>
-              <w:t xml:space="preserve">17</w:t>
-            </w:r>
-          </w:p>
-        </w:tc>
-        <w:tc>
-          <w:tcPr>
-            <w:tcW w:type="dxa" w:w="650"/>
+              <w:t xml:space="preserve">22</w:t>
+            </w:r>
+          </w:p>
+        </w:tc>
+        <w:tc>
+          <w:tcPr>
+            <w:tcW w:type="dxa" w:w="740"/>
             <w:tcBorders>
               <w:top w:val="single" w:color="9AA8A6" w:sz="4"/>
               <w:left w:val="single" w:color="9AA8A6" w:sz="4"/>
@@ -25530,13 +25354,13 @@
                 <w:sz w:val="17"/>
                 <w:szCs w:val="17"/>
               </w:rPr>
-              <w:t xml:space="preserve">0</w:t>
-            </w:r>
-          </w:p>
-        </w:tc>
-        <w:tc>
-          <w:tcPr>
-            <w:tcW w:type="dxa" w:w="650"/>
+              <w:t xml:space="preserve">10</w:t>
+            </w:r>
+          </w:p>
+        </w:tc>
+        <w:tc>
+          <w:tcPr>
+            <w:tcW w:type="dxa" w:w="740"/>
             <w:tcBorders>
               <w:top w:val="single" w:color="9AA8A6" w:sz="4"/>
               <w:left w:val="single" w:color="9AA8A6" w:sz="4"/>
@@ -25564,13 +25388,13 @@
                 <w:sz w:val="17"/>
                 <w:szCs w:val="17"/>
               </w:rPr>
-              <w:t xml:space="preserve">3</w:t>
-            </w:r>
-          </w:p>
-        </w:tc>
-        <w:tc>
-          <w:tcPr>
-            <w:tcW w:type="dxa" w:w="650"/>
+              <w:t xml:space="preserve">12</w:t>
+            </w:r>
+          </w:p>
+        </w:tc>
+        <w:tc>
+          <w:tcPr>
+            <w:tcW w:type="dxa" w:w="740"/>
             <w:tcBorders>
               <w:top w:val="single" w:color="9AA8A6" w:sz="4"/>
               <w:left w:val="single" w:color="9AA8A6" w:sz="4"/>
@@ -25598,13 +25422,13 @@
                 <w:sz w:val="17"/>
                 <w:szCs w:val="17"/>
               </w:rPr>
-              <w:t xml:space="preserve">0</w:t>
-            </w:r>
-          </w:p>
-        </w:tc>
-        <w:tc>
-          <w:tcPr>
-            <w:tcW w:type="dxa" w:w="650"/>
+              <w:t xml:space="preserve">13</w:t>
+            </w:r>
+          </w:p>
+        </w:tc>
+        <w:tc>
+          <w:tcPr>
+            <w:tcW w:type="dxa" w:w="740"/>
             <w:tcBorders>
               <w:top w:val="single" w:color="9AA8A6" w:sz="4"/>
               <w:left w:val="single" w:color="9AA8A6" w:sz="4"/>
@@ -25632,13 +25456,13 @@
                 <w:sz w:val="17"/>
                 <w:szCs w:val="17"/>
               </w:rPr>
-              <w:t xml:space="preserve">0</w:t>
-            </w:r>
-          </w:p>
-        </w:tc>
-        <w:tc>
-          <w:tcPr>
-            <w:tcW w:type="dxa" w:w="650"/>
+              <w:t xml:space="preserve">52</w:t>
+            </w:r>
+          </w:p>
+        </w:tc>
+        <w:tc>
+          <w:tcPr>
+            <w:tcW w:type="dxa" w:w="870"/>
             <w:tcBorders>
               <w:top w:val="single" w:color="9AA8A6" w:sz="4"/>
               <w:left w:val="single" w:color="9AA8A6" w:sz="4"/>
@@ -25666,31 +25490,34 @@
                 <w:sz w:val="17"/>
                 <w:szCs w:val="17"/>
               </w:rPr>
-              <w:t xml:space="preserve">2</w:t>
-            </w:r>
-          </w:p>
-        </w:tc>
-        <w:tc>
-          <w:tcPr>
-            <w:tcW w:type="dxa" w:w="850"/>
-            <w:tcBorders>
-              <w:top w:val="single" w:color="9AA8A6" w:sz="4"/>
-              <w:left w:val="single" w:color="9AA8A6" w:sz="4"/>
-              <w:bottom w:val="single" w:color="9AA8A6" w:sz="4"/>
-              <w:right w:val="single" w:color="9AA8A6" w:sz="4"/>
-            </w:tcBorders>
-            <w:tcMar>
-              <w:top w:type="dxa" w:w="40"/>
-              <w:left w:type="dxa" w:w="80"/>
-              <w:bottom w:type="dxa" w:w="40"/>
-              <w:right w:type="dxa" w:w="80"/>
-            </w:tcMar>
-            <w:vAlign w:val="center"/>
-          </w:tcPr>
-          <w:p>
-            <w:pPr>
-              <w:spacing w:after="0" w:before="0" w:line="240"/>
-              <w:jc w:val="right"/>
+              <w:t xml:space="preserve">147</w:t>
+            </w:r>
+          </w:p>
+        </w:tc>
+      </w:tr>
+      <w:tr>
+        <w:tc>
+          <w:tcPr>
+            <w:tcW w:type="dxa" w:w="2500"/>
+            <w:tcBorders>
+              <w:top w:val="single" w:color="9AA8A6" w:sz="4"/>
+              <w:left w:val="single" w:color="9AA8A6" w:sz="4"/>
+              <w:bottom w:val="single" w:color="9AA8A6" w:sz="4"/>
+              <w:right w:val="single" w:color="9AA8A6" w:sz="4"/>
+            </w:tcBorders>
+            <w:shd w:fill="E8F3F1" w:color="auto" w:val="clear"/>
+            <w:tcMar>
+              <w:top w:type="dxa" w:w="40"/>
+              <w:left w:type="dxa" w:w="80"/>
+              <w:bottom w:type="dxa" w:w="40"/>
+              <w:right w:type="dxa" w:w="80"/>
+            </w:tcMar>
+            <w:vAlign w:val="center"/>
+          </w:tcPr>
+          <w:p>
+            <w:pPr>
+              <w:spacing w:after="0" w:before="0" w:line="240"/>
+              <w:jc w:val="center"/>
             </w:pPr>
             <w:r>
               <w:rPr>
@@ -25700,7 +25527,279 @@
                 <w:sz w:val="17"/>
                 <w:szCs w:val="17"/>
               </w:rPr>
-              <w:t xml:space="preserve">331</w:t>
+              <w:t xml:space="preserve">사업화지원</w:t>
+            </w:r>
+          </w:p>
+        </w:tc>
+        <w:tc>
+          <w:tcPr>
+            <w:tcW w:type="dxa" w:w="740"/>
+            <w:tcBorders>
+              <w:top w:val="single" w:color="9AA8A6" w:sz="4"/>
+              <w:left w:val="single" w:color="9AA8A6" w:sz="4"/>
+              <w:bottom w:val="single" w:color="9AA8A6" w:sz="4"/>
+              <w:right w:val="single" w:color="9AA8A6" w:sz="4"/>
+            </w:tcBorders>
+            <w:tcMar>
+              <w:top w:type="dxa" w:w="40"/>
+              <w:left w:type="dxa" w:w="80"/>
+              <w:bottom w:type="dxa" w:w="40"/>
+              <w:right w:type="dxa" w:w="80"/>
+            </w:tcMar>
+            <w:vAlign w:val="center"/>
+          </w:tcPr>
+          <w:p>
+            <w:pPr>
+              <w:spacing w:after="0" w:before="0" w:line="240"/>
+              <w:jc w:val="right"/>
+            </w:pPr>
+            <w:r>
+              <w:rPr>
+                <w:rFonts w:ascii="KoPub돋움체" w:cs="KoPub돋움체" w:eastAsia="KoPub돋움체" w:hAnsi="KoPub돋움체"/>
+                <w:b w:val="false"/>
+                <w:bCs w:val="false"/>
+                <w:sz w:val="17"/>
+                <w:szCs w:val="17"/>
+              </w:rPr>
+              <w:t xml:space="preserve">3</w:t>
+            </w:r>
+          </w:p>
+        </w:tc>
+        <w:tc>
+          <w:tcPr>
+            <w:tcW w:type="dxa" w:w="740"/>
+            <w:tcBorders>
+              <w:top w:val="single" w:color="9AA8A6" w:sz="4"/>
+              <w:left w:val="single" w:color="9AA8A6" w:sz="4"/>
+              <w:bottom w:val="single" w:color="9AA8A6" w:sz="4"/>
+              <w:right w:val="single" w:color="9AA8A6" w:sz="4"/>
+            </w:tcBorders>
+            <w:tcMar>
+              <w:top w:type="dxa" w:w="40"/>
+              <w:left w:type="dxa" w:w="80"/>
+              <w:bottom w:type="dxa" w:w="40"/>
+              <w:right w:type="dxa" w:w="80"/>
+            </w:tcMar>
+            <w:vAlign w:val="center"/>
+          </w:tcPr>
+          <w:p>
+            <w:pPr>
+              <w:spacing w:after="0" w:before="0" w:line="240"/>
+              <w:jc w:val="right"/>
+            </w:pPr>
+            <w:r>
+              <w:rPr>
+                <w:rFonts w:ascii="KoPub돋움체" w:cs="KoPub돋움체" w:eastAsia="KoPub돋움체" w:hAnsi="KoPub돋움체"/>
+                <w:b w:val="false"/>
+                <w:bCs w:val="false"/>
+                <w:sz w:val="17"/>
+                <w:szCs w:val="17"/>
+              </w:rPr>
+              <w:t xml:space="preserve">46</w:t>
+            </w:r>
+          </w:p>
+        </w:tc>
+        <w:tc>
+          <w:tcPr>
+            <w:tcW w:type="dxa" w:w="740"/>
+            <w:tcBorders>
+              <w:top w:val="single" w:color="9AA8A6" w:sz="4"/>
+              <w:left w:val="single" w:color="9AA8A6" w:sz="4"/>
+              <w:bottom w:val="single" w:color="9AA8A6" w:sz="4"/>
+              <w:right w:val="single" w:color="9AA8A6" w:sz="4"/>
+            </w:tcBorders>
+            <w:tcMar>
+              <w:top w:type="dxa" w:w="40"/>
+              <w:left w:type="dxa" w:w="80"/>
+              <w:bottom w:type="dxa" w:w="40"/>
+              <w:right w:type="dxa" w:w="80"/>
+            </w:tcMar>
+            <w:vAlign w:val="center"/>
+          </w:tcPr>
+          <w:p>
+            <w:pPr>
+              <w:spacing w:after="0" w:before="0" w:line="240"/>
+              <w:jc w:val="right"/>
+            </w:pPr>
+            <w:r>
+              <w:rPr>
+                <w:rFonts w:ascii="KoPub돋움체" w:cs="KoPub돋움체" w:eastAsia="KoPub돋움체" w:hAnsi="KoPub돋움체"/>
+                <w:b w:val="false"/>
+                <w:bCs w:val="false"/>
+                <w:sz w:val="17"/>
+                <w:szCs w:val="17"/>
+              </w:rPr>
+              <w:t xml:space="preserve">1</w:t>
+            </w:r>
+          </w:p>
+        </w:tc>
+        <w:tc>
+          <w:tcPr>
+            <w:tcW w:type="dxa" w:w="740"/>
+            <w:tcBorders>
+              <w:top w:val="single" w:color="9AA8A6" w:sz="4"/>
+              <w:left w:val="single" w:color="9AA8A6" w:sz="4"/>
+              <w:bottom w:val="single" w:color="9AA8A6" w:sz="4"/>
+              <w:right w:val="single" w:color="9AA8A6" w:sz="4"/>
+            </w:tcBorders>
+            <w:tcMar>
+              <w:top w:type="dxa" w:w="40"/>
+              <w:left w:type="dxa" w:w="80"/>
+              <w:bottom w:type="dxa" w:w="40"/>
+              <w:right w:type="dxa" w:w="80"/>
+            </w:tcMar>
+            <w:vAlign w:val="center"/>
+          </w:tcPr>
+          <w:p>
+            <w:pPr>
+              <w:spacing w:after="0" w:before="0" w:line="240"/>
+              <w:jc w:val="right"/>
+            </w:pPr>
+            <w:r>
+              <w:rPr>
+                <w:rFonts w:ascii="KoPub돋움체" w:cs="KoPub돋움체" w:eastAsia="KoPub돋움체" w:hAnsi="KoPub돋움체"/>
+                <w:b w:val="false"/>
+                <w:bCs w:val="false"/>
+                <w:sz w:val="17"/>
+                <w:szCs w:val="17"/>
+              </w:rPr>
+              <w:t xml:space="preserve">0</w:t>
+            </w:r>
+          </w:p>
+        </w:tc>
+        <w:tc>
+          <w:tcPr>
+            <w:tcW w:type="dxa" w:w="740"/>
+            <w:tcBorders>
+              <w:top w:val="single" w:color="9AA8A6" w:sz="4"/>
+              <w:left w:val="single" w:color="9AA8A6" w:sz="4"/>
+              <w:bottom w:val="single" w:color="9AA8A6" w:sz="4"/>
+              <w:right w:val="single" w:color="9AA8A6" w:sz="4"/>
+            </w:tcBorders>
+            <w:tcMar>
+              <w:top w:type="dxa" w:w="40"/>
+              <w:left w:type="dxa" w:w="80"/>
+              <w:bottom w:type="dxa" w:w="40"/>
+              <w:right w:type="dxa" w:w="80"/>
+            </w:tcMar>
+            <w:vAlign w:val="center"/>
+          </w:tcPr>
+          <w:p>
+            <w:pPr>
+              <w:spacing w:after="0" w:before="0" w:line="240"/>
+              <w:jc w:val="right"/>
+            </w:pPr>
+            <w:r>
+              <w:rPr>
+                <w:rFonts w:ascii="KoPub돋움체" w:cs="KoPub돋움체" w:eastAsia="KoPub돋움체" w:hAnsi="KoPub돋움체"/>
+                <w:b w:val="false"/>
+                <w:bCs w:val="false"/>
+                <w:sz w:val="17"/>
+                <w:szCs w:val="17"/>
+              </w:rPr>
+              <w:t xml:space="preserve">0</w:t>
+            </w:r>
+          </w:p>
+        </w:tc>
+        <w:tc>
+          <w:tcPr>
+            <w:tcW w:type="dxa" w:w="740"/>
+            <w:tcBorders>
+              <w:top w:val="single" w:color="9AA8A6" w:sz="4"/>
+              <w:left w:val="single" w:color="9AA8A6" w:sz="4"/>
+              <w:bottom w:val="single" w:color="9AA8A6" w:sz="4"/>
+              <w:right w:val="single" w:color="9AA8A6" w:sz="4"/>
+            </w:tcBorders>
+            <w:tcMar>
+              <w:top w:type="dxa" w:w="40"/>
+              <w:left w:type="dxa" w:w="80"/>
+              <w:bottom w:type="dxa" w:w="40"/>
+              <w:right w:type="dxa" w:w="80"/>
+            </w:tcMar>
+            <w:vAlign w:val="center"/>
+          </w:tcPr>
+          <w:p>
+            <w:pPr>
+              <w:spacing w:after="0" w:before="0" w:line="240"/>
+              <w:jc w:val="right"/>
+            </w:pPr>
+            <w:r>
+              <w:rPr>
+                <w:rFonts w:ascii="KoPub돋움체" w:cs="KoPub돋움체" w:eastAsia="KoPub돋움체" w:hAnsi="KoPub돋움체"/>
+                <w:b w:val="false"/>
+                <w:bCs w:val="false"/>
+                <w:sz w:val="17"/>
+                <w:szCs w:val="17"/>
+              </w:rPr>
+              <w:t xml:space="preserve">4</w:t>
+            </w:r>
+          </w:p>
+        </w:tc>
+        <w:tc>
+          <w:tcPr>
+            <w:tcW w:type="dxa" w:w="740"/>
+            <w:tcBorders>
+              <w:top w:val="single" w:color="9AA8A6" w:sz="4"/>
+              <w:left w:val="single" w:color="9AA8A6" w:sz="4"/>
+              <w:bottom w:val="single" w:color="9AA8A6" w:sz="4"/>
+              <w:right w:val="single" w:color="9AA8A6" w:sz="4"/>
+            </w:tcBorders>
+            <w:tcMar>
+              <w:top w:type="dxa" w:w="40"/>
+              <w:left w:type="dxa" w:w="80"/>
+              <w:bottom w:type="dxa" w:w="40"/>
+              <w:right w:type="dxa" w:w="80"/>
+            </w:tcMar>
+            <w:vAlign w:val="center"/>
+          </w:tcPr>
+          <w:p>
+            <w:pPr>
+              <w:spacing w:after="0" w:before="0" w:line="240"/>
+              <w:jc w:val="right"/>
+            </w:pPr>
+            <w:r>
+              <w:rPr>
+                <w:rFonts w:ascii="KoPub돋움체" w:cs="KoPub돋움체" w:eastAsia="KoPub돋움체" w:hAnsi="KoPub돋움체"/>
+                <w:b w:val="false"/>
+                <w:bCs w:val="false"/>
+                <w:sz w:val="17"/>
+                <w:szCs w:val="17"/>
+              </w:rPr>
+              <w:t xml:space="preserve">1</w:t>
+            </w:r>
+          </w:p>
+        </w:tc>
+        <w:tc>
+          <w:tcPr>
+            <w:tcW w:type="dxa" w:w="870"/>
+            <w:tcBorders>
+              <w:top w:val="single" w:color="9AA8A6" w:sz="4"/>
+              <w:left w:val="single" w:color="9AA8A6" w:sz="4"/>
+              <w:bottom w:val="single" w:color="9AA8A6" w:sz="4"/>
+              <w:right w:val="single" w:color="9AA8A6" w:sz="4"/>
+            </w:tcBorders>
+            <w:tcMar>
+              <w:top w:type="dxa" w:w="40"/>
+              <w:left w:type="dxa" w:w="80"/>
+              <w:bottom w:type="dxa" w:w="40"/>
+              <w:right w:type="dxa" w:w="80"/>
+            </w:tcMar>
+            <w:vAlign w:val="center"/>
+          </w:tcPr>
+          <w:p>
+            <w:pPr>
+              <w:spacing w:after="0" w:before="0" w:line="240"/>
+              <w:jc w:val="right"/>
+            </w:pPr>
+            <w:r>
+              <w:rPr>
+                <w:rFonts w:ascii="KoPub돋움체" w:cs="KoPub돋움체" w:eastAsia="KoPub돋움체" w:hAnsi="KoPub돋움체"/>
+                <w:b w:val="false"/>
+                <w:bCs w:val="false"/>
+                <w:sz w:val="17"/>
+                <w:szCs w:val="17"/>
+              </w:rPr>
+              <w:t xml:space="preserve">55</w:t>
             </w:r>
           </w:p>
         </w:tc>
@@ -25737,13 +25836,13 @@
                 <w:sz w:val="17"/>
                 <w:szCs w:val="17"/>
               </w:rPr>
-              <w:t xml:space="preserve">기술사업화/이전/지도</w:t>
-            </w:r>
-          </w:p>
-        </w:tc>
-        <w:tc>
-          <w:tcPr>
-            <w:tcW w:type="dxa" w:w="650"/>
+              <w:t xml:space="preserve">시장개척</w:t>
+            </w:r>
+          </w:p>
+        </w:tc>
+        <w:tc>
+          <w:tcPr>
+            <w:tcW w:type="dxa" w:w="740"/>
             <w:tcBorders>
               <w:top w:val="single" w:color="9AA8A6" w:sz="4"/>
               <w:left w:val="single" w:color="9AA8A6" w:sz="4"/>
@@ -25771,13 +25870,13 @@
                 <w:sz w:val="17"/>
                 <w:szCs w:val="17"/>
               </w:rPr>
-              <w:t xml:space="preserve">165</w:t>
-            </w:r>
-          </w:p>
-        </w:tc>
-        <w:tc>
-          <w:tcPr>
-            <w:tcW w:type="dxa" w:w="650"/>
+              <w:t xml:space="preserve">0</w:t>
+            </w:r>
+          </w:p>
+        </w:tc>
+        <w:tc>
+          <w:tcPr>
+            <w:tcW w:type="dxa" w:w="740"/>
             <w:tcBorders>
               <w:top w:val="single" w:color="9AA8A6" w:sz="4"/>
               <w:left w:val="single" w:color="9AA8A6" w:sz="4"/>
@@ -25805,13 +25904,13 @@
                 <w:sz w:val="17"/>
                 <w:szCs w:val="17"/>
               </w:rPr>
-              <w:t xml:space="preserve">5</w:t>
-            </w:r>
-          </w:p>
-        </w:tc>
-        <w:tc>
-          <w:tcPr>
-            <w:tcW w:type="dxa" w:w="650"/>
+              <w:t xml:space="preserve">2</w:t>
+            </w:r>
+          </w:p>
+        </w:tc>
+        <w:tc>
+          <w:tcPr>
+            <w:tcW w:type="dxa" w:w="740"/>
             <w:tcBorders>
               <w:top w:val="single" w:color="9AA8A6" w:sz="4"/>
               <w:left w:val="single" w:color="9AA8A6" w:sz="4"/>
@@ -25839,13 +25938,13 @@
                 <w:sz w:val="17"/>
                 <w:szCs w:val="17"/>
               </w:rPr>
-              <w:t xml:space="preserve">16</w:t>
-            </w:r>
-          </w:p>
-        </w:tc>
-        <w:tc>
-          <w:tcPr>
-            <w:tcW w:type="dxa" w:w="650"/>
+              <w:t xml:space="preserve">43</w:t>
+            </w:r>
+          </w:p>
+        </w:tc>
+        <w:tc>
+          <w:tcPr>
+            <w:tcW w:type="dxa" w:w="740"/>
             <w:tcBorders>
               <w:top w:val="single" w:color="9AA8A6" w:sz="4"/>
               <w:left w:val="single" w:color="9AA8A6" w:sz="4"/>
@@ -25873,13 +25972,13 @@
                 <w:sz w:val="17"/>
                 <w:szCs w:val="17"/>
               </w:rPr>
-              <w:t xml:space="preserve">2</w:t>
-            </w:r>
-          </w:p>
-        </w:tc>
-        <w:tc>
-          <w:tcPr>
-            <w:tcW w:type="dxa" w:w="650"/>
+              <w:t xml:space="preserve">0</w:t>
+            </w:r>
+          </w:p>
+        </w:tc>
+        <w:tc>
+          <w:tcPr>
+            <w:tcW w:type="dxa" w:w="740"/>
             <w:tcBorders>
               <w:top w:val="single" w:color="9AA8A6" w:sz="4"/>
               <w:left w:val="single" w:color="9AA8A6" w:sz="4"/>
@@ -25907,13 +26006,13 @@
                 <w:sz w:val="17"/>
                 <w:szCs w:val="17"/>
               </w:rPr>
-              <w:t xml:space="preserve">7</w:t>
-            </w:r>
-          </w:p>
-        </w:tc>
-        <w:tc>
-          <w:tcPr>
-            <w:tcW w:type="dxa" w:w="650"/>
+              <w:t xml:space="preserve">0</w:t>
+            </w:r>
+          </w:p>
+        </w:tc>
+        <w:tc>
+          <w:tcPr>
+            <w:tcW w:type="dxa" w:w="740"/>
             <w:tcBorders>
               <w:top w:val="single" w:color="9AA8A6" w:sz="4"/>
               <w:left w:val="single" w:color="9AA8A6" w:sz="4"/>
@@ -25941,13 +26040,13 @@
                 <w:sz w:val="17"/>
                 <w:szCs w:val="17"/>
               </w:rPr>
-              <w:t xml:space="preserve">1</w:t>
-            </w:r>
-          </w:p>
-        </w:tc>
-        <w:tc>
-          <w:tcPr>
-            <w:tcW w:type="dxa" w:w="650"/>
+              <w:t xml:space="preserve">0</w:t>
+            </w:r>
+          </w:p>
+        </w:tc>
+        <w:tc>
+          <w:tcPr>
+            <w:tcW w:type="dxa" w:w="740"/>
             <w:tcBorders>
               <w:top w:val="single" w:color="9AA8A6" w:sz="4"/>
               <w:left w:val="single" w:color="9AA8A6" w:sz="4"/>
@@ -25975,13 +26074,13 @@
                 <w:sz w:val="17"/>
                 <w:szCs w:val="17"/>
               </w:rPr>
-              <w:t xml:space="preserve">1</w:t>
-            </w:r>
-          </w:p>
-        </w:tc>
-        <w:tc>
-          <w:tcPr>
-            <w:tcW w:type="dxa" w:w="650"/>
+              <w:t xml:space="preserve">0</w:t>
+            </w:r>
+          </w:p>
+        </w:tc>
+        <w:tc>
+          <w:tcPr>
+            <w:tcW w:type="dxa" w:w="870"/>
             <w:tcBorders>
               <w:top w:val="single" w:color="9AA8A6" w:sz="4"/>
               <w:left w:val="single" w:color="9AA8A6" w:sz="4"/>
@@ -26009,31 +26108,34 @@
                 <w:sz w:val="17"/>
                 <w:szCs w:val="17"/>
               </w:rPr>
-              <w:t xml:space="preserve">13</w:t>
-            </w:r>
-          </w:p>
-        </w:tc>
-        <w:tc>
-          <w:tcPr>
-            <w:tcW w:type="dxa" w:w="850"/>
-            <w:tcBorders>
-              <w:top w:val="single" w:color="9AA8A6" w:sz="4"/>
-              <w:left w:val="single" w:color="9AA8A6" w:sz="4"/>
-              <w:bottom w:val="single" w:color="9AA8A6" w:sz="4"/>
-              <w:right w:val="single" w:color="9AA8A6" w:sz="4"/>
-            </w:tcBorders>
-            <w:tcMar>
-              <w:top w:type="dxa" w:w="40"/>
-              <w:left w:type="dxa" w:w="80"/>
-              <w:bottom w:type="dxa" w:w="40"/>
-              <w:right w:type="dxa" w:w="80"/>
-            </w:tcMar>
-            <w:vAlign w:val="center"/>
-          </w:tcPr>
-          <w:p>
-            <w:pPr>
-              <w:spacing w:after="0" w:before="0" w:line="240"/>
-              <w:jc w:val="right"/>
+              <w:t xml:space="preserve">45</w:t>
+            </w:r>
+          </w:p>
+        </w:tc>
+      </w:tr>
+      <w:tr>
+        <w:tc>
+          <w:tcPr>
+            <w:tcW w:type="dxa" w:w="2500"/>
+            <w:tcBorders>
+              <w:top w:val="single" w:color="9AA8A6" w:sz="4"/>
+              <w:left w:val="single" w:color="9AA8A6" w:sz="4"/>
+              <w:bottom w:val="single" w:color="9AA8A6" w:sz="4"/>
+              <w:right w:val="single" w:color="9AA8A6" w:sz="4"/>
+            </w:tcBorders>
+            <w:shd w:fill="E8F3F1" w:color="auto" w:val="clear"/>
+            <w:tcMar>
+              <w:top w:type="dxa" w:w="40"/>
+              <w:left w:type="dxa" w:w="80"/>
+              <w:bottom w:type="dxa" w:w="40"/>
+              <w:right w:type="dxa" w:w="80"/>
+            </w:tcMar>
+            <w:vAlign w:val="center"/>
+          </w:tcPr>
+          <w:p>
+            <w:pPr>
+              <w:spacing w:after="0" w:before="0" w:line="240"/>
+              <w:jc w:val="center"/>
             </w:pPr>
             <w:r>
               <w:rPr>
@@ -26043,7 +26145,279 @@
                 <w:sz w:val="17"/>
                 <w:szCs w:val="17"/>
               </w:rPr>
-              <w:t xml:space="preserve">210</w:t>
+              <w:t xml:space="preserve">융자(운전)</w:t>
+            </w:r>
+          </w:p>
+        </w:tc>
+        <w:tc>
+          <w:tcPr>
+            <w:tcW w:type="dxa" w:w="740"/>
+            <w:tcBorders>
+              <w:top w:val="single" w:color="9AA8A6" w:sz="4"/>
+              <w:left w:val="single" w:color="9AA8A6" w:sz="4"/>
+              <w:bottom w:val="single" w:color="9AA8A6" w:sz="4"/>
+              <w:right w:val="single" w:color="9AA8A6" w:sz="4"/>
+            </w:tcBorders>
+            <w:tcMar>
+              <w:top w:type="dxa" w:w="40"/>
+              <w:left w:type="dxa" w:w="80"/>
+              <w:bottom w:type="dxa" w:w="40"/>
+              <w:right w:type="dxa" w:w="80"/>
+            </w:tcMar>
+            <w:vAlign w:val="center"/>
+          </w:tcPr>
+          <w:p>
+            <w:pPr>
+              <w:spacing w:after="0" w:before="0" w:line="240"/>
+              <w:jc w:val="right"/>
+            </w:pPr>
+            <w:r>
+              <w:rPr>
+                <w:rFonts w:ascii="KoPub돋움체" w:cs="KoPub돋움체" w:eastAsia="KoPub돋움체" w:hAnsi="KoPub돋움체"/>
+                <w:b w:val="false"/>
+                <w:bCs w:val="false"/>
+                <w:sz w:val="17"/>
+                <w:szCs w:val="17"/>
+              </w:rPr>
+              <w:t xml:space="preserve">0</w:t>
+            </w:r>
+          </w:p>
+        </w:tc>
+        <w:tc>
+          <w:tcPr>
+            <w:tcW w:type="dxa" w:w="740"/>
+            <w:tcBorders>
+              <w:top w:val="single" w:color="9AA8A6" w:sz="4"/>
+              <w:left w:val="single" w:color="9AA8A6" w:sz="4"/>
+              <w:bottom w:val="single" w:color="9AA8A6" w:sz="4"/>
+              <w:right w:val="single" w:color="9AA8A6" w:sz="4"/>
+            </w:tcBorders>
+            <w:tcMar>
+              <w:top w:type="dxa" w:w="40"/>
+              <w:left w:type="dxa" w:w="80"/>
+              <w:bottom w:type="dxa" w:w="40"/>
+              <w:right w:type="dxa" w:w="80"/>
+            </w:tcMar>
+            <w:vAlign w:val="center"/>
+          </w:tcPr>
+          <w:p>
+            <w:pPr>
+              <w:spacing w:after="0" w:before="0" w:line="240"/>
+              <w:jc w:val="right"/>
+            </w:pPr>
+            <w:r>
+              <w:rPr>
+                <w:rFonts w:ascii="KoPub돋움체" w:cs="KoPub돋움체" w:eastAsia="KoPub돋움체" w:hAnsi="KoPub돋움체"/>
+                <w:b w:val="false"/>
+                <w:bCs w:val="false"/>
+                <w:sz w:val="17"/>
+                <w:szCs w:val="17"/>
+              </w:rPr>
+              <w:t xml:space="preserve">0</w:t>
+            </w:r>
+          </w:p>
+        </w:tc>
+        <w:tc>
+          <w:tcPr>
+            <w:tcW w:type="dxa" w:w="740"/>
+            <w:tcBorders>
+              <w:top w:val="single" w:color="9AA8A6" w:sz="4"/>
+              <w:left w:val="single" w:color="9AA8A6" w:sz="4"/>
+              <w:bottom w:val="single" w:color="9AA8A6" w:sz="4"/>
+              <w:right w:val="single" w:color="9AA8A6" w:sz="4"/>
+            </w:tcBorders>
+            <w:tcMar>
+              <w:top w:type="dxa" w:w="40"/>
+              <w:left w:type="dxa" w:w="80"/>
+              <w:bottom w:type="dxa" w:w="40"/>
+              <w:right w:type="dxa" w:w="80"/>
+            </w:tcMar>
+            <w:vAlign w:val="center"/>
+          </w:tcPr>
+          <w:p>
+            <w:pPr>
+              <w:spacing w:after="0" w:before="0" w:line="240"/>
+              <w:jc w:val="right"/>
+            </w:pPr>
+            <w:r>
+              <w:rPr>
+                <w:rFonts w:ascii="KoPub돋움체" w:cs="KoPub돋움체" w:eastAsia="KoPub돋움체" w:hAnsi="KoPub돋움체"/>
+                <w:b w:val="false"/>
+                <w:bCs w:val="false"/>
+                <w:sz w:val="17"/>
+                <w:szCs w:val="17"/>
+              </w:rPr>
+              <w:t xml:space="preserve">4</w:t>
+            </w:r>
+          </w:p>
+        </w:tc>
+        <w:tc>
+          <w:tcPr>
+            <w:tcW w:type="dxa" w:w="740"/>
+            <w:tcBorders>
+              <w:top w:val="single" w:color="9AA8A6" w:sz="4"/>
+              <w:left w:val="single" w:color="9AA8A6" w:sz="4"/>
+              <w:bottom w:val="single" w:color="9AA8A6" w:sz="4"/>
+              <w:right w:val="single" w:color="9AA8A6" w:sz="4"/>
+            </w:tcBorders>
+            <w:tcMar>
+              <w:top w:type="dxa" w:w="40"/>
+              <w:left w:type="dxa" w:w="80"/>
+              <w:bottom w:type="dxa" w:w="40"/>
+              <w:right w:type="dxa" w:w="80"/>
+            </w:tcMar>
+            <w:vAlign w:val="center"/>
+          </w:tcPr>
+          <w:p>
+            <w:pPr>
+              <w:spacing w:after="0" w:before="0" w:line="240"/>
+              <w:jc w:val="right"/>
+            </w:pPr>
+            <w:r>
+              <w:rPr>
+                <w:rFonts w:ascii="KoPub돋움체" w:cs="KoPub돋움체" w:eastAsia="KoPub돋움체" w:hAnsi="KoPub돋움체"/>
+                <w:b w:val="false"/>
+                <w:bCs w:val="false"/>
+                <w:sz w:val="17"/>
+                <w:szCs w:val="17"/>
+              </w:rPr>
+              <w:t xml:space="preserve">35</w:t>
+            </w:r>
+          </w:p>
+        </w:tc>
+        <w:tc>
+          <w:tcPr>
+            <w:tcW w:type="dxa" w:w="740"/>
+            <w:tcBorders>
+              <w:top w:val="single" w:color="9AA8A6" w:sz="4"/>
+              <w:left w:val="single" w:color="9AA8A6" w:sz="4"/>
+              <w:bottom w:val="single" w:color="9AA8A6" w:sz="4"/>
+              <w:right w:val="single" w:color="9AA8A6" w:sz="4"/>
+            </w:tcBorders>
+            <w:tcMar>
+              <w:top w:type="dxa" w:w="40"/>
+              <w:left w:type="dxa" w:w="80"/>
+              <w:bottom w:type="dxa" w:w="40"/>
+              <w:right w:type="dxa" w:w="80"/>
+            </w:tcMar>
+            <w:vAlign w:val="center"/>
+          </w:tcPr>
+          <w:p>
+            <w:pPr>
+              <w:spacing w:after="0" w:before="0" w:line="240"/>
+              <w:jc w:val="right"/>
+            </w:pPr>
+            <w:r>
+              <w:rPr>
+                <w:rFonts w:ascii="KoPub돋움체" w:cs="KoPub돋움체" w:eastAsia="KoPub돋움체" w:hAnsi="KoPub돋움체"/>
+                <w:b w:val="false"/>
+                <w:bCs w:val="false"/>
+                <w:sz w:val="17"/>
+                <w:szCs w:val="17"/>
+              </w:rPr>
+              <w:t xml:space="preserve">0</w:t>
+            </w:r>
+          </w:p>
+        </w:tc>
+        <w:tc>
+          <w:tcPr>
+            <w:tcW w:type="dxa" w:w="740"/>
+            <w:tcBorders>
+              <w:top w:val="single" w:color="9AA8A6" w:sz="4"/>
+              <w:left w:val="single" w:color="9AA8A6" w:sz="4"/>
+              <w:bottom w:val="single" w:color="9AA8A6" w:sz="4"/>
+              <w:right w:val="single" w:color="9AA8A6" w:sz="4"/>
+            </w:tcBorders>
+            <w:tcMar>
+              <w:top w:type="dxa" w:w="40"/>
+              <w:left w:type="dxa" w:w="80"/>
+              <w:bottom w:type="dxa" w:w="40"/>
+              <w:right w:type="dxa" w:w="80"/>
+            </w:tcMar>
+            <w:vAlign w:val="center"/>
+          </w:tcPr>
+          <w:p>
+            <w:pPr>
+              <w:spacing w:after="0" w:before="0" w:line="240"/>
+              <w:jc w:val="right"/>
+            </w:pPr>
+            <w:r>
+              <w:rPr>
+                <w:rFonts w:ascii="KoPub돋움체" w:cs="KoPub돋움체" w:eastAsia="KoPub돋움체" w:hAnsi="KoPub돋움체"/>
+                <w:b w:val="false"/>
+                <w:bCs w:val="false"/>
+                <w:sz w:val="17"/>
+                <w:szCs w:val="17"/>
+              </w:rPr>
+              <w:t xml:space="preserve">0</w:t>
+            </w:r>
+          </w:p>
+        </w:tc>
+        <w:tc>
+          <w:tcPr>
+            <w:tcW w:type="dxa" w:w="740"/>
+            <w:tcBorders>
+              <w:top w:val="single" w:color="9AA8A6" w:sz="4"/>
+              <w:left w:val="single" w:color="9AA8A6" w:sz="4"/>
+              <w:bottom w:val="single" w:color="9AA8A6" w:sz="4"/>
+              <w:right w:val="single" w:color="9AA8A6" w:sz="4"/>
+            </w:tcBorders>
+            <w:tcMar>
+              <w:top w:type="dxa" w:w="40"/>
+              <w:left w:type="dxa" w:w="80"/>
+              <w:bottom w:type="dxa" w:w="40"/>
+              <w:right w:type="dxa" w:w="80"/>
+            </w:tcMar>
+            <w:vAlign w:val="center"/>
+          </w:tcPr>
+          <w:p>
+            <w:pPr>
+              <w:spacing w:after="0" w:before="0" w:line="240"/>
+              <w:jc w:val="right"/>
+            </w:pPr>
+            <w:r>
+              <w:rPr>
+                <w:rFonts w:ascii="KoPub돋움체" w:cs="KoPub돋움체" w:eastAsia="KoPub돋움체" w:hAnsi="KoPub돋움체"/>
+                <w:b w:val="false"/>
+                <w:bCs w:val="false"/>
+                <w:sz w:val="17"/>
+                <w:szCs w:val="17"/>
+              </w:rPr>
+              <w:t xml:space="preserve">0</w:t>
+            </w:r>
+          </w:p>
+        </w:tc>
+        <w:tc>
+          <w:tcPr>
+            <w:tcW w:type="dxa" w:w="870"/>
+            <w:tcBorders>
+              <w:top w:val="single" w:color="9AA8A6" w:sz="4"/>
+              <w:left w:val="single" w:color="9AA8A6" w:sz="4"/>
+              <w:bottom w:val="single" w:color="9AA8A6" w:sz="4"/>
+              <w:right w:val="single" w:color="9AA8A6" w:sz="4"/>
+            </w:tcBorders>
+            <w:tcMar>
+              <w:top w:type="dxa" w:w="40"/>
+              <w:left w:type="dxa" w:w="80"/>
+              <w:bottom w:type="dxa" w:w="40"/>
+              <w:right w:type="dxa" w:w="80"/>
+            </w:tcMar>
+            <w:vAlign w:val="center"/>
+          </w:tcPr>
+          <w:p>
+            <w:pPr>
+              <w:spacing w:after="0" w:before="0" w:line="240"/>
+              <w:jc w:val="right"/>
+            </w:pPr>
+            <w:r>
+              <w:rPr>
+                <w:rFonts w:ascii="KoPub돋움체" w:cs="KoPub돋움체" w:eastAsia="KoPub돋움체" w:hAnsi="KoPub돋움체"/>
+                <w:b w:val="false"/>
+                <w:bCs w:val="false"/>
+                <w:sz w:val="17"/>
+                <w:szCs w:val="17"/>
+              </w:rPr>
+              <w:t xml:space="preserve">39</w:t>
             </w:r>
           </w:p>
         </w:tc>
@@ -26080,13 +26454,13 @@
                 <w:sz w:val="17"/>
                 <w:szCs w:val="17"/>
               </w:rPr>
-              <w:t xml:space="preserve">디자인/상품화/사업화</w:t>
-            </w:r>
-          </w:p>
-        </w:tc>
-        <w:tc>
-          <w:tcPr>
-            <w:tcW w:type="dxa" w:w="650"/>
+              <w:t xml:space="preserve">교육/훈련/연수</w:t>
+            </w:r>
+          </w:p>
+        </w:tc>
+        <w:tc>
+          <w:tcPr>
+            <w:tcW w:type="dxa" w:w="740"/>
             <w:tcBorders>
               <w:top w:val="single" w:color="9AA8A6" w:sz="4"/>
               <w:left w:val="single" w:color="9AA8A6" w:sz="4"/>
@@ -26114,13 +26488,13 @@
                 <w:sz w:val="17"/>
                 <w:szCs w:val="17"/>
               </w:rPr>
-              <w:t xml:space="preserve">23</w:t>
-            </w:r>
-          </w:p>
-        </w:tc>
-        <w:tc>
-          <w:tcPr>
-            <w:tcW w:type="dxa" w:w="650"/>
+              <w:t xml:space="preserve">0</w:t>
+            </w:r>
+          </w:p>
+        </w:tc>
+        <w:tc>
+          <w:tcPr>
+            <w:tcW w:type="dxa" w:w="740"/>
             <w:tcBorders>
               <w:top w:val="single" w:color="9AA8A6" w:sz="4"/>
               <w:left w:val="single" w:color="9AA8A6" w:sz="4"/>
@@ -26148,13 +26522,13 @@
                 <w:sz w:val="17"/>
                 <w:szCs w:val="17"/>
               </w:rPr>
-              <w:t xml:space="preserve">15</w:t>
-            </w:r>
-          </w:p>
-        </w:tc>
-        <w:tc>
-          <w:tcPr>
-            <w:tcW w:type="dxa" w:w="650"/>
+              <w:t xml:space="preserve">1</w:t>
+            </w:r>
+          </w:p>
+        </w:tc>
+        <w:tc>
+          <w:tcPr>
+            <w:tcW w:type="dxa" w:w="740"/>
             <w:tcBorders>
               <w:top w:val="single" w:color="9AA8A6" w:sz="4"/>
               <w:left w:val="single" w:color="9AA8A6" w:sz="4"/>
@@ -26182,13 +26556,13 @@
                 <w:sz w:val="17"/>
                 <w:szCs w:val="17"/>
               </w:rPr>
-              <w:t xml:space="preserve">22</w:t>
-            </w:r>
-          </w:p>
-        </w:tc>
-        <w:tc>
-          <w:tcPr>
-            <w:tcW w:type="dxa" w:w="650"/>
+              <w:t xml:space="preserve">2</w:t>
+            </w:r>
+          </w:p>
+        </w:tc>
+        <w:tc>
+          <w:tcPr>
+            <w:tcW w:type="dxa" w:w="740"/>
             <w:tcBorders>
               <w:top w:val="single" w:color="9AA8A6" w:sz="4"/>
               <w:left w:val="single" w:color="9AA8A6" w:sz="4"/>
@@ -26216,13 +26590,13 @@
                 <w:sz w:val="17"/>
                 <w:szCs w:val="17"/>
               </w:rPr>
-              <w:t xml:space="preserve">10</w:t>
-            </w:r>
-          </w:p>
-        </w:tc>
-        <w:tc>
-          <w:tcPr>
-            <w:tcW w:type="dxa" w:w="650"/>
+              <w:t xml:space="preserve">0</w:t>
+            </w:r>
+          </w:p>
+        </w:tc>
+        <w:tc>
+          <w:tcPr>
+            <w:tcW w:type="dxa" w:w="740"/>
             <w:tcBorders>
               <w:top w:val="single" w:color="9AA8A6" w:sz="4"/>
               <w:left w:val="single" w:color="9AA8A6" w:sz="4"/>
@@ -26250,13 +26624,13 @@
                 <w:sz w:val="17"/>
                 <w:szCs w:val="17"/>
               </w:rPr>
-              <w:t xml:space="preserve">12</w:t>
-            </w:r>
-          </w:p>
-        </w:tc>
-        <w:tc>
-          <w:tcPr>
-            <w:tcW w:type="dxa" w:w="650"/>
+              <w:t xml:space="preserve">0</w:t>
+            </w:r>
+          </w:p>
+        </w:tc>
+        <w:tc>
+          <w:tcPr>
+            <w:tcW w:type="dxa" w:w="740"/>
             <w:tcBorders>
               <w:top w:val="single" w:color="9AA8A6" w:sz="4"/>
               <w:left w:val="single" w:color="9AA8A6" w:sz="4"/>
@@ -26284,13 +26658,13 @@
                 <w:sz w:val="17"/>
                 <w:szCs w:val="17"/>
               </w:rPr>
-              <w:t xml:space="preserve">5</w:t>
-            </w:r>
-          </w:p>
-        </w:tc>
-        <w:tc>
-          <w:tcPr>
-            <w:tcW w:type="dxa" w:w="650"/>
+              <w:t xml:space="preserve">32</w:t>
+            </w:r>
+          </w:p>
+        </w:tc>
+        <w:tc>
+          <w:tcPr>
+            <w:tcW w:type="dxa" w:w="740"/>
             <w:tcBorders>
               <w:top w:val="single" w:color="9AA8A6" w:sz="4"/>
               <w:left w:val="single" w:color="9AA8A6" w:sz="4"/>
@@ -26318,1419 +26692,13 @@
                 <w:sz w:val="17"/>
                 <w:szCs w:val="17"/>
               </w:rPr>
-              <w:t xml:space="preserve">8</w:t>
-            </w:r>
-          </w:p>
-        </w:tc>
-        <w:tc>
-          <w:tcPr>
-            <w:tcW w:type="dxa" w:w="650"/>
-            <w:tcBorders>
-              <w:top w:val="single" w:color="9AA8A6" w:sz="4"/>
-              <w:left w:val="single" w:color="9AA8A6" w:sz="4"/>
-              <w:bottom w:val="single" w:color="9AA8A6" w:sz="4"/>
-              <w:right w:val="single" w:color="9AA8A6" w:sz="4"/>
-            </w:tcBorders>
-            <w:tcMar>
-              <w:top w:type="dxa" w:w="40"/>
-              <w:left w:type="dxa" w:w="80"/>
-              <w:bottom w:type="dxa" w:w="40"/>
-              <w:right w:type="dxa" w:w="80"/>
-            </w:tcMar>
-            <w:vAlign w:val="center"/>
-          </w:tcPr>
-          <w:p>
-            <w:pPr>
-              <w:spacing w:after="0" w:before="0" w:line="240"/>
-              <w:jc w:val="right"/>
-            </w:pPr>
-            <w:r>
-              <w:rPr>
-                <w:rFonts w:ascii="KoPub돋움체" w:cs="KoPub돋움체" w:eastAsia="KoPub돋움체" w:hAnsi="KoPub돋움체"/>
-                <w:b w:val="false"/>
-                <w:bCs w:val="false"/>
-                <w:sz w:val="17"/>
-                <w:szCs w:val="17"/>
-              </w:rPr>
-              <w:t xml:space="preserve">52</w:t>
-            </w:r>
-          </w:p>
-        </w:tc>
-        <w:tc>
-          <w:tcPr>
-            <w:tcW w:type="dxa" w:w="850"/>
-            <w:tcBorders>
-              <w:top w:val="single" w:color="9AA8A6" w:sz="4"/>
-              <w:left w:val="single" w:color="9AA8A6" w:sz="4"/>
-              <w:bottom w:val="single" w:color="9AA8A6" w:sz="4"/>
-              <w:right w:val="single" w:color="9AA8A6" w:sz="4"/>
-            </w:tcBorders>
-            <w:tcMar>
-              <w:top w:type="dxa" w:w="40"/>
-              <w:left w:type="dxa" w:w="80"/>
-              <w:bottom w:type="dxa" w:w="40"/>
-              <w:right w:type="dxa" w:w="80"/>
-            </w:tcMar>
-            <w:vAlign w:val="center"/>
-          </w:tcPr>
-          <w:p>
-            <w:pPr>
-              <w:spacing w:after="0" w:before="0" w:line="240"/>
-              <w:jc w:val="right"/>
-            </w:pPr>
-            <w:r>
-              <w:rPr>
-                <w:rFonts w:ascii="KoPub돋움체" w:cs="KoPub돋움체" w:eastAsia="KoPub돋움체" w:hAnsi="KoPub돋움체"/>
-                <w:b w:val="false"/>
-                <w:bCs w:val="false"/>
-                <w:sz w:val="17"/>
-                <w:szCs w:val="17"/>
-              </w:rPr>
-              <w:t xml:space="preserve">147</w:t>
-            </w:r>
-          </w:p>
-        </w:tc>
-      </w:tr>
-      <w:tr>
-        <w:tc>
-          <w:tcPr>
-            <w:tcW w:type="dxa" w:w="2500"/>
-            <w:tcBorders>
-              <w:top w:val="single" w:color="9AA8A6" w:sz="4"/>
-              <w:left w:val="single" w:color="9AA8A6" w:sz="4"/>
-              <w:bottom w:val="single" w:color="9AA8A6" w:sz="4"/>
-              <w:right w:val="single" w:color="9AA8A6" w:sz="4"/>
-            </w:tcBorders>
-            <w:shd w:fill="E8F3F1" w:color="auto" w:val="clear"/>
-            <w:tcMar>
-              <w:top w:type="dxa" w:w="40"/>
-              <w:left w:type="dxa" w:w="80"/>
-              <w:bottom w:type="dxa" w:w="40"/>
-              <w:right w:type="dxa" w:w="80"/>
-            </w:tcMar>
-            <w:vAlign w:val="center"/>
-          </w:tcPr>
-          <w:p>
-            <w:pPr>
-              <w:spacing w:after="0" w:before="0" w:line="240"/>
-              <w:jc w:val="center"/>
-            </w:pPr>
-            <w:r>
-              <w:rPr>
-                <w:rFonts w:ascii="KoPub돋움체" w:cs="KoPub돋움체" w:eastAsia="KoPub돋움체" w:hAnsi="KoPub돋움체"/>
-                <w:b w:val="false"/>
-                <w:bCs w:val="false"/>
-                <w:sz w:val="17"/>
-                <w:szCs w:val="17"/>
-              </w:rPr>
-              <w:t xml:space="preserve">사업화지원</w:t>
-            </w:r>
-          </w:p>
-        </w:tc>
-        <w:tc>
-          <w:tcPr>
-            <w:tcW w:type="dxa" w:w="650"/>
-            <w:tcBorders>
-              <w:top w:val="single" w:color="9AA8A6" w:sz="4"/>
-              <w:left w:val="single" w:color="9AA8A6" w:sz="4"/>
-              <w:bottom w:val="single" w:color="9AA8A6" w:sz="4"/>
-              <w:right w:val="single" w:color="9AA8A6" w:sz="4"/>
-            </w:tcBorders>
-            <w:tcMar>
-              <w:top w:type="dxa" w:w="40"/>
-              <w:left w:type="dxa" w:w="80"/>
-              <w:bottom w:type="dxa" w:w="40"/>
-              <w:right w:type="dxa" w:w="80"/>
-            </w:tcMar>
-            <w:vAlign w:val="center"/>
-          </w:tcPr>
-          <w:p>
-            <w:pPr>
-              <w:spacing w:after="0" w:before="0" w:line="240"/>
-              <w:jc w:val="right"/>
-            </w:pPr>
-            <w:r>
-              <w:rPr>
-                <w:rFonts w:ascii="KoPub돋움체" w:cs="KoPub돋움체" w:eastAsia="KoPub돋움체" w:hAnsi="KoPub돋움체"/>
-                <w:b w:val="false"/>
-                <w:bCs w:val="false"/>
-                <w:sz w:val="17"/>
-                <w:szCs w:val="17"/>
-              </w:rPr>
-              <w:t xml:space="preserve">3</w:t>
-            </w:r>
-          </w:p>
-        </w:tc>
-        <w:tc>
-          <w:tcPr>
-            <w:tcW w:type="dxa" w:w="650"/>
-            <w:tcBorders>
-              <w:top w:val="single" w:color="9AA8A6" w:sz="4"/>
-              <w:left w:val="single" w:color="9AA8A6" w:sz="4"/>
-              <w:bottom w:val="single" w:color="9AA8A6" w:sz="4"/>
-              <w:right w:val="single" w:color="9AA8A6" w:sz="4"/>
-            </w:tcBorders>
-            <w:tcMar>
-              <w:top w:type="dxa" w:w="40"/>
-              <w:left w:type="dxa" w:w="80"/>
-              <w:bottom w:type="dxa" w:w="40"/>
-              <w:right w:type="dxa" w:w="80"/>
-            </w:tcMar>
-            <w:vAlign w:val="center"/>
-          </w:tcPr>
-          <w:p>
-            <w:pPr>
-              <w:spacing w:after="0" w:before="0" w:line="240"/>
-              <w:jc w:val="right"/>
-            </w:pPr>
-            <w:r>
-              <w:rPr>
-                <w:rFonts w:ascii="KoPub돋움체" w:cs="KoPub돋움체" w:eastAsia="KoPub돋움체" w:hAnsi="KoPub돋움체"/>
-                <w:b w:val="false"/>
-                <w:bCs w:val="false"/>
-                <w:sz w:val="17"/>
-                <w:szCs w:val="17"/>
-              </w:rPr>
-              <w:t xml:space="preserve">46</w:t>
-            </w:r>
-          </w:p>
-        </w:tc>
-        <w:tc>
-          <w:tcPr>
-            <w:tcW w:type="dxa" w:w="650"/>
-            <w:tcBorders>
-              <w:top w:val="single" w:color="9AA8A6" w:sz="4"/>
-              <w:left w:val="single" w:color="9AA8A6" w:sz="4"/>
-              <w:bottom w:val="single" w:color="9AA8A6" w:sz="4"/>
-              <w:right w:val="single" w:color="9AA8A6" w:sz="4"/>
-            </w:tcBorders>
-            <w:tcMar>
-              <w:top w:type="dxa" w:w="40"/>
-              <w:left w:type="dxa" w:w="80"/>
-              <w:bottom w:type="dxa" w:w="40"/>
-              <w:right w:type="dxa" w:w="80"/>
-            </w:tcMar>
-            <w:vAlign w:val="center"/>
-          </w:tcPr>
-          <w:p>
-            <w:pPr>
-              <w:spacing w:after="0" w:before="0" w:line="240"/>
-              <w:jc w:val="right"/>
-            </w:pPr>
-            <w:r>
-              <w:rPr>
-                <w:rFonts w:ascii="KoPub돋움체" w:cs="KoPub돋움체" w:eastAsia="KoPub돋움체" w:hAnsi="KoPub돋움체"/>
-                <w:b w:val="false"/>
-                <w:bCs w:val="false"/>
-                <w:sz w:val="17"/>
-                <w:szCs w:val="17"/>
-              </w:rPr>
-              <w:t xml:space="preserve">1</w:t>
-            </w:r>
-          </w:p>
-        </w:tc>
-        <w:tc>
-          <w:tcPr>
-            <w:tcW w:type="dxa" w:w="650"/>
-            <w:tcBorders>
-              <w:top w:val="single" w:color="9AA8A6" w:sz="4"/>
-              <w:left w:val="single" w:color="9AA8A6" w:sz="4"/>
-              <w:bottom w:val="single" w:color="9AA8A6" w:sz="4"/>
-              <w:right w:val="single" w:color="9AA8A6" w:sz="4"/>
-            </w:tcBorders>
-            <w:tcMar>
-              <w:top w:type="dxa" w:w="40"/>
-              <w:left w:type="dxa" w:w="80"/>
-              <w:bottom w:type="dxa" w:w="40"/>
-              <w:right w:type="dxa" w:w="80"/>
-            </w:tcMar>
-            <w:vAlign w:val="center"/>
-          </w:tcPr>
-          <w:p>
-            <w:pPr>
-              <w:spacing w:after="0" w:before="0" w:line="240"/>
-              <w:jc w:val="right"/>
-            </w:pPr>
-            <w:r>
-              <w:rPr>
-                <w:rFonts w:ascii="KoPub돋움체" w:cs="KoPub돋움체" w:eastAsia="KoPub돋움체" w:hAnsi="KoPub돋움체"/>
-                <w:b w:val="false"/>
-                <w:bCs w:val="false"/>
-                <w:sz w:val="17"/>
-                <w:szCs w:val="17"/>
-              </w:rPr>
-              <w:t xml:space="preserve">0</w:t>
-            </w:r>
-          </w:p>
-        </w:tc>
-        <w:tc>
-          <w:tcPr>
-            <w:tcW w:type="dxa" w:w="650"/>
-            <w:tcBorders>
-              <w:top w:val="single" w:color="9AA8A6" w:sz="4"/>
-              <w:left w:val="single" w:color="9AA8A6" w:sz="4"/>
-              <w:bottom w:val="single" w:color="9AA8A6" w:sz="4"/>
-              <w:right w:val="single" w:color="9AA8A6" w:sz="4"/>
-            </w:tcBorders>
-            <w:tcMar>
-              <w:top w:type="dxa" w:w="40"/>
-              <w:left w:type="dxa" w:w="80"/>
-              <w:bottom w:type="dxa" w:w="40"/>
-              <w:right w:type="dxa" w:w="80"/>
-            </w:tcMar>
-            <w:vAlign w:val="center"/>
-          </w:tcPr>
-          <w:p>
-            <w:pPr>
-              <w:spacing w:after="0" w:before="0" w:line="240"/>
-              <w:jc w:val="right"/>
-            </w:pPr>
-            <w:r>
-              <w:rPr>
-                <w:rFonts w:ascii="KoPub돋움체" w:cs="KoPub돋움체" w:eastAsia="KoPub돋움체" w:hAnsi="KoPub돋움체"/>
-                <w:b w:val="false"/>
-                <w:bCs w:val="false"/>
-                <w:sz w:val="17"/>
-                <w:szCs w:val="17"/>
-              </w:rPr>
-              <w:t xml:space="preserve">0</w:t>
-            </w:r>
-          </w:p>
-        </w:tc>
-        <w:tc>
-          <w:tcPr>
-            <w:tcW w:type="dxa" w:w="650"/>
-            <w:tcBorders>
-              <w:top w:val="single" w:color="9AA8A6" w:sz="4"/>
-              <w:left w:val="single" w:color="9AA8A6" w:sz="4"/>
-              <w:bottom w:val="single" w:color="9AA8A6" w:sz="4"/>
-              <w:right w:val="single" w:color="9AA8A6" w:sz="4"/>
-            </w:tcBorders>
-            <w:tcMar>
-              <w:top w:type="dxa" w:w="40"/>
-              <w:left w:type="dxa" w:w="80"/>
-              <w:bottom w:type="dxa" w:w="40"/>
-              <w:right w:type="dxa" w:w="80"/>
-            </w:tcMar>
-            <w:vAlign w:val="center"/>
-          </w:tcPr>
-          <w:p>
-            <w:pPr>
-              <w:spacing w:after="0" w:before="0" w:line="240"/>
-              <w:jc w:val="right"/>
-            </w:pPr>
-            <w:r>
-              <w:rPr>
-                <w:rFonts w:ascii="KoPub돋움체" w:cs="KoPub돋움체" w:eastAsia="KoPub돋움체" w:hAnsi="KoPub돋움체"/>
-                <w:b w:val="false"/>
-                <w:bCs w:val="false"/>
-                <w:sz w:val="17"/>
-                <w:szCs w:val="17"/>
-              </w:rPr>
-              <w:t xml:space="preserve">3</w:t>
-            </w:r>
-          </w:p>
-        </w:tc>
-        <w:tc>
-          <w:tcPr>
-            <w:tcW w:type="dxa" w:w="650"/>
-            <w:tcBorders>
-              <w:top w:val="single" w:color="9AA8A6" w:sz="4"/>
-              <w:left w:val="single" w:color="9AA8A6" w:sz="4"/>
-              <w:bottom w:val="single" w:color="9AA8A6" w:sz="4"/>
-              <w:right w:val="single" w:color="9AA8A6" w:sz="4"/>
-            </w:tcBorders>
-            <w:tcMar>
-              <w:top w:type="dxa" w:w="40"/>
-              <w:left w:type="dxa" w:w="80"/>
-              <w:bottom w:type="dxa" w:w="40"/>
-              <w:right w:type="dxa" w:w="80"/>
-            </w:tcMar>
-            <w:vAlign w:val="center"/>
-          </w:tcPr>
-          <w:p>
-            <w:pPr>
-              <w:spacing w:after="0" w:before="0" w:line="240"/>
-              <w:jc w:val="right"/>
-            </w:pPr>
-            <w:r>
-              <w:rPr>
-                <w:rFonts w:ascii="KoPub돋움체" w:cs="KoPub돋움체" w:eastAsia="KoPub돋움체" w:hAnsi="KoPub돋움체"/>
-                <w:b w:val="false"/>
-                <w:bCs w:val="false"/>
-                <w:sz w:val="17"/>
-                <w:szCs w:val="17"/>
-              </w:rPr>
-              <w:t xml:space="preserve">1</w:t>
-            </w:r>
-          </w:p>
-        </w:tc>
-        <w:tc>
-          <w:tcPr>
-            <w:tcW w:type="dxa" w:w="650"/>
-            <w:tcBorders>
-              <w:top w:val="single" w:color="9AA8A6" w:sz="4"/>
-              <w:left w:val="single" w:color="9AA8A6" w:sz="4"/>
-              <w:bottom w:val="single" w:color="9AA8A6" w:sz="4"/>
-              <w:right w:val="single" w:color="9AA8A6" w:sz="4"/>
-            </w:tcBorders>
-            <w:tcMar>
-              <w:top w:type="dxa" w:w="40"/>
-              <w:left w:type="dxa" w:w="80"/>
-              <w:bottom w:type="dxa" w:w="40"/>
-              <w:right w:type="dxa" w:w="80"/>
-            </w:tcMar>
-            <w:vAlign w:val="center"/>
-          </w:tcPr>
-          <w:p>
-            <w:pPr>
-              <w:spacing w:after="0" w:before="0" w:line="240"/>
-              <w:jc w:val="right"/>
-            </w:pPr>
-            <w:r>
-              <w:rPr>
-                <w:rFonts w:ascii="KoPub돋움체" w:cs="KoPub돋움체" w:eastAsia="KoPub돋움체" w:hAnsi="KoPub돋움체"/>
-                <w:b w:val="false"/>
-                <w:bCs w:val="false"/>
-                <w:sz w:val="17"/>
-                <w:szCs w:val="17"/>
-              </w:rPr>
-              <w:t xml:space="preserve">1</w:t>
-            </w:r>
-          </w:p>
-        </w:tc>
-        <w:tc>
-          <w:tcPr>
-            <w:tcW w:type="dxa" w:w="850"/>
-            <w:tcBorders>
-              <w:top w:val="single" w:color="9AA8A6" w:sz="4"/>
-              <w:left w:val="single" w:color="9AA8A6" w:sz="4"/>
-              <w:bottom w:val="single" w:color="9AA8A6" w:sz="4"/>
-              <w:right w:val="single" w:color="9AA8A6" w:sz="4"/>
-            </w:tcBorders>
-            <w:tcMar>
-              <w:top w:type="dxa" w:w="40"/>
-              <w:left w:type="dxa" w:w="80"/>
-              <w:bottom w:type="dxa" w:w="40"/>
-              <w:right w:type="dxa" w:w="80"/>
-            </w:tcMar>
-            <w:vAlign w:val="center"/>
-          </w:tcPr>
-          <w:p>
-            <w:pPr>
-              <w:spacing w:after="0" w:before="0" w:line="240"/>
-              <w:jc w:val="right"/>
-            </w:pPr>
-            <w:r>
-              <w:rPr>
-                <w:rFonts w:ascii="KoPub돋움체" w:cs="KoPub돋움체" w:eastAsia="KoPub돋움체" w:hAnsi="KoPub돋움체"/>
-                <w:b w:val="false"/>
-                <w:bCs w:val="false"/>
-                <w:sz w:val="17"/>
-                <w:szCs w:val="17"/>
-              </w:rPr>
-              <w:t xml:space="preserve">55</w:t>
-            </w:r>
-          </w:p>
-        </w:tc>
-      </w:tr>
-      <w:tr>
-        <w:tc>
-          <w:tcPr>
-            <w:tcW w:type="dxa" w:w="2500"/>
-            <w:tcBorders>
-              <w:top w:val="single" w:color="9AA8A6" w:sz="4"/>
-              <w:left w:val="single" w:color="9AA8A6" w:sz="4"/>
-              <w:bottom w:val="single" w:color="9AA8A6" w:sz="4"/>
-              <w:right w:val="single" w:color="9AA8A6" w:sz="4"/>
-            </w:tcBorders>
-            <w:shd w:fill="E8F3F1" w:color="auto" w:val="clear"/>
-            <w:tcMar>
-              <w:top w:type="dxa" w:w="40"/>
-              <w:left w:type="dxa" w:w="80"/>
-              <w:bottom w:type="dxa" w:w="40"/>
-              <w:right w:type="dxa" w:w="80"/>
-            </w:tcMar>
-            <w:vAlign w:val="center"/>
-          </w:tcPr>
-          <w:p>
-            <w:pPr>
-              <w:spacing w:after="0" w:before="0" w:line="240"/>
-              <w:jc w:val="center"/>
-            </w:pPr>
-            <w:r>
-              <w:rPr>
-                <w:rFonts w:ascii="KoPub돋움체" w:cs="KoPub돋움체" w:eastAsia="KoPub돋움체" w:hAnsi="KoPub돋움체"/>
-                <w:b w:val="false"/>
-                <w:bCs w:val="false"/>
-                <w:sz w:val="17"/>
-                <w:szCs w:val="17"/>
-              </w:rPr>
-              <w:t xml:space="preserve">시장개척</w:t>
-            </w:r>
-          </w:p>
-        </w:tc>
-        <w:tc>
-          <w:tcPr>
-            <w:tcW w:type="dxa" w:w="650"/>
-            <w:tcBorders>
-              <w:top w:val="single" w:color="9AA8A6" w:sz="4"/>
-              <w:left w:val="single" w:color="9AA8A6" w:sz="4"/>
-              <w:bottom w:val="single" w:color="9AA8A6" w:sz="4"/>
-              <w:right w:val="single" w:color="9AA8A6" w:sz="4"/>
-            </w:tcBorders>
-            <w:tcMar>
-              <w:top w:type="dxa" w:w="40"/>
-              <w:left w:type="dxa" w:w="80"/>
-              <w:bottom w:type="dxa" w:w="40"/>
-              <w:right w:type="dxa" w:w="80"/>
-            </w:tcMar>
-            <w:vAlign w:val="center"/>
-          </w:tcPr>
-          <w:p>
-            <w:pPr>
-              <w:spacing w:after="0" w:before="0" w:line="240"/>
-              <w:jc w:val="right"/>
-            </w:pPr>
-            <w:r>
-              <w:rPr>
-                <w:rFonts w:ascii="KoPub돋움체" w:cs="KoPub돋움체" w:eastAsia="KoPub돋움체" w:hAnsi="KoPub돋움체"/>
-                <w:b w:val="false"/>
-                <w:bCs w:val="false"/>
-                <w:sz w:val="17"/>
-                <w:szCs w:val="17"/>
-              </w:rPr>
-              <w:t xml:space="preserve">0</w:t>
-            </w:r>
-          </w:p>
-        </w:tc>
-        <w:tc>
-          <w:tcPr>
-            <w:tcW w:type="dxa" w:w="650"/>
-            <w:tcBorders>
-              <w:top w:val="single" w:color="9AA8A6" w:sz="4"/>
-              <w:left w:val="single" w:color="9AA8A6" w:sz="4"/>
-              <w:bottom w:val="single" w:color="9AA8A6" w:sz="4"/>
-              <w:right w:val="single" w:color="9AA8A6" w:sz="4"/>
-            </w:tcBorders>
-            <w:tcMar>
-              <w:top w:type="dxa" w:w="40"/>
-              <w:left w:type="dxa" w:w="80"/>
-              <w:bottom w:type="dxa" w:w="40"/>
-              <w:right w:type="dxa" w:w="80"/>
-            </w:tcMar>
-            <w:vAlign w:val="center"/>
-          </w:tcPr>
-          <w:p>
-            <w:pPr>
-              <w:spacing w:after="0" w:before="0" w:line="240"/>
-              <w:jc w:val="right"/>
-            </w:pPr>
-            <w:r>
-              <w:rPr>
-                <w:rFonts w:ascii="KoPub돋움체" w:cs="KoPub돋움체" w:eastAsia="KoPub돋움체" w:hAnsi="KoPub돋움체"/>
-                <w:b w:val="false"/>
-                <w:bCs w:val="false"/>
-                <w:sz w:val="17"/>
-                <w:szCs w:val="17"/>
-              </w:rPr>
-              <w:t xml:space="preserve">2</w:t>
-            </w:r>
-          </w:p>
-        </w:tc>
-        <w:tc>
-          <w:tcPr>
-            <w:tcW w:type="dxa" w:w="650"/>
-            <w:tcBorders>
-              <w:top w:val="single" w:color="9AA8A6" w:sz="4"/>
-              <w:left w:val="single" w:color="9AA8A6" w:sz="4"/>
-              <w:bottom w:val="single" w:color="9AA8A6" w:sz="4"/>
-              <w:right w:val="single" w:color="9AA8A6" w:sz="4"/>
-            </w:tcBorders>
-            <w:tcMar>
-              <w:top w:type="dxa" w:w="40"/>
-              <w:left w:type="dxa" w:w="80"/>
-              <w:bottom w:type="dxa" w:w="40"/>
-              <w:right w:type="dxa" w:w="80"/>
-            </w:tcMar>
-            <w:vAlign w:val="center"/>
-          </w:tcPr>
-          <w:p>
-            <w:pPr>
-              <w:spacing w:after="0" w:before="0" w:line="240"/>
-              <w:jc w:val="right"/>
-            </w:pPr>
-            <w:r>
-              <w:rPr>
-                <w:rFonts w:ascii="KoPub돋움체" w:cs="KoPub돋움체" w:eastAsia="KoPub돋움체" w:hAnsi="KoPub돋움체"/>
-                <w:b w:val="false"/>
-                <w:bCs w:val="false"/>
-                <w:sz w:val="17"/>
-                <w:szCs w:val="17"/>
-              </w:rPr>
-              <w:t xml:space="preserve">43</w:t>
-            </w:r>
-          </w:p>
-        </w:tc>
-        <w:tc>
-          <w:tcPr>
-            <w:tcW w:type="dxa" w:w="650"/>
-            <w:tcBorders>
-              <w:top w:val="single" w:color="9AA8A6" w:sz="4"/>
-              <w:left w:val="single" w:color="9AA8A6" w:sz="4"/>
-              <w:bottom w:val="single" w:color="9AA8A6" w:sz="4"/>
-              <w:right w:val="single" w:color="9AA8A6" w:sz="4"/>
-            </w:tcBorders>
-            <w:tcMar>
-              <w:top w:type="dxa" w:w="40"/>
-              <w:left w:type="dxa" w:w="80"/>
-              <w:bottom w:type="dxa" w:w="40"/>
-              <w:right w:type="dxa" w:w="80"/>
-            </w:tcMar>
-            <w:vAlign w:val="center"/>
-          </w:tcPr>
-          <w:p>
-            <w:pPr>
-              <w:spacing w:after="0" w:before="0" w:line="240"/>
-              <w:jc w:val="right"/>
-            </w:pPr>
-            <w:r>
-              <w:rPr>
-                <w:rFonts w:ascii="KoPub돋움체" w:cs="KoPub돋움체" w:eastAsia="KoPub돋움체" w:hAnsi="KoPub돋움체"/>
-                <w:b w:val="false"/>
-                <w:bCs w:val="false"/>
-                <w:sz w:val="17"/>
-                <w:szCs w:val="17"/>
-              </w:rPr>
-              <w:t xml:space="preserve">0</w:t>
-            </w:r>
-          </w:p>
-        </w:tc>
-        <w:tc>
-          <w:tcPr>
-            <w:tcW w:type="dxa" w:w="650"/>
-            <w:tcBorders>
-              <w:top w:val="single" w:color="9AA8A6" w:sz="4"/>
-              <w:left w:val="single" w:color="9AA8A6" w:sz="4"/>
-              <w:bottom w:val="single" w:color="9AA8A6" w:sz="4"/>
-              <w:right w:val="single" w:color="9AA8A6" w:sz="4"/>
-            </w:tcBorders>
-            <w:tcMar>
-              <w:top w:type="dxa" w:w="40"/>
-              <w:left w:type="dxa" w:w="80"/>
-              <w:bottom w:type="dxa" w:w="40"/>
-              <w:right w:type="dxa" w:w="80"/>
-            </w:tcMar>
-            <w:vAlign w:val="center"/>
-          </w:tcPr>
-          <w:p>
-            <w:pPr>
-              <w:spacing w:after="0" w:before="0" w:line="240"/>
-              <w:jc w:val="right"/>
-            </w:pPr>
-            <w:r>
-              <w:rPr>
-                <w:rFonts w:ascii="KoPub돋움체" w:cs="KoPub돋움체" w:eastAsia="KoPub돋움체" w:hAnsi="KoPub돋움체"/>
-                <w:b w:val="false"/>
-                <w:bCs w:val="false"/>
-                <w:sz w:val="17"/>
-                <w:szCs w:val="17"/>
-              </w:rPr>
-              <w:t xml:space="preserve">0</w:t>
-            </w:r>
-          </w:p>
-        </w:tc>
-        <w:tc>
-          <w:tcPr>
-            <w:tcW w:type="dxa" w:w="650"/>
-            <w:tcBorders>
-              <w:top w:val="single" w:color="9AA8A6" w:sz="4"/>
-              <w:left w:val="single" w:color="9AA8A6" w:sz="4"/>
-              <w:bottom w:val="single" w:color="9AA8A6" w:sz="4"/>
-              <w:right w:val="single" w:color="9AA8A6" w:sz="4"/>
-            </w:tcBorders>
-            <w:tcMar>
-              <w:top w:type="dxa" w:w="40"/>
-              <w:left w:type="dxa" w:w="80"/>
-              <w:bottom w:type="dxa" w:w="40"/>
-              <w:right w:type="dxa" w:w="80"/>
-            </w:tcMar>
-            <w:vAlign w:val="center"/>
-          </w:tcPr>
-          <w:p>
-            <w:pPr>
-              <w:spacing w:after="0" w:before="0" w:line="240"/>
-              <w:jc w:val="right"/>
-            </w:pPr>
-            <w:r>
-              <w:rPr>
-                <w:rFonts w:ascii="KoPub돋움체" w:cs="KoPub돋움체" w:eastAsia="KoPub돋움체" w:hAnsi="KoPub돋움체"/>
-                <w:b w:val="false"/>
-                <w:bCs w:val="false"/>
-                <w:sz w:val="17"/>
-                <w:szCs w:val="17"/>
-              </w:rPr>
-              <w:t xml:space="preserve">0</w:t>
-            </w:r>
-          </w:p>
-        </w:tc>
-        <w:tc>
-          <w:tcPr>
-            <w:tcW w:type="dxa" w:w="650"/>
-            <w:tcBorders>
-              <w:top w:val="single" w:color="9AA8A6" w:sz="4"/>
-              <w:left w:val="single" w:color="9AA8A6" w:sz="4"/>
-              <w:bottom w:val="single" w:color="9AA8A6" w:sz="4"/>
-              <w:right w:val="single" w:color="9AA8A6" w:sz="4"/>
-            </w:tcBorders>
-            <w:tcMar>
-              <w:top w:type="dxa" w:w="40"/>
-              <w:left w:type="dxa" w:w="80"/>
-              <w:bottom w:type="dxa" w:w="40"/>
-              <w:right w:type="dxa" w:w="80"/>
-            </w:tcMar>
-            <w:vAlign w:val="center"/>
-          </w:tcPr>
-          <w:p>
-            <w:pPr>
-              <w:spacing w:after="0" w:before="0" w:line="240"/>
-              <w:jc w:val="right"/>
-            </w:pPr>
-            <w:r>
-              <w:rPr>
-                <w:rFonts w:ascii="KoPub돋움체" w:cs="KoPub돋움체" w:eastAsia="KoPub돋움체" w:hAnsi="KoPub돋움체"/>
-                <w:b w:val="false"/>
-                <w:bCs w:val="false"/>
-                <w:sz w:val="17"/>
-                <w:szCs w:val="17"/>
-              </w:rPr>
-              <w:t xml:space="preserve">0</w:t>
-            </w:r>
-          </w:p>
-        </w:tc>
-        <w:tc>
-          <w:tcPr>
-            <w:tcW w:type="dxa" w:w="650"/>
-            <w:tcBorders>
-              <w:top w:val="single" w:color="9AA8A6" w:sz="4"/>
-              <w:left w:val="single" w:color="9AA8A6" w:sz="4"/>
-              <w:bottom w:val="single" w:color="9AA8A6" w:sz="4"/>
-              <w:right w:val="single" w:color="9AA8A6" w:sz="4"/>
-            </w:tcBorders>
-            <w:tcMar>
-              <w:top w:type="dxa" w:w="40"/>
-              <w:left w:type="dxa" w:w="80"/>
-              <w:bottom w:type="dxa" w:w="40"/>
-              <w:right w:type="dxa" w:w="80"/>
-            </w:tcMar>
-            <w:vAlign w:val="center"/>
-          </w:tcPr>
-          <w:p>
-            <w:pPr>
-              <w:spacing w:after="0" w:before="0" w:line="240"/>
-              <w:jc w:val="right"/>
-            </w:pPr>
-            <w:r>
-              <w:rPr>
-                <w:rFonts w:ascii="KoPub돋움체" w:cs="KoPub돋움체" w:eastAsia="KoPub돋움체" w:hAnsi="KoPub돋움체"/>
-                <w:b w:val="false"/>
-                <w:bCs w:val="false"/>
-                <w:sz w:val="17"/>
-                <w:szCs w:val="17"/>
-              </w:rPr>
-              <w:t xml:space="preserve">0</w:t>
-            </w:r>
-          </w:p>
-        </w:tc>
-        <w:tc>
-          <w:tcPr>
-            <w:tcW w:type="dxa" w:w="850"/>
-            <w:tcBorders>
-              <w:top w:val="single" w:color="9AA8A6" w:sz="4"/>
-              <w:left w:val="single" w:color="9AA8A6" w:sz="4"/>
-              <w:bottom w:val="single" w:color="9AA8A6" w:sz="4"/>
-              <w:right w:val="single" w:color="9AA8A6" w:sz="4"/>
-            </w:tcBorders>
-            <w:tcMar>
-              <w:top w:type="dxa" w:w="40"/>
-              <w:left w:type="dxa" w:w="80"/>
-              <w:bottom w:type="dxa" w:w="40"/>
-              <w:right w:type="dxa" w:w="80"/>
-            </w:tcMar>
-            <w:vAlign w:val="center"/>
-          </w:tcPr>
-          <w:p>
-            <w:pPr>
-              <w:spacing w:after="0" w:before="0" w:line="240"/>
-              <w:jc w:val="right"/>
-            </w:pPr>
-            <w:r>
-              <w:rPr>
-                <w:rFonts w:ascii="KoPub돋움체" w:cs="KoPub돋움체" w:eastAsia="KoPub돋움체" w:hAnsi="KoPub돋움체"/>
-                <w:b w:val="false"/>
-                <w:bCs w:val="false"/>
-                <w:sz w:val="17"/>
-                <w:szCs w:val="17"/>
-              </w:rPr>
-              <w:t xml:space="preserve">45</w:t>
-            </w:r>
-          </w:p>
-        </w:tc>
-      </w:tr>
-      <w:tr>
-        <w:tc>
-          <w:tcPr>
-            <w:tcW w:type="dxa" w:w="2500"/>
-            <w:tcBorders>
-              <w:top w:val="single" w:color="9AA8A6" w:sz="4"/>
-              <w:left w:val="single" w:color="9AA8A6" w:sz="4"/>
-              <w:bottom w:val="single" w:color="9AA8A6" w:sz="4"/>
-              <w:right w:val="single" w:color="9AA8A6" w:sz="4"/>
-            </w:tcBorders>
-            <w:shd w:fill="E8F3F1" w:color="auto" w:val="clear"/>
-            <w:tcMar>
-              <w:top w:type="dxa" w:w="40"/>
-              <w:left w:type="dxa" w:w="80"/>
-              <w:bottom w:type="dxa" w:w="40"/>
-              <w:right w:type="dxa" w:w="80"/>
-            </w:tcMar>
-            <w:vAlign w:val="center"/>
-          </w:tcPr>
-          <w:p>
-            <w:pPr>
-              <w:spacing w:after="0" w:before="0" w:line="240"/>
-              <w:jc w:val="center"/>
-            </w:pPr>
-            <w:r>
-              <w:rPr>
-                <w:rFonts w:ascii="KoPub돋움체" w:cs="KoPub돋움체" w:eastAsia="KoPub돋움체" w:hAnsi="KoPub돋움체"/>
-                <w:b w:val="false"/>
-                <w:bCs w:val="false"/>
-                <w:sz w:val="17"/>
-                <w:szCs w:val="17"/>
-              </w:rPr>
-              <w:t xml:space="preserve">융자(운전)</w:t>
-            </w:r>
-          </w:p>
-        </w:tc>
-        <w:tc>
-          <w:tcPr>
-            <w:tcW w:type="dxa" w:w="650"/>
-            <w:tcBorders>
-              <w:top w:val="single" w:color="9AA8A6" w:sz="4"/>
-              <w:left w:val="single" w:color="9AA8A6" w:sz="4"/>
-              <w:bottom w:val="single" w:color="9AA8A6" w:sz="4"/>
-              <w:right w:val="single" w:color="9AA8A6" w:sz="4"/>
-            </w:tcBorders>
-            <w:tcMar>
-              <w:top w:type="dxa" w:w="40"/>
-              <w:left w:type="dxa" w:w="80"/>
-              <w:bottom w:type="dxa" w:w="40"/>
-              <w:right w:type="dxa" w:w="80"/>
-            </w:tcMar>
-            <w:vAlign w:val="center"/>
-          </w:tcPr>
-          <w:p>
-            <w:pPr>
-              <w:spacing w:after="0" w:before="0" w:line="240"/>
-              <w:jc w:val="right"/>
-            </w:pPr>
-            <w:r>
-              <w:rPr>
-                <w:rFonts w:ascii="KoPub돋움체" w:cs="KoPub돋움체" w:eastAsia="KoPub돋움체" w:hAnsi="KoPub돋움체"/>
-                <w:b w:val="false"/>
-                <w:bCs w:val="false"/>
-                <w:sz w:val="17"/>
-                <w:szCs w:val="17"/>
-              </w:rPr>
-              <w:t xml:space="preserve">0</w:t>
-            </w:r>
-          </w:p>
-        </w:tc>
-        <w:tc>
-          <w:tcPr>
-            <w:tcW w:type="dxa" w:w="650"/>
-            <w:tcBorders>
-              <w:top w:val="single" w:color="9AA8A6" w:sz="4"/>
-              <w:left w:val="single" w:color="9AA8A6" w:sz="4"/>
-              <w:bottom w:val="single" w:color="9AA8A6" w:sz="4"/>
-              <w:right w:val="single" w:color="9AA8A6" w:sz="4"/>
-            </w:tcBorders>
-            <w:tcMar>
-              <w:top w:type="dxa" w:w="40"/>
-              <w:left w:type="dxa" w:w="80"/>
-              <w:bottom w:type="dxa" w:w="40"/>
-              <w:right w:type="dxa" w:w="80"/>
-            </w:tcMar>
-            <w:vAlign w:val="center"/>
-          </w:tcPr>
-          <w:p>
-            <w:pPr>
-              <w:spacing w:after="0" w:before="0" w:line="240"/>
-              <w:jc w:val="right"/>
-            </w:pPr>
-            <w:r>
-              <w:rPr>
-                <w:rFonts w:ascii="KoPub돋움체" w:cs="KoPub돋움체" w:eastAsia="KoPub돋움체" w:hAnsi="KoPub돋움체"/>
-                <w:b w:val="false"/>
-                <w:bCs w:val="false"/>
-                <w:sz w:val="17"/>
-                <w:szCs w:val="17"/>
-              </w:rPr>
-              <w:t xml:space="preserve">0</w:t>
-            </w:r>
-          </w:p>
-        </w:tc>
-        <w:tc>
-          <w:tcPr>
-            <w:tcW w:type="dxa" w:w="650"/>
-            <w:tcBorders>
-              <w:top w:val="single" w:color="9AA8A6" w:sz="4"/>
-              <w:left w:val="single" w:color="9AA8A6" w:sz="4"/>
-              <w:bottom w:val="single" w:color="9AA8A6" w:sz="4"/>
-              <w:right w:val="single" w:color="9AA8A6" w:sz="4"/>
-            </w:tcBorders>
-            <w:tcMar>
-              <w:top w:type="dxa" w:w="40"/>
-              <w:left w:type="dxa" w:w="80"/>
-              <w:bottom w:type="dxa" w:w="40"/>
-              <w:right w:type="dxa" w:w="80"/>
-            </w:tcMar>
-            <w:vAlign w:val="center"/>
-          </w:tcPr>
-          <w:p>
-            <w:pPr>
-              <w:spacing w:after="0" w:before="0" w:line="240"/>
-              <w:jc w:val="right"/>
-            </w:pPr>
-            <w:r>
-              <w:rPr>
-                <w:rFonts w:ascii="KoPub돋움체" w:cs="KoPub돋움체" w:eastAsia="KoPub돋움체" w:hAnsi="KoPub돋움체"/>
-                <w:b w:val="false"/>
-                <w:bCs w:val="false"/>
-                <w:sz w:val="17"/>
-                <w:szCs w:val="17"/>
-              </w:rPr>
-              <w:t xml:space="preserve">4</w:t>
-            </w:r>
-          </w:p>
-        </w:tc>
-        <w:tc>
-          <w:tcPr>
-            <w:tcW w:type="dxa" w:w="650"/>
-            <w:tcBorders>
-              <w:top w:val="single" w:color="9AA8A6" w:sz="4"/>
-              <w:left w:val="single" w:color="9AA8A6" w:sz="4"/>
-              <w:bottom w:val="single" w:color="9AA8A6" w:sz="4"/>
-              <w:right w:val="single" w:color="9AA8A6" w:sz="4"/>
-            </w:tcBorders>
-            <w:tcMar>
-              <w:top w:type="dxa" w:w="40"/>
-              <w:left w:type="dxa" w:w="80"/>
-              <w:bottom w:type="dxa" w:w="40"/>
-              <w:right w:type="dxa" w:w="80"/>
-            </w:tcMar>
-            <w:vAlign w:val="center"/>
-          </w:tcPr>
-          <w:p>
-            <w:pPr>
-              <w:spacing w:after="0" w:before="0" w:line="240"/>
-              <w:jc w:val="right"/>
-            </w:pPr>
-            <w:r>
-              <w:rPr>
-                <w:rFonts w:ascii="KoPub돋움체" w:cs="KoPub돋움체" w:eastAsia="KoPub돋움체" w:hAnsi="KoPub돋움체"/>
-                <w:b w:val="false"/>
-                <w:bCs w:val="false"/>
-                <w:sz w:val="17"/>
-                <w:szCs w:val="17"/>
-              </w:rPr>
-              <w:t xml:space="preserve">35</w:t>
-            </w:r>
-          </w:p>
-        </w:tc>
-        <w:tc>
-          <w:tcPr>
-            <w:tcW w:type="dxa" w:w="650"/>
-            <w:tcBorders>
-              <w:top w:val="single" w:color="9AA8A6" w:sz="4"/>
-              <w:left w:val="single" w:color="9AA8A6" w:sz="4"/>
-              <w:bottom w:val="single" w:color="9AA8A6" w:sz="4"/>
-              <w:right w:val="single" w:color="9AA8A6" w:sz="4"/>
-            </w:tcBorders>
-            <w:tcMar>
-              <w:top w:type="dxa" w:w="40"/>
-              <w:left w:type="dxa" w:w="80"/>
-              <w:bottom w:type="dxa" w:w="40"/>
-              <w:right w:type="dxa" w:w="80"/>
-            </w:tcMar>
-            <w:vAlign w:val="center"/>
-          </w:tcPr>
-          <w:p>
-            <w:pPr>
-              <w:spacing w:after="0" w:before="0" w:line="240"/>
-              <w:jc w:val="right"/>
-            </w:pPr>
-            <w:r>
-              <w:rPr>
-                <w:rFonts w:ascii="KoPub돋움체" w:cs="KoPub돋움체" w:eastAsia="KoPub돋움체" w:hAnsi="KoPub돋움체"/>
-                <w:b w:val="false"/>
-                <w:bCs w:val="false"/>
-                <w:sz w:val="17"/>
-                <w:szCs w:val="17"/>
-              </w:rPr>
-              <w:t xml:space="preserve">0</w:t>
-            </w:r>
-          </w:p>
-        </w:tc>
-        <w:tc>
-          <w:tcPr>
-            <w:tcW w:type="dxa" w:w="650"/>
-            <w:tcBorders>
-              <w:top w:val="single" w:color="9AA8A6" w:sz="4"/>
-              <w:left w:val="single" w:color="9AA8A6" w:sz="4"/>
-              <w:bottom w:val="single" w:color="9AA8A6" w:sz="4"/>
-              <w:right w:val="single" w:color="9AA8A6" w:sz="4"/>
-            </w:tcBorders>
-            <w:tcMar>
-              <w:top w:type="dxa" w:w="40"/>
-              <w:left w:type="dxa" w:w="80"/>
-              <w:bottom w:type="dxa" w:w="40"/>
-              <w:right w:type="dxa" w:w="80"/>
-            </w:tcMar>
-            <w:vAlign w:val="center"/>
-          </w:tcPr>
-          <w:p>
-            <w:pPr>
-              <w:spacing w:after="0" w:before="0" w:line="240"/>
-              <w:jc w:val="right"/>
-            </w:pPr>
-            <w:r>
-              <w:rPr>
-                <w:rFonts w:ascii="KoPub돋움체" w:cs="KoPub돋움체" w:eastAsia="KoPub돋움체" w:hAnsi="KoPub돋움체"/>
-                <w:b w:val="false"/>
-                <w:bCs w:val="false"/>
-                <w:sz w:val="17"/>
-                <w:szCs w:val="17"/>
-              </w:rPr>
-              <w:t xml:space="preserve">0</w:t>
-            </w:r>
-          </w:p>
-        </w:tc>
-        <w:tc>
-          <w:tcPr>
-            <w:tcW w:type="dxa" w:w="650"/>
-            <w:tcBorders>
-              <w:top w:val="single" w:color="9AA8A6" w:sz="4"/>
-              <w:left w:val="single" w:color="9AA8A6" w:sz="4"/>
-              <w:bottom w:val="single" w:color="9AA8A6" w:sz="4"/>
-              <w:right w:val="single" w:color="9AA8A6" w:sz="4"/>
-            </w:tcBorders>
-            <w:tcMar>
-              <w:top w:type="dxa" w:w="40"/>
-              <w:left w:type="dxa" w:w="80"/>
-              <w:bottom w:type="dxa" w:w="40"/>
-              <w:right w:type="dxa" w:w="80"/>
-            </w:tcMar>
-            <w:vAlign w:val="center"/>
-          </w:tcPr>
-          <w:p>
-            <w:pPr>
-              <w:spacing w:after="0" w:before="0" w:line="240"/>
-              <w:jc w:val="right"/>
-            </w:pPr>
-            <w:r>
-              <w:rPr>
-                <w:rFonts w:ascii="KoPub돋움체" w:cs="KoPub돋움체" w:eastAsia="KoPub돋움체" w:hAnsi="KoPub돋움체"/>
-                <w:b w:val="false"/>
-                <w:bCs w:val="false"/>
-                <w:sz w:val="17"/>
-                <w:szCs w:val="17"/>
-              </w:rPr>
-              <w:t xml:space="preserve">0</w:t>
-            </w:r>
-          </w:p>
-        </w:tc>
-        <w:tc>
-          <w:tcPr>
-            <w:tcW w:type="dxa" w:w="650"/>
-            <w:tcBorders>
-              <w:top w:val="single" w:color="9AA8A6" w:sz="4"/>
-              <w:left w:val="single" w:color="9AA8A6" w:sz="4"/>
-              <w:bottom w:val="single" w:color="9AA8A6" w:sz="4"/>
-              <w:right w:val="single" w:color="9AA8A6" w:sz="4"/>
-            </w:tcBorders>
-            <w:tcMar>
-              <w:top w:type="dxa" w:w="40"/>
-              <w:left w:type="dxa" w:w="80"/>
-              <w:bottom w:type="dxa" w:w="40"/>
-              <w:right w:type="dxa" w:w="80"/>
-            </w:tcMar>
-            <w:vAlign w:val="center"/>
-          </w:tcPr>
-          <w:p>
-            <w:pPr>
-              <w:spacing w:after="0" w:before="0" w:line="240"/>
-              <w:jc w:val="right"/>
-            </w:pPr>
-            <w:r>
-              <w:rPr>
-                <w:rFonts w:ascii="KoPub돋움체" w:cs="KoPub돋움체" w:eastAsia="KoPub돋움체" w:hAnsi="KoPub돋움체"/>
-                <w:b w:val="false"/>
-                <w:bCs w:val="false"/>
-                <w:sz w:val="17"/>
-                <w:szCs w:val="17"/>
-              </w:rPr>
-              <w:t xml:space="preserve">0</w:t>
-            </w:r>
-          </w:p>
-        </w:tc>
-        <w:tc>
-          <w:tcPr>
-            <w:tcW w:type="dxa" w:w="850"/>
-            <w:tcBorders>
-              <w:top w:val="single" w:color="9AA8A6" w:sz="4"/>
-              <w:left w:val="single" w:color="9AA8A6" w:sz="4"/>
-              <w:bottom w:val="single" w:color="9AA8A6" w:sz="4"/>
-              <w:right w:val="single" w:color="9AA8A6" w:sz="4"/>
-            </w:tcBorders>
-            <w:tcMar>
-              <w:top w:type="dxa" w:w="40"/>
-              <w:left w:type="dxa" w:w="80"/>
-              <w:bottom w:type="dxa" w:w="40"/>
-              <w:right w:type="dxa" w:w="80"/>
-            </w:tcMar>
-            <w:vAlign w:val="center"/>
-          </w:tcPr>
-          <w:p>
-            <w:pPr>
-              <w:spacing w:after="0" w:before="0" w:line="240"/>
-              <w:jc w:val="right"/>
-            </w:pPr>
-            <w:r>
-              <w:rPr>
-                <w:rFonts w:ascii="KoPub돋움체" w:cs="KoPub돋움체" w:eastAsia="KoPub돋움체" w:hAnsi="KoPub돋움체"/>
-                <w:b w:val="false"/>
-                <w:bCs w:val="false"/>
-                <w:sz w:val="17"/>
-                <w:szCs w:val="17"/>
-              </w:rPr>
-              <w:t xml:space="preserve">39</w:t>
-            </w:r>
-          </w:p>
-        </w:tc>
-      </w:tr>
-      <w:tr>
-        <w:tc>
-          <w:tcPr>
-            <w:tcW w:type="dxa" w:w="2500"/>
-            <w:tcBorders>
-              <w:top w:val="single" w:color="9AA8A6" w:sz="4"/>
-              <w:left w:val="single" w:color="9AA8A6" w:sz="4"/>
-              <w:bottom w:val="single" w:color="9AA8A6" w:sz="4"/>
-              <w:right w:val="single" w:color="9AA8A6" w:sz="4"/>
-            </w:tcBorders>
-            <w:shd w:fill="E8F3F1" w:color="auto" w:val="clear"/>
-            <w:tcMar>
-              <w:top w:type="dxa" w:w="40"/>
-              <w:left w:type="dxa" w:w="80"/>
-              <w:bottom w:type="dxa" w:w="40"/>
-              <w:right w:type="dxa" w:w="80"/>
-            </w:tcMar>
-            <w:vAlign w:val="center"/>
-          </w:tcPr>
-          <w:p>
-            <w:pPr>
-              <w:spacing w:after="0" w:before="0" w:line="240"/>
-              <w:jc w:val="center"/>
-            </w:pPr>
-            <w:r>
-              <w:rPr>
-                <w:rFonts w:ascii="KoPub돋움체" w:cs="KoPub돋움체" w:eastAsia="KoPub돋움체" w:hAnsi="KoPub돋움체"/>
-                <w:b w:val="false"/>
-                <w:bCs w:val="false"/>
-                <w:sz w:val="17"/>
-                <w:szCs w:val="17"/>
-              </w:rPr>
-              <w:t xml:space="preserve">교육/훈련/연수</w:t>
-            </w:r>
-          </w:p>
-        </w:tc>
-        <w:tc>
-          <w:tcPr>
-            <w:tcW w:type="dxa" w:w="650"/>
-            <w:tcBorders>
-              <w:top w:val="single" w:color="9AA8A6" w:sz="4"/>
-              <w:left w:val="single" w:color="9AA8A6" w:sz="4"/>
-              <w:bottom w:val="single" w:color="9AA8A6" w:sz="4"/>
-              <w:right w:val="single" w:color="9AA8A6" w:sz="4"/>
-            </w:tcBorders>
-            <w:tcMar>
-              <w:top w:type="dxa" w:w="40"/>
-              <w:left w:type="dxa" w:w="80"/>
-              <w:bottom w:type="dxa" w:w="40"/>
-              <w:right w:type="dxa" w:w="80"/>
-            </w:tcMar>
-            <w:vAlign w:val="center"/>
-          </w:tcPr>
-          <w:p>
-            <w:pPr>
-              <w:spacing w:after="0" w:before="0" w:line="240"/>
-              <w:jc w:val="right"/>
-            </w:pPr>
-            <w:r>
-              <w:rPr>
-                <w:rFonts w:ascii="KoPub돋움체" w:cs="KoPub돋움체" w:eastAsia="KoPub돋움체" w:hAnsi="KoPub돋움체"/>
-                <w:b w:val="false"/>
-                <w:bCs w:val="false"/>
-                <w:sz w:val="17"/>
-                <w:szCs w:val="17"/>
-              </w:rPr>
-              <w:t xml:space="preserve">0</w:t>
-            </w:r>
-          </w:p>
-        </w:tc>
-        <w:tc>
-          <w:tcPr>
-            <w:tcW w:type="dxa" w:w="650"/>
-            <w:tcBorders>
-              <w:top w:val="single" w:color="9AA8A6" w:sz="4"/>
-              <w:left w:val="single" w:color="9AA8A6" w:sz="4"/>
-              <w:bottom w:val="single" w:color="9AA8A6" w:sz="4"/>
-              <w:right w:val="single" w:color="9AA8A6" w:sz="4"/>
-            </w:tcBorders>
-            <w:tcMar>
-              <w:top w:type="dxa" w:w="40"/>
-              <w:left w:type="dxa" w:w="80"/>
-              <w:bottom w:type="dxa" w:w="40"/>
-              <w:right w:type="dxa" w:w="80"/>
-            </w:tcMar>
-            <w:vAlign w:val="center"/>
-          </w:tcPr>
-          <w:p>
-            <w:pPr>
-              <w:spacing w:after="0" w:before="0" w:line="240"/>
-              <w:jc w:val="right"/>
-            </w:pPr>
-            <w:r>
-              <w:rPr>
-                <w:rFonts w:ascii="KoPub돋움체" w:cs="KoPub돋움체" w:eastAsia="KoPub돋움체" w:hAnsi="KoPub돋움체"/>
-                <w:b w:val="false"/>
-                <w:bCs w:val="false"/>
-                <w:sz w:val="17"/>
-                <w:szCs w:val="17"/>
-              </w:rPr>
-              <w:t xml:space="preserve">1</w:t>
-            </w:r>
-          </w:p>
-        </w:tc>
-        <w:tc>
-          <w:tcPr>
-            <w:tcW w:type="dxa" w:w="650"/>
-            <w:tcBorders>
-              <w:top w:val="single" w:color="9AA8A6" w:sz="4"/>
-              <w:left w:val="single" w:color="9AA8A6" w:sz="4"/>
-              <w:bottom w:val="single" w:color="9AA8A6" w:sz="4"/>
-              <w:right w:val="single" w:color="9AA8A6" w:sz="4"/>
-            </w:tcBorders>
-            <w:tcMar>
-              <w:top w:type="dxa" w:w="40"/>
-              <w:left w:type="dxa" w:w="80"/>
-              <w:bottom w:type="dxa" w:w="40"/>
-              <w:right w:type="dxa" w:w="80"/>
-            </w:tcMar>
-            <w:vAlign w:val="center"/>
-          </w:tcPr>
-          <w:p>
-            <w:pPr>
-              <w:spacing w:after="0" w:before="0" w:line="240"/>
-              <w:jc w:val="right"/>
-            </w:pPr>
-            <w:r>
-              <w:rPr>
-                <w:rFonts w:ascii="KoPub돋움체" w:cs="KoPub돋움체" w:eastAsia="KoPub돋움체" w:hAnsi="KoPub돋움체"/>
-                <w:b w:val="false"/>
-                <w:bCs w:val="false"/>
-                <w:sz w:val="17"/>
-                <w:szCs w:val="17"/>
-              </w:rPr>
-              <w:t xml:space="preserve">2</w:t>
-            </w:r>
-          </w:p>
-        </w:tc>
-        <w:tc>
-          <w:tcPr>
-            <w:tcW w:type="dxa" w:w="650"/>
-            <w:tcBorders>
-              <w:top w:val="single" w:color="9AA8A6" w:sz="4"/>
-              <w:left w:val="single" w:color="9AA8A6" w:sz="4"/>
-              <w:bottom w:val="single" w:color="9AA8A6" w:sz="4"/>
-              <w:right w:val="single" w:color="9AA8A6" w:sz="4"/>
-            </w:tcBorders>
-            <w:tcMar>
-              <w:top w:type="dxa" w:w="40"/>
-              <w:left w:type="dxa" w:w="80"/>
-              <w:bottom w:type="dxa" w:w="40"/>
-              <w:right w:type="dxa" w:w="80"/>
-            </w:tcMar>
-            <w:vAlign w:val="center"/>
-          </w:tcPr>
-          <w:p>
-            <w:pPr>
-              <w:spacing w:after="0" w:before="0" w:line="240"/>
-              <w:jc w:val="right"/>
-            </w:pPr>
-            <w:r>
-              <w:rPr>
-                <w:rFonts w:ascii="KoPub돋움체" w:cs="KoPub돋움체" w:eastAsia="KoPub돋움체" w:hAnsi="KoPub돋움체"/>
-                <w:b w:val="false"/>
-                <w:bCs w:val="false"/>
-                <w:sz w:val="17"/>
-                <w:szCs w:val="17"/>
-              </w:rPr>
-              <w:t xml:space="preserve">0</w:t>
-            </w:r>
-          </w:p>
-        </w:tc>
-        <w:tc>
-          <w:tcPr>
-            <w:tcW w:type="dxa" w:w="650"/>
-            <w:tcBorders>
-              <w:top w:val="single" w:color="9AA8A6" w:sz="4"/>
-              <w:left w:val="single" w:color="9AA8A6" w:sz="4"/>
-              <w:bottom w:val="single" w:color="9AA8A6" w:sz="4"/>
-              <w:right w:val="single" w:color="9AA8A6" w:sz="4"/>
-            </w:tcBorders>
-            <w:tcMar>
-              <w:top w:type="dxa" w:w="40"/>
-              <w:left w:type="dxa" w:w="80"/>
-              <w:bottom w:type="dxa" w:w="40"/>
-              <w:right w:type="dxa" w:w="80"/>
-            </w:tcMar>
-            <w:vAlign w:val="center"/>
-          </w:tcPr>
-          <w:p>
-            <w:pPr>
-              <w:spacing w:after="0" w:before="0" w:line="240"/>
-              <w:jc w:val="right"/>
-            </w:pPr>
-            <w:r>
-              <w:rPr>
-                <w:rFonts w:ascii="KoPub돋움체" w:cs="KoPub돋움체" w:eastAsia="KoPub돋움체" w:hAnsi="KoPub돋움체"/>
-                <w:b w:val="false"/>
-                <w:bCs w:val="false"/>
-                <w:sz w:val="17"/>
-                <w:szCs w:val="17"/>
-              </w:rPr>
-              <w:t xml:space="preserve">0</w:t>
-            </w:r>
-          </w:p>
-        </w:tc>
-        <w:tc>
-          <w:tcPr>
-            <w:tcW w:type="dxa" w:w="650"/>
-            <w:tcBorders>
-              <w:top w:val="single" w:color="9AA8A6" w:sz="4"/>
-              <w:left w:val="single" w:color="9AA8A6" w:sz="4"/>
-              <w:bottom w:val="single" w:color="9AA8A6" w:sz="4"/>
-              <w:right w:val="single" w:color="9AA8A6" w:sz="4"/>
-            </w:tcBorders>
-            <w:tcMar>
-              <w:top w:type="dxa" w:w="40"/>
-              <w:left w:type="dxa" w:w="80"/>
-              <w:bottom w:type="dxa" w:w="40"/>
-              <w:right w:type="dxa" w:w="80"/>
-            </w:tcMar>
-            <w:vAlign w:val="center"/>
-          </w:tcPr>
-          <w:p>
-            <w:pPr>
-              <w:spacing w:after="0" w:before="0" w:line="240"/>
-              <w:jc w:val="right"/>
-            </w:pPr>
-            <w:r>
-              <w:rPr>
-                <w:rFonts w:ascii="KoPub돋움체" w:cs="KoPub돋움체" w:eastAsia="KoPub돋움체" w:hAnsi="KoPub돋움체"/>
-                <w:b w:val="false"/>
-                <w:bCs w:val="false"/>
-                <w:sz w:val="17"/>
-                <w:szCs w:val="17"/>
-              </w:rPr>
-              <w:t xml:space="preserve">9</w:t>
-            </w:r>
-          </w:p>
-        </w:tc>
-        <w:tc>
-          <w:tcPr>
-            <w:tcW w:type="dxa" w:w="650"/>
-            <w:tcBorders>
-              <w:top w:val="single" w:color="9AA8A6" w:sz="4"/>
-              <w:left w:val="single" w:color="9AA8A6" w:sz="4"/>
-              <w:bottom w:val="single" w:color="9AA8A6" w:sz="4"/>
-              <w:right w:val="single" w:color="9AA8A6" w:sz="4"/>
-            </w:tcBorders>
-            <w:tcMar>
-              <w:top w:type="dxa" w:w="40"/>
-              <w:left w:type="dxa" w:w="80"/>
-              <w:bottom w:type="dxa" w:w="40"/>
-              <w:right w:type="dxa" w:w="80"/>
-            </w:tcMar>
-            <w:vAlign w:val="center"/>
-          </w:tcPr>
-          <w:p>
-            <w:pPr>
-              <w:spacing w:after="0" w:before="0" w:line="240"/>
-              <w:jc w:val="right"/>
-            </w:pPr>
-            <w:r>
-              <w:rPr>
-                <w:rFonts w:ascii="KoPub돋움체" w:cs="KoPub돋움체" w:eastAsia="KoPub돋움체" w:hAnsi="KoPub돋움체"/>
-                <w:b w:val="false"/>
-                <w:bCs w:val="false"/>
-                <w:sz w:val="17"/>
-                <w:szCs w:val="17"/>
-              </w:rPr>
-              <w:t xml:space="preserve">23</w:t>
-            </w:r>
-          </w:p>
-        </w:tc>
-        <w:tc>
-          <w:tcPr>
-            <w:tcW w:type="dxa" w:w="650"/>
-            <w:tcBorders>
-              <w:top w:val="single" w:color="9AA8A6" w:sz="4"/>
-              <w:left w:val="single" w:color="9AA8A6" w:sz="4"/>
-              <w:bottom w:val="single" w:color="9AA8A6" w:sz="4"/>
-              <w:right w:val="single" w:color="9AA8A6" w:sz="4"/>
-            </w:tcBorders>
-            <w:tcMar>
-              <w:top w:type="dxa" w:w="40"/>
-              <w:left w:type="dxa" w:w="80"/>
-              <w:bottom w:type="dxa" w:w="40"/>
-              <w:right w:type="dxa" w:w="80"/>
-            </w:tcMar>
-            <w:vAlign w:val="center"/>
-          </w:tcPr>
-          <w:p>
-            <w:pPr>
-              <w:spacing w:after="0" w:before="0" w:line="240"/>
-              <w:jc w:val="right"/>
-            </w:pPr>
-            <w:r>
-              <w:rPr>
-                <w:rFonts w:ascii="KoPub돋움체" w:cs="KoPub돋움체" w:eastAsia="KoPub돋움체" w:hAnsi="KoPub돋움체"/>
-                <w:b w:val="false"/>
-                <w:bCs w:val="false"/>
-                <w:sz w:val="17"/>
-                <w:szCs w:val="17"/>
-              </w:rPr>
               <w:t xml:space="preserve">6</w:t>
             </w:r>
           </w:p>
         </w:tc>
         <w:tc>
           <w:tcPr>
-            <w:tcW w:type="dxa" w:w="850"/>
+            <w:tcW w:type="dxa" w:w="870"/>
             <w:tcBorders>
               <w:top w:val="single" w:color="9AA8A6" w:sz="4"/>
               <w:left w:val="single" w:color="9AA8A6" w:sz="4"/>
@@ -27884,7 +26852,7 @@
           <w:sz w:val="23"/>
           <w:szCs w:val="23"/>
         </w:rPr>
-        <w:t xml:space="preserve">역량형 지원(전문인력·경영역량)은 총액 기준 5.0%, 순지원 기준 10.7%로 두 기준 모두에서 작음(3장 가.)</w:t>
+        <w:t xml:space="preserve">역량형 지원(전문인력 양성·직업훈련·경영역량)은 총액 기준 7.1%, 순지원 기준 15.2%로 두 기준 모두에서 작음(3장 가.)</w:t>
       </w:r>
     </w:p>
     <w:p>
@@ -30303,7 +29271,7 @@
           <w:sz w:val="24"/>
           <w:szCs w:val="24"/>
         </w:rPr>
-        <w:t xml:space="preserve">같은 군집 절차를 어휘 임베딩(형태소 TF-IDF·LSA)만으로 수행한 결과와 비교하면, 양쪽에서 유형화된 1,837건의 대분류 배정이 84.8% 일치(ARI 0.76)하고 유형별 예산 비중 차이는 최대 3.1%p로 주요 결론이 유지됨</w:t>
+        <w:t xml:space="preserve">같은 군집 절차를 어휘 임베딩(형태소 TF-IDF·LSA)만으로 수행한 결과와 비교하면, 양쪽에서 유형화된 1,837건의 대분류 배정이 85.6% 일치(ARI 0.75)하고 유형별 예산 비중 차이는 최대 3.1%p로 주요 결론이 유지됨</w:t>
       </w:r>
     </w:p>
     <w:p>
@@ -30323,7 +29291,7 @@
           <w:sz w:val="23"/>
           <w:szCs w:val="23"/>
         </w:rPr>
-        <w:t xml:space="preserve">문장 임베딩 결합이 연도 간 대분류 일치율(85.1% 대 82.3%)과 기존 분류 정합성(NMI 0.409 대 0.379)에서 우위이며, 목적 서술 불충분 잔여도 265건(12.1%) 대 352건(16.1%)으로 적음</w:t>
+        <w:t xml:space="preserve">문장 임베딩 결합이 연도 간 대분류 일치율(85.1% 대 82.5%)과 기존 분류 정합성(NMI 0.409 대 0.379)에서 우위이며, 목적 서술 불충분 잔여도 265건(12.1%) 대 352건(16.1%)으로 적음</w:t>
       </w:r>
     </w:p>
     <w:p>
@@ -30593,7 +29561,7 @@
                 <w:sz w:val="19"/>
                 <w:szCs w:val="19"/>
               </w:rPr>
-              <w:t xml:space="preserve">82.3</w:t>
+              <w:t xml:space="preserve">82.5</w:t>
             </w:r>
           </w:p>
         </w:tc>
@@ -33248,7 +32216,7 @@
           <w:sz w:val="23"/>
           <w:szCs w:val="23"/>
         </w:rPr>
-        <w:t xml:space="preserve">(지원목적) 중분류별 평균 임베딩(유형 중심)과의 코사인 유사도가 주 유형 유사도와 0.03 이내이면 부 태그. 사업명·지원형태의 강한 신호(융자 → D1, 보증 → D2, 창업 → B1, 수출·해외진출 → C1·C2, 장려금 → G1, 인력양성 → F1)는 규칙으로 태그</w:t>
+        <w:t xml:space="preserve">(지원목적) 중분류별 평균 임베딩(유형 중심)과의 코사인 유사도가 주 유형 유사도와 0.03 이내이면 부 태그. 사업명·지원형태의 강한 신호(융자 → D1, 보증 → D2, 창업 → B1, 수출·해외진출 → C1·C2, 장려금 → F3, 인력양성 → F1)는 규칙으로 태그</w:t>
       </w:r>
     </w:p>
     <w:p>
@@ -33348,7 +32316,7 @@
           <w:sz w:val="24"/>
           <w:szCs w:val="24"/>
         </w:rPr>
-        <w:t xml:space="preserve">(결과) 2026년 복수 태그 사업 비중은 지원목적 25.3%, 지원대상 51.9%, 지원수단 33.7%, 지원내용 53.5%, 지원산업 18.5%이며, 한 기준 이상에서 복수 태그인 사업은 92.1%</w:t>
+        <w:t xml:space="preserve">(결과) 2026년 복수 태그 사업 비중은 지원목적 25.0%, 지원대상 51.9%, 지원수단 33.7%, 지원내용 53.5%, 지원산업 18.5%이며, 한 기준 이상에서 복수 태그인 사업은 92.1%</w:t>
       </w:r>
     </w:p>
     <w:p>
@@ -36705,7 +35673,7 @@
                 <w:sz w:val="16"/>
                 <w:szCs w:val="16"/>
               </w:rPr>
-              <w:t xml:space="preserve">(경계) 비용 보조라도 수출·인증 목적이면 C·H</w:t>
+              <w:t xml:space="preserve">(경계) 비용 보조라도 수출·인증 목적이면 C·G</w:t>
             </w:r>
           </w:p>
         </w:tc>
@@ -37101,7 +36069,7 @@
                 <w:sz w:val="16"/>
                 <w:szCs w:val="16"/>
               </w:rPr>
-              <w:t xml:space="preserve">F. 전문인력 양성·채용 지원</w:t>
+              <w:t xml:space="preserve">F. 인력 양성·고용 지원 (전문인력·직업훈련·고용장려·노동환경)</w:t>
             </w:r>
           </w:p>
         </w:tc>
@@ -37136,7 +36104,7 @@
                 <w:sz w:val="16"/>
                 <w:szCs w:val="16"/>
               </w:rPr>
-              <w:t xml:space="preserve">특정 산업 분야 전문인력의 양성과 기업의 전문인력 채용을 위한 지원</w:t>
+              <w:t xml:space="preserve">산업 특화 전문인력 양성, 재직자 직업훈련, 고용 창출·유지 장려금, 산업안전·근로자 건강 보호 등 인력과 고용에 대한 지원</w:t>
             </w:r>
           </w:p>
         </w:tc>
@@ -37171,7 +36139,7 @@
                 <w:sz w:val="16"/>
                 <w:szCs w:val="16"/>
               </w:rPr>
-              <w:t xml:space="preserve">포함 중분류: F1</w:t>
+              <w:t xml:space="preserve">포함 중분류: F1~F2(인력 양성·훈련), F3~F4(고용·노동환경)</w:t>
             </w:r>
           </w:p>
         </w:tc>
@@ -37294,7 +36262,7 @@
                 <w:sz w:val="16"/>
                 <w:szCs w:val="16"/>
               </w:rPr>
-              <w:t xml:space="preserve">(경계) 재직자 훈련은 G3, 연구인력은 A7</w:t>
+              <w:t xml:space="preserve">(경계) 재직자 훈련은 F2, 연구인력은 A7</w:t>
             </w:r>
           </w:p>
         </w:tc>
@@ -37312,7 +36280,6 @@
               <w:bottom w:val="single" w:color="9AA8A6" w:sz="4"/>
               <w:right w:val="single" w:color="9AA8A6" w:sz="4"/>
             </w:tcBorders>
-            <w:shd w:fill="E8F3F1" w:color="auto" w:val="clear"/>
             <w:tcMar>
               <w:top w:type="dxa" w:w="40"/>
               <w:left w:type="dxa" w:w="80"/>
@@ -37334,7 +36301,7 @@
                 <w:sz w:val="16"/>
                 <w:szCs w:val="16"/>
               </w:rPr>
-              <w:t xml:space="preserve">G. 고용 창출·유지 및 노동환경 개선</w:t>
+              <w:t xml:space="preserve">F2 재직자·사업주 직업훈련 지원</w:t>
             </w:r>
           </w:p>
         </w:tc>
@@ -37347,7 +36314,6 @@
               <w:bottom w:val="single" w:color="9AA8A6" w:sz="4"/>
               <w:right w:val="single" w:color="9AA8A6" w:sz="4"/>
             </w:tcBorders>
-            <w:shd w:fill="E8F3F1" w:color="auto" w:val="clear"/>
             <w:tcMar>
               <w:top w:type="dxa" w:w="40"/>
               <w:left w:type="dxa" w:w="80"/>
@@ -37364,12 +36330,12 @@
             <w:r>
               <w:rPr>
                 <w:rFonts w:ascii="KoPub돋움체" w:cs="KoPub돋움체" w:eastAsia="KoPub돋움체" w:hAnsi="KoPub돋움체"/>
-                <w:b/>
-                <w:bCs/>
-                <w:sz w:val="16"/>
-                <w:szCs w:val="16"/>
-              </w:rPr>
-              <w:t xml:space="preserve">일자리 창출·유지, 산업안전과 근로자 건강 보호, 재직자 직업훈련 등 고용과 노동환경 개선을 위한 지원</w:t>
+                <w:b w:val="false"/>
+                <w:bCs w:val="false"/>
+                <w:sz w:val="16"/>
+                <w:szCs w:val="16"/>
+              </w:rPr>
+              <w:t xml:space="preserve">재직자 직업훈련과 일학습병행 등 훈련비 지원</w:t>
             </w:r>
           </w:p>
         </w:tc>
@@ -37382,7 +36348,6 @@
               <w:bottom w:val="single" w:color="9AA8A6" w:sz="4"/>
               <w:right w:val="single" w:color="9AA8A6" w:sz="4"/>
             </w:tcBorders>
-            <w:shd w:fill="E8F3F1" w:color="auto" w:val="clear"/>
             <w:tcMar>
               <w:top w:type="dxa" w:w="40"/>
               <w:left w:type="dxa" w:w="80"/>
@@ -37399,12 +36364,28 @@
             <w:r>
               <w:rPr>
                 <w:rFonts w:ascii="KoPub돋움체" w:cs="KoPub돋움체" w:eastAsia="KoPub돋움체" w:hAnsi="KoPub돋움체"/>
-                <w:b/>
-                <w:bCs/>
-                <w:sz w:val="16"/>
-                <w:szCs w:val="16"/>
-              </w:rPr>
-              <w:t xml:space="preserve">포함 중분류: G1~G3</w:t>
+                <w:b w:val="false"/>
+                <w:bCs w:val="false"/>
+                <w:sz w:val="16"/>
+                <w:szCs w:val="16"/>
+              </w:rPr>
+              <w:t xml:space="preserve">(기준) 직업훈련·일학습병행·훈련비</w:t>
+            </w:r>
+          </w:p>
+          <w:p>
+            <w:pPr>
+              <w:spacing w:after="0" w:before="0" w:line="240"/>
+              <w:jc w:val="left"/>
+            </w:pPr>
+            <w:r>
+              <w:rPr>
+                <w:rFonts w:ascii="KoPub돋움체" w:cs="KoPub돋움체" w:eastAsia="KoPub돋움체" w:hAnsi="KoPub돋움체"/>
+                <w:b w:val="false"/>
+                <w:bCs w:val="false"/>
+                <w:sz w:val="16"/>
+                <w:szCs w:val="16"/>
+              </w:rPr>
+              <w:t xml:space="preserve">(경계) 산업 특화 신규 인력 양성은 F1</w:t>
             </w:r>
           </w:p>
         </w:tc>
@@ -37443,7 +36424,7 @@
                 <w:sz w:val="16"/>
                 <w:szCs w:val="16"/>
               </w:rPr>
-              <w:t xml:space="preserve">G1 고용 창출·유지(고용장려금)</w:t>
+              <w:t xml:space="preserve">F3 고용 창출·유지(고용장려금)</w:t>
             </w:r>
           </w:p>
         </w:tc>
@@ -37566,7 +36547,7 @@
                 <w:sz w:val="16"/>
                 <w:szCs w:val="16"/>
               </w:rPr>
-              <w:t xml:space="preserve">G2 산업안전·근로자 건강 보호</w:t>
+              <w:t xml:space="preserve">F4 산업안전·근로자 건강 보호</w:t>
             </w:r>
           </w:p>
         </w:tc>
@@ -37668,6 +36649,7 @@
               <w:bottom w:val="single" w:color="9AA8A6" w:sz="4"/>
               <w:right w:val="single" w:color="9AA8A6" w:sz="4"/>
             </w:tcBorders>
+            <w:shd w:fill="E8F3F1" w:color="auto" w:val="clear"/>
             <w:tcMar>
               <w:top w:type="dxa" w:w="40"/>
               <w:left w:type="dxa" w:w="80"/>
@@ -37689,7 +36671,7 @@
                 <w:sz w:val="16"/>
                 <w:szCs w:val="16"/>
               </w:rPr>
-              <w:t xml:space="preserve">G3 재직자·사업주 직업훈련 지원</w:t>
+              <w:t xml:space="preserve">G. 경영역량 강화·사업화 지원 (컨설팅·마케팅·디자인)</w:t>
             </w:r>
           </w:p>
         </w:tc>
@@ -37702,6 +36684,7 @@
               <w:bottom w:val="single" w:color="9AA8A6" w:sz="4"/>
               <w:right w:val="single" w:color="9AA8A6" w:sz="4"/>
             </w:tcBorders>
+            <w:shd w:fill="E8F3F1" w:color="auto" w:val="clear"/>
             <w:tcMar>
               <w:top w:type="dxa" w:w="40"/>
               <w:left w:type="dxa" w:w="80"/>
@@ -37718,12 +36701,12 @@
             <w:r>
               <w:rPr>
                 <w:rFonts w:ascii="KoPub돋움체" w:cs="KoPub돋움체" w:eastAsia="KoPub돋움체" w:hAnsi="KoPub돋움체"/>
-                <w:b w:val="false"/>
-                <w:bCs w:val="false"/>
-                <w:sz w:val="16"/>
-                <w:szCs w:val="16"/>
-              </w:rPr>
-              <w:t xml:space="preserve">재직자 직업훈련과 일학습병행 등 훈련비 지원</w:t>
+                <w:b/>
+                <w:bCs/>
+                <w:sz w:val="16"/>
+                <w:szCs w:val="16"/>
+              </w:rPr>
+              <w:t xml:space="preserve">컨설팅·교육·마케팅·디자인 등 경영 서비스로 기업의 경영역량과 사업화 역량을 높이는 지원</w:t>
             </w:r>
           </w:p>
         </w:tc>
@@ -37736,6 +36719,7 @@
               <w:bottom w:val="single" w:color="9AA8A6" w:sz="4"/>
               <w:right w:val="single" w:color="9AA8A6" w:sz="4"/>
             </w:tcBorders>
+            <w:shd w:fill="E8F3F1" w:color="auto" w:val="clear"/>
             <w:tcMar>
               <w:top w:type="dxa" w:w="40"/>
               <w:left w:type="dxa" w:w="80"/>
@@ -37752,28 +36736,12 @@
             <w:r>
               <w:rPr>
                 <w:rFonts w:ascii="KoPub돋움체" w:cs="KoPub돋움체" w:eastAsia="KoPub돋움체" w:hAnsi="KoPub돋움체"/>
-                <w:b w:val="false"/>
-                <w:bCs w:val="false"/>
-                <w:sz w:val="16"/>
-                <w:szCs w:val="16"/>
-              </w:rPr>
-              <w:t xml:space="preserve">(기준) 직업훈련·일학습병행·훈련비</w:t>
-            </w:r>
-          </w:p>
-          <w:p>
-            <w:pPr>
-              <w:spacing w:after="0" w:before="0" w:line="240"/>
-              <w:jc w:val="left"/>
-            </w:pPr>
-            <w:r>
-              <w:rPr>
-                <w:rFonts w:ascii="KoPub돋움체" w:cs="KoPub돋움체" w:eastAsia="KoPub돋움체" w:hAnsi="KoPub돋움체"/>
-                <w:b w:val="false"/>
-                <w:bCs w:val="false"/>
-                <w:sz w:val="16"/>
-                <w:szCs w:val="16"/>
-              </w:rPr>
-              <w:t xml:space="preserve">(경계) 산업 특화 신규 인력 양성은 F1</w:t>
+                <w:b/>
+                <w:bCs/>
+                <w:sz w:val="16"/>
+                <w:szCs w:val="16"/>
+              </w:rPr>
+              <w:t xml:space="preserve">포함 중분류: G1~G2</w:t>
             </w:r>
           </w:p>
         </w:tc>
@@ -37791,7 +36759,6 @@
               <w:bottom w:val="single" w:color="9AA8A6" w:sz="4"/>
               <w:right w:val="single" w:color="9AA8A6" w:sz="4"/>
             </w:tcBorders>
-            <w:shd w:fill="E8F3F1" w:color="auto" w:val="clear"/>
             <w:tcMar>
               <w:top w:type="dxa" w:w="40"/>
               <w:left w:type="dxa" w:w="80"/>
@@ -37813,7 +36780,7 @@
                 <w:sz w:val="16"/>
                 <w:szCs w:val="16"/>
               </w:rPr>
-              <w:t xml:space="preserve">H. 경영역량 강화·사업화 지원 (컨설팅·마케팅·디자인)</w:t>
+              <w:t xml:space="preserve">G1 경영역량 강화·판로 확대 (컨설팅·교육·마케팅)</w:t>
             </w:r>
           </w:p>
         </w:tc>
@@ -37826,7 +36793,6 @@
               <w:bottom w:val="single" w:color="9AA8A6" w:sz="4"/>
               <w:right w:val="single" w:color="9AA8A6" w:sz="4"/>
             </w:tcBorders>
-            <w:shd w:fill="E8F3F1" w:color="auto" w:val="clear"/>
             <w:tcMar>
               <w:top w:type="dxa" w:w="40"/>
               <w:left w:type="dxa" w:w="80"/>
@@ -37843,12 +36809,12 @@
             <w:r>
               <w:rPr>
                 <w:rFonts w:ascii="KoPub돋움체" w:cs="KoPub돋움체" w:eastAsia="KoPub돋움체" w:hAnsi="KoPub돋움체"/>
-                <w:b/>
-                <w:bCs/>
-                <w:sz w:val="16"/>
-                <w:szCs w:val="16"/>
-              </w:rPr>
-              <w:t xml:space="preserve">컨설팅·교육·마케팅·디자인 등 경영 서비스로 기업의 경영역량과 사업화 역량을 높이는 지원</w:t>
+                <w:b w:val="false"/>
+                <w:bCs w:val="false"/>
+                <w:sz w:val="16"/>
+                <w:szCs w:val="16"/>
+              </w:rPr>
+              <w:t xml:space="preserve">경영 컨설팅·교육·판로·마케팅, 재기·사업전환 지원</w:t>
             </w:r>
           </w:p>
         </w:tc>
@@ -37861,7 +36827,6 @@
               <w:bottom w:val="single" w:color="9AA8A6" w:sz="4"/>
               <w:right w:val="single" w:color="9AA8A6" w:sz="4"/>
             </w:tcBorders>
-            <w:shd w:fill="E8F3F1" w:color="auto" w:val="clear"/>
             <w:tcMar>
               <w:top w:type="dxa" w:w="40"/>
               <w:left w:type="dxa" w:w="80"/>
@@ -37878,12 +36843,28 @@
             <w:r>
               <w:rPr>
                 <w:rFonts w:ascii="KoPub돋움체" w:cs="KoPub돋움체" w:eastAsia="KoPub돋움체" w:hAnsi="KoPub돋움체"/>
-                <w:b/>
-                <w:bCs/>
-                <w:sz w:val="16"/>
-                <w:szCs w:val="16"/>
-              </w:rPr>
-              <w:t xml:space="preserve">포함 중분류: H1~H2</w:t>
+                <w:b w:val="false"/>
+                <w:bCs w:val="false"/>
+                <w:sz w:val="16"/>
+                <w:szCs w:val="16"/>
+              </w:rPr>
+              <w:t xml:space="preserve">(기준) 컨설팅·교육·판로·마케팅·재기</w:t>
+            </w:r>
+          </w:p>
+          <w:p>
+            <w:pPr>
+              <w:spacing w:after="0" w:before="0" w:line="240"/>
+              <w:jc w:val="left"/>
+            </w:pPr>
+            <w:r>
+              <w:rPr>
+                <w:rFonts w:ascii="KoPub돋움체" w:cs="KoPub돋움체" w:eastAsia="KoPub돋움체" w:hAnsi="KoPub돋움체"/>
+                <w:b w:val="false"/>
+                <w:bCs w:val="false"/>
+                <w:sz w:val="16"/>
+                <w:szCs w:val="16"/>
+              </w:rPr>
+              <w:t xml:space="preserve">(경계) 수출 마케팅은 C1</w:t>
             </w:r>
           </w:p>
         </w:tc>
@@ -37922,130 +36903,7 @@
                 <w:sz w:val="16"/>
                 <w:szCs w:val="16"/>
               </w:rPr>
-              <w:t xml:space="preserve">H1 경영역량 강화·판로 확대 (컨설팅·교육·마케팅)</w:t>
-            </w:r>
-          </w:p>
-        </w:tc>
-        <w:tc>
-          <w:tcPr>
-            <w:tcW w:type="dxa" w:w="3300"/>
-            <w:tcBorders>
-              <w:top w:val="single" w:color="9AA8A6" w:sz="4"/>
-              <w:left w:val="single" w:color="9AA8A6" w:sz="4"/>
-              <w:bottom w:val="single" w:color="9AA8A6" w:sz="4"/>
-              <w:right w:val="single" w:color="9AA8A6" w:sz="4"/>
-            </w:tcBorders>
-            <w:tcMar>
-              <w:top w:type="dxa" w:w="40"/>
-              <w:left w:type="dxa" w:w="80"/>
-              <w:bottom w:type="dxa" w:w="40"/>
-              <w:right w:type="dxa" w:w="80"/>
-            </w:tcMar>
-            <w:vAlign w:val="center"/>
-          </w:tcPr>
-          <w:p>
-            <w:pPr>
-              <w:spacing w:after="0" w:before="0" w:line="240"/>
-              <w:jc w:val="left"/>
-            </w:pPr>
-            <w:r>
-              <w:rPr>
-                <w:rFonts w:ascii="KoPub돋움체" w:cs="KoPub돋움체" w:eastAsia="KoPub돋움체" w:hAnsi="KoPub돋움체"/>
-                <w:b w:val="false"/>
-                <w:bCs w:val="false"/>
-                <w:sz w:val="16"/>
-                <w:szCs w:val="16"/>
-              </w:rPr>
-              <w:t xml:space="preserve">경영 컨설팅·교육·판로·마케팅, 재기·사업전환 지원</w:t>
-            </w:r>
-          </w:p>
-        </w:tc>
-        <w:tc>
-          <w:tcPr>
-            <w:tcW w:type="dxa" w:w="3506"/>
-            <w:tcBorders>
-              <w:top w:val="single" w:color="9AA8A6" w:sz="4"/>
-              <w:left w:val="single" w:color="9AA8A6" w:sz="4"/>
-              <w:bottom w:val="single" w:color="9AA8A6" w:sz="4"/>
-              <w:right w:val="single" w:color="9AA8A6" w:sz="4"/>
-            </w:tcBorders>
-            <w:tcMar>
-              <w:top w:type="dxa" w:w="40"/>
-              <w:left w:type="dxa" w:w="80"/>
-              <w:bottom w:type="dxa" w:w="40"/>
-              <w:right w:type="dxa" w:w="80"/>
-            </w:tcMar>
-            <w:vAlign w:val="center"/>
-          </w:tcPr>
-          <w:p>
-            <w:pPr>
-              <w:spacing w:after="0" w:before="0" w:line="240"/>
-              <w:jc w:val="left"/>
-            </w:pPr>
-            <w:r>
-              <w:rPr>
-                <w:rFonts w:ascii="KoPub돋움체" w:cs="KoPub돋움체" w:eastAsia="KoPub돋움체" w:hAnsi="KoPub돋움체"/>
-                <w:b w:val="false"/>
-                <w:bCs w:val="false"/>
-                <w:sz w:val="16"/>
-                <w:szCs w:val="16"/>
-              </w:rPr>
-              <w:t xml:space="preserve">(기준) 컨설팅·교육·판로·마케팅·재기</w:t>
-            </w:r>
-          </w:p>
-          <w:p>
-            <w:pPr>
-              <w:spacing w:after="0" w:before="0" w:line="240"/>
-              <w:jc w:val="left"/>
-            </w:pPr>
-            <w:r>
-              <w:rPr>
-                <w:rFonts w:ascii="KoPub돋움체" w:cs="KoPub돋움체" w:eastAsia="KoPub돋움체" w:hAnsi="KoPub돋움체"/>
-                <w:b w:val="false"/>
-                <w:bCs w:val="false"/>
-                <w:sz w:val="16"/>
-                <w:szCs w:val="16"/>
-              </w:rPr>
-              <w:t xml:space="preserve">(경계) 수출 마케팅은 C1</w:t>
-            </w:r>
-          </w:p>
-        </w:tc>
-      </w:tr>
-      <w:tr>
-        <w:trPr>
-          <w:cantSplit/>
-        </w:trPr>
-        <w:tc>
-          <w:tcPr>
-            <w:tcW w:type="dxa" w:w="2300"/>
-            <w:tcBorders>
-              <w:top w:val="single" w:color="9AA8A6" w:sz="4"/>
-              <w:left w:val="single" w:color="9AA8A6" w:sz="4"/>
-              <w:bottom w:val="single" w:color="9AA8A6" w:sz="4"/>
-              <w:right w:val="single" w:color="9AA8A6" w:sz="4"/>
-            </w:tcBorders>
-            <w:tcMar>
-              <w:top w:type="dxa" w:w="40"/>
-              <w:left w:type="dxa" w:w="80"/>
-              <w:bottom w:type="dxa" w:w="40"/>
-              <w:right w:type="dxa" w:w="80"/>
-            </w:tcMar>
-            <w:vAlign w:val="center"/>
-          </w:tcPr>
-          <w:p>
-            <w:pPr>
-              <w:spacing w:after="0" w:before="0" w:line="240"/>
-              <w:jc w:val="left"/>
-            </w:pPr>
-            <w:r>
-              <w:rPr>
-                <w:rFonts w:ascii="KoPub돋움체" w:cs="KoPub돋움체" w:eastAsia="KoPub돋움체" w:hAnsi="KoPub돋움체"/>
-                <w:b/>
-                <w:bCs/>
-                <w:sz w:val="16"/>
-                <w:szCs w:val="16"/>
-              </w:rPr>
-              <w:t xml:space="preserve">H2 디자인 혁신 지원</w:t>
+              <w:t xml:space="preserve">G2 디자인 혁신 지원</w:t>
             </w:r>
           </w:p>
         </w:tc>

--- a/analysis/deliverables/KOSI_이슈n포커스_원고_지원사업유형분석.docx
+++ b/analysis/deliverables/KOSI_이슈n포커스_원고_지원사업유형분석.docx
@@ -2684,7 +2684,7 @@
           <w:sz w:val="17"/>
           <w:szCs w:val="17"/>
         </w:rPr>
-        <w:t xml:space="preserve">* 주: 한국개발연구원(2013~2015)은 추진·평가체계 개선에, 장우현(2023)은 재정사업 전반의 분류체계 설계에, 장우현 외(2024)는 지원 조준의 개선에 초점을 두어 비교에서 제외</w:t>
+        <w:t xml:space="preserve">* 주: 한국개발연구원(2013~2015)은 추진·평가체계 개선에, 장우현(2023)은 재정사업 전반의 분류체계 설계에, 장우현 외(2024)는 지원 조준의 개선에 초점을 두어 비교에서 제외. 선행연구 분류 항목과 본 연구 유형의 대응은 부표 11 참조</w:t>
       </w:r>
     </w:p>
     <w:p>
@@ -6624,6 +6624,186 @@
           <w:szCs w:val="22"/>
         </w:rPr>
         <w:t xml:space="preserve">분류기 구성과 정확도(교차검증 대분류 정확도 93.0%)는 부록 1 참조</w:t>
+      </w:r>
+    </w:p>
+    <w:p>
+      <w:pPr>
+        <w:pStyle w:val="ListParagraph"/>
+        <w:numPr>
+          <w:ilvl w:val="0"/>
+          <w:numId w:val="2"/>
+        </w:numPr>
+        <w:spacing w:after="40" w:before="0" w:line="384"/>
+      </w:pPr>
+      <w:r>
+        <w:rPr>
+          <w:rFonts w:ascii="KoPub바탕체" w:cs="KoPub바탕체" w:eastAsia="KoPub바탕체" w:hAnsi="KoPub바탕체"/>
+          <w:b/>
+          <w:bCs/>
+          <w:sz w:val="24"/>
+          <w:szCs w:val="24"/>
+        </w:rPr>
+        <w:t xml:space="preserve">유형 체계는 선행연구의 지원목적 분류를 모두 포괄하며, 수단 성격의 항목은 목적으로 재정의하고 횡단적 주제는 다른 기준과 부 태그로 식별(부표 11)</w:t>
+      </w:r>
+    </w:p>
+    <w:p>
+      <w:pPr>
+        <w:pStyle w:val="ListParagraph"/>
+        <w:numPr>
+          <w:ilvl w:val="1"/>
+          <w:numId w:val="2"/>
+        </w:numPr>
+        <w:spacing w:after="40" w:before="0" w:line="384"/>
+      </w:pPr>
+      <w:r>
+        <w:rPr>
+          <w:rFonts w:ascii="KoPub바탕체" w:cs="KoPub바탕체" w:eastAsia="KoPub바탕체" w:hAnsi="KoPub바탕체"/>
+          <w:b w:val="false"/>
+          <w:bCs w:val="false"/>
+          <w:sz w:val="23"/>
+          <w:szCs w:val="23"/>
+        </w:rPr>
+        <w:t xml:space="preserve">(포괄) 박노욱 외(2016)의 목적 항목 11개, 김희선(2017)의 중위목적 8개·하위목적 29개, 장우현(2023)의 하위 목적 4개에 모두 대응 유형이 있음</w:t>
+      </w:r>
+    </w:p>
+    <w:p>
+      <w:pPr>
+        <w:pStyle w:val="ListParagraph"/>
+        <w:numPr>
+          <w:ilvl w:val="2"/>
+          <w:numId w:val="2"/>
+        </w:numPr>
+        <w:spacing w:after="40" w:before="0" w:line="384"/>
+      </w:pPr>
+      <w:r>
+        <w:rPr>
+          <w:rFonts w:ascii="KoPub바탕체" w:cs="KoPub바탕체" w:eastAsia="KoPub바탕체" w:hAnsi="KoPub바탕체"/>
+          <w:b w:val="false"/>
+          <w:bCs w:val="false"/>
+          <w:sz w:val="23"/>
+          <w:szCs w:val="23"/>
+        </w:rPr>
+        <w:t xml:space="preserve">창업은 박노욱 외(2016)에 목적 항목이 없으나 창업·벤처 육성(B)으로 분리하고, 김희선(2017)의 '자생력 제고'와 장우현(2023)의 '전환 지원(퇴출·재창업)'은 경영비용 경감(D3)과 재기·사업전환(G1)으로 대응</w:t>
+      </w:r>
+    </w:p>
+    <w:p>
+      <w:pPr>
+        <w:pStyle w:val="ListParagraph"/>
+        <w:numPr>
+          <w:ilvl w:val="1"/>
+          <w:numId w:val="2"/>
+        </w:numPr>
+        <w:spacing w:after="40" w:before="0" w:line="384"/>
+      </w:pPr>
+      <w:r>
+        <w:rPr>
+          <w:rFonts w:ascii="KoPub바탕체" w:cs="KoPub바탕체" w:eastAsia="KoPub바탕체" w:hAnsi="KoPub바탕체"/>
+          <w:b w:val="false"/>
+          <w:bCs w:val="false"/>
+          <w:sz w:val="23"/>
+          <w:szCs w:val="23"/>
+        </w:rPr>
+        <w:t xml:space="preserve">(재정의) 기존 분야 분류와 선행연구가 '금융'·'시설'로 둔 항목은 운전·시설자금 조달(D1), 신용보강(D2), 생산기반 현대화(E1), 에너지 전환(E2)처럼 목적으로 명명하여 수단과 분리</w:t>
+      </w:r>
+    </w:p>
+    <w:p>
+      <w:pPr>
+        <w:pStyle w:val="ListParagraph"/>
+        <w:numPr>
+          <w:ilvl w:val="1"/>
+          <w:numId w:val="2"/>
+        </w:numPr>
+        <w:spacing w:after="40" w:before="0" w:line="384"/>
+      </w:pPr>
+      <w:r>
+        <w:rPr>
+          <w:rFonts w:ascii="KoPub바탕체" w:cs="KoPub바탕체" w:eastAsia="KoPub바탕체" w:hAnsi="KoPub바탕체"/>
+          <w:b w:val="false"/>
+          <w:bCs w:val="false"/>
+          <w:sz w:val="23"/>
+          <w:szCs w:val="23"/>
+        </w:rPr>
+        <w:t xml:space="preserve">(횡단 주제) 협업·상생·동반성장, 지역경제 활성화, 공공조달 판로는 목적이 아닌 지원 방식·대상이므로 별도 유형을 두지 않고 지원대상·지원내용 유형으로 식별</w:t>
+      </w:r>
+    </w:p>
+    <w:p>
+      <w:pPr>
+        <w:pStyle w:val="ListParagraph"/>
+        <w:numPr>
+          <w:ilvl w:val="2"/>
+          <w:numId w:val="2"/>
+        </w:numPr>
+        <w:spacing w:after="40" w:before="0" w:line="384"/>
+      </w:pPr>
+      <w:r>
+        <w:rPr>
+          <w:rFonts w:ascii="KoPub바탕체" w:cs="KoPub바탕체" w:eastAsia="KoPub바탕체" w:hAnsi="KoPub바탕체"/>
+          <w:b w:val="false"/>
+          <w:bCs w:val="false"/>
+          <w:sz w:val="23"/>
+          <w:szCs w:val="23"/>
+        </w:rPr>
+        <w:t xml:space="preserve">2026년 사업 중 협업·상생·동반성장을 서술한 74건과 지역을 명시한 97건은 7개 대분류 모두에 분포</w:t>
+      </w:r>
+    </w:p>
+    <w:p>
+      <w:pPr>
+        <w:pStyle w:val="ListParagraph"/>
+        <w:numPr>
+          <w:ilvl w:val="2"/>
+          <w:numId w:val="2"/>
+        </w:numPr>
+        <w:spacing w:after="40" w:before="0" w:line="384"/>
+      </w:pPr>
+      <w:r>
+        <w:rPr>
+          <w:rFonts w:ascii="KoPub바탕체" w:cs="KoPub바탕체" w:eastAsia="KoPub바탕체" w:hAnsi="KoPub바탕체"/>
+          <w:b w:val="false"/>
+          <w:bCs w:val="false"/>
+          <w:sz w:val="23"/>
+          <w:szCs w:val="23"/>
+        </w:rPr>
+        <w:t xml:space="preserve">협업은 산학연 공동 R&amp;D(A3)와 협력 기반 조성(K2), 지역은 지역 프로그램(K3)과 지역 특정 대상(T1), 공공조달은 수요 연계 대상(T8)으로 포착</w:t>
+      </w:r>
+    </w:p>
+    <w:p>
+      <w:pPr>
+        <w:pStyle w:val="ListParagraph"/>
+        <w:numPr>
+          <w:ilvl w:val="1"/>
+          <w:numId w:val="2"/>
+        </w:numPr>
+        <w:spacing w:after="40" w:before="0" w:line="384"/>
+      </w:pPr>
+      <w:r>
+        <w:rPr>
+          <w:rFonts w:ascii="KoPub바탕체" w:cs="KoPub바탕체" w:eastAsia="KoPub바탕체" w:hAnsi="KoPub바탕체"/>
+          <w:b w:val="false"/>
+          <w:bCs w:val="false"/>
+          <w:sz w:val="23"/>
+          <w:szCs w:val="23"/>
+        </w:rPr>
+        <w:t xml:space="preserve">(대상 속성) 선행연구의 업력·성장단계와 여성·청년·장애인 등 특성 구분은 수혜대상에 명시된 경우에 한해 T2·T3에 반영</w:t>
+      </w:r>
+    </w:p>
+    <w:p>
+      <w:pPr>
+        <w:pStyle w:val="ListParagraph"/>
+        <w:numPr>
+          <w:ilvl w:val="2"/>
+          <w:numId w:val="2"/>
+        </w:numPr>
+        <w:spacing w:after="40" w:before="0" w:line="384"/>
+      </w:pPr>
+      <w:r>
+        <w:rPr>
+          <w:rFonts w:ascii="KoPub바탕체" w:cs="KoPub바탕체" w:eastAsia="KoPub바탕체" w:hAnsi="KoPub바탕체"/>
+          <w:b w:val="false"/>
+          <w:bCs w:val="false"/>
+          <w:sz w:val="23"/>
+          <w:szCs w:val="23"/>
+        </w:rPr>
+        <w:t xml:space="preserve">2026년 수혜대상에 성장단계를 명시한 사업은 48건, 사회적 특성을 명시한 사업은 27건으로, 속성 태그 신설을 향후 과제로 둠(4장 다.)</w:t>
       </w:r>
     </w:p>
     <w:p>
@@ -27771,6 +27951,26 @@
           <w:sz w:val="24"/>
           <w:szCs w:val="24"/>
         </w:rPr>
+        <w:t xml:space="preserve">선행연구가 구분한 업력·성장단계와 여성·청년·장애인 등 대상 특성은 별도 유형으로 두지 않았으므로, 수혜대상 서술을 기반으로 한 속성 태그 신설을 검토할 필요</w:t>
+      </w:r>
+    </w:p>
+    <w:p>
+      <w:pPr>
+        <w:pStyle w:val="ListParagraph"/>
+        <w:numPr>
+          <w:ilvl w:val="0"/>
+          <w:numId w:val="2"/>
+        </w:numPr>
+        <w:spacing w:after="40" w:before="0" w:line="384"/>
+      </w:pPr>
+      <w:r>
+        <w:rPr>
+          <w:rFonts w:ascii="KoPub바탕체" w:cs="KoPub바탕체" w:eastAsia="KoPub바탕체" w:hAnsi="KoPub바탕체"/>
+          <w:b/>
+          <w:bCs/>
+          <w:sz w:val="24"/>
+          <w:szCs w:val="24"/>
+        </w:rPr>
         <w:t xml:space="preserve">지원산업은 사전 기반 규칙이어서 신산업 표현이 누락될 수 있으며, AI '활용'은 AI 관련 지원 항목의 포함 여부로 AI에 쓰인 예산액을 의미하지 않음</w:t>
       </w:r>
     </w:p>
@@ -35657,7 +35857,7 @@
                 <w:sz w:val="16"/>
                 <w:szCs w:val="16"/>
               </w:rPr>
-              <w:t xml:space="preserve">(기준) 소상공인 대상 + 비용부담 경감·손실보상 명시(내용 명시 규칙)</w:t>
+              <w:t xml:space="preserve">(기준) 소상공인 대상 + 비용부담 경감·손실보상 명시(내용 명시 규칙). 공과금·보험료 등 생산원가 보조 포함</w:t>
             </w:r>
           </w:p>
           <w:p>
@@ -36029,7 +36229,7 @@
                 <w:sz w:val="16"/>
                 <w:szCs w:val="16"/>
               </w:rPr>
-              <w:t xml:space="preserve">(경계) 에너지 기술개발·실증은 A6</w:t>
+              <w:t xml:space="preserve">(경계) 에너지 기술개발·실증은 A6, 작업환경 개선 설비는 F4</w:t>
             </w:r>
           </w:p>
         </w:tc>
@@ -36814,7 +37014,7 @@
                 <w:sz w:val="16"/>
                 <w:szCs w:val="16"/>
               </w:rPr>
-              <w:t xml:space="preserve">경영 컨설팅·교육·판로·마케팅, 재기·사업전환 지원</w:t>
+              <w:t xml:space="preserve">경영 컨설팅·교육·정보화, 판로(내수·공공조달)·마케팅, 재기·사업전환, 협업·상생 지원</w:t>
             </w:r>
           </w:p>
         </w:tc>
@@ -36848,23 +37048,23 @@
                 <w:sz w:val="16"/>
                 <w:szCs w:val="16"/>
               </w:rPr>
-              <w:t xml:space="preserve">(기준) 컨설팅·교육·판로·마케팅·재기</w:t>
-            </w:r>
-          </w:p>
-          <w:p>
-            <w:pPr>
-              <w:spacing w:after="0" w:before="0" w:line="240"/>
-              <w:jc w:val="left"/>
-            </w:pPr>
-            <w:r>
-              <w:rPr>
-                <w:rFonts w:ascii="KoPub돋움체" w:cs="KoPub돋움체" w:eastAsia="KoPub돋움체" w:hAnsi="KoPub돋움체"/>
-                <w:b w:val="false"/>
-                <w:bCs w:val="false"/>
-                <w:sz w:val="16"/>
-                <w:szCs w:val="16"/>
-              </w:rPr>
-              <w:t xml:space="preserve">(경계) 수출 마케팅은 C1</w:t>
+              <w:t xml:space="preserve">(기준) 컨설팅·교육·판로·마케팅·재기·사업전환·상생</w:t>
+            </w:r>
+          </w:p>
+          <w:p>
+            <w:pPr>
+              <w:spacing w:after="0" w:before="0" w:line="240"/>
+              <w:jc w:val="left"/>
+            </w:pPr>
+            <w:r>
+              <w:rPr>
+                <w:rFonts w:ascii="KoPub돋움체" w:cs="KoPub돋움체" w:eastAsia="KoPub돋움체" w:hAnsi="KoPub돋움체"/>
+                <w:b w:val="false"/>
+                <w:bCs w:val="false"/>
+                <w:sz w:val="16"/>
+                <w:szCs w:val="16"/>
+              </w:rPr>
+              <w:t xml:space="preserve">(경계) 수출 마케팅은 C1, 디자인은 G2</w:t>
             </w:r>
           </w:p>
         </w:tc>
@@ -43737,6 +43937,3078 @@
           <w:szCs w:val="17"/>
         </w:rPr>
         <w:t xml:space="preserve">* 주: 'AI 지원'은 핵심+활용으로 집계하고 언급은 제외. 내역사업 단위로 연도 중 최고 단계 부여</w:t>
+      </w:r>
+    </w:p>
+    <w:p>
+      <w:pPr>
+        <w:spacing w:after="80" w:before="200" w:line="384"/>
+        <w:jc w:val="center"/>
+      </w:pPr>
+      <w:r>
+        <w:rPr>
+          <w:rFonts w:ascii="KoPub돋움체" w:cs="KoPub돋움체" w:eastAsia="KoPub돋움체" w:hAnsi="KoPub돋움체"/>
+          <w:b/>
+          <w:bCs/>
+          <w:sz w:val="22"/>
+          <w:szCs w:val="22"/>
+        </w:rPr>
+        <w:t xml:space="preserve">&lt;부표 11&gt; 선행연구 분류 항목과 지원목적 유형의 대응</w:t>
+      </w:r>
+    </w:p>
+    <w:tbl>
+      <w:tblPr>
+        <w:tblW w:type="dxa" w:w="9106"/>
+        <w:jc w:val="center"/>
+        <w:tblBorders>
+          <w:top w:val="single" w:color="auto" w:sz="4"/>
+          <w:left w:val="single" w:color="auto" w:sz="4"/>
+          <w:bottom w:val="single" w:color="auto" w:sz="4"/>
+          <w:right w:val="single" w:color="auto" w:sz="4"/>
+          <w:insideH w:val="single" w:color="auto" w:sz="4"/>
+          <w:insideV w:val="single" w:color="auto" w:sz="4"/>
+        </w:tblBorders>
+      </w:tblPr>
+      <w:tblGrid>
+        <w:gridCol w:w="1500"/>
+        <w:gridCol w:w="1600"/>
+        <w:gridCol w:w="2150"/>
+        <w:gridCol w:w="2250"/>
+        <w:gridCol w:w="1606"/>
+      </w:tblGrid>
+      <w:tr>
+        <w:trPr>
+          <w:tblHeader/>
+        </w:trPr>
+        <w:tc>
+          <w:tcPr>
+            <w:tcW w:type="dxa" w:w="1500"/>
+            <w:tcBorders>
+              <w:top w:val="single" w:color="9AA8A6" w:sz="4"/>
+              <w:left w:val="single" w:color="9AA8A6" w:sz="4"/>
+              <w:bottom w:val="single" w:color="9AA8A6" w:sz="4"/>
+              <w:right w:val="single" w:color="9AA8A6" w:sz="4"/>
+            </w:tcBorders>
+            <w:shd w:fill="2F6F7E" w:color="auto" w:val="clear"/>
+            <w:tcMar>
+              <w:top w:type="dxa" w:w="40"/>
+              <w:left w:type="dxa" w:w="80"/>
+              <w:bottom w:type="dxa" w:w="40"/>
+              <w:right w:type="dxa" w:w="80"/>
+            </w:tcMar>
+            <w:vAlign w:val="center"/>
+          </w:tcPr>
+          <w:p>
+            <w:pPr>
+              <w:spacing w:after="0" w:before="0" w:line="240"/>
+              <w:jc w:val="center"/>
+            </w:pPr>
+            <w:r>
+              <w:rPr>
+                <w:rFonts w:ascii="KoPub돋움체" w:cs="KoPub돋움체" w:eastAsia="KoPub돋움체" w:hAnsi="KoPub돋움체"/>
+                <w:b/>
+                <w:bCs/>
+                <w:color w:val="FFFFFF"/>
+                <w:sz w:val="16"/>
+                <w:szCs w:val="16"/>
+              </w:rPr>
+              <w:t xml:space="preserve">본 연구 유형</w:t>
+            </w:r>
+          </w:p>
+        </w:tc>
+        <w:tc>
+          <w:tcPr>
+            <w:tcW w:type="dxa" w:w="1600"/>
+            <w:tcBorders>
+              <w:top w:val="single" w:color="9AA8A6" w:sz="4"/>
+              <w:left w:val="single" w:color="9AA8A6" w:sz="4"/>
+              <w:bottom w:val="single" w:color="9AA8A6" w:sz="4"/>
+              <w:right w:val="single" w:color="9AA8A6" w:sz="4"/>
+            </w:tcBorders>
+            <w:shd w:fill="2F6F7E" w:color="auto" w:val="clear"/>
+            <w:tcMar>
+              <w:top w:type="dxa" w:w="40"/>
+              <w:left w:type="dxa" w:w="80"/>
+              <w:bottom w:type="dxa" w:w="40"/>
+              <w:right w:type="dxa" w:w="80"/>
+            </w:tcMar>
+            <w:vAlign w:val="center"/>
+          </w:tcPr>
+          <w:p>
+            <w:pPr>
+              <w:spacing w:after="0" w:before="0" w:line="240"/>
+              <w:jc w:val="center"/>
+            </w:pPr>
+            <w:r>
+              <w:rPr>
+                <w:rFonts w:ascii="KoPub돋움체" w:cs="KoPub돋움체" w:eastAsia="KoPub돋움체" w:hAnsi="KoPub돋움체"/>
+                <w:b/>
+                <w:bCs/>
+                <w:color w:val="FFFFFF"/>
+                <w:sz w:val="16"/>
+                <w:szCs w:val="16"/>
+              </w:rPr>
+              <w:t xml:space="preserve">박노욱 외(2016) 지원목적</w:t>
+            </w:r>
+          </w:p>
+        </w:tc>
+        <w:tc>
+          <w:tcPr>
+            <w:tcW w:type="dxa" w:w="2150"/>
+            <w:tcBorders>
+              <w:top w:val="single" w:color="9AA8A6" w:sz="4"/>
+              <w:left w:val="single" w:color="9AA8A6" w:sz="4"/>
+              <w:bottom w:val="single" w:color="9AA8A6" w:sz="4"/>
+              <w:right w:val="single" w:color="9AA8A6" w:sz="4"/>
+            </w:tcBorders>
+            <w:shd w:fill="2F6F7E" w:color="auto" w:val="clear"/>
+            <w:tcMar>
+              <w:top w:type="dxa" w:w="40"/>
+              <w:left w:type="dxa" w:w="80"/>
+              <w:bottom w:type="dxa" w:w="40"/>
+              <w:right w:type="dxa" w:w="80"/>
+            </w:tcMar>
+            <w:vAlign w:val="center"/>
+          </w:tcPr>
+          <w:p>
+            <w:pPr>
+              <w:spacing w:after="0" w:before="0" w:line="240"/>
+              <w:jc w:val="center"/>
+            </w:pPr>
+            <w:r>
+              <w:rPr>
+                <w:rFonts w:ascii="KoPub돋움체" w:cs="KoPub돋움체" w:eastAsia="KoPub돋움체" w:hAnsi="KoPub돋움체"/>
+                <w:b/>
+                <w:bCs/>
+                <w:color w:val="FFFFFF"/>
+                <w:sz w:val="16"/>
+                <w:szCs w:val="16"/>
+              </w:rPr>
+              <w:t xml:space="preserve">김희선(2017) 정책목적(中·小)</w:t>
+            </w:r>
+          </w:p>
+        </w:tc>
+        <w:tc>
+          <w:tcPr>
+            <w:tcW w:type="dxa" w:w="2250"/>
+            <w:tcBorders>
+              <w:top w:val="single" w:color="9AA8A6" w:sz="4"/>
+              <w:left w:val="single" w:color="9AA8A6" w:sz="4"/>
+              <w:bottom w:val="single" w:color="9AA8A6" w:sz="4"/>
+              <w:right w:val="single" w:color="9AA8A6" w:sz="4"/>
+            </w:tcBorders>
+            <w:shd w:fill="2F6F7E" w:color="auto" w:val="clear"/>
+            <w:tcMar>
+              <w:top w:type="dxa" w:w="40"/>
+              <w:left w:type="dxa" w:w="80"/>
+              <w:bottom w:type="dxa" w:w="40"/>
+              <w:right w:type="dxa" w:w="80"/>
+            </w:tcMar>
+            <w:vAlign w:val="center"/>
+          </w:tcPr>
+          <w:p>
+            <w:pPr>
+              <w:spacing w:after="0" w:before="0" w:line="240"/>
+              <w:jc w:val="center"/>
+            </w:pPr>
+            <w:r>
+              <w:rPr>
+                <w:rFonts w:ascii="KoPub돋움체" w:cs="KoPub돋움체" w:eastAsia="KoPub돋움체" w:hAnsi="KoPub돋움체"/>
+                <w:b/>
+                <w:bCs/>
+                <w:color w:val="FFFFFF"/>
+                <w:sz w:val="16"/>
+                <w:szCs w:val="16"/>
+              </w:rPr>
+              <w:t xml:space="preserve">장우현(2023) 하위 분류(목적·수단)</w:t>
+            </w:r>
+          </w:p>
+        </w:tc>
+        <w:tc>
+          <w:tcPr>
+            <w:tcW w:type="dxa" w:w="1606"/>
+            <w:tcBorders>
+              <w:top w:val="single" w:color="9AA8A6" w:sz="4"/>
+              <w:left w:val="single" w:color="9AA8A6" w:sz="4"/>
+              <w:bottom w:val="single" w:color="9AA8A6" w:sz="4"/>
+              <w:right w:val="single" w:color="9AA8A6" w:sz="4"/>
+            </w:tcBorders>
+            <w:shd w:fill="2F6F7E" w:color="auto" w:val="clear"/>
+            <w:tcMar>
+              <w:top w:type="dxa" w:w="40"/>
+              <w:left w:type="dxa" w:w="80"/>
+              <w:bottom w:type="dxa" w:w="40"/>
+              <w:right w:type="dxa" w:w="80"/>
+            </w:tcMar>
+            <w:vAlign w:val="center"/>
+          </w:tcPr>
+          <w:p>
+            <w:pPr>
+              <w:spacing w:after="0" w:before="0" w:line="240"/>
+              <w:jc w:val="center"/>
+            </w:pPr>
+            <w:r>
+              <w:rPr>
+                <w:rFonts w:ascii="KoPub돋움체" w:cs="KoPub돋움체" w:eastAsia="KoPub돋움체" w:hAnsi="KoPub돋움체"/>
+                <w:b/>
+                <w:bCs/>
+                <w:color w:val="FFFFFF"/>
+                <w:sz w:val="16"/>
+                <w:szCs w:val="16"/>
+              </w:rPr>
+              <w:t xml:space="preserve">SIMS 세부분야</w:t>
+            </w:r>
+          </w:p>
+        </w:tc>
+      </w:tr>
+      <w:tr>
+        <w:trPr>
+          <w:cantSplit/>
+        </w:trPr>
+        <w:tc>
+          <w:tcPr>
+            <w:tcW w:type="dxa" w:w="1500"/>
+            <w:tcBorders>
+              <w:top w:val="single" w:color="9AA8A6" w:sz="4"/>
+              <w:left w:val="single" w:color="9AA8A6" w:sz="4"/>
+              <w:bottom w:val="single" w:color="9AA8A6" w:sz="4"/>
+              <w:right w:val="single" w:color="9AA8A6" w:sz="4"/>
+            </w:tcBorders>
+            <w:shd w:fill="E8F3F1" w:color="auto" w:val="clear"/>
+            <w:tcMar>
+              <w:top w:type="dxa" w:w="40"/>
+              <w:left w:type="dxa" w:w="80"/>
+              <w:bottom w:type="dxa" w:w="40"/>
+              <w:right w:type="dxa" w:w="80"/>
+            </w:tcMar>
+            <w:vAlign w:val="center"/>
+          </w:tcPr>
+          <w:p>
+            <w:pPr>
+              <w:spacing w:after="0" w:before="0" w:line="240"/>
+              <w:jc w:val="left"/>
+            </w:pPr>
+            <w:r>
+              <w:rPr>
+                <w:rFonts w:ascii="KoPub돋움체" w:cs="KoPub돋움체" w:eastAsia="KoPub돋움체" w:hAnsi="KoPub돋움체"/>
+                <w:b/>
+                <w:bCs/>
+                <w:sz w:val="16"/>
+                <w:szCs w:val="16"/>
+              </w:rPr>
+              <w:t xml:space="preserve">A1~A7 기술개발 단계</w:t>
+            </w:r>
+          </w:p>
+        </w:tc>
+        <w:tc>
+          <w:tcPr>
+            <w:tcW w:type="dxa" w:w="1600"/>
+            <w:tcBorders>
+              <w:top w:val="single" w:color="9AA8A6" w:sz="4"/>
+              <w:left w:val="single" w:color="9AA8A6" w:sz="4"/>
+              <w:bottom w:val="single" w:color="9AA8A6" w:sz="4"/>
+              <w:right w:val="single" w:color="9AA8A6" w:sz="4"/>
+            </w:tcBorders>
+            <w:tcMar>
+              <w:top w:type="dxa" w:w="40"/>
+              <w:left w:type="dxa" w:w="80"/>
+              <w:bottom w:type="dxa" w:w="40"/>
+              <w:right w:type="dxa" w:w="80"/>
+            </w:tcMar>
+            <w:vAlign w:val="center"/>
+          </w:tcPr>
+          <w:p>
+            <w:pPr>
+              <w:spacing w:after="0" w:before="0" w:line="240"/>
+              <w:jc w:val="left"/>
+            </w:pPr>
+            <w:r>
+              <w:rPr>
+                <w:rFonts w:ascii="KoPub돋움체" w:cs="KoPub돋움체" w:eastAsia="KoPub돋움체" w:hAnsi="KoPub돋움체"/>
+                <w:b w:val="false"/>
+                <w:bCs w:val="false"/>
+                <w:sz w:val="16"/>
+                <w:szCs w:val="16"/>
+              </w:rPr>
+              <w:t xml:space="preserve">초기 투입요소–기술</w:t>
+            </w:r>
+          </w:p>
+        </w:tc>
+        <w:tc>
+          <w:tcPr>
+            <w:tcW w:type="dxa" w:w="2150"/>
+            <w:tcBorders>
+              <w:top w:val="single" w:color="9AA8A6" w:sz="4"/>
+              <w:left w:val="single" w:color="9AA8A6" w:sz="4"/>
+              <w:bottom w:val="single" w:color="9AA8A6" w:sz="4"/>
+              <w:right w:val="single" w:color="9AA8A6" w:sz="4"/>
+            </w:tcBorders>
+            <w:tcMar>
+              <w:top w:type="dxa" w:w="40"/>
+              <w:left w:type="dxa" w:w="80"/>
+              <w:bottom w:type="dxa" w:w="40"/>
+              <w:right w:type="dxa" w:w="80"/>
+            </w:tcMar>
+            <w:vAlign w:val="center"/>
+          </w:tcPr>
+          <w:p>
+            <w:pPr>
+              <w:spacing w:after="0" w:before="0" w:line="240"/>
+              <w:jc w:val="left"/>
+            </w:pPr>
+            <w:r>
+              <w:rPr>
+                <w:rFonts w:ascii="KoPub돋움체" w:cs="KoPub돋움체" w:eastAsia="KoPub돋움체" w:hAnsi="KoPub돋움체"/>
+                <w:b w:val="false"/>
+                <w:bCs w:val="false"/>
+                <w:sz w:val="16"/>
+                <w:szCs w:val="16"/>
+              </w:rPr>
+              <w:t xml:space="preserve">기술혁신 역량 제고(B-30): 단독·공동·혼합 기술개발(C-13~15), R&amp;D 인력 양성(C-19)</w:t>
+            </w:r>
+          </w:p>
+        </w:tc>
+        <w:tc>
+          <w:tcPr>
+            <w:tcW w:type="dxa" w:w="2250"/>
+            <w:tcBorders>
+              <w:top w:val="single" w:color="9AA8A6" w:sz="4"/>
+              <w:left w:val="single" w:color="9AA8A6" w:sz="4"/>
+              <w:bottom w:val="single" w:color="9AA8A6" w:sz="4"/>
+              <w:right w:val="single" w:color="9AA8A6" w:sz="4"/>
+            </w:tcBorders>
+            <w:tcMar>
+              <w:top w:type="dxa" w:w="40"/>
+              <w:left w:type="dxa" w:w="80"/>
+              <w:bottom w:type="dxa" w:w="40"/>
+              <w:right w:type="dxa" w:w="80"/>
+            </w:tcMar>
+            <w:vAlign w:val="center"/>
+          </w:tcPr>
+          <w:p>
+            <w:pPr>
+              <w:spacing w:after="0" w:before="0" w:line="240"/>
+              <w:jc w:val="left"/>
+            </w:pPr>
+            <w:r>
+              <w:rPr>
+                <w:rFonts w:ascii="KoPub돋움체" w:cs="KoPub돋움체" w:eastAsia="KoPub돋움체" w:hAnsi="KoPub돋움체"/>
+                <w:b w:val="false"/>
+                <w:bCs w:val="false"/>
+                <w:sz w:val="16"/>
+                <w:szCs w:val="16"/>
+              </w:rPr>
+              <w:t xml:space="preserve">생산성 향상–기술 고도화</w:t>
+            </w:r>
+          </w:p>
+        </w:tc>
+        <w:tc>
+          <w:tcPr>
+            <w:tcW w:type="dxa" w:w="1606"/>
+            <w:tcBorders>
+              <w:top w:val="single" w:color="9AA8A6" w:sz="4"/>
+              <w:left w:val="single" w:color="9AA8A6" w:sz="4"/>
+              <w:bottom w:val="single" w:color="9AA8A6" w:sz="4"/>
+              <w:right w:val="single" w:color="9AA8A6" w:sz="4"/>
+            </w:tcBorders>
+            <w:tcMar>
+              <w:top w:type="dxa" w:w="40"/>
+              <w:left w:type="dxa" w:w="80"/>
+              <w:bottom w:type="dxa" w:w="40"/>
+              <w:right w:type="dxa" w:w="80"/>
+            </w:tcMar>
+            <w:vAlign w:val="center"/>
+          </w:tcPr>
+          <w:p>
+            <w:pPr>
+              <w:spacing w:after="0" w:before="0" w:line="240"/>
+              <w:jc w:val="left"/>
+            </w:pPr>
+            <w:r>
+              <w:rPr>
+                <w:rFonts w:ascii="KoPub돋움체" w:cs="KoPub돋움체" w:eastAsia="KoPub돋움체" w:hAnsi="KoPub돋움체"/>
+                <w:b w:val="false"/>
+                <w:bCs w:val="false"/>
+                <w:sz w:val="16"/>
+                <w:szCs w:val="16"/>
+              </w:rPr>
+              <w:t xml:space="preserve">기술</w:t>
+            </w:r>
+          </w:p>
+        </w:tc>
+      </w:tr>
+      <w:tr>
+        <w:trPr>
+          <w:cantSplit/>
+        </w:trPr>
+        <w:tc>
+          <w:tcPr>
+            <w:tcW w:type="dxa" w:w="1500"/>
+            <w:tcBorders>
+              <w:top w:val="single" w:color="9AA8A6" w:sz="4"/>
+              <w:left w:val="single" w:color="9AA8A6" w:sz="4"/>
+              <w:bottom w:val="single" w:color="9AA8A6" w:sz="4"/>
+              <w:right w:val="single" w:color="9AA8A6" w:sz="4"/>
+            </w:tcBorders>
+            <w:shd w:fill="E8F3F1" w:color="auto" w:val="clear"/>
+            <w:tcMar>
+              <w:top w:type="dxa" w:w="40"/>
+              <w:left w:type="dxa" w:w="80"/>
+              <w:bottom w:type="dxa" w:w="40"/>
+              <w:right w:type="dxa" w:w="80"/>
+            </w:tcMar>
+            <w:vAlign w:val="center"/>
+          </w:tcPr>
+          <w:p>
+            <w:pPr>
+              <w:spacing w:after="0" w:before="0" w:line="240"/>
+              <w:jc w:val="left"/>
+            </w:pPr>
+            <w:r>
+              <w:rPr>
+                <w:rFonts w:ascii="KoPub돋움체" w:cs="KoPub돋움체" w:eastAsia="KoPub돋움체" w:hAnsi="KoPub돋움체"/>
+                <w:b/>
+                <w:bCs/>
+                <w:sz w:val="16"/>
+                <w:szCs w:val="16"/>
+              </w:rPr>
+              <w:t xml:space="preserve">A8~A9 실증·사업화 단계</w:t>
+            </w:r>
+          </w:p>
+        </w:tc>
+        <w:tc>
+          <w:tcPr>
+            <w:tcW w:type="dxa" w:w="1600"/>
+            <w:tcBorders>
+              <w:top w:val="single" w:color="9AA8A6" w:sz="4"/>
+              <w:left w:val="single" w:color="9AA8A6" w:sz="4"/>
+              <w:bottom w:val="single" w:color="9AA8A6" w:sz="4"/>
+              <w:right w:val="single" w:color="9AA8A6" w:sz="4"/>
+            </w:tcBorders>
+            <w:tcMar>
+              <w:top w:type="dxa" w:w="40"/>
+              <w:left w:type="dxa" w:w="80"/>
+              <w:bottom w:type="dxa" w:w="40"/>
+              <w:right w:type="dxa" w:w="80"/>
+            </w:tcMar>
+            <w:vAlign w:val="center"/>
+          </w:tcPr>
+          <w:p>
+            <w:pPr>
+              <w:spacing w:after="0" w:before="0" w:line="240"/>
+              <w:jc w:val="left"/>
+            </w:pPr>
+            <w:r>
+              <w:rPr>
+                <w:rFonts w:ascii="KoPub돋움체" w:cs="KoPub돋움체" w:eastAsia="KoPub돋움체" w:hAnsi="KoPub돋움체"/>
+                <w:b w:val="false"/>
+                <w:bCs w:val="false"/>
+                <w:sz w:val="16"/>
+                <w:szCs w:val="16"/>
+              </w:rPr>
+              <w:t xml:space="preserve">초기 투입요소–기술, 운영–상품화/사업화</w:t>
+            </w:r>
+          </w:p>
+        </w:tc>
+        <w:tc>
+          <w:tcPr>
+            <w:tcW w:type="dxa" w:w="2150"/>
+            <w:tcBorders>
+              <w:top w:val="single" w:color="9AA8A6" w:sz="4"/>
+              <w:left w:val="single" w:color="9AA8A6" w:sz="4"/>
+              <w:bottom w:val="single" w:color="9AA8A6" w:sz="4"/>
+              <w:right w:val="single" w:color="9AA8A6" w:sz="4"/>
+            </w:tcBorders>
+            <w:tcMar>
+              <w:top w:type="dxa" w:w="40"/>
+              <w:left w:type="dxa" w:w="80"/>
+              <w:bottom w:type="dxa" w:w="40"/>
+              <w:right w:type="dxa" w:w="80"/>
+            </w:tcMar>
+            <w:vAlign w:val="center"/>
+          </w:tcPr>
+          <w:p>
+            <w:pPr>
+              <w:spacing w:after="0" w:before="0" w:line="240"/>
+              <w:jc w:val="left"/>
+            </w:pPr>
+            <w:r>
+              <w:rPr>
+                <w:rFonts w:ascii="KoPub돋움체" w:cs="KoPub돋움체" w:eastAsia="KoPub돋움체" w:hAnsi="KoPub돋움체"/>
+                <w:b w:val="false"/>
+                <w:bCs w:val="false"/>
+                <w:sz w:val="16"/>
+                <w:szCs w:val="16"/>
+              </w:rPr>
+              <w:t xml:space="preserve">사업화(C-01), 기술 이전 및 사업화(C-16), 신뢰성 확보(C-17)</w:t>
+            </w:r>
+          </w:p>
+        </w:tc>
+        <w:tc>
+          <w:tcPr>
+            <w:tcW w:type="dxa" w:w="2250"/>
+            <w:tcBorders>
+              <w:top w:val="single" w:color="9AA8A6" w:sz="4"/>
+              <w:left w:val="single" w:color="9AA8A6" w:sz="4"/>
+              <w:bottom w:val="single" w:color="9AA8A6" w:sz="4"/>
+              <w:right w:val="single" w:color="9AA8A6" w:sz="4"/>
+            </w:tcBorders>
+            <w:tcMar>
+              <w:top w:type="dxa" w:w="40"/>
+              <w:left w:type="dxa" w:w="80"/>
+              <w:bottom w:type="dxa" w:w="40"/>
+              <w:right w:type="dxa" w:w="80"/>
+            </w:tcMar>
+            <w:vAlign w:val="center"/>
+          </w:tcPr>
+          <w:p>
+            <w:pPr>
+              <w:spacing w:after="0" w:before="0" w:line="240"/>
+              <w:jc w:val="left"/>
+            </w:pPr>
+            <w:r>
+              <w:rPr>
+                <w:rFonts w:ascii="KoPub돋움체" w:cs="KoPub돋움체" w:eastAsia="KoPub돋움체" w:hAnsi="KoPub돋움체"/>
+                <w:b w:val="false"/>
+                <w:bCs w:val="false"/>
+                <w:sz w:val="16"/>
+                <w:szCs w:val="16"/>
+              </w:rPr>
+              <w:t xml:space="preserve">생산성 향상–기술 고도화·공정 개선</w:t>
+            </w:r>
+          </w:p>
+        </w:tc>
+        <w:tc>
+          <w:tcPr>
+            <w:tcW w:type="dxa" w:w="1606"/>
+            <w:tcBorders>
+              <w:top w:val="single" w:color="9AA8A6" w:sz="4"/>
+              <w:left w:val="single" w:color="9AA8A6" w:sz="4"/>
+              <w:bottom w:val="single" w:color="9AA8A6" w:sz="4"/>
+              <w:right w:val="single" w:color="9AA8A6" w:sz="4"/>
+            </w:tcBorders>
+            <w:tcMar>
+              <w:top w:type="dxa" w:w="40"/>
+              <w:left w:type="dxa" w:w="80"/>
+              <w:bottom w:type="dxa" w:w="40"/>
+              <w:right w:type="dxa" w:w="80"/>
+            </w:tcMar>
+            <w:vAlign w:val="center"/>
+          </w:tcPr>
+          <w:p>
+            <w:pPr>
+              <w:spacing w:after="0" w:before="0" w:line="240"/>
+              <w:jc w:val="left"/>
+            </w:pPr>
+            <w:r>
+              <w:rPr>
+                <w:rFonts w:ascii="KoPub돋움체" w:cs="KoPub돋움체" w:eastAsia="KoPub돋움체" w:hAnsi="KoPub돋움체"/>
+                <w:b w:val="false"/>
+                <w:bCs w:val="false"/>
+                <w:sz w:val="16"/>
+                <w:szCs w:val="16"/>
+              </w:rPr>
+              <w:t xml:space="preserve">기술</w:t>
+            </w:r>
+          </w:p>
+        </w:tc>
+      </w:tr>
+      <w:tr>
+        <w:trPr>
+          <w:cantSplit/>
+        </w:trPr>
+        <w:tc>
+          <w:tcPr>
+            <w:tcW w:type="dxa" w:w="1500"/>
+            <w:tcBorders>
+              <w:top w:val="single" w:color="9AA8A6" w:sz="4"/>
+              <w:left w:val="single" w:color="9AA8A6" w:sz="4"/>
+              <w:bottom w:val="single" w:color="9AA8A6" w:sz="4"/>
+              <w:right w:val="single" w:color="9AA8A6" w:sz="4"/>
+            </w:tcBorders>
+            <w:shd w:fill="E8F3F1" w:color="auto" w:val="clear"/>
+            <w:tcMar>
+              <w:top w:type="dxa" w:w="40"/>
+              <w:left w:type="dxa" w:w="80"/>
+              <w:bottom w:type="dxa" w:w="40"/>
+              <w:right w:type="dxa" w:w="80"/>
+            </w:tcMar>
+            <w:vAlign w:val="center"/>
+          </w:tcPr>
+          <w:p>
+            <w:pPr>
+              <w:spacing w:after="0" w:before="0" w:line="240"/>
+              <w:jc w:val="left"/>
+            </w:pPr>
+            <w:r>
+              <w:rPr>
+                <w:rFonts w:ascii="KoPub돋움체" w:cs="KoPub돋움체" w:eastAsia="KoPub돋움체" w:hAnsi="KoPub돋움체"/>
+                <w:b/>
+                <w:bCs/>
+                <w:sz w:val="16"/>
+                <w:szCs w:val="16"/>
+              </w:rPr>
+              <w:t xml:space="preserve">B1 창업·벤처 육성</w:t>
+            </w:r>
+          </w:p>
+        </w:tc>
+        <w:tc>
+          <w:tcPr>
+            <w:tcW w:type="dxa" w:w="1600"/>
+            <w:tcBorders>
+              <w:top w:val="single" w:color="9AA8A6" w:sz="4"/>
+              <w:left w:val="single" w:color="9AA8A6" w:sz="4"/>
+              <w:bottom w:val="single" w:color="9AA8A6" w:sz="4"/>
+              <w:right w:val="single" w:color="9AA8A6" w:sz="4"/>
+            </w:tcBorders>
+            <w:tcMar>
+              <w:top w:type="dxa" w:w="40"/>
+              <w:left w:type="dxa" w:w="80"/>
+              <w:bottom w:type="dxa" w:w="40"/>
+              <w:right w:type="dxa" w:w="80"/>
+            </w:tcMar>
+            <w:vAlign w:val="center"/>
+          </w:tcPr>
+          <w:p>
+            <w:pPr>
+              <w:spacing w:after="0" w:before="0" w:line="240"/>
+              <w:jc w:val="left"/>
+            </w:pPr>
+            <w:r>
+              <w:rPr>
+                <w:rFonts w:ascii="KoPub돋움체" w:cs="KoPub돋움체" w:eastAsia="KoPub돋움체" w:hAnsi="KoPub돋움체"/>
+                <w:b w:val="false"/>
+                <w:bCs w:val="false"/>
+                <w:sz w:val="16"/>
+                <w:szCs w:val="16"/>
+              </w:rPr>
+              <w:t xml:space="preserve">–(목적 항목 없음)</w:t>
+            </w:r>
+          </w:p>
+        </w:tc>
+        <w:tc>
+          <w:tcPr>
+            <w:tcW w:type="dxa" w:w="2150"/>
+            <w:tcBorders>
+              <w:top w:val="single" w:color="9AA8A6" w:sz="4"/>
+              <w:left w:val="single" w:color="9AA8A6" w:sz="4"/>
+              <w:bottom w:val="single" w:color="9AA8A6" w:sz="4"/>
+              <w:right w:val="single" w:color="9AA8A6" w:sz="4"/>
+            </w:tcBorders>
+            <w:tcMar>
+              <w:top w:type="dxa" w:w="40"/>
+              <w:left w:type="dxa" w:w="80"/>
+              <w:bottom w:type="dxa" w:w="40"/>
+              <w:right w:type="dxa" w:w="80"/>
+            </w:tcMar>
+            <w:vAlign w:val="center"/>
+          </w:tcPr>
+          <w:p>
+            <w:pPr>
+              <w:spacing w:after="0" w:before="0" w:line="240"/>
+              <w:jc w:val="left"/>
+            </w:pPr>
+            <w:r>
+              <w:rPr>
+                <w:rFonts w:ascii="KoPub돋움체" w:cs="KoPub돋움체" w:eastAsia="KoPub돋움체" w:hAnsi="KoPub돋움체"/>
+                <w:b w:val="false"/>
+                <w:bCs w:val="false"/>
+                <w:sz w:val="16"/>
+                <w:szCs w:val="16"/>
+              </w:rPr>
+              <w:t xml:space="preserve">창업 활성화(B-60): 혁신형 창업 육성(C-24~26), 기업가정신 함양(C-27)</w:t>
+            </w:r>
+          </w:p>
+        </w:tc>
+        <w:tc>
+          <w:tcPr>
+            <w:tcW w:type="dxa" w:w="2250"/>
+            <w:tcBorders>
+              <w:top w:val="single" w:color="9AA8A6" w:sz="4"/>
+              <w:left w:val="single" w:color="9AA8A6" w:sz="4"/>
+              <w:bottom w:val="single" w:color="9AA8A6" w:sz="4"/>
+              <w:right w:val="single" w:color="9AA8A6" w:sz="4"/>
+            </w:tcBorders>
+            <w:tcMar>
+              <w:top w:type="dxa" w:w="40"/>
+              <w:left w:type="dxa" w:w="80"/>
+              <w:bottom w:type="dxa" w:w="40"/>
+              <w:right w:type="dxa" w:w="80"/>
+            </w:tcMar>
+            <w:vAlign w:val="center"/>
+          </w:tcPr>
+          <w:p>
+            <w:pPr>
+              <w:spacing w:after="0" w:before="0" w:line="240"/>
+              <w:jc w:val="left"/>
+            </w:pPr>
+            <w:r>
+              <w:rPr>
+                <w:rFonts w:ascii="KoPub돋움체" w:cs="KoPub돋움체" w:eastAsia="KoPub돋움체" w:hAnsi="KoPub돋움체"/>
+                <w:b w:val="false"/>
+                <w:bCs w:val="false"/>
+                <w:sz w:val="16"/>
+                <w:szCs w:val="16"/>
+              </w:rPr>
+              <w:t xml:space="preserve">시장진입 지원(창업)</w:t>
+            </w:r>
+          </w:p>
+        </w:tc>
+        <w:tc>
+          <w:tcPr>
+            <w:tcW w:type="dxa" w:w="1606"/>
+            <w:tcBorders>
+              <w:top w:val="single" w:color="9AA8A6" w:sz="4"/>
+              <w:left w:val="single" w:color="9AA8A6" w:sz="4"/>
+              <w:bottom w:val="single" w:color="9AA8A6" w:sz="4"/>
+              <w:right w:val="single" w:color="9AA8A6" w:sz="4"/>
+            </w:tcBorders>
+            <w:tcMar>
+              <w:top w:type="dxa" w:w="40"/>
+              <w:left w:type="dxa" w:w="80"/>
+              <w:bottom w:type="dxa" w:w="40"/>
+              <w:right w:type="dxa" w:w="80"/>
+            </w:tcMar>
+            <w:vAlign w:val="center"/>
+          </w:tcPr>
+          <w:p>
+            <w:pPr>
+              <w:spacing w:after="0" w:before="0" w:line="240"/>
+              <w:jc w:val="left"/>
+            </w:pPr>
+            <w:r>
+              <w:rPr>
+                <w:rFonts w:ascii="KoPub돋움체" w:cs="KoPub돋움체" w:eastAsia="KoPub돋움체" w:hAnsi="KoPub돋움체"/>
+                <w:b w:val="false"/>
+                <w:bCs w:val="false"/>
+                <w:sz w:val="16"/>
+                <w:szCs w:val="16"/>
+              </w:rPr>
+              <w:t xml:space="preserve">창업</w:t>
+            </w:r>
+          </w:p>
+        </w:tc>
+      </w:tr>
+      <w:tr>
+        <w:trPr>
+          <w:cantSplit/>
+        </w:trPr>
+        <w:tc>
+          <w:tcPr>
+            <w:tcW w:type="dxa" w:w="1500"/>
+            <w:tcBorders>
+              <w:top w:val="single" w:color="9AA8A6" w:sz="4"/>
+              <w:left w:val="single" w:color="9AA8A6" w:sz="4"/>
+              <w:bottom w:val="single" w:color="9AA8A6" w:sz="4"/>
+              <w:right w:val="single" w:color="9AA8A6" w:sz="4"/>
+            </w:tcBorders>
+            <w:shd w:fill="E8F3F1" w:color="auto" w:val="clear"/>
+            <w:tcMar>
+              <w:top w:type="dxa" w:w="40"/>
+              <w:left w:type="dxa" w:w="80"/>
+              <w:bottom w:type="dxa" w:w="40"/>
+              <w:right w:type="dxa" w:w="80"/>
+            </w:tcMar>
+            <w:vAlign w:val="center"/>
+          </w:tcPr>
+          <w:p>
+            <w:pPr>
+              <w:spacing w:after="0" w:before="0" w:line="240"/>
+              <w:jc w:val="left"/>
+            </w:pPr>
+            <w:r>
+              <w:rPr>
+                <w:rFonts w:ascii="KoPub돋움체" w:cs="KoPub돋움체" w:eastAsia="KoPub돋움체" w:hAnsi="KoPub돋움체"/>
+                <w:b/>
+                <w:bCs/>
+                <w:sz w:val="16"/>
+                <w:szCs w:val="16"/>
+              </w:rPr>
+              <w:t xml:space="preserve">C1 수출 마케팅·수출업체 육성</w:t>
+            </w:r>
+          </w:p>
+        </w:tc>
+        <w:tc>
+          <w:tcPr>
+            <w:tcW w:type="dxa" w:w="1600"/>
+            <w:tcBorders>
+              <w:top w:val="single" w:color="9AA8A6" w:sz="4"/>
+              <w:left w:val="single" w:color="9AA8A6" w:sz="4"/>
+              <w:bottom w:val="single" w:color="9AA8A6" w:sz="4"/>
+              <w:right w:val="single" w:color="9AA8A6" w:sz="4"/>
+            </w:tcBorders>
+            <w:tcMar>
+              <w:top w:type="dxa" w:w="40"/>
+              <w:left w:type="dxa" w:w="80"/>
+              <w:bottom w:type="dxa" w:w="40"/>
+              <w:right w:type="dxa" w:w="80"/>
+            </w:tcMar>
+            <w:vAlign w:val="center"/>
+          </w:tcPr>
+          <w:p>
+            <w:pPr>
+              <w:spacing w:after="0" w:before="0" w:line="240"/>
+              <w:jc w:val="left"/>
+            </w:pPr>
+            <w:r>
+              <w:rPr>
+                <w:rFonts w:ascii="KoPub돋움체" w:cs="KoPub돋움체" w:eastAsia="KoPub돋움체" w:hAnsi="KoPub돋움체"/>
+                <w:b w:val="false"/>
+                <w:bCs w:val="false"/>
+                <w:sz w:val="16"/>
+                <w:szCs w:val="16"/>
+              </w:rPr>
+              <w:t xml:space="preserve">시장매칭–수출</w:t>
+            </w:r>
+          </w:p>
+        </w:tc>
+        <w:tc>
+          <w:tcPr>
+            <w:tcW w:type="dxa" w:w="2150"/>
+            <w:tcBorders>
+              <w:top w:val="single" w:color="9AA8A6" w:sz="4"/>
+              <w:left w:val="single" w:color="9AA8A6" w:sz="4"/>
+              <w:bottom w:val="single" w:color="9AA8A6" w:sz="4"/>
+              <w:right w:val="single" w:color="9AA8A6" w:sz="4"/>
+            </w:tcBorders>
+            <w:tcMar>
+              <w:top w:type="dxa" w:w="40"/>
+              <w:left w:type="dxa" w:w="80"/>
+              <w:bottom w:type="dxa" w:w="40"/>
+              <w:right w:type="dxa" w:w="80"/>
+            </w:tcMar>
+            <w:vAlign w:val="center"/>
+          </w:tcPr>
+          <w:p>
+            <w:pPr>
+              <w:spacing w:after="0" w:before="0" w:line="240"/>
+              <w:jc w:val="left"/>
+            </w:pPr>
+            <w:r>
+              <w:rPr>
+                <w:rFonts w:ascii="KoPub돋움체" w:cs="KoPub돋움체" w:eastAsia="KoPub돋움체" w:hAnsi="KoPub돋움체"/>
+                <w:b w:val="false"/>
+                <w:bCs w:val="false"/>
+                <w:sz w:val="16"/>
+                <w:szCs w:val="16"/>
+              </w:rPr>
+              <w:t xml:space="preserve">수출 역량 제고(B-20): 해외수출 준비(C-08), 시장 개척(C-09)</w:t>
+            </w:r>
+          </w:p>
+        </w:tc>
+        <w:tc>
+          <w:tcPr>
+            <w:tcW w:type="dxa" w:w="2250"/>
+            <w:tcBorders>
+              <w:top w:val="single" w:color="9AA8A6" w:sz="4"/>
+              <w:left w:val="single" w:color="9AA8A6" w:sz="4"/>
+              <w:bottom w:val="single" w:color="9AA8A6" w:sz="4"/>
+              <w:right w:val="single" w:color="9AA8A6" w:sz="4"/>
+            </w:tcBorders>
+            <w:tcMar>
+              <w:top w:type="dxa" w:w="40"/>
+              <w:left w:type="dxa" w:w="80"/>
+              <w:bottom w:type="dxa" w:w="40"/>
+              <w:right w:type="dxa" w:w="80"/>
+            </w:tcMar>
+            <w:vAlign w:val="center"/>
+          </w:tcPr>
+          <w:p>
+            <w:pPr>
+              <w:spacing w:after="0" w:before="0" w:line="240"/>
+              <w:jc w:val="left"/>
+            </w:pPr>
+            <w:r>
+              <w:rPr>
+                <w:rFonts w:ascii="KoPub돋움체" w:cs="KoPub돋움체" w:eastAsia="KoPub돋움체" w:hAnsi="KoPub돋움체"/>
+                <w:b w:val="false"/>
+                <w:bCs w:val="false"/>
+                <w:sz w:val="16"/>
+                <w:szCs w:val="16"/>
+              </w:rPr>
+              <w:t xml:space="preserve">판로 지원–수출 판로</w:t>
+            </w:r>
+          </w:p>
+        </w:tc>
+        <w:tc>
+          <w:tcPr>
+            <w:tcW w:type="dxa" w:w="1606"/>
+            <w:tcBorders>
+              <w:top w:val="single" w:color="9AA8A6" w:sz="4"/>
+              <w:left w:val="single" w:color="9AA8A6" w:sz="4"/>
+              <w:bottom w:val="single" w:color="9AA8A6" w:sz="4"/>
+              <w:right w:val="single" w:color="9AA8A6" w:sz="4"/>
+            </w:tcBorders>
+            <w:tcMar>
+              <w:top w:type="dxa" w:w="40"/>
+              <w:left w:type="dxa" w:w="80"/>
+              <w:bottom w:type="dxa" w:w="40"/>
+              <w:right w:type="dxa" w:w="80"/>
+            </w:tcMar>
+            <w:vAlign w:val="center"/>
+          </w:tcPr>
+          <w:p>
+            <w:pPr>
+              <w:spacing w:after="0" w:before="0" w:line="240"/>
+              <w:jc w:val="left"/>
+            </w:pPr>
+            <w:r>
+              <w:rPr>
+                <w:rFonts w:ascii="KoPub돋움체" w:cs="KoPub돋움체" w:eastAsia="KoPub돋움체" w:hAnsi="KoPub돋움체"/>
+                <w:b w:val="false"/>
+                <w:bCs w:val="false"/>
+                <w:sz w:val="16"/>
+                <w:szCs w:val="16"/>
+              </w:rPr>
+              <w:t xml:space="preserve">수출</w:t>
+            </w:r>
+          </w:p>
+        </w:tc>
+      </w:tr>
+      <w:tr>
+        <w:trPr>
+          <w:cantSplit/>
+        </w:trPr>
+        <w:tc>
+          <w:tcPr>
+            <w:tcW w:type="dxa" w:w="1500"/>
+            <w:tcBorders>
+              <w:top w:val="single" w:color="9AA8A6" w:sz="4"/>
+              <w:left w:val="single" w:color="9AA8A6" w:sz="4"/>
+              <w:bottom w:val="single" w:color="9AA8A6" w:sz="4"/>
+              <w:right w:val="single" w:color="9AA8A6" w:sz="4"/>
+            </w:tcBorders>
+            <w:shd w:fill="E8F3F1" w:color="auto" w:val="clear"/>
+            <w:tcMar>
+              <w:top w:type="dxa" w:w="40"/>
+              <w:left w:type="dxa" w:w="80"/>
+              <w:bottom w:type="dxa" w:w="40"/>
+              <w:right w:type="dxa" w:w="80"/>
+            </w:tcMar>
+            <w:vAlign w:val="center"/>
+          </w:tcPr>
+          <w:p>
+            <w:pPr>
+              <w:spacing w:after="0" w:before="0" w:line="240"/>
+              <w:jc w:val="left"/>
+            </w:pPr>
+            <w:r>
+              <w:rPr>
+                <w:rFonts w:ascii="KoPub돋움체" w:cs="KoPub돋움체" w:eastAsia="KoPub돋움체" w:hAnsi="KoPub돋움체"/>
+                <w:b/>
+                <w:bCs/>
+                <w:sz w:val="16"/>
+                <w:szCs w:val="16"/>
+              </w:rPr>
+              <w:t xml:space="preserve">C2 해외시장 진출 지원</w:t>
+            </w:r>
+          </w:p>
+        </w:tc>
+        <w:tc>
+          <w:tcPr>
+            <w:tcW w:type="dxa" w:w="1600"/>
+            <w:tcBorders>
+              <w:top w:val="single" w:color="9AA8A6" w:sz="4"/>
+              <w:left w:val="single" w:color="9AA8A6" w:sz="4"/>
+              <w:bottom w:val="single" w:color="9AA8A6" w:sz="4"/>
+              <w:right w:val="single" w:color="9AA8A6" w:sz="4"/>
+            </w:tcBorders>
+            <w:tcMar>
+              <w:top w:type="dxa" w:w="40"/>
+              <w:left w:type="dxa" w:w="80"/>
+              <w:bottom w:type="dxa" w:w="40"/>
+              <w:right w:type="dxa" w:w="80"/>
+            </w:tcMar>
+            <w:vAlign w:val="center"/>
+          </w:tcPr>
+          <w:p>
+            <w:pPr>
+              <w:spacing w:after="0" w:before="0" w:line="240"/>
+              <w:jc w:val="left"/>
+            </w:pPr>
+            <w:r>
+              <w:rPr>
+                <w:rFonts w:ascii="KoPub돋움체" w:cs="KoPub돋움체" w:eastAsia="KoPub돋움체" w:hAnsi="KoPub돋움체"/>
+                <w:b w:val="false"/>
+                <w:bCs w:val="false"/>
+                <w:sz w:val="16"/>
+                <w:szCs w:val="16"/>
+              </w:rPr>
+              <w:t xml:space="preserve">시장매칭–수출</w:t>
+            </w:r>
+          </w:p>
+        </w:tc>
+        <w:tc>
+          <w:tcPr>
+            <w:tcW w:type="dxa" w:w="2150"/>
+            <w:tcBorders>
+              <w:top w:val="single" w:color="9AA8A6" w:sz="4"/>
+              <w:left w:val="single" w:color="9AA8A6" w:sz="4"/>
+              <w:bottom w:val="single" w:color="9AA8A6" w:sz="4"/>
+              <w:right w:val="single" w:color="9AA8A6" w:sz="4"/>
+            </w:tcBorders>
+            <w:tcMar>
+              <w:top w:type="dxa" w:w="40"/>
+              <w:left w:type="dxa" w:w="80"/>
+              <w:bottom w:type="dxa" w:w="40"/>
+              <w:right w:type="dxa" w:w="80"/>
+            </w:tcMar>
+            <w:vAlign w:val="center"/>
+          </w:tcPr>
+          <w:p>
+            <w:pPr>
+              <w:spacing w:after="0" w:before="0" w:line="240"/>
+              <w:jc w:val="left"/>
+            </w:pPr>
+            <w:r>
+              <w:rPr>
+                <w:rFonts w:ascii="KoPub돋움체" w:cs="KoPub돋움체" w:eastAsia="KoPub돋움체" w:hAnsi="KoPub돋움체"/>
+                <w:b w:val="false"/>
+                <w:bCs w:val="false"/>
+                <w:sz w:val="16"/>
+                <w:szCs w:val="16"/>
+              </w:rPr>
+              <w:t xml:space="preserve">해외 진출(C-10), 기술 수출(C-11)</w:t>
+            </w:r>
+          </w:p>
+        </w:tc>
+        <w:tc>
+          <w:tcPr>
+            <w:tcW w:type="dxa" w:w="2250"/>
+            <w:tcBorders>
+              <w:top w:val="single" w:color="9AA8A6" w:sz="4"/>
+              <w:left w:val="single" w:color="9AA8A6" w:sz="4"/>
+              <w:bottom w:val="single" w:color="9AA8A6" w:sz="4"/>
+              <w:right w:val="single" w:color="9AA8A6" w:sz="4"/>
+            </w:tcBorders>
+            <w:tcMar>
+              <w:top w:type="dxa" w:w="40"/>
+              <w:left w:type="dxa" w:w="80"/>
+              <w:bottom w:type="dxa" w:w="40"/>
+              <w:right w:type="dxa" w:w="80"/>
+            </w:tcMar>
+            <w:vAlign w:val="center"/>
+          </w:tcPr>
+          <w:p>
+            <w:pPr>
+              <w:spacing w:after="0" w:before="0" w:line="240"/>
+              <w:jc w:val="left"/>
+            </w:pPr>
+            <w:r>
+              <w:rPr>
+                <w:rFonts w:ascii="KoPub돋움체" w:cs="KoPub돋움체" w:eastAsia="KoPub돋움체" w:hAnsi="KoPub돋움체"/>
+                <w:b w:val="false"/>
+                <w:bCs w:val="false"/>
+                <w:sz w:val="16"/>
+                <w:szCs w:val="16"/>
+              </w:rPr>
+              <w:t xml:space="preserve">판로 지원–수출 판로</w:t>
+            </w:r>
+          </w:p>
+        </w:tc>
+        <w:tc>
+          <w:tcPr>
+            <w:tcW w:type="dxa" w:w="1606"/>
+            <w:tcBorders>
+              <w:top w:val="single" w:color="9AA8A6" w:sz="4"/>
+              <w:left w:val="single" w:color="9AA8A6" w:sz="4"/>
+              <w:bottom w:val="single" w:color="9AA8A6" w:sz="4"/>
+              <w:right w:val="single" w:color="9AA8A6" w:sz="4"/>
+            </w:tcBorders>
+            <w:tcMar>
+              <w:top w:type="dxa" w:w="40"/>
+              <w:left w:type="dxa" w:w="80"/>
+              <w:bottom w:type="dxa" w:w="40"/>
+              <w:right w:type="dxa" w:w="80"/>
+            </w:tcMar>
+            <w:vAlign w:val="center"/>
+          </w:tcPr>
+          <w:p>
+            <w:pPr>
+              <w:spacing w:after="0" w:before="0" w:line="240"/>
+              <w:jc w:val="left"/>
+            </w:pPr>
+            <w:r>
+              <w:rPr>
+                <w:rFonts w:ascii="KoPub돋움체" w:cs="KoPub돋움체" w:eastAsia="KoPub돋움체" w:hAnsi="KoPub돋움체"/>
+                <w:b w:val="false"/>
+                <w:bCs w:val="false"/>
+                <w:sz w:val="16"/>
+                <w:szCs w:val="16"/>
+              </w:rPr>
+              <w:t xml:space="preserve">수출</w:t>
+            </w:r>
+          </w:p>
+        </w:tc>
+      </w:tr>
+      <w:tr>
+        <w:trPr>
+          <w:cantSplit/>
+        </w:trPr>
+        <w:tc>
+          <w:tcPr>
+            <w:tcW w:type="dxa" w:w="1500"/>
+            <w:tcBorders>
+              <w:top w:val="single" w:color="9AA8A6" w:sz="4"/>
+              <w:left w:val="single" w:color="9AA8A6" w:sz="4"/>
+              <w:bottom w:val="single" w:color="9AA8A6" w:sz="4"/>
+              <w:right w:val="single" w:color="9AA8A6" w:sz="4"/>
+            </w:tcBorders>
+            <w:shd w:fill="E8F3F1" w:color="auto" w:val="clear"/>
+            <w:tcMar>
+              <w:top w:type="dxa" w:w="40"/>
+              <w:left w:type="dxa" w:w="80"/>
+              <w:bottom w:type="dxa" w:w="40"/>
+              <w:right w:type="dxa" w:w="80"/>
+            </w:tcMar>
+            <w:vAlign w:val="center"/>
+          </w:tcPr>
+          <w:p>
+            <w:pPr>
+              <w:spacing w:after="0" w:before="0" w:line="240"/>
+              <w:jc w:val="left"/>
+            </w:pPr>
+            <w:r>
+              <w:rPr>
+                <w:rFonts w:ascii="KoPub돋움체" w:cs="KoPub돋움체" w:eastAsia="KoPub돋움체" w:hAnsi="KoPub돋움체"/>
+                <w:b/>
+                <w:bCs/>
+                <w:sz w:val="16"/>
+                <w:szCs w:val="16"/>
+              </w:rPr>
+              <w:t xml:space="preserve">D1 운전·시설자금 조달(융자)</w:t>
+            </w:r>
+          </w:p>
+        </w:tc>
+        <w:tc>
+          <w:tcPr>
+            <w:tcW w:type="dxa" w:w="1600"/>
+            <w:tcBorders>
+              <w:top w:val="single" w:color="9AA8A6" w:sz="4"/>
+              <w:left w:val="single" w:color="9AA8A6" w:sz="4"/>
+              <w:bottom w:val="single" w:color="9AA8A6" w:sz="4"/>
+              <w:right w:val="single" w:color="9AA8A6" w:sz="4"/>
+            </w:tcBorders>
+            <w:tcMar>
+              <w:top w:type="dxa" w:w="40"/>
+              <w:left w:type="dxa" w:w="80"/>
+              <w:bottom w:type="dxa" w:w="40"/>
+              <w:right w:type="dxa" w:w="80"/>
+            </w:tcMar>
+            <w:vAlign w:val="center"/>
+          </w:tcPr>
+          <w:p>
+            <w:pPr>
+              <w:spacing w:after="0" w:before="0" w:line="240"/>
+              <w:jc w:val="left"/>
+            </w:pPr>
+            <w:r>
+              <w:rPr>
+                <w:rFonts w:ascii="KoPub돋움체" w:cs="KoPub돋움체" w:eastAsia="KoPub돋움체" w:hAnsi="KoPub돋움체"/>
+                <w:b w:val="false"/>
+                <w:bCs w:val="false"/>
+                <w:sz w:val="16"/>
+                <w:szCs w:val="16"/>
+              </w:rPr>
+              <w:t xml:space="preserve">초기 투입요소–운영자금, 장비/시설</w:t>
+            </w:r>
+          </w:p>
+        </w:tc>
+        <w:tc>
+          <w:tcPr>
+            <w:tcW w:type="dxa" w:w="2150"/>
+            <w:tcBorders>
+              <w:top w:val="single" w:color="9AA8A6" w:sz="4"/>
+              <w:left w:val="single" w:color="9AA8A6" w:sz="4"/>
+              <w:bottom w:val="single" w:color="9AA8A6" w:sz="4"/>
+              <w:right w:val="single" w:color="9AA8A6" w:sz="4"/>
+            </w:tcBorders>
+            <w:tcMar>
+              <w:top w:type="dxa" w:w="40"/>
+              <w:left w:type="dxa" w:w="80"/>
+              <w:bottom w:type="dxa" w:w="40"/>
+              <w:right w:type="dxa" w:w="80"/>
+            </w:tcMar>
+            <w:vAlign w:val="center"/>
+          </w:tcPr>
+          <w:p>
+            <w:pPr>
+              <w:spacing w:after="0" w:before="0" w:line="240"/>
+              <w:jc w:val="left"/>
+            </w:pPr>
+            <w:r>
+              <w:rPr>
+                <w:rFonts w:ascii="KoPub돋움체" w:cs="KoPub돋움체" w:eastAsia="KoPub돋움체" w:hAnsi="KoPub돋움체"/>
+                <w:b w:val="false"/>
+                <w:bCs w:val="false"/>
+                <w:sz w:val="16"/>
+                <w:szCs w:val="16"/>
+              </w:rPr>
+              <w:t xml:space="preserve">자생력 제고(B-50), 운영 개선(C-04); 지원형태–융자(Z-4)</w:t>
+            </w:r>
+          </w:p>
+        </w:tc>
+        <w:tc>
+          <w:tcPr>
+            <w:tcW w:type="dxa" w:w="2250"/>
+            <w:tcBorders>
+              <w:top w:val="single" w:color="9AA8A6" w:sz="4"/>
+              <w:left w:val="single" w:color="9AA8A6" w:sz="4"/>
+              <w:bottom w:val="single" w:color="9AA8A6" w:sz="4"/>
+              <w:right w:val="single" w:color="9AA8A6" w:sz="4"/>
+            </w:tcBorders>
+            <w:tcMar>
+              <w:top w:type="dxa" w:w="40"/>
+              <w:left w:type="dxa" w:w="80"/>
+              <w:bottom w:type="dxa" w:w="40"/>
+              <w:right w:type="dxa" w:w="80"/>
+            </w:tcMar>
+            <w:vAlign w:val="center"/>
+          </w:tcPr>
+          <w:p>
+            <w:pPr>
+              <w:spacing w:after="0" w:before="0" w:line="240"/>
+              <w:jc w:val="left"/>
+            </w:pPr>
+            <w:r>
+              <w:rPr>
+                <w:rFonts w:ascii="KoPub돋움체" w:cs="KoPub돋움체" w:eastAsia="KoPub돋움체" w:hAnsi="KoPub돋움체"/>
+                <w:b w:val="false"/>
+                <w:bCs w:val="false"/>
+                <w:sz w:val="16"/>
+                <w:szCs w:val="16"/>
+              </w:rPr>
+              <w:t xml:space="preserve">생산성 향상–시설/기계 고도화; 수단–금융(대출)</w:t>
+            </w:r>
+          </w:p>
+        </w:tc>
+        <w:tc>
+          <w:tcPr>
+            <w:tcW w:type="dxa" w:w="1606"/>
+            <w:tcBorders>
+              <w:top w:val="single" w:color="9AA8A6" w:sz="4"/>
+              <w:left w:val="single" w:color="9AA8A6" w:sz="4"/>
+              <w:bottom w:val="single" w:color="9AA8A6" w:sz="4"/>
+              <w:right w:val="single" w:color="9AA8A6" w:sz="4"/>
+            </w:tcBorders>
+            <w:tcMar>
+              <w:top w:type="dxa" w:w="40"/>
+              <w:left w:type="dxa" w:w="80"/>
+              <w:bottom w:type="dxa" w:w="40"/>
+              <w:right w:type="dxa" w:w="80"/>
+            </w:tcMar>
+            <w:vAlign w:val="center"/>
+          </w:tcPr>
+          <w:p>
+            <w:pPr>
+              <w:spacing w:after="0" w:before="0" w:line="240"/>
+              <w:jc w:val="left"/>
+            </w:pPr>
+            <w:r>
+              <w:rPr>
+                <w:rFonts w:ascii="KoPub돋움체" w:cs="KoPub돋움체" w:eastAsia="KoPub돋움체" w:hAnsi="KoPub돋움체"/>
+                <w:b w:val="false"/>
+                <w:bCs w:val="false"/>
+                <w:sz w:val="16"/>
+                <w:szCs w:val="16"/>
+              </w:rPr>
+              <w:t xml:space="preserve">금융</w:t>
+            </w:r>
+          </w:p>
+        </w:tc>
+      </w:tr>
+      <w:tr>
+        <w:trPr>
+          <w:cantSplit/>
+        </w:trPr>
+        <w:tc>
+          <w:tcPr>
+            <w:tcW w:type="dxa" w:w="1500"/>
+            <w:tcBorders>
+              <w:top w:val="single" w:color="9AA8A6" w:sz="4"/>
+              <w:left w:val="single" w:color="9AA8A6" w:sz="4"/>
+              <w:bottom w:val="single" w:color="9AA8A6" w:sz="4"/>
+              <w:right w:val="single" w:color="9AA8A6" w:sz="4"/>
+            </w:tcBorders>
+            <w:shd w:fill="E8F3F1" w:color="auto" w:val="clear"/>
+            <w:tcMar>
+              <w:top w:type="dxa" w:w="40"/>
+              <w:left w:type="dxa" w:w="80"/>
+              <w:bottom w:type="dxa" w:w="40"/>
+              <w:right w:type="dxa" w:w="80"/>
+            </w:tcMar>
+            <w:vAlign w:val="center"/>
+          </w:tcPr>
+          <w:p>
+            <w:pPr>
+              <w:spacing w:after="0" w:before="0" w:line="240"/>
+              <w:jc w:val="left"/>
+            </w:pPr>
+            <w:r>
+              <w:rPr>
+                <w:rFonts w:ascii="KoPub돋움체" w:cs="KoPub돋움체" w:eastAsia="KoPub돋움체" w:hAnsi="KoPub돋움체"/>
+                <w:b/>
+                <w:bCs/>
+                <w:sz w:val="16"/>
+                <w:szCs w:val="16"/>
+              </w:rPr>
+              <w:t xml:space="preserve">D2 신용보강(보증·팩토링·보험)</w:t>
+            </w:r>
+          </w:p>
+        </w:tc>
+        <w:tc>
+          <w:tcPr>
+            <w:tcW w:type="dxa" w:w="1600"/>
+            <w:tcBorders>
+              <w:top w:val="single" w:color="9AA8A6" w:sz="4"/>
+              <w:left w:val="single" w:color="9AA8A6" w:sz="4"/>
+              <w:bottom w:val="single" w:color="9AA8A6" w:sz="4"/>
+              <w:right w:val="single" w:color="9AA8A6" w:sz="4"/>
+            </w:tcBorders>
+            <w:tcMar>
+              <w:top w:type="dxa" w:w="40"/>
+              <w:left w:type="dxa" w:w="80"/>
+              <w:bottom w:type="dxa" w:w="40"/>
+              <w:right w:type="dxa" w:w="80"/>
+            </w:tcMar>
+            <w:vAlign w:val="center"/>
+          </w:tcPr>
+          <w:p>
+            <w:pPr>
+              <w:spacing w:after="0" w:before="0" w:line="240"/>
+              <w:jc w:val="left"/>
+            </w:pPr>
+            <w:r>
+              <w:rPr>
+                <w:rFonts w:ascii="KoPub돋움체" w:cs="KoPub돋움체" w:eastAsia="KoPub돋움체" w:hAnsi="KoPub돋움체"/>
+                <w:b w:val="false"/>
+                <w:bCs w:val="false"/>
+                <w:sz w:val="16"/>
+                <w:szCs w:val="16"/>
+              </w:rPr>
+              <w:t xml:space="preserve">초기 투입요소–운영자금</w:t>
+            </w:r>
+          </w:p>
+        </w:tc>
+        <w:tc>
+          <w:tcPr>
+            <w:tcW w:type="dxa" w:w="2150"/>
+            <w:tcBorders>
+              <w:top w:val="single" w:color="9AA8A6" w:sz="4"/>
+              <w:left w:val="single" w:color="9AA8A6" w:sz="4"/>
+              <w:bottom w:val="single" w:color="9AA8A6" w:sz="4"/>
+              <w:right w:val="single" w:color="9AA8A6" w:sz="4"/>
+            </w:tcBorders>
+            <w:tcMar>
+              <w:top w:type="dxa" w:w="40"/>
+              <w:left w:type="dxa" w:w="80"/>
+              <w:bottom w:type="dxa" w:w="40"/>
+              <w:right w:type="dxa" w:w="80"/>
+            </w:tcMar>
+            <w:vAlign w:val="center"/>
+          </w:tcPr>
+          <w:p>
+            <w:pPr>
+              <w:spacing w:after="0" w:before="0" w:line="240"/>
+              <w:jc w:val="left"/>
+            </w:pPr>
+            <w:r>
+              <w:rPr>
+                <w:rFonts w:ascii="KoPub돋움체" w:cs="KoPub돋움체" w:eastAsia="KoPub돋움체" w:hAnsi="KoPub돋움체"/>
+                <w:b w:val="false"/>
+                <w:bCs w:val="false"/>
+                <w:sz w:val="16"/>
+                <w:szCs w:val="16"/>
+              </w:rPr>
+              <w:t xml:space="preserve">지원형태–보증(Z-5)</w:t>
+            </w:r>
+          </w:p>
+        </w:tc>
+        <w:tc>
+          <w:tcPr>
+            <w:tcW w:type="dxa" w:w="2250"/>
+            <w:tcBorders>
+              <w:top w:val="single" w:color="9AA8A6" w:sz="4"/>
+              <w:left w:val="single" w:color="9AA8A6" w:sz="4"/>
+              <w:bottom w:val="single" w:color="9AA8A6" w:sz="4"/>
+              <w:right w:val="single" w:color="9AA8A6" w:sz="4"/>
+            </w:tcBorders>
+            <w:tcMar>
+              <w:top w:type="dxa" w:w="40"/>
+              <w:left w:type="dxa" w:w="80"/>
+              <w:bottom w:type="dxa" w:w="40"/>
+              <w:right w:type="dxa" w:w="80"/>
+            </w:tcMar>
+            <w:vAlign w:val="center"/>
+          </w:tcPr>
+          <w:p>
+            <w:pPr>
+              <w:spacing w:after="0" w:before="0" w:line="240"/>
+              <w:jc w:val="left"/>
+            </w:pPr>
+            <w:r>
+              <w:rPr>
+                <w:rFonts w:ascii="KoPub돋움체" w:cs="KoPub돋움체" w:eastAsia="KoPub돋움체" w:hAnsi="KoPub돋움체"/>
+                <w:b w:val="false"/>
+                <w:bCs w:val="false"/>
+                <w:sz w:val="16"/>
+                <w:szCs w:val="16"/>
+              </w:rPr>
+              <w:t xml:space="preserve">수단–금융(보증·보험)</w:t>
+            </w:r>
+          </w:p>
+        </w:tc>
+        <w:tc>
+          <w:tcPr>
+            <w:tcW w:type="dxa" w:w="1606"/>
+            <w:tcBorders>
+              <w:top w:val="single" w:color="9AA8A6" w:sz="4"/>
+              <w:left w:val="single" w:color="9AA8A6" w:sz="4"/>
+              <w:bottom w:val="single" w:color="9AA8A6" w:sz="4"/>
+              <w:right w:val="single" w:color="9AA8A6" w:sz="4"/>
+            </w:tcBorders>
+            <w:tcMar>
+              <w:top w:type="dxa" w:w="40"/>
+              <w:left w:type="dxa" w:w="80"/>
+              <w:bottom w:type="dxa" w:w="40"/>
+              <w:right w:type="dxa" w:w="80"/>
+            </w:tcMar>
+            <w:vAlign w:val="center"/>
+          </w:tcPr>
+          <w:p>
+            <w:pPr>
+              <w:spacing w:after="0" w:before="0" w:line="240"/>
+              <w:jc w:val="left"/>
+            </w:pPr>
+            <w:r>
+              <w:rPr>
+                <w:rFonts w:ascii="KoPub돋움체" w:cs="KoPub돋움체" w:eastAsia="KoPub돋움체" w:hAnsi="KoPub돋움체"/>
+                <w:b w:val="false"/>
+                <w:bCs w:val="false"/>
+                <w:sz w:val="16"/>
+                <w:szCs w:val="16"/>
+              </w:rPr>
+              <w:t xml:space="preserve">금융</w:t>
+            </w:r>
+          </w:p>
+        </w:tc>
+      </w:tr>
+      <w:tr>
+        <w:trPr>
+          <w:cantSplit/>
+        </w:trPr>
+        <w:tc>
+          <w:tcPr>
+            <w:tcW w:type="dxa" w:w="1500"/>
+            <w:tcBorders>
+              <w:top w:val="single" w:color="9AA8A6" w:sz="4"/>
+              <w:left w:val="single" w:color="9AA8A6" w:sz="4"/>
+              <w:bottom w:val="single" w:color="9AA8A6" w:sz="4"/>
+              <w:right w:val="single" w:color="9AA8A6" w:sz="4"/>
+            </w:tcBorders>
+            <w:shd w:fill="E8F3F1" w:color="auto" w:val="clear"/>
+            <w:tcMar>
+              <w:top w:type="dxa" w:w="40"/>
+              <w:left w:type="dxa" w:w="80"/>
+              <w:bottom w:type="dxa" w:w="40"/>
+              <w:right w:type="dxa" w:w="80"/>
+            </w:tcMar>
+            <w:vAlign w:val="center"/>
+          </w:tcPr>
+          <w:p>
+            <w:pPr>
+              <w:spacing w:after="0" w:before="0" w:line="240"/>
+              <w:jc w:val="left"/>
+            </w:pPr>
+            <w:r>
+              <w:rPr>
+                <w:rFonts w:ascii="KoPub돋움체" w:cs="KoPub돋움체" w:eastAsia="KoPub돋움체" w:hAnsi="KoPub돋움체"/>
+                <w:b/>
+                <w:bCs/>
+                <w:sz w:val="16"/>
+                <w:szCs w:val="16"/>
+              </w:rPr>
+              <w:t xml:space="preserve">D3 경영비용 경감·손실 보전</w:t>
+            </w:r>
+          </w:p>
+        </w:tc>
+        <w:tc>
+          <w:tcPr>
+            <w:tcW w:type="dxa" w:w="1600"/>
+            <w:tcBorders>
+              <w:top w:val="single" w:color="9AA8A6" w:sz="4"/>
+              <w:left w:val="single" w:color="9AA8A6" w:sz="4"/>
+              <w:bottom w:val="single" w:color="9AA8A6" w:sz="4"/>
+              <w:right w:val="single" w:color="9AA8A6" w:sz="4"/>
+            </w:tcBorders>
+            <w:tcMar>
+              <w:top w:type="dxa" w:w="40"/>
+              <w:left w:type="dxa" w:w="80"/>
+              <w:bottom w:type="dxa" w:w="40"/>
+              <w:right w:type="dxa" w:w="80"/>
+            </w:tcMar>
+            <w:vAlign w:val="center"/>
+          </w:tcPr>
+          <w:p>
+            <w:pPr>
+              <w:spacing w:after="0" w:before="0" w:line="240"/>
+              <w:jc w:val="left"/>
+            </w:pPr>
+            <w:r>
+              <w:rPr>
+                <w:rFonts w:ascii="KoPub돋움체" w:cs="KoPub돋움체" w:eastAsia="KoPub돋움체" w:hAnsi="KoPub돋움체"/>
+                <w:b w:val="false"/>
+                <w:bCs w:val="false"/>
+                <w:sz w:val="16"/>
+                <w:szCs w:val="16"/>
+              </w:rPr>
+              <w:t xml:space="preserve">초기 투입요소–운영자금</w:t>
+            </w:r>
+          </w:p>
+        </w:tc>
+        <w:tc>
+          <w:tcPr>
+            <w:tcW w:type="dxa" w:w="2150"/>
+            <w:tcBorders>
+              <w:top w:val="single" w:color="9AA8A6" w:sz="4"/>
+              <w:left w:val="single" w:color="9AA8A6" w:sz="4"/>
+              <w:bottom w:val="single" w:color="9AA8A6" w:sz="4"/>
+              <w:right w:val="single" w:color="9AA8A6" w:sz="4"/>
+            </w:tcBorders>
+            <w:tcMar>
+              <w:top w:type="dxa" w:w="40"/>
+              <w:left w:type="dxa" w:w="80"/>
+              <w:bottom w:type="dxa" w:w="40"/>
+              <w:right w:type="dxa" w:w="80"/>
+            </w:tcMar>
+            <w:vAlign w:val="center"/>
+          </w:tcPr>
+          <w:p>
+            <w:pPr>
+              <w:spacing w:after="0" w:before="0" w:line="240"/>
+              <w:jc w:val="left"/>
+            </w:pPr>
+            <w:r>
+              <w:rPr>
+                <w:rFonts w:ascii="KoPub돋움체" w:cs="KoPub돋움체" w:eastAsia="KoPub돋움체" w:hAnsi="KoPub돋움체"/>
+                <w:b w:val="false"/>
+                <w:bCs w:val="false"/>
+                <w:sz w:val="16"/>
+                <w:szCs w:val="16"/>
+              </w:rPr>
+              <w:t xml:space="preserve">자생력 제고(B-50)</w:t>
+            </w:r>
+          </w:p>
+        </w:tc>
+        <w:tc>
+          <w:tcPr>
+            <w:tcW w:type="dxa" w:w="2250"/>
+            <w:tcBorders>
+              <w:top w:val="single" w:color="9AA8A6" w:sz="4"/>
+              <w:left w:val="single" w:color="9AA8A6" w:sz="4"/>
+              <w:bottom w:val="single" w:color="9AA8A6" w:sz="4"/>
+              <w:right w:val="single" w:color="9AA8A6" w:sz="4"/>
+            </w:tcBorders>
+            <w:tcMar>
+              <w:top w:type="dxa" w:w="40"/>
+              <w:left w:type="dxa" w:w="80"/>
+              <w:bottom w:type="dxa" w:w="40"/>
+              <w:right w:type="dxa" w:w="80"/>
+            </w:tcMar>
+            <w:vAlign w:val="center"/>
+          </w:tcPr>
+          <w:p>
+            <w:pPr>
+              <w:spacing w:after="0" w:before="0" w:line="240"/>
+              <w:jc w:val="left"/>
+            </w:pPr>
+            <w:r>
+              <w:rPr>
+                <w:rFonts w:ascii="KoPub돋움체" w:cs="KoPub돋움체" w:eastAsia="KoPub돋움체" w:hAnsi="KoPub돋움체"/>
+                <w:b w:val="false"/>
+                <w:bCs w:val="false"/>
+                <w:sz w:val="16"/>
+                <w:szCs w:val="16"/>
+              </w:rPr>
+              <w:t xml:space="preserve">수단–생산원가 보조(전기·수도요금 감면)</w:t>
+            </w:r>
+          </w:p>
+        </w:tc>
+        <w:tc>
+          <w:tcPr>
+            <w:tcW w:type="dxa" w:w="1606"/>
+            <w:tcBorders>
+              <w:top w:val="single" w:color="9AA8A6" w:sz="4"/>
+              <w:left w:val="single" w:color="9AA8A6" w:sz="4"/>
+              <w:bottom w:val="single" w:color="9AA8A6" w:sz="4"/>
+              <w:right w:val="single" w:color="9AA8A6" w:sz="4"/>
+            </w:tcBorders>
+            <w:tcMar>
+              <w:top w:type="dxa" w:w="40"/>
+              <w:left w:type="dxa" w:w="80"/>
+              <w:bottom w:type="dxa" w:w="40"/>
+              <w:right w:type="dxa" w:w="80"/>
+            </w:tcMar>
+            <w:vAlign w:val="center"/>
+          </w:tcPr>
+          <w:p>
+            <w:pPr>
+              <w:spacing w:after="0" w:before="0" w:line="240"/>
+              <w:jc w:val="left"/>
+            </w:pPr>
+            <w:r>
+              <w:rPr>
+                <w:rFonts w:ascii="KoPub돋움체" w:cs="KoPub돋움체" w:eastAsia="KoPub돋움체" w:hAnsi="KoPub돋움체"/>
+                <w:b w:val="false"/>
+                <w:bCs w:val="false"/>
+                <w:sz w:val="16"/>
+                <w:szCs w:val="16"/>
+              </w:rPr>
+              <w:t xml:space="preserve">경영·기타</w:t>
+            </w:r>
+          </w:p>
+        </w:tc>
+      </w:tr>
+      <w:tr>
+        <w:trPr>
+          <w:cantSplit/>
+        </w:trPr>
+        <w:tc>
+          <w:tcPr>
+            <w:tcW w:type="dxa" w:w="1500"/>
+            <w:tcBorders>
+              <w:top w:val="single" w:color="9AA8A6" w:sz="4"/>
+              <w:left w:val="single" w:color="9AA8A6" w:sz="4"/>
+              <w:bottom w:val="single" w:color="9AA8A6" w:sz="4"/>
+              <w:right w:val="single" w:color="9AA8A6" w:sz="4"/>
+            </w:tcBorders>
+            <w:shd w:fill="E8F3F1" w:color="auto" w:val="clear"/>
+            <w:tcMar>
+              <w:top w:type="dxa" w:w="40"/>
+              <w:left w:type="dxa" w:w="80"/>
+              <w:bottom w:type="dxa" w:w="40"/>
+              <w:right w:type="dxa" w:w="80"/>
+            </w:tcMar>
+            <w:vAlign w:val="center"/>
+          </w:tcPr>
+          <w:p>
+            <w:pPr>
+              <w:spacing w:after="0" w:before="0" w:line="240"/>
+              <w:jc w:val="left"/>
+            </w:pPr>
+            <w:r>
+              <w:rPr>
+                <w:rFonts w:ascii="KoPub돋움체" w:cs="KoPub돋움체" w:eastAsia="KoPub돋움체" w:hAnsi="KoPub돋움체"/>
+                <w:b/>
+                <w:bCs/>
+                <w:sz w:val="16"/>
+                <w:szCs w:val="16"/>
+              </w:rPr>
+              <w:t xml:space="preserve">E1 생산·가공시설 현대화·인증</w:t>
+            </w:r>
+          </w:p>
+        </w:tc>
+        <w:tc>
+          <w:tcPr>
+            <w:tcW w:type="dxa" w:w="1600"/>
+            <w:tcBorders>
+              <w:top w:val="single" w:color="9AA8A6" w:sz="4"/>
+              <w:left w:val="single" w:color="9AA8A6" w:sz="4"/>
+              <w:bottom w:val="single" w:color="9AA8A6" w:sz="4"/>
+              <w:right w:val="single" w:color="9AA8A6" w:sz="4"/>
+            </w:tcBorders>
+            <w:tcMar>
+              <w:top w:type="dxa" w:w="40"/>
+              <w:left w:type="dxa" w:w="80"/>
+              <w:bottom w:type="dxa" w:w="40"/>
+              <w:right w:type="dxa" w:w="80"/>
+            </w:tcMar>
+            <w:vAlign w:val="center"/>
+          </w:tcPr>
+          <w:p>
+            <w:pPr>
+              <w:spacing w:after="0" w:before="0" w:line="240"/>
+              <w:jc w:val="left"/>
+            </w:pPr>
+            <w:r>
+              <w:rPr>
+                <w:rFonts w:ascii="KoPub돋움체" w:cs="KoPub돋움체" w:eastAsia="KoPub돋움체" w:hAnsi="KoPub돋움체"/>
+                <w:b w:val="false"/>
+                <w:bCs w:val="false"/>
+                <w:sz w:val="16"/>
+                <w:szCs w:val="16"/>
+              </w:rPr>
+              <w:t xml:space="preserve">초기 투입요소–장비/시설</w:t>
+            </w:r>
+          </w:p>
+        </w:tc>
+        <w:tc>
+          <w:tcPr>
+            <w:tcW w:type="dxa" w:w="2150"/>
+            <w:tcBorders>
+              <w:top w:val="single" w:color="9AA8A6" w:sz="4"/>
+              <w:left w:val="single" w:color="9AA8A6" w:sz="4"/>
+              <w:bottom w:val="single" w:color="9AA8A6" w:sz="4"/>
+              <w:right w:val="single" w:color="9AA8A6" w:sz="4"/>
+            </w:tcBorders>
+            <w:tcMar>
+              <w:top w:type="dxa" w:w="40"/>
+              <w:left w:type="dxa" w:w="80"/>
+              <w:bottom w:type="dxa" w:w="40"/>
+              <w:right w:type="dxa" w:w="80"/>
+            </w:tcMar>
+            <w:vAlign w:val="center"/>
+          </w:tcPr>
+          <w:p>
+            <w:pPr>
+              <w:spacing w:after="0" w:before="0" w:line="240"/>
+              <w:jc w:val="left"/>
+            </w:pPr>
+            <w:r>
+              <w:rPr>
+                <w:rFonts w:ascii="KoPub돋움체" w:cs="KoPub돋움체" w:eastAsia="KoPub돋움체" w:hAnsi="KoPub돋움체"/>
+                <w:b w:val="false"/>
+                <w:bCs w:val="false"/>
+                <w:sz w:val="16"/>
+                <w:szCs w:val="16"/>
+              </w:rPr>
+              <w:t xml:space="preserve">시설 개선(C-03), 시설 및 운영 개선(C-05), 신뢰성 확보(C-17)</w:t>
+            </w:r>
+          </w:p>
+        </w:tc>
+        <w:tc>
+          <w:tcPr>
+            <w:tcW w:type="dxa" w:w="2250"/>
+            <w:tcBorders>
+              <w:top w:val="single" w:color="9AA8A6" w:sz="4"/>
+              <w:left w:val="single" w:color="9AA8A6" w:sz="4"/>
+              <w:bottom w:val="single" w:color="9AA8A6" w:sz="4"/>
+              <w:right w:val="single" w:color="9AA8A6" w:sz="4"/>
+            </w:tcBorders>
+            <w:tcMar>
+              <w:top w:type="dxa" w:w="40"/>
+              <w:left w:type="dxa" w:w="80"/>
+              <w:bottom w:type="dxa" w:w="40"/>
+              <w:right w:type="dxa" w:w="80"/>
+            </w:tcMar>
+            <w:vAlign w:val="center"/>
+          </w:tcPr>
+          <w:p>
+            <w:pPr>
+              <w:spacing w:after="0" w:before="0" w:line="240"/>
+              <w:jc w:val="left"/>
+            </w:pPr>
+            <w:r>
+              <w:rPr>
+                <w:rFonts w:ascii="KoPub돋움체" w:cs="KoPub돋움체" w:eastAsia="KoPub돋움체" w:hAnsi="KoPub돋움체"/>
+                <w:b w:val="false"/>
+                <w:bCs w:val="false"/>
+                <w:sz w:val="16"/>
+                <w:szCs w:val="16"/>
+              </w:rPr>
+              <w:t xml:space="preserve">생산성 향상–시설/기계 고도화; 수단–품질인증</w:t>
+            </w:r>
+          </w:p>
+        </w:tc>
+        <w:tc>
+          <w:tcPr>
+            <w:tcW w:type="dxa" w:w="1606"/>
+            <w:tcBorders>
+              <w:top w:val="single" w:color="9AA8A6" w:sz="4"/>
+              <w:left w:val="single" w:color="9AA8A6" w:sz="4"/>
+              <w:bottom w:val="single" w:color="9AA8A6" w:sz="4"/>
+              <w:right w:val="single" w:color="9AA8A6" w:sz="4"/>
+            </w:tcBorders>
+            <w:tcMar>
+              <w:top w:type="dxa" w:w="40"/>
+              <w:left w:type="dxa" w:w="80"/>
+              <w:bottom w:type="dxa" w:w="40"/>
+              <w:right w:type="dxa" w:w="80"/>
+            </w:tcMar>
+            <w:vAlign w:val="center"/>
+          </w:tcPr>
+          <w:p>
+            <w:pPr>
+              <w:spacing w:after="0" w:before="0" w:line="240"/>
+              <w:jc w:val="left"/>
+            </w:pPr>
+            <w:r>
+              <w:rPr>
+                <w:rFonts w:ascii="KoPub돋움체" w:cs="KoPub돋움체" w:eastAsia="KoPub돋움체" w:hAnsi="KoPub돋움체"/>
+                <w:b w:val="false"/>
+                <w:bCs w:val="false"/>
+                <w:sz w:val="16"/>
+                <w:szCs w:val="16"/>
+              </w:rPr>
+              <w:t xml:space="preserve">경영·금융</w:t>
+            </w:r>
+          </w:p>
+        </w:tc>
+      </w:tr>
+      <w:tr>
+        <w:trPr>
+          <w:cantSplit/>
+        </w:trPr>
+        <w:tc>
+          <w:tcPr>
+            <w:tcW w:type="dxa" w:w="1500"/>
+            <w:tcBorders>
+              <w:top w:val="single" w:color="9AA8A6" w:sz="4"/>
+              <w:left w:val="single" w:color="9AA8A6" w:sz="4"/>
+              <w:bottom w:val="single" w:color="9AA8A6" w:sz="4"/>
+              <w:right w:val="single" w:color="9AA8A6" w:sz="4"/>
+            </w:tcBorders>
+            <w:shd w:fill="E8F3F1" w:color="auto" w:val="clear"/>
+            <w:tcMar>
+              <w:top w:type="dxa" w:w="40"/>
+              <w:left w:type="dxa" w:w="80"/>
+              <w:bottom w:type="dxa" w:w="40"/>
+              <w:right w:type="dxa" w:w="80"/>
+            </w:tcMar>
+            <w:vAlign w:val="center"/>
+          </w:tcPr>
+          <w:p>
+            <w:pPr>
+              <w:spacing w:after="0" w:before="0" w:line="240"/>
+              <w:jc w:val="left"/>
+            </w:pPr>
+            <w:r>
+              <w:rPr>
+                <w:rFonts w:ascii="KoPub돋움체" w:cs="KoPub돋움체" w:eastAsia="KoPub돋움체" w:hAnsi="KoPub돋움체"/>
+                <w:b/>
+                <w:bCs/>
+                <w:sz w:val="16"/>
+                <w:szCs w:val="16"/>
+              </w:rPr>
+              <w:t xml:space="preserve">E2 탄소중립·에너지 전환</w:t>
+            </w:r>
+          </w:p>
+        </w:tc>
+        <w:tc>
+          <w:tcPr>
+            <w:tcW w:type="dxa" w:w="1600"/>
+            <w:tcBorders>
+              <w:top w:val="single" w:color="9AA8A6" w:sz="4"/>
+              <w:left w:val="single" w:color="9AA8A6" w:sz="4"/>
+              <w:bottom w:val="single" w:color="9AA8A6" w:sz="4"/>
+              <w:right w:val="single" w:color="9AA8A6" w:sz="4"/>
+            </w:tcBorders>
+            <w:tcMar>
+              <w:top w:type="dxa" w:w="40"/>
+              <w:left w:type="dxa" w:w="80"/>
+              <w:bottom w:type="dxa" w:w="40"/>
+              <w:right w:type="dxa" w:w="80"/>
+            </w:tcMar>
+            <w:vAlign w:val="center"/>
+          </w:tcPr>
+          <w:p>
+            <w:pPr>
+              <w:spacing w:after="0" w:before="0" w:line="240"/>
+              <w:jc w:val="left"/>
+            </w:pPr>
+            <w:r>
+              <w:rPr>
+                <w:rFonts w:ascii="KoPub돋움체" w:cs="KoPub돋움체" w:eastAsia="KoPub돋움체" w:hAnsi="KoPub돋움체"/>
+                <w:b w:val="false"/>
+                <w:bCs w:val="false"/>
+                <w:sz w:val="16"/>
+                <w:szCs w:val="16"/>
+              </w:rPr>
+              <w:t xml:space="preserve">초기 투입요소–장비/시설</w:t>
+            </w:r>
+          </w:p>
+        </w:tc>
+        <w:tc>
+          <w:tcPr>
+            <w:tcW w:type="dxa" w:w="2150"/>
+            <w:tcBorders>
+              <w:top w:val="single" w:color="9AA8A6" w:sz="4"/>
+              <w:left w:val="single" w:color="9AA8A6" w:sz="4"/>
+              <w:bottom w:val="single" w:color="9AA8A6" w:sz="4"/>
+              <w:right w:val="single" w:color="9AA8A6" w:sz="4"/>
+            </w:tcBorders>
+            <w:tcMar>
+              <w:top w:type="dxa" w:w="40"/>
+              <w:left w:type="dxa" w:w="80"/>
+              <w:bottom w:type="dxa" w:w="40"/>
+              <w:right w:type="dxa" w:w="80"/>
+            </w:tcMar>
+            <w:vAlign w:val="center"/>
+          </w:tcPr>
+          <w:p>
+            <w:pPr>
+              <w:spacing w:after="0" w:before="0" w:line="240"/>
+              <w:jc w:val="left"/>
+            </w:pPr>
+            <w:r>
+              <w:rPr>
+                <w:rFonts w:ascii="KoPub돋움체" w:cs="KoPub돋움체" w:eastAsia="KoPub돋움체" w:hAnsi="KoPub돋움체"/>
+                <w:b w:val="false"/>
+                <w:bCs w:val="false"/>
+                <w:sz w:val="16"/>
+                <w:szCs w:val="16"/>
+              </w:rPr>
+              <w:t xml:space="preserve">기타(A-3: 환경오염·국제규제 대응), 시설 개선(C-03)</w:t>
+            </w:r>
+          </w:p>
+        </w:tc>
+        <w:tc>
+          <w:tcPr>
+            <w:tcW w:type="dxa" w:w="2250"/>
+            <w:tcBorders>
+              <w:top w:val="single" w:color="9AA8A6" w:sz="4"/>
+              <w:left w:val="single" w:color="9AA8A6" w:sz="4"/>
+              <w:bottom w:val="single" w:color="9AA8A6" w:sz="4"/>
+              <w:right w:val="single" w:color="9AA8A6" w:sz="4"/>
+            </w:tcBorders>
+            <w:tcMar>
+              <w:top w:type="dxa" w:w="40"/>
+              <w:left w:type="dxa" w:w="80"/>
+              <w:bottom w:type="dxa" w:w="40"/>
+              <w:right w:type="dxa" w:w="80"/>
+            </w:tcMar>
+            <w:vAlign w:val="center"/>
+          </w:tcPr>
+          <w:p>
+            <w:pPr>
+              <w:spacing w:after="0" w:before="0" w:line="240"/>
+              <w:jc w:val="left"/>
+            </w:pPr>
+            <w:r>
+              <w:rPr>
+                <w:rFonts w:ascii="KoPub돋움체" w:cs="KoPub돋움체" w:eastAsia="KoPub돋움체" w:hAnsi="KoPub돋움체"/>
+                <w:b w:val="false"/>
+                <w:bCs w:val="false"/>
+                <w:sz w:val="16"/>
+                <w:szCs w:val="16"/>
+              </w:rPr>
+              <w:t xml:space="preserve">생산성 향상–시설/기계 고도화</w:t>
+            </w:r>
+          </w:p>
+        </w:tc>
+        <w:tc>
+          <w:tcPr>
+            <w:tcW w:type="dxa" w:w="1606"/>
+            <w:tcBorders>
+              <w:top w:val="single" w:color="9AA8A6" w:sz="4"/>
+              <w:left w:val="single" w:color="9AA8A6" w:sz="4"/>
+              <w:bottom w:val="single" w:color="9AA8A6" w:sz="4"/>
+              <w:right w:val="single" w:color="9AA8A6" w:sz="4"/>
+            </w:tcBorders>
+            <w:tcMar>
+              <w:top w:type="dxa" w:w="40"/>
+              <w:left w:type="dxa" w:w="80"/>
+              <w:bottom w:type="dxa" w:w="40"/>
+              <w:right w:type="dxa" w:w="80"/>
+            </w:tcMar>
+            <w:vAlign w:val="center"/>
+          </w:tcPr>
+          <w:p>
+            <w:pPr>
+              <w:spacing w:after="0" w:before="0" w:line="240"/>
+              <w:jc w:val="left"/>
+            </w:pPr>
+            <w:r>
+              <w:rPr>
+                <w:rFonts w:ascii="KoPub돋움체" w:cs="KoPub돋움체" w:eastAsia="KoPub돋움체" w:hAnsi="KoPub돋움체"/>
+                <w:b w:val="false"/>
+                <w:bCs w:val="false"/>
+                <w:sz w:val="16"/>
+                <w:szCs w:val="16"/>
+              </w:rPr>
+              <w:t xml:space="preserve">금융·기타</w:t>
+            </w:r>
+          </w:p>
+        </w:tc>
+      </w:tr>
+      <w:tr>
+        <w:trPr>
+          <w:cantSplit/>
+        </w:trPr>
+        <w:tc>
+          <w:tcPr>
+            <w:tcW w:type="dxa" w:w="1500"/>
+            <w:tcBorders>
+              <w:top w:val="single" w:color="9AA8A6" w:sz="4"/>
+              <w:left w:val="single" w:color="9AA8A6" w:sz="4"/>
+              <w:bottom w:val="single" w:color="9AA8A6" w:sz="4"/>
+              <w:right w:val="single" w:color="9AA8A6" w:sz="4"/>
+            </w:tcBorders>
+            <w:shd w:fill="E8F3F1" w:color="auto" w:val="clear"/>
+            <w:tcMar>
+              <w:top w:type="dxa" w:w="40"/>
+              <w:left w:type="dxa" w:w="80"/>
+              <w:bottom w:type="dxa" w:w="40"/>
+              <w:right w:type="dxa" w:w="80"/>
+            </w:tcMar>
+            <w:vAlign w:val="center"/>
+          </w:tcPr>
+          <w:p>
+            <w:pPr>
+              <w:spacing w:after="0" w:before="0" w:line="240"/>
+              <w:jc w:val="left"/>
+            </w:pPr>
+            <w:r>
+              <w:rPr>
+                <w:rFonts w:ascii="KoPub돋움체" w:cs="KoPub돋움체" w:eastAsia="KoPub돋움체" w:hAnsi="KoPub돋움체"/>
+                <w:b/>
+                <w:bCs/>
+                <w:sz w:val="16"/>
+                <w:szCs w:val="16"/>
+              </w:rPr>
+              <w:t xml:space="preserve">F1 전문인력 양성·채용</w:t>
+            </w:r>
+          </w:p>
+        </w:tc>
+        <w:tc>
+          <w:tcPr>
+            <w:tcW w:type="dxa" w:w="1600"/>
+            <w:tcBorders>
+              <w:top w:val="single" w:color="9AA8A6" w:sz="4"/>
+              <w:left w:val="single" w:color="9AA8A6" w:sz="4"/>
+              <w:bottom w:val="single" w:color="9AA8A6" w:sz="4"/>
+              <w:right w:val="single" w:color="9AA8A6" w:sz="4"/>
+            </w:tcBorders>
+            <w:tcMar>
+              <w:top w:type="dxa" w:w="40"/>
+              <w:left w:type="dxa" w:w="80"/>
+              <w:bottom w:type="dxa" w:w="40"/>
+              <w:right w:type="dxa" w:w="80"/>
+            </w:tcMar>
+            <w:vAlign w:val="center"/>
+          </w:tcPr>
+          <w:p>
+            <w:pPr>
+              <w:spacing w:after="0" w:before="0" w:line="240"/>
+              <w:jc w:val="left"/>
+            </w:pPr>
+            <w:r>
+              <w:rPr>
+                <w:rFonts w:ascii="KoPub돋움체" w:cs="KoPub돋움체" w:eastAsia="KoPub돋움체" w:hAnsi="KoPub돋움체"/>
+                <w:b w:val="false"/>
+                <w:bCs w:val="false"/>
+                <w:sz w:val="16"/>
+                <w:szCs w:val="16"/>
+              </w:rPr>
+              <w:t xml:space="preserve">초기 투입요소–인력</w:t>
+            </w:r>
+          </w:p>
+        </w:tc>
+        <w:tc>
+          <w:tcPr>
+            <w:tcW w:type="dxa" w:w="2150"/>
+            <w:tcBorders>
+              <w:top w:val="single" w:color="9AA8A6" w:sz="4"/>
+              <w:left w:val="single" w:color="9AA8A6" w:sz="4"/>
+              <w:bottom w:val="single" w:color="9AA8A6" w:sz="4"/>
+              <w:right w:val="single" w:color="9AA8A6" w:sz="4"/>
+            </w:tcBorders>
+            <w:tcMar>
+              <w:top w:type="dxa" w:w="40"/>
+              <w:left w:type="dxa" w:w="80"/>
+              <w:bottom w:type="dxa" w:w="40"/>
+              <w:right w:type="dxa" w:w="80"/>
+            </w:tcMar>
+            <w:vAlign w:val="center"/>
+          </w:tcPr>
+          <w:p>
+            <w:pPr>
+              <w:spacing w:after="0" w:before="0" w:line="240"/>
+              <w:jc w:val="left"/>
+            </w:pPr>
+            <w:r>
+              <w:rPr>
+                <w:rFonts w:ascii="KoPub돋움체" w:cs="KoPub돋움체" w:eastAsia="KoPub돋움체" w:hAnsi="KoPub돋움체"/>
+                <w:b w:val="false"/>
+                <w:bCs w:val="false"/>
+                <w:sz w:val="16"/>
+                <w:szCs w:val="16"/>
+              </w:rPr>
+              <w:t xml:space="preserve">고용 및 일자리 창출(B-40): R&amp;D 인력 양성(C-19), 신규 채용 촉진(C-21)</w:t>
+            </w:r>
+          </w:p>
+        </w:tc>
+        <w:tc>
+          <w:tcPr>
+            <w:tcW w:type="dxa" w:w="2250"/>
+            <w:tcBorders>
+              <w:top w:val="single" w:color="9AA8A6" w:sz="4"/>
+              <w:left w:val="single" w:color="9AA8A6" w:sz="4"/>
+              <w:bottom w:val="single" w:color="9AA8A6" w:sz="4"/>
+              <w:right w:val="single" w:color="9AA8A6" w:sz="4"/>
+            </w:tcBorders>
+            <w:tcMar>
+              <w:top w:type="dxa" w:w="40"/>
+              <w:left w:type="dxa" w:w="80"/>
+              <w:bottom w:type="dxa" w:w="40"/>
+              <w:right w:type="dxa" w:w="80"/>
+            </w:tcMar>
+            <w:vAlign w:val="center"/>
+          </w:tcPr>
+          <w:p>
+            <w:pPr>
+              <w:spacing w:after="0" w:before="0" w:line="240"/>
+              <w:jc w:val="left"/>
+            </w:pPr>
+            <w:r>
+              <w:rPr>
+                <w:rFonts w:ascii="KoPub돋움체" w:cs="KoPub돋움체" w:eastAsia="KoPub돋움체" w:hAnsi="KoPub돋움체"/>
+                <w:b w:val="false"/>
+                <w:bCs w:val="false"/>
+                <w:sz w:val="16"/>
+                <w:szCs w:val="16"/>
+              </w:rPr>
+              <w:t xml:space="preserve">생산성 향상–인력 고도화</w:t>
+            </w:r>
+          </w:p>
+        </w:tc>
+        <w:tc>
+          <w:tcPr>
+            <w:tcW w:type="dxa" w:w="1606"/>
+            <w:tcBorders>
+              <w:top w:val="single" w:color="9AA8A6" w:sz="4"/>
+              <w:left w:val="single" w:color="9AA8A6" w:sz="4"/>
+              <w:bottom w:val="single" w:color="9AA8A6" w:sz="4"/>
+              <w:right w:val="single" w:color="9AA8A6" w:sz="4"/>
+            </w:tcBorders>
+            <w:tcMar>
+              <w:top w:type="dxa" w:w="40"/>
+              <w:left w:type="dxa" w:w="80"/>
+              <w:bottom w:type="dxa" w:w="40"/>
+              <w:right w:type="dxa" w:w="80"/>
+            </w:tcMar>
+            <w:vAlign w:val="center"/>
+          </w:tcPr>
+          <w:p>
+            <w:pPr>
+              <w:spacing w:after="0" w:before="0" w:line="240"/>
+              <w:jc w:val="left"/>
+            </w:pPr>
+            <w:r>
+              <w:rPr>
+                <w:rFonts w:ascii="KoPub돋움체" w:cs="KoPub돋움체" w:eastAsia="KoPub돋움체" w:hAnsi="KoPub돋움체"/>
+                <w:b w:val="false"/>
+                <w:bCs w:val="false"/>
+                <w:sz w:val="16"/>
+                <w:szCs w:val="16"/>
+              </w:rPr>
+              <w:t xml:space="preserve">인력</w:t>
+            </w:r>
+          </w:p>
+        </w:tc>
+      </w:tr>
+      <w:tr>
+        <w:trPr>
+          <w:cantSplit/>
+        </w:trPr>
+        <w:tc>
+          <w:tcPr>
+            <w:tcW w:type="dxa" w:w="1500"/>
+            <w:tcBorders>
+              <w:top w:val="single" w:color="9AA8A6" w:sz="4"/>
+              <w:left w:val="single" w:color="9AA8A6" w:sz="4"/>
+              <w:bottom w:val="single" w:color="9AA8A6" w:sz="4"/>
+              <w:right w:val="single" w:color="9AA8A6" w:sz="4"/>
+            </w:tcBorders>
+            <w:shd w:fill="E8F3F1" w:color="auto" w:val="clear"/>
+            <w:tcMar>
+              <w:top w:type="dxa" w:w="40"/>
+              <w:left w:type="dxa" w:w="80"/>
+              <w:bottom w:type="dxa" w:w="40"/>
+              <w:right w:type="dxa" w:w="80"/>
+            </w:tcMar>
+            <w:vAlign w:val="center"/>
+          </w:tcPr>
+          <w:p>
+            <w:pPr>
+              <w:spacing w:after="0" w:before="0" w:line="240"/>
+              <w:jc w:val="left"/>
+            </w:pPr>
+            <w:r>
+              <w:rPr>
+                <w:rFonts w:ascii="KoPub돋움체" w:cs="KoPub돋움체" w:eastAsia="KoPub돋움체" w:hAnsi="KoPub돋움체"/>
+                <w:b/>
+                <w:bCs/>
+                <w:sz w:val="16"/>
+                <w:szCs w:val="16"/>
+              </w:rPr>
+              <w:t xml:space="preserve">F2 재직자·사업주 직업훈련</w:t>
+            </w:r>
+          </w:p>
+        </w:tc>
+        <w:tc>
+          <w:tcPr>
+            <w:tcW w:type="dxa" w:w="1600"/>
+            <w:tcBorders>
+              <w:top w:val="single" w:color="9AA8A6" w:sz="4"/>
+              <w:left w:val="single" w:color="9AA8A6" w:sz="4"/>
+              <w:bottom w:val="single" w:color="9AA8A6" w:sz="4"/>
+              <w:right w:val="single" w:color="9AA8A6" w:sz="4"/>
+            </w:tcBorders>
+            <w:tcMar>
+              <w:top w:type="dxa" w:w="40"/>
+              <w:left w:type="dxa" w:w="80"/>
+              <w:bottom w:type="dxa" w:w="40"/>
+              <w:right w:type="dxa" w:w="80"/>
+            </w:tcMar>
+            <w:vAlign w:val="center"/>
+          </w:tcPr>
+          <w:p>
+            <w:pPr>
+              <w:spacing w:after="0" w:before="0" w:line="240"/>
+              <w:jc w:val="left"/>
+            </w:pPr>
+            <w:r>
+              <w:rPr>
+                <w:rFonts w:ascii="KoPub돋움체" w:cs="KoPub돋움체" w:eastAsia="KoPub돋움체" w:hAnsi="KoPub돋움체"/>
+                <w:b w:val="false"/>
+                <w:bCs w:val="false"/>
+                <w:sz w:val="16"/>
+                <w:szCs w:val="16"/>
+              </w:rPr>
+              <w:t xml:space="preserve">초기 투입요소–인력</w:t>
+            </w:r>
+          </w:p>
+        </w:tc>
+        <w:tc>
+          <w:tcPr>
+            <w:tcW w:type="dxa" w:w="2150"/>
+            <w:tcBorders>
+              <w:top w:val="single" w:color="9AA8A6" w:sz="4"/>
+              <w:left w:val="single" w:color="9AA8A6" w:sz="4"/>
+              <w:bottom w:val="single" w:color="9AA8A6" w:sz="4"/>
+              <w:right w:val="single" w:color="9AA8A6" w:sz="4"/>
+            </w:tcBorders>
+            <w:tcMar>
+              <w:top w:type="dxa" w:w="40"/>
+              <w:left w:type="dxa" w:w="80"/>
+              <w:bottom w:type="dxa" w:w="40"/>
+              <w:right w:type="dxa" w:w="80"/>
+            </w:tcMar>
+            <w:vAlign w:val="center"/>
+          </w:tcPr>
+          <w:p>
+            <w:pPr>
+              <w:spacing w:after="0" w:before="0" w:line="240"/>
+              <w:jc w:val="left"/>
+            </w:pPr>
+            <w:r>
+              <w:rPr>
+                <w:rFonts w:ascii="KoPub돋움체" w:cs="KoPub돋움체" w:eastAsia="KoPub돋움체" w:hAnsi="KoPub돋움체"/>
+                <w:b w:val="false"/>
+                <w:bCs w:val="false"/>
+                <w:sz w:val="16"/>
+                <w:szCs w:val="16"/>
+              </w:rPr>
+              <w:t xml:space="preserve">지식 및 정보 습득 기회 제공(C-02), 고용 및 일자리 창출(B-40)</w:t>
+            </w:r>
+          </w:p>
+        </w:tc>
+        <w:tc>
+          <w:tcPr>
+            <w:tcW w:type="dxa" w:w="2250"/>
+            <w:tcBorders>
+              <w:top w:val="single" w:color="9AA8A6" w:sz="4"/>
+              <w:left w:val="single" w:color="9AA8A6" w:sz="4"/>
+              <w:bottom w:val="single" w:color="9AA8A6" w:sz="4"/>
+              <w:right w:val="single" w:color="9AA8A6" w:sz="4"/>
+            </w:tcBorders>
+            <w:tcMar>
+              <w:top w:type="dxa" w:w="40"/>
+              <w:left w:type="dxa" w:w="80"/>
+              <w:bottom w:type="dxa" w:w="40"/>
+              <w:right w:type="dxa" w:w="80"/>
+            </w:tcMar>
+            <w:vAlign w:val="center"/>
+          </w:tcPr>
+          <w:p>
+            <w:pPr>
+              <w:spacing w:after="0" w:before="0" w:line="240"/>
+              <w:jc w:val="left"/>
+            </w:pPr>
+            <w:r>
+              <w:rPr>
+                <w:rFonts w:ascii="KoPub돋움체" w:cs="KoPub돋움체" w:eastAsia="KoPub돋움체" w:hAnsi="KoPub돋움체"/>
+                <w:b w:val="false"/>
+                <w:bCs w:val="false"/>
+                <w:sz w:val="16"/>
+                <w:szCs w:val="16"/>
+              </w:rPr>
+              <w:t xml:space="preserve">생산성 향상–인력 고도화</w:t>
+            </w:r>
+          </w:p>
+        </w:tc>
+        <w:tc>
+          <w:tcPr>
+            <w:tcW w:type="dxa" w:w="1606"/>
+            <w:tcBorders>
+              <w:top w:val="single" w:color="9AA8A6" w:sz="4"/>
+              <w:left w:val="single" w:color="9AA8A6" w:sz="4"/>
+              <w:bottom w:val="single" w:color="9AA8A6" w:sz="4"/>
+              <w:right w:val="single" w:color="9AA8A6" w:sz="4"/>
+            </w:tcBorders>
+            <w:tcMar>
+              <w:top w:type="dxa" w:w="40"/>
+              <w:left w:type="dxa" w:w="80"/>
+              <w:bottom w:type="dxa" w:w="40"/>
+              <w:right w:type="dxa" w:w="80"/>
+            </w:tcMar>
+            <w:vAlign w:val="center"/>
+          </w:tcPr>
+          <w:p>
+            <w:pPr>
+              <w:spacing w:after="0" w:before="0" w:line="240"/>
+              <w:jc w:val="left"/>
+            </w:pPr>
+            <w:r>
+              <w:rPr>
+                <w:rFonts w:ascii="KoPub돋움체" w:cs="KoPub돋움체" w:eastAsia="KoPub돋움체" w:hAnsi="KoPub돋움체"/>
+                <w:b w:val="false"/>
+                <w:bCs w:val="false"/>
+                <w:sz w:val="16"/>
+                <w:szCs w:val="16"/>
+              </w:rPr>
+              <w:t xml:space="preserve">인력</w:t>
+            </w:r>
+          </w:p>
+        </w:tc>
+      </w:tr>
+      <w:tr>
+        <w:trPr>
+          <w:cantSplit/>
+        </w:trPr>
+        <w:tc>
+          <w:tcPr>
+            <w:tcW w:type="dxa" w:w="1500"/>
+            <w:tcBorders>
+              <w:top w:val="single" w:color="9AA8A6" w:sz="4"/>
+              <w:left w:val="single" w:color="9AA8A6" w:sz="4"/>
+              <w:bottom w:val="single" w:color="9AA8A6" w:sz="4"/>
+              <w:right w:val="single" w:color="9AA8A6" w:sz="4"/>
+            </w:tcBorders>
+            <w:shd w:fill="E8F3F1" w:color="auto" w:val="clear"/>
+            <w:tcMar>
+              <w:top w:type="dxa" w:w="40"/>
+              <w:left w:type="dxa" w:w="80"/>
+              <w:bottom w:type="dxa" w:w="40"/>
+              <w:right w:type="dxa" w:w="80"/>
+            </w:tcMar>
+            <w:vAlign w:val="center"/>
+          </w:tcPr>
+          <w:p>
+            <w:pPr>
+              <w:spacing w:after="0" w:before="0" w:line="240"/>
+              <w:jc w:val="left"/>
+            </w:pPr>
+            <w:r>
+              <w:rPr>
+                <w:rFonts w:ascii="KoPub돋움체" w:cs="KoPub돋움체" w:eastAsia="KoPub돋움체" w:hAnsi="KoPub돋움체"/>
+                <w:b/>
+                <w:bCs/>
+                <w:sz w:val="16"/>
+                <w:szCs w:val="16"/>
+              </w:rPr>
+              <w:t xml:space="preserve">F3 고용 창출·유지(장려금)</w:t>
+            </w:r>
+          </w:p>
+        </w:tc>
+        <w:tc>
+          <w:tcPr>
+            <w:tcW w:type="dxa" w:w="1600"/>
+            <w:tcBorders>
+              <w:top w:val="single" w:color="9AA8A6" w:sz="4"/>
+              <w:left w:val="single" w:color="9AA8A6" w:sz="4"/>
+              <w:bottom w:val="single" w:color="9AA8A6" w:sz="4"/>
+              <w:right w:val="single" w:color="9AA8A6" w:sz="4"/>
+            </w:tcBorders>
+            <w:tcMar>
+              <w:top w:type="dxa" w:w="40"/>
+              <w:left w:type="dxa" w:w="80"/>
+              <w:bottom w:type="dxa" w:w="40"/>
+              <w:right w:type="dxa" w:w="80"/>
+            </w:tcMar>
+            <w:vAlign w:val="center"/>
+          </w:tcPr>
+          <w:p>
+            <w:pPr>
+              <w:spacing w:after="0" w:before="0" w:line="240"/>
+              <w:jc w:val="left"/>
+            </w:pPr>
+            <w:r>
+              <w:rPr>
+                <w:rFonts w:ascii="KoPub돋움체" w:cs="KoPub돋움체" w:eastAsia="KoPub돋움체" w:hAnsi="KoPub돋움체"/>
+                <w:b w:val="false"/>
+                <w:bCs w:val="false"/>
+                <w:sz w:val="16"/>
+                <w:szCs w:val="16"/>
+              </w:rPr>
+              <w:t xml:space="preserve">초기 투입요소–인력</w:t>
+            </w:r>
+          </w:p>
+        </w:tc>
+        <w:tc>
+          <w:tcPr>
+            <w:tcW w:type="dxa" w:w="2150"/>
+            <w:tcBorders>
+              <w:top w:val="single" w:color="9AA8A6" w:sz="4"/>
+              <w:left w:val="single" w:color="9AA8A6" w:sz="4"/>
+              <w:bottom w:val="single" w:color="9AA8A6" w:sz="4"/>
+              <w:right w:val="single" w:color="9AA8A6" w:sz="4"/>
+            </w:tcBorders>
+            <w:tcMar>
+              <w:top w:type="dxa" w:w="40"/>
+              <w:left w:type="dxa" w:w="80"/>
+              <w:bottom w:type="dxa" w:w="40"/>
+              <w:right w:type="dxa" w:w="80"/>
+            </w:tcMar>
+            <w:vAlign w:val="center"/>
+          </w:tcPr>
+          <w:p>
+            <w:pPr>
+              <w:spacing w:after="0" w:before="0" w:line="240"/>
+              <w:jc w:val="left"/>
+            </w:pPr>
+            <w:r>
+              <w:rPr>
+                <w:rFonts w:ascii="KoPub돋움체" w:cs="KoPub돋움체" w:eastAsia="KoPub돋움체" w:hAnsi="KoPub돋움체"/>
+                <w:b w:val="false"/>
+                <w:bCs w:val="false"/>
+                <w:sz w:val="16"/>
+                <w:szCs w:val="16"/>
+              </w:rPr>
+              <w:t xml:space="preserve">신규 채용 촉진(C-21)</w:t>
+            </w:r>
+          </w:p>
+        </w:tc>
+        <w:tc>
+          <w:tcPr>
+            <w:tcW w:type="dxa" w:w="2250"/>
+            <w:tcBorders>
+              <w:top w:val="single" w:color="9AA8A6" w:sz="4"/>
+              <w:left w:val="single" w:color="9AA8A6" w:sz="4"/>
+              <w:bottom w:val="single" w:color="9AA8A6" w:sz="4"/>
+              <w:right w:val="single" w:color="9AA8A6" w:sz="4"/>
+            </w:tcBorders>
+            <w:tcMar>
+              <w:top w:type="dxa" w:w="40"/>
+              <w:left w:type="dxa" w:w="80"/>
+              <w:bottom w:type="dxa" w:w="40"/>
+              <w:right w:type="dxa" w:w="80"/>
+            </w:tcMar>
+            <w:vAlign w:val="center"/>
+          </w:tcPr>
+          <w:p>
+            <w:pPr>
+              <w:spacing w:after="0" w:before="0" w:line="240"/>
+              <w:jc w:val="left"/>
+            </w:pPr>
+            <w:r>
+              <w:rPr>
+                <w:rFonts w:ascii="KoPub돋움체" w:cs="KoPub돋움체" w:eastAsia="KoPub돋움체" w:hAnsi="KoPub돋움체"/>
+                <w:b w:val="false"/>
+                <w:bCs w:val="false"/>
+                <w:sz w:val="16"/>
+                <w:szCs w:val="16"/>
+              </w:rPr>
+              <w:t xml:space="preserve">생산성 향상–인력 고도화; 수단–보조금(인건비)</w:t>
+            </w:r>
+          </w:p>
+        </w:tc>
+        <w:tc>
+          <w:tcPr>
+            <w:tcW w:type="dxa" w:w="1606"/>
+            <w:tcBorders>
+              <w:top w:val="single" w:color="9AA8A6" w:sz="4"/>
+              <w:left w:val="single" w:color="9AA8A6" w:sz="4"/>
+              <w:bottom w:val="single" w:color="9AA8A6" w:sz="4"/>
+              <w:right w:val="single" w:color="9AA8A6" w:sz="4"/>
+            </w:tcBorders>
+            <w:tcMar>
+              <w:top w:type="dxa" w:w="40"/>
+              <w:left w:type="dxa" w:w="80"/>
+              <w:bottom w:type="dxa" w:w="40"/>
+              <w:right w:type="dxa" w:w="80"/>
+            </w:tcMar>
+            <w:vAlign w:val="center"/>
+          </w:tcPr>
+          <w:p>
+            <w:pPr>
+              <w:spacing w:after="0" w:before="0" w:line="240"/>
+              <w:jc w:val="left"/>
+            </w:pPr>
+            <w:r>
+              <w:rPr>
+                <w:rFonts w:ascii="KoPub돋움체" w:cs="KoPub돋움체" w:eastAsia="KoPub돋움체" w:hAnsi="KoPub돋움체"/>
+                <w:b w:val="false"/>
+                <w:bCs w:val="false"/>
+                <w:sz w:val="16"/>
+                <w:szCs w:val="16"/>
+              </w:rPr>
+              <w:t xml:space="preserve">인력</w:t>
+            </w:r>
+          </w:p>
+        </w:tc>
+      </w:tr>
+      <w:tr>
+        <w:trPr>
+          <w:cantSplit/>
+        </w:trPr>
+        <w:tc>
+          <w:tcPr>
+            <w:tcW w:type="dxa" w:w="1500"/>
+            <w:tcBorders>
+              <w:top w:val="single" w:color="9AA8A6" w:sz="4"/>
+              <w:left w:val="single" w:color="9AA8A6" w:sz="4"/>
+              <w:bottom w:val="single" w:color="9AA8A6" w:sz="4"/>
+              <w:right w:val="single" w:color="9AA8A6" w:sz="4"/>
+            </w:tcBorders>
+            <w:shd w:fill="E8F3F1" w:color="auto" w:val="clear"/>
+            <w:tcMar>
+              <w:top w:type="dxa" w:w="40"/>
+              <w:left w:type="dxa" w:w="80"/>
+              <w:bottom w:type="dxa" w:w="40"/>
+              <w:right w:type="dxa" w:w="80"/>
+            </w:tcMar>
+            <w:vAlign w:val="center"/>
+          </w:tcPr>
+          <w:p>
+            <w:pPr>
+              <w:spacing w:after="0" w:before="0" w:line="240"/>
+              <w:jc w:val="left"/>
+            </w:pPr>
+            <w:r>
+              <w:rPr>
+                <w:rFonts w:ascii="KoPub돋움체" w:cs="KoPub돋움체" w:eastAsia="KoPub돋움체" w:hAnsi="KoPub돋움체"/>
+                <w:b/>
+                <w:bCs/>
+                <w:sz w:val="16"/>
+                <w:szCs w:val="16"/>
+              </w:rPr>
+              <w:t xml:space="preserve">F4 산업안전·근로자 건강 보호</w:t>
+            </w:r>
+          </w:p>
+        </w:tc>
+        <w:tc>
+          <w:tcPr>
+            <w:tcW w:type="dxa" w:w="1600"/>
+            <w:tcBorders>
+              <w:top w:val="single" w:color="9AA8A6" w:sz="4"/>
+              <w:left w:val="single" w:color="9AA8A6" w:sz="4"/>
+              <w:bottom w:val="single" w:color="9AA8A6" w:sz="4"/>
+              <w:right w:val="single" w:color="9AA8A6" w:sz="4"/>
+            </w:tcBorders>
+            <w:tcMar>
+              <w:top w:type="dxa" w:w="40"/>
+              <w:left w:type="dxa" w:w="80"/>
+              <w:bottom w:type="dxa" w:w="40"/>
+              <w:right w:type="dxa" w:w="80"/>
+            </w:tcMar>
+            <w:vAlign w:val="center"/>
+          </w:tcPr>
+          <w:p>
+            <w:pPr>
+              <w:spacing w:after="0" w:before="0" w:line="240"/>
+              <w:jc w:val="left"/>
+            </w:pPr>
+            <w:r>
+              <w:rPr>
+                <w:rFonts w:ascii="KoPub돋움체" w:cs="KoPub돋움체" w:eastAsia="KoPub돋움체" w:hAnsi="KoPub돋움체"/>
+                <w:b w:val="false"/>
+                <w:bCs w:val="false"/>
+                <w:sz w:val="16"/>
+                <w:szCs w:val="16"/>
+              </w:rPr>
+              <w:t xml:space="preserve">초기 투입요소–인력</w:t>
+            </w:r>
+          </w:p>
+        </w:tc>
+        <w:tc>
+          <w:tcPr>
+            <w:tcW w:type="dxa" w:w="2150"/>
+            <w:tcBorders>
+              <w:top w:val="single" w:color="9AA8A6" w:sz="4"/>
+              <w:left w:val="single" w:color="9AA8A6" w:sz="4"/>
+              <w:bottom w:val="single" w:color="9AA8A6" w:sz="4"/>
+              <w:right w:val="single" w:color="9AA8A6" w:sz="4"/>
+            </w:tcBorders>
+            <w:tcMar>
+              <w:top w:type="dxa" w:w="40"/>
+              <w:left w:type="dxa" w:w="80"/>
+              <w:bottom w:type="dxa" w:w="40"/>
+              <w:right w:type="dxa" w:w="80"/>
+            </w:tcMar>
+            <w:vAlign w:val="center"/>
+          </w:tcPr>
+          <w:p>
+            <w:pPr>
+              <w:spacing w:after="0" w:before="0" w:line="240"/>
+              <w:jc w:val="left"/>
+            </w:pPr>
+            <w:r>
+              <w:rPr>
+                <w:rFonts w:ascii="KoPub돋움체" w:cs="KoPub돋움체" w:eastAsia="KoPub돋움체" w:hAnsi="KoPub돋움체"/>
+                <w:b w:val="false"/>
+                <w:bCs w:val="false"/>
+                <w:sz w:val="16"/>
+                <w:szCs w:val="16"/>
+              </w:rPr>
+              <w:t xml:space="preserve">고용 환경 개선(C-20)</w:t>
+            </w:r>
+          </w:p>
+        </w:tc>
+        <w:tc>
+          <w:tcPr>
+            <w:tcW w:type="dxa" w:w="2250"/>
+            <w:tcBorders>
+              <w:top w:val="single" w:color="9AA8A6" w:sz="4"/>
+              <w:left w:val="single" w:color="9AA8A6" w:sz="4"/>
+              <w:bottom w:val="single" w:color="9AA8A6" w:sz="4"/>
+              <w:right w:val="single" w:color="9AA8A6" w:sz="4"/>
+            </w:tcBorders>
+            <w:tcMar>
+              <w:top w:type="dxa" w:w="40"/>
+              <w:left w:type="dxa" w:w="80"/>
+              <w:bottom w:type="dxa" w:w="40"/>
+              <w:right w:type="dxa" w:w="80"/>
+            </w:tcMar>
+            <w:vAlign w:val="center"/>
+          </w:tcPr>
+          <w:p>
+            <w:pPr>
+              <w:spacing w:after="0" w:before="0" w:line="240"/>
+              <w:jc w:val="left"/>
+            </w:pPr>
+            <w:r>
+              <w:rPr>
+                <w:rFonts w:ascii="KoPub돋움체" w:cs="KoPub돋움체" w:eastAsia="KoPub돋움체" w:hAnsi="KoPub돋움체"/>
+                <w:b w:val="false"/>
+                <w:bCs w:val="false"/>
+                <w:sz w:val="16"/>
+                <w:szCs w:val="16"/>
+              </w:rPr>
+              <w:t xml:space="preserve">생산성 향상–작업환경 개선</w:t>
+            </w:r>
+          </w:p>
+        </w:tc>
+        <w:tc>
+          <w:tcPr>
+            <w:tcW w:type="dxa" w:w="1606"/>
+            <w:tcBorders>
+              <w:top w:val="single" w:color="9AA8A6" w:sz="4"/>
+              <w:left w:val="single" w:color="9AA8A6" w:sz="4"/>
+              <w:bottom w:val="single" w:color="9AA8A6" w:sz="4"/>
+              <w:right w:val="single" w:color="9AA8A6" w:sz="4"/>
+            </w:tcBorders>
+            <w:tcMar>
+              <w:top w:type="dxa" w:w="40"/>
+              <w:left w:type="dxa" w:w="80"/>
+              <w:bottom w:type="dxa" w:w="40"/>
+              <w:right w:type="dxa" w:w="80"/>
+            </w:tcMar>
+            <w:vAlign w:val="center"/>
+          </w:tcPr>
+          <w:p>
+            <w:pPr>
+              <w:spacing w:after="0" w:before="0" w:line="240"/>
+              <w:jc w:val="left"/>
+            </w:pPr>
+            <w:r>
+              <w:rPr>
+                <w:rFonts w:ascii="KoPub돋움체" w:cs="KoPub돋움체" w:eastAsia="KoPub돋움체" w:hAnsi="KoPub돋움체"/>
+                <w:b w:val="false"/>
+                <w:bCs w:val="false"/>
+                <w:sz w:val="16"/>
+                <w:szCs w:val="16"/>
+              </w:rPr>
+              <w:t xml:space="preserve">인력·기타</w:t>
+            </w:r>
+          </w:p>
+        </w:tc>
+      </w:tr>
+      <w:tr>
+        <w:trPr>
+          <w:cantSplit/>
+        </w:trPr>
+        <w:tc>
+          <w:tcPr>
+            <w:tcW w:type="dxa" w:w="1500"/>
+            <w:tcBorders>
+              <w:top w:val="single" w:color="9AA8A6" w:sz="4"/>
+              <w:left w:val="single" w:color="9AA8A6" w:sz="4"/>
+              <w:bottom w:val="single" w:color="9AA8A6" w:sz="4"/>
+              <w:right w:val="single" w:color="9AA8A6" w:sz="4"/>
+            </w:tcBorders>
+            <w:shd w:fill="E8F3F1" w:color="auto" w:val="clear"/>
+            <w:tcMar>
+              <w:top w:type="dxa" w:w="40"/>
+              <w:left w:type="dxa" w:w="80"/>
+              <w:bottom w:type="dxa" w:w="40"/>
+              <w:right w:type="dxa" w:w="80"/>
+            </w:tcMar>
+            <w:vAlign w:val="center"/>
+          </w:tcPr>
+          <w:p>
+            <w:pPr>
+              <w:spacing w:after="0" w:before="0" w:line="240"/>
+              <w:jc w:val="left"/>
+            </w:pPr>
+            <w:r>
+              <w:rPr>
+                <w:rFonts w:ascii="KoPub돋움체" w:cs="KoPub돋움체" w:eastAsia="KoPub돋움체" w:hAnsi="KoPub돋움체"/>
+                <w:b/>
+                <w:bCs/>
+                <w:sz w:val="16"/>
+                <w:szCs w:val="16"/>
+              </w:rPr>
+              <w:t xml:space="preserve">G1 경영역량 강화·판로 확대</w:t>
+            </w:r>
+          </w:p>
+        </w:tc>
+        <w:tc>
+          <w:tcPr>
+            <w:tcW w:type="dxa" w:w="1600"/>
+            <w:tcBorders>
+              <w:top w:val="single" w:color="9AA8A6" w:sz="4"/>
+              <w:left w:val="single" w:color="9AA8A6" w:sz="4"/>
+              <w:bottom w:val="single" w:color="9AA8A6" w:sz="4"/>
+              <w:right w:val="single" w:color="9AA8A6" w:sz="4"/>
+            </w:tcBorders>
+            <w:tcMar>
+              <w:top w:type="dxa" w:w="40"/>
+              <w:left w:type="dxa" w:w="80"/>
+              <w:bottom w:type="dxa" w:w="40"/>
+              <w:right w:type="dxa" w:w="80"/>
+            </w:tcMar>
+            <w:vAlign w:val="center"/>
+          </w:tcPr>
+          <w:p>
+            <w:pPr>
+              <w:spacing w:after="0" w:before="0" w:line="240"/>
+              <w:jc w:val="left"/>
+            </w:pPr>
+            <w:r>
+              <w:rPr>
+                <w:rFonts w:ascii="KoPub돋움체" w:cs="KoPub돋움체" w:eastAsia="KoPub돋움체" w:hAnsi="KoPub돋움체"/>
+                <w:b w:val="false"/>
+                <w:bCs w:val="false"/>
+                <w:sz w:val="16"/>
+                <w:szCs w:val="16"/>
+              </w:rPr>
+              <w:t xml:space="preserve">운영–경영컨설팅·홍보, 시장매칭–내수</w:t>
+            </w:r>
+          </w:p>
+        </w:tc>
+        <w:tc>
+          <w:tcPr>
+            <w:tcW w:type="dxa" w:w="2150"/>
+            <w:tcBorders>
+              <w:top w:val="single" w:color="9AA8A6" w:sz="4"/>
+              <w:left w:val="single" w:color="9AA8A6" w:sz="4"/>
+              <w:bottom w:val="single" w:color="9AA8A6" w:sz="4"/>
+              <w:right w:val="single" w:color="9AA8A6" w:sz="4"/>
+            </w:tcBorders>
+            <w:tcMar>
+              <w:top w:type="dxa" w:w="40"/>
+              <w:left w:type="dxa" w:w="80"/>
+              <w:bottom w:type="dxa" w:w="40"/>
+              <w:right w:type="dxa" w:w="80"/>
+            </w:tcMar>
+            <w:vAlign w:val="center"/>
+          </w:tcPr>
+          <w:p>
+            <w:pPr>
+              <w:spacing w:after="0" w:before="0" w:line="240"/>
+              <w:jc w:val="left"/>
+            </w:pPr>
+            <w:r>
+              <w:rPr>
+                <w:rFonts w:ascii="KoPub돋움체" w:cs="KoPub돋움체" w:eastAsia="KoPub돋움체" w:hAnsi="KoPub돋움체"/>
+                <w:b w:val="false"/>
+                <w:bCs w:val="false"/>
+                <w:sz w:val="16"/>
+                <w:szCs w:val="16"/>
+              </w:rPr>
+              <w:t xml:space="preserve">경영 혁신 역량 제고(B-10): 지식·정보(C-02), 판로 개척(C-06), 정보화(C-07), 재창업·사업전환(C-22); 협업·상생(B-70); 지역경제(B-80)</w:t>
+            </w:r>
+          </w:p>
+        </w:tc>
+        <w:tc>
+          <w:tcPr>
+            <w:tcW w:type="dxa" w:w="2250"/>
+            <w:tcBorders>
+              <w:top w:val="single" w:color="9AA8A6" w:sz="4"/>
+              <w:left w:val="single" w:color="9AA8A6" w:sz="4"/>
+              <w:bottom w:val="single" w:color="9AA8A6" w:sz="4"/>
+              <w:right w:val="single" w:color="9AA8A6" w:sz="4"/>
+            </w:tcBorders>
+            <w:tcMar>
+              <w:top w:type="dxa" w:w="40"/>
+              <w:left w:type="dxa" w:w="80"/>
+              <w:bottom w:type="dxa" w:w="40"/>
+              <w:right w:type="dxa" w:w="80"/>
+            </w:tcMar>
+            <w:vAlign w:val="center"/>
+          </w:tcPr>
+          <w:p>
+            <w:pPr>
+              <w:spacing w:after="0" w:before="0" w:line="240"/>
+              <w:jc w:val="left"/>
+            </w:pPr>
+            <w:r>
+              <w:rPr>
+                <w:rFonts w:ascii="KoPub돋움체" w:cs="KoPub돋움체" w:eastAsia="KoPub돋움체" w:hAnsi="KoPub돋움체"/>
+                <w:b w:val="false"/>
+                <w:bCs w:val="false"/>
+                <w:sz w:val="16"/>
+                <w:szCs w:val="16"/>
+              </w:rPr>
+              <w:t xml:space="preserve">생산성 향상–경영기능 개선; 판로 지원–공공조달·내수·하도급 협상력·정보비대칭; 전환 지원(퇴출·재창업)</w:t>
+            </w:r>
+          </w:p>
+        </w:tc>
+        <w:tc>
+          <w:tcPr>
+            <w:tcW w:type="dxa" w:w="1606"/>
+            <w:tcBorders>
+              <w:top w:val="single" w:color="9AA8A6" w:sz="4"/>
+              <w:left w:val="single" w:color="9AA8A6" w:sz="4"/>
+              <w:bottom w:val="single" w:color="9AA8A6" w:sz="4"/>
+              <w:right w:val="single" w:color="9AA8A6" w:sz="4"/>
+            </w:tcBorders>
+            <w:tcMar>
+              <w:top w:type="dxa" w:w="40"/>
+              <w:left w:type="dxa" w:w="80"/>
+              <w:bottom w:type="dxa" w:w="40"/>
+              <w:right w:type="dxa" w:w="80"/>
+            </w:tcMar>
+            <w:vAlign w:val="center"/>
+          </w:tcPr>
+          <w:p>
+            <w:pPr>
+              <w:spacing w:after="0" w:before="0" w:line="240"/>
+              <w:jc w:val="left"/>
+            </w:pPr>
+            <w:r>
+              <w:rPr>
+                <w:rFonts w:ascii="KoPub돋움체" w:cs="KoPub돋움체" w:eastAsia="KoPub돋움체" w:hAnsi="KoPub돋움체"/>
+                <w:b w:val="false"/>
+                <w:bCs w:val="false"/>
+                <w:sz w:val="16"/>
+                <w:szCs w:val="16"/>
+              </w:rPr>
+              <w:t xml:space="preserve">경영·내수</w:t>
+            </w:r>
+          </w:p>
+        </w:tc>
+      </w:tr>
+      <w:tr>
+        <w:trPr>
+          <w:cantSplit/>
+        </w:trPr>
+        <w:tc>
+          <w:tcPr>
+            <w:tcW w:type="dxa" w:w="1500"/>
+            <w:tcBorders>
+              <w:top w:val="single" w:color="9AA8A6" w:sz="4"/>
+              <w:left w:val="single" w:color="9AA8A6" w:sz="4"/>
+              <w:bottom w:val="single" w:color="9AA8A6" w:sz="4"/>
+              <w:right w:val="single" w:color="9AA8A6" w:sz="4"/>
+            </w:tcBorders>
+            <w:shd w:fill="E8F3F1" w:color="auto" w:val="clear"/>
+            <w:tcMar>
+              <w:top w:type="dxa" w:w="40"/>
+              <w:left w:type="dxa" w:w="80"/>
+              <w:bottom w:type="dxa" w:w="40"/>
+              <w:right w:type="dxa" w:w="80"/>
+            </w:tcMar>
+            <w:vAlign w:val="center"/>
+          </w:tcPr>
+          <w:p>
+            <w:pPr>
+              <w:spacing w:after="0" w:before="0" w:line="240"/>
+              <w:jc w:val="left"/>
+            </w:pPr>
+            <w:r>
+              <w:rPr>
+                <w:rFonts w:ascii="KoPub돋움체" w:cs="KoPub돋움체" w:eastAsia="KoPub돋움체" w:hAnsi="KoPub돋움체"/>
+                <w:b/>
+                <w:bCs/>
+                <w:sz w:val="16"/>
+                <w:szCs w:val="16"/>
+              </w:rPr>
+              <w:t xml:space="preserve">G2 디자인 혁신 지원</w:t>
+            </w:r>
+          </w:p>
+        </w:tc>
+        <w:tc>
+          <w:tcPr>
+            <w:tcW w:type="dxa" w:w="1600"/>
+            <w:tcBorders>
+              <w:top w:val="single" w:color="9AA8A6" w:sz="4"/>
+              <w:left w:val="single" w:color="9AA8A6" w:sz="4"/>
+              <w:bottom w:val="single" w:color="9AA8A6" w:sz="4"/>
+              <w:right w:val="single" w:color="9AA8A6" w:sz="4"/>
+            </w:tcBorders>
+            <w:tcMar>
+              <w:top w:type="dxa" w:w="40"/>
+              <w:left w:type="dxa" w:w="80"/>
+              <w:bottom w:type="dxa" w:w="40"/>
+              <w:right w:type="dxa" w:w="80"/>
+            </w:tcMar>
+            <w:vAlign w:val="center"/>
+          </w:tcPr>
+          <w:p>
+            <w:pPr>
+              <w:spacing w:after="0" w:before="0" w:line="240"/>
+              <w:jc w:val="left"/>
+            </w:pPr>
+            <w:r>
+              <w:rPr>
+                <w:rFonts w:ascii="KoPub돋움체" w:cs="KoPub돋움체" w:eastAsia="KoPub돋움체" w:hAnsi="KoPub돋움체"/>
+                <w:b w:val="false"/>
+                <w:bCs w:val="false"/>
+                <w:sz w:val="16"/>
+                <w:szCs w:val="16"/>
+              </w:rPr>
+              <w:t xml:space="preserve">운영–상품화/사업화</w:t>
+            </w:r>
+          </w:p>
+        </w:tc>
+        <w:tc>
+          <w:tcPr>
+            <w:tcW w:type="dxa" w:w="2150"/>
+            <w:tcBorders>
+              <w:top w:val="single" w:color="9AA8A6" w:sz="4"/>
+              <w:left w:val="single" w:color="9AA8A6" w:sz="4"/>
+              <w:bottom w:val="single" w:color="9AA8A6" w:sz="4"/>
+              <w:right w:val="single" w:color="9AA8A6" w:sz="4"/>
+            </w:tcBorders>
+            <w:tcMar>
+              <w:top w:type="dxa" w:w="40"/>
+              <w:left w:type="dxa" w:w="80"/>
+              <w:bottom w:type="dxa" w:w="40"/>
+              <w:right w:type="dxa" w:w="80"/>
+            </w:tcMar>
+            <w:vAlign w:val="center"/>
+          </w:tcPr>
+          <w:p>
+            <w:pPr>
+              <w:spacing w:after="0" w:before="0" w:line="240"/>
+              <w:jc w:val="left"/>
+            </w:pPr>
+            <w:r>
+              <w:rPr>
+                <w:rFonts w:ascii="KoPub돋움체" w:cs="KoPub돋움체" w:eastAsia="KoPub돋움체" w:hAnsi="KoPub돋움체"/>
+                <w:b w:val="false"/>
+                <w:bCs w:val="false"/>
+                <w:sz w:val="16"/>
+                <w:szCs w:val="16"/>
+              </w:rPr>
+              <w:t xml:space="preserve">경영 혁신 역량 제고(B-10): 상품화</w:t>
+            </w:r>
+          </w:p>
+        </w:tc>
+        <w:tc>
+          <w:tcPr>
+            <w:tcW w:type="dxa" w:w="2250"/>
+            <w:tcBorders>
+              <w:top w:val="single" w:color="9AA8A6" w:sz="4"/>
+              <w:left w:val="single" w:color="9AA8A6" w:sz="4"/>
+              <w:bottom w:val="single" w:color="9AA8A6" w:sz="4"/>
+              <w:right w:val="single" w:color="9AA8A6" w:sz="4"/>
+            </w:tcBorders>
+            <w:tcMar>
+              <w:top w:type="dxa" w:w="40"/>
+              <w:left w:type="dxa" w:w="80"/>
+              <w:bottom w:type="dxa" w:w="40"/>
+              <w:right w:type="dxa" w:w="80"/>
+            </w:tcMar>
+            <w:vAlign w:val="center"/>
+          </w:tcPr>
+          <w:p>
+            <w:pPr>
+              <w:spacing w:after="0" w:before="0" w:line="240"/>
+              <w:jc w:val="left"/>
+            </w:pPr>
+            <w:r>
+              <w:rPr>
+                <w:rFonts w:ascii="KoPub돋움체" w:cs="KoPub돋움체" w:eastAsia="KoPub돋움체" w:hAnsi="KoPub돋움체"/>
+                <w:b w:val="false"/>
+                <w:bCs w:val="false"/>
+                <w:sz w:val="16"/>
+                <w:szCs w:val="16"/>
+              </w:rPr>
+              <w:t xml:space="preserve">생산성 향상–경영기능 개선</w:t>
+            </w:r>
+          </w:p>
+        </w:tc>
+        <w:tc>
+          <w:tcPr>
+            <w:tcW w:type="dxa" w:w="1606"/>
+            <w:tcBorders>
+              <w:top w:val="single" w:color="9AA8A6" w:sz="4"/>
+              <w:left w:val="single" w:color="9AA8A6" w:sz="4"/>
+              <w:bottom w:val="single" w:color="9AA8A6" w:sz="4"/>
+              <w:right w:val="single" w:color="9AA8A6" w:sz="4"/>
+            </w:tcBorders>
+            <w:tcMar>
+              <w:top w:type="dxa" w:w="40"/>
+              <w:left w:type="dxa" w:w="80"/>
+              <w:bottom w:type="dxa" w:w="40"/>
+              <w:right w:type="dxa" w:w="80"/>
+            </w:tcMar>
+            <w:vAlign w:val="center"/>
+          </w:tcPr>
+          <w:p>
+            <w:pPr>
+              <w:spacing w:after="0" w:before="0" w:line="240"/>
+              <w:jc w:val="left"/>
+            </w:pPr>
+            <w:r>
+              <w:rPr>
+                <w:rFonts w:ascii="KoPub돋움체" w:cs="KoPub돋움체" w:eastAsia="KoPub돋움체" w:hAnsi="KoPub돋움체"/>
+                <w:b w:val="false"/>
+                <w:bCs w:val="false"/>
+                <w:sz w:val="16"/>
+                <w:szCs w:val="16"/>
+              </w:rPr>
+              <w:t xml:space="preserve">경영</w:t>
+            </w:r>
+          </w:p>
+        </w:tc>
+      </w:tr>
+    </w:tbl>
+    <w:p>
+      <w:pPr>
+        <w:spacing w:after="0" w:before="0" w:line="260"/>
+        <w:ind w:left="200"/>
+      </w:pPr>
+      <w:r>
+        <w:rPr>
+          <w:rFonts w:ascii="KoPub돋움체" w:cs="KoPub돋움체" w:eastAsia="KoPub돋움체" w:hAnsi="KoPub돋움체"/>
+          <w:b w:val="false"/>
+          <w:bCs w:val="false"/>
+          <w:color w:val="444444"/>
+          <w:sz w:val="17"/>
+          <w:szCs w:val="17"/>
+        </w:rPr>
+        <w:t xml:space="preserve">* 주: 1) 김희선(2017)의 B·C 코드는 각각 중위·하위 정책목적, Z 코드는 지원형태</w:t>
+      </w:r>
+    </w:p>
+    <w:p>
+      <w:pPr>
+        <w:spacing w:after="160" w:before="0" w:line="260"/>
+        <w:ind w:left="200"/>
+      </w:pPr>
+      <w:r>
+        <w:rPr>
+          <w:rFonts w:ascii="KoPub돋움체" w:cs="KoPub돋움체" w:eastAsia="KoPub돋움체" w:hAnsi="KoPub돋움체"/>
+          <w:b w:val="false"/>
+          <w:bCs w:val="false"/>
+          <w:color w:val="444444"/>
+          <w:sz w:val="17"/>
+          <w:szCs w:val="17"/>
+        </w:rPr>
+        <w:t xml:space="preserve">     2) 협업·상생(B-70), 지역경제(B-80), 공공조달·하도급은 지원대상(T1·T8)·지원내용(K2·K3) 유형으로 식별. 조세감면·규제·조달 등 비재정 수단은 범위 밖</w:t>
       </w:r>
     </w:p>
     <w:sectPr>
